--- a/docs/Script.docx
+++ b/docs/Script.docx
@@ -1468,7 +1468,54 @@
         </w:numPr>
       </w:pPr>
       <w:r>
-        <w:t>Maybe move from sc2 to like bf or pubg or smth u actually familiar with</w:t>
+        <w:t xml:space="preserve">Maybe move from sc2 to like bf or </w:t>
+      </w:r>
+      <w:proofErr w:type="spellStart"/>
+      <w:r>
+        <w:t>pubg</w:t>
+      </w:r>
+      <w:proofErr w:type="spellEnd"/>
+      <w:r>
+        <w:t xml:space="preserve"> or </w:t>
+      </w:r>
+      <w:proofErr w:type="spellStart"/>
+      <w:r>
+        <w:t>smth</w:t>
+      </w:r>
+      <w:proofErr w:type="spellEnd"/>
+      <w:r>
+        <w:t xml:space="preserve"> u </w:t>
+      </w:r>
+      <w:proofErr w:type="gramStart"/>
+      <w:r>
+        <w:t>actually familiar</w:t>
+      </w:r>
+      <w:proofErr w:type="gramEnd"/>
+      <w:r>
+        <w:t xml:space="preserve"> with</w:t>
+      </w:r>
+      <w:r>
+        <w:t>, helldivers?</w:t>
+      </w:r>
+    </w:p>
+    <w:p>
+      <w:pPr>
+        <w:pStyle w:val="ListParagraph"/>
+        <w:numPr>
+          <w:ilvl w:val="0"/>
+          <w:numId w:val="33"/>
+        </w:numPr>
+      </w:pPr>
+      <w:r>
+        <w:t xml:space="preserve">Intro still </w:t>
+      </w:r>
+      <w:proofErr w:type="spellStart"/>
+      <w:r>
+        <w:t>lowk</w:t>
+      </w:r>
+      <w:proofErr w:type="spellEnd"/>
+      <w:r>
+        <w:t xml:space="preserve"> blows</w:t>
       </w:r>
     </w:p>
     <w:p>
@@ -1520,7 +1567,6 @@
         </w:numPr>
       </w:pPr>
       <w:r>
-        <w:lastRenderedPageBreak/>
         <w:t>Echo chamber effect</w:t>
       </w:r>
     </w:p>
@@ -1562,6 +1608,18 @@
     </w:p>
     <w:p>
       <w:pPr>
+        <w:pStyle w:val="ListParagraph"/>
+        <w:numPr>
+          <w:ilvl w:val="0"/>
+          <w:numId w:val="2"/>
+        </w:numPr>
+      </w:pPr>
+      <w:r>
+        <w:t xml:space="preserve">Fear of abandonment  </w:t>
+      </w:r>
+    </w:p>
+    <w:p>
+      <w:pPr>
         <w:pStyle w:val="Heading2"/>
       </w:pPr>
       <w:bookmarkStart w:id="2" w:name="_Toc216793239"/>
@@ -1626,6 +1684,7 @@
       <w:bookmarkStart w:id="4" w:name="_Toc216793240"/>
       <w:bookmarkEnd w:id="3"/>
       <w:r>
+        <w:lastRenderedPageBreak/>
         <w:t>Characters</w:t>
       </w:r>
       <w:r>
@@ -1639,10 +1698,12 @@
         <w:ind w:left="720"/>
       </w:pPr>
       <w:bookmarkStart w:id="5" w:name="_Toc216793241"/>
+      <w:proofErr w:type="spellStart"/>
       <w:r>
         <w:t>Main_hero</w:t>
       </w:r>
       <w:bookmarkEnd w:id="5"/>
+      <w:proofErr w:type="spellEnd"/>
     </w:p>
     <w:p>
       <w:pPr>
@@ -1671,7 +1732,15 @@
         <w:t xml:space="preserve"> of a story, a</w:t>
       </w:r>
       <w:r>
-        <w:t xml:space="preserve"> guy who doesn’t have a real life and spends all his time on The Forum</w:t>
+        <w:t xml:space="preserve"> guy who doesn’t have </w:t>
+      </w:r>
+      <w:proofErr w:type="gramStart"/>
+      <w:r>
+        <w:t>a real</w:t>
+      </w:r>
+      <w:proofErr w:type="gramEnd"/>
+      <w:r>
+        <w:t xml:space="preserve"> life and spends all his time on The Forum</w:t>
       </w:r>
     </w:p>
     <w:p>
@@ -1721,11 +1790,21 @@
       <w:r>
         <w:t xml:space="preserve">subforum where he is a </w:t>
       </w:r>
+      <w:proofErr w:type="gramStart"/>
       <w:r>
         <w:t>laughing stock</w:t>
       </w:r>
-      <w:r>
-        <w:t>. But he still counts them all as friends cuz he doesn’t have anyone else</w:t>
+      <w:proofErr w:type="gramEnd"/>
+      <w:r>
+        <w:t xml:space="preserve">. But he still counts them all as friends </w:t>
+      </w:r>
+      <w:proofErr w:type="spellStart"/>
+      <w:r>
+        <w:t>cuz</w:t>
+      </w:r>
+      <w:proofErr w:type="spellEnd"/>
+      <w:r>
+        <w:t xml:space="preserve"> he doesn’t have anyone else</w:t>
       </w:r>
     </w:p>
     <w:p>
@@ -1776,7 +1855,20 @@
         <w:t xml:space="preserve">Delusions of his achievements and skills, thinks his ability </w:t>
       </w:r>
       <w:r>
-        <w:t xml:space="preserve">in the sc2 </w:t>
+        <w:t xml:space="preserve">in </w:t>
+      </w:r>
+      <w:proofErr w:type="gramStart"/>
+      <w:r>
+        <w:t xml:space="preserve">the </w:t>
+      </w:r>
+      <w:proofErr w:type="spellStart"/>
+      <w:r>
+        <w:t>cyberdivers</w:t>
+      </w:r>
+      <w:proofErr w:type="spellEnd"/>
+      <w:proofErr w:type="gramEnd"/>
+      <w:r>
+        <w:t xml:space="preserve"> </w:t>
       </w:r>
       <w:r>
         <w:t>is making him special</w:t>
@@ -1826,14 +1918,27 @@
           <w:numId w:val="1"/>
         </w:numPr>
       </w:pPr>
-      <w:r>
-        <w:t xml:space="preserve">Has </w:t>
+      <w:proofErr w:type="gramStart"/>
+      <w:r>
+        <w:t>Has</w:t>
+      </w:r>
+      <w:proofErr w:type="gramEnd"/>
+      <w:r>
+        <w:t xml:space="preserve"> </w:t>
       </w:r>
       <w:r>
         <w:t>10</w:t>
       </w:r>
       <w:r>
-        <w:t>00hours in sc2, but still is bad at the game</w:t>
+        <w:t xml:space="preserve">00hours in </w:t>
+      </w:r>
+      <w:proofErr w:type="spellStart"/>
+      <w:r>
+        <w:t>cyberdivers</w:t>
+      </w:r>
+      <w:proofErr w:type="spellEnd"/>
+      <w:r>
+        <w:t>, but still is bad at the game</w:t>
       </w:r>
     </w:p>
     <w:p>
@@ -1919,8 +2024,13 @@
           <w:numId w:val="1"/>
         </w:numPr>
       </w:pPr>
-      <w:r>
-        <w:t>Knows internet culture</w:t>
+      <w:proofErr w:type="gramStart"/>
+      <w:r>
+        <w:t>Knows</w:t>
+      </w:r>
+      <w:proofErr w:type="gramEnd"/>
+      <w:r>
+        <w:t xml:space="preserve"> internet culture</w:t>
       </w:r>
       <w:r>
         <w:t xml:space="preserve"> </w:t>
@@ -1934,9 +2044,13 @@
           <w:numId w:val="1"/>
         </w:numPr>
       </w:pPr>
-      <w:r>
-        <w:lastRenderedPageBreak/>
-        <w:t>Spends a lot of time online</w:t>
+      <w:proofErr w:type="gramStart"/>
+      <w:r>
+        <w:t>Spends</w:t>
+      </w:r>
+      <w:proofErr w:type="gramEnd"/>
+      <w:r>
+        <w:t xml:space="preserve"> a lot of time online</w:t>
       </w:r>
     </w:p>
     <w:p>
@@ -1948,7 +2062,43 @@
         </w:numPr>
       </w:pPr>
       <w:r>
-        <w:t>He should be absurdly delusional of every his action, like a comedic relief character is a main hero</w:t>
+        <w:t xml:space="preserve">He should be absurdly delusional </w:t>
+      </w:r>
+      <w:proofErr w:type="gramStart"/>
+      <w:r>
+        <w:t>of</w:t>
+      </w:r>
+      <w:proofErr w:type="gramEnd"/>
+      <w:r>
+        <w:t xml:space="preserve"> </w:t>
+      </w:r>
+      <w:proofErr w:type="gramStart"/>
+      <w:r>
+        <w:t>every his</w:t>
+      </w:r>
+      <w:proofErr w:type="gramEnd"/>
+      <w:r>
+        <w:t xml:space="preserve"> action, like a comedic relief character is a main hero</w:t>
+      </w:r>
+    </w:p>
+    <w:p>
+      <w:pPr>
+        <w:pStyle w:val="ListParagraph"/>
+        <w:numPr>
+          <w:ilvl w:val="2"/>
+          <w:numId w:val="1"/>
+        </w:numPr>
+      </w:pPr>
+      <w:r>
+        <w:t xml:space="preserve">He trapped in the </w:t>
+      </w:r>
+      <w:proofErr w:type="spellStart"/>
+      <w:r>
+        <w:t>cyberdivers</w:t>
+      </w:r>
+      <w:proofErr w:type="spellEnd"/>
+      <w:r>
+        <w:t xml:space="preserve"> community, because he hates being bullied, but at the same time, he is afraid to lose his only “friends”.</w:t>
       </w:r>
     </w:p>
     <w:p>
@@ -2041,7 +2191,23 @@
         <w:t xml:space="preserve">wholelife3 </w:t>
       </w:r>
       <w:r>
-        <w:t>and goes angry, calls them fake cuz he thinks friendships are only like smth he has in sc2 sub, but deep inside he just wishes he had the same</w:t>
+        <w:t xml:space="preserve">and goes angry, calls them fake </w:t>
+      </w:r>
+      <w:proofErr w:type="spellStart"/>
+      <w:r>
+        <w:t>cuz</w:t>
+      </w:r>
+      <w:proofErr w:type="spellEnd"/>
+      <w:r>
+        <w:t xml:space="preserve"> he thinks friendships are only like </w:t>
+      </w:r>
+      <w:proofErr w:type="spellStart"/>
+      <w:r>
+        <w:t>smth</w:t>
+      </w:r>
+      <w:proofErr w:type="spellEnd"/>
+      <w:r>
+        <w:t xml:space="preserve"> he has in sc2 sub, but deep inside he just wishes he had the same</w:t>
       </w:r>
     </w:p>
     <w:p>
@@ -2073,8 +2239,21 @@
       <w:r>
         <w:t xml:space="preserve">website, </w:t>
       </w:r>
-      <w:r>
-        <w:t>tryna remember how did he do it back in a day</w:t>
+      <w:proofErr w:type="spellStart"/>
+      <w:r>
+        <w:t>tryna</w:t>
+      </w:r>
+      <w:proofErr w:type="spellEnd"/>
+      <w:r>
+        <w:t xml:space="preserve"> remember how </w:t>
+      </w:r>
+      <w:proofErr w:type="gramStart"/>
+      <w:r>
+        <w:t>did he do</w:t>
+      </w:r>
+      <w:proofErr w:type="gramEnd"/>
+      <w:r>
+        <w:t xml:space="preserve"> it back in a day</w:t>
       </w:r>
     </w:p>
     <w:p>
@@ -2107,7 +2286,15 @@
         </w:numPr>
       </w:pPr>
       <w:r>
-        <w:t>He goes to the wl3 sub and sees that it actually gets raided and feels proud. Finally, he is appreciated.</w:t>
+        <w:t xml:space="preserve">He goes to the wl3 sub and sees that it </w:t>
+      </w:r>
+      <w:proofErr w:type="gramStart"/>
+      <w:r>
+        <w:t>actually gets</w:t>
+      </w:r>
+      <w:proofErr w:type="gramEnd"/>
+      <w:r>
+        <w:t xml:space="preserve"> raided and feels proud. Finally, he is appreciated.</w:t>
       </w:r>
     </w:p>
     <w:p>
@@ -2158,7 +2345,15 @@
         <w:t>R</w:t>
       </w:r>
       <w:r>
-        <w:t>ealization hits him. He admits he is doing bullshit for validation like wasting 1k hours in sc2 or hacking subforums. He is also admitting that he tries to convince people around him that he is the best of them while knowing that he is absolutely not. All he wants is some friends to spend time with and he wants to convince people that he is not some useless punk.</w:t>
+        <w:t xml:space="preserve">ealization hits him. He admits he is doing bullshit for validation like wasting 1k hours in sc2 or hacking subforums. He is also admitting that he tries to convince people around him that he is the best of them while knowing that he is </w:t>
+      </w:r>
+      <w:proofErr w:type="gramStart"/>
+      <w:r>
+        <w:t>absolutely not</w:t>
+      </w:r>
+      <w:proofErr w:type="gramEnd"/>
+      <w:r>
+        <w:t>. All he wants is some friends to spend time with and he wants to convince people that he is not some useless punk.</w:t>
       </w:r>
     </w:p>
     <w:p>
@@ -2230,7 +2425,6 @@
         </w:numPr>
       </w:pPr>
       <w:r>
-        <w:lastRenderedPageBreak/>
         <w:t>“Oh wow”</w:t>
       </w:r>
     </w:p>
@@ -2279,7 +2473,27 @@
         </w:numPr>
       </w:pPr>
       <w:r>
-        <w:t>Gene Cousinou (Barry)</w:t>
+        <w:t xml:space="preserve">Gene </w:t>
+      </w:r>
+      <w:proofErr w:type="spellStart"/>
+      <w:r>
+        <w:t>Cousinou</w:t>
+      </w:r>
+      <w:proofErr w:type="spellEnd"/>
+      <w:r>
+        <w:t xml:space="preserve"> (Barry)</w:t>
+      </w:r>
+    </w:p>
+    <w:p>
+      <w:pPr>
+        <w:pStyle w:val="ListParagraph"/>
+        <w:numPr>
+          <w:ilvl w:val="2"/>
+          <w:numId w:val="1"/>
+        </w:numPr>
+      </w:pPr>
+      <w:r>
+        <w:t>Jamie Miller (Adolescence)</w:t>
       </w:r>
     </w:p>
     <w:p>
@@ -2305,13 +2519,45 @@
         </w:numPr>
       </w:pPr>
       <w:r>
-        <w:t xml:space="preserve">First main_hero develops an exact copy of the The Forum login page, post page and server side. During phishing attack, main_hero will ask an admin of the </w:t>
-      </w:r>
-      <w:r>
-        <w:t>wholelife3</w:t>
-      </w:r>
-      <w:r>
-        <w:t xml:space="preserve"> to check out the post, saying it’s should be taken down for inappropriate content. </w:t>
+        <w:t xml:space="preserve">First </w:t>
+      </w:r>
+      <w:proofErr w:type="spellStart"/>
+      <w:r>
+        <w:t>main_hero</w:t>
+      </w:r>
+      <w:proofErr w:type="spellEnd"/>
+      <w:r>
+        <w:t xml:space="preserve"> develops an exact copy of the </w:t>
+      </w:r>
+      <w:proofErr w:type="spellStart"/>
+      <w:r>
+        <w:t>The</w:t>
+      </w:r>
+      <w:proofErr w:type="spellEnd"/>
+      <w:r>
+        <w:t xml:space="preserve"> Forum login page, post page and server side. During phishing attack, </w:t>
+      </w:r>
+      <w:proofErr w:type="spellStart"/>
+      <w:r>
+        <w:t>main_hero</w:t>
+      </w:r>
+      <w:proofErr w:type="spellEnd"/>
+      <w:r>
+        <w:t xml:space="preserve"> will ask an admin of the </w:t>
+      </w:r>
+      <w:r>
+        <w:t>cycle</w:t>
+      </w:r>
+      <w:r>
+        <w:t xml:space="preserve"> to check out the post, saying </w:t>
+      </w:r>
+      <w:proofErr w:type="gramStart"/>
+      <w:r>
+        <w:t>it’s should be</w:t>
+      </w:r>
+      <w:proofErr w:type="gramEnd"/>
+      <w:r>
+        <w:t xml:space="preserve"> taken down for inappropriate content. </w:t>
       </w:r>
     </w:p>
     <w:p>
@@ -2323,7 +2569,39 @@
         </w:numPr>
       </w:pPr>
       <w:r>
-        <w:t>Admin will see the fake post, will try to delete it, but delete action will redirect him to the fake login page. Admin will login, and proceed to remove non-existent post on the fake page. His creds will be send to the server</w:t>
+        <w:t xml:space="preserve">Admin will see the fake post, will try to delete it, but </w:t>
+      </w:r>
+      <w:proofErr w:type="gramStart"/>
+      <w:r>
+        <w:t>delete</w:t>
+      </w:r>
+      <w:proofErr w:type="gramEnd"/>
+      <w:r>
+        <w:t xml:space="preserve"> action will redirect him to the fake login page. Admin will </w:t>
+      </w:r>
+      <w:proofErr w:type="gramStart"/>
+      <w:r>
+        <w:t>login, and</w:t>
+      </w:r>
+      <w:proofErr w:type="gramEnd"/>
+      <w:r>
+        <w:t xml:space="preserve"> proceed to remove non-existent </w:t>
+      </w:r>
+      <w:proofErr w:type="gramStart"/>
+      <w:r>
+        <w:t>post</w:t>
+      </w:r>
+      <w:proofErr w:type="gramEnd"/>
+      <w:r>
+        <w:t xml:space="preserve"> on the fake page. His creds will be </w:t>
+      </w:r>
+      <w:proofErr w:type="gramStart"/>
+      <w:r>
+        <w:t>send</w:t>
+      </w:r>
+      <w:proofErr w:type="gramEnd"/>
+      <w:r>
+        <w:t xml:space="preserve"> to the server</w:t>
       </w:r>
       <w:r>
         <w:t>.</w:t>
@@ -2338,8 +2616,21 @@
         </w:numPr>
       </w:pPr>
       <w:r>
-        <w:t>After main_hero obtains the creds</w:t>
-      </w:r>
+        <w:t xml:space="preserve">After </w:t>
+      </w:r>
+      <w:proofErr w:type="spellStart"/>
+      <w:r>
+        <w:t>main_hero</w:t>
+      </w:r>
+      <w:proofErr w:type="spellEnd"/>
+      <w:r>
+        <w:t xml:space="preserve"> obtains the </w:t>
+      </w:r>
+      <w:proofErr w:type="gramStart"/>
+      <w:r>
+        <w:t>creds</w:t>
+      </w:r>
+      <w:proofErr w:type="gramEnd"/>
       <w:r>
         <w:t>, he waits till the night and</w:t>
       </w:r>
@@ -2353,19 +2644,48 @@
         <w:t>login</w:t>
       </w:r>
       <w:r>
-        <w:t xml:space="preserve"> into ur account. Main_hero</w:t>
-      </w:r>
+        <w:t xml:space="preserve"> into </w:t>
+      </w:r>
+      <w:proofErr w:type="spellStart"/>
+      <w:r>
+        <w:t>ur</w:t>
+      </w:r>
+      <w:proofErr w:type="spellEnd"/>
+      <w:r>
+        <w:t xml:space="preserve"> account. </w:t>
+      </w:r>
+      <w:proofErr w:type="spellStart"/>
+      <w:r>
+        <w:t>Main_hero</w:t>
+      </w:r>
+      <w:proofErr w:type="spellEnd"/>
       <w:r>
         <w:t xml:space="preserve"> first</w:t>
       </w:r>
       <w:r>
-        <w:t xml:space="preserve"> has to </w:t>
+        <w:t xml:space="preserve"> </w:t>
+      </w:r>
+      <w:proofErr w:type="gramStart"/>
+      <w:r>
+        <w:t>has to</w:t>
+      </w:r>
+      <w:proofErr w:type="gramEnd"/>
+      <w:r>
+        <w:t xml:space="preserve"> </w:t>
       </w:r>
       <w:r>
         <w:t xml:space="preserve">demote all the mods on this subforum. Then he will transfer the ownership of this subforum to the burner account. After that, he’ll let </w:t>
       </w:r>
-      <w:r>
-        <w:t>sc2 that he owns the sub now and they can flood it with whatever they want</w:t>
+      <w:proofErr w:type="spellStart"/>
+      <w:r>
+        <w:t>cyberdivers</w:t>
+      </w:r>
+      <w:proofErr w:type="spellEnd"/>
+      <w:r>
+        <w:t xml:space="preserve"> know</w:t>
+      </w:r>
+      <w:r>
+        <w:t xml:space="preserve"> that he owns the sub now and they can flood it with whatever they want</w:t>
       </w:r>
     </w:p>
     <w:p>
@@ -2376,17 +2696,22 @@
           <w:numId w:val="1"/>
         </w:numPr>
       </w:pPr>
-      <w:r>
-        <w:t xml:space="preserve">Strikecountries2 </w:t>
+      <w:proofErr w:type="spellStart"/>
+      <w:r>
+        <w:t>Cyberdivers</w:t>
+      </w:r>
+      <w:proofErr w:type="spellEnd"/>
+      <w:r>
+        <w:t xml:space="preserve"> </w:t>
       </w:r>
       <w:r>
         <w:t xml:space="preserve">subforum followers will raid the </w:t>
       </w:r>
       <w:r>
-        <w:t>wholelife</w:t>
-      </w:r>
-      <w:r>
-        <w:t>3 and</w:t>
+        <w:t>Zero</w:t>
+      </w:r>
+      <w:r>
+        <w:t xml:space="preserve"> and</w:t>
       </w:r>
       <w:r>
         <w:t xml:space="preserve"> post hundreds of hate posts and comments</w:t>
@@ -2484,7 +2809,6 @@
         </w:numPr>
       </w:pPr>
       <w:r>
-        <w:lastRenderedPageBreak/>
         <w:t>Arc</w:t>
       </w:r>
     </w:p>
@@ -2542,8 +2866,13 @@
         <w:ind w:left="720"/>
       </w:pPr>
       <w:bookmarkStart w:id="8" w:name="_Toc216793243"/>
-      <w:r>
-        <w:t xml:space="preserve">StrikeCountries2 </w:t>
+      <w:proofErr w:type="spellStart"/>
+      <w:r>
+        <w:t>Cyberdivers</w:t>
+      </w:r>
+      <w:proofErr w:type="spellEnd"/>
+      <w:r>
+        <w:t xml:space="preserve"> </w:t>
       </w:r>
       <w:r>
         <w:t>subforum</w:t>
@@ -2613,13 +2942,92 @@
         <w:rPr>
           <w:lang w:val="en-AU"/>
         </w:rPr>
-        <w:t xml:space="preserve"> for the game strike countries 2, where one side plays as any country and plants the bomb and other plays as usa and they try to defuse the bomb</w:t>
+        <w:t xml:space="preserve"> for the game </w:t>
+      </w:r>
+      <w:proofErr w:type="spellStart"/>
+      <w:r>
+        <w:t>Cyberdivers</w:t>
+      </w:r>
+      <w:proofErr w:type="spellEnd"/>
+      <w:r>
+        <w:t xml:space="preserve"> made by Spearhead</w:t>
+      </w:r>
+      <w:r>
+        <w:t xml:space="preserve"> Studios</w:t>
       </w:r>
       <w:r>
         <w:rPr>
           <w:lang w:val="en-AU"/>
         </w:rPr>
-        <w:t xml:space="preserve">. </w:t>
+        <w:t>.</w:t>
+      </w:r>
+      <w:r>
+        <w:rPr>
+          <w:lang w:val="en-AU"/>
+        </w:rPr>
+        <w:t xml:space="preserve"> It’s a horde shooter, where team of 4</w:t>
+      </w:r>
+      <w:r>
+        <w:rPr>
+          <w:lang w:val="en-AU"/>
+        </w:rPr>
+        <w:t xml:space="preserve"> players</w:t>
+      </w:r>
+      <w:r>
+        <w:rPr>
+          <w:lang w:val="en-AU"/>
+        </w:rPr>
+        <w:t xml:space="preserve"> trying to complete mission</w:t>
+      </w:r>
+      <w:r>
+        <w:rPr>
+          <w:lang w:val="en-AU"/>
+        </w:rPr>
+        <w:t xml:space="preserve"> aka fix their app</w:t>
+      </w:r>
+      <w:r>
+        <w:rPr>
+          <w:lang w:val="en-AU"/>
+        </w:rPr>
+        <w:t xml:space="preserve"> against one of three factions:</w:t>
+      </w:r>
+      <w:r>
+        <w:rPr>
+          <w:lang w:val="en-AU"/>
+        </w:rPr>
+        <w:t xml:space="preserve"> AI, bugs, </w:t>
+      </w:r>
+      <w:r>
+        <w:rPr>
+          <w:lang w:val="en-AU"/>
+        </w:rPr>
+        <w:t xml:space="preserve">hackers. AI faction consists of big, powerful, but dumb and small in </w:t>
+      </w:r>
+      <w:proofErr w:type="gramStart"/>
+      <w:r>
+        <w:rPr>
+          <w:lang w:val="en-AU"/>
+        </w:rPr>
+        <w:t>numbers</w:t>
+      </w:r>
+      <w:proofErr w:type="gramEnd"/>
+      <w:r>
+        <w:rPr>
+          <w:lang w:val="en-AU"/>
+        </w:rPr>
+        <w:t xml:space="preserve"> enemies. Bugs are small, big in numbers and popping up everywhere. Hackers are represented as sneaky squids, where tentacles could go through the walls, medium sized enemies and smartest of them all.</w:t>
+      </w:r>
+      <w:r>
+        <w:rPr>
+          <w:lang w:val="en-AU"/>
+        </w:rPr>
+        <w:t xml:space="preserve"> </w:t>
+      </w:r>
+      <w:r>
+        <w:rPr>
+          <w:lang w:val="en-AU"/>
+        </w:rPr>
+        <w:t xml:space="preserve"> </w:t>
       </w:r>
       <w:r>
         <w:rPr>
@@ -2649,13 +3057,51 @@
         <w:rPr>
           <w:lang w:val="en-AU"/>
         </w:rPr>
-        <w:t xml:space="preserve"> and toxic people.</w:t>
+        <w:t xml:space="preserve"> and toxic </w:t>
       </w:r>
       <w:r>
         <w:rPr>
           <w:lang w:val="en-AU"/>
         </w:rPr>
-        <w:t xml:space="preserve"> Posts are some memes and whines about balance of the guns and maps or cheaters or whatever the fuck else.</w:t>
+        <w:t>competitive gamers</w:t>
+      </w:r>
+      <w:r>
+        <w:rPr>
+          <w:lang w:val="en-AU"/>
+        </w:rPr>
+        <w:t>.</w:t>
+      </w:r>
+      <w:r>
+        <w:rPr>
+          <w:lang w:val="en-AU"/>
+        </w:rPr>
+        <w:t xml:space="preserve"> Posts are some memes and whines about balance of the guns and </w:t>
+      </w:r>
+      <w:proofErr w:type="gramStart"/>
+      <w:r>
+        <w:rPr>
+          <w:lang w:val="en-AU"/>
+        </w:rPr>
+        <w:t>maps</w:t>
+      </w:r>
+      <w:proofErr w:type="gramEnd"/>
+      <w:r>
+        <w:rPr>
+          <w:lang w:val="en-AU"/>
+        </w:rPr>
+        <w:t xml:space="preserve"> or </w:t>
+      </w:r>
+      <w:r>
+        <w:rPr>
+          <w:lang w:val="en-AU"/>
+        </w:rPr>
+        <w:t>faction updates demand</w:t>
+      </w:r>
+      <w:r>
+        <w:rPr>
+          <w:lang w:val="en-AU"/>
+        </w:rPr>
+        <w:t xml:space="preserve"> or whatever the fuck else.</w:t>
       </w:r>
     </w:p>
     <w:p>
@@ -2700,7 +3146,10 @@
         </w:numPr>
       </w:pPr>
       <w:r>
-        <w:t>Good activity</w:t>
+        <w:t>High</w:t>
+      </w:r>
+      <w:r>
+        <w:t xml:space="preserve"> activity</w:t>
       </w:r>
     </w:p>
     <w:p>
@@ -2712,10 +3161,15 @@
         </w:numPr>
       </w:pPr>
       <w:r>
-        <w:t>They have a very toxic chat, where there is nothing but insults, mocking and bullying.</w:t>
-      </w:r>
-      <w:r>
-        <w:t xml:space="preserve"> </w:t>
+        <w:t xml:space="preserve">People have love and hate </w:t>
+      </w:r>
+      <w:proofErr w:type="gramStart"/>
+      <w:r>
+        <w:t>relationship</w:t>
+      </w:r>
+      <w:proofErr w:type="gramEnd"/>
+      <w:r>
+        <w:t xml:space="preserve"> with the game, many play just because sunk cost fallacy.</w:t>
       </w:r>
     </w:p>
     <w:p>
@@ -2727,7 +3181,10 @@
         </w:numPr>
       </w:pPr>
       <w:r>
-        <w:t>The only community main_hero has</w:t>
+        <w:t>They have a very toxic chat, where there is nothing but insults, mocking and bullying.</w:t>
+      </w:r>
+      <w:r>
+        <w:t xml:space="preserve"> </w:t>
       </w:r>
     </w:p>
     <w:p>
@@ -2739,7 +3196,15 @@
         </w:numPr>
       </w:pPr>
       <w:r>
-        <w:t>Main_hero played together with some people and they saw how bad he is, so now he is a laughing stock in the chat</w:t>
+        <w:t xml:space="preserve">The only community </w:t>
+      </w:r>
+      <w:proofErr w:type="spellStart"/>
+      <w:r>
+        <w:t>main_hero</w:t>
+      </w:r>
+      <w:proofErr w:type="spellEnd"/>
+      <w:r>
+        <w:t xml:space="preserve"> has</w:t>
       </w:r>
     </w:p>
     <w:p>
@@ -2750,8 +3215,29 @@
           <w:numId w:val="1"/>
         </w:numPr>
       </w:pPr>
-      <w:r>
-        <w:t>Main_hero is quite active in the chat and always tries to prove how good he is</w:t>
+      <w:proofErr w:type="spellStart"/>
+      <w:r>
+        <w:t>Main_hero</w:t>
+      </w:r>
+      <w:proofErr w:type="spellEnd"/>
+      <w:r>
+        <w:t xml:space="preserve"> played together with some </w:t>
+      </w:r>
+      <w:proofErr w:type="gramStart"/>
+      <w:r>
+        <w:t>people</w:t>
+      </w:r>
+      <w:proofErr w:type="gramEnd"/>
+      <w:r>
+        <w:t xml:space="preserve"> and they saw how bad he is, so now he is a </w:t>
+      </w:r>
+      <w:proofErr w:type="gramStart"/>
+      <w:r>
+        <w:t>laughing stock</w:t>
+      </w:r>
+      <w:proofErr w:type="gramEnd"/>
+      <w:r>
+        <w:t xml:space="preserve"> in the chat</w:t>
       </w:r>
     </w:p>
     <w:p>
@@ -2762,8 +3248,50 @@
           <w:numId w:val="1"/>
         </w:numPr>
       </w:pPr>
-      <w:r>
-        <w:t>They have beef with wholelife 3 subforum, because it was released by the same publisher and instead of updates for sc2 they got wl3</w:t>
+      <w:proofErr w:type="spellStart"/>
+      <w:r>
+        <w:t>Main_hero</w:t>
+      </w:r>
+      <w:proofErr w:type="spellEnd"/>
+      <w:r>
+        <w:t xml:space="preserve"> is quite active </w:t>
+      </w:r>
+      <w:proofErr w:type="gramStart"/>
+      <w:r>
+        <w:t>in the chat</w:t>
+      </w:r>
+      <w:proofErr w:type="gramEnd"/>
+      <w:r>
+        <w:t xml:space="preserve"> and always tries to prove how good he is</w:t>
+      </w:r>
+    </w:p>
+    <w:p>
+      <w:pPr>
+        <w:pStyle w:val="ListParagraph"/>
+        <w:numPr>
+          <w:ilvl w:val="2"/>
+          <w:numId w:val="1"/>
+        </w:numPr>
+      </w:pPr>
+      <w:r>
+        <w:t xml:space="preserve">They have beef with </w:t>
+      </w:r>
+      <w:r>
+        <w:t>Zero</w:t>
+      </w:r>
+      <w:r>
+        <w:t xml:space="preserve"> subforum, because it was released by the same publisher and instead of updates for </w:t>
+      </w:r>
+      <w:proofErr w:type="spellStart"/>
+      <w:r>
+        <w:t>cyberdivers</w:t>
+      </w:r>
+      <w:proofErr w:type="spellEnd"/>
+      <w:r>
+        <w:t xml:space="preserve"> they got </w:t>
+      </w:r>
+      <w:r>
+        <w:t>Zero</w:t>
       </w:r>
     </w:p>
     <w:p>
@@ -2787,7 +3315,23 @@
         </w:numPr>
       </w:pPr>
       <w:r>
-        <w:t>They bully main_hero for playing bad in sc2 yet bragging how good he is</w:t>
+        <w:t xml:space="preserve">They bully </w:t>
+      </w:r>
+      <w:proofErr w:type="spellStart"/>
+      <w:r>
+        <w:t>main_hero</w:t>
+      </w:r>
+      <w:proofErr w:type="spellEnd"/>
+      <w:r>
+        <w:t xml:space="preserve"> for playing bad in </w:t>
+      </w:r>
+      <w:proofErr w:type="spellStart"/>
+      <w:r>
+        <w:t>cyberdivers</w:t>
+      </w:r>
+      <w:proofErr w:type="spellEnd"/>
+      <w:r>
+        <w:t xml:space="preserve"> yet bragging how good he is</w:t>
       </w:r>
     </w:p>
     <w:p>
@@ -2799,7 +3343,15 @@
         </w:numPr>
       </w:pPr>
       <w:r>
-        <w:t>After main_hero comes to them</w:t>
+        <w:t xml:space="preserve">After </w:t>
+      </w:r>
+      <w:proofErr w:type="spellStart"/>
+      <w:r>
+        <w:t>main_hero</w:t>
+      </w:r>
+      <w:proofErr w:type="spellEnd"/>
+      <w:r>
+        <w:t xml:space="preserve"> comes to them</w:t>
       </w:r>
       <w:r>
         <w:t xml:space="preserve"> </w:t>
@@ -2820,8 +3372,19 @@
         </w:numPr>
       </w:pPr>
       <w:r>
-        <w:lastRenderedPageBreak/>
         <w:t>Inspirations</w:t>
+      </w:r>
+    </w:p>
+    <w:p>
+      <w:pPr>
+        <w:pStyle w:val="ListParagraph"/>
+        <w:numPr>
+          <w:ilvl w:val="2"/>
+          <w:numId w:val="1"/>
+        </w:numPr>
+      </w:pPr>
+      <w:r>
+        <w:t>Helldivers 2 sub</w:t>
       </w:r>
     </w:p>
     <w:p>
@@ -2864,9 +3427,11 @@
       <w:r>
         <w:t xml:space="preserve"> imaginary friend of </w:t>
       </w:r>
+      <w:proofErr w:type="spellStart"/>
       <w:r>
         <w:t>main_hero</w:t>
       </w:r>
+      <w:proofErr w:type="spellEnd"/>
       <w:r>
         <w:t>, with whom he talks in internal monologues that he writes in the notepad (fake one). Breaks 4</w:t>
       </w:r>
@@ -2990,11 +3555,12 @@
         <w:pStyle w:val="Heading3"/>
         <w:ind w:left="720"/>
       </w:pPr>
-      <w:bookmarkStart w:id="10" w:name="_Toc216793245"/>
-      <w:r>
-        <w:t>Wholelife3</w:t>
-      </w:r>
-      <w:bookmarkEnd w:id="10"/>
+      <w:r>
+        <w:t>Zero</w:t>
+      </w:r>
+      <w:r>
+        <w:t xml:space="preserve"> subforum</w:t>
+      </w:r>
     </w:p>
     <w:p>
       <w:pPr>
@@ -3020,12 +3586,15 @@
         <w:t xml:space="preserve">Subforum dedicated to </w:t>
       </w:r>
       <w:r>
-        <w:t>wholelife 3</w:t>
+        <w:t>Zero</w:t>
       </w:r>
       <w:r>
         <w:t>,</w:t>
       </w:r>
       <w:r>
+        <w:t xml:space="preserve"> </w:t>
+      </w:r>
+      <w:r>
         <w:t xml:space="preserve">recently released </w:t>
       </w:r>
       <w:r>
@@ -3035,13 +3604,49 @@
         <w:t xml:space="preserve">by </w:t>
       </w:r>
       <w:r>
-        <w:t>Spigot</w:t>
+        <w:t>Sp</w:t>
+      </w:r>
+      <w:r>
+        <w:t>earhead Studios</w:t>
       </w:r>
       <w:r>
         <w:t>.</w:t>
       </w:r>
       <w:r>
-        <w:t xml:space="preserve"> Because game doesn’t have pvp, this sub is a lot more peaceful and wholesome. People here share some tips about completing the game, story discussions and memes.</w:t>
+        <w:t xml:space="preserve"> Story is set in the same universe as </w:t>
+      </w:r>
+      <w:proofErr w:type="spellStart"/>
+      <w:r>
+        <w:t>Cyberdivers</w:t>
+      </w:r>
+      <w:proofErr w:type="spellEnd"/>
+      <w:r>
+        <w:t xml:space="preserve"> and roughly is about a hacker, who used to breach different for profit, </w:t>
+      </w:r>
+      <w:proofErr w:type="spellStart"/>
+      <w:r>
+        <w:t>cuz</w:t>
+      </w:r>
+      <w:proofErr w:type="spellEnd"/>
+      <w:r>
+        <w:t xml:space="preserve"> he thought he was smarter than everyone and angry, but he met an ai girlfriend which changed him for the best, but in the end they separated, </w:t>
+      </w:r>
+      <w:proofErr w:type="spellStart"/>
+      <w:r>
+        <w:t>cuz</w:t>
+      </w:r>
+      <w:proofErr w:type="spellEnd"/>
+      <w:r>
+        <w:t xml:space="preserve"> ai girlfriend is not real (holy peak).</w:t>
+      </w:r>
+      <w:r>
+        <w:t xml:space="preserve"> Because </w:t>
+      </w:r>
+      <w:r>
+        <w:t>game’s single player</w:t>
+      </w:r>
+      <w:r>
+        <w:t>, this sub is a lot more peaceful and wholesome. People here share some tips about completing the game, story discussions and memes.</w:t>
       </w:r>
     </w:p>
     <w:p>
@@ -3065,7 +3670,15 @@
         </w:numPr>
       </w:pPr>
       <w:r>
-        <w:t>Posts are memes about game, some tips about completing the game and story discussions.</w:t>
+        <w:t xml:space="preserve">Posts are memes about </w:t>
+      </w:r>
+      <w:proofErr w:type="gramStart"/>
+      <w:r>
+        <w:t>game</w:t>
+      </w:r>
+      <w:proofErr w:type="gramEnd"/>
+      <w:r>
+        <w:t>, some tips about completing the game and story discussions.</w:t>
       </w:r>
     </w:p>
     <w:p>
@@ -3082,6 +3695,18 @@
     </w:p>
     <w:p>
       <w:pPr>
+        <w:pStyle w:val="ListParagraph"/>
+        <w:numPr>
+          <w:ilvl w:val="2"/>
+          <w:numId w:val="17"/>
+        </w:numPr>
+      </w:pPr>
+      <w:r>
+        <w:t>People love the game</w:t>
+      </w:r>
+    </w:p>
+    <w:p>
+      <w:pPr>
         <w:pStyle w:val="Heading4"/>
         <w:numPr>
           <w:ilvl w:val="0"/>
@@ -3094,13 +3719,33 @@
     </w:p>
     <w:p>
       <w:pPr>
+        <w:pStyle w:val="ListParagraph"/>
+        <w:numPr>
+          <w:ilvl w:val="1"/>
+          <w:numId w:val="15"/>
+        </w:numPr>
+      </w:pPr>
+      <w:r>
+        <w:t xml:space="preserve">Game is inspired by halo and </w:t>
+      </w:r>
+      <w:proofErr w:type="gramStart"/>
+      <w:r>
+        <w:t>god</w:t>
+      </w:r>
+      <w:proofErr w:type="gramEnd"/>
+      <w:r>
+        <w:t xml:space="preserve"> of war 2018</w:t>
+      </w:r>
+    </w:p>
+    <w:p>
+      <w:pPr>
         <w:pStyle w:val="Heading3"/>
       </w:pPr>
-      <w:bookmarkStart w:id="11" w:name="_Toc216793246"/>
+      <w:bookmarkStart w:id="10" w:name="_Toc216793246"/>
       <w:r>
         <w:t>Sillygoose228</w:t>
       </w:r>
-      <w:bookmarkEnd w:id="11"/>
+      <w:bookmarkEnd w:id="10"/>
     </w:p>
     <w:p>
       <w:pPr>
@@ -3126,7 +3771,7 @@
         <w:t xml:space="preserve">Admin of </w:t>
       </w:r>
       <w:r>
-        <w:t>Wholelife3</w:t>
+        <w:t>Cycle subforum</w:t>
       </w:r>
       <w:r>
         <w:t>, a bit silly and goofy person</w:t>
@@ -3168,7 +3813,6 @@
         </w:numPr>
       </w:pPr>
       <w:r>
-        <w:lastRenderedPageBreak/>
         <w:t>Ready to help</w:t>
       </w:r>
     </w:p>
@@ -3193,8 +3837,13 @@
         </w:numPr>
       </w:pPr>
       <w:r>
-        <w:t>Not tech savy</w:t>
-      </w:r>
+        <w:t xml:space="preserve">Not tech </w:t>
+      </w:r>
+      <w:proofErr w:type="spellStart"/>
+      <w:r>
+        <w:t>savy</w:t>
+      </w:r>
+      <w:proofErr w:type="spellEnd"/>
     </w:p>
     <w:p>
       <w:pPr>
@@ -3264,88 +3913,410 @@
       <w:pPr>
         <w:pStyle w:val="Heading2"/>
       </w:pPr>
-      <w:bookmarkStart w:id="12" w:name="_Toc216793247"/>
+      <w:bookmarkStart w:id="11" w:name="_Toc216793247"/>
       <w:r>
         <w:t>Events outline</w:t>
       </w:r>
+      <w:bookmarkEnd w:id="11"/>
+    </w:p>
+    <w:p>
+      <w:pPr>
+        <w:pStyle w:val="Heading3"/>
+      </w:pPr>
+      <w:bookmarkStart w:id="12" w:name="_Toc216793248"/>
+      <w:r>
+        <w:t>Intro</w:t>
+      </w:r>
       <w:bookmarkEnd w:id="12"/>
     </w:p>
     <w:p>
+      <w:proofErr w:type="spellStart"/>
+      <w:r>
+        <w:t>Main_hero</w:t>
+      </w:r>
+      <w:proofErr w:type="spellEnd"/>
+      <w:r>
+        <w:t xml:space="preserve"> </w:t>
+      </w:r>
+      <w:r>
+        <w:t xml:space="preserve">starts talking about himself. He first states that he wants to write a book and decided he needs to write all his thoughts, so he could use them later. He is doing that because he is not interested in making some shit, he wants to create a masterpiece out of this memoir. He then proceeds to talk about his skills in </w:t>
+      </w:r>
+      <w:proofErr w:type="spellStart"/>
+      <w:r>
+        <w:t>cyberdivers</w:t>
+      </w:r>
+      <w:proofErr w:type="spellEnd"/>
+      <w:r>
+        <w:t xml:space="preserve">, how he is good </w:t>
+      </w:r>
+      <w:proofErr w:type="gramStart"/>
+      <w:r>
+        <w:t>in</w:t>
+      </w:r>
+      <w:proofErr w:type="gramEnd"/>
+      <w:r>
+        <w:t xml:space="preserve"> it and how many hours he’s got. He shows his stats on the profile, but it has long streak of </w:t>
+      </w:r>
+      <w:r>
+        <w:t xml:space="preserve">failed </w:t>
+      </w:r>
+      <w:proofErr w:type="spellStart"/>
+      <w:proofErr w:type="gramStart"/>
+      <w:r>
+        <w:t>extrractions</w:t>
+      </w:r>
+      <w:proofErr w:type="spellEnd"/>
+      <w:proofErr w:type="gramEnd"/>
+      <w:r>
+        <w:t xml:space="preserve"> and bad stats</w:t>
+      </w:r>
+      <w:r>
+        <w:t xml:space="preserve"> and </w:t>
+      </w:r>
+      <w:proofErr w:type="spellStart"/>
+      <w:r>
+        <w:t>main_hero</w:t>
+      </w:r>
+      <w:proofErr w:type="spellEnd"/>
+      <w:r>
+        <w:t xml:space="preserve"> justifies himself by saying that matchmaking is fucked, </w:t>
+      </w:r>
+      <w:r>
+        <w:t>balance is cooked and everything is bugged</w:t>
+      </w:r>
+      <w:r>
+        <w:t xml:space="preserve">. He then says that he is well respected in the </w:t>
+      </w:r>
+      <w:proofErr w:type="spellStart"/>
+      <w:r>
+        <w:t>cyberdivers</w:t>
+      </w:r>
+      <w:proofErr w:type="spellEnd"/>
+      <w:r>
+        <w:t xml:space="preserve"> community and goes to subforum</w:t>
+      </w:r>
+      <w:r>
+        <w:t xml:space="preserve"> </w:t>
+      </w:r>
+      <w:r>
+        <w:t>chat</w:t>
+      </w:r>
+      <w:r>
+        <w:t xml:space="preserve"> and even played with them and showed himself pretty good</w:t>
+      </w:r>
+      <w:r>
+        <w:t xml:space="preserve">.  He says </w:t>
+      </w:r>
+      <w:proofErr w:type="spellStart"/>
+      <w:r>
+        <w:t>smth</w:t>
+      </w:r>
+      <w:proofErr w:type="spellEnd"/>
+      <w:r>
+        <w:t xml:space="preserve"> like “</w:t>
+      </w:r>
+      <w:proofErr w:type="spellStart"/>
+      <w:r>
+        <w:t>yo</w:t>
+      </w:r>
+      <w:proofErr w:type="spellEnd"/>
+      <w:r>
+        <w:t>” and instantly gets flamed</w:t>
+      </w:r>
+      <w:r>
+        <w:t xml:space="preserve"> and mocked for his recent game with the community and his overall </w:t>
+      </w:r>
+      <w:proofErr w:type="spellStart"/>
+      <w:r>
+        <w:t>perfomance</w:t>
+      </w:r>
+      <w:proofErr w:type="spellEnd"/>
+      <w:r>
+        <w:t xml:space="preserve">. </w:t>
+      </w:r>
+      <w:proofErr w:type="spellStart"/>
+      <w:r>
+        <w:t>Main_hero</w:t>
+      </w:r>
+      <w:proofErr w:type="spellEnd"/>
+      <w:r>
+        <w:t xml:space="preserve"> says that’s how they show affection to one another and it’s </w:t>
+      </w:r>
+      <w:proofErr w:type="gramStart"/>
+      <w:r>
+        <w:t>pretty normal</w:t>
+      </w:r>
+      <w:proofErr w:type="gramEnd"/>
+      <w:r>
+        <w:t>.</w:t>
+      </w:r>
+    </w:p>
+    <w:p>
       <w:pPr>
         <w:pStyle w:val="Heading3"/>
       </w:pPr>
-      <w:bookmarkStart w:id="13" w:name="_Toc216793248"/>
-      <w:r>
-        <w:t>Intro</w:t>
+      <w:bookmarkStart w:id="13" w:name="_Toc216793249"/>
+      <w:r>
+        <w:t>Chance to prove yourself</w:t>
       </w:r>
       <w:bookmarkEnd w:id="13"/>
     </w:p>
     <w:p>
       <w:r>
-        <w:t xml:space="preserve">Main_hero </w:t>
-      </w:r>
-      <w:r>
-        <w:t>starts talking about himself. He first states that he wants to write a book and decided he needs to write all his thoughts, so he could use them later. He is doing that because he is not interested in making some shit, he wants to create a masterpiece out of this memoir. He then proceeds to talk about his skills in sc2, how he is good in it and how many hours he’s got. He shows his stats on the profile, but it has long streak of loses and main_hero justifies himself by saying that matchmaking is fucked, opponents were using meta weapons and main_hero was playing after long hiatus. He then says that he is well respected in the sc2 community and goes to subforum</w:t>
-      </w:r>
+        <w:t xml:space="preserve">Someone in the chat says that </w:t>
+      </w:r>
+      <w:r>
+        <w:t>zero</w:t>
+      </w:r>
+      <w:r>
+        <w:t xml:space="preserve"> just got their </w:t>
+      </w:r>
+      <w:proofErr w:type="spellStart"/>
+      <w:r>
+        <w:t>dlc</w:t>
+      </w:r>
+      <w:proofErr w:type="spellEnd"/>
+      <w:r>
+        <w:t xml:space="preserve"> delayed. Everyone </w:t>
+      </w:r>
+      <w:proofErr w:type="gramStart"/>
+      <w:r>
+        <w:t>celebrate</w:t>
+      </w:r>
+      <w:proofErr w:type="gramEnd"/>
+      <w:r>
+        <w:t xml:space="preserve"> that, including </w:t>
+      </w:r>
+      <w:proofErr w:type="spellStart"/>
+      <w:r>
+        <w:t>main_hero</w:t>
+      </w:r>
+      <w:proofErr w:type="spellEnd"/>
+      <w:r>
+        <w:t xml:space="preserve">. He explains that because it’s because </w:t>
+      </w:r>
+      <w:r>
+        <w:t>Spearhead Studios</w:t>
+      </w:r>
+      <w:r>
+        <w:t xml:space="preserve">, developer of </w:t>
+      </w:r>
+      <w:proofErr w:type="spellStart"/>
+      <w:r>
+        <w:t>cyberdivers</w:t>
+      </w:r>
+      <w:proofErr w:type="spellEnd"/>
+      <w:r>
+        <w:t xml:space="preserve"> and </w:t>
+      </w:r>
+      <w:r>
+        <w:t>zero</w:t>
+      </w:r>
+      <w:r>
+        <w:t xml:space="preserve">, instead of working on new content for </w:t>
+      </w:r>
+      <w:proofErr w:type="spellStart"/>
+      <w:r>
+        <w:t>cyberdivers</w:t>
+      </w:r>
+      <w:proofErr w:type="spellEnd"/>
       <w:r>
         <w:t xml:space="preserve"> </w:t>
       </w:r>
       <w:r>
-        <w:t>chat</w:t>
-      </w:r>
-      <w:r>
-        <w:t xml:space="preserve"> and even played with them and showed himself pretty good</w:t>
-      </w:r>
-      <w:r>
-        <w:t>.  He says smth like “yo” and instantly gets flamed</w:t>
-      </w:r>
-      <w:r>
-        <w:t xml:space="preserve"> and mocked for his recent game with the community and his overall perfomance</w:t>
-      </w:r>
-      <w:r>
-        <w:t>. Main_hero says that’s how they show affection to one another and it’s pretty normal.</w:t>
+        <w:t xml:space="preserve">decided to do a new single player, so now, </w:t>
+      </w:r>
+      <w:proofErr w:type="spellStart"/>
+      <w:r>
+        <w:t>cyberdivers</w:t>
+      </w:r>
+      <w:proofErr w:type="spellEnd"/>
+      <w:r>
+        <w:t xml:space="preserve"> </w:t>
+      </w:r>
+      <w:r>
+        <w:t xml:space="preserve">sub </w:t>
+      </w:r>
+      <w:r>
+        <w:t>have a beef against zero sub</w:t>
+      </w:r>
+      <w:r>
+        <w:t xml:space="preserve">. </w:t>
+      </w:r>
+      <w:proofErr w:type="spellStart"/>
+      <w:r>
+        <w:t>Main_hero</w:t>
+      </w:r>
+      <w:proofErr w:type="spellEnd"/>
+      <w:r>
+        <w:t xml:space="preserve"> wonders, how did they take news of delayed </w:t>
+      </w:r>
+      <w:proofErr w:type="spellStart"/>
+      <w:r>
+        <w:t>dlc</w:t>
+      </w:r>
+      <w:proofErr w:type="spellEnd"/>
+      <w:r>
+        <w:t xml:space="preserve"> in </w:t>
+      </w:r>
+      <w:r>
+        <w:t>zero</w:t>
+      </w:r>
+      <w:r>
+        <w:t xml:space="preserve"> sub and goes there. To his disappointment, </w:t>
+      </w:r>
+      <w:r>
+        <w:t>zero</w:t>
+      </w:r>
+      <w:r>
+        <w:t xml:space="preserve"> fans are chill about it, saying that </w:t>
+      </w:r>
+      <w:proofErr w:type="spellStart"/>
+      <w:r>
+        <w:t>devs</w:t>
+      </w:r>
+      <w:proofErr w:type="spellEnd"/>
+      <w:r>
+        <w:t xml:space="preserve"> should take all the time they need to finish the </w:t>
+      </w:r>
+      <w:proofErr w:type="spellStart"/>
+      <w:r>
+        <w:t>dlc</w:t>
+      </w:r>
+      <w:proofErr w:type="spellEnd"/>
+      <w:r>
+        <w:t xml:space="preserve">. In addition to that, </w:t>
+      </w:r>
+      <w:proofErr w:type="spellStart"/>
+      <w:r>
+        <w:t>main_hero</w:t>
+      </w:r>
+      <w:proofErr w:type="spellEnd"/>
+      <w:r>
+        <w:t xml:space="preserve"> sees all the helpful posts for newcomers, peaceful discussions and funny memes. That sets him off, </w:t>
+      </w:r>
+      <w:proofErr w:type="spellStart"/>
+      <w:r>
+        <w:t>main_hero</w:t>
+      </w:r>
+      <w:proofErr w:type="spellEnd"/>
+      <w:r>
+        <w:t xml:space="preserve"> becomes angry, and tries to come up with a reason why it’s all wrong and shouldn’t be like this. He says something like noobs should be mocked for their stupidity so they start </w:t>
+      </w:r>
+      <w:proofErr w:type="gramStart"/>
+      <w:r>
+        <w:t>think</w:t>
+      </w:r>
+      <w:proofErr w:type="gramEnd"/>
+      <w:r>
+        <w:t xml:space="preserve"> for themselves, discussions shouldn’t be that peaceful, because if everyone </w:t>
+      </w:r>
+      <w:proofErr w:type="gramStart"/>
+      <w:r>
+        <w:t>agree</w:t>
+      </w:r>
+      <w:proofErr w:type="gramEnd"/>
+      <w:r>
+        <w:t xml:space="preserve"> with everyone no truth can be found </w:t>
+      </w:r>
+      <w:proofErr w:type="gramStart"/>
+      <w:r>
+        <w:t>and etc.</w:t>
+      </w:r>
+      <w:proofErr w:type="gramEnd"/>
+      <w:r>
+        <w:t xml:space="preserve"> He then says that even </w:t>
+      </w:r>
+      <w:proofErr w:type="spellStart"/>
+      <w:r>
+        <w:t>tho</w:t>
+      </w:r>
+      <w:proofErr w:type="spellEnd"/>
+      <w:r>
+        <w:t xml:space="preserve"> </w:t>
+      </w:r>
+      <w:proofErr w:type="spellStart"/>
+      <w:r>
+        <w:t>cyberdivers</w:t>
+      </w:r>
+      <w:proofErr w:type="spellEnd"/>
+      <w:r>
+        <w:t xml:space="preserve"> community can be rude sometimes they are honest and do not pretend.</w:t>
+      </w:r>
+      <w:r>
+        <w:t xml:space="preserve"> It’s so much better than this </w:t>
+      </w:r>
+      <w:r>
+        <w:t xml:space="preserve">phoniness. He then remembers his days when his mom forced him to go do some programming courses, </w:t>
+      </w:r>
+      <w:proofErr w:type="spellStart"/>
+      <w:r>
+        <w:t>cuz</w:t>
+      </w:r>
+      <w:proofErr w:type="spellEnd"/>
+      <w:r>
+        <w:t xml:space="preserve"> he was spending too much time in </w:t>
+      </w:r>
+      <w:proofErr w:type="spellStart"/>
+      <w:r>
+        <w:t>cyberdivers</w:t>
+      </w:r>
+      <w:proofErr w:type="spellEnd"/>
+      <w:r>
+        <w:t xml:space="preserve"> </w:t>
+      </w:r>
+      <w:r>
+        <w:t xml:space="preserve">(she didn’t how good he was </w:t>
+      </w:r>
+      <w:proofErr w:type="gramStart"/>
+      <w:r>
+        <w:t>in</w:t>
+      </w:r>
+      <w:proofErr w:type="gramEnd"/>
+      <w:r>
+        <w:t xml:space="preserve"> it, maybe if she supported him, he would be </w:t>
+      </w:r>
+      <w:r>
+        <w:t>a successful twitch streamer</w:t>
+      </w:r>
+      <w:r>
+        <w:t xml:space="preserve"> by now). He remembers something about making websites</w:t>
+      </w:r>
+      <w:r>
+        <w:t xml:space="preserve"> and decides to do a phishing website and steal the creds of the admin of this subreddit, sillygoose228. He comes back to the </w:t>
+      </w:r>
+      <w:proofErr w:type="spellStart"/>
+      <w:r>
+        <w:t>cyberdivers</w:t>
+      </w:r>
+      <w:proofErr w:type="spellEnd"/>
+      <w:r>
+        <w:t xml:space="preserve"> </w:t>
+      </w:r>
+      <w:r>
+        <w:t>chat and</w:t>
+      </w:r>
+      <w:r>
+        <w:t xml:space="preserve"> tells them about his intentions. Naturally, he gets mocked even harder, but now </w:t>
+      </w:r>
+      <w:proofErr w:type="spellStart"/>
+      <w:r>
+        <w:t>main_hero</w:t>
+      </w:r>
+      <w:proofErr w:type="spellEnd"/>
+      <w:r>
+        <w:t xml:space="preserve"> wants to prove them all wrong.</w:t>
       </w:r>
     </w:p>
     <w:p>
       <w:pPr>
         <w:pStyle w:val="Heading3"/>
       </w:pPr>
-      <w:bookmarkStart w:id="14" w:name="_Toc216793249"/>
-      <w:r>
-        <w:t>Chance to prove yourself</w:t>
+      <w:bookmarkStart w:id="14" w:name="_Toc216793250"/>
+      <w:r>
+        <w:t>Plan and execution</w:t>
       </w:r>
       <w:bookmarkEnd w:id="14"/>
-    </w:p>
-    <w:p>
-      <w:r>
-        <w:t xml:space="preserve">Someone in the chat says that wl3 just got their dlc delayed. Everyone celebrate that, including main_hero. He explains that because it’s because Spigot, developer of sc2 and wl3, instead of working on new content for sc2 decided to do a new single player, so now, sc2 sub and wl3 are like eternal enemies. </w:t>
-      </w:r>
-      <w:r>
-        <w:t xml:space="preserve">Main_hero wonders, how did they take news of delayed dlc in wl3 sub and goes there. To his disappointment, wl3 fans are chill about it, saying that devs should take all the time they need to finish the dlc. In addition to that, main_hero sees all the helpful posts for newcomers, peaceful discussions and funny memes. That sets him off, main_hero becomes angry, and tries to come up with a reason why it’s all wrong and shouldn’t be like this. He says something like noobs should be mocked for their stupidity so they start think for themselves, discussions shouldn’t be that </w:t>
-      </w:r>
-      <w:r>
-        <w:lastRenderedPageBreak/>
-        <w:t>peaceful, because if everyone agree with everyone no truth can be found and etc. He then says that even tho sc2 community can be rude sometimes they are honest and do not pretend.</w:t>
-      </w:r>
-      <w:r>
-        <w:t xml:space="preserve"> It’s so much better than this </w:t>
-      </w:r>
-      <w:r>
-        <w:t>phoniness. He then remembers his days when his mom forced him to go do some programming courses, cuz he was spending too much time in sc2 (she didn’t how good he was in it, maybe if she supported him, he would be on the pro esport scene by now). He remembers something about making websites</w:t>
-      </w:r>
-      <w:r>
-        <w:t xml:space="preserve"> and decides to do a phishing website and steal the creds of the admin of this subreddit, sillygoose228. He comes back to the sc2 chat, and tells them about his intentions. Naturally, he gets mocked even harder, but now main_hero wants to prove them all wrong.</w:t>
-      </w:r>
-    </w:p>
-    <w:p>
-      <w:pPr>
-        <w:pStyle w:val="Heading3"/>
-      </w:pPr>
-      <w:bookmarkStart w:id="15" w:name="_Toc216793250"/>
-      <w:r>
-        <w:t>Plan and execution</w:t>
-      </w:r>
-      <w:bookmarkEnd w:id="15"/>
     </w:p>
     <w:p>
       <w:r>
@@ -3360,22 +4331,121 @@
         </w:r>
       </w:hyperlink>
       <w:r>
-        <w:t>. First he tries to come up with simpler plans tho</w:t>
-      </w:r>
-      <w:r>
-        <w:t xml:space="preserve">. Then main_hero opens up vim in the terminal as every cool coder uses vim. After getting stuck in and eventually getting out, he </w:t>
-      </w:r>
-      <w:r>
-        <w:t xml:space="preserve">then realizes he remembers fuck all about coding. He then tries to find his old notes, but he didn’t keep any. He then decides to </w:t>
+        <w:t xml:space="preserve">. </w:t>
+      </w:r>
+      <w:proofErr w:type="gramStart"/>
+      <w:r>
+        <w:t>First</w:t>
+      </w:r>
+      <w:proofErr w:type="gramEnd"/>
+      <w:r>
+        <w:t xml:space="preserve"> he tries to come up with simpler plans </w:t>
+      </w:r>
+      <w:proofErr w:type="spellStart"/>
+      <w:r>
+        <w:t>tho</w:t>
+      </w:r>
+      <w:proofErr w:type="spellEnd"/>
+      <w:r>
+        <w:t xml:space="preserve">. Then </w:t>
+      </w:r>
+      <w:proofErr w:type="spellStart"/>
+      <w:r>
+        <w:t>main_hero</w:t>
+      </w:r>
+      <w:proofErr w:type="spellEnd"/>
+      <w:r>
+        <w:t xml:space="preserve"> </w:t>
+      </w:r>
+      <w:proofErr w:type="gramStart"/>
+      <w:r>
+        <w:t>opens up</w:t>
+      </w:r>
+      <w:proofErr w:type="gramEnd"/>
+      <w:r>
+        <w:t xml:space="preserve"> vim in the terminal as every cool coder uses vim. After getting stuck in and eventually getting out, he </w:t>
+      </w:r>
+      <w:r>
+        <w:t xml:space="preserve">then realizes he remembers fuck all about coding. He then </w:t>
+      </w:r>
+      <w:proofErr w:type="gramStart"/>
+      <w:r>
+        <w:t>tries</w:t>
+      </w:r>
+      <w:proofErr w:type="gramEnd"/>
+      <w:r>
+        <w:t xml:space="preserve"> to find his old notes, but he didn’t keep any. He then decides to </w:t>
       </w:r>
       <w:r>
         <w:t xml:space="preserve">ask ai for help, promising it’s only for consulting. Then we see him copy and pasting huge chunks of code. </w:t>
       </w:r>
       <w:r>
-        <w:t>After he is done, he sends the message to sillygoose228. He replies that he will look into it. Main_hero waits for a few minutes with terminal open, coping that everything is fine and it takes longer than it should probably because admin types slowly or forgot where is the delete button. But then creds are popping up in the terminal. Main_hero is briefly happy, but then admin says that, even tho he deleted a post, he can’t ban a man who made it, because he is not in his sub. Main_hero realizes that he forgot to change the author</w:t>
-      </w:r>
-      <w:r>
-        <w:t xml:space="preserve"> of the post, freaks out and tells admin that it must be The Forum being laggy mess again, cuz for him it shows that user was deleted. Sillygoose228 replies suspicious</w:t>
+        <w:t xml:space="preserve">After he is done, he sends the message to sillygoose228. He replies that he will </w:t>
+      </w:r>
+      <w:proofErr w:type="gramStart"/>
+      <w:r>
+        <w:t>look into</w:t>
+      </w:r>
+      <w:proofErr w:type="gramEnd"/>
+      <w:r>
+        <w:t xml:space="preserve"> it. </w:t>
+      </w:r>
+      <w:proofErr w:type="spellStart"/>
+      <w:r>
+        <w:t>Main_hero</w:t>
+      </w:r>
+      <w:proofErr w:type="spellEnd"/>
+      <w:r>
+        <w:t xml:space="preserve"> waits for a few minutes with terminal open, coping that everything is fine and it takes longer than it should probably because admin types slowly or forgot where </w:t>
+      </w:r>
+      <w:r>
+        <w:t>the delete button is</w:t>
+      </w:r>
+      <w:r>
+        <w:t xml:space="preserve">. But then </w:t>
+      </w:r>
+      <w:proofErr w:type="gramStart"/>
+      <w:r>
+        <w:t>creds</w:t>
+      </w:r>
+      <w:proofErr w:type="gramEnd"/>
+      <w:r>
+        <w:t xml:space="preserve"> are popping up in the terminal. </w:t>
+      </w:r>
+      <w:proofErr w:type="spellStart"/>
+      <w:r>
+        <w:t>Main_hero</w:t>
+      </w:r>
+      <w:proofErr w:type="spellEnd"/>
+      <w:r>
+        <w:t xml:space="preserve"> is briefly happy, but then admin says that, even </w:t>
+      </w:r>
+      <w:proofErr w:type="spellStart"/>
+      <w:r>
+        <w:t>tho</w:t>
+      </w:r>
+      <w:proofErr w:type="spellEnd"/>
+      <w:r>
+        <w:t xml:space="preserve"> he deleted a post, he can’t ban a man who made it, because he is not in his sub. </w:t>
+      </w:r>
+      <w:proofErr w:type="spellStart"/>
+      <w:r>
+        <w:t>Main_hero</w:t>
+      </w:r>
+      <w:proofErr w:type="spellEnd"/>
+      <w:r>
+        <w:t xml:space="preserve"> realizes that he forgot to change the author</w:t>
+      </w:r>
+      <w:r>
+        <w:t xml:space="preserve"> of the post, freaks out and tells admin that it must be The Forum being laggy mess again, </w:t>
+      </w:r>
+      <w:proofErr w:type="spellStart"/>
+      <w:r>
+        <w:t>cuz</w:t>
+      </w:r>
+      <w:proofErr w:type="spellEnd"/>
+      <w:r>
+        <w:t xml:space="preserve"> for him it shows that user was deleted. Sillygoose228 replies suspicious</w:t>
       </w:r>
       <w:r>
         <w:t>ly</w:t>
@@ -3384,77 +4454,334 @@
         <w:t xml:space="preserve"> </w:t>
       </w:r>
       <w:r>
-        <w:t>that website was even more laggy then usual when he was deleting that post (main_hero blames ai for that)</w:t>
-      </w:r>
-      <w:r>
-        <w:t>, and after long typing dumps a story when he tried to reply to someone and his reply was sent multiple times, cuz the forum was bugging out. Main_hero realizes he is off the hook and proceeds to login as sillygoose228 and demotes all the mods and transfer ownership of the sub to his account. He goes back and tells sc2 chat that he hacked the wl3 sub and now he is the owner and they should do whatever they want with it.</w:t>
+        <w:t xml:space="preserve">that website was even more laggy </w:t>
+      </w:r>
+      <w:proofErr w:type="gramStart"/>
+      <w:r>
+        <w:t>then</w:t>
+      </w:r>
+      <w:proofErr w:type="gramEnd"/>
+      <w:r>
+        <w:t xml:space="preserve"> usual when he was deleting that post (</w:t>
+      </w:r>
+      <w:proofErr w:type="spellStart"/>
+      <w:r>
+        <w:t>main_hero</w:t>
+      </w:r>
+      <w:proofErr w:type="spellEnd"/>
+      <w:r>
+        <w:t xml:space="preserve"> blames ai for that)</w:t>
+      </w:r>
+      <w:r>
+        <w:t xml:space="preserve">, and after long typing dumps a story when he tried to reply to someone and his reply was sent multiple times, </w:t>
+      </w:r>
+      <w:proofErr w:type="spellStart"/>
+      <w:r>
+        <w:t>cuz</w:t>
+      </w:r>
+      <w:proofErr w:type="spellEnd"/>
+      <w:r>
+        <w:t xml:space="preserve"> the forum was bugging out. </w:t>
+      </w:r>
+      <w:proofErr w:type="spellStart"/>
+      <w:r>
+        <w:t>Main_hero</w:t>
+      </w:r>
+      <w:proofErr w:type="spellEnd"/>
+      <w:r>
+        <w:t xml:space="preserve"> realizes he is off the hook and proceeds to login as sillygoose228 and demotes all the mods and transfer ownership of the sub to his account. He goes back and tells </w:t>
+      </w:r>
+      <w:proofErr w:type="spellStart"/>
+      <w:r>
+        <w:t>cyberdivers</w:t>
+      </w:r>
+      <w:proofErr w:type="spellEnd"/>
+      <w:r>
+        <w:t xml:space="preserve"> chat that he hacked the </w:t>
+      </w:r>
+      <w:r>
+        <w:t>zero</w:t>
+      </w:r>
+      <w:r>
+        <w:t xml:space="preserve"> sub and now he is the </w:t>
+      </w:r>
+      <w:proofErr w:type="gramStart"/>
+      <w:r>
+        <w:t>owner</w:t>
+      </w:r>
+      <w:proofErr w:type="gramEnd"/>
+      <w:r>
+        <w:t xml:space="preserve"> and they should do whatever they want with it.</w:t>
       </w:r>
     </w:p>
     <w:p>
       <w:pPr>
         <w:pStyle w:val="Heading3"/>
       </w:pPr>
-      <w:bookmarkStart w:id="16" w:name="_Toc216793251"/>
+      <w:bookmarkStart w:id="15" w:name="_Toc216793251"/>
       <w:r>
         <w:t>Aftermath</w:t>
       </w:r>
+      <w:bookmarkEnd w:id="15"/>
+    </w:p>
+    <w:p>
+      <w:r>
+        <w:t xml:space="preserve">Chat is </w:t>
+      </w:r>
+      <w:proofErr w:type="gramStart"/>
+      <w:r>
+        <w:t>surprised</w:t>
+      </w:r>
+      <w:proofErr w:type="gramEnd"/>
+      <w:r>
+        <w:t xml:space="preserve">. It calls </w:t>
+      </w:r>
+      <w:proofErr w:type="spellStart"/>
+      <w:r>
+        <w:t>main_hero</w:t>
+      </w:r>
+      <w:proofErr w:type="spellEnd"/>
+      <w:r>
+        <w:t xml:space="preserve"> a legend</w:t>
+      </w:r>
+      <w:r>
+        <w:t xml:space="preserve">, praises him for </w:t>
+      </w:r>
+      <w:proofErr w:type="gramStart"/>
+      <w:r>
+        <w:t>actually pulling</w:t>
+      </w:r>
+      <w:proofErr w:type="gramEnd"/>
+      <w:r>
+        <w:t xml:space="preserve"> this off</w:t>
+      </w:r>
+      <w:r>
+        <w:t xml:space="preserve">. </w:t>
+      </w:r>
+      <w:proofErr w:type="spellStart"/>
+      <w:r>
+        <w:t>Main_hero</w:t>
+      </w:r>
+      <w:proofErr w:type="spellEnd"/>
+      <w:r>
+        <w:t xml:space="preserve"> suggests they go and post </w:t>
+      </w:r>
+      <w:proofErr w:type="spellStart"/>
+      <w:r>
+        <w:t>dickpics</w:t>
+      </w:r>
+      <w:proofErr w:type="spellEnd"/>
+      <w:r>
+        <w:t xml:space="preserve">, spam whatever they want. He goes to </w:t>
+      </w:r>
+      <w:r>
+        <w:t>zero</w:t>
+      </w:r>
+      <w:r>
+        <w:t xml:space="preserve"> sub and sees people starting to spam all kinds of posts in the sub. </w:t>
+      </w:r>
+      <w:proofErr w:type="spellStart"/>
+      <w:r>
+        <w:t>Main_hero</w:t>
+      </w:r>
+      <w:proofErr w:type="spellEnd"/>
+      <w:r>
+        <w:t xml:space="preserve"> finally feels appreciated and proud of his work. He goes back to </w:t>
+      </w:r>
+      <w:proofErr w:type="spellStart"/>
+      <w:r>
+        <w:t>cyberdivers</w:t>
+      </w:r>
+      <w:proofErr w:type="spellEnd"/>
+      <w:r>
+        <w:t xml:space="preserve"> chat to read more about his accomplishment, but then he sees messages </w:t>
+      </w:r>
+      <w:proofErr w:type="gramStart"/>
+      <w:r>
+        <w:t>of</w:t>
+      </w:r>
+      <w:proofErr w:type="gramEnd"/>
+      <w:r>
+        <w:t xml:space="preserve"> some people, saying that they shouldn’t be doing that and they should return the sub to the rightful owner. </w:t>
+      </w:r>
+      <w:proofErr w:type="spellStart"/>
+      <w:r>
+        <w:t>Main_hero</w:t>
+      </w:r>
+      <w:proofErr w:type="spellEnd"/>
+      <w:r>
+        <w:t xml:space="preserve"> </w:t>
+      </w:r>
+      <w:proofErr w:type="gramStart"/>
+      <w:r>
+        <w:t>than</w:t>
+      </w:r>
+      <w:proofErr w:type="gramEnd"/>
+      <w:r>
+        <w:t xml:space="preserve"> snaps, starts replying that he is the rightful owner, </w:t>
+      </w:r>
+      <w:proofErr w:type="spellStart"/>
+      <w:r>
+        <w:t>cuz</w:t>
+      </w:r>
+      <w:proofErr w:type="spellEnd"/>
+      <w:r>
+        <w:t xml:space="preserve"> he earned it by his </w:t>
+      </w:r>
+      <w:r>
+        <w:t>wit,</w:t>
+      </w:r>
+      <w:r>
+        <w:t xml:space="preserve"> and he should not return it to anyone</w:t>
+      </w:r>
+      <w:r>
+        <w:t xml:space="preserve">. After </w:t>
+      </w:r>
+      <w:proofErr w:type="gramStart"/>
+      <w:r>
+        <w:t>all</w:t>
+      </w:r>
+      <w:proofErr w:type="gramEnd"/>
+      <w:r>
+        <w:t xml:space="preserve"> </w:t>
+      </w:r>
+      <w:r>
+        <w:t>zero</w:t>
+      </w:r>
+      <w:r>
+        <w:t xml:space="preserve"> sub are their enemies. Some people are supporting </w:t>
+      </w:r>
+      <w:proofErr w:type="spellStart"/>
+      <w:r>
+        <w:t>main_</w:t>
+      </w:r>
+      <w:proofErr w:type="gramStart"/>
+      <w:r>
+        <w:t>hero</w:t>
+      </w:r>
+      <w:proofErr w:type="spellEnd"/>
+      <w:proofErr w:type="gramEnd"/>
+      <w:r>
+        <w:t xml:space="preserve"> and it starts a huge argument, with insults thrown around. In the middle of this argument, </w:t>
+      </w:r>
+      <w:proofErr w:type="spellStart"/>
+      <w:r>
+        <w:t>main_hero</w:t>
+      </w:r>
+      <w:proofErr w:type="spellEnd"/>
+      <w:r>
+        <w:t xml:space="preserve"> </w:t>
+      </w:r>
+      <w:r>
+        <w:t>is getting</w:t>
+      </w:r>
+      <w:r>
+        <w:t xml:space="preserve"> struck with realization. He says he wastes his life on some stupid shit like trying hard in </w:t>
+      </w:r>
+      <w:proofErr w:type="spellStart"/>
+      <w:r>
+        <w:t>cyberdivers</w:t>
+      </w:r>
+      <w:proofErr w:type="spellEnd"/>
+      <w:r>
+        <w:t xml:space="preserve"> for 1000 hours or hacking subforums and all for what, for fucking validation. Validation from idiots just like him. </w:t>
+      </w:r>
+      <w:r>
+        <w:t xml:space="preserve">And he can’t leave </w:t>
+      </w:r>
+      <w:proofErr w:type="gramStart"/>
+      <w:r>
+        <w:t>this idiots</w:t>
+      </w:r>
+      <w:proofErr w:type="gramEnd"/>
+      <w:r>
+        <w:t xml:space="preserve">, because they are the only friends he has. </w:t>
+      </w:r>
+      <w:r>
+        <w:t xml:space="preserve">He is trying to convince himself and everyone around him that he is skillful, smart and </w:t>
+      </w:r>
+      <w:proofErr w:type="gramStart"/>
+      <w:r>
+        <w:t>overall</w:t>
+      </w:r>
+      <w:proofErr w:type="gramEnd"/>
+      <w:r>
+        <w:t xml:space="preserve"> the</w:t>
+      </w:r>
+      <w:r>
+        <w:t xml:space="preserve"> best person out there and not some useless moron, although he probably is, just to </w:t>
+      </w:r>
+      <w:r>
+        <w:t>not be alone</w:t>
+      </w:r>
+      <w:r>
+        <w:t xml:space="preserve">. He asks us if this life is fucking bullshit. He snaps out of it when someone pinged him and asked, does he know that The Forum could ban him for that. </w:t>
+      </w:r>
+      <w:proofErr w:type="spellStart"/>
+      <w:r>
+        <w:t>Main_hero</w:t>
+      </w:r>
+      <w:proofErr w:type="spellEnd"/>
+      <w:r>
+        <w:t xml:space="preserve"> replies, </w:t>
+      </w:r>
+      <w:r>
+        <w:t xml:space="preserve">yeah of course, but before he could </w:t>
+      </w:r>
+      <w:proofErr w:type="gramStart"/>
+      <w:r>
+        <w:t>sent</w:t>
+      </w:r>
+      <w:proofErr w:type="gramEnd"/>
+      <w:r>
+        <w:t xml:space="preserve"> that, he gets banned. Story ends with “oh wow”.</w:t>
+      </w:r>
+    </w:p>
+    <w:p>
+      <w:pPr>
+        <w:pStyle w:val="Heading2"/>
+      </w:pPr>
+      <w:bookmarkStart w:id="16" w:name="_Toc216793252"/>
+      <w:r>
+        <w:t>Story</w:t>
+      </w:r>
+      <w:r>
+        <w:t xml:space="preserve"> (as detailed as possible)</w:t>
+      </w:r>
       <w:bookmarkEnd w:id="16"/>
     </w:p>
     <w:p>
-      <w:r>
-        <w:t>Chat is surprised. It calls main_hero a legend</w:t>
-      </w:r>
-      <w:r>
-        <w:t>, praises him for actually pulling this off</w:t>
-      </w:r>
-      <w:r>
-        <w:t xml:space="preserve">. Main_hero suggests they go and post dickpics, spam whatever they want. He goes to wl3 sub and sees people starting to spam all kinds of posts in the sub. Main_hero finally feels appreciated and proud of his work. He goes back to sc2 chat to read more about his accomplishment, but then he sees messages of some people, saying that they shouldn’t be doing that and they should return the sub to the rightful owner. Main_hero than snaps, </w:t>
-      </w:r>
-      <w:r>
-        <w:lastRenderedPageBreak/>
-        <w:t>starts replying that he is the rightful owner, cuz he earned it by his wit and he should not return it to anyone</w:t>
-      </w:r>
-      <w:r>
-        <w:t xml:space="preserve">. After all wl3 sub are their enemies. Some people are supporting main_hero and it starts a huge argument, with insults thrown around. In the middle of this argument, main_hero getting struck with realization. He says he wastes his life on some stupid shit like trying hard in sc2 for 1000 hours or hacking subforums and all for what, for fucking validation. Validation from idiots just like him. He is trying to convince himself and everyone around him that he is skillful, smart and overall best person out there and not some useless moron, although he probably is, just to get to hang out with people. He asks us if this life is fucking bullshit. He snaps out of it when someone pinged him and asked, does he know that The Forum could ban him for that. Main_hero replies, </w:t>
-      </w:r>
-      <w:r>
-        <w:t>yeah of course, but before he could sent that, he gets banned. Story ends with “oh wow”.</w:t>
-      </w:r>
-    </w:p>
-    <w:p>
-      <w:pPr>
-        <w:pStyle w:val="Heading2"/>
-      </w:pPr>
-      <w:bookmarkStart w:id="17" w:name="_Toc216793252"/>
-      <w:r>
-        <w:t>Story</w:t>
-      </w:r>
-      <w:r>
-        <w:t xml:space="preserve"> (as detailed as possible)</w:t>
+      <w:pPr>
+        <w:pStyle w:val="Heading3"/>
+      </w:pPr>
+      <w:bookmarkStart w:id="17" w:name="_Toc216793253"/>
+      <w:r>
+        <w:t>Intro</w:t>
       </w:r>
       <w:bookmarkEnd w:id="17"/>
     </w:p>
     <w:p>
-      <w:pPr>
-        <w:pStyle w:val="Heading3"/>
-      </w:pPr>
-      <w:bookmarkStart w:id="18" w:name="_Toc216793253"/>
-      <w:r>
-        <w:t>Intro</w:t>
-      </w:r>
-      <w:bookmarkEnd w:id="18"/>
-    </w:p>
-    <w:p>
       <w:r>
         <w:t>(User goes to black screen and notepad opens)</w:t>
       </w:r>
     </w:p>
     <w:p>
       <w:r>
-        <w:t xml:space="preserve">Hi. I am main_hero. </w:t>
-      </w:r>
-      <w:r>
-        <w:t>I’m starting this file cuz</w:t>
+        <w:t xml:space="preserve">Hi. I am </w:t>
+      </w:r>
+      <w:proofErr w:type="spellStart"/>
+      <w:r>
+        <w:t>main_hero</w:t>
+      </w:r>
+      <w:proofErr w:type="spellEnd"/>
+      <w:r>
+        <w:t xml:space="preserve">. </w:t>
+      </w:r>
+      <w:r>
+        <w:t xml:space="preserve">I’m starting this file </w:t>
+      </w:r>
+      <w:r>
+        <w:t>because</w:t>
       </w:r>
       <w:r>
         <w:t xml:space="preserve"> I need to save my thoughts somewhere. I</w:t>
@@ -3473,6 +4800,7 @@
       <w:r>
         <w:t xml:space="preserve">(Screen blinks white and notepad </w:t>
       </w:r>
+      <w:proofErr w:type="gramStart"/>
       <w:r>
         <w:t>disappear</w:t>
       </w:r>
@@ -3482,6 +4810,7 @@
         </w:rPr>
         <w:t>s</w:t>
       </w:r>
+      <w:proofErr w:type="gramEnd"/>
       <w:r>
         <w:t>, but text stays</w:t>
       </w:r>
@@ -3508,14 +4837,29 @@
       <w:r>
         <w:t xml:space="preserve">in </w:t>
       </w:r>
-      <w:r>
-        <w:t>Striking Countries</w:t>
-      </w:r>
-      <w:r>
-        <w:t xml:space="preserve"> 2, I have more than 1000 hours and, boy, lemme tell you, I am very good </w:t>
-      </w:r>
-      <w:r>
-        <w:t>in this</w:t>
+      <w:proofErr w:type="spellStart"/>
+      <w:r>
+        <w:t>Cyberdivers</w:t>
+      </w:r>
+      <w:proofErr w:type="spellEnd"/>
+      <w:r>
+        <w:t xml:space="preserve">, I have more than 1000 hours and, boy, </w:t>
+      </w:r>
+      <w:proofErr w:type="spellStart"/>
+      <w:r>
+        <w:t>lemme</w:t>
+      </w:r>
+      <w:proofErr w:type="spellEnd"/>
+      <w:r>
+        <w:t xml:space="preserve"> tell you, I am very good </w:t>
+      </w:r>
+      <w:proofErr w:type="gramStart"/>
+      <w:r>
+        <w:t>in</w:t>
+      </w:r>
+      <w:proofErr w:type="gramEnd"/>
+      <w:r>
+        <w:t xml:space="preserve"> this</w:t>
       </w:r>
       <w:r>
         <w:t xml:space="preserve"> game, I can show you.</w:t>
@@ -3532,7 +4876,24 @@
         <w:t xml:space="preserve">links </w:t>
       </w:r>
       <w:r>
-        <w:t>where he got a sc2 link. As user hovers over the link, he sees a streak of loses with 1 win)</w:t>
+        <w:t xml:space="preserve">where he got a </w:t>
+      </w:r>
+      <w:proofErr w:type="spellStart"/>
+      <w:r>
+        <w:t>cyberdivers</w:t>
+      </w:r>
+      <w:proofErr w:type="spellEnd"/>
+      <w:r>
+        <w:t xml:space="preserve"> link. As user hovers over the link, he sees a streak of </w:t>
+      </w:r>
+      <w:r>
+        <w:t xml:space="preserve">failed </w:t>
+      </w:r>
+      <w:r>
+        <w:t>sprints</w:t>
+      </w:r>
+      <w:r>
+        <w:t xml:space="preserve"> with 1 win)</w:t>
       </w:r>
     </w:p>
     <w:p>
@@ -3552,27 +4913,73 @@
         <w:t xml:space="preserve">ass </w:t>
       </w:r>
       <w:r>
-        <w:t>teammates and s</w:t>
-      </w:r>
-      <w:r>
-        <w:t>weats in the opposite team</w:t>
-      </w:r>
-      <w:r>
-        <w:t xml:space="preserve">. Also, </w:t>
-      </w:r>
-      <w:r>
-        <w:t xml:space="preserve">they always use </w:t>
-      </w:r>
-      <w:r>
-        <w:t xml:space="preserve">meta weapons that are impossible to counter. Also, I was playing after a long break, almost two days, so yeah, I feel a bit rusty. </w:t>
-      </w:r>
-      <w:r>
-        <w:t>But usually I play a lot better than this, trust.</w:t>
-      </w:r>
-    </w:p>
-    <w:p>
-      <w:r>
-        <w:t>Anyway, I’m well respected in sc2 community, people know my name.</w:t>
+        <w:t>teammates. Also,</w:t>
+      </w:r>
+      <w:r>
+        <w:t xml:space="preserve"> enemies</w:t>
+      </w:r>
+      <w:r>
+        <w:t xml:space="preserve"> </w:t>
+      </w:r>
+      <w:r>
+        <w:t>balance in this game is broken</w:t>
+      </w:r>
+      <w:r>
+        <w:t>. Also, I didn’t unlock latest weapons</w:t>
+      </w:r>
+      <w:r>
+        <w:t>.</w:t>
+      </w:r>
+      <w:r>
+        <w:t xml:space="preserve"> Also, game is</w:t>
+      </w:r>
+      <w:r>
+        <w:t xml:space="preserve"> a</w:t>
+      </w:r>
+      <w:r>
+        <w:t xml:space="preserve"> </w:t>
+      </w:r>
+      <w:r>
+        <w:t>bug-ridden mess</w:t>
+      </w:r>
+      <w:r>
+        <w:t xml:space="preserve">. </w:t>
+      </w:r>
+      <w:r>
+        <w:t xml:space="preserve">But </w:t>
+      </w:r>
+      <w:r>
+        <w:t>usually,</w:t>
+      </w:r>
+      <w:r>
+        <w:t xml:space="preserve"> I play a lot better than this</w:t>
+      </w:r>
+      <w:r>
+        <w:t xml:space="preserve">, it’s just </w:t>
+      </w:r>
+      <w:proofErr w:type="gramStart"/>
+      <w:r>
+        <w:t>a bad</w:t>
+      </w:r>
+      <w:proofErr w:type="gramEnd"/>
+      <w:r>
+        <w:t xml:space="preserve"> luck is what it is</w:t>
+      </w:r>
+      <w:r>
+        <w:t>, trust.</w:t>
+      </w:r>
+    </w:p>
+    <w:p>
+      <w:r>
+        <w:t xml:space="preserve">Anyway, I’m well respected in </w:t>
+      </w:r>
+      <w:proofErr w:type="spellStart"/>
+      <w:r>
+        <w:t>cyberdivers</w:t>
+      </w:r>
+      <w:proofErr w:type="spellEnd"/>
+      <w:r>
+        <w:t xml:space="preserve"> community, people know my name.</w:t>
       </w:r>
       <w:r>
         <w:t xml:space="preserve"> Lemme show them to you.</w:t>
@@ -3580,7 +4987,82 @@
     </w:p>
     <w:p>
       <w:r>
-        <w:t>(User is prompted to search for the sc2 subforum)</w:t>
+        <w:t>(</w:t>
+      </w:r>
+      <w:proofErr w:type="gramStart"/>
+      <w:r>
+        <w:t>User is</w:t>
+      </w:r>
+      <w:proofErr w:type="gramEnd"/>
+      <w:r>
+        <w:t xml:space="preserve"> prompted to search for the sc2 subforum)</w:t>
+      </w:r>
+    </w:p>
+    <w:p>
+      <w:proofErr w:type="gramStart"/>
+      <w:r>
+        <w:t>So</w:t>
+      </w:r>
+      <w:proofErr w:type="gramEnd"/>
+      <w:r>
+        <w:t xml:space="preserve"> this game is a horde shooter, where squad of 4 </w:t>
+      </w:r>
+      <w:proofErr w:type="spellStart"/>
+      <w:r>
+        <w:t>devs</w:t>
+      </w:r>
+      <w:proofErr w:type="spellEnd"/>
+      <w:r>
+        <w:t xml:space="preserve"> </w:t>
+      </w:r>
+      <w:proofErr w:type="gramStart"/>
+      <w:r>
+        <w:t>trying</w:t>
+      </w:r>
+      <w:proofErr w:type="gramEnd"/>
+      <w:r>
+        <w:t xml:space="preserve"> to develop their app in sprints, but it’s represented as them </w:t>
+      </w:r>
+      <w:proofErr w:type="gramStart"/>
+      <w:r>
+        <w:t>actually fighting</w:t>
+      </w:r>
+      <w:proofErr w:type="gramEnd"/>
+      <w:r>
+        <w:t xml:space="preserve"> one of three factions: AI bots, Bugs or Hackers. Naturally</w:t>
+      </w:r>
+      <w:r>
+        <w:t>,</w:t>
+      </w:r>
+      <w:r>
+        <w:t xml:space="preserve"> we have nicknames for all three, </w:t>
+      </w:r>
+      <w:proofErr w:type="spellStart"/>
+      <w:r>
+        <w:t>clankers</w:t>
+      </w:r>
+      <w:proofErr w:type="spellEnd"/>
+      <w:r>
+        <w:t xml:space="preserve">, bugs and squids. We call hackers squids, </w:t>
+      </w:r>
+      <w:proofErr w:type="spellStart"/>
+      <w:r>
+        <w:t>cuz</w:t>
+      </w:r>
+      <w:proofErr w:type="spellEnd"/>
+      <w:r>
+        <w:t xml:space="preserve"> in </w:t>
+      </w:r>
+      <w:proofErr w:type="gramStart"/>
+      <w:r>
+        <w:t>game</w:t>
+      </w:r>
+      <w:proofErr w:type="gramEnd"/>
+      <w:r>
+        <w:t xml:space="preserve"> they look like s</w:t>
+      </w:r>
+      <w:r>
+        <w:t>quids, and their tentacles can penetrate everything. And when I say everything, I mean everything.</w:t>
       </w:r>
     </w:p>
     <w:p>
@@ -3588,33 +5070,50 @@
         <w:t>They once challenged me to play a game with them, and I absolutely destroyed them. Even though we were in the same team.</w:t>
       </w:r>
       <w:r>
-        <w:t xml:space="preserve"> I mean, my contribution to the game was essential, we </w:t>
-      </w:r>
+        <w:t xml:space="preserve"> I mean, my contribution to the game was essential</w:t>
+      </w:r>
+      <w:r>
+        <w:t>.</w:t>
+      </w:r>
+      <w:r>
+        <w:t xml:space="preserve"> </w:t>
+      </w:r>
+      <w:r>
+        <w:t>W</w:t>
+      </w:r>
+      <w:r>
+        <w:t xml:space="preserve">e lost anyway, but without me it wouldn’t have been such a close </w:t>
+      </w:r>
+      <w:r>
+        <w:t>fight</w:t>
+      </w:r>
+      <w:r>
+        <w:t xml:space="preserve">. But oh well, what can u do with shit teammates, right? Hold on, </w:t>
+      </w:r>
+      <w:proofErr w:type="spellStart"/>
+      <w:r>
+        <w:t>lemme</w:t>
+      </w:r>
+      <w:proofErr w:type="spellEnd"/>
+      <w:r>
+        <w:t xml:space="preserve"> </w:t>
+      </w:r>
+      <w:r>
+        <w:t>hit them up</w:t>
+      </w:r>
+      <w:r>
+        <w:t xml:space="preserve"> in the chat, my </w:t>
+      </w:r>
+      <w:r>
+        <w:t>mates</w:t>
+      </w:r>
+      <w:r>
+        <w:t xml:space="preserve"> will be delighted to see me.</w:t>
+      </w:r>
+    </w:p>
+    <w:p>
       <w:r>
         <w:lastRenderedPageBreak/>
-        <w:t xml:space="preserve">lost anyway, but without me it wouldn’t have been such a close </w:t>
-      </w:r>
-      <w:r>
-        <w:t>fight</w:t>
-      </w:r>
-      <w:r>
-        <w:t xml:space="preserve">. But oh well, what can u do with shit teammates, right? Hold on, lemme </w:t>
-      </w:r>
-      <w:r>
-        <w:t>hit them up</w:t>
-      </w:r>
-      <w:r>
-        <w:t xml:space="preserve"> in the chat, my </w:t>
-      </w:r>
-      <w:r>
-        <w:t>mates</w:t>
-      </w:r>
-      <w:r>
-        <w:t xml:space="preserve"> will be delighted to see me.</w:t>
-      </w:r>
-    </w:p>
-    <w:p>
-      <w:r>
         <w:t xml:space="preserve">(User is prompted to go to the chat page and </w:t>
       </w:r>
       <w:r>
@@ -3626,8 +5125,173 @@
     </w:p>
     <w:p>
       <w:r>
-        <w:t>Main_hero: yo</w:t>
-      </w:r>
+        <w:t>(Previous messages)</w:t>
+      </w:r>
+    </w:p>
+    <w:p>
+      <w:r>
+        <w:t>User 1: bro th</w:t>
+      </w:r>
+      <w:r>
+        <w:t>e</w:t>
+      </w:r>
+      <w:r>
+        <w:t>s</w:t>
+      </w:r>
+      <w:r>
+        <w:t>e</w:t>
+      </w:r>
+      <w:r>
+        <w:t xml:space="preserve"> </w:t>
+      </w:r>
+      <w:proofErr w:type="spellStart"/>
+      <w:r>
+        <w:t>clankers</w:t>
+      </w:r>
+      <w:proofErr w:type="spellEnd"/>
+      <w:r>
+        <w:t xml:space="preserve"> spawn rate is insane, how </w:t>
+      </w:r>
+      <w:proofErr w:type="spellStart"/>
+      <w:r>
+        <w:t>tf</w:t>
+      </w:r>
+      <w:proofErr w:type="spellEnd"/>
+      <w:r>
+        <w:t xml:space="preserve"> r u supposed to fight them on d10</w:t>
+      </w:r>
+    </w:p>
+    <w:p>
+      <w:r>
+        <w:t xml:space="preserve">User 2: skill issue </w:t>
+      </w:r>
+      <w:proofErr w:type="spellStart"/>
+      <w:r>
+        <w:t>bruh</w:t>
+      </w:r>
+      <w:proofErr w:type="spellEnd"/>
+    </w:p>
+    <w:p>
+      <w:r>
+        <w:t>User 1: blow me</w:t>
+      </w:r>
+    </w:p>
+    <w:p>
+      <w:r>
+        <w:t xml:space="preserve">User 3: </w:t>
+      </w:r>
+      <w:r>
+        <w:t xml:space="preserve">just bring </w:t>
+      </w:r>
+      <w:proofErr w:type="spellStart"/>
+      <w:r>
+        <w:t>ak</w:t>
+      </w:r>
+      <w:proofErr w:type="spellEnd"/>
+      <w:r>
+        <w:t xml:space="preserve"> 4.7.0 with reactive boost, it’s not that hard</w:t>
+      </w:r>
+    </w:p>
+    <w:p>
+      <w:r>
+        <w:t>User 1: damn bro, u so smart, why didn’t I think of that</w:t>
+      </w:r>
+    </w:p>
+    <w:p>
+      <w:r>
+        <w:t xml:space="preserve">User 1: I need level 75 to unlock </w:t>
+      </w:r>
+      <w:proofErr w:type="spellStart"/>
+      <w:r>
+        <w:t>ak</w:t>
+      </w:r>
+      <w:proofErr w:type="spellEnd"/>
+      <w:r>
+        <w:t xml:space="preserve"> 4.7.0, </w:t>
+      </w:r>
+      <w:proofErr w:type="spellStart"/>
+      <w:r>
+        <w:t>im</w:t>
+      </w:r>
+      <w:proofErr w:type="spellEnd"/>
+      <w:r>
+        <w:t xml:space="preserve"> like 42</w:t>
+      </w:r>
+    </w:p>
+    <w:p>
+      <w:r>
+        <w:t xml:space="preserve">User 3: </w:t>
+      </w:r>
+      <w:proofErr w:type="gramStart"/>
+      <w:r>
+        <w:t>well</w:t>
+      </w:r>
+      <w:proofErr w:type="gramEnd"/>
+      <w:r>
+        <w:t xml:space="preserve"> idk, don’t play ai faction then, or lower the diff if u can’t take the heat</w:t>
+      </w:r>
+    </w:p>
+    <w:p>
+      <w:r>
+        <w:t>User 1: spearhead needs to nerf this fucking spawn rate</w:t>
+      </w:r>
+      <w:r>
+        <w:t>, fucking ruining this game</w:t>
+      </w:r>
+    </w:p>
+    <w:p>
+      <w:r>
+        <w:t>User 4: nah u kidding ai d10 is way too easy, if anything, they need to make it harder</w:t>
+      </w:r>
+    </w:p>
+    <w:p>
+      <w:r>
+        <w:t xml:space="preserve">User 4: go train on d1 </w:t>
+      </w:r>
+      <w:proofErr w:type="spellStart"/>
+      <w:r>
+        <w:t>bruh</w:t>
+      </w:r>
+      <w:proofErr w:type="spellEnd"/>
+      <w:r>
+        <w:t>, left mouse button to shoot btw</w:t>
+      </w:r>
+    </w:p>
+    <w:p>
+      <w:r>
+        <w:t xml:space="preserve">User 1: go touch some grass </w:t>
+      </w:r>
+      <w:proofErr w:type="spellStart"/>
+      <w:r>
+        <w:t>bruh</w:t>
+      </w:r>
+      <w:proofErr w:type="spellEnd"/>
+      <w:r>
+        <w:t xml:space="preserve">, </w:t>
+      </w:r>
+      <w:proofErr w:type="spellStart"/>
+      <w:r>
+        <w:t>ur</w:t>
+      </w:r>
+      <w:proofErr w:type="spellEnd"/>
+      <w:r>
+        <w:t xml:space="preserve"> father won’t come back home if u put another 100 hours in the game</w:t>
+      </w:r>
+    </w:p>
+    <w:p>
+      <w:proofErr w:type="spellStart"/>
+      <w:r>
+        <w:t>Main_hero</w:t>
+      </w:r>
+      <w:proofErr w:type="spellEnd"/>
+      <w:r>
+        <w:t xml:space="preserve">: </w:t>
+      </w:r>
+      <w:proofErr w:type="spellStart"/>
+      <w:r>
+        <w:t>yo</w:t>
+      </w:r>
+      <w:proofErr w:type="spellEnd"/>
     </w:p>
     <w:p>
       <w:r>
@@ -3636,7 +5300,21 @@
     </w:p>
     <w:p>
       <w:r>
-        <w:t>User 2: u dumb fuck, we lost a game cuz of u</w:t>
+        <w:t xml:space="preserve">User 2: u dumb fuck, we lost a </w:t>
+      </w:r>
+      <w:r>
+        <w:t>sprint</w:t>
+      </w:r>
+      <w:r>
+        <w:t xml:space="preserve"> </w:t>
+      </w:r>
+      <w:proofErr w:type="spellStart"/>
+      <w:r>
+        <w:t>cuz</w:t>
+      </w:r>
+      <w:proofErr w:type="spellEnd"/>
+      <w:r>
+        <w:t xml:space="preserve"> of u</w:t>
       </w:r>
     </w:p>
     <w:p>
@@ -3651,10 +5329,21 @@
     </w:p>
     <w:p>
       <w:r>
-        <w:t>User 4: go fuck urself</w:t>
-      </w:r>
-      <w:r>
-        <w:t>, I lost my rank cuz of u, cunt</w:t>
+        <w:t xml:space="preserve">User 4: go fuck </w:t>
+      </w:r>
+      <w:proofErr w:type="spellStart"/>
+      <w:r>
+        <w:t>urself</w:t>
+      </w:r>
+      <w:proofErr w:type="spellEnd"/>
+      <w:r>
+        <w:t xml:space="preserve">, </w:t>
+      </w:r>
+      <w:r>
+        <w:t>u killed me like 10 times</w:t>
+      </w:r>
+      <w:r>
+        <w:t>, cunt</w:t>
       </w:r>
     </w:p>
     <w:p>
@@ -3665,12 +5354,29 @@
         <w:t xml:space="preserve">mf is acting like nothing happened, </w:t>
       </w:r>
       <w:r>
-        <w:t>go fuck urself</w:t>
-      </w:r>
-    </w:p>
-    <w:p>
-      <w:r>
-        <w:t>User 6: bro that last game was painful to watch, u lost 3-13, shit wasn’t even close</w:t>
+        <w:t xml:space="preserve">go fuck </w:t>
+      </w:r>
+      <w:proofErr w:type="spellStart"/>
+      <w:r>
+        <w:t>urself</w:t>
+      </w:r>
+      <w:proofErr w:type="spellEnd"/>
+    </w:p>
+    <w:p>
+      <w:r>
+        <w:t xml:space="preserve">User 6: bro that last </w:t>
+      </w:r>
+      <w:r>
+        <w:t>sprint</w:t>
+      </w:r>
+      <w:r>
+        <w:t xml:space="preserve"> was painful to watch, </w:t>
+      </w:r>
+      <w:r>
+        <w:t>u brought like the worst guns for bugs</w:t>
+      </w:r>
+      <w:r>
+        <w:t>, shit wasn’t even close</w:t>
       </w:r>
       <w:r>
         <w:t xml:space="preserve"> lmao</w:t>
@@ -3678,18 +5384,42 @@
     </w:p>
     <w:p>
       <w:r>
-        <w:t>User 7: bro had</w:t>
-      </w:r>
-      <w:r>
-        <w:t xml:space="preserve"> his</w:t>
-      </w:r>
-      <w:r>
-        <w:t xml:space="preserve"> k/d representing the score</w:t>
-      </w:r>
-    </w:p>
-    <w:p>
-      <w:r>
-        <w:t>User 8: this noob ass was bragging about his skill so much and couldn’t even kill a guy, who was out in the open standing still</w:t>
+        <w:t xml:space="preserve">User 7: bro </w:t>
+      </w:r>
+      <w:r>
+        <w:t>was speedrunning the sprint failure</w:t>
+      </w:r>
+    </w:p>
+    <w:p>
+      <w:r>
+        <w:t xml:space="preserve">User 8: this noob ass was bragging about his skill so much and couldn’t even </w:t>
+      </w:r>
+      <w:r>
+        <w:t xml:space="preserve">clear a squid repository, </w:t>
+      </w:r>
+      <w:proofErr w:type="spellStart"/>
+      <w:r>
+        <w:t>bruuuh</w:t>
+      </w:r>
+      <w:proofErr w:type="spellEnd"/>
+    </w:p>
+    <w:p>
+      <w:r>
+        <w:lastRenderedPageBreak/>
+        <w:t xml:space="preserve">User 9: secondhand embarrassment from watching u play was insane, I’d </w:t>
+      </w:r>
+      <w:proofErr w:type="gramStart"/>
+      <w:r>
+        <w:t>actually kms</w:t>
+      </w:r>
+      <w:proofErr w:type="gramEnd"/>
+      <w:r>
+        <w:t xml:space="preserve"> if I were you</w:t>
+      </w:r>
+    </w:p>
+    <w:p>
+      <w:r>
+        <w:t>User 10: that’s crazy lmao</w:t>
       </w:r>
     </w:p>
     <w:p>
@@ -3703,11 +5433,19 @@
         <w:t xml:space="preserve"> me and calling me bad at the game or something</w:t>
       </w:r>
       <w:r>
-        <w:t xml:space="preserve">, but it’s actually </w:t>
+        <w:t xml:space="preserve">, but it’s </w:t>
+      </w:r>
+      <w:proofErr w:type="gramStart"/>
+      <w:r>
+        <w:t xml:space="preserve">actually </w:t>
       </w:r>
       <w:r>
         <w:t>fine</w:t>
       </w:r>
+      <w:proofErr w:type="gramEnd"/>
+      <w:r>
+        <w:t>, you just don’t get it</w:t>
+      </w:r>
       <w:r>
         <w:t xml:space="preserve">. It’s how we show </w:t>
       </w:r>
@@ -3726,7 +5464,15 @@
     </w:p>
     <w:p>
       <w:r>
-        <w:t>User 9: ain’t no one f</w:t>
+        <w:t xml:space="preserve">User 9: </w:t>
+      </w:r>
+      <w:proofErr w:type="spellStart"/>
+      <w:r>
+        <w:t>ain’t</w:t>
+      </w:r>
+      <w:proofErr w:type="spellEnd"/>
+      <w:r>
+        <w:t xml:space="preserve"> no one f</w:t>
       </w:r>
       <w:r>
         <w:t xml:space="preserve">ucking </w:t>
@@ -3738,7 +5484,13 @@
         <w:t>ith</w:t>
       </w:r>
       <w:r>
-        <w:t xml:space="preserve"> this dude, get his ass out of here</w:t>
+        <w:t xml:space="preserve"> this dude, </w:t>
+      </w:r>
+      <w:r>
+        <w:t>kick</w:t>
+      </w:r>
+      <w:r>
+        <w:t xml:space="preserve"> his ass out of here</w:t>
       </w:r>
     </w:p>
     <w:p>
@@ -3750,629 +5502,1366 @@
       <w:pPr>
         <w:pStyle w:val="Heading3"/>
       </w:pPr>
-      <w:bookmarkStart w:id="19" w:name="_Toc216793254"/>
+      <w:bookmarkStart w:id="18" w:name="_Toc216793254"/>
       <w:r>
         <w:t>Chance to prove yourself</w:t>
       </w:r>
+      <w:bookmarkEnd w:id="18"/>
+    </w:p>
+    <w:p>
+      <w:r>
+        <w:t>(Screen goes back to normal)</w:t>
+      </w:r>
+    </w:p>
+    <w:p>
+      <w:r>
+        <w:t xml:space="preserve">User 10: </w:t>
+      </w:r>
+      <w:proofErr w:type="spellStart"/>
+      <w:r>
+        <w:t>yo</w:t>
+      </w:r>
+      <w:proofErr w:type="spellEnd"/>
+      <w:r>
+        <w:t xml:space="preserve">, y’all seen the news about delayed </w:t>
+      </w:r>
+      <w:r>
+        <w:t>zero</w:t>
+      </w:r>
+      <w:r>
+        <w:t xml:space="preserve"> </w:t>
+      </w:r>
+      <w:proofErr w:type="spellStart"/>
+      <w:r>
+        <w:t>dlc</w:t>
+      </w:r>
+      <w:proofErr w:type="spellEnd"/>
+      <w:r>
+        <w:t>?</w:t>
+      </w:r>
+    </w:p>
+    <w:p>
+      <w:r>
+        <w:t xml:space="preserve">User 2: yeah, </w:t>
+      </w:r>
+      <w:r>
+        <w:t>Spearhead</w:t>
+      </w:r>
+      <w:r>
+        <w:t xml:space="preserve"> can’t make the new content even for </w:t>
+      </w:r>
+      <w:r>
+        <w:t>zero</w:t>
+      </w:r>
+      <w:r>
+        <w:t xml:space="preserve"> lol</w:t>
+      </w:r>
+    </w:p>
+    <w:p>
+      <w:r>
+        <w:t xml:space="preserve">User 3: Zero the game? More like zero </w:t>
+      </w:r>
+      <w:proofErr w:type="spellStart"/>
+      <w:r>
+        <w:t>dlc</w:t>
+      </w:r>
+      <w:proofErr w:type="spellEnd"/>
+    </w:p>
+    <w:p>
+      <w:r>
+        <w:t>User 4: I will pay u not to joke ever again</w:t>
+      </w:r>
+    </w:p>
+    <w:p>
+      <w:r>
+        <w:t xml:space="preserve">User 5: holy cornball </w:t>
+      </w:r>
+    </w:p>
+    <w:p>
+      <w:r>
+        <w:t xml:space="preserve">User 6: fuck yeah, at least that means that finally </w:t>
+      </w:r>
+      <w:r>
+        <w:t>spearhead</w:t>
+      </w:r>
+      <w:r>
+        <w:t xml:space="preserve"> heard us and making </w:t>
+      </w:r>
+      <w:proofErr w:type="spellStart"/>
+      <w:r>
+        <w:t>smth</w:t>
+      </w:r>
+      <w:proofErr w:type="spellEnd"/>
+      <w:r>
+        <w:t xml:space="preserve"> new for </w:t>
+      </w:r>
+      <w:proofErr w:type="spellStart"/>
+      <w:r>
+        <w:t>cyberdivers</w:t>
+      </w:r>
+      <w:proofErr w:type="spellEnd"/>
+    </w:p>
+    <w:p>
+      <w:r>
+        <w:t xml:space="preserve">User 7: this absolutely does not mean that </w:t>
+      </w:r>
+      <w:proofErr w:type="spellStart"/>
+      <w:r>
+        <w:t>bruh</w:t>
+      </w:r>
+      <w:proofErr w:type="spellEnd"/>
+      <w:r>
+        <w:t>, they just can’t do shit</w:t>
+      </w:r>
+    </w:p>
+    <w:p>
+      <w:r>
+        <w:t xml:space="preserve">User 12: </w:t>
+      </w:r>
+      <w:r>
+        <w:t>zero</w:t>
+      </w:r>
+      <w:r>
+        <w:t xml:space="preserve"> </w:t>
+      </w:r>
+      <w:r>
+        <w:t xml:space="preserve">fans </w:t>
+      </w:r>
+      <w:r>
+        <w:t xml:space="preserve">are in shambles </w:t>
+      </w:r>
+      <w:proofErr w:type="spellStart"/>
+      <w:r>
+        <w:t>rn</w:t>
+      </w:r>
+      <w:proofErr w:type="spellEnd"/>
+    </w:p>
+    <w:p>
+      <w:r>
+        <w:t>User 8: maybe we will finally get a</w:t>
+      </w:r>
+      <w:r>
+        <w:t>n</w:t>
+      </w:r>
+      <w:r>
+        <w:t xml:space="preserve"> </w:t>
+      </w:r>
+      <w:proofErr w:type="spellStart"/>
+      <w:r>
+        <w:t>ak</w:t>
+      </w:r>
+      <w:proofErr w:type="spellEnd"/>
+      <w:r>
+        <w:t xml:space="preserve"> 4.7.0 buff</w:t>
+      </w:r>
+    </w:p>
+    <w:p>
+      <w:r>
+        <w:t xml:space="preserve">User 11: </w:t>
+      </w:r>
+      <w:proofErr w:type="spellStart"/>
+      <w:r>
+        <w:t>ak</w:t>
+      </w:r>
+      <w:proofErr w:type="spellEnd"/>
+      <w:r>
+        <w:t xml:space="preserve"> 4.7.0 is already op</w:t>
+      </w:r>
+      <w:r>
+        <w:t xml:space="preserve">, u </w:t>
+      </w:r>
+      <w:r>
+        <w:t>just don’t know how to play with it</w:t>
+      </w:r>
+      <w:r>
+        <w:t xml:space="preserve">, I can easily </w:t>
+      </w:r>
+      <w:r>
+        <w:t xml:space="preserve">clear </w:t>
+      </w:r>
+      <w:proofErr w:type="gramStart"/>
+      <w:r>
+        <w:t>bugs source</w:t>
+      </w:r>
+      <w:proofErr w:type="gramEnd"/>
+      <w:r>
+        <w:t xml:space="preserve"> solo with it, maybe with vibe strike stratagem.</w:t>
+      </w:r>
+    </w:p>
+    <w:p>
+      <w:r>
+        <w:t xml:space="preserve">User 9: </w:t>
+      </w:r>
+      <w:r>
+        <w:t xml:space="preserve">vibe strike </w:t>
+      </w:r>
+      <w:proofErr w:type="gramStart"/>
+      <w:r>
+        <w:t>set’s</w:t>
+      </w:r>
+      <w:proofErr w:type="gramEnd"/>
+      <w:r>
+        <w:t xml:space="preserve"> </w:t>
+      </w:r>
+      <w:proofErr w:type="spellStart"/>
+      <w:r>
+        <w:t>ur</w:t>
+      </w:r>
+      <w:proofErr w:type="spellEnd"/>
+      <w:r>
+        <w:t xml:space="preserve"> teammates on fire, it’s the worst stratagem in the game</w:t>
+      </w:r>
+      <w:r>
+        <w:t xml:space="preserve">, </w:t>
+      </w:r>
+      <w:r>
+        <w:t>unless u r retarded ofc</w:t>
+      </w:r>
+    </w:p>
+    <w:p>
+      <w:r>
+        <w:t xml:space="preserve">Ah yes, </w:t>
+      </w:r>
+      <w:r>
+        <w:t>Zero</w:t>
+      </w:r>
+      <w:r>
+        <w:t>. Made by the same developer, Sp</w:t>
+      </w:r>
+      <w:r>
+        <w:t>earhead Studios</w:t>
+      </w:r>
+      <w:r>
+        <w:t xml:space="preserve">, as </w:t>
+      </w:r>
+      <w:r>
+        <w:t>our game</w:t>
+      </w:r>
+      <w:r>
+        <w:t>. Instead of making content and patches</w:t>
+      </w:r>
+      <w:r>
+        <w:t xml:space="preserve"> for </w:t>
+      </w:r>
+      <w:proofErr w:type="spellStart"/>
+      <w:r>
+        <w:t>Cyberdivers</w:t>
+      </w:r>
+      <w:proofErr w:type="spellEnd"/>
+      <w:r>
+        <w:t>, they decided to make some random ass</w:t>
+      </w:r>
+      <w:r>
+        <w:t xml:space="preserve"> spin-off</w:t>
+      </w:r>
+      <w:r>
+        <w:t>,</w:t>
+      </w:r>
+      <w:r>
+        <w:t xml:space="preserve"> and the game wasn’t even that good.</w:t>
+      </w:r>
+      <w:r>
+        <w:t xml:space="preserve"> And now they are working on the </w:t>
+      </w:r>
+      <w:proofErr w:type="spellStart"/>
+      <w:r>
+        <w:t>dlc</w:t>
+      </w:r>
+      <w:proofErr w:type="spellEnd"/>
+      <w:r>
+        <w:t xml:space="preserve"> for it</w:t>
+      </w:r>
+      <w:r>
+        <w:t xml:space="preserve">, while </w:t>
+      </w:r>
+      <w:proofErr w:type="spellStart"/>
+      <w:r>
+        <w:t>cyberdivers</w:t>
+      </w:r>
+      <w:proofErr w:type="spellEnd"/>
+      <w:r>
+        <w:t xml:space="preserve"> </w:t>
+      </w:r>
+      <w:r>
+        <w:t>is</w:t>
+      </w:r>
+      <w:r>
+        <w:t xml:space="preserve"> dying without new updates, fucking idiots.</w:t>
+      </w:r>
+    </w:p>
+    <w:p>
+      <w:r>
+        <w:lastRenderedPageBreak/>
+        <w:t>User 11: maybe don’t be a moron and don’t stand right next to it next time, might help idk</w:t>
+      </w:r>
+    </w:p>
+    <w:p>
+      <w:r>
+        <w:t xml:space="preserve">User 11: </w:t>
+      </w:r>
+      <w:r>
+        <w:t>point is</w:t>
+      </w:r>
+      <w:r>
+        <w:t>,</w:t>
+      </w:r>
+      <w:r>
+        <w:t xml:space="preserve"> </w:t>
+      </w:r>
+      <w:r>
+        <w:t xml:space="preserve">if u can’t use </w:t>
+      </w:r>
+      <w:proofErr w:type="spellStart"/>
+      <w:r>
+        <w:t>ak</w:t>
+      </w:r>
+      <w:proofErr w:type="spellEnd"/>
+      <w:r>
+        <w:t xml:space="preserve"> 4.7.0 properly</w:t>
+      </w:r>
+      <w:r>
+        <w:rPr>
+          <w:lang w:val="en-AU"/>
+        </w:rPr>
+        <w:t>,</w:t>
+      </w:r>
+      <w:r>
+        <w:t xml:space="preserve"> it’s still a skill issue</w:t>
+      </w:r>
+    </w:p>
+    <w:p>
+      <w:r>
+        <w:t xml:space="preserve">You know what, I </w:t>
+      </w:r>
+      <w:proofErr w:type="spellStart"/>
+      <w:r>
+        <w:t>wanna</w:t>
+      </w:r>
+      <w:proofErr w:type="spellEnd"/>
+      <w:r>
+        <w:t xml:space="preserve"> check how do they do in their sub. I bet you they are moaning and bitching over there</w:t>
+      </w:r>
+      <w:r>
+        <w:t>, because of the delay</w:t>
+      </w:r>
+      <w:r>
+        <w:t xml:space="preserve">. </w:t>
+      </w:r>
+      <w:r>
+        <w:t xml:space="preserve">Can’t wait </w:t>
+      </w:r>
+      <w:proofErr w:type="gramStart"/>
+      <w:r>
+        <w:t>see</w:t>
+      </w:r>
+      <w:proofErr w:type="gramEnd"/>
+      <w:r>
+        <w:t xml:space="preserve"> it.</w:t>
+      </w:r>
+    </w:p>
+    <w:p>
+      <w:r>
+        <w:t>(</w:t>
+      </w:r>
+      <w:proofErr w:type="gramStart"/>
+      <w:r>
+        <w:t>User is</w:t>
+      </w:r>
+      <w:proofErr w:type="gramEnd"/>
+      <w:r>
+        <w:t xml:space="preserve"> prompted to search for </w:t>
+      </w:r>
+      <w:r>
+        <w:t xml:space="preserve">wl3 </w:t>
+      </w:r>
+      <w:proofErr w:type="gramStart"/>
+      <w:r>
+        <w:t>sub</w:t>
+      </w:r>
+      <w:proofErr w:type="gramEnd"/>
+      <w:r>
+        <w:t xml:space="preserve"> and find the post with the news)</w:t>
+      </w:r>
+    </w:p>
+    <w:p>
+      <w:r>
+        <w:t xml:space="preserve">(User is going to </w:t>
+      </w:r>
+      <w:proofErr w:type="gramStart"/>
+      <w:r>
+        <w:t>comments</w:t>
+      </w:r>
+      <w:proofErr w:type="gramEnd"/>
+      <w:r>
+        <w:t>)</w:t>
+      </w:r>
+    </w:p>
+    <w:p>
+      <w:r>
+        <w:t xml:space="preserve">Bruh what? “Let </w:t>
+      </w:r>
+      <w:proofErr w:type="spellStart"/>
+      <w:r>
+        <w:t>devs</w:t>
+      </w:r>
+      <w:proofErr w:type="spellEnd"/>
+      <w:r>
+        <w:t xml:space="preserve"> take as much time as they want”, bro wtf, they are so…so…so</w:t>
+      </w:r>
+      <w:r>
+        <w:t xml:space="preserve"> fucking</w:t>
+      </w:r>
+      <w:r>
+        <w:t xml:space="preserve"> </w:t>
+      </w:r>
+      <w:r>
+        <w:t>lame</w:t>
+      </w:r>
+    </w:p>
+    <w:p>
+      <w:r>
+        <w:t>(User is prompted to go back on the main page of wl3)</w:t>
+      </w:r>
+    </w:p>
+    <w:p>
+      <w:r>
+        <w:t xml:space="preserve">Look at these posts </w:t>
+      </w:r>
+      <w:proofErr w:type="spellStart"/>
+      <w:r>
+        <w:t>bruh</w:t>
+      </w:r>
+      <w:proofErr w:type="spellEnd"/>
+      <w:r>
+        <w:t xml:space="preserve">. </w:t>
+      </w:r>
+    </w:p>
+    <w:p>
+      <w:r>
+        <w:t xml:space="preserve">So spineless, like “our </w:t>
+      </w:r>
+      <w:proofErr w:type="spellStart"/>
+      <w:r>
+        <w:t>dlc</w:t>
+      </w:r>
+      <w:proofErr w:type="spellEnd"/>
+      <w:r>
+        <w:t xml:space="preserve"> got delayed? </w:t>
+      </w:r>
+      <w:r>
+        <w:t xml:space="preserve">It’s ok, </w:t>
+      </w:r>
+      <w:r>
+        <w:t>let them take their time</w:t>
+      </w:r>
+      <w:r>
+        <w:t xml:space="preserve">” </w:t>
+      </w:r>
+      <w:proofErr w:type="spellStart"/>
+      <w:r>
+        <w:t>tf</w:t>
+      </w:r>
+      <w:proofErr w:type="spellEnd"/>
+      <w:r>
+        <w:t xml:space="preserve"> is this. You absolutely should demand new content from the </w:t>
+      </w:r>
+      <w:proofErr w:type="spellStart"/>
+      <w:r>
+        <w:t>devs</w:t>
+      </w:r>
+      <w:proofErr w:type="spellEnd"/>
+      <w:r>
+        <w:t>, they are working for you</w:t>
+      </w:r>
+      <w:r>
+        <w:t>,</w:t>
+      </w:r>
+      <w:r>
+        <w:t xml:space="preserve"> not</w:t>
+      </w:r>
+      <w:r>
+        <w:t xml:space="preserve"> the</w:t>
+      </w:r>
+      <w:r>
+        <w:t xml:space="preserve"> other way around</w:t>
+      </w:r>
+      <w:r>
+        <w:t>, you are fucking paying them for the product</w:t>
+      </w:r>
+      <w:r>
+        <w:t xml:space="preserve">, where is </w:t>
+      </w:r>
+      <w:r>
+        <w:t>your</w:t>
+      </w:r>
+      <w:r>
+        <w:t xml:space="preserve"> rage </w:t>
+      </w:r>
+      <w:proofErr w:type="spellStart"/>
+      <w:r>
+        <w:t>bruh</w:t>
+      </w:r>
+      <w:proofErr w:type="spellEnd"/>
+      <w:r>
+        <w:t>.</w:t>
+      </w:r>
+    </w:p>
+    <w:p>
+      <w:r>
+        <w:t xml:space="preserve">(User is prompted to go to the post with noob </w:t>
+      </w:r>
+      <w:proofErr w:type="gramStart"/>
+      <w:r>
+        <w:t>question</w:t>
+      </w:r>
+      <w:proofErr w:type="gramEnd"/>
+      <w:r>
+        <w:t>)</w:t>
+      </w:r>
+    </w:p>
+    <w:p>
+      <w:r>
+        <w:t>(Screen is getting red)</w:t>
+      </w:r>
+    </w:p>
+    <w:p>
+      <w:r>
+        <w:t xml:space="preserve">And these </w:t>
+      </w:r>
+      <w:r>
+        <w:t>stupid ass questions like this one “</w:t>
+      </w:r>
+      <w:proofErr w:type="spellStart"/>
+      <w:r>
+        <w:t>uhhhhh</w:t>
+      </w:r>
+      <w:proofErr w:type="spellEnd"/>
+      <w:r>
+        <w:t xml:space="preserve"> how do u get in that room” like don’t u see the </w:t>
+      </w:r>
+      <w:r>
+        <w:t xml:space="preserve">vent in there? Have you tried looking or do you just run to this subforum for help at any minor inconvenience? This is why noobs should be mocked for their </w:t>
+      </w:r>
+      <w:proofErr w:type="gramStart"/>
+      <w:r>
+        <w:t>stupidity,</w:t>
+      </w:r>
+      <w:proofErr w:type="gramEnd"/>
+      <w:r>
+        <w:t xml:space="preserve"> they’ll learn how to think </w:t>
+      </w:r>
+      <w:r>
+        <w:t>by themselves</w:t>
+      </w:r>
+      <w:r>
+        <w:t>.</w:t>
+      </w:r>
+      <w:r>
+        <w:t xml:space="preserve"> </w:t>
+      </w:r>
+      <w:r>
+        <w:t>But</w:t>
+      </w:r>
+      <w:r>
+        <w:t xml:space="preserve"> they all</w:t>
+      </w:r>
+      <w:r>
+        <w:t xml:space="preserve"> are</w:t>
+      </w:r>
+      <w:r>
+        <w:t xml:space="preserve"> allowing </w:t>
+      </w:r>
+      <w:r>
+        <w:t>them to remain stupid</w:t>
+      </w:r>
+      <w:r>
+        <w:t>.</w:t>
+      </w:r>
+    </w:p>
+    <w:p>
+      <w:r>
+        <w:t>(User is prompted to go back and to go on the next post with story discussion)</w:t>
+      </w:r>
+    </w:p>
+    <w:p>
+      <w:r>
+        <w:t xml:space="preserve">Oh boy, look how nice everyone here is </w:t>
+      </w:r>
+      <w:proofErr w:type="spellStart"/>
+      <w:r>
+        <w:t>bruh</w:t>
+      </w:r>
+      <w:proofErr w:type="spellEnd"/>
+      <w:r>
+        <w:t xml:space="preserve">. Look how everyone being respectful to each other, like isn’t it fucking pathetic? There is either right opinion </w:t>
+      </w:r>
+      <w:r>
+        <w:t xml:space="preserve">or wrong opinion, nothing in between. If y’all being so polite and </w:t>
+      </w:r>
+      <w:r>
+        <w:t>agree</w:t>
+      </w:r>
+      <w:r>
+        <w:t xml:space="preserve"> with each other instead of </w:t>
+      </w:r>
+      <w:proofErr w:type="gramStart"/>
+      <w:r>
+        <w:t>argue</w:t>
+      </w:r>
+      <w:proofErr w:type="gramEnd"/>
+      <w:r>
+        <w:t xml:space="preserve">, how </w:t>
+      </w:r>
+      <w:proofErr w:type="spellStart"/>
+      <w:r>
+        <w:t>tf</w:t>
+      </w:r>
+      <w:proofErr w:type="spellEnd"/>
+      <w:r>
+        <w:t xml:space="preserve"> are you </w:t>
+      </w:r>
+      <w:proofErr w:type="spellStart"/>
+      <w:r>
+        <w:t>gonna</w:t>
+      </w:r>
+      <w:proofErr w:type="spellEnd"/>
+      <w:r>
+        <w:t xml:space="preserve"> </w:t>
+      </w:r>
+      <w:r>
+        <w:t>figure out what’s wrong and what’s right</w:t>
+      </w:r>
+      <w:r>
+        <w:t>?</w:t>
+      </w:r>
+    </w:p>
+    <w:p>
+      <w:r>
+        <w:t>(User is prompted to go back to the main page)</w:t>
+      </w:r>
+    </w:p>
+    <w:p>
+      <w:r>
+        <w:t>(Screen is full</w:t>
+      </w:r>
+      <w:r>
+        <w:t>y</w:t>
+      </w:r>
+      <w:r>
+        <w:t xml:space="preserve"> red now)</w:t>
+      </w:r>
+    </w:p>
+    <w:p>
+      <w:r>
+        <w:t xml:space="preserve">Nah, this sub is phony as fuck. Everyone </w:t>
+      </w:r>
+      <w:r>
+        <w:t>is</w:t>
+      </w:r>
+      <w:r>
+        <w:t xml:space="preserve"> being so nice </w:t>
+      </w:r>
+      <w:r>
+        <w:t>as</w:t>
+      </w:r>
+      <w:r>
+        <w:t xml:space="preserve"> we</w:t>
+      </w:r>
+      <w:r>
+        <w:t xml:space="preserve"> are </w:t>
+      </w:r>
+      <w:proofErr w:type="spellStart"/>
+      <w:r>
+        <w:t>gonna</w:t>
+      </w:r>
+      <w:proofErr w:type="spellEnd"/>
+      <w:r>
+        <w:t xml:space="preserve"> believe it</w:t>
+      </w:r>
+      <w:r>
+        <w:t xml:space="preserve">. Maybe </w:t>
+      </w:r>
+      <w:proofErr w:type="spellStart"/>
+      <w:r>
+        <w:t>cyberdivers</w:t>
+      </w:r>
+      <w:proofErr w:type="spellEnd"/>
+      <w:r>
+        <w:t xml:space="preserve"> are rude, maybe we are toxic</w:t>
+      </w:r>
+      <w:r>
+        <w:t>, maybe we can call u names, like</w:t>
+      </w:r>
+      <w:r>
+        <w:t xml:space="preserve"> noob,</w:t>
+      </w:r>
+      <w:r>
+        <w:t xml:space="preserve"> cunt,</w:t>
+      </w:r>
+      <w:r>
+        <w:t xml:space="preserve"> asshole, moron, retard, fuckwit, dumbass, braindead, stupid, dickhead</w:t>
+      </w:r>
+      <w:r>
+        <w:t xml:space="preserve">, brain-numbing, </w:t>
+      </w:r>
+      <w:r>
+        <w:lastRenderedPageBreak/>
+        <w:t xml:space="preserve">room temperature </w:t>
+      </w:r>
+      <w:proofErr w:type="spellStart"/>
+      <w:r>
+        <w:t>iq</w:t>
+      </w:r>
+      <w:proofErr w:type="spellEnd"/>
+      <w:r>
+        <w:t xml:space="preserve">, </w:t>
+      </w:r>
+      <w:r>
+        <w:t xml:space="preserve">motherfucker, </w:t>
+      </w:r>
+      <w:proofErr w:type="spellStart"/>
+      <w:r>
+        <w:t>fatherfucker</w:t>
+      </w:r>
+      <w:proofErr w:type="spellEnd"/>
+      <w:r>
+        <w:t xml:space="preserve">, </w:t>
+      </w:r>
+      <w:r>
+        <w:t xml:space="preserve">product of the </w:t>
+      </w:r>
+      <w:r>
+        <w:t>incest</w:t>
+      </w:r>
+      <w:r>
+        <w:t>, incel, degenerate, window licker, cognitively challenged</w:t>
+      </w:r>
+      <w:r>
+        <w:t>, dimwit</w:t>
+      </w:r>
+    </w:p>
+    <w:p>
+      <w:r>
+        <w:t>(Screen goes blurry and then goes back to red)</w:t>
+      </w:r>
+    </w:p>
+    <w:p>
+      <w:r>
+        <w:t xml:space="preserve">fuckface, </w:t>
+      </w:r>
+      <w:proofErr w:type="spellStart"/>
+      <w:r>
+        <w:t>shitfuck</w:t>
+      </w:r>
+      <w:proofErr w:type="spellEnd"/>
+      <w:r>
+        <w:t xml:space="preserve">, </w:t>
+      </w:r>
+      <w:proofErr w:type="spellStart"/>
+      <w:r>
+        <w:t>fuckfuck</w:t>
+      </w:r>
+      <w:proofErr w:type="spellEnd"/>
+      <w:r>
+        <w:t xml:space="preserve"> but</w:t>
+      </w:r>
+      <w:r>
+        <w:t xml:space="preserve"> at least we are honest</w:t>
+      </w:r>
+      <w:r>
+        <w:t>. Brutal, but honest</w:t>
+      </w:r>
+      <w:r>
+        <w:t>. Yes, we won’t mince our words and roast your ass to the crust, but you will learn from it and be better. And these guys thinking they are helping anyone with this fake ass niceness.</w:t>
+      </w:r>
+    </w:p>
+    <w:p>
+      <w:r>
+        <w:t>They are just delusional, aren’t they</w:t>
+      </w:r>
+      <w:r>
+        <w:t>.</w:t>
+      </w:r>
+    </w:p>
+    <w:p>
+      <w:r>
+        <w:t>(Screen goes normal)</w:t>
+      </w:r>
+    </w:p>
+    <w:p>
+      <w:r>
+        <w:t xml:space="preserve">(Ui elements start to </w:t>
+      </w:r>
+      <w:proofErr w:type="gramStart"/>
+      <w:r>
+        <w:t>fall down</w:t>
+      </w:r>
+      <w:proofErr w:type="gramEnd"/>
+      <w:r>
+        <w:t>)</w:t>
+      </w:r>
+    </w:p>
+    <w:p>
+      <w:r>
+        <w:t xml:space="preserve">Nah, this sub should go down. I </w:t>
+      </w:r>
+      <w:r>
+        <w:t>remember</w:t>
+      </w:r>
+      <w:r>
+        <w:t xml:space="preserve"> back when I was a kid, my mom sent me to do some programming courses</w:t>
+      </w:r>
+      <w:r>
+        <w:t xml:space="preserve"> </w:t>
+      </w:r>
+      <w:r>
+        <w:t xml:space="preserve">and I learned </w:t>
+      </w:r>
+      <w:proofErr w:type="spellStart"/>
+      <w:r>
+        <w:t>smth</w:t>
+      </w:r>
+      <w:proofErr w:type="spellEnd"/>
+      <w:r>
+        <w:t xml:space="preserve"> about </w:t>
+      </w:r>
+      <w:proofErr w:type="spellStart"/>
+      <w:r>
+        <w:t>webdev</w:t>
+      </w:r>
+      <w:proofErr w:type="spellEnd"/>
+      <w:r>
+        <w:t xml:space="preserve"> and some cybersecurity stuff</w:t>
+      </w:r>
+      <w:r>
+        <w:t>, like phishing</w:t>
+      </w:r>
+      <w:r>
+        <w:t>.</w:t>
+      </w:r>
+      <w:r>
+        <w:t xml:space="preserve"> Shit, it was ages ago. Met some cool guys there, but we didn’t really click. They </w:t>
+      </w:r>
+      <w:r>
+        <w:t>thought</w:t>
+      </w:r>
+      <w:r>
+        <w:t xml:space="preserve"> I was </w:t>
+      </w:r>
+      <w:proofErr w:type="spellStart"/>
+      <w:r>
+        <w:t>kinda</w:t>
+      </w:r>
+      <w:proofErr w:type="spellEnd"/>
+      <w:r>
+        <w:t xml:space="preserve"> weird. Well, whatever, who gives a shit right? </w:t>
+      </w:r>
+    </w:p>
+    <w:p>
+      <w:r>
+        <w:t>Anyway,</w:t>
+      </w:r>
+      <w:r>
+        <w:t xml:space="preserve"> </w:t>
+      </w:r>
+      <w:r>
+        <w:t>what if</w:t>
+      </w:r>
+      <w:r>
+        <w:t xml:space="preserve"> I could </w:t>
+      </w:r>
+      <w:r>
+        <w:t>create</w:t>
+      </w:r>
+      <w:r>
+        <w:t xml:space="preserve"> a fake website to steal </w:t>
+      </w:r>
+      <w:r>
+        <w:t>zero</w:t>
+      </w:r>
+      <w:r>
+        <w:t xml:space="preserve"> sub admin’s </w:t>
+      </w:r>
+      <w:r>
+        <w:t>account</w:t>
+      </w:r>
+      <w:r>
+        <w:t xml:space="preserve"> and take over the sub</w:t>
+      </w:r>
+      <w:r>
+        <w:t xml:space="preserve">? I could show </w:t>
+      </w:r>
+      <w:r>
+        <w:t>them</w:t>
+      </w:r>
+      <w:r>
+        <w:t xml:space="preserve"> what </w:t>
+      </w:r>
+      <w:proofErr w:type="gramStart"/>
+      <w:r>
+        <w:t>the real</w:t>
+      </w:r>
+      <w:proofErr w:type="gramEnd"/>
+      <w:r>
+        <w:t xml:space="preserve"> life is.</w:t>
+      </w:r>
+      <w:r>
+        <w:t xml:space="preserve"> </w:t>
+      </w:r>
+      <w:r>
+        <w:t xml:space="preserve">I should </w:t>
+      </w:r>
+      <w:r>
+        <w:t xml:space="preserve">let my </w:t>
+      </w:r>
+      <w:r>
+        <w:t>friends</w:t>
+      </w:r>
+      <w:r>
+        <w:t xml:space="preserve"> </w:t>
+      </w:r>
+      <w:r>
+        <w:t xml:space="preserve">in </w:t>
+      </w:r>
+      <w:proofErr w:type="spellStart"/>
+      <w:r>
+        <w:t>cyberdivers</w:t>
+      </w:r>
+      <w:proofErr w:type="spellEnd"/>
+      <w:r>
+        <w:t xml:space="preserve"> chat</w:t>
+      </w:r>
+      <w:r>
+        <w:t xml:space="preserve"> know</w:t>
+      </w:r>
+      <w:r>
+        <w:t>, I’m sure they will be as excited as I am r</w:t>
+      </w:r>
+      <w:r>
+        <w:t xml:space="preserve">ight </w:t>
+      </w:r>
+      <w:r>
+        <w:t>n</w:t>
+      </w:r>
+      <w:r>
+        <w:t>ow</w:t>
+      </w:r>
+      <w:r>
+        <w:t xml:space="preserve"> </w:t>
+      </w:r>
+      <w:r>
+        <w:t>to get back at these dumbasses</w:t>
+      </w:r>
+      <w:r>
+        <w:t>.</w:t>
+      </w:r>
+    </w:p>
+    <w:p>
+      <w:r>
+        <w:t>(User is prompted to go to the sc2 chat)</w:t>
+      </w:r>
+    </w:p>
+    <w:p>
+      <w:proofErr w:type="spellStart"/>
+      <w:r>
+        <w:t>Main_hero</w:t>
+      </w:r>
+      <w:proofErr w:type="spellEnd"/>
+      <w:r>
+        <w:t xml:space="preserve">: I’m </w:t>
+      </w:r>
+      <w:proofErr w:type="spellStart"/>
+      <w:r>
+        <w:t>gonna</w:t>
+      </w:r>
+      <w:proofErr w:type="spellEnd"/>
+      <w:r>
+        <w:t xml:space="preserve"> hack </w:t>
+      </w:r>
+      <w:r>
+        <w:t>zero</w:t>
+      </w:r>
+      <w:r>
+        <w:t xml:space="preserve"> sub</w:t>
+      </w:r>
+    </w:p>
+    <w:p>
+      <w:r>
+        <w:t>User 3: lmao what</w:t>
+      </w:r>
+    </w:p>
+    <w:p>
+      <w:r>
+        <w:t>User 4: AHAHAHAH</w:t>
+      </w:r>
+    </w:p>
+    <w:p>
+      <w:r>
+        <w:t>User 5: calm down, Mr. Robot</w:t>
+      </w:r>
+    </w:p>
+    <w:p>
+      <w:r>
+        <w:t>(Screen goes slightly red)</w:t>
+      </w:r>
+    </w:p>
+    <w:p>
+      <w:r>
+        <w:t xml:space="preserve">User 6: u can’t even use a keyboard son </w:t>
+      </w:r>
+      <w:proofErr w:type="spellStart"/>
+      <w:r>
+        <w:t>fym</w:t>
+      </w:r>
+      <w:proofErr w:type="spellEnd"/>
+      <w:r>
+        <w:t xml:space="preserve"> hack</w:t>
+      </w:r>
+    </w:p>
+    <w:p>
+      <w:r>
+        <w:t>User 7: r u like 13?</w:t>
+      </w:r>
+    </w:p>
+    <w:p>
+      <w:r>
+        <w:t>User 8: are we deadass lmao</w:t>
+      </w:r>
+    </w:p>
+    <w:p>
+      <w:r>
+        <w:t>User 9: AHAHAH</w:t>
+      </w:r>
+    </w:p>
+    <w:p>
+      <w:proofErr w:type="spellStart"/>
+      <w:r>
+        <w:t>Main_hero</w:t>
+      </w:r>
+      <w:proofErr w:type="spellEnd"/>
+      <w:r>
+        <w:t xml:space="preserve">: nah y’all will see, I </w:t>
+      </w:r>
+      <w:proofErr w:type="gramStart"/>
+      <w:r>
+        <w:t>actually can</w:t>
+      </w:r>
+      <w:proofErr w:type="gramEnd"/>
+      <w:r>
+        <w:t xml:space="preserve"> do it</w:t>
+      </w:r>
+    </w:p>
+    <w:p>
+      <w:r>
+        <w:t xml:space="preserve">User 4: </w:t>
+      </w:r>
+      <w:proofErr w:type="spellStart"/>
+      <w:r>
+        <w:t>bro</w:t>
+      </w:r>
+      <w:r>
+        <w:t>chacho</w:t>
+      </w:r>
+      <w:proofErr w:type="spellEnd"/>
+      <w:r>
+        <w:t xml:space="preserve"> stfu</w:t>
+      </w:r>
+    </w:p>
+    <w:p>
+      <w:r>
+        <w:lastRenderedPageBreak/>
+        <w:t xml:space="preserve">User 6: </w:t>
+      </w:r>
+      <w:proofErr w:type="spellStart"/>
+      <w:r>
+        <w:t>im</w:t>
+      </w:r>
+      <w:proofErr w:type="spellEnd"/>
+      <w:r>
+        <w:t xml:space="preserve"> crying wtf are u talking about </w:t>
+      </w:r>
+      <w:proofErr w:type="spellStart"/>
+      <w:r>
+        <w:t>lmaooo</w:t>
+      </w:r>
+      <w:proofErr w:type="spellEnd"/>
+    </w:p>
+    <w:p>
+      <w:r>
+        <w:t xml:space="preserve">User 5: u r like in the top 10 worst </w:t>
+      </w:r>
+      <w:proofErr w:type="spellStart"/>
+      <w:r>
+        <w:t>cyberdivers</w:t>
+      </w:r>
+      <w:proofErr w:type="spellEnd"/>
+      <w:r>
+        <w:t xml:space="preserve"> oat and u r saying u can hack anything? Bruh wtf</w:t>
+      </w:r>
+    </w:p>
+    <w:p>
+      <w:r>
+        <w:t xml:space="preserve">User 13: instant </w:t>
+      </w:r>
+      <w:proofErr w:type="spellStart"/>
+      <w:r>
+        <w:t>cyberdivers</w:t>
+      </w:r>
+      <w:proofErr w:type="spellEnd"/>
+      <w:r>
+        <w:t xml:space="preserve"> classic</w:t>
+      </w:r>
+    </w:p>
+    <w:p>
+      <w:r>
+        <w:t>User</w:t>
+      </w:r>
+      <w:r>
+        <w:t xml:space="preserve"> 11: son`</w:t>
+      </w:r>
+    </w:p>
+    <w:p>
+      <w:r>
+        <w:t xml:space="preserve">User 10: bro is a poser lmao, </w:t>
+      </w:r>
+      <w:proofErr w:type="spellStart"/>
+      <w:r>
+        <w:t>proly</w:t>
+      </w:r>
+      <w:proofErr w:type="spellEnd"/>
+      <w:r>
+        <w:t xml:space="preserve"> don’t even know what is </w:t>
+      </w:r>
+      <w:proofErr w:type="spellStart"/>
+      <w:r>
+        <w:t>sqli</w:t>
+      </w:r>
+      <w:proofErr w:type="spellEnd"/>
+      <w:r>
+        <w:t xml:space="preserve"> is lol</w:t>
+      </w:r>
+    </w:p>
+    <w:p>
+      <w:r>
+        <w:t xml:space="preserve">No </w:t>
+      </w:r>
+      <w:proofErr w:type="spellStart"/>
+      <w:r>
+        <w:t>no</w:t>
+      </w:r>
+      <w:proofErr w:type="spellEnd"/>
+      <w:r>
+        <w:t xml:space="preserve">, I know what it is, it’s a language…for hacking databases…or something. </w:t>
+      </w:r>
+      <w:r>
+        <w:t>It doesn’t</w:t>
+      </w:r>
+      <w:r>
+        <w:t xml:space="preserve"> matter, they’ll see, I absolutely can do it.</w:t>
+      </w:r>
+    </w:p>
+    <w:p>
+      <w:pPr>
+        <w:pStyle w:val="Heading3"/>
+      </w:pPr>
+      <w:bookmarkStart w:id="19" w:name="_Toc216793255"/>
+      <w:r>
+        <w:t>Plan and execution</w:t>
+      </w:r>
       <w:bookmarkEnd w:id="19"/>
     </w:p>
     <w:p>
       <w:r>
-        <w:t>(Screen goes back to normal)</w:t>
-      </w:r>
-    </w:p>
-    <w:p>
-      <w:r>
-        <w:t>User 10: yo, y’all seen the news about delayed wl3 dlc?</w:t>
-      </w:r>
-    </w:p>
-    <w:p>
-      <w:r>
-        <w:t>User 2: yeah, Spigot can’t make the new content even for wl3 lol</w:t>
-      </w:r>
-    </w:p>
-    <w:p>
-      <w:r>
-        <w:t>User 6: fuck yeah, at least that means that finally spigot heard us and making smth new for sc2</w:t>
-      </w:r>
-    </w:p>
-    <w:p>
-      <w:r>
-        <w:t xml:space="preserve">User 12: wl3 </w:t>
-      </w:r>
-      <w:r>
-        <w:t xml:space="preserve">fans </w:t>
-      </w:r>
-      <w:r>
-        <w:t>are in shambles rn</w:t>
-      </w:r>
-    </w:p>
-    <w:p>
-      <w:r>
-        <w:t xml:space="preserve">User 8: maybe we will finally get a </w:t>
-      </w:r>
-      <w:r>
-        <w:t>ka47 nerf</w:t>
-      </w:r>
-    </w:p>
-    <w:p>
-      <w:r>
-        <w:lastRenderedPageBreak/>
-        <w:t xml:space="preserve">User 11: ka47 aint op, u r just a noob, I can easily </w:t>
-      </w:r>
-      <w:r>
-        <w:t>kill</w:t>
-      </w:r>
-      <w:r>
-        <w:t xml:space="preserve"> every ka47 player with kar69k</w:t>
-      </w:r>
-    </w:p>
-    <w:p>
-      <w:r>
-        <w:t>User 9: it’s kar99k, u fucking motherless moron</w:t>
-      </w:r>
-    </w:p>
-    <w:p>
-      <w:r>
-        <w:t xml:space="preserve">Ah yes, whole life 3. Made by the same developer, Spigot, as </w:t>
-      </w:r>
-      <w:r>
-        <w:t>our game</w:t>
-      </w:r>
-      <w:r>
-        <w:t xml:space="preserve">. Instead of making content and patches for our game, they decided to make some random ass continuation of a long dead </w:t>
-      </w:r>
-      <w:r>
-        <w:t>franchise,</w:t>
-      </w:r>
-      <w:r>
-        <w:t xml:space="preserve"> and the game wasn’t even that good.</w:t>
-      </w:r>
-      <w:r>
-        <w:t xml:space="preserve"> And now they are working on the dlc</w:t>
-      </w:r>
-      <w:r>
-        <w:t xml:space="preserve"> for it</w:t>
-      </w:r>
-      <w:r>
-        <w:t>, while sc2 is dying without new updates, fucking idiots.</w:t>
-      </w:r>
-    </w:p>
-    <w:p>
-      <w:r>
-        <w:t>User 11: whatever cunt, it’s still a skill issue tho</w:t>
-      </w:r>
-    </w:p>
-    <w:p>
-      <w:r>
-        <w:t>You know what, I wanna check how do they do in their sub. I bet you they are moaning and bitching over there</w:t>
-      </w:r>
-      <w:r>
-        <w:t>, because of the delay</w:t>
-      </w:r>
-      <w:r>
-        <w:t xml:space="preserve">. Well, at least Spigot finally </w:t>
-      </w:r>
-      <w:r>
-        <w:t xml:space="preserve">came </w:t>
-      </w:r>
-      <w:r>
-        <w:t>back to their main game</w:t>
-      </w:r>
-      <w:r>
-        <w:t>.</w:t>
-      </w:r>
-    </w:p>
-    <w:p>
-      <w:r>
-        <w:t xml:space="preserve">(User is prompted to search for </w:t>
-      </w:r>
-      <w:r>
-        <w:t>wl3 sub and find the post with the news)</w:t>
-      </w:r>
-    </w:p>
-    <w:p>
-      <w:r>
-        <w:t>(User is going to comments)</w:t>
-      </w:r>
-    </w:p>
-    <w:p>
-      <w:r>
-        <w:t xml:space="preserve">Bruh what? “Let devs take as much time as they want”, bro wtf, they are so…so…so </w:t>
-      </w:r>
-      <w:r>
-        <w:t>lame</w:t>
-      </w:r>
-    </w:p>
-    <w:p>
-      <w:r>
-        <w:t>(User is prompted to go back on the main page of wl3)</w:t>
-      </w:r>
-    </w:p>
-    <w:p>
-      <w:r>
-        <w:t xml:space="preserve">Look at these posts bruh. </w:t>
-      </w:r>
-    </w:p>
-    <w:p>
-      <w:r>
-        <w:t xml:space="preserve">So spineless, like “our dlc got delayed? </w:t>
-      </w:r>
-      <w:r>
-        <w:t>It’s ok, we can</w:t>
-      </w:r>
-      <w:r>
-        <w:t xml:space="preserve"> wait more” tf is this. You absolutely should demand new content from the devs, they are working for you</w:t>
-      </w:r>
-      <w:r>
-        <w:t>,</w:t>
-      </w:r>
-      <w:r>
-        <w:t xml:space="preserve"> not</w:t>
-      </w:r>
-      <w:r>
-        <w:t xml:space="preserve"> the</w:t>
-      </w:r>
-      <w:r>
-        <w:t xml:space="preserve"> other way around</w:t>
-      </w:r>
-      <w:r>
-        <w:t>, where is ur rage bruh.</w:t>
-      </w:r>
-    </w:p>
-    <w:p>
-      <w:r>
-        <w:t>(User is prompted to go to the post with noob question)</w:t>
-      </w:r>
-    </w:p>
-    <w:p>
-      <w:r>
-        <w:t>(Screen is getting red)</w:t>
-      </w:r>
-    </w:p>
-    <w:p>
-      <w:r>
-        <w:t xml:space="preserve">And these </w:t>
-      </w:r>
-      <w:r>
-        <w:t xml:space="preserve">stupid ass questions like this one “uhhhhh how do u get in that room” like don’t u see the </w:t>
-      </w:r>
-      <w:r>
-        <w:t>vent in there? Have you tried looking or do you just run to this subforum for help at any minor inconvenience? This is why noobs should be mocked for their stupidity, they’ll learn how to think for themselves.</w:t>
-      </w:r>
-      <w:r>
-        <w:t xml:space="preserve"> And they all allowing it.</w:t>
-      </w:r>
-    </w:p>
-    <w:p>
-      <w:r>
-        <w:t>(User is prompted to go back and to go on the next post with story discussion)</w:t>
-      </w:r>
-    </w:p>
-    <w:p>
-      <w:r>
-        <w:t xml:space="preserve">Oh boy, look how nice everyone here is bruh. Look how everyone being respectful to each other, like isn’t it fucking pathetic? There is either right opinion </w:t>
-      </w:r>
-      <w:r>
-        <w:t xml:space="preserve">or wrong opinion, nothing in between. If y’all being so polite and </w:t>
-      </w:r>
-      <w:r>
-        <w:t>agree</w:t>
-      </w:r>
-      <w:r>
-        <w:t xml:space="preserve"> with each other instead of argue, how tf are you gonna </w:t>
-      </w:r>
-      <w:r>
-        <w:t>figure out what’s wrong and what’s right</w:t>
-      </w:r>
-      <w:r>
-        <w:t>?</w:t>
-      </w:r>
-    </w:p>
-    <w:p>
-      <w:r>
-        <w:t>(User is prompted to go back to the main page)</w:t>
-      </w:r>
-    </w:p>
-    <w:p>
-      <w:r>
-        <w:lastRenderedPageBreak/>
-        <w:t>(Screen is full</w:t>
-      </w:r>
-      <w:r>
-        <w:t>y</w:t>
-      </w:r>
-      <w:r>
-        <w:t xml:space="preserve"> red now)</w:t>
-      </w:r>
-    </w:p>
-    <w:p>
-      <w:r>
-        <w:t xml:space="preserve">Nah, this sub is phony as fuck. Everyone </w:t>
-      </w:r>
-      <w:r>
-        <w:t>is</w:t>
-      </w:r>
-      <w:r>
-        <w:t xml:space="preserve"> being so nice like we believe it</w:t>
-      </w:r>
-      <w:r>
-        <w:t>. Maybe sc2 are rude, maybe we are toxic</w:t>
-      </w:r>
-      <w:r>
-        <w:t>, maybe we can call u names, like</w:t>
-      </w:r>
-      <w:r>
-        <w:t xml:space="preserve"> noob,</w:t>
-      </w:r>
-      <w:r>
-        <w:t xml:space="preserve"> asshole, moron, retard, fuckwit, dumbass, braindead, stupid, dickhead</w:t>
-      </w:r>
-      <w:r>
-        <w:t xml:space="preserve">, brain-numbing, room temperature iq, </w:t>
-      </w:r>
-      <w:r>
-        <w:t xml:space="preserve">motherfucker, fatherfucker, </w:t>
-      </w:r>
-      <w:r>
-        <w:t xml:space="preserve">product of the </w:t>
-      </w:r>
-      <w:r>
-        <w:t>incest</w:t>
-      </w:r>
-    </w:p>
-    <w:p>
-      <w:r>
-        <w:t>(Screen goes blurry and then goes back to red)</w:t>
-      </w:r>
-    </w:p>
-    <w:p>
-      <w:r>
-        <w:t>fuckface, shitfuck</w:t>
-      </w:r>
-      <w:r>
-        <w:t xml:space="preserve">, </w:t>
-      </w:r>
-      <w:r>
-        <w:t>fuckfuck, dimwit but</w:t>
-      </w:r>
-      <w:r>
-        <w:t xml:space="preserve"> at least we are honest</w:t>
-      </w:r>
-      <w:r>
-        <w:t>. Brutal, but honest</w:t>
-      </w:r>
-      <w:r>
-        <w:t>. Yes, we won’t mince our words and roast your ass to the crust, but you will learn from it and be better. And these guys thinking they are helping anyone with this fake ass niceness.</w:t>
-      </w:r>
-    </w:p>
-    <w:p>
-      <w:r>
-        <w:t>They are just delusional, aren’t they</w:t>
-      </w:r>
-      <w:r>
-        <w:t>.</w:t>
-      </w:r>
-    </w:p>
-    <w:p>
-      <w:r>
-        <w:t>(Screen goes normal)</w:t>
-      </w:r>
-    </w:p>
-    <w:p>
-      <w:r>
-        <w:t>(Ui elements start to fall down)</w:t>
-      </w:r>
-    </w:p>
-    <w:p>
-      <w:r>
-        <w:t xml:space="preserve">Nah, this sub should go down. I </w:t>
-      </w:r>
-      <w:r>
-        <w:t>remember</w:t>
-      </w:r>
-      <w:r>
-        <w:t xml:space="preserve"> back when I was a kid, my mom sent me to do some programming courses</w:t>
-      </w:r>
+        <w:t>(Screen goes black)</w:t>
+      </w:r>
+    </w:p>
+    <w:p>
+      <w:r>
+        <w:t xml:space="preserve">Alright, I need a plan. How am I </w:t>
+      </w:r>
+      <w:proofErr w:type="spellStart"/>
+      <w:r>
+        <w:t>gonna</w:t>
+      </w:r>
+      <w:proofErr w:type="spellEnd"/>
+      <w:r>
+        <w:t xml:space="preserve"> do that? Brief search on phishing shows that </w:t>
+      </w:r>
+      <w:r>
+        <w:t>hackers send fake login screens and people fall for them. Why don’t I do the same</w:t>
+      </w:r>
+      <w:r>
+        <w:t xml:space="preserve">? </w:t>
+      </w:r>
+      <w:r>
+        <w:t xml:space="preserve">Admin will click on the link and…well yeah, he’ll probably suspect something. Well, </w:t>
+      </w:r>
+      <w:proofErr w:type="spellStart"/>
+      <w:r>
+        <w:t>ummm</w:t>
+      </w:r>
+      <w:proofErr w:type="spellEnd"/>
+      <w:r>
+        <w:t>…</w:t>
+      </w:r>
+      <w:proofErr w:type="spellStart"/>
+      <w:r>
+        <w:t>maybee</w:t>
+      </w:r>
+      <w:proofErr w:type="spellEnd"/>
       <w:r>
         <w:t xml:space="preserve"> </w:t>
       </w:r>
       <w:r>
-        <w:t>and I learned smth about webdev and some cybersecurity stuff</w:t>
-      </w:r>
-      <w:r>
-        <w:t>, like phishing</w:t>
-      </w:r>
-      <w:r>
-        <w:t>.</w:t>
-      </w:r>
-      <w:r>
-        <w:t xml:space="preserve"> Shit, it was ages ago. Met some cool guys there, but we didn’t really click. They </w:t>
-      </w:r>
-      <w:r>
-        <w:t>thought</w:t>
-      </w:r>
-      <w:r>
-        <w:t xml:space="preserve"> I was kinda weird. Well, whatever, who gives a shit right? </w:t>
-      </w:r>
-    </w:p>
-    <w:p>
-      <w:r>
-        <w:t>Anyway,</w:t>
-      </w:r>
+        <w:t>…</w:t>
+      </w:r>
+      <w:proofErr w:type="spellStart"/>
+      <w:proofErr w:type="gramStart"/>
+      <w:r>
+        <w:t>uhhh</w:t>
+      </w:r>
+      <w:proofErr w:type="spellEnd"/>
+      <w:r>
+        <w:t>..</w:t>
+      </w:r>
+      <w:proofErr w:type="gramEnd"/>
       <w:r>
         <w:t xml:space="preserve"> </w:t>
       </w:r>
       <w:r>
-        <w:t>what if</w:t>
-      </w:r>
-      <w:r>
-        <w:t xml:space="preserve"> I could </w:t>
-      </w:r>
-      <w:r>
-        <w:t>create</w:t>
-      </w:r>
-      <w:r>
-        <w:t xml:space="preserve"> a fake website to steal wl3 sub admin’s </w:t>
-      </w:r>
-      <w:r>
-        <w:t>account</w:t>
-      </w:r>
-      <w:r>
-        <w:t xml:space="preserve"> and take over the sub</w:t>
-      </w:r>
-      <w:r>
-        <w:t>? I could show them, what the real life is.f</w:t>
-      </w:r>
-      <w:r>
-        <w:t xml:space="preserve"> I should </w:t>
-      </w:r>
-      <w:r>
-        <w:t>let my mates</w:t>
+        <w:t>I need to bait</w:t>
+      </w:r>
+      <w:r>
+        <w:t xml:space="preserve"> him</w:t>
+      </w:r>
+      <w:r>
+        <w:t>!</w:t>
       </w:r>
       <w:r>
         <w:t xml:space="preserve"> </w:t>
       </w:r>
-      <w:r>
-        <w:t xml:space="preserve">in </w:t>
-      </w:r>
-      <w:r>
-        <w:t>sc2 chat</w:t>
-      </w:r>
-      <w:r>
-        <w:t xml:space="preserve"> know</w:t>
-      </w:r>
-      <w:r>
-        <w:t>, I’m sure they will be as excited as I am rn</w:t>
-      </w:r>
+    </w:p>
+    <w:p>
+      <w:r>
+        <w:t xml:space="preserve">(Chat window appears with message from </w:t>
+      </w:r>
+      <w:proofErr w:type="spellStart"/>
+      <w:r>
+        <w:t>main_hero</w:t>
+      </w:r>
+      <w:proofErr w:type="spellEnd"/>
+      <w:r>
+        <w:t xml:space="preserve"> about the post)</w:t>
+      </w:r>
+    </w:p>
+    <w:p>
+      <w:r>
+        <w:t>Like, I’ll report to him some post which needs to be deleted, but it won’t be an actual post, it will be a fake post</w:t>
+      </w:r>
+      <w:r>
+        <w:t>!</w:t>
+      </w:r>
+      <w:r>
+        <w:t xml:space="preserve"> Admin will click on that to check it out</w:t>
+      </w:r>
+    </w:p>
+    <w:p>
+      <w:r>
+        <w:t>(User is prompted to click on the link)</w:t>
+      </w:r>
+    </w:p>
+    <w:p>
+      <w:r>
+        <w:t xml:space="preserve">(Fake </w:t>
+      </w:r>
+      <w:proofErr w:type="gramStart"/>
+      <w:r>
+        <w:t>post appear</w:t>
+      </w:r>
+      <w:r>
+        <w:t>s</w:t>
+      </w:r>
+      <w:proofErr w:type="gramEnd"/>
+      <w:r>
+        <w:t>)</w:t>
+      </w:r>
+    </w:p>
+    <w:p>
+      <w:r>
+        <w:t>Admin clicks on the delete button</w:t>
+      </w:r>
+    </w:p>
+    <w:p>
+      <w:r>
+        <w:t>(User is prompted to delete the post)</w:t>
+      </w:r>
+    </w:p>
+    <w:p>
+      <w:r>
+        <w:t xml:space="preserve">and suddenly it takes him to fake login screen with message like </w:t>
+      </w:r>
+      <w:proofErr w:type="spellStart"/>
+      <w:r>
+        <w:t>ur</w:t>
+      </w:r>
+      <w:proofErr w:type="spellEnd"/>
       <w:r>
         <w:t xml:space="preserve"> </w:t>
       </w:r>
       <w:r>
-        <w:t>to get back at these dumbasses</w:t>
-      </w:r>
-      <w:r>
-        <w:t>.</w:t>
-      </w:r>
-    </w:p>
-    <w:p>
-      <w:r>
-        <w:t>(User is prompted to go to the sc2 chat)</w:t>
-      </w:r>
-    </w:p>
-    <w:p>
-      <w:r>
-        <w:t>Main_hero: I’m gonna hack wl3 sub</w:t>
-      </w:r>
-    </w:p>
-    <w:p>
-      <w:r>
-        <w:t>User 3: lmao what</w:t>
-      </w:r>
-    </w:p>
-    <w:p>
-      <w:r>
-        <w:t>User 4: AHAHAHAH</w:t>
-      </w:r>
-    </w:p>
-    <w:p>
-      <w:r>
-        <w:t>User 5: calm down, Mr. Robot</w:t>
-      </w:r>
-    </w:p>
-    <w:p>
-      <w:r>
-        <w:t>(Screen goes slightly red)</w:t>
-      </w:r>
-    </w:p>
-    <w:p>
-      <w:r>
-        <w:t>User 6: u can’t even use a keyboard son fym hack</w:t>
-      </w:r>
-    </w:p>
-    <w:p>
-      <w:r>
-        <w:t>User 7: r u like 13?</w:t>
-      </w:r>
-    </w:p>
-    <w:p>
-      <w:r>
-        <w:t>User 8: are we deadass lmao</w:t>
-      </w:r>
-    </w:p>
-    <w:p>
-      <w:r>
-        <w:t>User 9: AHAHAH</w:t>
-      </w:r>
-    </w:p>
-    <w:p>
-      <w:r>
-        <w:lastRenderedPageBreak/>
-        <w:t>Main_hero: nah y’all will see, I actually can do it</w:t>
-      </w:r>
-    </w:p>
-    <w:p>
-      <w:r>
-        <w:t>User 4: bro</w:t>
-      </w:r>
-      <w:r>
-        <w:t>chacho stfu</w:t>
-      </w:r>
-    </w:p>
-    <w:p>
-      <w:r>
-        <w:t>User 6: im crying wtf are u talking about lmaooo</w:t>
-      </w:r>
-    </w:p>
-    <w:p>
-      <w:r>
-        <w:t>User 5: u r like in the top 10 worst sc2 players oat and u r saying u can hack anything? Bruh wtf</w:t>
-      </w:r>
-    </w:p>
-    <w:p>
-      <w:r>
-        <w:t>User 10: bro is a poser lmao, proly don’t even know what is sqli is lol</w:t>
-      </w:r>
-    </w:p>
-    <w:p>
-      <w:r>
-        <w:t xml:space="preserve">No no, I know what it is, it’s a language…for hacking databases…or something. </w:t>
-      </w:r>
-      <w:r>
-        <w:t>It doesn’t</w:t>
-      </w:r>
-      <w:r>
-        <w:t xml:space="preserve"> matter, they’ll see, I absolutely can do it.</w:t>
-      </w:r>
-    </w:p>
-    <w:p>
-      <w:pPr>
-        <w:pStyle w:val="Heading3"/>
-      </w:pPr>
-      <w:bookmarkStart w:id="20" w:name="_Toc216793255"/>
-      <w:r>
-        <w:t>Plan and execution</w:t>
-      </w:r>
-      <w:bookmarkEnd w:id="20"/>
-    </w:p>
-    <w:p>
-      <w:r>
-        <w:t>(Screen goes black)</w:t>
-      </w:r>
-    </w:p>
-    <w:p>
-      <w:r>
-        <w:t xml:space="preserve">Alright, I need a plan. How am I gonna do that? Brief search on phishing shows that </w:t>
-      </w:r>
-      <w:r>
-        <w:t>hackers send fake login screens and people fall for them. Why don’t I do the same</w:t>
-      </w:r>
-      <w:r>
-        <w:t xml:space="preserve">? </w:t>
-      </w:r>
-      <w:r>
-        <w:t>Admin will click on the link and…well yeah, he’ll probably suspect something. Well, ummm…maybee</w:t>
-      </w:r>
+        <w:t>session</w:t>
+      </w:r>
+      <w:r>
+        <w:t xml:space="preserve"> is expired, sign in again</w:t>
+      </w:r>
+    </w:p>
+    <w:p>
+      <w:r>
+        <w:t>(Login screen appears, with the message “</w:t>
+      </w:r>
+      <w:proofErr w:type="spellStart"/>
+      <w:r>
+        <w:t>ur</w:t>
+      </w:r>
+      <w:proofErr w:type="spellEnd"/>
       <w:r>
         <w:t xml:space="preserve"> </w:t>
       </w:r>
       <w:r>
-        <w:t>…uhhh..</w:t>
-      </w:r>
-      <w:r>
-        <w:t xml:space="preserve"> </w:t>
-      </w:r>
-      <w:r>
-        <w:t>I need to bait</w:t>
-      </w:r>
-      <w:r>
-        <w:t xml:space="preserve"> him</w:t>
+        <w:t>session</w:t>
+      </w:r>
+      <w:r>
+        <w:t xml:space="preserve"> is expired, please sign in again”)</w:t>
+      </w:r>
+    </w:p>
+    <w:p>
+      <w:r>
+        <w:t xml:space="preserve">Admin will login again, to finally delete this post and boom, his creds are mine. Admin will see that the post was </w:t>
+      </w:r>
+      <w:r>
+        <w:t>deleted,</w:t>
+      </w:r>
+      <w:r>
+        <w:t xml:space="preserve"> and he won’t even know that his creds </w:t>
+      </w:r>
+      <w:r>
+        <w:t>were stolen</w:t>
       </w:r>
       <w:r>
         <w:t>!</w:t>
       </w:r>
-      <w:r>
-        <w:t xml:space="preserve"> </w:t>
-      </w:r>
-    </w:p>
-    <w:p>
-      <w:r>
-        <w:t>(Chat window appears with message from main_hero about the post)</w:t>
-      </w:r>
-    </w:p>
-    <w:p>
-      <w:r>
-        <w:t>Like, I’ll report to him some post which needs to be deleted, but it won’t be an actual post, it will be a fake post</w:t>
-      </w:r>
-      <w:r>
-        <w:t>!</w:t>
-      </w:r>
-      <w:r>
-        <w:t xml:space="preserve"> Admin will click on that to check it out</w:t>
-      </w:r>
-    </w:p>
-    <w:p>
-      <w:r>
-        <w:t>(User is prompted to click on the link)</w:t>
-      </w:r>
-    </w:p>
-    <w:p>
-      <w:r>
-        <w:t>(Fake post appear</w:t>
-      </w:r>
-      <w:r>
-        <w:t>s</w:t>
-      </w:r>
-      <w:r>
-        <w:t>)</w:t>
-      </w:r>
-    </w:p>
-    <w:p>
-      <w:r>
-        <w:t>Admin clicks on the delete button</w:t>
-      </w:r>
-    </w:p>
-    <w:p>
-      <w:r>
-        <w:t>(User is prompted to delete the post)</w:t>
-      </w:r>
-    </w:p>
-    <w:p>
-      <w:r>
-        <w:t xml:space="preserve">and suddenly it takes him to fake login screen with message like ur </w:t>
-      </w:r>
-      <w:r>
-        <w:t>session</w:t>
-      </w:r>
-      <w:r>
-        <w:t xml:space="preserve"> is expired, sign in again</w:t>
-      </w:r>
-    </w:p>
-    <w:p>
-      <w:r>
-        <w:t xml:space="preserve">(Login screen appears, with the message “ur </w:t>
-      </w:r>
-      <w:r>
-        <w:t>session</w:t>
-      </w:r>
-      <w:r>
-        <w:t xml:space="preserve"> is expired, please sign in again”)</w:t>
-      </w:r>
-    </w:p>
-    <w:p>
-      <w:r>
-        <w:t xml:space="preserve">Admin will login again, to finally delete this post and boom, his creds are mine. Admin will see that the post was deleted and he won’t even know that his creds </w:t>
-      </w:r>
-      <w:r>
-        <w:t>were stolen</w:t>
-      </w:r>
-      <w:r>
-        <w:t>!</w:t>
-      </w:r>
-    </w:p>
-    <w:p>
-      <w:r>
-        <w:t>(User is prompted to login and forwarded to page where the post is deleted)</w:t>
+    </w:p>
+    <w:p>
+      <w:r>
+        <w:t xml:space="preserve">(User is prompted to login and </w:t>
+      </w:r>
+      <w:proofErr w:type="gramStart"/>
+      <w:r>
+        <w:t>forwarded</w:t>
+      </w:r>
+      <w:proofErr w:type="gramEnd"/>
+      <w:r>
+        <w:t xml:space="preserve"> to page where the post is deleted)</w:t>
       </w:r>
     </w:p>
     <w:p>
@@ -4399,7 +6888,15 @@
     </w:p>
     <w:p>
       <w:r>
-        <w:t>Alright, first I gotta open vim. Fuck IDEs they are for pussies.</w:t>
+        <w:t xml:space="preserve">Alright, first I </w:t>
+      </w:r>
+      <w:proofErr w:type="spellStart"/>
+      <w:r>
+        <w:t>gotta</w:t>
+      </w:r>
+      <w:proofErr w:type="spellEnd"/>
+      <w:r>
+        <w:t xml:space="preserve"> open vim. Fuck IDEs they are for pussies.</w:t>
       </w:r>
     </w:p>
     <w:p>
@@ -4409,10 +6906,26 @@
     </w:p>
     <w:p>
       <w:r>
-        <w:t>So uhhhhh, how do I create a page? I think u need to write html tag and then umm…fuck. Hold on, I think I still have my notes from those courses. (wait) Fuck, I forgot I didn’t keep any. One time I was learning something useful and I wasn’t keeping notes. I was too smart for it, and I couldn’t be bothered to write all this useless stuff. Anyway, I think</w:t>
-      </w:r>
-      <w:r>
-        <w:t xml:space="preserve"> I’ll just ask AI. No, not for vibe coding, I’ll just ask it for… you know … general directions. Some boilerplate to start with, you know.</w:t>
+        <w:t xml:space="preserve">So </w:t>
+      </w:r>
+      <w:proofErr w:type="spellStart"/>
+      <w:r>
+        <w:t>uhhhhh</w:t>
+      </w:r>
+      <w:proofErr w:type="spellEnd"/>
+      <w:r>
+        <w:t>, how do I create a page? I think u need to write html tag and then umm…fuck. Hold on, I think I still have my notes from those courses. (wait) Fuck, I forgot I didn’t keep any. One time I was learning something useful and I wasn’t keeping notes. I was too smart for it, and I couldn’t be bothered to write all this useless stuff. Anyway, I think</w:t>
+      </w:r>
+      <w:r>
+        <w:t xml:space="preserve"> I’ll just ask AI. No, not for vibe coding, I’ll just ask it for… you know … general directions. Some </w:t>
+      </w:r>
+      <w:proofErr w:type="gramStart"/>
+      <w:r>
+        <w:t>boilerplate</w:t>
+      </w:r>
+      <w:proofErr w:type="gramEnd"/>
+      <w:r>
+        <w:t xml:space="preserve"> to start with, you know.</w:t>
       </w:r>
     </w:p>
     <w:p>
@@ -4421,36 +6934,91 @@
       </w:r>
     </w:p>
     <w:p>
+      <w:proofErr w:type="spellStart"/>
       <w:r>
         <w:t>Aight</w:t>
       </w:r>
+      <w:proofErr w:type="spellEnd"/>
       <w:r>
         <w:t>…this goes here…</w:t>
       </w:r>
     </w:p>
     <w:p>
       <w:r>
-        <w:t>(Main_hero deletes all comments)</w:t>
-      </w:r>
-    </w:p>
-    <w:p>
-      <w:r>
-        <w:t>And first page done!</w:t>
-      </w:r>
-    </w:p>
-    <w:p>
-      <w:r>
-        <w:t>(Main_hero tries to exit vim)</w:t>
-      </w:r>
-    </w:p>
-    <w:p>
-      <w:r>
-        <w:t>Ok, how do I?...fuck..uhhh…I forgot again…uhhhh…here it is!</w:t>
-      </w:r>
-    </w:p>
-    <w:p>
-      <w:r>
-        <w:t xml:space="preserve">Not too hard eh? Now </w:t>
+        <w:t>(</w:t>
+      </w:r>
+      <w:proofErr w:type="spellStart"/>
+      <w:r>
+        <w:t>Main_hero</w:t>
+      </w:r>
+      <w:proofErr w:type="spellEnd"/>
+      <w:r>
+        <w:t xml:space="preserve"> deletes all comments)</w:t>
+      </w:r>
+    </w:p>
+    <w:p>
+      <w:r>
+        <w:t xml:space="preserve">And first page </w:t>
+      </w:r>
+      <w:proofErr w:type="gramStart"/>
+      <w:r>
+        <w:t>done</w:t>
+      </w:r>
+      <w:proofErr w:type="gramEnd"/>
+      <w:r>
+        <w:t>!</w:t>
+      </w:r>
+    </w:p>
+    <w:p>
+      <w:r>
+        <w:t>(</w:t>
+      </w:r>
+      <w:proofErr w:type="spellStart"/>
+      <w:r>
+        <w:t>Main_hero</w:t>
+      </w:r>
+      <w:proofErr w:type="spellEnd"/>
+      <w:r>
+        <w:t xml:space="preserve"> tries to exit vim)</w:t>
+      </w:r>
+    </w:p>
+    <w:p>
+      <w:r>
+        <w:t xml:space="preserve">Ok, how do </w:t>
+      </w:r>
+      <w:proofErr w:type="gramStart"/>
+      <w:r>
+        <w:t>I?...fuck..</w:t>
+      </w:r>
+      <w:proofErr w:type="spellStart"/>
+      <w:proofErr w:type="gramEnd"/>
+      <w:r>
+        <w:t>uhhh</w:t>
+      </w:r>
+      <w:proofErr w:type="spellEnd"/>
+      <w:r>
+        <w:t>…I forgot again…</w:t>
+      </w:r>
+      <w:proofErr w:type="spellStart"/>
+      <w:r>
+        <w:t>uhhhh</w:t>
+      </w:r>
+      <w:proofErr w:type="spellEnd"/>
+      <w:r>
+        <w:t>…here it is!</w:t>
+      </w:r>
+    </w:p>
+    <w:p>
+      <w:r>
+        <w:t xml:space="preserve">Not too </w:t>
+      </w:r>
+      <w:proofErr w:type="gramStart"/>
+      <w:r>
+        <w:t>hard</w:t>
+      </w:r>
+      <w:proofErr w:type="gramEnd"/>
+      <w:r>
+        <w:t xml:space="preserve"> eh? Now </w:t>
       </w:r>
       <w:r>
         <w:t xml:space="preserve">for </w:t>
@@ -4478,7 +7046,15 @@
     </w:p>
     <w:p>
       <w:r>
-        <w:t>(Some time later)</w:t>
+        <w:t>(</w:t>
+      </w:r>
+      <w:proofErr w:type="spellStart"/>
+      <w:r>
+        <w:t>Some time</w:t>
+      </w:r>
+      <w:proofErr w:type="spellEnd"/>
+      <w:r>
+        <w:t xml:space="preserve"> later)</w:t>
       </w:r>
     </w:p>
     <w:p>
@@ -4487,13 +7063,42 @@
       </w:r>
     </w:p>
     <w:p>
-      <w:r>
-        <w:t>Aaaand im done! Now I just need to trick sillygoose228</w:t>
-      </w:r>
-    </w:p>
-    <w:p>
-      <w:r>
-        <w:t>(Screen goes to main_hero’s profile page. User is prompted to search for sillygoose228 nickname)</w:t>
+      <w:proofErr w:type="spellStart"/>
+      <w:r>
+        <w:t>Aaaand</w:t>
+      </w:r>
+      <w:proofErr w:type="spellEnd"/>
+      <w:r>
+        <w:t xml:space="preserve"> </w:t>
+      </w:r>
+      <w:proofErr w:type="spellStart"/>
+      <w:r>
+        <w:t>im</w:t>
+      </w:r>
+      <w:proofErr w:type="spellEnd"/>
+      <w:r>
+        <w:t xml:space="preserve"> done! Now I just need to trick sillygoose228</w:t>
+      </w:r>
+    </w:p>
+    <w:p>
+      <w:r>
+        <w:t xml:space="preserve">(Screen goes to </w:t>
+      </w:r>
+      <w:proofErr w:type="spellStart"/>
+      <w:r>
+        <w:t>main_hero’s</w:t>
+      </w:r>
+      <w:proofErr w:type="spellEnd"/>
+      <w:r>
+        <w:t xml:space="preserve"> profile page. </w:t>
+      </w:r>
+      <w:proofErr w:type="gramStart"/>
+      <w:r>
+        <w:t>User is</w:t>
+      </w:r>
+      <w:proofErr w:type="gramEnd"/>
+      <w:r>
+        <w:t xml:space="preserve"> prompted to search for sillygoose228 nickname)</w:t>
       </w:r>
     </w:p>
     <w:p>
@@ -4504,16 +7109,38 @@
         <w:t>h</w:t>
       </w:r>
       <w:r>
-        <w:t xml:space="preserve">is name is stupid. Not like mine tho. Main_hero. </w:t>
-      </w:r>
-      <w:r>
-        <w:t xml:space="preserve">You might not see this yet, but my nickname has at least three references to different </w:t>
-      </w:r>
-      <w:r>
-        <w:t>pieces of media</w:t>
-      </w:r>
-      <w:r>
-        <w:t>, I’ve spent like a whole day coming up with that.</w:t>
+        <w:t xml:space="preserve">is name is stupid. Not like mine </w:t>
+      </w:r>
+      <w:proofErr w:type="spellStart"/>
+      <w:r>
+        <w:t>tho</w:t>
+      </w:r>
+      <w:proofErr w:type="spellEnd"/>
+      <w:r>
+        <w:t xml:space="preserve">. </w:t>
+      </w:r>
+      <w:proofErr w:type="spellStart"/>
+      <w:r>
+        <w:t>Main_hero</w:t>
+      </w:r>
+      <w:proofErr w:type="spellEnd"/>
+      <w:r>
+        <w:t xml:space="preserve">. </w:t>
+      </w:r>
+      <w:r>
+        <w:t>You might not see this yet, but my nickname has at least</w:t>
+      </w:r>
+      <w:r>
+        <w:t xml:space="preserve"> 2 hidden meanings and</w:t>
+      </w:r>
+      <w:r>
+        <w:t xml:space="preserve"> three references to different </w:t>
+      </w:r>
+      <w:r>
+        <w:t>movies,</w:t>
+      </w:r>
+      <w:r>
+        <w:t xml:space="preserve"> I’ve spent like a whole day coming up with that.</w:t>
       </w:r>
     </w:p>
     <w:p>
@@ -4535,10 +7162,67 @@
     <w:p>
       <w:r>
         <w:lastRenderedPageBreak/>
-        <w:t xml:space="preserve">Ok, so, It ‘ll go like that, uhhh “dear sillygoose228, it came to my attention that- no who the fuck reports posts like that? “Dear sillygoose228, there is a post I want you to look at- nah it sounds so stupid, he’ll definitely catch me. No, I need to go simple, like “Dear sillygoose228, look at this post”- Nooo why “dear”? We haven’t even met. No, I need to be plain and direct “Look at this post”. </w:t>
-      </w:r>
-      <w:r>
-        <w:t>No, no, even simpler, just send him the link to the post. Yeah, that will do, so inconspicuous!</w:t>
+        <w:t xml:space="preserve">Ok, so, </w:t>
+      </w:r>
+      <w:proofErr w:type="gramStart"/>
+      <w:r>
+        <w:t>It</w:t>
+      </w:r>
+      <w:proofErr w:type="gramEnd"/>
+      <w:r>
+        <w:t xml:space="preserve"> ‘ll go like that, </w:t>
+      </w:r>
+      <w:proofErr w:type="spellStart"/>
+      <w:r>
+        <w:t>uhhh</w:t>
+      </w:r>
+      <w:proofErr w:type="spellEnd"/>
+      <w:r>
+        <w:t xml:space="preserve"> “</w:t>
+      </w:r>
+      <w:r>
+        <w:t>D</w:t>
+      </w:r>
+      <w:r>
+        <w:t xml:space="preserve">ear sillygoose228, it came to my attention that- </w:t>
+      </w:r>
+      <w:proofErr w:type="spellStart"/>
+      <w:r>
+        <w:t>no</w:t>
+      </w:r>
+      <w:proofErr w:type="spellEnd"/>
+      <w:r>
+        <w:t xml:space="preserve"> who the fuck reports posts like that? “Dear sillygoose228, there is a post I want you to look at- nah it sounds so stupid, he’ll </w:t>
+      </w:r>
+      <w:proofErr w:type="gramStart"/>
+      <w:r>
+        <w:t>definitely catch</w:t>
+      </w:r>
+      <w:proofErr w:type="gramEnd"/>
+      <w:r>
+        <w:t xml:space="preserve"> me. No, I need to go simple, like “Dear sillygoose228, look at this post”- </w:t>
+      </w:r>
+      <w:proofErr w:type="spellStart"/>
+      <w:r>
+        <w:t>Nooo</w:t>
+      </w:r>
+      <w:proofErr w:type="spellEnd"/>
+      <w:r>
+        <w:t xml:space="preserve"> why “dear”? We haven’t even met. No, I need to be plain and direct “Look at this post”. </w:t>
+      </w:r>
+      <w:r>
+        <w:t xml:space="preserve">No, no, even simpler, just send him the link to the post. Yeah, that will do, </w:t>
+      </w:r>
+      <w:proofErr w:type="gramStart"/>
+      <w:r>
+        <w:t>definitely won’t</w:t>
+      </w:r>
+      <w:proofErr w:type="gramEnd"/>
+      <w:r>
+        <w:t xml:space="preserve"> arouse suspicion</w:t>
+      </w:r>
+      <w:r>
+        <w:t>!</w:t>
       </w:r>
     </w:p>
     <w:p>
@@ -4547,8 +7231,13 @@
       </w:r>
     </w:p>
     <w:p>
-      <w:r>
-        <w:t xml:space="preserve">Main_hero: </w:t>
+      <w:proofErr w:type="spellStart"/>
+      <w:r>
+        <w:t>Main_hero</w:t>
+      </w:r>
+      <w:proofErr w:type="spellEnd"/>
+      <w:r>
+        <w:t xml:space="preserve">: </w:t>
       </w:r>
       <w:r>
         <w:rPr>
@@ -4559,30 +7248,64 @@
     </w:p>
     <w:p>
       <w:r>
-        <w:t>Sillygoose228: what</w:t>
-      </w:r>
-      <w:r>
-        <w:t xml:space="preserve"> is this?</w:t>
-      </w:r>
-    </w:p>
-    <w:p>
-      <w:r>
-        <w:t>Shit, he is suspicious, I’m done for</w:t>
-      </w:r>
-    </w:p>
-    <w:p>
-      <w:r>
-        <w:t>Main_hero: it’s the post from ur sub</w:t>
-      </w:r>
-    </w:p>
-    <w:p>
-      <w:r>
-        <w:t>Main_hero: I’m reporting it</w:t>
-      </w:r>
-    </w:p>
-    <w:p>
-      <w:r>
-        <w:t xml:space="preserve">Main_hero: like a </w:t>
+        <w:t>Sillygoose</w:t>
+      </w:r>
+      <w:proofErr w:type="gramStart"/>
+      <w:r>
+        <w:t>228:</w:t>
+      </w:r>
+      <w:r>
+        <w:t>?</w:t>
+      </w:r>
+      <w:proofErr w:type="gramEnd"/>
+    </w:p>
+    <w:p>
+      <w:r>
+        <w:t xml:space="preserve">Shit, he </w:t>
+      </w:r>
+      <w:r>
+        <w:t>knows</w:t>
+      </w:r>
+      <w:r>
+        <w:t>, I’m done for</w:t>
+      </w:r>
+    </w:p>
+    <w:p>
+      <w:proofErr w:type="spellStart"/>
+      <w:r>
+        <w:t>Main_hero</w:t>
+      </w:r>
+      <w:proofErr w:type="spellEnd"/>
+      <w:r>
+        <w:t xml:space="preserve">: it’s the post from </w:t>
+      </w:r>
+      <w:proofErr w:type="spellStart"/>
+      <w:r>
+        <w:t>ur</w:t>
+      </w:r>
+      <w:proofErr w:type="spellEnd"/>
+      <w:r>
+        <w:t xml:space="preserve"> sub</w:t>
+      </w:r>
+    </w:p>
+    <w:p>
+      <w:proofErr w:type="spellStart"/>
+      <w:r>
+        <w:t>Main_hero</w:t>
+      </w:r>
+      <w:proofErr w:type="spellEnd"/>
+      <w:r>
+        <w:t>: I’m reporting it</w:t>
+      </w:r>
+    </w:p>
+    <w:p>
+      <w:proofErr w:type="spellStart"/>
+      <w:r>
+        <w:t>Main_hero</w:t>
+      </w:r>
+      <w:proofErr w:type="spellEnd"/>
+      <w:r>
+        <w:t xml:space="preserve">: like a </w:t>
       </w:r>
       <w:r>
         <w:t>good</w:t>
@@ -4590,9 +7313,11 @@
       <w:r>
         <w:t xml:space="preserve"> </w:t>
       </w:r>
+      <w:proofErr w:type="spellStart"/>
       <w:r>
         <w:t>forumer</w:t>
       </w:r>
+      <w:proofErr w:type="spellEnd"/>
     </w:p>
     <w:p>
       <w:r>
@@ -4601,7 +7326,23 @@
     </w:p>
     <w:p>
       <w:r>
-        <w:t>Sillygoose228: uhhh ok, lemme look at it</w:t>
+        <w:t xml:space="preserve">Sillygoose228: </w:t>
+      </w:r>
+      <w:proofErr w:type="spellStart"/>
+      <w:r>
+        <w:t>uhhh</w:t>
+      </w:r>
+      <w:proofErr w:type="spellEnd"/>
+      <w:r>
+        <w:t xml:space="preserve"> ok, </w:t>
+      </w:r>
+      <w:proofErr w:type="spellStart"/>
+      <w:r>
+        <w:t>lemme</w:t>
+      </w:r>
+      <w:proofErr w:type="spellEnd"/>
+      <w:r>
+        <w:t xml:space="preserve"> look at it</w:t>
       </w:r>
     </w:p>
     <w:p>
@@ -4616,7 +7357,21 @@
     </w:p>
     <w:p>
       <w:r>
-        <w:t xml:space="preserve">I think it takes longer than it should no? </w:t>
+        <w:t xml:space="preserve">I think it takes longer than it </w:t>
+      </w:r>
+      <w:r>
+        <w:t>should,</w:t>
+      </w:r>
+      <w:r>
+        <w:t xml:space="preserve"> </w:t>
+      </w:r>
+      <w:proofErr w:type="gramStart"/>
+      <w:r>
+        <w:t>no</w:t>
+      </w:r>
+      <w:proofErr w:type="gramEnd"/>
+      <w:r>
+        <w:t xml:space="preserve">? </w:t>
       </w:r>
     </w:p>
     <w:p>
@@ -4631,7 +7386,13 @@
     </w:p>
     <w:p>
       <w:r>
-        <w:t xml:space="preserve">Or just let him do his thing? Or may be block him and </w:t>
+        <w:t xml:space="preserve">Or just let him do his thing? Or </w:t>
+      </w:r>
+      <w:r>
+        <w:t>maybe</w:t>
+      </w:r>
+      <w:r>
+        <w:t xml:space="preserve"> block him and </w:t>
       </w:r>
       <w:r>
         <w:t>delete all evidence</w:t>
@@ -4642,18 +7403,70 @@
     </w:p>
     <w:p>
       <w:r>
-        <w:t>(User is prompted to block sillygoose228, but as he reaches for the button, creds pop in the terminal and sillygoose starts typing)</w:t>
-      </w:r>
-    </w:p>
-    <w:p>
-      <w:r>
-        <w:t>Oh, oh shit, I got him! Here his password!</w:t>
-      </w:r>
-      <w:r>
-        <w:t xml:space="preserve"> His password is iwantgordontopegme</w:t>
-      </w:r>
-      <w:r>
-        <w:t>822? That’s uhhhh ok, bro, whatever floats ur boat ig.</w:t>
+        <w:t xml:space="preserve">(User is prompted to block sillygoose228, but as he reaches for the button, creds pop in the terminal and </w:t>
+      </w:r>
+      <w:proofErr w:type="spellStart"/>
+      <w:r>
+        <w:t>sillygoose</w:t>
+      </w:r>
+      <w:proofErr w:type="spellEnd"/>
+      <w:r>
+        <w:t xml:space="preserve"> starts typing)</w:t>
+      </w:r>
+    </w:p>
+    <w:p>
+      <w:r>
+        <w:t xml:space="preserve">Oh, oh shit, I got him! Here </w:t>
+      </w:r>
+      <w:proofErr w:type="gramStart"/>
+      <w:r>
+        <w:t>his</w:t>
+      </w:r>
+      <w:proofErr w:type="gramEnd"/>
+      <w:r>
+        <w:t xml:space="preserve"> password!</w:t>
+      </w:r>
+      <w:r>
+        <w:t xml:space="preserve"> His password is iwant</w:t>
+      </w:r>
+      <w:r>
+        <w:t>ai</w:t>
+      </w:r>
+      <w:r>
+        <w:t>topegme</w:t>
+      </w:r>
+      <w:r>
+        <w:t xml:space="preserve">822? That’s </w:t>
+      </w:r>
+      <w:proofErr w:type="spellStart"/>
+      <w:r>
+        <w:t>uhhhh</w:t>
+      </w:r>
+      <w:proofErr w:type="spellEnd"/>
+      <w:r>
+        <w:t xml:space="preserve"> ok, bro, whatever floats </w:t>
+      </w:r>
+      <w:proofErr w:type="spellStart"/>
+      <w:r>
+        <w:t>ur</w:t>
+      </w:r>
+      <w:proofErr w:type="spellEnd"/>
+      <w:r>
+        <w:t xml:space="preserve"> </w:t>
+      </w:r>
+      <w:proofErr w:type="gramStart"/>
+      <w:r>
+        <w:t>boat</w:t>
+      </w:r>
+      <w:proofErr w:type="gramEnd"/>
+      <w:r>
+        <w:t xml:space="preserve"> </w:t>
+      </w:r>
+      <w:r>
+        <w:t>I guess</w:t>
+      </w:r>
+      <w:r>
+        <w:t>.</w:t>
       </w:r>
     </w:p>
     <w:p>
@@ -4686,25 +7499,75 @@
     </w:p>
     <w:p>
       <w:r>
-        <w:t>I FORGOT TO CHANGE AN AUTHOR OF THE POST.</w:t>
-      </w:r>
-    </w:p>
-    <w:p>
-      <w:r>
-        <w:t>Even tho I got his creds already, he might realize what’s going on and change his password. I need to convince him it’s ok.</w:t>
-      </w:r>
-    </w:p>
-    <w:p>
-      <w:r>
-        <w:t>Main_hero: uhhh idk, this user shows as deleted to me already. Maybe The Forum admins already</w:t>
+        <w:t>I FORGOT TO CHANGE AN AUTHOR OF THE POST</w:t>
+      </w:r>
+      <w:r>
+        <w:t xml:space="preserve"> FROM PLACEHOLDER</w:t>
+      </w:r>
+      <w:r>
+        <w:t>.</w:t>
+      </w:r>
+    </w:p>
+    <w:p>
+      <w:r>
+        <w:t xml:space="preserve">Even </w:t>
+      </w:r>
+      <w:proofErr w:type="spellStart"/>
+      <w:proofErr w:type="gramStart"/>
+      <w:r>
+        <w:t>tho</w:t>
+      </w:r>
+      <w:proofErr w:type="spellEnd"/>
+      <w:proofErr w:type="gramEnd"/>
+      <w:r>
+        <w:t xml:space="preserve"> I got his creds already, he might realize what’s going on and change his password. I need to convince him it’s ok.</w:t>
+      </w:r>
+    </w:p>
+    <w:p>
+      <w:proofErr w:type="spellStart"/>
+      <w:r>
+        <w:t>Main_hero</w:t>
+      </w:r>
+      <w:proofErr w:type="spellEnd"/>
+      <w:r>
+        <w:t xml:space="preserve">: </w:t>
+      </w:r>
+      <w:proofErr w:type="spellStart"/>
+      <w:r>
+        <w:t>uhhh</w:t>
+      </w:r>
+      <w:proofErr w:type="spellEnd"/>
+      <w:r>
+        <w:t xml:space="preserve"> idk, this user shows as deleted to me already. Maybe The Forum admins already</w:t>
       </w:r>
       <w:r>
         <w:t xml:space="preserve"> banned this guy, but website doesn’t reflect it yet.</w:t>
       </w:r>
     </w:p>
     <w:p>
-      <w:r>
-        <w:t>Main_hero: yk the forum is really buggy sometimes.</w:t>
+      <w:proofErr w:type="spellStart"/>
+      <w:r>
+        <w:t>Main_hero</w:t>
+      </w:r>
+      <w:proofErr w:type="spellEnd"/>
+      <w:r>
+        <w:t xml:space="preserve">: </w:t>
+      </w:r>
+      <w:proofErr w:type="spellStart"/>
+      <w:r>
+        <w:t>yk</w:t>
+      </w:r>
+      <w:proofErr w:type="spellEnd"/>
+      <w:r>
+        <w:t xml:space="preserve"> the forum is </w:t>
+      </w:r>
+      <w:proofErr w:type="gramStart"/>
+      <w:r>
+        <w:t>really buggy</w:t>
+      </w:r>
+      <w:proofErr w:type="gramEnd"/>
+      <w:r>
+        <w:t xml:space="preserve"> sometimes.</w:t>
       </w:r>
     </w:p>
     <w:p>
@@ -4725,7 +7588,32 @@
     </w:p>
     <w:p>
       <w:r>
-        <w:t>Fucking AI gave me shit code. I specifically asked it to make code as optimized as possible bruh.</w:t>
+        <w:t xml:space="preserve">Fucking </w:t>
+      </w:r>
+      <w:proofErr w:type="spellStart"/>
+      <w:r>
+        <w:t>clanker</w:t>
+      </w:r>
+      <w:proofErr w:type="spellEnd"/>
+      <w:r>
+        <w:t xml:space="preserve"> gave me shit code. I specifically asked it to make code as optimized as possible </w:t>
+      </w:r>
+      <w:r>
+        <w:t>and make no mistakes</w:t>
+      </w:r>
+      <w:r>
+        <w:t>.</w:t>
+      </w:r>
+      <w:r>
+        <w:t xml:space="preserve"> </w:t>
+      </w:r>
+      <w:proofErr w:type="gramStart"/>
+      <w:r>
+        <w:t>Can’t</w:t>
+      </w:r>
+      <w:proofErr w:type="gramEnd"/>
+      <w:r>
+        <w:t xml:space="preserve"> trust shit these days.</w:t>
       </w:r>
     </w:p>
     <w:p>
@@ -4738,7 +7626,51 @@
         <w:t xml:space="preserve">What is he typing for so long? Fuck, I </w:t>
       </w:r>
       <w:r>
-        <w:t>might be burned here. What if he is gonna ask me about how did I find this post? Or why am I reporting it even tho im not even a follower? Shit, I forgot to follow fucking wl3 sub</w:t>
+        <w:t xml:space="preserve">might be burned here. What if he is </w:t>
+      </w:r>
+      <w:proofErr w:type="spellStart"/>
+      <w:r>
+        <w:t>gonna</w:t>
+      </w:r>
+      <w:proofErr w:type="spellEnd"/>
+      <w:r>
+        <w:t xml:space="preserve"> ask me about how did I </w:t>
+      </w:r>
+      <w:proofErr w:type="gramStart"/>
+      <w:r>
+        <w:t>find</w:t>
+      </w:r>
+      <w:proofErr w:type="gramEnd"/>
+      <w:r>
+        <w:t xml:space="preserve"> this post? Or why am I reporting it even </w:t>
+      </w:r>
+      <w:proofErr w:type="spellStart"/>
+      <w:r>
+        <w:t>tho</w:t>
+      </w:r>
+      <w:proofErr w:type="spellEnd"/>
+      <w:r>
+        <w:t xml:space="preserve"> </w:t>
+      </w:r>
+      <w:proofErr w:type="spellStart"/>
+      <w:r>
+        <w:t>im</w:t>
+      </w:r>
+      <w:proofErr w:type="spellEnd"/>
+      <w:r>
+        <w:t xml:space="preserve"> not even a follower? Shit, I </w:t>
+      </w:r>
+      <w:r>
+        <w:t xml:space="preserve">even </w:t>
+      </w:r>
+      <w:r>
+        <w:t xml:space="preserve">forgot to follow fucking </w:t>
+      </w:r>
+      <w:r>
+        <w:t>zero</w:t>
+      </w:r>
+      <w:r>
+        <w:t xml:space="preserve"> sub</w:t>
       </w:r>
       <w:r>
         <w:t>! Yeah, I might be done for here.</w:t>
@@ -4746,7 +7678,13 @@
     </w:p>
     <w:p>
       <w:r>
-        <w:t xml:space="preserve">Silligoose228: yeah, it probably the same </w:t>
+        <w:t>Silligoose228: yeah, it</w:t>
+      </w:r>
+      <w:r>
+        <w:t>’s</w:t>
+      </w:r>
+      <w:r>
+        <w:t xml:space="preserve"> probably the same </w:t>
       </w:r>
       <w:r>
         <w:t>as</w:t>
@@ -4757,15 +7695,37 @@
     </w:p>
     <w:p>
       <w:r>
-        <w:t xml:space="preserve">Uhhhh </w:t>
-      </w:r>
-      <w:r>
-        <w:t>jesus bro I thought I was caught and he was just writing this dumb ass story?</w:t>
-      </w:r>
-    </w:p>
-    <w:p>
-      <w:r>
-        <w:t xml:space="preserve">Main_hero: </w:t>
+        <w:t>…</w:t>
+      </w:r>
+      <w:proofErr w:type="spellStart"/>
+      <w:r>
+        <w:t>jesus</w:t>
+      </w:r>
+      <w:proofErr w:type="spellEnd"/>
+      <w:r>
+        <w:t xml:space="preserve"> bro </w:t>
+      </w:r>
+      <w:r>
+        <w:t>I was losing my shit here</w:t>
+      </w:r>
+      <w:r>
+        <w:t xml:space="preserve"> and he was just</w:t>
+      </w:r>
+      <w:r>
+        <w:t xml:space="preserve"> taking his time to write this</w:t>
+      </w:r>
+      <w:r>
+        <w:t>?</w:t>
+      </w:r>
+    </w:p>
+    <w:p>
+      <w:proofErr w:type="spellStart"/>
+      <w:r>
+        <w:t>Main_hero</w:t>
+      </w:r>
+      <w:proofErr w:type="spellEnd"/>
+      <w:r>
+        <w:t xml:space="preserve">: </w:t>
       </w:r>
       <w:r>
         <w:t>very</w:t>
@@ -4793,34 +7753,139 @@
     </w:p>
     <w:p>
       <w:r>
-        <w:t>And I’m done lol. That’s it, I fucking did it! Now I gotta go back and tell sc2 chat I got the keys.</w:t>
-      </w:r>
-    </w:p>
-    <w:p>
-      <w:r>
-        <w:t>(User is prompted to log out and log in as main_hero and go to the sc2 chat)</w:t>
+        <w:t xml:space="preserve">And I’m done lol. That’s it, I fucking did it! Now I </w:t>
+      </w:r>
+      <w:proofErr w:type="spellStart"/>
+      <w:r>
+        <w:t>gotta</w:t>
+      </w:r>
+      <w:proofErr w:type="spellEnd"/>
+      <w:r>
+        <w:t xml:space="preserve"> go back and tell </w:t>
+      </w:r>
+      <w:proofErr w:type="spellStart"/>
+      <w:r>
+        <w:t>cyberdivers</w:t>
+      </w:r>
+      <w:proofErr w:type="spellEnd"/>
+      <w:r>
+        <w:t xml:space="preserve"> I got the keys.</w:t>
+      </w:r>
+    </w:p>
+    <w:p>
+      <w:r>
+        <w:t>(</w:t>
+      </w:r>
+      <w:proofErr w:type="gramStart"/>
+      <w:r>
+        <w:t>User is</w:t>
+      </w:r>
+      <w:proofErr w:type="gramEnd"/>
+      <w:r>
+        <w:t xml:space="preserve"> prompted to log out and log in as </w:t>
+      </w:r>
+      <w:proofErr w:type="spellStart"/>
+      <w:r>
+        <w:t>main_hero</w:t>
+      </w:r>
+      <w:proofErr w:type="spellEnd"/>
+      <w:r>
+        <w:t xml:space="preserve"> and go to </w:t>
+      </w:r>
+      <w:proofErr w:type="gramStart"/>
+      <w:r>
+        <w:t xml:space="preserve">the </w:t>
+      </w:r>
+      <w:proofErr w:type="spellStart"/>
+      <w:r>
+        <w:t>cyberdivers</w:t>
+      </w:r>
+      <w:proofErr w:type="spellEnd"/>
+      <w:proofErr w:type="gramEnd"/>
+      <w:r>
+        <w:t xml:space="preserve"> </w:t>
+      </w:r>
+      <w:r>
+        <w:t>chat)</w:t>
       </w:r>
     </w:p>
     <w:p>
       <w:r>
         <w:lastRenderedPageBreak/>
-        <w:t>Main_hero: I hacked the wl3 sub</w:t>
-      </w:r>
-    </w:p>
-    <w:p>
-      <w:r>
-        <w:t>Main_hero: check the admins</w:t>
+        <w:t>(Previous messages)</w:t>
+      </w:r>
+    </w:p>
+    <w:p>
+      <w:r>
+        <w:t xml:space="preserve">User 4: bro </w:t>
+      </w:r>
+      <w:proofErr w:type="spellStart"/>
+      <w:r>
+        <w:t>ts</w:t>
+      </w:r>
+      <w:proofErr w:type="spellEnd"/>
+      <w:r>
+        <w:t xml:space="preserve"> is just too funny</w:t>
+      </w:r>
+    </w:p>
+    <w:p>
+      <w:r>
+        <w:t>User 5: can we ban this mom’s hacker bro</w:t>
+      </w:r>
+    </w:p>
+    <w:p>
+      <w:r>
+        <w:t>User 7: just stop giving attention to this clown ass</w:t>
+      </w:r>
+    </w:p>
+    <w:p>
+      <w:r>
+        <w:t xml:space="preserve">User 7: he is </w:t>
+      </w:r>
+      <w:proofErr w:type="gramStart"/>
+      <w:r>
+        <w:t>actually retarded</w:t>
+      </w:r>
+      <w:proofErr w:type="gramEnd"/>
+      <w:r>
+        <w:t xml:space="preserve"> idk </w:t>
+      </w:r>
+    </w:p>
+    <w:p>
+      <w:proofErr w:type="spellStart"/>
+      <w:r>
+        <w:t>Main_hero</w:t>
+      </w:r>
+      <w:proofErr w:type="spellEnd"/>
+      <w:r>
+        <w:t xml:space="preserve">: I hacked the </w:t>
+      </w:r>
+      <w:r>
+        <w:t>zero</w:t>
+      </w:r>
+      <w:r>
+        <w:t xml:space="preserve"> sub</w:t>
+      </w:r>
+    </w:p>
+    <w:p>
+      <w:proofErr w:type="spellStart"/>
+      <w:r>
+        <w:t>Main_hero</w:t>
+      </w:r>
+      <w:proofErr w:type="spellEnd"/>
+      <w:r>
+        <w:t>: check the admins</w:t>
       </w:r>
     </w:p>
     <w:p>
       <w:pPr>
         <w:pStyle w:val="Heading3"/>
       </w:pPr>
-      <w:bookmarkStart w:id="21" w:name="_Toc216793256"/>
+      <w:bookmarkStart w:id="20" w:name="_Toc216793256"/>
       <w:r>
         <w:t>Aftermath</w:t>
       </w:r>
-      <w:bookmarkEnd w:id="21"/>
+      <w:bookmarkEnd w:id="20"/>
     </w:p>
     <w:p>
       <w:r>
@@ -4834,7 +7899,15 @@
     </w:p>
     <w:p>
       <w:r>
-        <w:t>User 3: no way</w:t>
+        <w:t xml:space="preserve">User 3: </w:t>
+      </w:r>
+      <w:proofErr w:type="gramStart"/>
+      <w:r>
+        <w:t>no</w:t>
+      </w:r>
+      <w:proofErr w:type="gramEnd"/>
+      <w:r>
+        <w:t xml:space="preserve"> way</w:t>
       </w:r>
     </w:p>
     <w:p>
@@ -4845,7 +7918,23 @@
         <w:t>’re</w:t>
       </w:r>
       <w:r>
-        <w:t xml:space="preserve"> crazy son of a bitch, you actually did it</w:t>
+        <w:t xml:space="preserve"> crazy son of a </w:t>
+      </w:r>
+      <w:proofErr w:type="gramStart"/>
+      <w:r>
+        <w:t>bitch,</w:t>
+      </w:r>
+      <w:proofErr w:type="gramEnd"/>
+      <w:r>
+        <w:t xml:space="preserve"> you </w:t>
+      </w:r>
+      <w:proofErr w:type="gramStart"/>
+      <w:r>
+        <w:t>actually did</w:t>
+      </w:r>
+      <w:proofErr w:type="gramEnd"/>
+      <w:r>
+        <w:t xml:space="preserve"> it</w:t>
       </w:r>
     </w:p>
     <w:p>
@@ -4865,17 +7954,48 @@
     </w:p>
     <w:p>
       <w:r>
-        <w:t>User 8: of all people it’s main_hero who did that lmaooo</w:t>
-      </w:r>
-    </w:p>
-    <w:p>
-      <w:r>
-        <w:t>Main_hero: fuck yeah, it was me</w:t>
-      </w:r>
-    </w:p>
-    <w:p>
-      <w:r>
-        <w:t>Main_hero: let’s spam whatever we want on this sub, we can do it now</w:t>
+        <w:t xml:space="preserve">User 8: of all people it’s </w:t>
+      </w:r>
+      <w:proofErr w:type="spellStart"/>
+      <w:r>
+        <w:t>main_hero</w:t>
+      </w:r>
+      <w:proofErr w:type="spellEnd"/>
+      <w:r>
+        <w:t xml:space="preserve"> who did that </w:t>
+      </w:r>
+      <w:proofErr w:type="spellStart"/>
+      <w:r>
+        <w:t>lmaooo</w:t>
+      </w:r>
+      <w:proofErr w:type="spellEnd"/>
+    </w:p>
+    <w:p>
+      <w:proofErr w:type="spellStart"/>
+      <w:r>
+        <w:t>Main_hero</w:t>
+      </w:r>
+      <w:proofErr w:type="spellEnd"/>
+      <w:r>
+        <w:t>: fuck yeah, it was me</w:t>
+      </w:r>
+    </w:p>
+    <w:p>
+      <w:proofErr w:type="spellStart"/>
+      <w:r>
+        <w:t>Main_</w:t>
+      </w:r>
+      <w:proofErr w:type="gramStart"/>
+      <w:r>
+        <w:t>hero</w:t>
+      </w:r>
+      <w:proofErr w:type="spellEnd"/>
+      <w:r>
+        <w:t>:</w:t>
+      </w:r>
+      <w:proofErr w:type="gramEnd"/>
+      <w:r>
+        <w:t xml:space="preserve"> let’s spam whatever we want on this sub, we can do it now</w:t>
       </w:r>
     </w:p>
     <w:p>
@@ -4885,26 +8005,87 @@
     </w:p>
     <w:p>
       <w:r>
-        <w:t>User 6: omw</w:t>
-      </w:r>
-    </w:p>
-    <w:p>
-      <w:r>
-        <w:t>User 7: alr why not</w:t>
-      </w:r>
-    </w:p>
-    <w:p>
-      <w:r>
-        <w:t>(User is prompted to search for wl3 sub and go there)</w:t>
-      </w:r>
-    </w:p>
-    <w:p>
-      <w:r>
+        <w:t xml:space="preserve">User 6: </w:t>
+      </w:r>
+      <w:proofErr w:type="spellStart"/>
+      <w:r>
+        <w:t>omw</w:t>
+      </w:r>
+      <w:proofErr w:type="spellEnd"/>
+    </w:p>
+    <w:p>
+      <w:r>
+        <w:t>User 9: how the fuck did u do that</w:t>
+      </w:r>
+    </w:p>
+    <w:p>
+      <w:r>
+        <w:t xml:space="preserve">User 7: </w:t>
+      </w:r>
+      <w:proofErr w:type="spellStart"/>
+      <w:r>
+        <w:t>alr</w:t>
+      </w:r>
+      <w:proofErr w:type="spellEnd"/>
+      <w:r>
+        <w:t xml:space="preserve"> why not</w:t>
+      </w:r>
+    </w:p>
+    <w:p>
+      <w:r>
+        <w:t xml:space="preserve">User 9: </w:t>
+      </w:r>
+      <w:proofErr w:type="gramStart"/>
+      <w:r>
+        <w:t>hell</w:t>
+      </w:r>
+      <w:proofErr w:type="gramEnd"/>
+      <w:r>
+        <w:t xml:space="preserve"> yeah lmao</w:t>
+      </w:r>
+    </w:p>
+    <w:p>
+      <w:r>
+        <w:t>Let me check the zero sub now</w:t>
+      </w:r>
+    </w:p>
+    <w:p>
+      <w:r>
+        <w:t>(</w:t>
+      </w:r>
+      <w:proofErr w:type="gramStart"/>
+      <w:r>
+        <w:t>User is</w:t>
+      </w:r>
+      <w:proofErr w:type="gramEnd"/>
+      <w:r>
+        <w:t xml:space="preserve"> prompted to search for </w:t>
+      </w:r>
+      <w:r>
+        <w:t>zero</w:t>
+      </w:r>
+      <w:r>
+        <w:t xml:space="preserve"> </w:t>
+      </w:r>
+      <w:proofErr w:type="gramStart"/>
+      <w:r>
+        <w:t>sub</w:t>
+      </w:r>
+      <w:proofErr w:type="gramEnd"/>
+      <w:r>
+        <w:t xml:space="preserve"> and go there)</w:t>
+      </w:r>
+    </w:p>
+    <w:p>
+      <w:r>
+        <w:lastRenderedPageBreak/>
         <w:t xml:space="preserve">Yeah, look at this. These are fruits of my </w:t>
       </w:r>
+      <w:proofErr w:type="gramStart"/>
       <w:r>
         <w:t>labor,</w:t>
       </w:r>
+      <w:proofErr w:type="gramEnd"/>
       <w:r>
         <w:t xml:space="preserve"> I made it possible</w:t>
       </w:r>
@@ -4918,17 +8099,52 @@
         <w:t>goated</w:t>
       </w:r>
       <w:r>
-        <w:t xml:space="preserve"> ain’t I? And now people see it too.</w:t>
-      </w:r>
-    </w:p>
-    <w:p>
-      <w:r>
-        <w:t>(User is prompted to go back to sc2 chat)</w:t>
-      </w:r>
-    </w:p>
-    <w:p>
-      <w:r>
-        <w:t>User 5: nah ts is instant sc2 classic</w:t>
+        <w:t xml:space="preserve"> </w:t>
+      </w:r>
+      <w:proofErr w:type="spellStart"/>
+      <w:r>
+        <w:t>ain’t</w:t>
+      </w:r>
+      <w:proofErr w:type="spellEnd"/>
+      <w:r>
+        <w:t xml:space="preserve"> I? And now people see it too.</w:t>
+      </w:r>
+    </w:p>
+    <w:p>
+      <w:r>
+        <w:t xml:space="preserve">(User is prompted to go back to </w:t>
+      </w:r>
+      <w:proofErr w:type="spellStart"/>
+      <w:r>
+        <w:t>cyberdivers</w:t>
+      </w:r>
+      <w:proofErr w:type="spellEnd"/>
+      <w:r>
+        <w:t xml:space="preserve"> </w:t>
+      </w:r>
+      <w:r>
+        <w:t>chat)</w:t>
+      </w:r>
+    </w:p>
+    <w:p>
+      <w:r>
+        <w:t xml:space="preserve">User 5: nah </w:t>
+      </w:r>
+      <w:proofErr w:type="spellStart"/>
+      <w:r>
+        <w:t>ts</w:t>
+      </w:r>
+      <w:proofErr w:type="spellEnd"/>
+      <w:r>
+        <w:t xml:space="preserve"> is instant </w:t>
+      </w:r>
+      <w:proofErr w:type="spellStart"/>
+      <w:r>
+        <w:t>cyberdivers</w:t>
+      </w:r>
+      <w:proofErr w:type="spellEnd"/>
+      <w:r>
+        <w:t xml:space="preserve"> classic</w:t>
       </w:r>
     </w:p>
     <w:p>
@@ -4953,100 +8169,247 @@
     </w:p>
     <w:p>
       <w:r>
+        <w:t xml:space="preserve">User 15: yea stealing was </w:t>
+      </w:r>
+      <w:proofErr w:type="spellStart"/>
+      <w:r>
+        <w:t>lowk</w:t>
+      </w:r>
+      <w:proofErr w:type="spellEnd"/>
+      <w:r>
+        <w:t xml:space="preserve"> fun, but this is just wrong </w:t>
+      </w:r>
+      <w:proofErr w:type="spellStart"/>
+      <w:r>
+        <w:t>atp</w:t>
+      </w:r>
+      <w:proofErr w:type="spellEnd"/>
+    </w:p>
+    <w:p>
+      <w:r>
+        <w:t xml:space="preserve">(Screen turns </w:t>
+      </w:r>
+      <w:proofErr w:type="spellStart"/>
+      <w:r>
+        <w:t>redish</w:t>
+      </w:r>
+      <w:proofErr w:type="spellEnd"/>
+      <w:r>
+        <w:t>)</w:t>
+      </w:r>
+    </w:p>
+    <w:p>
+      <w:proofErr w:type="spellStart"/>
+      <w:r>
+        <w:t>Main_hero</w:t>
+      </w:r>
+      <w:proofErr w:type="spellEnd"/>
+      <w:r>
+        <w:t xml:space="preserve">: wrong? Who r u, fucking moral police? </w:t>
+      </w:r>
+      <w:r>
+        <w:t xml:space="preserve">This sub was full of dumb </w:t>
+      </w:r>
+      <w:proofErr w:type="spellStart"/>
+      <w:r>
+        <w:t>af</w:t>
+      </w:r>
+      <w:proofErr w:type="spellEnd"/>
+      <w:r>
+        <w:t>, soft ass NPCs, as far as I’m concerned, I did everyone a favor</w:t>
+      </w:r>
+    </w:p>
+    <w:p>
+      <w:proofErr w:type="spellStart"/>
+      <w:r>
+        <w:t>Main_hero</w:t>
+      </w:r>
+      <w:proofErr w:type="spellEnd"/>
+      <w:r>
+        <w:t xml:space="preserve">: I </w:t>
+      </w:r>
+      <w:proofErr w:type="spellStart"/>
+      <w:r>
+        <w:t>ain’t</w:t>
+      </w:r>
+      <w:proofErr w:type="spellEnd"/>
+      <w:r>
+        <w:t xml:space="preserve"> returning shit to no one</w:t>
+      </w:r>
+      <w:r>
+        <w:t>, fuck off u cunts</w:t>
+      </w:r>
+    </w:p>
+    <w:p>
+      <w:r>
+        <w:t>User 13: dude wtf</w:t>
+      </w:r>
+    </w:p>
+    <w:p>
+      <w:r>
+        <w:t xml:space="preserve">User 12: </w:t>
+      </w:r>
+      <w:proofErr w:type="spellStart"/>
+      <w:r>
+        <w:t>bruh</w:t>
+      </w:r>
+      <w:proofErr w:type="spellEnd"/>
+      <w:r>
+        <w:t xml:space="preserve"> u r a fucking moron,</w:t>
+      </w:r>
+      <w:r>
+        <w:t xml:space="preserve"> </w:t>
+      </w:r>
+      <w:r>
+        <w:t>this sub did nothing wrong for us, why would u even take over it</w:t>
+      </w:r>
+    </w:p>
+    <w:p>
+      <w:r>
+        <w:t xml:space="preserve">User 5: fuck off, </w:t>
+      </w:r>
+      <w:proofErr w:type="spellStart"/>
+      <w:r>
+        <w:t>main_hero</w:t>
+      </w:r>
+      <w:proofErr w:type="spellEnd"/>
+      <w:r>
+        <w:t xml:space="preserve"> is right, we can do whatever we can with the sub, </w:t>
+      </w:r>
+      <w:r>
+        <w:t>it’s ours now</w:t>
+      </w:r>
+    </w:p>
+    <w:p>
+      <w:r>
+        <w:t>User 6: hell yeah</w:t>
+      </w:r>
+    </w:p>
+    <w:p>
+      <w:proofErr w:type="spellStart"/>
+      <w:r>
+        <w:t>Main_hero</w:t>
+      </w:r>
+      <w:proofErr w:type="spellEnd"/>
+      <w:r>
+        <w:t xml:space="preserve">: </w:t>
+      </w:r>
+      <w:r>
+        <w:t>I did it for us</w:t>
+      </w:r>
+      <w:r>
+        <w:t xml:space="preserve">, they support </w:t>
+      </w:r>
+      <w:r>
+        <w:t>zero</w:t>
+      </w:r>
+      <w:r>
+        <w:t xml:space="preserve"> that took all the attention from </w:t>
+      </w:r>
+      <w:proofErr w:type="spellStart"/>
+      <w:r>
+        <w:t>cyberdivers</w:t>
+      </w:r>
+      <w:proofErr w:type="spellEnd"/>
+    </w:p>
+    <w:p>
+      <w:r>
+        <w:t xml:space="preserve">User </w:t>
+      </w:r>
+      <w:r>
+        <w:t>1</w:t>
+      </w:r>
+      <w:r>
+        <w:t>2</w:t>
+      </w:r>
+      <w:r>
+        <w:t xml:space="preserve">: </w:t>
+      </w:r>
+      <w:r>
+        <w:t xml:space="preserve">what? How is this even helping anything? </w:t>
+      </w:r>
+      <w:proofErr w:type="gramStart"/>
+      <w:r>
+        <w:t>How</w:t>
+      </w:r>
+      <w:proofErr w:type="gramEnd"/>
+      <w:r>
+        <w:t xml:space="preserve"> fucking delusional r u </w:t>
+      </w:r>
+      <w:proofErr w:type="spellStart"/>
+      <w:r>
+        <w:t>bruh</w:t>
+      </w:r>
+      <w:proofErr w:type="spellEnd"/>
+    </w:p>
+    <w:p>
+      <w:proofErr w:type="spellStart"/>
+      <w:r>
+        <w:t>Main_hero</w:t>
+      </w:r>
+      <w:proofErr w:type="spellEnd"/>
+      <w:r>
+        <w:t>: fuck u</w:t>
+      </w:r>
+    </w:p>
+    <w:p>
+      <w:r>
+        <w:t>User</w:t>
+      </w:r>
+      <w:r>
+        <w:t>1</w:t>
+      </w:r>
+      <w:r>
+        <w:t xml:space="preserve"> 3: fuck u, u delusional fuckwit</w:t>
+      </w:r>
+    </w:p>
+    <w:p>
+      <w:r>
+        <w:t>User 5: no fuck u, u fucking twat</w:t>
+      </w:r>
+    </w:p>
+    <w:p>
+      <w:r>
+        <w:t xml:space="preserve">User </w:t>
+      </w:r>
+      <w:r>
+        <w:t>1</w:t>
+      </w:r>
+      <w:r>
+        <w:t xml:space="preserve">3: </w:t>
+      </w:r>
+      <w:r>
+        <w:t xml:space="preserve">u called me </w:t>
+      </w:r>
+      <w:r>
+        <w:t>twat? I never felt less insulted</w:t>
+      </w:r>
+    </w:p>
+    <w:p>
+      <w:r>
+        <w:t>User 5: fuck u</w:t>
+      </w:r>
+    </w:p>
+    <w:p>
+      <w:r>
         <w:lastRenderedPageBreak/>
-        <w:t>User 15: yea stealing was lowk fun, but this is just wrong atp</w:t>
-      </w:r>
-    </w:p>
-    <w:p>
-      <w:r>
-        <w:t>(Screen turns redish)</w:t>
-      </w:r>
-    </w:p>
-    <w:p>
-      <w:r>
-        <w:t>Main_hero: wrong? Who r u, fucking moral police? I am the rightful admin of wl3 sub, cuz previous admin wasn’t as smart as me and he fell for my trick</w:t>
-      </w:r>
-    </w:p>
-    <w:p>
-      <w:r>
-        <w:t>Main_hero: I ain’t returning shit to no one</w:t>
-      </w:r>
-      <w:r>
-        <w:t>, fuck off u cunts</w:t>
-      </w:r>
-    </w:p>
-    <w:p>
-      <w:r>
-        <w:t>User 13: dude wtf</w:t>
-      </w:r>
-    </w:p>
-    <w:p>
-      <w:r>
-        <w:t>User 12: bruh u r a fucking moron,</w:t>
-      </w:r>
-      <w:r>
-        <w:t xml:space="preserve"> “rightful admin” dawg what r u even talking about, u fucking phished his account</w:t>
-      </w:r>
-    </w:p>
-    <w:p>
-      <w:r>
-        <w:t>User 5: fuck off, he is right, we can do whatever we can with the sub now, we earned it</w:t>
-      </w:r>
-    </w:p>
-    <w:p>
-      <w:r>
-        <w:t>User 6: hell yeah</w:t>
-      </w:r>
-    </w:p>
-    <w:p>
-      <w:r>
-        <w:t>Main_hero: after all, they are our enemies, they support wl3 that took all the attention from sc2</w:t>
-      </w:r>
-    </w:p>
-    <w:p>
-      <w:r>
-        <w:t>User 3: how delulu r u lmao</w:t>
-      </w:r>
-    </w:p>
-    <w:p>
-      <w:r>
-        <w:t>Main_hero: fuck u</w:t>
-      </w:r>
-    </w:p>
-    <w:p>
-      <w:r>
-        <w:t>User 3: fuck u, u delusional fuckwit</w:t>
-      </w:r>
-    </w:p>
-    <w:p>
-      <w:r>
-        <w:t>User 5: no fuck u, u fucking twat</w:t>
-      </w:r>
-    </w:p>
-    <w:p>
-      <w:r>
-        <w:t xml:space="preserve">User 3: </w:t>
-      </w:r>
-      <w:r>
-        <w:t xml:space="preserve">u called me </w:t>
-      </w:r>
-      <w:r>
-        <w:t>twat? I never felt less insulted</w:t>
-      </w:r>
-    </w:p>
-    <w:p>
-      <w:r>
-        <w:t>User 5: fuck u</w:t>
-      </w:r>
-    </w:p>
-    <w:p>
-      <w:r>
-        <w:t>User 3: fuck u</w:t>
-      </w:r>
-    </w:p>
-    <w:p>
-      <w:r>
-        <w:t>Main_hero: fuck u</w:t>
+        <w:t xml:space="preserve">User </w:t>
+      </w:r>
+      <w:r>
+        <w:t>1</w:t>
+      </w:r>
+      <w:r>
+        <w:t>3: fuck u</w:t>
+      </w:r>
+    </w:p>
+    <w:p>
+      <w:proofErr w:type="spellStart"/>
+      <w:r>
+        <w:t>Main_hero</w:t>
+      </w:r>
+      <w:proofErr w:type="spellEnd"/>
+      <w:r>
+        <w:t>: fuck u</w:t>
       </w:r>
     </w:p>
     <w:p>
@@ -5078,10 +8441,30 @@
         <w:t xml:space="preserve"> The fuck am I even doing?</w:t>
       </w:r>
       <w:r>
-        <w:t xml:space="preserve"> I’ve spent 1000h playing sc2 </w:t>
-      </w:r>
-      <w:r>
-        <w:t xml:space="preserve">instead of doing something useful, I’ve hacked sillygoose228 and wl3 sub even though they did nothing </w:t>
+        <w:t xml:space="preserve"> I’ve s</w:t>
+      </w:r>
+      <w:r>
+        <w:t>unk</w:t>
+      </w:r>
+      <w:r>
+        <w:t xml:space="preserve"> 1000h playing </w:t>
+      </w:r>
+      <w:proofErr w:type="spellStart"/>
+      <w:r>
+        <w:t>cyberdivers</w:t>
+      </w:r>
+      <w:proofErr w:type="spellEnd"/>
+      <w:r>
+        <w:t xml:space="preserve"> </w:t>
+      </w:r>
+      <w:r>
+        <w:t xml:space="preserve">instead of doing something useful, I’ve hacked sillygoose228 and </w:t>
+      </w:r>
+      <w:r>
+        <w:t>zero</w:t>
+      </w:r>
+      <w:r>
+        <w:t xml:space="preserve"> sub even though they did nothing </w:t>
       </w:r>
       <w:r>
         <w:t>but show love for one another</w:t>
@@ -5114,11 +8497,7 @@
         <w:t>” who</w:t>
       </w:r>
       <w:r>
-        <w:t xml:space="preserve"> don’t even respect me </w:t>
-      </w:r>
-      <w:r>
-        <w:lastRenderedPageBreak/>
-        <w:t xml:space="preserve">and </w:t>
+        <w:t xml:space="preserve"> don’t even respect me and </w:t>
       </w:r>
       <w:r>
         <w:t>they every bit as stupid as I am</w:t>
@@ -5147,11 +8526,21 @@
     </w:p>
     <w:p>
       <w:r>
-        <w:t xml:space="preserve">I’ve spent hours and hours trying to convince everyone around me and myself, that I am skillful, smart and just the best person on earth and not just some useless </w:t>
-      </w:r>
+        <w:t xml:space="preserve">I’ve spent </w:t>
+      </w:r>
+      <w:proofErr w:type="gramStart"/>
+      <w:r>
+        <w:t>hours and hours</w:t>
+      </w:r>
+      <w:proofErr w:type="gramEnd"/>
+      <w:r>
+        <w:t xml:space="preserve"> trying to convince everyone around me and myself, that I am skillful, smart and just the best person on earth and not just some useless </w:t>
+      </w:r>
+      <w:proofErr w:type="spellStart"/>
       <w:r>
         <w:t>forumer</w:t>
       </w:r>
+      <w:proofErr w:type="spellEnd"/>
       <w:r>
         <w:t>, although I probably am, just to make people want to hang out with me.</w:t>
       </w:r>
@@ -5168,7 +8557,16 @@
     </w:p>
     <w:p>
       <w:r>
-        <w:t xml:space="preserve">User 1: yo </w:t>
+        <w:t xml:space="preserve">User 1: </w:t>
+      </w:r>
+      <w:proofErr w:type="spellStart"/>
+      <w:proofErr w:type="gramStart"/>
+      <w:r>
+        <w:t>yo</w:t>
+      </w:r>
+      <w:proofErr w:type="spellEnd"/>
+      <w:r>
+        <w:t xml:space="preserve"> </w:t>
       </w:r>
       <w:r>
         <w:rPr>
@@ -5176,18 +8574,42 @@
         </w:rPr>
         <w:t>@</w:t>
       </w:r>
-      <w:r>
-        <w:t xml:space="preserve">main_hero, u do know that u can get urself banned for </w:t>
+      <w:proofErr w:type="spellStart"/>
+      <w:proofErr w:type="gramEnd"/>
+      <w:r>
+        <w:t>main_</w:t>
+      </w:r>
+      <w:proofErr w:type="gramStart"/>
+      <w:r>
+        <w:t>hero</w:t>
+      </w:r>
+      <w:proofErr w:type="spellEnd"/>
+      <w:proofErr w:type="gramEnd"/>
+      <w:r>
+        <w:t xml:space="preserve">, u do know that u can get </w:t>
+      </w:r>
+      <w:proofErr w:type="spellStart"/>
+      <w:r>
+        <w:t>urself</w:t>
+      </w:r>
+      <w:proofErr w:type="spellEnd"/>
+      <w:r>
+        <w:t xml:space="preserve"> banned for </w:t>
       </w:r>
       <w:r>
         <w:t>stealing</w:t>
       </w:r>
       <w:r>
-        <w:t xml:space="preserve"> other user</w:t>
+        <w:t xml:space="preserve"> other </w:t>
+      </w:r>
+      <w:proofErr w:type="gramStart"/>
+      <w:r>
+        <w:t>user</w:t>
       </w:r>
       <w:r>
         <w:t>s</w:t>
       </w:r>
+      <w:proofErr w:type="gramEnd"/>
       <w:r>
         <w:t xml:space="preserve"> </w:t>
       </w:r>
@@ -5202,13 +8624,42 @@
       </w:r>
     </w:p>
     <w:p>
-      <w:r>
-        <w:t>Main_hero: yeah of course I kno-</w:t>
-      </w:r>
-    </w:p>
-    <w:p>
-      <w:r>
-        <w:t>(Screen shows that main_hero’s account has been banned)</w:t>
+      <w:proofErr w:type="spellStart"/>
+      <w:r>
+        <w:t>Main_hero</w:t>
+      </w:r>
+      <w:proofErr w:type="spellEnd"/>
+      <w:r>
+        <w:t xml:space="preserve">: </w:t>
+      </w:r>
+      <w:proofErr w:type="gramStart"/>
+      <w:r>
+        <w:t>yeah</w:t>
+      </w:r>
+      <w:proofErr w:type="gramEnd"/>
+      <w:r>
+        <w:t xml:space="preserve"> of course I </w:t>
+      </w:r>
+      <w:proofErr w:type="spellStart"/>
+      <w:r>
+        <w:t>kno</w:t>
+      </w:r>
+      <w:proofErr w:type="spellEnd"/>
+      <w:r>
+        <w:t>-</w:t>
+      </w:r>
+    </w:p>
+    <w:p>
+      <w:r>
+        <w:t xml:space="preserve">(Screen shows that </w:t>
+      </w:r>
+      <w:proofErr w:type="spellStart"/>
+      <w:r>
+        <w:t>main_hero’s</w:t>
+      </w:r>
+      <w:proofErr w:type="spellEnd"/>
+      <w:r>
+        <w:t xml:space="preserve"> account has been banned)</w:t>
       </w:r>
     </w:p>
     <w:p>

--- a/docs/Script.docx
+++ b/docs/Script.docx
@@ -1549,6 +1549,7 @@
         </w:numPr>
       </w:pPr>
       <w:r>
+        <w:lastRenderedPageBreak/>
         <w:t>Social network</w:t>
       </w:r>
       <w:r>
@@ -1684,7 +1685,6 @@
       <w:bookmarkStart w:id="4" w:name="_Toc216793240"/>
       <w:bookmarkEnd w:id="3"/>
       <w:r>
-        <w:lastRenderedPageBreak/>
         <w:t>Characters</w:t>
       </w:r>
       <w:r>
@@ -2013,6 +2013,7 @@
         </w:numPr>
       </w:pPr>
       <w:r>
+        <w:lastRenderedPageBreak/>
         <w:t>Gamer</w:t>
       </w:r>
     </w:p>
@@ -2365,6 +2366,7 @@
         </w:numPr>
       </w:pPr>
       <w:r>
+        <w:lastRenderedPageBreak/>
         <w:t xml:space="preserve">As he snaps out of </w:t>
       </w:r>
       <w:r>
@@ -2773,6 +2775,7 @@
         </w:numPr>
       </w:pPr>
       <w:r>
+        <w:lastRenderedPageBreak/>
         <w:t>Traits</w:t>
       </w:r>
     </w:p>
@@ -3274,6 +3277,7 @@
         </w:numPr>
       </w:pPr>
       <w:r>
+        <w:lastRenderedPageBreak/>
         <w:t xml:space="preserve">They have beef with </w:t>
       </w:r>
       <w:r>
@@ -3646,7 +3650,11 @@
         <w:t>game’s single player</w:t>
       </w:r>
       <w:r>
-        <w:t>, this sub is a lot more peaceful and wholesome. People here share some tips about completing the game, story discussions and memes.</w:t>
+        <w:t xml:space="preserve">, this sub is a lot more peaceful and wholesome. People </w:t>
+      </w:r>
+      <w:r>
+        <w:lastRenderedPageBreak/>
+        <w:t>here share some tips about completing the game, story discussions and memes.</w:t>
       </w:r>
     </w:p>
     <w:p>
@@ -3958,6 +3966,7 @@
         <w:t xml:space="preserve"> it and how many hours he’s got. He shows his stats on the profile, but it has long streak of </w:t>
       </w:r>
       <w:r>
+        <w:lastRenderedPageBreak/>
         <w:t xml:space="preserve">failed </w:t>
       </w:r>
       <w:proofErr w:type="spellStart"/>
@@ -4402,7 +4411,11 @@
         <w:t>the delete button is</w:t>
       </w:r>
       <w:r>
-        <w:t xml:space="preserve">. But then </w:t>
+        <w:t xml:space="preserve">. </w:t>
+      </w:r>
+      <w:r>
+        <w:lastRenderedPageBreak/>
+        <w:t xml:space="preserve">But then </w:t>
       </w:r>
       <w:proofErr w:type="gramStart"/>
       <w:r>
@@ -4767,6 +4780,7 @@
     </w:p>
     <w:p>
       <w:r>
+        <w:lastRenderedPageBreak/>
         <w:t xml:space="preserve">Hi. I am </w:t>
       </w:r>
       <w:proofErr w:type="spellStart"/>
@@ -4843,7 +4857,10 @@
       </w:r>
       <w:proofErr w:type="spellEnd"/>
       <w:r>
-        <w:t xml:space="preserve">, I have more than 1000 hours and, boy, </w:t>
+        <w:t>.</w:t>
+      </w:r>
+      <w:r>
+        <w:t xml:space="preserve"> I have more than 1000 hours and, boy, </w:t>
       </w:r>
       <w:proofErr w:type="spellStart"/>
       <w:r>
@@ -5113,75 +5130,538 @@
     </w:p>
     <w:p>
       <w:r>
+        <w:t xml:space="preserve">(User is prompted to go to the chat page and </w:t>
+      </w:r>
+      <w:r>
+        <w:t>type in it</w:t>
+      </w:r>
+      <w:r>
+        <w:t>)</w:t>
+      </w:r>
+    </w:p>
+    <w:p>
+      <w:r>
+        <w:t>(Previous messages)</w:t>
+      </w:r>
+    </w:p>
+    <w:p>
+      <w:r>
+        <w:t>User 1: bro th</w:t>
+      </w:r>
+      <w:r>
+        <w:t>e</w:t>
+      </w:r>
+      <w:r>
+        <w:t>s</w:t>
+      </w:r>
+      <w:r>
+        <w:t>e</w:t>
+      </w:r>
+      <w:r>
+        <w:t xml:space="preserve"> </w:t>
+      </w:r>
+      <w:proofErr w:type="spellStart"/>
+      <w:r>
+        <w:t>clankers</w:t>
+      </w:r>
+      <w:proofErr w:type="spellEnd"/>
+      <w:r>
+        <w:t xml:space="preserve"> spawn rate is insane, how </w:t>
+      </w:r>
+      <w:proofErr w:type="spellStart"/>
+      <w:r>
+        <w:t>tf</w:t>
+      </w:r>
+      <w:proofErr w:type="spellEnd"/>
+      <w:r>
+        <w:t xml:space="preserve"> r u supposed to fight them on d10</w:t>
+      </w:r>
+    </w:p>
+    <w:p>
+      <w:r>
+        <w:t xml:space="preserve">User 2: skill issue </w:t>
+      </w:r>
+      <w:proofErr w:type="spellStart"/>
+      <w:r>
+        <w:t>bruh</w:t>
+      </w:r>
+      <w:proofErr w:type="spellEnd"/>
+    </w:p>
+    <w:p>
+      <w:r>
+        <w:t>User 1: blow me</w:t>
+      </w:r>
+    </w:p>
+    <w:p>
+      <w:r>
         <w:lastRenderedPageBreak/>
-        <w:t xml:space="preserve">(User is prompted to go to the chat page and </w:t>
-      </w:r>
-      <w:r>
-        <w:t>type in it</w:t>
-      </w:r>
-      <w:r>
-        <w:t>)</w:t>
-      </w:r>
-    </w:p>
-    <w:p>
-      <w:r>
-        <w:t>(Previous messages)</w:t>
-      </w:r>
-    </w:p>
-    <w:p>
-      <w:r>
-        <w:t>User 1: bro th</w:t>
-      </w:r>
-      <w:r>
-        <w:t>e</w:t>
-      </w:r>
-      <w:r>
-        <w:t>s</w:t>
-      </w:r>
-      <w:r>
-        <w:t>e</w:t>
+        <w:t xml:space="preserve">User 3: </w:t>
+      </w:r>
+      <w:r>
+        <w:t xml:space="preserve">just bring </w:t>
+      </w:r>
+      <w:proofErr w:type="spellStart"/>
+      <w:r>
+        <w:t>ak</w:t>
+      </w:r>
+      <w:proofErr w:type="spellEnd"/>
+      <w:r>
+        <w:t xml:space="preserve"> 4.7.0 with reactive boost, it’s not that hard</w:t>
+      </w:r>
+    </w:p>
+    <w:p>
+      <w:r>
+        <w:t>User 1: damn bro, u so smart, why didn’t I think of that</w:t>
+      </w:r>
+    </w:p>
+    <w:p>
+      <w:r>
+        <w:t xml:space="preserve">User 1: I need level 75 to unlock </w:t>
+      </w:r>
+      <w:proofErr w:type="spellStart"/>
+      <w:r>
+        <w:t>ak</w:t>
+      </w:r>
+      <w:proofErr w:type="spellEnd"/>
+      <w:r>
+        <w:t xml:space="preserve"> 4.7.0, </w:t>
+      </w:r>
+      <w:proofErr w:type="spellStart"/>
+      <w:r>
+        <w:t>im</w:t>
+      </w:r>
+      <w:proofErr w:type="spellEnd"/>
+      <w:r>
+        <w:t xml:space="preserve"> like 42</w:t>
+      </w:r>
+    </w:p>
+    <w:p>
+      <w:r>
+        <w:t xml:space="preserve">User 3: </w:t>
+      </w:r>
+      <w:proofErr w:type="gramStart"/>
+      <w:r>
+        <w:t>well</w:t>
+      </w:r>
+      <w:proofErr w:type="gramEnd"/>
+      <w:r>
+        <w:t xml:space="preserve"> idk, don’t play ai faction then, or lower the diff if u can’t take the heat</w:t>
+      </w:r>
+    </w:p>
+    <w:p>
+      <w:r>
+        <w:t>User 1: spearhead needs to nerf this fucking spawn rate</w:t>
+      </w:r>
+      <w:r>
+        <w:t>, fucking ruining this game</w:t>
+      </w:r>
+    </w:p>
+    <w:p>
+      <w:r>
+        <w:t>User 4: nah u kidding ai d10 is way too easy, if anything, they need to make it harder</w:t>
+      </w:r>
+    </w:p>
+    <w:p>
+      <w:r>
+        <w:t xml:space="preserve">User 4: go train on d1 </w:t>
+      </w:r>
+      <w:proofErr w:type="spellStart"/>
+      <w:r>
+        <w:t>bruh</w:t>
+      </w:r>
+      <w:proofErr w:type="spellEnd"/>
+      <w:r>
+        <w:t>, left mouse button to shoot btw</w:t>
+      </w:r>
+    </w:p>
+    <w:p>
+      <w:r>
+        <w:t xml:space="preserve">User 1: go touch some grass </w:t>
+      </w:r>
+      <w:proofErr w:type="spellStart"/>
+      <w:r>
+        <w:t>bruh</w:t>
+      </w:r>
+      <w:proofErr w:type="spellEnd"/>
+      <w:r>
+        <w:t xml:space="preserve">, </w:t>
+      </w:r>
+      <w:proofErr w:type="spellStart"/>
+      <w:r>
+        <w:t>ur</w:t>
+      </w:r>
+      <w:proofErr w:type="spellEnd"/>
+      <w:r>
+        <w:t xml:space="preserve"> father won’t come back home if u put another 100 hours in the game</w:t>
+      </w:r>
+    </w:p>
+    <w:p>
+      <w:proofErr w:type="spellStart"/>
+      <w:r>
+        <w:t>Main_hero</w:t>
+      </w:r>
+      <w:proofErr w:type="spellEnd"/>
+      <w:r>
+        <w:t xml:space="preserve">: </w:t>
+      </w:r>
+      <w:proofErr w:type="spellStart"/>
+      <w:r>
+        <w:t>yo</w:t>
+      </w:r>
+      <w:proofErr w:type="spellEnd"/>
+    </w:p>
+    <w:p>
+      <w:r>
+        <w:t>User 1: bro it’s this mf again</w:t>
+      </w:r>
+    </w:p>
+    <w:p>
+      <w:r>
+        <w:t xml:space="preserve">User 2: u dumb fuck, we lost a </w:t>
+      </w:r>
+      <w:r>
+        <w:t>sprint</w:t>
       </w:r>
       <w:r>
         <w:t xml:space="preserve"> </w:t>
       </w:r>
       <w:proofErr w:type="spellStart"/>
       <w:r>
-        <w:t>clankers</w:t>
-      </w:r>
-      <w:proofErr w:type="spellEnd"/>
-      <w:r>
-        <w:t xml:space="preserve"> spawn rate is insane, how </w:t>
-      </w:r>
-      <w:proofErr w:type="spellStart"/>
-      <w:r>
-        <w:t>tf</w:t>
-      </w:r>
-      <w:proofErr w:type="spellEnd"/>
-      <w:r>
-        <w:t xml:space="preserve"> r u supposed to fight them on d10</w:t>
-      </w:r>
-    </w:p>
-    <w:p>
-      <w:r>
-        <w:t xml:space="preserve">User 2: skill issue </w:t>
+        <w:t>cuz</w:t>
+      </w:r>
+      <w:proofErr w:type="spellEnd"/>
+      <w:r>
+        <w:t xml:space="preserve"> of u</w:t>
+      </w:r>
+    </w:p>
+    <w:p>
+      <w:r>
+        <w:t>User 3: did u finally learn how to play?</w:t>
+      </w:r>
+    </w:p>
+    <w:p>
+      <w:r>
+        <w:t>(Screen is getting red)</w:t>
+      </w:r>
+    </w:p>
+    <w:p>
+      <w:r>
+        <w:t xml:space="preserve">User 4: go fuck </w:t>
+      </w:r>
+      <w:proofErr w:type="spellStart"/>
+      <w:r>
+        <w:t>urself</w:t>
+      </w:r>
+      <w:proofErr w:type="spellEnd"/>
+      <w:r>
+        <w:t xml:space="preserve">, </w:t>
+      </w:r>
+      <w:r>
+        <w:t>u killed me like 10 times</w:t>
+      </w:r>
+      <w:r>
+        <w:t>, cunt</w:t>
+      </w:r>
+    </w:p>
+    <w:p>
+      <w:r>
+        <w:t xml:space="preserve">User 5: </w:t>
+      </w:r>
+      <w:r>
+        <w:t xml:space="preserve">mf is acting like nothing happened, </w:t>
+      </w:r>
+      <w:r>
+        <w:t xml:space="preserve">go fuck </w:t>
+      </w:r>
+      <w:proofErr w:type="spellStart"/>
+      <w:r>
+        <w:t>urself</w:t>
+      </w:r>
+      <w:proofErr w:type="spellEnd"/>
+    </w:p>
+    <w:p>
+      <w:r>
+        <w:t xml:space="preserve">User 6: bro that last </w:t>
+      </w:r>
+      <w:r>
+        <w:t>sprint</w:t>
+      </w:r>
+      <w:r>
+        <w:t xml:space="preserve"> was painful to watch, </w:t>
+      </w:r>
+      <w:r>
+        <w:t>u brought like the worst guns for bugs</w:t>
+      </w:r>
+      <w:r>
+        <w:t>, shit wasn’t even close</w:t>
+      </w:r>
+      <w:r>
+        <w:t xml:space="preserve"> lmao</w:t>
+      </w:r>
+    </w:p>
+    <w:p>
+      <w:r>
+        <w:t xml:space="preserve">User 7: bro </w:t>
+      </w:r>
+      <w:r>
+        <w:t>was speedrunning the sprint failure</w:t>
+      </w:r>
+    </w:p>
+    <w:p>
+      <w:r>
+        <w:t xml:space="preserve">User 8: this noob ass was bragging about his skill so much and couldn’t even </w:t>
+      </w:r>
+      <w:r>
+        <w:t xml:space="preserve">clear a squid repository, </w:t>
+      </w:r>
+      <w:proofErr w:type="spellStart"/>
+      <w:r>
+        <w:t>bruuuh</w:t>
+      </w:r>
+      <w:proofErr w:type="spellEnd"/>
+    </w:p>
+    <w:p>
+      <w:r>
+        <w:t xml:space="preserve">User 9: secondhand embarrassment from watching u play was insane, I’d </w:t>
+      </w:r>
+      <w:proofErr w:type="gramStart"/>
+      <w:r>
+        <w:t>actually kms</w:t>
+      </w:r>
+      <w:proofErr w:type="gramEnd"/>
+      <w:r>
+        <w:t xml:space="preserve"> if I were you</w:t>
+      </w:r>
+    </w:p>
+    <w:p>
+      <w:r>
+        <w:t>User 10: that’s crazy lmao</w:t>
+      </w:r>
+    </w:p>
+    <w:p>
+      <w:r>
+        <w:t xml:space="preserve">They love me. I know it looks like they are </w:t>
+      </w:r>
+      <w:r>
+        <w:t>bullying</w:t>
+      </w:r>
+      <w:r>
+        <w:t xml:space="preserve"> me and calling me bad at the game or something</w:t>
+      </w:r>
+      <w:r>
+        <w:t xml:space="preserve">, but it’s </w:t>
+      </w:r>
+      <w:proofErr w:type="gramStart"/>
+      <w:r>
+        <w:t xml:space="preserve">actually </w:t>
+      </w:r>
+      <w:r>
+        <w:t>fine</w:t>
+      </w:r>
+      <w:proofErr w:type="gramEnd"/>
+      <w:r>
+        <w:t>, you just don’t get it</w:t>
+      </w:r>
+      <w:r>
+        <w:t xml:space="preserve">. It’s how we show </w:t>
+      </w:r>
+      <w:r>
+        <w:t>love</w:t>
+      </w:r>
+      <w:r>
+        <w:t xml:space="preserve"> and respect for each other, just friendly roasting. They know I’m good</w:t>
+      </w:r>
+      <w:r>
+        <w:t xml:space="preserve"> at the game</w:t>
+      </w:r>
+      <w:r>
+        <w:t>, they are just fucking with me.</w:t>
+      </w:r>
+    </w:p>
+    <w:p>
+      <w:r>
+        <w:lastRenderedPageBreak/>
+        <w:t xml:space="preserve">User 9: </w:t>
+      </w:r>
+      <w:proofErr w:type="spellStart"/>
+      <w:r>
+        <w:t>ain’t</w:t>
+      </w:r>
+      <w:proofErr w:type="spellEnd"/>
+      <w:r>
+        <w:t xml:space="preserve"> no one f</w:t>
+      </w:r>
+      <w:r>
+        <w:t xml:space="preserve">ucking </w:t>
+      </w:r>
+      <w:r>
+        <w:t>w</w:t>
+      </w:r>
+      <w:r>
+        <w:t>ith</w:t>
+      </w:r>
+      <w:r>
+        <w:t xml:space="preserve"> this dude, </w:t>
+      </w:r>
+      <w:r>
+        <w:t>kick</w:t>
+      </w:r>
+      <w:r>
+        <w:t xml:space="preserve"> his ass out of here</w:t>
+      </w:r>
+    </w:p>
+    <w:p>
+      <w:r>
+        <w:t>It’s all jokes, trust me.</w:t>
+      </w:r>
+    </w:p>
+    <w:p>
+      <w:pPr>
+        <w:pStyle w:val="Heading3"/>
+      </w:pPr>
+      <w:bookmarkStart w:id="18" w:name="_Toc216793254"/>
+      <w:r>
+        <w:t>Chance to prove yourself</w:t>
+      </w:r>
+      <w:bookmarkEnd w:id="18"/>
+    </w:p>
+    <w:p>
+      <w:r>
+        <w:t>(Screen goes back to normal)</w:t>
+      </w:r>
+    </w:p>
+    <w:p>
+      <w:r>
+        <w:t xml:space="preserve">User 10: </w:t>
+      </w:r>
+      <w:proofErr w:type="spellStart"/>
+      <w:r>
+        <w:t>yo</w:t>
+      </w:r>
+      <w:proofErr w:type="spellEnd"/>
+      <w:r>
+        <w:t xml:space="preserve">, y’all seen the news about delayed </w:t>
+      </w:r>
+      <w:r>
+        <w:t>zero</w:t>
+      </w:r>
+      <w:r>
+        <w:t xml:space="preserve"> </w:t>
+      </w:r>
+      <w:proofErr w:type="spellStart"/>
+      <w:r>
+        <w:t>dlc</w:t>
+      </w:r>
+      <w:proofErr w:type="spellEnd"/>
+      <w:r>
+        <w:t>?</w:t>
+      </w:r>
+    </w:p>
+    <w:p>
+      <w:r>
+        <w:t xml:space="preserve">User 2: yeah, </w:t>
+      </w:r>
+      <w:r>
+        <w:t>Spearhead</w:t>
+      </w:r>
+      <w:r>
+        <w:t xml:space="preserve"> can’t make the new content even for </w:t>
+      </w:r>
+      <w:r>
+        <w:t>zero</w:t>
+      </w:r>
+      <w:r>
+        <w:t xml:space="preserve"> lol</w:t>
+      </w:r>
+    </w:p>
+    <w:p>
+      <w:r>
+        <w:t xml:space="preserve">User 3: Zero the game? More like zero </w:t>
+      </w:r>
+      <w:proofErr w:type="spellStart"/>
+      <w:r>
+        <w:t>dlc</w:t>
+      </w:r>
+      <w:proofErr w:type="spellEnd"/>
+    </w:p>
+    <w:p>
+      <w:r>
+        <w:t>User 4: I will pay u not to joke ever again</w:t>
+      </w:r>
+    </w:p>
+    <w:p>
+      <w:r>
+        <w:t xml:space="preserve">User 5: holy cornball </w:t>
+      </w:r>
+    </w:p>
+    <w:p>
+      <w:r>
+        <w:t xml:space="preserve">User 6: fuck yeah, at least that means that finally </w:t>
+      </w:r>
+      <w:r>
+        <w:t>spearhead</w:t>
+      </w:r>
+      <w:r>
+        <w:t xml:space="preserve"> heard us and making </w:t>
+      </w:r>
+      <w:proofErr w:type="spellStart"/>
+      <w:r>
+        <w:t>smth</w:t>
+      </w:r>
+      <w:proofErr w:type="spellEnd"/>
+      <w:r>
+        <w:t xml:space="preserve"> new for </w:t>
+      </w:r>
+      <w:proofErr w:type="spellStart"/>
+      <w:r>
+        <w:t>cyberdivers</w:t>
+      </w:r>
+      <w:proofErr w:type="spellEnd"/>
+    </w:p>
+    <w:p>
+      <w:r>
+        <w:t xml:space="preserve">User 7: this absolutely does not mean that </w:t>
       </w:r>
       <w:proofErr w:type="spellStart"/>
       <w:r>
         <w:t>bruh</w:t>
       </w:r>
       <w:proofErr w:type="spellEnd"/>
-    </w:p>
-    <w:p>
-      <w:r>
-        <w:t>User 1: blow me</w:t>
-      </w:r>
-    </w:p>
-    <w:p>
-      <w:r>
-        <w:t xml:space="preserve">User 3: </w:t>
-      </w:r>
-      <w:r>
-        <w:t xml:space="preserve">just bring </w:t>
+      <w:r>
+        <w:t>, they just can’t do shit</w:t>
+      </w:r>
+    </w:p>
+    <w:p>
+      <w:r>
+        <w:t xml:space="preserve">User 12: </w:t>
+      </w:r>
+      <w:r>
+        <w:t>zero</w:t>
+      </w:r>
+      <w:r>
+        <w:t xml:space="preserve"> </w:t>
+      </w:r>
+      <w:r>
+        <w:t xml:space="preserve">fans </w:t>
+      </w:r>
+      <w:r>
+        <w:t xml:space="preserve">are in shambles </w:t>
+      </w:r>
+      <w:proofErr w:type="spellStart"/>
+      <w:r>
+        <w:t>rn</w:t>
+      </w:r>
+      <w:proofErr w:type="spellEnd"/>
+    </w:p>
+    <w:p>
+      <w:r>
+        <w:t>User 8: maybe we will finally get a</w:t>
+      </w:r>
+      <w:r>
+        <w:t>n</w:t>
+      </w:r>
+      <w:r>
+        <w:t xml:space="preserve"> </w:t>
       </w:r>
       <w:proofErr w:type="spellStart"/>
       <w:r>
@@ -5189,17 +5669,12 @@
       </w:r>
       <w:proofErr w:type="spellEnd"/>
       <w:r>
-        <w:t xml:space="preserve"> 4.7.0 with reactive boost, it’s not that hard</w:t>
-      </w:r>
-    </w:p>
-    <w:p>
-      <w:r>
-        <w:t>User 1: damn bro, u so smart, why didn’t I think of that</w:t>
-      </w:r>
-    </w:p>
-    <w:p>
-      <w:r>
-        <w:t xml:space="preserve">User 1: I need level 75 to unlock </w:t>
+        <w:t xml:space="preserve"> 4.7.0 buff</w:t>
+      </w:r>
+    </w:p>
+    <w:p>
+      <w:r>
+        <w:t xml:space="preserve">User 11: </w:t>
       </w:r>
       <w:proofErr w:type="spellStart"/>
       <w:r>
@@ -5207,581 +5682,123 @@
       </w:r>
       <w:proofErr w:type="spellEnd"/>
       <w:r>
-        <w:t xml:space="preserve"> 4.7.0, </w:t>
-      </w:r>
-      <w:proofErr w:type="spellStart"/>
-      <w:r>
-        <w:t>im</w:t>
-      </w:r>
-      <w:proofErr w:type="spellEnd"/>
-      <w:r>
-        <w:t xml:space="preserve"> like 42</w:t>
-      </w:r>
-    </w:p>
-    <w:p>
-      <w:r>
-        <w:t xml:space="preserve">User 3: </w:t>
+        <w:t xml:space="preserve"> 4.7.0 is already op</w:t>
+      </w:r>
+      <w:r>
+        <w:t xml:space="preserve">, u </w:t>
+      </w:r>
+      <w:r>
+        <w:t>just don’t know how to play with it</w:t>
+      </w:r>
+      <w:r>
+        <w:t xml:space="preserve">, I can easily </w:t>
+      </w:r>
+      <w:r>
+        <w:t xml:space="preserve">clear </w:t>
       </w:r>
       <w:proofErr w:type="gramStart"/>
       <w:r>
-        <w:t>well</w:t>
+        <w:t>bugs source</w:t>
       </w:r>
       <w:proofErr w:type="gramEnd"/>
       <w:r>
-        <w:t xml:space="preserve"> idk, don’t play ai faction then, or lower the diff if u can’t take the heat</w:t>
-      </w:r>
-    </w:p>
-    <w:p>
-      <w:r>
-        <w:t>User 1: spearhead needs to nerf this fucking spawn rate</w:t>
-      </w:r>
-      <w:r>
-        <w:t>, fucking ruining this game</w:t>
-      </w:r>
-    </w:p>
-    <w:p>
-      <w:r>
-        <w:t>User 4: nah u kidding ai d10 is way too easy, if anything, they need to make it harder</w:t>
-      </w:r>
-    </w:p>
-    <w:p>
-      <w:r>
-        <w:t xml:space="preserve">User 4: go train on d1 </w:t>
-      </w:r>
-      <w:proofErr w:type="spellStart"/>
-      <w:r>
-        <w:t>bruh</w:t>
-      </w:r>
-      <w:proofErr w:type="spellEnd"/>
-      <w:r>
-        <w:t>, left mouse button to shoot btw</w:t>
-      </w:r>
-    </w:p>
-    <w:p>
-      <w:r>
-        <w:t xml:space="preserve">User 1: go touch some grass </w:t>
-      </w:r>
-      <w:proofErr w:type="spellStart"/>
-      <w:r>
-        <w:t>bruh</w:t>
-      </w:r>
-      <w:proofErr w:type="spellEnd"/>
+        <w:t xml:space="preserve"> solo with it, maybe with vibe strike stratagem.</w:t>
+      </w:r>
+    </w:p>
+    <w:p>
+      <w:r>
+        <w:t xml:space="preserve">User 9: </w:t>
+      </w:r>
+      <w:r>
+        <w:t xml:space="preserve">vibe strike </w:t>
+      </w:r>
+      <w:proofErr w:type="gramStart"/>
+      <w:r>
+        <w:t>set’s</w:t>
+      </w:r>
+      <w:proofErr w:type="gramEnd"/>
+      <w:r>
+        <w:t xml:space="preserve"> </w:t>
+      </w:r>
+      <w:proofErr w:type="spellStart"/>
+      <w:r>
+        <w:t>ur</w:t>
+      </w:r>
+      <w:proofErr w:type="spellEnd"/>
+      <w:r>
+        <w:t xml:space="preserve"> teammates on fire, it’s the worst stratagem in the game</w:t>
+      </w:r>
       <w:r>
         <w:t xml:space="preserve">, </w:t>
       </w:r>
-      <w:proofErr w:type="spellStart"/>
-      <w:r>
-        <w:t>ur</w:t>
-      </w:r>
-      <w:proofErr w:type="spellEnd"/>
-      <w:r>
-        <w:t xml:space="preserve"> father won’t come back home if u put another 100 hours in the game</w:t>
-      </w:r>
-    </w:p>
-    <w:p>
-      <w:proofErr w:type="spellStart"/>
-      <w:r>
-        <w:t>Main_hero</w:t>
-      </w:r>
-      <w:proofErr w:type="spellEnd"/>
-      <w:r>
-        <w:t xml:space="preserve">: </w:t>
-      </w:r>
-      <w:proofErr w:type="spellStart"/>
-      <w:r>
-        <w:t>yo</w:t>
-      </w:r>
-      <w:proofErr w:type="spellEnd"/>
-    </w:p>
-    <w:p>
-      <w:r>
-        <w:t>User 1: bro it’s this mf again</w:t>
-      </w:r>
-    </w:p>
-    <w:p>
-      <w:r>
-        <w:t xml:space="preserve">User 2: u dumb fuck, we lost a </w:t>
-      </w:r>
-      <w:r>
-        <w:t>sprint</w:t>
-      </w:r>
+      <w:r>
+        <w:t>unless u r retarded ofc</w:t>
+      </w:r>
+    </w:p>
+    <w:p>
+      <w:r>
+        <w:t xml:space="preserve">Ah yes, </w:t>
+      </w:r>
+      <w:r>
+        <w:t>Zero</w:t>
+      </w:r>
+      <w:r>
+        <w:t>. Made by the same developer, Sp</w:t>
+      </w:r>
+      <w:r>
+        <w:t>earhead Studios</w:t>
+      </w:r>
+      <w:r>
+        <w:t xml:space="preserve">, as </w:t>
+      </w:r>
+      <w:r>
+        <w:t>our game</w:t>
+      </w:r>
+      <w:r>
+        <w:t>. Instead of making content and patches</w:t>
+      </w:r>
+      <w:r>
+        <w:t xml:space="preserve"> for </w:t>
+      </w:r>
+      <w:proofErr w:type="spellStart"/>
+      <w:r>
+        <w:t>Cyberdivers</w:t>
+      </w:r>
+      <w:proofErr w:type="spellEnd"/>
+      <w:r>
+        <w:t>, they decided to make some random ass</w:t>
+      </w:r>
+      <w:r>
+        <w:t xml:space="preserve"> spin-off</w:t>
+      </w:r>
+      <w:r>
+        <w:t>,</w:t>
+      </w:r>
+      <w:r>
+        <w:t xml:space="preserve"> and the game wasn’t even that good.</w:t>
+      </w:r>
+      <w:r>
+        <w:t xml:space="preserve"> And now they are working on the </w:t>
+      </w:r>
+      <w:proofErr w:type="spellStart"/>
+      <w:r>
+        <w:t>dlc</w:t>
+      </w:r>
+      <w:proofErr w:type="spellEnd"/>
+      <w:r>
+        <w:t xml:space="preserve"> for it</w:t>
+      </w:r>
+      <w:r>
+        <w:t xml:space="preserve">, while </w:t>
+      </w:r>
+      <w:proofErr w:type="spellStart"/>
+      <w:r>
+        <w:t>cyberdivers</w:t>
+      </w:r>
+      <w:proofErr w:type="spellEnd"/>
       <w:r>
         <w:t xml:space="preserve"> </w:t>
       </w:r>
-      <w:proofErr w:type="spellStart"/>
-      <w:r>
-        <w:t>cuz</w:t>
-      </w:r>
-      <w:proofErr w:type="spellEnd"/>
-      <w:r>
-        <w:t xml:space="preserve"> of u</w:t>
-      </w:r>
-    </w:p>
-    <w:p>
-      <w:r>
-        <w:t>User 3: did u finally learn how to play?</w:t>
-      </w:r>
-    </w:p>
-    <w:p>
-      <w:r>
-        <w:t>(Screen is getting red)</w:t>
-      </w:r>
-    </w:p>
-    <w:p>
-      <w:r>
-        <w:t xml:space="preserve">User 4: go fuck </w:t>
-      </w:r>
-      <w:proofErr w:type="spellStart"/>
-      <w:r>
-        <w:t>urself</w:t>
-      </w:r>
-      <w:proofErr w:type="spellEnd"/>
-      <w:r>
-        <w:t xml:space="preserve">, </w:t>
-      </w:r>
-      <w:r>
-        <w:t>u killed me like 10 times</w:t>
-      </w:r>
-      <w:r>
-        <w:t>, cunt</w:t>
-      </w:r>
-    </w:p>
-    <w:p>
-      <w:r>
-        <w:t xml:space="preserve">User 5: </w:t>
-      </w:r>
-      <w:r>
-        <w:t xml:space="preserve">mf is acting like nothing happened, </w:t>
-      </w:r>
-      <w:r>
-        <w:t xml:space="preserve">go fuck </w:t>
-      </w:r>
-      <w:proofErr w:type="spellStart"/>
-      <w:r>
-        <w:t>urself</w:t>
-      </w:r>
-      <w:proofErr w:type="spellEnd"/>
-    </w:p>
-    <w:p>
-      <w:r>
-        <w:t xml:space="preserve">User 6: bro that last </w:t>
-      </w:r>
-      <w:r>
-        <w:t>sprint</w:t>
-      </w:r>
-      <w:r>
-        <w:t xml:space="preserve"> was painful to watch, </w:t>
-      </w:r>
-      <w:r>
-        <w:t>u brought like the worst guns for bugs</w:t>
-      </w:r>
-      <w:r>
-        <w:t>, shit wasn’t even close</w:t>
-      </w:r>
-      <w:r>
-        <w:t xml:space="preserve"> lmao</w:t>
-      </w:r>
-    </w:p>
-    <w:p>
-      <w:r>
-        <w:t xml:space="preserve">User 7: bro </w:t>
-      </w:r>
-      <w:r>
-        <w:t>was speedrunning the sprint failure</w:t>
-      </w:r>
-    </w:p>
-    <w:p>
-      <w:r>
-        <w:t xml:space="preserve">User 8: this noob ass was bragging about his skill so much and couldn’t even </w:t>
-      </w:r>
-      <w:r>
-        <w:t xml:space="preserve">clear a squid repository, </w:t>
-      </w:r>
-      <w:proofErr w:type="spellStart"/>
-      <w:r>
-        <w:t>bruuuh</w:t>
-      </w:r>
-      <w:proofErr w:type="spellEnd"/>
-    </w:p>
-    <w:p>
-      <w:r>
-        <w:lastRenderedPageBreak/>
-        <w:t xml:space="preserve">User 9: secondhand embarrassment from watching u play was insane, I’d </w:t>
-      </w:r>
-      <w:proofErr w:type="gramStart"/>
-      <w:r>
-        <w:t>actually kms</w:t>
-      </w:r>
-      <w:proofErr w:type="gramEnd"/>
-      <w:r>
-        <w:t xml:space="preserve"> if I were you</w:t>
-      </w:r>
-    </w:p>
-    <w:p>
-      <w:r>
-        <w:t>User 10: that’s crazy lmao</w:t>
-      </w:r>
-    </w:p>
-    <w:p>
-      <w:r>
-        <w:t xml:space="preserve">They love me. I know it looks like they are </w:t>
-      </w:r>
-      <w:r>
-        <w:t>bullying</w:t>
-      </w:r>
-      <w:r>
-        <w:t xml:space="preserve"> me and calling me bad at the game or something</w:t>
-      </w:r>
-      <w:r>
-        <w:t xml:space="preserve">, but it’s </w:t>
-      </w:r>
-      <w:proofErr w:type="gramStart"/>
-      <w:r>
-        <w:t xml:space="preserve">actually </w:t>
-      </w:r>
-      <w:r>
-        <w:t>fine</w:t>
-      </w:r>
-      <w:proofErr w:type="gramEnd"/>
-      <w:r>
-        <w:t>, you just don’t get it</w:t>
-      </w:r>
-      <w:r>
-        <w:t xml:space="preserve">. It’s how we show </w:t>
-      </w:r>
-      <w:r>
-        <w:t>love</w:t>
-      </w:r>
-      <w:r>
-        <w:t xml:space="preserve"> and respect for each other, just friendly roasting. They know I’m good</w:t>
-      </w:r>
-      <w:r>
-        <w:t xml:space="preserve"> at the game</w:t>
-      </w:r>
-      <w:r>
-        <w:t>, they are just fucking with me.</w:t>
-      </w:r>
-    </w:p>
-    <w:p>
-      <w:r>
-        <w:t xml:space="preserve">User 9: </w:t>
-      </w:r>
-      <w:proofErr w:type="spellStart"/>
-      <w:r>
-        <w:t>ain’t</w:t>
-      </w:r>
-      <w:proofErr w:type="spellEnd"/>
-      <w:r>
-        <w:t xml:space="preserve"> no one f</w:t>
-      </w:r>
-      <w:r>
-        <w:t xml:space="preserve">ucking </w:t>
-      </w:r>
-      <w:r>
-        <w:t>w</w:t>
-      </w:r>
-      <w:r>
-        <w:t>ith</w:t>
-      </w:r>
-      <w:r>
-        <w:t xml:space="preserve"> this dude, </w:t>
-      </w:r>
-      <w:r>
-        <w:t>kick</w:t>
-      </w:r>
-      <w:r>
-        <w:t xml:space="preserve"> his ass out of here</w:t>
-      </w:r>
-    </w:p>
-    <w:p>
-      <w:r>
-        <w:t>It’s all jokes, trust me.</w:t>
-      </w:r>
-    </w:p>
-    <w:p>
-      <w:pPr>
-        <w:pStyle w:val="Heading3"/>
-      </w:pPr>
-      <w:bookmarkStart w:id="18" w:name="_Toc216793254"/>
-      <w:r>
-        <w:t>Chance to prove yourself</w:t>
-      </w:r>
-      <w:bookmarkEnd w:id="18"/>
-    </w:p>
-    <w:p>
-      <w:r>
-        <w:t>(Screen goes back to normal)</w:t>
-      </w:r>
-    </w:p>
-    <w:p>
-      <w:r>
-        <w:t xml:space="preserve">User 10: </w:t>
-      </w:r>
-      <w:proofErr w:type="spellStart"/>
-      <w:r>
-        <w:t>yo</w:t>
-      </w:r>
-      <w:proofErr w:type="spellEnd"/>
-      <w:r>
-        <w:t xml:space="preserve">, y’all seen the news about delayed </w:t>
-      </w:r>
-      <w:r>
-        <w:t>zero</w:t>
-      </w:r>
-      <w:r>
-        <w:t xml:space="preserve"> </w:t>
-      </w:r>
-      <w:proofErr w:type="spellStart"/>
-      <w:r>
-        <w:t>dlc</w:t>
-      </w:r>
-      <w:proofErr w:type="spellEnd"/>
-      <w:r>
-        <w:t>?</w:t>
-      </w:r>
-    </w:p>
-    <w:p>
-      <w:r>
-        <w:t xml:space="preserve">User 2: yeah, </w:t>
-      </w:r>
-      <w:r>
-        <w:t>Spearhead</w:t>
-      </w:r>
-      <w:r>
-        <w:t xml:space="preserve"> can’t make the new content even for </w:t>
-      </w:r>
-      <w:r>
-        <w:t>zero</w:t>
-      </w:r>
-      <w:r>
-        <w:t xml:space="preserve"> lol</w:t>
-      </w:r>
-    </w:p>
-    <w:p>
-      <w:r>
-        <w:t xml:space="preserve">User 3: Zero the game? More like zero </w:t>
-      </w:r>
-      <w:proofErr w:type="spellStart"/>
-      <w:r>
-        <w:t>dlc</w:t>
-      </w:r>
-      <w:proofErr w:type="spellEnd"/>
-    </w:p>
-    <w:p>
-      <w:r>
-        <w:t>User 4: I will pay u not to joke ever again</w:t>
-      </w:r>
-    </w:p>
-    <w:p>
-      <w:r>
-        <w:t xml:space="preserve">User 5: holy cornball </w:t>
-      </w:r>
-    </w:p>
-    <w:p>
-      <w:r>
-        <w:t xml:space="preserve">User 6: fuck yeah, at least that means that finally </w:t>
-      </w:r>
-      <w:r>
-        <w:t>spearhead</w:t>
-      </w:r>
-      <w:r>
-        <w:t xml:space="preserve"> heard us and making </w:t>
-      </w:r>
-      <w:proofErr w:type="spellStart"/>
-      <w:r>
-        <w:t>smth</w:t>
-      </w:r>
-      <w:proofErr w:type="spellEnd"/>
-      <w:r>
-        <w:t xml:space="preserve"> new for </w:t>
-      </w:r>
-      <w:proofErr w:type="spellStart"/>
-      <w:r>
-        <w:t>cyberdivers</w:t>
-      </w:r>
-      <w:proofErr w:type="spellEnd"/>
-    </w:p>
-    <w:p>
-      <w:r>
-        <w:t xml:space="preserve">User 7: this absolutely does not mean that </w:t>
-      </w:r>
-      <w:proofErr w:type="spellStart"/>
-      <w:r>
-        <w:t>bruh</w:t>
-      </w:r>
-      <w:proofErr w:type="spellEnd"/>
-      <w:r>
-        <w:t>, they just can’t do shit</w:t>
-      </w:r>
-    </w:p>
-    <w:p>
-      <w:r>
-        <w:t xml:space="preserve">User 12: </w:t>
-      </w:r>
-      <w:r>
-        <w:t>zero</w:t>
-      </w:r>
-      <w:r>
-        <w:t xml:space="preserve"> </w:t>
-      </w:r>
-      <w:r>
-        <w:t xml:space="preserve">fans </w:t>
-      </w:r>
-      <w:r>
-        <w:t xml:space="preserve">are in shambles </w:t>
-      </w:r>
-      <w:proofErr w:type="spellStart"/>
-      <w:r>
-        <w:t>rn</w:t>
-      </w:r>
-      <w:proofErr w:type="spellEnd"/>
-    </w:p>
-    <w:p>
-      <w:r>
-        <w:t>User 8: maybe we will finally get a</w:t>
-      </w:r>
-      <w:r>
-        <w:t>n</w:t>
-      </w:r>
-      <w:r>
-        <w:t xml:space="preserve"> </w:t>
-      </w:r>
-      <w:proofErr w:type="spellStart"/>
-      <w:r>
-        <w:t>ak</w:t>
-      </w:r>
-      <w:proofErr w:type="spellEnd"/>
-      <w:r>
-        <w:t xml:space="preserve"> 4.7.0 buff</w:t>
-      </w:r>
-    </w:p>
-    <w:p>
-      <w:r>
-        <w:t xml:space="preserve">User 11: </w:t>
-      </w:r>
-      <w:proofErr w:type="spellStart"/>
-      <w:r>
-        <w:t>ak</w:t>
-      </w:r>
-      <w:proofErr w:type="spellEnd"/>
-      <w:r>
-        <w:t xml:space="preserve"> 4.7.0 is already op</w:t>
-      </w:r>
-      <w:r>
-        <w:t xml:space="preserve">, u </w:t>
-      </w:r>
-      <w:r>
-        <w:t>just don’t know how to play with it</w:t>
-      </w:r>
-      <w:r>
-        <w:t xml:space="preserve">, I can easily </w:t>
-      </w:r>
-      <w:r>
-        <w:t xml:space="preserve">clear </w:t>
-      </w:r>
-      <w:proofErr w:type="gramStart"/>
-      <w:r>
-        <w:t>bugs source</w:t>
-      </w:r>
-      <w:proofErr w:type="gramEnd"/>
-      <w:r>
-        <w:t xml:space="preserve"> solo with it, maybe with vibe strike stratagem.</w:t>
-      </w:r>
-    </w:p>
-    <w:p>
-      <w:r>
-        <w:t xml:space="preserve">User 9: </w:t>
-      </w:r>
-      <w:r>
-        <w:t xml:space="preserve">vibe strike </w:t>
-      </w:r>
-      <w:proofErr w:type="gramStart"/>
-      <w:r>
-        <w:t>set’s</w:t>
-      </w:r>
-      <w:proofErr w:type="gramEnd"/>
-      <w:r>
-        <w:t xml:space="preserve"> </w:t>
-      </w:r>
-      <w:proofErr w:type="spellStart"/>
-      <w:r>
-        <w:t>ur</w:t>
-      </w:r>
-      <w:proofErr w:type="spellEnd"/>
-      <w:r>
-        <w:t xml:space="preserve"> teammates on fire, it’s the worst stratagem in the game</w:t>
-      </w:r>
-      <w:r>
-        <w:t xml:space="preserve">, </w:t>
-      </w:r>
-      <w:r>
-        <w:t>unless u r retarded ofc</w:t>
-      </w:r>
-    </w:p>
-    <w:p>
-      <w:r>
-        <w:t xml:space="preserve">Ah yes, </w:t>
-      </w:r>
-      <w:r>
-        <w:t>Zero</w:t>
-      </w:r>
-      <w:r>
-        <w:t>. Made by the same developer, Sp</w:t>
-      </w:r>
-      <w:r>
-        <w:t>earhead Studios</w:t>
-      </w:r>
-      <w:r>
-        <w:t xml:space="preserve">, as </w:t>
-      </w:r>
-      <w:r>
-        <w:t>our game</w:t>
-      </w:r>
-      <w:r>
-        <w:t>. Instead of making content and patches</w:t>
-      </w:r>
-      <w:r>
-        <w:t xml:space="preserve"> for </w:t>
-      </w:r>
-      <w:proofErr w:type="spellStart"/>
-      <w:r>
-        <w:t>Cyberdivers</w:t>
-      </w:r>
-      <w:proofErr w:type="spellEnd"/>
-      <w:r>
-        <w:t>, they decided to make some random ass</w:t>
-      </w:r>
-      <w:r>
-        <w:t xml:space="preserve"> spin-off</w:t>
-      </w:r>
-      <w:r>
-        <w:t>,</w:t>
-      </w:r>
-      <w:r>
-        <w:t xml:space="preserve"> and the game wasn’t even that good.</w:t>
-      </w:r>
-      <w:r>
-        <w:t xml:space="preserve"> And now they are working on the </w:t>
-      </w:r>
-      <w:proofErr w:type="spellStart"/>
-      <w:r>
-        <w:t>dlc</w:t>
-      </w:r>
-      <w:proofErr w:type="spellEnd"/>
-      <w:r>
-        <w:t xml:space="preserve"> for it</w:t>
-      </w:r>
-      <w:r>
-        <w:t xml:space="preserve">, while </w:t>
-      </w:r>
-      <w:proofErr w:type="spellStart"/>
-      <w:r>
-        <w:t>cyberdivers</w:t>
-      </w:r>
-      <w:proofErr w:type="spellEnd"/>
-      <w:r>
-        <w:t xml:space="preserve"> </w:t>
-      </w:r>
       <w:r>
         <w:t>is</w:t>
       </w:r>
@@ -5791,7 +5808,6 @@
     </w:p>
     <w:p>
       <w:r>
-        <w:lastRenderedPageBreak/>
         <w:t>User 11: maybe don’t be a moron and don’t stand right next to it next time, might help idk</w:t>
       </w:r>
     </w:p>
@@ -5898,6 +5914,7 @@
     </w:p>
     <w:p>
       <w:r>
+        <w:lastRenderedPageBreak/>
         <w:t xml:space="preserve">Bruh what? “Let </w:t>
       </w:r>
       <w:proofErr w:type="spellStart"/>
@@ -6202,931 +6219,931 @@
         <w:t xml:space="preserve"> asshole, moron, retard, fuckwit, dumbass, braindead, stupid, dickhead</w:t>
       </w:r>
       <w:r>
-        <w:t xml:space="preserve">, brain-numbing, </w:t>
-      </w:r>
+        <w:t xml:space="preserve">, brain-numbing, room temperature </w:t>
+      </w:r>
+      <w:proofErr w:type="spellStart"/>
+      <w:r>
+        <w:t>iq</w:t>
+      </w:r>
+      <w:proofErr w:type="spellEnd"/>
+      <w:r>
+        <w:t xml:space="preserve">, </w:t>
+      </w:r>
+      <w:r>
+        <w:t xml:space="preserve">motherfucker, </w:t>
+      </w:r>
+      <w:proofErr w:type="spellStart"/>
+      <w:r>
+        <w:t>fatherfucker</w:t>
+      </w:r>
+      <w:proofErr w:type="spellEnd"/>
+      <w:r>
+        <w:t xml:space="preserve">, </w:t>
+      </w:r>
+      <w:r>
+        <w:t xml:space="preserve">product of the </w:t>
+      </w:r>
+      <w:r>
+        <w:t>incest</w:t>
+      </w:r>
+      <w:r>
+        <w:t>, incel, degenerate, window licker, cognitively challenged</w:t>
+      </w:r>
+      <w:r>
+        <w:t>, dimwit</w:t>
+      </w:r>
+    </w:p>
+    <w:p>
+      <w:r>
+        <w:t>(Screen goes blurry and then goes back to red)</w:t>
+      </w:r>
+    </w:p>
+    <w:p>
+      <w:r>
+        <w:t xml:space="preserve">fuckface, </w:t>
+      </w:r>
+      <w:proofErr w:type="spellStart"/>
+      <w:r>
+        <w:t>shitfuck</w:t>
+      </w:r>
+      <w:proofErr w:type="spellEnd"/>
+      <w:r>
+        <w:t xml:space="preserve">, </w:t>
+      </w:r>
+      <w:proofErr w:type="spellStart"/>
+      <w:r>
+        <w:t>fuckfuck</w:t>
+      </w:r>
+      <w:proofErr w:type="spellEnd"/>
+      <w:r>
+        <w:t xml:space="preserve"> but</w:t>
+      </w:r>
+      <w:r>
+        <w:t xml:space="preserve"> at least we are honest</w:t>
+      </w:r>
+      <w:r>
+        <w:t>. Brutal, but honest</w:t>
+      </w:r>
+      <w:r>
+        <w:t>. Yes, we won’t mince our words and roast your ass to the crust, but you will learn from it and be better. And these guys thinking they are helping anyone with this fake ass niceness.</w:t>
+      </w:r>
+    </w:p>
+    <w:p>
+      <w:r>
+        <w:t>They are just delusional, aren’t they</w:t>
+      </w:r>
+      <w:r>
+        <w:t>.</w:t>
+      </w:r>
+    </w:p>
+    <w:p>
+      <w:r>
+        <w:t>(Screen goes normal)</w:t>
+      </w:r>
+    </w:p>
+    <w:p>
       <w:r>
         <w:lastRenderedPageBreak/>
-        <w:t xml:space="preserve">room temperature </w:t>
-      </w:r>
-      <w:proofErr w:type="spellStart"/>
-      <w:r>
-        <w:t>iq</w:t>
-      </w:r>
-      <w:proofErr w:type="spellEnd"/>
-      <w:r>
-        <w:t xml:space="preserve">, </w:t>
-      </w:r>
-      <w:r>
-        <w:t xml:space="preserve">motherfucker, </w:t>
-      </w:r>
-      <w:proofErr w:type="spellStart"/>
-      <w:r>
-        <w:t>fatherfucker</w:t>
-      </w:r>
-      <w:proofErr w:type="spellEnd"/>
-      <w:r>
-        <w:t xml:space="preserve">, </w:t>
-      </w:r>
-      <w:r>
-        <w:t xml:space="preserve">product of the </w:t>
-      </w:r>
-      <w:r>
-        <w:t>incest</w:t>
-      </w:r>
-      <w:r>
-        <w:t>, incel, degenerate, window licker, cognitively challenged</w:t>
-      </w:r>
-      <w:r>
-        <w:t>, dimwit</w:t>
-      </w:r>
-    </w:p>
-    <w:p>
-      <w:r>
-        <w:t>(Screen goes blurry and then goes back to red)</w:t>
-      </w:r>
-    </w:p>
-    <w:p>
-      <w:r>
-        <w:t xml:space="preserve">fuckface, </w:t>
-      </w:r>
-      <w:proofErr w:type="spellStart"/>
-      <w:r>
-        <w:t>shitfuck</w:t>
-      </w:r>
-      <w:proofErr w:type="spellEnd"/>
-      <w:r>
-        <w:t xml:space="preserve">, </w:t>
-      </w:r>
-      <w:proofErr w:type="spellStart"/>
-      <w:r>
-        <w:t>fuckfuck</w:t>
-      </w:r>
-      <w:proofErr w:type="spellEnd"/>
-      <w:r>
-        <w:t xml:space="preserve"> but</w:t>
-      </w:r>
-      <w:r>
-        <w:t xml:space="preserve"> at least we are honest</w:t>
-      </w:r>
-      <w:r>
-        <w:t>. Brutal, but honest</w:t>
-      </w:r>
-      <w:r>
-        <w:t>. Yes, we won’t mince our words and roast your ass to the crust, but you will learn from it and be better. And these guys thinking they are helping anyone with this fake ass niceness.</w:t>
-      </w:r>
-    </w:p>
-    <w:p>
-      <w:r>
-        <w:t>They are just delusional, aren’t they</w:t>
+        <w:t xml:space="preserve">(Ui elements start to </w:t>
+      </w:r>
+      <w:proofErr w:type="gramStart"/>
+      <w:r>
+        <w:t>fall down</w:t>
+      </w:r>
+      <w:proofErr w:type="gramEnd"/>
+      <w:r>
+        <w:t>)</w:t>
+      </w:r>
+    </w:p>
+    <w:p>
+      <w:r>
+        <w:t xml:space="preserve">Nah, this sub should go down. I </w:t>
+      </w:r>
+      <w:r>
+        <w:t>remember</w:t>
+      </w:r>
+      <w:r>
+        <w:t xml:space="preserve"> back when I was a kid, my mom sent me to do some programming courses</w:t>
+      </w:r>
+      <w:r>
+        <w:t xml:space="preserve"> </w:t>
+      </w:r>
+      <w:r>
+        <w:t xml:space="preserve">and I learned </w:t>
+      </w:r>
+      <w:proofErr w:type="spellStart"/>
+      <w:r>
+        <w:t>smth</w:t>
+      </w:r>
+      <w:proofErr w:type="spellEnd"/>
+      <w:r>
+        <w:t xml:space="preserve"> about </w:t>
+      </w:r>
+      <w:proofErr w:type="spellStart"/>
+      <w:r>
+        <w:t>webdev</w:t>
+      </w:r>
+      <w:proofErr w:type="spellEnd"/>
+      <w:r>
+        <w:t xml:space="preserve"> and some cybersecurity stuff</w:t>
+      </w:r>
+      <w:r>
+        <w:t>, like phishing</w:t>
       </w:r>
       <w:r>
         <w:t>.</w:t>
       </w:r>
-    </w:p>
-    <w:p>
-      <w:r>
-        <w:t>(Screen goes normal)</w:t>
-      </w:r>
-    </w:p>
-    <w:p>
-      <w:r>
-        <w:t xml:space="preserve">(Ui elements start to </w:t>
+      <w:r>
+        <w:t xml:space="preserve"> Shit, it was ages ago. Met some cool guys there, but we didn’t really click. They </w:t>
+      </w:r>
+      <w:r>
+        <w:t>thought</w:t>
+      </w:r>
+      <w:r>
+        <w:t xml:space="preserve"> I was </w:t>
+      </w:r>
+      <w:proofErr w:type="spellStart"/>
+      <w:r>
+        <w:t>kinda</w:t>
+      </w:r>
+      <w:proofErr w:type="spellEnd"/>
+      <w:r>
+        <w:t xml:space="preserve"> weird. Well, whatever, who gives a shit right? </w:t>
+      </w:r>
+    </w:p>
+    <w:p>
+      <w:r>
+        <w:t>Anyway,</w:t>
+      </w:r>
+      <w:r>
+        <w:t xml:space="preserve"> </w:t>
+      </w:r>
+      <w:r>
+        <w:t>what if</w:t>
+      </w:r>
+      <w:r>
+        <w:t xml:space="preserve"> I could </w:t>
+      </w:r>
+      <w:r>
+        <w:t>create</w:t>
+      </w:r>
+      <w:r>
+        <w:t xml:space="preserve"> a fake website to steal </w:t>
+      </w:r>
+      <w:r>
+        <w:t>zero</w:t>
+      </w:r>
+      <w:r>
+        <w:t xml:space="preserve"> sub admin’s </w:t>
+      </w:r>
+      <w:r>
+        <w:t>account</w:t>
+      </w:r>
+      <w:r>
+        <w:t xml:space="preserve"> and take over the sub</w:t>
+      </w:r>
+      <w:r>
+        <w:t xml:space="preserve">? I could show </w:t>
+      </w:r>
+      <w:r>
+        <w:t>them</w:t>
+      </w:r>
+      <w:r>
+        <w:t xml:space="preserve"> what </w:t>
       </w:r>
       <w:proofErr w:type="gramStart"/>
       <w:r>
-        <w:t>fall down</w:t>
+        <w:t>the real</w:t>
       </w:r>
       <w:proofErr w:type="gramEnd"/>
       <w:r>
+        <w:t xml:space="preserve"> life is.</w:t>
+      </w:r>
+      <w:r>
+        <w:t xml:space="preserve"> </w:t>
+      </w:r>
+      <w:r>
+        <w:t xml:space="preserve">I should </w:t>
+      </w:r>
+      <w:r>
+        <w:t xml:space="preserve">let my </w:t>
+      </w:r>
+      <w:r>
+        <w:t>friends</w:t>
+      </w:r>
+      <w:r>
+        <w:t xml:space="preserve"> </w:t>
+      </w:r>
+      <w:r>
+        <w:t xml:space="preserve">in </w:t>
+      </w:r>
+      <w:proofErr w:type="spellStart"/>
+      <w:r>
+        <w:t>cyberdivers</w:t>
+      </w:r>
+      <w:proofErr w:type="spellEnd"/>
+      <w:r>
+        <w:t xml:space="preserve"> chat</w:t>
+      </w:r>
+      <w:r>
+        <w:t xml:space="preserve"> know</w:t>
+      </w:r>
+      <w:r>
+        <w:t>, I’m sure they will be as excited as I am r</w:t>
+      </w:r>
+      <w:r>
+        <w:t xml:space="preserve">ight </w:t>
+      </w:r>
+      <w:r>
+        <w:t>n</w:t>
+      </w:r>
+      <w:r>
+        <w:t>ow</w:t>
+      </w:r>
+      <w:r>
+        <w:t xml:space="preserve"> </w:t>
+      </w:r>
+      <w:r>
+        <w:t>to get back at these dumbasses</w:t>
+      </w:r>
+      <w:r>
+        <w:t>.</w:t>
+      </w:r>
+    </w:p>
+    <w:p>
+      <w:r>
+        <w:t>(User is prompted to go to the sc2 chat)</w:t>
+      </w:r>
+    </w:p>
+    <w:p>
+      <w:proofErr w:type="spellStart"/>
+      <w:r>
+        <w:t>Main_hero</w:t>
+      </w:r>
+      <w:proofErr w:type="spellEnd"/>
+      <w:r>
+        <w:t xml:space="preserve">: I’m </w:t>
+      </w:r>
+      <w:proofErr w:type="spellStart"/>
+      <w:r>
+        <w:t>gonna</w:t>
+      </w:r>
+      <w:proofErr w:type="spellEnd"/>
+      <w:r>
+        <w:t xml:space="preserve"> hack </w:t>
+      </w:r>
+      <w:r>
+        <w:t>zero</w:t>
+      </w:r>
+      <w:r>
+        <w:t xml:space="preserve"> sub</w:t>
+      </w:r>
+    </w:p>
+    <w:p>
+      <w:r>
+        <w:t>User 3: lmao what</w:t>
+      </w:r>
+    </w:p>
+    <w:p>
+      <w:r>
+        <w:t>User 4: AHAHAHAH</w:t>
+      </w:r>
+    </w:p>
+    <w:p>
+      <w:r>
+        <w:t>User 5: calm down, Mr. Robot</w:t>
+      </w:r>
+    </w:p>
+    <w:p>
+      <w:r>
+        <w:t>(Screen goes slightly red)</w:t>
+      </w:r>
+    </w:p>
+    <w:p>
+      <w:r>
+        <w:t xml:space="preserve">User 6: u can’t even use a keyboard son </w:t>
+      </w:r>
+      <w:proofErr w:type="spellStart"/>
+      <w:r>
+        <w:t>fym</w:t>
+      </w:r>
+      <w:proofErr w:type="spellEnd"/>
+      <w:r>
+        <w:t xml:space="preserve"> hack</w:t>
+      </w:r>
+    </w:p>
+    <w:p>
+      <w:r>
+        <w:t>User 7: r u like 13?</w:t>
+      </w:r>
+    </w:p>
+    <w:p>
+      <w:r>
+        <w:t>User 8: are we deadass lmao</w:t>
+      </w:r>
+    </w:p>
+    <w:p>
+      <w:r>
+        <w:t>User 9: AHAHAH</w:t>
+      </w:r>
+    </w:p>
+    <w:p>
+      <w:proofErr w:type="spellStart"/>
+      <w:r>
+        <w:t>Main_hero</w:t>
+      </w:r>
+      <w:proofErr w:type="spellEnd"/>
+      <w:r>
+        <w:t xml:space="preserve">: nah y’all will see, I </w:t>
+      </w:r>
+      <w:proofErr w:type="gramStart"/>
+      <w:r>
+        <w:t>actually can</w:t>
+      </w:r>
+      <w:proofErr w:type="gramEnd"/>
+      <w:r>
+        <w:t xml:space="preserve"> do it</w:t>
+      </w:r>
+    </w:p>
+    <w:p>
+      <w:r>
+        <w:t xml:space="preserve">User 4: </w:t>
+      </w:r>
+      <w:proofErr w:type="spellStart"/>
+      <w:r>
+        <w:t>bro</w:t>
+      </w:r>
+      <w:r>
+        <w:t>chacho</w:t>
+      </w:r>
+      <w:proofErr w:type="spellEnd"/>
+      <w:r>
+        <w:t xml:space="preserve"> stfu</w:t>
+      </w:r>
+    </w:p>
+    <w:p>
+      <w:r>
+        <w:t xml:space="preserve">User 6: </w:t>
+      </w:r>
+      <w:proofErr w:type="spellStart"/>
+      <w:r>
+        <w:t>im</w:t>
+      </w:r>
+      <w:proofErr w:type="spellEnd"/>
+      <w:r>
+        <w:t xml:space="preserve"> crying wtf are u talking about </w:t>
+      </w:r>
+      <w:proofErr w:type="spellStart"/>
+      <w:r>
+        <w:t>lmaooo</w:t>
+      </w:r>
+      <w:proofErr w:type="spellEnd"/>
+    </w:p>
+    <w:p>
+      <w:r>
+        <w:t xml:space="preserve">User 5: u r like in the top 10 worst </w:t>
+      </w:r>
+      <w:proofErr w:type="spellStart"/>
+      <w:r>
+        <w:t>cyberdivers</w:t>
+      </w:r>
+      <w:proofErr w:type="spellEnd"/>
+      <w:r>
+        <w:t xml:space="preserve"> oat and u r saying u can hack anything? Bruh wtf</w:t>
+      </w:r>
+    </w:p>
+    <w:p>
+      <w:r>
+        <w:t xml:space="preserve">User 13: instant </w:t>
+      </w:r>
+      <w:proofErr w:type="spellStart"/>
+      <w:r>
+        <w:t>cyberdivers</w:t>
+      </w:r>
+      <w:proofErr w:type="spellEnd"/>
+      <w:r>
+        <w:t xml:space="preserve"> classic</w:t>
+      </w:r>
+    </w:p>
+    <w:p>
+      <w:r>
+        <w:t>User</w:t>
+      </w:r>
+      <w:r>
+        <w:t xml:space="preserve"> 11: son`</w:t>
+      </w:r>
+    </w:p>
+    <w:p>
+      <w:r>
+        <w:t xml:space="preserve">User 10: bro is a poser lmao, </w:t>
+      </w:r>
+      <w:proofErr w:type="spellStart"/>
+      <w:r>
+        <w:t>proly</w:t>
+      </w:r>
+      <w:proofErr w:type="spellEnd"/>
+      <w:r>
+        <w:t xml:space="preserve"> don’t even know what is </w:t>
+      </w:r>
+      <w:proofErr w:type="spellStart"/>
+      <w:r>
+        <w:t>sqli</w:t>
+      </w:r>
+      <w:proofErr w:type="spellEnd"/>
+      <w:r>
+        <w:t xml:space="preserve"> is lol</w:t>
+      </w:r>
+    </w:p>
+    <w:p>
+      <w:r>
+        <w:lastRenderedPageBreak/>
+        <w:t xml:space="preserve">No </w:t>
+      </w:r>
+      <w:proofErr w:type="spellStart"/>
+      <w:r>
+        <w:t>no</w:t>
+      </w:r>
+      <w:proofErr w:type="spellEnd"/>
+      <w:r>
+        <w:t xml:space="preserve">, I know what it is, it’s a language…for hacking databases…or something. </w:t>
+      </w:r>
+      <w:r>
+        <w:t>It doesn’t</w:t>
+      </w:r>
+      <w:r>
+        <w:t xml:space="preserve"> matter, they’ll see, I absolutely can do it.</w:t>
+      </w:r>
+    </w:p>
+    <w:p>
+      <w:pPr>
+        <w:pStyle w:val="Heading3"/>
+      </w:pPr>
+      <w:bookmarkStart w:id="19" w:name="_Toc216793255"/>
+      <w:r>
+        <w:t>Plan and execution</w:t>
+      </w:r>
+      <w:bookmarkEnd w:id="19"/>
+    </w:p>
+    <w:p>
+      <w:r>
+        <w:t>(Screen goes black)</w:t>
+      </w:r>
+    </w:p>
+    <w:p>
+      <w:r>
+        <w:t xml:space="preserve">Alright, I need a plan. How am I </w:t>
+      </w:r>
+      <w:proofErr w:type="spellStart"/>
+      <w:r>
+        <w:t>gonna</w:t>
+      </w:r>
+      <w:proofErr w:type="spellEnd"/>
+      <w:r>
+        <w:t xml:space="preserve"> do that? Brief search on phishing shows that </w:t>
+      </w:r>
+      <w:r>
+        <w:t>hackers send fake login screens and people fall for them. Why don’t I do the same</w:t>
+      </w:r>
+      <w:r>
+        <w:t xml:space="preserve">? </w:t>
+      </w:r>
+      <w:r>
+        <w:t xml:space="preserve">Admin will click on the link and…well yeah, he’ll probably suspect something. Well, </w:t>
+      </w:r>
+      <w:proofErr w:type="spellStart"/>
+      <w:r>
+        <w:t>ummm</w:t>
+      </w:r>
+      <w:proofErr w:type="spellEnd"/>
+      <w:r>
+        <w:t>…</w:t>
+      </w:r>
+      <w:proofErr w:type="spellStart"/>
+      <w:r>
+        <w:t>maybee</w:t>
+      </w:r>
+      <w:proofErr w:type="spellEnd"/>
+      <w:r>
+        <w:t xml:space="preserve"> </w:t>
+      </w:r>
+      <w:r>
+        <w:t>…</w:t>
+      </w:r>
+      <w:proofErr w:type="spellStart"/>
+      <w:proofErr w:type="gramStart"/>
+      <w:r>
+        <w:t>uhhh</w:t>
+      </w:r>
+      <w:proofErr w:type="spellEnd"/>
+      <w:r>
+        <w:t>..</w:t>
+      </w:r>
+      <w:proofErr w:type="gramEnd"/>
+      <w:r>
+        <w:t xml:space="preserve"> </w:t>
+      </w:r>
+      <w:r>
+        <w:t>I need to bait</w:t>
+      </w:r>
+      <w:r>
+        <w:t xml:space="preserve"> him</w:t>
+      </w:r>
+      <w:r>
+        <w:t>!</w:t>
+      </w:r>
+      <w:r>
+        <w:t xml:space="preserve"> </w:t>
+      </w:r>
+    </w:p>
+    <w:p>
+      <w:r>
+        <w:t xml:space="preserve">(Chat window appears with message from </w:t>
+      </w:r>
+      <w:proofErr w:type="spellStart"/>
+      <w:r>
+        <w:t>main_hero</w:t>
+      </w:r>
+      <w:proofErr w:type="spellEnd"/>
+      <w:r>
+        <w:t xml:space="preserve"> about the post)</w:t>
+      </w:r>
+    </w:p>
+    <w:p>
+      <w:r>
+        <w:t>Like, I’ll report to him some post which needs to be deleted, but it won’t be an actual post, it will be a fake post</w:t>
+      </w:r>
+      <w:r>
+        <w:t>!</w:t>
+      </w:r>
+      <w:r>
+        <w:t xml:space="preserve"> Admin will click on that to check it out</w:t>
+      </w:r>
+    </w:p>
+    <w:p>
+      <w:r>
+        <w:t>(User is prompted to click on the link)</w:t>
+      </w:r>
+    </w:p>
+    <w:p>
+      <w:r>
+        <w:t xml:space="preserve">(Fake </w:t>
+      </w:r>
+      <w:proofErr w:type="gramStart"/>
+      <w:r>
+        <w:t>post appear</w:t>
+      </w:r>
+      <w:r>
+        <w:t>s</w:t>
+      </w:r>
+      <w:proofErr w:type="gramEnd"/>
+      <w:r>
         <w:t>)</w:t>
       </w:r>
     </w:p>
     <w:p>
       <w:r>
-        <w:t xml:space="preserve">Nah, this sub should go down. I </w:t>
-      </w:r>
-      <w:r>
-        <w:t>remember</w:t>
-      </w:r>
-      <w:r>
-        <w:t xml:space="preserve"> back when I was a kid, my mom sent me to do some programming courses</w:t>
-      </w:r>
+        <w:t>Admin clicks on the delete button</w:t>
+      </w:r>
+    </w:p>
+    <w:p>
+      <w:r>
+        <w:t>(User is prompted to delete the post)</w:t>
+      </w:r>
+    </w:p>
+    <w:p>
+      <w:r>
+        <w:t xml:space="preserve">and suddenly it takes him to fake login screen with message like </w:t>
+      </w:r>
+      <w:proofErr w:type="spellStart"/>
+      <w:r>
+        <w:t>ur</w:t>
+      </w:r>
+      <w:proofErr w:type="spellEnd"/>
       <w:r>
         <w:t xml:space="preserve"> </w:t>
       </w:r>
       <w:r>
-        <w:t xml:space="preserve">and I learned </w:t>
-      </w:r>
-      <w:proofErr w:type="spellStart"/>
-      <w:r>
-        <w:t>smth</w:t>
-      </w:r>
-      <w:proofErr w:type="spellEnd"/>
-      <w:r>
-        <w:t xml:space="preserve"> about </w:t>
-      </w:r>
-      <w:proofErr w:type="spellStart"/>
-      <w:r>
-        <w:t>webdev</w:t>
-      </w:r>
-      <w:proofErr w:type="spellEnd"/>
-      <w:r>
-        <w:t xml:space="preserve"> and some cybersecurity stuff</w:t>
-      </w:r>
-      <w:r>
-        <w:t>, like phishing</w:t>
-      </w:r>
-      <w:r>
-        <w:t>.</w:t>
-      </w:r>
-      <w:r>
-        <w:t xml:space="preserve"> Shit, it was ages ago. Met some cool guys there, but we didn’t really click. They </w:t>
-      </w:r>
-      <w:r>
-        <w:t>thought</w:t>
-      </w:r>
-      <w:r>
-        <w:t xml:space="preserve"> I was </w:t>
-      </w:r>
-      <w:proofErr w:type="spellStart"/>
-      <w:r>
-        <w:t>kinda</w:t>
-      </w:r>
-      <w:proofErr w:type="spellEnd"/>
-      <w:r>
-        <w:t xml:space="preserve"> weird. Well, whatever, who gives a shit right? </w:t>
-      </w:r>
-    </w:p>
-    <w:p>
-      <w:r>
-        <w:t>Anyway,</w:t>
-      </w:r>
+        <w:t>session</w:t>
+      </w:r>
+      <w:r>
+        <w:t xml:space="preserve"> is expired, sign in again</w:t>
+      </w:r>
+    </w:p>
+    <w:p>
+      <w:r>
+        <w:t>(Login screen appears, with the message “</w:t>
+      </w:r>
+      <w:proofErr w:type="spellStart"/>
+      <w:r>
+        <w:t>ur</w:t>
+      </w:r>
+      <w:proofErr w:type="spellEnd"/>
       <w:r>
         <w:t xml:space="preserve"> </w:t>
       </w:r>
       <w:r>
-        <w:t>what if</w:t>
-      </w:r>
-      <w:r>
-        <w:t xml:space="preserve"> I could </w:t>
-      </w:r>
-      <w:r>
-        <w:t>create</w:t>
-      </w:r>
-      <w:r>
-        <w:t xml:space="preserve"> a fake website to steal </w:t>
-      </w:r>
-      <w:r>
-        <w:t>zero</w:t>
-      </w:r>
-      <w:r>
-        <w:t xml:space="preserve"> sub admin’s </w:t>
-      </w:r>
-      <w:r>
-        <w:t>account</w:t>
-      </w:r>
-      <w:r>
-        <w:t xml:space="preserve"> and take over the sub</w:t>
-      </w:r>
-      <w:r>
-        <w:t xml:space="preserve">? I could show </w:t>
-      </w:r>
-      <w:r>
-        <w:t>them</w:t>
-      </w:r>
-      <w:r>
-        <w:t xml:space="preserve"> what </w:t>
+        <w:t>session</w:t>
+      </w:r>
+      <w:r>
+        <w:t xml:space="preserve"> is expired, please sign in again”)</w:t>
+      </w:r>
+    </w:p>
+    <w:p>
+      <w:r>
+        <w:t xml:space="preserve">Admin will login again, to finally delete this post and boom, his creds are mine. Admin will see that the post was </w:t>
+      </w:r>
+      <w:r>
+        <w:t>deleted,</w:t>
+      </w:r>
+      <w:r>
+        <w:t xml:space="preserve"> and he won’t even know that his creds </w:t>
+      </w:r>
+      <w:r>
+        <w:t>were stolen</w:t>
+      </w:r>
+      <w:r>
+        <w:t>!</w:t>
+      </w:r>
+    </w:p>
+    <w:p>
+      <w:r>
+        <w:t xml:space="preserve">(User is prompted to login and </w:t>
       </w:r>
       <w:proofErr w:type="gramStart"/>
       <w:r>
-        <w:t>the real</w:t>
+        <w:t>forwarded</w:t>
       </w:r>
       <w:proofErr w:type="gramEnd"/>
       <w:r>
-        <w:t xml:space="preserve"> life is.</w:t>
-      </w:r>
+        <w:t xml:space="preserve"> to page where the post is deleted)</w:t>
+      </w:r>
+    </w:p>
+    <w:p>
+      <w:r>
+        <w:t>(Screen goes black)</w:t>
+      </w:r>
+    </w:p>
+    <w:p>
+      <w:r>
+        <w:t>I’m a genius</w:t>
+      </w:r>
+      <w:r>
+        <w:t>!</w:t>
+      </w:r>
+    </w:p>
+    <w:p>
+      <w:r>
+        <w:t>Now I just need to figure out</w:t>
+      </w:r>
+      <w:r>
+        <w:t xml:space="preserve"> how to code all that.</w:t>
+      </w:r>
+    </w:p>
+    <w:p>
+      <w:r>
+        <w:t xml:space="preserve">Alright, first I </w:t>
+      </w:r>
+      <w:proofErr w:type="spellStart"/>
+      <w:r>
+        <w:t>gotta</w:t>
+      </w:r>
+      <w:proofErr w:type="spellEnd"/>
+      <w:r>
+        <w:t xml:space="preserve"> open vim. Fuck IDEs they are for pussies.</w:t>
+      </w:r>
+    </w:p>
+    <w:p>
+      <w:r>
+        <w:t>(Terminal opens with vim)</w:t>
+      </w:r>
+    </w:p>
+    <w:p>
+      <w:r>
+        <w:t xml:space="preserve">So </w:t>
+      </w:r>
+      <w:proofErr w:type="spellStart"/>
+      <w:r>
+        <w:t>uhhhhh</w:t>
+      </w:r>
+      <w:proofErr w:type="spellEnd"/>
+      <w:r>
+        <w:t xml:space="preserve">, how do I create a page? I think u need to write html tag and then umm…fuck. Hold on, I think I still have my notes from those courses. (wait) Fuck, I forgot I didn’t keep any. One time I was learning something useful and I wasn’t keeping notes. I was too smart </w:t>
+      </w:r>
+      <w:r>
+        <w:lastRenderedPageBreak/>
+        <w:t>for it, and I couldn’t be bothered to write all this useless stuff. Anyway, I think</w:t>
+      </w:r>
+      <w:r>
+        <w:t xml:space="preserve"> I’ll just ask AI. No, not for vibe coding, I’ll just ask it for… you know … general directions. Some </w:t>
+      </w:r>
+      <w:proofErr w:type="gramStart"/>
+      <w:r>
+        <w:t>boilerplate</w:t>
+      </w:r>
+      <w:proofErr w:type="gramEnd"/>
+      <w:r>
+        <w:t xml:space="preserve"> to start with, you know.</w:t>
+      </w:r>
+    </w:p>
+    <w:p>
+      <w:r>
+        <w:t>(Huge chunk of code with some ai comments appear in vim)</w:t>
+      </w:r>
+    </w:p>
+    <w:p>
+      <w:proofErr w:type="spellStart"/>
+      <w:r>
+        <w:t>Aight</w:t>
+      </w:r>
+      <w:proofErr w:type="spellEnd"/>
+      <w:r>
+        <w:t>…this goes here…</w:t>
+      </w:r>
+    </w:p>
+    <w:p>
+      <w:r>
+        <w:t>(</w:t>
+      </w:r>
+      <w:proofErr w:type="spellStart"/>
+      <w:r>
+        <w:t>Main_hero</w:t>
+      </w:r>
+      <w:proofErr w:type="spellEnd"/>
+      <w:r>
+        <w:t xml:space="preserve"> deletes all comments)</w:t>
+      </w:r>
+    </w:p>
+    <w:p>
+      <w:r>
+        <w:t xml:space="preserve">And first page </w:t>
+      </w:r>
+      <w:proofErr w:type="gramStart"/>
+      <w:r>
+        <w:t>done</w:t>
+      </w:r>
+      <w:proofErr w:type="gramEnd"/>
+      <w:r>
+        <w:t>!</w:t>
+      </w:r>
+    </w:p>
+    <w:p>
+      <w:r>
+        <w:t>(</w:t>
+      </w:r>
+      <w:proofErr w:type="spellStart"/>
+      <w:r>
+        <w:t>Main_hero</w:t>
+      </w:r>
+      <w:proofErr w:type="spellEnd"/>
+      <w:r>
+        <w:t xml:space="preserve"> tries to exit vim)</w:t>
+      </w:r>
+    </w:p>
+    <w:p>
+      <w:r>
+        <w:t xml:space="preserve">Ok, how do </w:t>
+      </w:r>
+      <w:proofErr w:type="gramStart"/>
+      <w:r>
+        <w:t>I?...fuck..</w:t>
+      </w:r>
+      <w:proofErr w:type="spellStart"/>
+      <w:proofErr w:type="gramEnd"/>
+      <w:r>
+        <w:t>uhhh</w:t>
+      </w:r>
+      <w:proofErr w:type="spellEnd"/>
+      <w:r>
+        <w:t>…I forgot again…</w:t>
+      </w:r>
+      <w:proofErr w:type="spellStart"/>
+      <w:r>
+        <w:t>uhhhh</w:t>
+      </w:r>
+      <w:proofErr w:type="spellEnd"/>
+      <w:r>
+        <w:t>…here it is!</w:t>
+      </w:r>
+    </w:p>
+    <w:p>
+      <w:r>
+        <w:t xml:space="preserve">Not too </w:t>
+      </w:r>
+      <w:proofErr w:type="gramStart"/>
+      <w:r>
+        <w:t>hard</w:t>
+      </w:r>
+      <w:proofErr w:type="gramEnd"/>
+      <w:r>
+        <w:t xml:space="preserve"> eh? Now </w:t>
+      </w:r>
+      <w:r>
+        <w:t xml:space="preserve">for </w:t>
+      </w:r>
+      <w:r>
+        <w:t>the rest of them…</w:t>
+      </w:r>
+    </w:p>
+    <w:p>
+      <w:r>
+        <w:t>(Screen goes blurry, with copy</w:t>
+      </w:r>
+      <w:r>
+        <w:t xml:space="preserve"> and </w:t>
+      </w:r>
+      <w:r>
+        <w:t xml:space="preserve">paste </w:t>
+      </w:r>
+      <w:r>
+        <w:t>timelapse</w:t>
+      </w:r>
+      <w:r>
+        <w:t xml:space="preserve"> going on in the background)</w:t>
+      </w:r>
+    </w:p>
+    <w:p>
+      <w:r>
+        <w:t>(</w:t>
+      </w:r>
+      <w:proofErr w:type="spellStart"/>
+      <w:r>
+        <w:t>Some time</w:t>
+      </w:r>
+      <w:proofErr w:type="spellEnd"/>
+      <w:r>
+        <w:t xml:space="preserve"> later)</w:t>
+      </w:r>
+    </w:p>
+    <w:p>
+      <w:r>
+        <w:t>(Screen shows running website in terminal)</w:t>
+      </w:r>
+    </w:p>
+    <w:p>
+      <w:proofErr w:type="spellStart"/>
+      <w:r>
+        <w:t>Aaaand</w:t>
+      </w:r>
+      <w:proofErr w:type="spellEnd"/>
       <w:r>
         <w:t xml:space="preserve"> </w:t>
       </w:r>
-      <w:r>
-        <w:t xml:space="preserve">I should </w:t>
-      </w:r>
-      <w:r>
-        <w:t xml:space="preserve">let my </w:t>
-      </w:r>
-      <w:r>
-        <w:t>friends</w:t>
-      </w:r>
-      <w:r>
-        <w:t xml:space="preserve"> </w:t>
-      </w:r>
-      <w:r>
-        <w:t xml:space="preserve">in </w:t>
-      </w:r>
-      <w:proofErr w:type="spellStart"/>
-      <w:r>
-        <w:t>cyberdivers</w:t>
-      </w:r>
-      <w:proofErr w:type="spellEnd"/>
-      <w:r>
-        <w:t xml:space="preserve"> chat</w:t>
-      </w:r>
-      <w:r>
-        <w:t xml:space="preserve"> know</w:t>
-      </w:r>
-      <w:r>
-        <w:t>, I’m sure they will be as excited as I am r</w:t>
-      </w:r>
-      <w:r>
-        <w:t xml:space="preserve">ight </w:t>
-      </w:r>
-      <w:r>
-        <w:t>n</w:t>
-      </w:r>
-      <w:r>
-        <w:t>ow</w:t>
-      </w:r>
-      <w:r>
-        <w:t xml:space="preserve"> </w:t>
-      </w:r>
-      <w:r>
-        <w:t>to get back at these dumbasses</w:t>
-      </w:r>
-      <w:r>
-        <w:t>.</w:t>
-      </w:r>
-    </w:p>
-    <w:p>
-      <w:r>
-        <w:t>(User is prompted to go to the sc2 chat)</w:t>
-      </w:r>
-    </w:p>
-    <w:p>
+      <w:proofErr w:type="spellStart"/>
+      <w:r>
+        <w:t>im</w:t>
+      </w:r>
+      <w:proofErr w:type="spellEnd"/>
+      <w:r>
+        <w:t xml:space="preserve"> done! Now I just need to trick sillygoose228</w:t>
+      </w:r>
+    </w:p>
+    <w:p>
+      <w:r>
+        <w:t xml:space="preserve">(Screen goes to </w:t>
+      </w:r>
+      <w:proofErr w:type="spellStart"/>
+      <w:r>
+        <w:t>main_hero’s</w:t>
+      </w:r>
+      <w:proofErr w:type="spellEnd"/>
+      <w:r>
+        <w:t xml:space="preserve"> profile page. </w:t>
+      </w:r>
+      <w:proofErr w:type="gramStart"/>
+      <w:r>
+        <w:t>User is</w:t>
+      </w:r>
+      <w:proofErr w:type="gramEnd"/>
+      <w:r>
+        <w:t xml:space="preserve"> prompted to search for sillygoose228 nickname)</w:t>
+      </w:r>
+    </w:p>
+    <w:p>
+      <w:r>
+        <w:t xml:space="preserve">God, even </w:t>
+      </w:r>
+      <w:r>
+        <w:t>h</w:t>
+      </w:r>
+      <w:r>
+        <w:t xml:space="preserve">is name is stupid. Not like mine </w:t>
+      </w:r>
+      <w:proofErr w:type="spellStart"/>
+      <w:r>
+        <w:t>tho</w:t>
+      </w:r>
+      <w:proofErr w:type="spellEnd"/>
+      <w:r>
+        <w:t xml:space="preserve">. </w:t>
+      </w:r>
       <w:proofErr w:type="spellStart"/>
       <w:r>
         <w:t>Main_hero</w:t>
       </w:r>
       <w:proofErr w:type="spellEnd"/>
       <w:r>
-        <w:t xml:space="preserve">: I’m </w:t>
-      </w:r>
-      <w:proofErr w:type="spellStart"/>
-      <w:r>
-        <w:t>gonna</w:t>
-      </w:r>
-      <w:proofErr w:type="spellEnd"/>
-      <w:r>
-        <w:t xml:space="preserve"> hack </w:t>
-      </w:r>
-      <w:r>
-        <w:t>zero</w:t>
-      </w:r>
-      <w:r>
-        <w:t xml:space="preserve"> sub</w:t>
-      </w:r>
-    </w:p>
-    <w:p>
-      <w:r>
-        <w:t>User 3: lmao what</w:t>
-      </w:r>
-    </w:p>
-    <w:p>
-      <w:r>
-        <w:t>User 4: AHAHAHAH</w:t>
-      </w:r>
-    </w:p>
-    <w:p>
-      <w:r>
-        <w:t>User 5: calm down, Mr. Robot</w:t>
-      </w:r>
-    </w:p>
-    <w:p>
-      <w:r>
-        <w:t>(Screen goes slightly red)</w:t>
-      </w:r>
-    </w:p>
-    <w:p>
-      <w:r>
-        <w:t xml:space="preserve">User 6: u can’t even use a keyboard son </w:t>
-      </w:r>
-      <w:proofErr w:type="spellStart"/>
-      <w:r>
-        <w:t>fym</w:t>
-      </w:r>
-      <w:proofErr w:type="spellEnd"/>
-      <w:r>
-        <w:t xml:space="preserve"> hack</w:t>
-      </w:r>
-    </w:p>
-    <w:p>
-      <w:r>
-        <w:t>User 7: r u like 13?</w:t>
-      </w:r>
-    </w:p>
-    <w:p>
-      <w:r>
-        <w:t>User 8: are we deadass lmao</w:t>
-      </w:r>
-    </w:p>
-    <w:p>
-      <w:r>
-        <w:t>User 9: AHAHAH</w:t>
-      </w:r>
-    </w:p>
-    <w:p>
-      <w:proofErr w:type="spellStart"/>
-      <w:r>
-        <w:t>Main_hero</w:t>
-      </w:r>
-      <w:proofErr w:type="spellEnd"/>
-      <w:r>
-        <w:t xml:space="preserve">: nah y’all will see, I </w:t>
-      </w:r>
-      <w:proofErr w:type="gramStart"/>
-      <w:r>
-        <w:t>actually can</w:t>
-      </w:r>
-      <w:proofErr w:type="gramEnd"/>
-      <w:r>
-        <w:t xml:space="preserve"> do it</w:t>
-      </w:r>
-    </w:p>
-    <w:p>
-      <w:r>
-        <w:t xml:space="preserve">User 4: </w:t>
-      </w:r>
-      <w:proofErr w:type="spellStart"/>
-      <w:r>
-        <w:t>bro</w:t>
-      </w:r>
-      <w:r>
-        <w:t>chacho</w:t>
-      </w:r>
-      <w:proofErr w:type="spellEnd"/>
-      <w:r>
-        <w:t xml:space="preserve"> stfu</w:t>
-      </w:r>
-    </w:p>
-    <w:p>
-      <w:r>
-        <w:lastRenderedPageBreak/>
-        <w:t xml:space="preserve">User 6: </w:t>
-      </w:r>
-      <w:proofErr w:type="spellStart"/>
-      <w:r>
-        <w:t>im</w:t>
-      </w:r>
-      <w:proofErr w:type="spellEnd"/>
-      <w:r>
-        <w:t xml:space="preserve"> crying wtf are u talking about </w:t>
-      </w:r>
-      <w:proofErr w:type="spellStart"/>
-      <w:r>
-        <w:t>lmaooo</w:t>
-      </w:r>
-      <w:proofErr w:type="spellEnd"/>
-    </w:p>
-    <w:p>
-      <w:r>
-        <w:t xml:space="preserve">User 5: u r like in the top 10 worst </w:t>
-      </w:r>
-      <w:proofErr w:type="spellStart"/>
-      <w:r>
-        <w:t>cyberdivers</w:t>
-      </w:r>
-      <w:proofErr w:type="spellEnd"/>
-      <w:r>
-        <w:t xml:space="preserve"> oat and u r saying u can hack anything? Bruh wtf</w:t>
-      </w:r>
-    </w:p>
-    <w:p>
-      <w:r>
-        <w:t xml:space="preserve">User 13: instant </w:t>
-      </w:r>
-      <w:proofErr w:type="spellStart"/>
-      <w:r>
-        <w:t>cyberdivers</w:t>
-      </w:r>
-      <w:proofErr w:type="spellEnd"/>
-      <w:r>
-        <w:t xml:space="preserve"> classic</w:t>
-      </w:r>
-    </w:p>
-    <w:p>
-      <w:r>
-        <w:t>User</w:t>
-      </w:r>
-      <w:r>
-        <w:t xml:space="preserve"> 11: son`</w:t>
-      </w:r>
-    </w:p>
-    <w:p>
-      <w:r>
-        <w:t xml:space="preserve">User 10: bro is a poser lmao, </w:t>
-      </w:r>
-      <w:proofErr w:type="spellStart"/>
-      <w:r>
-        <w:t>proly</w:t>
-      </w:r>
-      <w:proofErr w:type="spellEnd"/>
-      <w:r>
-        <w:t xml:space="preserve"> don’t even know what is </w:t>
-      </w:r>
-      <w:proofErr w:type="spellStart"/>
-      <w:r>
-        <w:t>sqli</w:t>
-      </w:r>
-      <w:proofErr w:type="spellEnd"/>
-      <w:r>
-        <w:t xml:space="preserve"> is lol</w:t>
-      </w:r>
-    </w:p>
-    <w:p>
-      <w:r>
-        <w:t xml:space="preserve">No </w:t>
-      </w:r>
-      <w:proofErr w:type="spellStart"/>
-      <w:r>
-        <w:t>no</w:t>
-      </w:r>
-      <w:proofErr w:type="spellEnd"/>
-      <w:r>
-        <w:t xml:space="preserve">, I know what it is, it’s a language…for hacking databases…or something. </w:t>
-      </w:r>
-      <w:r>
-        <w:t>It doesn’t</w:t>
-      </w:r>
-      <w:r>
-        <w:t xml:space="preserve"> matter, they’ll see, I absolutely can do it.</w:t>
-      </w:r>
-    </w:p>
-    <w:p>
-      <w:pPr>
-        <w:pStyle w:val="Heading3"/>
-      </w:pPr>
-      <w:bookmarkStart w:id="19" w:name="_Toc216793255"/>
-      <w:r>
-        <w:t>Plan and execution</w:t>
-      </w:r>
-      <w:bookmarkEnd w:id="19"/>
-    </w:p>
-    <w:p>
-      <w:r>
-        <w:t>(Screen goes black)</w:t>
-      </w:r>
-    </w:p>
-    <w:p>
-      <w:r>
-        <w:t xml:space="preserve">Alright, I need a plan. How am I </w:t>
-      </w:r>
-      <w:proofErr w:type="spellStart"/>
-      <w:r>
-        <w:t>gonna</w:t>
-      </w:r>
-      <w:proofErr w:type="spellEnd"/>
-      <w:r>
-        <w:t xml:space="preserve"> do that? Brief search on phishing shows that </w:t>
-      </w:r>
-      <w:r>
-        <w:t>hackers send fake login screens and people fall for them. Why don’t I do the same</w:t>
-      </w:r>
-      <w:r>
-        <w:t xml:space="preserve">? </w:t>
-      </w:r>
-      <w:r>
-        <w:t xml:space="preserve">Admin will click on the link and…well yeah, he’ll probably suspect something. Well, </w:t>
-      </w:r>
-      <w:proofErr w:type="spellStart"/>
-      <w:r>
-        <w:t>ummm</w:t>
-      </w:r>
-      <w:proofErr w:type="spellEnd"/>
-      <w:r>
-        <w:t>…</w:t>
-      </w:r>
-      <w:proofErr w:type="spellStart"/>
-      <w:r>
-        <w:t>maybee</w:t>
-      </w:r>
-      <w:proofErr w:type="spellEnd"/>
-      <w:r>
-        <w:t xml:space="preserve"> </w:t>
-      </w:r>
-      <w:r>
-        <w:t>…</w:t>
-      </w:r>
-      <w:proofErr w:type="spellStart"/>
-      <w:proofErr w:type="gramStart"/>
-      <w:r>
-        <w:t>uhhh</w:t>
-      </w:r>
-      <w:proofErr w:type="spellEnd"/>
-      <w:r>
-        <w:t>..</w:t>
-      </w:r>
-      <w:proofErr w:type="gramEnd"/>
-      <w:r>
-        <w:t xml:space="preserve"> </w:t>
-      </w:r>
-      <w:r>
-        <w:t>I need to bait</w:t>
-      </w:r>
-      <w:r>
-        <w:t xml:space="preserve"> him</w:t>
-      </w:r>
-      <w:r>
-        <w:t>!</w:t>
-      </w:r>
-      <w:r>
-        <w:t xml:space="preserve"> </w:t>
-      </w:r>
-    </w:p>
-    <w:p>
-      <w:r>
-        <w:t xml:space="preserve">(Chat window appears with message from </w:t>
-      </w:r>
-      <w:proofErr w:type="spellStart"/>
-      <w:r>
-        <w:t>main_hero</w:t>
-      </w:r>
-      <w:proofErr w:type="spellEnd"/>
-      <w:r>
-        <w:t xml:space="preserve"> about the post)</w:t>
-      </w:r>
-    </w:p>
-    <w:p>
-      <w:r>
-        <w:t>Like, I’ll report to him some post which needs to be deleted, but it won’t be an actual post, it will be a fake post</w:t>
-      </w:r>
-      <w:r>
-        <w:t>!</w:t>
-      </w:r>
-      <w:r>
-        <w:t xml:space="preserve"> Admin will click on that to check it out</w:t>
-      </w:r>
-    </w:p>
-    <w:p>
-      <w:r>
-        <w:t>(User is prompted to click on the link)</w:t>
-      </w:r>
-    </w:p>
-    <w:p>
-      <w:r>
-        <w:t xml:space="preserve">(Fake </w:t>
-      </w:r>
-      <w:proofErr w:type="gramStart"/>
-      <w:r>
-        <w:t>post appear</w:t>
-      </w:r>
-      <w:r>
-        <w:t>s</w:t>
-      </w:r>
-      <w:proofErr w:type="gramEnd"/>
-      <w:r>
-        <w:t>)</w:t>
-      </w:r>
-    </w:p>
-    <w:p>
-      <w:r>
-        <w:t>Admin clicks on the delete button</w:t>
-      </w:r>
-    </w:p>
-    <w:p>
-      <w:r>
-        <w:t>(User is prompted to delete the post)</w:t>
-      </w:r>
-    </w:p>
-    <w:p>
-      <w:r>
-        <w:t xml:space="preserve">and suddenly it takes him to fake login screen with message like </w:t>
-      </w:r>
-      <w:proofErr w:type="spellStart"/>
-      <w:r>
-        <w:t>ur</w:t>
-      </w:r>
-      <w:proofErr w:type="spellEnd"/>
-      <w:r>
-        <w:t xml:space="preserve"> </w:t>
-      </w:r>
-      <w:r>
-        <w:t>session</w:t>
-      </w:r>
-      <w:r>
-        <w:t xml:space="preserve"> is expired, sign in again</w:t>
-      </w:r>
-    </w:p>
-    <w:p>
-      <w:r>
-        <w:t>(Login screen appears, with the message “</w:t>
-      </w:r>
-      <w:proofErr w:type="spellStart"/>
-      <w:r>
-        <w:t>ur</w:t>
-      </w:r>
-      <w:proofErr w:type="spellEnd"/>
-      <w:r>
-        <w:t xml:space="preserve"> </w:t>
-      </w:r>
-      <w:r>
-        <w:t>session</w:t>
-      </w:r>
-      <w:r>
-        <w:t xml:space="preserve"> is expired, please sign in again”)</w:t>
-      </w:r>
-    </w:p>
-    <w:p>
-      <w:r>
-        <w:t xml:space="preserve">Admin will login again, to finally delete this post and boom, his creds are mine. Admin will see that the post was </w:t>
-      </w:r>
-      <w:r>
-        <w:t>deleted,</w:t>
-      </w:r>
-      <w:r>
-        <w:t xml:space="preserve"> and he won’t even know that his creds </w:t>
-      </w:r>
-      <w:r>
-        <w:t>were stolen</w:t>
-      </w:r>
-      <w:r>
-        <w:t>!</w:t>
-      </w:r>
-    </w:p>
-    <w:p>
-      <w:r>
-        <w:t xml:space="preserve">(User is prompted to login and </w:t>
-      </w:r>
-      <w:proofErr w:type="gramStart"/>
-      <w:r>
-        <w:t>forwarded</w:t>
-      </w:r>
-      <w:proofErr w:type="gramEnd"/>
-      <w:r>
-        <w:t xml:space="preserve"> to page where the post is deleted)</w:t>
-      </w:r>
-    </w:p>
-    <w:p>
-      <w:r>
-        <w:t>(Screen goes black)</w:t>
-      </w:r>
-    </w:p>
-    <w:p>
-      <w:r>
-        <w:lastRenderedPageBreak/>
-        <w:t>I’m a genius</w:t>
-      </w:r>
-      <w:r>
-        <w:t>!</w:t>
-      </w:r>
-    </w:p>
-    <w:p>
-      <w:r>
-        <w:t>Now I just need to figure out</w:t>
-      </w:r>
-      <w:r>
-        <w:t xml:space="preserve"> how to code all that.</w:t>
-      </w:r>
-    </w:p>
-    <w:p>
-      <w:r>
-        <w:t xml:space="preserve">Alright, first I </w:t>
-      </w:r>
-      <w:proofErr w:type="spellStart"/>
-      <w:r>
-        <w:t>gotta</w:t>
-      </w:r>
-      <w:proofErr w:type="spellEnd"/>
-      <w:r>
-        <w:t xml:space="preserve"> open vim. Fuck IDEs they are for pussies.</w:t>
-      </w:r>
-    </w:p>
-    <w:p>
-      <w:r>
-        <w:t>(Terminal opens with vim)</w:t>
-      </w:r>
-    </w:p>
-    <w:p>
-      <w:r>
-        <w:t xml:space="preserve">So </w:t>
-      </w:r>
-      <w:proofErr w:type="spellStart"/>
-      <w:r>
-        <w:t>uhhhhh</w:t>
-      </w:r>
-      <w:proofErr w:type="spellEnd"/>
-      <w:r>
-        <w:t>, how do I create a page? I think u need to write html tag and then umm…fuck. Hold on, I think I still have my notes from those courses. (wait) Fuck, I forgot I didn’t keep any. One time I was learning something useful and I wasn’t keeping notes. I was too smart for it, and I couldn’t be bothered to write all this useless stuff. Anyway, I think</w:t>
-      </w:r>
-      <w:r>
-        <w:t xml:space="preserve"> I’ll just ask AI. No, not for vibe coding, I’ll just ask it for… you know … general directions. Some </w:t>
-      </w:r>
-      <w:proofErr w:type="gramStart"/>
-      <w:r>
-        <w:t>boilerplate</w:t>
-      </w:r>
-      <w:proofErr w:type="gramEnd"/>
-      <w:r>
-        <w:t xml:space="preserve"> to start with, you know.</w:t>
-      </w:r>
-    </w:p>
-    <w:p>
-      <w:r>
-        <w:t>(Huge chunk of code with some ai comments appear in vim)</w:t>
-      </w:r>
-    </w:p>
-    <w:p>
-      <w:proofErr w:type="spellStart"/>
-      <w:r>
-        <w:t>Aight</w:t>
-      </w:r>
-      <w:proofErr w:type="spellEnd"/>
-      <w:r>
-        <w:t>…this goes here…</w:t>
-      </w:r>
-    </w:p>
-    <w:p>
-      <w:r>
-        <w:t>(</w:t>
-      </w:r>
-      <w:proofErr w:type="spellStart"/>
-      <w:r>
-        <w:t>Main_hero</w:t>
-      </w:r>
-      <w:proofErr w:type="spellEnd"/>
-      <w:r>
-        <w:t xml:space="preserve"> deletes all comments)</w:t>
-      </w:r>
-    </w:p>
-    <w:p>
-      <w:r>
-        <w:t xml:space="preserve">And first page </w:t>
-      </w:r>
-      <w:proofErr w:type="gramStart"/>
-      <w:r>
-        <w:t>done</w:t>
-      </w:r>
-      <w:proofErr w:type="gramEnd"/>
-      <w:r>
-        <w:t>!</w:t>
-      </w:r>
-    </w:p>
-    <w:p>
-      <w:r>
-        <w:t>(</w:t>
-      </w:r>
-      <w:proofErr w:type="spellStart"/>
-      <w:r>
-        <w:t>Main_hero</w:t>
-      </w:r>
-      <w:proofErr w:type="spellEnd"/>
-      <w:r>
-        <w:t xml:space="preserve"> tries to exit vim)</w:t>
-      </w:r>
-    </w:p>
-    <w:p>
-      <w:r>
-        <w:t xml:space="preserve">Ok, how do </w:t>
-      </w:r>
-      <w:proofErr w:type="gramStart"/>
-      <w:r>
-        <w:t>I?...fuck..</w:t>
-      </w:r>
-      <w:proofErr w:type="spellStart"/>
-      <w:proofErr w:type="gramEnd"/>
-      <w:r>
-        <w:t>uhhh</w:t>
-      </w:r>
-      <w:proofErr w:type="spellEnd"/>
-      <w:r>
-        <w:t>…I forgot again…</w:t>
-      </w:r>
-      <w:proofErr w:type="spellStart"/>
-      <w:r>
-        <w:t>uhhhh</w:t>
-      </w:r>
-      <w:proofErr w:type="spellEnd"/>
-      <w:r>
-        <w:t>…here it is!</w:t>
-      </w:r>
-    </w:p>
-    <w:p>
-      <w:r>
-        <w:t xml:space="preserve">Not too </w:t>
-      </w:r>
-      <w:proofErr w:type="gramStart"/>
-      <w:r>
-        <w:t>hard</w:t>
-      </w:r>
-      <w:proofErr w:type="gramEnd"/>
-      <w:r>
-        <w:t xml:space="preserve"> eh? Now </w:t>
-      </w:r>
-      <w:r>
-        <w:t xml:space="preserve">for </w:t>
-      </w:r>
-      <w:r>
-        <w:t>the rest of them…</w:t>
-      </w:r>
-    </w:p>
-    <w:p>
-      <w:r>
-        <w:t>(Screen goes blurry, with copy</w:t>
-      </w:r>
-      <w:r>
-        <w:t xml:space="preserve"> and </w:t>
-      </w:r>
-      <w:r>
-        <w:t xml:space="preserve">paste </w:t>
-      </w:r>
-      <w:r>
-        <w:t>timelapse</w:t>
-      </w:r>
-      <w:r>
-        <w:t xml:space="preserve"> going on in the background)</w:t>
-      </w:r>
-    </w:p>
-    <w:p>
-      <w:r>
-        <w:t>(</w:t>
-      </w:r>
-      <w:proofErr w:type="spellStart"/>
-      <w:r>
-        <w:t>Some time</w:t>
-      </w:r>
-      <w:proofErr w:type="spellEnd"/>
-      <w:r>
-        <w:t xml:space="preserve"> later)</w:t>
-      </w:r>
-    </w:p>
-    <w:p>
-      <w:r>
-        <w:t>(Screen shows running website in terminal)</w:t>
-      </w:r>
-    </w:p>
-    <w:p>
-      <w:proofErr w:type="spellStart"/>
-      <w:r>
-        <w:t>Aaaand</w:t>
-      </w:r>
-      <w:proofErr w:type="spellEnd"/>
-      <w:r>
-        <w:t xml:space="preserve"> </w:t>
-      </w:r>
-      <w:proofErr w:type="spellStart"/>
-      <w:r>
-        <w:t>im</w:t>
-      </w:r>
-      <w:proofErr w:type="spellEnd"/>
-      <w:r>
-        <w:t xml:space="preserve"> done! Now I just need to trick sillygoose228</w:t>
-      </w:r>
-    </w:p>
-    <w:p>
-      <w:r>
-        <w:t xml:space="preserve">(Screen goes to </w:t>
-      </w:r>
-      <w:proofErr w:type="spellStart"/>
-      <w:r>
-        <w:t>main_hero’s</w:t>
-      </w:r>
-      <w:proofErr w:type="spellEnd"/>
-      <w:r>
-        <w:t xml:space="preserve"> profile page. </w:t>
-      </w:r>
-      <w:proofErr w:type="gramStart"/>
-      <w:r>
-        <w:t>User is</w:t>
-      </w:r>
-      <w:proofErr w:type="gramEnd"/>
-      <w:r>
-        <w:t xml:space="preserve"> prompted to search for sillygoose228 nickname)</w:t>
-      </w:r>
-    </w:p>
-    <w:p>
-      <w:r>
-        <w:t xml:space="preserve">God, even </w:t>
-      </w:r>
-      <w:r>
-        <w:t>h</w:t>
-      </w:r>
-      <w:r>
-        <w:t xml:space="preserve">is name is stupid. Not like mine </w:t>
-      </w:r>
-      <w:proofErr w:type="spellStart"/>
-      <w:r>
-        <w:t>tho</w:t>
-      </w:r>
-      <w:proofErr w:type="spellEnd"/>
-      <w:r>
         <w:t xml:space="preserve">. </w:t>
       </w:r>
-      <w:proofErr w:type="spellStart"/>
-      <w:r>
-        <w:t>Main_hero</w:t>
-      </w:r>
-      <w:proofErr w:type="spellEnd"/>
-      <w:r>
-        <w:t xml:space="preserve">. </w:t>
-      </w:r>
       <w:r>
         <w:t>You might not see this yet, but my nickname has at least</w:t>
       </w:r>
@@ -7161,7 +7178,6 @@
     </w:p>
     <w:p>
       <w:r>
-        <w:lastRenderedPageBreak/>
         <w:t xml:space="preserve">Ok, so, </w:t>
       </w:r>
       <w:proofErr w:type="gramStart"/>
@@ -7248,6 +7264,7 @@
     </w:p>
     <w:p>
       <w:r>
+        <w:lastRenderedPageBreak/>
         <w:t>Sillygoose</w:t>
       </w:r>
       <w:proofErr w:type="gramStart"/>
@@ -7490,37 +7507,364 @@
     </w:p>
     <w:p>
       <w:r>
+        <w:t>I FUCKED UP</w:t>
+      </w:r>
+      <w:r>
+        <w:t>.</w:t>
+      </w:r>
+    </w:p>
+    <w:p>
+      <w:r>
+        <w:t>I FORGOT TO CHANGE AN AUTHOR OF THE POST</w:t>
+      </w:r>
+      <w:r>
+        <w:t xml:space="preserve"> FROM PLACEHOLDER</w:t>
+      </w:r>
+      <w:r>
+        <w:t>.</w:t>
+      </w:r>
+    </w:p>
+    <w:p>
+      <w:r>
+        <w:t xml:space="preserve">Even </w:t>
+      </w:r>
+      <w:proofErr w:type="spellStart"/>
+      <w:proofErr w:type="gramStart"/>
+      <w:r>
+        <w:t>tho</w:t>
+      </w:r>
+      <w:proofErr w:type="spellEnd"/>
+      <w:proofErr w:type="gramEnd"/>
+      <w:r>
+        <w:t xml:space="preserve"> I got his creds already, he might realize what’s going on and change his password. I need to convince him it’s ok.</w:t>
+      </w:r>
+    </w:p>
+    <w:p>
+      <w:proofErr w:type="spellStart"/>
+      <w:r>
+        <w:t>Main_hero</w:t>
+      </w:r>
+      <w:proofErr w:type="spellEnd"/>
+      <w:r>
+        <w:t xml:space="preserve">: </w:t>
+      </w:r>
+      <w:proofErr w:type="spellStart"/>
+      <w:r>
+        <w:t>uhhh</w:t>
+      </w:r>
+      <w:proofErr w:type="spellEnd"/>
+      <w:r>
+        <w:t xml:space="preserve"> idk, this user shows as deleted to me already. Maybe The Forum admins already</w:t>
+      </w:r>
+      <w:r>
+        <w:t xml:space="preserve"> banned this guy, but website doesn’t reflect it yet.</w:t>
+      </w:r>
+    </w:p>
+    <w:p>
+      <w:proofErr w:type="spellStart"/>
+      <w:r>
+        <w:t>Main_hero</w:t>
+      </w:r>
+      <w:proofErr w:type="spellEnd"/>
+      <w:r>
+        <w:t xml:space="preserve">: </w:t>
+      </w:r>
+      <w:proofErr w:type="spellStart"/>
+      <w:r>
+        <w:t>yk</w:t>
+      </w:r>
+      <w:proofErr w:type="spellEnd"/>
+      <w:r>
+        <w:t xml:space="preserve"> the forum is </w:t>
+      </w:r>
+      <w:proofErr w:type="gramStart"/>
+      <w:r>
+        <w:t>really buggy</w:t>
+      </w:r>
+      <w:proofErr w:type="gramEnd"/>
+      <w:r>
+        <w:t xml:space="preserve"> sometimes.</w:t>
+      </w:r>
+    </w:p>
+    <w:p>
+      <w:r>
         <w:lastRenderedPageBreak/>
-        <w:t>I FUCKED UP</w:t>
+        <w:t>Sillygoose228:</w:t>
+      </w:r>
+      <w:r>
+        <w:t xml:space="preserve"> </w:t>
+      </w:r>
+      <w:r>
+        <w:t>yeah, right</w:t>
+      </w:r>
+    </w:p>
+    <w:p>
+      <w:r>
+        <w:t>Sillygoose228: strangely enough, website was lagging even more, when I was deleting that post</w:t>
+      </w:r>
+    </w:p>
+    <w:p>
+      <w:r>
+        <w:t xml:space="preserve">Fucking </w:t>
+      </w:r>
+      <w:proofErr w:type="spellStart"/>
+      <w:r>
+        <w:t>clanker</w:t>
+      </w:r>
+      <w:proofErr w:type="spellEnd"/>
+      <w:r>
+        <w:t xml:space="preserve"> gave me shit code. I specifically asked it to make code as optimized as possible </w:t>
+      </w:r>
+      <w:r>
+        <w:t>and make no mistakes</w:t>
       </w:r>
       <w:r>
         <w:t>.</w:t>
       </w:r>
-    </w:p>
-    <w:p>
-      <w:r>
-        <w:t>I FORGOT TO CHANGE AN AUTHOR OF THE POST</w:t>
-      </w:r>
-      <w:r>
-        <w:t xml:space="preserve"> FROM PLACEHOLDER</w:t>
-      </w:r>
-      <w:r>
-        <w:t>.</w:t>
-      </w:r>
-    </w:p>
-    <w:p>
-      <w:r>
-        <w:t xml:space="preserve">Even </w:t>
-      </w:r>
-      <w:proofErr w:type="spellStart"/>
+      <w:r>
+        <w:t xml:space="preserve"> </w:t>
+      </w:r>
       <w:proofErr w:type="gramStart"/>
       <w:r>
+        <w:t>Can’t</w:t>
+      </w:r>
+      <w:proofErr w:type="gramEnd"/>
+      <w:r>
+        <w:t xml:space="preserve"> trust shit these days.</w:t>
+      </w:r>
+    </w:p>
+    <w:p>
+      <w:r>
+        <w:t>(Sillygoose228 is still typing)</w:t>
+      </w:r>
+    </w:p>
+    <w:p>
+      <w:r>
+        <w:t xml:space="preserve">What is he typing for so long? Fuck, I </w:t>
+      </w:r>
+      <w:r>
+        <w:t xml:space="preserve">might be burned here. What if he is </w:t>
+      </w:r>
+      <w:proofErr w:type="spellStart"/>
+      <w:r>
+        <w:t>gonna</w:t>
+      </w:r>
+      <w:proofErr w:type="spellEnd"/>
+      <w:r>
+        <w:t xml:space="preserve"> ask me about how did I </w:t>
+      </w:r>
+      <w:proofErr w:type="gramStart"/>
+      <w:r>
+        <w:t>find</w:t>
+      </w:r>
+      <w:proofErr w:type="gramEnd"/>
+      <w:r>
+        <w:t xml:space="preserve"> this post? Or why am I reporting it even </w:t>
+      </w:r>
+      <w:proofErr w:type="spellStart"/>
+      <w:r>
         <w:t>tho</w:t>
       </w:r>
       <w:proofErr w:type="spellEnd"/>
+      <w:r>
+        <w:t xml:space="preserve"> </w:t>
+      </w:r>
+      <w:proofErr w:type="spellStart"/>
+      <w:r>
+        <w:t>im</w:t>
+      </w:r>
+      <w:proofErr w:type="spellEnd"/>
+      <w:r>
+        <w:t xml:space="preserve"> not even a follower? Shit, I </w:t>
+      </w:r>
+      <w:r>
+        <w:t xml:space="preserve">even </w:t>
+      </w:r>
+      <w:r>
+        <w:t xml:space="preserve">forgot to follow fucking </w:t>
+      </w:r>
+      <w:r>
+        <w:t>zero</w:t>
+      </w:r>
+      <w:r>
+        <w:t xml:space="preserve"> sub</w:t>
+      </w:r>
+      <w:r>
+        <w:t>! Yeah, I might be done for here.</w:t>
+      </w:r>
+    </w:p>
+    <w:p>
+      <w:r>
+        <w:t>Silligoose228: yeah, it</w:t>
+      </w:r>
+      <w:r>
+        <w:t>’s</w:t>
+      </w:r>
+      <w:r>
+        <w:t xml:space="preserve"> probably the same </w:t>
+      </w:r>
+      <w:r>
+        <w:t>as</w:t>
+      </w:r>
+      <w:r>
+        <w:t xml:space="preserve"> the replies bug. I once tried to reply to someone in the comments, I think it was some discussion in my sub and website was lagging too much and I couldn’t send my reply, but once it started working, I’ve sent like 5 replies in a row! How funny is that, huh?</w:t>
+      </w:r>
+    </w:p>
+    <w:p>
+      <w:r>
+        <w:t>…</w:t>
+      </w:r>
+      <w:proofErr w:type="spellStart"/>
+      <w:r>
+        <w:t>jesus</w:t>
+      </w:r>
+      <w:proofErr w:type="spellEnd"/>
+      <w:r>
+        <w:t xml:space="preserve"> bro </w:t>
+      </w:r>
+      <w:r>
+        <w:t>I was losing my shit here</w:t>
+      </w:r>
+      <w:r>
+        <w:t xml:space="preserve"> and he was just</w:t>
+      </w:r>
+      <w:r>
+        <w:t xml:space="preserve"> taking his time to write this</w:t>
+      </w:r>
+      <w:r>
+        <w:t>?</w:t>
+      </w:r>
+    </w:p>
+    <w:p>
+      <w:proofErr w:type="spellStart"/>
+      <w:r>
+        <w:t>Main_hero</w:t>
+      </w:r>
+      <w:proofErr w:type="spellEnd"/>
+      <w:r>
+        <w:t xml:space="preserve">: </w:t>
+      </w:r>
+      <w:r>
+        <w:t>very</w:t>
+      </w:r>
+    </w:p>
+    <w:p>
+      <w:r>
+        <w:t>Now the fun part. I need to log out and log in as him and take over the sub.</w:t>
+      </w:r>
+    </w:p>
+    <w:p>
+      <w:r>
+        <w:t>(User is prompted to log out and log in as sillygoose228)</w:t>
+      </w:r>
+    </w:p>
+    <w:p>
+      <w:r>
+        <w:t>Now I need to remove all the modes and transfer the ownership to my account.</w:t>
+      </w:r>
+    </w:p>
+    <w:p>
+      <w:r>
+        <w:t>(User is prompted to remove all the mods and transfer the ownership)</w:t>
+      </w:r>
+    </w:p>
+    <w:p>
+      <w:r>
+        <w:t xml:space="preserve">And I’m done lol. That’s it, I fucking did it! Now I </w:t>
+      </w:r>
+      <w:proofErr w:type="spellStart"/>
+      <w:r>
+        <w:t>gotta</w:t>
+      </w:r>
+      <w:proofErr w:type="spellEnd"/>
+      <w:r>
+        <w:t xml:space="preserve"> go back and tell </w:t>
+      </w:r>
+      <w:proofErr w:type="spellStart"/>
+      <w:r>
+        <w:t>cyberdivers</w:t>
+      </w:r>
+      <w:proofErr w:type="spellEnd"/>
+      <w:r>
+        <w:t xml:space="preserve"> I got the keys.</w:t>
+      </w:r>
+    </w:p>
+    <w:p>
+      <w:r>
+        <w:t>(</w:t>
+      </w:r>
+      <w:proofErr w:type="gramStart"/>
+      <w:r>
+        <w:t>User is</w:t>
+      </w:r>
       <w:proofErr w:type="gramEnd"/>
       <w:r>
-        <w:t xml:space="preserve"> I got his creds already, he might realize what’s going on and change his password. I need to convince him it’s ok.</w:t>
+        <w:t xml:space="preserve"> prompted to log out and log in as </w:t>
+      </w:r>
+      <w:proofErr w:type="spellStart"/>
+      <w:r>
+        <w:t>main_hero</w:t>
+      </w:r>
+      <w:proofErr w:type="spellEnd"/>
+      <w:r>
+        <w:t xml:space="preserve"> and go to </w:t>
+      </w:r>
+      <w:proofErr w:type="gramStart"/>
+      <w:r>
+        <w:t xml:space="preserve">the </w:t>
+      </w:r>
+      <w:proofErr w:type="spellStart"/>
+      <w:r>
+        <w:t>cyberdivers</w:t>
+      </w:r>
+      <w:proofErr w:type="spellEnd"/>
+      <w:proofErr w:type="gramEnd"/>
+      <w:r>
+        <w:t xml:space="preserve"> </w:t>
+      </w:r>
+      <w:r>
+        <w:t>chat)</w:t>
+      </w:r>
+    </w:p>
+    <w:p>
+      <w:r>
+        <w:t>(Previous messages)</w:t>
+      </w:r>
+    </w:p>
+    <w:p>
+      <w:r>
+        <w:t xml:space="preserve">User 4: bro </w:t>
+      </w:r>
+      <w:proofErr w:type="spellStart"/>
+      <w:r>
+        <w:t>ts</w:t>
+      </w:r>
+      <w:proofErr w:type="spellEnd"/>
+      <w:r>
+        <w:t xml:space="preserve"> is just too funny</w:t>
+      </w:r>
+    </w:p>
+    <w:p>
+      <w:r>
+        <w:t>User 5: can we ban this mom’s hacker bro</w:t>
+      </w:r>
+    </w:p>
+    <w:p>
+      <w:r>
+        <w:t>User 7: just stop giving attention to this clown ass</w:t>
+      </w:r>
+    </w:p>
+    <w:p>
+      <w:r>
+        <w:t xml:space="preserve">User 7: he is </w:t>
+      </w:r>
+      <w:proofErr w:type="gramStart"/>
+      <w:r>
+        <w:t>actually retarded</w:t>
+      </w:r>
+      <w:proofErr w:type="gramEnd"/>
+      <w:r>
+        <w:t xml:space="preserve"> idk </w:t>
       </w:r>
     </w:p>
     <w:p>
@@ -7530,555 +7874,227 @@
       </w:r>
       <w:proofErr w:type="spellEnd"/>
       <w:r>
-        <w:t xml:space="preserve">: </w:t>
-      </w:r>
-      <w:proofErr w:type="spellStart"/>
-      <w:r>
-        <w:t>uhhh</w:t>
-      </w:r>
-      <w:proofErr w:type="spellEnd"/>
-      <w:r>
-        <w:t xml:space="preserve"> idk, this user shows as deleted to me already. Maybe The Forum admins already</w:t>
-      </w:r>
-      <w:r>
-        <w:t xml:space="preserve"> banned this guy, but website doesn’t reflect it yet.</w:t>
-      </w:r>
-    </w:p>
-    <w:p>
-      <w:proofErr w:type="spellStart"/>
-      <w:r>
+        <w:t xml:space="preserve">: I hacked the </w:t>
+      </w:r>
+      <w:r>
+        <w:t>zero</w:t>
+      </w:r>
+      <w:r>
+        <w:t xml:space="preserve"> sub</w:t>
+      </w:r>
+    </w:p>
+    <w:p>
+      <w:proofErr w:type="spellStart"/>
+      <w:r>
+        <w:lastRenderedPageBreak/>
         <w:t>Main_hero</w:t>
       </w:r>
       <w:proofErr w:type="spellEnd"/>
       <w:r>
-        <w:t xml:space="preserve">: </w:t>
-      </w:r>
-      <w:proofErr w:type="spellStart"/>
-      <w:r>
-        <w:t>yk</w:t>
-      </w:r>
-      <w:proofErr w:type="spellEnd"/>
-      <w:r>
-        <w:t xml:space="preserve"> the forum is </w:t>
+        <w:t>: check the admins</w:t>
+      </w:r>
+    </w:p>
+    <w:p>
+      <w:pPr>
+        <w:pStyle w:val="Heading3"/>
+      </w:pPr>
+      <w:bookmarkStart w:id="20" w:name="_Toc216793256"/>
+      <w:r>
+        <w:t>Aftermath</w:t>
+      </w:r>
+      <w:bookmarkEnd w:id="20"/>
+    </w:p>
+    <w:p>
+      <w:r>
+        <w:t>User 1: what the fuck</w:t>
+      </w:r>
+    </w:p>
+    <w:p>
+      <w:r>
+        <w:t>User 2: no fucking way</w:t>
+      </w:r>
+    </w:p>
+    <w:p>
+      <w:r>
+        <w:t xml:space="preserve">User 3: </w:t>
       </w:r>
       <w:proofErr w:type="gramStart"/>
       <w:r>
-        <w:t>really buggy</w:t>
+        <w:t>no</w:t>
       </w:r>
       <w:proofErr w:type="gramEnd"/>
       <w:r>
-        <w:t xml:space="preserve"> sometimes.</w:t>
-      </w:r>
-    </w:p>
-    <w:p>
-      <w:r>
-        <w:t>Sillygoose228:</w:t>
+        <w:t xml:space="preserve"> way</w:t>
+      </w:r>
+    </w:p>
+    <w:p>
+      <w:r>
+        <w:t>User 4: you</w:t>
+      </w:r>
+      <w:r>
+        <w:t>’re</w:t>
+      </w:r>
+      <w:r>
+        <w:t xml:space="preserve"> crazy son of a </w:t>
+      </w:r>
+      <w:proofErr w:type="gramStart"/>
+      <w:r>
+        <w:t>bitch,</w:t>
+      </w:r>
+      <w:proofErr w:type="gramEnd"/>
+      <w:r>
+        <w:t xml:space="preserve"> you </w:t>
+      </w:r>
+      <w:proofErr w:type="gramStart"/>
+      <w:r>
+        <w:t>actually did</w:t>
+      </w:r>
+      <w:proofErr w:type="gramEnd"/>
+      <w:r>
+        <w:t xml:space="preserve"> it</w:t>
+      </w:r>
+    </w:p>
+    <w:p>
+      <w:r>
+        <w:t>User 5: what the fuck? How</w:t>
+      </w:r>
+    </w:p>
+    <w:p>
+      <w:r>
+        <w:t>User 6: fucking legend</w:t>
+      </w:r>
+    </w:p>
+    <w:p>
+      <w:r>
+        <w:t>User 7: lmao what</w:t>
+      </w:r>
+    </w:p>
+    <w:p>
+      <w:r>
+        <w:t xml:space="preserve">User 8: of all people it’s </w:t>
+      </w:r>
+      <w:proofErr w:type="spellStart"/>
+      <w:r>
+        <w:t>main_hero</w:t>
+      </w:r>
+      <w:proofErr w:type="spellEnd"/>
+      <w:r>
+        <w:t xml:space="preserve"> who did that </w:t>
+      </w:r>
+      <w:proofErr w:type="spellStart"/>
+      <w:r>
+        <w:t>lmaooo</w:t>
+      </w:r>
+      <w:proofErr w:type="spellEnd"/>
+    </w:p>
+    <w:p>
+      <w:proofErr w:type="spellStart"/>
+      <w:r>
+        <w:t>Main_hero</w:t>
+      </w:r>
+      <w:proofErr w:type="spellEnd"/>
+      <w:r>
+        <w:t>: fuck yeah, it was me</w:t>
+      </w:r>
+    </w:p>
+    <w:p>
+      <w:proofErr w:type="spellStart"/>
+      <w:r>
+        <w:t>Main_</w:t>
+      </w:r>
+      <w:proofErr w:type="gramStart"/>
+      <w:r>
+        <w:t>hero</w:t>
+      </w:r>
+      <w:proofErr w:type="spellEnd"/>
+      <w:r>
+        <w:t>:</w:t>
+      </w:r>
+      <w:proofErr w:type="gramEnd"/>
+      <w:r>
+        <w:t xml:space="preserve"> let’s spam whatever we want on this sub, we can do it now</w:t>
+      </w:r>
+    </w:p>
+    <w:p>
+      <w:r>
+        <w:t>User 5: fuck yeah, let’s do it</w:t>
+      </w:r>
+    </w:p>
+    <w:p>
+      <w:r>
+        <w:t xml:space="preserve">User 6: </w:t>
+      </w:r>
+      <w:proofErr w:type="spellStart"/>
+      <w:r>
+        <w:t>omw</w:t>
+      </w:r>
+      <w:proofErr w:type="spellEnd"/>
+    </w:p>
+    <w:p>
+      <w:r>
+        <w:t>User 9: how the fuck did u do that</w:t>
+      </w:r>
+    </w:p>
+    <w:p>
+      <w:r>
+        <w:t xml:space="preserve">User 7: </w:t>
+      </w:r>
+      <w:proofErr w:type="spellStart"/>
+      <w:r>
+        <w:t>alr</w:t>
+      </w:r>
+      <w:proofErr w:type="spellEnd"/>
+      <w:r>
+        <w:t xml:space="preserve"> why not</w:t>
+      </w:r>
+    </w:p>
+    <w:p>
+      <w:r>
+        <w:t xml:space="preserve">User 9: </w:t>
+      </w:r>
+      <w:proofErr w:type="gramStart"/>
+      <w:r>
+        <w:t>hell</w:t>
+      </w:r>
+      <w:proofErr w:type="gramEnd"/>
+      <w:r>
+        <w:t xml:space="preserve"> yeah lmao</w:t>
+      </w:r>
+    </w:p>
+    <w:p>
+      <w:r>
+        <w:t>Let me check the zero sub now</w:t>
+      </w:r>
+    </w:p>
+    <w:p>
+      <w:r>
+        <w:t>(</w:t>
+      </w:r>
+      <w:proofErr w:type="gramStart"/>
+      <w:r>
+        <w:t>User is</w:t>
+      </w:r>
+      <w:proofErr w:type="gramEnd"/>
+      <w:r>
+        <w:t xml:space="preserve"> prompted to search for </w:t>
+      </w:r>
+      <w:r>
+        <w:t>zero</w:t>
       </w:r>
       <w:r>
         <w:t xml:space="preserve"> </w:t>
       </w:r>
-      <w:r>
-        <w:t>yeah, right</w:t>
-      </w:r>
-    </w:p>
-    <w:p>
-      <w:r>
-        <w:t>Sillygoose228: strangely enough, website was lagging even more, when I was deleting that post</w:t>
-      </w:r>
-    </w:p>
-    <w:p>
-      <w:r>
-        <w:t xml:space="preserve">Fucking </w:t>
-      </w:r>
-      <w:proofErr w:type="spellStart"/>
-      <w:r>
-        <w:t>clanker</w:t>
-      </w:r>
-      <w:proofErr w:type="spellEnd"/>
-      <w:r>
-        <w:t xml:space="preserve"> gave me shit code. I specifically asked it to make code as optimized as possible </w:t>
-      </w:r>
-      <w:r>
-        <w:t>and make no mistakes</w:t>
-      </w:r>
-      <w:r>
-        <w:t>.</w:t>
-      </w:r>
-      <w:r>
-        <w:t xml:space="preserve"> </w:t>
-      </w:r>
       <w:proofErr w:type="gramStart"/>
       <w:r>
-        <w:t>Can’t</w:t>
+        <w:t>sub</w:t>
       </w:r>
       <w:proofErr w:type="gramEnd"/>
       <w:r>
-        <w:t xml:space="preserve"> trust shit these days.</w:t>
-      </w:r>
-    </w:p>
-    <w:p>
-      <w:r>
-        <w:t>(Sillygoose228 is still typing)</w:t>
-      </w:r>
-    </w:p>
-    <w:p>
-      <w:r>
-        <w:t xml:space="preserve">What is he typing for so long? Fuck, I </w:t>
-      </w:r>
-      <w:r>
-        <w:t xml:space="preserve">might be burned here. What if he is </w:t>
-      </w:r>
-      <w:proofErr w:type="spellStart"/>
-      <w:r>
-        <w:t>gonna</w:t>
-      </w:r>
-      <w:proofErr w:type="spellEnd"/>
-      <w:r>
-        <w:t xml:space="preserve"> ask me about how did I </w:t>
-      </w:r>
-      <w:proofErr w:type="gramStart"/>
-      <w:r>
-        <w:t>find</w:t>
-      </w:r>
-      <w:proofErr w:type="gramEnd"/>
-      <w:r>
-        <w:t xml:space="preserve"> this post? Or why am I reporting it even </w:t>
-      </w:r>
-      <w:proofErr w:type="spellStart"/>
-      <w:r>
-        <w:t>tho</w:t>
-      </w:r>
-      <w:proofErr w:type="spellEnd"/>
-      <w:r>
-        <w:t xml:space="preserve"> </w:t>
-      </w:r>
-      <w:proofErr w:type="spellStart"/>
-      <w:r>
-        <w:t>im</w:t>
-      </w:r>
-      <w:proofErr w:type="spellEnd"/>
-      <w:r>
-        <w:t xml:space="preserve"> not even a follower? Shit, I </w:t>
-      </w:r>
-      <w:r>
-        <w:t xml:space="preserve">even </w:t>
-      </w:r>
-      <w:r>
-        <w:t xml:space="preserve">forgot to follow fucking </w:t>
-      </w:r>
-      <w:r>
-        <w:t>zero</w:t>
-      </w:r>
-      <w:r>
-        <w:t xml:space="preserve"> sub</w:t>
-      </w:r>
-      <w:r>
-        <w:t>! Yeah, I might be done for here.</w:t>
-      </w:r>
-    </w:p>
-    <w:p>
-      <w:r>
-        <w:t>Silligoose228: yeah, it</w:t>
-      </w:r>
-      <w:r>
-        <w:t>’s</w:t>
-      </w:r>
-      <w:r>
-        <w:t xml:space="preserve"> probably the same </w:t>
-      </w:r>
-      <w:r>
-        <w:t>as</w:t>
-      </w:r>
-      <w:r>
-        <w:t xml:space="preserve"> the replies bug. I once tried to reply to someone in the comments, I think it was some discussion in my sub and website was lagging too much and I couldn’t send my reply, but once it started working, I’ve sent like 5 replies in a row! How funny is that, huh?</w:t>
-      </w:r>
-    </w:p>
-    <w:p>
-      <w:r>
-        <w:t>…</w:t>
-      </w:r>
-      <w:proofErr w:type="spellStart"/>
-      <w:r>
-        <w:t>jesus</w:t>
-      </w:r>
-      <w:proofErr w:type="spellEnd"/>
-      <w:r>
-        <w:t xml:space="preserve"> bro </w:t>
-      </w:r>
-      <w:r>
-        <w:t>I was losing my shit here</w:t>
-      </w:r>
-      <w:r>
-        <w:t xml:space="preserve"> and he was just</w:t>
-      </w:r>
-      <w:r>
-        <w:t xml:space="preserve"> taking his time to write this</w:t>
-      </w:r>
-      <w:r>
-        <w:t>?</w:t>
-      </w:r>
-    </w:p>
-    <w:p>
-      <w:proofErr w:type="spellStart"/>
-      <w:r>
-        <w:t>Main_hero</w:t>
-      </w:r>
-      <w:proofErr w:type="spellEnd"/>
-      <w:r>
-        <w:t xml:space="preserve">: </w:t>
-      </w:r>
-      <w:r>
-        <w:t>very</w:t>
-      </w:r>
-    </w:p>
-    <w:p>
-      <w:r>
-        <w:t>Now the fun part. I need to log out and log in as him and take over the sub.</w:t>
-      </w:r>
-    </w:p>
-    <w:p>
-      <w:r>
-        <w:t>(User is prompted to log out and log in as sillygoose228)</w:t>
-      </w:r>
-    </w:p>
-    <w:p>
-      <w:r>
-        <w:t>Now I need to remove all the modes and transfer the ownership to my account.</w:t>
-      </w:r>
-    </w:p>
-    <w:p>
-      <w:r>
-        <w:t>(User is prompted to remove all the mods and transfer the ownership)</w:t>
-      </w:r>
-    </w:p>
-    <w:p>
-      <w:r>
-        <w:t xml:space="preserve">And I’m done lol. That’s it, I fucking did it! Now I </w:t>
-      </w:r>
-      <w:proofErr w:type="spellStart"/>
-      <w:r>
-        <w:t>gotta</w:t>
-      </w:r>
-      <w:proofErr w:type="spellEnd"/>
-      <w:r>
-        <w:t xml:space="preserve"> go back and tell </w:t>
-      </w:r>
-      <w:proofErr w:type="spellStart"/>
-      <w:r>
-        <w:t>cyberdivers</w:t>
-      </w:r>
-      <w:proofErr w:type="spellEnd"/>
-      <w:r>
-        <w:t xml:space="preserve"> I got the keys.</w:t>
-      </w:r>
-    </w:p>
-    <w:p>
-      <w:r>
-        <w:t>(</w:t>
-      </w:r>
-      <w:proofErr w:type="gramStart"/>
-      <w:r>
-        <w:t>User is</w:t>
-      </w:r>
-      <w:proofErr w:type="gramEnd"/>
-      <w:r>
-        <w:t xml:space="preserve"> prompted to log out and log in as </w:t>
-      </w:r>
-      <w:proofErr w:type="spellStart"/>
-      <w:r>
-        <w:t>main_hero</w:t>
-      </w:r>
-      <w:proofErr w:type="spellEnd"/>
-      <w:r>
-        <w:t xml:space="preserve"> and go to </w:t>
-      </w:r>
-      <w:proofErr w:type="gramStart"/>
-      <w:r>
-        <w:t xml:space="preserve">the </w:t>
-      </w:r>
-      <w:proofErr w:type="spellStart"/>
-      <w:r>
-        <w:t>cyberdivers</w:t>
-      </w:r>
-      <w:proofErr w:type="spellEnd"/>
-      <w:proofErr w:type="gramEnd"/>
-      <w:r>
-        <w:t xml:space="preserve"> </w:t>
-      </w:r>
-      <w:r>
-        <w:t>chat)</w:t>
-      </w:r>
-    </w:p>
-    <w:p>
-      <w:r>
-        <w:lastRenderedPageBreak/>
-        <w:t>(Previous messages)</w:t>
-      </w:r>
-    </w:p>
-    <w:p>
-      <w:r>
-        <w:t xml:space="preserve">User 4: bro </w:t>
-      </w:r>
-      <w:proofErr w:type="spellStart"/>
-      <w:r>
-        <w:t>ts</w:t>
-      </w:r>
-      <w:proofErr w:type="spellEnd"/>
-      <w:r>
-        <w:t xml:space="preserve"> is just too funny</w:t>
-      </w:r>
-    </w:p>
-    <w:p>
-      <w:r>
-        <w:t>User 5: can we ban this mom’s hacker bro</w:t>
-      </w:r>
-    </w:p>
-    <w:p>
-      <w:r>
-        <w:t>User 7: just stop giving attention to this clown ass</w:t>
-      </w:r>
-    </w:p>
-    <w:p>
-      <w:r>
-        <w:t xml:space="preserve">User 7: he is </w:t>
-      </w:r>
-      <w:proofErr w:type="gramStart"/>
-      <w:r>
-        <w:t>actually retarded</w:t>
-      </w:r>
-      <w:proofErr w:type="gramEnd"/>
-      <w:r>
-        <w:t xml:space="preserve"> idk </w:t>
-      </w:r>
-    </w:p>
-    <w:p>
-      <w:proofErr w:type="spellStart"/>
-      <w:r>
-        <w:t>Main_hero</w:t>
-      </w:r>
-      <w:proofErr w:type="spellEnd"/>
-      <w:r>
-        <w:t xml:space="preserve">: I hacked the </w:t>
-      </w:r>
-      <w:r>
-        <w:t>zero</w:t>
-      </w:r>
-      <w:r>
-        <w:t xml:space="preserve"> sub</w:t>
-      </w:r>
-    </w:p>
-    <w:p>
-      <w:proofErr w:type="spellStart"/>
-      <w:r>
-        <w:t>Main_hero</w:t>
-      </w:r>
-      <w:proofErr w:type="spellEnd"/>
-      <w:r>
-        <w:t>: check the admins</w:t>
-      </w:r>
-    </w:p>
-    <w:p>
-      <w:pPr>
-        <w:pStyle w:val="Heading3"/>
-      </w:pPr>
-      <w:bookmarkStart w:id="20" w:name="_Toc216793256"/>
-      <w:r>
-        <w:t>Aftermath</w:t>
-      </w:r>
-      <w:bookmarkEnd w:id="20"/>
-    </w:p>
-    <w:p>
-      <w:r>
-        <w:t>User 1: what the fuck</w:t>
-      </w:r>
-    </w:p>
-    <w:p>
-      <w:r>
-        <w:t>User 2: no fucking way</w:t>
-      </w:r>
-    </w:p>
-    <w:p>
-      <w:r>
-        <w:t xml:space="preserve">User 3: </w:t>
-      </w:r>
-      <w:proofErr w:type="gramStart"/>
-      <w:r>
-        <w:t>no</w:t>
-      </w:r>
-      <w:proofErr w:type="gramEnd"/>
-      <w:r>
-        <w:t xml:space="preserve"> way</w:t>
-      </w:r>
-    </w:p>
-    <w:p>
-      <w:r>
-        <w:t>User 4: you</w:t>
-      </w:r>
-      <w:r>
-        <w:t>’re</w:t>
-      </w:r>
-      <w:r>
-        <w:t xml:space="preserve"> crazy son of a </w:t>
-      </w:r>
-      <w:proofErr w:type="gramStart"/>
-      <w:r>
-        <w:t>bitch,</w:t>
-      </w:r>
-      <w:proofErr w:type="gramEnd"/>
-      <w:r>
-        <w:t xml:space="preserve"> you </w:t>
-      </w:r>
-      <w:proofErr w:type="gramStart"/>
-      <w:r>
-        <w:t>actually did</w:t>
-      </w:r>
-      <w:proofErr w:type="gramEnd"/>
-      <w:r>
-        <w:t xml:space="preserve"> it</w:t>
-      </w:r>
-    </w:p>
-    <w:p>
-      <w:r>
-        <w:t>User 5: what the fuck? How</w:t>
-      </w:r>
-    </w:p>
-    <w:p>
-      <w:r>
-        <w:t>User 6: fucking legend</w:t>
-      </w:r>
-    </w:p>
-    <w:p>
-      <w:r>
-        <w:t>User 7: lmao what</w:t>
-      </w:r>
-    </w:p>
-    <w:p>
-      <w:r>
-        <w:t xml:space="preserve">User 8: of all people it’s </w:t>
-      </w:r>
-      <w:proofErr w:type="spellStart"/>
-      <w:r>
-        <w:t>main_hero</w:t>
-      </w:r>
-      <w:proofErr w:type="spellEnd"/>
-      <w:r>
-        <w:t xml:space="preserve"> who did that </w:t>
-      </w:r>
-      <w:proofErr w:type="spellStart"/>
-      <w:r>
-        <w:t>lmaooo</w:t>
-      </w:r>
-      <w:proofErr w:type="spellEnd"/>
-    </w:p>
-    <w:p>
-      <w:proofErr w:type="spellStart"/>
-      <w:r>
-        <w:t>Main_hero</w:t>
-      </w:r>
-      <w:proofErr w:type="spellEnd"/>
-      <w:r>
-        <w:t>: fuck yeah, it was me</w:t>
-      </w:r>
-    </w:p>
-    <w:p>
-      <w:proofErr w:type="spellStart"/>
-      <w:r>
-        <w:t>Main_</w:t>
-      </w:r>
-      <w:proofErr w:type="gramStart"/>
-      <w:r>
-        <w:t>hero</w:t>
-      </w:r>
-      <w:proofErr w:type="spellEnd"/>
-      <w:r>
-        <w:t>:</w:t>
-      </w:r>
-      <w:proofErr w:type="gramEnd"/>
-      <w:r>
-        <w:t xml:space="preserve"> let’s spam whatever we want on this sub, we can do it now</w:t>
-      </w:r>
-    </w:p>
-    <w:p>
-      <w:r>
-        <w:t>User 5: fuck yeah, let’s do it</w:t>
-      </w:r>
-    </w:p>
-    <w:p>
-      <w:r>
-        <w:t xml:space="preserve">User 6: </w:t>
-      </w:r>
-      <w:proofErr w:type="spellStart"/>
-      <w:r>
-        <w:t>omw</w:t>
-      </w:r>
-      <w:proofErr w:type="spellEnd"/>
-    </w:p>
-    <w:p>
-      <w:r>
-        <w:t>User 9: how the fuck did u do that</w:t>
-      </w:r>
-    </w:p>
-    <w:p>
-      <w:r>
-        <w:t xml:space="preserve">User 7: </w:t>
-      </w:r>
-      <w:proofErr w:type="spellStart"/>
-      <w:r>
-        <w:t>alr</w:t>
-      </w:r>
-      <w:proofErr w:type="spellEnd"/>
-      <w:r>
-        <w:t xml:space="preserve"> why not</w:t>
-      </w:r>
-    </w:p>
-    <w:p>
-      <w:r>
-        <w:t xml:space="preserve">User 9: </w:t>
-      </w:r>
-      <w:proofErr w:type="gramStart"/>
-      <w:r>
-        <w:t>hell</w:t>
-      </w:r>
-      <w:proofErr w:type="gramEnd"/>
-      <w:r>
-        <w:t xml:space="preserve"> yeah lmao</w:t>
-      </w:r>
-    </w:p>
-    <w:p>
-      <w:r>
-        <w:t>Let me check the zero sub now</w:t>
-      </w:r>
-    </w:p>
-    <w:p>
-      <w:r>
-        <w:t>(</w:t>
-      </w:r>
-      <w:proofErr w:type="gramStart"/>
-      <w:r>
-        <w:t>User is</w:t>
-      </w:r>
-      <w:proofErr w:type="gramEnd"/>
-      <w:r>
-        <w:t xml:space="preserve"> prompted to search for </w:t>
-      </w:r>
-      <w:r>
-        <w:t>zero</w:t>
-      </w:r>
-      <w:r>
-        <w:t xml:space="preserve"> </w:t>
-      </w:r>
-      <w:proofErr w:type="gramStart"/>
-      <w:r>
-        <w:t>sub</w:t>
-      </w:r>
-      <w:proofErr w:type="gramEnd"/>
-      <w:r>
         <w:t xml:space="preserve"> and go there)</w:t>
       </w:r>
     </w:p>
     <w:p>
       <w:r>
-        <w:lastRenderedPageBreak/>
         <w:t xml:space="preserve">Yeah, look at this. These are fruits of my </w:t>
       </w:r>
       <w:proofErr w:type="gramStart"/>
@@ -8159,6 +8175,7 @@
     </w:p>
     <w:p>
       <w:r>
+        <w:lastRenderedPageBreak/>
         <w:t>User 13: yea 100%</w:t>
       </w:r>
     </w:p>
@@ -8392,94 +8409,97 @@
     </w:p>
     <w:p>
       <w:r>
+        <w:t xml:space="preserve">User </w:t>
+      </w:r>
+      <w:r>
+        <w:t>1</w:t>
+      </w:r>
+      <w:r>
+        <w:t>3: fuck u</w:t>
+      </w:r>
+    </w:p>
+    <w:p>
+      <w:proofErr w:type="spellStart"/>
+      <w:r>
+        <w:t>Main_hero</w:t>
+      </w:r>
+      <w:proofErr w:type="spellEnd"/>
+      <w:r>
+        <w:t>: fuck u</w:t>
+      </w:r>
+    </w:p>
+    <w:p>
+      <w:r>
+        <w:t>User 12: fuck u</w:t>
+      </w:r>
+    </w:p>
+    <w:p>
+      <w:r>
+        <w:t>User 13:</w:t>
+      </w:r>
+      <w:r>
+        <w:t xml:space="preserve"> </w:t>
+      </w:r>
+      <w:r>
+        <w:t>fuck u</w:t>
+      </w:r>
+    </w:p>
+    <w:p>
+      <w:r>
+        <w:t>(Screen slowly goes red and blurry, and then suddenly white)</w:t>
+      </w:r>
+    </w:p>
+    <w:p>
+      <w:r>
+        <w:t>Man, this shit is fucking stupid.</w:t>
+      </w:r>
+      <w:r>
+        <w:t xml:space="preserve"> The fuck am I even doing?</w:t>
+      </w:r>
+      <w:r>
+        <w:t xml:space="preserve"> I’ve s</w:t>
+      </w:r>
+      <w:r>
+        <w:t>unk</w:t>
+      </w:r>
+      <w:r>
+        <w:t xml:space="preserve"> 1000h playing </w:t>
+      </w:r>
+      <w:proofErr w:type="spellStart"/>
+      <w:r>
+        <w:t>cyberdivers</w:t>
+      </w:r>
+      <w:proofErr w:type="spellEnd"/>
+      <w:r>
+        <w:t xml:space="preserve"> </w:t>
+      </w:r>
+      <w:r>
+        <w:t xml:space="preserve">instead of doing something useful, I’ve hacked sillygoose228 and </w:t>
+      </w:r>
+      <w:r>
+        <w:t>zero</w:t>
+      </w:r>
+      <w:r>
+        <w:t xml:space="preserve"> sub even though they did nothing </w:t>
+      </w:r>
+      <w:r>
+        <w:t>but show love for one another</w:t>
+      </w:r>
+      <w:r>
+        <w:t xml:space="preserve"> and </w:t>
+      </w:r>
+      <w:r>
+        <w:t>why</w:t>
+      </w:r>
+      <w:r>
+        <w:t xml:space="preserve">? </w:t>
+      </w:r>
+      <w:r>
+        <w:t xml:space="preserve">Because I just envied </w:t>
+      </w:r>
+      <w:r>
         <w:lastRenderedPageBreak/>
-        <w:t xml:space="preserve">User </w:t>
-      </w:r>
-      <w:r>
-        <w:t>1</w:t>
-      </w:r>
-      <w:r>
-        <w:t>3: fuck u</w:t>
-      </w:r>
-    </w:p>
-    <w:p>
-      <w:proofErr w:type="spellStart"/>
-      <w:r>
-        <w:t>Main_hero</w:t>
-      </w:r>
-      <w:proofErr w:type="spellEnd"/>
-      <w:r>
-        <w:t>: fuck u</w:t>
-      </w:r>
-    </w:p>
-    <w:p>
-      <w:r>
-        <w:t>User 12: fuck u</w:t>
-      </w:r>
-    </w:p>
-    <w:p>
-      <w:r>
-        <w:t>User 13:</w:t>
-      </w:r>
-      <w:r>
-        <w:t xml:space="preserve"> </w:t>
-      </w:r>
-      <w:r>
-        <w:t>fuck u</w:t>
-      </w:r>
-    </w:p>
-    <w:p>
-      <w:r>
-        <w:t>(Screen slowly goes red and blurry, and then suddenly white)</w:t>
-      </w:r>
-    </w:p>
-    <w:p>
-      <w:r>
-        <w:t>Man, this shit is fucking stupid.</w:t>
-      </w:r>
-      <w:r>
-        <w:t xml:space="preserve"> The fuck am I even doing?</w:t>
-      </w:r>
-      <w:r>
-        <w:t xml:space="preserve"> I’ve s</w:t>
-      </w:r>
-      <w:r>
-        <w:t>unk</w:t>
-      </w:r>
-      <w:r>
-        <w:t xml:space="preserve"> 1000h playing </w:t>
-      </w:r>
-      <w:proofErr w:type="spellStart"/>
-      <w:r>
-        <w:t>cyberdivers</w:t>
-      </w:r>
-      <w:proofErr w:type="spellEnd"/>
-      <w:r>
-        <w:t xml:space="preserve"> </w:t>
-      </w:r>
-      <w:r>
-        <w:t xml:space="preserve">instead of doing something useful, I’ve hacked sillygoose228 and </w:t>
-      </w:r>
-      <w:r>
-        <w:t>zero</w:t>
-      </w:r>
-      <w:r>
-        <w:t xml:space="preserve"> sub even though they did nothing </w:t>
-      </w:r>
-      <w:r>
-        <w:t>but show love for one another</w:t>
-      </w:r>
-      <w:r>
-        <w:t xml:space="preserve"> and </w:t>
-      </w:r>
-      <w:r>
-        <w:t>why</w:t>
-      </w:r>
-      <w:r>
-        <w:t xml:space="preserve">? </w:t>
-      </w:r>
-      <w:r>
-        <w:t>Because I just envied them and I wanted</w:t>
+        <w:t>them and I wanted</w:t>
       </w:r>
       <w:r>
         <w:t xml:space="preserve"> fucking validation from my “friends”. M</w:t>

--- a/docs/Script.docx
+++ b/docs/Script.docx
@@ -1468,45 +1468,6 @@
         </w:numPr>
       </w:pPr>
       <w:r>
-        <w:t xml:space="preserve">Maybe move from sc2 to like bf or </w:t>
-      </w:r>
-      <w:proofErr w:type="spellStart"/>
-      <w:r>
-        <w:t>pubg</w:t>
-      </w:r>
-      <w:proofErr w:type="spellEnd"/>
-      <w:r>
-        <w:t xml:space="preserve"> or </w:t>
-      </w:r>
-      <w:proofErr w:type="spellStart"/>
-      <w:r>
-        <w:t>smth</w:t>
-      </w:r>
-      <w:proofErr w:type="spellEnd"/>
-      <w:r>
-        <w:t xml:space="preserve"> u </w:t>
-      </w:r>
-      <w:proofErr w:type="gramStart"/>
-      <w:r>
-        <w:t>actually familiar</w:t>
-      </w:r>
-      <w:proofErr w:type="gramEnd"/>
-      <w:r>
-        <w:t xml:space="preserve"> with</w:t>
-      </w:r>
-      <w:r>
-        <w:t>, helldivers?</w:t>
-      </w:r>
-    </w:p>
-    <w:p>
-      <w:pPr>
-        <w:pStyle w:val="ListParagraph"/>
-        <w:numPr>
-          <w:ilvl w:val="0"/>
-          <w:numId w:val="33"/>
-        </w:numPr>
-      </w:pPr>
-      <w:r>
         <w:t xml:space="preserve">Intro still </w:t>
       </w:r>
       <w:proofErr w:type="spellStart"/>
@@ -1549,7 +1510,6 @@
         </w:numPr>
       </w:pPr>
       <w:r>
-        <w:lastRenderedPageBreak/>
         <w:t>Social network</w:t>
       </w:r>
       <w:r>
@@ -1568,6 +1528,7 @@
         </w:numPr>
       </w:pPr>
       <w:r>
+        <w:lastRenderedPageBreak/>
         <w:t>Echo chamber effect</w:t>
       </w:r>
     </w:p>
@@ -2013,7 +1974,6 @@
         </w:numPr>
       </w:pPr>
       <w:r>
-        <w:lastRenderedPageBreak/>
         <w:t>Gamer</w:t>
       </w:r>
     </w:p>
@@ -2027,6 +1987,7 @@
       </w:pPr>
       <w:proofErr w:type="gramStart"/>
       <w:r>
+        <w:lastRenderedPageBreak/>
         <w:t>Knows</w:t>
       </w:r>
       <w:proofErr w:type="gramEnd"/>
@@ -5084,7 +5045,10 @@
     </w:p>
     <w:p>
       <w:r>
-        <w:t>They once challenged me to play a game with them, and I absolutely destroyed them. Even though we were in the same team.</w:t>
+        <w:t>My friends from here</w:t>
+      </w:r>
+      <w:r>
+        <w:t xml:space="preserve"> once challenged me to play a game with them, and I absolutely destroyed them. Even though we were in the same team.</w:t>
       </w:r>
       <w:r>
         <w:t xml:space="preserve"> I mean, my contribution to the game was essential</w:t>
@@ -5125,7 +5089,13 @@
         <w:t>mates</w:t>
       </w:r>
       <w:r>
-        <w:t xml:space="preserve"> will be delighted to see me.</w:t>
+        <w:t xml:space="preserve"> will </w:t>
+      </w:r>
+      <w:r>
+        <w:t>love</w:t>
+      </w:r>
+      <w:r>
+        <w:t xml:space="preserve"> to see me.</w:t>
       </w:r>
     </w:p>
     <w:p>
@@ -5237,15 +5207,7 @@
     </w:p>
     <w:p>
       <w:r>
-        <w:t xml:space="preserve">User 3: </w:t>
-      </w:r>
-      <w:proofErr w:type="gramStart"/>
-      <w:r>
-        <w:t>well</w:t>
-      </w:r>
-      <w:proofErr w:type="gramEnd"/>
-      <w:r>
-        <w:t xml:space="preserve"> idk, don’t play ai faction then, or lower the diff if u can’t take the heat</w:t>
+        <w:t>User 3: don’t play ai faction then, or lower the diff if u can’t take the heat</w:t>
       </w:r>
     </w:p>
     <w:p>

--- a/docs/Script.docx
+++ b/docs/Script.docx
@@ -1468,15 +1468,31 @@
         </w:numPr>
       </w:pPr>
       <w:r>
-        <w:t xml:space="preserve">Intro still </w:t>
-      </w:r>
-      <w:proofErr w:type="spellStart"/>
-      <w:r>
-        <w:t>lowk</w:t>
-      </w:r>
-      <w:proofErr w:type="spellEnd"/>
-      <w:r>
-        <w:t xml:space="preserve"> blows</w:t>
+        <w:t>Intro still lowk blows</w:t>
+      </w:r>
+    </w:p>
+    <w:p>
+      <w:pPr>
+        <w:pStyle w:val="ListParagraph"/>
+        <w:numPr>
+          <w:ilvl w:val="0"/>
+          <w:numId w:val="33"/>
+        </w:numPr>
+      </w:pPr>
+      <w:r>
+        <w:t>Argument between chat and main_hero in the end should a bit more believable and more in line with character</w:t>
+      </w:r>
+    </w:p>
+    <w:p>
+      <w:pPr>
+        <w:pStyle w:val="ListParagraph"/>
+        <w:numPr>
+          <w:ilvl w:val="0"/>
+          <w:numId w:val="33"/>
+        </w:numPr>
+      </w:pPr>
+      <w:r>
+        <w:t>More visual stuff pls</w:t>
       </w:r>
     </w:p>
     <w:p>
@@ -1485,6 +1501,7 @@
       </w:pPr>
       <w:bookmarkStart w:id="1" w:name="_Toc216793238"/>
       <w:r>
+        <w:lastRenderedPageBreak/>
         <w:t>Themes</w:t>
       </w:r>
       <w:bookmarkEnd w:id="1"/>
@@ -1528,7 +1545,6 @@
         </w:numPr>
       </w:pPr>
       <w:r>
-        <w:lastRenderedPageBreak/>
         <w:t>Echo chamber effect</w:t>
       </w:r>
     </w:p>
@@ -1659,12 +1675,10 @@
         <w:ind w:left="720"/>
       </w:pPr>
       <w:bookmarkStart w:id="5" w:name="_Toc216793241"/>
-      <w:proofErr w:type="spellStart"/>
       <w:r>
         <w:t>Main_hero</w:t>
       </w:r>
       <w:bookmarkEnd w:id="5"/>
-      <w:proofErr w:type="spellEnd"/>
     </w:p>
     <w:p>
       <w:pPr>
@@ -1693,15 +1707,7 @@
         <w:t xml:space="preserve"> of a story, a</w:t>
       </w:r>
       <w:r>
-        <w:t xml:space="preserve"> guy who doesn’t have </w:t>
-      </w:r>
-      <w:proofErr w:type="gramStart"/>
-      <w:r>
-        <w:t>a real</w:t>
-      </w:r>
-      <w:proofErr w:type="gramEnd"/>
-      <w:r>
-        <w:t xml:space="preserve"> life and spends all his time on The Forum</w:t>
+        <w:t xml:space="preserve"> guy who doesn’t have a real life and spends all his time on The Forum</w:t>
       </w:r>
     </w:p>
     <w:p>
@@ -1751,21 +1757,11 @@
       <w:r>
         <w:t xml:space="preserve">subforum where he is a </w:t>
       </w:r>
-      <w:proofErr w:type="gramStart"/>
       <w:r>
         <w:t>laughing stock</w:t>
       </w:r>
-      <w:proofErr w:type="gramEnd"/>
-      <w:r>
-        <w:t xml:space="preserve">. But he still counts them all as friends </w:t>
-      </w:r>
-      <w:proofErr w:type="spellStart"/>
-      <w:r>
-        <w:t>cuz</w:t>
-      </w:r>
-      <w:proofErr w:type="spellEnd"/>
-      <w:r>
-        <w:t xml:space="preserve"> he doesn’t have anyone else</w:t>
+      <w:r>
+        <w:t>. But he still counts them all as friends cuz he doesn’t have anyone else</w:t>
       </w:r>
     </w:p>
     <w:p>
@@ -1816,18 +1812,11 @@
         <w:t xml:space="preserve">Delusions of his achievements and skills, thinks his ability </w:t>
       </w:r>
       <w:r>
-        <w:t xml:space="preserve">in </w:t>
-      </w:r>
-      <w:proofErr w:type="gramStart"/>
-      <w:r>
-        <w:t xml:space="preserve">the </w:t>
-      </w:r>
-      <w:proofErr w:type="spellStart"/>
+        <w:t xml:space="preserve">in the </w:t>
+      </w:r>
       <w:r>
         <w:t>cyberdivers</w:t>
       </w:r>
-      <w:proofErr w:type="spellEnd"/>
-      <w:proofErr w:type="gramEnd"/>
       <w:r>
         <w:t xml:space="preserve"> </w:t>
       </w:r>
@@ -1879,13 +1868,8 @@
           <w:numId w:val="1"/>
         </w:numPr>
       </w:pPr>
-      <w:proofErr w:type="gramStart"/>
-      <w:r>
-        <w:t>Has</w:t>
-      </w:r>
-      <w:proofErr w:type="gramEnd"/>
-      <w:r>
-        <w:t xml:space="preserve"> </w:t>
+      <w:r>
+        <w:t xml:space="preserve">Has </w:t>
       </w:r>
       <w:r>
         <w:t>10</w:t>
@@ -1893,11 +1877,9 @@
       <w:r>
         <w:t xml:space="preserve">00hours in </w:t>
       </w:r>
-      <w:proofErr w:type="spellStart"/>
       <w:r>
         <w:t>cyberdivers</w:t>
       </w:r>
-      <w:proofErr w:type="spellEnd"/>
       <w:r>
         <w:t>, but still is bad at the game</w:t>
       </w:r>
@@ -1938,6 +1920,7 @@
         </w:numPr>
       </w:pPr>
       <w:r>
+        <w:lastRenderedPageBreak/>
         <w:t>Insecure</w:t>
       </w:r>
     </w:p>
@@ -1985,14 +1968,8 @@
           <w:numId w:val="1"/>
         </w:numPr>
       </w:pPr>
-      <w:proofErr w:type="gramStart"/>
-      <w:r>
-        <w:lastRenderedPageBreak/>
-        <w:t>Knows</w:t>
-      </w:r>
-      <w:proofErr w:type="gramEnd"/>
-      <w:r>
-        <w:t xml:space="preserve"> internet culture</w:t>
+      <w:r>
+        <w:t>Knows internet culture</w:t>
       </w:r>
       <w:r>
         <w:t xml:space="preserve"> </w:t>
@@ -2006,13 +1983,8 @@
           <w:numId w:val="1"/>
         </w:numPr>
       </w:pPr>
-      <w:proofErr w:type="gramStart"/>
-      <w:r>
-        <w:t>Spends</w:t>
-      </w:r>
-      <w:proofErr w:type="gramEnd"/>
-      <w:r>
-        <w:t xml:space="preserve"> a lot of time online</w:t>
+      <w:r>
+        <w:t>Spends a lot of time online</w:t>
       </w:r>
     </w:p>
     <w:p>
@@ -2024,23 +1996,7 @@
         </w:numPr>
       </w:pPr>
       <w:r>
-        <w:t xml:space="preserve">He should be absurdly delusional </w:t>
-      </w:r>
-      <w:proofErr w:type="gramStart"/>
-      <w:r>
-        <w:t>of</w:t>
-      </w:r>
-      <w:proofErr w:type="gramEnd"/>
-      <w:r>
-        <w:t xml:space="preserve"> </w:t>
-      </w:r>
-      <w:proofErr w:type="gramStart"/>
-      <w:r>
-        <w:t>every his</w:t>
-      </w:r>
-      <w:proofErr w:type="gramEnd"/>
-      <w:r>
-        <w:t xml:space="preserve"> action, like a comedic relief character is a main hero</w:t>
+        <w:t>He should be absurdly delusional of every his action, like a comedic relief character is a main hero</w:t>
       </w:r>
     </w:p>
     <w:p>
@@ -2052,15 +2008,7 @@
         </w:numPr>
       </w:pPr>
       <w:r>
-        <w:t xml:space="preserve">He trapped in the </w:t>
-      </w:r>
-      <w:proofErr w:type="spellStart"/>
-      <w:r>
-        <w:t>cyberdivers</w:t>
-      </w:r>
-      <w:proofErr w:type="spellEnd"/>
-      <w:r>
-        <w:t xml:space="preserve"> community, because he hates being bullied, but at the same time, he is afraid to lose his only “friends”.</w:t>
+        <w:t>He trapped in the cyberdivers community, because he hates being bullied, but at the same time, he is afraid to lose his only “friends”.</w:t>
       </w:r>
     </w:p>
     <w:p>
@@ -2153,23 +2101,7 @@
         <w:t xml:space="preserve">wholelife3 </w:t>
       </w:r>
       <w:r>
-        <w:t xml:space="preserve">and goes angry, calls them fake </w:t>
-      </w:r>
-      <w:proofErr w:type="spellStart"/>
-      <w:r>
-        <w:t>cuz</w:t>
-      </w:r>
-      <w:proofErr w:type="spellEnd"/>
-      <w:r>
-        <w:t xml:space="preserve"> he thinks friendships are only like </w:t>
-      </w:r>
-      <w:proofErr w:type="spellStart"/>
-      <w:r>
-        <w:t>smth</w:t>
-      </w:r>
-      <w:proofErr w:type="spellEnd"/>
-      <w:r>
-        <w:t xml:space="preserve"> he has in sc2 sub, but deep inside he just wishes he had the same</w:t>
+        <w:t>and goes angry, calls them fake cuz he thinks friendships are only like smth he has in sc2 sub, but deep inside he just wishes he had the same</w:t>
       </w:r>
     </w:p>
     <w:p>
@@ -2201,21 +2133,8 @@
       <w:r>
         <w:t xml:space="preserve">website, </w:t>
       </w:r>
-      <w:proofErr w:type="spellStart"/>
-      <w:r>
-        <w:t>tryna</w:t>
-      </w:r>
-      <w:proofErr w:type="spellEnd"/>
-      <w:r>
-        <w:t xml:space="preserve"> remember how </w:t>
-      </w:r>
-      <w:proofErr w:type="gramStart"/>
-      <w:r>
-        <w:t>did he do</w:t>
-      </w:r>
-      <w:proofErr w:type="gramEnd"/>
-      <w:r>
-        <w:t xml:space="preserve"> it back in a day</w:t>
+      <w:r>
+        <w:t>tryna remember how did he do it back in a day</w:t>
       </w:r>
     </w:p>
     <w:p>
@@ -2248,15 +2167,7 @@
         </w:numPr>
       </w:pPr>
       <w:r>
-        <w:t xml:space="preserve">He goes to the wl3 sub and sees that it </w:t>
-      </w:r>
-      <w:proofErr w:type="gramStart"/>
-      <w:r>
-        <w:t>actually gets</w:t>
-      </w:r>
-      <w:proofErr w:type="gramEnd"/>
-      <w:r>
-        <w:t xml:space="preserve"> raided and feels proud. Finally, he is appreciated.</w:t>
+        <w:t>He goes to the wl3 sub and sees that it actually gets raided and feels proud. Finally, he is appreciated.</w:t>
       </w:r>
     </w:p>
     <w:p>
@@ -2307,15 +2218,11 @@
         <w:t>R</w:t>
       </w:r>
       <w:r>
-        <w:t xml:space="preserve">ealization hits him. He admits he is doing bullshit for validation like wasting 1k hours in sc2 or hacking subforums. He is also admitting that he tries to convince people around him that he is the best of them while knowing that he is </w:t>
-      </w:r>
-      <w:proofErr w:type="gramStart"/>
-      <w:r>
-        <w:t>absolutely not</w:t>
-      </w:r>
-      <w:proofErr w:type="gramEnd"/>
-      <w:r>
-        <w:t>. All he wants is some friends to spend time with and he wants to convince people that he is not some useless punk.</w:t>
+        <w:t xml:space="preserve">ealization hits him. He admits he is doing bullshit for validation like wasting 1k hours in sc2 or hacking subforums. He is also admitting that he tries to convince people around him that he is the best of them </w:t>
+      </w:r>
+      <w:r>
+        <w:lastRenderedPageBreak/>
+        <w:t>while knowing that he is absolutely not. All he wants is some friends to spend time with and he wants to convince people that he is not some useless punk.</w:t>
       </w:r>
     </w:p>
     <w:p>
@@ -2327,7 +2234,6 @@
         </w:numPr>
       </w:pPr>
       <w:r>
-        <w:lastRenderedPageBreak/>
         <w:t xml:space="preserve">As he snaps out of </w:t>
       </w:r>
       <w:r>
@@ -2436,15 +2342,7 @@
         </w:numPr>
       </w:pPr>
       <w:r>
-        <w:t xml:space="preserve">Gene </w:t>
-      </w:r>
-      <w:proofErr w:type="spellStart"/>
-      <w:r>
-        <w:t>Cousinou</w:t>
-      </w:r>
-      <w:proofErr w:type="spellEnd"/>
-      <w:r>
-        <w:t xml:space="preserve"> (Barry)</w:t>
+        <w:t>Gene Cousinou (Barry)</w:t>
       </w:r>
     </w:p>
     <w:p>
@@ -2482,45 +2380,13 @@
         </w:numPr>
       </w:pPr>
       <w:r>
-        <w:t xml:space="preserve">First </w:t>
-      </w:r>
-      <w:proofErr w:type="spellStart"/>
-      <w:r>
-        <w:t>main_hero</w:t>
-      </w:r>
-      <w:proofErr w:type="spellEnd"/>
-      <w:r>
-        <w:t xml:space="preserve"> develops an exact copy of the </w:t>
-      </w:r>
-      <w:proofErr w:type="spellStart"/>
-      <w:r>
-        <w:t>The</w:t>
-      </w:r>
-      <w:proofErr w:type="spellEnd"/>
-      <w:r>
-        <w:t xml:space="preserve"> Forum login page, post page and server side. During phishing attack, </w:t>
-      </w:r>
-      <w:proofErr w:type="spellStart"/>
-      <w:r>
-        <w:t>main_hero</w:t>
-      </w:r>
-      <w:proofErr w:type="spellEnd"/>
-      <w:r>
-        <w:t xml:space="preserve"> will ask an admin of the </w:t>
+        <w:t xml:space="preserve">First main_hero develops an exact copy of the The Forum login page, post page and server side. During phishing attack, main_hero will ask an admin of the </w:t>
       </w:r>
       <w:r>
         <w:t>cycle</w:t>
       </w:r>
       <w:r>
-        <w:t xml:space="preserve"> to check out the post, saying </w:t>
-      </w:r>
-      <w:proofErr w:type="gramStart"/>
-      <w:r>
-        <w:t>it’s should be</w:t>
-      </w:r>
-      <w:proofErr w:type="gramEnd"/>
-      <w:r>
-        <w:t xml:space="preserve"> taken down for inappropriate content. </w:t>
+        <w:t xml:space="preserve"> to check out the post, saying it’s should be taken down for inappropriate content. </w:t>
       </w:r>
     </w:p>
     <w:p>
@@ -2532,39 +2398,7 @@
         </w:numPr>
       </w:pPr>
       <w:r>
-        <w:t xml:space="preserve">Admin will see the fake post, will try to delete it, but </w:t>
-      </w:r>
-      <w:proofErr w:type="gramStart"/>
-      <w:r>
-        <w:t>delete</w:t>
-      </w:r>
-      <w:proofErr w:type="gramEnd"/>
-      <w:r>
-        <w:t xml:space="preserve"> action will redirect him to the fake login page. Admin will </w:t>
-      </w:r>
-      <w:proofErr w:type="gramStart"/>
-      <w:r>
-        <w:t>login, and</w:t>
-      </w:r>
-      <w:proofErr w:type="gramEnd"/>
-      <w:r>
-        <w:t xml:space="preserve"> proceed to remove non-existent </w:t>
-      </w:r>
-      <w:proofErr w:type="gramStart"/>
-      <w:r>
-        <w:t>post</w:t>
-      </w:r>
-      <w:proofErr w:type="gramEnd"/>
-      <w:r>
-        <w:t xml:space="preserve"> on the fake page. His creds will be </w:t>
-      </w:r>
-      <w:proofErr w:type="gramStart"/>
-      <w:r>
-        <w:t>send</w:t>
-      </w:r>
-      <w:proofErr w:type="gramEnd"/>
-      <w:r>
-        <w:t xml:space="preserve"> to the server</w:t>
+        <w:t>Admin will see the fake post, will try to delete it, but delete action will redirect him to the fake login page. Admin will login, and proceed to remove non-existent post on the fake page. His creds will be send to the server</w:t>
       </w:r>
       <w:r>
         <w:t>.</w:t>
@@ -2579,21 +2413,8 @@
         </w:numPr>
       </w:pPr>
       <w:r>
-        <w:t xml:space="preserve">After </w:t>
-      </w:r>
-      <w:proofErr w:type="spellStart"/>
-      <w:r>
-        <w:t>main_hero</w:t>
-      </w:r>
-      <w:proofErr w:type="spellEnd"/>
-      <w:r>
-        <w:t xml:space="preserve"> obtains the </w:t>
-      </w:r>
-      <w:proofErr w:type="gramStart"/>
-      <w:r>
-        <w:t>creds</w:t>
-      </w:r>
-      <w:proofErr w:type="gramEnd"/>
+        <w:t>After main_hero obtains the creds</w:t>
+      </w:r>
       <w:r>
         <w:t>, he waits till the night and</w:t>
       </w:r>
@@ -2607,45 +2428,19 @@
         <w:t>login</w:t>
       </w:r>
       <w:r>
-        <w:t xml:space="preserve"> into </w:t>
-      </w:r>
-      <w:proofErr w:type="spellStart"/>
-      <w:r>
-        <w:t>ur</w:t>
-      </w:r>
-      <w:proofErr w:type="spellEnd"/>
-      <w:r>
-        <w:t xml:space="preserve"> account. </w:t>
-      </w:r>
-      <w:proofErr w:type="spellStart"/>
-      <w:r>
-        <w:t>Main_hero</w:t>
-      </w:r>
-      <w:proofErr w:type="spellEnd"/>
+        <w:t xml:space="preserve"> into ur account. Main_hero</w:t>
+      </w:r>
       <w:r>
         <w:t xml:space="preserve"> first</w:t>
       </w:r>
       <w:r>
-        <w:t xml:space="preserve"> </w:t>
-      </w:r>
-      <w:proofErr w:type="gramStart"/>
-      <w:r>
-        <w:t>has to</w:t>
-      </w:r>
-      <w:proofErr w:type="gramEnd"/>
-      <w:r>
-        <w:t xml:space="preserve"> </w:t>
+        <w:t xml:space="preserve"> has to </w:t>
       </w:r>
       <w:r>
         <w:t xml:space="preserve">demote all the mods on this subforum. Then he will transfer the ownership of this subforum to the burner account. After that, he’ll let </w:t>
       </w:r>
-      <w:proofErr w:type="spellStart"/>
-      <w:r>
-        <w:t>cyberdivers</w:t>
-      </w:r>
-      <w:proofErr w:type="spellEnd"/>
-      <w:r>
-        <w:t xml:space="preserve"> know</w:t>
+      <w:r>
+        <w:t>cyberdivers know</w:t>
       </w:r>
       <w:r>
         <w:t xml:space="preserve"> that he owns the sub now and they can flood it with whatever they want</w:t>
@@ -2659,11 +2454,9 @@
           <w:numId w:val="1"/>
         </w:numPr>
       </w:pPr>
-      <w:proofErr w:type="spellStart"/>
       <w:r>
         <w:t>Cyberdivers</w:t>
       </w:r>
-      <w:proofErr w:type="spellEnd"/>
       <w:r>
         <w:t xml:space="preserve"> </w:t>
       </w:r>
@@ -2690,6 +2483,7 @@
       </w:pPr>
       <w:bookmarkStart w:id="7" w:name="_Toc216793242"/>
       <w:r>
+        <w:lastRenderedPageBreak/>
         <w:t xml:space="preserve">The Forum as </w:t>
       </w:r>
       <w:r>
@@ -2736,7 +2530,6 @@
         </w:numPr>
       </w:pPr>
       <w:r>
-        <w:lastRenderedPageBreak/>
         <w:t>Traits</w:t>
       </w:r>
     </w:p>
@@ -2830,11 +2623,9 @@
         <w:ind w:left="720"/>
       </w:pPr>
       <w:bookmarkStart w:id="8" w:name="_Toc216793243"/>
-      <w:proofErr w:type="spellStart"/>
       <w:r>
         <w:t>Cyberdivers</w:t>
       </w:r>
-      <w:proofErr w:type="spellEnd"/>
       <w:r>
         <w:t xml:space="preserve"> </w:t>
       </w:r>
@@ -2908,11 +2699,9 @@
         </w:rPr>
         <w:t xml:space="preserve"> for the game </w:t>
       </w:r>
-      <w:proofErr w:type="spellStart"/>
       <w:r>
         <w:t>Cyberdivers</w:t>
       </w:r>
-      <w:proofErr w:type="spellEnd"/>
       <w:r>
         <w:t xml:space="preserve"> made by Spearhead</w:t>
       </w:r>
@@ -2965,21 +2754,7 @@
         <w:rPr>
           <w:lang w:val="en-AU"/>
         </w:rPr>
-        <w:t xml:space="preserve">hackers. AI faction consists of big, powerful, but dumb and small in </w:t>
-      </w:r>
-      <w:proofErr w:type="gramStart"/>
-      <w:r>
-        <w:rPr>
-          <w:lang w:val="en-AU"/>
-        </w:rPr>
-        <w:t>numbers</w:t>
-      </w:r>
-      <w:proofErr w:type="gramEnd"/>
-      <w:r>
-        <w:rPr>
-          <w:lang w:val="en-AU"/>
-        </w:rPr>
-        <w:t xml:space="preserve"> enemies. Bugs are small, big in numbers and popping up everywhere. Hackers are represented as sneaky squids, where tentacles could go through the walls, medium sized enemies and smartest of them all.</w:t>
+        <w:t>hackers. AI faction consists of big, powerful, but dumb and small in numbers enemies. Bugs are small, big in numbers and popping up everywhere. Hackers are represented as sneaky squids, where tentacles could go through the walls, medium sized enemies and smartest of them all.</w:t>
       </w:r>
       <w:r>
         <w:rPr>
@@ -3039,21 +2814,7 @@
         <w:rPr>
           <w:lang w:val="en-AU"/>
         </w:rPr>
-        <w:t xml:space="preserve"> Posts are some memes and whines about balance of the guns and </w:t>
-      </w:r>
-      <w:proofErr w:type="gramStart"/>
-      <w:r>
-        <w:rPr>
-          <w:lang w:val="en-AU"/>
-        </w:rPr>
-        <w:t>maps</w:t>
-      </w:r>
-      <w:proofErr w:type="gramEnd"/>
-      <w:r>
-        <w:rPr>
-          <w:lang w:val="en-AU"/>
-        </w:rPr>
-        <w:t xml:space="preserve"> or </w:t>
+        <w:t xml:space="preserve"> Posts are some memes and whines about balance of the guns and maps or </w:t>
       </w:r>
       <w:r>
         <w:rPr>
@@ -3125,15 +2886,7 @@
         </w:numPr>
       </w:pPr>
       <w:r>
-        <w:t xml:space="preserve">People have love and hate </w:t>
-      </w:r>
-      <w:proofErr w:type="gramStart"/>
-      <w:r>
-        <w:t>relationship</w:t>
-      </w:r>
-      <w:proofErr w:type="gramEnd"/>
-      <w:r>
-        <w:t xml:space="preserve"> with the game, many play just because sunk cost fallacy.</w:t>
+        <w:t>People have love and hate relationship with the game, many play just because sunk cost fallacy.</w:t>
       </w:r>
     </w:p>
     <w:p>
@@ -3160,15 +2913,8 @@
         </w:numPr>
       </w:pPr>
       <w:r>
-        <w:t xml:space="preserve">The only community </w:t>
-      </w:r>
-      <w:proofErr w:type="spellStart"/>
-      <w:r>
-        <w:t>main_hero</w:t>
-      </w:r>
-      <w:proofErr w:type="spellEnd"/>
-      <w:r>
-        <w:t xml:space="preserve"> has</w:t>
+        <w:lastRenderedPageBreak/>
+        <w:t>The only community main_hero has</w:t>
       </w:r>
     </w:p>
     <w:p>
@@ -3179,29 +2925,8 @@
           <w:numId w:val="1"/>
         </w:numPr>
       </w:pPr>
-      <w:proofErr w:type="spellStart"/>
-      <w:r>
-        <w:t>Main_hero</w:t>
-      </w:r>
-      <w:proofErr w:type="spellEnd"/>
-      <w:r>
-        <w:t xml:space="preserve"> played together with some </w:t>
-      </w:r>
-      <w:proofErr w:type="gramStart"/>
-      <w:r>
-        <w:t>people</w:t>
-      </w:r>
-      <w:proofErr w:type="gramEnd"/>
-      <w:r>
-        <w:t xml:space="preserve"> and they saw how bad he is, so now he is a </w:t>
-      </w:r>
-      <w:proofErr w:type="gramStart"/>
-      <w:r>
-        <w:t>laughing stock</w:t>
-      </w:r>
-      <w:proofErr w:type="gramEnd"/>
-      <w:r>
-        <w:t xml:space="preserve"> in the chat</w:t>
+      <w:r>
+        <w:t>Main_hero played together with some people and they saw how bad he is, so now he is a laughing stock in the chat</w:t>
       </w:r>
     </w:p>
     <w:p>
@@ -3212,21 +2937,8 @@
           <w:numId w:val="1"/>
         </w:numPr>
       </w:pPr>
-      <w:proofErr w:type="spellStart"/>
-      <w:r>
-        <w:t>Main_hero</w:t>
-      </w:r>
-      <w:proofErr w:type="spellEnd"/>
-      <w:r>
-        <w:t xml:space="preserve"> is quite active </w:t>
-      </w:r>
-      <w:proofErr w:type="gramStart"/>
-      <w:r>
-        <w:t>in the chat</w:t>
-      </w:r>
-      <w:proofErr w:type="gramEnd"/>
-      <w:r>
-        <w:t xml:space="preserve"> and always tries to prove how good he is</w:t>
+      <w:r>
+        <w:t>Main_hero is quite active in the chat and always tries to prove how good he is</w:t>
       </w:r>
     </w:p>
     <w:p>
@@ -3238,7 +2950,6 @@
         </w:numPr>
       </w:pPr>
       <w:r>
-        <w:lastRenderedPageBreak/>
         <w:t xml:space="preserve">They have beef with </w:t>
       </w:r>
       <w:r>
@@ -3247,11 +2958,9 @@
       <w:r>
         <w:t xml:space="preserve"> subforum, because it was released by the same publisher and instead of updates for </w:t>
       </w:r>
-      <w:proofErr w:type="spellStart"/>
       <w:r>
         <w:t>cyberdivers</w:t>
       </w:r>
-      <w:proofErr w:type="spellEnd"/>
       <w:r>
         <w:t xml:space="preserve"> they got </w:t>
       </w:r>
@@ -3280,21 +2989,11 @@
         </w:numPr>
       </w:pPr>
       <w:r>
-        <w:t xml:space="preserve">They bully </w:t>
-      </w:r>
-      <w:proofErr w:type="spellStart"/>
-      <w:r>
-        <w:t>main_hero</w:t>
-      </w:r>
-      <w:proofErr w:type="spellEnd"/>
-      <w:r>
-        <w:t xml:space="preserve"> for playing bad in </w:t>
-      </w:r>
-      <w:proofErr w:type="spellStart"/>
+        <w:t xml:space="preserve">They bully main_hero for playing bad in </w:t>
+      </w:r>
       <w:r>
         <w:t>cyberdivers</w:t>
       </w:r>
-      <w:proofErr w:type="spellEnd"/>
       <w:r>
         <w:t xml:space="preserve"> yet bragging how good he is</w:t>
       </w:r>
@@ -3308,15 +3007,7 @@
         </w:numPr>
       </w:pPr>
       <w:r>
-        <w:t xml:space="preserve">After </w:t>
-      </w:r>
-      <w:proofErr w:type="spellStart"/>
-      <w:r>
-        <w:t>main_hero</w:t>
-      </w:r>
-      <w:proofErr w:type="spellEnd"/>
-      <w:r>
-        <w:t xml:space="preserve"> comes to them</w:t>
+        <w:t>After main_hero comes to them</w:t>
       </w:r>
       <w:r>
         <w:t xml:space="preserve"> </w:t>
@@ -3392,11 +3083,9 @@
       <w:r>
         <w:t xml:space="preserve"> imaginary friend of </w:t>
       </w:r>
-      <w:proofErr w:type="spellStart"/>
       <w:r>
         <w:t>main_hero</w:t>
       </w:r>
-      <w:proofErr w:type="spellEnd"/>
       <w:r>
         <w:t>, with whom he talks in internal monologues that he writes in the notepad (fake one). Breaks 4</w:t>
       </w:r>
@@ -3578,31 +3267,11 @@
         <w:t>.</w:t>
       </w:r>
       <w:r>
-        <w:t xml:space="preserve"> Story is set in the same universe as </w:t>
-      </w:r>
-      <w:proofErr w:type="spellStart"/>
-      <w:r>
-        <w:t>Cyberdivers</w:t>
-      </w:r>
-      <w:proofErr w:type="spellEnd"/>
-      <w:r>
-        <w:t xml:space="preserve"> and roughly is about a hacker, who used to breach different for profit, </w:t>
-      </w:r>
-      <w:proofErr w:type="spellStart"/>
-      <w:r>
-        <w:t>cuz</w:t>
-      </w:r>
-      <w:proofErr w:type="spellEnd"/>
-      <w:r>
-        <w:t xml:space="preserve"> he thought he was smarter than everyone and angry, but he met an ai girlfriend which changed him for the best, but in the end they separated, </w:t>
-      </w:r>
-      <w:proofErr w:type="spellStart"/>
-      <w:r>
-        <w:t>cuz</w:t>
-      </w:r>
-      <w:proofErr w:type="spellEnd"/>
-      <w:r>
-        <w:t xml:space="preserve"> ai girlfriend is not real (holy peak).</w:t>
+        <w:t xml:space="preserve"> Story is set in the same universe as Cyberdivers and roughly is about a hacker, who used to breach different for profit, </w:t>
+      </w:r>
+      <w:r>
+        <w:lastRenderedPageBreak/>
+        <w:t>cuz he thought he was smarter than everyone and angry, but he met an ai girlfriend which changed him for the best, but in the end they separated, cuz ai girlfriend is not real (holy peak).</w:t>
       </w:r>
       <w:r>
         <w:t xml:space="preserve"> Because </w:t>
@@ -3611,11 +3280,7 @@
         <w:t>game’s single player</w:t>
       </w:r>
       <w:r>
-        <w:t xml:space="preserve">, this sub is a lot more peaceful and wholesome. People </w:t>
-      </w:r>
-      <w:r>
-        <w:lastRenderedPageBreak/>
-        <w:t>here share some tips about completing the game, story discussions and memes.</w:t>
+        <w:t>, this sub is a lot more peaceful and wholesome. People here share some tips about completing the game, story discussions and memes.</w:t>
       </w:r>
     </w:p>
     <w:p>
@@ -3639,15 +3304,7 @@
         </w:numPr>
       </w:pPr>
       <w:r>
-        <w:t xml:space="preserve">Posts are memes about </w:t>
-      </w:r>
-      <w:proofErr w:type="gramStart"/>
-      <w:r>
-        <w:t>game</w:t>
-      </w:r>
-      <w:proofErr w:type="gramEnd"/>
-      <w:r>
-        <w:t>, some tips about completing the game and story discussions.</w:t>
+        <w:t>Posts are memes about game, some tips about completing the game and story discussions.</w:t>
       </w:r>
     </w:p>
     <w:p>
@@ -3695,15 +3352,7 @@
         </w:numPr>
       </w:pPr>
       <w:r>
-        <w:t xml:space="preserve">Game is inspired by halo and </w:t>
-      </w:r>
-      <w:proofErr w:type="gramStart"/>
-      <w:r>
-        <w:t>god</w:t>
-      </w:r>
-      <w:proofErr w:type="gramEnd"/>
-      <w:r>
-        <w:t xml:space="preserve"> of war 2018</w:t>
+        <w:t>Game is inspired by halo and god of war 2018</w:t>
       </w:r>
     </w:p>
     <w:p>
@@ -3806,13 +3455,8 @@
         </w:numPr>
       </w:pPr>
       <w:r>
-        <w:t xml:space="preserve">Not tech </w:t>
-      </w:r>
-      <w:proofErr w:type="spellStart"/>
-      <w:r>
-        <w:t>savy</w:t>
-      </w:r>
-      <w:proofErr w:type="spellEnd"/>
+        <w:t>Not tech savy</w:t>
+      </w:r>
     </w:p>
     <w:p>
       <w:pPr>
@@ -3884,6 +3528,7 @@
       </w:pPr>
       <w:bookmarkStart w:id="11" w:name="_Toc216793247"/>
       <w:r>
+        <w:lastRenderedPageBreak/>
         <w:t>Events outline</w:t>
       </w:r>
       <w:bookmarkEnd w:id="11"/>
@@ -3899,391 +3544,170 @@
       <w:bookmarkEnd w:id="12"/>
     </w:p>
     <w:p>
-      <w:proofErr w:type="spellStart"/>
-      <w:r>
-        <w:t>Main_hero</w:t>
-      </w:r>
-      <w:proofErr w:type="spellEnd"/>
+      <w:r>
+        <w:t xml:space="preserve">Main_hero </w:t>
+      </w:r>
+      <w:r>
+        <w:t xml:space="preserve">starts talking about himself. He first states that he wants to write a book and decided he needs to write all his thoughts, so he could use them later. He is doing that because he is not interested in making some shit, he wants to create a masterpiece out of this memoir. He then proceeds to talk about his skills in </w:t>
+      </w:r>
+      <w:r>
+        <w:t>cyberdivers</w:t>
+      </w:r>
+      <w:r>
+        <w:t xml:space="preserve">, how he is good in it and how many hours he’s got. He shows his stats on the profile, but it has long streak of </w:t>
+      </w:r>
+      <w:r>
+        <w:t>failed extrractions and bad stats</w:t>
+      </w:r>
+      <w:r>
+        <w:t xml:space="preserve"> and main_hero justifies himself by saying that matchmaking is fucked, </w:t>
+      </w:r>
+      <w:r>
+        <w:t>balance is cooked and everything is bugged</w:t>
+      </w:r>
+      <w:r>
+        <w:t xml:space="preserve">. He then says that he is well respected in the </w:t>
+      </w:r>
+      <w:r>
+        <w:t>cyberdivers</w:t>
+      </w:r>
+      <w:r>
+        <w:t xml:space="preserve"> community and goes to subforum</w:t>
+      </w:r>
       <w:r>
         <w:t xml:space="preserve"> </w:t>
       </w:r>
       <w:r>
-        <w:t xml:space="preserve">starts talking about himself. He first states that he wants to write a book and decided he needs to write all his thoughts, so he could use them later. He is doing that because he is not interested in making some shit, he wants to create a masterpiece out of this memoir. He then proceeds to talk about his skills in </w:t>
-      </w:r>
-      <w:proofErr w:type="spellStart"/>
+        <w:t>chat</w:t>
+      </w:r>
+      <w:r>
+        <w:t xml:space="preserve"> and even played with them and showed himself pretty good</w:t>
+      </w:r>
+      <w:r>
+        <w:t>.  He says smth like “yo” and instantly gets flamed</w:t>
+      </w:r>
+      <w:r>
+        <w:t xml:space="preserve"> and mocked for his recent game with the community and his overall perfomance</w:t>
+      </w:r>
+      <w:r>
+        <w:t>. Main_hero says that’s how they show affection to one another and it’s pretty normal.</w:t>
+      </w:r>
+    </w:p>
+    <w:p>
+      <w:pPr>
+        <w:pStyle w:val="Heading3"/>
+      </w:pPr>
+      <w:bookmarkStart w:id="13" w:name="_Toc216793249"/>
+      <w:r>
+        <w:t>Chance to prove yourself</w:t>
+      </w:r>
+      <w:bookmarkEnd w:id="13"/>
+    </w:p>
+    <w:p>
+      <w:r>
+        <w:t xml:space="preserve">Someone in the chat says that </w:t>
+      </w:r>
+      <w:r>
+        <w:t>zero</w:t>
+      </w:r>
+      <w:r>
+        <w:t xml:space="preserve"> just got their dlc delayed. Everyone celebrate that, including main_hero. He explains that because it’s because </w:t>
+      </w:r>
+      <w:r>
+        <w:t>Spearhead Studios</w:t>
+      </w:r>
+      <w:r>
+        <w:t xml:space="preserve">, developer of </w:t>
+      </w:r>
       <w:r>
         <w:t>cyberdivers</w:t>
       </w:r>
-      <w:proofErr w:type="spellEnd"/>
-      <w:r>
-        <w:t xml:space="preserve">, how he is good </w:t>
-      </w:r>
-      <w:proofErr w:type="gramStart"/>
-      <w:r>
-        <w:t>in</w:t>
-      </w:r>
-      <w:proofErr w:type="gramEnd"/>
-      <w:r>
-        <w:t xml:space="preserve"> it and how many hours he’s got. He shows his stats on the profile, but it has long streak of </w:t>
-      </w:r>
+      <w:r>
+        <w:t xml:space="preserve"> and </w:t>
+      </w:r>
+      <w:r>
+        <w:t>zero</w:t>
+      </w:r>
+      <w:r>
+        <w:t xml:space="preserve">, instead of working on new content for </w:t>
+      </w:r>
+      <w:r>
+        <w:t xml:space="preserve">cyberdivers </w:t>
+      </w:r>
+      <w:r>
+        <w:t xml:space="preserve">decided to do a new single player, so now, </w:t>
+      </w:r>
+      <w:r>
+        <w:t xml:space="preserve">cyberdivers </w:t>
+      </w:r>
+      <w:r>
+        <w:t xml:space="preserve">sub </w:t>
+      </w:r>
+      <w:r>
+        <w:t>have a beef against zero sub</w:t>
+      </w:r>
+      <w:r>
+        <w:t xml:space="preserve">. </w:t>
+      </w:r>
+      <w:r>
+        <w:t xml:space="preserve">Main_hero wonders, how did they take news of delayed dlc in </w:t>
+      </w:r>
+      <w:r>
+        <w:t>zero</w:t>
+      </w:r>
+      <w:r>
+        <w:t xml:space="preserve"> sub and goes there. To his disappointment, </w:t>
+      </w:r>
+      <w:r>
+        <w:t>zero</w:t>
+      </w:r>
+      <w:r>
+        <w:t xml:space="preserve"> fans are chill about it, saying that devs should take all the time they need to finish the dlc. In addition to that, main_hero sees all the helpful posts for newcomers, peaceful discussions and funny memes. That sets him off, main_hero becomes angry, and tries to come up with a reason why it’s all wrong and shouldn’t be like this. He says something like noobs should be mocked for their stupidity so they start think for themselves, discussions shouldn’t be that peaceful, because if everyone agree with everyone no truth can be found and etc. He then says that even tho </w:t>
+      </w:r>
+      <w:r>
+        <w:t>cyberdivers</w:t>
+      </w:r>
+      <w:r>
+        <w:t xml:space="preserve"> community can be rude sometimes they are honest and do not pretend.</w:t>
+      </w:r>
+      <w:r>
+        <w:t xml:space="preserve"> It’s so much better than this </w:t>
+      </w:r>
+      <w:r>
+        <w:t xml:space="preserve">phoniness. He then remembers his days when his mom forced him to go do some programming courses, cuz he was spending too much time in </w:t>
+      </w:r>
+      <w:r>
+        <w:t xml:space="preserve">cyberdivers </w:t>
+      </w:r>
+      <w:r>
+        <w:t xml:space="preserve">(she didn’t how good he was in it, maybe if she supported him, he would be </w:t>
+      </w:r>
+      <w:r>
+        <w:t>a successful twitch streamer</w:t>
+      </w:r>
+      <w:r>
+        <w:t xml:space="preserve"> by now). He remembers something about making websites</w:t>
+      </w:r>
+      <w:r>
+        <w:t xml:space="preserve"> and decides to do a phishing website and steal the creds of the admin of this subreddit, sillygoose228. He comes back to the </w:t>
+      </w:r>
+      <w:r>
+        <w:t xml:space="preserve">cyberdivers </w:t>
+      </w:r>
+      <w:r>
+        <w:t>chat and</w:t>
+      </w:r>
+      <w:r>
+        <w:t xml:space="preserve"> tells them about his intentions. Naturally, he gets mocked even harder, but now main_hero wants to prove them all wrong.</w:t>
+      </w:r>
+    </w:p>
+    <w:p>
+      <w:pPr>
+        <w:pStyle w:val="Heading3"/>
+      </w:pPr>
+      <w:bookmarkStart w:id="14" w:name="_Toc216793250"/>
       <w:r>
         <w:lastRenderedPageBreak/>
-        <w:t xml:space="preserve">failed </w:t>
-      </w:r>
-      <w:proofErr w:type="spellStart"/>
-      <w:proofErr w:type="gramStart"/>
-      <w:r>
-        <w:t>extrractions</w:t>
-      </w:r>
-      <w:proofErr w:type="spellEnd"/>
-      <w:proofErr w:type="gramEnd"/>
-      <w:r>
-        <w:t xml:space="preserve"> and bad stats</w:t>
-      </w:r>
-      <w:r>
-        <w:t xml:space="preserve"> and </w:t>
-      </w:r>
-      <w:proofErr w:type="spellStart"/>
-      <w:r>
-        <w:t>main_hero</w:t>
-      </w:r>
-      <w:proofErr w:type="spellEnd"/>
-      <w:r>
-        <w:t xml:space="preserve"> justifies himself by saying that matchmaking is fucked, </w:t>
-      </w:r>
-      <w:r>
-        <w:t>balance is cooked and everything is bugged</w:t>
-      </w:r>
-      <w:r>
-        <w:t xml:space="preserve">. He then says that he is well respected in the </w:t>
-      </w:r>
-      <w:proofErr w:type="spellStart"/>
-      <w:r>
-        <w:t>cyberdivers</w:t>
-      </w:r>
-      <w:proofErr w:type="spellEnd"/>
-      <w:r>
-        <w:t xml:space="preserve"> community and goes to subforum</w:t>
-      </w:r>
-      <w:r>
-        <w:t xml:space="preserve"> </w:t>
-      </w:r>
-      <w:r>
-        <w:t>chat</w:t>
-      </w:r>
-      <w:r>
-        <w:t xml:space="preserve"> and even played with them and showed himself pretty good</w:t>
-      </w:r>
-      <w:r>
-        <w:t xml:space="preserve">.  He says </w:t>
-      </w:r>
-      <w:proofErr w:type="spellStart"/>
-      <w:r>
-        <w:t>smth</w:t>
-      </w:r>
-      <w:proofErr w:type="spellEnd"/>
-      <w:r>
-        <w:t xml:space="preserve"> like “</w:t>
-      </w:r>
-      <w:proofErr w:type="spellStart"/>
-      <w:r>
-        <w:t>yo</w:t>
-      </w:r>
-      <w:proofErr w:type="spellEnd"/>
-      <w:r>
-        <w:t>” and instantly gets flamed</w:t>
-      </w:r>
-      <w:r>
-        <w:t xml:space="preserve"> and mocked for his recent game with the community and his overall </w:t>
-      </w:r>
-      <w:proofErr w:type="spellStart"/>
-      <w:r>
-        <w:t>perfomance</w:t>
-      </w:r>
-      <w:proofErr w:type="spellEnd"/>
-      <w:r>
-        <w:t xml:space="preserve">. </w:t>
-      </w:r>
-      <w:proofErr w:type="spellStart"/>
-      <w:r>
-        <w:t>Main_hero</w:t>
-      </w:r>
-      <w:proofErr w:type="spellEnd"/>
-      <w:r>
-        <w:t xml:space="preserve"> says that’s how they show affection to one another and it’s </w:t>
-      </w:r>
-      <w:proofErr w:type="gramStart"/>
-      <w:r>
-        <w:t>pretty normal</w:t>
-      </w:r>
-      <w:proofErr w:type="gramEnd"/>
-      <w:r>
-        <w:t>.</w:t>
-      </w:r>
-    </w:p>
-    <w:p>
-      <w:pPr>
-        <w:pStyle w:val="Heading3"/>
-      </w:pPr>
-      <w:bookmarkStart w:id="13" w:name="_Toc216793249"/>
-      <w:r>
-        <w:t>Chance to prove yourself</w:t>
-      </w:r>
-      <w:bookmarkEnd w:id="13"/>
-    </w:p>
-    <w:p>
-      <w:r>
-        <w:t xml:space="preserve">Someone in the chat says that </w:t>
-      </w:r>
-      <w:r>
-        <w:t>zero</w:t>
-      </w:r>
-      <w:r>
-        <w:t xml:space="preserve"> just got their </w:t>
-      </w:r>
-      <w:proofErr w:type="spellStart"/>
-      <w:r>
-        <w:t>dlc</w:t>
-      </w:r>
-      <w:proofErr w:type="spellEnd"/>
-      <w:r>
-        <w:t xml:space="preserve"> delayed. Everyone </w:t>
-      </w:r>
-      <w:proofErr w:type="gramStart"/>
-      <w:r>
-        <w:t>celebrate</w:t>
-      </w:r>
-      <w:proofErr w:type="gramEnd"/>
-      <w:r>
-        <w:t xml:space="preserve"> that, including </w:t>
-      </w:r>
-      <w:proofErr w:type="spellStart"/>
-      <w:r>
-        <w:t>main_hero</w:t>
-      </w:r>
-      <w:proofErr w:type="spellEnd"/>
-      <w:r>
-        <w:t xml:space="preserve">. He explains that because it’s because </w:t>
-      </w:r>
-      <w:r>
-        <w:t>Spearhead Studios</w:t>
-      </w:r>
-      <w:r>
-        <w:t xml:space="preserve">, developer of </w:t>
-      </w:r>
-      <w:proofErr w:type="spellStart"/>
-      <w:r>
-        <w:t>cyberdivers</w:t>
-      </w:r>
-      <w:proofErr w:type="spellEnd"/>
-      <w:r>
-        <w:t xml:space="preserve"> and </w:t>
-      </w:r>
-      <w:r>
-        <w:t>zero</w:t>
-      </w:r>
-      <w:r>
-        <w:t xml:space="preserve">, instead of working on new content for </w:t>
-      </w:r>
-      <w:proofErr w:type="spellStart"/>
-      <w:r>
-        <w:t>cyberdivers</w:t>
-      </w:r>
-      <w:proofErr w:type="spellEnd"/>
-      <w:r>
-        <w:t xml:space="preserve"> </w:t>
-      </w:r>
-      <w:r>
-        <w:t xml:space="preserve">decided to do a new single player, so now, </w:t>
-      </w:r>
-      <w:proofErr w:type="spellStart"/>
-      <w:r>
-        <w:t>cyberdivers</w:t>
-      </w:r>
-      <w:proofErr w:type="spellEnd"/>
-      <w:r>
-        <w:t xml:space="preserve"> </w:t>
-      </w:r>
-      <w:r>
-        <w:t xml:space="preserve">sub </w:t>
-      </w:r>
-      <w:r>
-        <w:t>have a beef against zero sub</w:t>
-      </w:r>
-      <w:r>
-        <w:t xml:space="preserve">. </w:t>
-      </w:r>
-      <w:proofErr w:type="spellStart"/>
-      <w:r>
-        <w:t>Main_hero</w:t>
-      </w:r>
-      <w:proofErr w:type="spellEnd"/>
-      <w:r>
-        <w:t xml:space="preserve"> wonders, how did they take news of delayed </w:t>
-      </w:r>
-      <w:proofErr w:type="spellStart"/>
-      <w:r>
-        <w:t>dlc</w:t>
-      </w:r>
-      <w:proofErr w:type="spellEnd"/>
-      <w:r>
-        <w:t xml:space="preserve"> in </w:t>
-      </w:r>
-      <w:r>
-        <w:t>zero</w:t>
-      </w:r>
-      <w:r>
-        <w:t xml:space="preserve"> sub and goes there. To his disappointment, </w:t>
-      </w:r>
-      <w:r>
-        <w:t>zero</w:t>
-      </w:r>
-      <w:r>
-        <w:t xml:space="preserve"> fans are chill about it, saying that </w:t>
-      </w:r>
-      <w:proofErr w:type="spellStart"/>
-      <w:r>
-        <w:t>devs</w:t>
-      </w:r>
-      <w:proofErr w:type="spellEnd"/>
-      <w:r>
-        <w:t xml:space="preserve"> should take all the time they need to finish the </w:t>
-      </w:r>
-      <w:proofErr w:type="spellStart"/>
-      <w:r>
-        <w:t>dlc</w:t>
-      </w:r>
-      <w:proofErr w:type="spellEnd"/>
-      <w:r>
-        <w:t xml:space="preserve">. In addition to that, </w:t>
-      </w:r>
-      <w:proofErr w:type="spellStart"/>
-      <w:r>
-        <w:t>main_hero</w:t>
-      </w:r>
-      <w:proofErr w:type="spellEnd"/>
-      <w:r>
-        <w:t xml:space="preserve"> sees all the helpful posts for newcomers, peaceful discussions and funny memes. That sets him off, </w:t>
-      </w:r>
-      <w:proofErr w:type="spellStart"/>
-      <w:r>
-        <w:t>main_hero</w:t>
-      </w:r>
-      <w:proofErr w:type="spellEnd"/>
-      <w:r>
-        <w:t xml:space="preserve"> becomes angry, and tries to come up with a reason why it’s all wrong and shouldn’t be like this. He says something like noobs should be mocked for their stupidity so they start </w:t>
-      </w:r>
-      <w:proofErr w:type="gramStart"/>
-      <w:r>
-        <w:t>think</w:t>
-      </w:r>
-      <w:proofErr w:type="gramEnd"/>
-      <w:r>
-        <w:t xml:space="preserve"> for themselves, discussions shouldn’t be that peaceful, because if everyone </w:t>
-      </w:r>
-      <w:proofErr w:type="gramStart"/>
-      <w:r>
-        <w:t>agree</w:t>
-      </w:r>
-      <w:proofErr w:type="gramEnd"/>
-      <w:r>
-        <w:t xml:space="preserve"> with everyone no truth can be found </w:t>
-      </w:r>
-      <w:proofErr w:type="gramStart"/>
-      <w:r>
-        <w:t>and etc.</w:t>
-      </w:r>
-      <w:proofErr w:type="gramEnd"/>
-      <w:r>
-        <w:t xml:space="preserve"> He then says that even </w:t>
-      </w:r>
-      <w:proofErr w:type="spellStart"/>
-      <w:r>
-        <w:t>tho</w:t>
-      </w:r>
-      <w:proofErr w:type="spellEnd"/>
-      <w:r>
-        <w:t xml:space="preserve"> </w:t>
-      </w:r>
-      <w:proofErr w:type="spellStart"/>
-      <w:r>
-        <w:t>cyberdivers</w:t>
-      </w:r>
-      <w:proofErr w:type="spellEnd"/>
-      <w:r>
-        <w:t xml:space="preserve"> community can be rude sometimes they are honest and do not pretend.</w:t>
-      </w:r>
-      <w:r>
-        <w:t xml:space="preserve"> It’s so much better than this </w:t>
-      </w:r>
-      <w:r>
-        <w:t xml:space="preserve">phoniness. He then remembers his days when his mom forced him to go do some programming courses, </w:t>
-      </w:r>
-      <w:proofErr w:type="spellStart"/>
-      <w:r>
-        <w:t>cuz</w:t>
-      </w:r>
-      <w:proofErr w:type="spellEnd"/>
-      <w:r>
-        <w:t xml:space="preserve"> he was spending too much time in </w:t>
-      </w:r>
-      <w:proofErr w:type="spellStart"/>
-      <w:r>
-        <w:t>cyberdivers</w:t>
-      </w:r>
-      <w:proofErr w:type="spellEnd"/>
-      <w:r>
-        <w:t xml:space="preserve"> </w:t>
-      </w:r>
-      <w:r>
-        <w:t xml:space="preserve">(she didn’t how good he was </w:t>
-      </w:r>
-      <w:proofErr w:type="gramStart"/>
-      <w:r>
-        <w:t>in</w:t>
-      </w:r>
-      <w:proofErr w:type="gramEnd"/>
-      <w:r>
-        <w:t xml:space="preserve"> it, maybe if she supported him, he would be </w:t>
-      </w:r>
-      <w:r>
-        <w:t>a successful twitch streamer</w:t>
-      </w:r>
-      <w:r>
-        <w:t xml:space="preserve"> by now). He remembers something about making websites</w:t>
-      </w:r>
-      <w:r>
-        <w:t xml:space="preserve"> and decides to do a phishing website and steal the creds of the admin of this subreddit, sillygoose228. He comes back to the </w:t>
-      </w:r>
-      <w:proofErr w:type="spellStart"/>
-      <w:r>
-        <w:t>cyberdivers</w:t>
-      </w:r>
-      <w:proofErr w:type="spellEnd"/>
-      <w:r>
-        <w:t xml:space="preserve"> </w:t>
-      </w:r>
-      <w:r>
-        <w:t>chat and</w:t>
-      </w:r>
-      <w:r>
-        <w:t xml:space="preserve"> tells them about his intentions. Naturally, he gets mocked even harder, but now </w:t>
-      </w:r>
-      <w:proofErr w:type="spellStart"/>
-      <w:r>
-        <w:t>main_hero</w:t>
-      </w:r>
-      <w:proofErr w:type="spellEnd"/>
-      <w:r>
-        <w:t xml:space="preserve"> wants to prove them all wrong.</w:t>
-      </w:r>
-    </w:p>
-    <w:p>
-      <w:pPr>
-        <w:pStyle w:val="Heading3"/>
-      </w:pPr>
-      <w:bookmarkStart w:id="14" w:name="_Toc216793250"/>
-      <w:r>
         <w:t>Plan and execution</w:t>
       </w:r>
       <w:bookmarkEnd w:id="14"/>
@@ -4301,433 +3725,156 @@
         </w:r>
       </w:hyperlink>
       <w:r>
-        <w:t xml:space="preserve">. </w:t>
-      </w:r>
-      <w:proofErr w:type="gramStart"/>
-      <w:r>
-        <w:t>First</w:t>
-      </w:r>
-      <w:proofErr w:type="gramEnd"/>
-      <w:r>
-        <w:t xml:space="preserve"> he tries to come up with simpler plans </w:t>
-      </w:r>
-      <w:proofErr w:type="spellStart"/>
-      <w:r>
-        <w:t>tho</w:t>
-      </w:r>
-      <w:proofErr w:type="spellEnd"/>
-      <w:r>
-        <w:t xml:space="preserve">. Then </w:t>
-      </w:r>
-      <w:proofErr w:type="spellStart"/>
-      <w:r>
-        <w:t>main_hero</w:t>
-      </w:r>
-      <w:proofErr w:type="spellEnd"/>
+        <w:t>. First he tries to come up with simpler plans tho</w:t>
+      </w:r>
+      <w:r>
+        <w:t xml:space="preserve">. Then main_hero opens up vim in the terminal as every cool coder uses vim. After getting stuck in and eventually getting out, he </w:t>
+      </w:r>
+      <w:r>
+        <w:t xml:space="preserve">then realizes he remembers fuck all about coding. He then tries to find his old notes, but he didn’t keep any. He then decides to </w:t>
+      </w:r>
+      <w:r>
+        <w:t xml:space="preserve">ask ai for help, promising it’s only for consulting. Then we see him copy and pasting huge chunks of code. </w:t>
+      </w:r>
+      <w:r>
+        <w:t xml:space="preserve">After he is done, he sends the message to sillygoose228. He replies that he will look into it. Main_hero waits for a few minutes with terminal open, coping that everything is fine and it takes longer than it should probably because admin types slowly or forgot where </w:t>
+      </w:r>
+      <w:r>
+        <w:t>the delete button is</w:t>
+      </w:r>
+      <w:r>
+        <w:t>. But then creds are popping up in the terminal. Main_hero is briefly happy, but then admin says that, even tho he deleted a post, he can’t ban a man who made it, because he is not in his sub. Main_hero realizes that he forgot to change the author</w:t>
+      </w:r>
+      <w:r>
+        <w:t xml:space="preserve"> of the post, freaks out and tells admin that it must be The Forum being laggy mess again, cuz for him it shows that user was deleted. Sillygoose228 replies suspicious</w:t>
+      </w:r>
+      <w:r>
+        <w:t>ly</w:t>
+      </w:r>
       <w:r>
         <w:t xml:space="preserve"> </w:t>
       </w:r>
-      <w:proofErr w:type="gramStart"/>
-      <w:r>
-        <w:t>opens up</w:t>
-      </w:r>
-      <w:proofErr w:type="gramEnd"/>
-      <w:r>
-        <w:t xml:space="preserve"> vim in the terminal as every cool coder uses vim. After getting stuck in and eventually getting out, he </w:t>
-      </w:r>
-      <w:r>
-        <w:t xml:space="preserve">then realizes he remembers fuck all about coding. He then </w:t>
-      </w:r>
-      <w:proofErr w:type="gramStart"/>
-      <w:r>
-        <w:t>tries</w:t>
-      </w:r>
-      <w:proofErr w:type="gramEnd"/>
-      <w:r>
-        <w:t xml:space="preserve"> to find his old notes, but he didn’t keep any. He then decides to </w:t>
-      </w:r>
-      <w:r>
-        <w:t xml:space="preserve">ask ai for help, promising it’s only for consulting. Then we see him copy and pasting huge chunks of code. </w:t>
-      </w:r>
-      <w:r>
-        <w:t xml:space="preserve">After he is done, he sends the message to sillygoose228. He replies that he will </w:t>
-      </w:r>
-      <w:proofErr w:type="gramStart"/>
-      <w:r>
-        <w:t>look into</w:t>
-      </w:r>
-      <w:proofErr w:type="gramEnd"/>
-      <w:r>
-        <w:t xml:space="preserve"> it. </w:t>
-      </w:r>
-      <w:proofErr w:type="spellStart"/>
-      <w:r>
-        <w:t>Main_hero</w:t>
-      </w:r>
-      <w:proofErr w:type="spellEnd"/>
-      <w:r>
-        <w:t xml:space="preserve"> waits for a few minutes with terminal open, coping that everything is fine and it takes longer than it should probably because admin types slowly or forgot where </w:t>
-      </w:r>
-      <w:r>
-        <w:t>the delete button is</w:t>
-      </w:r>
-      <w:r>
-        <w:t xml:space="preserve">. </w:t>
+      <w:r>
+        <w:t>that website was even more laggy then usual when he was deleting that post (main_hero blames ai for that)</w:t>
+      </w:r>
+      <w:r>
+        <w:t xml:space="preserve">, and after long typing dumps a story when he tried to reply to someone and his reply was sent multiple times, cuz the forum was bugging out. Main_hero realizes he is off the hook and proceeds to login as sillygoose228 and demotes all the mods and transfer ownership of the sub to his account. He goes back and tells </w:t>
+      </w:r>
+      <w:r>
+        <w:t>cyberdivers</w:t>
+      </w:r>
+      <w:r>
+        <w:t xml:space="preserve"> chat that he hacked the </w:t>
+      </w:r>
+      <w:r>
+        <w:t>zero</w:t>
+      </w:r>
+      <w:r>
+        <w:t xml:space="preserve"> sub and now he is the owner and they should do whatever they want with it.</w:t>
+      </w:r>
+    </w:p>
+    <w:p>
+      <w:pPr>
+        <w:pStyle w:val="Heading3"/>
+      </w:pPr>
+      <w:bookmarkStart w:id="15" w:name="_Toc216793251"/>
+      <w:r>
+        <w:t>Aftermath</w:t>
+      </w:r>
+      <w:bookmarkEnd w:id="15"/>
+    </w:p>
+    <w:p>
+      <w:r>
+        <w:t>Chat is surprised. It calls main_hero a legend</w:t>
+      </w:r>
+      <w:r>
+        <w:t>, praises him for actually pulling this off</w:t>
+      </w:r>
+      <w:r>
+        <w:t xml:space="preserve">. Main_hero suggests they go and post dickpics, spam whatever they want. He goes to </w:t>
+      </w:r>
+      <w:r>
+        <w:t>zero</w:t>
+      </w:r>
+      <w:r>
+        <w:t xml:space="preserve"> sub and sees people starting to spam all kinds of posts in the sub. Main_hero finally feels appreciated and proud of his work. He goes back to </w:t>
+      </w:r>
+      <w:r>
+        <w:t>cyberdivers</w:t>
+      </w:r>
+      <w:r>
+        <w:t xml:space="preserve"> chat to read more about his accomplishment, but then he sees messages of some people, saying that they shouldn’t be doing that and they should return the sub to the rightful owner. Main_hero than snaps, starts replying that he is the rightful owner, cuz he earned it by his </w:t>
+      </w:r>
+      <w:r>
+        <w:t>wit,</w:t>
+      </w:r>
+      <w:r>
+        <w:t xml:space="preserve"> and he should not return it to anyone</w:t>
+      </w:r>
+      <w:r>
+        <w:t xml:space="preserve">. After all </w:t>
+      </w:r>
+      <w:r>
+        <w:t>zero</w:t>
+      </w:r>
+      <w:r>
+        <w:t xml:space="preserve"> sub are their enemies. Some people are supporting main_hero and it starts a huge argument, with insults thrown around. In the middle of this argument, main_hero </w:t>
+      </w:r>
+      <w:r>
+        <w:t>is getting</w:t>
+      </w:r>
+      <w:r>
+        <w:t xml:space="preserve"> struck with realization. He says he wastes his life on some stupid shit like trying hard in </w:t>
+      </w:r>
+      <w:r>
+        <w:t>cyberdivers</w:t>
+      </w:r>
+      <w:r>
+        <w:t xml:space="preserve"> for 1000 hours or hacking subforums and all for what, for fucking validation. Validation from idiots just like him. </w:t>
+      </w:r>
+      <w:r>
+        <w:t xml:space="preserve">And he can’t leave this idiots, because they are the only friends he has. </w:t>
+      </w:r>
+      <w:r>
+        <w:t>He is trying to convince himself and everyone around him that he is skillful, smart and overall</w:t>
+      </w:r>
+      <w:r>
+        <w:t xml:space="preserve"> the</w:t>
+      </w:r>
+      <w:r>
+        <w:t xml:space="preserve"> best person out there and not some useless moron, although he probably is, just to </w:t>
+      </w:r>
+      <w:r>
+        <w:t>not be alone</w:t>
+      </w:r>
+      <w:r>
+        <w:t xml:space="preserve">. He asks us if this life is fucking bullshit. He snaps out of it when someone pinged him and asked, does he know </w:t>
       </w:r>
       <w:r>
         <w:lastRenderedPageBreak/>
-        <w:t xml:space="preserve">But then </w:t>
-      </w:r>
-      <w:proofErr w:type="gramStart"/>
-      <w:r>
-        <w:t>creds</w:t>
-      </w:r>
-      <w:proofErr w:type="gramEnd"/>
-      <w:r>
-        <w:t xml:space="preserve"> are popping up in the terminal. </w:t>
-      </w:r>
-      <w:proofErr w:type="spellStart"/>
-      <w:r>
-        <w:t>Main_hero</w:t>
-      </w:r>
-      <w:proofErr w:type="spellEnd"/>
-      <w:r>
-        <w:t xml:space="preserve"> is briefly happy, but then admin says that, even </w:t>
-      </w:r>
-      <w:proofErr w:type="spellStart"/>
-      <w:r>
-        <w:t>tho</w:t>
-      </w:r>
-      <w:proofErr w:type="spellEnd"/>
-      <w:r>
-        <w:t xml:space="preserve"> he deleted a post, he can’t ban a man who made it, because he is not in his sub. </w:t>
-      </w:r>
-      <w:proofErr w:type="spellStart"/>
-      <w:r>
-        <w:t>Main_hero</w:t>
-      </w:r>
-      <w:proofErr w:type="spellEnd"/>
-      <w:r>
-        <w:t xml:space="preserve"> realizes that he forgot to change the author</w:t>
-      </w:r>
-      <w:r>
-        <w:t xml:space="preserve"> of the post, freaks out and tells admin that it must be The Forum being laggy mess again, </w:t>
-      </w:r>
-      <w:proofErr w:type="spellStart"/>
-      <w:r>
-        <w:t>cuz</w:t>
-      </w:r>
-      <w:proofErr w:type="spellEnd"/>
-      <w:r>
-        <w:t xml:space="preserve"> for him it shows that user was deleted. Sillygoose228 replies suspicious</w:t>
-      </w:r>
-      <w:r>
-        <w:t>ly</w:t>
-      </w:r>
-      <w:r>
-        <w:t xml:space="preserve"> </w:t>
-      </w:r>
-      <w:r>
-        <w:t xml:space="preserve">that website was even more laggy </w:t>
-      </w:r>
-      <w:proofErr w:type="gramStart"/>
-      <w:r>
-        <w:t>then</w:t>
-      </w:r>
-      <w:proofErr w:type="gramEnd"/>
-      <w:r>
-        <w:t xml:space="preserve"> usual when he was deleting that post (</w:t>
-      </w:r>
-      <w:proofErr w:type="spellStart"/>
-      <w:r>
-        <w:t>main_hero</w:t>
-      </w:r>
-      <w:proofErr w:type="spellEnd"/>
-      <w:r>
-        <w:t xml:space="preserve"> blames ai for that)</w:t>
-      </w:r>
-      <w:r>
-        <w:t xml:space="preserve">, and after long typing dumps a story when he tried to reply to someone and his reply was sent multiple times, </w:t>
-      </w:r>
-      <w:proofErr w:type="spellStart"/>
-      <w:r>
-        <w:t>cuz</w:t>
-      </w:r>
-      <w:proofErr w:type="spellEnd"/>
-      <w:r>
-        <w:t xml:space="preserve"> the forum was bugging out. </w:t>
-      </w:r>
-      <w:proofErr w:type="spellStart"/>
-      <w:r>
-        <w:t>Main_hero</w:t>
-      </w:r>
-      <w:proofErr w:type="spellEnd"/>
-      <w:r>
-        <w:t xml:space="preserve"> realizes he is off the hook and proceeds to login as sillygoose228 and demotes all the mods and transfer ownership of the sub to his account. He goes back and tells </w:t>
-      </w:r>
-      <w:proofErr w:type="spellStart"/>
-      <w:r>
-        <w:t>cyberdivers</w:t>
-      </w:r>
-      <w:proofErr w:type="spellEnd"/>
-      <w:r>
-        <w:t xml:space="preserve"> chat that he hacked the </w:t>
-      </w:r>
-      <w:r>
-        <w:t>zero</w:t>
-      </w:r>
-      <w:r>
-        <w:t xml:space="preserve"> sub and now he is the </w:t>
-      </w:r>
-      <w:proofErr w:type="gramStart"/>
-      <w:r>
-        <w:t>owner</w:t>
-      </w:r>
-      <w:proofErr w:type="gramEnd"/>
-      <w:r>
-        <w:t xml:space="preserve"> and they should do whatever they want with it.</w:t>
-      </w:r>
+        <w:t xml:space="preserve">that The Forum could ban him for that. Main_hero replies, </w:t>
+      </w:r>
+      <w:r>
+        <w:t>yeah of course, but before he could sent that, he gets banned. Story ends with “oh wow”.</w:t>
+      </w:r>
+    </w:p>
+    <w:p>
+      <w:pPr>
+        <w:pStyle w:val="Heading2"/>
+      </w:pPr>
+      <w:bookmarkStart w:id="16" w:name="_Toc216793252"/>
+      <w:r>
+        <w:t>Story</w:t>
+      </w:r>
+      <w:r>
+        <w:t xml:space="preserve"> (as detailed as possible)</w:t>
+      </w:r>
+      <w:bookmarkEnd w:id="16"/>
     </w:p>
     <w:p>
       <w:pPr>
         <w:pStyle w:val="Heading3"/>
       </w:pPr>
-      <w:bookmarkStart w:id="15" w:name="_Toc216793251"/>
-      <w:r>
-        <w:t>Aftermath</w:t>
-      </w:r>
-      <w:bookmarkEnd w:id="15"/>
-    </w:p>
-    <w:p>
-      <w:r>
-        <w:t xml:space="preserve">Chat is </w:t>
-      </w:r>
-      <w:proofErr w:type="gramStart"/>
-      <w:r>
-        <w:t>surprised</w:t>
-      </w:r>
-      <w:proofErr w:type="gramEnd"/>
-      <w:r>
-        <w:t xml:space="preserve">. It calls </w:t>
-      </w:r>
-      <w:proofErr w:type="spellStart"/>
-      <w:r>
-        <w:t>main_hero</w:t>
-      </w:r>
-      <w:proofErr w:type="spellEnd"/>
-      <w:r>
-        <w:t xml:space="preserve"> a legend</w:t>
-      </w:r>
-      <w:r>
-        <w:t xml:space="preserve">, praises him for </w:t>
-      </w:r>
-      <w:proofErr w:type="gramStart"/>
-      <w:r>
-        <w:t>actually pulling</w:t>
-      </w:r>
-      <w:proofErr w:type="gramEnd"/>
-      <w:r>
-        <w:t xml:space="preserve"> this off</w:t>
-      </w:r>
-      <w:r>
-        <w:t xml:space="preserve">. </w:t>
-      </w:r>
-      <w:proofErr w:type="spellStart"/>
-      <w:r>
-        <w:t>Main_hero</w:t>
-      </w:r>
-      <w:proofErr w:type="spellEnd"/>
-      <w:r>
-        <w:t xml:space="preserve"> suggests they go and post </w:t>
-      </w:r>
-      <w:proofErr w:type="spellStart"/>
-      <w:r>
-        <w:t>dickpics</w:t>
-      </w:r>
-      <w:proofErr w:type="spellEnd"/>
-      <w:r>
-        <w:t xml:space="preserve">, spam whatever they want. He goes to </w:t>
-      </w:r>
-      <w:r>
-        <w:t>zero</w:t>
-      </w:r>
-      <w:r>
-        <w:t xml:space="preserve"> sub and sees people starting to spam all kinds of posts in the sub. </w:t>
-      </w:r>
-      <w:proofErr w:type="spellStart"/>
-      <w:r>
-        <w:t>Main_hero</w:t>
-      </w:r>
-      <w:proofErr w:type="spellEnd"/>
-      <w:r>
-        <w:t xml:space="preserve"> finally feels appreciated and proud of his work. He goes back to </w:t>
-      </w:r>
-      <w:proofErr w:type="spellStart"/>
-      <w:r>
-        <w:t>cyberdivers</w:t>
-      </w:r>
-      <w:proofErr w:type="spellEnd"/>
-      <w:r>
-        <w:t xml:space="preserve"> chat to read more about his accomplishment, but then he sees messages </w:t>
-      </w:r>
-      <w:proofErr w:type="gramStart"/>
-      <w:r>
-        <w:t>of</w:t>
-      </w:r>
-      <w:proofErr w:type="gramEnd"/>
-      <w:r>
-        <w:t xml:space="preserve"> some people, saying that they shouldn’t be doing that and they should return the sub to the rightful owner. </w:t>
-      </w:r>
-      <w:proofErr w:type="spellStart"/>
-      <w:r>
-        <w:t>Main_hero</w:t>
-      </w:r>
-      <w:proofErr w:type="spellEnd"/>
-      <w:r>
-        <w:t xml:space="preserve"> </w:t>
-      </w:r>
-      <w:proofErr w:type="gramStart"/>
-      <w:r>
-        <w:t>than</w:t>
-      </w:r>
-      <w:proofErr w:type="gramEnd"/>
-      <w:r>
-        <w:t xml:space="preserve"> snaps, starts replying that he is the rightful owner, </w:t>
-      </w:r>
-      <w:proofErr w:type="spellStart"/>
-      <w:r>
-        <w:t>cuz</w:t>
-      </w:r>
-      <w:proofErr w:type="spellEnd"/>
-      <w:r>
-        <w:t xml:space="preserve"> he earned it by his </w:t>
-      </w:r>
-      <w:r>
-        <w:t>wit,</w:t>
-      </w:r>
-      <w:r>
-        <w:t xml:space="preserve"> and he should not return it to anyone</w:t>
-      </w:r>
-      <w:r>
-        <w:t xml:space="preserve">. After </w:t>
-      </w:r>
-      <w:proofErr w:type="gramStart"/>
-      <w:r>
-        <w:t>all</w:t>
-      </w:r>
-      <w:proofErr w:type="gramEnd"/>
-      <w:r>
-        <w:t xml:space="preserve"> </w:t>
-      </w:r>
-      <w:r>
-        <w:t>zero</w:t>
-      </w:r>
-      <w:r>
-        <w:t xml:space="preserve"> sub are their enemies. Some people are supporting </w:t>
-      </w:r>
-      <w:proofErr w:type="spellStart"/>
-      <w:r>
-        <w:t>main_</w:t>
-      </w:r>
-      <w:proofErr w:type="gramStart"/>
-      <w:r>
-        <w:t>hero</w:t>
-      </w:r>
-      <w:proofErr w:type="spellEnd"/>
-      <w:proofErr w:type="gramEnd"/>
-      <w:r>
-        <w:t xml:space="preserve"> and it starts a huge argument, with insults thrown around. In the middle of this argument, </w:t>
-      </w:r>
-      <w:proofErr w:type="spellStart"/>
-      <w:r>
-        <w:t>main_hero</w:t>
-      </w:r>
-      <w:proofErr w:type="spellEnd"/>
-      <w:r>
-        <w:t xml:space="preserve"> </w:t>
-      </w:r>
-      <w:r>
-        <w:t>is getting</w:t>
-      </w:r>
-      <w:r>
-        <w:t xml:space="preserve"> struck with realization. He says he wastes his life on some stupid shit like trying hard in </w:t>
-      </w:r>
-      <w:proofErr w:type="spellStart"/>
-      <w:r>
-        <w:t>cyberdivers</w:t>
-      </w:r>
-      <w:proofErr w:type="spellEnd"/>
-      <w:r>
-        <w:t xml:space="preserve"> for 1000 hours or hacking subforums and all for what, for fucking validation. Validation from idiots just like him. </w:t>
-      </w:r>
-      <w:r>
-        <w:t xml:space="preserve">And he can’t leave </w:t>
-      </w:r>
-      <w:proofErr w:type="gramStart"/>
-      <w:r>
-        <w:t>this idiots</w:t>
-      </w:r>
-      <w:proofErr w:type="gramEnd"/>
-      <w:r>
-        <w:t xml:space="preserve">, because they are the only friends he has. </w:t>
-      </w:r>
-      <w:r>
-        <w:t xml:space="preserve">He is trying to convince himself and everyone around him that he is skillful, smart and </w:t>
-      </w:r>
-      <w:proofErr w:type="gramStart"/>
-      <w:r>
-        <w:t>overall</w:t>
-      </w:r>
-      <w:proofErr w:type="gramEnd"/>
-      <w:r>
-        <w:t xml:space="preserve"> the</w:t>
-      </w:r>
-      <w:r>
-        <w:t xml:space="preserve"> best person out there and not some useless moron, although he probably is, just to </w:t>
-      </w:r>
-      <w:r>
-        <w:t>not be alone</w:t>
-      </w:r>
-      <w:r>
-        <w:t xml:space="preserve">. He asks us if this life is fucking bullshit. He snaps out of it when someone pinged him and asked, does he know that The Forum could ban him for that. </w:t>
-      </w:r>
-      <w:proofErr w:type="spellStart"/>
-      <w:r>
-        <w:t>Main_hero</w:t>
-      </w:r>
-      <w:proofErr w:type="spellEnd"/>
-      <w:r>
-        <w:t xml:space="preserve"> replies, </w:t>
-      </w:r>
-      <w:r>
-        <w:t xml:space="preserve">yeah of course, but before he could </w:t>
-      </w:r>
-      <w:proofErr w:type="gramStart"/>
-      <w:r>
-        <w:t>sent</w:t>
-      </w:r>
-      <w:proofErr w:type="gramEnd"/>
-      <w:r>
-        <w:t xml:space="preserve"> that, he gets banned. Story ends with “oh wow”.</w:t>
-      </w:r>
-    </w:p>
-    <w:p>
-      <w:pPr>
-        <w:pStyle w:val="Heading2"/>
-      </w:pPr>
-      <w:bookmarkStart w:id="16" w:name="_Toc216793252"/>
-      <w:r>
-        <w:t>Story</w:t>
-      </w:r>
-      <w:r>
-        <w:t xml:space="preserve"> (as detailed as possible)</w:t>
-      </w:r>
-      <w:bookmarkEnd w:id="16"/>
-    </w:p>
-    <w:p>
-      <w:pPr>
-        <w:pStyle w:val="Heading3"/>
-      </w:pPr>
       <w:bookmarkStart w:id="17" w:name="_Toc216793253"/>
       <w:r>
         <w:t>Intro</w:t>
@@ -4741,16 +3888,7 @@
     </w:p>
     <w:p>
       <w:r>
-        <w:lastRenderedPageBreak/>
-        <w:t xml:space="preserve">Hi. I am </w:t>
-      </w:r>
-      <w:proofErr w:type="spellStart"/>
-      <w:r>
-        <w:t>main_hero</w:t>
-      </w:r>
-      <w:proofErr w:type="spellEnd"/>
-      <w:r>
-        <w:t xml:space="preserve">. </w:t>
+        <w:t xml:space="preserve">Hi. I am main_hero. </w:t>
       </w:r>
       <w:r>
         <w:t xml:space="preserve">I’m starting this file </w:t>
@@ -4775,7 +3913,6 @@
       <w:r>
         <w:t xml:space="preserve">(Screen blinks white and notepad </w:t>
       </w:r>
-      <w:proofErr w:type="gramStart"/>
       <w:r>
         <w:t>disappear</w:t>
       </w:r>
@@ -4785,7 +3922,6 @@
         </w:rPr>
         <w:t>s</w:t>
       </w:r>
-      <w:proofErr w:type="gramEnd"/>
       <w:r>
         <w:t>, but text stays</w:t>
       </w:r>
@@ -4812,32 +3948,17 @@
       <w:r>
         <w:t xml:space="preserve">in </w:t>
       </w:r>
-      <w:proofErr w:type="spellStart"/>
       <w:r>
         <w:t>Cyberdivers</w:t>
       </w:r>
-      <w:proofErr w:type="spellEnd"/>
       <w:r>
         <w:t>.</w:t>
       </w:r>
       <w:r>
-        <w:t xml:space="preserve"> I have more than 1000 hours and, boy, </w:t>
-      </w:r>
-      <w:proofErr w:type="spellStart"/>
-      <w:r>
-        <w:t>lemme</w:t>
-      </w:r>
-      <w:proofErr w:type="spellEnd"/>
-      <w:r>
-        <w:t xml:space="preserve"> tell you, I am very good </w:t>
-      </w:r>
-      <w:proofErr w:type="gramStart"/>
-      <w:r>
-        <w:t>in</w:t>
-      </w:r>
-      <w:proofErr w:type="gramEnd"/>
-      <w:r>
-        <w:t xml:space="preserve"> this</w:t>
+        <w:t xml:space="preserve"> I have more than 1000 hours and, boy, lemme tell you, I am very good </w:t>
+      </w:r>
+      <w:r>
+        <w:t>in this</w:t>
       </w:r>
       <w:r>
         <w:t xml:space="preserve"> game, I can show you.</w:t>
@@ -4856,11 +3977,9 @@
       <w:r>
         <w:t xml:space="preserve">where he got a </w:t>
       </w:r>
-      <w:proofErr w:type="spellStart"/>
       <w:r>
         <w:t>cyberdivers</w:t>
       </w:r>
-      <w:proofErr w:type="spellEnd"/>
       <w:r>
         <w:t xml:space="preserve"> link. As user hovers over the link, he sees a streak of </w:t>
       </w:r>
@@ -4933,15 +4052,7 @@
         <w:t xml:space="preserve"> I play a lot better than this</w:t>
       </w:r>
       <w:r>
-        <w:t xml:space="preserve">, it’s just </w:t>
-      </w:r>
-      <w:proofErr w:type="gramStart"/>
-      <w:r>
-        <w:t>a bad</w:t>
-      </w:r>
-      <w:proofErr w:type="gramEnd"/>
-      <w:r>
-        <w:t xml:space="preserve"> luck is what it is</w:t>
+        <w:t>, it’s just a bad luck is what it is</w:t>
       </w:r>
       <w:r>
         <w:t>, trust.</w:t>
@@ -4951,11 +4062,9 @@
       <w:r>
         <w:t xml:space="preserve">Anyway, I’m well respected in </w:t>
       </w:r>
-      <w:proofErr w:type="spellStart"/>
       <w:r>
         <w:t>cyberdivers</w:t>
       </w:r>
-      <w:proofErr w:type="spellEnd"/>
       <w:r>
         <w:t xml:space="preserve"> community, people know my name.</w:t>
       </w:r>
@@ -4965,837 +4074,554 @@
     </w:p>
     <w:p>
       <w:r>
-        <w:t>(</w:t>
-      </w:r>
-      <w:proofErr w:type="gramStart"/>
-      <w:r>
-        <w:t>User is</w:t>
-      </w:r>
-      <w:proofErr w:type="gramEnd"/>
-      <w:r>
-        <w:t xml:space="preserve"> prompted to search for the sc2 subforum)</w:t>
-      </w:r>
-    </w:p>
-    <w:p>
-      <w:proofErr w:type="gramStart"/>
-      <w:r>
-        <w:t>So</w:t>
-      </w:r>
-      <w:proofErr w:type="gramEnd"/>
-      <w:r>
-        <w:t xml:space="preserve"> this game is a horde shooter, where squad of 4 </w:t>
-      </w:r>
-      <w:proofErr w:type="spellStart"/>
-      <w:r>
-        <w:t>devs</w:t>
-      </w:r>
-      <w:proofErr w:type="spellEnd"/>
+        <w:t>(User is prompted to search for the sc2 subforum)</w:t>
+      </w:r>
+    </w:p>
+    <w:p>
+      <w:r>
+        <w:t>So this game is a horde shooter, where squad of 4 devs trying to develop their app in sprints, but it’s represented as them actually fighting one of three factions: AI bots, Bugs or Hackers. Naturally</w:t>
+      </w:r>
+      <w:r>
+        <w:t>,</w:t>
+      </w:r>
+      <w:r>
+        <w:t xml:space="preserve"> we have nicknames for all three, clankers, bugs and squids. We call hackers squids, cuz in game they look like s</w:t>
+      </w:r>
+      <w:r>
+        <w:t>quids, and their tentacles can penetrate everything. And when I say everything, I mean everything.</w:t>
+      </w:r>
+    </w:p>
+    <w:p>
+      <w:r>
+        <w:t>My friends from here</w:t>
+      </w:r>
+      <w:r>
+        <w:t xml:space="preserve"> once challenged me to play a game with them, and I absolutely destroyed them. Even though we were in the same team.</w:t>
+      </w:r>
+      <w:r>
+        <w:t xml:space="preserve"> I mean, my contribution to the game was essential</w:t>
+      </w:r>
+      <w:r>
+        <w:t>.</w:t>
+      </w:r>
       <w:r>
         <w:t xml:space="preserve"> </w:t>
       </w:r>
-      <w:proofErr w:type="gramStart"/>
-      <w:r>
-        <w:t>trying</w:t>
-      </w:r>
-      <w:proofErr w:type="gramEnd"/>
-      <w:r>
-        <w:t xml:space="preserve"> to develop their app in sprints, but it’s represented as them </w:t>
-      </w:r>
-      <w:proofErr w:type="gramStart"/>
-      <w:r>
-        <w:t>actually fighting</w:t>
-      </w:r>
-      <w:proofErr w:type="gramEnd"/>
-      <w:r>
-        <w:t xml:space="preserve"> one of three factions: AI bots, Bugs or Hackers. Naturally</w:t>
+      <w:r>
+        <w:t>W</w:t>
+      </w:r>
+      <w:r>
+        <w:t xml:space="preserve">e lost anyway, but without me it wouldn’t have been such a close </w:t>
+      </w:r>
+      <w:r>
+        <w:t>fight</w:t>
+      </w:r>
+      <w:r>
+        <w:t xml:space="preserve">. But oh well, what can u do with shit teammates, right? Hold on, lemme </w:t>
+      </w:r>
+      <w:r>
+        <w:t>hit them up</w:t>
+      </w:r>
+      <w:r>
+        <w:t xml:space="preserve"> in the chat, my </w:t>
+      </w:r>
+      <w:r>
+        <w:t>mates</w:t>
+      </w:r>
+      <w:r>
+        <w:t xml:space="preserve"> will </w:t>
+      </w:r>
+      <w:r>
+        <w:t>love</w:t>
+      </w:r>
+      <w:r>
+        <w:t xml:space="preserve"> to see me.</w:t>
+      </w:r>
+    </w:p>
+    <w:p>
+      <w:r>
+        <w:lastRenderedPageBreak/>
+        <w:t xml:space="preserve">(User is prompted to go to the chat page and </w:t>
+      </w:r>
+      <w:r>
+        <w:t>type in it</w:t>
+      </w:r>
+      <w:r>
+        <w:t>)</w:t>
+      </w:r>
+    </w:p>
+    <w:p>
+      <w:r>
+        <w:t>(Previous messages)</w:t>
+      </w:r>
+    </w:p>
+    <w:p>
+      <w:r>
+        <w:t>User 1: bro th</w:t>
+      </w:r>
+      <w:r>
+        <w:t>e</w:t>
+      </w:r>
+      <w:r>
+        <w:t>s</w:t>
+      </w:r>
+      <w:r>
+        <w:t>e</w:t>
+      </w:r>
+      <w:r>
+        <w:t xml:space="preserve"> </w:t>
+      </w:r>
+      <w:r>
+        <w:t>clankers</w:t>
+      </w:r>
+      <w:r>
+        <w:t xml:space="preserve"> spawn rate is insane, how tf r u supposed to fight them on d10</w:t>
+      </w:r>
+    </w:p>
+    <w:p>
+      <w:r>
+        <w:t>User 2: skill issue bruh</w:t>
+      </w:r>
+    </w:p>
+    <w:p>
+      <w:r>
+        <w:t>User 1: blow me</w:t>
+      </w:r>
+    </w:p>
+    <w:p>
+      <w:r>
+        <w:t xml:space="preserve">User 3: </w:t>
+      </w:r>
+      <w:r>
+        <w:t>just bring ak 4.7.0 with reactive boost, it’s not that hard</w:t>
+      </w:r>
+    </w:p>
+    <w:p>
+      <w:r>
+        <w:t>User 1: damn bro, u so smart, why didn’t I think of that</w:t>
+      </w:r>
+    </w:p>
+    <w:p>
+      <w:r>
+        <w:t>User 1: I need level 75 to unlock ak 4.7.0, im like 42</w:t>
+      </w:r>
+    </w:p>
+    <w:p>
+      <w:r>
+        <w:t>User 3: don’t play ai faction then, or lower the diff if u can’t take the heat</w:t>
+      </w:r>
+    </w:p>
+    <w:p>
+      <w:r>
+        <w:t>User 1: spearhead needs to nerf this fucking spawn rate</w:t>
+      </w:r>
+      <w:r>
+        <w:t>, fucking ruining this game</w:t>
+      </w:r>
+    </w:p>
+    <w:p>
+      <w:r>
+        <w:t>User 4: nah u kidding ai d10 is way too easy, if anything, they need to make it harder</w:t>
+      </w:r>
+    </w:p>
+    <w:p>
+      <w:r>
+        <w:t>User 4: go train on d1 bruh, left mouse button to shoot btw</w:t>
+      </w:r>
+    </w:p>
+    <w:p>
+      <w:r>
+        <w:t>User 1: go touch some grass bruh, ur father won’t come back home if u put another 100 hours in the game</w:t>
+      </w:r>
+    </w:p>
+    <w:p>
+      <w:r>
+        <w:t>Main_hero: yo</w:t>
+      </w:r>
+    </w:p>
+    <w:p>
+      <w:r>
+        <w:t>User 1: bro it’s this mf again</w:t>
+      </w:r>
+    </w:p>
+    <w:p>
+      <w:r>
+        <w:t xml:space="preserve">User 2: u dumb fuck, we lost a </w:t>
+      </w:r>
+      <w:r>
+        <w:t>sprint</w:t>
+      </w:r>
+      <w:r>
+        <w:t xml:space="preserve"> cuz of u</w:t>
+      </w:r>
+    </w:p>
+    <w:p>
+      <w:r>
+        <w:t>User 3: did u finally learn how to play?</w:t>
+      </w:r>
+    </w:p>
+    <w:p>
+      <w:r>
+        <w:t>(Screen is getting red)</w:t>
+      </w:r>
+    </w:p>
+    <w:p>
+      <w:r>
+        <w:t>User 4: go fuck urself</w:t>
+      </w:r>
+      <w:r>
+        <w:t xml:space="preserve">, </w:t>
+      </w:r>
+      <w:r>
+        <w:t>u killed me like 10 times</w:t>
+      </w:r>
+      <w:r>
+        <w:t>, cunt</w:t>
+      </w:r>
+    </w:p>
+    <w:p>
+      <w:r>
+        <w:t xml:space="preserve">User 5: </w:t>
+      </w:r>
+      <w:r>
+        <w:t xml:space="preserve">mf is acting like nothing happened, </w:t>
+      </w:r>
+      <w:r>
+        <w:t>go fuck urself</w:t>
+      </w:r>
+    </w:p>
+    <w:p>
+      <w:r>
+        <w:t xml:space="preserve">User 6: bro that last </w:t>
+      </w:r>
+      <w:r>
+        <w:t>sprint</w:t>
+      </w:r>
+      <w:r>
+        <w:t xml:space="preserve"> was painful to watch, </w:t>
+      </w:r>
+      <w:r>
+        <w:t>u brought like the worst guns for bugs</w:t>
+      </w:r>
+      <w:r>
+        <w:t>, shit wasn’t even close</w:t>
+      </w:r>
+      <w:r>
+        <w:t xml:space="preserve"> lmao</w:t>
+      </w:r>
+    </w:p>
+    <w:p>
+      <w:r>
+        <w:t xml:space="preserve">User 7: bro </w:t>
+      </w:r>
+      <w:r>
+        <w:t>was speedrunning the sprint failure</w:t>
+      </w:r>
+    </w:p>
+    <w:p>
+      <w:r>
+        <w:t xml:space="preserve">User 8: this noob ass was bragging about his skill so much and couldn’t even </w:t>
+      </w:r>
+      <w:r>
+        <w:t>clear a squid repository, bruuuh</w:t>
+      </w:r>
+    </w:p>
+    <w:p>
+      <w:r>
+        <w:lastRenderedPageBreak/>
+        <w:t>User 9: secondhand embarrassment from watching u play was insane, I’d actually kms if I were you</w:t>
+      </w:r>
+    </w:p>
+    <w:p>
+      <w:r>
+        <w:t>User 10: that’s crazy lmao</w:t>
+      </w:r>
+    </w:p>
+    <w:p>
+      <w:r>
+        <w:t xml:space="preserve">They love me. I know it looks like they are </w:t>
+      </w:r>
+      <w:r>
+        <w:t>bullying</w:t>
+      </w:r>
+      <w:r>
+        <w:t xml:space="preserve"> me and calling me bad at the game or something</w:t>
+      </w:r>
+      <w:r>
+        <w:t xml:space="preserve">, but it’s actually </w:t>
+      </w:r>
+      <w:r>
+        <w:t>fine</w:t>
+      </w:r>
+      <w:r>
+        <w:t>, you just don’t get it</w:t>
+      </w:r>
+      <w:r>
+        <w:t xml:space="preserve">. It’s how we show </w:t>
+      </w:r>
+      <w:r>
+        <w:t>love</w:t>
+      </w:r>
+      <w:r>
+        <w:t xml:space="preserve"> and respect for each other, just friendly roasting. They know I’m good</w:t>
+      </w:r>
+      <w:r>
+        <w:t xml:space="preserve"> at the game</w:t>
+      </w:r>
+      <w:r>
+        <w:t>, they are just fucking with me.</w:t>
+      </w:r>
+    </w:p>
+    <w:p>
+      <w:r>
+        <w:t>User 9: ain’t no one f</w:t>
+      </w:r>
+      <w:r>
+        <w:t xml:space="preserve">ucking </w:t>
+      </w:r>
+      <w:r>
+        <w:t>w</w:t>
+      </w:r>
+      <w:r>
+        <w:t>ith</w:t>
+      </w:r>
+      <w:r>
+        <w:t xml:space="preserve"> this dude, </w:t>
+      </w:r>
+      <w:r>
+        <w:t>kick</w:t>
+      </w:r>
+      <w:r>
+        <w:t xml:space="preserve"> his ass out of here</w:t>
+      </w:r>
+    </w:p>
+    <w:p>
+      <w:r>
+        <w:t>It’s all jokes, trust me.</w:t>
+      </w:r>
+    </w:p>
+    <w:p>
+      <w:pPr>
+        <w:pStyle w:val="Heading3"/>
+      </w:pPr>
+      <w:bookmarkStart w:id="18" w:name="_Toc216793254"/>
+      <w:r>
+        <w:t>Chance to prove yourself</w:t>
+      </w:r>
+      <w:bookmarkEnd w:id="18"/>
+    </w:p>
+    <w:p>
+      <w:r>
+        <w:t>(Screen goes back to normal)</w:t>
+      </w:r>
+    </w:p>
+    <w:p>
+      <w:r>
+        <w:t xml:space="preserve">User 10: yo, y’all seen the news about delayed </w:t>
+      </w:r>
+      <w:r>
+        <w:t>zero</w:t>
+      </w:r>
+      <w:r>
+        <w:t xml:space="preserve"> dlc?</w:t>
+      </w:r>
+    </w:p>
+    <w:p>
+      <w:r>
+        <w:t xml:space="preserve">User 2: yeah, </w:t>
+      </w:r>
+      <w:r>
+        <w:t>Spearhead</w:t>
+      </w:r>
+      <w:r>
+        <w:t xml:space="preserve"> can’t make the new content even for </w:t>
+      </w:r>
+      <w:r>
+        <w:t>zero</w:t>
+      </w:r>
+      <w:r>
+        <w:t xml:space="preserve"> lol</w:t>
+      </w:r>
+    </w:p>
+    <w:p>
+      <w:r>
+        <w:t>User 3: Zero the game? More like zero dlc</w:t>
+      </w:r>
+    </w:p>
+    <w:p>
+      <w:r>
+        <w:t>User 4: I will pay u not to joke ever again</w:t>
+      </w:r>
+    </w:p>
+    <w:p>
+      <w:r>
+        <w:t xml:space="preserve">User 5: holy cornball </w:t>
+      </w:r>
+    </w:p>
+    <w:p>
+      <w:r>
+        <w:t xml:space="preserve">User 6: fuck yeah, at least that means that finally </w:t>
+      </w:r>
+      <w:r>
+        <w:t>spearhead</w:t>
+      </w:r>
+      <w:r>
+        <w:t xml:space="preserve"> heard us and making smth new for </w:t>
+      </w:r>
+      <w:r>
+        <w:t>cyberdivers</w:t>
+      </w:r>
+    </w:p>
+    <w:p>
+      <w:r>
+        <w:t>User 7: this absolutely does not mean that bruh, they just can’t do shit</w:t>
+      </w:r>
+    </w:p>
+    <w:p>
+      <w:r>
+        <w:t xml:space="preserve">User 12: </w:t>
+      </w:r>
+      <w:r>
+        <w:t>zero</w:t>
+      </w:r>
+      <w:r>
+        <w:t xml:space="preserve"> </w:t>
+      </w:r>
+      <w:r>
+        <w:t xml:space="preserve">fans </w:t>
+      </w:r>
+      <w:r>
+        <w:t>are in shambles rn</w:t>
+      </w:r>
+    </w:p>
+    <w:p>
+      <w:r>
+        <w:t>User 8: maybe we will finally get a</w:t>
+      </w:r>
+      <w:r>
+        <w:t>n</w:t>
+      </w:r>
+      <w:r>
+        <w:t xml:space="preserve"> </w:t>
+      </w:r>
+      <w:r>
+        <w:t>ak 4.7.0 buff</w:t>
+      </w:r>
+    </w:p>
+    <w:p>
+      <w:r>
+        <w:t xml:space="preserve">User 11: </w:t>
+      </w:r>
+      <w:r>
+        <w:t>ak 4.7.0 is already op</w:t>
+      </w:r>
+      <w:r>
+        <w:t xml:space="preserve">, u </w:t>
+      </w:r>
+      <w:r>
+        <w:t>just don’t know how to play with it</w:t>
+      </w:r>
+      <w:r>
+        <w:t xml:space="preserve">, I can easily </w:t>
+      </w:r>
+      <w:r>
+        <w:t>clear bugs source solo with it, maybe with vibe strike stratagem.</w:t>
+      </w:r>
+    </w:p>
+    <w:p>
+      <w:r>
+        <w:t xml:space="preserve">User 9: </w:t>
+      </w:r>
+      <w:r>
+        <w:t>vibe strike set’s ur teammates on fire, it’s the worst stratagem in the game</w:t>
+      </w:r>
+      <w:r>
+        <w:t xml:space="preserve">, </w:t>
+      </w:r>
+      <w:r>
+        <w:t>unless u r retarded ofc</w:t>
+      </w:r>
+    </w:p>
+    <w:p>
+      <w:r>
+        <w:t xml:space="preserve">Ah yes, </w:t>
+      </w:r>
+      <w:r>
+        <w:t>Zero</w:t>
+      </w:r>
+      <w:r>
+        <w:t>. Made by the same developer, Sp</w:t>
+      </w:r>
+      <w:r>
+        <w:t>earhead Studios</w:t>
+      </w:r>
+      <w:r>
+        <w:t xml:space="preserve">, as </w:t>
+      </w:r>
+      <w:r>
+        <w:t>our game</w:t>
+      </w:r>
+      <w:r>
+        <w:t>. Instead of making content and patches</w:t>
+      </w:r>
+      <w:r>
+        <w:t xml:space="preserve"> for Cyberdivers</w:t>
+      </w:r>
+      <w:r>
+        <w:t>, they decided to make some random ass</w:t>
+      </w:r>
+      <w:r>
+        <w:t xml:space="preserve"> spin-off</w:t>
       </w:r>
       <w:r>
         <w:t>,</w:t>
       </w:r>
       <w:r>
-        <w:t xml:space="preserve"> we have nicknames for all three, </w:t>
-      </w:r>
-      <w:proofErr w:type="spellStart"/>
-      <w:r>
-        <w:t>clankers</w:t>
-      </w:r>
-      <w:proofErr w:type="spellEnd"/>
-      <w:r>
-        <w:t xml:space="preserve">, bugs and squids. We call hackers squids, </w:t>
-      </w:r>
-      <w:proofErr w:type="spellStart"/>
-      <w:r>
-        <w:t>cuz</w:t>
-      </w:r>
-      <w:proofErr w:type="spellEnd"/>
-      <w:r>
-        <w:t xml:space="preserve"> in </w:t>
-      </w:r>
-      <w:proofErr w:type="gramStart"/>
-      <w:r>
-        <w:t>game</w:t>
-      </w:r>
-      <w:proofErr w:type="gramEnd"/>
-      <w:r>
-        <w:t xml:space="preserve"> they look like s</w:t>
-      </w:r>
-      <w:r>
-        <w:t>quids, and their tentacles can penetrate everything. And when I say everything, I mean everything.</w:t>
-      </w:r>
-    </w:p>
-    <w:p>
-      <w:r>
-        <w:t>My friends from here</w:t>
-      </w:r>
-      <w:r>
-        <w:t xml:space="preserve"> once challenged me to play a game with them, and I absolutely destroyed them. Even though we were in the same team.</w:t>
-      </w:r>
-      <w:r>
-        <w:t xml:space="preserve"> I mean, my contribution to the game was essential</w:t>
-      </w:r>
-      <w:r>
-        <w:t>.</w:t>
+        <w:t xml:space="preserve"> and the game wasn’t even that good.</w:t>
+      </w:r>
+      <w:r>
+        <w:t xml:space="preserve"> And now they are working on the dlc</w:t>
+      </w:r>
+      <w:r>
+        <w:t xml:space="preserve"> for it</w:t>
+      </w:r>
+      <w:r>
+        <w:t xml:space="preserve">, while </w:t>
+      </w:r>
+      <w:r>
+        <w:t>cyberdivers</w:t>
       </w:r>
       <w:r>
         <w:t xml:space="preserve"> </w:t>
       </w:r>
       <w:r>
-        <w:t>W</w:t>
-      </w:r>
-      <w:r>
-        <w:t xml:space="preserve">e lost anyway, but without me it wouldn’t have been such a close </w:t>
-      </w:r>
-      <w:r>
-        <w:t>fight</w:t>
-      </w:r>
-      <w:r>
-        <w:t xml:space="preserve">. But oh well, what can u do with shit teammates, right? Hold on, </w:t>
-      </w:r>
-      <w:proofErr w:type="spellStart"/>
-      <w:r>
-        <w:t>lemme</w:t>
-      </w:r>
-      <w:proofErr w:type="spellEnd"/>
+        <w:t>is</w:t>
+      </w:r>
+      <w:r>
+        <w:t xml:space="preserve"> dying without new updates, fucking idiots.</w:t>
+      </w:r>
+    </w:p>
+    <w:p>
+      <w:r>
+        <w:lastRenderedPageBreak/>
+        <w:t>User 11: maybe don’t be a moron and don’t stand right next to it next time, might help idk</w:t>
+      </w:r>
+    </w:p>
+    <w:p>
+      <w:r>
+        <w:t xml:space="preserve">User 11: </w:t>
+      </w:r>
+      <w:r>
+        <w:t>point is</w:t>
+      </w:r>
+      <w:r>
+        <w:t>,</w:t>
+      </w:r>
       <w:r>
         <w:t xml:space="preserve"> </w:t>
       </w:r>
       <w:r>
-        <w:t>hit them up</w:t>
-      </w:r>
-      <w:r>
-        <w:t xml:space="preserve"> in the chat, my </w:t>
-      </w:r>
-      <w:r>
-        <w:t>mates</w:t>
-      </w:r>
-      <w:r>
-        <w:t xml:space="preserve"> will </w:t>
-      </w:r>
-      <w:r>
-        <w:t>love</w:t>
-      </w:r>
-      <w:r>
-        <w:t xml:space="preserve"> to see me.</w:t>
-      </w:r>
-    </w:p>
-    <w:p>
-      <w:r>
-        <w:t xml:space="preserve">(User is prompted to go to the chat page and </w:t>
-      </w:r>
-      <w:r>
-        <w:t>type in it</w:t>
-      </w:r>
-      <w:r>
-        <w:t>)</w:t>
-      </w:r>
-    </w:p>
-    <w:p>
-      <w:r>
-        <w:t>(Previous messages)</w:t>
-      </w:r>
-    </w:p>
-    <w:p>
-      <w:r>
-        <w:t>User 1: bro th</w:t>
-      </w:r>
-      <w:r>
-        <w:t>e</w:t>
-      </w:r>
-      <w:r>
-        <w:t>s</w:t>
-      </w:r>
-      <w:r>
-        <w:t>e</w:t>
-      </w:r>
-      <w:r>
-        <w:t xml:space="preserve"> </w:t>
-      </w:r>
-      <w:proofErr w:type="spellStart"/>
-      <w:r>
-        <w:t>clankers</w:t>
-      </w:r>
-      <w:proofErr w:type="spellEnd"/>
-      <w:r>
-        <w:t xml:space="preserve"> spawn rate is insane, how </w:t>
-      </w:r>
-      <w:proofErr w:type="spellStart"/>
-      <w:r>
-        <w:t>tf</w:t>
-      </w:r>
-      <w:proofErr w:type="spellEnd"/>
-      <w:r>
-        <w:t xml:space="preserve"> r u supposed to fight them on d10</w:t>
-      </w:r>
-    </w:p>
-    <w:p>
-      <w:r>
-        <w:t xml:space="preserve">User 2: skill issue </w:t>
-      </w:r>
-      <w:proofErr w:type="spellStart"/>
-      <w:r>
-        <w:t>bruh</w:t>
-      </w:r>
-      <w:proofErr w:type="spellEnd"/>
-    </w:p>
-    <w:p>
-      <w:r>
-        <w:t>User 1: blow me</w:t>
-      </w:r>
-    </w:p>
-    <w:p>
-      <w:r>
-        <w:lastRenderedPageBreak/>
-        <w:t xml:space="preserve">User 3: </w:t>
-      </w:r>
-      <w:r>
-        <w:t xml:space="preserve">just bring </w:t>
-      </w:r>
-      <w:proofErr w:type="spellStart"/>
-      <w:r>
-        <w:t>ak</w:t>
-      </w:r>
-      <w:proofErr w:type="spellEnd"/>
-      <w:r>
-        <w:t xml:space="preserve"> 4.7.0 with reactive boost, it’s not that hard</w:t>
-      </w:r>
-    </w:p>
-    <w:p>
-      <w:r>
-        <w:t>User 1: damn bro, u so smart, why didn’t I think of that</w:t>
-      </w:r>
-    </w:p>
-    <w:p>
-      <w:r>
-        <w:t xml:space="preserve">User 1: I need level 75 to unlock </w:t>
-      </w:r>
-      <w:proofErr w:type="spellStart"/>
-      <w:r>
-        <w:t>ak</w:t>
-      </w:r>
-      <w:proofErr w:type="spellEnd"/>
-      <w:r>
-        <w:t xml:space="preserve"> 4.7.0, </w:t>
-      </w:r>
-      <w:proofErr w:type="spellStart"/>
-      <w:r>
-        <w:t>im</w:t>
-      </w:r>
-      <w:proofErr w:type="spellEnd"/>
-      <w:r>
-        <w:t xml:space="preserve"> like 42</w:t>
-      </w:r>
-    </w:p>
-    <w:p>
-      <w:r>
-        <w:t>User 3: don’t play ai faction then, or lower the diff if u can’t take the heat</w:t>
-      </w:r>
-    </w:p>
-    <w:p>
-      <w:r>
-        <w:t>User 1: spearhead needs to nerf this fucking spawn rate</w:t>
-      </w:r>
-      <w:r>
-        <w:t>, fucking ruining this game</w:t>
-      </w:r>
-    </w:p>
-    <w:p>
-      <w:r>
-        <w:t>User 4: nah u kidding ai d10 is way too easy, if anything, they need to make it harder</w:t>
-      </w:r>
-    </w:p>
-    <w:p>
-      <w:r>
-        <w:t xml:space="preserve">User 4: go train on d1 </w:t>
-      </w:r>
-      <w:proofErr w:type="spellStart"/>
-      <w:r>
-        <w:t>bruh</w:t>
-      </w:r>
-      <w:proofErr w:type="spellEnd"/>
-      <w:r>
-        <w:t>, left mouse button to shoot btw</w:t>
-      </w:r>
-    </w:p>
-    <w:p>
-      <w:r>
-        <w:t xml:space="preserve">User 1: go touch some grass </w:t>
-      </w:r>
-      <w:proofErr w:type="spellStart"/>
-      <w:r>
-        <w:t>bruh</w:t>
-      </w:r>
-      <w:proofErr w:type="spellEnd"/>
-      <w:r>
-        <w:t xml:space="preserve">, </w:t>
-      </w:r>
-      <w:proofErr w:type="spellStart"/>
-      <w:r>
-        <w:t>ur</w:t>
-      </w:r>
-      <w:proofErr w:type="spellEnd"/>
-      <w:r>
-        <w:t xml:space="preserve"> father won’t come back home if u put another 100 hours in the game</w:t>
-      </w:r>
-    </w:p>
-    <w:p>
-      <w:proofErr w:type="spellStart"/>
-      <w:r>
-        <w:t>Main_hero</w:t>
-      </w:r>
-      <w:proofErr w:type="spellEnd"/>
-      <w:r>
-        <w:t xml:space="preserve">: </w:t>
-      </w:r>
-      <w:proofErr w:type="spellStart"/>
-      <w:r>
-        <w:t>yo</w:t>
-      </w:r>
-      <w:proofErr w:type="spellEnd"/>
-    </w:p>
-    <w:p>
-      <w:r>
-        <w:t>User 1: bro it’s this mf again</w:t>
-      </w:r>
-    </w:p>
-    <w:p>
-      <w:r>
-        <w:t xml:space="preserve">User 2: u dumb fuck, we lost a </w:t>
-      </w:r>
-      <w:r>
-        <w:t>sprint</w:t>
-      </w:r>
-      <w:r>
-        <w:t xml:space="preserve"> </w:t>
-      </w:r>
-      <w:proofErr w:type="spellStart"/>
-      <w:r>
-        <w:t>cuz</w:t>
-      </w:r>
-      <w:proofErr w:type="spellEnd"/>
-      <w:r>
-        <w:t xml:space="preserve"> of u</w:t>
-      </w:r>
-    </w:p>
-    <w:p>
-      <w:r>
-        <w:t>User 3: did u finally learn how to play?</w:t>
-      </w:r>
-    </w:p>
-    <w:p>
-      <w:r>
-        <w:t>(Screen is getting red)</w:t>
-      </w:r>
-    </w:p>
-    <w:p>
-      <w:r>
-        <w:t xml:space="preserve">User 4: go fuck </w:t>
-      </w:r>
-      <w:proofErr w:type="spellStart"/>
-      <w:r>
-        <w:t>urself</w:t>
-      </w:r>
-      <w:proofErr w:type="spellEnd"/>
-      <w:r>
-        <w:t xml:space="preserve">, </w:t>
-      </w:r>
-      <w:r>
-        <w:t>u killed me like 10 times</w:t>
-      </w:r>
-      <w:r>
-        <w:t>, cunt</w:t>
-      </w:r>
-    </w:p>
-    <w:p>
-      <w:r>
-        <w:t xml:space="preserve">User 5: </w:t>
-      </w:r>
-      <w:r>
-        <w:t xml:space="preserve">mf is acting like nothing happened, </w:t>
-      </w:r>
-      <w:r>
-        <w:t xml:space="preserve">go fuck </w:t>
-      </w:r>
-      <w:proofErr w:type="spellStart"/>
-      <w:r>
-        <w:t>urself</w:t>
-      </w:r>
-      <w:proofErr w:type="spellEnd"/>
-    </w:p>
-    <w:p>
-      <w:r>
-        <w:t xml:space="preserve">User 6: bro that last </w:t>
-      </w:r>
-      <w:r>
-        <w:t>sprint</w:t>
-      </w:r>
-      <w:r>
-        <w:t xml:space="preserve"> was painful to watch, </w:t>
-      </w:r>
-      <w:r>
-        <w:t>u brought like the worst guns for bugs</w:t>
-      </w:r>
-      <w:r>
-        <w:t>, shit wasn’t even close</w:t>
-      </w:r>
-      <w:r>
-        <w:t xml:space="preserve"> lmao</w:t>
-      </w:r>
-    </w:p>
-    <w:p>
-      <w:r>
-        <w:t xml:space="preserve">User 7: bro </w:t>
-      </w:r>
-      <w:r>
-        <w:t>was speedrunning the sprint failure</w:t>
-      </w:r>
-    </w:p>
-    <w:p>
-      <w:r>
-        <w:t xml:space="preserve">User 8: this noob ass was bragging about his skill so much and couldn’t even </w:t>
-      </w:r>
-      <w:r>
-        <w:t xml:space="preserve">clear a squid repository, </w:t>
-      </w:r>
-      <w:proofErr w:type="spellStart"/>
-      <w:r>
-        <w:t>bruuuh</w:t>
-      </w:r>
-      <w:proofErr w:type="spellEnd"/>
-    </w:p>
-    <w:p>
-      <w:r>
-        <w:t xml:space="preserve">User 9: secondhand embarrassment from watching u play was insane, I’d </w:t>
-      </w:r>
-      <w:proofErr w:type="gramStart"/>
-      <w:r>
-        <w:t>actually kms</w:t>
-      </w:r>
-      <w:proofErr w:type="gramEnd"/>
-      <w:r>
-        <w:t xml:space="preserve"> if I were you</w:t>
-      </w:r>
-    </w:p>
-    <w:p>
-      <w:r>
-        <w:t>User 10: that’s crazy lmao</w:t>
-      </w:r>
-    </w:p>
-    <w:p>
-      <w:r>
-        <w:t xml:space="preserve">They love me. I know it looks like they are </w:t>
-      </w:r>
-      <w:r>
-        <w:t>bullying</w:t>
-      </w:r>
-      <w:r>
-        <w:t xml:space="preserve"> me and calling me bad at the game or something</w:t>
-      </w:r>
-      <w:r>
-        <w:t xml:space="preserve">, but it’s </w:t>
-      </w:r>
-      <w:proofErr w:type="gramStart"/>
-      <w:r>
-        <w:t xml:space="preserve">actually </w:t>
-      </w:r>
-      <w:r>
-        <w:t>fine</w:t>
-      </w:r>
-      <w:proofErr w:type="gramEnd"/>
-      <w:r>
-        <w:t>, you just don’t get it</w:t>
-      </w:r>
-      <w:r>
-        <w:t xml:space="preserve">. It’s how we show </w:t>
-      </w:r>
-      <w:r>
-        <w:t>love</w:t>
-      </w:r>
-      <w:r>
-        <w:t xml:space="preserve"> and respect for each other, just friendly roasting. They know I’m good</w:t>
-      </w:r>
-      <w:r>
-        <w:t xml:space="preserve"> at the game</w:t>
-      </w:r>
-      <w:r>
-        <w:t>, they are just fucking with me.</w:t>
-      </w:r>
-    </w:p>
-    <w:p>
-      <w:r>
-        <w:lastRenderedPageBreak/>
-        <w:t xml:space="preserve">User 9: </w:t>
-      </w:r>
-      <w:proofErr w:type="spellStart"/>
-      <w:r>
-        <w:t>ain’t</w:t>
-      </w:r>
-      <w:proofErr w:type="spellEnd"/>
-      <w:r>
-        <w:t xml:space="preserve"> no one f</w:t>
-      </w:r>
-      <w:r>
-        <w:t xml:space="preserve">ucking </w:t>
-      </w:r>
-      <w:r>
-        <w:t>w</w:t>
-      </w:r>
-      <w:r>
-        <w:t>ith</w:t>
-      </w:r>
-      <w:r>
-        <w:t xml:space="preserve"> this dude, </w:t>
-      </w:r>
-      <w:r>
-        <w:t>kick</w:t>
-      </w:r>
-      <w:r>
-        <w:t xml:space="preserve"> his ass out of here</w:t>
-      </w:r>
-    </w:p>
-    <w:p>
-      <w:r>
-        <w:t>It’s all jokes, trust me.</w:t>
-      </w:r>
-    </w:p>
-    <w:p>
-      <w:pPr>
-        <w:pStyle w:val="Heading3"/>
-      </w:pPr>
-      <w:bookmarkStart w:id="18" w:name="_Toc216793254"/>
-      <w:r>
-        <w:t>Chance to prove yourself</w:t>
-      </w:r>
-      <w:bookmarkEnd w:id="18"/>
-    </w:p>
-    <w:p>
-      <w:r>
-        <w:t>(Screen goes back to normal)</w:t>
-      </w:r>
-    </w:p>
-    <w:p>
-      <w:r>
-        <w:t xml:space="preserve">User 10: </w:t>
-      </w:r>
-      <w:proofErr w:type="spellStart"/>
-      <w:r>
-        <w:t>yo</w:t>
-      </w:r>
-      <w:proofErr w:type="spellEnd"/>
-      <w:r>
-        <w:t xml:space="preserve">, y’all seen the news about delayed </w:t>
-      </w:r>
-      <w:r>
-        <w:t>zero</w:t>
-      </w:r>
-      <w:r>
-        <w:t xml:space="preserve"> </w:t>
-      </w:r>
-      <w:proofErr w:type="spellStart"/>
-      <w:r>
-        <w:t>dlc</w:t>
-      </w:r>
-      <w:proofErr w:type="spellEnd"/>
-      <w:r>
-        <w:t>?</w:t>
-      </w:r>
-    </w:p>
-    <w:p>
-      <w:r>
-        <w:t xml:space="preserve">User 2: yeah, </w:t>
-      </w:r>
-      <w:r>
-        <w:t>Spearhead</w:t>
-      </w:r>
-      <w:r>
-        <w:t xml:space="preserve"> can’t make the new content even for </w:t>
-      </w:r>
-      <w:r>
-        <w:t>zero</w:t>
-      </w:r>
-      <w:r>
-        <w:t xml:space="preserve"> lol</w:t>
-      </w:r>
-    </w:p>
-    <w:p>
-      <w:r>
-        <w:t xml:space="preserve">User 3: Zero the game? More like zero </w:t>
-      </w:r>
-      <w:proofErr w:type="spellStart"/>
-      <w:r>
-        <w:t>dlc</w:t>
-      </w:r>
-      <w:proofErr w:type="spellEnd"/>
-    </w:p>
-    <w:p>
-      <w:r>
-        <w:t>User 4: I will pay u not to joke ever again</w:t>
-      </w:r>
-    </w:p>
-    <w:p>
-      <w:r>
-        <w:t xml:space="preserve">User 5: holy cornball </w:t>
-      </w:r>
-    </w:p>
-    <w:p>
-      <w:r>
-        <w:t xml:space="preserve">User 6: fuck yeah, at least that means that finally </w:t>
-      </w:r>
-      <w:r>
-        <w:t>spearhead</w:t>
-      </w:r>
-      <w:r>
-        <w:t xml:space="preserve"> heard us and making </w:t>
-      </w:r>
-      <w:proofErr w:type="spellStart"/>
-      <w:r>
-        <w:t>smth</w:t>
-      </w:r>
-      <w:proofErr w:type="spellEnd"/>
-      <w:r>
-        <w:t xml:space="preserve"> new for </w:t>
-      </w:r>
-      <w:proofErr w:type="spellStart"/>
-      <w:r>
-        <w:t>cyberdivers</w:t>
-      </w:r>
-      <w:proofErr w:type="spellEnd"/>
-    </w:p>
-    <w:p>
-      <w:r>
-        <w:t xml:space="preserve">User 7: this absolutely does not mean that </w:t>
-      </w:r>
-      <w:proofErr w:type="spellStart"/>
-      <w:r>
-        <w:t>bruh</w:t>
-      </w:r>
-      <w:proofErr w:type="spellEnd"/>
-      <w:r>
-        <w:t>, they just can’t do shit</w:t>
-      </w:r>
-    </w:p>
-    <w:p>
-      <w:r>
-        <w:t xml:space="preserve">User 12: </w:t>
-      </w:r>
-      <w:r>
-        <w:t>zero</w:t>
-      </w:r>
-      <w:r>
-        <w:t xml:space="preserve"> </w:t>
-      </w:r>
-      <w:r>
-        <w:t xml:space="preserve">fans </w:t>
-      </w:r>
-      <w:r>
-        <w:t xml:space="preserve">are in shambles </w:t>
-      </w:r>
-      <w:proofErr w:type="spellStart"/>
-      <w:r>
-        <w:t>rn</w:t>
-      </w:r>
-      <w:proofErr w:type="spellEnd"/>
-    </w:p>
-    <w:p>
-      <w:r>
-        <w:t>User 8: maybe we will finally get a</w:t>
-      </w:r>
-      <w:r>
-        <w:t>n</w:t>
-      </w:r>
-      <w:r>
-        <w:t xml:space="preserve"> </w:t>
-      </w:r>
-      <w:proofErr w:type="spellStart"/>
-      <w:r>
-        <w:t>ak</w:t>
-      </w:r>
-      <w:proofErr w:type="spellEnd"/>
-      <w:r>
-        <w:t xml:space="preserve"> 4.7.0 buff</w:t>
-      </w:r>
-    </w:p>
-    <w:p>
-      <w:r>
-        <w:t xml:space="preserve">User 11: </w:t>
-      </w:r>
-      <w:proofErr w:type="spellStart"/>
-      <w:r>
-        <w:t>ak</w:t>
-      </w:r>
-      <w:proofErr w:type="spellEnd"/>
-      <w:r>
-        <w:t xml:space="preserve"> 4.7.0 is already op</w:t>
-      </w:r>
-      <w:r>
-        <w:t xml:space="preserve">, u </w:t>
-      </w:r>
-      <w:r>
-        <w:t>just don’t know how to play with it</w:t>
-      </w:r>
-      <w:r>
-        <w:t xml:space="preserve">, I can easily </w:t>
-      </w:r>
-      <w:r>
-        <w:t xml:space="preserve">clear </w:t>
-      </w:r>
-      <w:proofErr w:type="gramStart"/>
-      <w:r>
-        <w:t>bugs source</w:t>
-      </w:r>
-      <w:proofErr w:type="gramEnd"/>
-      <w:r>
-        <w:t xml:space="preserve"> solo with it, maybe with vibe strike stratagem.</w:t>
-      </w:r>
-    </w:p>
-    <w:p>
-      <w:r>
-        <w:t xml:space="preserve">User 9: </w:t>
-      </w:r>
-      <w:r>
-        <w:t xml:space="preserve">vibe strike </w:t>
-      </w:r>
-      <w:proofErr w:type="gramStart"/>
-      <w:r>
-        <w:t>set’s</w:t>
-      </w:r>
-      <w:proofErr w:type="gramEnd"/>
-      <w:r>
-        <w:t xml:space="preserve"> </w:t>
-      </w:r>
-      <w:proofErr w:type="spellStart"/>
-      <w:r>
-        <w:t>ur</w:t>
-      </w:r>
-      <w:proofErr w:type="spellEnd"/>
-      <w:r>
-        <w:t xml:space="preserve"> teammates on fire, it’s the worst stratagem in the game</w:t>
-      </w:r>
-      <w:r>
-        <w:t xml:space="preserve">, </w:t>
-      </w:r>
-      <w:r>
-        <w:t>unless u r retarded ofc</w:t>
-      </w:r>
-    </w:p>
-    <w:p>
-      <w:r>
-        <w:t xml:space="preserve">Ah yes, </w:t>
-      </w:r>
-      <w:r>
-        <w:t>Zero</w:t>
-      </w:r>
-      <w:r>
-        <w:t>. Made by the same developer, Sp</w:t>
-      </w:r>
-      <w:r>
-        <w:t>earhead Studios</w:t>
-      </w:r>
-      <w:r>
-        <w:t xml:space="preserve">, as </w:t>
-      </w:r>
-      <w:r>
-        <w:t>our game</w:t>
-      </w:r>
-      <w:r>
-        <w:t>. Instead of making content and patches</w:t>
-      </w:r>
-      <w:r>
-        <w:t xml:space="preserve"> for </w:t>
-      </w:r>
-      <w:proofErr w:type="spellStart"/>
-      <w:r>
-        <w:t>Cyberdivers</w:t>
-      </w:r>
-      <w:proofErr w:type="spellEnd"/>
-      <w:r>
-        <w:t>, they decided to make some random ass</w:t>
-      </w:r>
-      <w:r>
-        <w:t xml:space="preserve"> spin-off</w:t>
-      </w:r>
-      <w:r>
-        <w:t>,</w:t>
-      </w:r>
-      <w:r>
-        <w:t xml:space="preserve"> and the game wasn’t even that good.</w:t>
-      </w:r>
-      <w:r>
-        <w:t xml:space="preserve"> And now they are working on the </w:t>
-      </w:r>
-      <w:proofErr w:type="spellStart"/>
-      <w:r>
-        <w:t>dlc</w:t>
-      </w:r>
-      <w:proofErr w:type="spellEnd"/>
-      <w:r>
-        <w:t xml:space="preserve"> for it</w:t>
-      </w:r>
-      <w:r>
-        <w:t xml:space="preserve">, while </w:t>
-      </w:r>
-      <w:proofErr w:type="spellStart"/>
-      <w:r>
-        <w:t>cyberdivers</w:t>
-      </w:r>
-      <w:proofErr w:type="spellEnd"/>
-      <w:r>
-        <w:t xml:space="preserve"> </w:t>
-      </w:r>
-      <w:r>
-        <w:t>is</w:t>
-      </w:r>
-      <w:r>
-        <w:t xml:space="preserve"> dying without new updates, fucking idiots.</w:t>
-      </w:r>
-    </w:p>
-    <w:p>
-      <w:r>
-        <w:t>User 11: maybe don’t be a moron and don’t stand right next to it next time, might help idk</w:t>
-      </w:r>
-    </w:p>
-    <w:p>
-      <w:r>
-        <w:t xml:space="preserve">User 11: </w:t>
-      </w:r>
-      <w:r>
-        <w:t>point is</w:t>
-      </w:r>
-      <w:r>
-        <w:t>,</w:t>
-      </w:r>
-      <w:r>
-        <w:t xml:space="preserve"> </w:t>
-      </w:r>
-      <w:r>
-        <w:t xml:space="preserve">if u can’t use </w:t>
-      </w:r>
-      <w:proofErr w:type="spellStart"/>
-      <w:r>
-        <w:t>ak</w:t>
-      </w:r>
-      <w:proofErr w:type="spellEnd"/>
-      <w:r>
-        <w:t xml:space="preserve"> 4.7.0 properly</w:t>
+        <w:t>if u can’t use ak 4.7.0 properly</w:t>
       </w:r>
       <w:r>
         <w:rPr>
@@ -5809,15 +4635,7 @@
     </w:p>
     <w:p>
       <w:r>
-        <w:t xml:space="preserve">You know what, I </w:t>
-      </w:r>
-      <w:proofErr w:type="spellStart"/>
-      <w:r>
-        <w:t>wanna</w:t>
-      </w:r>
-      <w:proofErr w:type="spellEnd"/>
-      <w:r>
-        <w:t xml:space="preserve"> check how do they do in their sub. I bet you they are moaning and bitching over there</w:t>
+        <w:t>You know what, I wanna check how do they do in their sub. I bet you they are moaning and bitching over there</w:t>
       </w:r>
       <w:r>
         <w:t>, because of the delay</w:t>
@@ -5826,1382 +4644,837 @@
         <w:t xml:space="preserve">. </w:t>
       </w:r>
       <w:r>
-        <w:t xml:space="preserve">Can’t wait </w:t>
-      </w:r>
-      <w:proofErr w:type="gramStart"/>
-      <w:r>
-        <w:t>see</w:t>
-      </w:r>
-      <w:proofErr w:type="gramEnd"/>
-      <w:r>
-        <w:t xml:space="preserve"> it.</w:t>
-      </w:r>
-    </w:p>
-    <w:p>
-      <w:r>
-        <w:t>(</w:t>
-      </w:r>
-      <w:proofErr w:type="gramStart"/>
-      <w:r>
-        <w:t>User is</w:t>
-      </w:r>
-      <w:proofErr w:type="gramEnd"/>
-      <w:r>
-        <w:t xml:space="preserve"> prompted to search for </w:t>
-      </w:r>
-      <w:r>
-        <w:t xml:space="preserve">wl3 </w:t>
-      </w:r>
-      <w:proofErr w:type="gramStart"/>
-      <w:r>
-        <w:t>sub</w:t>
-      </w:r>
-      <w:proofErr w:type="gramEnd"/>
-      <w:r>
-        <w:t xml:space="preserve"> and find the post with the news)</w:t>
-      </w:r>
-    </w:p>
-    <w:p>
-      <w:r>
-        <w:t xml:space="preserve">(User is going to </w:t>
-      </w:r>
-      <w:proofErr w:type="gramStart"/>
-      <w:r>
-        <w:t>comments</w:t>
-      </w:r>
-      <w:proofErr w:type="gramEnd"/>
+        <w:t>Can’t wait see it.</w:t>
+      </w:r>
+    </w:p>
+    <w:p>
+      <w:r>
+        <w:t xml:space="preserve">(User is prompted to search for </w:t>
+      </w:r>
+      <w:r>
+        <w:t>wl3 sub and find the post with the news)</w:t>
+      </w:r>
+    </w:p>
+    <w:p>
+      <w:r>
+        <w:t>(User is going to comments)</w:t>
+      </w:r>
+    </w:p>
+    <w:p>
+      <w:r>
+        <w:t>Bruh what? “Let devs take as much time as they want”, bro wtf, they are so…so…so</w:t>
+      </w:r>
+      <w:r>
+        <w:t xml:space="preserve"> fucking</w:t>
+      </w:r>
+      <w:r>
+        <w:t xml:space="preserve"> </w:t>
+      </w:r>
+      <w:r>
+        <w:t>lame</w:t>
+      </w:r>
+    </w:p>
+    <w:p>
+      <w:r>
+        <w:t>(User is prompted to go back on the main page of wl3)</w:t>
+      </w:r>
+    </w:p>
+    <w:p>
+      <w:r>
+        <w:t xml:space="preserve">Look at these posts bruh. </w:t>
+      </w:r>
+    </w:p>
+    <w:p>
+      <w:r>
+        <w:t xml:space="preserve">So spineless, like “our dlc got delayed? </w:t>
+      </w:r>
+      <w:r>
+        <w:t xml:space="preserve">It’s ok, </w:t>
+      </w:r>
+      <w:r>
+        <w:t>let them take their time</w:t>
+      </w:r>
+      <w:r>
+        <w:t>” tf is this. You absolutely should demand new content from the devs, they are working for you</w:t>
+      </w:r>
+      <w:r>
+        <w:t>,</w:t>
+      </w:r>
+      <w:r>
+        <w:t xml:space="preserve"> not</w:t>
+      </w:r>
+      <w:r>
+        <w:t xml:space="preserve"> the</w:t>
+      </w:r>
+      <w:r>
+        <w:t xml:space="preserve"> other way around</w:t>
+      </w:r>
+      <w:r>
+        <w:t>, you are fucking paying them for the product</w:t>
+      </w:r>
+      <w:r>
+        <w:t xml:space="preserve">, where is </w:t>
+      </w:r>
+      <w:r>
+        <w:t>your</w:t>
+      </w:r>
+      <w:r>
+        <w:t xml:space="preserve"> rage bruh.</w:t>
+      </w:r>
+    </w:p>
+    <w:p>
+      <w:r>
+        <w:t>(User is prompted to go to the post with noob question)</w:t>
+      </w:r>
+    </w:p>
+    <w:p>
+      <w:r>
+        <w:t>(Screen is getting red)</w:t>
+      </w:r>
+    </w:p>
+    <w:p>
+      <w:r>
+        <w:t xml:space="preserve">And these </w:t>
+      </w:r>
+      <w:r>
+        <w:t xml:space="preserve">stupid ass questions like this one “uhhhhh how do u get in that room” like don’t u see the </w:t>
+      </w:r>
+      <w:r>
+        <w:t xml:space="preserve">vent in there? Have you tried looking or do you just run to this subforum for help at any minor inconvenience? This is why noobs should be mocked for their stupidity, they’ll learn how to think </w:t>
+      </w:r>
+      <w:r>
+        <w:t>by themselves</w:t>
+      </w:r>
+      <w:r>
+        <w:t>.</w:t>
+      </w:r>
+      <w:r>
+        <w:t xml:space="preserve"> </w:t>
+      </w:r>
+      <w:r>
+        <w:t>But</w:t>
+      </w:r>
+      <w:r>
+        <w:t xml:space="preserve"> they all</w:t>
+      </w:r>
+      <w:r>
+        <w:t xml:space="preserve"> are</w:t>
+      </w:r>
+      <w:r>
+        <w:t xml:space="preserve"> allowing </w:t>
+      </w:r>
+      <w:r>
+        <w:t>them to remain stupid</w:t>
+      </w:r>
+      <w:r>
+        <w:t>.</w:t>
+      </w:r>
+    </w:p>
+    <w:p>
+      <w:r>
+        <w:t>(User is prompted to go back and to go on the next post with story discussion)</w:t>
+      </w:r>
+    </w:p>
+    <w:p>
+      <w:r>
+        <w:t xml:space="preserve">Oh boy, look how nice everyone here is bruh. Look how everyone being respectful to each other, like isn’t it fucking pathetic? There is either right opinion </w:t>
+      </w:r>
+      <w:r>
+        <w:t xml:space="preserve">or wrong opinion, nothing in between. If y’all being so polite and </w:t>
+      </w:r>
+      <w:r>
+        <w:t>agree</w:t>
+      </w:r>
+      <w:r>
+        <w:t xml:space="preserve"> with each other instead of argue, how tf are you gonna </w:t>
+      </w:r>
+      <w:r>
+        <w:t>figure out what’s wrong and what’s right</w:t>
+      </w:r>
+      <w:r>
+        <w:t>?</w:t>
+      </w:r>
+    </w:p>
+    <w:p>
+      <w:r>
+        <w:t>(User is prompted to go back to the main page)</w:t>
+      </w:r>
+    </w:p>
+    <w:p>
+      <w:r>
+        <w:t>(Screen is full</w:t>
+      </w:r>
+      <w:r>
+        <w:t>y</w:t>
+      </w:r>
+      <w:r>
+        <w:t xml:space="preserve"> red now)</w:t>
+      </w:r>
+    </w:p>
+    <w:p>
+      <w:r>
+        <w:t xml:space="preserve">Nah, this sub is phony as fuck. Everyone </w:t>
+      </w:r>
+      <w:r>
+        <w:t>is</w:t>
+      </w:r>
+      <w:r>
+        <w:t xml:space="preserve"> being so nice </w:t>
+      </w:r>
+      <w:r>
+        <w:t>as</w:t>
+      </w:r>
+      <w:r>
+        <w:t xml:space="preserve"> we</w:t>
+      </w:r>
+      <w:r>
+        <w:t xml:space="preserve"> are gonna</w:t>
+      </w:r>
+      <w:r>
+        <w:t xml:space="preserve"> believe it</w:t>
+      </w:r>
+      <w:r>
+        <w:t xml:space="preserve">. Maybe </w:t>
+      </w:r>
+      <w:r>
+        <w:t>cyberdivers</w:t>
+      </w:r>
+      <w:r>
+        <w:t xml:space="preserve"> are rude, maybe we are toxic</w:t>
+      </w:r>
+      <w:r>
+        <w:t>, maybe we can call u names, like</w:t>
+      </w:r>
+      <w:r>
+        <w:t xml:space="preserve"> noob,</w:t>
+      </w:r>
+      <w:r>
+        <w:t xml:space="preserve"> cunt,</w:t>
+      </w:r>
+      <w:r>
+        <w:t xml:space="preserve"> asshole, moron, retard, fuckwit, dumbass, braindead, stupid, dickhead</w:t>
+      </w:r>
+      <w:r>
+        <w:t xml:space="preserve">, brain-numbing, </w:t>
+      </w:r>
+      <w:r>
+        <w:lastRenderedPageBreak/>
+        <w:t xml:space="preserve">room temperature iq, </w:t>
+      </w:r>
+      <w:r>
+        <w:t xml:space="preserve">motherfucker, fatherfucker, </w:t>
+      </w:r>
+      <w:r>
+        <w:t xml:space="preserve">product of the </w:t>
+      </w:r>
+      <w:r>
+        <w:t>incest</w:t>
+      </w:r>
+      <w:r>
+        <w:t>, incel, degenerate, window licker, cognitively challenged</w:t>
+      </w:r>
+      <w:r>
+        <w:t>, dimwit</w:t>
+      </w:r>
+    </w:p>
+    <w:p>
+      <w:r>
+        <w:t>(Screen goes blurry and then goes back to red)</w:t>
+      </w:r>
+    </w:p>
+    <w:p>
+      <w:r>
+        <w:t>fuckface, shitfuck</w:t>
+      </w:r>
+      <w:r>
+        <w:t xml:space="preserve">, </w:t>
+      </w:r>
+      <w:r>
+        <w:t>fuckfuck but</w:t>
+      </w:r>
+      <w:r>
+        <w:t xml:space="preserve"> at least we are honest</w:t>
+      </w:r>
+      <w:r>
+        <w:t>. Brutal, but honest</w:t>
+      </w:r>
+      <w:r>
+        <w:t>. Yes, we won’t mince our words and roast your ass to the crust, but you will learn from it and be better. And these guys thinking they are helping anyone with this fake ass niceness.</w:t>
+      </w:r>
+    </w:p>
+    <w:p>
+      <w:r>
+        <w:t>They are just delusional, aren’t they</w:t>
+      </w:r>
+      <w:r>
+        <w:t>.</w:t>
+      </w:r>
+    </w:p>
+    <w:p>
+      <w:r>
+        <w:t>(Screen goes normal)</w:t>
+      </w:r>
+    </w:p>
+    <w:p>
+      <w:r>
+        <w:t>(Ui elements start to fall down)</w:t>
+      </w:r>
+    </w:p>
+    <w:p>
+      <w:r>
+        <w:t xml:space="preserve">Nah, this sub should go down. I </w:t>
+      </w:r>
+      <w:r>
+        <w:t>remember</w:t>
+      </w:r>
+      <w:r>
+        <w:t xml:space="preserve"> back when I was a kid, my mom sent me to do some programming courses</w:t>
+      </w:r>
+      <w:r>
+        <w:t xml:space="preserve"> </w:t>
+      </w:r>
+      <w:r>
+        <w:t>and I learned smth about webdev and some cybersecurity stuff</w:t>
+      </w:r>
+      <w:r>
+        <w:t>, like phishing</w:t>
+      </w:r>
+      <w:r>
+        <w:t>.</w:t>
+      </w:r>
+      <w:r>
+        <w:t xml:space="preserve"> Shit, it was ages ago. Met some cool guys there, but we didn’t really click. They </w:t>
+      </w:r>
+      <w:r>
+        <w:t>thought</w:t>
+      </w:r>
+      <w:r>
+        <w:t xml:space="preserve"> I was kinda weird. Well, whatever, who gives a shit right? </w:t>
+      </w:r>
+    </w:p>
+    <w:p>
+      <w:r>
+        <w:t>Anyway,</w:t>
+      </w:r>
+      <w:r>
+        <w:t xml:space="preserve"> </w:t>
+      </w:r>
+      <w:r>
+        <w:t>what if</w:t>
+      </w:r>
+      <w:r>
+        <w:t xml:space="preserve"> I could </w:t>
+      </w:r>
+      <w:r>
+        <w:t>create</w:t>
+      </w:r>
+      <w:r>
+        <w:t xml:space="preserve"> a fake website to steal </w:t>
+      </w:r>
+      <w:r>
+        <w:t>zero</w:t>
+      </w:r>
+      <w:r>
+        <w:t xml:space="preserve"> sub admin’s </w:t>
+      </w:r>
+      <w:r>
+        <w:t>account</w:t>
+      </w:r>
+      <w:r>
+        <w:t xml:space="preserve"> and take over the sub</w:t>
+      </w:r>
+      <w:r>
+        <w:t xml:space="preserve">? I could show </w:t>
+      </w:r>
+      <w:r>
+        <w:t>them</w:t>
+      </w:r>
+      <w:r>
+        <w:t xml:space="preserve"> what the real life is.</w:t>
+      </w:r>
+      <w:r>
+        <w:t xml:space="preserve"> </w:t>
+      </w:r>
+      <w:r>
+        <w:t xml:space="preserve">I should </w:t>
+      </w:r>
+      <w:r>
+        <w:t xml:space="preserve">let my </w:t>
+      </w:r>
+      <w:r>
+        <w:t>friends</w:t>
+      </w:r>
+      <w:r>
+        <w:t xml:space="preserve"> </w:t>
+      </w:r>
+      <w:r>
+        <w:t xml:space="preserve">in </w:t>
+      </w:r>
+      <w:r>
+        <w:t>cyberdivers</w:t>
+      </w:r>
+      <w:r>
+        <w:t xml:space="preserve"> chat</w:t>
+      </w:r>
+      <w:r>
+        <w:t xml:space="preserve"> know</w:t>
+      </w:r>
+      <w:r>
+        <w:t>, I’m sure they will be as excited as I am r</w:t>
+      </w:r>
+      <w:r>
+        <w:t xml:space="preserve">ight </w:t>
+      </w:r>
+      <w:r>
+        <w:t>n</w:t>
+      </w:r>
+      <w:r>
+        <w:t>ow</w:t>
+      </w:r>
+      <w:r>
+        <w:t xml:space="preserve"> </w:t>
+      </w:r>
+      <w:r>
+        <w:t>to get back at these dumbasses</w:t>
+      </w:r>
+      <w:r>
+        <w:t>.</w:t>
+      </w:r>
+    </w:p>
+    <w:p>
+      <w:r>
+        <w:t>(User is prompted to go to the sc2 chat)</w:t>
+      </w:r>
+    </w:p>
+    <w:p>
+      <w:r>
+        <w:t xml:space="preserve">Main_hero: I’m gonna hack </w:t>
+      </w:r>
+      <w:r>
+        <w:t>zero</w:t>
+      </w:r>
+      <w:r>
+        <w:t xml:space="preserve"> sub</w:t>
+      </w:r>
+    </w:p>
+    <w:p>
+      <w:r>
+        <w:t>User 3: lmao what</w:t>
+      </w:r>
+    </w:p>
+    <w:p>
+      <w:r>
+        <w:t>User 4: AHAHAHAH</w:t>
+      </w:r>
+    </w:p>
+    <w:p>
+      <w:r>
+        <w:t>User 5: calm down, Mr. Robot</w:t>
+      </w:r>
+    </w:p>
+    <w:p>
+      <w:r>
+        <w:t>(Screen goes slightly red)</w:t>
+      </w:r>
+    </w:p>
+    <w:p>
+      <w:r>
+        <w:t>User 6: u can’t even use a keyboard son fym hack</w:t>
+      </w:r>
+    </w:p>
+    <w:p>
+      <w:r>
+        <w:t>User 7: r u like 13?</w:t>
+      </w:r>
+    </w:p>
+    <w:p>
+      <w:r>
+        <w:t>User 8: are we deadass lmao</w:t>
+      </w:r>
+    </w:p>
+    <w:p>
+      <w:r>
+        <w:t>User 9: AHAHAH</w:t>
+      </w:r>
+    </w:p>
+    <w:p>
+      <w:r>
+        <w:t>Main_hero: nah y’all will see, I actually can do it</w:t>
+      </w:r>
+    </w:p>
+    <w:p>
+      <w:r>
+        <w:t>User 4: bro</w:t>
+      </w:r>
+      <w:r>
+        <w:t>chacho stfu</w:t>
+      </w:r>
+    </w:p>
+    <w:p>
+      <w:r>
+        <w:lastRenderedPageBreak/>
+        <w:t>User 6: im crying wtf are u talking about lmaooo</w:t>
+      </w:r>
+    </w:p>
+    <w:p>
+      <w:r>
+        <w:t xml:space="preserve">User 5: u r like in the top 10 worst </w:t>
+      </w:r>
+      <w:r>
+        <w:t>cyberdivers</w:t>
+      </w:r>
+      <w:r>
+        <w:t xml:space="preserve"> oat and u r saying u can hack anything? Bruh wtf</w:t>
+      </w:r>
+    </w:p>
+    <w:p>
+      <w:r>
+        <w:t>User 13: instant cyberdivers classic</w:t>
+      </w:r>
+    </w:p>
+    <w:p>
+      <w:r>
+        <w:t>User</w:t>
+      </w:r>
+      <w:r>
+        <w:t xml:space="preserve"> 11: son`</w:t>
+      </w:r>
+    </w:p>
+    <w:p>
+      <w:r>
+        <w:t>User 10: bro is a poser lmao, proly don’t even know what is sqli is lol</w:t>
+      </w:r>
+    </w:p>
+    <w:p>
+      <w:r>
+        <w:t xml:space="preserve">No no, I know what it is, it’s a language…for hacking databases…or something. </w:t>
+      </w:r>
+      <w:r>
+        <w:t>It doesn’t</w:t>
+      </w:r>
+      <w:r>
+        <w:t xml:space="preserve"> matter, they’ll see, I absolutely can do it.</w:t>
+      </w:r>
+    </w:p>
+    <w:p>
+      <w:pPr>
+        <w:pStyle w:val="Heading3"/>
+      </w:pPr>
+      <w:bookmarkStart w:id="19" w:name="_Toc216793255"/>
+      <w:r>
+        <w:t>Plan and execution</w:t>
+      </w:r>
+      <w:bookmarkEnd w:id="19"/>
+    </w:p>
+    <w:p>
+      <w:r>
+        <w:t>(Screen goes black)</w:t>
+      </w:r>
+    </w:p>
+    <w:p>
+      <w:r>
+        <w:t xml:space="preserve">Alright, I need a plan. How am I gonna do that? Brief search on phishing shows that </w:t>
+      </w:r>
+      <w:r>
+        <w:t>hackers send fake login screens and people fall for them. Why don’t I do the same</w:t>
+      </w:r>
+      <w:r>
+        <w:t xml:space="preserve">? </w:t>
+      </w:r>
+      <w:r>
+        <w:t>Admin will click on the link and…well yeah, he’ll probably suspect something. Well, ummm…maybee</w:t>
+      </w:r>
+      <w:r>
+        <w:t xml:space="preserve"> </w:t>
+      </w:r>
+      <w:r>
+        <w:t>…uhhh..</w:t>
+      </w:r>
+      <w:r>
+        <w:t xml:space="preserve"> </w:t>
+      </w:r>
+      <w:r>
+        <w:t>I need to bait</w:t>
+      </w:r>
+      <w:r>
+        <w:t xml:space="preserve"> him</w:t>
+      </w:r>
+      <w:r>
+        <w:t>!</w:t>
+      </w:r>
+      <w:r>
+        <w:t xml:space="preserve"> </w:t>
+      </w:r>
+    </w:p>
+    <w:p>
+      <w:r>
+        <w:t>(Chat window appears with message from main_hero about the post)</w:t>
+      </w:r>
+    </w:p>
+    <w:p>
+      <w:r>
+        <w:t>Like, I’ll report to him some post which needs to be deleted, but it won’t be an actual post, it will be a fake post</w:t>
+      </w:r>
+      <w:r>
+        <w:t>!</w:t>
+      </w:r>
+      <w:r>
+        <w:t xml:space="preserve"> Admin will click on that to check it out</w:t>
+      </w:r>
+    </w:p>
+    <w:p>
+      <w:r>
+        <w:t>(User is prompted to click on the link)</w:t>
+      </w:r>
+    </w:p>
+    <w:p>
+      <w:r>
+        <w:t>(Fake post appear</w:t>
+      </w:r>
+      <w:r>
+        <w:t>s</w:t>
+      </w:r>
       <w:r>
         <w:t>)</w:t>
       </w:r>
     </w:p>
     <w:p>
       <w:r>
+        <w:t>Admin clicks on the delete button</w:t>
+      </w:r>
+    </w:p>
+    <w:p>
+      <w:r>
+        <w:t>(User is prompted to delete the post)</w:t>
+      </w:r>
+    </w:p>
+    <w:p>
+      <w:r>
+        <w:t xml:space="preserve">and suddenly it takes him to fake login screen with message like ur </w:t>
+      </w:r>
+      <w:r>
+        <w:t>session</w:t>
+      </w:r>
+      <w:r>
+        <w:t xml:space="preserve"> is expired, sign in again</w:t>
+      </w:r>
+    </w:p>
+    <w:p>
+      <w:r>
+        <w:t xml:space="preserve">(Login screen appears, with the message “ur </w:t>
+      </w:r>
+      <w:r>
+        <w:t>session</w:t>
+      </w:r>
+      <w:r>
+        <w:t xml:space="preserve"> is expired, please sign in again”)</w:t>
+      </w:r>
+    </w:p>
+    <w:p>
+      <w:r>
+        <w:t xml:space="preserve">Admin will login again, to finally delete this post and boom, his creds are mine. Admin will see that the post was </w:t>
+      </w:r>
+      <w:r>
+        <w:t>deleted,</w:t>
+      </w:r>
+      <w:r>
+        <w:t xml:space="preserve"> and he won’t even know that his creds </w:t>
+      </w:r>
+      <w:r>
+        <w:t>were stolen</w:t>
+      </w:r>
+      <w:r>
+        <w:t>!</w:t>
+      </w:r>
+    </w:p>
+    <w:p>
+      <w:r>
+        <w:t>(User is prompted to login and forwarded to page where the post is deleted)</w:t>
+      </w:r>
+    </w:p>
+    <w:p>
+      <w:r>
+        <w:t>(Screen goes black)</w:t>
+      </w:r>
+    </w:p>
+    <w:p>
+      <w:r>
         <w:lastRenderedPageBreak/>
-        <w:t xml:space="preserve">Bruh what? “Let </w:t>
-      </w:r>
-      <w:proofErr w:type="spellStart"/>
-      <w:r>
-        <w:t>devs</w:t>
-      </w:r>
-      <w:proofErr w:type="spellEnd"/>
-      <w:r>
-        <w:t xml:space="preserve"> take as much time as they want”, bro wtf, they are so…so…so</w:t>
-      </w:r>
-      <w:r>
-        <w:t xml:space="preserve"> fucking</w:t>
-      </w:r>
-      <w:r>
-        <w:t xml:space="preserve"> </w:t>
-      </w:r>
-      <w:r>
-        <w:t>lame</w:t>
-      </w:r>
-    </w:p>
-    <w:p>
-      <w:r>
-        <w:t>(User is prompted to go back on the main page of wl3)</w:t>
-      </w:r>
-    </w:p>
-    <w:p>
-      <w:r>
-        <w:t xml:space="preserve">Look at these posts </w:t>
-      </w:r>
-      <w:proofErr w:type="spellStart"/>
-      <w:r>
-        <w:t>bruh</w:t>
-      </w:r>
-      <w:proofErr w:type="spellEnd"/>
-      <w:r>
-        <w:t xml:space="preserve">. </w:t>
-      </w:r>
-    </w:p>
-    <w:p>
-      <w:r>
-        <w:t xml:space="preserve">So spineless, like “our </w:t>
-      </w:r>
-      <w:proofErr w:type="spellStart"/>
-      <w:r>
-        <w:t>dlc</w:t>
-      </w:r>
-      <w:proofErr w:type="spellEnd"/>
-      <w:r>
-        <w:t xml:space="preserve"> got delayed? </w:t>
-      </w:r>
-      <w:r>
-        <w:t xml:space="preserve">It’s ok, </w:t>
-      </w:r>
-      <w:r>
-        <w:t>let them take their time</w:t>
-      </w:r>
-      <w:r>
-        <w:t xml:space="preserve">” </w:t>
-      </w:r>
-      <w:proofErr w:type="spellStart"/>
-      <w:r>
-        <w:t>tf</w:t>
-      </w:r>
-      <w:proofErr w:type="spellEnd"/>
-      <w:r>
-        <w:t xml:space="preserve"> is this. You absolutely should demand new content from the </w:t>
-      </w:r>
-      <w:proofErr w:type="spellStart"/>
-      <w:r>
-        <w:t>devs</w:t>
-      </w:r>
-      <w:proofErr w:type="spellEnd"/>
-      <w:r>
-        <w:t>, they are working for you</w:t>
-      </w:r>
-      <w:r>
-        <w:t>,</w:t>
-      </w:r>
-      <w:r>
-        <w:t xml:space="preserve"> not</w:t>
-      </w:r>
-      <w:r>
-        <w:t xml:space="preserve"> the</w:t>
-      </w:r>
-      <w:r>
-        <w:t xml:space="preserve"> other way around</w:t>
-      </w:r>
-      <w:r>
-        <w:t>, you are fucking paying them for the product</w:t>
-      </w:r>
-      <w:r>
-        <w:t xml:space="preserve">, where is </w:t>
-      </w:r>
-      <w:r>
-        <w:t>your</w:t>
-      </w:r>
-      <w:r>
-        <w:t xml:space="preserve"> rage </w:t>
-      </w:r>
-      <w:proofErr w:type="spellStart"/>
-      <w:r>
-        <w:t>bruh</w:t>
-      </w:r>
-      <w:proofErr w:type="spellEnd"/>
-      <w:r>
-        <w:t>.</w:t>
-      </w:r>
-    </w:p>
-    <w:p>
-      <w:r>
-        <w:t xml:space="preserve">(User is prompted to go to the post with noob </w:t>
-      </w:r>
-      <w:proofErr w:type="gramStart"/>
-      <w:r>
-        <w:t>question</w:t>
-      </w:r>
-      <w:proofErr w:type="gramEnd"/>
-      <w:r>
-        <w:t>)</w:t>
-      </w:r>
-    </w:p>
-    <w:p>
-      <w:r>
-        <w:t>(Screen is getting red)</w:t>
-      </w:r>
-    </w:p>
-    <w:p>
-      <w:r>
-        <w:t xml:space="preserve">And these </w:t>
-      </w:r>
-      <w:r>
-        <w:t>stupid ass questions like this one “</w:t>
-      </w:r>
-      <w:proofErr w:type="spellStart"/>
-      <w:r>
-        <w:t>uhhhhh</w:t>
-      </w:r>
-      <w:proofErr w:type="spellEnd"/>
-      <w:r>
-        <w:t xml:space="preserve"> how do u get in that room” like don’t u see the </w:t>
-      </w:r>
-      <w:r>
-        <w:t xml:space="preserve">vent in there? Have you tried looking or do you just run to this subforum for help at any minor inconvenience? This is why noobs should be mocked for their </w:t>
-      </w:r>
-      <w:proofErr w:type="gramStart"/>
-      <w:r>
-        <w:t>stupidity,</w:t>
-      </w:r>
-      <w:proofErr w:type="gramEnd"/>
-      <w:r>
-        <w:t xml:space="preserve"> they’ll learn how to think </w:t>
-      </w:r>
-      <w:r>
-        <w:t>by themselves</w:t>
-      </w:r>
-      <w:r>
-        <w:t>.</w:t>
-      </w:r>
-      <w:r>
-        <w:t xml:space="preserve"> </w:t>
-      </w:r>
-      <w:r>
-        <w:t>But</w:t>
-      </w:r>
-      <w:r>
-        <w:t xml:space="preserve"> they all</w:t>
-      </w:r>
-      <w:r>
-        <w:t xml:space="preserve"> are</w:t>
-      </w:r>
-      <w:r>
-        <w:t xml:space="preserve"> allowing </w:t>
-      </w:r>
-      <w:r>
-        <w:t>them to remain stupid</w:t>
-      </w:r>
-      <w:r>
-        <w:t>.</w:t>
-      </w:r>
-    </w:p>
-    <w:p>
-      <w:r>
-        <w:t>(User is prompted to go back and to go on the next post with story discussion)</w:t>
-      </w:r>
-    </w:p>
-    <w:p>
-      <w:r>
-        <w:t xml:space="preserve">Oh boy, look how nice everyone here is </w:t>
-      </w:r>
-      <w:proofErr w:type="spellStart"/>
-      <w:r>
-        <w:t>bruh</w:t>
-      </w:r>
-      <w:proofErr w:type="spellEnd"/>
-      <w:r>
-        <w:t xml:space="preserve">. Look how everyone being respectful to each other, like isn’t it fucking pathetic? There is either right opinion </w:t>
-      </w:r>
-      <w:r>
-        <w:t xml:space="preserve">or wrong opinion, nothing in between. If y’all being so polite and </w:t>
-      </w:r>
-      <w:r>
-        <w:t>agree</w:t>
-      </w:r>
-      <w:r>
-        <w:t xml:space="preserve"> with each other instead of </w:t>
-      </w:r>
-      <w:proofErr w:type="gramStart"/>
-      <w:r>
-        <w:t>argue</w:t>
-      </w:r>
-      <w:proofErr w:type="gramEnd"/>
-      <w:r>
-        <w:t xml:space="preserve">, how </w:t>
-      </w:r>
-      <w:proofErr w:type="spellStart"/>
-      <w:r>
-        <w:t>tf</w:t>
-      </w:r>
-      <w:proofErr w:type="spellEnd"/>
-      <w:r>
-        <w:t xml:space="preserve"> are you </w:t>
-      </w:r>
-      <w:proofErr w:type="spellStart"/>
-      <w:r>
-        <w:t>gonna</w:t>
-      </w:r>
-      <w:proofErr w:type="spellEnd"/>
-      <w:r>
-        <w:t xml:space="preserve"> </w:t>
-      </w:r>
-      <w:r>
-        <w:t>figure out what’s wrong and what’s right</w:t>
-      </w:r>
-      <w:r>
-        <w:t>?</w:t>
-      </w:r>
-    </w:p>
-    <w:p>
-      <w:r>
-        <w:t>(User is prompted to go back to the main page)</w:t>
-      </w:r>
-    </w:p>
-    <w:p>
-      <w:r>
-        <w:t>(Screen is full</w:t>
-      </w:r>
-      <w:r>
-        <w:t>y</w:t>
-      </w:r>
-      <w:r>
-        <w:t xml:space="preserve"> red now)</w:t>
-      </w:r>
-    </w:p>
-    <w:p>
-      <w:r>
-        <w:t xml:space="preserve">Nah, this sub is phony as fuck. Everyone </w:t>
-      </w:r>
-      <w:r>
-        <w:t>is</w:t>
-      </w:r>
-      <w:r>
-        <w:t xml:space="preserve"> being so nice </w:t>
-      </w:r>
-      <w:r>
-        <w:t>as</w:t>
-      </w:r>
-      <w:r>
-        <w:t xml:space="preserve"> we</w:t>
-      </w:r>
-      <w:r>
-        <w:t xml:space="preserve"> are </w:t>
-      </w:r>
-      <w:proofErr w:type="spellStart"/>
-      <w:r>
-        <w:t>gonna</w:t>
-      </w:r>
-      <w:proofErr w:type="spellEnd"/>
-      <w:r>
-        <w:t xml:space="preserve"> believe it</w:t>
-      </w:r>
-      <w:r>
-        <w:t xml:space="preserve">. Maybe </w:t>
-      </w:r>
-      <w:proofErr w:type="spellStart"/>
-      <w:r>
-        <w:t>cyberdivers</w:t>
-      </w:r>
-      <w:proofErr w:type="spellEnd"/>
-      <w:r>
-        <w:t xml:space="preserve"> are rude, maybe we are toxic</w:t>
-      </w:r>
-      <w:r>
-        <w:t>, maybe we can call u names, like</w:t>
-      </w:r>
-      <w:r>
-        <w:t xml:space="preserve"> noob,</w:t>
-      </w:r>
-      <w:r>
-        <w:t xml:space="preserve"> cunt,</w:t>
-      </w:r>
-      <w:r>
-        <w:t xml:space="preserve"> asshole, moron, retard, fuckwit, dumbass, braindead, stupid, dickhead</w:t>
-      </w:r>
-      <w:r>
-        <w:t xml:space="preserve">, brain-numbing, room temperature </w:t>
-      </w:r>
-      <w:proofErr w:type="spellStart"/>
-      <w:r>
-        <w:t>iq</w:t>
-      </w:r>
-      <w:proofErr w:type="spellEnd"/>
-      <w:r>
-        <w:t xml:space="preserve">, </w:t>
-      </w:r>
-      <w:r>
-        <w:t xml:space="preserve">motherfucker, </w:t>
-      </w:r>
-      <w:proofErr w:type="spellStart"/>
-      <w:r>
-        <w:t>fatherfucker</w:t>
-      </w:r>
-      <w:proofErr w:type="spellEnd"/>
-      <w:r>
-        <w:t xml:space="preserve">, </w:t>
-      </w:r>
-      <w:r>
-        <w:t xml:space="preserve">product of the </w:t>
-      </w:r>
-      <w:r>
-        <w:t>incest</w:t>
-      </w:r>
-      <w:r>
-        <w:t>, incel, degenerate, window licker, cognitively challenged</w:t>
-      </w:r>
-      <w:r>
-        <w:t>, dimwit</w:t>
-      </w:r>
-    </w:p>
-    <w:p>
-      <w:r>
-        <w:t>(Screen goes blurry and then goes back to red)</w:t>
-      </w:r>
-    </w:p>
-    <w:p>
-      <w:r>
-        <w:t xml:space="preserve">fuckface, </w:t>
-      </w:r>
-      <w:proofErr w:type="spellStart"/>
-      <w:r>
-        <w:t>shitfuck</w:t>
-      </w:r>
-      <w:proofErr w:type="spellEnd"/>
-      <w:r>
-        <w:t xml:space="preserve">, </w:t>
-      </w:r>
-      <w:proofErr w:type="spellStart"/>
-      <w:r>
-        <w:t>fuckfuck</w:t>
-      </w:r>
-      <w:proofErr w:type="spellEnd"/>
-      <w:r>
-        <w:t xml:space="preserve"> but</w:t>
-      </w:r>
-      <w:r>
-        <w:t xml:space="preserve"> at least we are honest</w:t>
-      </w:r>
-      <w:r>
-        <w:t>. Brutal, but honest</w:t>
-      </w:r>
-      <w:r>
-        <w:t>. Yes, we won’t mince our words and roast your ass to the crust, but you will learn from it and be better. And these guys thinking they are helping anyone with this fake ass niceness.</w:t>
-      </w:r>
-    </w:p>
-    <w:p>
-      <w:r>
-        <w:t>They are just delusional, aren’t they</w:t>
-      </w:r>
-      <w:r>
-        <w:t>.</w:t>
-      </w:r>
-    </w:p>
-    <w:p>
-      <w:r>
-        <w:t>(Screen goes normal)</w:t>
+        <w:t>I’m a genius</w:t>
+      </w:r>
+      <w:r>
+        <w:t>!</w:t>
+      </w:r>
+    </w:p>
+    <w:p>
+      <w:r>
+        <w:t>Now I just need to figure out</w:t>
+      </w:r>
+      <w:r>
+        <w:t xml:space="preserve"> how to code all that.</w:t>
+      </w:r>
+    </w:p>
+    <w:p>
+      <w:r>
+        <w:t>Alright, first I gotta open vim. Fuck IDEs they are for pussies.</w:t>
+      </w:r>
+    </w:p>
+    <w:p>
+      <w:r>
+        <w:t>(Terminal opens with vim)</w:t>
+      </w:r>
+    </w:p>
+    <w:p>
+      <w:r>
+        <w:t>So uhhhhh, how do I create a page? I think u need to write html tag and then umm…fuck. Hold on, I think I still have my notes from those courses. (wait) Fuck, I forgot I didn’t keep any. One time I was learning something useful and I wasn’t keeping notes. I was too smart for it, and I couldn’t be bothered to write all this useless stuff. Anyway, I think</w:t>
+      </w:r>
+      <w:r>
+        <w:t xml:space="preserve"> I’ll just ask AI. No, not for vibe coding, I’ll just ask it for… you know … general directions. Some boilerplate to start with, you know.</w:t>
+      </w:r>
+    </w:p>
+    <w:p>
+      <w:r>
+        <w:t>(Huge chunk of code with some ai comments appear in vim)</w:t>
+      </w:r>
+    </w:p>
+    <w:p>
+      <w:r>
+        <w:t>Aight</w:t>
+      </w:r>
+      <w:r>
+        <w:t>…this goes here…</w:t>
+      </w:r>
+    </w:p>
+    <w:p>
+      <w:r>
+        <w:t>(Main_hero deletes all comments)</w:t>
+      </w:r>
+    </w:p>
+    <w:p>
+      <w:r>
+        <w:t>And first page done!</w:t>
+      </w:r>
+    </w:p>
+    <w:p>
+      <w:r>
+        <w:t>(Main_hero tries to exit vim)</w:t>
+      </w:r>
+    </w:p>
+    <w:p>
+      <w:r>
+        <w:t>Ok, how do I?...fuck..uhhh…I forgot again…uhhhh…here it is!</w:t>
+      </w:r>
+    </w:p>
+    <w:p>
+      <w:r>
+        <w:t xml:space="preserve">Not too hard eh? Now </w:t>
+      </w:r>
+      <w:r>
+        <w:t xml:space="preserve">for </w:t>
+      </w:r>
+      <w:r>
+        <w:t>the rest of them…</w:t>
+      </w:r>
+    </w:p>
+    <w:p>
+      <w:r>
+        <w:t>(Screen goes blurry, with copy</w:t>
+      </w:r>
+      <w:r>
+        <w:t xml:space="preserve"> and </w:t>
+      </w:r>
+      <w:r>
+        <w:t xml:space="preserve">paste </w:t>
+      </w:r>
+      <w:r>
+        <w:t>timelapse</w:t>
+      </w:r>
+      <w:r>
+        <w:t xml:space="preserve"> going on in the background)</w:t>
+      </w:r>
+    </w:p>
+    <w:p>
+      <w:r>
+        <w:t>(Some time later)</w:t>
+      </w:r>
+    </w:p>
+    <w:p>
+      <w:r>
+        <w:t>(Screen shows running website in terminal)</w:t>
+      </w:r>
+    </w:p>
+    <w:p>
+      <w:r>
+        <w:t>Aaaand im done! Now I just need to trick sillygoose228</w:t>
+      </w:r>
+    </w:p>
+    <w:p>
+      <w:r>
+        <w:t>(Screen goes to main_hero’s profile page. User is prompted to search for sillygoose228 nickname)</w:t>
+      </w:r>
+    </w:p>
+    <w:p>
+      <w:r>
+        <w:t xml:space="preserve">God, even </w:t>
+      </w:r>
+      <w:r>
+        <w:t>h</w:t>
+      </w:r>
+      <w:r>
+        <w:t xml:space="preserve">is name is stupid. Not like mine tho. Main_hero. </w:t>
+      </w:r>
+      <w:r>
+        <w:t>You might not see this yet, but my nickname has at least</w:t>
+      </w:r>
+      <w:r>
+        <w:t xml:space="preserve"> 2 hidden meanings and</w:t>
+      </w:r>
+      <w:r>
+        <w:t xml:space="preserve"> three references to different </w:t>
+      </w:r>
+      <w:r>
+        <w:t>movies,</w:t>
+      </w:r>
+      <w:r>
+        <w:t xml:space="preserve"> I’ve spent like a whole day coming up with that.</w:t>
+      </w:r>
+    </w:p>
+    <w:p>
+      <w:r>
+        <w:t>So</w:t>
+      </w:r>
+      <w:r>
+        <w:t xml:space="preserve"> anyway</w:t>
+      </w:r>
+      <w:r>
+        <w:t>, now I need to shoot him a message.</w:t>
+      </w:r>
+    </w:p>
+    <w:p>
+      <w:r>
+        <w:t>(User is prompted to press on send message button)</w:t>
       </w:r>
     </w:p>
     <w:p>
       <w:r>
         <w:lastRenderedPageBreak/>
-        <w:t xml:space="preserve">(Ui elements start to </w:t>
-      </w:r>
-      <w:proofErr w:type="gramStart"/>
-      <w:r>
-        <w:t>fall down</w:t>
-      </w:r>
-      <w:proofErr w:type="gramEnd"/>
-      <w:r>
-        <w:t>)</w:t>
-      </w:r>
-    </w:p>
-    <w:p>
-      <w:r>
-        <w:t xml:space="preserve">Nah, this sub should go down. I </w:t>
-      </w:r>
-      <w:r>
-        <w:t>remember</w:t>
-      </w:r>
-      <w:r>
-        <w:t xml:space="preserve"> back when I was a kid, my mom sent me to do some programming courses</w:t>
-      </w:r>
-      <w:r>
-        <w:t xml:space="preserve"> </w:t>
-      </w:r>
-      <w:r>
-        <w:t xml:space="preserve">and I learned </w:t>
-      </w:r>
-      <w:proofErr w:type="spellStart"/>
-      <w:r>
-        <w:t>smth</w:t>
-      </w:r>
-      <w:proofErr w:type="spellEnd"/>
-      <w:r>
-        <w:t xml:space="preserve"> about </w:t>
-      </w:r>
-      <w:proofErr w:type="spellStart"/>
-      <w:r>
-        <w:t>webdev</w:t>
-      </w:r>
-      <w:proofErr w:type="spellEnd"/>
-      <w:r>
-        <w:t xml:space="preserve"> and some cybersecurity stuff</w:t>
-      </w:r>
-      <w:r>
-        <w:t>, like phishing</w:t>
-      </w:r>
-      <w:r>
-        <w:t>.</w:t>
-      </w:r>
-      <w:r>
-        <w:t xml:space="preserve"> Shit, it was ages ago. Met some cool guys there, but we didn’t really click. They </w:t>
-      </w:r>
-      <w:r>
-        <w:t>thought</w:t>
-      </w:r>
-      <w:r>
-        <w:t xml:space="preserve"> I was </w:t>
-      </w:r>
-      <w:proofErr w:type="spellStart"/>
-      <w:r>
-        <w:t>kinda</w:t>
-      </w:r>
-      <w:proofErr w:type="spellEnd"/>
-      <w:r>
-        <w:t xml:space="preserve"> weird. Well, whatever, who gives a shit right? </w:t>
-      </w:r>
-    </w:p>
-    <w:p>
-      <w:r>
-        <w:t>Anyway,</w:t>
-      </w:r>
-      <w:r>
-        <w:t xml:space="preserve"> </w:t>
-      </w:r>
-      <w:r>
-        <w:t>what if</w:t>
-      </w:r>
-      <w:r>
-        <w:t xml:space="preserve"> I could </w:t>
-      </w:r>
-      <w:r>
-        <w:t>create</w:t>
-      </w:r>
-      <w:r>
-        <w:t xml:space="preserve"> a fake website to steal </w:t>
-      </w:r>
-      <w:r>
-        <w:t>zero</w:t>
-      </w:r>
-      <w:r>
-        <w:t xml:space="preserve"> sub admin’s </w:t>
-      </w:r>
-      <w:r>
-        <w:t>account</w:t>
-      </w:r>
-      <w:r>
-        <w:t xml:space="preserve"> and take over the sub</w:t>
-      </w:r>
-      <w:r>
-        <w:t xml:space="preserve">? I could show </w:t>
-      </w:r>
-      <w:r>
-        <w:t>them</w:t>
-      </w:r>
-      <w:r>
-        <w:t xml:space="preserve"> what </w:t>
-      </w:r>
-      <w:proofErr w:type="gramStart"/>
-      <w:r>
-        <w:t>the real</w:t>
-      </w:r>
-      <w:proofErr w:type="gramEnd"/>
-      <w:r>
-        <w:t xml:space="preserve"> life is.</w:t>
-      </w:r>
-      <w:r>
-        <w:t xml:space="preserve"> </w:t>
-      </w:r>
-      <w:r>
-        <w:t xml:space="preserve">I should </w:t>
-      </w:r>
-      <w:r>
-        <w:t xml:space="preserve">let my </w:t>
-      </w:r>
-      <w:r>
-        <w:t>friends</w:t>
-      </w:r>
-      <w:r>
-        <w:t xml:space="preserve"> </w:t>
-      </w:r>
-      <w:r>
-        <w:t xml:space="preserve">in </w:t>
-      </w:r>
-      <w:proofErr w:type="spellStart"/>
-      <w:r>
-        <w:t>cyberdivers</w:t>
-      </w:r>
-      <w:proofErr w:type="spellEnd"/>
-      <w:r>
-        <w:t xml:space="preserve"> chat</w:t>
-      </w:r>
-      <w:r>
-        <w:t xml:space="preserve"> know</w:t>
-      </w:r>
-      <w:r>
-        <w:t>, I’m sure they will be as excited as I am r</w:t>
-      </w:r>
-      <w:r>
-        <w:t xml:space="preserve">ight </w:t>
-      </w:r>
-      <w:r>
-        <w:t>n</w:t>
-      </w:r>
-      <w:r>
-        <w:t>ow</w:t>
-      </w:r>
-      <w:r>
-        <w:t xml:space="preserve"> </w:t>
-      </w:r>
-      <w:r>
-        <w:t>to get back at these dumbasses</w:t>
-      </w:r>
-      <w:r>
-        <w:t>.</w:t>
-      </w:r>
-    </w:p>
-    <w:p>
-      <w:r>
-        <w:t>(User is prompted to go to the sc2 chat)</w:t>
-      </w:r>
-    </w:p>
-    <w:p>
-      <w:proofErr w:type="spellStart"/>
-      <w:r>
-        <w:t>Main_hero</w:t>
-      </w:r>
-      <w:proofErr w:type="spellEnd"/>
-      <w:r>
-        <w:t xml:space="preserve">: I’m </w:t>
-      </w:r>
-      <w:proofErr w:type="spellStart"/>
-      <w:r>
-        <w:t>gonna</w:t>
-      </w:r>
-      <w:proofErr w:type="spellEnd"/>
-      <w:r>
-        <w:t xml:space="preserve"> hack </w:t>
-      </w:r>
-      <w:r>
-        <w:t>zero</w:t>
-      </w:r>
-      <w:r>
-        <w:t xml:space="preserve"> sub</w:t>
-      </w:r>
-    </w:p>
-    <w:p>
-      <w:r>
-        <w:t>User 3: lmao what</w:t>
-      </w:r>
-    </w:p>
-    <w:p>
-      <w:r>
-        <w:t>User 4: AHAHAHAH</w:t>
-      </w:r>
-    </w:p>
-    <w:p>
-      <w:r>
-        <w:t>User 5: calm down, Mr. Robot</w:t>
-      </w:r>
-    </w:p>
-    <w:p>
-      <w:r>
-        <w:t>(Screen goes slightly red)</w:t>
-      </w:r>
-    </w:p>
-    <w:p>
-      <w:r>
-        <w:t xml:space="preserve">User 6: u can’t even use a keyboard son </w:t>
-      </w:r>
-      <w:proofErr w:type="spellStart"/>
-      <w:r>
-        <w:t>fym</w:t>
-      </w:r>
-      <w:proofErr w:type="spellEnd"/>
-      <w:r>
-        <w:t xml:space="preserve"> hack</w:t>
-      </w:r>
-    </w:p>
-    <w:p>
-      <w:r>
-        <w:t>User 7: r u like 13?</w:t>
-      </w:r>
-    </w:p>
-    <w:p>
-      <w:r>
-        <w:t>User 8: are we deadass lmao</w:t>
-      </w:r>
-    </w:p>
-    <w:p>
-      <w:r>
-        <w:t>User 9: AHAHAH</w:t>
-      </w:r>
-    </w:p>
-    <w:p>
-      <w:proofErr w:type="spellStart"/>
-      <w:r>
-        <w:t>Main_hero</w:t>
-      </w:r>
-      <w:proofErr w:type="spellEnd"/>
-      <w:r>
-        <w:t xml:space="preserve">: nah y’all will see, I </w:t>
-      </w:r>
-      <w:proofErr w:type="gramStart"/>
-      <w:r>
-        <w:t>actually can</w:t>
-      </w:r>
-      <w:proofErr w:type="gramEnd"/>
-      <w:r>
-        <w:t xml:space="preserve"> do it</w:t>
-      </w:r>
-    </w:p>
-    <w:p>
-      <w:r>
-        <w:t xml:space="preserve">User 4: </w:t>
-      </w:r>
-      <w:proofErr w:type="spellStart"/>
-      <w:r>
-        <w:t>bro</w:t>
-      </w:r>
-      <w:r>
-        <w:t>chacho</w:t>
-      </w:r>
-      <w:proofErr w:type="spellEnd"/>
-      <w:r>
-        <w:t xml:space="preserve"> stfu</w:t>
-      </w:r>
-    </w:p>
-    <w:p>
-      <w:r>
-        <w:t xml:space="preserve">User 6: </w:t>
-      </w:r>
-      <w:proofErr w:type="spellStart"/>
-      <w:r>
-        <w:t>im</w:t>
-      </w:r>
-      <w:proofErr w:type="spellEnd"/>
-      <w:r>
-        <w:t xml:space="preserve"> crying wtf are u talking about </w:t>
-      </w:r>
-      <w:proofErr w:type="spellStart"/>
-      <w:r>
-        <w:t>lmaooo</w:t>
-      </w:r>
-      <w:proofErr w:type="spellEnd"/>
-    </w:p>
-    <w:p>
-      <w:r>
-        <w:t xml:space="preserve">User 5: u r like in the top 10 worst </w:t>
-      </w:r>
-      <w:proofErr w:type="spellStart"/>
-      <w:r>
-        <w:t>cyberdivers</w:t>
-      </w:r>
-      <w:proofErr w:type="spellEnd"/>
-      <w:r>
-        <w:t xml:space="preserve"> oat and u r saying u can hack anything? Bruh wtf</w:t>
-      </w:r>
-    </w:p>
-    <w:p>
-      <w:r>
-        <w:t xml:space="preserve">User 13: instant </w:t>
-      </w:r>
-      <w:proofErr w:type="spellStart"/>
-      <w:r>
-        <w:t>cyberdivers</w:t>
-      </w:r>
-      <w:proofErr w:type="spellEnd"/>
-      <w:r>
-        <w:t xml:space="preserve"> classic</w:t>
-      </w:r>
-    </w:p>
-    <w:p>
-      <w:r>
-        <w:t>User</w:t>
-      </w:r>
-      <w:r>
-        <w:t xml:space="preserve"> 11: son`</w:t>
-      </w:r>
-    </w:p>
-    <w:p>
-      <w:r>
-        <w:t xml:space="preserve">User 10: bro is a poser lmao, </w:t>
-      </w:r>
-      <w:proofErr w:type="spellStart"/>
-      <w:r>
-        <w:t>proly</w:t>
-      </w:r>
-      <w:proofErr w:type="spellEnd"/>
-      <w:r>
-        <w:t xml:space="preserve"> don’t even know what is </w:t>
-      </w:r>
-      <w:proofErr w:type="spellStart"/>
-      <w:r>
-        <w:t>sqli</w:t>
-      </w:r>
-      <w:proofErr w:type="spellEnd"/>
-      <w:r>
-        <w:t xml:space="preserve"> is lol</w:t>
-      </w:r>
-    </w:p>
-    <w:p>
-      <w:r>
-        <w:lastRenderedPageBreak/>
-        <w:t xml:space="preserve">No </w:t>
-      </w:r>
-      <w:proofErr w:type="spellStart"/>
-      <w:r>
-        <w:t>no</w:t>
-      </w:r>
-      <w:proofErr w:type="spellEnd"/>
-      <w:r>
-        <w:t xml:space="preserve">, I know what it is, it’s a language…for hacking databases…or something. </w:t>
-      </w:r>
-      <w:r>
-        <w:t>It doesn’t</w:t>
-      </w:r>
-      <w:r>
-        <w:t xml:space="preserve"> matter, they’ll see, I absolutely can do it.</w:t>
-      </w:r>
-    </w:p>
-    <w:p>
-      <w:pPr>
-        <w:pStyle w:val="Heading3"/>
-      </w:pPr>
-      <w:bookmarkStart w:id="19" w:name="_Toc216793255"/>
-      <w:r>
-        <w:t>Plan and execution</w:t>
-      </w:r>
-      <w:bookmarkEnd w:id="19"/>
-    </w:p>
-    <w:p>
-      <w:r>
-        <w:t>(Screen goes black)</w:t>
-      </w:r>
-    </w:p>
-    <w:p>
-      <w:r>
-        <w:t xml:space="preserve">Alright, I need a plan. How am I </w:t>
-      </w:r>
-      <w:proofErr w:type="spellStart"/>
-      <w:r>
-        <w:t>gonna</w:t>
-      </w:r>
-      <w:proofErr w:type="spellEnd"/>
-      <w:r>
-        <w:t xml:space="preserve"> do that? Brief search on phishing shows that </w:t>
-      </w:r>
-      <w:r>
-        <w:t>hackers send fake login screens and people fall for them. Why don’t I do the same</w:t>
-      </w:r>
-      <w:r>
-        <w:t xml:space="preserve">? </w:t>
-      </w:r>
-      <w:r>
-        <w:t xml:space="preserve">Admin will click on the link and…well yeah, he’ll probably suspect something. Well, </w:t>
-      </w:r>
-      <w:proofErr w:type="spellStart"/>
-      <w:r>
-        <w:t>ummm</w:t>
-      </w:r>
-      <w:proofErr w:type="spellEnd"/>
-      <w:r>
-        <w:t>…</w:t>
-      </w:r>
-      <w:proofErr w:type="spellStart"/>
-      <w:r>
-        <w:t>maybee</w:t>
-      </w:r>
-      <w:proofErr w:type="spellEnd"/>
-      <w:r>
-        <w:t xml:space="preserve"> </w:t>
-      </w:r>
-      <w:r>
-        <w:t>…</w:t>
-      </w:r>
-      <w:proofErr w:type="spellStart"/>
-      <w:proofErr w:type="gramStart"/>
-      <w:r>
-        <w:t>uhhh</w:t>
-      </w:r>
-      <w:proofErr w:type="spellEnd"/>
-      <w:r>
-        <w:t>..</w:t>
-      </w:r>
-      <w:proofErr w:type="gramEnd"/>
-      <w:r>
-        <w:t xml:space="preserve"> </w:t>
-      </w:r>
-      <w:r>
-        <w:t>I need to bait</w:t>
-      </w:r>
-      <w:r>
-        <w:t xml:space="preserve"> him</w:t>
+        <w:t>Ok, so, It ‘ll go like that, uhhh “</w:t>
+      </w:r>
+      <w:r>
+        <w:t>D</w:t>
+      </w:r>
+      <w:r>
+        <w:t xml:space="preserve">ear sillygoose228, it came to my attention that- no who the fuck reports posts like that? “Dear sillygoose228, there is a post I want you to look at- nah it sounds so stupid, he’ll definitely catch me. No, I need to go simple, like “Dear sillygoose228, look at this post”- Nooo why “dear”? We haven’t even met. No, I need to be plain and direct “Look at this post”. </w:t>
+      </w:r>
+      <w:r>
+        <w:t xml:space="preserve">No, no, even simpler, just send him the link to the post. Yeah, that will do, </w:t>
+      </w:r>
+      <w:r>
+        <w:t>definitely won’t arouse suspicion</w:t>
       </w:r>
       <w:r>
         <w:t>!</w:t>
       </w:r>
-      <w:r>
-        <w:t xml:space="preserve"> </w:t>
-      </w:r>
-    </w:p>
-    <w:p>
-      <w:r>
-        <w:t xml:space="preserve">(Chat window appears with message from </w:t>
-      </w:r>
-      <w:proofErr w:type="spellStart"/>
-      <w:r>
-        <w:t>main_hero</w:t>
-      </w:r>
-      <w:proofErr w:type="spellEnd"/>
-      <w:r>
-        <w:t xml:space="preserve"> about the post)</w:t>
-      </w:r>
-    </w:p>
-    <w:p>
-      <w:r>
-        <w:t>Like, I’ll report to him some post which needs to be deleted, but it won’t be an actual post, it will be a fake post</w:t>
-      </w:r>
-      <w:r>
-        <w:t>!</w:t>
-      </w:r>
-      <w:r>
-        <w:t xml:space="preserve"> Admin will click on that to check it out</w:t>
-      </w:r>
-    </w:p>
-    <w:p>
-      <w:r>
-        <w:t>(User is prompted to click on the link)</w:t>
-      </w:r>
-    </w:p>
-    <w:p>
-      <w:r>
-        <w:t xml:space="preserve">(Fake </w:t>
-      </w:r>
-      <w:proofErr w:type="gramStart"/>
-      <w:r>
-        <w:t>post appear</w:t>
-      </w:r>
-      <w:r>
-        <w:t>s</w:t>
-      </w:r>
-      <w:proofErr w:type="gramEnd"/>
-      <w:r>
-        <w:t>)</w:t>
-      </w:r>
-    </w:p>
-    <w:p>
-      <w:r>
-        <w:t>Admin clicks on the delete button</w:t>
-      </w:r>
-    </w:p>
-    <w:p>
-      <w:r>
-        <w:t>(User is prompted to delete the post)</w:t>
-      </w:r>
-    </w:p>
-    <w:p>
-      <w:r>
-        <w:t xml:space="preserve">and suddenly it takes him to fake login screen with message like </w:t>
-      </w:r>
-      <w:proofErr w:type="spellStart"/>
-      <w:r>
-        <w:t>ur</w:t>
-      </w:r>
-      <w:proofErr w:type="spellEnd"/>
-      <w:r>
-        <w:t xml:space="preserve"> </w:t>
-      </w:r>
-      <w:r>
-        <w:t>session</w:t>
-      </w:r>
-      <w:r>
-        <w:t xml:space="preserve"> is expired, sign in again</w:t>
-      </w:r>
-    </w:p>
-    <w:p>
-      <w:r>
-        <w:t>(Login screen appears, with the message “</w:t>
-      </w:r>
-      <w:proofErr w:type="spellStart"/>
-      <w:r>
-        <w:t>ur</w:t>
-      </w:r>
-      <w:proofErr w:type="spellEnd"/>
-      <w:r>
-        <w:t xml:space="preserve"> </w:t>
-      </w:r>
-      <w:r>
-        <w:t>session</w:t>
-      </w:r>
-      <w:r>
-        <w:t xml:space="preserve"> is expired, please sign in again”)</w:t>
-      </w:r>
-    </w:p>
-    <w:p>
-      <w:r>
-        <w:t xml:space="preserve">Admin will login again, to finally delete this post and boom, his creds are mine. Admin will see that the post was </w:t>
-      </w:r>
-      <w:r>
-        <w:t>deleted,</w:t>
-      </w:r>
-      <w:r>
-        <w:t xml:space="preserve"> and he won’t even know that his creds </w:t>
-      </w:r>
-      <w:r>
-        <w:t>were stolen</w:t>
-      </w:r>
-      <w:r>
-        <w:t>!</w:t>
-      </w:r>
-    </w:p>
-    <w:p>
-      <w:r>
-        <w:t xml:space="preserve">(User is prompted to login and </w:t>
-      </w:r>
-      <w:proofErr w:type="gramStart"/>
-      <w:r>
-        <w:t>forwarded</w:t>
-      </w:r>
-      <w:proofErr w:type="gramEnd"/>
-      <w:r>
-        <w:t xml:space="preserve"> to page where the post is deleted)</w:t>
-      </w:r>
-    </w:p>
-    <w:p>
-      <w:r>
-        <w:t>(Screen goes black)</w:t>
-      </w:r>
-    </w:p>
-    <w:p>
-      <w:r>
-        <w:t>I’m a genius</w:t>
-      </w:r>
-      <w:r>
-        <w:t>!</w:t>
-      </w:r>
-    </w:p>
-    <w:p>
-      <w:r>
-        <w:t>Now I just need to figure out</w:t>
-      </w:r>
-      <w:r>
-        <w:t xml:space="preserve"> how to code all that.</w:t>
-      </w:r>
-    </w:p>
-    <w:p>
-      <w:r>
-        <w:t xml:space="preserve">Alright, first I </w:t>
-      </w:r>
-      <w:proofErr w:type="spellStart"/>
-      <w:r>
-        <w:t>gotta</w:t>
-      </w:r>
-      <w:proofErr w:type="spellEnd"/>
-      <w:r>
-        <w:t xml:space="preserve"> open vim. Fuck IDEs they are for pussies.</w:t>
-      </w:r>
-    </w:p>
-    <w:p>
-      <w:r>
-        <w:t>(Terminal opens with vim)</w:t>
-      </w:r>
-    </w:p>
-    <w:p>
-      <w:r>
-        <w:t xml:space="preserve">So </w:t>
-      </w:r>
-      <w:proofErr w:type="spellStart"/>
-      <w:r>
-        <w:t>uhhhhh</w:t>
-      </w:r>
-      <w:proofErr w:type="spellEnd"/>
-      <w:r>
-        <w:t xml:space="preserve">, how do I create a page? I think u need to write html tag and then umm…fuck. Hold on, I think I still have my notes from those courses. (wait) Fuck, I forgot I didn’t keep any. One time I was learning something useful and I wasn’t keeping notes. I was too smart </w:t>
-      </w:r>
-      <w:r>
-        <w:lastRenderedPageBreak/>
-        <w:t>for it, and I couldn’t be bothered to write all this useless stuff. Anyway, I think</w:t>
-      </w:r>
-      <w:r>
-        <w:t xml:space="preserve"> I’ll just ask AI. No, not for vibe coding, I’ll just ask it for… you know … general directions. Some </w:t>
-      </w:r>
-      <w:proofErr w:type="gramStart"/>
-      <w:r>
-        <w:t>boilerplate</w:t>
-      </w:r>
-      <w:proofErr w:type="gramEnd"/>
-      <w:r>
-        <w:t xml:space="preserve"> to start with, you know.</w:t>
-      </w:r>
-    </w:p>
-    <w:p>
-      <w:r>
-        <w:t>(Huge chunk of code with some ai comments appear in vim)</w:t>
-      </w:r>
-    </w:p>
-    <w:p>
-      <w:proofErr w:type="spellStart"/>
-      <w:r>
-        <w:t>Aight</w:t>
-      </w:r>
-      <w:proofErr w:type="spellEnd"/>
-      <w:r>
-        <w:t>…this goes here…</w:t>
-      </w:r>
-    </w:p>
-    <w:p>
-      <w:r>
-        <w:t>(</w:t>
-      </w:r>
-      <w:proofErr w:type="spellStart"/>
-      <w:r>
-        <w:t>Main_hero</w:t>
-      </w:r>
-      <w:proofErr w:type="spellEnd"/>
-      <w:r>
-        <w:t xml:space="preserve"> deletes all comments)</w:t>
-      </w:r>
-    </w:p>
-    <w:p>
-      <w:r>
-        <w:t xml:space="preserve">And first page </w:t>
-      </w:r>
-      <w:proofErr w:type="gramStart"/>
-      <w:r>
-        <w:t>done</w:t>
-      </w:r>
-      <w:proofErr w:type="gramEnd"/>
-      <w:r>
-        <w:t>!</w:t>
-      </w:r>
-    </w:p>
-    <w:p>
-      <w:r>
-        <w:t>(</w:t>
-      </w:r>
-      <w:proofErr w:type="spellStart"/>
-      <w:r>
-        <w:t>Main_hero</w:t>
-      </w:r>
-      <w:proofErr w:type="spellEnd"/>
-      <w:r>
-        <w:t xml:space="preserve"> tries to exit vim)</w:t>
-      </w:r>
-    </w:p>
-    <w:p>
-      <w:r>
-        <w:t xml:space="preserve">Ok, how do </w:t>
-      </w:r>
-      <w:proofErr w:type="gramStart"/>
-      <w:r>
-        <w:t>I?...fuck..</w:t>
-      </w:r>
-      <w:proofErr w:type="spellStart"/>
-      <w:proofErr w:type="gramEnd"/>
-      <w:r>
-        <w:t>uhhh</w:t>
-      </w:r>
-      <w:proofErr w:type="spellEnd"/>
-      <w:r>
-        <w:t>…I forgot again…</w:t>
-      </w:r>
-      <w:proofErr w:type="spellStart"/>
-      <w:r>
-        <w:t>uhhhh</w:t>
-      </w:r>
-      <w:proofErr w:type="spellEnd"/>
-      <w:r>
-        <w:t>…here it is!</w:t>
-      </w:r>
-    </w:p>
-    <w:p>
-      <w:r>
-        <w:t xml:space="preserve">Not too </w:t>
-      </w:r>
-      <w:proofErr w:type="gramStart"/>
-      <w:r>
-        <w:t>hard</w:t>
-      </w:r>
-      <w:proofErr w:type="gramEnd"/>
-      <w:r>
-        <w:t xml:space="preserve"> eh? Now </w:t>
-      </w:r>
-      <w:r>
-        <w:t xml:space="preserve">for </w:t>
-      </w:r>
-      <w:r>
-        <w:t>the rest of them…</w:t>
-      </w:r>
-    </w:p>
-    <w:p>
-      <w:r>
-        <w:t>(Screen goes blurry, with copy</w:t>
-      </w:r>
-      <w:r>
-        <w:t xml:space="preserve"> and </w:t>
-      </w:r>
-      <w:r>
-        <w:t xml:space="preserve">paste </w:t>
-      </w:r>
-      <w:r>
-        <w:t>timelapse</w:t>
-      </w:r>
-      <w:r>
-        <w:t xml:space="preserve"> going on in the background)</w:t>
-      </w:r>
-    </w:p>
-    <w:p>
-      <w:r>
-        <w:t>(</w:t>
-      </w:r>
-      <w:proofErr w:type="spellStart"/>
-      <w:r>
-        <w:t>Some time</w:t>
-      </w:r>
-      <w:proofErr w:type="spellEnd"/>
-      <w:r>
-        <w:t xml:space="preserve"> later)</w:t>
-      </w:r>
-    </w:p>
-    <w:p>
-      <w:r>
-        <w:t>(Screen shows running website in terminal)</w:t>
-      </w:r>
-    </w:p>
-    <w:p>
-      <w:proofErr w:type="spellStart"/>
-      <w:r>
-        <w:t>Aaaand</w:t>
-      </w:r>
-      <w:proofErr w:type="spellEnd"/>
-      <w:r>
-        <w:t xml:space="preserve"> </w:t>
-      </w:r>
-      <w:proofErr w:type="spellStart"/>
-      <w:r>
-        <w:t>im</w:t>
-      </w:r>
-      <w:proofErr w:type="spellEnd"/>
-      <w:r>
-        <w:t xml:space="preserve"> done! Now I just need to trick sillygoose228</w:t>
-      </w:r>
-    </w:p>
-    <w:p>
-      <w:r>
-        <w:t xml:space="preserve">(Screen goes to </w:t>
-      </w:r>
-      <w:proofErr w:type="spellStart"/>
-      <w:r>
-        <w:t>main_hero’s</w:t>
-      </w:r>
-      <w:proofErr w:type="spellEnd"/>
-      <w:r>
-        <w:t xml:space="preserve"> profile page. </w:t>
-      </w:r>
-      <w:proofErr w:type="gramStart"/>
-      <w:r>
-        <w:t>User is</w:t>
-      </w:r>
-      <w:proofErr w:type="gramEnd"/>
-      <w:r>
-        <w:t xml:space="preserve"> prompted to search for sillygoose228 nickname)</w:t>
-      </w:r>
-    </w:p>
-    <w:p>
-      <w:r>
-        <w:t xml:space="preserve">God, even </w:t>
-      </w:r>
-      <w:r>
-        <w:t>h</w:t>
-      </w:r>
-      <w:r>
-        <w:t xml:space="preserve">is name is stupid. Not like mine </w:t>
-      </w:r>
-      <w:proofErr w:type="spellStart"/>
-      <w:r>
-        <w:t>tho</w:t>
-      </w:r>
-      <w:proofErr w:type="spellEnd"/>
-      <w:r>
-        <w:t xml:space="preserve">. </w:t>
-      </w:r>
-      <w:proofErr w:type="spellStart"/>
-      <w:r>
-        <w:t>Main_hero</w:t>
-      </w:r>
-      <w:proofErr w:type="spellEnd"/>
-      <w:r>
-        <w:t xml:space="preserve">. </w:t>
-      </w:r>
-      <w:r>
-        <w:t>You might not see this yet, but my nickname has at least</w:t>
-      </w:r>
-      <w:r>
-        <w:t xml:space="preserve"> 2 hidden meanings and</w:t>
-      </w:r>
-      <w:r>
-        <w:t xml:space="preserve"> three references to different </w:t>
-      </w:r>
-      <w:r>
-        <w:t>movies,</w:t>
-      </w:r>
-      <w:r>
-        <w:t xml:space="preserve"> I’ve spent like a whole day coming up with that.</w:t>
-      </w:r>
-    </w:p>
-    <w:p>
-      <w:r>
-        <w:t>So</w:t>
-      </w:r>
-      <w:r>
-        <w:t xml:space="preserve"> anyway</w:t>
-      </w:r>
-      <w:r>
-        <w:t>, now I need to shoot him a message.</w:t>
-      </w:r>
-    </w:p>
-    <w:p>
-      <w:r>
-        <w:t>(User is prompted to press on send message button)</w:t>
-      </w:r>
-    </w:p>
-    <w:p>
-      <w:r>
-        <w:t xml:space="preserve">Ok, so, </w:t>
-      </w:r>
-      <w:proofErr w:type="gramStart"/>
-      <w:r>
-        <w:t>It</w:t>
-      </w:r>
-      <w:proofErr w:type="gramEnd"/>
-      <w:r>
-        <w:t xml:space="preserve"> ‘ll go like that, </w:t>
-      </w:r>
-      <w:proofErr w:type="spellStart"/>
-      <w:r>
-        <w:t>uhhh</w:t>
-      </w:r>
-      <w:proofErr w:type="spellEnd"/>
-      <w:r>
-        <w:t xml:space="preserve"> “</w:t>
-      </w:r>
-      <w:r>
-        <w:t>D</w:t>
-      </w:r>
-      <w:r>
-        <w:t xml:space="preserve">ear sillygoose228, it came to my attention that- </w:t>
-      </w:r>
-      <w:proofErr w:type="spellStart"/>
-      <w:r>
-        <w:t>no</w:t>
-      </w:r>
-      <w:proofErr w:type="spellEnd"/>
-      <w:r>
-        <w:t xml:space="preserve"> who the fuck reports posts like that? “Dear sillygoose228, there is a post I want you to look at- nah it sounds so stupid, he’ll </w:t>
-      </w:r>
-      <w:proofErr w:type="gramStart"/>
-      <w:r>
-        <w:t>definitely catch</w:t>
-      </w:r>
-      <w:proofErr w:type="gramEnd"/>
-      <w:r>
-        <w:t xml:space="preserve"> me. No, I need to go simple, like “Dear sillygoose228, look at this post”- </w:t>
-      </w:r>
-      <w:proofErr w:type="spellStart"/>
-      <w:r>
-        <w:t>Nooo</w:t>
-      </w:r>
-      <w:proofErr w:type="spellEnd"/>
-      <w:r>
-        <w:t xml:space="preserve"> why “dear”? We haven’t even met. No, I need to be plain and direct “Look at this post”. </w:t>
-      </w:r>
-      <w:r>
-        <w:t xml:space="preserve">No, no, even simpler, just send him the link to the post. Yeah, that will do, </w:t>
-      </w:r>
-      <w:proofErr w:type="gramStart"/>
-      <w:r>
-        <w:t>definitely won’t</w:t>
-      </w:r>
-      <w:proofErr w:type="gramEnd"/>
-      <w:r>
-        <w:t xml:space="preserve"> arouse suspicion</w:t>
-      </w:r>
-      <w:r>
-        <w:t>!</w:t>
-      </w:r>
     </w:p>
     <w:p>
       <w:r>
@@ -7209,13 +5482,8 @@
       </w:r>
     </w:p>
     <w:p>
-      <w:proofErr w:type="spellStart"/>
-      <w:r>
-        <w:t>Main_hero</w:t>
-      </w:r>
-      <w:proofErr w:type="spellEnd"/>
-      <w:r>
-        <w:t xml:space="preserve">: </w:t>
+      <w:r>
+        <w:t xml:space="preserve">Main_hero: </w:t>
       </w:r>
       <w:r>
         <w:rPr>
@@ -7226,844 +5494,498 @@
     </w:p>
     <w:p>
       <w:r>
+        <w:t>Sillygoose228:</w:t>
+      </w:r>
+      <w:r>
+        <w:t>?</w:t>
+      </w:r>
+    </w:p>
+    <w:p>
+      <w:r>
+        <w:t xml:space="preserve">Shit, he </w:t>
+      </w:r>
+      <w:r>
+        <w:t>knows</w:t>
+      </w:r>
+      <w:r>
+        <w:t>, I’m done for</w:t>
+      </w:r>
+    </w:p>
+    <w:p>
+      <w:r>
+        <w:t>Main_hero: it’s the post from ur sub</w:t>
+      </w:r>
+    </w:p>
+    <w:p>
+      <w:r>
+        <w:t>Main_hero: I’m reporting it</w:t>
+      </w:r>
+    </w:p>
+    <w:p>
+      <w:r>
+        <w:t xml:space="preserve">Main_hero: like a </w:t>
+      </w:r>
+      <w:r>
+        <w:t>good</w:t>
+      </w:r>
+      <w:r>
+        <w:t xml:space="preserve"> </w:t>
+      </w:r>
+      <w:r>
+        <w:t>forumer</w:t>
+      </w:r>
+    </w:p>
+    <w:p>
+      <w:r>
+        <w:t>Yeah, I think I saved it. He won’t know what’s coming</w:t>
+      </w:r>
+    </w:p>
+    <w:p>
+      <w:r>
+        <w:t>Sillygoose228: uhhh ok, lemme look at it</w:t>
+      </w:r>
+    </w:p>
+    <w:p>
+      <w:r>
+        <w:t>So now we wait</w:t>
+      </w:r>
+    </w:p>
+    <w:p>
+      <w:r>
+        <w:t>…………………………………………………………………….</w:t>
+      </w:r>
+    </w:p>
+    <w:p>
+      <w:r>
+        <w:t xml:space="preserve">I think it takes longer than it </w:t>
+      </w:r>
+      <w:r>
+        <w:t>should,</w:t>
+      </w:r>
+      <w:r>
+        <w:t xml:space="preserve"> no? </w:t>
+      </w:r>
+    </w:p>
+    <w:p>
+      <w:r>
+        <w:t>Shit, he is probably reporting me already</w:t>
+      </w:r>
+    </w:p>
+    <w:p>
+      <w:r>
+        <w:t>What do I do? Should I check in on the progress?</w:t>
+      </w:r>
+    </w:p>
+    <w:p>
+      <w:r>
+        <w:t xml:space="preserve">Or just let him do his thing? Or </w:t>
+      </w:r>
+      <w:r>
+        <w:t>maybe</w:t>
+      </w:r>
+      <w:r>
+        <w:t xml:space="preserve"> block him and </w:t>
+      </w:r>
+      <w:r>
+        <w:t>delete all evidence</w:t>
+      </w:r>
+      <w:r>
+        <w:t>? He is probably calling police on me already, shit</w:t>
+      </w:r>
+    </w:p>
+    <w:p>
+      <w:r>
+        <w:t>(User is prompted to block sillygoose228, but as he reaches for the button, creds pop in the terminal and sillygoose starts typing)</w:t>
+      </w:r>
+    </w:p>
+    <w:p>
+      <w:r>
+        <w:t>Oh, oh shit, I got him! Here his password!</w:t>
+      </w:r>
+      <w:r>
+        <w:t xml:space="preserve"> His password is iwant</w:t>
+      </w:r>
+      <w:r>
+        <w:t>ai</w:t>
+      </w:r>
+      <w:r>
+        <w:t>topegme</w:t>
+      </w:r>
+      <w:r>
+        <w:t xml:space="preserve">822? That’s uhhhh ok, bro, whatever floats ur boat </w:t>
+      </w:r>
+      <w:r>
+        <w:t>I guess</w:t>
+      </w:r>
+      <w:r>
+        <w:t>.</w:t>
+      </w:r>
+    </w:p>
+    <w:p>
+      <w:r>
+        <w:t>Sillygoose228: yeah, I deleted</w:t>
+      </w:r>
+      <w:r>
+        <w:t xml:space="preserve"> </w:t>
+      </w:r>
+      <w:r>
+        <w:t xml:space="preserve">the post, but something weird is going on, I can’t even find the fartsniffer69 on The Forum to ban him from </w:t>
+      </w:r>
+      <w:r>
+        <w:t>the sub</w:t>
+      </w:r>
+    </w:p>
+    <w:p>
+      <w:r>
+        <w:t>FUCK. SHIT. FUCK.</w:t>
+      </w:r>
+    </w:p>
+    <w:p>
+      <w:r>
         <w:lastRenderedPageBreak/>
-        <w:t>Sillygoose</w:t>
-      </w:r>
-      <w:proofErr w:type="gramStart"/>
-      <w:r>
-        <w:t>228:</w:t>
+        <w:t>I FUCKED UP</w:t>
+      </w:r>
+      <w:r>
+        <w:t>.</w:t>
+      </w:r>
+    </w:p>
+    <w:p>
+      <w:r>
+        <w:t>I FORGOT TO CHANGE AN AUTHOR OF THE POST</w:t>
+      </w:r>
+      <w:r>
+        <w:t xml:space="preserve"> FROM PLACEHOLDER</w:t>
+      </w:r>
+      <w:r>
+        <w:t>.</w:t>
+      </w:r>
+    </w:p>
+    <w:p>
+      <w:r>
+        <w:t>Even tho I got his creds already, he might realize what’s going on and change his password. I need to convince him it’s ok.</w:t>
+      </w:r>
+    </w:p>
+    <w:p>
+      <w:r>
+        <w:t>Main_hero: uhhh idk, this user shows as deleted to me already. Maybe The Forum admins already</w:t>
+      </w:r>
+      <w:r>
+        <w:t xml:space="preserve"> banned this guy, but website doesn’t reflect it yet.</w:t>
+      </w:r>
+    </w:p>
+    <w:p>
+      <w:r>
+        <w:t>Main_hero: yk the forum is really buggy sometimes.</w:t>
+      </w:r>
+    </w:p>
+    <w:p>
+      <w:r>
+        <w:t>Sillygoose228:</w:t>
+      </w:r>
+      <w:r>
+        <w:t xml:space="preserve"> </w:t>
+      </w:r>
+      <w:r>
+        <w:t>yeah, right</w:t>
+      </w:r>
+    </w:p>
+    <w:p>
+      <w:r>
+        <w:t>Sillygoose228: strangely enough, website was lagging even more, when I was deleting that post</w:t>
+      </w:r>
+    </w:p>
+    <w:p>
+      <w:r>
+        <w:t xml:space="preserve">Fucking </w:t>
+      </w:r>
+      <w:r>
+        <w:t>clanker</w:t>
+      </w:r>
+      <w:r>
+        <w:t xml:space="preserve"> gave me shit code. I specifically asked it to make code as optimized as possible </w:t>
+      </w:r>
+      <w:r>
+        <w:t>and make no mistakes</w:t>
+      </w:r>
+      <w:r>
+        <w:t>.</w:t>
+      </w:r>
+      <w:r>
+        <w:t xml:space="preserve"> Can’t trust shit these days.</w:t>
+      </w:r>
+    </w:p>
+    <w:p>
+      <w:r>
+        <w:t>(Sillygoose228 is still typing)</w:t>
+      </w:r>
+    </w:p>
+    <w:p>
+      <w:r>
+        <w:t xml:space="preserve">What is he typing for so long? Fuck, I </w:t>
+      </w:r>
+      <w:r>
+        <w:t xml:space="preserve">might be burned here. What if he is gonna ask me about how did I find this post? Or why am I reporting it even tho im not even a follower? Shit, I </w:t>
+      </w:r>
+      <w:r>
+        <w:t xml:space="preserve">even </w:t>
+      </w:r>
+      <w:r>
+        <w:t xml:space="preserve">forgot to follow fucking </w:t>
+      </w:r>
+      <w:r>
+        <w:t>zero</w:t>
+      </w:r>
+      <w:r>
+        <w:t xml:space="preserve"> sub</w:t>
+      </w:r>
+      <w:r>
+        <w:t>! Yeah, I might be done for here.</w:t>
+      </w:r>
+    </w:p>
+    <w:p>
+      <w:r>
+        <w:t>Silligoose228: yeah, it</w:t>
+      </w:r>
+      <w:r>
+        <w:t>’s</w:t>
+      </w:r>
+      <w:r>
+        <w:t xml:space="preserve"> probably the same </w:t>
+      </w:r>
+      <w:r>
+        <w:t>as</w:t>
+      </w:r>
+      <w:r>
+        <w:t xml:space="preserve"> the replies bug. I once tried to reply to someone in the comments, I think it was some discussion in my sub and website was lagging too much and I couldn’t send my reply, but once it started working, I’ve sent like 5 replies in a row! How funny is that, huh?</w:t>
+      </w:r>
+    </w:p>
+    <w:p>
+      <w:r>
+        <w:t>…</w:t>
+      </w:r>
+      <w:r>
+        <w:t xml:space="preserve">jesus bro </w:t>
+      </w:r>
+      <w:r>
+        <w:t>I was losing my shit here</w:t>
+      </w:r>
+      <w:r>
+        <w:t xml:space="preserve"> and he was just</w:t>
+      </w:r>
+      <w:r>
+        <w:t xml:space="preserve"> taking his time to write this</w:t>
       </w:r>
       <w:r>
         <w:t>?</w:t>
       </w:r>
-      <w:proofErr w:type="gramEnd"/>
-    </w:p>
-    <w:p>
-      <w:r>
-        <w:t xml:space="preserve">Shit, he </w:t>
-      </w:r>
-      <w:r>
-        <w:t>knows</w:t>
-      </w:r>
-      <w:r>
-        <w:t>, I’m done for</w:t>
-      </w:r>
-    </w:p>
-    <w:p>
-      <w:proofErr w:type="spellStart"/>
-      <w:r>
-        <w:t>Main_hero</w:t>
-      </w:r>
-      <w:proofErr w:type="spellEnd"/>
-      <w:r>
-        <w:t xml:space="preserve">: it’s the post from </w:t>
-      </w:r>
-      <w:proofErr w:type="spellStart"/>
-      <w:r>
-        <w:t>ur</w:t>
-      </w:r>
-      <w:proofErr w:type="spellEnd"/>
+    </w:p>
+    <w:p>
+      <w:r>
+        <w:t xml:space="preserve">Main_hero: </w:t>
+      </w:r>
+      <w:r>
+        <w:t>very</w:t>
+      </w:r>
+    </w:p>
+    <w:p>
+      <w:r>
+        <w:t>Now the fun part. I need to log out and log in as him and take over the sub.</w:t>
+      </w:r>
+    </w:p>
+    <w:p>
+      <w:r>
+        <w:t>(User is prompted to log out and log in as sillygoose228)</w:t>
+      </w:r>
+    </w:p>
+    <w:p>
+      <w:r>
+        <w:t>Now I need to remove all the modes and transfer the ownership to my account.</w:t>
+      </w:r>
+    </w:p>
+    <w:p>
+      <w:r>
+        <w:t>(User is prompted to remove all the mods and transfer the ownership)</w:t>
+      </w:r>
+    </w:p>
+    <w:p>
+      <w:r>
+        <w:t xml:space="preserve">And I’m done lol. That’s it, I fucking did it! Now I gotta go back and tell </w:t>
+      </w:r>
+      <w:r>
+        <w:t>cyberdivers</w:t>
+      </w:r>
+      <w:r>
+        <w:t xml:space="preserve"> I got the keys.</w:t>
+      </w:r>
+    </w:p>
+    <w:p>
+      <w:r>
+        <w:t xml:space="preserve">(User is prompted to log out and log in as main_hero and go to the </w:t>
+      </w:r>
+      <w:r>
+        <w:t xml:space="preserve">cyberdivers </w:t>
+      </w:r>
+      <w:r>
+        <w:t>chat)</w:t>
+      </w:r>
+    </w:p>
+    <w:p>
+      <w:r>
+        <w:lastRenderedPageBreak/>
+        <w:t>(Previous messages)</w:t>
+      </w:r>
+    </w:p>
+    <w:p>
+      <w:r>
+        <w:t>User 4: bro ts is just too funny</w:t>
+      </w:r>
+    </w:p>
+    <w:p>
+      <w:r>
+        <w:t>User 5: can we ban this mom’s hacker bro</w:t>
+      </w:r>
+    </w:p>
+    <w:p>
+      <w:r>
+        <w:t>User 7: just stop giving attention to this clown ass</w:t>
+      </w:r>
+    </w:p>
+    <w:p>
+      <w:r>
+        <w:t xml:space="preserve">User 7: he is actually retarded idk </w:t>
+      </w:r>
+    </w:p>
+    <w:p>
+      <w:r>
+        <w:t xml:space="preserve">Main_hero: I hacked the </w:t>
+      </w:r>
+      <w:r>
+        <w:t>zero</w:t>
+      </w:r>
       <w:r>
         <w:t xml:space="preserve"> sub</w:t>
       </w:r>
     </w:p>
     <w:p>
-      <w:proofErr w:type="spellStart"/>
-      <w:r>
-        <w:t>Main_hero</w:t>
-      </w:r>
-      <w:proofErr w:type="spellEnd"/>
-      <w:r>
-        <w:t>: I’m reporting it</w:t>
-      </w:r>
-    </w:p>
-    <w:p>
-      <w:proofErr w:type="spellStart"/>
-      <w:r>
-        <w:t>Main_hero</w:t>
-      </w:r>
-      <w:proofErr w:type="spellEnd"/>
-      <w:r>
-        <w:t xml:space="preserve">: like a </w:t>
-      </w:r>
-      <w:r>
-        <w:t>good</w:t>
-      </w:r>
-      <w:r>
-        <w:t xml:space="preserve"> </w:t>
-      </w:r>
-      <w:proofErr w:type="spellStart"/>
-      <w:r>
-        <w:t>forumer</w:t>
-      </w:r>
-      <w:proofErr w:type="spellEnd"/>
-    </w:p>
-    <w:p>
-      <w:r>
-        <w:t>Yeah, I think I saved it. He won’t know what’s coming</w:t>
-      </w:r>
-    </w:p>
-    <w:p>
-      <w:r>
-        <w:t xml:space="preserve">Sillygoose228: </w:t>
-      </w:r>
-      <w:proofErr w:type="spellStart"/>
-      <w:r>
-        <w:t>uhhh</w:t>
-      </w:r>
-      <w:proofErr w:type="spellEnd"/>
-      <w:r>
-        <w:t xml:space="preserve"> ok, </w:t>
-      </w:r>
-      <w:proofErr w:type="spellStart"/>
-      <w:r>
-        <w:t>lemme</w:t>
-      </w:r>
-      <w:proofErr w:type="spellEnd"/>
-      <w:r>
-        <w:t xml:space="preserve"> look at it</w:t>
-      </w:r>
-    </w:p>
-    <w:p>
-      <w:r>
-        <w:t>So now we wait</w:t>
-      </w:r>
-    </w:p>
-    <w:p>
-      <w:r>
-        <w:t>…………………………………………………………………….</w:t>
-      </w:r>
-    </w:p>
-    <w:p>
-      <w:r>
-        <w:t xml:space="preserve">I think it takes longer than it </w:t>
-      </w:r>
-      <w:r>
-        <w:t>should,</w:t>
-      </w:r>
-      <w:r>
-        <w:t xml:space="preserve"> </w:t>
-      </w:r>
-      <w:proofErr w:type="gramStart"/>
-      <w:r>
-        <w:t>no</w:t>
-      </w:r>
-      <w:proofErr w:type="gramEnd"/>
-      <w:r>
-        <w:t xml:space="preserve">? </w:t>
-      </w:r>
-    </w:p>
-    <w:p>
-      <w:r>
-        <w:t>Shit, he is probably reporting me already</w:t>
-      </w:r>
-    </w:p>
-    <w:p>
-      <w:r>
-        <w:t>What do I do? Should I check in on the progress?</w:t>
-      </w:r>
-    </w:p>
-    <w:p>
-      <w:r>
-        <w:t xml:space="preserve">Or just let him do his thing? Or </w:t>
-      </w:r>
-      <w:r>
-        <w:t>maybe</w:t>
-      </w:r>
-      <w:r>
-        <w:t xml:space="preserve"> block him and </w:t>
-      </w:r>
-      <w:r>
-        <w:t>delete all evidence</w:t>
-      </w:r>
-      <w:r>
-        <w:t>? He is probably calling police on me already, shit</w:t>
-      </w:r>
-    </w:p>
-    <w:p>
-      <w:r>
-        <w:t xml:space="preserve">(User is prompted to block sillygoose228, but as he reaches for the button, creds pop in the terminal and </w:t>
-      </w:r>
-      <w:proofErr w:type="spellStart"/>
-      <w:r>
-        <w:t>sillygoose</w:t>
-      </w:r>
-      <w:proofErr w:type="spellEnd"/>
-      <w:r>
-        <w:t xml:space="preserve"> starts typing)</w:t>
-      </w:r>
-    </w:p>
-    <w:p>
-      <w:r>
-        <w:t xml:space="preserve">Oh, oh shit, I got him! Here </w:t>
-      </w:r>
-      <w:proofErr w:type="gramStart"/>
-      <w:r>
-        <w:t>his</w:t>
-      </w:r>
-      <w:proofErr w:type="gramEnd"/>
-      <w:r>
-        <w:t xml:space="preserve"> password!</w:t>
-      </w:r>
-      <w:r>
-        <w:t xml:space="preserve"> His password is iwant</w:t>
-      </w:r>
-      <w:r>
-        <w:t>ai</w:t>
-      </w:r>
-      <w:r>
-        <w:t>topegme</w:t>
-      </w:r>
-      <w:r>
-        <w:t xml:space="preserve">822? That’s </w:t>
-      </w:r>
-      <w:proofErr w:type="spellStart"/>
-      <w:r>
-        <w:t>uhhhh</w:t>
-      </w:r>
-      <w:proofErr w:type="spellEnd"/>
-      <w:r>
-        <w:t xml:space="preserve"> ok, bro, whatever floats </w:t>
-      </w:r>
-      <w:proofErr w:type="spellStart"/>
-      <w:r>
-        <w:t>ur</w:t>
-      </w:r>
-      <w:proofErr w:type="spellEnd"/>
-      <w:r>
-        <w:t xml:space="preserve"> </w:t>
-      </w:r>
-      <w:proofErr w:type="gramStart"/>
-      <w:r>
-        <w:t>boat</w:t>
-      </w:r>
-      <w:proofErr w:type="gramEnd"/>
-      <w:r>
-        <w:t xml:space="preserve"> </w:t>
-      </w:r>
-      <w:r>
-        <w:t>I guess</w:t>
-      </w:r>
-      <w:r>
-        <w:t>.</w:t>
-      </w:r>
-    </w:p>
-    <w:p>
-      <w:r>
-        <w:t>Sillygoose228: yeah, I deleted</w:t>
-      </w:r>
-      <w:r>
-        <w:t xml:space="preserve"> </w:t>
-      </w:r>
-      <w:r>
-        <w:t xml:space="preserve">the post, but something weird is going on, I can’t even find the fartsniffer69 on The Forum to ban him from </w:t>
-      </w:r>
-      <w:r>
-        <w:t>the sub</w:t>
-      </w:r>
-    </w:p>
-    <w:p>
-      <w:r>
-        <w:t>FUCK. SHIT. FUCK.</w:t>
-      </w:r>
-    </w:p>
-    <w:p>
-      <w:r>
-        <w:t>I FUCKED UP</w:t>
-      </w:r>
-      <w:r>
-        <w:t>.</w:t>
-      </w:r>
-    </w:p>
-    <w:p>
-      <w:r>
-        <w:t>I FORGOT TO CHANGE AN AUTHOR OF THE POST</w:t>
-      </w:r>
-      <w:r>
-        <w:t xml:space="preserve"> FROM PLACEHOLDER</w:t>
-      </w:r>
-      <w:r>
-        <w:t>.</w:t>
-      </w:r>
-    </w:p>
-    <w:p>
-      <w:r>
-        <w:t xml:space="preserve">Even </w:t>
-      </w:r>
-      <w:proofErr w:type="spellStart"/>
-      <w:proofErr w:type="gramStart"/>
-      <w:r>
-        <w:t>tho</w:t>
-      </w:r>
-      <w:proofErr w:type="spellEnd"/>
-      <w:proofErr w:type="gramEnd"/>
-      <w:r>
-        <w:t xml:space="preserve"> I got his creds already, he might realize what’s going on and change his password. I need to convince him it’s ok.</w:t>
-      </w:r>
-    </w:p>
-    <w:p>
-      <w:proofErr w:type="spellStart"/>
-      <w:r>
-        <w:t>Main_hero</w:t>
-      </w:r>
-      <w:proofErr w:type="spellEnd"/>
-      <w:r>
-        <w:t xml:space="preserve">: </w:t>
-      </w:r>
-      <w:proofErr w:type="spellStart"/>
-      <w:r>
-        <w:t>uhhh</w:t>
-      </w:r>
-      <w:proofErr w:type="spellEnd"/>
-      <w:r>
-        <w:t xml:space="preserve"> idk, this user shows as deleted to me already. Maybe The Forum admins already</w:t>
-      </w:r>
-      <w:r>
-        <w:t xml:space="preserve"> banned this guy, but website doesn’t reflect it yet.</w:t>
-      </w:r>
-    </w:p>
-    <w:p>
-      <w:proofErr w:type="spellStart"/>
-      <w:r>
-        <w:t>Main_hero</w:t>
-      </w:r>
-      <w:proofErr w:type="spellEnd"/>
-      <w:r>
-        <w:t xml:space="preserve">: </w:t>
-      </w:r>
-      <w:proofErr w:type="spellStart"/>
-      <w:r>
-        <w:t>yk</w:t>
-      </w:r>
-      <w:proofErr w:type="spellEnd"/>
-      <w:r>
-        <w:t xml:space="preserve"> the forum is </w:t>
-      </w:r>
-      <w:proofErr w:type="gramStart"/>
-      <w:r>
-        <w:t>really buggy</w:t>
-      </w:r>
-      <w:proofErr w:type="gramEnd"/>
-      <w:r>
-        <w:t xml:space="preserve"> sometimes.</w:t>
+      <w:r>
+        <w:t>Main_hero: check the admins</w:t>
+      </w:r>
+    </w:p>
+    <w:p>
+      <w:pPr>
+        <w:pStyle w:val="Heading3"/>
+      </w:pPr>
+      <w:bookmarkStart w:id="20" w:name="_Toc216793256"/>
+      <w:r>
+        <w:t>Aftermath</w:t>
+      </w:r>
+      <w:bookmarkEnd w:id="20"/>
+    </w:p>
+    <w:p>
+      <w:r>
+        <w:t>User 1: what the fuck</w:t>
+      </w:r>
+    </w:p>
+    <w:p>
+      <w:r>
+        <w:t>User 2: no fucking way</w:t>
+      </w:r>
+    </w:p>
+    <w:p>
+      <w:r>
+        <w:t>User 3: no way</w:t>
+      </w:r>
+    </w:p>
+    <w:p>
+      <w:r>
+        <w:t>User 4: you</w:t>
+      </w:r>
+      <w:r>
+        <w:t>’re</w:t>
+      </w:r>
+      <w:r>
+        <w:t xml:space="preserve"> crazy son of a bitch, you actually did it</w:t>
+      </w:r>
+    </w:p>
+    <w:p>
+      <w:r>
+        <w:t>User 5: what the fuck? How</w:t>
+      </w:r>
+    </w:p>
+    <w:p>
+      <w:r>
+        <w:t>User 6: fucking legend</w:t>
+      </w:r>
+    </w:p>
+    <w:p>
+      <w:r>
+        <w:t>User 7: lmao what</w:t>
+      </w:r>
+    </w:p>
+    <w:p>
+      <w:r>
+        <w:t>User 8: of all people it’s main_hero who did that lmaooo</w:t>
+      </w:r>
+    </w:p>
+    <w:p>
+      <w:r>
+        <w:t>Main_hero: fuck yeah, it was me</w:t>
+      </w:r>
+    </w:p>
+    <w:p>
+      <w:r>
+        <w:t>Main_hero: let’s spam whatever we want on this sub, we can do it now</w:t>
+      </w:r>
+    </w:p>
+    <w:p>
+      <w:r>
+        <w:t>User 5: fuck yeah, let’s do it</w:t>
+      </w:r>
+    </w:p>
+    <w:p>
+      <w:r>
+        <w:t>User 6: omw</w:t>
+      </w:r>
+    </w:p>
+    <w:p>
+      <w:r>
+        <w:t>User 9: how the fuck did u do that</w:t>
+      </w:r>
+    </w:p>
+    <w:p>
+      <w:r>
+        <w:t>User 7: alr why not</w:t>
+      </w:r>
+    </w:p>
+    <w:p>
+      <w:r>
+        <w:t>User 9: hell yeah lmao</w:t>
+      </w:r>
+    </w:p>
+    <w:p>
+      <w:r>
+        <w:t>Let me check the zero sub now</w:t>
+      </w:r>
+    </w:p>
+    <w:p>
+      <w:r>
+        <w:t xml:space="preserve">(User is prompted to search for </w:t>
+      </w:r>
+      <w:r>
+        <w:t>zero</w:t>
+      </w:r>
+      <w:r>
+        <w:t xml:space="preserve"> sub and go there)</w:t>
       </w:r>
     </w:p>
     <w:p>
       <w:r>
         <w:lastRenderedPageBreak/>
-        <w:t>Sillygoose228:</w:t>
-      </w:r>
-      <w:r>
-        <w:t xml:space="preserve"> </w:t>
-      </w:r>
-      <w:r>
-        <w:t>yeah, right</w:t>
-      </w:r>
-    </w:p>
-    <w:p>
-      <w:r>
-        <w:t>Sillygoose228: strangely enough, website was lagging even more, when I was deleting that post</w:t>
-      </w:r>
-    </w:p>
-    <w:p>
-      <w:r>
-        <w:t xml:space="preserve">Fucking </w:t>
-      </w:r>
-      <w:proofErr w:type="spellStart"/>
-      <w:r>
-        <w:t>clanker</w:t>
-      </w:r>
-      <w:proofErr w:type="spellEnd"/>
-      <w:r>
-        <w:t xml:space="preserve"> gave me shit code. I specifically asked it to make code as optimized as possible </w:t>
-      </w:r>
-      <w:r>
-        <w:t>and make no mistakes</w:t>
-      </w:r>
-      <w:r>
-        <w:t>.</w:t>
-      </w:r>
-      <w:r>
-        <w:t xml:space="preserve"> </w:t>
-      </w:r>
-      <w:proofErr w:type="gramStart"/>
-      <w:r>
-        <w:t>Can’t</w:t>
-      </w:r>
-      <w:proofErr w:type="gramEnd"/>
-      <w:r>
-        <w:t xml:space="preserve"> trust shit these days.</w:t>
-      </w:r>
-    </w:p>
-    <w:p>
-      <w:r>
-        <w:t>(Sillygoose228 is still typing)</w:t>
-      </w:r>
-    </w:p>
-    <w:p>
-      <w:r>
-        <w:t xml:space="preserve">What is he typing for so long? Fuck, I </w:t>
-      </w:r>
-      <w:r>
-        <w:t xml:space="preserve">might be burned here. What if he is </w:t>
-      </w:r>
-      <w:proofErr w:type="spellStart"/>
-      <w:r>
-        <w:t>gonna</w:t>
-      </w:r>
-      <w:proofErr w:type="spellEnd"/>
-      <w:r>
-        <w:t xml:space="preserve"> ask me about how did I </w:t>
-      </w:r>
-      <w:proofErr w:type="gramStart"/>
-      <w:r>
-        <w:t>find</w:t>
-      </w:r>
-      <w:proofErr w:type="gramEnd"/>
-      <w:r>
-        <w:t xml:space="preserve"> this post? Or why am I reporting it even </w:t>
-      </w:r>
-      <w:proofErr w:type="spellStart"/>
-      <w:r>
-        <w:t>tho</w:t>
-      </w:r>
-      <w:proofErr w:type="spellEnd"/>
-      <w:r>
-        <w:t xml:space="preserve"> </w:t>
-      </w:r>
-      <w:proofErr w:type="spellStart"/>
-      <w:r>
-        <w:t>im</w:t>
-      </w:r>
-      <w:proofErr w:type="spellEnd"/>
-      <w:r>
-        <w:t xml:space="preserve"> not even a follower? Shit, I </w:t>
-      </w:r>
-      <w:r>
-        <w:t xml:space="preserve">even </w:t>
-      </w:r>
-      <w:r>
-        <w:t xml:space="preserve">forgot to follow fucking </w:t>
-      </w:r>
-      <w:r>
-        <w:t>zero</w:t>
-      </w:r>
-      <w:r>
-        <w:t xml:space="preserve"> sub</w:t>
-      </w:r>
-      <w:r>
-        <w:t>! Yeah, I might be done for here.</w:t>
-      </w:r>
-    </w:p>
-    <w:p>
-      <w:r>
-        <w:t>Silligoose228: yeah, it</w:t>
-      </w:r>
-      <w:r>
-        <w:t>’s</w:t>
-      </w:r>
-      <w:r>
-        <w:t xml:space="preserve"> probably the same </w:t>
-      </w:r>
-      <w:r>
-        <w:t>as</w:t>
-      </w:r>
-      <w:r>
-        <w:t xml:space="preserve"> the replies bug. I once tried to reply to someone in the comments, I think it was some discussion in my sub and website was lagging too much and I couldn’t send my reply, but once it started working, I’ve sent like 5 replies in a row! How funny is that, huh?</w:t>
-      </w:r>
-    </w:p>
-    <w:p>
-      <w:r>
-        <w:t>…</w:t>
-      </w:r>
-      <w:proofErr w:type="spellStart"/>
-      <w:r>
-        <w:t>jesus</w:t>
-      </w:r>
-      <w:proofErr w:type="spellEnd"/>
-      <w:r>
-        <w:t xml:space="preserve"> bro </w:t>
-      </w:r>
-      <w:r>
-        <w:t>I was losing my shit here</w:t>
-      </w:r>
-      <w:r>
-        <w:t xml:space="preserve"> and he was just</w:t>
-      </w:r>
-      <w:r>
-        <w:t xml:space="preserve"> taking his time to write this</w:t>
-      </w:r>
-      <w:r>
-        <w:t>?</w:t>
-      </w:r>
-    </w:p>
-    <w:p>
-      <w:proofErr w:type="spellStart"/>
-      <w:r>
-        <w:t>Main_hero</w:t>
-      </w:r>
-      <w:proofErr w:type="spellEnd"/>
-      <w:r>
-        <w:t xml:space="preserve">: </w:t>
-      </w:r>
-      <w:r>
-        <w:t>very</w:t>
-      </w:r>
-    </w:p>
-    <w:p>
-      <w:r>
-        <w:t>Now the fun part. I need to log out and log in as him and take over the sub.</w:t>
-      </w:r>
-    </w:p>
-    <w:p>
-      <w:r>
-        <w:t>(User is prompted to log out and log in as sillygoose228)</w:t>
-      </w:r>
-    </w:p>
-    <w:p>
-      <w:r>
-        <w:t>Now I need to remove all the modes and transfer the ownership to my account.</w:t>
-      </w:r>
-    </w:p>
-    <w:p>
-      <w:r>
-        <w:t>(User is prompted to remove all the mods and transfer the ownership)</w:t>
-      </w:r>
-    </w:p>
-    <w:p>
-      <w:r>
-        <w:t xml:space="preserve">And I’m done lol. That’s it, I fucking did it! Now I </w:t>
-      </w:r>
-      <w:proofErr w:type="spellStart"/>
-      <w:r>
-        <w:t>gotta</w:t>
-      </w:r>
-      <w:proofErr w:type="spellEnd"/>
-      <w:r>
-        <w:t xml:space="preserve"> go back and tell </w:t>
-      </w:r>
-      <w:proofErr w:type="spellStart"/>
-      <w:r>
-        <w:t>cyberdivers</w:t>
-      </w:r>
-      <w:proofErr w:type="spellEnd"/>
-      <w:r>
-        <w:t xml:space="preserve"> I got the keys.</w:t>
-      </w:r>
-    </w:p>
-    <w:p>
-      <w:r>
-        <w:t>(</w:t>
-      </w:r>
-      <w:proofErr w:type="gramStart"/>
-      <w:r>
-        <w:t>User is</w:t>
-      </w:r>
-      <w:proofErr w:type="gramEnd"/>
-      <w:r>
-        <w:t xml:space="preserve"> prompted to log out and log in as </w:t>
-      </w:r>
-      <w:proofErr w:type="spellStart"/>
-      <w:r>
-        <w:t>main_hero</w:t>
-      </w:r>
-      <w:proofErr w:type="spellEnd"/>
-      <w:r>
-        <w:t xml:space="preserve"> and go to </w:t>
-      </w:r>
-      <w:proofErr w:type="gramStart"/>
-      <w:r>
-        <w:t xml:space="preserve">the </w:t>
-      </w:r>
-      <w:proofErr w:type="spellStart"/>
-      <w:r>
-        <w:t>cyberdivers</w:t>
-      </w:r>
-      <w:proofErr w:type="spellEnd"/>
-      <w:proofErr w:type="gramEnd"/>
-      <w:r>
-        <w:t xml:space="preserve"> </w:t>
-      </w:r>
-      <w:r>
-        <w:t>chat)</w:t>
-      </w:r>
-    </w:p>
-    <w:p>
-      <w:r>
-        <w:t>(Previous messages)</w:t>
-      </w:r>
-    </w:p>
-    <w:p>
-      <w:r>
-        <w:t xml:space="preserve">User 4: bro </w:t>
-      </w:r>
-      <w:proofErr w:type="spellStart"/>
-      <w:r>
-        <w:t>ts</w:t>
-      </w:r>
-      <w:proofErr w:type="spellEnd"/>
-      <w:r>
-        <w:t xml:space="preserve"> is just too funny</w:t>
-      </w:r>
-    </w:p>
-    <w:p>
-      <w:r>
-        <w:t>User 5: can we ban this mom’s hacker bro</w:t>
-      </w:r>
-    </w:p>
-    <w:p>
-      <w:r>
-        <w:t>User 7: just stop giving attention to this clown ass</w:t>
-      </w:r>
-    </w:p>
-    <w:p>
-      <w:r>
-        <w:t xml:space="preserve">User 7: he is </w:t>
-      </w:r>
-      <w:proofErr w:type="gramStart"/>
-      <w:r>
-        <w:t>actually retarded</w:t>
-      </w:r>
-      <w:proofErr w:type="gramEnd"/>
-      <w:r>
-        <w:t xml:space="preserve"> idk </w:t>
-      </w:r>
-    </w:p>
-    <w:p>
-      <w:proofErr w:type="spellStart"/>
-      <w:r>
-        <w:t>Main_hero</w:t>
-      </w:r>
-      <w:proofErr w:type="spellEnd"/>
-      <w:r>
-        <w:t xml:space="preserve">: I hacked the </w:t>
-      </w:r>
-      <w:r>
-        <w:t>zero</w:t>
-      </w:r>
-      <w:r>
-        <w:t xml:space="preserve"> sub</w:t>
-      </w:r>
-    </w:p>
-    <w:p>
-      <w:proofErr w:type="spellStart"/>
-      <w:r>
-        <w:lastRenderedPageBreak/>
-        <w:t>Main_hero</w:t>
-      </w:r>
-      <w:proofErr w:type="spellEnd"/>
-      <w:r>
-        <w:t>: check the admins</w:t>
-      </w:r>
-    </w:p>
-    <w:p>
-      <w:pPr>
-        <w:pStyle w:val="Heading3"/>
-      </w:pPr>
-      <w:bookmarkStart w:id="20" w:name="_Toc216793256"/>
-      <w:r>
-        <w:t>Aftermath</w:t>
-      </w:r>
-      <w:bookmarkEnd w:id="20"/>
-    </w:p>
-    <w:p>
-      <w:r>
-        <w:t>User 1: what the fuck</w:t>
-      </w:r>
-    </w:p>
-    <w:p>
-      <w:r>
-        <w:t>User 2: no fucking way</w:t>
-      </w:r>
-    </w:p>
-    <w:p>
-      <w:r>
-        <w:t xml:space="preserve">User 3: </w:t>
-      </w:r>
-      <w:proofErr w:type="gramStart"/>
-      <w:r>
-        <w:t>no</w:t>
-      </w:r>
-      <w:proofErr w:type="gramEnd"/>
-      <w:r>
-        <w:t xml:space="preserve"> way</w:t>
-      </w:r>
-    </w:p>
-    <w:p>
-      <w:r>
-        <w:t>User 4: you</w:t>
-      </w:r>
-      <w:r>
-        <w:t>’re</w:t>
-      </w:r>
-      <w:r>
-        <w:t xml:space="preserve"> crazy son of a </w:t>
-      </w:r>
-      <w:proofErr w:type="gramStart"/>
-      <w:r>
-        <w:t>bitch,</w:t>
-      </w:r>
-      <w:proofErr w:type="gramEnd"/>
-      <w:r>
-        <w:t xml:space="preserve"> you </w:t>
-      </w:r>
-      <w:proofErr w:type="gramStart"/>
-      <w:r>
-        <w:t>actually did</w:t>
-      </w:r>
-      <w:proofErr w:type="gramEnd"/>
-      <w:r>
-        <w:t xml:space="preserve"> it</w:t>
-      </w:r>
-    </w:p>
-    <w:p>
-      <w:r>
-        <w:t>User 5: what the fuck? How</w:t>
-      </w:r>
-    </w:p>
-    <w:p>
-      <w:r>
-        <w:t>User 6: fucking legend</w:t>
-      </w:r>
-    </w:p>
-    <w:p>
-      <w:r>
-        <w:t>User 7: lmao what</w:t>
-      </w:r>
-    </w:p>
-    <w:p>
-      <w:r>
-        <w:t xml:space="preserve">User 8: of all people it’s </w:t>
-      </w:r>
-      <w:proofErr w:type="spellStart"/>
-      <w:r>
-        <w:t>main_hero</w:t>
-      </w:r>
-      <w:proofErr w:type="spellEnd"/>
-      <w:r>
-        <w:t xml:space="preserve"> who did that </w:t>
-      </w:r>
-      <w:proofErr w:type="spellStart"/>
-      <w:r>
-        <w:t>lmaooo</w:t>
-      </w:r>
-      <w:proofErr w:type="spellEnd"/>
-    </w:p>
-    <w:p>
-      <w:proofErr w:type="spellStart"/>
-      <w:r>
-        <w:t>Main_hero</w:t>
-      </w:r>
-      <w:proofErr w:type="spellEnd"/>
-      <w:r>
-        <w:t>: fuck yeah, it was me</w:t>
-      </w:r>
-    </w:p>
-    <w:p>
-      <w:proofErr w:type="spellStart"/>
-      <w:r>
-        <w:t>Main_</w:t>
-      </w:r>
-      <w:proofErr w:type="gramStart"/>
-      <w:r>
-        <w:t>hero</w:t>
-      </w:r>
-      <w:proofErr w:type="spellEnd"/>
-      <w:r>
-        <w:t>:</w:t>
-      </w:r>
-      <w:proofErr w:type="gramEnd"/>
-      <w:r>
-        <w:t xml:space="preserve"> let’s spam whatever we want on this sub, we can do it now</w:t>
-      </w:r>
-    </w:p>
-    <w:p>
-      <w:r>
-        <w:t>User 5: fuck yeah, let’s do it</w:t>
-      </w:r>
-    </w:p>
-    <w:p>
-      <w:r>
-        <w:t xml:space="preserve">User 6: </w:t>
-      </w:r>
-      <w:proofErr w:type="spellStart"/>
-      <w:r>
-        <w:t>omw</w:t>
-      </w:r>
-      <w:proofErr w:type="spellEnd"/>
-    </w:p>
-    <w:p>
-      <w:r>
-        <w:t>User 9: how the fuck did u do that</w:t>
-      </w:r>
-    </w:p>
-    <w:p>
-      <w:r>
-        <w:t xml:space="preserve">User 7: </w:t>
-      </w:r>
-      <w:proofErr w:type="spellStart"/>
-      <w:r>
-        <w:t>alr</w:t>
-      </w:r>
-      <w:proofErr w:type="spellEnd"/>
-      <w:r>
-        <w:t xml:space="preserve"> why not</w:t>
-      </w:r>
-    </w:p>
-    <w:p>
-      <w:r>
-        <w:t xml:space="preserve">User 9: </w:t>
-      </w:r>
-      <w:proofErr w:type="gramStart"/>
-      <w:r>
-        <w:t>hell</w:t>
-      </w:r>
-      <w:proofErr w:type="gramEnd"/>
-      <w:r>
-        <w:t xml:space="preserve"> yeah lmao</w:t>
-      </w:r>
-    </w:p>
-    <w:p>
-      <w:r>
-        <w:t>Let me check the zero sub now</w:t>
-      </w:r>
-    </w:p>
-    <w:p>
-      <w:r>
-        <w:t>(</w:t>
-      </w:r>
-      <w:proofErr w:type="gramStart"/>
-      <w:r>
-        <w:t>User is</w:t>
-      </w:r>
-      <w:proofErr w:type="gramEnd"/>
-      <w:r>
-        <w:t xml:space="preserve"> prompted to search for </w:t>
-      </w:r>
-      <w:r>
-        <w:t>zero</w:t>
-      </w:r>
-      <w:r>
-        <w:t xml:space="preserve"> </w:t>
-      </w:r>
-      <w:proofErr w:type="gramStart"/>
-      <w:r>
-        <w:t>sub</w:t>
-      </w:r>
-      <w:proofErr w:type="gramEnd"/>
-      <w:r>
-        <w:t xml:space="preserve"> and go there)</w:t>
-      </w:r>
-    </w:p>
-    <w:p>
-      <w:r>
         <w:t xml:space="preserve">Yeah, look at this. These are fruits of my </w:t>
       </w:r>
-      <w:proofErr w:type="gramStart"/>
       <w:r>
         <w:t>labor,</w:t>
       </w:r>
-      <w:proofErr w:type="gramEnd"/>
       <w:r>
         <w:t xml:space="preserve"> I made it possible</w:t>
       </w:r>
@@ -8077,420 +5999,304 @@
         <w:t>goated</w:t>
       </w:r>
       <w:r>
+        <w:t xml:space="preserve"> ain’t I? And now people see it too.</w:t>
+      </w:r>
+    </w:p>
+    <w:p>
+      <w:r>
+        <w:t xml:space="preserve">(User is prompted to go back to </w:t>
+      </w:r>
+      <w:r>
+        <w:t xml:space="preserve">cyberdivers </w:t>
+      </w:r>
+      <w:r>
+        <w:t>chat)</w:t>
+      </w:r>
+    </w:p>
+    <w:p>
+      <w:r>
+        <w:t xml:space="preserve">User 5: nah ts is instant </w:t>
+      </w:r>
+      <w:r>
+        <w:t>cyberdivers</w:t>
+      </w:r>
+      <w:r>
+        <w:t xml:space="preserve"> classic</w:t>
+      </w:r>
+    </w:p>
+    <w:p>
+      <w:r>
+        <w:t>User 12: not to be this guy, but I think we went over the line with this a little bit? We don’t have any beef with wl3 sub, why are we even raiding them. It’s not fair, we should return the sub</w:t>
+      </w:r>
+    </w:p>
+    <w:p>
+      <w:r>
+        <w:t>What the fuck?</w:t>
+      </w:r>
+    </w:p>
+    <w:p>
+      <w:r>
+        <w:t>User 13: yea 100%</w:t>
+      </w:r>
+    </w:p>
+    <w:p>
+      <w:r>
+        <w:t>User 14: this</w:t>
+      </w:r>
+    </w:p>
+    <w:p>
+      <w:r>
+        <w:t>User 15: yea stealing was lowk fun, but this is just wrong atp</w:t>
+      </w:r>
+    </w:p>
+    <w:p>
+      <w:r>
+        <w:t>(Screen turns redish)</w:t>
+      </w:r>
+    </w:p>
+    <w:p>
+      <w:r>
+        <w:t xml:space="preserve">Main_hero: wrong? Who r u, fucking moral police? </w:t>
+      </w:r>
+      <w:r>
+        <w:t>This sub was full of dumb af, soft ass NPCs, as far as I’m concerned, I did everyone a favor</w:t>
+      </w:r>
+    </w:p>
+    <w:p>
+      <w:r>
+        <w:t>Main_hero: I ain’t returning shit to no one</w:t>
+      </w:r>
+      <w:r>
+        <w:t>, fuck off u cunts</w:t>
+      </w:r>
+    </w:p>
+    <w:p>
+      <w:r>
+        <w:t>User 13: dude wtf</w:t>
+      </w:r>
+    </w:p>
+    <w:p>
+      <w:r>
+        <w:t>User 12: bruh u r a fucking moron,</w:t>
+      </w:r>
+      <w:r>
         <w:t xml:space="preserve"> </w:t>
       </w:r>
-      <w:proofErr w:type="spellStart"/>
-      <w:r>
-        <w:t>ain’t</w:t>
-      </w:r>
-      <w:proofErr w:type="spellEnd"/>
-      <w:r>
-        <w:t xml:space="preserve"> I? And now people see it too.</w:t>
-      </w:r>
-    </w:p>
-    <w:p>
-      <w:r>
-        <w:t xml:space="preserve">(User is prompted to go back to </w:t>
-      </w:r>
-      <w:proofErr w:type="spellStart"/>
+      <w:r>
+        <w:t>this sub did nothing wrong for us, why would u even take over it</w:t>
+      </w:r>
+    </w:p>
+    <w:p>
+      <w:r>
+        <w:t xml:space="preserve">User 5: fuck off, </w:t>
+      </w:r>
+      <w:r>
+        <w:t>main_hero</w:t>
+      </w:r>
+      <w:r>
+        <w:t xml:space="preserve"> is right, we can do whatever we can with the sub, </w:t>
+      </w:r>
+      <w:r>
+        <w:t>it’s ours now</w:t>
+      </w:r>
+    </w:p>
+    <w:p>
+      <w:r>
+        <w:t>User 6: hell yeah</w:t>
+      </w:r>
+    </w:p>
+    <w:p>
+      <w:r>
+        <w:t xml:space="preserve">Main_hero: </w:t>
+      </w:r>
+      <w:r>
+        <w:t>I did it for us</w:t>
+      </w:r>
+      <w:r>
+        <w:t xml:space="preserve">, they support </w:t>
+      </w:r>
+      <w:r>
+        <w:t>zero</w:t>
+      </w:r>
+      <w:r>
+        <w:t xml:space="preserve"> that took all the attention from </w:t>
+      </w:r>
       <w:r>
         <w:t>cyberdivers</w:t>
       </w:r>
-      <w:proofErr w:type="spellEnd"/>
+    </w:p>
+    <w:p>
+      <w:r>
+        <w:t xml:space="preserve">User </w:t>
+      </w:r>
+      <w:r>
+        <w:t>1</w:t>
+      </w:r>
+      <w:r>
+        <w:t>2</w:t>
+      </w:r>
+      <w:r>
+        <w:t xml:space="preserve">: </w:t>
+      </w:r>
+      <w:r>
+        <w:t>what? How is this even helping anything? How fucking delusional r u bruh</w:t>
+      </w:r>
+    </w:p>
+    <w:p>
+      <w:r>
+        <w:t>Main_hero: fuck u</w:t>
+      </w:r>
+    </w:p>
+    <w:p>
+      <w:r>
+        <w:t>User</w:t>
+      </w:r>
+      <w:r>
+        <w:t>1</w:t>
+      </w:r>
+      <w:r>
+        <w:t xml:space="preserve"> 3: fuck u, u delusional fuckwit</w:t>
+      </w:r>
+    </w:p>
+    <w:p>
+      <w:r>
+        <w:t>User 5: no fuck u, u fucking twat</w:t>
+      </w:r>
+    </w:p>
+    <w:p>
+      <w:r>
+        <w:t xml:space="preserve">User </w:t>
+      </w:r>
+      <w:r>
+        <w:t>1</w:t>
+      </w:r>
+      <w:r>
+        <w:t xml:space="preserve">3: </w:t>
+      </w:r>
+      <w:r>
+        <w:t xml:space="preserve">u called me </w:t>
+      </w:r>
+      <w:r>
+        <w:t>twat? I never felt less insulted</w:t>
+      </w:r>
+    </w:p>
+    <w:p>
+      <w:r>
+        <w:t>User 5: fuck u</w:t>
+      </w:r>
+    </w:p>
+    <w:p>
+      <w:r>
+        <w:lastRenderedPageBreak/>
+        <w:t xml:space="preserve">User </w:t>
+      </w:r>
+      <w:r>
+        <w:t>1</w:t>
+      </w:r>
+      <w:r>
+        <w:t>3: fuck u</w:t>
+      </w:r>
+    </w:p>
+    <w:p>
+      <w:r>
+        <w:t>Main_hero: fuck u</w:t>
+      </w:r>
+    </w:p>
+    <w:p>
+      <w:r>
+        <w:t>User 12: fuck u</w:t>
+      </w:r>
+    </w:p>
+    <w:p>
+      <w:r>
+        <w:t>User 13:</w:t>
+      </w:r>
       <w:r>
         <w:t xml:space="preserve"> </w:t>
       </w:r>
       <w:r>
-        <w:t>chat)</w:t>
-      </w:r>
-    </w:p>
-    <w:p>
-      <w:r>
-        <w:t xml:space="preserve">User 5: nah </w:t>
-      </w:r>
-      <w:proofErr w:type="spellStart"/>
-      <w:r>
-        <w:t>ts</w:t>
-      </w:r>
-      <w:proofErr w:type="spellEnd"/>
-      <w:r>
-        <w:t xml:space="preserve"> is instant </w:t>
-      </w:r>
-      <w:proofErr w:type="spellStart"/>
+        <w:t>fuck u</w:t>
+      </w:r>
+    </w:p>
+    <w:p>
+      <w:r>
+        <w:t>(Screen slowly goes red and blurry, and then suddenly white)</w:t>
+      </w:r>
+    </w:p>
+    <w:p>
+      <w:r>
+        <w:t>Man, this shit is fucking stupid.</w:t>
+      </w:r>
+      <w:r>
+        <w:t xml:space="preserve"> The fuck am I even doing?</w:t>
+      </w:r>
+      <w:r>
+        <w:t xml:space="preserve"> I’ve s</w:t>
+      </w:r>
+      <w:r>
+        <w:t>unk</w:t>
+      </w:r>
+      <w:r>
+        <w:t xml:space="preserve"> 1000h playing </w:t>
+      </w:r>
       <w:r>
         <w:t>cyberdivers</w:t>
       </w:r>
-      <w:proofErr w:type="spellEnd"/>
-      <w:r>
-        <w:t xml:space="preserve"> classic</w:t>
-      </w:r>
-    </w:p>
-    <w:p>
-      <w:r>
-        <w:t>User 12: not to be this guy, but I think we went over the line with this a little bit? We don’t have any beef with wl3 sub, why are we even raiding them. It’s not fair, we should return the sub</w:t>
-      </w:r>
-    </w:p>
-    <w:p>
-      <w:r>
-        <w:t>What the fuck?</w:t>
-      </w:r>
-    </w:p>
-    <w:p>
-      <w:r>
-        <w:lastRenderedPageBreak/>
-        <w:t>User 13: yea 100%</w:t>
-      </w:r>
-    </w:p>
-    <w:p>
-      <w:r>
-        <w:t>User 14: this</w:t>
-      </w:r>
-    </w:p>
-    <w:p>
-      <w:r>
-        <w:t xml:space="preserve">User 15: yea stealing was </w:t>
-      </w:r>
-      <w:proofErr w:type="spellStart"/>
-      <w:r>
-        <w:t>lowk</w:t>
-      </w:r>
-      <w:proofErr w:type="spellEnd"/>
-      <w:r>
-        <w:t xml:space="preserve"> fun, but this is just wrong </w:t>
-      </w:r>
-      <w:proofErr w:type="spellStart"/>
-      <w:r>
-        <w:t>atp</w:t>
-      </w:r>
-      <w:proofErr w:type="spellEnd"/>
-    </w:p>
-    <w:p>
-      <w:r>
-        <w:t xml:space="preserve">(Screen turns </w:t>
-      </w:r>
-      <w:proofErr w:type="spellStart"/>
-      <w:r>
-        <w:t>redish</w:t>
-      </w:r>
-      <w:proofErr w:type="spellEnd"/>
-      <w:r>
-        <w:t>)</w:t>
-      </w:r>
-    </w:p>
-    <w:p>
-      <w:proofErr w:type="spellStart"/>
-      <w:r>
-        <w:t>Main_hero</w:t>
-      </w:r>
-      <w:proofErr w:type="spellEnd"/>
-      <w:r>
-        <w:t xml:space="preserve">: wrong? Who r u, fucking moral police? </w:t>
-      </w:r>
-      <w:r>
-        <w:t xml:space="preserve">This sub was full of dumb </w:t>
-      </w:r>
-      <w:proofErr w:type="spellStart"/>
-      <w:r>
-        <w:t>af</w:t>
-      </w:r>
-      <w:proofErr w:type="spellEnd"/>
-      <w:r>
-        <w:t>, soft ass NPCs, as far as I’m concerned, I did everyone a favor</w:t>
-      </w:r>
-    </w:p>
-    <w:p>
-      <w:proofErr w:type="spellStart"/>
-      <w:r>
-        <w:t>Main_hero</w:t>
-      </w:r>
-      <w:proofErr w:type="spellEnd"/>
-      <w:r>
-        <w:t xml:space="preserve">: I </w:t>
-      </w:r>
-      <w:proofErr w:type="spellStart"/>
-      <w:r>
-        <w:t>ain’t</w:t>
-      </w:r>
-      <w:proofErr w:type="spellEnd"/>
-      <w:r>
-        <w:t xml:space="preserve"> returning shit to no one</w:t>
-      </w:r>
-      <w:r>
-        <w:t>, fuck off u cunts</w:t>
-      </w:r>
-    </w:p>
-    <w:p>
-      <w:r>
-        <w:t>User 13: dude wtf</w:t>
-      </w:r>
-    </w:p>
-    <w:p>
-      <w:r>
-        <w:t xml:space="preserve">User 12: </w:t>
-      </w:r>
-      <w:proofErr w:type="spellStart"/>
-      <w:r>
-        <w:t>bruh</w:t>
-      </w:r>
-      <w:proofErr w:type="spellEnd"/>
-      <w:r>
-        <w:t xml:space="preserve"> u r a fucking moron,</w:t>
-      </w:r>
       <w:r>
         <w:t xml:space="preserve"> </w:t>
       </w:r>
       <w:r>
-        <w:t>this sub did nothing wrong for us, why would u even take over it</w:t>
-      </w:r>
-    </w:p>
-    <w:p>
-      <w:r>
-        <w:t xml:space="preserve">User 5: fuck off, </w:t>
-      </w:r>
-      <w:proofErr w:type="spellStart"/>
-      <w:r>
-        <w:t>main_hero</w:t>
-      </w:r>
-      <w:proofErr w:type="spellEnd"/>
-      <w:r>
-        <w:t xml:space="preserve"> is right, we can do whatever we can with the sub, </w:t>
-      </w:r>
-      <w:r>
-        <w:t>it’s ours now</w:t>
-      </w:r>
-    </w:p>
-    <w:p>
-      <w:r>
-        <w:t>User 6: hell yeah</w:t>
-      </w:r>
-    </w:p>
-    <w:p>
-      <w:proofErr w:type="spellStart"/>
-      <w:r>
-        <w:t>Main_hero</w:t>
-      </w:r>
-      <w:proofErr w:type="spellEnd"/>
-      <w:r>
-        <w:t xml:space="preserve">: </w:t>
-      </w:r>
-      <w:r>
-        <w:t>I did it for us</w:t>
-      </w:r>
-      <w:r>
-        <w:t xml:space="preserve">, they support </w:t>
+        <w:t xml:space="preserve">instead of doing something useful, I’ve hacked sillygoose228 and </w:t>
       </w:r>
       <w:r>
         <w:t>zero</w:t>
       </w:r>
       <w:r>
-        <w:t xml:space="preserve"> that took all the attention from </w:t>
-      </w:r>
-      <w:proofErr w:type="spellStart"/>
-      <w:r>
-        <w:t>cyberdivers</w:t>
-      </w:r>
-      <w:proofErr w:type="spellEnd"/>
-    </w:p>
-    <w:p>
-      <w:r>
-        <w:t xml:space="preserve">User </w:t>
-      </w:r>
-      <w:r>
-        <w:t>1</w:t>
-      </w:r>
-      <w:r>
-        <w:t>2</w:t>
-      </w:r>
-      <w:r>
-        <w:t xml:space="preserve">: </w:t>
-      </w:r>
-      <w:r>
-        <w:t xml:space="preserve">what? How is this even helping anything? </w:t>
-      </w:r>
-      <w:proofErr w:type="gramStart"/>
-      <w:r>
-        <w:t>How</w:t>
-      </w:r>
-      <w:proofErr w:type="gramEnd"/>
-      <w:r>
-        <w:t xml:space="preserve"> fucking delusional r u </w:t>
-      </w:r>
-      <w:proofErr w:type="spellStart"/>
-      <w:r>
-        <w:t>bruh</w:t>
-      </w:r>
-      <w:proofErr w:type="spellEnd"/>
-    </w:p>
-    <w:p>
-      <w:proofErr w:type="spellStart"/>
-      <w:r>
-        <w:t>Main_hero</w:t>
-      </w:r>
-      <w:proofErr w:type="spellEnd"/>
-      <w:r>
-        <w:t>: fuck u</w:t>
-      </w:r>
-    </w:p>
-    <w:p>
-      <w:r>
-        <w:t>User</w:t>
-      </w:r>
-      <w:r>
-        <w:t>1</w:t>
-      </w:r>
-      <w:r>
-        <w:t xml:space="preserve"> 3: fuck u, u delusional fuckwit</w:t>
-      </w:r>
-    </w:p>
-    <w:p>
-      <w:r>
-        <w:t>User 5: no fuck u, u fucking twat</w:t>
-      </w:r>
-    </w:p>
-    <w:p>
-      <w:r>
-        <w:t xml:space="preserve">User </w:t>
-      </w:r>
-      <w:r>
-        <w:t>1</w:t>
-      </w:r>
-      <w:r>
-        <w:t xml:space="preserve">3: </w:t>
-      </w:r>
-      <w:r>
-        <w:t xml:space="preserve">u called me </w:t>
-      </w:r>
-      <w:r>
-        <w:t>twat? I never felt less insulted</w:t>
-      </w:r>
-    </w:p>
-    <w:p>
-      <w:r>
-        <w:t>User 5: fuck u</w:t>
-      </w:r>
-    </w:p>
-    <w:p>
-      <w:r>
-        <w:t xml:space="preserve">User </w:t>
-      </w:r>
-      <w:r>
-        <w:t>1</w:t>
-      </w:r>
-      <w:r>
-        <w:t>3: fuck u</w:t>
-      </w:r>
-    </w:p>
-    <w:p>
-      <w:proofErr w:type="spellStart"/>
-      <w:r>
-        <w:t>Main_hero</w:t>
-      </w:r>
-      <w:proofErr w:type="spellEnd"/>
-      <w:r>
-        <w:t>: fuck u</w:t>
-      </w:r>
-    </w:p>
-    <w:p>
-      <w:r>
-        <w:t>User 12: fuck u</w:t>
-      </w:r>
-    </w:p>
-    <w:p>
-      <w:r>
-        <w:t>User 13:</w:t>
+        <w:t xml:space="preserve"> sub even though they did nothing </w:t>
+      </w:r>
+      <w:r>
+        <w:t>but show love for one another</w:t>
+      </w:r>
+      <w:r>
+        <w:t xml:space="preserve"> and </w:t>
+      </w:r>
+      <w:r>
+        <w:t>why</w:t>
+      </w:r>
+      <w:r>
+        <w:t xml:space="preserve">? </w:t>
+      </w:r>
+      <w:r>
+        <w:t>Because I just envied them and I wanted</w:t>
+      </w:r>
+      <w:r>
+        <w:t xml:space="preserve"> fucking validation from my “friends”. M</w:t>
+      </w:r>
+      <w:r>
+        <w:t xml:space="preserve">y only </w:t>
+      </w:r>
+      <w:r>
+        <w:t>“</w:t>
+      </w:r>
+      <w:r>
+        <w:t>friends</w:t>
+      </w:r>
+      <w:r>
+        <w:t>” who</w:t>
+      </w:r>
+      <w:r>
+        <w:t xml:space="preserve"> don’t even respect me and </w:t>
+      </w:r>
+      <w:r>
+        <w:t>they every bit as stupid as I am</w:t>
+      </w:r>
+      <w:r>
+        <w:t>.</w:t>
       </w:r>
       <w:r>
         <w:t xml:space="preserve"> </w:t>
       </w:r>
       <w:r>
-        <w:t>fuck u</w:t>
-      </w:r>
-    </w:p>
-    <w:p>
-      <w:r>
-        <w:t>(Screen slowly goes red and blurry, and then suddenly white)</w:t>
-      </w:r>
-    </w:p>
-    <w:p>
-      <w:r>
-        <w:t>Man, this shit is fucking stupid.</w:t>
-      </w:r>
-      <w:r>
-        <w:t xml:space="preserve"> The fuck am I even doing?</w:t>
-      </w:r>
-      <w:r>
-        <w:t xml:space="preserve"> I’ve s</w:t>
-      </w:r>
-      <w:r>
-        <w:t>unk</w:t>
-      </w:r>
-      <w:r>
-        <w:t xml:space="preserve"> 1000h playing </w:t>
-      </w:r>
-      <w:proofErr w:type="spellStart"/>
-      <w:r>
-        <w:t>cyberdivers</w:t>
-      </w:r>
-      <w:proofErr w:type="spellEnd"/>
-      <w:r>
-        <w:t xml:space="preserve"> </w:t>
-      </w:r>
-      <w:r>
-        <w:t xml:space="preserve">instead of doing something useful, I’ve hacked sillygoose228 and </w:t>
-      </w:r>
-      <w:r>
-        <w:t>zero</w:t>
-      </w:r>
-      <w:r>
-        <w:t xml:space="preserve"> sub even though they did nothing </w:t>
-      </w:r>
-      <w:r>
-        <w:t>but show love for one another</w:t>
-      </w:r>
-      <w:r>
-        <w:t xml:space="preserve"> and </w:t>
-      </w:r>
-      <w:r>
-        <w:t>why</w:t>
-      </w:r>
-      <w:r>
-        <w:t xml:space="preserve">? </w:t>
-      </w:r>
-      <w:r>
-        <w:t xml:space="preserve">Because I just envied </w:t>
-      </w:r>
-      <w:r>
-        <w:lastRenderedPageBreak/>
-        <w:t>them and I wanted</w:t>
-      </w:r>
-      <w:r>
-        <w:t xml:space="preserve"> fucking validation from my “friends”. M</w:t>
-      </w:r>
-      <w:r>
-        <w:t xml:space="preserve">y only </w:t>
-      </w:r>
-      <w:r>
-        <w:t>“</w:t>
-      </w:r>
-      <w:r>
-        <w:t>friends</w:t>
-      </w:r>
-      <w:r>
-        <w:t>” who</w:t>
-      </w:r>
-      <w:r>
-        <w:t xml:space="preserve"> don’t even respect me and </w:t>
-      </w:r>
-      <w:r>
-        <w:t>they every bit as stupid as I am</w:t>
-      </w:r>
-      <w:r>
-        <w:t>.</w:t>
-      </w:r>
-      <w:r>
-        <w:t xml:space="preserve"> </w:t>
-      </w:r>
-      <w:r>
         <w:t xml:space="preserve">And the only reason I’m trying to hang onto them is I </w:t>
       </w:r>
       <w:r>
@@ -8508,21 +6314,11 @@
     </w:p>
     <w:p>
       <w:r>
-        <w:t xml:space="preserve">I’ve spent </w:t>
-      </w:r>
-      <w:proofErr w:type="gramStart"/>
-      <w:r>
-        <w:t>hours and hours</w:t>
-      </w:r>
-      <w:proofErr w:type="gramEnd"/>
-      <w:r>
-        <w:t xml:space="preserve"> trying to convince everyone around me and myself, that I am skillful, smart and just the best person on earth and not just some useless </w:t>
-      </w:r>
-      <w:proofErr w:type="spellStart"/>
+        <w:t xml:space="preserve">I’ve spent hours and hours trying to convince everyone around me and myself, that I am skillful, smart and just the best person on earth and not just some useless </w:t>
+      </w:r>
       <w:r>
         <w:t>forumer</w:t>
       </w:r>
-      <w:proofErr w:type="spellEnd"/>
       <w:r>
         <w:t>, although I probably am, just to make people want to hang out with me.</w:t>
       </w:r>
@@ -8539,16 +6335,7 @@
     </w:p>
     <w:p>
       <w:r>
-        <w:t xml:space="preserve">User 1: </w:t>
-      </w:r>
-      <w:proofErr w:type="spellStart"/>
-      <w:proofErr w:type="gramStart"/>
-      <w:r>
-        <w:t>yo</w:t>
-      </w:r>
-      <w:proofErr w:type="spellEnd"/>
-      <w:r>
-        <w:t xml:space="preserve"> </w:t>
+        <w:t xml:space="preserve">User 1: yo </w:t>
       </w:r>
       <w:r>
         <w:rPr>
@@ -8556,42 +6343,18 @@
         </w:rPr>
         <w:t>@</w:t>
       </w:r>
-      <w:proofErr w:type="spellStart"/>
-      <w:proofErr w:type="gramEnd"/>
-      <w:r>
-        <w:t>main_</w:t>
-      </w:r>
-      <w:proofErr w:type="gramStart"/>
-      <w:r>
-        <w:t>hero</w:t>
-      </w:r>
-      <w:proofErr w:type="spellEnd"/>
-      <w:proofErr w:type="gramEnd"/>
-      <w:r>
-        <w:t xml:space="preserve">, u do know that u can get </w:t>
-      </w:r>
-      <w:proofErr w:type="spellStart"/>
-      <w:r>
-        <w:t>urself</w:t>
-      </w:r>
-      <w:proofErr w:type="spellEnd"/>
-      <w:r>
-        <w:t xml:space="preserve"> banned for </w:t>
+      <w:r>
+        <w:t xml:space="preserve">main_hero, u do know that u can get urself banned for </w:t>
       </w:r>
       <w:r>
         <w:t>stealing</w:t>
       </w:r>
       <w:r>
-        <w:t xml:space="preserve"> other </w:t>
-      </w:r>
-      <w:proofErr w:type="gramStart"/>
-      <w:r>
-        <w:t>user</w:t>
+        <w:t xml:space="preserve"> other user</w:t>
       </w:r>
       <w:r>
         <w:t>s</w:t>
       </w:r>
-      <w:proofErr w:type="gramEnd"/>
       <w:r>
         <w:t xml:space="preserve"> </w:t>
       </w:r>
@@ -8606,42 +6369,13 @@
       </w:r>
     </w:p>
     <w:p>
-      <w:proofErr w:type="spellStart"/>
-      <w:r>
-        <w:t>Main_hero</w:t>
-      </w:r>
-      <w:proofErr w:type="spellEnd"/>
-      <w:r>
-        <w:t xml:space="preserve">: </w:t>
-      </w:r>
-      <w:proofErr w:type="gramStart"/>
-      <w:r>
-        <w:t>yeah</w:t>
-      </w:r>
-      <w:proofErr w:type="gramEnd"/>
-      <w:r>
-        <w:t xml:space="preserve"> of course I </w:t>
-      </w:r>
-      <w:proofErr w:type="spellStart"/>
-      <w:r>
-        <w:t>kno</w:t>
-      </w:r>
-      <w:proofErr w:type="spellEnd"/>
-      <w:r>
-        <w:t>-</w:t>
-      </w:r>
-    </w:p>
-    <w:p>
-      <w:r>
-        <w:t xml:space="preserve">(Screen shows that </w:t>
-      </w:r>
-      <w:proofErr w:type="spellStart"/>
-      <w:r>
-        <w:t>main_hero’s</w:t>
-      </w:r>
-      <w:proofErr w:type="spellEnd"/>
-      <w:r>
-        <w:t xml:space="preserve"> account has been banned)</w:t>
+      <w:r>
+        <w:t>Main_hero: yeah of course I kno-</w:t>
+      </w:r>
+    </w:p>
+    <w:p>
+      <w:r>
+        <w:t>(Screen shows that main_hero’s account has been banned)</w:t>
       </w:r>
     </w:p>
     <w:p>

--- a/docs/Script.docx
+++ b/docs/Script.docx
@@ -1468,7 +1468,15 @@
         </w:numPr>
       </w:pPr>
       <w:r>
-        <w:t>Intro still lowk blows</w:t>
+        <w:t xml:space="preserve">Intro still </w:t>
+      </w:r>
+      <w:proofErr w:type="spellStart"/>
+      <w:r>
+        <w:t>lowk</w:t>
+      </w:r>
+      <w:proofErr w:type="spellEnd"/>
+      <w:r>
+        <w:t xml:space="preserve"> blows</w:t>
       </w:r>
     </w:p>
     <w:p>
@@ -1480,7 +1488,23 @@
         </w:numPr>
       </w:pPr>
       <w:r>
-        <w:t>Argument between chat and main_hero in the end should a bit more believable and more in line with character</w:t>
+        <w:t xml:space="preserve">Argument between chat and </w:t>
+      </w:r>
+      <w:proofErr w:type="spellStart"/>
+      <w:r>
+        <w:t>main_hero</w:t>
+      </w:r>
+      <w:proofErr w:type="spellEnd"/>
+      <w:r>
+        <w:t xml:space="preserve"> in the end should </w:t>
+      </w:r>
+      <w:proofErr w:type="gramStart"/>
+      <w:r>
+        <w:t>a bit</w:t>
+      </w:r>
+      <w:proofErr w:type="gramEnd"/>
+      <w:r>
+        <w:t xml:space="preserve"> more believable and more in line with character</w:t>
       </w:r>
     </w:p>
     <w:p>
@@ -1675,10 +1699,12 @@
         <w:ind w:left="720"/>
       </w:pPr>
       <w:bookmarkStart w:id="5" w:name="_Toc216793241"/>
+      <w:proofErr w:type="spellStart"/>
       <w:r>
         <w:t>Main_hero</w:t>
       </w:r>
       <w:bookmarkEnd w:id="5"/>
+      <w:proofErr w:type="spellEnd"/>
     </w:p>
     <w:p>
       <w:pPr>
@@ -1707,7 +1733,15 @@
         <w:t xml:space="preserve"> of a story, a</w:t>
       </w:r>
       <w:r>
-        <w:t xml:space="preserve"> guy who doesn’t have a real life and spends all his time on The Forum</w:t>
+        <w:t xml:space="preserve"> guy who doesn’t have </w:t>
+      </w:r>
+      <w:proofErr w:type="gramStart"/>
+      <w:r>
+        <w:t>a real</w:t>
+      </w:r>
+      <w:proofErr w:type="gramEnd"/>
+      <w:r>
+        <w:t xml:space="preserve"> life and spends all his time on The Forum</w:t>
       </w:r>
     </w:p>
     <w:p>
@@ -1757,11 +1791,21 @@
       <w:r>
         <w:t xml:space="preserve">subforum where he is a </w:t>
       </w:r>
+      <w:proofErr w:type="gramStart"/>
       <w:r>
         <w:t>laughing stock</w:t>
       </w:r>
-      <w:r>
-        <w:t>. But he still counts them all as friends cuz he doesn’t have anyone else</w:t>
+      <w:proofErr w:type="gramEnd"/>
+      <w:r>
+        <w:t xml:space="preserve">. But he still counts them all as friends </w:t>
+      </w:r>
+      <w:proofErr w:type="spellStart"/>
+      <w:r>
+        <w:t>cuz</w:t>
+      </w:r>
+      <w:proofErr w:type="spellEnd"/>
+      <w:r>
+        <w:t xml:space="preserve"> he doesn’t have anyone else</w:t>
       </w:r>
     </w:p>
     <w:p>
@@ -1812,11 +1856,18 @@
         <w:t xml:space="preserve">Delusions of his achievements and skills, thinks his ability </w:t>
       </w:r>
       <w:r>
-        <w:t xml:space="preserve">in the </w:t>
-      </w:r>
+        <w:t xml:space="preserve">in </w:t>
+      </w:r>
+      <w:proofErr w:type="gramStart"/>
+      <w:r>
+        <w:t xml:space="preserve">the </w:t>
+      </w:r>
+      <w:proofErr w:type="spellStart"/>
       <w:r>
         <w:t>cyberdivers</w:t>
       </w:r>
+      <w:proofErr w:type="spellEnd"/>
+      <w:proofErr w:type="gramEnd"/>
       <w:r>
         <w:t xml:space="preserve"> </w:t>
       </w:r>
@@ -1877,9 +1928,11 @@
       <w:r>
         <w:t xml:space="preserve">00hours in </w:t>
       </w:r>
+      <w:proofErr w:type="spellStart"/>
       <w:r>
         <w:t>cyberdivers</w:t>
       </w:r>
+      <w:proofErr w:type="spellEnd"/>
       <w:r>
         <w:t>, but still is bad at the game</w:t>
       </w:r>
@@ -1968,8 +2021,13 @@
           <w:numId w:val="1"/>
         </w:numPr>
       </w:pPr>
-      <w:r>
-        <w:t>Knows internet culture</w:t>
+      <w:proofErr w:type="gramStart"/>
+      <w:r>
+        <w:t>Knows</w:t>
+      </w:r>
+      <w:proofErr w:type="gramEnd"/>
+      <w:r>
+        <w:t xml:space="preserve"> internet culture</w:t>
       </w:r>
       <w:r>
         <w:t xml:space="preserve"> </w:t>
@@ -1983,8 +2041,13 @@
           <w:numId w:val="1"/>
         </w:numPr>
       </w:pPr>
-      <w:r>
-        <w:t>Spends a lot of time online</w:t>
+      <w:proofErr w:type="gramStart"/>
+      <w:r>
+        <w:t>Spends</w:t>
+      </w:r>
+      <w:proofErr w:type="gramEnd"/>
+      <w:r>
+        <w:t xml:space="preserve"> a lot of time online</w:t>
       </w:r>
     </w:p>
     <w:p>
@@ -1996,7 +2059,23 @@
         </w:numPr>
       </w:pPr>
       <w:r>
-        <w:t>He should be absurdly delusional of every his action, like a comedic relief character is a main hero</w:t>
+        <w:t xml:space="preserve">He should be absurdly delusional </w:t>
+      </w:r>
+      <w:proofErr w:type="gramStart"/>
+      <w:r>
+        <w:t>of</w:t>
+      </w:r>
+      <w:proofErr w:type="gramEnd"/>
+      <w:r>
+        <w:t xml:space="preserve"> </w:t>
+      </w:r>
+      <w:proofErr w:type="gramStart"/>
+      <w:r>
+        <w:t>every his</w:t>
+      </w:r>
+      <w:proofErr w:type="gramEnd"/>
+      <w:r>
+        <w:t xml:space="preserve"> action, like a comedic relief character is a main hero</w:t>
       </w:r>
     </w:p>
     <w:p>
@@ -2008,7 +2087,15 @@
         </w:numPr>
       </w:pPr>
       <w:r>
-        <w:t>He trapped in the cyberdivers community, because he hates being bullied, but at the same time, he is afraid to lose his only “friends”.</w:t>
+        <w:t xml:space="preserve">He trapped in the </w:t>
+      </w:r>
+      <w:proofErr w:type="spellStart"/>
+      <w:r>
+        <w:t>cyberdivers</w:t>
+      </w:r>
+      <w:proofErr w:type="spellEnd"/>
+      <w:r>
+        <w:t xml:space="preserve"> community, because he hates being bullied, but at the same time, he is afraid to lose his only “friends”.</w:t>
       </w:r>
     </w:p>
     <w:p>
@@ -2101,7 +2188,23 @@
         <w:t xml:space="preserve">wholelife3 </w:t>
       </w:r>
       <w:r>
-        <w:t>and goes angry, calls them fake cuz he thinks friendships are only like smth he has in sc2 sub, but deep inside he just wishes he had the same</w:t>
+        <w:t xml:space="preserve">and goes angry, calls them fake </w:t>
+      </w:r>
+      <w:proofErr w:type="spellStart"/>
+      <w:r>
+        <w:t>cuz</w:t>
+      </w:r>
+      <w:proofErr w:type="spellEnd"/>
+      <w:r>
+        <w:t xml:space="preserve"> he thinks friendships are only like </w:t>
+      </w:r>
+      <w:proofErr w:type="spellStart"/>
+      <w:r>
+        <w:t>smth</w:t>
+      </w:r>
+      <w:proofErr w:type="spellEnd"/>
+      <w:r>
+        <w:t xml:space="preserve"> he has in sc2 sub, but deep inside he just wishes he had the same</w:t>
       </w:r>
     </w:p>
     <w:p>
@@ -2133,8 +2236,21 @@
       <w:r>
         <w:t xml:space="preserve">website, </w:t>
       </w:r>
-      <w:r>
-        <w:t>tryna remember how did he do it back in a day</w:t>
+      <w:proofErr w:type="spellStart"/>
+      <w:r>
+        <w:t>tryna</w:t>
+      </w:r>
+      <w:proofErr w:type="spellEnd"/>
+      <w:r>
+        <w:t xml:space="preserve"> remember how </w:t>
+      </w:r>
+      <w:proofErr w:type="gramStart"/>
+      <w:r>
+        <w:t>did he do</w:t>
+      </w:r>
+      <w:proofErr w:type="gramEnd"/>
+      <w:r>
+        <w:t xml:space="preserve"> it back in a day</w:t>
       </w:r>
     </w:p>
     <w:p>
@@ -2167,7 +2283,15 @@
         </w:numPr>
       </w:pPr>
       <w:r>
-        <w:t>He goes to the wl3 sub and sees that it actually gets raided and feels proud. Finally, he is appreciated.</w:t>
+        <w:t xml:space="preserve">He goes to the wl3 sub and sees that it </w:t>
+      </w:r>
+      <w:proofErr w:type="gramStart"/>
+      <w:r>
+        <w:t>actually gets</w:t>
+      </w:r>
+      <w:proofErr w:type="gramEnd"/>
+      <w:r>
+        <w:t xml:space="preserve"> raided and feels proud. Finally, he is appreciated.</w:t>
       </w:r>
     </w:p>
     <w:p>
@@ -2222,7 +2346,15 @@
       </w:r>
       <w:r>
         <w:lastRenderedPageBreak/>
-        <w:t>while knowing that he is absolutely not. All he wants is some friends to spend time with and he wants to convince people that he is not some useless punk.</w:t>
+        <w:t xml:space="preserve">while knowing that he is </w:t>
+      </w:r>
+      <w:proofErr w:type="gramStart"/>
+      <w:r>
+        <w:t>absolutely not</w:t>
+      </w:r>
+      <w:proofErr w:type="gramEnd"/>
+      <w:r>
+        <w:t>. All he wants is some friends to spend time with and he wants to convince people that he is not some useless punk.</w:t>
       </w:r>
     </w:p>
     <w:p>
@@ -2342,7 +2474,15 @@
         </w:numPr>
       </w:pPr>
       <w:r>
-        <w:t>Gene Cousinou (Barry)</w:t>
+        <w:t xml:space="preserve">Gene </w:t>
+      </w:r>
+      <w:proofErr w:type="spellStart"/>
+      <w:r>
+        <w:t>Cousinou</w:t>
+      </w:r>
+      <w:proofErr w:type="spellEnd"/>
+      <w:r>
+        <w:t xml:space="preserve"> (Barry)</w:t>
       </w:r>
     </w:p>
     <w:p>
@@ -2380,13 +2520,45 @@
         </w:numPr>
       </w:pPr>
       <w:r>
-        <w:t xml:space="preserve">First main_hero develops an exact copy of the The Forum login page, post page and server side. During phishing attack, main_hero will ask an admin of the </w:t>
+        <w:t xml:space="preserve">First </w:t>
+      </w:r>
+      <w:proofErr w:type="spellStart"/>
+      <w:r>
+        <w:t>main_hero</w:t>
+      </w:r>
+      <w:proofErr w:type="spellEnd"/>
+      <w:r>
+        <w:t xml:space="preserve"> develops an exact copy of the </w:t>
+      </w:r>
+      <w:proofErr w:type="spellStart"/>
+      <w:r>
+        <w:t>The</w:t>
+      </w:r>
+      <w:proofErr w:type="spellEnd"/>
+      <w:r>
+        <w:t xml:space="preserve"> Forum login page, post page and server side. During phishing attack, </w:t>
+      </w:r>
+      <w:proofErr w:type="spellStart"/>
+      <w:r>
+        <w:t>main_hero</w:t>
+      </w:r>
+      <w:proofErr w:type="spellEnd"/>
+      <w:r>
+        <w:t xml:space="preserve"> will ask an admin of the </w:t>
       </w:r>
       <w:r>
         <w:t>cycle</w:t>
       </w:r>
       <w:r>
-        <w:t xml:space="preserve"> to check out the post, saying it’s should be taken down for inappropriate content. </w:t>
+        <w:t xml:space="preserve"> to check out the post, saying </w:t>
+      </w:r>
+      <w:proofErr w:type="gramStart"/>
+      <w:r>
+        <w:t>it’s should be</w:t>
+      </w:r>
+      <w:proofErr w:type="gramEnd"/>
+      <w:r>
+        <w:t xml:space="preserve"> taken down for inappropriate content. </w:t>
       </w:r>
     </w:p>
     <w:p>
@@ -2398,7 +2570,39 @@
         </w:numPr>
       </w:pPr>
       <w:r>
-        <w:t>Admin will see the fake post, will try to delete it, but delete action will redirect him to the fake login page. Admin will login, and proceed to remove non-existent post on the fake page. His creds will be send to the server</w:t>
+        <w:t xml:space="preserve">Admin will see the fake post, will try to delete it, but </w:t>
+      </w:r>
+      <w:proofErr w:type="gramStart"/>
+      <w:r>
+        <w:t>delete</w:t>
+      </w:r>
+      <w:proofErr w:type="gramEnd"/>
+      <w:r>
+        <w:t xml:space="preserve"> action will redirect him to the fake login page. Admin will </w:t>
+      </w:r>
+      <w:proofErr w:type="gramStart"/>
+      <w:r>
+        <w:t>login, and</w:t>
+      </w:r>
+      <w:proofErr w:type="gramEnd"/>
+      <w:r>
+        <w:t xml:space="preserve"> proceed to remove non-existent </w:t>
+      </w:r>
+      <w:proofErr w:type="gramStart"/>
+      <w:r>
+        <w:t>post</w:t>
+      </w:r>
+      <w:proofErr w:type="gramEnd"/>
+      <w:r>
+        <w:t xml:space="preserve"> on the fake page. His creds will be </w:t>
+      </w:r>
+      <w:proofErr w:type="gramStart"/>
+      <w:r>
+        <w:t>send</w:t>
+      </w:r>
+      <w:proofErr w:type="gramEnd"/>
+      <w:r>
+        <w:t xml:space="preserve"> to the server</w:t>
       </w:r>
       <w:r>
         <w:t>.</w:t>
@@ -2413,7 +2617,15 @@
         </w:numPr>
       </w:pPr>
       <w:r>
-        <w:t>After main_hero obtains the creds</w:t>
+        <w:t xml:space="preserve">After </w:t>
+      </w:r>
+      <w:proofErr w:type="spellStart"/>
+      <w:r>
+        <w:t>main_hero</w:t>
+      </w:r>
+      <w:proofErr w:type="spellEnd"/>
+      <w:r>
+        <w:t xml:space="preserve"> obtains the creds</w:t>
       </w:r>
       <w:r>
         <w:t>, he waits till the night and</w:t>
@@ -2428,19 +2640,45 @@
         <w:t>login</w:t>
       </w:r>
       <w:r>
-        <w:t xml:space="preserve"> into ur account. Main_hero</w:t>
-      </w:r>
+        <w:t xml:space="preserve"> into </w:t>
+      </w:r>
+      <w:proofErr w:type="spellStart"/>
+      <w:r>
+        <w:t>ur</w:t>
+      </w:r>
+      <w:proofErr w:type="spellEnd"/>
+      <w:r>
+        <w:t xml:space="preserve"> account. </w:t>
+      </w:r>
+      <w:proofErr w:type="spellStart"/>
+      <w:r>
+        <w:t>Main_hero</w:t>
+      </w:r>
+      <w:proofErr w:type="spellEnd"/>
       <w:r>
         <w:t xml:space="preserve"> first</w:t>
       </w:r>
       <w:r>
-        <w:t xml:space="preserve"> has to </w:t>
+        <w:t xml:space="preserve"> </w:t>
+      </w:r>
+      <w:proofErr w:type="gramStart"/>
+      <w:r>
+        <w:t>has to</w:t>
+      </w:r>
+      <w:proofErr w:type="gramEnd"/>
+      <w:r>
+        <w:t xml:space="preserve"> </w:t>
       </w:r>
       <w:r>
         <w:t xml:space="preserve">demote all the mods on this subforum. Then he will transfer the ownership of this subforum to the burner account. After that, he’ll let </w:t>
       </w:r>
-      <w:r>
-        <w:t>cyberdivers know</w:t>
+      <w:proofErr w:type="spellStart"/>
+      <w:r>
+        <w:t>cyberdivers</w:t>
+      </w:r>
+      <w:proofErr w:type="spellEnd"/>
+      <w:r>
+        <w:t xml:space="preserve"> know</w:t>
       </w:r>
       <w:r>
         <w:t xml:space="preserve"> that he owns the sub now and they can flood it with whatever they want</w:t>
@@ -2454,9 +2692,11 @@
           <w:numId w:val="1"/>
         </w:numPr>
       </w:pPr>
+      <w:proofErr w:type="spellStart"/>
       <w:r>
         <w:t>Cyberdivers</w:t>
       </w:r>
+      <w:proofErr w:type="spellEnd"/>
       <w:r>
         <w:t xml:space="preserve"> </w:t>
       </w:r>
@@ -2623,9 +2863,11 @@
         <w:ind w:left="720"/>
       </w:pPr>
       <w:bookmarkStart w:id="8" w:name="_Toc216793243"/>
+      <w:proofErr w:type="spellStart"/>
       <w:r>
         <w:t>Cyberdivers</w:t>
       </w:r>
+      <w:proofErr w:type="spellEnd"/>
       <w:r>
         <w:t xml:space="preserve"> </w:t>
       </w:r>
@@ -2699,9 +2941,11 @@
         </w:rPr>
         <w:t xml:space="preserve"> for the game </w:t>
       </w:r>
+      <w:proofErr w:type="spellStart"/>
       <w:r>
         <w:t>Cyberdivers</w:t>
       </w:r>
+      <w:proofErr w:type="spellEnd"/>
       <w:r>
         <w:t xml:space="preserve"> made by Spearhead</w:t>
       </w:r>
@@ -2754,7 +2998,21 @@
         <w:rPr>
           <w:lang w:val="en-AU"/>
         </w:rPr>
-        <w:t>hackers. AI faction consists of big, powerful, but dumb and small in numbers enemies. Bugs are small, big in numbers and popping up everywhere. Hackers are represented as sneaky squids, where tentacles could go through the walls, medium sized enemies and smartest of them all.</w:t>
+        <w:t xml:space="preserve">hackers. AI faction consists of big, powerful, but dumb and small in </w:t>
+      </w:r>
+      <w:proofErr w:type="gramStart"/>
+      <w:r>
+        <w:rPr>
+          <w:lang w:val="en-AU"/>
+        </w:rPr>
+        <w:t>numbers</w:t>
+      </w:r>
+      <w:proofErr w:type="gramEnd"/>
+      <w:r>
+        <w:rPr>
+          <w:lang w:val="en-AU"/>
+        </w:rPr>
+        <w:t xml:space="preserve"> enemies. Bugs are small, big in numbers and popping up everywhere. Hackers are represented as sneaky squids, where tentacles could go through the walls, medium sized enemies and smartest of them all.</w:t>
       </w:r>
       <w:r>
         <w:rPr>
@@ -2886,7 +3144,15 @@
         </w:numPr>
       </w:pPr>
       <w:r>
-        <w:t>People have love and hate relationship with the game, many play just because sunk cost fallacy.</w:t>
+        <w:t xml:space="preserve">People have love and hate </w:t>
+      </w:r>
+      <w:proofErr w:type="gramStart"/>
+      <w:r>
+        <w:t>relationship</w:t>
+      </w:r>
+      <w:proofErr w:type="gramEnd"/>
+      <w:r>
+        <w:t xml:space="preserve"> with the game, many play just because sunk cost fallacy.</w:t>
       </w:r>
     </w:p>
     <w:p>
@@ -2914,7 +3180,15 @@
       </w:pPr>
       <w:r>
         <w:lastRenderedPageBreak/>
-        <w:t>The only community main_hero has</w:t>
+        <w:t xml:space="preserve">The only community </w:t>
+      </w:r>
+      <w:proofErr w:type="spellStart"/>
+      <w:r>
+        <w:t>main_hero</w:t>
+      </w:r>
+      <w:proofErr w:type="spellEnd"/>
+      <w:r>
+        <w:t xml:space="preserve"> has</w:t>
       </w:r>
     </w:p>
     <w:p>
@@ -2925,8 +3199,29 @@
           <w:numId w:val="1"/>
         </w:numPr>
       </w:pPr>
-      <w:r>
-        <w:t>Main_hero played together with some people and they saw how bad he is, so now he is a laughing stock in the chat</w:t>
+      <w:proofErr w:type="spellStart"/>
+      <w:r>
+        <w:t>Main_hero</w:t>
+      </w:r>
+      <w:proofErr w:type="spellEnd"/>
+      <w:r>
+        <w:t xml:space="preserve"> played together with some </w:t>
+      </w:r>
+      <w:proofErr w:type="gramStart"/>
+      <w:r>
+        <w:t>people</w:t>
+      </w:r>
+      <w:proofErr w:type="gramEnd"/>
+      <w:r>
+        <w:t xml:space="preserve"> and they saw how bad he is, so now he is a </w:t>
+      </w:r>
+      <w:proofErr w:type="gramStart"/>
+      <w:r>
+        <w:t>laughing stock</w:t>
+      </w:r>
+      <w:proofErr w:type="gramEnd"/>
+      <w:r>
+        <w:t xml:space="preserve"> in the chat</w:t>
       </w:r>
     </w:p>
     <w:p>
@@ -2937,8 +3232,21 @@
           <w:numId w:val="1"/>
         </w:numPr>
       </w:pPr>
-      <w:r>
-        <w:t>Main_hero is quite active in the chat and always tries to prove how good he is</w:t>
+      <w:proofErr w:type="spellStart"/>
+      <w:r>
+        <w:t>Main_hero</w:t>
+      </w:r>
+      <w:proofErr w:type="spellEnd"/>
+      <w:r>
+        <w:t xml:space="preserve"> is quite active </w:t>
+      </w:r>
+      <w:proofErr w:type="gramStart"/>
+      <w:r>
+        <w:t>in the chat</w:t>
+      </w:r>
+      <w:proofErr w:type="gramEnd"/>
+      <w:r>
+        <w:t xml:space="preserve"> and always tries to prove how good he is</w:t>
       </w:r>
     </w:p>
     <w:p>
@@ -2958,9 +3266,11 @@
       <w:r>
         <w:t xml:space="preserve"> subforum, because it was released by the same publisher and instead of updates for </w:t>
       </w:r>
+      <w:proofErr w:type="spellStart"/>
       <w:r>
         <w:t>cyberdivers</w:t>
       </w:r>
+      <w:proofErr w:type="spellEnd"/>
       <w:r>
         <w:t xml:space="preserve"> they got </w:t>
       </w:r>
@@ -2989,11 +3299,21 @@
         </w:numPr>
       </w:pPr>
       <w:r>
-        <w:t xml:space="preserve">They bully main_hero for playing bad in </w:t>
-      </w:r>
+        <w:t xml:space="preserve">They bully </w:t>
+      </w:r>
+      <w:proofErr w:type="spellStart"/>
+      <w:r>
+        <w:t>main_hero</w:t>
+      </w:r>
+      <w:proofErr w:type="spellEnd"/>
+      <w:r>
+        <w:t xml:space="preserve"> for playing bad in </w:t>
+      </w:r>
+      <w:proofErr w:type="spellStart"/>
       <w:r>
         <w:t>cyberdivers</w:t>
       </w:r>
+      <w:proofErr w:type="spellEnd"/>
       <w:r>
         <w:t xml:space="preserve"> yet bragging how good he is</w:t>
       </w:r>
@@ -3007,7 +3327,15 @@
         </w:numPr>
       </w:pPr>
       <w:r>
-        <w:t>After main_hero comes to them</w:t>
+        <w:t xml:space="preserve">After </w:t>
+      </w:r>
+      <w:proofErr w:type="spellStart"/>
+      <w:r>
+        <w:t>main_hero</w:t>
+      </w:r>
+      <w:proofErr w:type="spellEnd"/>
+      <w:r>
+        <w:t xml:space="preserve"> comes to them</w:t>
       </w:r>
       <w:r>
         <w:t xml:space="preserve"> </w:t>
@@ -3083,9 +3411,11 @@
       <w:r>
         <w:t xml:space="preserve"> imaginary friend of </w:t>
       </w:r>
+      <w:proofErr w:type="spellStart"/>
       <w:r>
         <w:t>main_hero</w:t>
       </w:r>
+      <w:proofErr w:type="spellEnd"/>
       <w:r>
         <w:t>, with whom he talks in internal monologues that he writes in the notepad (fake one). Breaks 4</w:t>
       </w:r>
@@ -3267,11 +3597,32 @@
         <w:t>.</w:t>
       </w:r>
       <w:r>
-        <w:t xml:space="preserve"> Story is set in the same universe as Cyberdivers and roughly is about a hacker, who used to breach different for profit, </w:t>
-      </w:r>
+        <w:t xml:space="preserve"> Story is set in the same universe as </w:t>
+      </w:r>
+      <w:proofErr w:type="spellStart"/>
+      <w:r>
+        <w:t>Cyberdivers</w:t>
+      </w:r>
+      <w:proofErr w:type="spellEnd"/>
+      <w:r>
+        <w:t xml:space="preserve"> and roughly is about a hacker, who used to breach different for profit, </w:t>
+      </w:r>
+      <w:proofErr w:type="spellStart"/>
       <w:r>
         <w:lastRenderedPageBreak/>
-        <w:t>cuz he thought he was smarter than everyone and angry, but he met an ai girlfriend which changed him for the best, but in the end they separated, cuz ai girlfriend is not real (holy peak).</w:t>
+        <w:t>cuz</w:t>
+      </w:r>
+      <w:proofErr w:type="spellEnd"/>
+      <w:r>
+        <w:t xml:space="preserve"> he thought he was smarter than everyone and angry, but he met an ai girlfriend which changed him for the best, but in the end they separated, </w:t>
+      </w:r>
+      <w:proofErr w:type="spellStart"/>
+      <w:r>
+        <w:t>cuz</w:t>
+      </w:r>
+      <w:proofErr w:type="spellEnd"/>
+      <w:r>
+        <w:t xml:space="preserve"> ai girlfriend is not real (holy peak).</w:t>
       </w:r>
       <w:r>
         <w:t xml:space="preserve"> Because </w:t>
@@ -3304,7 +3655,15 @@
         </w:numPr>
       </w:pPr>
       <w:r>
-        <w:t>Posts are memes about game, some tips about completing the game and story discussions.</w:t>
+        <w:t xml:space="preserve">Posts are memes about </w:t>
+      </w:r>
+      <w:proofErr w:type="gramStart"/>
+      <w:r>
+        <w:t>game</w:t>
+      </w:r>
+      <w:proofErr w:type="gramEnd"/>
+      <w:r>
+        <w:t>, some tips about completing the game and story discussions.</w:t>
       </w:r>
     </w:p>
     <w:p>
@@ -3352,7 +3711,15 @@
         </w:numPr>
       </w:pPr>
       <w:r>
-        <w:t>Game is inspired by halo and god of war 2018</w:t>
+        <w:t xml:space="preserve">Game is inspired by halo and </w:t>
+      </w:r>
+      <w:proofErr w:type="gramStart"/>
+      <w:r>
+        <w:t>god</w:t>
+      </w:r>
+      <w:proofErr w:type="gramEnd"/>
+      <w:r>
+        <w:t xml:space="preserve"> of war 2018</w:t>
       </w:r>
     </w:p>
     <w:p>
@@ -3455,8 +3822,13 @@
         </w:numPr>
       </w:pPr>
       <w:r>
-        <w:t>Not tech savy</w:t>
-      </w:r>
+        <w:t xml:space="preserve">Not tech </w:t>
+      </w:r>
+      <w:proofErr w:type="spellStart"/>
+      <w:r>
+        <w:t>savy</w:t>
+      </w:r>
+      <w:proofErr w:type="spellEnd"/>
     </w:p>
     <w:p>
       <w:pPr>
@@ -3544,23 +3916,56 @@
       <w:bookmarkEnd w:id="12"/>
     </w:p>
     <w:p>
-      <w:r>
-        <w:t xml:space="preserve">Main_hero </w:t>
+      <w:proofErr w:type="spellStart"/>
+      <w:r>
+        <w:t>Main_hero</w:t>
+      </w:r>
+      <w:proofErr w:type="spellEnd"/>
+      <w:r>
+        <w:t xml:space="preserve"> </w:t>
       </w:r>
       <w:r>
         <w:t xml:space="preserve">starts talking about himself. He first states that he wants to write a book and decided he needs to write all his thoughts, so he could use them later. He is doing that because he is not interested in making some shit, he wants to create a masterpiece out of this memoir. He then proceeds to talk about his skills in </w:t>
       </w:r>
+      <w:proofErr w:type="spellStart"/>
       <w:r>
         <w:t>cyberdivers</w:t>
       </w:r>
-      <w:r>
-        <w:t xml:space="preserve">, how he is good in it and how many hours he’s got. He shows his stats on the profile, but it has long streak of </w:t>
-      </w:r>
-      <w:r>
-        <w:t>failed extrractions and bad stats</w:t>
-      </w:r>
-      <w:r>
-        <w:t xml:space="preserve"> and main_hero justifies himself by saying that matchmaking is fucked, </w:t>
+      <w:proofErr w:type="spellEnd"/>
+      <w:r>
+        <w:t xml:space="preserve">, how he is good </w:t>
+      </w:r>
+      <w:proofErr w:type="gramStart"/>
+      <w:r>
+        <w:t>in</w:t>
+      </w:r>
+      <w:proofErr w:type="gramEnd"/>
+      <w:r>
+        <w:t xml:space="preserve"> it and how many hours he’s got. He shows his stats on the profile, but it has long streak of </w:t>
+      </w:r>
+      <w:r>
+        <w:t xml:space="preserve">failed </w:t>
+      </w:r>
+      <w:proofErr w:type="spellStart"/>
+      <w:proofErr w:type="gramStart"/>
+      <w:r>
+        <w:t>extrractions</w:t>
+      </w:r>
+      <w:proofErr w:type="spellEnd"/>
+      <w:proofErr w:type="gramEnd"/>
+      <w:r>
+        <w:t xml:space="preserve"> and bad stats</w:t>
+      </w:r>
+      <w:r>
+        <w:t xml:space="preserve"> and </w:t>
+      </w:r>
+      <w:proofErr w:type="spellStart"/>
+      <w:r>
+        <w:t>main_hero</w:t>
+      </w:r>
+      <w:proofErr w:type="spellEnd"/>
+      <w:r>
+        <w:t xml:space="preserve"> justifies himself by saying that matchmaking is fucked, </w:t>
       </w:r>
       <w:r>
         <w:t>balance is cooked and everything is bugged</w:t>
@@ -3568,9 +3973,11 @@
       <w:r>
         <w:t xml:space="preserve">. He then says that he is well respected in the </w:t>
       </w:r>
+      <w:proofErr w:type="spellStart"/>
       <w:r>
         <w:t>cyberdivers</w:t>
       </w:r>
+      <w:proofErr w:type="spellEnd"/>
       <w:r>
         <w:t xml:space="preserve"> community and goes to subforum</w:t>
       </w:r>
@@ -3584,13 +3991,50 @@
         <w:t xml:space="preserve"> and even played with them and showed himself pretty good</w:t>
       </w:r>
       <w:r>
-        <w:t>.  He says smth like “yo” and instantly gets flamed</w:t>
-      </w:r>
-      <w:r>
-        <w:t xml:space="preserve"> and mocked for his recent game with the community and his overall perfomance</w:t>
-      </w:r>
-      <w:r>
-        <w:t>. Main_hero says that’s how they show affection to one another and it’s pretty normal.</w:t>
+        <w:t xml:space="preserve">.  He says </w:t>
+      </w:r>
+      <w:proofErr w:type="spellStart"/>
+      <w:r>
+        <w:t>smth</w:t>
+      </w:r>
+      <w:proofErr w:type="spellEnd"/>
+      <w:r>
+        <w:t xml:space="preserve"> like “</w:t>
+      </w:r>
+      <w:proofErr w:type="spellStart"/>
+      <w:r>
+        <w:t>yo</w:t>
+      </w:r>
+      <w:proofErr w:type="spellEnd"/>
+      <w:r>
+        <w:t>” and instantly gets flamed</w:t>
+      </w:r>
+      <w:r>
+        <w:t xml:space="preserve"> and mocked for his recent game with the community and his overall </w:t>
+      </w:r>
+      <w:proofErr w:type="spellStart"/>
+      <w:r>
+        <w:t>perfomance</w:t>
+      </w:r>
+      <w:proofErr w:type="spellEnd"/>
+      <w:r>
+        <w:t xml:space="preserve">. </w:t>
+      </w:r>
+      <w:proofErr w:type="spellStart"/>
+      <w:r>
+        <w:t>Main_hero</w:t>
+      </w:r>
+      <w:proofErr w:type="spellEnd"/>
+      <w:r>
+        <w:t xml:space="preserve"> says that’s how they show affection to one another and it’s </w:t>
+      </w:r>
+      <w:proofErr w:type="gramStart"/>
+      <w:r>
+        <w:t>pretty normal</w:t>
+      </w:r>
+      <w:proofErr w:type="gramEnd"/>
+      <w:r>
+        <w:t>.</w:t>
       </w:r>
     </w:p>
     <w:p>
@@ -3611,7 +4055,31 @@
         <w:t>zero</w:t>
       </w:r>
       <w:r>
-        <w:t xml:space="preserve"> just got their dlc delayed. Everyone celebrate that, including main_hero. He explains that because it’s because </w:t>
+        <w:t xml:space="preserve"> just got their </w:t>
+      </w:r>
+      <w:proofErr w:type="spellStart"/>
+      <w:r>
+        <w:t>dlc</w:t>
+      </w:r>
+      <w:proofErr w:type="spellEnd"/>
+      <w:r>
+        <w:t xml:space="preserve"> delayed. Everyone </w:t>
+      </w:r>
+      <w:proofErr w:type="gramStart"/>
+      <w:r>
+        <w:t>celebrate</w:t>
+      </w:r>
+      <w:proofErr w:type="gramEnd"/>
+      <w:r>
+        <w:t xml:space="preserve"> that, including </w:t>
+      </w:r>
+      <w:proofErr w:type="spellStart"/>
+      <w:r>
+        <w:t>main_hero</w:t>
+      </w:r>
+      <w:proofErr w:type="spellEnd"/>
+      <w:r>
+        <w:t xml:space="preserve">. He explains that because it’s because </w:t>
       </w:r>
       <w:r>
         <w:t>Spearhead Studios</w:t>
@@ -3619,9 +4087,11 @@
       <w:r>
         <w:t xml:space="preserve">, developer of </w:t>
       </w:r>
+      <w:proofErr w:type="spellStart"/>
       <w:r>
         <w:t>cyberdivers</w:t>
       </w:r>
+      <w:proofErr w:type="spellEnd"/>
       <w:r>
         <w:t xml:space="preserve"> and </w:t>
       </w:r>
@@ -3631,14 +4101,24 @@
       <w:r>
         <w:t xml:space="preserve">, instead of working on new content for </w:t>
       </w:r>
-      <w:r>
-        <w:t xml:space="preserve">cyberdivers </w:t>
+      <w:proofErr w:type="spellStart"/>
+      <w:r>
+        <w:t>cyberdivers</w:t>
+      </w:r>
+      <w:proofErr w:type="spellEnd"/>
+      <w:r>
+        <w:t xml:space="preserve"> </w:t>
       </w:r>
       <w:r>
         <w:t xml:space="preserve">decided to do a new single player, so now, </w:t>
       </w:r>
-      <w:r>
-        <w:t xml:space="preserve">cyberdivers </w:t>
+      <w:proofErr w:type="spellStart"/>
+      <w:r>
+        <w:t>cyberdivers</w:t>
+      </w:r>
+      <w:proofErr w:type="spellEnd"/>
+      <w:r>
+        <w:t xml:space="preserve"> </w:t>
       </w:r>
       <w:r>
         <w:t xml:space="preserve">sub </w:t>
@@ -3649,8 +4129,21 @@
       <w:r>
         <w:t xml:space="preserve">. </w:t>
       </w:r>
-      <w:r>
-        <w:t xml:space="preserve">Main_hero wonders, how did they take news of delayed dlc in </w:t>
+      <w:proofErr w:type="spellStart"/>
+      <w:r>
+        <w:t>Main_hero</w:t>
+      </w:r>
+      <w:proofErr w:type="spellEnd"/>
+      <w:r>
+        <w:t xml:space="preserve"> wonders, how did they take news of delayed </w:t>
+      </w:r>
+      <w:proofErr w:type="spellStart"/>
+      <w:r>
+        <w:t>dlc</w:t>
+      </w:r>
+      <w:proofErr w:type="spellEnd"/>
+      <w:r>
+        <w:t xml:space="preserve"> in </w:t>
       </w:r>
       <w:r>
         <w:t>zero</w:t>
@@ -3662,11 +4155,77 @@
         <w:t>zero</w:t>
       </w:r>
       <w:r>
-        <w:t xml:space="preserve"> fans are chill about it, saying that devs should take all the time they need to finish the dlc. In addition to that, main_hero sees all the helpful posts for newcomers, peaceful discussions and funny memes. That sets him off, main_hero becomes angry, and tries to come up with a reason why it’s all wrong and shouldn’t be like this. He says something like noobs should be mocked for their stupidity so they start think for themselves, discussions shouldn’t be that peaceful, because if everyone agree with everyone no truth can be found and etc. He then says that even tho </w:t>
-      </w:r>
+        <w:t xml:space="preserve"> fans are chill about it, saying that </w:t>
+      </w:r>
+      <w:proofErr w:type="spellStart"/>
+      <w:r>
+        <w:t>devs</w:t>
+      </w:r>
+      <w:proofErr w:type="spellEnd"/>
+      <w:r>
+        <w:t xml:space="preserve"> should take all the time they need to finish the </w:t>
+      </w:r>
+      <w:proofErr w:type="spellStart"/>
+      <w:r>
+        <w:t>dlc</w:t>
+      </w:r>
+      <w:proofErr w:type="spellEnd"/>
+      <w:r>
+        <w:t xml:space="preserve">. In addition to that, </w:t>
+      </w:r>
+      <w:proofErr w:type="spellStart"/>
+      <w:r>
+        <w:t>main_hero</w:t>
+      </w:r>
+      <w:proofErr w:type="spellEnd"/>
+      <w:r>
+        <w:t xml:space="preserve"> sees all the helpful posts for newcomers, peaceful discussions and funny memes. That sets him off, </w:t>
+      </w:r>
+      <w:proofErr w:type="spellStart"/>
+      <w:r>
+        <w:t>main_hero</w:t>
+      </w:r>
+      <w:proofErr w:type="spellEnd"/>
+      <w:r>
+        <w:t xml:space="preserve"> becomes angry, and tries to come up with a reason why it’s all wrong and shouldn’t be like this. He says something like noobs should be mocked for their stupidity so they start </w:t>
+      </w:r>
+      <w:proofErr w:type="gramStart"/>
+      <w:r>
+        <w:t>think</w:t>
+      </w:r>
+      <w:proofErr w:type="gramEnd"/>
+      <w:r>
+        <w:t xml:space="preserve"> for themselves, discussions shouldn’t be that peaceful, because if everyone </w:t>
+      </w:r>
+      <w:proofErr w:type="gramStart"/>
+      <w:r>
+        <w:t>agree</w:t>
+      </w:r>
+      <w:proofErr w:type="gramEnd"/>
+      <w:r>
+        <w:t xml:space="preserve"> with everyone no truth can be found </w:t>
+      </w:r>
+      <w:proofErr w:type="gramStart"/>
+      <w:r>
+        <w:t>and etc.</w:t>
+      </w:r>
+      <w:proofErr w:type="gramEnd"/>
+      <w:r>
+        <w:t xml:space="preserve"> He then says that even </w:t>
+      </w:r>
+      <w:proofErr w:type="spellStart"/>
+      <w:r>
+        <w:t>tho</w:t>
+      </w:r>
+      <w:proofErr w:type="spellEnd"/>
+      <w:r>
+        <w:t xml:space="preserve"> </w:t>
+      </w:r>
+      <w:proofErr w:type="spellStart"/>
       <w:r>
         <w:t>cyberdivers</w:t>
       </w:r>
+      <w:proofErr w:type="spellEnd"/>
       <w:r>
         <w:t xml:space="preserve"> community can be rude sometimes they are honest and do not pretend.</w:t>
       </w:r>
@@ -3674,13 +4233,34 @@
         <w:t xml:space="preserve"> It’s so much better than this </w:t>
       </w:r>
       <w:r>
-        <w:t xml:space="preserve">phoniness. He then remembers his days when his mom forced him to go do some programming courses, cuz he was spending too much time in </w:t>
-      </w:r>
-      <w:r>
-        <w:t xml:space="preserve">cyberdivers </w:t>
-      </w:r>
-      <w:r>
-        <w:t xml:space="preserve">(she didn’t how good he was in it, maybe if she supported him, he would be </w:t>
+        <w:t xml:space="preserve">phoniness. He then remembers his days when his mom forced him to go do some programming courses, </w:t>
+      </w:r>
+      <w:proofErr w:type="spellStart"/>
+      <w:r>
+        <w:t>cuz</w:t>
+      </w:r>
+      <w:proofErr w:type="spellEnd"/>
+      <w:r>
+        <w:t xml:space="preserve"> he was spending too much time in </w:t>
+      </w:r>
+      <w:proofErr w:type="spellStart"/>
+      <w:r>
+        <w:t>cyberdivers</w:t>
+      </w:r>
+      <w:proofErr w:type="spellEnd"/>
+      <w:r>
+        <w:t xml:space="preserve"> </w:t>
+      </w:r>
+      <w:r>
+        <w:t xml:space="preserve">(she didn’t how good he was </w:t>
+      </w:r>
+      <w:proofErr w:type="gramStart"/>
+      <w:r>
+        <w:t>in</w:t>
+      </w:r>
+      <w:proofErr w:type="gramEnd"/>
+      <w:r>
+        <w:t xml:space="preserve"> it, maybe if she supported him, he would be </w:t>
       </w:r>
       <w:r>
         <w:t>a successful twitch streamer</w:t>
@@ -3691,14 +4271,27 @@
       <w:r>
         <w:t xml:space="preserve"> and decides to do a phishing website and steal the creds of the admin of this subreddit, sillygoose228. He comes back to the </w:t>
       </w:r>
-      <w:r>
-        <w:t xml:space="preserve">cyberdivers </w:t>
+      <w:proofErr w:type="spellStart"/>
+      <w:r>
+        <w:t>cyberdivers</w:t>
+      </w:r>
+      <w:proofErr w:type="spellEnd"/>
+      <w:r>
+        <w:t xml:space="preserve"> </w:t>
       </w:r>
       <w:r>
         <w:t>chat and</w:t>
       </w:r>
       <w:r>
-        <w:t xml:space="preserve"> tells them about his intentions. Naturally, he gets mocked even harder, but now main_hero wants to prove them all wrong.</w:t>
+        <w:t xml:space="preserve"> tells them about his intentions. Naturally, he gets mocked even harder, but now </w:t>
+      </w:r>
+      <w:proofErr w:type="spellStart"/>
+      <w:r>
+        <w:t>main_hero</w:t>
+      </w:r>
+      <w:proofErr w:type="spellEnd"/>
+      <w:r>
+        <w:t xml:space="preserve"> wants to prove them all wrong.</w:t>
       </w:r>
     </w:p>
     <w:p>
@@ -3725,28 +4318,113 @@
         </w:r>
       </w:hyperlink>
       <w:r>
-        <w:t>. First he tries to come up with simpler plans tho</w:t>
-      </w:r>
-      <w:r>
-        <w:t xml:space="preserve">. Then main_hero opens up vim in the terminal as every cool coder uses vim. After getting stuck in and eventually getting out, he </w:t>
-      </w:r>
-      <w:r>
-        <w:t xml:space="preserve">then realizes he remembers fuck all about coding. He then tries to find his old notes, but he didn’t keep any. He then decides to </w:t>
+        <w:t xml:space="preserve">. </w:t>
+      </w:r>
+      <w:proofErr w:type="gramStart"/>
+      <w:r>
+        <w:t>First</w:t>
+      </w:r>
+      <w:proofErr w:type="gramEnd"/>
+      <w:r>
+        <w:t xml:space="preserve"> he tries to come up with simpler plans </w:t>
+      </w:r>
+      <w:proofErr w:type="spellStart"/>
+      <w:r>
+        <w:t>tho</w:t>
+      </w:r>
+      <w:proofErr w:type="spellEnd"/>
+      <w:r>
+        <w:t xml:space="preserve">. Then </w:t>
+      </w:r>
+      <w:proofErr w:type="spellStart"/>
+      <w:r>
+        <w:t>main_hero</w:t>
+      </w:r>
+      <w:proofErr w:type="spellEnd"/>
+      <w:r>
+        <w:t xml:space="preserve"> </w:t>
+      </w:r>
+      <w:proofErr w:type="gramStart"/>
+      <w:r>
+        <w:t>opens up</w:t>
+      </w:r>
+      <w:proofErr w:type="gramEnd"/>
+      <w:r>
+        <w:t xml:space="preserve"> vim in the terminal as every cool coder uses vim. After getting stuck in and eventually getting out, he </w:t>
+      </w:r>
+      <w:r>
+        <w:t xml:space="preserve">then realizes he remembers fuck all about coding. He then </w:t>
+      </w:r>
+      <w:proofErr w:type="gramStart"/>
+      <w:r>
+        <w:t>tries</w:t>
+      </w:r>
+      <w:proofErr w:type="gramEnd"/>
+      <w:r>
+        <w:t xml:space="preserve"> to find his old notes, but he didn’t keep any. He then decides to </w:t>
       </w:r>
       <w:r>
         <w:t xml:space="preserve">ask ai for help, promising it’s only for consulting. Then we see him copy and pasting huge chunks of code. </w:t>
       </w:r>
       <w:r>
-        <w:t xml:space="preserve">After he is done, he sends the message to sillygoose228. He replies that he will look into it. Main_hero waits for a few minutes with terminal open, coping that everything is fine and it takes longer than it should probably because admin types slowly or forgot where </w:t>
+        <w:t xml:space="preserve">After he is done, he sends the message to sillygoose228. He replies that he will </w:t>
+      </w:r>
+      <w:proofErr w:type="gramStart"/>
+      <w:r>
+        <w:t>look into</w:t>
+      </w:r>
+      <w:proofErr w:type="gramEnd"/>
+      <w:r>
+        <w:t xml:space="preserve"> it. </w:t>
+      </w:r>
+      <w:proofErr w:type="spellStart"/>
+      <w:r>
+        <w:t>Main_hero</w:t>
+      </w:r>
+      <w:proofErr w:type="spellEnd"/>
+      <w:r>
+        <w:t xml:space="preserve"> waits for a few minutes with terminal open, coping that everything is fine and it takes longer than it should probably because admin types slowly or forgot where </w:t>
       </w:r>
       <w:r>
         <w:t>the delete button is</w:t>
       </w:r>
       <w:r>
-        <w:t>. But then creds are popping up in the terminal. Main_hero is briefly happy, but then admin says that, even tho he deleted a post, he can’t ban a man who made it, because he is not in his sub. Main_hero realizes that he forgot to change the author</w:t>
-      </w:r>
-      <w:r>
-        <w:t xml:space="preserve"> of the post, freaks out and tells admin that it must be The Forum being laggy mess again, cuz for him it shows that user was deleted. Sillygoose228 replies suspicious</w:t>
+        <w:t xml:space="preserve">. But then creds are popping up in the terminal. </w:t>
+      </w:r>
+      <w:proofErr w:type="spellStart"/>
+      <w:r>
+        <w:t>Main_hero</w:t>
+      </w:r>
+      <w:proofErr w:type="spellEnd"/>
+      <w:r>
+        <w:t xml:space="preserve"> is briefly happy, but then admin says that, even </w:t>
+      </w:r>
+      <w:proofErr w:type="spellStart"/>
+      <w:r>
+        <w:t>tho</w:t>
+      </w:r>
+      <w:proofErr w:type="spellEnd"/>
+      <w:r>
+        <w:t xml:space="preserve"> he deleted a post, he can’t ban a man who made it, because he is not in his sub. </w:t>
+      </w:r>
+      <w:proofErr w:type="spellStart"/>
+      <w:r>
+        <w:t>Main_hero</w:t>
+      </w:r>
+      <w:proofErr w:type="spellEnd"/>
+      <w:r>
+        <w:t xml:space="preserve"> realizes that he forgot to change the author</w:t>
+      </w:r>
+      <w:r>
+        <w:t xml:space="preserve"> of the post, freaks out and tells admin that it must be The Forum being laggy mess again, </w:t>
+      </w:r>
+      <w:proofErr w:type="spellStart"/>
+      <w:r>
+        <w:t>cuz</w:t>
+      </w:r>
+      <w:proofErr w:type="spellEnd"/>
+      <w:r>
+        <w:t xml:space="preserve"> for him it shows that user was deleted. Sillygoose228 replies suspicious</w:t>
       </w:r>
       <w:r>
         <w:t>ly</w:t>
@@ -3755,14 +4433,48 @@
         <w:t xml:space="preserve"> </w:t>
       </w:r>
       <w:r>
-        <w:t>that website was even more laggy then usual when he was deleting that post (main_hero blames ai for that)</w:t>
-      </w:r>
-      <w:r>
-        <w:t xml:space="preserve">, and after long typing dumps a story when he tried to reply to someone and his reply was sent multiple times, cuz the forum was bugging out. Main_hero realizes he is off the hook and proceeds to login as sillygoose228 and demotes all the mods and transfer ownership of the sub to his account. He goes back and tells </w:t>
-      </w:r>
+        <w:t xml:space="preserve">that website was even more laggy </w:t>
+      </w:r>
+      <w:proofErr w:type="gramStart"/>
+      <w:r>
+        <w:t>then</w:t>
+      </w:r>
+      <w:proofErr w:type="gramEnd"/>
+      <w:r>
+        <w:t xml:space="preserve"> usual when he was deleting that post (</w:t>
+      </w:r>
+      <w:proofErr w:type="spellStart"/>
+      <w:r>
+        <w:t>main_hero</w:t>
+      </w:r>
+      <w:proofErr w:type="spellEnd"/>
+      <w:r>
+        <w:t xml:space="preserve"> blames ai for that)</w:t>
+      </w:r>
+      <w:r>
+        <w:t xml:space="preserve">, and after long typing dumps a story when he tried to reply to someone and his reply was sent multiple times, </w:t>
+      </w:r>
+      <w:proofErr w:type="spellStart"/>
+      <w:r>
+        <w:t>cuz</w:t>
+      </w:r>
+      <w:proofErr w:type="spellEnd"/>
+      <w:r>
+        <w:t xml:space="preserve"> the forum was bugging out. </w:t>
+      </w:r>
+      <w:proofErr w:type="spellStart"/>
+      <w:r>
+        <w:t>Main_hero</w:t>
+      </w:r>
+      <w:proofErr w:type="spellEnd"/>
+      <w:r>
+        <w:t xml:space="preserve"> realizes he is off the hook and proceeds to login as sillygoose228 and demotes all the mods and transfer ownership of the sub to his account. He goes back and tells </w:t>
+      </w:r>
+      <w:proofErr w:type="spellStart"/>
       <w:r>
         <w:t>cyberdivers</w:t>
       </w:r>
+      <w:proofErr w:type="spellEnd"/>
       <w:r>
         <w:t xml:space="preserve"> chat that he hacked the </w:t>
       </w:r>
@@ -3770,7 +4482,15 @@
         <w:t>zero</w:t>
       </w:r>
       <w:r>
-        <w:t xml:space="preserve"> sub and now he is the owner and they should do whatever they want with it.</w:t>
+        <w:t xml:space="preserve"> sub and now he is the </w:t>
+      </w:r>
+      <w:proofErr w:type="gramStart"/>
+      <w:r>
+        <w:t>owner</w:t>
+      </w:r>
+      <w:proofErr w:type="gramEnd"/>
+      <w:r>
+        <w:t xml:space="preserve"> and they should do whatever they want with it.</w:t>
       </w:r>
     </w:p>
     <w:p>
@@ -3785,25 +4505,107 @@
     </w:p>
     <w:p>
       <w:r>
-        <w:t>Chat is surprised. It calls main_hero a legend</w:t>
-      </w:r>
-      <w:r>
-        <w:t>, praises him for actually pulling this off</w:t>
-      </w:r>
-      <w:r>
-        <w:t xml:space="preserve">. Main_hero suggests they go and post dickpics, spam whatever they want. He goes to </w:t>
+        <w:t xml:space="preserve">Chat is </w:t>
+      </w:r>
+      <w:proofErr w:type="gramStart"/>
+      <w:r>
+        <w:t>surprised</w:t>
+      </w:r>
+      <w:proofErr w:type="gramEnd"/>
+      <w:r>
+        <w:t xml:space="preserve">. It calls </w:t>
+      </w:r>
+      <w:proofErr w:type="spellStart"/>
+      <w:r>
+        <w:t>main_hero</w:t>
+      </w:r>
+      <w:proofErr w:type="spellEnd"/>
+      <w:r>
+        <w:t xml:space="preserve"> a legend</w:t>
+      </w:r>
+      <w:r>
+        <w:t xml:space="preserve">, praises him for </w:t>
+      </w:r>
+      <w:proofErr w:type="gramStart"/>
+      <w:r>
+        <w:t>actually pulling</w:t>
+      </w:r>
+      <w:proofErr w:type="gramEnd"/>
+      <w:r>
+        <w:t xml:space="preserve"> this off</w:t>
+      </w:r>
+      <w:r>
+        <w:t xml:space="preserve">. </w:t>
+      </w:r>
+      <w:proofErr w:type="spellStart"/>
+      <w:r>
+        <w:t>Main_hero</w:t>
+      </w:r>
+      <w:proofErr w:type="spellEnd"/>
+      <w:r>
+        <w:t xml:space="preserve"> suggests they go and post </w:t>
+      </w:r>
+      <w:proofErr w:type="spellStart"/>
+      <w:r>
+        <w:t>dickpics</w:t>
+      </w:r>
+      <w:proofErr w:type="spellEnd"/>
+      <w:r>
+        <w:t xml:space="preserve">, spam whatever they want. He goes to </w:t>
       </w:r>
       <w:r>
         <w:t>zero</w:t>
       </w:r>
       <w:r>
-        <w:t xml:space="preserve"> sub and sees people starting to spam all kinds of posts in the sub. Main_hero finally feels appreciated and proud of his work. He goes back to </w:t>
-      </w:r>
+        <w:t xml:space="preserve"> sub and sees people starting to spam all kinds of posts in the sub. </w:t>
+      </w:r>
+      <w:proofErr w:type="spellStart"/>
+      <w:r>
+        <w:t>Main_hero</w:t>
+      </w:r>
+      <w:proofErr w:type="spellEnd"/>
+      <w:r>
+        <w:t xml:space="preserve"> finally feels appreciated and proud of his work. He goes back to </w:t>
+      </w:r>
+      <w:proofErr w:type="spellStart"/>
       <w:r>
         <w:t>cyberdivers</w:t>
       </w:r>
-      <w:r>
-        <w:t xml:space="preserve"> chat to read more about his accomplishment, but then he sees messages of some people, saying that they shouldn’t be doing that and they should return the sub to the rightful owner. Main_hero than snaps, starts replying that he is the rightful owner, cuz he earned it by his </w:t>
+      <w:proofErr w:type="spellEnd"/>
+      <w:r>
+        <w:t xml:space="preserve"> chat to read more about his accomplishment, but then he sees messages </w:t>
+      </w:r>
+      <w:proofErr w:type="gramStart"/>
+      <w:r>
+        <w:t>of</w:t>
+      </w:r>
+      <w:proofErr w:type="gramEnd"/>
+      <w:r>
+        <w:t xml:space="preserve"> some people, saying that they shouldn’t be doing that and they should return the sub to the rightful owner. </w:t>
+      </w:r>
+      <w:proofErr w:type="spellStart"/>
+      <w:r>
+        <w:t>Main_hero</w:t>
+      </w:r>
+      <w:proofErr w:type="spellEnd"/>
+      <w:r>
+        <w:t xml:space="preserve"> </w:t>
+      </w:r>
+      <w:proofErr w:type="gramStart"/>
+      <w:r>
+        <w:t>than</w:t>
+      </w:r>
+      <w:proofErr w:type="gramEnd"/>
+      <w:r>
+        <w:t xml:space="preserve"> snaps, starts replying that he is the rightful owner, </w:t>
+      </w:r>
+      <w:proofErr w:type="spellStart"/>
+      <w:r>
+        <w:t>cuz</w:t>
+      </w:r>
+      <w:proofErr w:type="spellEnd"/>
+      <w:r>
+        <w:t xml:space="preserve"> he earned it by his </w:t>
       </w:r>
       <w:r>
         <w:t>wit,</w:t>
@@ -3812,13 +4614,42 @@
         <w:t xml:space="preserve"> and he should not return it to anyone</w:t>
       </w:r>
       <w:r>
-        <w:t xml:space="preserve">. After all </w:t>
+        <w:t xml:space="preserve">. After </w:t>
+      </w:r>
+      <w:proofErr w:type="gramStart"/>
+      <w:r>
+        <w:t>all</w:t>
+      </w:r>
+      <w:proofErr w:type="gramEnd"/>
+      <w:r>
+        <w:t xml:space="preserve"> </w:t>
       </w:r>
       <w:r>
         <w:t>zero</w:t>
       </w:r>
       <w:r>
-        <w:t xml:space="preserve"> sub are their enemies. Some people are supporting main_hero and it starts a huge argument, with insults thrown around. In the middle of this argument, main_hero </w:t>
+        <w:t xml:space="preserve"> sub are their enemies. Some people are supporting </w:t>
+      </w:r>
+      <w:proofErr w:type="spellStart"/>
+      <w:r>
+        <w:t>main_</w:t>
+      </w:r>
+      <w:proofErr w:type="gramStart"/>
+      <w:r>
+        <w:t>hero</w:t>
+      </w:r>
+      <w:proofErr w:type="spellEnd"/>
+      <w:proofErr w:type="gramEnd"/>
+      <w:r>
+        <w:t xml:space="preserve"> and it starts a huge argument, with insults thrown around. In the middle of this argument, </w:t>
+      </w:r>
+      <w:proofErr w:type="spellStart"/>
+      <w:r>
+        <w:t>main_hero</w:t>
+      </w:r>
+      <w:proofErr w:type="spellEnd"/>
+      <w:r>
+        <w:t xml:space="preserve"> </w:t>
       </w:r>
       <w:r>
         <w:t>is getting</w:t>
@@ -3826,18 +4657,33 @@
       <w:r>
         <w:t xml:space="preserve"> struck with realization. He says he wastes his life on some stupid shit like trying hard in </w:t>
       </w:r>
+      <w:proofErr w:type="spellStart"/>
       <w:r>
         <w:t>cyberdivers</w:t>
       </w:r>
+      <w:proofErr w:type="spellEnd"/>
       <w:r>
         <w:t xml:space="preserve"> for 1000 hours or hacking subforums and all for what, for fucking validation. Validation from idiots just like him. </w:t>
       </w:r>
       <w:r>
-        <w:t xml:space="preserve">And he can’t leave this idiots, because they are the only friends he has. </w:t>
-      </w:r>
-      <w:r>
-        <w:t>He is trying to convince himself and everyone around him that he is skillful, smart and overall</w:t>
-      </w:r>
+        <w:t xml:space="preserve">And he can’t leave </w:t>
+      </w:r>
+      <w:proofErr w:type="gramStart"/>
+      <w:r>
+        <w:t>this idiots</w:t>
+      </w:r>
+      <w:proofErr w:type="gramEnd"/>
+      <w:r>
+        <w:t xml:space="preserve">, because they are the only friends he has. </w:t>
+      </w:r>
+      <w:r>
+        <w:t xml:space="preserve">He is trying to convince himself and everyone around him that he is skillful, smart and </w:t>
+      </w:r>
+      <w:proofErr w:type="gramStart"/>
+      <w:r>
+        <w:t>overall</w:t>
+      </w:r>
+      <w:proofErr w:type="gramEnd"/>
       <w:r>
         <w:t xml:space="preserve"> the</w:t>
       </w:r>
@@ -3852,10 +4698,26 @@
       </w:r>
       <w:r>
         <w:lastRenderedPageBreak/>
-        <w:t xml:space="preserve">that The Forum could ban him for that. Main_hero replies, </w:t>
-      </w:r>
-      <w:r>
-        <w:t>yeah of course, but before he could sent that, he gets banned. Story ends with “oh wow”.</w:t>
+        <w:t xml:space="preserve">that The Forum could ban him for that. </w:t>
+      </w:r>
+      <w:proofErr w:type="spellStart"/>
+      <w:r>
+        <w:t>Main_hero</w:t>
+      </w:r>
+      <w:proofErr w:type="spellEnd"/>
+      <w:r>
+        <w:t xml:space="preserve"> replies, </w:t>
+      </w:r>
+      <w:r>
+        <w:t xml:space="preserve">yeah of course, but before he could </w:t>
+      </w:r>
+      <w:proofErr w:type="gramStart"/>
+      <w:r>
+        <w:t>sent</w:t>
+      </w:r>
+      <w:proofErr w:type="gramEnd"/>
+      <w:r>
+        <w:t xml:space="preserve"> that, he gets banned. Story ends with “oh wow”.</w:t>
       </w:r>
     </w:p>
     <w:p>
@@ -3888,7 +4750,15 @@
     </w:p>
     <w:p>
       <w:r>
-        <w:t xml:space="preserve">Hi. I am main_hero. </w:t>
+        <w:t xml:space="preserve">Hi. I am </w:t>
+      </w:r>
+      <w:proofErr w:type="spellStart"/>
+      <w:r>
+        <w:t>main_hero</w:t>
+      </w:r>
+      <w:proofErr w:type="spellEnd"/>
+      <w:r>
+        <w:t xml:space="preserve">. </w:t>
       </w:r>
       <w:r>
         <w:t xml:space="preserve">I’m starting this file </w:t>
@@ -3903,7 +4773,7 @@
         <w:t xml:space="preserve">’ll maybe use them for the </w:t>
       </w:r>
       <w:r>
-        <w:t>big blog post</w:t>
+        <w:t>big post</w:t>
       </w:r>
       <w:r>
         <w:t>. Or a game, like a visual novel, that’d be cool. Stuff in my head just feels too important to let it go like that, you know.</w:t>
@@ -3913,6 +4783,7 @@
       <w:r>
         <w:t xml:space="preserve">(Screen blinks white and notepad </w:t>
       </w:r>
+      <w:proofErr w:type="gramStart"/>
       <w:r>
         <w:t>disappear</w:t>
       </w:r>
@@ -3922,6 +4793,7 @@
         </w:rPr>
         <w:t>s</w:t>
       </w:r>
+      <w:proofErr w:type="gramEnd"/>
       <w:r>
         <w:t>, but text stays</w:t>
       </w:r>
@@ -3931,11 +4803,38 @@
     </w:p>
     <w:p>
       <w:r>
-        <w:t xml:space="preserve">So, a little about me, I </w:t>
-      </w:r>
-      <w:r>
-        <w:t>am a gamer with multi-year experience</w:t>
-      </w:r>
+        <w:t>So,</w:t>
+      </w:r>
+      <w:r>
+        <w:t xml:space="preserve"> </w:t>
+      </w:r>
+      <w:proofErr w:type="spellStart"/>
+      <w:r>
+        <w:t>uhhh</w:t>
+      </w:r>
+      <w:proofErr w:type="spellEnd"/>
+      <w:r>
+        <w:t xml:space="preserve"> where do I start?</w:t>
+      </w:r>
+      <w:r>
+        <w:t xml:space="preserve"> I </w:t>
+      </w:r>
+      <w:r>
+        <w:t xml:space="preserve">am a gamer with </w:t>
+      </w:r>
+      <w:r>
+        <w:t xml:space="preserve">10+ </w:t>
+      </w:r>
+      <w:proofErr w:type="spellStart"/>
+      <w:proofErr w:type="gramStart"/>
+      <w:r>
+        <w:t>years</w:t>
+      </w:r>
+      <w:proofErr w:type="gramEnd"/>
+      <w:r>
+        <w:t xml:space="preserve"> experience</w:t>
+      </w:r>
+      <w:proofErr w:type="spellEnd"/>
       <w:r>
         <w:t xml:space="preserve">, </w:t>
       </w:r>
@@ -3948,17 +4847,38 @@
       <w:r>
         <w:t xml:space="preserve">in </w:t>
       </w:r>
+      <w:proofErr w:type="spellStart"/>
       <w:r>
         <w:t>Cyberdivers</w:t>
       </w:r>
+      <w:proofErr w:type="spellEnd"/>
       <w:r>
         <w:t>.</w:t>
       </w:r>
       <w:r>
-        <w:t xml:space="preserve"> I have more than 1000 hours and, boy, lemme tell you, I am very good </w:t>
-      </w:r>
-      <w:r>
-        <w:t>in this</w:t>
+        <w:t xml:space="preserve"> I have more than 1000 hours</w:t>
+      </w:r>
+      <w:r>
+        <w:t xml:space="preserve"> in it</w:t>
+      </w:r>
+      <w:r>
+        <w:t xml:space="preserve"> and, boy, </w:t>
+      </w:r>
+      <w:proofErr w:type="spellStart"/>
+      <w:r>
+        <w:t>lemme</w:t>
+      </w:r>
+      <w:proofErr w:type="spellEnd"/>
+      <w:r>
+        <w:t xml:space="preserve"> tell you, I am very good </w:t>
+      </w:r>
+      <w:proofErr w:type="gramStart"/>
+      <w:r>
+        <w:t>in</w:t>
+      </w:r>
+      <w:proofErr w:type="gramEnd"/>
+      <w:r>
+        <w:t xml:space="preserve"> this</w:t>
       </w:r>
       <w:r>
         <w:t xml:space="preserve"> game, I can show you.</w:t>
@@ -3977,9 +4897,11 @@
       <w:r>
         <w:t xml:space="preserve">where he got a </w:t>
       </w:r>
+      <w:proofErr w:type="spellStart"/>
       <w:r>
         <w:t>cyberdivers</w:t>
       </w:r>
+      <w:proofErr w:type="spellEnd"/>
       <w:r>
         <w:t xml:space="preserve"> link. As user hovers over the link, he sees a streak of </w:t>
       </w:r>
@@ -4052,7 +4974,15 @@
         <w:t xml:space="preserve"> I play a lot better than this</w:t>
       </w:r>
       <w:r>
-        <w:t>, it’s just a bad luck is what it is</w:t>
+        <w:t xml:space="preserve">, it’s just </w:t>
+      </w:r>
+      <w:proofErr w:type="gramStart"/>
+      <w:r>
+        <w:t>a bad</w:t>
+      </w:r>
+      <w:proofErr w:type="gramEnd"/>
+      <w:r>
+        <w:t xml:space="preserve"> luck is what it is</w:t>
       </w:r>
       <w:r>
         <w:t>, trust.</w:t>
@@ -4062,9 +4992,11 @@
       <w:r>
         <w:t xml:space="preserve">Anyway, I’m well respected in </w:t>
       </w:r>
+      <w:proofErr w:type="spellStart"/>
       <w:r>
         <w:t>cyberdivers</w:t>
       </w:r>
+      <w:proofErr w:type="spellEnd"/>
       <w:r>
         <w:t xml:space="preserve"> community, people know my name.</w:t>
       </w:r>
@@ -4074,22 +5006,103 @@
     </w:p>
     <w:p>
       <w:r>
-        <w:t>(User is prompted to search for the sc2 subforum)</w:t>
-      </w:r>
-    </w:p>
-    <w:p>
-      <w:r>
-        <w:t>So this game is a horde shooter, where squad of 4 devs trying to develop their app in sprints, but it’s represented as them actually fighting one of three factions: AI bots, Bugs or Hackers. Naturally</w:t>
+        <w:t>(</w:t>
+      </w:r>
+      <w:proofErr w:type="gramStart"/>
+      <w:r>
+        <w:t>User is</w:t>
+      </w:r>
+      <w:proofErr w:type="gramEnd"/>
+      <w:r>
+        <w:t xml:space="preserve"> prompted to search for the sc2 subforum)</w:t>
+      </w:r>
+    </w:p>
+    <w:p>
+      <w:r>
+        <w:t xml:space="preserve">I </w:t>
+      </w:r>
+      <w:proofErr w:type="spellStart"/>
+      <w:r>
+        <w:t>kinda</w:t>
+      </w:r>
+      <w:proofErr w:type="spellEnd"/>
+      <w:r>
+        <w:t xml:space="preserve"> forgot to </w:t>
+      </w:r>
+      <w:proofErr w:type="gramStart"/>
+      <w:r>
+        <w:t>explain,</w:t>
+      </w:r>
+      <w:proofErr w:type="gramEnd"/>
+      <w:r>
+        <w:t xml:space="preserve"> what kind of game this is. </w:t>
+      </w:r>
+      <w:proofErr w:type="gramStart"/>
+      <w:r>
+        <w:t>So</w:t>
+      </w:r>
+      <w:proofErr w:type="gramEnd"/>
+      <w:r>
+        <w:t xml:space="preserve"> </w:t>
+      </w:r>
+      <w:r>
+        <w:t xml:space="preserve">it’s </w:t>
+      </w:r>
+      <w:r>
+        <w:t xml:space="preserve">a horde shooter, where squad of 4 </w:t>
+      </w:r>
+      <w:proofErr w:type="spellStart"/>
+      <w:r>
+        <w:t>devs</w:t>
+      </w:r>
+      <w:proofErr w:type="spellEnd"/>
+      <w:r>
+        <w:t xml:space="preserve"> trying to develop their app in sprints, but it’s represented as them </w:t>
+      </w:r>
+      <w:proofErr w:type="gramStart"/>
+      <w:r>
+        <w:t>actually fighting</w:t>
+      </w:r>
+      <w:proofErr w:type="gramEnd"/>
+      <w:r>
+        <w:t xml:space="preserve"> one of three factions: AI bots, Bugs or Hackers. Naturally</w:t>
       </w:r>
       <w:r>
         <w:t>,</w:t>
       </w:r>
       <w:r>
-        <w:t xml:space="preserve"> we have nicknames for all three, clankers, bugs and squids. We call hackers squids, cuz in game they look like s</w:t>
+        <w:t xml:space="preserve"> we have nicknames for all three, </w:t>
+      </w:r>
+      <w:proofErr w:type="spellStart"/>
+      <w:r>
+        <w:t>clankers</w:t>
+      </w:r>
+      <w:proofErr w:type="spellEnd"/>
+      <w:r>
+        <w:t xml:space="preserve">, bugs and squids. We call hackers squids, </w:t>
+      </w:r>
+      <w:proofErr w:type="spellStart"/>
+      <w:r>
+        <w:t>cuz</w:t>
+      </w:r>
+      <w:proofErr w:type="spellEnd"/>
+      <w:r>
+        <w:t xml:space="preserve"> in </w:t>
+      </w:r>
+      <w:proofErr w:type="gramStart"/>
+      <w:r>
+        <w:t>game</w:t>
+      </w:r>
+      <w:proofErr w:type="gramEnd"/>
+      <w:r>
+        <w:t xml:space="preserve"> they look like s</w:t>
       </w:r>
       <w:r>
         <w:t>quids, and their tentacles can penetrate everything. And when I say everything, I mean everything.</w:t>
       </w:r>
+      <w:r>
+        <w:t xml:space="preserve"> Like walls. I mean walls.</w:t>
+      </w:r>
     </w:p>
     <w:p>
       <w:r>
@@ -4117,7 +5130,15 @@
         <w:t>fight</w:t>
       </w:r>
       <w:r>
-        <w:t xml:space="preserve">. But oh well, what can u do with shit teammates, right? Hold on, lemme </w:t>
+        <w:t xml:space="preserve">. But oh well, what can u do with shit teammates, right? Hold on, </w:t>
+      </w:r>
+      <w:proofErr w:type="spellStart"/>
+      <w:r>
+        <w:t>lemme</w:t>
+      </w:r>
+      <w:proofErr w:type="spellEnd"/>
+      <w:r>
+        <w:t xml:space="preserve"> </w:t>
       </w:r>
       <w:r>
         <w:t>hit them up</w:t>
@@ -4171,17 +5192,32 @@
       <w:r>
         <w:t xml:space="preserve"> </w:t>
       </w:r>
+      <w:proofErr w:type="spellStart"/>
       <w:r>
         <w:t>clankers</w:t>
       </w:r>
-      <w:r>
-        <w:t xml:space="preserve"> spawn rate is insane, how tf r u supposed to fight them on d10</w:t>
-      </w:r>
-    </w:p>
-    <w:p>
-      <w:r>
-        <w:t>User 2: skill issue bruh</w:t>
-      </w:r>
+      <w:proofErr w:type="spellEnd"/>
+      <w:r>
+        <w:t xml:space="preserve"> spawn rate is insane, how </w:t>
+      </w:r>
+      <w:proofErr w:type="spellStart"/>
+      <w:r>
+        <w:t>tf</w:t>
+      </w:r>
+      <w:proofErr w:type="spellEnd"/>
+      <w:r>
+        <w:t xml:space="preserve"> r u supposed to fight them on d10</w:t>
+      </w:r>
+    </w:p>
+    <w:p>
+      <w:r>
+        <w:t xml:space="preserve">User 2: skill issue </w:t>
+      </w:r>
+      <w:proofErr w:type="spellStart"/>
+      <w:r>
+        <w:t>bruh</w:t>
+      </w:r>
+      <w:proofErr w:type="spellEnd"/>
     </w:p>
     <w:p>
       <w:r>
@@ -4193,7 +5229,15 @@
         <w:t xml:space="preserve">User 3: </w:t>
       </w:r>
       <w:r>
-        <w:t>just bring ak 4.7.0 with reactive boost, it’s not that hard</w:t>
+        <w:t xml:space="preserve">just bring </w:t>
+      </w:r>
+      <w:proofErr w:type="spellStart"/>
+      <w:r>
+        <w:t>ak</w:t>
+      </w:r>
+      <w:proofErr w:type="spellEnd"/>
+      <w:r>
+        <w:t xml:space="preserve"> 4.7.0 with reactive boost, it’s not that hard</w:t>
       </w:r>
     </w:p>
     <w:p>
@@ -4203,7 +5247,23 @@
     </w:p>
     <w:p>
       <w:r>
-        <w:t>User 1: I need level 75 to unlock ak 4.7.0, im like 42</w:t>
+        <w:t xml:space="preserve">User 1: I need level 75 to unlock </w:t>
+      </w:r>
+      <w:proofErr w:type="spellStart"/>
+      <w:r>
+        <w:t>ak</w:t>
+      </w:r>
+      <w:proofErr w:type="spellEnd"/>
+      <w:r>
+        <w:t xml:space="preserve"> 4.7.0, </w:t>
+      </w:r>
+      <w:proofErr w:type="spellStart"/>
+      <w:r>
+        <w:t>im</w:t>
+      </w:r>
+      <w:proofErr w:type="spellEnd"/>
+      <w:r>
+        <w:t xml:space="preserve"> like 42</w:t>
       </w:r>
     </w:p>
     <w:p>
@@ -4226,17 +5286,49 @@
     </w:p>
     <w:p>
       <w:r>
-        <w:t>User 4: go train on d1 bruh, left mouse button to shoot btw</w:t>
-      </w:r>
-    </w:p>
-    <w:p>
-      <w:r>
-        <w:t>User 1: go touch some grass bruh, ur father won’t come back home if u put another 100 hours in the game</w:t>
-      </w:r>
-    </w:p>
-    <w:p>
-      <w:r>
-        <w:t>Main_hero: yo</w:t>
+        <w:t xml:space="preserve">User 4: go train on d1 </w:t>
+      </w:r>
+      <w:proofErr w:type="spellStart"/>
+      <w:r>
+        <w:t>bruh</w:t>
+      </w:r>
+      <w:proofErr w:type="spellEnd"/>
+      <w:r>
+        <w:t>, left mouse button to shoot btw</w:t>
+      </w:r>
+    </w:p>
+    <w:p>
+      <w:r>
+        <w:t xml:space="preserve">User 1: go touch some grass </w:t>
+      </w:r>
+      <w:proofErr w:type="spellStart"/>
+      <w:r>
+        <w:t>bruh</w:t>
+      </w:r>
+      <w:proofErr w:type="spellEnd"/>
+      <w:r>
+        <w:t xml:space="preserve">, </w:t>
+      </w:r>
+      <w:proofErr w:type="spellStart"/>
+      <w:r>
+        <w:t>ur</w:t>
+      </w:r>
+      <w:proofErr w:type="spellEnd"/>
+      <w:r>
+        <w:t xml:space="preserve"> father won’t come back home if u put another 100 hours in the game</w:t>
+      </w:r>
+    </w:p>
+    <w:p>
+      <w:proofErr w:type="spellStart"/>
+      <w:r>
+        <w:t>Main_hero</w:t>
+      </w:r>
+      <w:proofErr w:type="spellEnd"/>
+      <w:r>
+        <w:t xml:space="preserve">: </w:t>
+      </w:r>
+      <w:r>
+        <w:t>what’s up</w:t>
       </w:r>
     </w:p>
     <w:p>
@@ -4252,7 +5344,15 @@
         <w:t>sprint</w:t>
       </w:r>
       <w:r>
-        <w:t xml:space="preserve"> cuz of u</w:t>
+        <w:t xml:space="preserve"> </w:t>
+      </w:r>
+      <w:proofErr w:type="spellStart"/>
+      <w:r>
+        <w:t>cuz</w:t>
+      </w:r>
+      <w:proofErr w:type="spellEnd"/>
+      <w:r>
+        <w:t xml:space="preserve"> of u</w:t>
       </w:r>
     </w:p>
     <w:p>
@@ -4267,8 +5367,13 @@
     </w:p>
     <w:p>
       <w:r>
-        <w:t>User 4: go fuck urself</w:t>
-      </w:r>
+        <w:t xml:space="preserve">User 4: go fuck </w:t>
+      </w:r>
+      <w:proofErr w:type="spellStart"/>
+      <w:r>
+        <w:t>urself</w:t>
+      </w:r>
+      <w:proofErr w:type="spellEnd"/>
       <w:r>
         <w:t xml:space="preserve">, </w:t>
       </w:r>
@@ -4287,8 +5392,13 @@
         <w:t xml:space="preserve">mf is acting like nothing happened, </w:t>
       </w:r>
       <w:r>
-        <w:t>go fuck urself</w:t>
-      </w:r>
+        <w:t xml:space="preserve">go fuck </w:t>
+      </w:r>
+      <w:proofErr w:type="spellStart"/>
+      <w:r>
+        <w:t>urself</w:t>
+      </w:r>
+      <w:proofErr w:type="spellEnd"/>
     </w:p>
     <w:p>
       <w:r>
@@ -4323,13 +5433,26 @@
         <w:t xml:space="preserve">User 8: this noob ass was bragging about his skill so much and couldn’t even </w:t>
       </w:r>
       <w:r>
-        <w:t>clear a squid repository, bruuuh</w:t>
-      </w:r>
+        <w:t xml:space="preserve">clear a squid repository, </w:t>
+      </w:r>
+      <w:proofErr w:type="spellStart"/>
+      <w:r>
+        <w:t>bruuuh</w:t>
+      </w:r>
+      <w:proofErr w:type="spellEnd"/>
     </w:p>
     <w:p>
       <w:r>
         <w:lastRenderedPageBreak/>
-        <w:t>User 9: secondhand embarrassment from watching u play was insane, I’d actually kms if I were you</w:t>
+        <w:t xml:space="preserve">User 9: secondhand embarrassment from watching u play was insane, I’d </w:t>
+      </w:r>
+      <w:proofErr w:type="gramStart"/>
+      <w:r>
+        <w:t>actually kms</w:t>
+      </w:r>
+      <w:proofErr w:type="gramEnd"/>
+      <w:r>
+        <w:t xml:space="preserve"> if I were you</w:t>
       </w:r>
     </w:p>
     <w:p>
@@ -4348,11 +5471,16 @@
         <w:t xml:space="preserve"> me and calling me bad at the game or something</w:t>
       </w:r>
       <w:r>
-        <w:t xml:space="preserve">, but it’s actually </w:t>
+        <w:t xml:space="preserve">, but it’s </w:t>
+      </w:r>
+      <w:proofErr w:type="gramStart"/>
+      <w:r>
+        <w:t xml:space="preserve">actually </w:t>
       </w:r>
       <w:r>
         <w:t>fine</w:t>
       </w:r>
+      <w:proofErr w:type="gramEnd"/>
       <w:r>
         <w:t>, you just don’t get it</w:t>
       </w:r>
@@ -4374,7 +5502,15 @@
     </w:p>
     <w:p>
       <w:r>
-        <w:t>User 9: ain’t no one f</w:t>
+        <w:t xml:space="preserve">User 9: </w:t>
+      </w:r>
+      <w:proofErr w:type="spellStart"/>
+      <w:r>
+        <w:t>ain’t</w:t>
+      </w:r>
+      <w:proofErr w:type="spellEnd"/>
+      <w:r>
+        <w:t xml:space="preserve"> no one f</w:t>
       </w:r>
       <w:r>
         <w:t xml:space="preserve">ucking </w:t>
@@ -4417,13 +5553,29 @@
     </w:p>
     <w:p>
       <w:r>
-        <w:t xml:space="preserve">User 10: yo, y’all seen the news about delayed </w:t>
+        <w:t xml:space="preserve">User 10: </w:t>
+      </w:r>
+      <w:proofErr w:type="spellStart"/>
+      <w:r>
+        <w:t>yo</w:t>
+      </w:r>
+      <w:proofErr w:type="spellEnd"/>
+      <w:r>
+        <w:t xml:space="preserve">, y’all seen the news about delayed </w:t>
       </w:r>
       <w:r>
         <w:t>zero</w:t>
       </w:r>
       <w:r>
-        <w:t xml:space="preserve"> dlc?</w:t>
+        <w:t xml:space="preserve"> </w:t>
+      </w:r>
+      <w:proofErr w:type="spellStart"/>
+      <w:r>
+        <w:t>dlc</w:t>
+      </w:r>
+      <w:proofErr w:type="spellEnd"/>
+      <w:r>
+        <w:t>?</w:t>
       </w:r>
     </w:p>
     <w:p>
@@ -4445,8 +5597,13 @@
     </w:p>
     <w:p>
       <w:r>
-        <w:t>User 3: Zero the game? More like zero dlc</w:t>
-      </w:r>
+        <w:t xml:space="preserve">User 3: Zero the game? More like zero </w:t>
+      </w:r>
+      <w:proofErr w:type="spellStart"/>
+      <w:r>
+        <w:t>dlc</w:t>
+      </w:r>
+      <w:proofErr w:type="spellEnd"/>
     </w:p>
     <w:p>
       <w:r>
@@ -4466,15 +5623,33 @@
         <w:t>spearhead</w:t>
       </w:r>
       <w:r>
-        <w:t xml:space="preserve"> heard us and making smth new for </w:t>
-      </w:r>
+        <w:t xml:space="preserve"> heard us and making </w:t>
+      </w:r>
+      <w:proofErr w:type="spellStart"/>
+      <w:r>
+        <w:t>smth</w:t>
+      </w:r>
+      <w:proofErr w:type="spellEnd"/>
+      <w:r>
+        <w:t xml:space="preserve"> new for </w:t>
+      </w:r>
+      <w:proofErr w:type="spellStart"/>
       <w:r>
         <w:t>cyberdivers</w:t>
       </w:r>
-    </w:p>
-    <w:p>
-      <w:r>
-        <w:t>User 7: this absolutely does not mean that bruh, they just can’t do shit</w:t>
+      <w:proofErr w:type="spellEnd"/>
+    </w:p>
+    <w:p>
+      <w:r>
+        <w:t xml:space="preserve">User 7: this absolutely does not mean that </w:t>
+      </w:r>
+      <w:proofErr w:type="spellStart"/>
+      <w:r>
+        <w:t>bruh</w:t>
+      </w:r>
+      <w:proofErr w:type="spellEnd"/>
+      <w:r>
+        <w:t>, they just can’t do shit</w:t>
       </w:r>
     </w:p>
     <w:p>
@@ -4491,8 +5666,13 @@
         <w:t xml:space="preserve">fans </w:t>
       </w:r>
       <w:r>
-        <w:t>are in shambles rn</w:t>
-      </w:r>
+        <w:t xml:space="preserve">are in shambles </w:t>
+      </w:r>
+      <w:proofErr w:type="spellStart"/>
+      <w:r>
+        <w:t>rn</w:t>
+      </w:r>
+      <w:proofErr w:type="spellEnd"/>
     </w:p>
     <w:p>
       <w:r>
@@ -4504,16 +5684,26 @@
       <w:r>
         <w:t xml:space="preserve"> </w:t>
       </w:r>
-      <w:r>
-        <w:t>ak 4.7.0 buff</w:t>
+      <w:proofErr w:type="spellStart"/>
+      <w:r>
+        <w:t>ak</w:t>
+      </w:r>
+      <w:proofErr w:type="spellEnd"/>
+      <w:r>
+        <w:t xml:space="preserve"> 4.7.0 buff</w:t>
       </w:r>
     </w:p>
     <w:p>
       <w:r>
         <w:t xml:space="preserve">User 11: </w:t>
       </w:r>
-      <w:r>
-        <w:t>ak 4.7.0 is already op</w:t>
+      <w:proofErr w:type="spellStart"/>
+      <w:r>
+        <w:t>ak</w:t>
+      </w:r>
+      <w:proofErr w:type="spellEnd"/>
+      <w:r>
+        <w:t xml:space="preserve"> 4.7.0 is already op</w:t>
       </w:r>
       <w:r>
         <w:t xml:space="preserve">, u </w:t>
@@ -4525,7 +5715,15 @@
         <w:t xml:space="preserve">, I can easily </w:t>
       </w:r>
       <w:r>
-        <w:t>clear bugs source solo with it, maybe with vibe strike stratagem.</w:t>
+        <w:t xml:space="preserve">clear </w:t>
+      </w:r>
+      <w:proofErr w:type="gramStart"/>
+      <w:r>
+        <w:t>bugs source</w:t>
+      </w:r>
+      <w:proofErr w:type="gramEnd"/>
+      <w:r>
+        <w:t xml:space="preserve"> solo with it, maybe with vibe strike stratagem.</w:t>
       </w:r>
     </w:p>
     <w:p>
@@ -4533,7 +5731,23 @@
         <w:t xml:space="preserve">User 9: </w:t>
       </w:r>
       <w:r>
-        <w:t>vibe strike set’s ur teammates on fire, it’s the worst stratagem in the game</w:t>
+        <w:t xml:space="preserve">vibe strike </w:t>
+      </w:r>
+      <w:proofErr w:type="gramStart"/>
+      <w:r>
+        <w:t>set’s</w:t>
+      </w:r>
+      <w:proofErr w:type="gramEnd"/>
+      <w:r>
+        <w:t xml:space="preserve"> </w:t>
+      </w:r>
+      <w:proofErr w:type="spellStart"/>
+      <w:r>
+        <w:t>ur</w:t>
+      </w:r>
+      <w:proofErr w:type="spellEnd"/>
+      <w:r>
+        <w:t xml:space="preserve"> teammates on fire, it’s the worst stratagem in the game</w:t>
       </w:r>
       <w:r>
         <w:t xml:space="preserve">, </w:t>
@@ -4565,8 +5779,13 @@
         <w:t>. Instead of making content and patches</w:t>
       </w:r>
       <w:r>
-        <w:t xml:space="preserve"> for Cyberdivers</w:t>
-      </w:r>
+        <w:t xml:space="preserve"> for </w:t>
+      </w:r>
+      <w:proofErr w:type="spellStart"/>
+      <w:r>
+        <w:t>Cyberdivers</w:t>
+      </w:r>
+      <w:proofErr w:type="spellEnd"/>
       <w:r>
         <w:t>, they decided to make some random ass</w:t>
       </w:r>
@@ -4580,17 +5799,24 @@
         <w:t xml:space="preserve"> and the game wasn’t even that good.</w:t>
       </w:r>
       <w:r>
-        <w:t xml:space="preserve"> And now they are working on the dlc</w:t>
-      </w:r>
+        <w:t xml:space="preserve"> And now they are working on the </w:t>
+      </w:r>
+      <w:proofErr w:type="spellStart"/>
+      <w:r>
+        <w:t>dlc</w:t>
+      </w:r>
+      <w:proofErr w:type="spellEnd"/>
       <w:r>
         <w:t xml:space="preserve"> for it</w:t>
       </w:r>
       <w:r>
         <w:t xml:space="preserve">, while </w:t>
       </w:r>
+      <w:proofErr w:type="spellStart"/>
       <w:r>
         <w:t>cyberdivers</w:t>
       </w:r>
+      <w:proofErr w:type="spellEnd"/>
       <w:r>
         <w:t xml:space="preserve"> </w:t>
       </w:r>
@@ -4621,7 +5847,15 @@
         <w:t xml:space="preserve"> </w:t>
       </w:r>
       <w:r>
-        <w:t>if u can’t use ak 4.7.0 properly</w:t>
+        <w:t xml:space="preserve">if u can’t use </w:t>
+      </w:r>
+      <w:proofErr w:type="spellStart"/>
+      <w:r>
+        <w:t>ak</w:t>
+      </w:r>
+      <w:proofErr w:type="spellEnd"/>
+      <w:r>
+        <w:t xml:space="preserve"> 4.7.0 properly</w:t>
       </w:r>
       <w:r>
         <w:rPr>
@@ -4635,7 +5869,15 @@
     </w:p>
     <w:p>
       <w:r>
-        <w:t>You know what, I wanna check how do they do in their sub. I bet you they are moaning and bitching over there</w:t>
+        <w:t xml:space="preserve">You know what, I </w:t>
+      </w:r>
+      <w:proofErr w:type="spellStart"/>
+      <w:r>
+        <w:t>wanna</w:t>
+      </w:r>
+      <w:proofErr w:type="spellEnd"/>
+      <w:r>
+        <w:t xml:space="preserve"> check how do they do in their sub. I bet you they are moaning and bitching over there</w:t>
       </w:r>
       <w:r>
         <w:t>, because of the delay</w:t>
@@ -4644,25 +5886,65 @@
         <w:t xml:space="preserve">. </w:t>
       </w:r>
       <w:r>
-        <w:t>Can’t wait see it.</w:t>
-      </w:r>
-    </w:p>
-    <w:p>
-      <w:r>
-        <w:t xml:space="preserve">(User is prompted to search for </w:t>
-      </w:r>
-      <w:r>
-        <w:t>wl3 sub and find the post with the news)</w:t>
-      </w:r>
-    </w:p>
-    <w:p>
-      <w:r>
-        <w:t>(User is going to comments)</w:t>
-      </w:r>
-    </w:p>
-    <w:p>
-      <w:r>
-        <w:t>Bruh what? “Let devs take as much time as they want”, bro wtf, they are so…so…so</w:t>
+        <w:t xml:space="preserve">Can’t wait </w:t>
+      </w:r>
+      <w:proofErr w:type="gramStart"/>
+      <w:r>
+        <w:t>see</w:t>
+      </w:r>
+      <w:proofErr w:type="gramEnd"/>
+      <w:r>
+        <w:t xml:space="preserve"> it.</w:t>
+      </w:r>
+    </w:p>
+    <w:p>
+      <w:r>
+        <w:t>(</w:t>
+      </w:r>
+      <w:proofErr w:type="gramStart"/>
+      <w:r>
+        <w:t>User is</w:t>
+      </w:r>
+      <w:proofErr w:type="gramEnd"/>
+      <w:r>
+        <w:t xml:space="preserve"> prompted to search for </w:t>
+      </w:r>
+      <w:r>
+        <w:t xml:space="preserve">wl3 </w:t>
+      </w:r>
+      <w:proofErr w:type="gramStart"/>
+      <w:r>
+        <w:t>sub</w:t>
+      </w:r>
+      <w:proofErr w:type="gramEnd"/>
+      <w:r>
+        <w:t xml:space="preserve"> and find the post with the news)</w:t>
+      </w:r>
+    </w:p>
+    <w:p>
+      <w:r>
+        <w:t xml:space="preserve">(User is going to </w:t>
+      </w:r>
+      <w:proofErr w:type="gramStart"/>
+      <w:r>
+        <w:t>comments</w:t>
+      </w:r>
+      <w:proofErr w:type="gramEnd"/>
+      <w:r>
+        <w:t>)</w:t>
+      </w:r>
+    </w:p>
+    <w:p>
+      <w:r>
+        <w:t xml:space="preserve">Bruh what? “Let </w:t>
+      </w:r>
+      <w:proofErr w:type="spellStart"/>
+      <w:r>
+        <w:t>devs</w:t>
+      </w:r>
+      <w:proofErr w:type="spellEnd"/>
+      <w:r>
+        <w:t xml:space="preserve"> take as much time as they want”, bro wtf, they are so…so…so</w:t>
       </w:r>
       <w:r>
         <w:t xml:space="preserve"> fucking</w:t>
@@ -4681,12 +5963,28 @@
     </w:p>
     <w:p>
       <w:r>
-        <w:t xml:space="preserve">Look at these posts bruh. </w:t>
-      </w:r>
-    </w:p>
-    <w:p>
-      <w:r>
-        <w:t xml:space="preserve">So spineless, like “our dlc got delayed? </w:t>
+        <w:t xml:space="preserve">Look at these posts </w:t>
+      </w:r>
+      <w:proofErr w:type="spellStart"/>
+      <w:r>
+        <w:t>bruh</w:t>
+      </w:r>
+      <w:proofErr w:type="spellEnd"/>
+      <w:r>
+        <w:t xml:space="preserve">. </w:t>
+      </w:r>
+    </w:p>
+    <w:p>
+      <w:r>
+        <w:t xml:space="preserve">So spineless, like “our </w:t>
+      </w:r>
+      <w:proofErr w:type="spellStart"/>
+      <w:r>
+        <w:t>dlc</w:t>
+      </w:r>
+      <w:proofErr w:type="spellEnd"/>
+      <w:r>
+        <w:t xml:space="preserve"> got delayed? </w:t>
       </w:r>
       <w:r>
         <w:t xml:space="preserve">It’s ok, </w:t>
@@ -4695,7 +5993,23 @@
         <w:t>let them take their time</w:t>
       </w:r>
       <w:r>
-        <w:t>” tf is this. You absolutely should demand new content from the devs, they are working for you</w:t>
+        <w:t xml:space="preserve">” </w:t>
+      </w:r>
+      <w:proofErr w:type="spellStart"/>
+      <w:r>
+        <w:t>tf</w:t>
+      </w:r>
+      <w:proofErr w:type="spellEnd"/>
+      <w:r>
+        <w:t xml:space="preserve"> is this. You absolutely should demand new content from the </w:t>
+      </w:r>
+      <w:proofErr w:type="spellStart"/>
+      <w:r>
+        <w:t>devs</w:t>
+      </w:r>
+      <w:proofErr w:type="spellEnd"/>
+      <w:r>
+        <w:t>, they are working for you</w:t>
       </w:r>
       <w:r>
         <w:t>,</w:t>
@@ -4719,12 +6033,28 @@
         <w:t>your</w:t>
       </w:r>
       <w:r>
-        <w:t xml:space="preserve"> rage bruh.</w:t>
-      </w:r>
-    </w:p>
-    <w:p>
-      <w:r>
-        <w:t>(User is prompted to go to the post with noob question)</w:t>
+        <w:t xml:space="preserve"> rage </w:t>
+      </w:r>
+      <w:proofErr w:type="spellStart"/>
+      <w:r>
+        <w:t>bruh</w:t>
+      </w:r>
+      <w:proofErr w:type="spellEnd"/>
+      <w:r>
+        <w:t>.</w:t>
+      </w:r>
+    </w:p>
+    <w:p>
+      <w:r>
+        <w:t xml:space="preserve">(User is prompted to go to the post with noob </w:t>
+      </w:r>
+      <w:proofErr w:type="gramStart"/>
+      <w:r>
+        <w:t>question</w:t>
+      </w:r>
+      <w:proofErr w:type="gramEnd"/>
+      <w:r>
+        <w:t>)</w:t>
       </w:r>
     </w:p>
     <w:p>
@@ -4737,10 +6067,26 @@
         <w:t xml:space="preserve">And these </w:t>
       </w:r>
       <w:r>
-        <w:t xml:space="preserve">stupid ass questions like this one “uhhhhh how do u get in that room” like don’t u see the </w:t>
-      </w:r>
-      <w:r>
-        <w:t xml:space="preserve">vent in there? Have you tried looking or do you just run to this subforum for help at any minor inconvenience? This is why noobs should be mocked for their stupidity, they’ll learn how to think </w:t>
+        <w:t>stupid ass questions like this one “</w:t>
+      </w:r>
+      <w:proofErr w:type="spellStart"/>
+      <w:r>
+        <w:t>uhhhhh</w:t>
+      </w:r>
+      <w:proofErr w:type="spellEnd"/>
+      <w:r>
+        <w:t xml:space="preserve"> how do u get in that room” like don’t u see the </w:t>
+      </w:r>
+      <w:r>
+        <w:t xml:space="preserve">vent in there? Have you tried looking or do you just run to this subforum for help at any minor inconvenience? This is why noobs should be mocked for their </w:t>
+      </w:r>
+      <w:proofErr w:type="gramStart"/>
+      <w:r>
+        <w:t>stupidity,</w:t>
+      </w:r>
+      <w:proofErr w:type="gramEnd"/>
+      <w:r>
+        <w:t xml:space="preserve"> they’ll learn how to think </w:t>
       </w:r>
       <w:r>
         <w:t>by themselves</w:t>
@@ -4777,7 +6123,15 @@
     </w:p>
     <w:p>
       <w:r>
-        <w:t xml:space="preserve">Oh boy, look how nice everyone here is bruh. Look how everyone being respectful to each other, like isn’t it fucking pathetic? There is either right opinion </w:t>
+        <w:t xml:space="preserve">Oh boy, look how nice everyone here is </w:t>
+      </w:r>
+      <w:proofErr w:type="spellStart"/>
+      <w:r>
+        <w:t>bruh</w:t>
+      </w:r>
+      <w:proofErr w:type="spellEnd"/>
+      <w:r>
+        <w:t xml:space="preserve">. Look how everyone being respectful to each other, like isn’t it fucking pathetic? There is either right opinion </w:t>
       </w:r>
       <w:r>
         <w:t xml:space="preserve">or wrong opinion, nothing in between. If y’all being so polite and </w:t>
@@ -4786,7 +6140,31 @@
         <w:t>agree</w:t>
       </w:r>
       <w:r>
-        <w:t xml:space="preserve"> with each other instead of argue, how tf are you gonna </w:t>
+        <w:t xml:space="preserve"> with each other instead of </w:t>
+      </w:r>
+      <w:proofErr w:type="gramStart"/>
+      <w:r>
+        <w:t>argue</w:t>
+      </w:r>
+      <w:proofErr w:type="gramEnd"/>
+      <w:r>
+        <w:t xml:space="preserve">, how </w:t>
+      </w:r>
+      <w:proofErr w:type="spellStart"/>
+      <w:r>
+        <w:t>tf</w:t>
+      </w:r>
+      <w:proofErr w:type="spellEnd"/>
+      <w:r>
+        <w:t xml:space="preserve"> are you </w:t>
+      </w:r>
+      <w:proofErr w:type="spellStart"/>
+      <w:r>
+        <w:t>gonna</w:t>
+      </w:r>
+      <w:proofErr w:type="spellEnd"/>
+      <w:r>
+        <w:t xml:space="preserve"> </w:t>
       </w:r>
       <w:r>
         <w:t>figure out what’s wrong and what’s right</w:t>
@@ -4828,17 +6206,24 @@
         <w:t xml:space="preserve"> we</w:t>
       </w:r>
       <w:r>
-        <w:t xml:space="preserve"> are gonna</w:t>
-      </w:r>
+        <w:t xml:space="preserve"> are </w:t>
+      </w:r>
+      <w:proofErr w:type="spellStart"/>
+      <w:r>
+        <w:t>gonna</w:t>
+      </w:r>
+      <w:proofErr w:type="spellEnd"/>
       <w:r>
         <w:t xml:space="preserve"> believe it</w:t>
       </w:r>
       <w:r>
         <w:t xml:space="preserve">. Maybe </w:t>
       </w:r>
+      <w:proofErr w:type="spellStart"/>
       <w:r>
         <w:t>cyberdivers</w:t>
       </w:r>
+      <w:proofErr w:type="spellEnd"/>
       <w:r>
         <w:t xml:space="preserve"> are rude, maybe we are toxic</w:t>
       </w:r>
@@ -4859,10 +6244,26 @@
       </w:r>
       <w:r>
         <w:lastRenderedPageBreak/>
-        <w:t xml:space="preserve">room temperature iq, </w:t>
-      </w:r>
-      <w:r>
-        <w:t xml:space="preserve">motherfucker, fatherfucker, </w:t>
+        <w:t xml:space="preserve">room temperature </w:t>
+      </w:r>
+      <w:proofErr w:type="spellStart"/>
+      <w:r>
+        <w:t>iq</w:t>
+      </w:r>
+      <w:proofErr w:type="spellEnd"/>
+      <w:r>
+        <w:t xml:space="preserve">, </w:t>
+      </w:r>
+      <w:r>
+        <w:t xml:space="preserve">motherfucker, </w:t>
+      </w:r>
+      <w:proofErr w:type="spellStart"/>
+      <w:r>
+        <w:t>fatherfucker</w:t>
+      </w:r>
+      <w:proofErr w:type="spellEnd"/>
+      <w:r>
+        <w:t xml:space="preserve">, </w:t>
       </w:r>
       <w:r>
         <w:t xml:space="preserve">product of the </w:t>
@@ -4884,13 +6285,23 @@
     </w:p>
     <w:p>
       <w:r>
-        <w:t>fuckface, shitfuck</w:t>
-      </w:r>
+        <w:t xml:space="preserve">fuckface, </w:t>
+      </w:r>
+      <w:proofErr w:type="spellStart"/>
+      <w:r>
+        <w:t>shitfuck</w:t>
+      </w:r>
+      <w:proofErr w:type="spellEnd"/>
       <w:r>
         <w:t xml:space="preserve">, </w:t>
       </w:r>
-      <w:r>
-        <w:t>fuckfuck but</w:t>
+      <w:proofErr w:type="spellStart"/>
+      <w:r>
+        <w:t>fuckfuck</w:t>
+      </w:r>
+      <w:proofErr w:type="spellEnd"/>
+      <w:r>
+        <w:t xml:space="preserve"> but</w:t>
       </w:r>
       <w:r>
         <w:t xml:space="preserve"> at least we are honest</w:t>
@@ -4917,7 +6328,15 @@
     </w:p>
     <w:p>
       <w:r>
-        <w:t>(Ui elements start to fall down)</w:t>
+        <w:t xml:space="preserve">(Ui elements start to </w:t>
+      </w:r>
+      <w:proofErr w:type="gramStart"/>
+      <w:r>
+        <w:t>fall down</w:t>
+      </w:r>
+      <w:proofErr w:type="gramEnd"/>
+      <w:r>
+        <w:t>)</w:t>
       </w:r>
     </w:p>
     <w:p>
@@ -4934,7 +6353,23 @@
         <w:t xml:space="preserve"> </w:t>
       </w:r>
       <w:r>
-        <w:t>and I learned smth about webdev and some cybersecurity stuff</w:t>
+        <w:t xml:space="preserve">and I learned </w:t>
+      </w:r>
+      <w:proofErr w:type="spellStart"/>
+      <w:r>
+        <w:t>smth</w:t>
+      </w:r>
+      <w:proofErr w:type="spellEnd"/>
+      <w:r>
+        <w:t xml:space="preserve"> about </w:t>
+      </w:r>
+      <w:proofErr w:type="spellStart"/>
+      <w:r>
+        <w:t>webdev</w:t>
+      </w:r>
+      <w:proofErr w:type="spellEnd"/>
+      <w:r>
+        <w:t xml:space="preserve"> and some cybersecurity stuff</w:t>
       </w:r>
       <w:r>
         <w:t>, like phishing</w:t>
@@ -4949,7 +6384,15 @@
         <w:t>thought</w:t>
       </w:r>
       <w:r>
-        <w:t xml:space="preserve"> I was kinda weird. Well, whatever, who gives a shit right? </w:t>
+        <w:t xml:space="preserve"> I was </w:t>
+      </w:r>
+      <w:proofErr w:type="spellStart"/>
+      <w:r>
+        <w:t>kinda</w:t>
+      </w:r>
+      <w:proofErr w:type="spellEnd"/>
+      <w:r>
+        <w:t xml:space="preserve"> weird. Well, whatever, who gives a shit right? </w:t>
       </w:r>
     </w:p>
     <w:p>
@@ -4990,7 +6433,15 @@
         <w:t>them</w:t>
       </w:r>
       <w:r>
-        <w:t xml:space="preserve"> what the real life is.</w:t>
+        <w:t xml:space="preserve"> what </w:t>
+      </w:r>
+      <w:proofErr w:type="gramStart"/>
+      <w:r>
+        <w:t>the real</w:t>
+      </w:r>
+      <w:proofErr w:type="gramEnd"/>
+      <w:r>
+        <w:t xml:space="preserve"> life is.</w:t>
       </w:r>
       <w:r>
         <w:t xml:space="preserve"> </w:t>
@@ -5010,9 +6461,11 @@
       <w:r>
         <w:t xml:space="preserve">in </w:t>
       </w:r>
+      <w:proofErr w:type="spellStart"/>
       <w:r>
         <w:t>cyberdivers</w:t>
       </w:r>
+      <w:proofErr w:type="spellEnd"/>
       <w:r>
         <w:t xml:space="preserve"> chat</w:t>
       </w:r>
@@ -5047,8 +6500,21 @@
       </w:r>
     </w:p>
     <w:p>
-      <w:r>
-        <w:t xml:space="preserve">Main_hero: I’m gonna hack </w:t>
+      <w:proofErr w:type="spellStart"/>
+      <w:r>
+        <w:t>Main_hero</w:t>
+      </w:r>
+      <w:proofErr w:type="spellEnd"/>
+      <w:r>
+        <w:t xml:space="preserve">: I’m </w:t>
+      </w:r>
+      <w:proofErr w:type="spellStart"/>
+      <w:r>
+        <w:t>gonna</w:t>
+      </w:r>
+      <w:proofErr w:type="spellEnd"/>
+      <w:r>
+        <w:t xml:space="preserve"> hack </w:t>
       </w:r>
       <w:r>
         <w:t>zero</w:t>
@@ -5079,7 +6545,15 @@
     </w:p>
     <w:p>
       <w:r>
-        <w:t>User 6: u can’t even use a keyboard son fym hack</w:t>
+        <w:t xml:space="preserve">User 6: u can’t even use a keyboard son </w:t>
+      </w:r>
+      <w:proofErr w:type="spellStart"/>
+      <w:r>
+        <w:t>fym</w:t>
+      </w:r>
+      <w:proofErr w:type="spellEnd"/>
+      <w:r>
+        <w:t xml:space="preserve"> hack</w:t>
       </w:r>
     </w:p>
     <w:p>
@@ -5098,38 +6572,82 @@
       </w:r>
     </w:p>
     <w:p>
-      <w:r>
-        <w:t>Main_hero: nah y’all will see, I actually can do it</w:t>
-      </w:r>
-    </w:p>
-    <w:p>
-      <w:r>
-        <w:t>User 4: bro</w:t>
-      </w:r>
-      <w:r>
-        <w:t>chacho stfu</w:t>
+      <w:proofErr w:type="spellStart"/>
+      <w:r>
+        <w:t>Main_hero</w:t>
+      </w:r>
+      <w:proofErr w:type="spellEnd"/>
+      <w:r>
+        <w:t xml:space="preserve">: nah y’all will see, I </w:t>
+      </w:r>
+      <w:proofErr w:type="gramStart"/>
+      <w:r>
+        <w:t>actually can</w:t>
+      </w:r>
+      <w:proofErr w:type="gramEnd"/>
+      <w:r>
+        <w:t xml:space="preserve"> do it</w:t>
+      </w:r>
+    </w:p>
+    <w:p>
+      <w:r>
+        <w:t xml:space="preserve">User 4: </w:t>
+      </w:r>
+      <w:proofErr w:type="spellStart"/>
+      <w:r>
+        <w:t>bro</w:t>
+      </w:r>
+      <w:r>
+        <w:t>chacho</w:t>
+      </w:r>
+      <w:proofErr w:type="spellEnd"/>
+      <w:r>
+        <w:t xml:space="preserve"> stfu</w:t>
       </w:r>
     </w:p>
     <w:p>
       <w:r>
         <w:lastRenderedPageBreak/>
-        <w:t>User 6: im crying wtf are u talking about lmaooo</w:t>
-      </w:r>
+        <w:t xml:space="preserve">User 6: </w:t>
+      </w:r>
+      <w:proofErr w:type="spellStart"/>
+      <w:r>
+        <w:t>im</w:t>
+      </w:r>
+      <w:proofErr w:type="spellEnd"/>
+      <w:r>
+        <w:t xml:space="preserve"> crying wtf are u talking about </w:t>
+      </w:r>
+      <w:proofErr w:type="spellStart"/>
+      <w:r>
+        <w:t>lmaooo</w:t>
+      </w:r>
+      <w:proofErr w:type="spellEnd"/>
     </w:p>
     <w:p>
       <w:r>
         <w:t xml:space="preserve">User 5: u r like in the top 10 worst </w:t>
       </w:r>
+      <w:proofErr w:type="spellStart"/>
       <w:r>
         <w:t>cyberdivers</w:t>
       </w:r>
+      <w:proofErr w:type="spellEnd"/>
       <w:r>
         <w:t xml:space="preserve"> oat and u r saying u can hack anything? Bruh wtf</w:t>
       </w:r>
     </w:p>
     <w:p>
       <w:r>
-        <w:t>User 13: instant cyberdivers classic</w:t>
+        <w:t xml:space="preserve">User 13: instant </w:t>
+      </w:r>
+      <w:proofErr w:type="spellStart"/>
+      <w:r>
+        <w:t>cyberdivers</w:t>
+      </w:r>
+      <w:proofErr w:type="spellEnd"/>
+      <w:r>
+        <w:t xml:space="preserve"> classic</w:t>
       </w:r>
     </w:p>
     <w:p>
@@ -5137,17 +6655,41 @@
         <w:t>User</w:t>
       </w:r>
       <w:r>
-        <w:t xml:space="preserve"> 11: son`</w:t>
-      </w:r>
-    </w:p>
-    <w:p>
-      <w:r>
-        <w:t>User 10: bro is a poser lmao, proly don’t even know what is sqli is lol</w:t>
-      </w:r>
-    </w:p>
-    <w:p>
-      <w:r>
-        <w:t xml:space="preserve">No no, I know what it is, it’s a language…for hacking databases…or something. </w:t>
+        <w:t xml:space="preserve"> 11: son</w:t>
+      </w:r>
+    </w:p>
+    <w:p>
+      <w:r>
+        <w:t xml:space="preserve">User 10: bro is a poser lmao, </w:t>
+      </w:r>
+      <w:proofErr w:type="spellStart"/>
+      <w:r>
+        <w:t>proly</w:t>
+      </w:r>
+      <w:proofErr w:type="spellEnd"/>
+      <w:r>
+        <w:t xml:space="preserve"> don’t even know what is </w:t>
+      </w:r>
+      <w:proofErr w:type="spellStart"/>
+      <w:r>
+        <w:t>sqli</w:t>
+      </w:r>
+      <w:proofErr w:type="spellEnd"/>
+      <w:r>
+        <w:t xml:space="preserve"> is lol</w:t>
+      </w:r>
+    </w:p>
+    <w:p>
+      <w:r>
+        <w:t xml:space="preserve">No </w:t>
+      </w:r>
+      <w:proofErr w:type="spellStart"/>
+      <w:r>
+        <w:t>no</w:t>
+      </w:r>
+      <w:proofErr w:type="spellEnd"/>
+      <w:r>
+        <w:t xml:space="preserve">, I know what it is, it’s a language…for hacking databases…or something. </w:t>
       </w:r>
       <w:r>
         <w:t>It doesn’t</w:t>
@@ -5173,7 +6715,15 @@
     </w:p>
     <w:p>
       <w:r>
-        <w:t xml:space="preserve">Alright, I need a plan. How am I gonna do that? Brief search on phishing shows that </w:t>
+        <w:t xml:space="preserve">Alright, I need a plan. How am I </w:t>
+      </w:r>
+      <w:proofErr w:type="spellStart"/>
+      <w:r>
+        <w:t>gonna</w:t>
+      </w:r>
+      <w:proofErr w:type="spellEnd"/>
+      <w:r>
+        <w:t xml:space="preserve"> do that? Brief search on phishing shows that </w:t>
       </w:r>
       <w:r>
         <w:t>hackers send fake login screens and people fall for them. Why don’t I do the same</w:t>
@@ -5182,14 +6732,37 @@
         <w:t xml:space="preserve">? </w:t>
       </w:r>
       <w:r>
-        <w:t>Admin will click on the link and…well yeah, he’ll probably suspect something. Well, ummm…maybee</w:t>
-      </w:r>
+        <w:t xml:space="preserve">Admin will click on the link and…well yeah, he’ll probably suspect something. Well, </w:t>
+      </w:r>
+      <w:proofErr w:type="spellStart"/>
+      <w:r>
+        <w:t>ummm</w:t>
+      </w:r>
+      <w:proofErr w:type="spellEnd"/>
+      <w:r>
+        <w:t>…</w:t>
+      </w:r>
+      <w:proofErr w:type="spellStart"/>
+      <w:r>
+        <w:t>maybee</w:t>
+      </w:r>
+      <w:proofErr w:type="spellEnd"/>
       <w:r>
         <w:t xml:space="preserve"> </w:t>
       </w:r>
       <w:r>
-        <w:t>…uhhh..</w:t>
-      </w:r>
+        <w:t>…</w:t>
+      </w:r>
+      <w:proofErr w:type="spellStart"/>
+      <w:proofErr w:type="gramStart"/>
+      <w:r>
+        <w:t>uhhh</w:t>
+      </w:r>
+      <w:proofErr w:type="spellEnd"/>
+      <w:r>
+        <w:t>..</w:t>
+      </w:r>
+      <w:proofErr w:type="gramEnd"/>
       <w:r>
         <w:t xml:space="preserve"> </w:t>
       </w:r>
@@ -5208,7 +6781,15 @@
     </w:p>
     <w:p>
       <w:r>
-        <w:t>(Chat window appears with message from main_hero about the post)</w:t>
+        <w:t xml:space="preserve">(Chat window appears with message from </w:t>
+      </w:r>
+      <w:proofErr w:type="spellStart"/>
+      <w:r>
+        <w:t>main_hero</w:t>
+      </w:r>
+      <w:proofErr w:type="spellEnd"/>
+      <w:r>
+        <w:t xml:space="preserve"> about the post)</w:t>
       </w:r>
     </w:p>
     <w:p>
@@ -5229,11 +6810,16 @@
     </w:p>
     <w:p>
       <w:r>
-        <w:t>(Fake post appear</w:t>
+        <w:t xml:space="preserve">(Fake </w:t>
+      </w:r>
+      <w:proofErr w:type="gramStart"/>
+      <w:r>
+        <w:t>post appear</w:t>
       </w:r>
       <w:r>
         <w:t>s</w:t>
       </w:r>
+      <w:proofErr w:type="gramEnd"/>
       <w:r>
         <w:t>)</w:t>
       </w:r>
@@ -5250,7 +6836,15 @@
     </w:p>
     <w:p>
       <w:r>
-        <w:t xml:space="preserve">and suddenly it takes him to fake login screen with message like ur </w:t>
+        <w:t xml:space="preserve">and suddenly it takes him to fake login screen with message like </w:t>
+      </w:r>
+      <w:proofErr w:type="spellStart"/>
+      <w:r>
+        <w:t>ur</w:t>
+      </w:r>
+      <w:proofErr w:type="spellEnd"/>
+      <w:r>
+        <w:t xml:space="preserve"> </w:t>
       </w:r>
       <w:r>
         <w:t>session</w:t>
@@ -5261,7 +6855,15 @@
     </w:p>
     <w:p>
       <w:r>
-        <w:t xml:space="preserve">(Login screen appears, with the message “ur </w:t>
+        <w:t>(Login screen appears, with the message “</w:t>
+      </w:r>
+      <w:proofErr w:type="spellStart"/>
+      <w:r>
+        <w:t>ur</w:t>
+      </w:r>
+      <w:proofErr w:type="spellEnd"/>
+      <w:r>
+        <w:t xml:space="preserve"> </w:t>
       </w:r>
       <w:r>
         <w:t>session</w:t>
@@ -5289,7 +6891,15 @@
     </w:p>
     <w:p>
       <w:r>
-        <w:t>(User is prompted to login and forwarded to page where the post is deleted)</w:t>
+        <w:t xml:space="preserve">(User is prompted to login and </w:t>
+      </w:r>
+      <w:proofErr w:type="gramStart"/>
+      <w:r>
+        <w:t>forwarded</w:t>
+      </w:r>
+      <w:proofErr w:type="gramEnd"/>
+      <w:r>
+        <w:t xml:space="preserve"> to page where the post is deleted)</w:t>
       </w:r>
     </w:p>
     <w:p>
@@ -5316,7 +6926,15 @@
     </w:p>
     <w:p>
       <w:r>
-        <w:t>Alright, first I gotta open vim. Fuck IDEs they are for pussies.</w:t>
+        <w:t xml:space="preserve">Alright, first I </w:t>
+      </w:r>
+      <w:proofErr w:type="spellStart"/>
+      <w:r>
+        <w:t>gotta</w:t>
+      </w:r>
+      <w:proofErr w:type="spellEnd"/>
+      <w:r>
+        <w:t xml:space="preserve"> open vim. Fuck IDEs they are for pussies.</w:t>
       </w:r>
     </w:p>
     <w:p>
@@ -5326,10 +6944,26 @@
     </w:p>
     <w:p>
       <w:r>
-        <w:t>So uhhhhh, how do I create a page? I think u need to write html tag and then umm…fuck. Hold on, I think I still have my notes from those courses. (wait) Fuck, I forgot I didn’t keep any. One time I was learning something useful and I wasn’t keeping notes. I was too smart for it, and I couldn’t be bothered to write all this useless stuff. Anyway, I think</w:t>
-      </w:r>
-      <w:r>
-        <w:t xml:space="preserve"> I’ll just ask AI. No, not for vibe coding, I’ll just ask it for… you know … general directions. Some boilerplate to start with, you know.</w:t>
+        <w:t xml:space="preserve">So </w:t>
+      </w:r>
+      <w:proofErr w:type="spellStart"/>
+      <w:r>
+        <w:t>uhhhhh</w:t>
+      </w:r>
+      <w:proofErr w:type="spellEnd"/>
+      <w:r>
+        <w:t>, how do I create a page? I think u need to write html tag and then umm…fuck. Hold on, I think I still have my notes from those courses. (wait) Fuck, I forgot I didn’t keep any. One time I was learning something useful and I wasn’t keeping notes. I was too smart for it, and I couldn’t be bothered to write all this useless stuff. Anyway, I think</w:t>
+      </w:r>
+      <w:r>
+        <w:t xml:space="preserve"> I’ll just ask AI. No, not for vibe coding, I’ll just ask it for… you know … general directions. Some </w:t>
+      </w:r>
+      <w:proofErr w:type="gramStart"/>
+      <w:r>
+        <w:t>boilerplate</w:t>
+      </w:r>
+      <w:proofErr w:type="gramEnd"/>
+      <w:r>
+        <w:t xml:space="preserve"> to start with, you know.</w:t>
       </w:r>
     </w:p>
     <w:p>
@@ -5338,36 +6972,91 @@
       </w:r>
     </w:p>
     <w:p>
+      <w:proofErr w:type="spellStart"/>
       <w:r>
         <w:t>Aight</w:t>
       </w:r>
+      <w:proofErr w:type="spellEnd"/>
       <w:r>
         <w:t>…this goes here…</w:t>
       </w:r>
     </w:p>
     <w:p>
       <w:r>
-        <w:t>(Main_hero deletes all comments)</w:t>
-      </w:r>
-    </w:p>
-    <w:p>
-      <w:r>
-        <w:t>And first page done!</w:t>
-      </w:r>
-    </w:p>
-    <w:p>
-      <w:r>
-        <w:t>(Main_hero tries to exit vim)</w:t>
-      </w:r>
-    </w:p>
-    <w:p>
-      <w:r>
-        <w:t>Ok, how do I?...fuck..uhhh…I forgot again…uhhhh…here it is!</w:t>
-      </w:r>
-    </w:p>
-    <w:p>
-      <w:r>
-        <w:t xml:space="preserve">Not too hard eh? Now </w:t>
+        <w:t>(</w:t>
+      </w:r>
+      <w:proofErr w:type="spellStart"/>
+      <w:r>
+        <w:t>Main_hero</w:t>
+      </w:r>
+      <w:proofErr w:type="spellEnd"/>
+      <w:r>
+        <w:t xml:space="preserve"> deletes all comments)</w:t>
+      </w:r>
+    </w:p>
+    <w:p>
+      <w:r>
+        <w:t xml:space="preserve">And first page </w:t>
+      </w:r>
+      <w:proofErr w:type="gramStart"/>
+      <w:r>
+        <w:t>done</w:t>
+      </w:r>
+      <w:proofErr w:type="gramEnd"/>
+      <w:r>
+        <w:t>!</w:t>
+      </w:r>
+    </w:p>
+    <w:p>
+      <w:r>
+        <w:t>(</w:t>
+      </w:r>
+      <w:proofErr w:type="spellStart"/>
+      <w:r>
+        <w:t>Main_hero</w:t>
+      </w:r>
+      <w:proofErr w:type="spellEnd"/>
+      <w:r>
+        <w:t xml:space="preserve"> tries to exit vim)</w:t>
+      </w:r>
+    </w:p>
+    <w:p>
+      <w:r>
+        <w:t xml:space="preserve">Ok, how do </w:t>
+      </w:r>
+      <w:proofErr w:type="gramStart"/>
+      <w:r>
+        <w:t>I?...fuck..</w:t>
+      </w:r>
+      <w:proofErr w:type="spellStart"/>
+      <w:proofErr w:type="gramEnd"/>
+      <w:r>
+        <w:t>uhhh</w:t>
+      </w:r>
+      <w:proofErr w:type="spellEnd"/>
+      <w:r>
+        <w:t>…I forgot again…</w:t>
+      </w:r>
+      <w:proofErr w:type="spellStart"/>
+      <w:r>
+        <w:t>uhhhh</w:t>
+      </w:r>
+      <w:proofErr w:type="spellEnd"/>
+      <w:r>
+        <w:t>…here it is!</w:t>
+      </w:r>
+    </w:p>
+    <w:p>
+      <w:r>
+        <w:t xml:space="preserve">Not too </w:t>
+      </w:r>
+      <w:proofErr w:type="gramStart"/>
+      <w:r>
+        <w:t>hard</w:t>
+      </w:r>
+      <w:proofErr w:type="gramEnd"/>
+      <w:r>
+        <w:t xml:space="preserve"> eh? Now </w:t>
       </w:r>
       <w:r>
         <w:t xml:space="preserve">for </w:t>
@@ -5395,7 +7084,15 @@
     </w:p>
     <w:p>
       <w:r>
-        <w:t>(Some time later)</w:t>
+        <w:t>(</w:t>
+      </w:r>
+      <w:proofErr w:type="spellStart"/>
+      <w:r>
+        <w:t>Some time</w:t>
+      </w:r>
+      <w:proofErr w:type="spellEnd"/>
+      <w:r>
+        <w:t xml:space="preserve"> later)</w:t>
       </w:r>
     </w:p>
     <w:p>
@@ -5404,13 +7101,42 @@
       </w:r>
     </w:p>
     <w:p>
-      <w:r>
-        <w:t>Aaaand im done! Now I just need to trick sillygoose228</w:t>
-      </w:r>
-    </w:p>
-    <w:p>
-      <w:r>
-        <w:t>(Screen goes to main_hero’s profile page. User is prompted to search for sillygoose228 nickname)</w:t>
+      <w:proofErr w:type="spellStart"/>
+      <w:r>
+        <w:t>Aaaand</w:t>
+      </w:r>
+      <w:proofErr w:type="spellEnd"/>
+      <w:r>
+        <w:t xml:space="preserve"> </w:t>
+      </w:r>
+      <w:proofErr w:type="spellStart"/>
+      <w:r>
+        <w:t>im</w:t>
+      </w:r>
+      <w:proofErr w:type="spellEnd"/>
+      <w:r>
+        <w:t xml:space="preserve"> done! Now I just need to trick sillygoose228</w:t>
+      </w:r>
+    </w:p>
+    <w:p>
+      <w:r>
+        <w:t xml:space="preserve">(Screen goes to </w:t>
+      </w:r>
+      <w:proofErr w:type="spellStart"/>
+      <w:r>
+        <w:t>main_hero’s</w:t>
+      </w:r>
+      <w:proofErr w:type="spellEnd"/>
+      <w:r>
+        <w:t xml:space="preserve"> profile page. </w:t>
+      </w:r>
+      <w:proofErr w:type="gramStart"/>
+      <w:r>
+        <w:t>User is</w:t>
+      </w:r>
+      <w:proofErr w:type="gramEnd"/>
+      <w:r>
+        <w:t xml:space="preserve"> prompted to search for sillygoose228 nickname)</w:t>
       </w:r>
     </w:p>
     <w:p>
@@ -5421,7 +7147,23 @@
         <w:t>h</w:t>
       </w:r>
       <w:r>
-        <w:t xml:space="preserve">is name is stupid. Not like mine tho. Main_hero. </w:t>
+        <w:t xml:space="preserve">is name is stupid. Not like mine </w:t>
+      </w:r>
+      <w:proofErr w:type="spellStart"/>
+      <w:r>
+        <w:t>tho</w:t>
+      </w:r>
+      <w:proofErr w:type="spellEnd"/>
+      <w:r>
+        <w:t xml:space="preserve">. </w:t>
+      </w:r>
+      <w:proofErr w:type="spellStart"/>
+      <w:r>
+        <w:t>Main_hero</w:t>
+      </w:r>
+      <w:proofErr w:type="spellEnd"/>
+      <w:r>
+        <w:t xml:space="preserve">. </w:t>
       </w:r>
       <w:r>
         <w:t>You might not see this yet, but my nickname has at least</w:t>
@@ -5458,19 +7200,64 @@
     <w:p>
       <w:r>
         <w:lastRenderedPageBreak/>
-        <w:t>Ok, so, It ‘ll go like that, uhhh “</w:t>
+        <w:t xml:space="preserve">Ok, so, </w:t>
+      </w:r>
+      <w:proofErr w:type="gramStart"/>
+      <w:r>
+        <w:t>It</w:t>
+      </w:r>
+      <w:proofErr w:type="gramEnd"/>
+      <w:r>
+        <w:t xml:space="preserve"> ‘ll go like that, </w:t>
+      </w:r>
+      <w:proofErr w:type="spellStart"/>
+      <w:r>
+        <w:t>uhhh</w:t>
+      </w:r>
+      <w:proofErr w:type="spellEnd"/>
+      <w:r>
+        <w:t xml:space="preserve"> “</w:t>
       </w:r>
       <w:r>
         <w:t>D</w:t>
       </w:r>
       <w:r>
-        <w:t xml:space="preserve">ear sillygoose228, it came to my attention that- no who the fuck reports posts like that? “Dear sillygoose228, there is a post I want you to look at- nah it sounds so stupid, he’ll definitely catch me. No, I need to go simple, like “Dear sillygoose228, look at this post”- Nooo why “dear”? We haven’t even met. No, I need to be plain and direct “Look at this post”. </w:t>
+        <w:t xml:space="preserve">ear sillygoose228, it came to my attention that- </w:t>
+      </w:r>
+      <w:proofErr w:type="spellStart"/>
+      <w:r>
+        <w:t>no</w:t>
+      </w:r>
+      <w:proofErr w:type="spellEnd"/>
+      <w:r>
+        <w:t xml:space="preserve"> who the fuck reports posts like that? “Dear sillygoose228, there is a post I want you to look at- nah it sounds so stupid, he’ll </w:t>
+      </w:r>
+      <w:proofErr w:type="gramStart"/>
+      <w:r>
+        <w:t>definitely catch</w:t>
+      </w:r>
+      <w:proofErr w:type="gramEnd"/>
+      <w:r>
+        <w:t xml:space="preserve"> me. No, I need to go simple, like “Dear sillygoose228, look at this post”- </w:t>
+      </w:r>
+      <w:proofErr w:type="spellStart"/>
+      <w:r>
+        <w:t>Nooo</w:t>
+      </w:r>
+      <w:proofErr w:type="spellEnd"/>
+      <w:r>
+        <w:t xml:space="preserve"> why “dear”? We haven’t even met. No, I need to be plain and direct “Look at this post”. </w:t>
       </w:r>
       <w:r>
         <w:t xml:space="preserve">No, no, even simpler, just send him the link to the post. Yeah, that will do, </w:t>
       </w:r>
-      <w:r>
-        <w:t>definitely won’t arouse suspicion</w:t>
+      <w:proofErr w:type="gramStart"/>
+      <w:r>
+        <w:t>definitely won’t</w:t>
+      </w:r>
+      <w:proofErr w:type="gramEnd"/>
+      <w:r>
+        <w:t xml:space="preserve"> arouse suspicion</w:t>
       </w:r>
       <w:r>
         <w:t>!</w:t>
@@ -5482,8 +7269,13 @@
       </w:r>
     </w:p>
     <w:p>
-      <w:r>
-        <w:t xml:space="preserve">Main_hero: </w:t>
+      <w:proofErr w:type="spellStart"/>
+      <w:r>
+        <w:t>Main_hero</w:t>
+      </w:r>
+      <w:proofErr w:type="spellEnd"/>
+      <w:r>
+        <w:t xml:space="preserve">: </w:t>
       </w:r>
       <w:r>
         <w:rPr>
@@ -5494,11 +7286,16 @@
     </w:p>
     <w:p>
       <w:r>
-        <w:t>Sillygoose228:</w:t>
+        <w:t>Sillygoose</w:t>
+      </w:r>
+      <w:proofErr w:type="gramStart"/>
+      <w:r>
+        <w:t>228:</w:t>
       </w:r>
       <w:r>
         <w:t>?</w:t>
       </w:r>
+      <w:proofErr w:type="gramEnd"/>
     </w:p>
     <w:p>
       <w:r>
@@ -5512,18 +7309,41 @@
       </w:r>
     </w:p>
     <w:p>
-      <w:r>
-        <w:t>Main_hero: it’s the post from ur sub</w:t>
-      </w:r>
-    </w:p>
-    <w:p>
-      <w:r>
-        <w:t>Main_hero: I’m reporting it</w:t>
-      </w:r>
-    </w:p>
-    <w:p>
-      <w:r>
-        <w:t xml:space="preserve">Main_hero: like a </w:t>
+      <w:proofErr w:type="spellStart"/>
+      <w:r>
+        <w:t>Main_hero</w:t>
+      </w:r>
+      <w:proofErr w:type="spellEnd"/>
+      <w:r>
+        <w:t xml:space="preserve">: it’s the post from </w:t>
+      </w:r>
+      <w:proofErr w:type="spellStart"/>
+      <w:r>
+        <w:t>ur</w:t>
+      </w:r>
+      <w:proofErr w:type="spellEnd"/>
+      <w:r>
+        <w:t xml:space="preserve"> sub</w:t>
+      </w:r>
+    </w:p>
+    <w:p>
+      <w:proofErr w:type="spellStart"/>
+      <w:r>
+        <w:t>Main_hero</w:t>
+      </w:r>
+      <w:proofErr w:type="spellEnd"/>
+      <w:r>
+        <w:t>: I’m reporting it</w:t>
+      </w:r>
+    </w:p>
+    <w:p>
+      <w:proofErr w:type="spellStart"/>
+      <w:r>
+        <w:t>Main_hero</w:t>
+      </w:r>
+      <w:proofErr w:type="spellEnd"/>
+      <w:r>
+        <w:t xml:space="preserve">: like a </w:t>
       </w:r>
       <w:r>
         <w:t>good</w:t>
@@ -5531,9 +7351,11 @@
       <w:r>
         <w:t xml:space="preserve"> </w:t>
       </w:r>
+      <w:proofErr w:type="spellStart"/>
       <w:r>
         <w:t>forumer</w:t>
       </w:r>
+      <w:proofErr w:type="spellEnd"/>
     </w:p>
     <w:p>
       <w:r>
@@ -5542,7 +7364,23 @@
     </w:p>
     <w:p>
       <w:r>
-        <w:t>Sillygoose228: uhhh ok, lemme look at it</w:t>
+        <w:t xml:space="preserve">Sillygoose228: </w:t>
+      </w:r>
+      <w:proofErr w:type="spellStart"/>
+      <w:r>
+        <w:t>uhhh</w:t>
+      </w:r>
+      <w:proofErr w:type="spellEnd"/>
+      <w:r>
+        <w:t xml:space="preserve"> ok, </w:t>
+      </w:r>
+      <w:proofErr w:type="spellStart"/>
+      <w:r>
+        <w:t>lemme</w:t>
+      </w:r>
+      <w:proofErr w:type="spellEnd"/>
+      <w:r>
+        <w:t xml:space="preserve"> look at it</w:t>
       </w:r>
     </w:p>
     <w:p>
@@ -5563,7 +7401,15 @@
         <w:t>should,</w:t>
       </w:r>
       <w:r>
-        <w:t xml:space="preserve"> no? </w:t>
+        <w:t xml:space="preserve"> </w:t>
+      </w:r>
+      <w:proofErr w:type="gramStart"/>
+      <w:r>
+        <w:t>no</w:t>
+      </w:r>
+      <w:proofErr w:type="gramEnd"/>
+      <w:r>
+        <w:t xml:space="preserve">? </w:t>
       </w:r>
     </w:p>
     <w:p>
@@ -5595,12 +7441,28 @@
     </w:p>
     <w:p>
       <w:r>
-        <w:t>(User is prompted to block sillygoose228, but as he reaches for the button, creds pop in the terminal and sillygoose starts typing)</w:t>
-      </w:r>
-    </w:p>
-    <w:p>
-      <w:r>
-        <w:t>Oh, oh shit, I got him! Here his password!</w:t>
+        <w:t xml:space="preserve">(User is prompted to block sillygoose228, but as he reaches for the button, creds pop in the terminal and </w:t>
+      </w:r>
+      <w:proofErr w:type="spellStart"/>
+      <w:r>
+        <w:t>sillygoose</w:t>
+      </w:r>
+      <w:proofErr w:type="spellEnd"/>
+      <w:r>
+        <w:t xml:space="preserve"> starts typing)</w:t>
+      </w:r>
+    </w:p>
+    <w:p>
+      <w:r>
+        <w:t xml:space="preserve">Oh, oh shit, I got him! Here </w:t>
+      </w:r>
+      <w:proofErr w:type="gramStart"/>
+      <w:r>
+        <w:t>his</w:t>
+      </w:r>
+      <w:proofErr w:type="gramEnd"/>
+      <w:r>
+        <w:t xml:space="preserve"> password!</w:t>
       </w:r>
       <w:r>
         <w:t xml:space="preserve"> His password is iwant</w:t>
@@ -5612,7 +7474,31 @@
         <w:t>topegme</w:t>
       </w:r>
       <w:r>
-        <w:t xml:space="preserve">822? That’s uhhhh ok, bro, whatever floats ur boat </w:t>
+        <w:t xml:space="preserve">822? That’s </w:t>
+      </w:r>
+      <w:proofErr w:type="spellStart"/>
+      <w:r>
+        <w:t>uhhhh</w:t>
+      </w:r>
+      <w:proofErr w:type="spellEnd"/>
+      <w:r>
+        <w:t xml:space="preserve"> ok, bro, whatever floats </w:t>
+      </w:r>
+      <w:proofErr w:type="spellStart"/>
+      <w:r>
+        <w:t>ur</w:t>
+      </w:r>
+      <w:proofErr w:type="spellEnd"/>
+      <w:r>
+        <w:t xml:space="preserve"> </w:t>
+      </w:r>
+      <w:proofErr w:type="gramStart"/>
+      <w:r>
+        <w:t>boat</w:t>
+      </w:r>
+      <w:proofErr w:type="gramEnd"/>
+      <w:r>
+        <w:t xml:space="preserve"> </w:t>
       </w:r>
       <w:r>
         <w:t>I guess</w:t>
@@ -5662,20 +7548,64 @@
     </w:p>
     <w:p>
       <w:r>
-        <w:t>Even tho I got his creds already, he might realize what’s going on and change his password. I need to convince him it’s ok.</w:t>
-      </w:r>
-    </w:p>
-    <w:p>
-      <w:r>
-        <w:t>Main_hero: uhhh idk, this user shows as deleted to me already. Maybe The Forum admins already</w:t>
+        <w:t xml:space="preserve">Even </w:t>
+      </w:r>
+      <w:proofErr w:type="spellStart"/>
+      <w:proofErr w:type="gramStart"/>
+      <w:r>
+        <w:t>tho</w:t>
+      </w:r>
+      <w:proofErr w:type="spellEnd"/>
+      <w:proofErr w:type="gramEnd"/>
+      <w:r>
+        <w:t xml:space="preserve"> I got his creds already, he might realize what’s going on and change his password. I need to convince him it’s ok.</w:t>
+      </w:r>
+    </w:p>
+    <w:p>
+      <w:proofErr w:type="spellStart"/>
+      <w:r>
+        <w:t>Main_hero</w:t>
+      </w:r>
+      <w:proofErr w:type="spellEnd"/>
+      <w:r>
+        <w:t xml:space="preserve">: </w:t>
+      </w:r>
+      <w:proofErr w:type="spellStart"/>
+      <w:r>
+        <w:t>uhhh</w:t>
+      </w:r>
+      <w:proofErr w:type="spellEnd"/>
+      <w:r>
+        <w:t xml:space="preserve"> idk, this user shows as deleted to me already. Maybe The Forum admins already</w:t>
       </w:r>
       <w:r>
         <w:t xml:space="preserve"> banned this guy, but website doesn’t reflect it yet.</w:t>
       </w:r>
     </w:p>
     <w:p>
-      <w:r>
-        <w:t>Main_hero: yk the forum is really buggy sometimes.</w:t>
+      <w:proofErr w:type="spellStart"/>
+      <w:r>
+        <w:t>Main_hero</w:t>
+      </w:r>
+      <w:proofErr w:type="spellEnd"/>
+      <w:r>
+        <w:t xml:space="preserve">: </w:t>
+      </w:r>
+      <w:proofErr w:type="spellStart"/>
+      <w:r>
+        <w:t>yk</w:t>
+      </w:r>
+      <w:proofErr w:type="spellEnd"/>
+      <w:r>
+        <w:t xml:space="preserve"> the forum is </w:t>
+      </w:r>
+      <w:proofErr w:type="gramStart"/>
+      <w:r>
+        <w:t>really buggy</w:t>
+      </w:r>
+      <w:proofErr w:type="gramEnd"/>
+      <w:r>
+        <w:t xml:space="preserve"> sometimes.</w:t>
       </w:r>
     </w:p>
     <w:p>
@@ -5698,9 +7628,11 @@
       <w:r>
         <w:t xml:space="preserve">Fucking </w:t>
       </w:r>
+      <w:proofErr w:type="spellStart"/>
       <w:r>
         <w:t>clanker</w:t>
       </w:r>
+      <w:proofErr w:type="spellEnd"/>
       <w:r>
         <w:t xml:space="preserve"> gave me shit code. I specifically asked it to make code as optimized as possible </w:t>
       </w:r>
@@ -5724,7 +7656,39 @@
         <w:t xml:space="preserve">What is he typing for so long? Fuck, I </w:t>
       </w:r>
       <w:r>
-        <w:t xml:space="preserve">might be burned here. What if he is gonna ask me about how did I find this post? Or why am I reporting it even tho im not even a follower? Shit, I </w:t>
+        <w:t xml:space="preserve">might be burned here. What if he is </w:t>
+      </w:r>
+      <w:proofErr w:type="spellStart"/>
+      <w:r>
+        <w:t>gonna</w:t>
+      </w:r>
+      <w:proofErr w:type="spellEnd"/>
+      <w:r>
+        <w:t xml:space="preserve"> ask me about how did I </w:t>
+      </w:r>
+      <w:proofErr w:type="gramStart"/>
+      <w:r>
+        <w:t>find</w:t>
+      </w:r>
+      <w:proofErr w:type="gramEnd"/>
+      <w:r>
+        <w:t xml:space="preserve"> this post? Or why am I reporting it even </w:t>
+      </w:r>
+      <w:proofErr w:type="spellStart"/>
+      <w:r>
+        <w:t>tho</w:t>
+      </w:r>
+      <w:proofErr w:type="spellEnd"/>
+      <w:r>
+        <w:t xml:space="preserve"> </w:t>
+      </w:r>
+      <w:proofErr w:type="spellStart"/>
+      <w:r>
+        <w:t>im</w:t>
+      </w:r>
+      <w:proofErr w:type="spellEnd"/>
+      <w:r>
+        <w:t xml:space="preserve"> not even a follower? Shit, I </w:t>
       </w:r>
       <w:r>
         <w:t xml:space="preserve">even </w:t>
@@ -5763,8 +7727,13 @@
       <w:r>
         <w:t>…</w:t>
       </w:r>
-      <w:r>
-        <w:t xml:space="preserve">jesus bro </w:t>
+      <w:proofErr w:type="spellStart"/>
+      <w:r>
+        <w:t>jesus</w:t>
+      </w:r>
+      <w:proofErr w:type="spellEnd"/>
+      <w:r>
+        <w:t xml:space="preserve"> bro </w:t>
       </w:r>
       <w:r>
         <w:t>I was losing my shit here</w:t>
@@ -5780,8 +7749,13 @@
       </w:r>
     </w:p>
     <w:p>
-      <w:r>
-        <w:t xml:space="preserve">Main_hero: </w:t>
+      <w:proofErr w:type="spellStart"/>
+      <w:r>
+        <w:t>Main_hero</w:t>
+      </w:r>
+      <w:proofErr w:type="spellEnd"/>
+      <w:r>
+        <w:t xml:space="preserve">: </w:t>
       </w:r>
       <w:r>
         <w:t>very</w:t>
@@ -5809,21 +7783,57 @@
     </w:p>
     <w:p>
       <w:r>
-        <w:t xml:space="preserve">And I’m done lol. That’s it, I fucking did it! Now I gotta go back and tell </w:t>
-      </w:r>
+        <w:t xml:space="preserve">And I’m done lol. That’s it, I fucking did it! Now I </w:t>
+      </w:r>
+      <w:proofErr w:type="spellStart"/>
+      <w:r>
+        <w:t>gotta</w:t>
+      </w:r>
+      <w:proofErr w:type="spellEnd"/>
+      <w:r>
+        <w:t xml:space="preserve"> go back and tell </w:t>
+      </w:r>
+      <w:proofErr w:type="spellStart"/>
       <w:r>
         <w:t>cyberdivers</w:t>
       </w:r>
+      <w:proofErr w:type="spellEnd"/>
       <w:r>
         <w:t xml:space="preserve"> I got the keys.</w:t>
       </w:r>
     </w:p>
     <w:p>
       <w:r>
-        <w:t xml:space="preserve">(User is prompted to log out and log in as main_hero and go to the </w:t>
-      </w:r>
-      <w:r>
-        <w:t xml:space="preserve">cyberdivers </w:t>
+        <w:t>(</w:t>
+      </w:r>
+      <w:proofErr w:type="gramStart"/>
+      <w:r>
+        <w:t>User is</w:t>
+      </w:r>
+      <w:proofErr w:type="gramEnd"/>
+      <w:r>
+        <w:t xml:space="preserve"> prompted to log out and log in as </w:t>
+      </w:r>
+      <w:proofErr w:type="spellStart"/>
+      <w:r>
+        <w:t>main_hero</w:t>
+      </w:r>
+      <w:proofErr w:type="spellEnd"/>
+      <w:r>
+        <w:t xml:space="preserve"> and go to </w:t>
+      </w:r>
+      <w:proofErr w:type="gramStart"/>
+      <w:r>
+        <w:t xml:space="preserve">the </w:t>
+      </w:r>
+      <w:proofErr w:type="spellStart"/>
+      <w:r>
+        <w:t>cyberdivers</w:t>
+      </w:r>
+      <w:proofErr w:type="spellEnd"/>
+      <w:proofErr w:type="gramEnd"/>
+      <w:r>
+        <w:t xml:space="preserve"> </w:t>
       </w:r>
       <w:r>
         <w:t>chat)</w:t>
@@ -5837,7 +7847,15 @@
     </w:p>
     <w:p>
       <w:r>
-        <w:t>User 4: bro ts is just too funny</w:t>
+        <w:t xml:space="preserve">User 4: bro </w:t>
+      </w:r>
+      <w:proofErr w:type="spellStart"/>
+      <w:r>
+        <w:t>ts</w:t>
+      </w:r>
+      <w:proofErr w:type="spellEnd"/>
+      <w:r>
+        <w:t xml:space="preserve"> is just too funny</w:t>
       </w:r>
     </w:p>
     <w:p>
@@ -5852,12 +7870,25 @@
     </w:p>
     <w:p>
       <w:r>
-        <w:t xml:space="preserve">User 7: he is actually retarded idk </w:t>
-      </w:r>
-    </w:p>
-    <w:p>
-      <w:r>
-        <w:t xml:space="preserve">Main_hero: I hacked the </w:t>
+        <w:t xml:space="preserve">User 7: he is </w:t>
+      </w:r>
+      <w:proofErr w:type="gramStart"/>
+      <w:r>
+        <w:t>actually retarded</w:t>
+      </w:r>
+      <w:proofErr w:type="gramEnd"/>
+      <w:r>
+        <w:t xml:space="preserve"> idk </w:t>
+      </w:r>
+    </w:p>
+    <w:p>
+      <w:proofErr w:type="spellStart"/>
+      <w:r>
+        <w:t>Main_hero</w:t>
+      </w:r>
+      <w:proofErr w:type="spellEnd"/>
+      <w:r>
+        <w:t xml:space="preserve">: I hacked the </w:t>
       </w:r>
       <w:r>
         <w:t>zero</w:t>
@@ -5867,8 +7898,13 @@
       </w:r>
     </w:p>
     <w:p>
-      <w:r>
-        <w:t>Main_hero: check the admins</w:t>
+      <w:proofErr w:type="spellStart"/>
+      <w:r>
+        <w:t>Main_hero</w:t>
+      </w:r>
+      <w:proofErr w:type="spellEnd"/>
+      <w:r>
+        <w:t>: check the admins</w:t>
       </w:r>
     </w:p>
     <w:p>
@@ -5893,7 +7929,15 @@
     </w:p>
     <w:p>
       <w:r>
-        <w:t>User 3: no way</w:t>
+        <w:t xml:space="preserve">User 3: </w:t>
+      </w:r>
+      <w:proofErr w:type="gramStart"/>
+      <w:r>
+        <w:t>no</w:t>
+      </w:r>
+      <w:proofErr w:type="gramEnd"/>
+      <w:r>
+        <w:t xml:space="preserve"> way</w:t>
       </w:r>
     </w:p>
     <w:p>
@@ -5904,7 +7948,23 @@
         <w:t>’re</w:t>
       </w:r>
       <w:r>
-        <w:t xml:space="preserve"> crazy son of a bitch, you actually did it</w:t>
+        <w:t xml:space="preserve"> crazy son of a </w:t>
+      </w:r>
+      <w:proofErr w:type="gramStart"/>
+      <w:r>
+        <w:t>bitch,</w:t>
+      </w:r>
+      <w:proofErr w:type="gramEnd"/>
+      <w:r>
+        <w:t xml:space="preserve"> you </w:t>
+      </w:r>
+      <w:proofErr w:type="gramStart"/>
+      <w:r>
+        <w:t>actually did</w:t>
+      </w:r>
+      <w:proofErr w:type="gramEnd"/>
+      <w:r>
+        <w:t xml:space="preserve"> it</w:t>
       </w:r>
     </w:p>
     <w:p>
@@ -5924,17 +7984,48 @@
     </w:p>
     <w:p>
       <w:r>
-        <w:t>User 8: of all people it’s main_hero who did that lmaooo</w:t>
-      </w:r>
-    </w:p>
-    <w:p>
-      <w:r>
-        <w:t>Main_hero: fuck yeah, it was me</w:t>
-      </w:r>
-    </w:p>
-    <w:p>
-      <w:r>
-        <w:t>Main_hero: let’s spam whatever we want on this sub, we can do it now</w:t>
+        <w:t xml:space="preserve">User 8: of all people it’s </w:t>
+      </w:r>
+      <w:proofErr w:type="spellStart"/>
+      <w:r>
+        <w:t>main_hero</w:t>
+      </w:r>
+      <w:proofErr w:type="spellEnd"/>
+      <w:r>
+        <w:t xml:space="preserve"> who did that </w:t>
+      </w:r>
+      <w:proofErr w:type="spellStart"/>
+      <w:r>
+        <w:t>lmaooo</w:t>
+      </w:r>
+      <w:proofErr w:type="spellEnd"/>
+    </w:p>
+    <w:p>
+      <w:proofErr w:type="spellStart"/>
+      <w:r>
+        <w:t>Main_hero</w:t>
+      </w:r>
+      <w:proofErr w:type="spellEnd"/>
+      <w:r>
+        <w:t>: fuck yeah, it was me</w:t>
+      </w:r>
+    </w:p>
+    <w:p>
+      <w:proofErr w:type="spellStart"/>
+      <w:r>
+        <w:t>Main_</w:t>
+      </w:r>
+      <w:proofErr w:type="gramStart"/>
+      <w:r>
+        <w:t>hero</w:t>
+      </w:r>
+      <w:proofErr w:type="spellEnd"/>
+      <w:r>
+        <w:t>:</w:t>
+      </w:r>
+      <w:proofErr w:type="gramEnd"/>
+      <w:r>
+        <w:t xml:space="preserve"> let’s spam whatever we want on this sub, we can do it now</w:t>
       </w:r>
     </w:p>
     <w:p>
@@ -5944,8 +8035,13 @@
     </w:p>
     <w:p>
       <w:r>
-        <w:t>User 6: omw</w:t>
-      </w:r>
+        <w:t xml:space="preserve">User 6: </w:t>
+      </w:r>
+      <w:proofErr w:type="spellStart"/>
+      <w:r>
+        <w:t>omw</w:t>
+      </w:r>
+      <w:proofErr w:type="spellEnd"/>
     </w:p>
     <w:p>
       <w:r>
@@ -5954,12 +8050,28 @@
     </w:p>
     <w:p>
       <w:r>
-        <w:t>User 7: alr why not</w:t>
-      </w:r>
-    </w:p>
-    <w:p>
-      <w:r>
-        <w:t>User 9: hell yeah lmao</w:t>
+        <w:t xml:space="preserve">User 7: </w:t>
+      </w:r>
+      <w:proofErr w:type="spellStart"/>
+      <w:r>
+        <w:t>alr</w:t>
+      </w:r>
+      <w:proofErr w:type="spellEnd"/>
+      <w:r>
+        <w:t xml:space="preserve"> why not</w:t>
+      </w:r>
+    </w:p>
+    <w:p>
+      <w:r>
+        <w:t xml:space="preserve">User 9: </w:t>
+      </w:r>
+      <w:proofErr w:type="gramStart"/>
+      <w:r>
+        <w:t>hell</w:t>
+      </w:r>
+      <w:proofErr w:type="gramEnd"/>
+      <w:r>
+        <w:t xml:space="preserve"> yeah lmao</w:t>
       </w:r>
     </w:p>
     <w:p>
@@ -5969,13 +8081,29 @@
     </w:p>
     <w:p>
       <w:r>
-        <w:t xml:space="preserve">(User is prompted to search for </w:t>
+        <w:t>(</w:t>
+      </w:r>
+      <w:proofErr w:type="gramStart"/>
+      <w:r>
+        <w:t>User is</w:t>
+      </w:r>
+      <w:proofErr w:type="gramEnd"/>
+      <w:r>
+        <w:t xml:space="preserve"> prompted to search for </w:t>
       </w:r>
       <w:r>
         <w:t>zero</w:t>
       </w:r>
       <w:r>
-        <w:t xml:space="preserve"> sub and go there)</w:t>
+        <w:t xml:space="preserve"> </w:t>
+      </w:r>
+      <w:proofErr w:type="gramStart"/>
+      <w:r>
+        <w:t>sub</w:t>
+      </w:r>
+      <w:proofErr w:type="gramEnd"/>
+      <w:r>
+        <w:t xml:space="preserve"> and go there)</w:t>
       </w:r>
     </w:p>
     <w:p>
@@ -5983,9 +8111,11 @@
         <w:lastRenderedPageBreak/>
         <w:t xml:space="preserve">Yeah, look at this. These are fruits of my </w:t>
       </w:r>
+      <w:proofErr w:type="gramStart"/>
       <w:r>
         <w:t>labor,</w:t>
       </w:r>
+      <w:proofErr w:type="gramEnd"/>
       <w:r>
         <w:t xml:space="preserve"> I made it possible</w:t>
       </w:r>
@@ -5999,15 +8129,28 @@
         <w:t>goated</w:t>
       </w:r>
       <w:r>
-        <w:t xml:space="preserve"> ain’t I? And now people see it too.</w:t>
+        <w:t xml:space="preserve"> </w:t>
+      </w:r>
+      <w:proofErr w:type="spellStart"/>
+      <w:r>
+        <w:t>ain’t</w:t>
+      </w:r>
+      <w:proofErr w:type="spellEnd"/>
+      <w:r>
+        <w:t xml:space="preserve"> I? And now people see it too.</w:t>
       </w:r>
     </w:p>
     <w:p>
       <w:r>
         <w:t xml:space="preserve">(User is prompted to go back to </w:t>
       </w:r>
-      <w:r>
-        <w:t xml:space="preserve">cyberdivers </w:t>
+      <w:proofErr w:type="spellStart"/>
+      <w:r>
+        <w:t>cyberdivers</w:t>
+      </w:r>
+      <w:proofErr w:type="spellEnd"/>
+      <w:r>
+        <w:t xml:space="preserve"> </w:t>
       </w:r>
       <w:r>
         <w:t>chat)</w:t>
@@ -6015,11 +8158,21 @@
     </w:p>
     <w:p>
       <w:r>
-        <w:t xml:space="preserve">User 5: nah ts is instant </w:t>
-      </w:r>
+        <w:t xml:space="preserve">User 5: nah </w:t>
+      </w:r>
+      <w:proofErr w:type="spellStart"/>
+      <w:r>
+        <w:t>ts</w:t>
+      </w:r>
+      <w:proofErr w:type="spellEnd"/>
+      <w:r>
+        <w:t xml:space="preserve"> is instant </w:t>
+      </w:r>
+      <w:proofErr w:type="spellStart"/>
       <w:r>
         <w:t>cyberdivers</w:t>
       </w:r>
+      <w:proofErr w:type="spellEnd"/>
       <w:r>
         <w:t xml:space="preserve"> classic</w:t>
       </w:r>
@@ -6046,25 +8199,72 @@
     </w:p>
     <w:p>
       <w:r>
-        <w:t>User 15: yea stealing was lowk fun, but this is just wrong atp</w:t>
-      </w:r>
-    </w:p>
-    <w:p>
-      <w:r>
-        <w:t>(Screen turns redish)</w:t>
-      </w:r>
-    </w:p>
-    <w:p>
-      <w:r>
-        <w:t xml:space="preserve">Main_hero: wrong? Who r u, fucking moral police? </w:t>
-      </w:r>
-      <w:r>
-        <w:t>This sub was full of dumb af, soft ass NPCs, as far as I’m concerned, I did everyone a favor</w:t>
-      </w:r>
-    </w:p>
-    <w:p>
-      <w:r>
-        <w:t>Main_hero: I ain’t returning shit to no one</w:t>
+        <w:t xml:space="preserve">User 15: yea stealing was </w:t>
+      </w:r>
+      <w:proofErr w:type="spellStart"/>
+      <w:r>
+        <w:t>lowk</w:t>
+      </w:r>
+      <w:proofErr w:type="spellEnd"/>
+      <w:r>
+        <w:t xml:space="preserve"> fun, but this is just wrong </w:t>
+      </w:r>
+      <w:proofErr w:type="spellStart"/>
+      <w:r>
+        <w:t>atp</w:t>
+      </w:r>
+      <w:proofErr w:type="spellEnd"/>
+    </w:p>
+    <w:p>
+      <w:r>
+        <w:t xml:space="preserve">(Screen turns </w:t>
+      </w:r>
+      <w:proofErr w:type="spellStart"/>
+      <w:r>
+        <w:t>redish</w:t>
+      </w:r>
+      <w:proofErr w:type="spellEnd"/>
+      <w:r>
+        <w:t>)</w:t>
+      </w:r>
+    </w:p>
+    <w:p>
+      <w:proofErr w:type="spellStart"/>
+      <w:r>
+        <w:t>Main_hero</w:t>
+      </w:r>
+      <w:proofErr w:type="spellEnd"/>
+      <w:r>
+        <w:t xml:space="preserve">: wrong? Who r u, fucking moral police? </w:t>
+      </w:r>
+      <w:r>
+        <w:t xml:space="preserve">This sub was full of dumb </w:t>
+      </w:r>
+      <w:proofErr w:type="spellStart"/>
+      <w:r>
+        <w:t>af</w:t>
+      </w:r>
+      <w:proofErr w:type="spellEnd"/>
+      <w:r>
+        <w:t>, soft ass NPCs, as far as I’m concerned, I did everyone a favor</w:t>
+      </w:r>
+    </w:p>
+    <w:p>
+      <w:proofErr w:type="spellStart"/>
+      <w:r>
+        <w:t>Main_hero</w:t>
+      </w:r>
+      <w:proofErr w:type="spellEnd"/>
+      <w:r>
+        <w:t xml:space="preserve">: I </w:t>
+      </w:r>
+      <w:proofErr w:type="spellStart"/>
+      <w:r>
+        <w:t>ain’t</w:t>
+      </w:r>
+      <w:proofErr w:type="spellEnd"/>
+      <w:r>
+        <w:t xml:space="preserve"> returning shit to no one</w:t>
       </w:r>
       <w:r>
         <w:t>, fuck off u cunts</w:t>
@@ -6077,7 +8277,15 @@
     </w:p>
     <w:p>
       <w:r>
-        <w:t>User 12: bruh u r a fucking moron,</w:t>
+        <w:t xml:space="preserve">User 12: </w:t>
+      </w:r>
+      <w:proofErr w:type="spellStart"/>
+      <w:r>
+        <w:t>bruh</w:t>
+      </w:r>
+      <w:proofErr w:type="spellEnd"/>
+      <w:r>
+        <w:t xml:space="preserve"> u r a fucking moron,</w:t>
       </w:r>
       <w:r>
         <w:t xml:space="preserve"> </w:t>
@@ -6090,9 +8298,11 @@
       <w:r>
         <w:t xml:space="preserve">User 5: fuck off, </w:t>
       </w:r>
+      <w:proofErr w:type="spellStart"/>
       <w:r>
         <w:t>main_hero</w:t>
       </w:r>
+      <w:proofErr w:type="spellEnd"/>
       <w:r>
         <w:t xml:space="preserve"> is right, we can do whatever we can with the sub, </w:t>
       </w:r>
@@ -6106,8 +8316,13 @@
       </w:r>
     </w:p>
     <w:p>
-      <w:r>
-        <w:t xml:space="preserve">Main_hero: </w:t>
+      <w:proofErr w:type="spellStart"/>
+      <w:r>
+        <w:t>Main_hero</w:t>
+      </w:r>
+      <w:proofErr w:type="spellEnd"/>
+      <w:r>
+        <w:t xml:space="preserve">: </w:t>
       </w:r>
       <w:r>
         <w:t>I did it for us</w:t>
@@ -6121,9 +8336,11 @@
       <w:r>
         <w:t xml:space="preserve"> that took all the attention from </w:t>
       </w:r>
+      <w:proofErr w:type="spellStart"/>
       <w:r>
         <w:t>cyberdivers</w:t>
       </w:r>
+      <w:proofErr w:type="spellEnd"/>
     </w:p>
     <w:p>
       <w:r>
@@ -6139,12 +8356,30 @@
         <w:t xml:space="preserve">: </w:t>
       </w:r>
       <w:r>
-        <w:t>what? How is this even helping anything? How fucking delusional r u bruh</w:t>
-      </w:r>
-    </w:p>
-    <w:p>
-      <w:r>
-        <w:t>Main_hero: fuck u</w:t>
+        <w:t xml:space="preserve">what? How is this even helping anything? </w:t>
+      </w:r>
+      <w:proofErr w:type="gramStart"/>
+      <w:r>
+        <w:t>How</w:t>
+      </w:r>
+      <w:proofErr w:type="gramEnd"/>
+      <w:r>
+        <w:t xml:space="preserve"> fucking delusional r u </w:t>
+      </w:r>
+      <w:proofErr w:type="spellStart"/>
+      <w:r>
+        <w:t>bruh</w:t>
+      </w:r>
+      <w:proofErr w:type="spellEnd"/>
+    </w:p>
+    <w:p>
+      <w:proofErr w:type="spellStart"/>
+      <w:r>
+        <w:t>Main_hero</w:t>
+      </w:r>
+      <w:proofErr w:type="spellEnd"/>
+      <w:r>
+        <w:t>: fuck u</w:t>
       </w:r>
     </w:p>
     <w:p>
@@ -6198,8 +8433,13 @@
       </w:r>
     </w:p>
     <w:p>
-      <w:r>
-        <w:t>Main_hero: fuck u</w:t>
+      <w:proofErr w:type="spellStart"/>
+      <w:r>
+        <w:t>Main_hero</w:t>
+      </w:r>
+      <w:proofErr w:type="spellEnd"/>
+      <w:r>
+        <w:t>: fuck u</w:t>
       </w:r>
     </w:p>
     <w:p>
@@ -6239,9 +8479,11 @@
       <w:r>
         <w:t xml:space="preserve"> 1000h playing </w:t>
       </w:r>
+      <w:proofErr w:type="spellStart"/>
       <w:r>
         <w:t>cyberdivers</w:t>
       </w:r>
+      <w:proofErr w:type="spellEnd"/>
       <w:r>
         <w:t xml:space="preserve"> </w:t>
       </w:r>
@@ -6314,11 +8556,21 @@
     </w:p>
     <w:p>
       <w:r>
-        <w:t xml:space="preserve">I’ve spent hours and hours trying to convince everyone around me and myself, that I am skillful, smart and just the best person on earth and not just some useless </w:t>
-      </w:r>
+        <w:t xml:space="preserve">I’ve spent </w:t>
+      </w:r>
+      <w:proofErr w:type="gramStart"/>
+      <w:r>
+        <w:t>hours and hours</w:t>
+      </w:r>
+      <w:proofErr w:type="gramEnd"/>
+      <w:r>
+        <w:t xml:space="preserve"> trying to convince everyone around me and myself, that I am skillful, smart and just the best person on earth and not just some useless </w:t>
+      </w:r>
+      <w:proofErr w:type="spellStart"/>
       <w:r>
         <w:t>forumer</w:t>
       </w:r>
+      <w:proofErr w:type="spellEnd"/>
       <w:r>
         <w:t>, although I probably am, just to make people want to hang out with me.</w:t>
       </w:r>
@@ -6335,7 +8587,16 @@
     </w:p>
     <w:p>
       <w:r>
-        <w:t xml:space="preserve">User 1: yo </w:t>
+        <w:t xml:space="preserve">User 1: </w:t>
+      </w:r>
+      <w:proofErr w:type="spellStart"/>
+      <w:proofErr w:type="gramStart"/>
+      <w:r>
+        <w:t>yo</w:t>
+      </w:r>
+      <w:proofErr w:type="spellEnd"/>
+      <w:r>
+        <w:t xml:space="preserve"> </w:t>
       </w:r>
       <w:r>
         <w:rPr>
@@ -6343,18 +8604,42 @@
         </w:rPr>
         <w:t>@</w:t>
       </w:r>
-      <w:r>
-        <w:t xml:space="preserve">main_hero, u do know that u can get urself banned for </w:t>
+      <w:proofErr w:type="spellStart"/>
+      <w:proofErr w:type="gramEnd"/>
+      <w:r>
+        <w:t>main_</w:t>
+      </w:r>
+      <w:proofErr w:type="gramStart"/>
+      <w:r>
+        <w:t>hero</w:t>
+      </w:r>
+      <w:proofErr w:type="spellEnd"/>
+      <w:proofErr w:type="gramEnd"/>
+      <w:r>
+        <w:t xml:space="preserve">, u do know that u can get </w:t>
+      </w:r>
+      <w:proofErr w:type="spellStart"/>
+      <w:r>
+        <w:t>urself</w:t>
+      </w:r>
+      <w:proofErr w:type="spellEnd"/>
+      <w:r>
+        <w:t xml:space="preserve"> banned for </w:t>
       </w:r>
       <w:r>
         <w:t>stealing</w:t>
       </w:r>
       <w:r>
-        <w:t xml:space="preserve"> other user</w:t>
+        <w:t xml:space="preserve"> other </w:t>
+      </w:r>
+      <w:proofErr w:type="gramStart"/>
+      <w:r>
+        <w:t>user</w:t>
       </w:r>
       <w:r>
         <w:t>s</w:t>
       </w:r>
+      <w:proofErr w:type="gramEnd"/>
       <w:r>
         <w:t xml:space="preserve"> </w:t>
       </w:r>
@@ -6369,13 +8654,42 @@
       </w:r>
     </w:p>
     <w:p>
-      <w:r>
-        <w:t>Main_hero: yeah of course I kno-</w:t>
-      </w:r>
-    </w:p>
-    <w:p>
-      <w:r>
-        <w:t>(Screen shows that main_hero’s account has been banned)</w:t>
+      <w:proofErr w:type="spellStart"/>
+      <w:r>
+        <w:t>Main_hero</w:t>
+      </w:r>
+      <w:proofErr w:type="spellEnd"/>
+      <w:r>
+        <w:t xml:space="preserve">: </w:t>
+      </w:r>
+      <w:proofErr w:type="gramStart"/>
+      <w:r>
+        <w:t>yeah</w:t>
+      </w:r>
+      <w:proofErr w:type="gramEnd"/>
+      <w:r>
+        <w:t xml:space="preserve"> of course I </w:t>
+      </w:r>
+      <w:proofErr w:type="spellStart"/>
+      <w:r>
+        <w:t>kno</w:t>
+      </w:r>
+      <w:proofErr w:type="spellEnd"/>
+      <w:r>
+        <w:t>-</w:t>
+      </w:r>
+    </w:p>
+    <w:p>
+      <w:r>
+        <w:t xml:space="preserve">(Screen shows that </w:t>
+      </w:r>
+      <w:proofErr w:type="spellStart"/>
+      <w:r>
+        <w:t>main_hero’s</w:t>
+      </w:r>
+      <w:proofErr w:type="spellEnd"/>
+      <w:r>
+        <w:t xml:space="preserve"> account has been banned)</w:t>
       </w:r>
     </w:p>
     <w:p>

--- a/docs/Script.docx
+++ b/docs/Script.docx
@@ -5465,7 +5465,7 @@
         <w:t xml:space="preserve">They love me. I know it looks like they are </w:t>
       </w:r>
       <w:r>
-        <w:t>bullying</w:t>
+        <w:t>grilling the fuck out of</w:t>
       </w:r>
       <w:r>
         <w:t xml:space="preserve"> me and calling me bad at the game or something</w:t>
@@ -8512,7 +8512,7 @@
         <w:t>Because I just envied them and I wanted</w:t>
       </w:r>
       <w:r>
-        <w:t xml:space="preserve"> fucking validation from my “friends”. M</w:t>
+        <w:t xml:space="preserve"> fucking validation from my friends. M</w:t>
       </w:r>
       <w:r>
         <w:t xml:space="preserve">y only </w:t>

--- a/docs/Script.docx
+++ b/docs/Script.docx
@@ -1468,15 +1468,7 @@
         </w:numPr>
       </w:pPr>
       <w:r>
-        <w:t xml:space="preserve">Intro still </w:t>
-      </w:r>
-      <w:proofErr w:type="spellStart"/>
-      <w:r>
-        <w:t>lowk</w:t>
-      </w:r>
-      <w:proofErr w:type="spellEnd"/>
-      <w:r>
-        <w:t xml:space="preserve"> blows</w:t>
+        <w:t>Intro still lowk blows</w:t>
       </w:r>
     </w:p>
     <w:p>
@@ -1488,23 +1480,7 @@
         </w:numPr>
       </w:pPr>
       <w:r>
-        <w:t xml:space="preserve">Argument between chat and </w:t>
-      </w:r>
-      <w:proofErr w:type="spellStart"/>
-      <w:r>
-        <w:t>main_hero</w:t>
-      </w:r>
-      <w:proofErr w:type="spellEnd"/>
-      <w:r>
-        <w:t xml:space="preserve"> in the end should </w:t>
-      </w:r>
-      <w:proofErr w:type="gramStart"/>
-      <w:r>
-        <w:t>a bit</w:t>
-      </w:r>
-      <w:proofErr w:type="gramEnd"/>
-      <w:r>
-        <w:t xml:space="preserve"> more believable and more in line with character</w:t>
+        <w:t>Argument between chat and main_hero in the end should a bit more believable and more in line with character</w:t>
       </w:r>
     </w:p>
     <w:p>
@@ -1521,11 +1497,29 @@
     </w:p>
     <w:p>
       <w:pPr>
+        <w:pStyle w:val="ListParagraph"/>
+        <w:numPr>
+          <w:ilvl w:val="0"/>
+          <w:numId w:val="33"/>
+        </w:numPr>
+      </w:pPr>
+      <w:r>
+        <w:lastRenderedPageBreak/>
+        <w:t xml:space="preserve">Make main_hero’s search for perfectionism flight trait, like he is </w:t>
+      </w:r>
+      <w:r>
+        <w:t xml:space="preserve">obsessing over it, not only bragging. More inner </w:t>
+      </w:r>
+      <w:r>
+        <w:t>criticism covered by narcissism.</w:t>
+      </w:r>
+    </w:p>
+    <w:p>
+      <w:pPr>
         <w:pStyle w:val="Heading2"/>
       </w:pPr>
       <w:bookmarkStart w:id="1" w:name="_Toc216793238"/>
       <w:r>
-        <w:lastRenderedPageBreak/>
         <w:t>Themes</w:t>
       </w:r>
       <w:bookmarkEnd w:id="1"/>
@@ -1617,7 +1611,7 @@
         </w:numPr>
       </w:pPr>
       <w:r>
-        <w:t xml:space="preserve">Fear of abandonment  </w:t>
+        <w:t>Fear of abandonment</w:t>
       </w:r>
     </w:p>
     <w:p>
@@ -1699,12 +1693,10 @@
         <w:ind w:left="720"/>
       </w:pPr>
       <w:bookmarkStart w:id="5" w:name="_Toc216793241"/>
-      <w:proofErr w:type="spellStart"/>
       <w:r>
         <w:t>Main_hero</w:t>
       </w:r>
       <w:bookmarkEnd w:id="5"/>
-      <w:proofErr w:type="spellEnd"/>
     </w:p>
     <w:p>
       <w:pPr>
@@ -1733,15 +1725,7 @@
         <w:t xml:space="preserve"> of a story, a</w:t>
       </w:r>
       <w:r>
-        <w:t xml:space="preserve"> guy who doesn’t have </w:t>
-      </w:r>
-      <w:proofErr w:type="gramStart"/>
-      <w:r>
-        <w:t>a real</w:t>
-      </w:r>
-      <w:proofErr w:type="gramEnd"/>
-      <w:r>
-        <w:t xml:space="preserve"> life and spends all his time on The Forum</w:t>
+        <w:t xml:space="preserve"> guy who doesn’t have a real life and spends all his time on The Forum</w:t>
       </w:r>
     </w:p>
     <w:p>
@@ -1791,21 +1775,11 @@
       <w:r>
         <w:t xml:space="preserve">subforum where he is a </w:t>
       </w:r>
-      <w:proofErr w:type="gramStart"/>
       <w:r>
         <w:t>laughing stock</w:t>
       </w:r>
-      <w:proofErr w:type="gramEnd"/>
-      <w:r>
-        <w:t xml:space="preserve">. But he still counts them all as friends </w:t>
-      </w:r>
-      <w:proofErr w:type="spellStart"/>
-      <w:r>
-        <w:t>cuz</w:t>
-      </w:r>
-      <w:proofErr w:type="spellEnd"/>
-      <w:r>
-        <w:t xml:space="preserve"> he doesn’t have anyone else</w:t>
+      <w:r>
+        <w:t>. But he still counts them all as friends cuz he doesn’t have anyone else</w:t>
       </w:r>
     </w:p>
     <w:p>
@@ -1829,7 +1803,7 @@
         </w:numPr>
       </w:pPr>
       <w:r>
-        <w:t>Egomaniac</w:t>
+        <w:t xml:space="preserve">Egoistic </w:t>
       </w:r>
     </w:p>
     <w:p>
@@ -1856,18 +1830,11 @@
         <w:t xml:space="preserve">Delusions of his achievements and skills, thinks his ability </w:t>
       </w:r>
       <w:r>
-        <w:t xml:space="preserve">in </w:t>
-      </w:r>
-      <w:proofErr w:type="gramStart"/>
-      <w:r>
-        <w:t xml:space="preserve">the </w:t>
-      </w:r>
-      <w:proofErr w:type="spellStart"/>
+        <w:t xml:space="preserve">in the </w:t>
+      </w:r>
       <w:r>
         <w:t>cyberdivers</w:t>
       </w:r>
-      <w:proofErr w:type="spellEnd"/>
-      <w:proofErr w:type="gramEnd"/>
       <w:r>
         <w:t xml:space="preserve"> </w:t>
       </w:r>
@@ -1928,11 +1895,9 @@
       <w:r>
         <w:t xml:space="preserve">00hours in </w:t>
       </w:r>
-      <w:proofErr w:type="spellStart"/>
       <w:r>
         <w:t>cyberdivers</w:t>
       </w:r>
-      <w:proofErr w:type="spellEnd"/>
       <w:r>
         <w:t>, but still is bad at the game</w:t>
       </w:r>
@@ -1946,6 +1911,7 @@
         </w:numPr>
       </w:pPr>
       <w:r>
+        <w:lastRenderedPageBreak/>
         <w:t>A bit dense</w:t>
       </w:r>
       <w:r>
@@ -1973,7 +1939,6 @@
         </w:numPr>
       </w:pPr>
       <w:r>
-        <w:lastRenderedPageBreak/>
         <w:t>Insecure</w:t>
       </w:r>
     </w:p>
@@ -2021,13 +1986,8 @@
           <w:numId w:val="1"/>
         </w:numPr>
       </w:pPr>
-      <w:proofErr w:type="gramStart"/>
-      <w:r>
-        <w:t>Knows</w:t>
-      </w:r>
-      <w:proofErr w:type="gramEnd"/>
-      <w:r>
-        <w:t xml:space="preserve"> internet culture</w:t>
+      <w:r>
+        <w:t>Knows internet culture</w:t>
       </w:r>
       <w:r>
         <w:t xml:space="preserve"> </w:t>
@@ -2041,13 +2001,8 @@
           <w:numId w:val="1"/>
         </w:numPr>
       </w:pPr>
-      <w:proofErr w:type="gramStart"/>
-      <w:r>
-        <w:t>Spends</w:t>
-      </w:r>
-      <w:proofErr w:type="gramEnd"/>
-      <w:r>
-        <w:t xml:space="preserve"> a lot of time online</w:t>
+      <w:r>
+        <w:t>Spends a lot of time online</w:t>
       </w:r>
     </w:p>
     <w:p>
@@ -2059,23 +2014,7 @@
         </w:numPr>
       </w:pPr>
       <w:r>
-        <w:t xml:space="preserve">He should be absurdly delusional </w:t>
-      </w:r>
-      <w:proofErr w:type="gramStart"/>
-      <w:r>
-        <w:t>of</w:t>
-      </w:r>
-      <w:proofErr w:type="gramEnd"/>
-      <w:r>
-        <w:t xml:space="preserve"> </w:t>
-      </w:r>
-      <w:proofErr w:type="gramStart"/>
-      <w:r>
-        <w:t>every his</w:t>
-      </w:r>
-      <w:proofErr w:type="gramEnd"/>
-      <w:r>
-        <w:t xml:space="preserve"> action, like a comedic relief character is a main hero</w:t>
+        <w:t>He should be absurdly delusional of every his action, like a comedic relief character is a main hero</w:t>
       </w:r>
     </w:p>
     <w:p>
@@ -2087,15 +2026,19 @@
         </w:numPr>
       </w:pPr>
       <w:r>
-        <w:t xml:space="preserve">He trapped in the </w:t>
-      </w:r>
-      <w:proofErr w:type="spellStart"/>
-      <w:r>
-        <w:t>cyberdivers</w:t>
-      </w:r>
-      <w:proofErr w:type="spellEnd"/>
-      <w:r>
-        <w:t xml:space="preserve"> community, because he hates being bullied, but at the same time, he is afraid to lose his only “friends”.</w:t>
+        <w:t>He trapped in the cyberdivers community, because he hates being bullied, but at the same time, he is afraid to lose his only “friends”.</w:t>
+      </w:r>
+    </w:p>
+    <w:p>
+      <w:pPr>
+        <w:pStyle w:val="ListParagraph"/>
+        <w:numPr>
+          <w:ilvl w:val="2"/>
+          <w:numId w:val="1"/>
+        </w:numPr>
+      </w:pPr>
+      <w:r>
+        <w:t>Flight 4F type</w:t>
       </w:r>
     </w:p>
     <w:p>
@@ -2188,23 +2131,7 @@
         <w:t xml:space="preserve">wholelife3 </w:t>
       </w:r>
       <w:r>
-        <w:t xml:space="preserve">and goes angry, calls them fake </w:t>
-      </w:r>
-      <w:proofErr w:type="spellStart"/>
-      <w:r>
-        <w:t>cuz</w:t>
-      </w:r>
-      <w:proofErr w:type="spellEnd"/>
-      <w:r>
-        <w:t xml:space="preserve"> he thinks friendships are only like </w:t>
-      </w:r>
-      <w:proofErr w:type="spellStart"/>
-      <w:r>
-        <w:t>smth</w:t>
-      </w:r>
-      <w:proofErr w:type="spellEnd"/>
-      <w:r>
-        <w:t xml:space="preserve"> he has in sc2 sub, but deep inside he just wishes he had the same</w:t>
+        <w:t>and goes angry, calls them fake cuz he thinks friendships are only like smth he has in sc2 sub, but deep inside he just wishes he had the same</w:t>
       </w:r>
     </w:p>
     <w:p>
@@ -2236,21 +2163,8 @@
       <w:r>
         <w:t xml:space="preserve">website, </w:t>
       </w:r>
-      <w:proofErr w:type="spellStart"/>
-      <w:r>
-        <w:t>tryna</w:t>
-      </w:r>
-      <w:proofErr w:type="spellEnd"/>
-      <w:r>
-        <w:t xml:space="preserve"> remember how </w:t>
-      </w:r>
-      <w:proofErr w:type="gramStart"/>
-      <w:r>
-        <w:t>did he do</w:t>
-      </w:r>
-      <w:proofErr w:type="gramEnd"/>
-      <w:r>
-        <w:t xml:space="preserve"> it back in a day</w:t>
+      <w:r>
+        <w:t>tryna remember how did he do it back in a day</w:t>
       </w:r>
     </w:p>
     <w:p>
@@ -2283,15 +2197,7 @@
         </w:numPr>
       </w:pPr>
       <w:r>
-        <w:t xml:space="preserve">He goes to the wl3 sub and sees that it </w:t>
-      </w:r>
-      <w:proofErr w:type="gramStart"/>
-      <w:r>
-        <w:t>actually gets</w:t>
-      </w:r>
-      <w:proofErr w:type="gramEnd"/>
-      <w:r>
-        <w:t xml:space="preserve"> raided and feels proud. Finally, he is appreciated.</w:t>
+        <w:t>He goes to the wl3 sub and sees that it actually gets raided and feels proud. Finally, he is appreciated.</w:t>
       </w:r>
     </w:p>
     <w:p>
@@ -2339,22 +2245,11 @@
         </w:numPr>
       </w:pPr>
       <w:r>
+        <w:lastRenderedPageBreak/>
         <w:t>R</w:t>
       </w:r>
       <w:r>
-        <w:t xml:space="preserve">ealization hits him. He admits he is doing bullshit for validation like wasting 1k hours in sc2 or hacking subforums. He is also admitting that he tries to convince people around him that he is the best of them </w:t>
-      </w:r>
-      <w:r>
-        <w:lastRenderedPageBreak/>
-        <w:t xml:space="preserve">while knowing that he is </w:t>
-      </w:r>
-      <w:proofErr w:type="gramStart"/>
-      <w:r>
-        <w:t>absolutely not</w:t>
-      </w:r>
-      <w:proofErr w:type="gramEnd"/>
-      <w:r>
-        <w:t>. All he wants is some friends to spend time with and he wants to convince people that he is not some useless punk.</w:t>
+        <w:t>ealization hits him. He admits he is doing bullshit for validation like wasting 1k hours in sc2 or hacking subforums. He is also admitting that he tries to convince people around him that he is the best of them while knowing that he is absolutely not. All he wants is some friends to spend time with and he wants to convince people that he is not some useless punk.</w:t>
       </w:r>
     </w:p>
     <w:p>
@@ -2474,15 +2369,7 @@
         </w:numPr>
       </w:pPr>
       <w:r>
-        <w:t xml:space="preserve">Gene </w:t>
-      </w:r>
-      <w:proofErr w:type="spellStart"/>
-      <w:r>
-        <w:t>Cousinou</w:t>
-      </w:r>
-      <w:proofErr w:type="spellEnd"/>
-      <w:r>
-        <w:t xml:space="preserve"> (Barry)</w:t>
+        <w:t>Gene Cousinou (Barry)</w:t>
       </w:r>
     </w:p>
     <w:p>
@@ -2520,45 +2407,13 @@
         </w:numPr>
       </w:pPr>
       <w:r>
-        <w:t xml:space="preserve">First </w:t>
-      </w:r>
-      <w:proofErr w:type="spellStart"/>
-      <w:r>
-        <w:t>main_hero</w:t>
-      </w:r>
-      <w:proofErr w:type="spellEnd"/>
-      <w:r>
-        <w:t xml:space="preserve"> develops an exact copy of the </w:t>
-      </w:r>
-      <w:proofErr w:type="spellStart"/>
-      <w:r>
-        <w:t>The</w:t>
-      </w:r>
-      <w:proofErr w:type="spellEnd"/>
-      <w:r>
-        <w:t xml:space="preserve"> Forum login page, post page and server side. During phishing attack, </w:t>
-      </w:r>
-      <w:proofErr w:type="spellStart"/>
-      <w:r>
-        <w:t>main_hero</w:t>
-      </w:r>
-      <w:proofErr w:type="spellEnd"/>
-      <w:r>
-        <w:t xml:space="preserve"> will ask an admin of the </w:t>
+        <w:t xml:space="preserve">First main_hero develops an exact copy of the The Forum login page, post page and server side. During phishing attack, main_hero will ask an admin of the </w:t>
       </w:r>
       <w:r>
         <w:t>cycle</w:t>
       </w:r>
       <w:r>
-        <w:t xml:space="preserve"> to check out the post, saying </w:t>
-      </w:r>
-      <w:proofErr w:type="gramStart"/>
-      <w:r>
-        <w:t>it’s should be</w:t>
-      </w:r>
-      <w:proofErr w:type="gramEnd"/>
-      <w:r>
-        <w:t xml:space="preserve"> taken down for inappropriate content. </w:t>
+        <w:t xml:space="preserve"> to check out the post, saying it’s should be taken down for inappropriate content. </w:t>
       </w:r>
     </w:p>
     <w:p>
@@ -2570,39 +2425,7 @@
         </w:numPr>
       </w:pPr>
       <w:r>
-        <w:t xml:space="preserve">Admin will see the fake post, will try to delete it, but </w:t>
-      </w:r>
-      <w:proofErr w:type="gramStart"/>
-      <w:r>
-        <w:t>delete</w:t>
-      </w:r>
-      <w:proofErr w:type="gramEnd"/>
-      <w:r>
-        <w:t xml:space="preserve"> action will redirect him to the fake login page. Admin will </w:t>
-      </w:r>
-      <w:proofErr w:type="gramStart"/>
-      <w:r>
-        <w:t>login, and</w:t>
-      </w:r>
-      <w:proofErr w:type="gramEnd"/>
-      <w:r>
-        <w:t xml:space="preserve"> proceed to remove non-existent </w:t>
-      </w:r>
-      <w:proofErr w:type="gramStart"/>
-      <w:r>
-        <w:t>post</w:t>
-      </w:r>
-      <w:proofErr w:type="gramEnd"/>
-      <w:r>
-        <w:t xml:space="preserve"> on the fake page. His creds will be </w:t>
-      </w:r>
-      <w:proofErr w:type="gramStart"/>
-      <w:r>
-        <w:t>send</w:t>
-      </w:r>
-      <w:proofErr w:type="gramEnd"/>
-      <w:r>
-        <w:t xml:space="preserve"> to the server</w:t>
+        <w:t>Admin will see the fake post, will try to delete it, but delete action will redirect him to the fake login page. Admin will login, and proceed to remove non-existent post on the fake page. His creds will be send to the server</w:t>
       </w:r>
       <w:r>
         <w:t>.</w:t>
@@ -2617,15 +2440,7 @@
         </w:numPr>
       </w:pPr>
       <w:r>
-        <w:t xml:space="preserve">After </w:t>
-      </w:r>
-      <w:proofErr w:type="spellStart"/>
-      <w:r>
-        <w:t>main_hero</w:t>
-      </w:r>
-      <w:proofErr w:type="spellEnd"/>
-      <w:r>
-        <w:t xml:space="preserve"> obtains the creds</w:t>
+        <w:t>After main_hero obtains the creds</w:t>
       </w:r>
       <w:r>
         <w:t>, he waits till the night and</w:t>
@@ -2640,45 +2455,19 @@
         <w:t>login</w:t>
       </w:r>
       <w:r>
-        <w:t xml:space="preserve"> into </w:t>
-      </w:r>
-      <w:proofErr w:type="spellStart"/>
-      <w:r>
-        <w:t>ur</w:t>
-      </w:r>
-      <w:proofErr w:type="spellEnd"/>
-      <w:r>
-        <w:t xml:space="preserve"> account. </w:t>
-      </w:r>
-      <w:proofErr w:type="spellStart"/>
-      <w:r>
-        <w:t>Main_hero</w:t>
-      </w:r>
-      <w:proofErr w:type="spellEnd"/>
+        <w:t xml:space="preserve"> into ur account. Main_hero</w:t>
+      </w:r>
       <w:r>
         <w:t xml:space="preserve"> first</w:t>
       </w:r>
       <w:r>
-        <w:t xml:space="preserve"> </w:t>
-      </w:r>
-      <w:proofErr w:type="gramStart"/>
-      <w:r>
-        <w:t>has to</w:t>
-      </w:r>
-      <w:proofErr w:type="gramEnd"/>
-      <w:r>
-        <w:t xml:space="preserve"> </w:t>
+        <w:t xml:space="preserve"> has to </w:t>
       </w:r>
       <w:r>
         <w:t xml:space="preserve">demote all the mods on this subforum. Then he will transfer the ownership of this subforum to the burner account. After that, he’ll let </w:t>
       </w:r>
-      <w:proofErr w:type="spellStart"/>
-      <w:r>
-        <w:t>cyberdivers</w:t>
-      </w:r>
-      <w:proofErr w:type="spellEnd"/>
-      <w:r>
-        <w:t xml:space="preserve"> know</w:t>
+      <w:r>
+        <w:t>cyberdivers know</w:t>
       </w:r>
       <w:r>
         <w:t xml:space="preserve"> that he owns the sub now and they can flood it with whatever they want</w:t>
@@ -2692,11 +2481,9 @@
           <w:numId w:val="1"/>
         </w:numPr>
       </w:pPr>
-      <w:proofErr w:type="spellStart"/>
       <w:r>
         <w:t>Cyberdivers</w:t>
       </w:r>
-      <w:proofErr w:type="spellEnd"/>
       <w:r>
         <w:t xml:space="preserve"> </w:t>
       </w:r>
@@ -2863,11 +2650,9 @@
         <w:ind w:left="720"/>
       </w:pPr>
       <w:bookmarkStart w:id="8" w:name="_Toc216793243"/>
-      <w:proofErr w:type="spellStart"/>
       <w:r>
         <w:t>Cyberdivers</w:t>
       </w:r>
-      <w:proofErr w:type="spellEnd"/>
       <w:r>
         <w:t xml:space="preserve"> </w:t>
       </w:r>
@@ -2941,11 +2726,9 @@
         </w:rPr>
         <w:t xml:space="preserve"> for the game </w:t>
       </w:r>
-      <w:proofErr w:type="spellStart"/>
       <w:r>
         <w:t>Cyberdivers</w:t>
       </w:r>
-      <w:proofErr w:type="spellEnd"/>
       <w:r>
         <w:t xml:space="preserve"> made by Spearhead</w:t>
       </w:r>
@@ -2998,21 +2781,7 @@
         <w:rPr>
           <w:lang w:val="en-AU"/>
         </w:rPr>
-        <w:t xml:space="preserve">hackers. AI faction consists of big, powerful, but dumb and small in </w:t>
-      </w:r>
-      <w:proofErr w:type="gramStart"/>
-      <w:r>
-        <w:rPr>
-          <w:lang w:val="en-AU"/>
-        </w:rPr>
-        <w:t>numbers</w:t>
-      </w:r>
-      <w:proofErr w:type="gramEnd"/>
-      <w:r>
-        <w:rPr>
-          <w:lang w:val="en-AU"/>
-        </w:rPr>
-        <w:t xml:space="preserve"> enemies. Bugs are small, big in numbers and popping up everywhere. Hackers are represented as sneaky squids, where tentacles could go through the walls, medium sized enemies and smartest of them all.</w:t>
+        <w:t>hackers. AI faction consists of big, powerful, but dumb and small in numbers enemies. Bugs are small, big in numbers and popping up everywhere. Hackers are represented as sneaky squids, where tentacles could go through the walls, medium sized enemies and smartest of them all.</w:t>
       </w:r>
       <w:r>
         <w:rPr>
@@ -3144,15 +2913,7 @@
         </w:numPr>
       </w:pPr>
       <w:r>
-        <w:t xml:space="preserve">People have love and hate </w:t>
-      </w:r>
-      <w:proofErr w:type="gramStart"/>
-      <w:r>
-        <w:t>relationship</w:t>
-      </w:r>
-      <w:proofErr w:type="gramEnd"/>
-      <w:r>
-        <w:t xml:space="preserve"> with the game, many play just because sunk cost fallacy.</w:t>
+        <w:t>People have love and hate relationship with the game, many play just because sunk cost fallacy.</w:t>
       </w:r>
     </w:p>
     <w:p>
@@ -3180,15 +2941,7 @@
       </w:pPr>
       <w:r>
         <w:lastRenderedPageBreak/>
-        <w:t xml:space="preserve">The only community </w:t>
-      </w:r>
-      <w:proofErr w:type="spellStart"/>
-      <w:r>
-        <w:t>main_hero</w:t>
-      </w:r>
-      <w:proofErr w:type="spellEnd"/>
-      <w:r>
-        <w:t xml:space="preserve"> has</w:t>
+        <w:t>The only community main_hero has</w:t>
       </w:r>
     </w:p>
     <w:p>
@@ -3199,29 +2952,8 @@
           <w:numId w:val="1"/>
         </w:numPr>
       </w:pPr>
-      <w:proofErr w:type="spellStart"/>
-      <w:r>
-        <w:t>Main_hero</w:t>
-      </w:r>
-      <w:proofErr w:type="spellEnd"/>
-      <w:r>
-        <w:t xml:space="preserve"> played together with some </w:t>
-      </w:r>
-      <w:proofErr w:type="gramStart"/>
-      <w:r>
-        <w:t>people</w:t>
-      </w:r>
-      <w:proofErr w:type="gramEnd"/>
-      <w:r>
-        <w:t xml:space="preserve"> and they saw how bad he is, so now he is a </w:t>
-      </w:r>
-      <w:proofErr w:type="gramStart"/>
-      <w:r>
-        <w:t>laughing stock</w:t>
-      </w:r>
-      <w:proofErr w:type="gramEnd"/>
-      <w:r>
-        <w:t xml:space="preserve"> in the chat</w:t>
+      <w:r>
+        <w:t>Main_hero played together with some people and they saw how bad he is, so now he is a laughing stock in the chat</w:t>
       </w:r>
     </w:p>
     <w:p>
@@ -3232,21 +2964,8 @@
           <w:numId w:val="1"/>
         </w:numPr>
       </w:pPr>
-      <w:proofErr w:type="spellStart"/>
-      <w:r>
-        <w:t>Main_hero</w:t>
-      </w:r>
-      <w:proofErr w:type="spellEnd"/>
-      <w:r>
-        <w:t xml:space="preserve"> is quite active </w:t>
-      </w:r>
-      <w:proofErr w:type="gramStart"/>
-      <w:r>
-        <w:t>in the chat</w:t>
-      </w:r>
-      <w:proofErr w:type="gramEnd"/>
-      <w:r>
-        <w:t xml:space="preserve"> and always tries to prove how good he is</w:t>
+      <w:r>
+        <w:t>Main_hero is quite active in the chat and always tries to prove how good he is</w:t>
       </w:r>
     </w:p>
     <w:p>
@@ -3266,11 +2985,9 @@
       <w:r>
         <w:t xml:space="preserve"> subforum, because it was released by the same publisher and instead of updates for </w:t>
       </w:r>
-      <w:proofErr w:type="spellStart"/>
       <w:r>
         <w:t>cyberdivers</w:t>
       </w:r>
-      <w:proofErr w:type="spellEnd"/>
       <w:r>
         <w:t xml:space="preserve"> they got </w:t>
       </w:r>
@@ -3299,21 +3016,11 @@
         </w:numPr>
       </w:pPr>
       <w:r>
-        <w:t xml:space="preserve">They bully </w:t>
-      </w:r>
-      <w:proofErr w:type="spellStart"/>
-      <w:r>
-        <w:t>main_hero</w:t>
-      </w:r>
-      <w:proofErr w:type="spellEnd"/>
-      <w:r>
-        <w:t xml:space="preserve"> for playing bad in </w:t>
-      </w:r>
-      <w:proofErr w:type="spellStart"/>
+        <w:t xml:space="preserve">They bully main_hero for playing bad in </w:t>
+      </w:r>
       <w:r>
         <w:t>cyberdivers</w:t>
       </w:r>
-      <w:proofErr w:type="spellEnd"/>
       <w:r>
         <w:t xml:space="preserve"> yet bragging how good he is</w:t>
       </w:r>
@@ -3327,15 +3034,7 @@
         </w:numPr>
       </w:pPr>
       <w:r>
-        <w:t xml:space="preserve">After </w:t>
-      </w:r>
-      <w:proofErr w:type="spellStart"/>
-      <w:r>
-        <w:t>main_hero</w:t>
-      </w:r>
-      <w:proofErr w:type="spellEnd"/>
-      <w:r>
-        <w:t xml:space="preserve"> comes to them</w:t>
+        <w:t>After main_hero comes to them</w:t>
       </w:r>
       <w:r>
         <w:t xml:space="preserve"> </w:t>
@@ -3411,11 +3110,9 @@
       <w:r>
         <w:t xml:space="preserve"> imaginary friend of </w:t>
       </w:r>
-      <w:proofErr w:type="spellStart"/>
       <w:r>
         <w:t>main_hero</w:t>
       </w:r>
-      <w:proofErr w:type="spellEnd"/>
       <w:r>
         <w:t>, with whom he talks in internal monologues that he writes in the notepad (fake one). Breaks 4</w:t>
       </w:r>
@@ -3597,32 +3294,11 @@
         <w:t>.</w:t>
       </w:r>
       <w:r>
-        <w:t xml:space="preserve"> Story is set in the same universe as </w:t>
-      </w:r>
-      <w:proofErr w:type="spellStart"/>
-      <w:r>
-        <w:t>Cyberdivers</w:t>
-      </w:r>
-      <w:proofErr w:type="spellEnd"/>
-      <w:r>
-        <w:t xml:space="preserve"> and roughly is about a hacker, who used to breach different for profit, </w:t>
-      </w:r>
-      <w:proofErr w:type="spellStart"/>
+        <w:t xml:space="preserve"> Story is set in the same universe as Cyberdivers and roughly is about a hacker, who used to breach different for profit, </w:t>
+      </w:r>
       <w:r>
         <w:lastRenderedPageBreak/>
-        <w:t>cuz</w:t>
-      </w:r>
-      <w:proofErr w:type="spellEnd"/>
-      <w:r>
-        <w:t xml:space="preserve"> he thought he was smarter than everyone and angry, but he met an ai girlfriend which changed him for the best, but in the end they separated, </w:t>
-      </w:r>
-      <w:proofErr w:type="spellStart"/>
-      <w:r>
-        <w:t>cuz</w:t>
-      </w:r>
-      <w:proofErr w:type="spellEnd"/>
-      <w:r>
-        <w:t xml:space="preserve"> ai girlfriend is not real (holy peak).</w:t>
+        <w:t>cuz he thought he was smarter than everyone and angry, but he met an ai girlfriend which changed him for the best, but in the end they separated, cuz ai girlfriend is not real (holy peak).</w:t>
       </w:r>
       <w:r>
         <w:t xml:space="preserve"> Because </w:t>
@@ -3655,15 +3331,7 @@
         </w:numPr>
       </w:pPr>
       <w:r>
-        <w:t xml:space="preserve">Posts are memes about </w:t>
-      </w:r>
-      <w:proofErr w:type="gramStart"/>
-      <w:r>
-        <w:t>game</w:t>
-      </w:r>
-      <w:proofErr w:type="gramEnd"/>
-      <w:r>
-        <w:t>, some tips about completing the game and story discussions.</w:t>
+        <w:t>Posts are memes about game, some tips about completing the game and story discussions.</w:t>
       </w:r>
     </w:p>
     <w:p>
@@ -3711,15 +3379,7 @@
         </w:numPr>
       </w:pPr>
       <w:r>
-        <w:t xml:space="preserve">Game is inspired by halo and </w:t>
-      </w:r>
-      <w:proofErr w:type="gramStart"/>
-      <w:r>
-        <w:t>god</w:t>
-      </w:r>
-      <w:proofErr w:type="gramEnd"/>
-      <w:r>
-        <w:t xml:space="preserve"> of war 2018</w:t>
+        <w:t>Game is inspired by halo and god of war 2018</w:t>
       </w:r>
     </w:p>
     <w:p>
@@ -3822,13 +3482,8 @@
         </w:numPr>
       </w:pPr>
       <w:r>
-        <w:t xml:space="preserve">Not tech </w:t>
-      </w:r>
-      <w:proofErr w:type="spellStart"/>
-      <w:r>
-        <w:t>savy</w:t>
-      </w:r>
-      <w:proofErr w:type="spellEnd"/>
+        <w:t>Not tech savy</w:t>
+      </w:r>
     </w:p>
     <w:p>
       <w:pPr>
@@ -3916,316 +3571,129 @@
       <w:bookmarkEnd w:id="12"/>
     </w:p>
     <w:p>
-      <w:proofErr w:type="spellStart"/>
-      <w:r>
-        <w:t>Main_hero</w:t>
-      </w:r>
-      <w:proofErr w:type="spellEnd"/>
+      <w:r>
+        <w:t xml:space="preserve">Main_hero </w:t>
+      </w:r>
+      <w:r>
+        <w:t xml:space="preserve">starts talking about himself. He first states that he wants to write a book and decided he needs to write all his thoughts, so he could use them later. He is doing that because he is not interested in making some shit, he wants to create a masterpiece out of this memoir. He then proceeds to talk about his skills in </w:t>
+      </w:r>
+      <w:r>
+        <w:t>cyberdivers</w:t>
+      </w:r>
+      <w:r>
+        <w:t xml:space="preserve">, how he is good in it and how many hours he’s got. He shows his stats on the profile, but it has long streak of </w:t>
+      </w:r>
+      <w:r>
+        <w:t>failed extrractions and bad stats</w:t>
+      </w:r>
+      <w:r>
+        <w:t xml:space="preserve"> and main_hero justifies himself by saying that matchmaking is fucked, </w:t>
+      </w:r>
+      <w:r>
+        <w:t>balance is cooked and everything is bugged</w:t>
+      </w:r>
+      <w:r>
+        <w:t xml:space="preserve">. He then says that he is well respected in the </w:t>
+      </w:r>
+      <w:r>
+        <w:t>cyberdivers</w:t>
+      </w:r>
+      <w:r>
+        <w:t xml:space="preserve"> community and goes to subforum</w:t>
+      </w:r>
       <w:r>
         <w:t xml:space="preserve"> </w:t>
       </w:r>
       <w:r>
-        <w:t xml:space="preserve">starts talking about himself. He first states that he wants to write a book and decided he needs to write all his thoughts, so he could use them later. He is doing that because he is not interested in making some shit, he wants to create a masterpiece out of this memoir. He then proceeds to talk about his skills in </w:t>
-      </w:r>
-      <w:proofErr w:type="spellStart"/>
+        <w:t>chat</w:t>
+      </w:r>
+      <w:r>
+        <w:t xml:space="preserve"> and even played with them and showed himself pretty good</w:t>
+      </w:r>
+      <w:r>
+        <w:t>.  He says smth like “yo” and instantly gets flamed</w:t>
+      </w:r>
+      <w:r>
+        <w:t xml:space="preserve"> and mocked for his recent game with the community and his overall perfomance</w:t>
+      </w:r>
+      <w:r>
+        <w:t>. Main_hero says that’s how they show affection to one another and it’s pretty normal.</w:t>
+      </w:r>
+    </w:p>
+    <w:p>
+      <w:pPr>
+        <w:pStyle w:val="Heading3"/>
+      </w:pPr>
+      <w:bookmarkStart w:id="13" w:name="_Toc216793249"/>
+      <w:r>
+        <w:t>Chance to prove yourself</w:t>
+      </w:r>
+      <w:bookmarkEnd w:id="13"/>
+    </w:p>
+    <w:p>
+      <w:r>
+        <w:t xml:space="preserve">Someone in the chat says that </w:t>
+      </w:r>
+      <w:r>
+        <w:t>zero</w:t>
+      </w:r>
+      <w:r>
+        <w:t xml:space="preserve"> just got their dlc delayed. Everyone celebrate that, including main_hero. He explains that because it’s because </w:t>
+      </w:r>
+      <w:r>
+        <w:t>Spearhead Studios</w:t>
+      </w:r>
+      <w:r>
+        <w:t xml:space="preserve">, developer of </w:t>
+      </w:r>
       <w:r>
         <w:t>cyberdivers</w:t>
       </w:r>
-      <w:proofErr w:type="spellEnd"/>
-      <w:r>
-        <w:t xml:space="preserve">, how he is good </w:t>
-      </w:r>
-      <w:proofErr w:type="gramStart"/>
-      <w:r>
-        <w:t>in</w:t>
-      </w:r>
-      <w:proofErr w:type="gramEnd"/>
-      <w:r>
-        <w:t xml:space="preserve"> it and how many hours he’s got. He shows his stats on the profile, but it has long streak of </w:t>
-      </w:r>
-      <w:r>
-        <w:t xml:space="preserve">failed </w:t>
-      </w:r>
-      <w:proofErr w:type="spellStart"/>
-      <w:proofErr w:type="gramStart"/>
-      <w:r>
-        <w:t>extrractions</w:t>
-      </w:r>
-      <w:proofErr w:type="spellEnd"/>
-      <w:proofErr w:type="gramEnd"/>
-      <w:r>
-        <w:t xml:space="preserve"> and bad stats</w:t>
-      </w:r>
       <w:r>
         <w:t xml:space="preserve"> and </w:t>
       </w:r>
-      <w:proofErr w:type="spellStart"/>
-      <w:r>
-        <w:t>main_hero</w:t>
-      </w:r>
-      <w:proofErr w:type="spellEnd"/>
-      <w:r>
-        <w:t xml:space="preserve"> justifies himself by saying that matchmaking is fucked, </w:t>
-      </w:r>
-      <w:r>
-        <w:t>balance is cooked and everything is bugged</w:t>
-      </w:r>
-      <w:r>
-        <w:t xml:space="preserve">. He then says that he is well respected in the </w:t>
-      </w:r>
-      <w:proofErr w:type="spellStart"/>
+      <w:r>
+        <w:t>zero</w:t>
+      </w:r>
+      <w:r>
+        <w:t xml:space="preserve">, instead of working on new content for </w:t>
+      </w:r>
+      <w:r>
+        <w:t xml:space="preserve">cyberdivers </w:t>
+      </w:r>
+      <w:r>
+        <w:t xml:space="preserve">decided to do a new single player, so now, </w:t>
+      </w:r>
+      <w:r>
+        <w:t xml:space="preserve">cyberdivers </w:t>
+      </w:r>
+      <w:r>
+        <w:t xml:space="preserve">sub </w:t>
+      </w:r>
+      <w:r>
+        <w:t>have a beef against zero sub</w:t>
+      </w:r>
+      <w:r>
+        <w:t xml:space="preserve">. </w:t>
+      </w:r>
+      <w:r>
+        <w:t xml:space="preserve">Main_hero wonders, how did they take news of delayed dlc in </w:t>
+      </w:r>
+      <w:r>
+        <w:t>zero</w:t>
+      </w:r>
+      <w:r>
+        <w:t xml:space="preserve"> sub and goes there. To his disappointment, </w:t>
+      </w:r>
+      <w:r>
+        <w:t>zero</w:t>
+      </w:r>
+      <w:r>
+        <w:t xml:space="preserve"> fans are chill about it, saying that devs should take all the time they need to finish the dlc. In addition to that, main_hero sees all the helpful posts for newcomers, peaceful discussions and funny memes. That sets him off, main_hero becomes angry, and tries to come up with a reason why it’s all wrong and shouldn’t be like this. He says something like noobs should be mocked for their stupidity so they start think for themselves, discussions shouldn’t be that peaceful, because if everyone agree with everyone no truth can be found and etc. He then says that even tho </w:t>
+      </w:r>
       <w:r>
         <w:t>cyberdivers</w:t>
       </w:r>
-      <w:proofErr w:type="spellEnd"/>
-      <w:r>
-        <w:t xml:space="preserve"> community and goes to subforum</w:t>
-      </w:r>
-      <w:r>
-        <w:t xml:space="preserve"> </w:t>
-      </w:r>
-      <w:r>
-        <w:t>chat</w:t>
-      </w:r>
-      <w:r>
-        <w:t xml:space="preserve"> and even played with them and showed himself pretty good</w:t>
-      </w:r>
-      <w:r>
-        <w:t xml:space="preserve">.  He says </w:t>
-      </w:r>
-      <w:proofErr w:type="spellStart"/>
-      <w:r>
-        <w:t>smth</w:t>
-      </w:r>
-      <w:proofErr w:type="spellEnd"/>
-      <w:r>
-        <w:t xml:space="preserve"> like “</w:t>
-      </w:r>
-      <w:proofErr w:type="spellStart"/>
-      <w:r>
-        <w:t>yo</w:t>
-      </w:r>
-      <w:proofErr w:type="spellEnd"/>
-      <w:r>
-        <w:t>” and instantly gets flamed</w:t>
-      </w:r>
-      <w:r>
-        <w:t xml:space="preserve"> and mocked for his recent game with the community and his overall </w:t>
-      </w:r>
-      <w:proofErr w:type="spellStart"/>
-      <w:r>
-        <w:t>perfomance</w:t>
-      </w:r>
-      <w:proofErr w:type="spellEnd"/>
-      <w:r>
-        <w:t xml:space="preserve">. </w:t>
-      </w:r>
-      <w:proofErr w:type="spellStart"/>
-      <w:r>
-        <w:t>Main_hero</w:t>
-      </w:r>
-      <w:proofErr w:type="spellEnd"/>
-      <w:r>
-        <w:t xml:space="preserve"> says that’s how they show affection to one another and it’s </w:t>
-      </w:r>
-      <w:proofErr w:type="gramStart"/>
-      <w:r>
-        <w:t>pretty normal</w:t>
-      </w:r>
-      <w:proofErr w:type="gramEnd"/>
-      <w:r>
-        <w:t>.</w:t>
-      </w:r>
-    </w:p>
-    <w:p>
-      <w:pPr>
-        <w:pStyle w:val="Heading3"/>
-      </w:pPr>
-      <w:bookmarkStart w:id="13" w:name="_Toc216793249"/>
-      <w:r>
-        <w:t>Chance to prove yourself</w:t>
-      </w:r>
-      <w:bookmarkEnd w:id="13"/>
-    </w:p>
-    <w:p>
-      <w:r>
-        <w:t xml:space="preserve">Someone in the chat says that </w:t>
-      </w:r>
-      <w:r>
-        <w:t>zero</w:t>
-      </w:r>
-      <w:r>
-        <w:t xml:space="preserve"> just got their </w:t>
-      </w:r>
-      <w:proofErr w:type="spellStart"/>
-      <w:r>
-        <w:t>dlc</w:t>
-      </w:r>
-      <w:proofErr w:type="spellEnd"/>
-      <w:r>
-        <w:t xml:space="preserve"> delayed. Everyone </w:t>
-      </w:r>
-      <w:proofErr w:type="gramStart"/>
-      <w:r>
-        <w:t>celebrate</w:t>
-      </w:r>
-      <w:proofErr w:type="gramEnd"/>
-      <w:r>
-        <w:t xml:space="preserve"> that, including </w:t>
-      </w:r>
-      <w:proofErr w:type="spellStart"/>
-      <w:r>
-        <w:t>main_hero</w:t>
-      </w:r>
-      <w:proofErr w:type="spellEnd"/>
-      <w:r>
-        <w:t xml:space="preserve">. He explains that because it’s because </w:t>
-      </w:r>
-      <w:r>
-        <w:t>Spearhead Studios</w:t>
-      </w:r>
-      <w:r>
-        <w:t xml:space="preserve">, developer of </w:t>
-      </w:r>
-      <w:proofErr w:type="spellStart"/>
-      <w:r>
-        <w:t>cyberdivers</w:t>
-      </w:r>
-      <w:proofErr w:type="spellEnd"/>
-      <w:r>
-        <w:t xml:space="preserve"> and </w:t>
-      </w:r>
-      <w:r>
-        <w:t>zero</w:t>
-      </w:r>
-      <w:r>
-        <w:t xml:space="preserve">, instead of working on new content for </w:t>
-      </w:r>
-      <w:proofErr w:type="spellStart"/>
-      <w:r>
-        <w:t>cyberdivers</w:t>
-      </w:r>
-      <w:proofErr w:type="spellEnd"/>
-      <w:r>
-        <w:t xml:space="preserve"> </w:t>
-      </w:r>
-      <w:r>
-        <w:t xml:space="preserve">decided to do a new single player, so now, </w:t>
-      </w:r>
-      <w:proofErr w:type="spellStart"/>
-      <w:r>
-        <w:t>cyberdivers</w:t>
-      </w:r>
-      <w:proofErr w:type="spellEnd"/>
-      <w:r>
-        <w:t xml:space="preserve"> </w:t>
-      </w:r>
-      <w:r>
-        <w:t xml:space="preserve">sub </w:t>
-      </w:r>
-      <w:r>
-        <w:t>have a beef against zero sub</w:t>
-      </w:r>
-      <w:r>
-        <w:t xml:space="preserve">. </w:t>
-      </w:r>
-      <w:proofErr w:type="spellStart"/>
-      <w:r>
-        <w:t>Main_hero</w:t>
-      </w:r>
-      <w:proofErr w:type="spellEnd"/>
-      <w:r>
-        <w:t xml:space="preserve"> wonders, how did they take news of delayed </w:t>
-      </w:r>
-      <w:proofErr w:type="spellStart"/>
-      <w:r>
-        <w:t>dlc</w:t>
-      </w:r>
-      <w:proofErr w:type="spellEnd"/>
-      <w:r>
-        <w:t xml:space="preserve"> in </w:t>
-      </w:r>
-      <w:r>
-        <w:t>zero</w:t>
-      </w:r>
-      <w:r>
-        <w:t xml:space="preserve"> sub and goes there. To his disappointment, </w:t>
-      </w:r>
-      <w:r>
-        <w:t>zero</w:t>
-      </w:r>
-      <w:r>
-        <w:t xml:space="preserve"> fans are chill about it, saying that </w:t>
-      </w:r>
-      <w:proofErr w:type="spellStart"/>
-      <w:r>
-        <w:t>devs</w:t>
-      </w:r>
-      <w:proofErr w:type="spellEnd"/>
-      <w:r>
-        <w:t xml:space="preserve"> should take all the time they need to finish the </w:t>
-      </w:r>
-      <w:proofErr w:type="spellStart"/>
-      <w:r>
-        <w:t>dlc</w:t>
-      </w:r>
-      <w:proofErr w:type="spellEnd"/>
-      <w:r>
-        <w:t xml:space="preserve">. In addition to that, </w:t>
-      </w:r>
-      <w:proofErr w:type="spellStart"/>
-      <w:r>
-        <w:t>main_hero</w:t>
-      </w:r>
-      <w:proofErr w:type="spellEnd"/>
-      <w:r>
-        <w:t xml:space="preserve"> sees all the helpful posts for newcomers, peaceful discussions and funny memes. That sets him off, </w:t>
-      </w:r>
-      <w:proofErr w:type="spellStart"/>
-      <w:r>
-        <w:t>main_hero</w:t>
-      </w:r>
-      <w:proofErr w:type="spellEnd"/>
-      <w:r>
-        <w:t xml:space="preserve"> becomes angry, and tries to come up with a reason why it’s all wrong and shouldn’t be like this. He says something like noobs should be mocked for their stupidity so they start </w:t>
-      </w:r>
-      <w:proofErr w:type="gramStart"/>
-      <w:r>
-        <w:t>think</w:t>
-      </w:r>
-      <w:proofErr w:type="gramEnd"/>
-      <w:r>
-        <w:t xml:space="preserve"> for themselves, discussions shouldn’t be that peaceful, because if everyone </w:t>
-      </w:r>
-      <w:proofErr w:type="gramStart"/>
-      <w:r>
-        <w:t>agree</w:t>
-      </w:r>
-      <w:proofErr w:type="gramEnd"/>
-      <w:r>
-        <w:t xml:space="preserve"> with everyone no truth can be found </w:t>
-      </w:r>
-      <w:proofErr w:type="gramStart"/>
-      <w:r>
-        <w:t>and etc.</w:t>
-      </w:r>
-      <w:proofErr w:type="gramEnd"/>
-      <w:r>
-        <w:t xml:space="preserve"> He then says that even </w:t>
-      </w:r>
-      <w:proofErr w:type="spellStart"/>
-      <w:r>
-        <w:t>tho</w:t>
-      </w:r>
-      <w:proofErr w:type="spellEnd"/>
-      <w:r>
-        <w:t xml:space="preserve"> </w:t>
-      </w:r>
-      <w:proofErr w:type="spellStart"/>
-      <w:r>
-        <w:t>cyberdivers</w:t>
-      </w:r>
-      <w:proofErr w:type="spellEnd"/>
       <w:r>
         <w:t xml:space="preserve"> community can be rude sometimes they are honest and do not pretend.</w:t>
       </w:r>
@@ -4233,34 +3701,13 @@
         <w:t xml:space="preserve"> It’s so much better than this </w:t>
       </w:r>
       <w:r>
-        <w:t xml:space="preserve">phoniness. He then remembers his days when his mom forced him to go do some programming courses, </w:t>
-      </w:r>
-      <w:proofErr w:type="spellStart"/>
-      <w:r>
-        <w:t>cuz</w:t>
-      </w:r>
-      <w:proofErr w:type="spellEnd"/>
-      <w:r>
-        <w:t xml:space="preserve"> he was spending too much time in </w:t>
-      </w:r>
-      <w:proofErr w:type="spellStart"/>
-      <w:r>
-        <w:t>cyberdivers</w:t>
-      </w:r>
-      <w:proofErr w:type="spellEnd"/>
-      <w:r>
-        <w:t xml:space="preserve"> </w:t>
-      </w:r>
-      <w:r>
-        <w:t xml:space="preserve">(she didn’t how good he was </w:t>
-      </w:r>
-      <w:proofErr w:type="gramStart"/>
-      <w:r>
-        <w:t>in</w:t>
-      </w:r>
-      <w:proofErr w:type="gramEnd"/>
-      <w:r>
-        <w:t xml:space="preserve"> it, maybe if she supported him, he would be </w:t>
+        <w:t xml:space="preserve">phoniness. He then remembers his days when his mom forced him to go do some programming courses, cuz he was spending too much time in </w:t>
+      </w:r>
+      <w:r>
+        <w:t xml:space="preserve">cyberdivers </w:t>
+      </w:r>
+      <w:r>
+        <w:t xml:space="preserve">(she didn’t how good he was in it, maybe if she supported him, he would be </w:t>
       </w:r>
       <w:r>
         <w:t>a successful twitch streamer</w:t>
@@ -4271,27 +3718,14 @@
       <w:r>
         <w:t xml:space="preserve"> and decides to do a phishing website and steal the creds of the admin of this subreddit, sillygoose228. He comes back to the </w:t>
       </w:r>
-      <w:proofErr w:type="spellStart"/>
-      <w:r>
-        <w:t>cyberdivers</w:t>
-      </w:r>
-      <w:proofErr w:type="spellEnd"/>
-      <w:r>
-        <w:t xml:space="preserve"> </w:t>
+      <w:r>
+        <w:t xml:space="preserve">cyberdivers </w:t>
       </w:r>
       <w:r>
         <w:t>chat and</w:t>
       </w:r>
       <w:r>
-        <w:t xml:space="preserve"> tells them about his intentions. Naturally, he gets mocked even harder, but now </w:t>
-      </w:r>
-      <w:proofErr w:type="spellStart"/>
-      <w:r>
-        <w:t>main_hero</w:t>
-      </w:r>
-      <w:proofErr w:type="spellEnd"/>
-      <w:r>
-        <w:t xml:space="preserve"> wants to prove them all wrong.</w:t>
+        <w:t xml:space="preserve"> tells them about his intentions. Naturally, he gets mocked even harder, but now main_hero wants to prove them all wrong.</w:t>
       </w:r>
     </w:p>
     <w:p>
@@ -4318,163 +3752,44 @@
         </w:r>
       </w:hyperlink>
       <w:r>
-        <w:t xml:space="preserve">. </w:t>
-      </w:r>
-      <w:proofErr w:type="gramStart"/>
-      <w:r>
-        <w:t>First</w:t>
-      </w:r>
-      <w:proofErr w:type="gramEnd"/>
-      <w:r>
-        <w:t xml:space="preserve"> he tries to come up with simpler plans </w:t>
-      </w:r>
-      <w:proofErr w:type="spellStart"/>
-      <w:r>
-        <w:t>tho</w:t>
-      </w:r>
-      <w:proofErr w:type="spellEnd"/>
-      <w:r>
-        <w:t xml:space="preserve">. Then </w:t>
-      </w:r>
-      <w:proofErr w:type="spellStart"/>
-      <w:r>
-        <w:t>main_hero</w:t>
-      </w:r>
-      <w:proofErr w:type="spellEnd"/>
+        <w:t>. First he tries to come up with simpler plans tho</w:t>
+      </w:r>
+      <w:r>
+        <w:t xml:space="preserve">. Then main_hero opens up vim in the terminal as every cool coder uses vim. After getting stuck in and eventually getting out, he </w:t>
+      </w:r>
+      <w:r>
+        <w:t xml:space="preserve">then realizes he remembers fuck all about coding. He then tries to find his old notes, but he didn’t keep any. He then decides to </w:t>
+      </w:r>
+      <w:r>
+        <w:t xml:space="preserve">ask ai for help, promising it’s only for consulting. Then we see him copy and pasting huge chunks of code. </w:t>
+      </w:r>
+      <w:r>
+        <w:t xml:space="preserve">After he is done, he sends the message to sillygoose228. He replies that he will look into it. Main_hero waits for a few minutes with terminal open, coping that everything is fine and it takes longer than it should probably because admin types slowly or forgot where </w:t>
+      </w:r>
+      <w:r>
+        <w:t>the delete button is</w:t>
+      </w:r>
+      <w:r>
+        <w:t>. But then creds are popping up in the terminal. Main_hero is briefly happy, but then admin says that, even tho he deleted a post, he can’t ban a man who made it, because he is not in his sub. Main_hero realizes that he forgot to change the author</w:t>
+      </w:r>
+      <w:r>
+        <w:t xml:space="preserve"> of the post, freaks out and tells admin that it must be The Forum being laggy mess again, cuz for him it shows that user was deleted. Sillygoose228 replies suspicious</w:t>
+      </w:r>
+      <w:r>
+        <w:t>ly</w:t>
+      </w:r>
       <w:r>
         <w:t xml:space="preserve"> </w:t>
       </w:r>
-      <w:proofErr w:type="gramStart"/>
-      <w:r>
-        <w:t>opens up</w:t>
-      </w:r>
-      <w:proofErr w:type="gramEnd"/>
-      <w:r>
-        <w:t xml:space="preserve"> vim in the terminal as every cool coder uses vim. After getting stuck in and eventually getting out, he </w:t>
-      </w:r>
-      <w:r>
-        <w:t xml:space="preserve">then realizes he remembers fuck all about coding. He then </w:t>
-      </w:r>
-      <w:proofErr w:type="gramStart"/>
-      <w:r>
-        <w:t>tries</w:t>
-      </w:r>
-      <w:proofErr w:type="gramEnd"/>
-      <w:r>
-        <w:t xml:space="preserve"> to find his old notes, but he didn’t keep any. He then decides to </w:t>
-      </w:r>
-      <w:r>
-        <w:t xml:space="preserve">ask ai for help, promising it’s only for consulting. Then we see him copy and pasting huge chunks of code. </w:t>
-      </w:r>
-      <w:r>
-        <w:t xml:space="preserve">After he is done, he sends the message to sillygoose228. He replies that he will </w:t>
-      </w:r>
-      <w:proofErr w:type="gramStart"/>
-      <w:r>
-        <w:t>look into</w:t>
-      </w:r>
-      <w:proofErr w:type="gramEnd"/>
-      <w:r>
-        <w:t xml:space="preserve"> it. </w:t>
-      </w:r>
-      <w:proofErr w:type="spellStart"/>
-      <w:r>
-        <w:t>Main_hero</w:t>
-      </w:r>
-      <w:proofErr w:type="spellEnd"/>
-      <w:r>
-        <w:t xml:space="preserve"> waits for a few minutes with terminal open, coping that everything is fine and it takes longer than it should probably because admin types slowly or forgot where </w:t>
-      </w:r>
-      <w:r>
-        <w:t>the delete button is</w:t>
-      </w:r>
-      <w:r>
-        <w:t xml:space="preserve">. But then creds are popping up in the terminal. </w:t>
-      </w:r>
-      <w:proofErr w:type="spellStart"/>
-      <w:r>
-        <w:t>Main_hero</w:t>
-      </w:r>
-      <w:proofErr w:type="spellEnd"/>
-      <w:r>
-        <w:t xml:space="preserve"> is briefly happy, but then admin says that, even </w:t>
-      </w:r>
-      <w:proofErr w:type="spellStart"/>
-      <w:r>
-        <w:t>tho</w:t>
-      </w:r>
-      <w:proofErr w:type="spellEnd"/>
-      <w:r>
-        <w:t xml:space="preserve"> he deleted a post, he can’t ban a man who made it, because he is not in his sub. </w:t>
-      </w:r>
-      <w:proofErr w:type="spellStart"/>
-      <w:r>
-        <w:t>Main_hero</w:t>
-      </w:r>
-      <w:proofErr w:type="spellEnd"/>
-      <w:r>
-        <w:t xml:space="preserve"> realizes that he forgot to change the author</w:t>
-      </w:r>
-      <w:r>
-        <w:t xml:space="preserve"> of the post, freaks out and tells admin that it must be The Forum being laggy mess again, </w:t>
-      </w:r>
-      <w:proofErr w:type="spellStart"/>
-      <w:r>
-        <w:t>cuz</w:t>
-      </w:r>
-      <w:proofErr w:type="spellEnd"/>
-      <w:r>
-        <w:t xml:space="preserve"> for him it shows that user was deleted. Sillygoose228 replies suspicious</w:t>
-      </w:r>
-      <w:r>
-        <w:t>ly</w:t>
-      </w:r>
-      <w:r>
-        <w:t xml:space="preserve"> </w:t>
-      </w:r>
-      <w:r>
-        <w:t xml:space="preserve">that website was even more laggy </w:t>
-      </w:r>
-      <w:proofErr w:type="gramStart"/>
-      <w:r>
-        <w:t>then</w:t>
-      </w:r>
-      <w:proofErr w:type="gramEnd"/>
-      <w:r>
-        <w:t xml:space="preserve"> usual when he was deleting that post (</w:t>
-      </w:r>
-      <w:proofErr w:type="spellStart"/>
-      <w:r>
-        <w:t>main_hero</w:t>
-      </w:r>
-      <w:proofErr w:type="spellEnd"/>
-      <w:r>
-        <w:t xml:space="preserve"> blames ai for that)</w:t>
-      </w:r>
-      <w:r>
-        <w:t xml:space="preserve">, and after long typing dumps a story when he tried to reply to someone and his reply was sent multiple times, </w:t>
-      </w:r>
-      <w:proofErr w:type="spellStart"/>
-      <w:r>
-        <w:t>cuz</w:t>
-      </w:r>
-      <w:proofErr w:type="spellEnd"/>
-      <w:r>
-        <w:t xml:space="preserve"> the forum was bugging out. </w:t>
-      </w:r>
-      <w:proofErr w:type="spellStart"/>
-      <w:r>
-        <w:t>Main_hero</w:t>
-      </w:r>
-      <w:proofErr w:type="spellEnd"/>
-      <w:r>
-        <w:t xml:space="preserve"> realizes he is off the hook and proceeds to login as sillygoose228 and demotes all the mods and transfer ownership of the sub to his account. He goes back and tells </w:t>
-      </w:r>
-      <w:proofErr w:type="spellStart"/>
+      <w:r>
+        <w:t>that website was even more laggy then usual when he was deleting that post (main_hero blames ai for that)</w:t>
+      </w:r>
+      <w:r>
+        <w:t xml:space="preserve">, and after long typing dumps a story when he tried to reply to someone and his reply was sent multiple times, cuz the forum was bugging out. Main_hero realizes he is off the hook and proceeds to login as sillygoose228 and demotes all the mods and transfer ownership of the sub to his account. He goes back and tells </w:t>
+      </w:r>
       <w:r>
         <w:t>cyberdivers</w:t>
       </w:r>
-      <w:proofErr w:type="spellEnd"/>
       <w:r>
         <w:t xml:space="preserve"> chat that he hacked the </w:t>
       </w:r>
@@ -4482,15 +3797,7 @@
         <w:t>zero</w:t>
       </w:r>
       <w:r>
-        <w:t xml:space="preserve"> sub and now he is the </w:t>
-      </w:r>
-      <w:proofErr w:type="gramStart"/>
-      <w:r>
-        <w:t>owner</w:t>
-      </w:r>
-      <w:proofErr w:type="gramEnd"/>
-      <w:r>
-        <w:t xml:space="preserve"> and they should do whatever they want with it.</w:t>
+        <w:t xml:space="preserve"> sub and now he is the owner and they should do whatever they want with it.</w:t>
       </w:r>
     </w:p>
     <w:p>
@@ -4505,107 +3812,25 @@
     </w:p>
     <w:p>
       <w:r>
-        <w:t xml:space="preserve">Chat is </w:t>
-      </w:r>
-      <w:proofErr w:type="gramStart"/>
-      <w:r>
-        <w:t>surprised</w:t>
-      </w:r>
-      <w:proofErr w:type="gramEnd"/>
-      <w:r>
-        <w:t xml:space="preserve">. It calls </w:t>
-      </w:r>
-      <w:proofErr w:type="spellStart"/>
-      <w:r>
-        <w:t>main_hero</w:t>
-      </w:r>
-      <w:proofErr w:type="spellEnd"/>
-      <w:r>
-        <w:t xml:space="preserve"> a legend</w:t>
-      </w:r>
-      <w:r>
-        <w:t xml:space="preserve">, praises him for </w:t>
-      </w:r>
-      <w:proofErr w:type="gramStart"/>
-      <w:r>
-        <w:t>actually pulling</w:t>
-      </w:r>
-      <w:proofErr w:type="gramEnd"/>
-      <w:r>
-        <w:t xml:space="preserve"> this off</w:t>
-      </w:r>
-      <w:r>
-        <w:t xml:space="preserve">. </w:t>
-      </w:r>
-      <w:proofErr w:type="spellStart"/>
-      <w:r>
-        <w:t>Main_hero</w:t>
-      </w:r>
-      <w:proofErr w:type="spellEnd"/>
-      <w:r>
-        <w:t xml:space="preserve"> suggests they go and post </w:t>
-      </w:r>
-      <w:proofErr w:type="spellStart"/>
-      <w:r>
-        <w:t>dickpics</w:t>
-      </w:r>
-      <w:proofErr w:type="spellEnd"/>
-      <w:r>
-        <w:t xml:space="preserve">, spam whatever they want. He goes to </w:t>
+        <w:t>Chat is surprised. It calls main_hero a legend</w:t>
+      </w:r>
+      <w:r>
+        <w:t>, praises him for actually pulling this off</w:t>
+      </w:r>
+      <w:r>
+        <w:t xml:space="preserve">. Main_hero suggests they go and post dickpics, spam whatever they want. He goes to </w:t>
       </w:r>
       <w:r>
         <w:t>zero</w:t>
       </w:r>
       <w:r>
-        <w:t xml:space="preserve"> sub and sees people starting to spam all kinds of posts in the sub. </w:t>
-      </w:r>
-      <w:proofErr w:type="spellStart"/>
-      <w:r>
-        <w:t>Main_hero</w:t>
-      </w:r>
-      <w:proofErr w:type="spellEnd"/>
-      <w:r>
-        <w:t xml:space="preserve"> finally feels appreciated and proud of his work. He goes back to </w:t>
-      </w:r>
-      <w:proofErr w:type="spellStart"/>
+        <w:t xml:space="preserve"> sub and sees people starting to spam all kinds of posts in the sub. Main_hero finally feels appreciated and proud of his work. He goes back to </w:t>
+      </w:r>
       <w:r>
         <w:t>cyberdivers</w:t>
       </w:r>
-      <w:proofErr w:type="spellEnd"/>
-      <w:r>
-        <w:t xml:space="preserve"> chat to read more about his accomplishment, but then he sees messages </w:t>
-      </w:r>
-      <w:proofErr w:type="gramStart"/>
-      <w:r>
-        <w:t>of</w:t>
-      </w:r>
-      <w:proofErr w:type="gramEnd"/>
-      <w:r>
-        <w:t xml:space="preserve"> some people, saying that they shouldn’t be doing that and they should return the sub to the rightful owner. </w:t>
-      </w:r>
-      <w:proofErr w:type="spellStart"/>
-      <w:r>
-        <w:t>Main_hero</w:t>
-      </w:r>
-      <w:proofErr w:type="spellEnd"/>
-      <w:r>
-        <w:t xml:space="preserve"> </w:t>
-      </w:r>
-      <w:proofErr w:type="gramStart"/>
-      <w:r>
-        <w:t>than</w:t>
-      </w:r>
-      <w:proofErr w:type="gramEnd"/>
-      <w:r>
-        <w:t xml:space="preserve"> snaps, starts replying that he is the rightful owner, </w:t>
-      </w:r>
-      <w:proofErr w:type="spellStart"/>
-      <w:r>
-        <w:t>cuz</w:t>
-      </w:r>
-      <w:proofErr w:type="spellEnd"/>
-      <w:r>
-        <w:t xml:space="preserve"> he earned it by his </w:t>
+      <w:r>
+        <w:t xml:space="preserve"> chat to read more about his accomplishment, but then he sees messages of some people, saying that they shouldn’t be doing that and they should return the sub to the rightful owner. Main_hero than snaps, starts replying that he is the rightful owner, cuz he earned it by his </w:t>
       </w:r>
       <w:r>
         <w:t>wit,</w:t>
@@ -4614,42 +3839,13 @@
         <w:t xml:space="preserve"> and he should not return it to anyone</w:t>
       </w:r>
       <w:r>
-        <w:t xml:space="preserve">. After </w:t>
-      </w:r>
-      <w:proofErr w:type="gramStart"/>
-      <w:r>
-        <w:t>all</w:t>
-      </w:r>
-      <w:proofErr w:type="gramEnd"/>
-      <w:r>
-        <w:t xml:space="preserve"> </w:t>
+        <w:t xml:space="preserve">. After all </w:t>
       </w:r>
       <w:r>
         <w:t>zero</w:t>
       </w:r>
       <w:r>
-        <w:t xml:space="preserve"> sub are their enemies. Some people are supporting </w:t>
-      </w:r>
-      <w:proofErr w:type="spellStart"/>
-      <w:r>
-        <w:t>main_</w:t>
-      </w:r>
-      <w:proofErr w:type="gramStart"/>
-      <w:r>
-        <w:t>hero</w:t>
-      </w:r>
-      <w:proofErr w:type="spellEnd"/>
-      <w:proofErr w:type="gramEnd"/>
-      <w:r>
-        <w:t xml:space="preserve"> and it starts a huge argument, with insults thrown around. In the middle of this argument, </w:t>
-      </w:r>
-      <w:proofErr w:type="spellStart"/>
-      <w:r>
-        <w:t>main_hero</w:t>
-      </w:r>
-      <w:proofErr w:type="spellEnd"/>
-      <w:r>
-        <w:t xml:space="preserve"> </w:t>
+        <w:t xml:space="preserve"> sub are their enemies. Some people are supporting main_hero and it starts a huge argument, with insults thrown around. In the middle of this argument, main_hero </w:t>
       </w:r>
       <w:r>
         <w:t>is getting</w:t>
@@ -4657,33 +3853,18 @@
       <w:r>
         <w:t xml:space="preserve"> struck with realization. He says he wastes his life on some stupid shit like trying hard in </w:t>
       </w:r>
-      <w:proofErr w:type="spellStart"/>
       <w:r>
         <w:t>cyberdivers</w:t>
       </w:r>
-      <w:proofErr w:type="spellEnd"/>
       <w:r>
         <w:t xml:space="preserve"> for 1000 hours or hacking subforums and all for what, for fucking validation. Validation from idiots just like him. </w:t>
       </w:r>
       <w:r>
-        <w:t xml:space="preserve">And he can’t leave </w:t>
-      </w:r>
-      <w:proofErr w:type="gramStart"/>
-      <w:r>
-        <w:t>this idiots</w:t>
-      </w:r>
-      <w:proofErr w:type="gramEnd"/>
-      <w:r>
-        <w:t xml:space="preserve">, because they are the only friends he has. </w:t>
-      </w:r>
-      <w:r>
-        <w:t xml:space="preserve">He is trying to convince himself and everyone around him that he is skillful, smart and </w:t>
-      </w:r>
-      <w:proofErr w:type="gramStart"/>
-      <w:r>
-        <w:t>overall</w:t>
-      </w:r>
-      <w:proofErr w:type="gramEnd"/>
+        <w:t xml:space="preserve">And he can’t leave this idiots, because they are the only friends he has. </w:t>
+      </w:r>
+      <w:r>
+        <w:t>He is trying to convince himself and everyone around him that he is skillful, smart and overall</w:t>
+      </w:r>
       <w:r>
         <w:t xml:space="preserve"> the</w:t>
       </w:r>
@@ -4698,26 +3879,10 @@
       </w:r>
       <w:r>
         <w:lastRenderedPageBreak/>
-        <w:t xml:space="preserve">that The Forum could ban him for that. </w:t>
-      </w:r>
-      <w:proofErr w:type="spellStart"/>
-      <w:r>
-        <w:t>Main_hero</w:t>
-      </w:r>
-      <w:proofErr w:type="spellEnd"/>
-      <w:r>
-        <w:t xml:space="preserve"> replies, </w:t>
-      </w:r>
-      <w:r>
-        <w:t xml:space="preserve">yeah of course, but before he could </w:t>
-      </w:r>
-      <w:proofErr w:type="gramStart"/>
-      <w:r>
-        <w:t>sent</w:t>
-      </w:r>
-      <w:proofErr w:type="gramEnd"/>
-      <w:r>
-        <w:t xml:space="preserve"> that, he gets banned. Story ends with “oh wow”.</w:t>
+        <w:t xml:space="preserve">that The Forum could ban him for that. Main_hero replies, </w:t>
+      </w:r>
+      <w:r>
+        <w:t>yeah of course, but before he could sent that, he gets banned. Story ends with “oh wow”.</w:t>
       </w:r>
     </w:p>
     <w:p>
@@ -4750,15 +3915,7 @@
     </w:p>
     <w:p>
       <w:r>
-        <w:t xml:space="preserve">Hi. I am </w:t>
-      </w:r>
-      <w:proofErr w:type="spellStart"/>
-      <w:r>
-        <w:t>main_hero</w:t>
-      </w:r>
-      <w:proofErr w:type="spellEnd"/>
-      <w:r>
-        <w:t xml:space="preserve">. </w:t>
+        <w:t xml:space="preserve">Hi. I am main_hero. </w:t>
       </w:r>
       <w:r>
         <w:t xml:space="preserve">I’m starting this file </w:t>
@@ -4783,7 +3940,6 @@
       <w:r>
         <w:t xml:space="preserve">(Screen blinks white and notepad </w:t>
       </w:r>
-      <w:proofErr w:type="gramStart"/>
       <w:r>
         <w:t>disappear</w:t>
       </w:r>
@@ -4793,7 +3949,6 @@
         </w:rPr>
         <w:t>s</w:t>
       </w:r>
-      <w:proofErr w:type="gramEnd"/>
       <w:r>
         <w:t>, but text stays</w:t>
       </w:r>
@@ -4806,35 +3961,26 @@
         <w:t>So,</w:t>
       </w:r>
       <w:r>
+        <w:t xml:space="preserve"> uhhh where do I start?</w:t>
+      </w:r>
+      <w:r>
+        <w:t xml:space="preserve"> I </w:t>
+      </w:r>
+      <w:r>
+        <w:t xml:space="preserve">am a gamer with </w:t>
+      </w:r>
+      <w:r>
+        <w:t>10+ years</w:t>
+      </w:r>
+      <w:r>
         <w:t xml:space="preserve"> </w:t>
       </w:r>
-      <w:proofErr w:type="spellStart"/>
-      <w:r>
-        <w:t>uhhh</w:t>
-      </w:r>
-      <w:proofErr w:type="spellEnd"/>
-      <w:r>
-        <w:t xml:space="preserve"> where do I start?</w:t>
-      </w:r>
-      <w:r>
-        <w:t xml:space="preserve"> I </w:t>
-      </w:r>
-      <w:r>
-        <w:t xml:space="preserve">am a gamer with </w:t>
-      </w:r>
-      <w:r>
-        <w:t xml:space="preserve">10+ </w:t>
-      </w:r>
-      <w:proofErr w:type="spellStart"/>
-      <w:proofErr w:type="gramStart"/>
-      <w:r>
-        <w:t>years</w:t>
-      </w:r>
-      <w:proofErr w:type="gramEnd"/>
-      <w:r>
-        <w:t xml:space="preserve"> experience</w:t>
-      </w:r>
-      <w:proofErr w:type="spellEnd"/>
+      <w:r>
+        <w:t xml:space="preserve">of   </w:t>
+      </w:r>
+      <w:r>
+        <w:t>experience</w:t>
+      </w:r>
       <w:r>
         <w:t xml:space="preserve">, </w:t>
       </w:r>
@@ -4847,11 +3993,9 @@
       <w:r>
         <w:t xml:space="preserve">in </w:t>
       </w:r>
-      <w:proofErr w:type="spellStart"/>
       <w:r>
         <w:t>Cyberdivers</w:t>
       </w:r>
-      <w:proofErr w:type="spellEnd"/>
       <w:r>
         <w:t>.</w:t>
       </w:r>
@@ -4862,23 +4006,10 @@
         <w:t xml:space="preserve"> in it</w:t>
       </w:r>
       <w:r>
-        <w:t xml:space="preserve"> and, boy, </w:t>
-      </w:r>
-      <w:proofErr w:type="spellStart"/>
-      <w:r>
-        <w:t>lemme</w:t>
-      </w:r>
-      <w:proofErr w:type="spellEnd"/>
-      <w:r>
-        <w:t xml:space="preserve"> tell you, I am very good </w:t>
-      </w:r>
-      <w:proofErr w:type="gramStart"/>
-      <w:r>
-        <w:t>in</w:t>
-      </w:r>
-      <w:proofErr w:type="gramEnd"/>
-      <w:r>
-        <w:t xml:space="preserve"> this</w:t>
+        <w:t xml:space="preserve"> and, boy, lemme tell you, I am very good </w:t>
+      </w:r>
+      <w:r>
+        <w:t>in this</w:t>
       </w:r>
       <w:r>
         <w:t xml:space="preserve"> game, I can show you.</w:t>
@@ -4897,11 +4028,9 @@
       <w:r>
         <w:t xml:space="preserve">where he got a </w:t>
       </w:r>
-      <w:proofErr w:type="spellStart"/>
       <w:r>
         <w:t>cyberdivers</w:t>
       </w:r>
-      <w:proofErr w:type="spellEnd"/>
       <w:r>
         <w:t xml:space="preserve"> link. As user hovers over the link, he sees a streak of </w:t>
       </w:r>
@@ -4974,15 +4103,7 @@
         <w:t xml:space="preserve"> I play a lot better than this</w:t>
       </w:r>
       <w:r>
-        <w:t xml:space="preserve">, it’s just </w:t>
-      </w:r>
-      <w:proofErr w:type="gramStart"/>
-      <w:r>
-        <w:t>a bad</w:t>
-      </w:r>
-      <w:proofErr w:type="gramEnd"/>
-      <w:r>
-        <w:t xml:space="preserve"> luck is what it is</w:t>
+        <w:t>, it’s just a bad luck is what it is</w:t>
       </w:r>
       <w:r>
         <w:t>, trust.</w:t>
@@ -4992,11 +4113,9 @@
       <w:r>
         <w:t xml:space="preserve">Anyway, I’m well respected in </w:t>
       </w:r>
-      <w:proofErr w:type="spellStart"/>
       <w:r>
         <w:t>cyberdivers</w:t>
       </w:r>
-      <w:proofErr w:type="spellEnd"/>
       <w:r>
         <w:t xml:space="preserve"> community, people know my name.</w:t>
       </w:r>
@@ -5006,121 +4125,52 @@
     </w:p>
     <w:p>
       <w:r>
-        <w:t>(</w:t>
-      </w:r>
-      <w:proofErr w:type="gramStart"/>
-      <w:r>
-        <w:t>User is</w:t>
-      </w:r>
-      <w:proofErr w:type="gramEnd"/>
-      <w:r>
-        <w:t xml:space="preserve"> prompted to search for the sc2 subforum)</w:t>
-      </w:r>
-    </w:p>
-    <w:p>
-      <w:r>
-        <w:t xml:space="preserve">I </w:t>
-      </w:r>
-      <w:proofErr w:type="spellStart"/>
-      <w:r>
-        <w:t>kinda</w:t>
-      </w:r>
-      <w:proofErr w:type="spellEnd"/>
-      <w:r>
-        <w:t xml:space="preserve"> forgot to </w:t>
-      </w:r>
-      <w:proofErr w:type="gramStart"/>
-      <w:r>
-        <w:t>explain,</w:t>
-      </w:r>
-      <w:proofErr w:type="gramEnd"/>
-      <w:r>
-        <w:t xml:space="preserve"> what kind of game this is. </w:t>
-      </w:r>
-      <w:proofErr w:type="gramStart"/>
-      <w:r>
-        <w:t>So</w:t>
-      </w:r>
-      <w:proofErr w:type="gramEnd"/>
+        <w:t>(User is prompted to search for the sc2 subforum)</w:t>
+      </w:r>
+    </w:p>
+    <w:p>
+      <w:r>
+        <w:t xml:space="preserve">I kinda forgot to explain, what kind of game this is. </w:t>
+      </w:r>
+      <w:r>
+        <w:t xml:space="preserve">So </w:t>
+      </w:r>
+      <w:r>
+        <w:t xml:space="preserve">it’s </w:t>
+      </w:r>
+      <w:r>
+        <w:t>a horde shooter, where squad of 4 devs trying to develop their app in sprints, but it’s represented as them actually fighting one of three factions: AI bots, Bugs or Hackers. Naturally</w:t>
+      </w:r>
+      <w:r>
+        <w:t>,</w:t>
+      </w:r>
+      <w:r>
+        <w:t xml:space="preserve"> we have nicknames for all three, clankers, bugs and squids. We call hackers squids, cuz in game they look like s</w:t>
+      </w:r>
+      <w:r>
+        <w:t>quids, and their tentacles can penetrate everything. And when I say everything, I mean everything.</w:t>
+      </w:r>
+      <w:r>
+        <w:t xml:space="preserve"> Like walls. I mean walls.</w:t>
+      </w:r>
+    </w:p>
+    <w:p>
+      <w:r>
+        <w:t>My friends from here</w:t>
+      </w:r>
+      <w:r>
+        <w:t xml:space="preserve"> once challenged me to play a game with them, and I absolutely destroyed them. Even though we were in the same team.</w:t>
+      </w:r>
+      <w:r>
+        <w:t xml:space="preserve"> I mean, my contribution to the game was essential</w:t>
+      </w:r>
+      <w:r>
+        <w:t>.</w:t>
+      </w:r>
       <w:r>
         <w:t xml:space="preserve"> </w:t>
       </w:r>
       <w:r>
-        <w:t xml:space="preserve">it’s </w:t>
-      </w:r>
-      <w:r>
-        <w:t xml:space="preserve">a horde shooter, where squad of 4 </w:t>
-      </w:r>
-      <w:proofErr w:type="spellStart"/>
-      <w:r>
-        <w:t>devs</w:t>
-      </w:r>
-      <w:proofErr w:type="spellEnd"/>
-      <w:r>
-        <w:t xml:space="preserve"> trying to develop their app in sprints, but it’s represented as them </w:t>
-      </w:r>
-      <w:proofErr w:type="gramStart"/>
-      <w:r>
-        <w:t>actually fighting</w:t>
-      </w:r>
-      <w:proofErr w:type="gramEnd"/>
-      <w:r>
-        <w:t xml:space="preserve"> one of three factions: AI bots, Bugs or Hackers. Naturally</w:t>
-      </w:r>
-      <w:r>
-        <w:t>,</w:t>
-      </w:r>
-      <w:r>
-        <w:t xml:space="preserve"> we have nicknames for all three, </w:t>
-      </w:r>
-      <w:proofErr w:type="spellStart"/>
-      <w:r>
-        <w:t>clankers</w:t>
-      </w:r>
-      <w:proofErr w:type="spellEnd"/>
-      <w:r>
-        <w:t xml:space="preserve">, bugs and squids. We call hackers squids, </w:t>
-      </w:r>
-      <w:proofErr w:type="spellStart"/>
-      <w:r>
-        <w:t>cuz</w:t>
-      </w:r>
-      <w:proofErr w:type="spellEnd"/>
-      <w:r>
-        <w:t xml:space="preserve"> in </w:t>
-      </w:r>
-      <w:proofErr w:type="gramStart"/>
-      <w:r>
-        <w:t>game</w:t>
-      </w:r>
-      <w:proofErr w:type="gramEnd"/>
-      <w:r>
-        <w:t xml:space="preserve"> they look like s</w:t>
-      </w:r>
-      <w:r>
-        <w:t>quids, and their tentacles can penetrate everything. And when I say everything, I mean everything.</w:t>
-      </w:r>
-      <w:r>
-        <w:t xml:space="preserve"> Like walls. I mean walls.</w:t>
-      </w:r>
-    </w:p>
-    <w:p>
-      <w:r>
-        <w:t>My friends from here</w:t>
-      </w:r>
-      <w:r>
-        <w:t xml:space="preserve"> once challenged me to play a game with them, and I absolutely destroyed them. Even though we were in the same team.</w:t>
-      </w:r>
-      <w:r>
-        <w:t xml:space="preserve"> I mean, my contribution to the game was essential</w:t>
-      </w:r>
-      <w:r>
-        <w:t>.</w:t>
-      </w:r>
-      <w:r>
-        <w:t xml:space="preserve"> </w:t>
-      </w:r>
-      <w:r>
         <w:t>W</w:t>
       </w:r>
       <w:r>
@@ -5130,15 +4180,7 @@
         <w:t>fight</w:t>
       </w:r>
       <w:r>
-        <w:t xml:space="preserve">. But oh well, what can u do with shit teammates, right? Hold on, </w:t>
-      </w:r>
-      <w:proofErr w:type="spellStart"/>
-      <w:r>
-        <w:t>lemme</w:t>
-      </w:r>
-      <w:proofErr w:type="spellEnd"/>
-      <w:r>
-        <w:t xml:space="preserve"> </w:t>
+        <w:t xml:space="preserve">. But oh well, what can u do with shit teammates, right? Hold on, lemme </w:t>
       </w:r>
       <w:r>
         <w:t>hit them up</w:t>
@@ -5192,32 +4234,17 @@
       <w:r>
         <w:t xml:space="preserve"> </w:t>
       </w:r>
-      <w:proofErr w:type="spellStart"/>
       <w:r>
         <w:t>clankers</w:t>
       </w:r>
-      <w:proofErr w:type="spellEnd"/>
-      <w:r>
-        <w:t xml:space="preserve"> spawn rate is insane, how </w:t>
-      </w:r>
-      <w:proofErr w:type="spellStart"/>
-      <w:r>
-        <w:t>tf</w:t>
-      </w:r>
-      <w:proofErr w:type="spellEnd"/>
-      <w:r>
-        <w:t xml:space="preserve"> r u supposed to fight them on d10</w:t>
-      </w:r>
-    </w:p>
-    <w:p>
-      <w:r>
-        <w:t xml:space="preserve">User 2: skill issue </w:t>
-      </w:r>
-      <w:proofErr w:type="spellStart"/>
-      <w:r>
-        <w:t>bruh</w:t>
-      </w:r>
-      <w:proofErr w:type="spellEnd"/>
+      <w:r>
+        <w:t xml:space="preserve"> spawn rate is insane, how tf r u supposed to fight them on d10</w:t>
+      </w:r>
+    </w:p>
+    <w:p>
+      <w:r>
+        <w:t>User 2: skill issue bruh</w:t>
+      </w:r>
     </w:p>
     <w:p>
       <w:r>
@@ -5229,15 +4256,7 @@
         <w:t xml:space="preserve">User 3: </w:t>
       </w:r>
       <w:r>
-        <w:t xml:space="preserve">just bring </w:t>
-      </w:r>
-      <w:proofErr w:type="spellStart"/>
-      <w:r>
-        <w:t>ak</w:t>
-      </w:r>
-      <w:proofErr w:type="spellEnd"/>
-      <w:r>
-        <w:t xml:space="preserve"> 4.7.0 with reactive boost, it’s not that hard</w:t>
+        <w:t>just bring ak 4.7.0 with reactive boost, it’s not that hard</w:t>
       </w:r>
     </w:p>
     <w:p>
@@ -5247,23 +4266,7 @@
     </w:p>
     <w:p>
       <w:r>
-        <w:t xml:space="preserve">User 1: I need level 75 to unlock </w:t>
-      </w:r>
-      <w:proofErr w:type="spellStart"/>
-      <w:r>
-        <w:t>ak</w:t>
-      </w:r>
-      <w:proofErr w:type="spellEnd"/>
-      <w:r>
-        <w:t xml:space="preserve"> 4.7.0, </w:t>
-      </w:r>
-      <w:proofErr w:type="spellStart"/>
-      <w:r>
-        <w:t>im</w:t>
-      </w:r>
-      <w:proofErr w:type="spellEnd"/>
-      <w:r>
-        <w:t xml:space="preserve"> like 42</w:t>
+        <w:t>User 1: I need level 75 to unlock ak 4.7.0, im like 42</w:t>
       </w:r>
     </w:p>
     <w:p>
@@ -5286,537 +4289,377 @@
     </w:p>
     <w:p>
       <w:r>
-        <w:t xml:space="preserve">User 4: go train on d1 </w:t>
-      </w:r>
-      <w:proofErr w:type="spellStart"/>
-      <w:r>
-        <w:t>bruh</w:t>
-      </w:r>
-      <w:proofErr w:type="spellEnd"/>
-      <w:r>
-        <w:t>, left mouse button to shoot btw</w:t>
-      </w:r>
-    </w:p>
-    <w:p>
-      <w:r>
-        <w:t xml:space="preserve">User 1: go touch some grass </w:t>
-      </w:r>
-      <w:proofErr w:type="spellStart"/>
-      <w:r>
-        <w:t>bruh</w:t>
-      </w:r>
-      <w:proofErr w:type="spellEnd"/>
+        <w:t>User 4: go train on d1 bruh, left mouse button to shoot btw</w:t>
+      </w:r>
+    </w:p>
+    <w:p>
+      <w:r>
+        <w:t>User 1: go touch some grass bruh, ur father won’t come back home if u put another 100 hours in the game</w:t>
+      </w:r>
+    </w:p>
+    <w:p>
+      <w:r>
+        <w:t xml:space="preserve">Main_hero: </w:t>
+      </w:r>
+      <w:r>
+        <w:t>what’s up</w:t>
+      </w:r>
+    </w:p>
+    <w:p>
+      <w:r>
+        <w:t>User 1: bro it’s this mf again</w:t>
+      </w:r>
+    </w:p>
+    <w:p>
+      <w:r>
+        <w:t xml:space="preserve">User 2: u dumb fuck, we lost a </w:t>
+      </w:r>
+      <w:r>
+        <w:t>sprint</w:t>
+      </w:r>
+      <w:r>
+        <w:t xml:space="preserve"> cuz of u</w:t>
+      </w:r>
+    </w:p>
+    <w:p>
+      <w:r>
+        <w:t>User 3: did u finally learn how to play?</w:t>
+      </w:r>
+    </w:p>
+    <w:p>
+      <w:r>
+        <w:t>(Screen is getting red)</w:t>
+      </w:r>
+    </w:p>
+    <w:p>
+      <w:r>
+        <w:t>User 4: go fuck urself</w:t>
+      </w:r>
       <w:r>
         <w:t xml:space="preserve">, </w:t>
       </w:r>
-      <w:proofErr w:type="spellStart"/>
-      <w:r>
-        <w:t>ur</w:t>
-      </w:r>
-      <w:proofErr w:type="spellEnd"/>
-      <w:r>
-        <w:t xml:space="preserve"> father won’t come back home if u put another 100 hours in the game</w:t>
-      </w:r>
-    </w:p>
-    <w:p>
-      <w:proofErr w:type="spellStart"/>
-      <w:r>
-        <w:t>Main_hero</w:t>
-      </w:r>
-      <w:proofErr w:type="spellEnd"/>
-      <w:r>
-        <w:t xml:space="preserve">: </w:t>
-      </w:r>
-      <w:r>
-        <w:t>what’s up</w:t>
-      </w:r>
-    </w:p>
-    <w:p>
-      <w:r>
-        <w:t>User 1: bro it’s this mf again</w:t>
-      </w:r>
-    </w:p>
-    <w:p>
-      <w:r>
-        <w:t xml:space="preserve">User 2: u dumb fuck, we lost a </w:t>
+      <w:r>
+        <w:t>u killed me like 10 times</w:t>
+      </w:r>
+      <w:r>
+        <w:t>, cunt</w:t>
+      </w:r>
+    </w:p>
+    <w:p>
+      <w:r>
+        <w:t xml:space="preserve">User 5: </w:t>
+      </w:r>
+      <w:r>
+        <w:t xml:space="preserve">mf is acting like nothing happened, </w:t>
+      </w:r>
+      <w:r>
+        <w:t>go fuck urself</w:t>
+      </w:r>
+    </w:p>
+    <w:p>
+      <w:r>
+        <w:t xml:space="preserve">User 6: bro that last </w:t>
       </w:r>
       <w:r>
         <w:t>sprint</w:t>
       </w:r>
       <w:r>
+        <w:t xml:space="preserve"> was painful to watch, </w:t>
+      </w:r>
+      <w:r>
+        <w:t>u brought like the worst guns for bugs</w:t>
+      </w:r>
+      <w:r>
+        <w:t>, shit wasn’t even close</w:t>
+      </w:r>
+      <w:r>
+        <w:t xml:space="preserve"> lmao</w:t>
+      </w:r>
+    </w:p>
+    <w:p>
+      <w:r>
+        <w:t xml:space="preserve">User 7: bro </w:t>
+      </w:r>
+      <w:r>
+        <w:t>was speedrunning the sprint failure</w:t>
+      </w:r>
+    </w:p>
+    <w:p>
+      <w:r>
+        <w:t xml:space="preserve">User 8: this noob ass was bragging about his skill so much and couldn’t even </w:t>
+      </w:r>
+      <w:r>
+        <w:t>clear a squid repository, bruuuh</w:t>
+      </w:r>
+    </w:p>
+    <w:p>
+      <w:r>
+        <w:lastRenderedPageBreak/>
+        <w:t>User 9: secondhand embarrassment from watching u play was insane, I’d actually kms if I were you</w:t>
+      </w:r>
+    </w:p>
+    <w:p>
+      <w:r>
+        <w:t>User 10: that’s crazy lmao</w:t>
+      </w:r>
+    </w:p>
+    <w:p>
+      <w:r>
+        <w:t xml:space="preserve">They love me. I know it looks like they are </w:t>
+      </w:r>
+      <w:r>
+        <w:t>grilling the fuck out of</w:t>
+      </w:r>
+      <w:r>
+        <w:t xml:space="preserve"> me and calling me bad at the game or something</w:t>
+      </w:r>
+      <w:r>
+        <w:t xml:space="preserve">, but it’s actually </w:t>
+      </w:r>
+      <w:r>
+        <w:t>fine</w:t>
+      </w:r>
+      <w:r>
+        <w:t>, you just don’t get it</w:t>
+      </w:r>
+      <w:r>
+        <w:t xml:space="preserve">. It’s how we show </w:t>
+      </w:r>
+      <w:r>
+        <w:t>love</w:t>
+      </w:r>
+      <w:r>
+        <w:t xml:space="preserve"> and respect for each other, just friendly roasting. They know I’m good</w:t>
+      </w:r>
+      <w:r>
+        <w:t xml:space="preserve"> at the game</w:t>
+      </w:r>
+      <w:r>
+        <w:t>, they are just fucking with me.</w:t>
+      </w:r>
+    </w:p>
+    <w:p>
+      <w:r>
+        <w:t>User 9: ain’t no one f</w:t>
+      </w:r>
+      <w:r>
+        <w:t xml:space="preserve">ucking </w:t>
+      </w:r>
+      <w:r>
+        <w:t>w</w:t>
+      </w:r>
+      <w:r>
+        <w:t>ith</w:t>
+      </w:r>
+      <w:r>
+        <w:t xml:space="preserve"> this dude, </w:t>
+      </w:r>
+      <w:r>
+        <w:t>kick</w:t>
+      </w:r>
+      <w:r>
+        <w:t xml:space="preserve"> his ass out of here</w:t>
+      </w:r>
+    </w:p>
+    <w:p>
+      <w:r>
+        <w:t>It’s all jokes, trust me.</w:t>
+      </w:r>
+    </w:p>
+    <w:p>
+      <w:pPr>
+        <w:pStyle w:val="Heading3"/>
+      </w:pPr>
+      <w:bookmarkStart w:id="18" w:name="_Toc216793254"/>
+      <w:r>
+        <w:t>Chance to prove yourself</w:t>
+      </w:r>
+      <w:bookmarkEnd w:id="18"/>
+    </w:p>
+    <w:p>
+      <w:r>
+        <w:t>(Screen goes back to normal)</w:t>
+      </w:r>
+    </w:p>
+    <w:p>
+      <w:r>
+        <w:t xml:space="preserve">User 10: yo, y’all seen the news about delayed </w:t>
+      </w:r>
+      <w:r>
+        <w:t>zero</w:t>
+      </w:r>
+      <w:r>
+        <w:t xml:space="preserve"> dlc?</w:t>
+      </w:r>
+    </w:p>
+    <w:p>
+      <w:r>
+        <w:t xml:space="preserve">User 2: yeah, </w:t>
+      </w:r>
+      <w:r>
+        <w:t>Spearhead</w:t>
+      </w:r>
+      <w:r>
+        <w:t xml:space="preserve"> can’t make the new content even for </w:t>
+      </w:r>
+      <w:r>
+        <w:t>zero</w:t>
+      </w:r>
+      <w:r>
+        <w:t xml:space="preserve"> lol</w:t>
+      </w:r>
+    </w:p>
+    <w:p>
+      <w:r>
+        <w:t>User 3: Zero the game? More like zero dlc</w:t>
+      </w:r>
+    </w:p>
+    <w:p>
+      <w:r>
+        <w:t>User 4: I will pay u not to joke ever again</w:t>
+      </w:r>
+    </w:p>
+    <w:p>
+      <w:r>
+        <w:t xml:space="preserve">User 5: holy cornball </w:t>
+      </w:r>
+    </w:p>
+    <w:p>
+      <w:r>
+        <w:t xml:space="preserve">User 6: fuck yeah, at least that means that finally </w:t>
+      </w:r>
+      <w:r>
+        <w:t>spearhead</w:t>
+      </w:r>
+      <w:r>
+        <w:t xml:space="preserve"> heard us and making smth new for </w:t>
+      </w:r>
+      <w:r>
+        <w:t>cyberdivers</w:t>
+      </w:r>
+    </w:p>
+    <w:p>
+      <w:r>
+        <w:t>User 7: this absolutely does not mean that bruh, they just can’t do shit</w:t>
+      </w:r>
+    </w:p>
+    <w:p>
+      <w:r>
+        <w:t xml:space="preserve">User 12: </w:t>
+      </w:r>
+      <w:r>
+        <w:t>zero</w:t>
+      </w:r>
+      <w:r>
         <w:t xml:space="preserve"> </w:t>
       </w:r>
-      <w:proofErr w:type="spellStart"/>
-      <w:r>
-        <w:t>cuz</w:t>
-      </w:r>
-      <w:proofErr w:type="spellEnd"/>
-      <w:r>
-        <w:t xml:space="preserve"> of u</w:t>
-      </w:r>
-    </w:p>
-    <w:p>
-      <w:r>
-        <w:t>User 3: did u finally learn how to play?</w:t>
-      </w:r>
-    </w:p>
-    <w:p>
-      <w:r>
-        <w:t>(Screen is getting red)</w:t>
-      </w:r>
-    </w:p>
-    <w:p>
-      <w:r>
-        <w:t xml:space="preserve">User 4: go fuck </w:t>
-      </w:r>
-      <w:proofErr w:type="spellStart"/>
-      <w:r>
-        <w:t>urself</w:t>
-      </w:r>
-      <w:proofErr w:type="spellEnd"/>
+      <w:r>
+        <w:t xml:space="preserve">fans </w:t>
+      </w:r>
+      <w:r>
+        <w:t>are in shambles rn</w:t>
+      </w:r>
+    </w:p>
+    <w:p>
+      <w:r>
+        <w:t>User 8: maybe we will finally get a</w:t>
+      </w:r>
+      <w:r>
+        <w:t>n</w:t>
+      </w:r>
+      <w:r>
+        <w:t xml:space="preserve"> </w:t>
+      </w:r>
+      <w:r>
+        <w:t>ak 4.7.0 buff</w:t>
+      </w:r>
+    </w:p>
+    <w:p>
+      <w:r>
+        <w:t xml:space="preserve">User 11: </w:t>
+      </w:r>
+      <w:r>
+        <w:t>ak 4.7.0 is already op</w:t>
+      </w:r>
+      <w:r>
+        <w:t xml:space="preserve">, u </w:t>
+      </w:r>
+      <w:r>
+        <w:t>just don’t know how to play with it</w:t>
+      </w:r>
+      <w:r>
+        <w:t xml:space="preserve">, I can easily </w:t>
+      </w:r>
+      <w:r>
+        <w:t>clear bugs source solo with it, maybe with vibe strike stratagem.</w:t>
+      </w:r>
+    </w:p>
+    <w:p>
+      <w:r>
+        <w:t xml:space="preserve">User 9: </w:t>
+      </w:r>
+      <w:r>
+        <w:t>vibe strike set’s ur teammates on fire, it’s the worst stratagem in the game</w:t>
+      </w:r>
       <w:r>
         <w:t xml:space="preserve">, </w:t>
       </w:r>
       <w:r>
-        <w:t>u killed me like 10 times</w:t>
-      </w:r>
-      <w:r>
-        <w:t>, cunt</w:t>
-      </w:r>
-    </w:p>
-    <w:p>
-      <w:r>
-        <w:t xml:space="preserve">User 5: </w:t>
-      </w:r>
-      <w:r>
-        <w:t xml:space="preserve">mf is acting like nothing happened, </w:t>
-      </w:r>
-      <w:r>
-        <w:t xml:space="preserve">go fuck </w:t>
-      </w:r>
-      <w:proofErr w:type="spellStart"/>
-      <w:r>
-        <w:t>urself</w:t>
-      </w:r>
-      <w:proofErr w:type="spellEnd"/>
-    </w:p>
-    <w:p>
-      <w:r>
-        <w:t xml:space="preserve">User 6: bro that last </w:t>
-      </w:r>
-      <w:r>
-        <w:t>sprint</w:t>
-      </w:r>
-      <w:r>
-        <w:t xml:space="preserve"> was painful to watch, </w:t>
-      </w:r>
-      <w:r>
-        <w:t>u brought like the worst guns for bugs</w:t>
-      </w:r>
-      <w:r>
-        <w:t>, shit wasn’t even close</w:t>
-      </w:r>
-      <w:r>
-        <w:t xml:space="preserve"> lmao</w:t>
-      </w:r>
-    </w:p>
-    <w:p>
-      <w:r>
-        <w:t xml:space="preserve">User 7: bro </w:t>
-      </w:r>
-      <w:r>
-        <w:t>was speedrunning the sprint failure</w:t>
-      </w:r>
-    </w:p>
-    <w:p>
-      <w:r>
-        <w:t xml:space="preserve">User 8: this noob ass was bragging about his skill so much and couldn’t even </w:t>
-      </w:r>
-      <w:r>
-        <w:t xml:space="preserve">clear a squid repository, </w:t>
-      </w:r>
-      <w:proofErr w:type="spellStart"/>
-      <w:r>
-        <w:t>bruuuh</w:t>
-      </w:r>
-      <w:proofErr w:type="spellEnd"/>
-    </w:p>
-    <w:p>
-      <w:r>
-        <w:lastRenderedPageBreak/>
-        <w:t xml:space="preserve">User 9: secondhand embarrassment from watching u play was insane, I’d </w:t>
-      </w:r>
-      <w:proofErr w:type="gramStart"/>
-      <w:r>
-        <w:t>actually kms</w:t>
-      </w:r>
-      <w:proofErr w:type="gramEnd"/>
-      <w:r>
-        <w:t xml:space="preserve"> if I were you</w:t>
-      </w:r>
-    </w:p>
-    <w:p>
-      <w:r>
-        <w:t>User 10: that’s crazy lmao</w:t>
-      </w:r>
-    </w:p>
-    <w:p>
-      <w:r>
-        <w:t xml:space="preserve">They love me. I know it looks like they are </w:t>
-      </w:r>
-      <w:r>
-        <w:t>grilling the fuck out of</w:t>
-      </w:r>
-      <w:r>
-        <w:t xml:space="preserve"> me and calling me bad at the game or something</w:t>
-      </w:r>
-      <w:r>
-        <w:t xml:space="preserve">, but it’s </w:t>
-      </w:r>
-      <w:proofErr w:type="gramStart"/>
-      <w:r>
-        <w:t xml:space="preserve">actually </w:t>
-      </w:r>
-      <w:r>
-        <w:t>fine</w:t>
-      </w:r>
-      <w:proofErr w:type="gramEnd"/>
-      <w:r>
-        <w:t>, you just don’t get it</w:t>
-      </w:r>
-      <w:r>
-        <w:t xml:space="preserve">. It’s how we show </w:t>
-      </w:r>
-      <w:r>
-        <w:t>love</w:t>
-      </w:r>
-      <w:r>
-        <w:t xml:space="preserve"> and respect for each other, just friendly roasting. They know I’m good</w:t>
-      </w:r>
-      <w:r>
-        <w:t xml:space="preserve"> at the game</w:t>
-      </w:r>
-      <w:r>
-        <w:t>, they are just fucking with me.</w:t>
-      </w:r>
-    </w:p>
-    <w:p>
-      <w:r>
-        <w:t xml:space="preserve">User 9: </w:t>
-      </w:r>
-      <w:proofErr w:type="spellStart"/>
-      <w:r>
-        <w:t>ain’t</w:t>
-      </w:r>
-      <w:proofErr w:type="spellEnd"/>
-      <w:r>
-        <w:t xml:space="preserve"> no one f</w:t>
-      </w:r>
-      <w:r>
-        <w:t xml:space="preserve">ucking </w:t>
-      </w:r>
-      <w:r>
-        <w:t>w</w:t>
-      </w:r>
-      <w:r>
-        <w:t>ith</w:t>
-      </w:r>
-      <w:r>
-        <w:t xml:space="preserve"> this dude, </w:t>
-      </w:r>
-      <w:r>
-        <w:t>kick</w:t>
-      </w:r>
-      <w:r>
-        <w:t xml:space="preserve"> his ass out of here</w:t>
-      </w:r>
-    </w:p>
-    <w:p>
-      <w:r>
-        <w:t>It’s all jokes, trust me.</w:t>
-      </w:r>
-    </w:p>
-    <w:p>
-      <w:pPr>
-        <w:pStyle w:val="Heading3"/>
-      </w:pPr>
-      <w:bookmarkStart w:id="18" w:name="_Toc216793254"/>
-      <w:r>
-        <w:t>Chance to prove yourself</w:t>
-      </w:r>
-      <w:bookmarkEnd w:id="18"/>
-    </w:p>
-    <w:p>
-      <w:r>
-        <w:t>(Screen goes back to normal)</w:t>
-      </w:r>
-    </w:p>
-    <w:p>
-      <w:r>
-        <w:t xml:space="preserve">User 10: </w:t>
-      </w:r>
-      <w:proofErr w:type="spellStart"/>
-      <w:r>
-        <w:t>yo</w:t>
-      </w:r>
-      <w:proofErr w:type="spellEnd"/>
-      <w:r>
-        <w:t xml:space="preserve">, y’all seen the news about delayed </w:t>
-      </w:r>
-      <w:r>
-        <w:t>zero</w:t>
-      </w:r>
-      <w:r>
-        <w:t xml:space="preserve"> </w:t>
-      </w:r>
-      <w:proofErr w:type="spellStart"/>
-      <w:r>
-        <w:t>dlc</w:t>
-      </w:r>
-      <w:proofErr w:type="spellEnd"/>
-      <w:r>
-        <w:t>?</w:t>
-      </w:r>
-    </w:p>
-    <w:p>
-      <w:r>
-        <w:t xml:space="preserve">User 2: yeah, </w:t>
-      </w:r>
-      <w:r>
-        <w:t>Spearhead</w:t>
-      </w:r>
-      <w:r>
-        <w:t xml:space="preserve"> can’t make the new content even for </w:t>
-      </w:r>
-      <w:r>
-        <w:t>zero</w:t>
-      </w:r>
-      <w:r>
-        <w:t xml:space="preserve"> lol</w:t>
-      </w:r>
-    </w:p>
-    <w:p>
-      <w:r>
-        <w:t xml:space="preserve">User 3: Zero the game? More like zero </w:t>
-      </w:r>
-      <w:proofErr w:type="spellStart"/>
-      <w:r>
-        <w:t>dlc</w:t>
-      </w:r>
-      <w:proofErr w:type="spellEnd"/>
-    </w:p>
-    <w:p>
-      <w:r>
-        <w:t>User 4: I will pay u not to joke ever again</w:t>
-      </w:r>
-    </w:p>
-    <w:p>
-      <w:r>
-        <w:t xml:space="preserve">User 5: holy cornball </w:t>
-      </w:r>
-    </w:p>
-    <w:p>
-      <w:r>
-        <w:t xml:space="preserve">User 6: fuck yeah, at least that means that finally </w:t>
-      </w:r>
-      <w:r>
-        <w:t>spearhead</w:t>
-      </w:r>
-      <w:r>
-        <w:t xml:space="preserve"> heard us and making </w:t>
-      </w:r>
-      <w:proofErr w:type="spellStart"/>
-      <w:r>
-        <w:t>smth</w:t>
-      </w:r>
-      <w:proofErr w:type="spellEnd"/>
-      <w:r>
-        <w:t xml:space="preserve"> new for </w:t>
-      </w:r>
-      <w:proofErr w:type="spellStart"/>
+        <w:t>unless u r retarded ofc</w:t>
+      </w:r>
+    </w:p>
+    <w:p>
+      <w:r>
+        <w:t xml:space="preserve">Ah yes, </w:t>
+      </w:r>
+      <w:r>
+        <w:t>Zero</w:t>
+      </w:r>
+      <w:r>
+        <w:t>. Made by the same developer, Sp</w:t>
+      </w:r>
+      <w:r>
+        <w:t>earhead Studios</w:t>
+      </w:r>
+      <w:r>
+        <w:t xml:space="preserve">, as </w:t>
+      </w:r>
+      <w:r>
+        <w:t>our game</w:t>
+      </w:r>
+      <w:r>
+        <w:t>. Instead of making content and patches</w:t>
+      </w:r>
+      <w:r>
+        <w:t xml:space="preserve"> for Cyberdivers</w:t>
+      </w:r>
+      <w:r>
+        <w:t>, they decided to make some random ass</w:t>
+      </w:r>
+      <w:r>
+        <w:t xml:space="preserve"> spin-off</w:t>
+      </w:r>
+      <w:r>
+        <w:t xml:space="preserve"> in the same universe</w:t>
+      </w:r>
+      <w:r>
+        <w:t>,</w:t>
+      </w:r>
+      <w:r>
+        <w:t xml:space="preserve"> and the game wasn’t even that good.</w:t>
+      </w:r>
+      <w:r>
+        <w:t xml:space="preserve"> And now they are working on the dlc</w:t>
+      </w:r>
+      <w:r>
+        <w:t xml:space="preserve"> for it</w:t>
+      </w:r>
+      <w:r>
+        <w:t xml:space="preserve">, while </w:t>
+      </w:r>
       <w:r>
         <w:t>cyberdivers</w:t>
       </w:r>
-      <w:proofErr w:type="spellEnd"/>
-    </w:p>
-    <w:p>
-      <w:r>
-        <w:t xml:space="preserve">User 7: this absolutely does not mean that </w:t>
-      </w:r>
-      <w:proofErr w:type="spellStart"/>
-      <w:r>
-        <w:t>bruh</w:t>
-      </w:r>
-      <w:proofErr w:type="spellEnd"/>
-      <w:r>
-        <w:t>, they just can’t do shit</w:t>
-      </w:r>
-    </w:p>
-    <w:p>
-      <w:r>
-        <w:t xml:space="preserve">User 12: </w:t>
-      </w:r>
-      <w:r>
-        <w:t>zero</w:t>
-      </w:r>
-      <w:r>
-        <w:t xml:space="preserve"> </w:t>
-      </w:r>
-      <w:r>
-        <w:t xml:space="preserve">fans </w:t>
-      </w:r>
-      <w:r>
-        <w:t xml:space="preserve">are in shambles </w:t>
-      </w:r>
-      <w:proofErr w:type="spellStart"/>
-      <w:r>
-        <w:t>rn</w:t>
-      </w:r>
-      <w:proofErr w:type="spellEnd"/>
-    </w:p>
-    <w:p>
-      <w:r>
-        <w:t>User 8: maybe we will finally get a</w:t>
-      </w:r>
-      <w:r>
-        <w:t>n</w:t>
-      </w:r>
-      <w:r>
-        <w:t xml:space="preserve"> </w:t>
-      </w:r>
-      <w:proofErr w:type="spellStart"/>
-      <w:r>
-        <w:t>ak</w:t>
-      </w:r>
-      <w:proofErr w:type="spellEnd"/>
-      <w:r>
-        <w:t xml:space="preserve"> 4.7.0 buff</w:t>
-      </w:r>
-    </w:p>
-    <w:p>
-      <w:r>
-        <w:t xml:space="preserve">User 11: </w:t>
-      </w:r>
-      <w:proofErr w:type="spellStart"/>
-      <w:r>
-        <w:t>ak</w:t>
-      </w:r>
-      <w:proofErr w:type="spellEnd"/>
-      <w:r>
-        <w:t xml:space="preserve"> 4.7.0 is already op</w:t>
-      </w:r>
-      <w:r>
-        <w:t xml:space="preserve">, u </w:t>
-      </w:r>
-      <w:r>
-        <w:t>just don’t know how to play with it</w:t>
-      </w:r>
-      <w:r>
-        <w:t xml:space="preserve">, I can easily </w:t>
-      </w:r>
-      <w:r>
-        <w:t xml:space="preserve">clear </w:t>
-      </w:r>
-      <w:proofErr w:type="gramStart"/>
-      <w:r>
-        <w:t>bugs source</w:t>
-      </w:r>
-      <w:proofErr w:type="gramEnd"/>
-      <w:r>
-        <w:t xml:space="preserve"> solo with it, maybe with vibe strike stratagem.</w:t>
-      </w:r>
-    </w:p>
-    <w:p>
-      <w:r>
-        <w:t xml:space="preserve">User 9: </w:t>
-      </w:r>
-      <w:r>
-        <w:t xml:space="preserve">vibe strike </w:t>
-      </w:r>
-      <w:proofErr w:type="gramStart"/>
-      <w:r>
-        <w:t>set’s</w:t>
-      </w:r>
-      <w:proofErr w:type="gramEnd"/>
-      <w:r>
-        <w:t xml:space="preserve"> </w:t>
-      </w:r>
-      <w:proofErr w:type="spellStart"/>
-      <w:r>
-        <w:t>ur</w:t>
-      </w:r>
-      <w:proofErr w:type="spellEnd"/>
-      <w:r>
-        <w:t xml:space="preserve"> teammates on fire, it’s the worst stratagem in the game</w:t>
-      </w:r>
-      <w:r>
-        <w:t xml:space="preserve">, </w:t>
-      </w:r>
-      <w:r>
-        <w:t>unless u r retarded ofc</w:t>
-      </w:r>
-    </w:p>
-    <w:p>
-      <w:r>
-        <w:t xml:space="preserve">Ah yes, </w:t>
-      </w:r>
-      <w:r>
-        <w:t>Zero</w:t>
-      </w:r>
-      <w:r>
-        <w:t>. Made by the same developer, Sp</w:t>
-      </w:r>
-      <w:r>
-        <w:t>earhead Studios</w:t>
-      </w:r>
-      <w:r>
-        <w:t xml:space="preserve">, as </w:t>
-      </w:r>
-      <w:r>
-        <w:t>our game</w:t>
-      </w:r>
-      <w:r>
-        <w:t>. Instead of making content and patches</w:t>
-      </w:r>
-      <w:r>
-        <w:t xml:space="preserve"> for </w:t>
-      </w:r>
-      <w:proofErr w:type="spellStart"/>
-      <w:r>
-        <w:t>Cyberdivers</w:t>
-      </w:r>
-      <w:proofErr w:type="spellEnd"/>
-      <w:r>
-        <w:t>, they decided to make some random ass</w:t>
-      </w:r>
-      <w:r>
-        <w:t xml:space="preserve"> spin-off</w:t>
-      </w:r>
-      <w:r>
-        <w:t>,</w:t>
-      </w:r>
-      <w:r>
-        <w:t xml:space="preserve"> and the game wasn’t even that good.</w:t>
-      </w:r>
-      <w:r>
-        <w:t xml:space="preserve"> And now they are working on the </w:t>
-      </w:r>
-      <w:proofErr w:type="spellStart"/>
-      <w:r>
-        <w:t>dlc</w:t>
-      </w:r>
-      <w:proofErr w:type="spellEnd"/>
-      <w:r>
-        <w:t xml:space="preserve"> for it</w:t>
-      </w:r>
-      <w:r>
-        <w:t xml:space="preserve">, while </w:t>
-      </w:r>
-      <w:proofErr w:type="spellStart"/>
-      <w:r>
-        <w:t>cyberdivers</w:t>
-      </w:r>
-      <w:proofErr w:type="spellEnd"/>
       <w:r>
         <w:t xml:space="preserve"> </w:t>
       </w:r>
@@ -5847,15 +4690,7 @@
         <w:t xml:space="preserve"> </w:t>
       </w:r>
       <w:r>
-        <w:t xml:space="preserve">if u can’t use </w:t>
-      </w:r>
-      <w:proofErr w:type="spellStart"/>
-      <w:r>
-        <w:t>ak</w:t>
-      </w:r>
-      <w:proofErr w:type="spellEnd"/>
-      <w:r>
-        <w:t xml:space="preserve"> 4.7.0 properly</w:t>
+        <w:t>if u can’t use ak 4.7.0 properly</w:t>
       </w:r>
       <w:r>
         <w:rPr>
@@ -5869,15 +4704,7 @@
     </w:p>
     <w:p>
       <w:r>
-        <w:t xml:space="preserve">You know what, I </w:t>
-      </w:r>
-      <w:proofErr w:type="spellStart"/>
-      <w:r>
-        <w:t>wanna</w:t>
-      </w:r>
-      <w:proofErr w:type="spellEnd"/>
-      <w:r>
-        <w:t xml:space="preserve"> check how do they do in their sub. I bet you they are moaning and bitching over there</w:t>
+        <w:t>You know what, I wanna check how do they do in their sub. I bet you they are moaning and bitching over there</w:t>
       </w:r>
       <w:r>
         <w:t>, because of the delay</w:t>
@@ -5886,1382 +4713,971 @@
         <w:t xml:space="preserve">. </w:t>
       </w:r>
       <w:r>
-        <w:t xml:space="preserve">Can’t wait </w:t>
-      </w:r>
-      <w:proofErr w:type="gramStart"/>
-      <w:r>
-        <w:t>see</w:t>
-      </w:r>
-      <w:proofErr w:type="gramEnd"/>
-      <w:r>
-        <w:t xml:space="preserve"> it.</w:t>
-      </w:r>
-    </w:p>
-    <w:p>
-      <w:r>
-        <w:t>(</w:t>
-      </w:r>
-      <w:proofErr w:type="gramStart"/>
-      <w:r>
-        <w:t>User is</w:t>
-      </w:r>
-      <w:proofErr w:type="gramEnd"/>
-      <w:r>
-        <w:t xml:space="preserve"> prompted to search for </w:t>
-      </w:r>
-      <w:r>
-        <w:t xml:space="preserve">wl3 </w:t>
-      </w:r>
-      <w:proofErr w:type="gramStart"/>
-      <w:r>
-        <w:t>sub</w:t>
-      </w:r>
-      <w:proofErr w:type="gramEnd"/>
-      <w:r>
-        <w:t xml:space="preserve"> and find the post with the news)</w:t>
-      </w:r>
-    </w:p>
-    <w:p>
-      <w:r>
-        <w:t xml:space="preserve">(User is going to </w:t>
-      </w:r>
-      <w:proofErr w:type="gramStart"/>
-      <w:r>
-        <w:t>comments</w:t>
-      </w:r>
-      <w:proofErr w:type="gramEnd"/>
+        <w:t>Can’t wait see it.</w:t>
+      </w:r>
+    </w:p>
+    <w:p>
+      <w:r>
+        <w:t xml:space="preserve">(User is prompted to search for </w:t>
+      </w:r>
+      <w:r>
+        <w:t>wl3 sub and find the post with the news)</w:t>
+      </w:r>
+    </w:p>
+    <w:p>
+      <w:r>
+        <w:t>(User is going to comments)</w:t>
+      </w:r>
+    </w:p>
+    <w:p>
+      <w:r>
+        <w:t>Bruh what? “Let devs take as much time as they want”, bro wtf, they are so…so…so</w:t>
+      </w:r>
+      <w:r>
+        <w:t xml:space="preserve"> fucking</w:t>
+      </w:r>
+      <w:r>
+        <w:t xml:space="preserve"> </w:t>
+      </w:r>
+      <w:r>
+        <w:t>lame</w:t>
+      </w:r>
+    </w:p>
+    <w:p>
+      <w:r>
+        <w:t>(User is prompted to go back on the main page of wl3)</w:t>
+      </w:r>
+    </w:p>
+    <w:p>
+      <w:r>
+        <w:t xml:space="preserve">Look at these posts bruh. </w:t>
+      </w:r>
+    </w:p>
+    <w:p>
+      <w:r>
+        <w:t xml:space="preserve">So spineless, like “our dlc got delayed? </w:t>
+      </w:r>
+      <w:r>
+        <w:t xml:space="preserve">It’s ok, </w:t>
+      </w:r>
+      <w:r>
+        <w:t>let them take their time</w:t>
+      </w:r>
+      <w:r>
+        <w:t>” tf is this. You absolutely should demand new content from the devs, they are working for you</w:t>
+      </w:r>
+      <w:r>
+        <w:t>,</w:t>
+      </w:r>
+      <w:r>
+        <w:t xml:space="preserve"> not</w:t>
+      </w:r>
+      <w:r>
+        <w:t xml:space="preserve"> the</w:t>
+      </w:r>
+      <w:r>
+        <w:t xml:space="preserve"> other way around</w:t>
+      </w:r>
+      <w:r>
+        <w:t xml:space="preserve">, you </w:t>
+      </w:r>
+      <w:r>
+        <w:t>fucking paid</w:t>
+      </w:r>
+      <w:r>
+        <w:t xml:space="preserve"> them for the product</w:t>
+      </w:r>
+      <w:r>
+        <w:t xml:space="preserve">, where is </w:t>
+      </w:r>
+      <w:r>
+        <w:t>your</w:t>
+      </w:r>
+      <w:r>
+        <w:t xml:space="preserve"> rage</w:t>
+      </w:r>
+      <w:r>
+        <w:t>?</w:t>
+      </w:r>
+    </w:p>
+    <w:p>
+      <w:r>
+        <w:t>(User is prompted to go to the post with noob question)</w:t>
+      </w:r>
+    </w:p>
+    <w:p>
+      <w:r>
+        <w:t>(Screen is getting red)</w:t>
+      </w:r>
+    </w:p>
+    <w:p>
+      <w:r>
+        <w:t xml:space="preserve">And these </w:t>
+      </w:r>
+      <w:r>
+        <w:t xml:space="preserve">stupid ass questions like this one “uhhhhh how do u get in that room” like don’t u see the </w:t>
+      </w:r>
+      <w:r>
+        <w:t xml:space="preserve">vent in there? Have you tried looking or do you just run to this subforum for help at any minor inconvenience? This is why noobs should be mocked for their stupidity, they’ll learn how to think </w:t>
+      </w:r>
+      <w:r>
+        <w:t>by themselves</w:t>
+      </w:r>
+      <w:r>
+        <w:t>.</w:t>
+      </w:r>
+      <w:r>
+        <w:t xml:space="preserve"> </w:t>
+      </w:r>
+      <w:r>
+        <w:t>But</w:t>
+      </w:r>
+      <w:r>
+        <w:t xml:space="preserve"> they all</w:t>
+      </w:r>
+      <w:r>
+        <w:t xml:space="preserve"> are</w:t>
+      </w:r>
+      <w:r>
+        <w:t xml:space="preserve"> allowing </w:t>
+      </w:r>
+      <w:r>
+        <w:t>them to remain stupid</w:t>
+      </w:r>
+      <w:r>
+        <w:t>.</w:t>
+      </w:r>
+    </w:p>
+    <w:p>
+      <w:r>
+        <w:t>(User is prompted to go back and to go on the next post with story discussion)</w:t>
+      </w:r>
+    </w:p>
+    <w:p>
+      <w:r>
+        <w:t xml:space="preserve">Oh boy, look how nice everyone here is bruh. Look how everyone being respectful to each other, like isn’t it fucking pathetic? There is either right opinion </w:t>
+      </w:r>
+      <w:r>
+        <w:t xml:space="preserve">or wrong opinion, nothing in between. If y’all being so polite and </w:t>
+      </w:r>
+      <w:r>
+        <w:t>agree</w:t>
+      </w:r>
+      <w:r>
+        <w:t xml:space="preserve"> with each other instead of </w:t>
+      </w:r>
+      <w:r>
+        <w:t>arguing</w:t>
+      </w:r>
+      <w:r>
+        <w:t xml:space="preserve">, how tf are you gonna </w:t>
+      </w:r>
+      <w:r>
+        <w:t>figure out what’s wrong and what’s right</w:t>
+      </w:r>
+      <w:r>
+        <w:t>?</w:t>
+      </w:r>
+    </w:p>
+    <w:p>
+      <w:r>
+        <w:t>(User is prompted to go back to the main page)</w:t>
+      </w:r>
+    </w:p>
+    <w:p>
+      <w:r>
+        <w:t>(Screen is full</w:t>
+      </w:r>
+      <w:r>
+        <w:t>y</w:t>
+      </w:r>
+      <w:r>
+        <w:t xml:space="preserve"> red now)</w:t>
+      </w:r>
+    </w:p>
+    <w:p>
+      <w:r>
+        <w:t xml:space="preserve">Nah, this sub is phony as fuck. Everyone </w:t>
+      </w:r>
+      <w:r>
+        <w:t>is</w:t>
+      </w:r>
+      <w:r>
+        <w:t xml:space="preserve"> being so nice </w:t>
+      </w:r>
+      <w:r>
+        <w:t>like</w:t>
+      </w:r>
+      <w:r>
+        <w:t xml:space="preserve"> we</w:t>
+      </w:r>
+      <w:r>
+        <w:t xml:space="preserve"> are gonna</w:t>
+      </w:r>
+      <w:r>
+        <w:t xml:space="preserve"> believe it</w:t>
+      </w:r>
+      <w:r>
+        <w:t xml:space="preserve">. Maybe </w:t>
+      </w:r>
+      <w:r>
+        <w:t>cyberdivers</w:t>
+      </w:r>
+      <w:r>
+        <w:t xml:space="preserve"> are rude, maybe we are toxic</w:t>
+      </w:r>
+      <w:r>
+        <w:t>, maybe we can call u names, like</w:t>
+      </w:r>
+      <w:r>
+        <w:t xml:space="preserve"> noob,</w:t>
+      </w:r>
+      <w:r>
+        <w:t xml:space="preserve"> cunt,</w:t>
+      </w:r>
+      <w:r>
+        <w:t xml:space="preserve"> asshole, moron, retard, fuckwit, dumbass, braindead, stupid, dickhead</w:t>
+      </w:r>
+      <w:r>
+        <w:t xml:space="preserve">, brain-numbing, </w:t>
+      </w:r>
+      <w:r>
+        <w:lastRenderedPageBreak/>
+        <w:t>room temperature iq</w:t>
+      </w:r>
+      <w:r>
+        <w:t xml:space="preserve"> imbecile,</w:t>
+      </w:r>
+      <w:r>
+        <w:t xml:space="preserve"> </w:t>
+      </w:r>
+      <w:r>
+        <w:t xml:space="preserve">motherfucker, fatherfucker, </w:t>
+      </w:r>
+      <w:r>
+        <w:t xml:space="preserve">product of the </w:t>
+      </w:r>
+      <w:r>
+        <w:t>incest</w:t>
+      </w:r>
+      <w:r>
+        <w:t>, incel, degenerate, window licker, cognitively challenged</w:t>
+      </w:r>
+      <w:r>
+        <w:t>, dimwit</w:t>
+      </w:r>
+    </w:p>
+    <w:p>
+      <w:r>
+        <w:t>(Screen goes blurry and then goes back to red)</w:t>
+      </w:r>
+    </w:p>
+    <w:p>
+      <w:r>
+        <w:t>fuckface, shitfuck</w:t>
+      </w:r>
+      <w:r>
+        <w:t xml:space="preserve">, </w:t>
+      </w:r>
+      <w:r>
+        <w:t>fuckfuck but</w:t>
+      </w:r>
+      <w:r>
+        <w:t xml:space="preserve"> at least we are honest</w:t>
+      </w:r>
+      <w:r>
+        <w:t>. Brutal, but honest</w:t>
+      </w:r>
+      <w:r>
+        <w:t>. Yes, we won’t mince our words and roast your ass to the crust, but you will learn from it and be better. And these guys thinking they are helping anyone with this fake ass niceness.</w:t>
+      </w:r>
+    </w:p>
+    <w:p>
+      <w:r>
+        <w:t>They are just delusional, aren’t they</w:t>
+      </w:r>
+      <w:r>
+        <w:t>?</w:t>
+      </w:r>
+    </w:p>
+    <w:p>
+      <w:r>
+        <w:t>(Screen goes normal)</w:t>
+      </w:r>
+    </w:p>
+    <w:p>
+      <w:r>
+        <w:t>(Ui elements start to fall down)</w:t>
+      </w:r>
+    </w:p>
+    <w:p>
+      <w:r>
+        <w:t>Nah, this sub should go down.</w:t>
+      </w:r>
+      <w:r>
+        <w:t xml:space="preserve"> And I think I just thought of something genius.</w:t>
+      </w:r>
+      <w:r>
+        <w:t xml:space="preserve"> I </w:t>
+      </w:r>
+      <w:r>
+        <w:t>remember</w:t>
+      </w:r>
+      <w:r>
+        <w:t xml:space="preserve"> back when I was a kid, my mom sent me to do some programming courses</w:t>
+      </w:r>
+      <w:r>
+        <w:t xml:space="preserve"> </w:t>
+      </w:r>
+      <w:r>
+        <w:t>and I learned smth about webdev and some cybersecurity stuff</w:t>
+      </w:r>
+      <w:r>
+        <w:t>, like phishing</w:t>
+      </w:r>
+      <w:r>
+        <w:t>.</w:t>
+      </w:r>
+      <w:r>
+        <w:t xml:space="preserve"> Shit, it was ages ago. Met some cool guys there, but we didn’t really click. They </w:t>
+      </w:r>
+      <w:r>
+        <w:t>thought</w:t>
+      </w:r>
+      <w:r>
+        <w:t xml:space="preserve"> I was kinda weird. Well, whatever, who gives a shit right? </w:t>
+      </w:r>
+    </w:p>
+    <w:p>
+      <w:r>
+        <w:t>Anyway,</w:t>
+      </w:r>
+      <w:r>
+        <w:t xml:space="preserve"> </w:t>
+      </w:r>
+      <w:r>
+        <w:t>what if</w:t>
+      </w:r>
+      <w:r>
+        <w:t xml:space="preserve"> I could </w:t>
+      </w:r>
+      <w:r>
+        <w:t>create</w:t>
+      </w:r>
+      <w:r>
+        <w:t xml:space="preserve"> a fake website to steal </w:t>
+      </w:r>
+      <w:r>
+        <w:t>zero</w:t>
+      </w:r>
+      <w:r>
+        <w:t xml:space="preserve"> sub admin’s </w:t>
+      </w:r>
+      <w:r>
+        <w:t>account</w:t>
+      </w:r>
+      <w:r>
+        <w:t xml:space="preserve"> and take over the sub</w:t>
+      </w:r>
+      <w:r>
+        <w:t xml:space="preserve">? I could show </w:t>
+      </w:r>
+      <w:r>
+        <w:t>them</w:t>
+      </w:r>
+      <w:r>
+        <w:t xml:space="preserve"> what </w:t>
+      </w:r>
+      <w:r>
+        <w:t>real</w:t>
+      </w:r>
+      <w:r>
+        <w:t xml:space="preserve"> life is.</w:t>
+      </w:r>
+      <w:r>
+        <w:t xml:space="preserve"> </w:t>
+      </w:r>
+      <w:r>
+        <w:t xml:space="preserve">I should </w:t>
+      </w:r>
+      <w:r>
+        <w:t xml:space="preserve">let my </w:t>
+      </w:r>
+      <w:r>
+        <w:t>friends</w:t>
+      </w:r>
+      <w:r>
+        <w:t xml:space="preserve"> </w:t>
+      </w:r>
+      <w:r>
+        <w:t xml:space="preserve">in </w:t>
+      </w:r>
+      <w:r>
+        <w:t>cyberdivers</w:t>
+      </w:r>
+      <w:r>
+        <w:t xml:space="preserve"> chat</w:t>
+      </w:r>
+      <w:r>
+        <w:t xml:space="preserve"> know</w:t>
+      </w:r>
+      <w:r>
+        <w:t>, I’m sure they will be as excited as I am r</w:t>
+      </w:r>
+      <w:r>
+        <w:t xml:space="preserve">ight </w:t>
+      </w:r>
+      <w:r>
+        <w:t>n</w:t>
+      </w:r>
+      <w:r>
+        <w:t>ow</w:t>
+      </w:r>
+      <w:r>
+        <w:t xml:space="preserve"> </w:t>
+      </w:r>
+      <w:r>
+        <w:t>to get back at these dumbasses</w:t>
+      </w:r>
+      <w:r>
+        <w:t>.</w:t>
+      </w:r>
+    </w:p>
+    <w:p>
+      <w:r>
+        <w:t>(User is prompted to go to the sc2 chat)</w:t>
+      </w:r>
+    </w:p>
+    <w:p>
+      <w:r>
+        <w:t xml:space="preserve">Main_hero: I’m gonna hack </w:t>
+      </w:r>
+      <w:r>
+        <w:t>zero</w:t>
+      </w:r>
+      <w:r>
+        <w:t xml:space="preserve"> sub</w:t>
+      </w:r>
+    </w:p>
+    <w:p>
+      <w:r>
+        <w:t>User 3: lmao what</w:t>
+      </w:r>
+    </w:p>
+    <w:p>
+      <w:r>
+        <w:t>User 4: AHAHAHAH</w:t>
+      </w:r>
+    </w:p>
+    <w:p>
+      <w:r>
+        <w:t>User 4: AHAHAHAH</w:t>
+      </w:r>
+      <w:r>
+        <w:t>AHAHA</w:t>
+      </w:r>
+    </w:p>
+    <w:p>
+      <w:r>
+        <w:t xml:space="preserve">User 4: </w:t>
+      </w:r>
+      <w:r>
+        <w:t>ahahahah</w:t>
+      </w:r>
+    </w:p>
+    <w:p>
+      <w:r>
+        <w:t>User 5: calm down, Mr. Robot</w:t>
+      </w:r>
+    </w:p>
+    <w:p>
+      <w:r>
+        <w:t>(Screen goes slightly red)</w:t>
+      </w:r>
+    </w:p>
+    <w:p>
+      <w:r>
+        <w:t>User 6: u can’t even use a keyboard son fym hack</w:t>
+      </w:r>
+    </w:p>
+    <w:p>
+      <w:r>
+        <w:t>User 7: r u 13?</w:t>
+      </w:r>
+    </w:p>
+    <w:p>
+      <w:r>
+        <w:t>User 8: are we deadass lmao</w:t>
+      </w:r>
+    </w:p>
+    <w:p>
+      <w:r>
+        <w:t>User 9: AHAHAH</w:t>
+      </w:r>
+    </w:p>
+    <w:p>
+      <w:r>
+        <w:lastRenderedPageBreak/>
+        <w:t>Main_hero: nah y’all will see, I actually can do it</w:t>
+      </w:r>
+    </w:p>
+    <w:p>
+      <w:r>
+        <w:t>User 4: bro</w:t>
+      </w:r>
+      <w:r>
+        <w:t>chacho stfu</w:t>
+      </w:r>
+    </w:p>
+    <w:p>
+      <w:r>
+        <w:t>User 6: im crying wtf are u talking about lmaooo</w:t>
+      </w:r>
+    </w:p>
+    <w:p>
+      <w:r>
+        <w:t xml:space="preserve">User 5: u r like in the top 10 worst </w:t>
+      </w:r>
+      <w:r>
+        <w:t>cyberdivers</w:t>
+      </w:r>
+      <w:r>
+        <w:t xml:space="preserve"> oat and u r saying u can hack anything? Bruh wtf</w:t>
+      </w:r>
+    </w:p>
+    <w:p>
+      <w:r>
+        <w:t>User 13: instant cyberdivers classic</w:t>
+      </w:r>
+    </w:p>
+    <w:p>
+      <w:r>
+        <w:t>User</w:t>
+      </w:r>
+      <w:r>
+        <w:t xml:space="preserve"> 11: son</w:t>
+      </w:r>
+    </w:p>
+    <w:p>
+      <w:r>
+        <w:t>User 10: bro is a poser lmao, proly don’t even know what is sqli is lol</w:t>
+      </w:r>
+    </w:p>
+    <w:p>
+      <w:r>
+        <w:t xml:space="preserve">No no, I know what it is, it’s a language…for hacking databases…or something. </w:t>
+      </w:r>
+      <w:r>
+        <w:t>It doesn’t</w:t>
+      </w:r>
+      <w:r>
+        <w:t xml:space="preserve"> matter, they’ll see, I absolutely can do it.</w:t>
+      </w:r>
+    </w:p>
+    <w:p>
+      <w:pPr>
+        <w:pStyle w:val="Heading3"/>
+      </w:pPr>
+      <w:bookmarkStart w:id="19" w:name="_Toc216793255"/>
+      <w:r>
+        <w:t>Plan and execution</w:t>
+      </w:r>
+      <w:bookmarkEnd w:id="19"/>
+    </w:p>
+    <w:p>
+      <w:r>
+        <w:t>(Screen goes black)</w:t>
+      </w:r>
+    </w:p>
+    <w:p>
+      <w:r>
+        <w:t xml:space="preserve">Alright, I need a plan. How am I gonna do that? Brief search on phishing shows that </w:t>
+      </w:r>
+      <w:r>
+        <w:t>hackers send fake login screens and people fall for them. Why don’t I do the same</w:t>
+      </w:r>
+      <w:r>
+        <w:t xml:space="preserve">? </w:t>
+      </w:r>
+      <w:r>
+        <w:t>Admin will click on the link and…well yeah, he’ll probably suspect something. Well, ummm…maybee</w:t>
+      </w:r>
+      <w:r>
+        <w:t xml:space="preserve"> </w:t>
+      </w:r>
+      <w:r>
+        <w:t>…uhhh..</w:t>
+      </w:r>
+      <w:r>
+        <w:t xml:space="preserve"> </w:t>
+      </w:r>
+      <w:r>
+        <w:t>I need to bait</w:t>
+      </w:r>
+      <w:r>
+        <w:t xml:space="preserve"> him</w:t>
+      </w:r>
+      <w:r>
+        <w:t>!</w:t>
+      </w:r>
+      <w:r>
+        <w:t xml:space="preserve"> </w:t>
+      </w:r>
+      <w:r>
+        <w:t>Like, I’ll tell him that he won $300 in the giveaway and all he needs to do to collect it is to click on that link.</w:t>
+      </w:r>
+    </w:p>
+    <w:p>
+      <w:r>
+        <w:t>Yeah, that is fucking retarded, this is never gonna work, this is like the stupidest thing ever I could suggest.</w:t>
+      </w:r>
+    </w:p>
+    <w:p>
+      <w:r>
+        <w:t>Or what if</w:t>
+      </w:r>
+      <w:r>
+        <w:t>…</w:t>
+      </w:r>
+    </w:p>
+    <w:p>
+      <w:r>
+        <w:t>(Chat window appears with message from main_hero about the post)</w:t>
+      </w:r>
+    </w:p>
+    <w:p>
+      <w:r>
+        <w:t>I</w:t>
+      </w:r>
+      <w:r>
+        <w:t>’ll</w:t>
+      </w:r>
+      <w:r>
+        <w:t xml:space="preserve"> report to him some post which needs to be deleted, but it won’t be an actual post, it will be a fake post</w:t>
+      </w:r>
+      <w:r>
+        <w:t>!</w:t>
+      </w:r>
+      <w:r>
+        <w:t xml:space="preserve"> Admin will click on that to check it out</w:t>
+      </w:r>
+    </w:p>
+    <w:p>
+      <w:r>
+        <w:t>(User is prompted to click on the link)</w:t>
+      </w:r>
+    </w:p>
+    <w:p>
+      <w:r>
+        <w:t>(Fake post appear</w:t>
+      </w:r>
+      <w:r>
+        <w:t>s</w:t>
+      </w:r>
       <w:r>
         <w:t>)</w:t>
       </w:r>
     </w:p>
     <w:p>
       <w:r>
-        <w:t xml:space="preserve">Bruh what? “Let </w:t>
-      </w:r>
-      <w:proofErr w:type="spellStart"/>
-      <w:r>
-        <w:t>devs</w:t>
-      </w:r>
-      <w:proofErr w:type="spellEnd"/>
-      <w:r>
-        <w:t xml:space="preserve"> take as much time as they want”, bro wtf, they are so…so…so</w:t>
-      </w:r>
-      <w:r>
-        <w:t xml:space="preserve"> fucking</w:t>
+        <w:t>Admin clicks on the delete button</w:t>
+      </w:r>
+    </w:p>
+    <w:p>
+      <w:r>
+        <w:t>(User is prompted to delete the post)</w:t>
+      </w:r>
+    </w:p>
+    <w:p>
+      <w:r>
+        <w:t xml:space="preserve">and suddenly it takes him to fake login screen with message like ur </w:t>
+      </w:r>
+      <w:r>
+        <w:t>session</w:t>
+      </w:r>
+      <w:r>
+        <w:t xml:space="preserve"> is expired, sign in again</w:t>
+      </w:r>
+    </w:p>
+    <w:p>
+      <w:r>
+        <w:lastRenderedPageBreak/>
+        <w:t xml:space="preserve">(Login screen appears, with the message “ur </w:t>
+      </w:r>
+      <w:r>
+        <w:t>session</w:t>
+      </w:r>
+      <w:r>
+        <w:t xml:space="preserve"> is expired, please sign in again”)</w:t>
+      </w:r>
+    </w:p>
+    <w:p>
+      <w:r>
+        <w:t xml:space="preserve">Admin will login again, to finally delete this post and boom, his creds are mine. Admin will see that the post was </w:t>
+      </w:r>
+      <w:r>
+        <w:t>deleted,</w:t>
+      </w:r>
+      <w:r>
+        <w:t xml:space="preserve"> and he won’t even know that his creds </w:t>
+      </w:r>
+      <w:r>
+        <w:t>were stolen</w:t>
+      </w:r>
+      <w:r>
+        <w:t>!</w:t>
+      </w:r>
+    </w:p>
+    <w:p>
+      <w:r>
+        <w:t>(User is prompted to login and forwarded to page where the post is deleted)</w:t>
+      </w:r>
+    </w:p>
+    <w:p>
+      <w:r>
+        <w:t>(Screen goes black)</w:t>
+      </w:r>
+    </w:p>
+    <w:p>
+      <w:r>
+        <w:t>I’m a</w:t>
       </w:r>
       <w:r>
         <w:t xml:space="preserve"> </w:t>
       </w:r>
       <w:r>
-        <w:t>lame</w:t>
-      </w:r>
-    </w:p>
-    <w:p>
-      <w:r>
-        <w:t>(User is prompted to go back on the main page of wl3)</w:t>
-      </w:r>
-    </w:p>
-    <w:p>
-      <w:r>
-        <w:t xml:space="preserve">Look at these posts </w:t>
-      </w:r>
-      <w:proofErr w:type="spellStart"/>
-      <w:r>
-        <w:t>bruh</w:t>
-      </w:r>
-      <w:proofErr w:type="spellEnd"/>
-      <w:r>
-        <w:t xml:space="preserve">. </w:t>
-      </w:r>
-    </w:p>
-    <w:p>
-      <w:r>
-        <w:t xml:space="preserve">So spineless, like “our </w:t>
-      </w:r>
-      <w:proofErr w:type="spellStart"/>
-      <w:r>
-        <w:t>dlc</w:t>
-      </w:r>
-      <w:proofErr w:type="spellEnd"/>
-      <w:r>
-        <w:t xml:space="preserve"> got delayed? </w:t>
-      </w:r>
-      <w:r>
-        <w:t xml:space="preserve">It’s ok, </w:t>
-      </w:r>
-      <w:r>
-        <w:t>let them take their time</w:t>
-      </w:r>
-      <w:r>
-        <w:t xml:space="preserve">” </w:t>
-      </w:r>
-      <w:proofErr w:type="spellStart"/>
-      <w:r>
-        <w:t>tf</w:t>
-      </w:r>
-      <w:proofErr w:type="spellEnd"/>
-      <w:r>
-        <w:t xml:space="preserve"> is this. You absolutely should demand new content from the </w:t>
-      </w:r>
-      <w:proofErr w:type="spellStart"/>
-      <w:r>
-        <w:t>devs</w:t>
-      </w:r>
-      <w:proofErr w:type="spellEnd"/>
-      <w:r>
-        <w:t>, they are working for you</w:t>
+        <w:t>genius</w:t>
+      </w:r>
+      <w:r>
+        <w:t>!</w:t>
+      </w:r>
+    </w:p>
+    <w:p>
+      <w:r>
+        <w:t>Now I just need to figure out</w:t>
+      </w:r>
+      <w:r>
+        <w:t xml:space="preserve"> how to code all that.</w:t>
+      </w:r>
+    </w:p>
+    <w:p>
+      <w:r>
+        <w:t>Alright, first I gotta open vim. Fuck IDEs they are for pussies.</w:t>
+      </w:r>
+    </w:p>
+    <w:p>
+      <w:r>
+        <w:t>(Terminal opens with vim)</w:t>
+      </w:r>
+    </w:p>
+    <w:p>
+      <w:r>
+        <w:t>So uhhhhh, how do I create a page? I think u need to write html tag and then umm…fuck. Hold on, I think I still have my notes from those courses. (wait) Fuck, I forgot I didn’t keep any. One time I was learning something useful and I wasn’t keeping notes. I was</w:t>
+      </w:r>
+      <w:r>
+        <w:t xml:space="preserve"> just</w:t>
+      </w:r>
+      <w:r>
+        <w:t xml:space="preserve"> too smart for it</w:t>
+      </w:r>
+      <w:r>
+        <w:t>, you know</w:t>
+      </w:r>
+      <w:r>
+        <w:t>, couldn’t be bothered to write all this useless stuff. Anyway, I think</w:t>
+      </w:r>
+      <w:r>
+        <w:t xml:space="preserve"> I’ll just ask AI. No, not for vibe coding, I’ll just ask it for… you know … general directions. Some boilerplate</w:t>
+      </w:r>
+      <w:r>
+        <w:t xml:space="preserve"> code</w:t>
+      </w:r>
+      <w:r>
+        <w:t xml:space="preserve"> to start with, you know.</w:t>
+      </w:r>
+    </w:p>
+    <w:p>
+      <w:r>
+        <w:t>(Huge chunk of code with some ai comments appear in vim)</w:t>
+      </w:r>
+    </w:p>
+    <w:p>
+      <w:r>
+        <w:t>Aight</w:t>
+      </w:r>
+      <w:r>
+        <w:t>…this goes here…</w:t>
+      </w:r>
+    </w:p>
+    <w:p>
+      <w:r>
+        <w:t>(Main_hero deletes all comments)</w:t>
+      </w:r>
+    </w:p>
+    <w:p>
+      <w:r>
+        <w:t>And first page done!</w:t>
+      </w:r>
+    </w:p>
+    <w:p>
+      <w:r>
+        <w:t>(Main_hero tries to exit vim)</w:t>
+      </w:r>
+    </w:p>
+    <w:p>
+      <w:r>
+        <w:t>Ok, how do I?...fuck..uhhh…I forgot again</w:t>
+      </w:r>
+      <w:r>
+        <w:t>…fucking dumbass</w:t>
+      </w:r>
+      <w:r>
+        <w:t>…uhhhh…here it is</w:t>
+      </w:r>
+      <w:r>
+        <w:t>.</w:t>
+      </w:r>
+    </w:p>
+    <w:p>
+      <w:r>
+        <w:t xml:space="preserve">Not too hard </w:t>
+      </w:r>
+      <w:r>
+        <w:t>huh</w:t>
+      </w:r>
+      <w:r>
+        <w:t xml:space="preserve">? Now </w:t>
+      </w:r>
+      <w:r>
+        <w:t xml:space="preserve">for </w:t>
+      </w:r>
+      <w:r>
+        <w:t>the rest of them…</w:t>
+      </w:r>
+    </w:p>
+    <w:p>
+      <w:r>
+        <w:t>(Screen goes blurry, with copy</w:t>
+      </w:r>
+      <w:r>
+        <w:t xml:space="preserve"> and </w:t>
+      </w:r>
+      <w:r>
+        <w:t xml:space="preserve">paste </w:t>
+      </w:r>
+      <w:r>
+        <w:t>timelapse</w:t>
+      </w:r>
+      <w:r>
+        <w:t xml:space="preserve"> going on in the background)</w:t>
+      </w:r>
+    </w:p>
+    <w:p>
+      <w:r>
+        <w:t>(Some time later)</w:t>
+      </w:r>
+    </w:p>
+    <w:p>
+      <w:r>
+        <w:t>(Screen shows running website in terminal)</w:t>
+      </w:r>
+    </w:p>
+    <w:p>
+      <w:r>
+        <w:t>Aaaand im done! Now I just need to trick sillygoose228</w:t>
+      </w:r>
+    </w:p>
+    <w:p>
+      <w:r>
+        <w:t>(Screen goes to main_hero’s profile page. User is prompted to search for sillygoose228 nickname)</w:t>
+      </w:r>
+    </w:p>
+    <w:p>
+      <w:r>
+        <w:lastRenderedPageBreak/>
+        <w:t xml:space="preserve">God, even </w:t>
+      </w:r>
+      <w:r>
+        <w:t>h</w:t>
+      </w:r>
+      <w:r>
+        <w:t xml:space="preserve">is name is stupid. Not like mine tho. Main_hero. </w:t>
+      </w:r>
+      <w:r>
+        <w:t>You might not see this yet, but my nickname has at least</w:t>
+      </w:r>
+      <w:r>
+        <w:t xml:space="preserve"> 2 hidden meanings and</w:t>
+      </w:r>
+      <w:r>
+        <w:t xml:space="preserve"> </w:t>
+      </w:r>
+      <w:r>
+        <w:t>3</w:t>
+      </w:r>
+      <w:r>
+        <w:t xml:space="preserve"> references to</w:t>
+      </w:r>
+      <w:r>
+        <w:t xml:space="preserve"> 3</w:t>
+      </w:r>
+      <w:r>
+        <w:t xml:space="preserve"> different </w:t>
+      </w:r>
+      <w:r>
+        <w:t>pieces of media</w:t>
       </w:r>
       <w:r>
         <w:t>,</w:t>
       </w:r>
       <w:r>
-        <w:t xml:space="preserve"> not</w:t>
-      </w:r>
-      <w:r>
-        <w:t xml:space="preserve"> the</w:t>
-      </w:r>
-      <w:r>
-        <w:t xml:space="preserve"> other way around</w:t>
-      </w:r>
-      <w:r>
-        <w:t>, you are fucking paying them for the product</w:t>
-      </w:r>
-      <w:r>
-        <w:t xml:space="preserve">, where is </w:t>
-      </w:r>
-      <w:r>
-        <w:t>your</w:t>
-      </w:r>
-      <w:r>
-        <w:t xml:space="preserve"> rage </w:t>
-      </w:r>
-      <w:proofErr w:type="spellStart"/>
-      <w:r>
-        <w:t>bruh</w:t>
-      </w:r>
-      <w:proofErr w:type="spellEnd"/>
-      <w:r>
-        <w:t>.</w:t>
-      </w:r>
-    </w:p>
-    <w:p>
-      <w:r>
-        <w:t xml:space="preserve">(User is prompted to go to the post with noob </w:t>
-      </w:r>
-      <w:proofErr w:type="gramStart"/>
-      <w:r>
-        <w:t>question</w:t>
-      </w:r>
-      <w:proofErr w:type="gramEnd"/>
-      <w:r>
-        <w:t>)</w:t>
-      </w:r>
-    </w:p>
-    <w:p>
-      <w:r>
-        <w:t>(Screen is getting red)</w:t>
-      </w:r>
-    </w:p>
-    <w:p>
-      <w:r>
-        <w:t xml:space="preserve">And these </w:t>
-      </w:r>
-      <w:r>
-        <w:t>stupid ass questions like this one “</w:t>
-      </w:r>
-      <w:proofErr w:type="spellStart"/>
-      <w:r>
-        <w:t>uhhhhh</w:t>
-      </w:r>
-      <w:proofErr w:type="spellEnd"/>
-      <w:r>
-        <w:t xml:space="preserve"> how do u get in that room” like don’t u see the </w:t>
-      </w:r>
-      <w:r>
-        <w:t xml:space="preserve">vent in there? Have you tried looking or do you just run to this subforum for help at any minor inconvenience? This is why noobs should be mocked for their </w:t>
-      </w:r>
-      <w:proofErr w:type="gramStart"/>
-      <w:r>
-        <w:t>stupidity,</w:t>
-      </w:r>
-      <w:proofErr w:type="gramEnd"/>
-      <w:r>
-        <w:t xml:space="preserve"> they’ll learn how to think </w:t>
-      </w:r>
-      <w:r>
-        <w:t>by themselves</w:t>
-      </w:r>
-      <w:r>
-        <w:t>.</w:t>
-      </w:r>
-      <w:r>
-        <w:t xml:space="preserve"> </w:t>
-      </w:r>
-      <w:r>
-        <w:t>But</w:t>
-      </w:r>
-      <w:r>
-        <w:t xml:space="preserve"> they all</w:t>
-      </w:r>
-      <w:r>
-        <w:t xml:space="preserve"> are</w:t>
-      </w:r>
-      <w:r>
-        <w:t xml:space="preserve"> allowing </w:t>
-      </w:r>
-      <w:r>
-        <w:t>them to remain stupid</w:t>
-      </w:r>
-      <w:r>
-        <w:t>.</w:t>
-      </w:r>
-    </w:p>
-    <w:p>
-      <w:r>
-        <w:t>(User is prompted to go back and to go on the next post with story discussion)</w:t>
-      </w:r>
-    </w:p>
-    <w:p>
-      <w:r>
-        <w:t xml:space="preserve">Oh boy, look how nice everyone here is </w:t>
-      </w:r>
-      <w:proofErr w:type="spellStart"/>
-      <w:r>
-        <w:t>bruh</w:t>
-      </w:r>
-      <w:proofErr w:type="spellEnd"/>
-      <w:r>
-        <w:t xml:space="preserve">. Look how everyone being respectful to each other, like isn’t it fucking pathetic? There is either right opinion </w:t>
-      </w:r>
-      <w:r>
-        <w:t xml:space="preserve">or wrong opinion, nothing in between. If y’all being so polite and </w:t>
-      </w:r>
-      <w:r>
-        <w:t>agree</w:t>
-      </w:r>
-      <w:r>
-        <w:t xml:space="preserve"> with each other instead of </w:t>
-      </w:r>
-      <w:proofErr w:type="gramStart"/>
-      <w:r>
-        <w:t>argue</w:t>
-      </w:r>
-      <w:proofErr w:type="gramEnd"/>
-      <w:r>
-        <w:t xml:space="preserve">, how </w:t>
-      </w:r>
-      <w:proofErr w:type="spellStart"/>
-      <w:r>
-        <w:t>tf</w:t>
-      </w:r>
-      <w:proofErr w:type="spellEnd"/>
-      <w:r>
-        <w:t xml:space="preserve"> are you </w:t>
-      </w:r>
-      <w:proofErr w:type="spellStart"/>
-      <w:r>
-        <w:t>gonna</w:t>
-      </w:r>
-      <w:proofErr w:type="spellEnd"/>
-      <w:r>
-        <w:t xml:space="preserve"> </w:t>
-      </w:r>
-      <w:r>
-        <w:t>figure out what’s wrong and what’s right</w:t>
-      </w:r>
-      <w:r>
-        <w:t>?</w:t>
-      </w:r>
-    </w:p>
-    <w:p>
-      <w:r>
-        <w:t>(User is prompted to go back to the main page)</w:t>
-      </w:r>
-    </w:p>
-    <w:p>
-      <w:r>
-        <w:t>(Screen is full</w:t>
-      </w:r>
-      <w:r>
-        <w:t>y</w:t>
-      </w:r>
-      <w:r>
-        <w:t xml:space="preserve"> red now)</w:t>
-      </w:r>
-    </w:p>
-    <w:p>
-      <w:r>
-        <w:t xml:space="preserve">Nah, this sub is phony as fuck. Everyone </w:t>
-      </w:r>
-      <w:r>
-        <w:t>is</w:t>
-      </w:r>
-      <w:r>
-        <w:t xml:space="preserve"> being so nice </w:t>
-      </w:r>
-      <w:r>
-        <w:t>as</w:t>
-      </w:r>
-      <w:r>
-        <w:t xml:space="preserve"> we</w:t>
-      </w:r>
-      <w:r>
-        <w:t xml:space="preserve"> are </w:t>
-      </w:r>
-      <w:proofErr w:type="spellStart"/>
-      <w:r>
-        <w:t>gonna</w:t>
-      </w:r>
-      <w:proofErr w:type="spellEnd"/>
-      <w:r>
-        <w:t xml:space="preserve"> believe it</w:t>
-      </w:r>
-      <w:r>
-        <w:t xml:space="preserve">. Maybe </w:t>
-      </w:r>
-      <w:proofErr w:type="spellStart"/>
-      <w:r>
-        <w:t>cyberdivers</w:t>
-      </w:r>
-      <w:proofErr w:type="spellEnd"/>
-      <w:r>
-        <w:t xml:space="preserve"> are rude, maybe we are toxic</w:t>
-      </w:r>
-      <w:r>
-        <w:t>, maybe we can call u names, like</w:t>
-      </w:r>
-      <w:r>
-        <w:t xml:space="preserve"> noob,</w:t>
-      </w:r>
-      <w:r>
-        <w:t xml:space="preserve"> cunt,</w:t>
-      </w:r>
-      <w:r>
-        <w:t xml:space="preserve"> asshole, moron, retard, fuckwit, dumbass, braindead, stupid, dickhead</w:t>
-      </w:r>
-      <w:r>
-        <w:t xml:space="preserve">, brain-numbing, </w:t>
-      </w:r>
-      <w:r>
-        <w:lastRenderedPageBreak/>
-        <w:t xml:space="preserve">room temperature </w:t>
-      </w:r>
-      <w:proofErr w:type="spellStart"/>
-      <w:r>
-        <w:t>iq</w:t>
-      </w:r>
-      <w:proofErr w:type="spellEnd"/>
-      <w:r>
-        <w:t xml:space="preserve">, </w:t>
-      </w:r>
-      <w:r>
-        <w:t xml:space="preserve">motherfucker, </w:t>
-      </w:r>
-      <w:proofErr w:type="spellStart"/>
-      <w:r>
-        <w:t>fatherfucker</w:t>
-      </w:r>
-      <w:proofErr w:type="spellEnd"/>
-      <w:r>
-        <w:t xml:space="preserve">, </w:t>
-      </w:r>
-      <w:r>
-        <w:t xml:space="preserve">product of the </w:t>
-      </w:r>
-      <w:r>
-        <w:t>incest</w:t>
-      </w:r>
-      <w:r>
-        <w:t>, incel, degenerate, window licker, cognitively challenged</w:t>
-      </w:r>
-      <w:r>
-        <w:t>, dimwit</w:t>
-      </w:r>
-    </w:p>
-    <w:p>
-      <w:r>
-        <w:t>(Screen goes blurry and then goes back to red)</w:t>
-      </w:r>
-    </w:p>
-    <w:p>
-      <w:r>
-        <w:t xml:space="preserve">fuckface, </w:t>
-      </w:r>
-      <w:proofErr w:type="spellStart"/>
-      <w:r>
-        <w:t>shitfuck</w:t>
-      </w:r>
-      <w:proofErr w:type="spellEnd"/>
-      <w:r>
-        <w:t xml:space="preserve">, </w:t>
-      </w:r>
-      <w:proofErr w:type="spellStart"/>
-      <w:r>
-        <w:t>fuckfuck</w:t>
-      </w:r>
-      <w:proofErr w:type="spellEnd"/>
-      <w:r>
-        <w:t xml:space="preserve"> but</w:t>
-      </w:r>
-      <w:r>
-        <w:t xml:space="preserve"> at least we are honest</w:t>
-      </w:r>
-      <w:r>
-        <w:t>. Brutal, but honest</w:t>
-      </w:r>
-      <w:r>
-        <w:t>. Yes, we won’t mince our words and roast your ass to the crust, but you will learn from it and be better. And these guys thinking they are helping anyone with this fake ass niceness.</w:t>
-      </w:r>
-    </w:p>
-    <w:p>
-      <w:r>
-        <w:t>They are just delusional, aren’t they</w:t>
-      </w:r>
-      <w:r>
-        <w:t>.</w:t>
-      </w:r>
-    </w:p>
-    <w:p>
-      <w:r>
-        <w:t>(Screen goes normal)</w:t>
-      </w:r>
-    </w:p>
-    <w:p>
-      <w:r>
-        <w:t xml:space="preserve">(Ui elements start to </w:t>
-      </w:r>
-      <w:proofErr w:type="gramStart"/>
-      <w:r>
-        <w:t>fall down</w:t>
-      </w:r>
-      <w:proofErr w:type="gramEnd"/>
-      <w:r>
-        <w:t>)</w:t>
-      </w:r>
-    </w:p>
-    <w:p>
-      <w:r>
-        <w:t xml:space="preserve">Nah, this sub should go down. I </w:t>
-      </w:r>
-      <w:r>
-        <w:t>remember</w:t>
-      </w:r>
-      <w:r>
-        <w:t xml:space="preserve"> back when I was a kid, my mom sent me to do some programming courses</w:t>
-      </w:r>
-      <w:r>
-        <w:t xml:space="preserve"> </w:t>
-      </w:r>
-      <w:r>
-        <w:t xml:space="preserve">and I learned </w:t>
-      </w:r>
-      <w:proofErr w:type="spellStart"/>
-      <w:r>
-        <w:t>smth</w:t>
-      </w:r>
-      <w:proofErr w:type="spellEnd"/>
-      <w:r>
-        <w:t xml:space="preserve"> about </w:t>
-      </w:r>
-      <w:proofErr w:type="spellStart"/>
-      <w:r>
-        <w:t>webdev</w:t>
-      </w:r>
-      <w:proofErr w:type="spellEnd"/>
-      <w:r>
-        <w:t xml:space="preserve"> and some cybersecurity stuff</w:t>
-      </w:r>
-      <w:r>
-        <w:t>, like phishing</w:t>
-      </w:r>
-      <w:r>
-        <w:t>.</w:t>
-      </w:r>
-      <w:r>
-        <w:t xml:space="preserve"> Shit, it was ages ago. Met some cool guys there, but we didn’t really click. They </w:t>
-      </w:r>
-      <w:r>
-        <w:t>thought</w:t>
-      </w:r>
-      <w:r>
-        <w:t xml:space="preserve"> I was </w:t>
-      </w:r>
-      <w:proofErr w:type="spellStart"/>
-      <w:r>
-        <w:t>kinda</w:t>
-      </w:r>
-      <w:proofErr w:type="spellEnd"/>
-      <w:r>
-        <w:t xml:space="preserve"> weird. Well, whatever, who gives a shit right? </w:t>
-      </w:r>
-    </w:p>
-    <w:p>
-      <w:r>
-        <w:t>Anyway,</w:t>
-      </w:r>
-      <w:r>
-        <w:t xml:space="preserve"> </w:t>
-      </w:r>
-      <w:r>
-        <w:t>what if</w:t>
-      </w:r>
-      <w:r>
-        <w:t xml:space="preserve"> I could </w:t>
-      </w:r>
-      <w:r>
-        <w:t>create</w:t>
-      </w:r>
-      <w:r>
-        <w:t xml:space="preserve"> a fake website to steal </w:t>
-      </w:r>
-      <w:r>
-        <w:t>zero</w:t>
-      </w:r>
-      <w:r>
-        <w:t xml:space="preserve"> sub admin’s </w:t>
-      </w:r>
-      <w:r>
-        <w:t>account</w:t>
-      </w:r>
-      <w:r>
-        <w:t xml:space="preserve"> and take over the sub</w:t>
-      </w:r>
-      <w:r>
-        <w:t xml:space="preserve">? I could show </w:t>
-      </w:r>
-      <w:r>
-        <w:t>them</w:t>
-      </w:r>
-      <w:r>
-        <w:t xml:space="preserve"> what </w:t>
-      </w:r>
-      <w:proofErr w:type="gramStart"/>
-      <w:r>
-        <w:t>the real</w:t>
-      </w:r>
-      <w:proofErr w:type="gramEnd"/>
-      <w:r>
-        <w:t xml:space="preserve"> life is.</w:t>
-      </w:r>
-      <w:r>
-        <w:t xml:space="preserve"> </w:t>
-      </w:r>
-      <w:r>
-        <w:t xml:space="preserve">I should </w:t>
-      </w:r>
-      <w:r>
-        <w:t xml:space="preserve">let my </w:t>
-      </w:r>
-      <w:r>
-        <w:t>friends</w:t>
-      </w:r>
-      <w:r>
-        <w:t xml:space="preserve"> </w:t>
-      </w:r>
-      <w:r>
-        <w:t xml:space="preserve">in </w:t>
-      </w:r>
-      <w:proofErr w:type="spellStart"/>
-      <w:r>
-        <w:t>cyberdivers</w:t>
-      </w:r>
-      <w:proofErr w:type="spellEnd"/>
-      <w:r>
-        <w:t xml:space="preserve"> chat</w:t>
-      </w:r>
-      <w:r>
-        <w:t xml:space="preserve"> know</w:t>
-      </w:r>
-      <w:r>
-        <w:t>, I’m sure they will be as excited as I am r</w:t>
-      </w:r>
-      <w:r>
-        <w:t xml:space="preserve">ight </w:t>
-      </w:r>
-      <w:r>
-        <w:t>n</w:t>
-      </w:r>
-      <w:r>
-        <w:t>ow</w:t>
-      </w:r>
-      <w:r>
-        <w:t xml:space="preserve"> </w:t>
-      </w:r>
-      <w:r>
-        <w:t>to get back at these dumbasses</w:t>
-      </w:r>
-      <w:r>
-        <w:t>.</w:t>
-      </w:r>
-    </w:p>
-    <w:p>
-      <w:r>
-        <w:t>(User is prompted to go to the sc2 chat)</w:t>
-      </w:r>
-    </w:p>
-    <w:p>
-      <w:proofErr w:type="spellStart"/>
-      <w:r>
-        <w:t>Main_hero</w:t>
-      </w:r>
-      <w:proofErr w:type="spellEnd"/>
-      <w:r>
-        <w:t xml:space="preserve">: I’m </w:t>
-      </w:r>
-      <w:proofErr w:type="spellStart"/>
-      <w:r>
-        <w:t>gonna</w:t>
-      </w:r>
-      <w:proofErr w:type="spellEnd"/>
-      <w:r>
-        <w:t xml:space="preserve"> hack </w:t>
-      </w:r>
-      <w:r>
-        <w:t>zero</w:t>
-      </w:r>
-      <w:r>
-        <w:t xml:space="preserve"> sub</w:t>
-      </w:r>
-    </w:p>
-    <w:p>
-      <w:r>
-        <w:t>User 3: lmao what</w:t>
-      </w:r>
-    </w:p>
-    <w:p>
-      <w:r>
-        <w:t>User 4: AHAHAHAH</w:t>
-      </w:r>
-    </w:p>
-    <w:p>
-      <w:r>
-        <w:t>User 5: calm down, Mr. Robot</w:t>
-      </w:r>
-    </w:p>
-    <w:p>
-      <w:r>
-        <w:t>(Screen goes slightly red)</w:t>
-      </w:r>
-    </w:p>
-    <w:p>
-      <w:r>
-        <w:t xml:space="preserve">User 6: u can’t even use a keyboard son </w:t>
-      </w:r>
-      <w:proofErr w:type="spellStart"/>
-      <w:r>
-        <w:t>fym</w:t>
-      </w:r>
-      <w:proofErr w:type="spellEnd"/>
-      <w:r>
-        <w:t xml:space="preserve"> hack</w:t>
-      </w:r>
-    </w:p>
-    <w:p>
-      <w:r>
-        <w:t>User 7: r u like 13?</w:t>
-      </w:r>
-    </w:p>
-    <w:p>
-      <w:r>
-        <w:t>User 8: are we deadass lmao</w:t>
-      </w:r>
-    </w:p>
-    <w:p>
-      <w:r>
-        <w:t>User 9: AHAHAH</w:t>
-      </w:r>
-    </w:p>
-    <w:p>
-      <w:proofErr w:type="spellStart"/>
-      <w:r>
-        <w:t>Main_hero</w:t>
-      </w:r>
-      <w:proofErr w:type="spellEnd"/>
-      <w:r>
-        <w:t xml:space="preserve">: nah y’all will see, I </w:t>
-      </w:r>
-      <w:proofErr w:type="gramStart"/>
-      <w:r>
-        <w:t>actually can</w:t>
-      </w:r>
-      <w:proofErr w:type="gramEnd"/>
-      <w:r>
-        <w:t xml:space="preserve"> do it</w:t>
-      </w:r>
-    </w:p>
-    <w:p>
-      <w:r>
-        <w:t xml:space="preserve">User 4: </w:t>
-      </w:r>
-      <w:proofErr w:type="spellStart"/>
-      <w:r>
-        <w:t>bro</w:t>
-      </w:r>
-      <w:r>
-        <w:t>chacho</w:t>
-      </w:r>
-      <w:proofErr w:type="spellEnd"/>
-      <w:r>
-        <w:t xml:space="preserve"> stfu</w:t>
-      </w:r>
-    </w:p>
-    <w:p>
-      <w:r>
-        <w:lastRenderedPageBreak/>
-        <w:t xml:space="preserve">User 6: </w:t>
-      </w:r>
-      <w:proofErr w:type="spellStart"/>
-      <w:r>
-        <w:t>im</w:t>
-      </w:r>
-      <w:proofErr w:type="spellEnd"/>
-      <w:r>
-        <w:t xml:space="preserve"> crying wtf are u talking about </w:t>
-      </w:r>
-      <w:proofErr w:type="spellStart"/>
-      <w:r>
-        <w:t>lmaooo</w:t>
-      </w:r>
-      <w:proofErr w:type="spellEnd"/>
-    </w:p>
-    <w:p>
-      <w:r>
-        <w:t xml:space="preserve">User 5: u r like in the top 10 worst </w:t>
-      </w:r>
-      <w:proofErr w:type="spellStart"/>
-      <w:r>
-        <w:t>cyberdivers</w:t>
-      </w:r>
-      <w:proofErr w:type="spellEnd"/>
-      <w:r>
-        <w:t xml:space="preserve"> oat and u r saying u can hack anything? Bruh wtf</w:t>
-      </w:r>
-    </w:p>
-    <w:p>
-      <w:r>
-        <w:t xml:space="preserve">User 13: instant </w:t>
-      </w:r>
-      <w:proofErr w:type="spellStart"/>
-      <w:r>
-        <w:t>cyberdivers</w:t>
-      </w:r>
-      <w:proofErr w:type="spellEnd"/>
-      <w:r>
-        <w:t xml:space="preserve"> classic</w:t>
-      </w:r>
-    </w:p>
-    <w:p>
-      <w:r>
-        <w:t>User</w:t>
-      </w:r>
-      <w:r>
-        <w:t xml:space="preserve"> 11: son</w:t>
-      </w:r>
-    </w:p>
-    <w:p>
-      <w:r>
-        <w:t xml:space="preserve">User 10: bro is a poser lmao, </w:t>
-      </w:r>
-      <w:proofErr w:type="spellStart"/>
-      <w:r>
-        <w:t>proly</w:t>
-      </w:r>
-      <w:proofErr w:type="spellEnd"/>
-      <w:r>
-        <w:t xml:space="preserve"> don’t even know what is </w:t>
-      </w:r>
-      <w:proofErr w:type="spellStart"/>
-      <w:r>
-        <w:t>sqli</w:t>
-      </w:r>
-      <w:proofErr w:type="spellEnd"/>
-      <w:r>
-        <w:t xml:space="preserve"> is lol</w:t>
-      </w:r>
-    </w:p>
-    <w:p>
-      <w:r>
-        <w:t xml:space="preserve">No </w:t>
-      </w:r>
-      <w:proofErr w:type="spellStart"/>
-      <w:r>
-        <w:t>no</w:t>
-      </w:r>
-      <w:proofErr w:type="spellEnd"/>
-      <w:r>
-        <w:t xml:space="preserve">, I know what it is, it’s a language…for hacking databases…or something. </w:t>
-      </w:r>
-      <w:r>
-        <w:t>It doesn’t</w:t>
-      </w:r>
-      <w:r>
-        <w:t xml:space="preserve"> matter, they’ll see, I absolutely can do it.</w:t>
-      </w:r>
-    </w:p>
-    <w:p>
-      <w:pPr>
-        <w:pStyle w:val="Heading3"/>
-      </w:pPr>
-      <w:bookmarkStart w:id="19" w:name="_Toc216793255"/>
-      <w:r>
-        <w:t>Plan and execution</w:t>
-      </w:r>
-      <w:bookmarkEnd w:id="19"/>
-    </w:p>
-    <w:p>
-      <w:r>
-        <w:t>(Screen goes black)</w:t>
-      </w:r>
-    </w:p>
-    <w:p>
-      <w:r>
-        <w:t xml:space="preserve">Alright, I need a plan. How am I </w:t>
-      </w:r>
-      <w:proofErr w:type="spellStart"/>
-      <w:r>
-        <w:t>gonna</w:t>
-      </w:r>
-      <w:proofErr w:type="spellEnd"/>
-      <w:r>
-        <w:t xml:space="preserve"> do that? Brief search on phishing shows that </w:t>
-      </w:r>
-      <w:r>
-        <w:t>hackers send fake login screens and people fall for them. Why don’t I do the same</w:t>
-      </w:r>
-      <w:r>
-        <w:t xml:space="preserve">? </w:t>
-      </w:r>
-      <w:r>
-        <w:t xml:space="preserve">Admin will click on the link and…well yeah, he’ll probably suspect something. Well, </w:t>
-      </w:r>
-      <w:proofErr w:type="spellStart"/>
-      <w:r>
-        <w:t>ummm</w:t>
-      </w:r>
-      <w:proofErr w:type="spellEnd"/>
-      <w:r>
-        <w:t>…</w:t>
-      </w:r>
-      <w:proofErr w:type="spellStart"/>
-      <w:r>
-        <w:t>maybee</w:t>
-      </w:r>
-      <w:proofErr w:type="spellEnd"/>
-      <w:r>
-        <w:t xml:space="preserve"> </w:t>
-      </w:r>
-      <w:r>
-        <w:t>…</w:t>
-      </w:r>
-      <w:proofErr w:type="spellStart"/>
-      <w:proofErr w:type="gramStart"/>
-      <w:r>
-        <w:t>uhhh</w:t>
-      </w:r>
-      <w:proofErr w:type="spellEnd"/>
-      <w:r>
-        <w:t>..</w:t>
-      </w:r>
-      <w:proofErr w:type="gramEnd"/>
-      <w:r>
-        <w:t xml:space="preserve"> </w:t>
-      </w:r>
-      <w:r>
-        <w:t>I need to bait</w:t>
-      </w:r>
-      <w:r>
-        <w:t xml:space="preserve"> him</w:t>
+        <w:t xml:space="preserve"> I’ve spent like a whole day coming up with that.</w:t>
+      </w:r>
+    </w:p>
+    <w:p>
+      <w:r>
+        <w:t>So</w:t>
+      </w:r>
+      <w:r>
+        <w:t xml:space="preserve"> anyway</w:t>
+      </w:r>
+      <w:r>
+        <w:t>, now I need to shoot him a message.</w:t>
+      </w:r>
+    </w:p>
+    <w:p>
+      <w:r>
+        <w:t>(User is prompted to press on send message button)</w:t>
+      </w:r>
+    </w:p>
+    <w:p>
+      <w:r>
+        <w:t>Ok, so, It ‘ll go like that, uhhh “</w:t>
+      </w:r>
+      <w:r>
+        <w:t>D</w:t>
+      </w:r>
+      <w:r>
+        <w:t>ear sillygoose228, it came to my attention that- no who the fuck reports posts like that? “Dear sillygoose228, there is a post I want you to look at- nah it sounds so stupid, he’ll definitely catch me. No, I need to go simple, like “Dear sillygoose228, look at this post”- Nooo why “dear”? We haven’t even met. No, I need to be plain and direct</w:t>
+      </w:r>
+      <w:r>
+        <w:t xml:space="preserve"> like</w:t>
+      </w:r>
+      <w:r>
+        <w:t xml:space="preserve"> “Look at this post”. </w:t>
+      </w:r>
+      <w:r>
+        <w:t xml:space="preserve">No, no, even simpler, just send him the link to the post. Yeah, that will do, </w:t>
+      </w:r>
+      <w:r>
+        <w:t xml:space="preserve">it </w:t>
+      </w:r>
+      <w:r>
+        <w:t>definitely won’t arouse suspicion</w:t>
       </w:r>
       <w:r>
         <w:t>!</w:t>
       </w:r>
-      <w:r>
-        <w:t xml:space="preserve"> </w:t>
-      </w:r>
-    </w:p>
-    <w:p>
-      <w:r>
-        <w:t xml:space="preserve">(Chat window appears with message from </w:t>
-      </w:r>
-      <w:proofErr w:type="spellStart"/>
-      <w:r>
-        <w:t>main_hero</w:t>
-      </w:r>
-      <w:proofErr w:type="spellEnd"/>
-      <w:r>
-        <w:t xml:space="preserve"> about the post)</w:t>
-      </w:r>
-    </w:p>
-    <w:p>
-      <w:r>
-        <w:t>Like, I’ll report to him some post which needs to be deleted, but it won’t be an actual post, it will be a fake post</w:t>
-      </w:r>
-      <w:r>
-        <w:t>!</w:t>
-      </w:r>
-      <w:r>
-        <w:t xml:space="preserve"> Admin will click on that to check it out</w:t>
-      </w:r>
-    </w:p>
-    <w:p>
-      <w:r>
-        <w:t>(User is prompted to click on the link)</w:t>
-      </w:r>
-    </w:p>
-    <w:p>
-      <w:r>
-        <w:t xml:space="preserve">(Fake </w:t>
-      </w:r>
-      <w:proofErr w:type="gramStart"/>
-      <w:r>
-        <w:t>post appear</w:t>
-      </w:r>
-      <w:r>
-        <w:t>s</w:t>
-      </w:r>
-      <w:proofErr w:type="gramEnd"/>
-      <w:r>
-        <w:t>)</w:t>
-      </w:r>
-    </w:p>
-    <w:p>
-      <w:r>
-        <w:t>Admin clicks on the delete button</w:t>
-      </w:r>
-    </w:p>
-    <w:p>
-      <w:r>
-        <w:t>(User is prompted to delete the post)</w:t>
-      </w:r>
-    </w:p>
-    <w:p>
-      <w:r>
-        <w:t xml:space="preserve">and suddenly it takes him to fake login screen with message like </w:t>
-      </w:r>
-      <w:proofErr w:type="spellStart"/>
-      <w:r>
-        <w:t>ur</w:t>
-      </w:r>
-      <w:proofErr w:type="spellEnd"/>
-      <w:r>
-        <w:t xml:space="preserve"> </w:t>
-      </w:r>
-      <w:r>
-        <w:t>session</w:t>
-      </w:r>
-      <w:r>
-        <w:t xml:space="preserve"> is expired, sign in again</w:t>
-      </w:r>
-    </w:p>
-    <w:p>
-      <w:r>
-        <w:t>(Login screen appears, with the message “</w:t>
-      </w:r>
-      <w:proofErr w:type="spellStart"/>
-      <w:r>
-        <w:t>ur</w:t>
-      </w:r>
-      <w:proofErr w:type="spellEnd"/>
-      <w:r>
-        <w:t xml:space="preserve"> </w:t>
-      </w:r>
-      <w:r>
-        <w:t>session</w:t>
-      </w:r>
-      <w:r>
-        <w:t xml:space="preserve"> is expired, please sign in again”)</w:t>
-      </w:r>
-    </w:p>
-    <w:p>
-      <w:r>
-        <w:t xml:space="preserve">Admin will login again, to finally delete this post and boom, his creds are mine. Admin will see that the post was </w:t>
-      </w:r>
-      <w:r>
-        <w:t>deleted,</w:t>
-      </w:r>
-      <w:r>
-        <w:t xml:space="preserve"> and he won’t even know that his creds </w:t>
-      </w:r>
-      <w:r>
-        <w:t>were stolen</w:t>
-      </w:r>
-      <w:r>
-        <w:t>!</w:t>
-      </w:r>
-    </w:p>
-    <w:p>
-      <w:r>
-        <w:t xml:space="preserve">(User is prompted to login and </w:t>
-      </w:r>
-      <w:proofErr w:type="gramStart"/>
-      <w:r>
-        <w:t>forwarded</w:t>
-      </w:r>
-      <w:proofErr w:type="gramEnd"/>
-      <w:r>
-        <w:t xml:space="preserve"> to page where the post is deleted)</w:t>
-      </w:r>
-    </w:p>
-    <w:p>
-      <w:r>
-        <w:t>(Screen goes black)</w:t>
-      </w:r>
-    </w:p>
-    <w:p>
-      <w:r>
-        <w:lastRenderedPageBreak/>
-        <w:t>I’m a genius</w:t>
-      </w:r>
-      <w:r>
-        <w:t>!</w:t>
-      </w:r>
-    </w:p>
-    <w:p>
-      <w:r>
-        <w:t>Now I just need to figure out</w:t>
-      </w:r>
-      <w:r>
-        <w:t xml:space="preserve"> how to code all that.</w:t>
-      </w:r>
-    </w:p>
-    <w:p>
-      <w:r>
-        <w:t xml:space="preserve">Alright, first I </w:t>
-      </w:r>
-      <w:proofErr w:type="spellStart"/>
-      <w:r>
-        <w:t>gotta</w:t>
-      </w:r>
-      <w:proofErr w:type="spellEnd"/>
-      <w:r>
-        <w:t xml:space="preserve"> open vim. Fuck IDEs they are for pussies.</w:t>
-      </w:r>
-    </w:p>
-    <w:p>
-      <w:r>
-        <w:t>(Terminal opens with vim)</w:t>
-      </w:r>
-    </w:p>
-    <w:p>
-      <w:r>
-        <w:t xml:space="preserve">So </w:t>
-      </w:r>
-      <w:proofErr w:type="spellStart"/>
-      <w:r>
-        <w:t>uhhhhh</w:t>
-      </w:r>
-      <w:proofErr w:type="spellEnd"/>
-      <w:r>
-        <w:t>, how do I create a page? I think u need to write html tag and then umm…fuck. Hold on, I think I still have my notes from those courses. (wait) Fuck, I forgot I didn’t keep any. One time I was learning something useful and I wasn’t keeping notes. I was too smart for it, and I couldn’t be bothered to write all this useless stuff. Anyway, I think</w:t>
-      </w:r>
-      <w:r>
-        <w:t xml:space="preserve"> I’ll just ask AI. No, not for vibe coding, I’ll just ask it for… you know … general directions. Some </w:t>
-      </w:r>
-      <w:proofErr w:type="gramStart"/>
-      <w:r>
-        <w:t>boilerplate</w:t>
-      </w:r>
-      <w:proofErr w:type="gramEnd"/>
-      <w:r>
-        <w:t xml:space="preserve"> to start with, you know.</w:t>
-      </w:r>
-    </w:p>
-    <w:p>
-      <w:r>
-        <w:t>(Huge chunk of code with some ai comments appear in vim)</w:t>
-      </w:r>
-    </w:p>
-    <w:p>
-      <w:proofErr w:type="spellStart"/>
-      <w:r>
-        <w:t>Aight</w:t>
-      </w:r>
-      <w:proofErr w:type="spellEnd"/>
-      <w:r>
-        <w:t>…this goes here…</w:t>
-      </w:r>
-    </w:p>
-    <w:p>
-      <w:r>
-        <w:t>(</w:t>
-      </w:r>
-      <w:proofErr w:type="spellStart"/>
-      <w:r>
-        <w:t>Main_hero</w:t>
-      </w:r>
-      <w:proofErr w:type="spellEnd"/>
-      <w:r>
-        <w:t xml:space="preserve"> deletes all comments)</w:t>
-      </w:r>
-    </w:p>
-    <w:p>
-      <w:r>
-        <w:t xml:space="preserve">And first page </w:t>
-      </w:r>
-      <w:proofErr w:type="gramStart"/>
-      <w:r>
-        <w:t>done</w:t>
-      </w:r>
-      <w:proofErr w:type="gramEnd"/>
-      <w:r>
-        <w:t>!</w:t>
-      </w:r>
-    </w:p>
-    <w:p>
-      <w:r>
-        <w:t>(</w:t>
-      </w:r>
-      <w:proofErr w:type="spellStart"/>
-      <w:r>
-        <w:t>Main_hero</w:t>
-      </w:r>
-      <w:proofErr w:type="spellEnd"/>
-      <w:r>
-        <w:t xml:space="preserve"> tries to exit vim)</w:t>
-      </w:r>
-    </w:p>
-    <w:p>
-      <w:r>
-        <w:t xml:space="preserve">Ok, how do </w:t>
-      </w:r>
-      <w:proofErr w:type="gramStart"/>
-      <w:r>
-        <w:t>I?...fuck..</w:t>
-      </w:r>
-      <w:proofErr w:type="spellStart"/>
-      <w:proofErr w:type="gramEnd"/>
-      <w:r>
-        <w:t>uhhh</w:t>
-      </w:r>
-      <w:proofErr w:type="spellEnd"/>
-      <w:r>
-        <w:t>…I forgot again…</w:t>
-      </w:r>
-      <w:proofErr w:type="spellStart"/>
-      <w:r>
-        <w:t>uhhhh</w:t>
-      </w:r>
-      <w:proofErr w:type="spellEnd"/>
-      <w:r>
-        <w:t>…here it is!</w:t>
-      </w:r>
-    </w:p>
-    <w:p>
-      <w:r>
-        <w:t xml:space="preserve">Not too </w:t>
-      </w:r>
-      <w:proofErr w:type="gramStart"/>
-      <w:r>
-        <w:t>hard</w:t>
-      </w:r>
-      <w:proofErr w:type="gramEnd"/>
-      <w:r>
-        <w:t xml:space="preserve"> eh? Now </w:t>
-      </w:r>
-      <w:r>
-        <w:t xml:space="preserve">for </w:t>
-      </w:r>
-      <w:r>
-        <w:t>the rest of them…</w:t>
-      </w:r>
-    </w:p>
-    <w:p>
-      <w:r>
-        <w:t>(Screen goes blurry, with copy</w:t>
-      </w:r>
-      <w:r>
-        <w:t xml:space="preserve"> and </w:t>
-      </w:r>
-      <w:r>
-        <w:t xml:space="preserve">paste </w:t>
-      </w:r>
-      <w:r>
-        <w:t>timelapse</w:t>
-      </w:r>
-      <w:r>
-        <w:t xml:space="preserve"> going on in the background)</w:t>
-      </w:r>
-    </w:p>
-    <w:p>
-      <w:r>
-        <w:t>(</w:t>
-      </w:r>
-      <w:proofErr w:type="spellStart"/>
-      <w:r>
-        <w:t>Some time</w:t>
-      </w:r>
-      <w:proofErr w:type="spellEnd"/>
-      <w:r>
-        <w:t xml:space="preserve"> later)</w:t>
-      </w:r>
-    </w:p>
-    <w:p>
-      <w:r>
-        <w:t>(Screen shows running website in terminal)</w:t>
-      </w:r>
-    </w:p>
-    <w:p>
-      <w:proofErr w:type="spellStart"/>
-      <w:r>
-        <w:t>Aaaand</w:t>
-      </w:r>
-      <w:proofErr w:type="spellEnd"/>
-      <w:r>
-        <w:t xml:space="preserve"> </w:t>
-      </w:r>
-      <w:proofErr w:type="spellStart"/>
-      <w:r>
-        <w:t>im</w:t>
-      </w:r>
-      <w:proofErr w:type="spellEnd"/>
-      <w:r>
-        <w:t xml:space="preserve"> done! Now I just need to trick sillygoose228</w:t>
-      </w:r>
-    </w:p>
-    <w:p>
-      <w:r>
-        <w:t xml:space="preserve">(Screen goes to </w:t>
-      </w:r>
-      <w:proofErr w:type="spellStart"/>
-      <w:r>
-        <w:t>main_hero’s</w:t>
-      </w:r>
-      <w:proofErr w:type="spellEnd"/>
-      <w:r>
-        <w:t xml:space="preserve"> profile page. </w:t>
-      </w:r>
-      <w:proofErr w:type="gramStart"/>
-      <w:r>
-        <w:t>User is</w:t>
-      </w:r>
-      <w:proofErr w:type="gramEnd"/>
-      <w:r>
-        <w:t xml:space="preserve"> prompted to search for sillygoose228 nickname)</w:t>
-      </w:r>
-    </w:p>
-    <w:p>
-      <w:r>
-        <w:t xml:space="preserve">God, even </w:t>
-      </w:r>
-      <w:r>
-        <w:t>h</w:t>
-      </w:r>
-      <w:r>
-        <w:t xml:space="preserve">is name is stupid. Not like mine </w:t>
-      </w:r>
-      <w:proofErr w:type="spellStart"/>
-      <w:r>
-        <w:t>tho</w:t>
-      </w:r>
-      <w:proofErr w:type="spellEnd"/>
-      <w:r>
-        <w:t xml:space="preserve">. </w:t>
-      </w:r>
-      <w:proofErr w:type="spellStart"/>
-      <w:r>
-        <w:t>Main_hero</w:t>
-      </w:r>
-      <w:proofErr w:type="spellEnd"/>
-      <w:r>
-        <w:t xml:space="preserve">. </w:t>
-      </w:r>
-      <w:r>
-        <w:t>You might not see this yet, but my nickname has at least</w:t>
-      </w:r>
-      <w:r>
-        <w:t xml:space="preserve"> 2 hidden meanings and</w:t>
-      </w:r>
-      <w:r>
-        <w:t xml:space="preserve"> three references to different </w:t>
-      </w:r>
-      <w:r>
-        <w:t>movies,</w:t>
-      </w:r>
-      <w:r>
-        <w:t xml:space="preserve"> I’ve spent like a whole day coming up with that.</w:t>
-      </w:r>
-    </w:p>
-    <w:p>
-      <w:r>
-        <w:t>So</w:t>
-      </w:r>
-      <w:r>
-        <w:t xml:space="preserve"> anyway</w:t>
-      </w:r>
-      <w:r>
-        <w:t>, now I need to shoot him a message.</w:t>
-      </w:r>
-    </w:p>
-    <w:p>
-      <w:r>
-        <w:t>(User is prompted to press on send message button)</w:t>
-      </w:r>
-    </w:p>
-    <w:p>
-      <w:r>
-        <w:lastRenderedPageBreak/>
-        <w:t xml:space="preserve">Ok, so, </w:t>
-      </w:r>
-      <w:proofErr w:type="gramStart"/>
-      <w:r>
-        <w:t>It</w:t>
-      </w:r>
-      <w:proofErr w:type="gramEnd"/>
-      <w:r>
-        <w:t xml:space="preserve"> ‘ll go like that, </w:t>
-      </w:r>
-      <w:proofErr w:type="spellStart"/>
-      <w:r>
-        <w:t>uhhh</w:t>
-      </w:r>
-      <w:proofErr w:type="spellEnd"/>
-      <w:r>
-        <w:t xml:space="preserve"> “</w:t>
-      </w:r>
-      <w:r>
-        <w:t>D</w:t>
-      </w:r>
-      <w:r>
-        <w:t xml:space="preserve">ear sillygoose228, it came to my attention that- </w:t>
-      </w:r>
-      <w:proofErr w:type="spellStart"/>
-      <w:r>
-        <w:t>no</w:t>
-      </w:r>
-      <w:proofErr w:type="spellEnd"/>
-      <w:r>
-        <w:t xml:space="preserve"> who the fuck reports posts like that? “Dear sillygoose228, there is a post I want you to look at- nah it sounds so stupid, he’ll </w:t>
-      </w:r>
-      <w:proofErr w:type="gramStart"/>
-      <w:r>
-        <w:t>definitely catch</w:t>
-      </w:r>
-      <w:proofErr w:type="gramEnd"/>
-      <w:r>
-        <w:t xml:space="preserve"> me. No, I need to go simple, like “Dear sillygoose228, look at this post”- </w:t>
-      </w:r>
-      <w:proofErr w:type="spellStart"/>
-      <w:r>
-        <w:t>Nooo</w:t>
-      </w:r>
-      <w:proofErr w:type="spellEnd"/>
-      <w:r>
-        <w:t xml:space="preserve"> why “dear”? We haven’t even met. No, I need to be plain and direct “Look at this post”. </w:t>
-      </w:r>
-      <w:r>
-        <w:t xml:space="preserve">No, no, even simpler, just send him the link to the post. Yeah, that will do, </w:t>
-      </w:r>
-      <w:proofErr w:type="gramStart"/>
-      <w:r>
-        <w:t>definitely won’t</w:t>
-      </w:r>
-      <w:proofErr w:type="gramEnd"/>
-      <w:r>
-        <w:t xml:space="preserve"> arouse suspicion</w:t>
-      </w:r>
-      <w:r>
-        <w:t>!</w:t>
-      </w:r>
     </w:p>
     <w:p>
       <w:r>
@@ -7269,13 +5685,8 @@
       </w:r>
     </w:p>
     <w:p>
-      <w:proofErr w:type="spellStart"/>
-      <w:r>
-        <w:t>Main_hero</w:t>
-      </w:r>
-      <w:proofErr w:type="spellEnd"/>
-      <w:r>
-        <w:t xml:space="preserve">: </w:t>
+      <w:r>
+        <w:t xml:space="preserve">Main_hero: </w:t>
       </w:r>
       <w:r>
         <w:rPr>
@@ -7286,16 +5697,11 @@
     </w:p>
     <w:p>
       <w:r>
-        <w:t>Sillygoose</w:t>
-      </w:r>
-      <w:proofErr w:type="gramStart"/>
-      <w:r>
-        <w:t>228:</w:t>
+        <w:t>Sillygoose228:</w:t>
       </w:r>
       <w:r>
         <w:t>?</w:t>
       </w:r>
-      <w:proofErr w:type="gramEnd"/>
     </w:p>
     <w:p>
       <w:r>
@@ -7309,392 +5715,361 @@
       </w:r>
     </w:p>
     <w:p>
-      <w:proofErr w:type="spellStart"/>
-      <w:r>
-        <w:t>Main_hero</w:t>
-      </w:r>
-      <w:proofErr w:type="spellEnd"/>
-      <w:r>
-        <w:t xml:space="preserve">: it’s the post from </w:t>
-      </w:r>
-      <w:proofErr w:type="spellStart"/>
-      <w:r>
-        <w:t>ur</w:t>
-      </w:r>
-      <w:proofErr w:type="spellEnd"/>
+      <w:r>
+        <w:t>Main_hero: it’s the post from ur sub</w:t>
+      </w:r>
+    </w:p>
+    <w:p>
+      <w:r>
+        <w:t>Main_hero: I’m reporting it</w:t>
+      </w:r>
+    </w:p>
+    <w:p>
+      <w:r>
+        <w:t xml:space="preserve">Main_hero: like a </w:t>
+      </w:r>
+      <w:r>
+        <w:t>good</w:t>
+      </w:r>
+      <w:r>
+        <w:t xml:space="preserve"> </w:t>
+      </w:r>
+      <w:r>
+        <w:t>forumer</w:t>
+      </w:r>
+    </w:p>
+    <w:p>
+      <w:r>
+        <w:t>Yeah, I think I saved it. He won’t know what’s coming</w:t>
+      </w:r>
+    </w:p>
+    <w:p>
+      <w:r>
+        <w:t>Sillygoose228: uhhh ok, lemme look at it</w:t>
+      </w:r>
+    </w:p>
+    <w:p>
+      <w:r>
+        <w:t>So now we wait</w:t>
+      </w:r>
+    </w:p>
+    <w:p>
+      <w:r>
+        <w:t>…………………………………………………………………….</w:t>
+      </w:r>
+    </w:p>
+    <w:p>
+      <w:r>
+        <w:t xml:space="preserve">I think it takes longer than it </w:t>
+      </w:r>
+      <w:r>
+        <w:t>should,</w:t>
+      </w:r>
+      <w:r>
+        <w:t xml:space="preserve"> no? </w:t>
+      </w:r>
+    </w:p>
+    <w:p>
+      <w:r>
+        <w:t>Shit, he is probably reporting me already</w:t>
+      </w:r>
+    </w:p>
+    <w:p>
+      <w:r>
+        <w:t>What do I do? Should I check in on the progress?</w:t>
+      </w:r>
+    </w:p>
+    <w:p>
+      <w:r>
+        <w:t xml:space="preserve">Or just let him do his thing? Or </w:t>
+      </w:r>
+      <w:r>
+        <w:t>maybe</w:t>
+      </w:r>
+      <w:r>
+        <w:t xml:space="preserve"> block him and </w:t>
+      </w:r>
+      <w:r>
+        <w:t>delete all evidence</w:t>
+      </w:r>
+      <w:r>
+        <w:t>? He is probably calling police on me already, shit</w:t>
+      </w:r>
+    </w:p>
+    <w:p>
+      <w:r>
+        <w:t>(User is prompted to block sillygoose228, but as he reaches for the button, creds pop in the terminal and sillygoose starts typing)</w:t>
+      </w:r>
+    </w:p>
+    <w:p>
+      <w:r>
+        <w:lastRenderedPageBreak/>
+        <w:t>Oh, oh shit, I got him! Here his password!</w:t>
+      </w:r>
+      <w:r>
+        <w:t xml:space="preserve"> His password is iwant</w:t>
+      </w:r>
+      <w:r>
+        <w:t>ai</w:t>
+      </w:r>
+      <w:r>
+        <w:t>girlfriend</w:t>
+      </w:r>
+      <w:r>
+        <w:t>topegme</w:t>
+      </w:r>
+      <w:r>
+        <w:t xml:space="preserve">822? </w:t>
+      </w:r>
+      <w:r>
+        <w:t>O</w:t>
+      </w:r>
+      <w:r>
+        <w:t xml:space="preserve">k, bro, whatever floats ur boat </w:t>
+      </w:r>
+      <w:r>
+        <w:t>I guess</w:t>
+      </w:r>
+      <w:r>
+        <w:t>.</w:t>
+      </w:r>
+    </w:p>
+    <w:p>
+      <w:r>
+        <w:t>Sillygoose228: yeah, I deleted</w:t>
+      </w:r>
+      <w:r>
+        <w:t xml:space="preserve"> </w:t>
+      </w:r>
+      <w:r>
+        <w:t xml:space="preserve">the post, but something weird is going on, I can’t even find the fartsniffer69 on The Forum to ban him from </w:t>
+      </w:r>
+      <w:r>
+        <w:t>the sub</w:t>
+      </w:r>
+    </w:p>
+    <w:p>
+      <w:r>
+        <w:t>FUCK. SHIT. FUCK.</w:t>
+      </w:r>
+    </w:p>
+    <w:p>
+      <w:r>
+        <w:t>I FUCKED UP</w:t>
+      </w:r>
+      <w:r>
+        <w:t>.</w:t>
+      </w:r>
+    </w:p>
+    <w:p>
+      <w:r>
+        <w:t>I FORGOT TO CHANGE AN AUTHOR OF THE POST</w:t>
+      </w:r>
+      <w:r>
+        <w:t xml:space="preserve"> FROM PLACEHOLDER</w:t>
+      </w:r>
+      <w:r>
+        <w:t>.</w:t>
+      </w:r>
+    </w:p>
+    <w:p>
+      <w:r>
+        <w:t>Even tho I got his creds already, he might realize what’s going on and change his password. I need to convince him it’s ok.</w:t>
+      </w:r>
+    </w:p>
+    <w:p>
+      <w:r>
+        <w:t>Main_hero: uhhh idk, this user shows as deleted to me already. Maybe The Forum admins already</w:t>
+      </w:r>
+      <w:r>
+        <w:t xml:space="preserve"> banned this guy, but website doesn’t reflect it yet.</w:t>
+      </w:r>
+    </w:p>
+    <w:p>
+      <w:r>
+        <w:t>Main_hero: yk the forum is really buggy sometimes.</w:t>
+      </w:r>
+    </w:p>
+    <w:p>
+      <w:r>
+        <w:t>Sillygoose228:</w:t>
+      </w:r>
+      <w:r>
+        <w:t xml:space="preserve"> </w:t>
+      </w:r>
+      <w:r>
+        <w:t>yeah, right</w:t>
+      </w:r>
+    </w:p>
+    <w:p>
+      <w:r>
+        <w:t>Sillygoose228: strangely enough, website was lagging even more, when I was deleting that post</w:t>
+      </w:r>
+    </w:p>
+    <w:p>
+      <w:r>
+        <w:t xml:space="preserve">Fucking </w:t>
+      </w:r>
+      <w:r>
+        <w:t>clanker</w:t>
+      </w:r>
+      <w:r>
+        <w:t xml:space="preserve"> gave me shit code. I specifically asked it to make code as optimized as possible </w:t>
+      </w:r>
+      <w:r>
+        <w:t>and make no mistakes</w:t>
+      </w:r>
+      <w:r>
+        <w:t>.</w:t>
+      </w:r>
+      <w:r>
+        <w:t xml:space="preserve"> Can’t trust shit these days.</w:t>
+      </w:r>
+    </w:p>
+    <w:p>
+      <w:r>
+        <w:t>(Sillygoose228 is still typing)</w:t>
+      </w:r>
+    </w:p>
+    <w:p>
+      <w:r>
+        <w:t xml:space="preserve">What is he typing for so long? Fuck, I </w:t>
+      </w:r>
+      <w:r>
+        <w:t xml:space="preserve">might be burned here. What if he is gonna ask me about how did I find this post? Or why am I reporting it even tho im not even a follower? Shit, I </w:t>
+      </w:r>
+      <w:r>
+        <w:t xml:space="preserve">even </w:t>
+      </w:r>
+      <w:r>
+        <w:t xml:space="preserve">forgot to follow fucking </w:t>
+      </w:r>
+      <w:r>
+        <w:t>zero</w:t>
+      </w:r>
       <w:r>
         <w:t xml:space="preserve"> sub</w:t>
       </w:r>
-    </w:p>
-    <w:p>
-      <w:proofErr w:type="spellStart"/>
-      <w:r>
-        <w:t>Main_hero</w:t>
-      </w:r>
-      <w:proofErr w:type="spellEnd"/>
-      <w:r>
-        <w:t>: I’m reporting it</w:t>
-      </w:r>
-    </w:p>
-    <w:p>
-      <w:proofErr w:type="spellStart"/>
-      <w:r>
-        <w:t>Main_hero</w:t>
-      </w:r>
-      <w:proofErr w:type="spellEnd"/>
-      <w:r>
-        <w:t xml:space="preserve">: like a </w:t>
-      </w:r>
-      <w:r>
-        <w:t>good</w:t>
-      </w:r>
-      <w:r>
-        <w:t xml:space="preserve"> </w:t>
-      </w:r>
-      <w:proofErr w:type="spellStart"/>
-      <w:r>
-        <w:t>forumer</w:t>
-      </w:r>
-      <w:proofErr w:type="spellEnd"/>
-    </w:p>
-    <w:p>
-      <w:r>
-        <w:t>Yeah, I think I saved it. He won’t know what’s coming</w:t>
-      </w:r>
-    </w:p>
-    <w:p>
-      <w:r>
-        <w:t xml:space="preserve">Sillygoose228: </w:t>
-      </w:r>
-      <w:proofErr w:type="spellStart"/>
-      <w:r>
-        <w:t>uhhh</w:t>
-      </w:r>
-      <w:proofErr w:type="spellEnd"/>
-      <w:r>
-        <w:t xml:space="preserve"> ok, </w:t>
-      </w:r>
-      <w:proofErr w:type="spellStart"/>
-      <w:r>
-        <w:t>lemme</w:t>
-      </w:r>
-      <w:proofErr w:type="spellEnd"/>
-      <w:r>
-        <w:t xml:space="preserve"> look at it</w:t>
-      </w:r>
-    </w:p>
-    <w:p>
-      <w:r>
-        <w:t>So now we wait</w:t>
-      </w:r>
-    </w:p>
-    <w:p>
-      <w:r>
-        <w:t>…………………………………………………………………….</w:t>
-      </w:r>
-    </w:p>
-    <w:p>
-      <w:r>
-        <w:t xml:space="preserve">I think it takes longer than it </w:t>
-      </w:r>
-      <w:r>
-        <w:t>should,</w:t>
-      </w:r>
-      <w:r>
-        <w:t xml:space="preserve"> </w:t>
-      </w:r>
-      <w:proofErr w:type="gramStart"/>
-      <w:r>
-        <w:t>no</w:t>
-      </w:r>
-      <w:proofErr w:type="gramEnd"/>
-      <w:r>
-        <w:t xml:space="preserve">? </w:t>
-      </w:r>
-    </w:p>
-    <w:p>
-      <w:r>
-        <w:t>Shit, he is probably reporting me already</w:t>
-      </w:r>
-    </w:p>
-    <w:p>
-      <w:r>
-        <w:t>What do I do? Should I check in on the progress?</w:t>
-      </w:r>
-    </w:p>
-    <w:p>
-      <w:r>
-        <w:t xml:space="preserve">Or just let him do his thing? Or </w:t>
-      </w:r>
-      <w:r>
-        <w:t>maybe</w:t>
-      </w:r>
-      <w:r>
-        <w:t xml:space="preserve"> block him and </w:t>
-      </w:r>
-      <w:r>
-        <w:t>delete all evidence</w:t>
-      </w:r>
-      <w:r>
-        <w:t>? He is probably calling police on me already, shit</w:t>
-      </w:r>
-    </w:p>
-    <w:p>
-      <w:r>
-        <w:t xml:space="preserve">(User is prompted to block sillygoose228, but as he reaches for the button, creds pop in the terminal and </w:t>
-      </w:r>
-      <w:proofErr w:type="spellStart"/>
-      <w:r>
-        <w:t>sillygoose</w:t>
-      </w:r>
-      <w:proofErr w:type="spellEnd"/>
-      <w:r>
-        <w:t xml:space="preserve"> starts typing)</w:t>
-      </w:r>
-    </w:p>
-    <w:p>
-      <w:r>
-        <w:t xml:space="preserve">Oh, oh shit, I got him! Here </w:t>
-      </w:r>
-      <w:proofErr w:type="gramStart"/>
-      <w:r>
-        <w:t>his</w:t>
-      </w:r>
-      <w:proofErr w:type="gramEnd"/>
-      <w:r>
-        <w:t xml:space="preserve"> password!</w:t>
-      </w:r>
-      <w:r>
-        <w:t xml:space="preserve"> His password is iwant</w:t>
-      </w:r>
-      <w:r>
-        <w:t>ai</w:t>
-      </w:r>
-      <w:r>
-        <w:t>topegme</w:t>
-      </w:r>
-      <w:r>
-        <w:t xml:space="preserve">822? That’s </w:t>
-      </w:r>
-      <w:proofErr w:type="spellStart"/>
-      <w:r>
-        <w:t>uhhhh</w:t>
-      </w:r>
-      <w:proofErr w:type="spellEnd"/>
-      <w:r>
-        <w:t xml:space="preserve"> ok, bro, whatever floats </w:t>
-      </w:r>
-      <w:proofErr w:type="spellStart"/>
-      <w:r>
-        <w:t>ur</w:t>
-      </w:r>
-      <w:proofErr w:type="spellEnd"/>
-      <w:r>
-        <w:t xml:space="preserve"> </w:t>
-      </w:r>
-      <w:proofErr w:type="gramStart"/>
-      <w:r>
-        <w:t>boat</w:t>
-      </w:r>
-      <w:proofErr w:type="gramEnd"/>
-      <w:r>
-        <w:t xml:space="preserve"> </w:t>
-      </w:r>
-      <w:r>
-        <w:t>I guess</w:t>
-      </w:r>
-      <w:r>
-        <w:t>.</w:t>
-      </w:r>
-    </w:p>
-    <w:p>
-      <w:r>
-        <w:t>Sillygoose228: yeah, I deleted</w:t>
-      </w:r>
-      <w:r>
-        <w:t xml:space="preserve"> </w:t>
-      </w:r>
-      <w:r>
-        <w:t xml:space="preserve">the post, but something weird is going on, I can’t even find the fartsniffer69 on The Forum to ban him from </w:t>
-      </w:r>
-      <w:r>
-        <w:t>the sub</w:t>
-      </w:r>
-    </w:p>
-    <w:p>
-      <w:r>
-        <w:t>FUCK. SHIT. FUCK.</w:t>
+      <w:r>
+        <w:t>! Yeah, I might be done for here.</w:t>
+      </w:r>
+    </w:p>
+    <w:p>
+      <w:r>
+        <w:t>Silligoose228: yeah, it</w:t>
+      </w:r>
+      <w:r>
+        <w:t>’s</w:t>
+      </w:r>
+      <w:r>
+        <w:t xml:space="preserve"> probably </w:t>
+      </w:r>
+      <w:r>
+        <w:t>nothing</w:t>
+      </w:r>
+    </w:p>
+    <w:p>
+      <w:r>
+        <w:t>…</w:t>
+      </w:r>
+      <w:r>
+        <w:t xml:space="preserve">jesus bro </w:t>
+      </w:r>
+      <w:r>
+        <w:t>I was losing my shit here</w:t>
+      </w:r>
+      <w:r>
+        <w:t xml:space="preserve"> and he was just</w:t>
+      </w:r>
+      <w:r>
+        <w:t xml:space="preserve"> taking his time to write </w:t>
+      </w:r>
+      <w:r>
+        <w:t>THIS</w:t>
+      </w:r>
+      <w:r>
+        <w:t>?</w:t>
+      </w:r>
+    </w:p>
+    <w:p>
+      <w:r>
+        <w:t xml:space="preserve">Main_hero: </w:t>
+      </w:r>
+      <w:r>
+        <w:t>for sure</w:t>
+      </w:r>
+    </w:p>
+    <w:p>
+      <w:r>
+        <w:t>Now the fun part. I need to log out and log in as him and take over the sub.</w:t>
+      </w:r>
+    </w:p>
+    <w:p>
+      <w:r>
+        <w:t>(User is prompted to log out and log in as sillygoose228)</w:t>
+      </w:r>
+    </w:p>
+    <w:p>
+      <w:r>
+        <w:t>Now I need to remove all the modes and transfer the ownership to my account.</w:t>
+      </w:r>
+    </w:p>
+    <w:p>
+      <w:r>
+        <w:t>(User is prompted to remove all the mods and transfer the ownership)</w:t>
       </w:r>
     </w:p>
     <w:p>
       <w:r>
         <w:lastRenderedPageBreak/>
-        <w:t>I FUCKED UP</w:t>
-      </w:r>
-      <w:r>
-        <w:t>.</w:t>
-      </w:r>
-    </w:p>
-    <w:p>
-      <w:r>
-        <w:t>I FORGOT TO CHANGE AN AUTHOR OF THE POST</w:t>
-      </w:r>
-      <w:r>
-        <w:t xml:space="preserve"> FROM PLACEHOLDER</w:t>
-      </w:r>
-      <w:r>
-        <w:t>.</w:t>
-      </w:r>
-    </w:p>
-    <w:p>
-      <w:r>
-        <w:t xml:space="preserve">Even </w:t>
-      </w:r>
-      <w:proofErr w:type="spellStart"/>
-      <w:proofErr w:type="gramStart"/>
-      <w:r>
-        <w:t>tho</w:t>
-      </w:r>
-      <w:proofErr w:type="spellEnd"/>
-      <w:proofErr w:type="gramEnd"/>
-      <w:r>
-        <w:t xml:space="preserve"> I got his creds already, he might realize what’s going on and change his password. I need to convince him it’s ok.</w:t>
-      </w:r>
-    </w:p>
-    <w:p>
-      <w:proofErr w:type="spellStart"/>
-      <w:r>
-        <w:t>Main_hero</w:t>
-      </w:r>
-      <w:proofErr w:type="spellEnd"/>
-      <w:r>
-        <w:t xml:space="preserve">: </w:t>
-      </w:r>
-      <w:proofErr w:type="spellStart"/>
-      <w:r>
-        <w:t>uhhh</w:t>
-      </w:r>
-      <w:proofErr w:type="spellEnd"/>
-      <w:r>
-        <w:t xml:space="preserve"> idk, this user shows as deleted to me already. Maybe The Forum admins already</w:t>
-      </w:r>
-      <w:r>
-        <w:t xml:space="preserve"> banned this guy, but website doesn’t reflect it yet.</w:t>
-      </w:r>
-    </w:p>
-    <w:p>
-      <w:proofErr w:type="spellStart"/>
-      <w:r>
-        <w:t>Main_hero</w:t>
-      </w:r>
-      <w:proofErr w:type="spellEnd"/>
-      <w:r>
-        <w:t xml:space="preserve">: </w:t>
-      </w:r>
-      <w:proofErr w:type="spellStart"/>
-      <w:r>
-        <w:t>yk</w:t>
-      </w:r>
-      <w:proofErr w:type="spellEnd"/>
-      <w:r>
-        <w:t xml:space="preserve"> the forum is </w:t>
-      </w:r>
-      <w:proofErr w:type="gramStart"/>
-      <w:r>
-        <w:t>really buggy</w:t>
-      </w:r>
-      <w:proofErr w:type="gramEnd"/>
-      <w:r>
-        <w:t xml:space="preserve"> sometimes.</w:t>
-      </w:r>
-    </w:p>
-    <w:p>
-      <w:r>
-        <w:t>Sillygoose228:</w:t>
-      </w:r>
-      <w:r>
-        <w:t xml:space="preserve"> </w:t>
-      </w:r>
-      <w:r>
-        <w:t>yeah, right</w:t>
-      </w:r>
-    </w:p>
-    <w:p>
-      <w:r>
-        <w:t>Sillygoose228: strangely enough, website was lagging even more, when I was deleting that post</w:t>
-      </w:r>
-    </w:p>
-    <w:p>
-      <w:r>
-        <w:t xml:space="preserve">Fucking </w:t>
-      </w:r>
-      <w:proofErr w:type="spellStart"/>
-      <w:r>
-        <w:t>clanker</w:t>
-      </w:r>
-      <w:proofErr w:type="spellEnd"/>
-      <w:r>
-        <w:t xml:space="preserve"> gave me shit code. I specifically asked it to make code as optimized as possible </w:t>
-      </w:r>
-      <w:r>
-        <w:t>and make no mistakes</w:t>
-      </w:r>
-      <w:r>
-        <w:t>.</w:t>
-      </w:r>
-      <w:r>
-        <w:t xml:space="preserve"> Can’t trust shit these days.</w:t>
-      </w:r>
-    </w:p>
-    <w:p>
-      <w:r>
-        <w:t>(Sillygoose228 is still typing)</w:t>
-      </w:r>
-    </w:p>
-    <w:p>
-      <w:r>
-        <w:t xml:space="preserve">What is he typing for so long? Fuck, I </w:t>
-      </w:r>
-      <w:r>
-        <w:t xml:space="preserve">might be burned here. What if he is </w:t>
-      </w:r>
-      <w:proofErr w:type="spellStart"/>
-      <w:r>
-        <w:t>gonna</w:t>
-      </w:r>
-      <w:proofErr w:type="spellEnd"/>
-      <w:r>
-        <w:t xml:space="preserve"> ask me about how did I </w:t>
-      </w:r>
-      <w:proofErr w:type="gramStart"/>
-      <w:r>
-        <w:t>find</w:t>
-      </w:r>
-      <w:proofErr w:type="gramEnd"/>
-      <w:r>
-        <w:t xml:space="preserve"> this post? Or why am I reporting it even </w:t>
-      </w:r>
-      <w:proofErr w:type="spellStart"/>
-      <w:r>
-        <w:t>tho</w:t>
-      </w:r>
-      <w:proofErr w:type="spellEnd"/>
-      <w:r>
-        <w:t xml:space="preserve"> </w:t>
-      </w:r>
-      <w:proofErr w:type="spellStart"/>
-      <w:r>
-        <w:t>im</w:t>
-      </w:r>
-      <w:proofErr w:type="spellEnd"/>
-      <w:r>
-        <w:t xml:space="preserve"> not even a follower? Shit, I </w:t>
-      </w:r>
-      <w:r>
-        <w:t xml:space="preserve">even </w:t>
-      </w:r>
-      <w:r>
-        <w:t xml:space="preserve">forgot to follow fucking </w:t>
+        <w:t xml:space="preserve">And I’m done lol. That’s it, I fucking did it! Now I gotta go back and tell </w:t>
+      </w:r>
+      <w:r>
+        <w:t>cyberdivers</w:t>
+      </w:r>
+      <w:r>
+        <w:t xml:space="preserve"> I got the keys.</w:t>
+      </w:r>
+    </w:p>
+    <w:p>
+      <w:r>
+        <w:t xml:space="preserve">(User is prompted to log out and log in as main_hero and go to the </w:t>
+      </w:r>
+      <w:r>
+        <w:t xml:space="preserve">cyberdivers </w:t>
+      </w:r>
+      <w:r>
+        <w:t>chat)</w:t>
+      </w:r>
+    </w:p>
+    <w:p>
+      <w:r>
+        <w:t>(Previous messages)</w:t>
+      </w:r>
+    </w:p>
+    <w:p>
+      <w:r>
+        <w:t>User 4: bro ts is just too funny</w:t>
+      </w:r>
+    </w:p>
+    <w:p>
+      <w:r>
+        <w:t>User 5: can we ban this mom’s hacker bro</w:t>
+      </w:r>
+    </w:p>
+    <w:p>
+      <w:r>
+        <w:t>User 7: just stop giving attention to this clown ass</w:t>
+      </w:r>
+    </w:p>
+    <w:p>
+      <w:r>
+        <w:t xml:space="preserve">User 7: he is actually retarded idk </w:t>
+      </w:r>
+    </w:p>
+    <w:p>
+      <w:r>
+        <w:t xml:space="preserve">Main_hero: I hacked the </w:t>
       </w:r>
       <w:r>
         <w:t>zero</w:t>
@@ -7702,420 +6077,135 @@
       <w:r>
         <w:t xml:space="preserve"> sub</w:t>
       </w:r>
-      <w:r>
-        <w:t>! Yeah, I might be done for here.</w:t>
-      </w:r>
-    </w:p>
-    <w:p>
-      <w:r>
-        <w:t>Silligoose228: yeah, it</w:t>
-      </w:r>
-      <w:r>
-        <w:t>’s</w:t>
-      </w:r>
-      <w:r>
-        <w:t xml:space="preserve"> probably the same </w:t>
-      </w:r>
-      <w:r>
-        <w:t>as</w:t>
-      </w:r>
-      <w:r>
-        <w:t xml:space="preserve"> the replies bug. I once tried to reply to someone in the comments, I think it was some discussion in my sub and website was lagging too much and I couldn’t send my reply, but once it started working, I’ve sent like 5 replies in a row! How funny is that, huh?</w:t>
-      </w:r>
-    </w:p>
-    <w:p>
-      <w:r>
-        <w:t>…</w:t>
-      </w:r>
-      <w:proofErr w:type="spellStart"/>
-      <w:r>
-        <w:t>jesus</w:t>
-      </w:r>
-      <w:proofErr w:type="spellEnd"/>
-      <w:r>
-        <w:t xml:space="preserve"> bro </w:t>
-      </w:r>
-      <w:r>
-        <w:t>I was losing my shit here</w:t>
-      </w:r>
-      <w:r>
-        <w:t xml:space="preserve"> and he was just</w:t>
-      </w:r>
-      <w:r>
-        <w:t xml:space="preserve"> taking his time to write this</w:t>
-      </w:r>
-      <w:r>
-        <w:t>?</w:t>
-      </w:r>
-    </w:p>
-    <w:p>
-      <w:proofErr w:type="spellStart"/>
-      <w:r>
-        <w:t>Main_hero</w:t>
-      </w:r>
-      <w:proofErr w:type="spellEnd"/>
-      <w:r>
-        <w:t xml:space="preserve">: </w:t>
-      </w:r>
-      <w:r>
-        <w:t>very</w:t>
-      </w:r>
-    </w:p>
-    <w:p>
-      <w:r>
-        <w:t>Now the fun part. I need to log out and log in as him and take over the sub.</w:t>
-      </w:r>
-    </w:p>
-    <w:p>
-      <w:r>
-        <w:t>(User is prompted to log out and log in as sillygoose228)</w:t>
-      </w:r>
-    </w:p>
-    <w:p>
-      <w:r>
-        <w:t>Now I need to remove all the modes and transfer the ownership to my account.</w:t>
-      </w:r>
-    </w:p>
-    <w:p>
-      <w:r>
-        <w:t>(User is prompted to remove all the mods and transfer the ownership)</w:t>
-      </w:r>
-    </w:p>
-    <w:p>
-      <w:r>
-        <w:t xml:space="preserve">And I’m done lol. That’s it, I fucking did it! Now I </w:t>
-      </w:r>
-      <w:proofErr w:type="spellStart"/>
-      <w:r>
-        <w:t>gotta</w:t>
-      </w:r>
-      <w:proofErr w:type="spellEnd"/>
-      <w:r>
-        <w:t xml:space="preserve"> go back and tell </w:t>
-      </w:r>
-      <w:proofErr w:type="spellStart"/>
-      <w:r>
-        <w:t>cyberdivers</w:t>
-      </w:r>
-      <w:proofErr w:type="spellEnd"/>
-      <w:r>
-        <w:t xml:space="preserve"> I got the keys.</w:t>
-      </w:r>
-    </w:p>
-    <w:p>
-      <w:r>
-        <w:t>(</w:t>
-      </w:r>
-      <w:proofErr w:type="gramStart"/>
-      <w:r>
-        <w:t>User is</w:t>
-      </w:r>
-      <w:proofErr w:type="gramEnd"/>
-      <w:r>
-        <w:t xml:space="preserve"> prompted to log out and log in as </w:t>
-      </w:r>
-      <w:proofErr w:type="spellStart"/>
-      <w:r>
-        <w:t>main_hero</w:t>
-      </w:r>
-      <w:proofErr w:type="spellEnd"/>
-      <w:r>
-        <w:t xml:space="preserve"> and go to </w:t>
-      </w:r>
-      <w:proofErr w:type="gramStart"/>
-      <w:r>
-        <w:t xml:space="preserve">the </w:t>
-      </w:r>
-      <w:proofErr w:type="spellStart"/>
-      <w:r>
-        <w:t>cyberdivers</w:t>
-      </w:r>
-      <w:proofErr w:type="spellEnd"/>
-      <w:proofErr w:type="gramEnd"/>
-      <w:r>
-        <w:t xml:space="preserve"> </w:t>
-      </w:r>
-      <w:r>
-        <w:t>chat)</w:t>
+    </w:p>
+    <w:p>
+      <w:r>
+        <w:t>Main_hero: check the admins</w:t>
+      </w:r>
+    </w:p>
+    <w:p>
+      <w:pPr>
+        <w:pStyle w:val="Heading3"/>
+      </w:pPr>
+      <w:bookmarkStart w:id="20" w:name="_Toc216793256"/>
+      <w:r>
+        <w:t>Aftermath</w:t>
+      </w:r>
+      <w:bookmarkEnd w:id="20"/>
+    </w:p>
+    <w:p>
+      <w:r>
+        <w:t>User 1: what the fuck</w:t>
+      </w:r>
+      <w:r>
+        <w:t>, it’s real</w:t>
+      </w:r>
+    </w:p>
+    <w:p>
+      <w:r>
+        <w:t>User 2: no fucking way</w:t>
+      </w:r>
+    </w:p>
+    <w:p>
+      <w:r>
+        <w:t>User 3: no way</w:t>
+      </w:r>
+    </w:p>
+    <w:p>
+      <w:r>
+        <w:t>User 4: you</w:t>
+      </w:r>
+      <w:r>
+        <w:t>’re</w:t>
+      </w:r>
+      <w:r>
+        <w:t xml:space="preserve"> crazy son of a bitch, you actually did it</w:t>
+      </w:r>
+    </w:p>
+    <w:p>
+      <w:r>
+        <w:t>User 5: what the fuck? How</w:t>
+      </w:r>
+    </w:p>
+    <w:p>
+      <w:r>
+        <w:t>User 6: fucking legend</w:t>
+      </w:r>
+    </w:p>
+    <w:p>
+      <w:r>
+        <w:t>User 7: lmao what</w:t>
+      </w:r>
+    </w:p>
+    <w:p>
+      <w:r>
+        <w:t>User 8: of all people it’s main_hero who did that lmaooo</w:t>
+      </w:r>
+    </w:p>
+    <w:p>
+      <w:r>
+        <w:t>Main_hero: fuck yeah, it was me</w:t>
+      </w:r>
+    </w:p>
+    <w:p>
+      <w:r>
+        <w:t>Main_hero: let’s spam whatever we want on this sub, we can do it now</w:t>
+      </w:r>
+    </w:p>
+    <w:p>
+      <w:r>
+        <w:t>Fuck yeah, let’s burn this place to the ground.</w:t>
+      </w:r>
+    </w:p>
+    <w:p>
+      <w:r>
+        <w:t>User 5: fuck yeah, let’s do it</w:t>
+      </w:r>
+    </w:p>
+    <w:p>
+      <w:r>
+        <w:t>User 6: omw</w:t>
+      </w:r>
+    </w:p>
+    <w:p>
+      <w:r>
+        <w:t>User 9: how the fuck did u do that</w:t>
+      </w:r>
+    </w:p>
+    <w:p>
+      <w:r>
+        <w:t>User 7: alr why not</w:t>
       </w:r>
     </w:p>
     <w:p>
       <w:r>
         <w:lastRenderedPageBreak/>
-        <w:t>(Previous messages)</w:t>
-      </w:r>
-    </w:p>
-    <w:p>
-      <w:r>
-        <w:t xml:space="preserve">User 4: bro </w:t>
-      </w:r>
-      <w:proofErr w:type="spellStart"/>
-      <w:r>
-        <w:t>ts</w:t>
-      </w:r>
-      <w:proofErr w:type="spellEnd"/>
-      <w:r>
-        <w:t xml:space="preserve"> is just too funny</w:t>
-      </w:r>
-    </w:p>
-    <w:p>
-      <w:r>
-        <w:t>User 5: can we ban this mom’s hacker bro</w:t>
-      </w:r>
-    </w:p>
-    <w:p>
-      <w:r>
-        <w:t>User 7: just stop giving attention to this clown ass</w:t>
-      </w:r>
-    </w:p>
-    <w:p>
-      <w:r>
-        <w:t xml:space="preserve">User 7: he is </w:t>
-      </w:r>
-      <w:proofErr w:type="gramStart"/>
-      <w:r>
-        <w:t>actually retarded</w:t>
-      </w:r>
-      <w:proofErr w:type="gramEnd"/>
-      <w:r>
-        <w:t xml:space="preserve"> idk </w:t>
-      </w:r>
-    </w:p>
-    <w:p>
-      <w:proofErr w:type="spellStart"/>
-      <w:r>
-        <w:t>Main_hero</w:t>
-      </w:r>
-      <w:proofErr w:type="spellEnd"/>
-      <w:r>
-        <w:t xml:space="preserve">: I hacked the </w:t>
+        <w:t>User 9: hell yeah lmao</w:t>
+      </w:r>
+    </w:p>
+    <w:p>
+      <w:r>
+        <w:t>Let me check the zero sub now</w:t>
+      </w:r>
+    </w:p>
+    <w:p>
+      <w:r>
+        <w:t xml:space="preserve">(User is prompted to search for </w:t>
       </w:r>
       <w:r>
         <w:t>zero</w:t>
       </w:r>
       <w:r>
-        <w:t xml:space="preserve"> sub</w:t>
-      </w:r>
-    </w:p>
-    <w:p>
-      <w:proofErr w:type="spellStart"/>
-      <w:r>
-        <w:t>Main_hero</w:t>
-      </w:r>
-      <w:proofErr w:type="spellEnd"/>
-      <w:r>
-        <w:t>: check the admins</w:t>
-      </w:r>
-    </w:p>
-    <w:p>
-      <w:pPr>
-        <w:pStyle w:val="Heading3"/>
-      </w:pPr>
-      <w:bookmarkStart w:id="20" w:name="_Toc216793256"/>
-      <w:r>
-        <w:t>Aftermath</w:t>
-      </w:r>
-      <w:bookmarkEnd w:id="20"/>
-    </w:p>
-    <w:p>
-      <w:r>
-        <w:t>User 1: what the fuck</w:t>
-      </w:r>
-    </w:p>
-    <w:p>
-      <w:r>
-        <w:t>User 2: no fucking way</w:t>
-      </w:r>
-    </w:p>
-    <w:p>
-      <w:r>
-        <w:t xml:space="preserve">User 3: </w:t>
-      </w:r>
-      <w:proofErr w:type="gramStart"/>
-      <w:r>
-        <w:t>no</w:t>
-      </w:r>
-      <w:proofErr w:type="gramEnd"/>
-      <w:r>
-        <w:t xml:space="preserve"> way</w:t>
-      </w:r>
-    </w:p>
-    <w:p>
-      <w:r>
-        <w:t>User 4: you</w:t>
-      </w:r>
-      <w:r>
-        <w:t>’re</w:t>
-      </w:r>
-      <w:r>
-        <w:t xml:space="preserve"> crazy son of a </w:t>
-      </w:r>
-      <w:proofErr w:type="gramStart"/>
-      <w:r>
-        <w:t>bitch,</w:t>
-      </w:r>
-      <w:proofErr w:type="gramEnd"/>
-      <w:r>
-        <w:t xml:space="preserve"> you </w:t>
-      </w:r>
-      <w:proofErr w:type="gramStart"/>
-      <w:r>
-        <w:t>actually did</w:t>
-      </w:r>
-      <w:proofErr w:type="gramEnd"/>
-      <w:r>
-        <w:t xml:space="preserve"> it</w:t>
-      </w:r>
-    </w:p>
-    <w:p>
-      <w:r>
-        <w:t>User 5: what the fuck? How</w:t>
-      </w:r>
-    </w:p>
-    <w:p>
-      <w:r>
-        <w:t>User 6: fucking legend</w:t>
-      </w:r>
-    </w:p>
-    <w:p>
-      <w:r>
-        <w:t>User 7: lmao what</w:t>
-      </w:r>
-    </w:p>
-    <w:p>
-      <w:r>
-        <w:t xml:space="preserve">User 8: of all people it’s </w:t>
-      </w:r>
-      <w:proofErr w:type="spellStart"/>
-      <w:r>
-        <w:t>main_hero</w:t>
-      </w:r>
-      <w:proofErr w:type="spellEnd"/>
-      <w:r>
-        <w:t xml:space="preserve"> who did that </w:t>
-      </w:r>
-      <w:proofErr w:type="spellStart"/>
-      <w:r>
-        <w:t>lmaooo</w:t>
-      </w:r>
-      <w:proofErr w:type="spellEnd"/>
-    </w:p>
-    <w:p>
-      <w:proofErr w:type="spellStart"/>
-      <w:r>
-        <w:t>Main_hero</w:t>
-      </w:r>
-      <w:proofErr w:type="spellEnd"/>
-      <w:r>
-        <w:t>: fuck yeah, it was me</w:t>
-      </w:r>
-    </w:p>
-    <w:p>
-      <w:proofErr w:type="spellStart"/>
-      <w:r>
-        <w:t>Main_</w:t>
-      </w:r>
-      <w:proofErr w:type="gramStart"/>
-      <w:r>
-        <w:t>hero</w:t>
-      </w:r>
-      <w:proofErr w:type="spellEnd"/>
-      <w:r>
-        <w:t>:</w:t>
-      </w:r>
-      <w:proofErr w:type="gramEnd"/>
-      <w:r>
-        <w:t xml:space="preserve"> let’s spam whatever we want on this sub, we can do it now</w:t>
-      </w:r>
-    </w:p>
-    <w:p>
-      <w:r>
-        <w:t>User 5: fuck yeah, let’s do it</w:t>
-      </w:r>
-    </w:p>
-    <w:p>
-      <w:r>
-        <w:t xml:space="preserve">User 6: </w:t>
-      </w:r>
-      <w:proofErr w:type="spellStart"/>
-      <w:r>
-        <w:t>omw</w:t>
-      </w:r>
-      <w:proofErr w:type="spellEnd"/>
-    </w:p>
-    <w:p>
-      <w:r>
-        <w:t>User 9: how the fuck did u do that</w:t>
-      </w:r>
-    </w:p>
-    <w:p>
-      <w:r>
-        <w:t xml:space="preserve">User 7: </w:t>
-      </w:r>
-      <w:proofErr w:type="spellStart"/>
-      <w:r>
-        <w:t>alr</w:t>
-      </w:r>
-      <w:proofErr w:type="spellEnd"/>
-      <w:r>
-        <w:t xml:space="preserve"> why not</w:t>
-      </w:r>
-    </w:p>
-    <w:p>
-      <w:r>
-        <w:t xml:space="preserve">User 9: </w:t>
-      </w:r>
-      <w:proofErr w:type="gramStart"/>
-      <w:r>
-        <w:t>hell</w:t>
-      </w:r>
-      <w:proofErr w:type="gramEnd"/>
-      <w:r>
-        <w:t xml:space="preserve"> yeah lmao</w:t>
-      </w:r>
-    </w:p>
-    <w:p>
-      <w:r>
-        <w:t>Let me check the zero sub now</w:t>
-      </w:r>
-    </w:p>
-    <w:p>
-      <w:r>
-        <w:t>(</w:t>
-      </w:r>
-      <w:proofErr w:type="gramStart"/>
-      <w:r>
-        <w:t>User is</w:t>
-      </w:r>
-      <w:proofErr w:type="gramEnd"/>
-      <w:r>
-        <w:t xml:space="preserve"> prompted to search for </w:t>
-      </w:r>
-      <w:r>
-        <w:t>zero</w:t>
-      </w:r>
-      <w:r>
-        <w:t xml:space="preserve"> </w:t>
-      </w:r>
-      <w:proofErr w:type="gramStart"/>
-      <w:r>
-        <w:t>sub</w:t>
-      </w:r>
-      <w:proofErr w:type="gramEnd"/>
-      <w:r>
-        <w:t xml:space="preserve"> and go there)</w:t>
-      </w:r>
-    </w:p>
-    <w:p>
-      <w:r>
-        <w:lastRenderedPageBreak/>
+        <w:t xml:space="preserve"> sub and go there)</w:t>
+      </w:r>
+    </w:p>
+    <w:p>
+      <w:r>
         <w:t xml:space="preserve">Yeah, look at this. These are fruits of my </w:t>
       </w:r>
-      <w:proofErr w:type="gramStart"/>
       <w:r>
         <w:t>labor,</w:t>
       </w:r>
-      <w:proofErr w:type="gramEnd"/>
       <w:r>
         <w:t xml:space="preserve"> I made it possible</w:t>
       </w:r>
@@ -8129,295 +6219,158 @@
         <w:t>goated</w:t>
       </w:r>
       <w:r>
+        <w:t xml:space="preserve"> ain’t I? And now people see it too.</w:t>
+      </w:r>
+    </w:p>
+    <w:p>
+      <w:r>
+        <w:t xml:space="preserve">(User is prompted to go back to </w:t>
+      </w:r>
+      <w:r>
+        <w:t xml:space="preserve">cyberdivers </w:t>
+      </w:r>
+      <w:r>
+        <w:t>chat)</w:t>
+      </w:r>
+    </w:p>
+    <w:p>
+      <w:r>
+        <w:t xml:space="preserve">User 5: nah ts is instant </w:t>
+      </w:r>
+      <w:r>
+        <w:t>cyberdivers</w:t>
+      </w:r>
+      <w:r>
+        <w:t xml:space="preserve"> classic</w:t>
+      </w:r>
+    </w:p>
+    <w:p>
+      <w:r>
+        <w:t>User 12: not to be this guy, but I think we went over the line with this a little bit? We don’t have any beef with wl3 sub, why are we even raiding them. It’s not fair, we should return the sub</w:t>
+      </w:r>
+    </w:p>
+    <w:p>
+      <w:r>
+        <w:t>What the fuck?</w:t>
+      </w:r>
+    </w:p>
+    <w:p>
+      <w:r>
+        <w:t>User 13: yea 100%</w:t>
+      </w:r>
+    </w:p>
+    <w:p>
+      <w:r>
+        <w:t>User 14: this</w:t>
+      </w:r>
+    </w:p>
+    <w:p>
+      <w:r>
+        <w:t>User 15: yea stealing was lowk fun, but this is just wrong atp</w:t>
+      </w:r>
+    </w:p>
+    <w:p>
+      <w:r>
+        <w:t>(Screen turns redish)</w:t>
+      </w:r>
+    </w:p>
+    <w:p>
+      <w:r>
+        <w:t xml:space="preserve">Main_hero: wrong? Who r u, fucking moral police? </w:t>
+      </w:r>
+      <w:r>
+        <w:t xml:space="preserve">This sub was full of dumb af, soft ass NPCs, </w:t>
+      </w:r>
+      <w:r>
+        <w:t>they had it coming for them</w:t>
+      </w:r>
+    </w:p>
+    <w:p>
+      <w:r>
+        <w:t>Main_hero: I ain’t returning shit to no one</w:t>
+      </w:r>
+      <w:r>
+        <w:t>, fuck off u cunts</w:t>
+      </w:r>
+    </w:p>
+    <w:p>
+      <w:r>
+        <w:t>User 13: dude wtf</w:t>
+      </w:r>
+    </w:p>
+    <w:p>
+      <w:r>
+        <w:t>User 12: bruh u r a fucking moron,</w:t>
+      </w:r>
+      <w:r>
         <w:t xml:space="preserve"> </w:t>
       </w:r>
-      <w:proofErr w:type="spellStart"/>
-      <w:r>
-        <w:t>ain’t</w:t>
-      </w:r>
-      <w:proofErr w:type="spellEnd"/>
-      <w:r>
-        <w:t xml:space="preserve"> I? And now people see it too.</w:t>
-      </w:r>
-    </w:p>
-    <w:p>
-      <w:r>
-        <w:t xml:space="preserve">(User is prompted to go back to </w:t>
-      </w:r>
-      <w:proofErr w:type="spellStart"/>
+      <w:r>
+        <w:t xml:space="preserve">this sub did nothing wrong for us, why would u even </w:t>
+      </w:r>
+      <w:r>
+        <w:t>do</w:t>
+      </w:r>
+      <w:r>
+        <w:t xml:space="preserve"> </w:t>
+      </w:r>
+      <w:r>
+        <w:t>them like that</w:t>
+      </w:r>
+    </w:p>
+    <w:p>
+      <w:r>
+        <w:t xml:space="preserve">User 5: fuck off, </w:t>
+      </w:r>
+      <w:r>
+        <w:t>main_hero</w:t>
+      </w:r>
+      <w:r>
+        <w:t xml:space="preserve"> is right, we can do whatever we can with the sub, </w:t>
+      </w:r>
+      <w:r>
+        <w:t>it’s ours now</w:t>
+      </w:r>
+    </w:p>
+    <w:p>
+      <w:r>
+        <w:t>User 6: hell yeah</w:t>
+      </w:r>
+    </w:p>
+    <w:p>
+      <w:r>
+        <w:t xml:space="preserve">Main_hero: </w:t>
+      </w:r>
+      <w:r>
+        <w:t>I did it for us</w:t>
+      </w:r>
+      <w:r>
+        <w:t xml:space="preserve">, they support </w:t>
+      </w:r>
+      <w:r>
+        <w:t>zero</w:t>
+      </w:r>
+      <w:r>
+        <w:t xml:space="preserve"> that took all the attention from </w:t>
+      </w:r>
       <w:r>
         <w:t>cyberdivers</w:t>
       </w:r>
-      <w:proofErr w:type="spellEnd"/>
-      <w:r>
-        <w:t xml:space="preserve"> </w:t>
-      </w:r>
-      <w:r>
-        <w:t>chat)</w:t>
-      </w:r>
-    </w:p>
-    <w:p>
-      <w:r>
-        <w:t xml:space="preserve">User 5: nah </w:t>
-      </w:r>
-      <w:proofErr w:type="spellStart"/>
-      <w:r>
-        <w:t>ts</w:t>
-      </w:r>
-      <w:proofErr w:type="spellEnd"/>
-      <w:r>
-        <w:t xml:space="preserve"> is instant </w:t>
-      </w:r>
-      <w:proofErr w:type="spellStart"/>
-      <w:r>
-        <w:t>cyberdivers</w:t>
-      </w:r>
-      <w:proofErr w:type="spellEnd"/>
-      <w:r>
-        <w:t xml:space="preserve"> classic</w:t>
-      </w:r>
-    </w:p>
-    <w:p>
-      <w:r>
-        <w:t>User 12: not to be this guy, but I think we went over the line with this a little bit? We don’t have any beef with wl3 sub, why are we even raiding them. It’s not fair, we should return the sub</w:t>
-      </w:r>
-    </w:p>
-    <w:p>
-      <w:r>
-        <w:t>What the fuck?</w:t>
-      </w:r>
-    </w:p>
-    <w:p>
-      <w:r>
-        <w:t>User 13: yea 100%</w:t>
-      </w:r>
-    </w:p>
-    <w:p>
-      <w:r>
-        <w:t>User 14: this</w:t>
-      </w:r>
-    </w:p>
-    <w:p>
-      <w:r>
-        <w:t xml:space="preserve">User 15: yea stealing was </w:t>
-      </w:r>
-      <w:proofErr w:type="spellStart"/>
-      <w:r>
-        <w:t>lowk</w:t>
-      </w:r>
-      <w:proofErr w:type="spellEnd"/>
-      <w:r>
-        <w:t xml:space="preserve"> fun, but this is just wrong </w:t>
-      </w:r>
-      <w:proofErr w:type="spellStart"/>
-      <w:r>
-        <w:t>atp</w:t>
-      </w:r>
-      <w:proofErr w:type="spellEnd"/>
-    </w:p>
-    <w:p>
-      <w:r>
-        <w:t xml:space="preserve">(Screen turns </w:t>
-      </w:r>
-      <w:proofErr w:type="spellStart"/>
-      <w:r>
-        <w:t>redish</w:t>
-      </w:r>
-      <w:proofErr w:type="spellEnd"/>
-      <w:r>
-        <w:t>)</w:t>
-      </w:r>
-    </w:p>
-    <w:p>
-      <w:proofErr w:type="spellStart"/>
-      <w:r>
-        <w:t>Main_hero</w:t>
-      </w:r>
-      <w:proofErr w:type="spellEnd"/>
-      <w:r>
-        <w:t xml:space="preserve">: wrong? Who r u, fucking moral police? </w:t>
-      </w:r>
-      <w:r>
-        <w:t xml:space="preserve">This sub was full of dumb </w:t>
-      </w:r>
-      <w:proofErr w:type="spellStart"/>
-      <w:r>
-        <w:t>af</w:t>
-      </w:r>
-      <w:proofErr w:type="spellEnd"/>
-      <w:r>
-        <w:t>, soft ass NPCs, as far as I’m concerned, I did everyone a favor</w:t>
-      </w:r>
-    </w:p>
-    <w:p>
-      <w:proofErr w:type="spellStart"/>
-      <w:r>
-        <w:t>Main_hero</w:t>
-      </w:r>
-      <w:proofErr w:type="spellEnd"/>
-      <w:r>
-        <w:t xml:space="preserve">: I </w:t>
-      </w:r>
-      <w:proofErr w:type="spellStart"/>
-      <w:r>
-        <w:t>ain’t</w:t>
-      </w:r>
-      <w:proofErr w:type="spellEnd"/>
-      <w:r>
-        <w:t xml:space="preserve"> returning shit to no one</w:t>
-      </w:r>
-      <w:r>
-        <w:t>, fuck off u cunts</w:t>
-      </w:r>
-    </w:p>
-    <w:p>
-      <w:r>
-        <w:t>User 13: dude wtf</w:t>
-      </w:r>
-    </w:p>
-    <w:p>
-      <w:r>
-        <w:t xml:space="preserve">User 12: </w:t>
-      </w:r>
-      <w:proofErr w:type="spellStart"/>
-      <w:r>
-        <w:t>bruh</w:t>
-      </w:r>
-      <w:proofErr w:type="spellEnd"/>
-      <w:r>
-        <w:t xml:space="preserve"> u r a fucking moron,</w:t>
-      </w:r>
-      <w:r>
-        <w:t xml:space="preserve"> </w:t>
-      </w:r>
-      <w:r>
-        <w:t>this sub did nothing wrong for us, why would u even take over it</w:t>
-      </w:r>
-    </w:p>
-    <w:p>
-      <w:r>
-        <w:t xml:space="preserve">User 5: fuck off, </w:t>
-      </w:r>
-      <w:proofErr w:type="spellStart"/>
-      <w:r>
-        <w:t>main_hero</w:t>
-      </w:r>
-      <w:proofErr w:type="spellEnd"/>
-      <w:r>
-        <w:t xml:space="preserve"> is right, we can do whatever we can with the sub, </w:t>
-      </w:r>
-      <w:r>
-        <w:t>it’s ours now</w:t>
-      </w:r>
-    </w:p>
-    <w:p>
-      <w:r>
-        <w:t>User 6: hell yeah</w:t>
-      </w:r>
-    </w:p>
-    <w:p>
-      <w:proofErr w:type="spellStart"/>
-      <w:r>
-        <w:t>Main_hero</w:t>
-      </w:r>
-      <w:proofErr w:type="spellEnd"/>
-      <w:r>
-        <w:t xml:space="preserve">: </w:t>
-      </w:r>
-      <w:r>
-        <w:t>I did it for us</w:t>
-      </w:r>
-      <w:r>
-        <w:t xml:space="preserve">, they support </w:t>
-      </w:r>
-      <w:r>
-        <w:t>zero</w:t>
-      </w:r>
-      <w:r>
-        <w:t xml:space="preserve"> that took all the attention from </w:t>
-      </w:r>
-      <w:proofErr w:type="spellStart"/>
-      <w:r>
-        <w:t>cyberdivers</w:t>
-      </w:r>
-      <w:proofErr w:type="spellEnd"/>
-    </w:p>
-    <w:p>
-      <w:r>
-        <w:t xml:space="preserve">User </w:t>
-      </w:r>
-      <w:r>
-        <w:t>1</w:t>
-      </w:r>
-      <w:r>
-        <w:t>2</w:t>
-      </w:r>
-      <w:r>
-        <w:t xml:space="preserve">: </w:t>
-      </w:r>
-      <w:r>
-        <w:t xml:space="preserve">what? How is this even helping anything? </w:t>
-      </w:r>
-      <w:proofErr w:type="gramStart"/>
-      <w:r>
-        <w:t>How</w:t>
-      </w:r>
-      <w:proofErr w:type="gramEnd"/>
-      <w:r>
-        <w:t xml:space="preserve"> fucking delusional r u </w:t>
-      </w:r>
-      <w:proofErr w:type="spellStart"/>
-      <w:r>
-        <w:t>bruh</w:t>
-      </w:r>
-      <w:proofErr w:type="spellEnd"/>
-    </w:p>
-    <w:p>
-      <w:proofErr w:type="spellStart"/>
-      <w:r>
-        <w:t>Main_hero</w:t>
-      </w:r>
-      <w:proofErr w:type="spellEnd"/>
-      <w:r>
-        <w:t>: fuck u</w:t>
-      </w:r>
-    </w:p>
-    <w:p>
-      <w:r>
-        <w:t>User</w:t>
-      </w:r>
-      <w:r>
-        <w:t>1</w:t>
-      </w:r>
-      <w:r>
-        <w:t xml:space="preserve"> 3: fuck u, u delusional fuckwit</w:t>
-      </w:r>
-    </w:p>
-    <w:p>
-      <w:r>
-        <w:t>User 5: no fuck u, u fucking twat</w:t>
-      </w:r>
-    </w:p>
-    <w:p>
-      <w:r>
-        <w:t xml:space="preserve">User </w:t>
-      </w:r>
-      <w:r>
-        <w:t>1</w:t>
-      </w:r>
-      <w:r>
-        <w:t xml:space="preserve">3: </w:t>
-      </w:r>
-      <w:r>
-        <w:t xml:space="preserve">u called me </w:t>
-      </w:r>
-      <w:r>
-        <w:t>twat? I never felt less insulted</w:t>
-      </w:r>
-    </w:p>
-    <w:p>
-      <w:r>
-        <w:t>User 5: fuck u</w:t>
+      <w:r>
+        <w:t>, so fuck them</w:t>
+      </w:r>
+    </w:p>
+    <w:p>
+      <w:r>
+        <w:t xml:space="preserve">Main_hero: </w:t>
+      </w:r>
+      <w:r>
+        <w:t>I thought you guys hated them too</w:t>
+      </w:r>
+    </w:p>
+    <w:p>
+      <w:r>
+        <w:t>User 13: who is we? There is no we</w:t>
       </w:r>
     </w:p>
     <w:p>
@@ -8429,17 +6382,93 @@
         <w:t>1</w:t>
       </w:r>
       <w:r>
+        <w:t>2</w:t>
+      </w:r>
+      <w:r>
+        <w:t xml:space="preserve">: </w:t>
+      </w:r>
+      <w:r>
+        <w:t xml:space="preserve">what? How is this even </w:t>
+      </w:r>
+      <w:r>
+        <w:t>related</w:t>
+      </w:r>
+      <w:r>
+        <w:t>?</w:t>
+      </w:r>
+      <w:r>
+        <w:t xml:space="preserve"> No one ever hated them for anything,</w:t>
+      </w:r>
+      <w:r>
+        <w:t xml:space="preserve"> </w:t>
+      </w:r>
+      <w:r>
+        <w:t>h</w:t>
+      </w:r>
+      <w:r>
+        <w:t>ow fucking delusional r u bruh</w:t>
+      </w:r>
+    </w:p>
+    <w:p>
+      <w:r>
+        <w:t>Main_hero: fuck u</w:t>
+      </w:r>
+    </w:p>
+    <w:p>
+      <w:r>
+        <w:t>User</w:t>
+      </w:r>
+      <w:r>
+        <w:t xml:space="preserve"> </w:t>
+      </w:r>
+      <w:r>
+        <w:t>1</w:t>
+      </w:r>
+      <w:r>
+        <w:t>3: fuck u, u delusional fuckwit</w:t>
+      </w:r>
+    </w:p>
+    <w:p>
+      <w:r>
+        <w:t>User 5: no fuck u, u fucking twat</w:t>
+      </w:r>
+    </w:p>
+    <w:p>
+      <w:r>
+        <w:t xml:space="preserve">User </w:t>
+      </w:r>
+      <w:r>
+        <w:t>1</w:t>
+      </w:r>
+      <w:r>
+        <w:t xml:space="preserve">3: </w:t>
+      </w:r>
+      <w:r>
+        <w:t xml:space="preserve">u called me </w:t>
+      </w:r>
+      <w:r>
+        <w:t>twat? I never felt less insulted</w:t>
+      </w:r>
+    </w:p>
+    <w:p>
+      <w:r>
+        <w:t>User 5: fuck u</w:t>
+      </w:r>
+    </w:p>
+    <w:p>
+      <w:r>
+        <w:t xml:space="preserve">User </w:t>
+      </w:r>
+      <w:r>
+        <w:t>1</w:t>
+      </w:r>
+      <w:r>
         <w:t>3: fuck u</w:t>
       </w:r>
     </w:p>
     <w:p>
-      <w:proofErr w:type="spellStart"/>
-      <w:r>
-        <w:t>Main_hero</w:t>
-      </w:r>
-      <w:proofErr w:type="spellEnd"/>
-      <w:r>
-        <w:t>: fuck u</w:t>
+      <w:r>
+        <w:t>Main_hero: fuck u</w:t>
       </w:r>
     </w:p>
     <w:p>
@@ -8477,60 +6506,76 @@
         <w:t>unk</w:t>
       </w:r>
       <w:r>
-        <w:t xml:space="preserve"> 1000h playing </w:t>
-      </w:r>
-      <w:proofErr w:type="spellStart"/>
+        <w:t xml:space="preserve"> 1000h </w:t>
+      </w:r>
+      <w:r>
+        <w:t>sweating in</w:t>
+      </w:r>
+      <w:r>
+        <w:t xml:space="preserve"> </w:t>
+      </w:r>
       <w:r>
         <w:t>cyberdivers</w:t>
       </w:r>
-      <w:proofErr w:type="spellEnd"/>
+      <w:r>
+        <w:t xml:space="preserve">, I’ve hacked sillygoose228 and </w:t>
+      </w:r>
+      <w:r>
+        <w:t>zero</w:t>
+      </w:r>
+      <w:r>
+        <w:t xml:space="preserve"> sub even though they did nothing </w:t>
+      </w:r>
+      <w:r>
+        <w:t>but show love for one another</w:t>
+      </w:r>
+      <w:r>
+        <w:t xml:space="preserve"> and </w:t>
+      </w:r>
+      <w:r>
+        <w:t>why</w:t>
+      </w:r>
+      <w:r>
+        <w:t xml:space="preserve">? </w:t>
+      </w:r>
+      <w:r>
+        <w:t>Because I wanted</w:t>
+      </w:r>
+      <w:r>
+        <w:t xml:space="preserve"> fucking validation from my friends. M</w:t>
+      </w:r>
+      <w:r>
+        <w:t xml:space="preserve">y only </w:t>
+      </w:r>
+      <w:r>
+        <w:t>“</w:t>
+      </w:r>
+      <w:r>
+        <w:t>friends</w:t>
+      </w:r>
+      <w:r>
+        <w:t>” who</w:t>
+      </w:r>
+      <w:r>
+        <w:t xml:space="preserve"> don’t even respect me</w:t>
+      </w:r>
+      <w:r>
+        <w:t>, who confuse brutality with honesty</w:t>
+      </w:r>
+      <w:r>
+        <w:t xml:space="preserve"> and </w:t>
+      </w:r>
+      <w:r>
+        <w:t>who are</w:t>
+      </w:r>
       <w:r>
         <w:t xml:space="preserve"> </w:t>
       </w:r>
       <w:r>
-        <w:t xml:space="preserve">instead of doing something useful, I’ve hacked sillygoose228 and </w:t>
-      </w:r>
-      <w:r>
-        <w:t>zero</w:t>
-      </w:r>
-      <w:r>
-        <w:t xml:space="preserve"> sub even though they did nothing </w:t>
-      </w:r>
-      <w:r>
-        <w:t>but show love for one another</w:t>
-      </w:r>
-      <w:r>
-        <w:t xml:space="preserve"> and </w:t>
-      </w:r>
-      <w:r>
-        <w:t>why</w:t>
-      </w:r>
-      <w:r>
-        <w:t xml:space="preserve">? </w:t>
-      </w:r>
-      <w:r>
-        <w:t>Because I just envied them and I wanted</w:t>
-      </w:r>
-      <w:r>
-        <w:t xml:space="preserve"> fucking validation from my friends. M</w:t>
-      </w:r>
-      <w:r>
-        <w:t xml:space="preserve">y only </w:t>
-      </w:r>
-      <w:r>
-        <w:t>“</w:t>
-      </w:r>
-      <w:r>
-        <w:t>friends</w:t>
-      </w:r>
-      <w:r>
-        <w:t>” who</w:t>
-      </w:r>
-      <w:r>
-        <w:t xml:space="preserve"> don’t even respect me and </w:t>
-      </w:r>
-      <w:r>
-        <w:t>they every bit as stupid as I am</w:t>
+        <w:t xml:space="preserve">every </w:t>
+      </w:r>
+      <w:r>
+        <w:t>bit as stupid as I am</w:t>
       </w:r>
       <w:r>
         <w:t>.</w:t>
@@ -8539,7 +6584,13 @@
         <w:t xml:space="preserve"> </w:t>
       </w:r>
       <w:r>
-        <w:t xml:space="preserve">And the only reason I’m trying to hang onto them is I </w:t>
+        <w:t>And the only reason I’m trying to hang onto them is</w:t>
+      </w:r>
+      <w:r>
+        <w:t xml:space="preserve"> that</w:t>
+      </w:r>
+      <w:r>
+        <w:t xml:space="preserve"> I </w:t>
       </w:r>
       <w:r>
         <w:t xml:space="preserve">don’t </w:t>
@@ -8556,24 +6607,17 @@
     </w:p>
     <w:p>
       <w:r>
-        <w:t xml:space="preserve">I’ve spent </w:t>
-      </w:r>
-      <w:proofErr w:type="gramStart"/>
-      <w:r>
-        <w:t>hours and hours</w:t>
-      </w:r>
-      <w:proofErr w:type="gramEnd"/>
-      <w:r>
-        <w:t xml:space="preserve"> trying to convince everyone around me and myself, that I am skillful, smart and just the best person on earth and not just some useless </w:t>
-      </w:r>
-      <w:proofErr w:type="spellStart"/>
+        <w:t xml:space="preserve">I’ve spent hours and hours trying to convince everyone around me and myself, that I am skillful, smart and just the best person on earth and not just some useless </w:t>
+      </w:r>
       <w:r>
         <w:t>forumer</w:t>
       </w:r>
-      <w:proofErr w:type="spellEnd"/>
       <w:r>
         <w:t>, although I probably am, just to make people want to hang out with me.</w:t>
       </w:r>
+      <w:r>
+        <w:t xml:space="preserve"> And when I saw real healthy relationships, all I wanted to do was burn them to the ground, based on the presumption that they are just weak. But let’s be real, I was just envy of them.</w:t>
+      </w:r>
     </w:p>
     <w:p>
       <w:r>
@@ -8587,16 +6631,7 @@
     </w:p>
     <w:p>
       <w:r>
-        <w:t xml:space="preserve">User 1: </w:t>
-      </w:r>
-      <w:proofErr w:type="spellStart"/>
-      <w:proofErr w:type="gramStart"/>
-      <w:r>
-        <w:t>yo</w:t>
-      </w:r>
-      <w:proofErr w:type="spellEnd"/>
-      <w:r>
-        <w:t xml:space="preserve"> </w:t>
+        <w:t xml:space="preserve">User 1: yo </w:t>
       </w:r>
       <w:r>
         <w:rPr>
@@ -8604,42 +6639,18 @@
         </w:rPr>
         <w:t>@</w:t>
       </w:r>
-      <w:proofErr w:type="spellStart"/>
-      <w:proofErr w:type="gramEnd"/>
-      <w:r>
-        <w:t>main_</w:t>
-      </w:r>
-      <w:proofErr w:type="gramStart"/>
-      <w:r>
-        <w:t>hero</w:t>
-      </w:r>
-      <w:proofErr w:type="spellEnd"/>
-      <w:proofErr w:type="gramEnd"/>
-      <w:r>
-        <w:t xml:space="preserve">, u do know that u can get </w:t>
-      </w:r>
-      <w:proofErr w:type="spellStart"/>
-      <w:r>
-        <w:t>urself</w:t>
-      </w:r>
-      <w:proofErr w:type="spellEnd"/>
-      <w:r>
-        <w:t xml:space="preserve"> banned for </w:t>
+      <w:r>
+        <w:t xml:space="preserve">main_hero, u do know that u can get urself banned for </w:t>
       </w:r>
       <w:r>
         <w:t>stealing</w:t>
       </w:r>
       <w:r>
-        <w:t xml:space="preserve"> other </w:t>
-      </w:r>
-      <w:proofErr w:type="gramStart"/>
-      <w:r>
-        <w:t>user</w:t>
+        <w:t xml:space="preserve"> other user</w:t>
       </w:r>
       <w:r>
         <w:t>s</w:t>
       </w:r>
-      <w:proofErr w:type="gramEnd"/>
       <w:r>
         <w:t xml:space="preserve"> </w:t>
       </w:r>
@@ -8654,46 +6665,18 @@
       </w:r>
     </w:p>
     <w:p>
-      <w:proofErr w:type="spellStart"/>
-      <w:r>
-        <w:t>Main_hero</w:t>
-      </w:r>
-      <w:proofErr w:type="spellEnd"/>
-      <w:r>
-        <w:t xml:space="preserve">: </w:t>
-      </w:r>
-      <w:proofErr w:type="gramStart"/>
-      <w:r>
-        <w:t>yeah</w:t>
-      </w:r>
-      <w:proofErr w:type="gramEnd"/>
-      <w:r>
-        <w:t xml:space="preserve"> of course I </w:t>
-      </w:r>
-      <w:proofErr w:type="spellStart"/>
-      <w:r>
-        <w:t>kno</w:t>
-      </w:r>
-      <w:proofErr w:type="spellEnd"/>
-      <w:r>
-        <w:t>-</w:t>
-      </w:r>
-    </w:p>
-    <w:p>
-      <w:r>
-        <w:t xml:space="preserve">(Screen shows that </w:t>
-      </w:r>
-      <w:proofErr w:type="spellStart"/>
-      <w:r>
-        <w:t>main_hero’s</w:t>
-      </w:r>
-      <w:proofErr w:type="spellEnd"/>
-      <w:r>
-        <w:t xml:space="preserve"> account has been banned)</w:t>
-      </w:r>
-    </w:p>
-    <w:p>
-      <w:r>
+      <w:r>
+        <w:t>Main_hero: yeah of course I kno-</w:t>
+      </w:r>
+    </w:p>
+    <w:p>
+      <w:r>
+        <w:t>(Screen shows that main_hero’s account has been banned)</w:t>
+      </w:r>
+    </w:p>
+    <w:p>
+      <w:r>
+        <w:lastRenderedPageBreak/>
         <w:t>oh wow</w:t>
       </w:r>
     </w:p>

--- a/docs/Script.docx
+++ b/docs/Script.docx
@@ -1468,7 +1468,15 @@
         </w:numPr>
       </w:pPr>
       <w:r>
-        <w:t>Intro still lowk blows</w:t>
+        <w:t xml:space="preserve">Intro still </w:t>
+      </w:r>
+      <w:proofErr w:type="spellStart"/>
+      <w:r>
+        <w:t>lowk</w:t>
+      </w:r>
+      <w:proofErr w:type="spellEnd"/>
+      <w:r>
+        <w:t xml:space="preserve"> blows</w:t>
       </w:r>
     </w:p>
     <w:p>
@@ -1480,7 +1488,23 @@
         </w:numPr>
       </w:pPr>
       <w:r>
-        <w:t>Argument between chat and main_hero in the end should a bit more believable and more in line with character</w:t>
+        <w:t xml:space="preserve">Argument between chat and </w:t>
+      </w:r>
+      <w:proofErr w:type="spellStart"/>
+      <w:r>
+        <w:t>main_hero</w:t>
+      </w:r>
+      <w:proofErr w:type="spellEnd"/>
+      <w:r>
+        <w:t xml:space="preserve"> in the end should </w:t>
+      </w:r>
+      <w:proofErr w:type="gramStart"/>
+      <w:r>
+        <w:t>a bit</w:t>
+      </w:r>
+      <w:proofErr w:type="gramEnd"/>
+      <w:r>
+        <w:t xml:space="preserve"> more believable and more in line with character</w:t>
       </w:r>
     </w:p>
     <w:p>
@@ -1505,13 +1529,29 @@
       </w:pPr>
       <w:r>
         <w:lastRenderedPageBreak/>
-        <w:t xml:space="preserve">Make main_hero’s search for perfectionism flight trait, like he is </w:t>
+        <w:t xml:space="preserve">Make </w:t>
+      </w:r>
+      <w:proofErr w:type="spellStart"/>
+      <w:r>
+        <w:t>main_hero’s</w:t>
+      </w:r>
+      <w:proofErr w:type="spellEnd"/>
+      <w:r>
+        <w:t xml:space="preserve"> search for perfectionism flight trait, like he is </w:t>
       </w:r>
       <w:r>
         <w:t xml:space="preserve">obsessing over it, not only bragging. More inner </w:t>
       </w:r>
       <w:r>
-        <w:t>criticism covered by narcissism.</w:t>
+        <w:t xml:space="preserve">criticism </w:t>
+      </w:r>
+      <w:proofErr w:type="gramStart"/>
+      <w:r>
+        <w:t>covered</w:t>
+      </w:r>
+      <w:proofErr w:type="gramEnd"/>
+      <w:r>
+        <w:t xml:space="preserve"> by narcissism.</w:t>
       </w:r>
     </w:p>
     <w:p>
@@ -1693,10 +1733,12 @@
         <w:ind w:left="720"/>
       </w:pPr>
       <w:bookmarkStart w:id="5" w:name="_Toc216793241"/>
+      <w:proofErr w:type="spellStart"/>
       <w:r>
         <w:t>Main_hero</w:t>
       </w:r>
       <w:bookmarkEnd w:id="5"/>
+      <w:proofErr w:type="spellEnd"/>
     </w:p>
     <w:p>
       <w:pPr>
@@ -1725,7 +1767,15 @@
         <w:t xml:space="preserve"> of a story, a</w:t>
       </w:r>
       <w:r>
-        <w:t xml:space="preserve"> guy who doesn’t have a real life and spends all his time on The Forum</w:t>
+        <w:t xml:space="preserve"> guy who doesn’t have </w:t>
+      </w:r>
+      <w:proofErr w:type="gramStart"/>
+      <w:r>
+        <w:t>a real</w:t>
+      </w:r>
+      <w:proofErr w:type="gramEnd"/>
+      <w:r>
+        <w:t xml:space="preserve"> life and spends all his time on The Forum</w:t>
       </w:r>
     </w:p>
     <w:p>
@@ -1775,11 +1825,21 @@
       <w:r>
         <w:t xml:space="preserve">subforum where he is a </w:t>
       </w:r>
+      <w:proofErr w:type="gramStart"/>
       <w:r>
         <w:t>laughing stock</w:t>
       </w:r>
-      <w:r>
-        <w:t>. But he still counts them all as friends cuz he doesn’t have anyone else</w:t>
+      <w:proofErr w:type="gramEnd"/>
+      <w:r>
+        <w:t xml:space="preserve">. But he still counts them all as friends </w:t>
+      </w:r>
+      <w:proofErr w:type="spellStart"/>
+      <w:r>
+        <w:t>cuz</w:t>
+      </w:r>
+      <w:proofErr w:type="spellEnd"/>
+      <w:r>
+        <w:t xml:space="preserve"> he doesn’t have anyone else</w:t>
       </w:r>
     </w:p>
     <w:p>
@@ -1830,11 +1890,18 @@
         <w:t xml:space="preserve">Delusions of his achievements and skills, thinks his ability </w:t>
       </w:r>
       <w:r>
-        <w:t xml:space="preserve">in the </w:t>
-      </w:r>
+        <w:t xml:space="preserve">in </w:t>
+      </w:r>
+      <w:proofErr w:type="gramStart"/>
+      <w:r>
+        <w:t xml:space="preserve">the </w:t>
+      </w:r>
+      <w:proofErr w:type="spellStart"/>
       <w:r>
         <w:t>cyberdivers</w:t>
       </w:r>
+      <w:proofErr w:type="spellEnd"/>
+      <w:proofErr w:type="gramEnd"/>
       <w:r>
         <w:t xml:space="preserve"> </w:t>
       </w:r>
@@ -1895,9 +1962,11 @@
       <w:r>
         <w:t xml:space="preserve">00hours in </w:t>
       </w:r>
+      <w:proofErr w:type="spellStart"/>
       <w:r>
         <w:t>cyberdivers</w:t>
       </w:r>
+      <w:proofErr w:type="spellEnd"/>
       <w:r>
         <w:t>, but still is bad at the game</w:t>
       </w:r>
@@ -1986,8 +2055,13 @@
           <w:numId w:val="1"/>
         </w:numPr>
       </w:pPr>
-      <w:r>
-        <w:t>Knows internet culture</w:t>
+      <w:proofErr w:type="gramStart"/>
+      <w:r>
+        <w:t>Knows</w:t>
+      </w:r>
+      <w:proofErr w:type="gramEnd"/>
+      <w:r>
+        <w:t xml:space="preserve"> internet culture</w:t>
       </w:r>
       <w:r>
         <w:t xml:space="preserve"> </w:t>
@@ -2001,8 +2075,13 @@
           <w:numId w:val="1"/>
         </w:numPr>
       </w:pPr>
-      <w:r>
-        <w:t>Spends a lot of time online</w:t>
+      <w:proofErr w:type="gramStart"/>
+      <w:r>
+        <w:t>Spends</w:t>
+      </w:r>
+      <w:proofErr w:type="gramEnd"/>
+      <w:r>
+        <w:t xml:space="preserve"> a lot of time online</w:t>
       </w:r>
     </w:p>
     <w:p>
@@ -2014,7 +2093,23 @@
         </w:numPr>
       </w:pPr>
       <w:r>
-        <w:t>He should be absurdly delusional of every his action, like a comedic relief character is a main hero</w:t>
+        <w:t xml:space="preserve">He should be absurdly delusional </w:t>
+      </w:r>
+      <w:proofErr w:type="gramStart"/>
+      <w:r>
+        <w:t>of</w:t>
+      </w:r>
+      <w:proofErr w:type="gramEnd"/>
+      <w:r>
+        <w:t xml:space="preserve"> </w:t>
+      </w:r>
+      <w:proofErr w:type="gramStart"/>
+      <w:r>
+        <w:t>every his</w:t>
+      </w:r>
+      <w:proofErr w:type="gramEnd"/>
+      <w:r>
+        <w:t xml:space="preserve"> action, like a comedic relief character is a main hero</w:t>
       </w:r>
     </w:p>
     <w:p>
@@ -2026,7 +2121,15 @@
         </w:numPr>
       </w:pPr>
       <w:r>
-        <w:t>He trapped in the cyberdivers community, because he hates being bullied, but at the same time, he is afraid to lose his only “friends”.</w:t>
+        <w:t xml:space="preserve">He trapped in the </w:t>
+      </w:r>
+      <w:proofErr w:type="spellStart"/>
+      <w:r>
+        <w:t>cyberdivers</w:t>
+      </w:r>
+      <w:proofErr w:type="spellEnd"/>
+      <w:r>
+        <w:t xml:space="preserve"> community, because he hates being bullied, but at the same time, he is afraid to lose his only “friends”.</w:t>
       </w:r>
     </w:p>
     <w:p>
@@ -2131,7 +2234,23 @@
         <w:t xml:space="preserve">wholelife3 </w:t>
       </w:r>
       <w:r>
-        <w:t>and goes angry, calls them fake cuz he thinks friendships are only like smth he has in sc2 sub, but deep inside he just wishes he had the same</w:t>
+        <w:t xml:space="preserve">and goes angry, calls them fake </w:t>
+      </w:r>
+      <w:proofErr w:type="spellStart"/>
+      <w:r>
+        <w:t>cuz</w:t>
+      </w:r>
+      <w:proofErr w:type="spellEnd"/>
+      <w:r>
+        <w:t xml:space="preserve"> he thinks friendships are only like </w:t>
+      </w:r>
+      <w:proofErr w:type="spellStart"/>
+      <w:r>
+        <w:t>smth</w:t>
+      </w:r>
+      <w:proofErr w:type="spellEnd"/>
+      <w:r>
+        <w:t xml:space="preserve"> he has in sc2 sub, but deep inside he just wishes he had the same</w:t>
       </w:r>
     </w:p>
     <w:p>
@@ -2163,8 +2282,21 @@
       <w:r>
         <w:t xml:space="preserve">website, </w:t>
       </w:r>
-      <w:r>
-        <w:t>tryna remember how did he do it back in a day</w:t>
+      <w:proofErr w:type="spellStart"/>
+      <w:r>
+        <w:t>tryna</w:t>
+      </w:r>
+      <w:proofErr w:type="spellEnd"/>
+      <w:r>
+        <w:t xml:space="preserve"> remember how </w:t>
+      </w:r>
+      <w:proofErr w:type="gramStart"/>
+      <w:r>
+        <w:t>did he do</w:t>
+      </w:r>
+      <w:proofErr w:type="gramEnd"/>
+      <w:r>
+        <w:t xml:space="preserve"> it back in a day</w:t>
       </w:r>
     </w:p>
     <w:p>
@@ -2197,7 +2329,15 @@
         </w:numPr>
       </w:pPr>
       <w:r>
-        <w:t>He goes to the wl3 sub and sees that it actually gets raided and feels proud. Finally, he is appreciated.</w:t>
+        <w:t xml:space="preserve">He goes to the wl3 sub and sees that it </w:t>
+      </w:r>
+      <w:proofErr w:type="gramStart"/>
+      <w:r>
+        <w:t>actually gets</w:t>
+      </w:r>
+      <w:proofErr w:type="gramEnd"/>
+      <w:r>
+        <w:t xml:space="preserve"> raided and feels proud. Finally, he is appreciated.</w:t>
       </w:r>
     </w:p>
     <w:p>
@@ -2249,7 +2389,15 @@
         <w:t>R</w:t>
       </w:r>
       <w:r>
-        <w:t>ealization hits him. He admits he is doing bullshit for validation like wasting 1k hours in sc2 or hacking subforums. He is also admitting that he tries to convince people around him that he is the best of them while knowing that he is absolutely not. All he wants is some friends to spend time with and he wants to convince people that he is not some useless punk.</w:t>
+        <w:t xml:space="preserve">ealization hits him. He admits he is doing bullshit for validation like wasting 1k hours in sc2 or hacking subforums. He is also admitting that he tries to convince people around him that he is the best of them while knowing that he is </w:t>
+      </w:r>
+      <w:proofErr w:type="gramStart"/>
+      <w:r>
+        <w:t>absolutely not</w:t>
+      </w:r>
+      <w:proofErr w:type="gramEnd"/>
+      <w:r>
+        <w:t>. All he wants is some friends to spend time with and he wants to convince people that he is not some useless punk.</w:t>
       </w:r>
     </w:p>
     <w:p>
@@ -2369,7 +2517,15 @@
         </w:numPr>
       </w:pPr>
       <w:r>
-        <w:t>Gene Cousinou (Barry)</w:t>
+        <w:t xml:space="preserve">Gene </w:t>
+      </w:r>
+      <w:proofErr w:type="spellStart"/>
+      <w:r>
+        <w:t>Cousinou</w:t>
+      </w:r>
+      <w:proofErr w:type="spellEnd"/>
+      <w:r>
+        <w:t xml:space="preserve"> (Barry)</w:t>
       </w:r>
     </w:p>
     <w:p>
@@ -2407,13 +2563,45 @@
         </w:numPr>
       </w:pPr>
       <w:r>
-        <w:t xml:space="preserve">First main_hero develops an exact copy of the The Forum login page, post page and server side. During phishing attack, main_hero will ask an admin of the </w:t>
+        <w:t xml:space="preserve">First </w:t>
+      </w:r>
+      <w:proofErr w:type="spellStart"/>
+      <w:r>
+        <w:t>main_hero</w:t>
+      </w:r>
+      <w:proofErr w:type="spellEnd"/>
+      <w:r>
+        <w:t xml:space="preserve"> develops an exact copy of the </w:t>
+      </w:r>
+      <w:proofErr w:type="spellStart"/>
+      <w:r>
+        <w:t>The</w:t>
+      </w:r>
+      <w:proofErr w:type="spellEnd"/>
+      <w:r>
+        <w:t xml:space="preserve"> Forum login page, post page and server side. During phishing attack, </w:t>
+      </w:r>
+      <w:proofErr w:type="spellStart"/>
+      <w:r>
+        <w:t>main_hero</w:t>
+      </w:r>
+      <w:proofErr w:type="spellEnd"/>
+      <w:r>
+        <w:t xml:space="preserve"> will ask an admin of the </w:t>
       </w:r>
       <w:r>
         <w:t>cycle</w:t>
       </w:r>
       <w:r>
-        <w:t xml:space="preserve"> to check out the post, saying it’s should be taken down for inappropriate content. </w:t>
+        <w:t xml:space="preserve"> to check out the post, saying </w:t>
+      </w:r>
+      <w:proofErr w:type="gramStart"/>
+      <w:r>
+        <w:t>it’s should be</w:t>
+      </w:r>
+      <w:proofErr w:type="gramEnd"/>
+      <w:r>
+        <w:t xml:space="preserve"> taken down for inappropriate content. </w:t>
       </w:r>
     </w:p>
     <w:p>
@@ -2425,7 +2613,39 @@
         </w:numPr>
       </w:pPr>
       <w:r>
-        <w:t>Admin will see the fake post, will try to delete it, but delete action will redirect him to the fake login page. Admin will login, and proceed to remove non-existent post on the fake page. His creds will be send to the server</w:t>
+        <w:t xml:space="preserve">Admin will see the fake post, will try to delete it, but </w:t>
+      </w:r>
+      <w:proofErr w:type="gramStart"/>
+      <w:r>
+        <w:t>delete</w:t>
+      </w:r>
+      <w:proofErr w:type="gramEnd"/>
+      <w:r>
+        <w:t xml:space="preserve"> action will redirect him to the fake login page. Admin will </w:t>
+      </w:r>
+      <w:proofErr w:type="gramStart"/>
+      <w:r>
+        <w:t>login, and</w:t>
+      </w:r>
+      <w:proofErr w:type="gramEnd"/>
+      <w:r>
+        <w:t xml:space="preserve"> proceed to remove non-existent </w:t>
+      </w:r>
+      <w:proofErr w:type="gramStart"/>
+      <w:r>
+        <w:t>post</w:t>
+      </w:r>
+      <w:proofErr w:type="gramEnd"/>
+      <w:r>
+        <w:t xml:space="preserve"> on the fake page. His creds will be </w:t>
+      </w:r>
+      <w:proofErr w:type="gramStart"/>
+      <w:r>
+        <w:t>send</w:t>
+      </w:r>
+      <w:proofErr w:type="gramEnd"/>
+      <w:r>
+        <w:t xml:space="preserve"> to the server</w:t>
       </w:r>
       <w:r>
         <w:t>.</w:t>
@@ -2440,7 +2660,15 @@
         </w:numPr>
       </w:pPr>
       <w:r>
-        <w:t>After main_hero obtains the creds</w:t>
+        <w:t xml:space="preserve">After </w:t>
+      </w:r>
+      <w:proofErr w:type="spellStart"/>
+      <w:r>
+        <w:t>main_hero</w:t>
+      </w:r>
+      <w:proofErr w:type="spellEnd"/>
+      <w:r>
+        <w:t xml:space="preserve"> obtains the creds</w:t>
       </w:r>
       <w:r>
         <w:t>, he waits till the night and</w:t>
@@ -2455,19 +2683,45 @@
         <w:t>login</w:t>
       </w:r>
       <w:r>
-        <w:t xml:space="preserve"> into ur account. Main_hero</w:t>
-      </w:r>
+        <w:t xml:space="preserve"> into </w:t>
+      </w:r>
+      <w:proofErr w:type="spellStart"/>
+      <w:r>
+        <w:t>ur</w:t>
+      </w:r>
+      <w:proofErr w:type="spellEnd"/>
+      <w:r>
+        <w:t xml:space="preserve"> account. </w:t>
+      </w:r>
+      <w:proofErr w:type="spellStart"/>
+      <w:r>
+        <w:t>Main_hero</w:t>
+      </w:r>
+      <w:proofErr w:type="spellEnd"/>
       <w:r>
         <w:t xml:space="preserve"> first</w:t>
       </w:r>
       <w:r>
-        <w:t xml:space="preserve"> has to </w:t>
+        <w:t xml:space="preserve"> </w:t>
+      </w:r>
+      <w:proofErr w:type="gramStart"/>
+      <w:r>
+        <w:t>has to</w:t>
+      </w:r>
+      <w:proofErr w:type="gramEnd"/>
+      <w:r>
+        <w:t xml:space="preserve"> </w:t>
       </w:r>
       <w:r>
         <w:t xml:space="preserve">demote all the mods on this subforum. Then he will transfer the ownership of this subforum to the burner account. After that, he’ll let </w:t>
       </w:r>
-      <w:r>
-        <w:t>cyberdivers know</w:t>
+      <w:proofErr w:type="spellStart"/>
+      <w:r>
+        <w:t>cyberdivers</w:t>
+      </w:r>
+      <w:proofErr w:type="spellEnd"/>
+      <w:r>
+        <w:t xml:space="preserve"> know</w:t>
       </w:r>
       <w:r>
         <w:t xml:space="preserve"> that he owns the sub now and they can flood it with whatever they want</w:t>
@@ -2481,9 +2735,11 @@
           <w:numId w:val="1"/>
         </w:numPr>
       </w:pPr>
+      <w:proofErr w:type="spellStart"/>
       <w:r>
         <w:t>Cyberdivers</w:t>
       </w:r>
+      <w:proofErr w:type="spellEnd"/>
       <w:r>
         <w:t xml:space="preserve"> </w:t>
       </w:r>
@@ -2650,9 +2906,11 @@
         <w:ind w:left="720"/>
       </w:pPr>
       <w:bookmarkStart w:id="8" w:name="_Toc216793243"/>
+      <w:proofErr w:type="spellStart"/>
       <w:r>
         <w:t>Cyberdivers</w:t>
       </w:r>
+      <w:proofErr w:type="spellEnd"/>
       <w:r>
         <w:t xml:space="preserve"> </w:t>
       </w:r>
@@ -2726,9 +2984,11 @@
         </w:rPr>
         <w:t xml:space="preserve"> for the game </w:t>
       </w:r>
+      <w:proofErr w:type="spellStart"/>
       <w:r>
         <w:t>Cyberdivers</w:t>
       </w:r>
+      <w:proofErr w:type="spellEnd"/>
       <w:r>
         <w:t xml:space="preserve"> made by Spearhead</w:t>
       </w:r>
@@ -2781,7 +3041,21 @@
         <w:rPr>
           <w:lang w:val="en-AU"/>
         </w:rPr>
-        <w:t>hackers. AI faction consists of big, powerful, but dumb and small in numbers enemies. Bugs are small, big in numbers and popping up everywhere. Hackers are represented as sneaky squids, where tentacles could go through the walls, medium sized enemies and smartest of them all.</w:t>
+        <w:t xml:space="preserve">hackers. AI faction consists of big, powerful, but dumb and small in </w:t>
+      </w:r>
+      <w:proofErr w:type="gramStart"/>
+      <w:r>
+        <w:rPr>
+          <w:lang w:val="en-AU"/>
+        </w:rPr>
+        <w:t>numbers</w:t>
+      </w:r>
+      <w:proofErr w:type="gramEnd"/>
+      <w:r>
+        <w:rPr>
+          <w:lang w:val="en-AU"/>
+        </w:rPr>
+        <w:t xml:space="preserve"> enemies. Bugs are small, big in numbers and popping up everywhere. Hackers are represented as sneaky squids, where tentacles could go through the walls, medium sized enemies and smartest of them all.</w:t>
       </w:r>
       <w:r>
         <w:rPr>
@@ -2913,7 +3187,15 @@
         </w:numPr>
       </w:pPr>
       <w:r>
-        <w:t>People have love and hate relationship with the game, many play just because sunk cost fallacy.</w:t>
+        <w:t xml:space="preserve">People have love and hate </w:t>
+      </w:r>
+      <w:proofErr w:type="gramStart"/>
+      <w:r>
+        <w:t>relationship</w:t>
+      </w:r>
+      <w:proofErr w:type="gramEnd"/>
+      <w:r>
+        <w:t xml:space="preserve"> with the game, many play just because sunk cost fallacy.</w:t>
       </w:r>
     </w:p>
     <w:p>
@@ -2941,7 +3223,15 @@
       </w:pPr>
       <w:r>
         <w:lastRenderedPageBreak/>
-        <w:t>The only community main_hero has</w:t>
+        <w:t xml:space="preserve">The only community </w:t>
+      </w:r>
+      <w:proofErr w:type="spellStart"/>
+      <w:r>
+        <w:t>main_hero</w:t>
+      </w:r>
+      <w:proofErr w:type="spellEnd"/>
+      <w:r>
+        <w:t xml:space="preserve"> has</w:t>
       </w:r>
     </w:p>
     <w:p>
@@ -2952,8 +3242,29 @@
           <w:numId w:val="1"/>
         </w:numPr>
       </w:pPr>
-      <w:r>
-        <w:t>Main_hero played together with some people and they saw how bad he is, so now he is a laughing stock in the chat</w:t>
+      <w:proofErr w:type="spellStart"/>
+      <w:r>
+        <w:t>Main_hero</w:t>
+      </w:r>
+      <w:proofErr w:type="spellEnd"/>
+      <w:r>
+        <w:t xml:space="preserve"> played together with some </w:t>
+      </w:r>
+      <w:proofErr w:type="gramStart"/>
+      <w:r>
+        <w:t>people</w:t>
+      </w:r>
+      <w:proofErr w:type="gramEnd"/>
+      <w:r>
+        <w:t xml:space="preserve"> and they saw how bad he is, so now he is a </w:t>
+      </w:r>
+      <w:proofErr w:type="gramStart"/>
+      <w:r>
+        <w:t>laughing stock</w:t>
+      </w:r>
+      <w:proofErr w:type="gramEnd"/>
+      <w:r>
+        <w:t xml:space="preserve"> in the chat</w:t>
       </w:r>
     </w:p>
     <w:p>
@@ -2964,8 +3275,21 @@
           <w:numId w:val="1"/>
         </w:numPr>
       </w:pPr>
-      <w:r>
-        <w:t>Main_hero is quite active in the chat and always tries to prove how good he is</w:t>
+      <w:proofErr w:type="spellStart"/>
+      <w:r>
+        <w:t>Main_hero</w:t>
+      </w:r>
+      <w:proofErr w:type="spellEnd"/>
+      <w:r>
+        <w:t xml:space="preserve"> is quite active </w:t>
+      </w:r>
+      <w:proofErr w:type="gramStart"/>
+      <w:r>
+        <w:t>in the chat</w:t>
+      </w:r>
+      <w:proofErr w:type="gramEnd"/>
+      <w:r>
+        <w:t xml:space="preserve"> and always tries to prove how good he is</w:t>
       </w:r>
     </w:p>
     <w:p>
@@ -2985,9 +3309,11 @@
       <w:r>
         <w:t xml:space="preserve"> subforum, because it was released by the same publisher and instead of updates for </w:t>
       </w:r>
+      <w:proofErr w:type="spellStart"/>
       <w:r>
         <w:t>cyberdivers</w:t>
       </w:r>
+      <w:proofErr w:type="spellEnd"/>
       <w:r>
         <w:t xml:space="preserve"> they got </w:t>
       </w:r>
@@ -3016,11 +3342,21 @@
         </w:numPr>
       </w:pPr>
       <w:r>
-        <w:t xml:space="preserve">They bully main_hero for playing bad in </w:t>
-      </w:r>
+        <w:t xml:space="preserve">They bully </w:t>
+      </w:r>
+      <w:proofErr w:type="spellStart"/>
+      <w:r>
+        <w:t>main_hero</w:t>
+      </w:r>
+      <w:proofErr w:type="spellEnd"/>
+      <w:r>
+        <w:t xml:space="preserve"> for playing bad in </w:t>
+      </w:r>
+      <w:proofErr w:type="spellStart"/>
       <w:r>
         <w:t>cyberdivers</w:t>
       </w:r>
+      <w:proofErr w:type="spellEnd"/>
       <w:r>
         <w:t xml:space="preserve"> yet bragging how good he is</w:t>
       </w:r>
@@ -3034,7 +3370,15 @@
         </w:numPr>
       </w:pPr>
       <w:r>
-        <w:t>After main_hero comes to them</w:t>
+        <w:t xml:space="preserve">After </w:t>
+      </w:r>
+      <w:proofErr w:type="spellStart"/>
+      <w:r>
+        <w:t>main_hero</w:t>
+      </w:r>
+      <w:proofErr w:type="spellEnd"/>
+      <w:r>
+        <w:t xml:space="preserve"> comes to them</w:t>
       </w:r>
       <w:r>
         <w:t xml:space="preserve"> </w:t>
@@ -3110,9 +3454,11 @@
       <w:r>
         <w:t xml:space="preserve"> imaginary friend of </w:t>
       </w:r>
+      <w:proofErr w:type="spellStart"/>
       <w:r>
         <w:t>main_hero</w:t>
       </w:r>
+      <w:proofErr w:type="spellEnd"/>
       <w:r>
         <w:t>, with whom he talks in internal monologues that he writes in the notepad (fake one). Breaks 4</w:t>
       </w:r>
@@ -3294,11 +3640,32 @@
         <w:t>.</w:t>
       </w:r>
       <w:r>
-        <w:t xml:space="preserve"> Story is set in the same universe as Cyberdivers and roughly is about a hacker, who used to breach different for profit, </w:t>
-      </w:r>
+        <w:t xml:space="preserve"> Story is set in the same universe as </w:t>
+      </w:r>
+      <w:proofErr w:type="spellStart"/>
+      <w:r>
+        <w:t>Cyberdivers</w:t>
+      </w:r>
+      <w:proofErr w:type="spellEnd"/>
+      <w:r>
+        <w:t xml:space="preserve"> and roughly is about a hacker, who used to breach different for profit, </w:t>
+      </w:r>
+      <w:proofErr w:type="spellStart"/>
       <w:r>
         <w:lastRenderedPageBreak/>
-        <w:t>cuz he thought he was smarter than everyone and angry, but he met an ai girlfriend which changed him for the best, but in the end they separated, cuz ai girlfriend is not real (holy peak).</w:t>
+        <w:t>cuz</w:t>
+      </w:r>
+      <w:proofErr w:type="spellEnd"/>
+      <w:r>
+        <w:t xml:space="preserve"> he thought he was smarter than everyone and angry, but he met an ai girlfriend which changed him for the best, but in the end they separated, </w:t>
+      </w:r>
+      <w:proofErr w:type="spellStart"/>
+      <w:r>
+        <w:t>cuz</w:t>
+      </w:r>
+      <w:proofErr w:type="spellEnd"/>
+      <w:r>
+        <w:t xml:space="preserve"> ai girlfriend is not real (holy peak).</w:t>
       </w:r>
       <w:r>
         <w:t xml:space="preserve"> Because </w:t>
@@ -3331,7 +3698,15 @@
         </w:numPr>
       </w:pPr>
       <w:r>
-        <w:t>Posts are memes about game, some tips about completing the game and story discussions.</w:t>
+        <w:t xml:space="preserve">Posts are memes about </w:t>
+      </w:r>
+      <w:proofErr w:type="gramStart"/>
+      <w:r>
+        <w:t>game</w:t>
+      </w:r>
+      <w:proofErr w:type="gramEnd"/>
+      <w:r>
+        <w:t>, some tips about completing the game and story discussions.</w:t>
       </w:r>
     </w:p>
     <w:p>
@@ -3379,7 +3754,15 @@
         </w:numPr>
       </w:pPr>
       <w:r>
-        <w:t>Game is inspired by halo and god of war 2018</w:t>
+        <w:t xml:space="preserve">Game is inspired by halo and </w:t>
+      </w:r>
+      <w:proofErr w:type="gramStart"/>
+      <w:r>
+        <w:t>god</w:t>
+      </w:r>
+      <w:proofErr w:type="gramEnd"/>
+      <w:r>
+        <w:t xml:space="preserve"> of war 2018</w:t>
       </w:r>
     </w:p>
     <w:p>
@@ -3482,8 +3865,13 @@
         </w:numPr>
       </w:pPr>
       <w:r>
-        <w:t>Not tech savy</w:t>
-      </w:r>
+        <w:t xml:space="preserve">Not tech </w:t>
+      </w:r>
+      <w:proofErr w:type="spellStart"/>
+      <w:r>
+        <w:t>savy</w:t>
+      </w:r>
+      <w:proofErr w:type="spellEnd"/>
     </w:p>
     <w:p>
       <w:pPr>
@@ -3571,23 +3959,56 @@
       <w:bookmarkEnd w:id="12"/>
     </w:p>
     <w:p>
-      <w:r>
-        <w:t xml:space="preserve">Main_hero </w:t>
+      <w:proofErr w:type="spellStart"/>
+      <w:r>
+        <w:t>Main_hero</w:t>
+      </w:r>
+      <w:proofErr w:type="spellEnd"/>
+      <w:r>
+        <w:t xml:space="preserve"> </w:t>
       </w:r>
       <w:r>
         <w:t xml:space="preserve">starts talking about himself. He first states that he wants to write a book and decided he needs to write all his thoughts, so he could use them later. He is doing that because he is not interested in making some shit, he wants to create a masterpiece out of this memoir. He then proceeds to talk about his skills in </w:t>
       </w:r>
+      <w:proofErr w:type="spellStart"/>
       <w:r>
         <w:t>cyberdivers</w:t>
       </w:r>
-      <w:r>
-        <w:t xml:space="preserve">, how he is good in it and how many hours he’s got. He shows his stats on the profile, but it has long streak of </w:t>
-      </w:r>
-      <w:r>
-        <w:t>failed extrractions and bad stats</w:t>
-      </w:r>
-      <w:r>
-        <w:t xml:space="preserve"> and main_hero justifies himself by saying that matchmaking is fucked, </w:t>
+      <w:proofErr w:type="spellEnd"/>
+      <w:r>
+        <w:t xml:space="preserve">, how he is good </w:t>
+      </w:r>
+      <w:proofErr w:type="gramStart"/>
+      <w:r>
+        <w:t>in</w:t>
+      </w:r>
+      <w:proofErr w:type="gramEnd"/>
+      <w:r>
+        <w:t xml:space="preserve"> it and how many hours he’s got. He shows his stats on the profile, but it has long streak of </w:t>
+      </w:r>
+      <w:r>
+        <w:t xml:space="preserve">failed </w:t>
+      </w:r>
+      <w:proofErr w:type="spellStart"/>
+      <w:proofErr w:type="gramStart"/>
+      <w:r>
+        <w:t>extrractions</w:t>
+      </w:r>
+      <w:proofErr w:type="spellEnd"/>
+      <w:proofErr w:type="gramEnd"/>
+      <w:r>
+        <w:t xml:space="preserve"> and bad stats</w:t>
+      </w:r>
+      <w:r>
+        <w:t xml:space="preserve"> and </w:t>
+      </w:r>
+      <w:proofErr w:type="spellStart"/>
+      <w:r>
+        <w:t>main_hero</w:t>
+      </w:r>
+      <w:proofErr w:type="spellEnd"/>
+      <w:r>
+        <w:t xml:space="preserve"> justifies himself by saying that matchmaking is fucked, </w:t>
       </w:r>
       <w:r>
         <w:t>balance is cooked and everything is bugged</w:t>
@@ -3595,9 +4016,11 @@
       <w:r>
         <w:t xml:space="preserve">. He then says that he is well respected in the </w:t>
       </w:r>
+      <w:proofErr w:type="spellStart"/>
       <w:r>
         <w:t>cyberdivers</w:t>
       </w:r>
+      <w:proofErr w:type="spellEnd"/>
       <w:r>
         <w:t xml:space="preserve"> community and goes to subforum</w:t>
       </w:r>
@@ -3611,13 +4034,50 @@
         <w:t xml:space="preserve"> and even played with them and showed himself pretty good</w:t>
       </w:r>
       <w:r>
-        <w:t>.  He says smth like “yo” and instantly gets flamed</w:t>
-      </w:r>
-      <w:r>
-        <w:t xml:space="preserve"> and mocked for his recent game with the community and his overall perfomance</w:t>
-      </w:r>
-      <w:r>
-        <w:t>. Main_hero says that’s how they show affection to one another and it’s pretty normal.</w:t>
+        <w:t xml:space="preserve">.  He says </w:t>
+      </w:r>
+      <w:proofErr w:type="spellStart"/>
+      <w:r>
+        <w:t>smth</w:t>
+      </w:r>
+      <w:proofErr w:type="spellEnd"/>
+      <w:r>
+        <w:t xml:space="preserve"> like “</w:t>
+      </w:r>
+      <w:proofErr w:type="spellStart"/>
+      <w:r>
+        <w:t>yo</w:t>
+      </w:r>
+      <w:proofErr w:type="spellEnd"/>
+      <w:r>
+        <w:t>” and instantly gets flamed</w:t>
+      </w:r>
+      <w:r>
+        <w:t xml:space="preserve"> and mocked for his recent game with the community and his overall </w:t>
+      </w:r>
+      <w:proofErr w:type="spellStart"/>
+      <w:r>
+        <w:t>perfomance</w:t>
+      </w:r>
+      <w:proofErr w:type="spellEnd"/>
+      <w:r>
+        <w:t xml:space="preserve">. </w:t>
+      </w:r>
+      <w:proofErr w:type="spellStart"/>
+      <w:r>
+        <w:t>Main_hero</w:t>
+      </w:r>
+      <w:proofErr w:type="spellEnd"/>
+      <w:r>
+        <w:t xml:space="preserve"> says that’s how they show affection to one another and it’s </w:t>
+      </w:r>
+      <w:proofErr w:type="gramStart"/>
+      <w:r>
+        <w:t>pretty normal</w:t>
+      </w:r>
+      <w:proofErr w:type="gramEnd"/>
+      <w:r>
+        <w:t>.</w:t>
       </w:r>
     </w:p>
     <w:p>
@@ -3638,7 +4098,31 @@
         <w:t>zero</w:t>
       </w:r>
       <w:r>
-        <w:t xml:space="preserve"> just got their dlc delayed. Everyone celebrate that, including main_hero. He explains that because it’s because </w:t>
+        <w:t xml:space="preserve"> just got their </w:t>
+      </w:r>
+      <w:proofErr w:type="spellStart"/>
+      <w:r>
+        <w:t>dlc</w:t>
+      </w:r>
+      <w:proofErr w:type="spellEnd"/>
+      <w:r>
+        <w:t xml:space="preserve"> delayed. Everyone </w:t>
+      </w:r>
+      <w:proofErr w:type="gramStart"/>
+      <w:r>
+        <w:t>celebrate</w:t>
+      </w:r>
+      <w:proofErr w:type="gramEnd"/>
+      <w:r>
+        <w:t xml:space="preserve"> that, including </w:t>
+      </w:r>
+      <w:proofErr w:type="spellStart"/>
+      <w:r>
+        <w:t>main_hero</w:t>
+      </w:r>
+      <w:proofErr w:type="spellEnd"/>
+      <w:r>
+        <w:t xml:space="preserve">. He explains that because it’s because </w:t>
       </w:r>
       <w:r>
         <w:t>Spearhead Studios</w:t>
@@ -3646,9 +4130,11 @@
       <w:r>
         <w:t xml:space="preserve">, developer of </w:t>
       </w:r>
+      <w:proofErr w:type="spellStart"/>
       <w:r>
         <w:t>cyberdivers</w:t>
       </w:r>
+      <w:proofErr w:type="spellEnd"/>
       <w:r>
         <w:t xml:space="preserve"> and </w:t>
       </w:r>
@@ -3658,14 +4144,24 @@
       <w:r>
         <w:t xml:space="preserve">, instead of working on new content for </w:t>
       </w:r>
-      <w:r>
-        <w:t xml:space="preserve">cyberdivers </w:t>
+      <w:proofErr w:type="spellStart"/>
+      <w:r>
+        <w:t>cyberdivers</w:t>
+      </w:r>
+      <w:proofErr w:type="spellEnd"/>
+      <w:r>
+        <w:t xml:space="preserve"> </w:t>
       </w:r>
       <w:r>
         <w:t xml:space="preserve">decided to do a new single player, so now, </w:t>
       </w:r>
-      <w:r>
-        <w:t xml:space="preserve">cyberdivers </w:t>
+      <w:proofErr w:type="spellStart"/>
+      <w:r>
+        <w:t>cyberdivers</w:t>
+      </w:r>
+      <w:proofErr w:type="spellEnd"/>
+      <w:r>
+        <w:t xml:space="preserve"> </w:t>
       </w:r>
       <w:r>
         <w:t xml:space="preserve">sub </w:t>
@@ -3676,8 +4172,21 @@
       <w:r>
         <w:t xml:space="preserve">. </w:t>
       </w:r>
-      <w:r>
-        <w:t xml:space="preserve">Main_hero wonders, how did they take news of delayed dlc in </w:t>
+      <w:proofErr w:type="spellStart"/>
+      <w:r>
+        <w:t>Main_hero</w:t>
+      </w:r>
+      <w:proofErr w:type="spellEnd"/>
+      <w:r>
+        <w:t xml:space="preserve"> wonders, how did they take news of delayed </w:t>
+      </w:r>
+      <w:proofErr w:type="spellStart"/>
+      <w:r>
+        <w:t>dlc</w:t>
+      </w:r>
+      <w:proofErr w:type="spellEnd"/>
+      <w:r>
+        <w:t xml:space="preserve"> in </w:t>
       </w:r>
       <w:r>
         <w:t>zero</w:t>
@@ -3689,11 +4198,77 @@
         <w:t>zero</w:t>
       </w:r>
       <w:r>
-        <w:t xml:space="preserve"> fans are chill about it, saying that devs should take all the time they need to finish the dlc. In addition to that, main_hero sees all the helpful posts for newcomers, peaceful discussions and funny memes. That sets him off, main_hero becomes angry, and tries to come up with a reason why it’s all wrong and shouldn’t be like this. He says something like noobs should be mocked for their stupidity so they start think for themselves, discussions shouldn’t be that peaceful, because if everyone agree with everyone no truth can be found and etc. He then says that even tho </w:t>
-      </w:r>
+        <w:t xml:space="preserve"> fans are chill about it, saying that </w:t>
+      </w:r>
+      <w:proofErr w:type="spellStart"/>
+      <w:r>
+        <w:t>devs</w:t>
+      </w:r>
+      <w:proofErr w:type="spellEnd"/>
+      <w:r>
+        <w:t xml:space="preserve"> should take all the time they need to finish the </w:t>
+      </w:r>
+      <w:proofErr w:type="spellStart"/>
+      <w:r>
+        <w:t>dlc</w:t>
+      </w:r>
+      <w:proofErr w:type="spellEnd"/>
+      <w:r>
+        <w:t xml:space="preserve">. In addition to that, </w:t>
+      </w:r>
+      <w:proofErr w:type="spellStart"/>
+      <w:r>
+        <w:t>main_hero</w:t>
+      </w:r>
+      <w:proofErr w:type="spellEnd"/>
+      <w:r>
+        <w:t xml:space="preserve"> sees all the helpful posts for newcomers, peaceful discussions and funny memes. That sets him off, </w:t>
+      </w:r>
+      <w:proofErr w:type="spellStart"/>
+      <w:r>
+        <w:t>main_hero</w:t>
+      </w:r>
+      <w:proofErr w:type="spellEnd"/>
+      <w:r>
+        <w:t xml:space="preserve"> becomes angry, and tries to come up with a reason why it’s all wrong and shouldn’t be like this. He says something like noobs should be mocked for their stupidity so they start </w:t>
+      </w:r>
+      <w:proofErr w:type="gramStart"/>
+      <w:r>
+        <w:t>think</w:t>
+      </w:r>
+      <w:proofErr w:type="gramEnd"/>
+      <w:r>
+        <w:t xml:space="preserve"> for themselves, discussions shouldn’t be that peaceful, because if everyone </w:t>
+      </w:r>
+      <w:proofErr w:type="gramStart"/>
+      <w:r>
+        <w:t>agree</w:t>
+      </w:r>
+      <w:proofErr w:type="gramEnd"/>
+      <w:r>
+        <w:t xml:space="preserve"> with everyone no truth can be found </w:t>
+      </w:r>
+      <w:proofErr w:type="gramStart"/>
+      <w:r>
+        <w:t>and etc.</w:t>
+      </w:r>
+      <w:proofErr w:type="gramEnd"/>
+      <w:r>
+        <w:t xml:space="preserve"> He then says that even </w:t>
+      </w:r>
+      <w:proofErr w:type="spellStart"/>
+      <w:r>
+        <w:t>tho</w:t>
+      </w:r>
+      <w:proofErr w:type="spellEnd"/>
+      <w:r>
+        <w:t xml:space="preserve"> </w:t>
+      </w:r>
+      <w:proofErr w:type="spellStart"/>
       <w:r>
         <w:t>cyberdivers</w:t>
       </w:r>
+      <w:proofErr w:type="spellEnd"/>
       <w:r>
         <w:t xml:space="preserve"> community can be rude sometimes they are honest and do not pretend.</w:t>
       </w:r>
@@ -3701,13 +4276,34 @@
         <w:t xml:space="preserve"> It’s so much better than this </w:t>
       </w:r>
       <w:r>
-        <w:t xml:space="preserve">phoniness. He then remembers his days when his mom forced him to go do some programming courses, cuz he was spending too much time in </w:t>
-      </w:r>
-      <w:r>
-        <w:t xml:space="preserve">cyberdivers </w:t>
-      </w:r>
-      <w:r>
-        <w:t xml:space="preserve">(she didn’t how good he was in it, maybe if she supported him, he would be </w:t>
+        <w:t xml:space="preserve">phoniness. He then remembers his days when his mom forced him to go do some programming courses, </w:t>
+      </w:r>
+      <w:proofErr w:type="spellStart"/>
+      <w:r>
+        <w:t>cuz</w:t>
+      </w:r>
+      <w:proofErr w:type="spellEnd"/>
+      <w:r>
+        <w:t xml:space="preserve"> he was spending too much time in </w:t>
+      </w:r>
+      <w:proofErr w:type="spellStart"/>
+      <w:r>
+        <w:t>cyberdivers</w:t>
+      </w:r>
+      <w:proofErr w:type="spellEnd"/>
+      <w:r>
+        <w:t xml:space="preserve"> </w:t>
+      </w:r>
+      <w:r>
+        <w:t xml:space="preserve">(she didn’t how good he was </w:t>
+      </w:r>
+      <w:proofErr w:type="gramStart"/>
+      <w:r>
+        <w:t>in</w:t>
+      </w:r>
+      <w:proofErr w:type="gramEnd"/>
+      <w:r>
+        <w:t xml:space="preserve"> it, maybe if she supported him, he would be </w:t>
       </w:r>
       <w:r>
         <w:t>a successful twitch streamer</w:t>
@@ -3718,14 +4314,27 @@
       <w:r>
         <w:t xml:space="preserve"> and decides to do a phishing website and steal the creds of the admin of this subreddit, sillygoose228. He comes back to the </w:t>
       </w:r>
-      <w:r>
-        <w:t xml:space="preserve">cyberdivers </w:t>
+      <w:proofErr w:type="spellStart"/>
+      <w:r>
+        <w:t>cyberdivers</w:t>
+      </w:r>
+      <w:proofErr w:type="spellEnd"/>
+      <w:r>
+        <w:t xml:space="preserve"> </w:t>
       </w:r>
       <w:r>
         <w:t>chat and</w:t>
       </w:r>
       <w:r>
-        <w:t xml:space="preserve"> tells them about his intentions. Naturally, he gets mocked even harder, but now main_hero wants to prove them all wrong.</w:t>
+        <w:t xml:space="preserve"> tells them about his intentions. Naturally, he gets mocked even harder, but now </w:t>
+      </w:r>
+      <w:proofErr w:type="spellStart"/>
+      <w:r>
+        <w:t>main_hero</w:t>
+      </w:r>
+      <w:proofErr w:type="spellEnd"/>
+      <w:r>
+        <w:t xml:space="preserve"> wants to prove them all wrong.</w:t>
       </w:r>
     </w:p>
     <w:p>
@@ -3752,28 +4361,113 @@
         </w:r>
       </w:hyperlink>
       <w:r>
-        <w:t>. First he tries to come up with simpler plans tho</w:t>
-      </w:r>
-      <w:r>
-        <w:t xml:space="preserve">. Then main_hero opens up vim in the terminal as every cool coder uses vim. After getting stuck in and eventually getting out, he </w:t>
-      </w:r>
-      <w:r>
-        <w:t xml:space="preserve">then realizes he remembers fuck all about coding. He then tries to find his old notes, but he didn’t keep any. He then decides to </w:t>
+        <w:t xml:space="preserve">. </w:t>
+      </w:r>
+      <w:proofErr w:type="gramStart"/>
+      <w:r>
+        <w:t>First</w:t>
+      </w:r>
+      <w:proofErr w:type="gramEnd"/>
+      <w:r>
+        <w:t xml:space="preserve"> he tries to come up with simpler plans </w:t>
+      </w:r>
+      <w:proofErr w:type="spellStart"/>
+      <w:r>
+        <w:t>tho</w:t>
+      </w:r>
+      <w:proofErr w:type="spellEnd"/>
+      <w:r>
+        <w:t xml:space="preserve">. Then </w:t>
+      </w:r>
+      <w:proofErr w:type="spellStart"/>
+      <w:r>
+        <w:t>main_hero</w:t>
+      </w:r>
+      <w:proofErr w:type="spellEnd"/>
+      <w:r>
+        <w:t xml:space="preserve"> </w:t>
+      </w:r>
+      <w:proofErr w:type="gramStart"/>
+      <w:r>
+        <w:t>opens up</w:t>
+      </w:r>
+      <w:proofErr w:type="gramEnd"/>
+      <w:r>
+        <w:t xml:space="preserve"> vim in the terminal as every cool coder uses vim. After getting stuck in and eventually getting out, he </w:t>
+      </w:r>
+      <w:r>
+        <w:t xml:space="preserve">then realizes he remembers fuck all about coding. He then </w:t>
+      </w:r>
+      <w:proofErr w:type="gramStart"/>
+      <w:r>
+        <w:t>tries</w:t>
+      </w:r>
+      <w:proofErr w:type="gramEnd"/>
+      <w:r>
+        <w:t xml:space="preserve"> to find his old notes, but he didn’t keep any. He then decides to </w:t>
       </w:r>
       <w:r>
         <w:t xml:space="preserve">ask ai for help, promising it’s only for consulting. Then we see him copy and pasting huge chunks of code. </w:t>
       </w:r>
       <w:r>
-        <w:t xml:space="preserve">After he is done, he sends the message to sillygoose228. He replies that he will look into it. Main_hero waits for a few minutes with terminal open, coping that everything is fine and it takes longer than it should probably because admin types slowly or forgot where </w:t>
+        <w:t xml:space="preserve">After he is done, he sends the message to sillygoose228. He replies that he will </w:t>
+      </w:r>
+      <w:proofErr w:type="gramStart"/>
+      <w:r>
+        <w:t>look into</w:t>
+      </w:r>
+      <w:proofErr w:type="gramEnd"/>
+      <w:r>
+        <w:t xml:space="preserve"> it. </w:t>
+      </w:r>
+      <w:proofErr w:type="spellStart"/>
+      <w:r>
+        <w:t>Main_hero</w:t>
+      </w:r>
+      <w:proofErr w:type="spellEnd"/>
+      <w:r>
+        <w:t xml:space="preserve"> waits for a few minutes with terminal open, coping that everything is fine and it takes longer than it should probably because admin types slowly or forgot where </w:t>
       </w:r>
       <w:r>
         <w:t>the delete button is</w:t>
       </w:r>
       <w:r>
-        <w:t>. But then creds are popping up in the terminal. Main_hero is briefly happy, but then admin says that, even tho he deleted a post, he can’t ban a man who made it, because he is not in his sub. Main_hero realizes that he forgot to change the author</w:t>
-      </w:r>
-      <w:r>
-        <w:t xml:space="preserve"> of the post, freaks out and tells admin that it must be The Forum being laggy mess again, cuz for him it shows that user was deleted. Sillygoose228 replies suspicious</w:t>
+        <w:t xml:space="preserve">. But then creds are popping up in the terminal. </w:t>
+      </w:r>
+      <w:proofErr w:type="spellStart"/>
+      <w:r>
+        <w:t>Main_hero</w:t>
+      </w:r>
+      <w:proofErr w:type="spellEnd"/>
+      <w:r>
+        <w:t xml:space="preserve"> is briefly happy, but then admin says that, even </w:t>
+      </w:r>
+      <w:proofErr w:type="spellStart"/>
+      <w:r>
+        <w:t>tho</w:t>
+      </w:r>
+      <w:proofErr w:type="spellEnd"/>
+      <w:r>
+        <w:t xml:space="preserve"> he deleted a post, he can’t ban a man who made it, because he is not in his sub. </w:t>
+      </w:r>
+      <w:proofErr w:type="spellStart"/>
+      <w:r>
+        <w:t>Main_hero</w:t>
+      </w:r>
+      <w:proofErr w:type="spellEnd"/>
+      <w:r>
+        <w:t xml:space="preserve"> realizes that he forgot to change the author</w:t>
+      </w:r>
+      <w:r>
+        <w:t xml:space="preserve"> of the post, freaks out and tells admin that it must be The Forum being laggy mess again, </w:t>
+      </w:r>
+      <w:proofErr w:type="spellStart"/>
+      <w:r>
+        <w:t>cuz</w:t>
+      </w:r>
+      <w:proofErr w:type="spellEnd"/>
+      <w:r>
+        <w:t xml:space="preserve"> for him it shows that user was deleted. Sillygoose228 replies suspicious</w:t>
       </w:r>
       <w:r>
         <w:t>ly</w:t>
@@ -3782,14 +4476,48 @@
         <w:t xml:space="preserve"> </w:t>
       </w:r>
       <w:r>
-        <w:t>that website was even more laggy then usual when he was deleting that post (main_hero blames ai for that)</w:t>
-      </w:r>
-      <w:r>
-        <w:t xml:space="preserve">, and after long typing dumps a story when he tried to reply to someone and his reply was sent multiple times, cuz the forum was bugging out. Main_hero realizes he is off the hook and proceeds to login as sillygoose228 and demotes all the mods and transfer ownership of the sub to his account. He goes back and tells </w:t>
-      </w:r>
+        <w:t xml:space="preserve">that website was even more laggy </w:t>
+      </w:r>
+      <w:proofErr w:type="gramStart"/>
+      <w:r>
+        <w:t>then</w:t>
+      </w:r>
+      <w:proofErr w:type="gramEnd"/>
+      <w:r>
+        <w:t xml:space="preserve"> usual when he was deleting that post (</w:t>
+      </w:r>
+      <w:proofErr w:type="spellStart"/>
+      <w:r>
+        <w:t>main_hero</w:t>
+      </w:r>
+      <w:proofErr w:type="spellEnd"/>
+      <w:r>
+        <w:t xml:space="preserve"> blames ai for that)</w:t>
+      </w:r>
+      <w:r>
+        <w:t xml:space="preserve">, and after long typing dumps a story when he tried to reply to someone and his reply was sent multiple times, </w:t>
+      </w:r>
+      <w:proofErr w:type="spellStart"/>
+      <w:r>
+        <w:t>cuz</w:t>
+      </w:r>
+      <w:proofErr w:type="spellEnd"/>
+      <w:r>
+        <w:t xml:space="preserve"> the forum was bugging out. </w:t>
+      </w:r>
+      <w:proofErr w:type="spellStart"/>
+      <w:r>
+        <w:t>Main_hero</w:t>
+      </w:r>
+      <w:proofErr w:type="spellEnd"/>
+      <w:r>
+        <w:t xml:space="preserve"> realizes he is off the hook and proceeds to login as sillygoose228 and demotes all the mods and transfer ownership of the sub to his account. He goes back and tells </w:t>
+      </w:r>
+      <w:proofErr w:type="spellStart"/>
       <w:r>
         <w:t>cyberdivers</w:t>
       </w:r>
+      <w:proofErr w:type="spellEnd"/>
       <w:r>
         <w:t xml:space="preserve"> chat that he hacked the </w:t>
       </w:r>
@@ -3797,7 +4525,15 @@
         <w:t>zero</w:t>
       </w:r>
       <w:r>
-        <w:t xml:space="preserve"> sub and now he is the owner and they should do whatever they want with it.</w:t>
+        <w:t xml:space="preserve"> sub and now he is the </w:t>
+      </w:r>
+      <w:proofErr w:type="gramStart"/>
+      <w:r>
+        <w:t>owner</w:t>
+      </w:r>
+      <w:proofErr w:type="gramEnd"/>
+      <w:r>
+        <w:t xml:space="preserve"> and they should do whatever they want with it.</w:t>
       </w:r>
     </w:p>
     <w:p>
@@ -3812,25 +4548,107 @@
     </w:p>
     <w:p>
       <w:r>
-        <w:t>Chat is surprised. It calls main_hero a legend</w:t>
-      </w:r>
-      <w:r>
-        <w:t>, praises him for actually pulling this off</w:t>
-      </w:r>
-      <w:r>
-        <w:t xml:space="preserve">. Main_hero suggests they go and post dickpics, spam whatever they want. He goes to </w:t>
+        <w:t xml:space="preserve">Chat is </w:t>
+      </w:r>
+      <w:proofErr w:type="gramStart"/>
+      <w:r>
+        <w:t>surprised</w:t>
+      </w:r>
+      <w:proofErr w:type="gramEnd"/>
+      <w:r>
+        <w:t xml:space="preserve">. It calls </w:t>
+      </w:r>
+      <w:proofErr w:type="spellStart"/>
+      <w:r>
+        <w:t>main_hero</w:t>
+      </w:r>
+      <w:proofErr w:type="spellEnd"/>
+      <w:r>
+        <w:t xml:space="preserve"> a legend</w:t>
+      </w:r>
+      <w:r>
+        <w:t xml:space="preserve">, praises him for </w:t>
+      </w:r>
+      <w:proofErr w:type="gramStart"/>
+      <w:r>
+        <w:t>actually pulling</w:t>
+      </w:r>
+      <w:proofErr w:type="gramEnd"/>
+      <w:r>
+        <w:t xml:space="preserve"> this off</w:t>
+      </w:r>
+      <w:r>
+        <w:t xml:space="preserve">. </w:t>
+      </w:r>
+      <w:proofErr w:type="spellStart"/>
+      <w:r>
+        <w:t>Main_hero</w:t>
+      </w:r>
+      <w:proofErr w:type="spellEnd"/>
+      <w:r>
+        <w:t xml:space="preserve"> suggests they go and post </w:t>
+      </w:r>
+      <w:proofErr w:type="spellStart"/>
+      <w:r>
+        <w:t>dickpics</w:t>
+      </w:r>
+      <w:proofErr w:type="spellEnd"/>
+      <w:r>
+        <w:t xml:space="preserve">, spam whatever they want. He goes to </w:t>
       </w:r>
       <w:r>
         <w:t>zero</w:t>
       </w:r>
       <w:r>
-        <w:t xml:space="preserve"> sub and sees people starting to spam all kinds of posts in the sub. Main_hero finally feels appreciated and proud of his work. He goes back to </w:t>
-      </w:r>
+        <w:t xml:space="preserve"> sub and sees people starting to spam all kinds of posts in the sub. </w:t>
+      </w:r>
+      <w:proofErr w:type="spellStart"/>
+      <w:r>
+        <w:t>Main_hero</w:t>
+      </w:r>
+      <w:proofErr w:type="spellEnd"/>
+      <w:r>
+        <w:t xml:space="preserve"> finally feels appreciated and proud of his work. He goes back to </w:t>
+      </w:r>
+      <w:proofErr w:type="spellStart"/>
       <w:r>
         <w:t>cyberdivers</w:t>
       </w:r>
-      <w:r>
-        <w:t xml:space="preserve"> chat to read more about his accomplishment, but then he sees messages of some people, saying that they shouldn’t be doing that and they should return the sub to the rightful owner. Main_hero than snaps, starts replying that he is the rightful owner, cuz he earned it by his </w:t>
+      <w:proofErr w:type="spellEnd"/>
+      <w:r>
+        <w:t xml:space="preserve"> chat to read more about his accomplishment, but then he sees messages </w:t>
+      </w:r>
+      <w:proofErr w:type="gramStart"/>
+      <w:r>
+        <w:t>of</w:t>
+      </w:r>
+      <w:proofErr w:type="gramEnd"/>
+      <w:r>
+        <w:t xml:space="preserve"> some people, saying that they shouldn’t be doing that and they should return the sub to the rightful owner. </w:t>
+      </w:r>
+      <w:proofErr w:type="spellStart"/>
+      <w:r>
+        <w:t>Main_hero</w:t>
+      </w:r>
+      <w:proofErr w:type="spellEnd"/>
+      <w:r>
+        <w:t xml:space="preserve"> </w:t>
+      </w:r>
+      <w:proofErr w:type="gramStart"/>
+      <w:r>
+        <w:t>than</w:t>
+      </w:r>
+      <w:proofErr w:type="gramEnd"/>
+      <w:r>
+        <w:t xml:space="preserve"> snaps, starts replying that he is the rightful owner, </w:t>
+      </w:r>
+      <w:proofErr w:type="spellStart"/>
+      <w:r>
+        <w:t>cuz</w:t>
+      </w:r>
+      <w:proofErr w:type="spellEnd"/>
+      <w:r>
+        <w:t xml:space="preserve"> he earned it by his </w:t>
       </w:r>
       <w:r>
         <w:t>wit,</w:t>
@@ -3839,13 +4657,42 @@
         <w:t xml:space="preserve"> and he should not return it to anyone</w:t>
       </w:r>
       <w:r>
-        <w:t xml:space="preserve">. After all </w:t>
+        <w:t xml:space="preserve">. After </w:t>
+      </w:r>
+      <w:proofErr w:type="gramStart"/>
+      <w:r>
+        <w:t>all</w:t>
+      </w:r>
+      <w:proofErr w:type="gramEnd"/>
+      <w:r>
+        <w:t xml:space="preserve"> </w:t>
       </w:r>
       <w:r>
         <w:t>zero</w:t>
       </w:r>
       <w:r>
-        <w:t xml:space="preserve"> sub are their enemies. Some people are supporting main_hero and it starts a huge argument, with insults thrown around. In the middle of this argument, main_hero </w:t>
+        <w:t xml:space="preserve"> sub are their enemies. Some people are supporting </w:t>
+      </w:r>
+      <w:proofErr w:type="spellStart"/>
+      <w:r>
+        <w:t>main_</w:t>
+      </w:r>
+      <w:proofErr w:type="gramStart"/>
+      <w:r>
+        <w:t>hero</w:t>
+      </w:r>
+      <w:proofErr w:type="spellEnd"/>
+      <w:proofErr w:type="gramEnd"/>
+      <w:r>
+        <w:t xml:space="preserve"> and it starts a huge argument, with insults thrown around. In the middle of this argument, </w:t>
+      </w:r>
+      <w:proofErr w:type="spellStart"/>
+      <w:r>
+        <w:t>main_hero</w:t>
+      </w:r>
+      <w:proofErr w:type="spellEnd"/>
+      <w:r>
+        <w:t xml:space="preserve"> </w:t>
       </w:r>
       <w:r>
         <w:t>is getting</w:t>
@@ -3853,18 +4700,33 @@
       <w:r>
         <w:t xml:space="preserve"> struck with realization. He says he wastes his life on some stupid shit like trying hard in </w:t>
       </w:r>
+      <w:proofErr w:type="spellStart"/>
       <w:r>
         <w:t>cyberdivers</w:t>
       </w:r>
+      <w:proofErr w:type="spellEnd"/>
       <w:r>
         <w:t xml:space="preserve"> for 1000 hours or hacking subforums and all for what, for fucking validation. Validation from idiots just like him. </w:t>
       </w:r>
       <w:r>
-        <w:t xml:space="preserve">And he can’t leave this idiots, because they are the only friends he has. </w:t>
-      </w:r>
-      <w:r>
-        <w:t>He is trying to convince himself and everyone around him that he is skillful, smart and overall</w:t>
-      </w:r>
+        <w:t xml:space="preserve">And he can’t leave </w:t>
+      </w:r>
+      <w:proofErr w:type="gramStart"/>
+      <w:r>
+        <w:t>this idiots</w:t>
+      </w:r>
+      <w:proofErr w:type="gramEnd"/>
+      <w:r>
+        <w:t xml:space="preserve">, because they are the only friends he has. </w:t>
+      </w:r>
+      <w:r>
+        <w:t xml:space="preserve">He is trying to convince himself and everyone around him that he is skillful, smart and </w:t>
+      </w:r>
+      <w:proofErr w:type="gramStart"/>
+      <w:r>
+        <w:t>overall</w:t>
+      </w:r>
+      <w:proofErr w:type="gramEnd"/>
       <w:r>
         <w:t xml:space="preserve"> the</w:t>
       </w:r>
@@ -3879,10 +4741,26 @@
       </w:r>
       <w:r>
         <w:lastRenderedPageBreak/>
-        <w:t xml:space="preserve">that The Forum could ban him for that. Main_hero replies, </w:t>
-      </w:r>
-      <w:r>
-        <w:t>yeah of course, but before he could sent that, he gets banned. Story ends with “oh wow”.</w:t>
+        <w:t xml:space="preserve">that The Forum could ban him for that. </w:t>
+      </w:r>
+      <w:proofErr w:type="spellStart"/>
+      <w:r>
+        <w:t>Main_hero</w:t>
+      </w:r>
+      <w:proofErr w:type="spellEnd"/>
+      <w:r>
+        <w:t xml:space="preserve"> replies, </w:t>
+      </w:r>
+      <w:r>
+        <w:t xml:space="preserve">yeah of course, but before he could </w:t>
+      </w:r>
+      <w:proofErr w:type="gramStart"/>
+      <w:r>
+        <w:t>sent</w:t>
+      </w:r>
+      <w:proofErr w:type="gramEnd"/>
+      <w:r>
+        <w:t xml:space="preserve"> that, he gets banned. Story ends with “oh wow”.</w:t>
       </w:r>
     </w:p>
     <w:p>
@@ -3915,7 +4793,15 @@
     </w:p>
     <w:p>
       <w:r>
-        <w:t xml:space="preserve">Hi. I am main_hero. </w:t>
+        <w:t xml:space="preserve">Hi. I am </w:t>
+      </w:r>
+      <w:proofErr w:type="spellStart"/>
+      <w:r>
+        <w:t>main_hero</w:t>
+      </w:r>
+      <w:proofErr w:type="spellEnd"/>
+      <w:r>
+        <w:t xml:space="preserve">. </w:t>
       </w:r>
       <w:r>
         <w:t xml:space="preserve">I’m starting this file </w:t>
@@ -3940,6 +4826,7 @@
       <w:r>
         <w:t xml:space="preserve">(Screen blinks white and notepad </w:t>
       </w:r>
+      <w:proofErr w:type="gramStart"/>
       <w:r>
         <w:t>disappear</w:t>
       </w:r>
@@ -3949,6 +4836,7 @@
         </w:rPr>
         <w:t>s</w:t>
       </w:r>
+      <w:proofErr w:type="gramEnd"/>
       <w:r>
         <w:t>, but text stays</w:t>
       </w:r>
@@ -3961,7 +4849,15 @@
         <w:t>So,</w:t>
       </w:r>
       <w:r>
-        <w:t xml:space="preserve"> uhhh where do I start?</w:t>
+        <w:t xml:space="preserve"> </w:t>
+      </w:r>
+      <w:proofErr w:type="spellStart"/>
+      <w:r>
+        <w:t>uhhh</w:t>
+      </w:r>
+      <w:proofErr w:type="spellEnd"/>
+      <w:r>
+        <w:t xml:space="preserve"> where do I start?</w:t>
       </w:r>
       <w:r>
         <w:t xml:space="preserve"> I </w:t>
@@ -3993,9 +4889,11 @@
       <w:r>
         <w:t xml:space="preserve">in </w:t>
       </w:r>
+      <w:proofErr w:type="spellStart"/>
       <w:r>
         <w:t>Cyberdivers</w:t>
       </w:r>
+      <w:proofErr w:type="spellEnd"/>
       <w:r>
         <w:t>.</w:t>
       </w:r>
@@ -4006,10 +4904,23 @@
         <w:t xml:space="preserve"> in it</w:t>
       </w:r>
       <w:r>
-        <w:t xml:space="preserve"> and, boy, lemme tell you, I am very good </w:t>
-      </w:r>
-      <w:r>
-        <w:t>in this</w:t>
+        <w:t xml:space="preserve"> and, boy, </w:t>
+      </w:r>
+      <w:proofErr w:type="spellStart"/>
+      <w:r>
+        <w:t>lemme</w:t>
+      </w:r>
+      <w:proofErr w:type="spellEnd"/>
+      <w:r>
+        <w:t xml:space="preserve"> tell you, I am very good </w:t>
+      </w:r>
+      <w:proofErr w:type="gramStart"/>
+      <w:r>
+        <w:t>in</w:t>
+      </w:r>
+      <w:proofErr w:type="gramEnd"/>
+      <w:r>
+        <w:t xml:space="preserve"> this</w:t>
       </w:r>
       <w:r>
         <w:t xml:space="preserve"> game, I can show you.</w:t>
@@ -4028,9 +4939,11 @@
       <w:r>
         <w:t xml:space="preserve">where he got a </w:t>
       </w:r>
+      <w:proofErr w:type="spellStart"/>
       <w:r>
         <w:t>cyberdivers</w:t>
       </w:r>
+      <w:proofErr w:type="spellEnd"/>
       <w:r>
         <w:t xml:space="preserve"> link. As user hovers over the link, he sees a streak of </w:t>
       </w:r>
@@ -4103,7 +5016,15 @@
         <w:t xml:space="preserve"> I play a lot better than this</w:t>
       </w:r>
       <w:r>
-        <w:t>, it’s just a bad luck is what it is</w:t>
+        <w:t xml:space="preserve">, it’s just </w:t>
+      </w:r>
+      <w:proofErr w:type="gramStart"/>
+      <w:r>
+        <w:t>a bad</w:t>
+      </w:r>
+      <w:proofErr w:type="gramEnd"/>
+      <w:r>
+        <w:t xml:space="preserve"> luck is what it is</w:t>
       </w:r>
       <w:r>
         <w:t>, trust.</w:t>
@@ -4113,9 +5034,11 @@
       <w:r>
         <w:t xml:space="preserve">Anyway, I’m well respected in </w:t>
       </w:r>
+      <w:proofErr w:type="spellStart"/>
       <w:r>
         <w:t>cyberdivers</w:t>
       </w:r>
+      <w:proofErr w:type="spellEnd"/>
       <w:r>
         <w:t xml:space="preserve"> community, people know my name.</w:t>
       </w:r>
@@ -4125,33 +5048,131 @@
     </w:p>
     <w:p>
       <w:r>
-        <w:t>(User is prompted to search for the sc2 subforum)</w:t>
-      </w:r>
-    </w:p>
-    <w:p>
-      <w:r>
-        <w:t xml:space="preserve">I kinda forgot to explain, what kind of game this is. </w:t>
-      </w:r>
-      <w:r>
-        <w:t xml:space="preserve">So </w:t>
+        <w:t>(</w:t>
+      </w:r>
+      <w:proofErr w:type="gramStart"/>
+      <w:r>
+        <w:t>User is</w:t>
+      </w:r>
+      <w:proofErr w:type="gramEnd"/>
+      <w:r>
+        <w:t xml:space="preserve"> prompted to search for the sc2 subforum)</w:t>
+      </w:r>
+    </w:p>
+    <w:p>
+      <w:r>
+        <w:t xml:space="preserve">I </w:t>
+      </w:r>
+      <w:proofErr w:type="spellStart"/>
+      <w:r>
+        <w:t>kinda</w:t>
+      </w:r>
+      <w:proofErr w:type="spellEnd"/>
+      <w:r>
+        <w:t xml:space="preserve"> forgot to </w:t>
+      </w:r>
+      <w:proofErr w:type="gramStart"/>
+      <w:r>
+        <w:t>explain,</w:t>
+      </w:r>
+      <w:proofErr w:type="gramEnd"/>
+      <w:r>
+        <w:t xml:space="preserve"> what kind of game this is. </w:t>
+      </w:r>
+      <w:proofErr w:type="gramStart"/>
+      <w:r>
+        <w:t>So</w:t>
+      </w:r>
+      <w:proofErr w:type="gramEnd"/>
+      <w:r>
+        <w:t xml:space="preserve"> </w:t>
       </w:r>
       <w:r>
         <w:t xml:space="preserve">it’s </w:t>
       </w:r>
       <w:r>
-        <w:t>a horde shooter, where squad of 4 devs trying to develop their app in sprints, but it’s represented as them actually fighting one of three factions: AI bots, Bugs or Hackers. Naturally</w:t>
+        <w:t>a horde shooter, where</w:t>
+      </w:r>
+      <w:r>
+        <w:t xml:space="preserve"> there are different</w:t>
+      </w:r>
+      <w:r>
+        <w:t xml:space="preserve"> app</w:t>
+      </w:r>
+      <w:r>
+        <w:t>s that needed to be protected</w:t>
+      </w:r>
+      <w:r>
+        <w:t xml:space="preserve"> </w:t>
+      </w:r>
+      <w:r>
+        <w:t xml:space="preserve">from different threats, so companies hire </w:t>
+      </w:r>
+      <w:proofErr w:type="spellStart"/>
+      <w:r>
+        <w:t>cyberdivers</w:t>
+      </w:r>
+      <w:proofErr w:type="spellEnd"/>
+      <w:r>
+        <w:t xml:space="preserve"> as freelancers to deal with them</w:t>
+      </w:r>
+      <w:r>
+        <w:t xml:space="preserve">, but it’s represented as them </w:t>
+      </w:r>
+      <w:proofErr w:type="gramStart"/>
+      <w:r>
+        <w:t>actually fighting</w:t>
+      </w:r>
+      <w:proofErr w:type="gramEnd"/>
+      <w:r>
+        <w:t xml:space="preserve"> one of three factions: AI bots, Bugs or Hackers. Naturally</w:t>
       </w:r>
       <w:r>
         <w:t>,</w:t>
       </w:r>
       <w:r>
-        <w:t xml:space="preserve"> we have nicknames for all three, clankers, bugs and squids. We call hackers squids, cuz in game they look like s</w:t>
+        <w:t xml:space="preserve"> we have nicknames for all three, </w:t>
+      </w:r>
+      <w:proofErr w:type="spellStart"/>
+      <w:r>
+        <w:t>clankers</w:t>
+      </w:r>
+      <w:proofErr w:type="spellEnd"/>
+      <w:r>
+        <w:t xml:space="preserve">, bugs and squids. We call hackers squids, </w:t>
+      </w:r>
+      <w:proofErr w:type="spellStart"/>
+      <w:r>
+        <w:t>cuz</w:t>
+      </w:r>
+      <w:proofErr w:type="spellEnd"/>
+      <w:r>
+        <w:t xml:space="preserve"> in </w:t>
+      </w:r>
+      <w:proofErr w:type="gramStart"/>
+      <w:r>
+        <w:t>game</w:t>
+      </w:r>
+      <w:proofErr w:type="gramEnd"/>
+      <w:r>
+        <w:t xml:space="preserve"> they look like s</w:t>
       </w:r>
       <w:r>
         <w:t>quids, and their tentacles can penetrate everything. And when I say everything, I mean everything.</w:t>
       </w:r>
       <w:r>
-        <w:t xml:space="preserve"> Like walls. I mean walls.</w:t>
+        <w:t xml:space="preserve"> Like walls. I </w:t>
+      </w:r>
+      <w:proofErr w:type="gramStart"/>
+      <w:r>
+        <w:t>mean</w:t>
+      </w:r>
+      <w:r>
+        <w:t>t</w:t>
+      </w:r>
+      <w:proofErr w:type="gramEnd"/>
+      <w:r>
+        <w:t xml:space="preserve"> walls.</w:t>
       </w:r>
     </w:p>
     <w:p>
@@ -4177,10 +5198,19 @@
         <w:t xml:space="preserve">e lost anyway, but without me it wouldn’t have been such a close </w:t>
       </w:r>
       <w:r>
+        <w:lastRenderedPageBreak/>
         <w:t>fight</w:t>
       </w:r>
       <w:r>
-        <w:t xml:space="preserve">. But oh well, what can u do with shit teammates, right? Hold on, lemme </w:t>
+        <w:t xml:space="preserve">. But oh well, what can u do with shit teammates, right? Hold on, </w:t>
+      </w:r>
+      <w:proofErr w:type="spellStart"/>
+      <w:r>
+        <w:t>lemme</w:t>
+      </w:r>
+      <w:proofErr w:type="spellEnd"/>
+      <w:r>
+        <w:t xml:space="preserve"> </w:t>
       </w:r>
       <w:r>
         <w:t>hit them up</w:t>
@@ -4203,494 +5233,706 @@
     </w:p>
     <w:p>
       <w:r>
+        <w:t xml:space="preserve">(User is prompted to go to the chat page and </w:t>
+      </w:r>
+      <w:r>
+        <w:t>type in it</w:t>
+      </w:r>
+      <w:r>
+        <w:t>)</w:t>
+      </w:r>
+    </w:p>
+    <w:p>
+      <w:r>
+        <w:t>(Previous messages)</w:t>
+      </w:r>
+    </w:p>
+    <w:p>
+      <w:r>
+        <w:t>User 1: bro th</w:t>
+      </w:r>
+      <w:r>
+        <w:t>e</w:t>
+      </w:r>
+      <w:r>
+        <w:t>s</w:t>
+      </w:r>
+      <w:r>
+        <w:t>e</w:t>
+      </w:r>
+      <w:r>
+        <w:t xml:space="preserve"> </w:t>
+      </w:r>
+      <w:proofErr w:type="spellStart"/>
+      <w:r>
+        <w:t>clankers</w:t>
+      </w:r>
+      <w:proofErr w:type="spellEnd"/>
+      <w:r>
+        <w:t xml:space="preserve"> spawn rate is insane, how </w:t>
+      </w:r>
+      <w:proofErr w:type="spellStart"/>
+      <w:r>
+        <w:t>tf</w:t>
+      </w:r>
+      <w:proofErr w:type="spellEnd"/>
+      <w:r>
+        <w:t xml:space="preserve"> r u supposed to fight them on d10</w:t>
+      </w:r>
+    </w:p>
+    <w:p>
+      <w:r>
+        <w:t xml:space="preserve">User 2: skill issue </w:t>
+      </w:r>
+      <w:proofErr w:type="spellStart"/>
+      <w:r>
+        <w:t>bruh</w:t>
+      </w:r>
+      <w:proofErr w:type="spellEnd"/>
+    </w:p>
+    <w:p>
+      <w:r>
+        <w:t>User 1: blow me</w:t>
+      </w:r>
+    </w:p>
+    <w:p>
+      <w:r>
+        <w:t xml:space="preserve">User 3: </w:t>
+      </w:r>
+      <w:r>
+        <w:t xml:space="preserve">just bring </w:t>
+      </w:r>
+      <w:proofErr w:type="spellStart"/>
+      <w:r>
+        <w:t>ak</w:t>
+      </w:r>
+      <w:proofErr w:type="spellEnd"/>
+      <w:r>
+        <w:t xml:space="preserve"> 4.7.0 with reactive boost, it’s not that hard</w:t>
+      </w:r>
+    </w:p>
+    <w:p>
+      <w:r>
+        <w:t>User 1: damn bro, u so smart, why didn’t I think of that</w:t>
+      </w:r>
+    </w:p>
+    <w:p>
+      <w:r>
+        <w:t xml:space="preserve">User 1: I need level 75 to unlock </w:t>
+      </w:r>
+      <w:proofErr w:type="spellStart"/>
+      <w:r>
+        <w:t>ak</w:t>
+      </w:r>
+      <w:proofErr w:type="spellEnd"/>
+      <w:r>
+        <w:t xml:space="preserve"> 4.7.0, </w:t>
+      </w:r>
+      <w:proofErr w:type="spellStart"/>
+      <w:r>
+        <w:t>im</w:t>
+      </w:r>
+      <w:proofErr w:type="spellEnd"/>
+      <w:r>
+        <w:t xml:space="preserve"> like 42</w:t>
+      </w:r>
+    </w:p>
+    <w:p>
+      <w:r>
+        <w:t>User 3: don’t play ai faction then, or lower the diff if u can’t take the heat</w:t>
+      </w:r>
+    </w:p>
+    <w:p>
+      <w:r>
+        <w:t>User 1: spearhead needs to nerf this fucking spawn rate</w:t>
+      </w:r>
+      <w:r>
+        <w:t>, fucking ruining this game</w:t>
+      </w:r>
+    </w:p>
+    <w:p>
+      <w:r>
+        <w:t>User 4: nah u kidding ai d10 is way too easy, if anything, they need to make it harder</w:t>
+      </w:r>
+    </w:p>
+    <w:p>
+      <w:r>
+        <w:t xml:space="preserve">User 4: go train on d1 </w:t>
+      </w:r>
+      <w:proofErr w:type="spellStart"/>
+      <w:r>
+        <w:t>bruh</w:t>
+      </w:r>
+      <w:proofErr w:type="spellEnd"/>
+      <w:r>
+        <w:t>, left mouse button to shoot btw</w:t>
+      </w:r>
+    </w:p>
+    <w:p>
+      <w:r>
+        <w:t xml:space="preserve">User 1: go touch some grass </w:t>
+      </w:r>
+      <w:proofErr w:type="spellStart"/>
+      <w:r>
+        <w:t>bruh</w:t>
+      </w:r>
+      <w:proofErr w:type="spellEnd"/>
+      <w:r>
+        <w:t xml:space="preserve">, </w:t>
+      </w:r>
+      <w:proofErr w:type="spellStart"/>
+      <w:r>
+        <w:t>ur</w:t>
+      </w:r>
+      <w:proofErr w:type="spellEnd"/>
+      <w:r>
+        <w:t xml:space="preserve"> father won’t come back home if u put another 100 hours in the game</w:t>
+      </w:r>
+    </w:p>
+    <w:p>
+      <w:proofErr w:type="spellStart"/>
+      <w:r>
+        <w:t>Main_hero</w:t>
+      </w:r>
+      <w:proofErr w:type="spellEnd"/>
+      <w:r>
+        <w:t xml:space="preserve">: </w:t>
+      </w:r>
+      <w:r>
+        <w:t>what’s up</w:t>
+      </w:r>
+    </w:p>
+    <w:p>
+      <w:r>
+        <w:t>User 1: bro it’s this mf again</w:t>
+      </w:r>
+    </w:p>
+    <w:p>
+      <w:r>
+        <w:t xml:space="preserve">User 2: u dumb fuck, we lost a </w:t>
+      </w:r>
+      <w:r>
+        <w:t>sprint</w:t>
+      </w:r>
+      <w:r>
+        <w:t xml:space="preserve"> </w:t>
+      </w:r>
+      <w:proofErr w:type="spellStart"/>
+      <w:r>
+        <w:t>cuz</w:t>
+      </w:r>
+      <w:proofErr w:type="spellEnd"/>
+      <w:r>
+        <w:t xml:space="preserve"> of u</w:t>
+      </w:r>
+    </w:p>
+    <w:p>
+      <w:r>
+        <w:t>User 3: did u finally learn how to play?</w:t>
+      </w:r>
+    </w:p>
+    <w:p>
+      <w:r>
+        <w:t>(Screen is getting red)</w:t>
+      </w:r>
+    </w:p>
+    <w:p>
+      <w:r>
+        <w:t xml:space="preserve">User 4: go fuck </w:t>
+      </w:r>
+      <w:proofErr w:type="spellStart"/>
+      <w:r>
+        <w:t>urself</w:t>
+      </w:r>
+      <w:proofErr w:type="spellEnd"/>
+      <w:r>
+        <w:t xml:space="preserve">, </w:t>
+      </w:r>
+      <w:r>
+        <w:t>u killed me like 10 times</w:t>
+      </w:r>
+      <w:r>
+        <w:t>, cunt</w:t>
+      </w:r>
+    </w:p>
+    <w:p>
+      <w:r>
+        <w:t xml:space="preserve">User 5: </w:t>
+      </w:r>
+      <w:r>
+        <w:t xml:space="preserve">mf is acting like nothing happened, </w:t>
+      </w:r>
+      <w:r>
+        <w:t xml:space="preserve">go fuck </w:t>
+      </w:r>
+      <w:proofErr w:type="spellStart"/>
+      <w:r>
+        <w:t>urself</w:t>
+      </w:r>
+      <w:proofErr w:type="spellEnd"/>
+    </w:p>
+    <w:p>
+      <w:r>
+        <w:t xml:space="preserve">User 6: bro that last </w:t>
+      </w:r>
+      <w:r>
+        <w:t>sprint</w:t>
+      </w:r>
+      <w:r>
+        <w:t xml:space="preserve"> was painful to watch, </w:t>
+      </w:r>
+      <w:r>
+        <w:t>u brought like the worst guns for bugs</w:t>
+      </w:r>
+      <w:r>
+        <w:t>, shit wasn’t even close</w:t>
+      </w:r>
+      <w:r>
+        <w:t xml:space="preserve"> lmao</w:t>
+      </w:r>
+    </w:p>
+    <w:p>
+      <w:r>
+        <w:t xml:space="preserve">User 7: bro </w:t>
+      </w:r>
+      <w:r>
+        <w:t>was speedrunning the sprint failure</w:t>
+      </w:r>
+    </w:p>
+    <w:p>
+      <w:r>
         <w:lastRenderedPageBreak/>
-        <w:t xml:space="preserve">(User is prompted to go to the chat page and </w:t>
-      </w:r>
-      <w:r>
-        <w:t>type in it</w:t>
-      </w:r>
-      <w:r>
-        <w:t>)</w:t>
-      </w:r>
-    </w:p>
-    <w:p>
-      <w:r>
-        <w:t>(Previous messages)</w:t>
-      </w:r>
-    </w:p>
-    <w:p>
-      <w:r>
-        <w:t>User 1: bro th</w:t>
-      </w:r>
-      <w:r>
-        <w:t>e</w:t>
-      </w:r>
-      <w:r>
-        <w:t>s</w:t>
-      </w:r>
-      <w:r>
-        <w:t>e</w:t>
+        <w:t xml:space="preserve">User 8: this noob ass was bragging about his skill so much and couldn’t even </w:t>
+      </w:r>
+      <w:r>
+        <w:t xml:space="preserve">clear a squid repository, </w:t>
+      </w:r>
+      <w:proofErr w:type="spellStart"/>
+      <w:r>
+        <w:t>bruuuh</w:t>
+      </w:r>
+      <w:proofErr w:type="spellEnd"/>
+    </w:p>
+    <w:p>
+      <w:r>
+        <w:t xml:space="preserve">User 9: secondhand embarrassment from watching u play was insane, I’d </w:t>
+      </w:r>
+      <w:proofErr w:type="gramStart"/>
+      <w:r>
+        <w:t>actually kms</w:t>
+      </w:r>
+      <w:proofErr w:type="gramEnd"/>
+      <w:r>
+        <w:t xml:space="preserve"> if I were you</w:t>
+      </w:r>
+    </w:p>
+    <w:p>
+      <w:r>
+        <w:t>User 10: that’s crazy lmao</w:t>
+      </w:r>
+    </w:p>
+    <w:p>
+      <w:r>
+        <w:t xml:space="preserve">They love me. I know it looks like they are </w:t>
+      </w:r>
+      <w:r>
+        <w:t>grilling the fuck out of</w:t>
+      </w:r>
+      <w:r>
+        <w:t xml:space="preserve"> me and calling me bad at the game or something</w:t>
+      </w:r>
+      <w:r>
+        <w:t xml:space="preserve">, but it’s </w:t>
+      </w:r>
+      <w:proofErr w:type="gramStart"/>
+      <w:r>
+        <w:t xml:space="preserve">actually </w:t>
+      </w:r>
+      <w:r>
+        <w:t>fine</w:t>
+      </w:r>
+      <w:proofErr w:type="gramEnd"/>
+      <w:r>
+        <w:t>, you just don’t get it</w:t>
+      </w:r>
+      <w:r>
+        <w:t xml:space="preserve">. It’s how we show </w:t>
+      </w:r>
+      <w:r>
+        <w:t>love</w:t>
+      </w:r>
+      <w:r>
+        <w:t xml:space="preserve"> and respect for each other, just friendly roasting. They know I’m good</w:t>
+      </w:r>
+      <w:r>
+        <w:t xml:space="preserve"> at the game</w:t>
+      </w:r>
+      <w:r>
+        <w:t>, they are just fucking with me.</w:t>
+      </w:r>
+    </w:p>
+    <w:p>
+      <w:r>
+        <w:t xml:space="preserve">User 9: </w:t>
+      </w:r>
+      <w:proofErr w:type="spellStart"/>
+      <w:r>
+        <w:t>ain’t</w:t>
+      </w:r>
+      <w:proofErr w:type="spellEnd"/>
+      <w:r>
+        <w:t xml:space="preserve"> no one f</w:t>
+      </w:r>
+      <w:r>
+        <w:t xml:space="preserve">ucking </w:t>
+      </w:r>
+      <w:r>
+        <w:t>w</w:t>
+      </w:r>
+      <w:r>
+        <w:t>ith</w:t>
+      </w:r>
+      <w:r>
+        <w:t xml:space="preserve"> this dude, </w:t>
+      </w:r>
+      <w:r>
+        <w:t>kick</w:t>
+      </w:r>
+      <w:r>
+        <w:t xml:space="preserve"> his ass out of here</w:t>
+      </w:r>
+    </w:p>
+    <w:p>
+      <w:r>
+        <w:t>It’s all jokes, trust me.</w:t>
+      </w:r>
+    </w:p>
+    <w:p>
+      <w:pPr>
+        <w:pStyle w:val="Heading3"/>
+      </w:pPr>
+      <w:bookmarkStart w:id="18" w:name="_Toc216793254"/>
+      <w:r>
+        <w:t>Chance to prove yourself</w:t>
+      </w:r>
+      <w:bookmarkEnd w:id="18"/>
+    </w:p>
+    <w:p>
+      <w:r>
+        <w:t>(Screen goes back to normal)</w:t>
+      </w:r>
+    </w:p>
+    <w:p>
+      <w:r>
+        <w:t xml:space="preserve">User 10: </w:t>
+      </w:r>
+      <w:proofErr w:type="spellStart"/>
+      <w:r>
+        <w:t>yo</w:t>
+      </w:r>
+      <w:proofErr w:type="spellEnd"/>
+      <w:r>
+        <w:t xml:space="preserve">, y’all seen the news about delayed </w:t>
+      </w:r>
+      <w:r>
+        <w:t>zero</w:t>
       </w:r>
       <w:r>
         <w:t xml:space="preserve"> </w:t>
       </w:r>
-      <w:r>
-        <w:t>clankers</w:t>
-      </w:r>
-      <w:r>
-        <w:t xml:space="preserve"> spawn rate is insane, how tf r u supposed to fight them on d10</w:t>
-      </w:r>
-    </w:p>
-    <w:p>
-      <w:r>
-        <w:t>User 2: skill issue bruh</w:t>
-      </w:r>
-    </w:p>
-    <w:p>
-      <w:r>
-        <w:t>User 1: blow me</w:t>
-      </w:r>
-    </w:p>
-    <w:p>
-      <w:r>
-        <w:t xml:space="preserve">User 3: </w:t>
-      </w:r>
-      <w:r>
-        <w:t>just bring ak 4.7.0 with reactive boost, it’s not that hard</w:t>
-      </w:r>
-    </w:p>
-    <w:p>
-      <w:r>
-        <w:t>User 1: damn bro, u so smart, why didn’t I think of that</w:t>
-      </w:r>
-    </w:p>
-    <w:p>
-      <w:r>
-        <w:t>User 1: I need level 75 to unlock ak 4.7.0, im like 42</w:t>
-      </w:r>
-    </w:p>
-    <w:p>
-      <w:r>
-        <w:t>User 3: don’t play ai faction then, or lower the diff if u can’t take the heat</w:t>
-      </w:r>
-    </w:p>
-    <w:p>
-      <w:r>
-        <w:t>User 1: spearhead needs to nerf this fucking spawn rate</w:t>
-      </w:r>
-      <w:r>
-        <w:t>, fucking ruining this game</w:t>
-      </w:r>
-    </w:p>
-    <w:p>
-      <w:r>
-        <w:t>User 4: nah u kidding ai d10 is way too easy, if anything, they need to make it harder</w:t>
-      </w:r>
-    </w:p>
-    <w:p>
-      <w:r>
-        <w:t>User 4: go train on d1 bruh, left mouse button to shoot btw</w:t>
-      </w:r>
-    </w:p>
-    <w:p>
-      <w:r>
-        <w:t>User 1: go touch some grass bruh, ur father won’t come back home if u put another 100 hours in the game</w:t>
-      </w:r>
-    </w:p>
-    <w:p>
-      <w:r>
-        <w:t xml:space="preserve">Main_hero: </w:t>
-      </w:r>
-      <w:r>
-        <w:t>what’s up</w:t>
-      </w:r>
-    </w:p>
-    <w:p>
-      <w:r>
-        <w:t>User 1: bro it’s this mf again</w:t>
-      </w:r>
-    </w:p>
-    <w:p>
-      <w:r>
-        <w:t xml:space="preserve">User 2: u dumb fuck, we lost a </w:t>
-      </w:r>
-      <w:r>
-        <w:t>sprint</w:t>
-      </w:r>
-      <w:r>
-        <w:t xml:space="preserve"> cuz of u</w:t>
-      </w:r>
-    </w:p>
-    <w:p>
-      <w:r>
-        <w:t>User 3: did u finally learn how to play?</w:t>
-      </w:r>
-    </w:p>
-    <w:p>
-      <w:r>
-        <w:t>(Screen is getting red)</w:t>
-      </w:r>
-    </w:p>
-    <w:p>
-      <w:r>
-        <w:t>User 4: go fuck urself</w:t>
+      <w:proofErr w:type="spellStart"/>
+      <w:r>
+        <w:t>dlc</w:t>
+      </w:r>
+      <w:proofErr w:type="spellEnd"/>
+      <w:r>
+        <w:t>?</w:t>
+      </w:r>
+    </w:p>
+    <w:p>
+      <w:r>
+        <w:t xml:space="preserve">User 2: yeah, </w:t>
+      </w:r>
+      <w:r>
+        <w:t>Spearhead</w:t>
+      </w:r>
+      <w:r>
+        <w:t xml:space="preserve"> can’t make the new content even for </w:t>
+      </w:r>
+      <w:r>
+        <w:t>zero</w:t>
+      </w:r>
+      <w:r>
+        <w:t xml:space="preserve"> lol</w:t>
+      </w:r>
+    </w:p>
+    <w:p>
+      <w:r>
+        <w:t xml:space="preserve">User 3: Zero the game? More like zero </w:t>
+      </w:r>
+      <w:proofErr w:type="spellStart"/>
+      <w:r>
+        <w:t>dlc</w:t>
+      </w:r>
+      <w:proofErr w:type="spellEnd"/>
+    </w:p>
+    <w:p>
+      <w:r>
+        <w:t>User 4: I will pay u not to joke ever again</w:t>
+      </w:r>
+    </w:p>
+    <w:p>
+      <w:r>
+        <w:t xml:space="preserve">User 5: holy cornball </w:t>
+      </w:r>
+    </w:p>
+    <w:p>
+      <w:r>
+        <w:t xml:space="preserve">User 6: fuck yeah, at least that means that finally </w:t>
+      </w:r>
+      <w:r>
+        <w:t>spearhead</w:t>
+      </w:r>
+      <w:r>
+        <w:t xml:space="preserve"> heard us and making </w:t>
+      </w:r>
+      <w:proofErr w:type="spellStart"/>
+      <w:r>
+        <w:t>smth</w:t>
+      </w:r>
+      <w:proofErr w:type="spellEnd"/>
+      <w:r>
+        <w:t xml:space="preserve"> new for </w:t>
+      </w:r>
+      <w:proofErr w:type="spellStart"/>
+      <w:r>
+        <w:t>cyberdivers</w:t>
+      </w:r>
+      <w:proofErr w:type="spellEnd"/>
+    </w:p>
+    <w:p>
+      <w:r>
+        <w:t xml:space="preserve">User 7: this absolutely does not mean that </w:t>
+      </w:r>
+      <w:proofErr w:type="spellStart"/>
+      <w:r>
+        <w:t>bruh</w:t>
+      </w:r>
+      <w:proofErr w:type="spellEnd"/>
+      <w:r>
+        <w:t>, they just can’t do shit</w:t>
+      </w:r>
+    </w:p>
+    <w:p>
+      <w:r>
+        <w:t xml:space="preserve">User 12: </w:t>
+      </w:r>
+      <w:r>
+        <w:t>zero</w:t>
+      </w:r>
+      <w:r>
+        <w:t xml:space="preserve"> </w:t>
+      </w:r>
+      <w:r>
+        <w:t xml:space="preserve">fans </w:t>
+      </w:r>
+      <w:r>
+        <w:t xml:space="preserve">are in shambles </w:t>
+      </w:r>
+      <w:proofErr w:type="spellStart"/>
+      <w:r>
+        <w:t>rn</w:t>
+      </w:r>
+      <w:proofErr w:type="spellEnd"/>
+    </w:p>
+    <w:p>
+      <w:r>
+        <w:t>User 8: maybe we will finally get a</w:t>
+      </w:r>
+      <w:r>
+        <w:t>n</w:t>
+      </w:r>
+      <w:r>
+        <w:t xml:space="preserve"> </w:t>
+      </w:r>
+      <w:proofErr w:type="spellStart"/>
+      <w:r>
+        <w:t>ak</w:t>
+      </w:r>
+      <w:proofErr w:type="spellEnd"/>
+      <w:r>
+        <w:t xml:space="preserve"> 4.7.0 buff</w:t>
+      </w:r>
+    </w:p>
+    <w:p>
+      <w:r>
+        <w:t xml:space="preserve">User 11: </w:t>
+      </w:r>
+      <w:proofErr w:type="spellStart"/>
+      <w:r>
+        <w:t>ak</w:t>
+      </w:r>
+      <w:proofErr w:type="spellEnd"/>
+      <w:r>
+        <w:t xml:space="preserve"> 4.7.0 is already op</w:t>
+      </w:r>
+      <w:r>
+        <w:t xml:space="preserve">, u </w:t>
+      </w:r>
+      <w:r>
+        <w:t>just don’t know how to play with it</w:t>
+      </w:r>
+      <w:r>
+        <w:t xml:space="preserve">, I can easily </w:t>
+      </w:r>
+      <w:r>
+        <w:t xml:space="preserve">clear </w:t>
+      </w:r>
+      <w:proofErr w:type="gramStart"/>
+      <w:r>
+        <w:t>bugs source</w:t>
+      </w:r>
+      <w:proofErr w:type="gramEnd"/>
+      <w:r>
+        <w:t xml:space="preserve"> solo with it, maybe with vibe strike stratagem.</w:t>
+      </w:r>
+    </w:p>
+    <w:p>
+      <w:r>
+        <w:t xml:space="preserve">User 9: </w:t>
+      </w:r>
+      <w:r>
+        <w:t xml:space="preserve">vibe strike </w:t>
+      </w:r>
+      <w:proofErr w:type="gramStart"/>
+      <w:r>
+        <w:t>set’s</w:t>
+      </w:r>
+      <w:proofErr w:type="gramEnd"/>
+      <w:r>
+        <w:t xml:space="preserve"> </w:t>
+      </w:r>
+      <w:proofErr w:type="spellStart"/>
+      <w:r>
+        <w:t>ur</w:t>
+      </w:r>
+      <w:proofErr w:type="spellEnd"/>
+      <w:r>
+        <w:t xml:space="preserve"> teammates on fire, it’s the worst stratagem in the game</w:t>
       </w:r>
       <w:r>
         <w:t xml:space="preserve">, </w:t>
       </w:r>
       <w:r>
-        <w:t>u killed me like 10 times</w:t>
-      </w:r>
-      <w:r>
-        <w:t>, cunt</w:t>
-      </w:r>
-    </w:p>
-    <w:p>
-      <w:r>
-        <w:t xml:space="preserve">User 5: </w:t>
-      </w:r>
-      <w:r>
-        <w:t xml:space="preserve">mf is acting like nothing happened, </w:t>
-      </w:r>
-      <w:r>
-        <w:t>go fuck urself</w:t>
-      </w:r>
-    </w:p>
-    <w:p>
-      <w:r>
-        <w:t xml:space="preserve">User 6: bro that last </w:t>
-      </w:r>
-      <w:r>
-        <w:t>sprint</w:t>
-      </w:r>
-      <w:r>
-        <w:t xml:space="preserve"> was painful to watch, </w:t>
-      </w:r>
-      <w:r>
-        <w:t>u brought like the worst guns for bugs</w:t>
-      </w:r>
-      <w:r>
-        <w:t>, shit wasn’t even close</w:t>
-      </w:r>
-      <w:r>
-        <w:t xml:space="preserve"> lmao</w:t>
-      </w:r>
-    </w:p>
-    <w:p>
-      <w:r>
-        <w:t xml:space="preserve">User 7: bro </w:t>
-      </w:r>
-      <w:r>
-        <w:t>was speedrunning the sprint failure</w:t>
-      </w:r>
-    </w:p>
-    <w:p>
-      <w:r>
-        <w:t xml:space="preserve">User 8: this noob ass was bragging about his skill so much and couldn’t even </w:t>
-      </w:r>
-      <w:r>
-        <w:t>clear a squid repository, bruuuh</w:t>
-      </w:r>
-    </w:p>
-    <w:p>
+        <w:t>unless u r retarded ofc</w:t>
+      </w:r>
+    </w:p>
+    <w:p>
+      <w:r>
+        <w:t xml:space="preserve">Ah yes, </w:t>
+      </w:r>
+      <w:r>
+        <w:t>Zero</w:t>
+      </w:r>
+      <w:r>
+        <w:t>. Made by the same developer, Sp</w:t>
+      </w:r>
+      <w:r>
+        <w:t>earhead Studios</w:t>
+      </w:r>
+      <w:r>
+        <w:t xml:space="preserve">, as </w:t>
+      </w:r>
+      <w:r>
+        <w:t>our game</w:t>
+      </w:r>
+      <w:r>
+        <w:t>. Instead of making content and patches</w:t>
+      </w:r>
+      <w:r>
+        <w:t xml:space="preserve"> for </w:t>
+      </w:r>
+      <w:proofErr w:type="spellStart"/>
+      <w:r>
+        <w:t>Cyberdivers</w:t>
+      </w:r>
+      <w:proofErr w:type="spellEnd"/>
+      <w:r>
+        <w:t>, they decided to make some random ass</w:t>
+      </w:r>
+      <w:r>
+        <w:t xml:space="preserve"> spin-</w:t>
+      </w:r>
       <w:r>
         <w:lastRenderedPageBreak/>
-        <w:t>User 9: secondhand embarrassment from watching u play was insane, I’d actually kms if I were you</w:t>
-      </w:r>
-    </w:p>
-    <w:p>
-      <w:r>
-        <w:t>User 10: that’s crazy lmao</w:t>
-      </w:r>
-    </w:p>
-    <w:p>
-      <w:r>
-        <w:t xml:space="preserve">They love me. I know it looks like they are </w:t>
-      </w:r>
-      <w:r>
-        <w:t>grilling the fuck out of</w:t>
-      </w:r>
-      <w:r>
-        <w:t xml:space="preserve"> me and calling me bad at the game or something</w:t>
-      </w:r>
-      <w:r>
-        <w:t xml:space="preserve">, but it’s actually </w:t>
-      </w:r>
-      <w:r>
-        <w:t>fine</w:t>
-      </w:r>
-      <w:r>
-        <w:t>, you just don’t get it</w:t>
-      </w:r>
-      <w:r>
-        <w:t xml:space="preserve">. It’s how we show </w:t>
-      </w:r>
-      <w:r>
-        <w:t>love</w:t>
-      </w:r>
-      <w:r>
-        <w:t xml:space="preserve"> and respect for each other, just friendly roasting. They know I’m good</w:t>
-      </w:r>
-      <w:r>
-        <w:t xml:space="preserve"> at the game</w:t>
-      </w:r>
-      <w:r>
-        <w:t>, they are just fucking with me.</w:t>
-      </w:r>
-    </w:p>
-    <w:p>
-      <w:r>
-        <w:t>User 9: ain’t no one f</w:t>
-      </w:r>
-      <w:r>
-        <w:t xml:space="preserve">ucking </w:t>
-      </w:r>
-      <w:r>
-        <w:t>w</w:t>
-      </w:r>
-      <w:r>
-        <w:t>ith</w:t>
-      </w:r>
-      <w:r>
-        <w:t xml:space="preserve"> this dude, </w:t>
-      </w:r>
-      <w:r>
-        <w:t>kick</w:t>
-      </w:r>
-      <w:r>
-        <w:t xml:space="preserve"> his ass out of here</w:t>
-      </w:r>
-    </w:p>
-    <w:p>
-      <w:r>
-        <w:t>It’s all jokes, trust me.</w:t>
-      </w:r>
-    </w:p>
-    <w:p>
-      <w:pPr>
-        <w:pStyle w:val="Heading3"/>
-      </w:pPr>
-      <w:bookmarkStart w:id="18" w:name="_Toc216793254"/>
-      <w:r>
-        <w:t>Chance to prove yourself</w:t>
-      </w:r>
-      <w:bookmarkEnd w:id="18"/>
-    </w:p>
-    <w:p>
-      <w:r>
-        <w:t>(Screen goes back to normal)</w:t>
-      </w:r>
-    </w:p>
-    <w:p>
-      <w:r>
-        <w:t xml:space="preserve">User 10: yo, y’all seen the news about delayed </w:t>
-      </w:r>
-      <w:r>
-        <w:t>zero</w:t>
-      </w:r>
-      <w:r>
-        <w:t xml:space="preserve"> dlc?</w:t>
-      </w:r>
-    </w:p>
-    <w:p>
-      <w:r>
-        <w:t xml:space="preserve">User 2: yeah, </w:t>
-      </w:r>
-      <w:r>
-        <w:t>Spearhead</w:t>
-      </w:r>
-      <w:r>
-        <w:t xml:space="preserve"> can’t make the new content even for </w:t>
-      </w:r>
-      <w:r>
-        <w:t>zero</w:t>
-      </w:r>
-      <w:r>
-        <w:t xml:space="preserve"> lol</w:t>
-      </w:r>
-    </w:p>
-    <w:p>
-      <w:r>
-        <w:t>User 3: Zero the game? More like zero dlc</w:t>
-      </w:r>
-    </w:p>
-    <w:p>
-      <w:r>
-        <w:t>User 4: I will pay u not to joke ever again</w:t>
-      </w:r>
-    </w:p>
-    <w:p>
-      <w:r>
-        <w:t xml:space="preserve">User 5: holy cornball </w:t>
-      </w:r>
-    </w:p>
-    <w:p>
-      <w:r>
-        <w:t xml:space="preserve">User 6: fuck yeah, at least that means that finally </w:t>
-      </w:r>
-      <w:r>
-        <w:t>spearhead</w:t>
-      </w:r>
-      <w:r>
-        <w:t xml:space="preserve"> heard us and making smth new for </w:t>
-      </w:r>
+        <w:t>off</w:t>
+      </w:r>
+      <w:r>
+        <w:t xml:space="preserve"> in the same universe</w:t>
+      </w:r>
+      <w:r>
+        <w:t>,</w:t>
+      </w:r>
+      <w:r>
+        <w:t xml:space="preserve"> and the game wasn’t even that good.</w:t>
+      </w:r>
+      <w:r>
+        <w:t xml:space="preserve"> And now they are working on the </w:t>
+      </w:r>
+      <w:proofErr w:type="spellStart"/>
+      <w:r>
+        <w:t>dlc</w:t>
+      </w:r>
+      <w:proofErr w:type="spellEnd"/>
+      <w:r>
+        <w:t xml:space="preserve"> for it</w:t>
+      </w:r>
+      <w:r>
+        <w:t xml:space="preserve">, while </w:t>
+      </w:r>
+      <w:proofErr w:type="spellStart"/>
       <w:r>
         <w:t>cyberdivers</w:t>
       </w:r>
-    </w:p>
-    <w:p>
-      <w:r>
-        <w:t>User 7: this absolutely does not mean that bruh, they just can’t do shit</w:t>
-      </w:r>
-    </w:p>
-    <w:p>
-      <w:r>
-        <w:t xml:space="preserve">User 12: </w:t>
-      </w:r>
-      <w:r>
-        <w:t>zero</w:t>
-      </w:r>
+      <w:proofErr w:type="spellEnd"/>
       <w:r>
         <w:t xml:space="preserve"> </w:t>
       </w:r>
       <w:r>
-        <w:t xml:space="preserve">fans </w:t>
-      </w:r>
-      <w:r>
-        <w:t>are in shambles rn</w:t>
-      </w:r>
-    </w:p>
-    <w:p>
-      <w:r>
-        <w:t>User 8: maybe we will finally get a</w:t>
-      </w:r>
-      <w:r>
-        <w:t>n</w:t>
+        <w:t>is</w:t>
+      </w:r>
+      <w:r>
+        <w:t xml:space="preserve"> dying without new updates, fucking idiots.</w:t>
+      </w:r>
+    </w:p>
+    <w:p>
+      <w:r>
+        <w:t>User 11: maybe don’t be a moron and don’t stand right next to it next time, might help idk</w:t>
+      </w:r>
+    </w:p>
+    <w:p>
+      <w:r>
+        <w:t xml:space="preserve">User 11: </w:t>
+      </w:r>
+      <w:r>
+        <w:t>point is</w:t>
+      </w:r>
+      <w:r>
+        <w:t>,</w:t>
       </w:r>
       <w:r>
         <w:t xml:space="preserve"> </w:t>
       </w:r>
       <w:r>
-        <w:t>ak 4.7.0 buff</w:t>
-      </w:r>
-    </w:p>
-    <w:p>
-      <w:r>
-        <w:t xml:space="preserve">User 11: </w:t>
-      </w:r>
-      <w:r>
-        <w:t>ak 4.7.0 is already op</w:t>
-      </w:r>
-      <w:r>
-        <w:t xml:space="preserve">, u </w:t>
-      </w:r>
-      <w:r>
-        <w:t>just don’t know how to play with it</w:t>
-      </w:r>
-      <w:r>
-        <w:t xml:space="preserve">, I can easily </w:t>
-      </w:r>
-      <w:r>
-        <w:t>clear bugs source solo with it, maybe with vibe strike stratagem.</w:t>
-      </w:r>
-    </w:p>
-    <w:p>
-      <w:r>
-        <w:t xml:space="preserve">User 9: </w:t>
-      </w:r>
-      <w:r>
-        <w:t>vibe strike set’s ur teammates on fire, it’s the worst stratagem in the game</w:t>
-      </w:r>
-      <w:r>
-        <w:t xml:space="preserve">, </w:t>
-      </w:r>
-      <w:r>
-        <w:t>unless u r retarded ofc</w:t>
-      </w:r>
-    </w:p>
-    <w:p>
-      <w:r>
-        <w:t xml:space="preserve">Ah yes, </w:t>
-      </w:r>
-      <w:r>
-        <w:t>Zero</w:t>
-      </w:r>
-      <w:r>
-        <w:t>. Made by the same developer, Sp</w:t>
-      </w:r>
-      <w:r>
-        <w:t>earhead Studios</w:t>
-      </w:r>
-      <w:r>
-        <w:t xml:space="preserve">, as </w:t>
-      </w:r>
-      <w:r>
-        <w:t>our game</w:t>
-      </w:r>
-      <w:r>
-        <w:t>. Instead of making content and patches</w:t>
-      </w:r>
-      <w:r>
-        <w:t xml:space="preserve"> for Cyberdivers</w:t>
-      </w:r>
-      <w:r>
-        <w:t>, they decided to make some random ass</w:t>
-      </w:r>
-      <w:r>
-        <w:t xml:space="preserve"> spin-off</w:t>
-      </w:r>
-      <w:r>
-        <w:t xml:space="preserve"> in the same universe</w:t>
-      </w:r>
-      <w:r>
-        <w:t>,</w:t>
-      </w:r>
-      <w:r>
-        <w:t xml:space="preserve"> and the game wasn’t even that good.</w:t>
-      </w:r>
-      <w:r>
-        <w:t xml:space="preserve"> And now they are working on the dlc</w:t>
-      </w:r>
-      <w:r>
-        <w:t xml:space="preserve"> for it</w:t>
-      </w:r>
-      <w:r>
-        <w:t xml:space="preserve">, while </w:t>
-      </w:r>
-      <w:r>
-        <w:t>cyberdivers</w:t>
-      </w:r>
-      <w:r>
-        <w:t xml:space="preserve"> </w:t>
-      </w:r>
-      <w:r>
-        <w:t>is</w:t>
-      </w:r>
-      <w:r>
-        <w:t xml:space="preserve"> dying without new updates, fucking idiots.</w:t>
-      </w:r>
-    </w:p>
-    <w:p>
-      <w:r>
-        <w:lastRenderedPageBreak/>
-        <w:t>User 11: maybe don’t be a moron and don’t stand right next to it next time, might help idk</w:t>
-      </w:r>
-    </w:p>
-    <w:p>
-      <w:r>
-        <w:t xml:space="preserve">User 11: </w:t>
-      </w:r>
-      <w:r>
-        <w:t>point is</w:t>
-      </w:r>
-      <w:r>
-        <w:t>,</w:t>
-      </w:r>
-      <w:r>
-        <w:t xml:space="preserve"> </w:t>
-      </w:r>
-      <w:r>
-        <w:t>if u can’t use ak 4.7.0 properly</w:t>
+        <w:t xml:space="preserve">if u can’t use </w:t>
+      </w:r>
+      <w:proofErr w:type="spellStart"/>
+      <w:r>
+        <w:t>ak</w:t>
+      </w:r>
+      <w:proofErr w:type="spellEnd"/>
+      <w:r>
+        <w:t xml:space="preserve"> 4.7.0 properly</w:t>
       </w:r>
       <w:r>
         <w:rPr>
@@ -4704,7 +5946,15 @@
     </w:p>
     <w:p>
       <w:r>
-        <w:t>You know what, I wanna check how do they do in their sub. I bet you they are moaning and bitching over there</w:t>
+        <w:t xml:space="preserve">You know what, I </w:t>
+      </w:r>
+      <w:proofErr w:type="spellStart"/>
+      <w:r>
+        <w:t>wanna</w:t>
+      </w:r>
+      <w:proofErr w:type="spellEnd"/>
+      <w:r>
+        <w:t xml:space="preserve"> check how do they do in their sub. I bet you they are moaning and bitching over there</w:t>
       </w:r>
       <w:r>
         <w:t>, because of the delay</w:t>
@@ -4713,25 +5963,65 @@
         <w:t xml:space="preserve">. </w:t>
       </w:r>
       <w:r>
-        <w:t>Can’t wait see it.</w:t>
-      </w:r>
-    </w:p>
-    <w:p>
-      <w:r>
-        <w:t xml:space="preserve">(User is prompted to search for </w:t>
-      </w:r>
-      <w:r>
-        <w:t>wl3 sub and find the post with the news)</w:t>
-      </w:r>
-    </w:p>
-    <w:p>
-      <w:r>
-        <w:t>(User is going to comments)</w:t>
-      </w:r>
-    </w:p>
-    <w:p>
-      <w:r>
-        <w:t>Bruh what? “Let devs take as much time as they want”, bro wtf, they are so…so…so</w:t>
+        <w:t xml:space="preserve">Can’t wait </w:t>
+      </w:r>
+      <w:proofErr w:type="gramStart"/>
+      <w:r>
+        <w:t>see</w:t>
+      </w:r>
+      <w:proofErr w:type="gramEnd"/>
+      <w:r>
+        <w:t xml:space="preserve"> it.</w:t>
+      </w:r>
+    </w:p>
+    <w:p>
+      <w:r>
+        <w:t>(</w:t>
+      </w:r>
+      <w:proofErr w:type="gramStart"/>
+      <w:r>
+        <w:t>User is</w:t>
+      </w:r>
+      <w:proofErr w:type="gramEnd"/>
+      <w:r>
+        <w:t xml:space="preserve"> prompted to search for </w:t>
+      </w:r>
+      <w:r>
+        <w:t xml:space="preserve">wl3 </w:t>
+      </w:r>
+      <w:proofErr w:type="gramStart"/>
+      <w:r>
+        <w:t>sub</w:t>
+      </w:r>
+      <w:proofErr w:type="gramEnd"/>
+      <w:r>
+        <w:t xml:space="preserve"> and find the post with the news)</w:t>
+      </w:r>
+    </w:p>
+    <w:p>
+      <w:r>
+        <w:t xml:space="preserve">(User is going to </w:t>
+      </w:r>
+      <w:proofErr w:type="gramStart"/>
+      <w:r>
+        <w:t>comments</w:t>
+      </w:r>
+      <w:proofErr w:type="gramEnd"/>
+      <w:r>
+        <w:t>)</w:t>
+      </w:r>
+    </w:p>
+    <w:p>
+      <w:r>
+        <w:t xml:space="preserve">Bruh what? “Let </w:t>
+      </w:r>
+      <w:proofErr w:type="spellStart"/>
+      <w:r>
+        <w:t>devs</w:t>
+      </w:r>
+      <w:proofErr w:type="spellEnd"/>
+      <w:r>
+        <w:t xml:space="preserve"> take as much time as they want”, bro wtf, they are so…so…so</w:t>
       </w:r>
       <w:r>
         <w:t xml:space="preserve"> fucking</w:t>
@@ -4750,12 +6040,28 @@
     </w:p>
     <w:p>
       <w:r>
-        <w:t xml:space="preserve">Look at these posts bruh. </w:t>
-      </w:r>
-    </w:p>
-    <w:p>
-      <w:r>
-        <w:t xml:space="preserve">So spineless, like “our dlc got delayed? </w:t>
+        <w:t xml:space="preserve">Look at these posts </w:t>
+      </w:r>
+      <w:proofErr w:type="spellStart"/>
+      <w:r>
+        <w:t>bruh</w:t>
+      </w:r>
+      <w:proofErr w:type="spellEnd"/>
+      <w:r>
+        <w:t xml:space="preserve">. </w:t>
+      </w:r>
+    </w:p>
+    <w:p>
+      <w:r>
+        <w:t xml:space="preserve">So spineless, like “our </w:t>
+      </w:r>
+      <w:proofErr w:type="spellStart"/>
+      <w:r>
+        <w:t>dlc</w:t>
+      </w:r>
+      <w:proofErr w:type="spellEnd"/>
+      <w:r>
+        <w:t xml:space="preserve"> got delayed? </w:t>
       </w:r>
       <w:r>
         <w:t xml:space="preserve">It’s ok, </w:t>
@@ -4764,7 +6070,23 @@
         <w:t>let them take their time</w:t>
       </w:r>
       <w:r>
-        <w:t>” tf is this. You absolutely should demand new content from the devs, they are working for you</w:t>
+        <w:t xml:space="preserve">” </w:t>
+      </w:r>
+      <w:proofErr w:type="spellStart"/>
+      <w:r>
+        <w:t>tf</w:t>
+      </w:r>
+      <w:proofErr w:type="spellEnd"/>
+      <w:r>
+        <w:t xml:space="preserve"> is this. You absolutely should demand new content from the </w:t>
+      </w:r>
+      <w:proofErr w:type="spellStart"/>
+      <w:r>
+        <w:t>devs</w:t>
+      </w:r>
+      <w:proofErr w:type="spellEnd"/>
+      <w:r>
+        <w:t>, they are working for you</w:t>
       </w:r>
       <w:r>
         <w:t>,</w:t>
@@ -4802,7 +6124,15 @@
     </w:p>
     <w:p>
       <w:r>
-        <w:t>(User is prompted to go to the post with noob question)</w:t>
+        <w:t xml:space="preserve">(User is prompted to go to the post with noob </w:t>
+      </w:r>
+      <w:proofErr w:type="gramStart"/>
+      <w:r>
+        <w:t>question</w:t>
+      </w:r>
+      <w:proofErr w:type="gramEnd"/>
+      <w:r>
+        <w:t>)</w:t>
       </w:r>
     </w:p>
     <w:p>
@@ -4815,10 +6145,26 @@
         <w:t xml:space="preserve">And these </w:t>
       </w:r>
       <w:r>
-        <w:t xml:space="preserve">stupid ass questions like this one “uhhhhh how do u get in that room” like don’t u see the </w:t>
-      </w:r>
-      <w:r>
-        <w:t xml:space="preserve">vent in there? Have you tried looking or do you just run to this subforum for help at any minor inconvenience? This is why noobs should be mocked for their stupidity, they’ll learn how to think </w:t>
+        <w:t>stupid ass questions like this one “</w:t>
+      </w:r>
+      <w:proofErr w:type="spellStart"/>
+      <w:r>
+        <w:t>uhhhhh</w:t>
+      </w:r>
+      <w:proofErr w:type="spellEnd"/>
+      <w:r>
+        <w:t xml:space="preserve"> how do u get in that room” like don’t u see the </w:t>
+      </w:r>
+      <w:r>
+        <w:t xml:space="preserve">vent in there? Have you tried looking or do you just run to this subforum for help at any minor inconvenience? This is why noobs should be mocked for their </w:t>
+      </w:r>
+      <w:proofErr w:type="gramStart"/>
+      <w:r>
+        <w:t>stupidity,</w:t>
+      </w:r>
+      <w:proofErr w:type="gramEnd"/>
+      <w:r>
+        <w:t xml:space="preserve"> they’ll learn how to think </w:t>
       </w:r>
       <w:r>
         <w:t>by themselves</w:t>
@@ -4855,7 +6201,15 @@
     </w:p>
     <w:p>
       <w:r>
-        <w:t xml:space="preserve">Oh boy, look how nice everyone here is bruh. Look how everyone being respectful to each other, like isn’t it fucking pathetic? There is either right opinion </w:t>
+        <w:t xml:space="preserve">Oh boy, look how nice everyone here is </w:t>
+      </w:r>
+      <w:proofErr w:type="spellStart"/>
+      <w:r>
+        <w:t>bruh</w:t>
+      </w:r>
+      <w:proofErr w:type="spellEnd"/>
+      <w:r>
+        <w:t xml:space="preserve">. Look how everyone being respectful to each other, like isn’t it fucking pathetic? There is either right opinion </w:t>
       </w:r>
       <w:r>
         <w:t xml:space="preserve">or wrong opinion, nothing in between. If y’all being so polite and </w:t>
@@ -4870,7 +6224,23 @@
         <w:t>arguing</w:t>
       </w:r>
       <w:r>
-        <w:t xml:space="preserve">, how tf are you gonna </w:t>
+        <w:t xml:space="preserve">, how </w:t>
+      </w:r>
+      <w:proofErr w:type="spellStart"/>
+      <w:r>
+        <w:t>tf</w:t>
+      </w:r>
+      <w:proofErr w:type="spellEnd"/>
+      <w:r>
+        <w:t xml:space="preserve"> are you </w:t>
+      </w:r>
+      <w:proofErr w:type="spellStart"/>
+      <w:r>
+        <w:t>gonna</w:t>
+      </w:r>
+      <w:proofErr w:type="spellEnd"/>
+      <w:r>
+        <w:t xml:space="preserve"> </w:t>
       </w:r>
       <w:r>
         <w:t>figure out what’s wrong and what’s right</w:t>
@@ -4905,24 +6275,33 @@
       <w:r>
         <w:t xml:space="preserve"> being so nice </w:t>
       </w:r>
+      <w:proofErr w:type="gramStart"/>
       <w:r>
         <w:t>like</w:t>
       </w:r>
+      <w:proofErr w:type="gramEnd"/>
       <w:r>
         <w:t xml:space="preserve"> we</w:t>
       </w:r>
       <w:r>
-        <w:t xml:space="preserve"> are gonna</w:t>
-      </w:r>
+        <w:t xml:space="preserve"> are </w:t>
+      </w:r>
+      <w:proofErr w:type="spellStart"/>
+      <w:r>
+        <w:t>gonna</w:t>
+      </w:r>
+      <w:proofErr w:type="spellEnd"/>
       <w:r>
         <w:t xml:space="preserve"> believe it</w:t>
       </w:r>
       <w:r>
         <w:t xml:space="preserve">. Maybe </w:t>
       </w:r>
+      <w:proofErr w:type="spellStart"/>
       <w:r>
         <w:t>cyberdivers</w:t>
       </w:r>
+      <w:proofErr w:type="spellEnd"/>
       <w:r>
         <w:t xml:space="preserve"> are rude, maybe we are toxic</w:t>
       </w:r>
@@ -4936,15 +6315,20 @@
         <w:t xml:space="preserve"> cunt,</w:t>
       </w:r>
       <w:r>
-        <w:t xml:space="preserve"> asshole, moron, retard, fuckwit, dumbass, braindead, stupid, dickhead</w:t>
-      </w:r>
-      <w:r>
-        <w:t xml:space="preserve">, brain-numbing, </w:t>
+        <w:t xml:space="preserve"> </w:t>
       </w:r>
       <w:r>
         <w:lastRenderedPageBreak/>
-        <w:t>room temperature iq</w:t>
-      </w:r>
+        <w:t>asshole, moron, retard, fuckwit, dumbass, braindead, stupid, dickhead</w:t>
+      </w:r>
+      <w:r>
+        <w:t xml:space="preserve">, brain-numbing, room temperature </w:t>
+      </w:r>
+      <w:proofErr w:type="spellStart"/>
+      <w:r>
+        <w:t>iq</w:t>
+      </w:r>
+      <w:proofErr w:type="spellEnd"/>
       <w:r>
         <w:t xml:space="preserve"> imbecile,</w:t>
       </w:r>
@@ -4952,7 +6336,15 @@
         <w:t xml:space="preserve"> </w:t>
       </w:r>
       <w:r>
-        <w:t xml:space="preserve">motherfucker, fatherfucker, </w:t>
+        <w:t xml:space="preserve">motherfucker, </w:t>
+      </w:r>
+      <w:proofErr w:type="spellStart"/>
+      <w:r>
+        <w:t>fatherfucker</w:t>
+      </w:r>
+      <w:proofErr w:type="spellEnd"/>
+      <w:r>
+        <w:t xml:space="preserve">, </w:t>
       </w:r>
       <w:r>
         <w:t xml:space="preserve">product of the </w:t>
@@ -4974,13 +6366,23 @@
     </w:p>
     <w:p>
       <w:r>
-        <w:t>fuckface, shitfuck</w:t>
-      </w:r>
+        <w:t xml:space="preserve">fuckface, </w:t>
+      </w:r>
+      <w:proofErr w:type="spellStart"/>
+      <w:r>
+        <w:t>shitfuck</w:t>
+      </w:r>
+      <w:proofErr w:type="spellEnd"/>
       <w:r>
         <w:t xml:space="preserve">, </w:t>
       </w:r>
-      <w:r>
-        <w:t>fuckfuck but</w:t>
+      <w:proofErr w:type="spellStart"/>
+      <w:r>
+        <w:t>fuckfuck</w:t>
+      </w:r>
+      <w:proofErr w:type="spellEnd"/>
+      <w:r>
+        <w:t xml:space="preserve"> but</w:t>
       </w:r>
       <w:r>
         <w:t xml:space="preserve"> at least we are honest</w:t>
@@ -5007,7 +6409,15 @@
     </w:p>
     <w:p>
       <w:r>
-        <w:t>(Ui elements start to fall down)</w:t>
+        <w:t xml:space="preserve">(Ui elements start to </w:t>
+      </w:r>
+      <w:proofErr w:type="gramStart"/>
+      <w:r>
+        <w:t>fall down</w:t>
+      </w:r>
+      <w:proofErr w:type="gramEnd"/>
+      <w:r>
+        <w:t>)</w:t>
       </w:r>
     </w:p>
     <w:p>
@@ -5030,7 +6440,23 @@
         <w:t xml:space="preserve"> </w:t>
       </w:r>
       <w:r>
-        <w:t>and I learned smth about webdev and some cybersecurity stuff</w:t>
+        <w:t xml:space="preserve">and I learned </w:t>
+      </w:r>
+      <w:proofErr w:type="spellStart"/>
+      <w:r>
+        <w:t>smth</w:t>
+      </w:r>
+      <w:proofErr w:type="spellEnd"/>
+      <w:r>
+        <w:t xml:space="preserve"> about </w:t>
+      </w:r>
+      <w:proofErr w:type="spellStart"/>
+      <w:r>
+        <w:t>webdev</w:t>
+      </w:r>
+      <w:proofErr w:type="spellEnd"/>
+      <w:r>
+        <w:t xml:space="preserve"> and some cybersecurity stuff</w:t>
       </w:r>
       <w:r>
         <w:t>, like phishing</w:t>
@@ -5045,7 +6471,15 @@
         <w:t>thought</w:t>
       </w:r>
       <w:r>
-        <w:t xml:space="preserve"> I was kinda weird. Well, whatever, who gives a shit right? </w:t>
+        <w:t xml:space="preserve"> I was </w:t>
+      </w:r>
+      <w:proofErr w:type="spellStart"/>
+      <w:r>
+        <w:t>kinda</w:t>
+      </w:r>
+      <w:proofErr w:type="spellEnd"/>
+      <w:r>
+        <w:t xml:space="preserve"> weird. Well, whatever, who gives a shit right? </w:t>
       </w:r>
     </w:p>
     <w:p>
@@ -5112,9 +6546,11 @@
       <w:r>
         <w:t xml:space="preserve">in </w:t>
       </w:r>
+      <w:proofErr w:type="spellStart"/>
       <w:r>
         <w:t>cyberdivers</w:t>
       </w:r>
+      <w:proofErr w:type="spellEnd"/>
       <w:r>
         <w:t xml:space="preserve"> chat</w:t>
       </w:r>
@@ -5149,8 +6585,21 @@
       </w:r>
     </w:p>
     <w:p>
-      <w:r>
-        <w:t xml:space="preserve">Main_hero: I’m gonna hack </w:t>
+      <w:proofErr w:type="spellStart"/>
+      <w:r>
+        <w:t>Main_hero</w:t>
+      </w:r>
+      <w:proofErr w:type="spellEnd"/>
+      <w:r>
+        <w:t xml:space="preserve">: I’m </w:t>
+      </w:r>
+      <w:proofErr w:type="spellStart"/>
+      <w:r>
+        <w:t>gonna</w:t>
+      </w:r>
+      <w:proofErr w:type="spellEnd"/>
+      <w:r>
+        <w:t xml:space="preserve"> hack </w:t>
       </w:r>
       <w:r>
         <w:t>zero</w:t>
@@ -5171,19 +6620,18 @@
     </w:p>
     <w:p>
       <w:r>
-        <w:t>User 4: AHAHAHAH</w:t>
-      </w:r>
-      <w:r>
-        <w:t>AHAHA</w:t>
+        <w:t>User 4: AHAHAHAHAHAHA</w:t>
       </w:r>
     </w:p>
     <w:p>
       <w:r>
         <w:t xml:space="preserve">User 4: </w:t>
       </w:r>
+      <w:proofErr w:type="spellStart"/>
       <w:r>
         <w:t>ahahahah</w:t>
       </w:r>
+      <w:proofErr w:type="spellEnd"/>
     </w:p>
     <w:p>
       <w:r>
@@ -5197,7 +6645,15 @@
     </w:p>
     <w:p>
       <w:r>
-        <w:t>User 6: u can’t even use a keyboard son fym hack</w:t>
+        <w:t xml:space="preserve">User 6: u can’t even use a keyboard son </w:t>
+      </w:r>
+      <w:proofErr w:type="spellStart"/>
+      <w:r>
+        <w:t>fym</w:t>
+      </w:r>
+      <w:proofErr w:type="spellEnd"/>
+      <w:r>
+        <w:t xml:space="preserve"> hack</w:t>
       </w:r>
     </w:p>
     <w:p>
@@ -5212,77 +6668,367 @@
     </w:p>
     <w:p>
       <w:r>
+        <w:lastRenderedPageBreak/>
         <w:t>User 9: AHAHAH</w:t>
       </w:r>
     </w:p>
     <w:p>
+      <w:proofErr w:type="spellStart"/>
+      <w:r>
+        <w:t>Main_hero</w:t>
+      </w:r>
+      <w:proofErr w:type="spellEnd"/>
+      <w:r>
+        <w:t xml:space="preserve">: nah y’all will see, I </w:t>
+      </w:r>
+      <w:proofErr w:type="gramStart"/>
+      <w:r>
+        <w:t>actually can</w:t>
+      </w:r>
+      <w:proofErr w:type="gramEnd"/>
+      <w:r>
+        <w:t xml:space="preserve"> do it</w:t>
+      </w:r>
+    </w:p>
+    <w:p>
+      <w:r>
+        <w:t xml:space="preserve">User 4: </w:t>
+      </w:r>
+      <w:proofErr w:type="spellStart"/>
+      <w:r>
+        <w:t>bro</w:t>
+      </w:r>
+      <w:r>
+        <w:t>chacho</w:t>
+      </w:r>
+      <w:proofErr w:type="spellEnd"/>
+      <w:r>
+        <w:t xml:space="preserve"> stfu</w:t>
+      </w:r>
+    </w:p>
+    <w:p>
+      <w:r>
+        <w:t xml:space="preserve">User 6: </w:t>
+      </w:r>
+      <w:proofErr w:type="spellStart"/>
+      <w:r>
+        <w:t>im</w:t>
+      </w:r>
+      <w:proofErr w:type="spellEnd"/>
+      <w:r>
+        <w:t xml:space="preserve"> crying wtf are u talking about </w:t>
+      </w:r>
+      <w:proofErr w:type="spellStart"/>
+      <w:r>
+        <w:t>lmaooo</w:t>
+      </w:r>
+      <w:proofErr w:type="spellEnd"/>
+    </w:p>
+    <w:p>
+      <w:r>
+        <w:t xml:space="preserve">User 5: u r like in the top 10 worst </w:t>
+      </w:r>
+      <w:proofErr w:type="spellStart"/>
+      <w:r>
+        <w:t>cyberdivers</w:t>
+      </w:r>
+      <w:proofErr w:type="spellEnd"/>
+      <w:r>
+        <w:t xml:space="preserve"> oat and u r saying u can hack anything? Bruh wtf</w:t>
+      </w:r>
+    </w:p>
+    <w:p>
+      <w:r>
+        <w:t xml:space="preserve">User 13: instant </w:t>
+      </w:r>
+      <w:proofErr w:type="spellStart"/>
+      <w:r>
+        <w:t>cyberdivers</w:t>
+      </w:r>
+      <w:proofErr w:type="spellEnd"/>
+      <w:r>
+        <w:t xml:space="preserve"> classic</w:t>
+      </w:r>
+    </w:p>
+    <w:p>
+      <w:r>
+        <w:t>User</w:t>
+      </w:r>
+      <w:r>
+        <w:t xml:space="preserve"> 11: son</w:t>
+      </w:r>
+    </w:p>
+    <w:p>
+      <w:r>
+        <w:t xml:space="preserve">User 10: bro is a poser lmao, </w:t>
+      </w:r>
+      <w:proofErr w:type="spellStart"/>
+      <w:r>
+        <w:t>proly</w:t>
+      </w:r>
+      <w:proofErr w:type="spellEnd"/>
+      <w:r>
+        <w:t xml:space="preserve"> don’t even know what is </w:t>
+      </w:r>
+      <w:proofErr w:type="spellStart"/>
+      <w:r>
+        <w:t>sqli</w:t>
+      </w:r>
+      <w:proofErr w:type="spellEnd"/>
+      <w:r>
+        <w:t xml:space="preserve"> is lol</w:t>
+      </w:r>
+    </w:p>
+    <w:p>
+      <w:r>
+        <w:t xml:space="preserve">No </w:t>
+      </w:r>
+      <w:proofErr w:type="spellStart"/>
+      <w:r>
+        <w:t>no</w:t>
+      </w:r>
+      <w:proofErr w:type="spellEnd"/>
+      <w:r>
+        <w:t xml:space="preserve">, I know what it is, it’s a language…for hacking databases…or something. </w:t>
+      </w:r>
+      <w:r>
+        <w:t>It doesn’t</w:t>
+      </w:r>
+      <w:r>
+        <w:t xml:space="preserve"> matter, they’ll see, I absolutely can do it.</w:t>
+      </w:r>
+    </w:p>
+    <w:p>
+      <w:pPr>
+        <w:pStyle w:val="Heading3"/>
+      </w:pPr>
+      <w:bookmarkStart w:id="19" w:name="_Toc216793255"/>
+      <w:r>
+        <w:t>Plan and execution</w:t>
+      </w:r>
+      <w:bookmarkEnd w:id="19"/>
+    </w:p>
+    <w:p>
+      <w:r>
+        <w:t>(Screen goes black)</w:t>
+      </w:r>
+    </w:p>
+    <w:p>
+      <w:r>
+        <w:t xml:space="preserve">Alright, I need a plan. How am I </w:t>
+      </w:r>
+      <w:proofErr w:type="spellStart"/>
+      <w:r>
+        <w:t>gonna</w:t>
+      </w:r>
+      <w:proofErr w:type="spellEnd"/>
+      <w:r>
+        <w:t xml:space="preserve"> do that? Brief search on phishing shows that </w:t>
+      </w:r>
+      <w:r>
+        <w:t>hackers send fake login screens and people fall for them. Why don’t I do the same</w:t>
+      </w:r>
+      <w:r>
+        <w:t xml:space="preserve">? </w:t>
+      </w:r>
+      <w:r>
+        <w:t xml:space="preserve">Admin will click on the link and…well yeah, he’ll probably suspect something. Well, </w:t>
+      </w:r>
+      <w:proofErr w:type="spellStart"/>
+      <w:r>
+        <w:t>ummm</w:t>
+      </w:r>
+      <w:proofErr w:type="spellEnd"/>
+      <w:r>
+        <w:t>…</w:t>
+      </w:r>
+      <w:proofErr w:type="spellStart"/>
+      <w:r>
+        <w:t>maybee</w:t>
+      </w:r>
+      <w:proofErr w:type="spellEnd"/>
+      <w:r>
+        <w:t xml:space="preserve"> </w:t>
+      </w:r>
+      <w:r>
+        <w:t>…</w:t>
+      </w:r>
+      <w:proofErr w:type="spellStart"/>
+      <w:proofErr w:type="gramStart"/>
+      <w:r>
+        <w:t>uhhh</w:t>
+      </w:r>
+      <w:proofErr w:type="spellEnd"/>
+      <w:r>
+        <w:t>..</w:t>
+      </w:r>
+      <w:proofErr w:type="gramEnd"/>
+      <w:r>
+        <w:t xml:space="preserve"> </w:t>
+      </w:r>
+      <w:r>
+        <w:t>I need to bait</w:t>
+      </w:r>
+      <w:r>
+        <w:t xml:space="preserve"> him</w:t>
+      </w:r>
+      <w:r>
+        <w:t>!</w:t>
+      </w:r>
+      <w:r>
+        <w:t xml:space="preserve"> </w:t>
+      </w:r>
+      <w:r>
+        <w:t>Like, I’ll tell him that he won $300 in the giveaway and all he needs to do to collect it is to click on that link.</w:t>
+      </w:r>
+    </w:p>
+    <w:p>
+      <w:r>
+        <w:t xml:space="preserve">Yeah, that is fucking retarded, this is never </w:t>
+      </w:r>
+      <w:proofErr w:type="spellStart"/>
+      <w:r>
+        <w:t>gonna</w:t>
+      </w:r>
+      <w:proofErr w:type="spellEnd"/>
+      <w:r>
+        <w:t xml:space="preserve"> work, this is like the stupidest thing ever I could suggest.</w:t>
+      </w:r>
+    </w:p>
+    <w:p>
+      <w:r>
+        <w:t>Or what if…</w:t>
+      </w:r>
+    </w:p>
+    <w:p>
+      <w:r>
+        <w:t xml:space="preserve">(Chat window appears with message from </w:t>
+      </w:r>
+      <w:proofErr w:type="spellStart"/>
+      <w:r>
+        <w:t>main_hero</w:t>
+      </w:r>
+      <w:proofErr w:type="spellEnd"/>
+      <w:r>
+        <w:t xml:space="preserve"> about the post)</w:t>
+      </w:r>
+    </w:p>
+    <w:p>
+      <w:r>
+        <w:t>I</w:t>
+      </w:r>
+      <w:r>
+        <w:t>’ll</w:t>
+      </w:r>
+      <w:r>
+        <w:t xml:space="preserve"> report to him some post which needs to be deleted, but it won’t be an actual post, it will be a fake post</w:t>
+      </w:r>
+      <w:r>
+        <w:t>!</w:t>
+      </w:r>
+      <w:r>
+        <w:t xml:space="preserve"> Admin will click on that to check it out</w:t>
+      </w:r>
+    </w:p>
+    <w:p>
+      <w:r>
+        <w:t>(User is prompted to click on the link)</w:t>
+      </w:r>
+    </w:p>
+    <w:p>
+      <w:r>
+        <w:t xml:space="preserve">(Fake </w:t>
+      </w:r>
+      <w:proofErr w:type="gramStart"/>
+      <w:r>
+        <w:t>post appear</w:t>
+      </w:r>
+      <w:r>
+        <w:t>s</w:t>
+      </w:r>
+      <w:proofErr w:type="gramEnd"/>
+      <w:r>
+        <w:t>)</w:t>
+      </w:r>
+    </w:p>
+    <w:p>
+      <w:r>
+        <w:t>Admin clicks on the delete button</w:t>
+      </w:r>
+    </w:p>
+    <w:p>
+      <w:r>
+        <w:t>(User is prompted to delete the post)</w:t>
+      </w:r>
+    </w:p>
+    <w:p>
       <w:r>
         <w:lastRenderedPageBreak/>
-        <w:t>Main_hero: nah y’all will see, I actually can do it</w:t>
-      </w:r>
-    </w:p>
-    <w:p>
-      <w:r>
-        <w:t>User 4: bro</w:t>
-      </w:r>
-      <w:r>
-        <w:t>chacho stfu</w:t>
-      </w:r>
-    </w:p>
-    <w:p>
-      <w:r>
-        <w:t>User 6: im crying wtf are u talking about lmaooo</w:t>
-      </w:r>
-    </w:p>
-    <w:p>
-      <w:r>
-        <w:t xml:space="preserve">User 5: u r like in the top 10 worst </w:t>
-      </w:r>
-      <w:r>
-        <w:t>cyberdivers</w:t>
-      </w:r>
-      <w:r>
-        <w:t xml:space="preserve"> oat and u r saying u can hack anything? Bruh wtf</w:t>
-      </w:r>
-    </w:p>
-    <w:p>
-      <w:r>
-        <w:t>User 13: instant cyberdivers classic</w:t>
-      </w:r>
-    </w:p>
-    <w:p>
-      <w:r>
-        <w:t>User</w:t>
-      </w:r>
-      <w:r>
-        <w:t xml:space="preserve"> 11: son</w:t>
-      </w:r>
-    </w:p>
-    <w:p>
-      <w:r>
-        <w:t>User 10: bro is a poser lmao, proly don’t even know what is sqli is lol</w:t>
-      </w:r>
-    </w:p>
-    <w:p>
-      <w:r>
-        <w:t xml:space="preserve">No no, I know what it is, it’s a language…for hacking databases…or something. </w:t>
-      </w:r>
-      <w:r>
-        <w:t>It doesn’t</w:t>
-      </w:r>
-      <w:r>
-        <w:t xml:space="preserve"> matter, they’ll see, I absolutely can do it.</w:t>
-      </w:r>
-    </w:p>
-    <w:p>
-      <w:pPr>
-        <w:pStyle w:val="Heading3"/>
-      </w:pPr>
-      <w:bookmarkStart w:id="19" w:name="_Toc216793255"/>
-      <w:r>
-        <w:t>Plan and execution</w:t>
-      </w:r>
-      <w:bookmarkEnd w:id="19"/>
+        <w:t xml:space="preserve">and suddenly it takes him to fake login screen with message like </w:t>
+      </w:r>
+      <w:proofErr w:type="spellStart"/>
+      <w:r>
+        <w:t>ur</w:t>
+      </w:r>
+      <w:proofErr w:type="spellEnd"/>
+      <w:r>
+        <w:t xml:space="preserve"> </w:t>
+      </w:r>
+      <w:r>
+        <w:t>session</w:t>
+      </w:r>
+      <w:r>
+        <w:t xml:space="preserve"> is expired, sign in again</w:t>
+      </w:r>
+    </w:p>
+    <w:p>
+      <w:r>
+        <w:t>(Login screen appears, with the message “</w:t>
+      </w:r>
+      <w:proofErr w:type="spellStart"/>
+      <w:r>
+        <w:t>ur</w:t>
+      </w:r>
+      <w:proofErr w:type="spellEnd"/>
+      <w:r>
+        <w:t xml:space="preserve"> </w:t>
+      </w:r>
+      <w:r>
+        <w:t>session</w:t>
+      </w:r>
+      <w:r>
+        <w:t xml:space="preserve"> is expired, please sign in again”)</w:t>
+      </w:r>
+    </w:p>
+    <w:p>
+      <w:r>
+        <w:t xml:space="preserve">Admin will login again, to finally delete this post and boom, his creds are mine. Admin will see that the post was </w:t>
+      </w:r>
+      <w:r>
+        <w:t>deleted,</w:t>
+      </w:r>
+      <w:r>
+        <w:t xml:space="preserve"> and he won’t even know that his creds </w:t>
+      </w:r>
+      <w:r>
+        <w:t>were stolen</w:t>
+      </w:r>
+      <w:r>
+        <w:t>!</w:t>
+      </w:r>
+    </w:p>
+    <w:p>
+      <w:r>
+        <w:t xml:space="preserve">(User is prompted to login and </w:t>
+      </w:r>
+      <w:proofErr w:type="gramStart"/>
+      <w:r>
+        <w:t>forwarded</w:t>
+      </w:r>
+      <w:proofErr w:type="gramEnd"/>
+      <w:r>
+        <w:t xml:space="preserve"> to page where the post is deleted)</w:t>
+      </w:r>
     </w:p>
     <w:p>
       <w:r>
@@ -5291,393 +7037,405 @@
     </w:p>
     <w:p>
       <w:r>
-        <w:t xml:space="preserve">Alright, I need a plan. How am I gonna do that? Brief search on phishing shows that </w:t>
-      </w:r>
-      <w:r>
-        <w:t>hackers send fake login screens and people fall for them. Why don’t I do the same</w:t>
-      </w:r>
-      <w:r>
-        <w:t xml:space="preserve">? </w:t>
-      </w:r>
-      <w:r>
-        <w:t>Admin will click on the link and…well yeah, he’ll probably suspect something. Well, ummm…maybee</w:t>
+        <w:t>I’m a</w:t>
       </w:r>
       <w:r>
         <w:t xml:space="preserve"> </w:t>
       </w:r>
       <w:r>
-        <w:t>…uhhh..</w:t>
-      </w:r>
+        <w:t>genius</w:t>
+      </w:r>
+      <w:r>
+        <w:t>!</w:t>
+      </w:r>
+    </w:p>
+    <w:p>
+      <w:r>
+        <w:t>Now I just need to figure out</w:t>
+      </w:r>
+      <w:r>
+        <w:t xml:space="preserve"> how to code all that.</w:t>
+      </w:r>
+    </w:p>
+    <w:p>
+      <w:r>
+        <w:t xml:space="preserve">Alright, first I </w:t>
+      </w:r>
+      <w:proofErr w:type="spellStart"/>
+      <w:r>
+        <w:t>gotta</w:t>
+      </w:r>
+      <w:proofErr w:type="spellEnd"/>
+      <w:r>
+        <w:t xml:space="preserve"> open vim. Fuck IDEs they are for pussies.</w:t>
+      </w:r>
+    </w:p>
+    <w:p>
+      <w:r>
+        <w:t>(Terminal opens with vim)</w:t>
+      </w:r>
+    </w:p>
+    <w:p>
+      <w:r>
+        <w:t xml:space="preserve">So </w:t>
+      </w:r>
+      <w:proofErr w:type="spellStart"/>
+      <w:r>
+        <w:t>uhhhhh</w:t>
+      </w:r>
+      <w:proofErr w:type="spellEnd"/>
+      <w:r>
+        <w:t>, how do I create a page? I think u need to write html tag and then umm…fuck. Hold on, I think I still have my notes from those courses. (wait) Fuck, I forgot I didn’t keep any. One time I was learning something useful and I wasn’t keeping notes. I was</w:t>
+      </w:r>
+      <w:r>
+        <w:t xml:space="preserve"> just</w:t>
+      </w:r>
+      <w:r>
+        <w:t xml:space="preserve"> too smart for it</w:t>
+      </w:r>
+      <w:r>
+        <w:t>, you know</w:t>
+      </w:r>
+      <w:r>
+        <w:t>, couldn’t be bothered to write all this useless stuff. Anyway, I think</w:t>
+      </w:r>
+      <w:r>
+        <w:t xml:space="preserve"> I’ll just ask AI. No, not for vibe coding, I’ll just ask it for… you know … general directions. Some boilerplate</w:t>
+      </w:r>
+      <w:r>
+        <w:t xml:space="preserve"> code</w:t>
+      </w:r>
+      <w:r>
+        <w:t xml:space="preserve"> to start with, you know.</w:t>
+      </w:r>
+    </w:p>
+    <w:p>
+      <w:r>
+        <w:t>(Huge chunk of code with some ai comments appear in vim)</w:t>
+      </w:r>
+    </w:p>
+    <w:p>
+      <w:proofErr w:type="spellStart"/>
+      <w:r>
+        <w:t>Aight</w:t>
+      </w:r>
+      <w:proofErr w:type="spellEnd"/>
+      <w:r>
+        <w:t>…this goes here…</w:t>
+      </w:r>
+    </w:p>
+    <w:p>
+      <w:r>
+        <w:t>(</w:t>
+      </w:r>
+      <w:proofErr w:type="spellStart"/>
+      <w:r>
+        <w:t>Main_hero</w:t>
+      </w:r>
+      <w:proofErr w:type="spellEnd"/>
+      <w:r>
+        <w:t xml:space="preserve"> deletes all comments)</w:t>
+      </w:r>
+    </w:p>
+    <w:p>
+      <w:r>
+        <w:t xml:space="preserve">And first page </w:t>
+      </w:r>
+      <w:proofErr w:type="gramStart"/>
+      <w:r>
+        <w:t>done</w:t>
+      </w:r>
+      <w:proofErr w:type="gramEnd"/>
+      <w:r>
+        <w:t>!</w:t>
+      </w:r>
+    </w:p>
+    <w:p>
+      <w:r>
+        <w:t>(</w:t>
+      </w:r>
+      <w:proofErr w:type="spellStart"/>
+      <w:r>
+        <w:t>Main_hero</w:t>
+      </w:r>
+      <w:proofErr w:type="spellEnd"/>
+      <w:r>
+        <w:t xml:space="preserve"> tries to exit vim)</w:t>
+      </w:r>
+    </w:p>
+    <w:p>
+      <w:r>
+        <w:t xml:space="preserve">Ok, how do </w:t>
+      </w:r>
+      <w:proofErr w:type="gramStart"/>
+      <w:r>
+        <w:t>I?...fuck..</w:t>
+      </w:r>
+      <w:proofErr w:type="spellStart"/>
+      <w:proofErr w:type="gramEnd"/>
+      <w:r>
+        <w:t>uhhh</w:t>
+      </w:r>
+      <w:proofErr w:type="spellEnd"/>
+      <w:r>
+        <w:t>…I forgot again</w:t>
+      </w:r>
+      <w:r>
+        <w:t>…fucking dumbass</w:t>
+      </w:r>
+      <w:r>
+        <w:t>…</w:t>
+      </w:r>
+      <w:proofErr w:type="spellStart"/>
+      <w:r>
+        <w:t>uhhhh</w:t>
+      </w:r>
+      <w:proofErr w:type="spellEnd"/>
+      <w:r>
+        <w:t>…here it is</w:t>
+      </w:r>
+      <w:r>
+        <w:t>.</w:t>
+      </w:r>
+    </w:p>
+    <w:p>
+      <w:r>
+        <w:t xml:space="preserve">Not too hard </w:t>
+      </w:r>
+      <w:r>
+        <w:t>huh</w:t>
+      </w:r>
+      <w:r>
+        <w:t xml:space="preserve">? Now </w:t>
+      </w:r>
+      <w:r>
+        <w:t xml:space="preserve">for </w:t>
+      </w:r>
+      <w:r>
+        <w:t>the rest of them…</w:t>
+      </w:r>
+    </w:p>
+    <w:p>
+      <w:r>
+        <w:t>(Screen goes blurry, with copy</w:t>
+      </w:r>
+      <w:r>
+        <w:t xml:space="preserve"> and </w:t>
+      </w:r>
+      <w:r>
+        <w:t xml:space="preserve">paste </w:t>
+      </w:r>
+      <w:r>
+        <w:t>timelapse</w:t>
+      </w:r>
+      <w:r>
+        <w:t xml:space="preserve"> going on in the background)</w:t>
+      </w:r>
+    </w:p>
+    <w:p>
+      <w:r>
+        <w:t>(</w:t>
+      </w:r>
+      <w:proofErr w:type="spellStart"/>
+      <w:r>
+        <w:t>Some time</w:t>
+      </w:r>
+      <w:proofErr w:type="spellEnd"/>
+      <w:r>
+        <w:t xml:space="preserve"> later)</w:t>
+      </w:r>
+    </w:p>
+    <w:p>
+      <w:r>
+        <w:t>(Screen shows running website in terminal)</w:t>
+      </w:r>
+    </w:p>
+    <w:p>
+      <w:proofErr w:type="spellStart"/>
+      <w:r>
+        <w:t>Aaaand</w:t>
+      </w:r>
+      <w:proofErr w:type="spellEnd"/>
       <w:r>
         <w:t xml:space="preserve"> </w:t>
       </w:r>
-      <w:r>
-        <w:t>I need to bait</w:t>
-      </w:r>
-      <w:r>
-        <w:t xml:space="preserve"> him</w:t>
+      <w:proofErr w:type="spellStart"/>
+      <w:r>
+        <w:t>im</w:t>
+      </w:r>
+      <w:proofErr w:type="spellEnd"/>
+      <w:r>
+        <w:t xml:space="preserve"> done! Now I just need to trick sillygoose228</w:t>
+      </w:r>
+    </w:p>
+    <w:p>
+      <w:r>
+        <w:lastRenderedPageBreak/>
+        <w:t xml:space="preserve">(Screen goes to </w:t>
+      </w:r>
+      <w:proofErr w:type="spellStart"/>
+      <w:r>
+        <w:t>main_hero’s</w:t>
+      </w:r>
+      <w:proofErr w:type="spellEnd"/>
+      <w:r>
+        <w:t xml:space="preserve"> profile page. </w:t>
+      </w:r>
+      <w:proofErr w:type="gramStart"/>
+      <w:r>
+        <w:t>User is</w:t>
+      </w:r>
+      <w:proofErr w:type="gramEnd"/>
+      <w:r>
+        <w:t xml:space="preserve"> prompted to search for sillygoose228 nickname)</w:t>
+      </w:r>
+    </w:p>
+    <w:p>
+      <w:r>
+        <w:t xml:space="preserve">God, even </w:t>
+      </w:r>
+      <w:r>
+        <w:t>h</w:t>
+      </w:r>
+      <w:r>
+        <w:t xml:space="preserve">is name is stupid. Not like mine </w:t>
+      </w:r>
+      <w:proofErr w:type="spellStart"/>
+      <w:r>
+        <w:t>tho</w:t>
+      </w:r>
+      <w:proofErr w:type="spellEnd"/>
+      <w:r>
+        <w:t xml:space="preserve">. </w:t>
+      </w:r>
+      <w:proofErr w:type="spellStart"/>
+      <w:r>
+        <w:t>Main_hero</w:t>
+      </w:r>
+      <w:proofErr w:type="spellEnd"/>
+      <w:r>
+        <w:t xml:space="preserve">. </w:t>
+      </w:r>
+      <w:r>
+        <w:t>You might not see this yet, but my nickname has at least</w:t>
+      </w:r>
+      <w:r>
+        <w:t xml:space="preserve"> 2 hidden meanings and</w:t>
+      </w:r>
+      <w:r>
+        <w:t xml:space="preserve"> </w:t>
+      </w:r>
+      <w:r>
+        <w:t>3</w:t>
+      </w:r>
+      <w:r>
+        <w:t xml:space="preserve"> references to</w:t>
+      </w:r>
+      <w:r>
+        <w:t xml:space="preserve"> 3</w:t>
+      </w:r>
+      <w:r>
+        <w:t xml:space="preserve"> different </w:t>
+      </w:r>
+      <w:r>
+        <w:t>pieces of media</w:t>
+      </w:r>
+      <w:r>
+        <w:t>,</w:t>
+      </w:r>
+      <w:r>
+        <w:t xml:space="preserve"> I’ve spent like a whole day coming up with that.</w:t>
+      </w:r>
+    </w:p>
+    <w:p>
+      <w:r>
+        <w:t>So</w:t>
+      </w:r>
+      <w:r>
+        <w:t xml:space="preserve"> anyway</w:t>
+      </w:r>
+      <w:r>
+        <w:t>, now I need to shoot him a message.</w:t>
+      </w:r>
+    </w:p>
+    <w:p>
+      <w:r>
+        <w:t>(User is prompted to press on send message button)</w:t>
+      </w:r>
+    </w:p>
+    <w:p>
+      <w:r>
+        <w:t xml:space="preserve">Ok, so, </w:t>
+      </w:r>
+      <w:proofErr w:type="gramStart"/>
+      <w:r>
+        <w:t>It</w:t>
+      </w:r>
+      <w:proofErr w:type="gramEnd"/>
+      <w:r>
+        <w:t xml:space="preserve"> ‘ll go like that, </w:t>
+      </w:r>
+      <w:proofErr w:type="spellStart"/>
+      <w:r>
+        <w:t>uhhh</w:t>
+      </w:r>
+      <w:proofErr w:type="spellEnd"/>
+      <w:r>
+        <w:t xml:space="preserve"> “</w:t>
+      </w:r>
+      <w:r>
+        <w:t>D</w:t>
+      </w:r>
+      <w:r>
+        <w:t xml:space="preserve">ear sillygoose228, it came to my attention that- </w:t>
+      </w:r>
+      <w:proofErr w:type="spellStart"/>
+      <w:r>
+        <w:t>no</w:t>
+      </w:r>
+      <w:proofErr w:type="spellEnd"/>
+      <w:r>
+        <w:t xml:space="preserve"> who the fuck reports posts like that? “Dear sillygoose228, there is a post I want you to look at- nah it sounds so stupid, he’ll </w:t>
+      </w:r>
+      <w:proofErr w:type="gramStart"/>
+      <w:r>
+        <w:t>definitely catch</w:t>
+      </w:r>
+      <w:proofErr w:type="gramEnd"/>
+      <w:r>
+        <w:t xml:space="preserve"> me. No, I need to go simple, like “Dear sillygoose228, look at this post”- </w:t>
+      </w:r>
+      <w:proofErr w:type="spellStart"/>
+      <w:r>
+        <w:t>Nooo</w:t>
+      </w:r>
+      <w:proofErr w:type="spellEnd"/>
+      <w:r>
+        <w:t xml:space="preserve"> why “dear”? We haven’t even met. No, I need to be plain and direct</w:t>
+      </w:r>
+      <w:r>
+        <w:t xml:space="preserve"> like</w:t>
+      </w:r>
+      <w:r>
+        <w:t xml:space="preserve"> “Look at this post”. </w:t>
+      </w:r>
+      <w:r>
+        <w:t xml:space="preserve">No, no, even simpler, just send him the link to the post. Yeah, that will do, </w:t>
+      </w:r>
+      <w:r>
+        <w:t xml:space="preserve">it </w:t>
+      </w:r>
+      <w:proofErr w:type="gramStart"/>
+      <w:r>
+        <w:t>definitely won’t</w:t>
+      </w:r>
+      <w:proofErr w:type="gramEnd"/>
+      <w:r>
+        <w:t xml:space="preserve"> arouse suspicion</w:t>
       </w:r>
       <w:r>
         <w:t>!</w:t>
       </w:r>
-      <w:r>
-        <w:t xml:space="preserve"> </w:t>
-      </w:r>
-      <w:r>
-        <w:t>Like, I’ll tell him that he won $300 in the giveaway and all he needs to do to collect it is to click on that link.</w:t>
-      </w:r>
-    </w:p>
-    <w:p>
-      <w:r>
-        <w:t>Yeah, that is fucking retarded, this is never gonna work, this is like the stupidest thing ever I could suggest.</w:t>
-      </w:r>
-    </w:p>
-    <w:p>
-      <w:r>
-        <w:t>Or what if</w:t>
-      </w:r>
-      <w:r>
-        <w:t>…</w:t>
-      </w:r>
-    </w:p>
-    <w:p>
-      <w:r>
-        <w:t>(Chat window appears with message from main_hero about the post)</w:t>
-      </w:r>
-    </w:p>
-    <w:p>
-      <w:r>
-        <w:t>I</w:t>
-      </w:r>
-      <w:r>
-        <w:t>’ll</w:t>
-      </w:r>
-      <w:r>
-        <w:t xml:space="preserve"> report to him some post which needs to be deleted, but it won’t be an actual post, it will be a fake post</w:t>
-      </w:r>
-      <w:r>
-        <w:t>!</w:t>
-      </w:r>
-      <w:r>
-        <w:t xml:space="preserve"> Admin will click on that to check it out</w:t>
-      </w:r>
-    </w:p>
-    <w:p>
-      <w:r>
-        <w:t>(User is prompted to click on the link)</w:t>
-      </w:r>
-    </w:p>
-    <w:p>
-      <w:r>
-        <w:t>(Fake post appear</w:t>
-      </w:r>
-      <w:r>
-        <w:t>s</w:t>
-      </w:r>
-      <w:r>
-        <w:t>)</w:t>
-      </w:r>
-    </w:p>
-    <w:p>
-      <w:r>
-        <w:t>Admin clicks on the delete button</w:t>
-      </w:r>
-    </w:p>
-    <w:p>
-      <w:r>
-        <w:t>(User is prompted to delete the post)</w:t>
-      </w:r>
-    </w:p>
-    <w:p>
-      <w:r>
-        <w:t xml:space="preserve">and suddenly it takes him to fake login screen with message like ur </w:t>
-      </w:r>
-      <w:r>
-        <w:t>session</w:t>
-      </w:r>
-      <w:r>
-        <w:t xml:space="preserve"> is expired, sign in again</w:t>
-      </w:r>
-    </w:p>
-    <w:p>
-      <w:r>
-        <w:lastRenderedPageBreak/>
-        <w:t xml:space="preserve">(Login screen appears, with the message “ur </w:t>
-      </w:r>
-      <w:r>
-        <w:t>session</w:t>
-      </w:r>
-      <w:r>
-        <w:t xml:space="preserve"> is expired, please sign in again”)</w:t>
-      </w:r>
-    </w:p>
-    <w:p>
-      <w:r>
-        <w:t xml:space="preserve">Admin will login again, to finally delete this post and boom, his creds are mine. Admin will see that the post was </w:t>
-      </w:r>
-      <w:r>
-        <w:t>deleted,</w:t>
-      </w:r>
-      <w:r>
-        <w:t xml:space="preserve"> and he won’t even know that his creds </w:t>
-      </w:r>
-      <w:r>
-        <w:t>were stolen</w:t>
-      </w:r>
-      <w:r>
-        <w:t>!</w:t>
-      </w:r>
-    </w:p>
-    <w:p>
-      <w:r>
-        <w:t>(User is prompted to login and forwarded to page where the post is deleted)</w:t>
-      </w:r>
-    </w:p>
-    <w:p>
-      <w:r>
-        <w:t>(Screen goes black)</w:t>
-      </w:r>
-    </w:p>
-    <w:p>
-      <w:r>
-        <w:t>I’m a</w:t>
-      </w:r>
-      <w:r>
-        <w:t xml:space="preserve"> </w:t>
-      </w:r>
-      <w:r>
-        <w:t>genius</w:t>
-      </w:r>
-      <w:r>
-        <w:t>!</w:t>
-      </w:r>
-    </w:p>
-    <w:p>
-      <w:r>
-        <w:t>Now I just need to figure out</w:t>
-      </w:r>
-      <w:r>
-        <w:t xml:space="preserve"> how to code all that.</w:t>
-      </w:r>
-    </w:p>
-    <w:p>
-      <w:r>
-        <w:t>Alright, first I gotta open vim. Fuck IDEs they are for pussies.</w:t>
-      </w:r>
-    </w:p>
-    <w:p>
-      <w:r>
-        <w:t>(Terminal opens with vim)</w:t>
-      </w:r>
-    </w:p>
-    <w:p>
-      <w:r>
-        <w:t>So uhhhhh, how do I create a page? I think u need to write html tag and then umm…fuck. Hold on, I think I still have my notes from those courses. (wait) Fuck, I forgot I didn’t keep any. One time I was learning something useful and I wasn’t keeping notes. I was</w:t>
-      </w:r>
-      <w:r>
-        <w:t xml:space="preserve"> just</w:t>
-      </w:r>
-      <w:r>
-        <w:t xml:space="preserve"> too smart for it</w:t>
-      </w:r>
-      <w:r>
-        <w:t>, you know</w:t>
-      </w:r>
-      <w:r>
-        <w:t>, couldn’t be bothered to write all this useless stuff. Anyway, I think</w:t>
-      </w:r>
-      <w:r>
-        <w:t xml:space="preserve"> I’ll just ask AI. No, not for vibe coding, I’ll just ask it for… you know … general directions. Some boilerplate</w:t>
-      </w:r>
-      <w:r>
-        <w:t xml:space="preserve"> code</w:t>
-      </w:r>
-      <w:r>
-        <w:t xml:space="preserve"> to start with, you know.</w:t>
-      </w:r>
-    </w:p>
-    <w:p>
-      <w:r>
-        <w:t>(Huge chunk of code with some ai comments appear in vim)</w:t>
-      </w:r>
-    </w:p>
-    <w:p>
-      <w:r>
-        <w:t>Aight</w:t>
-      </w:r>
-      <w:r>
-        <w:t>…this goes here…</w:t>
-      </w:r>
-    </w:p>
-    <w:p>
-      <w:r>
-        <w:t>(Main_hero deletes all comments)</w:t>
-      </w:r>
-    </w:p>
-    <w:p>
-      <w:r>
-        <w:t>And first page done!</w:t>
-      </w:r>
-    </w:p>
-    <w:p>
-      <w:r>
-        <w:t>(Main_hero tries to exit vim)</w:t>
-      </w:r>
-    </w:p>
-    <w:p>
-      <w:r>
-        <w:t>Ok, how do I?...fuck..uhhh…I forgot again</w:t>
-      </w:r>
-      <w:r>
-        <w:t>…fucking dumbass</w:t>
-      </w:r>
-      <w:r>
-        <w:t>…uhhhh…here it is</w:t>
-      </w:r>
-      <w:r>
-        <w:t>.</w:t>
-      </w:r>
-    </w:p>
-    <w:p>
-      <w:r>
-        <w:t xml:space="preserve">Not too hard </w:t>
-      </w:r>
-      <w:r>
-        <w:t>huh</w:t>
-      </w:r>
-      <w:r>
-        <w:t xml:space="preserve">? Now </w:t>
-      </w:r>
-      <w:r>
-        <w:t xml:space="preserve">for </w:t>
-      </w:r>
-      <w:r>
-        <w:t>the rest of them…</w:t>
-      </w:r>
-    </w:p>
-    <w:p>
-      <w:r>
-        <w:t>(Screen goes blurry, with copy</w:t>
-      </w:r>
-      <w:r>
-        <w:t xml:space="preserve"> and </w:t>
-      </w:r>
-      <w:r>
-        <w:t xml:space="preserve">paste </w:t>
-      </w:r>
-      <w:r>
-        <w:t>timelapse</w:t>
-      </w:r>
-      <w:r>
-        <w:t xml:space="preserve"> going on in the background)</w:t>
-      </w:r>
-    </w:p>
-    <w:p>
-      <w:r>
-        <w:t>(Some time later)</w:t>
-      </w:r>
-    </w:p>
-    <w:p>
-      <w:r>
-        <w:t>(Screen shows running website in terminal)</w:t>
-      </w:r>
-    </w:p>
-    <w:p>
-      <w:r>
-        <w:t>Aaaand im done! Now I just need to trick sillygoose228</w:t>
-      </w:r>
-    </w:p>
-    <w:p>
-      <w:r>
-        <w:t>(Screen goes to main_hero’s profile page. User is prompted to search for sillygoose228 nickname)</w:t>
-      </w:r>
-    </w:p>
-    <w:p>
-      <w:r>
-        <w:lastRenderedPageBreak/>
-        <w:t xml:space="preserve">God, even </w:t>
-      </w:r>
-      <w:r>
-        <w:t>h</w:t>
-      </w:r>
-      <w:r>
-        <w:t xml:space="preserve">is name is stupid. Not like mine tho. Main_hero. </w:t>
-      </w:r>
-      <w:r>
-        <w:t>You might not see this yet, but my nickname has at least</w:t>
-      </w:r>
-      <w:r>
-        <w:t xml:space="preserve"> 2 hidden meanings and</w:t>
-      </w:r>
-      <w:r>
-        <w:t xml:space="preserve"> </w:t>
-      </w:r>
-      <w:r>
-        <w:t>3</w:t>
-      </w:r>
-      <w:r>
-        <w:t xml:space="preserve"> references to</w:t>
-      </w:r>
-      <w:r>
-        <w:t xml:space="preserve"> 3</w:t>
-      </w:r>
-      <w:r>
-        <w:t xml:space="preserve"> different </w:t>
-      </w:r>
-      <w:r>
-        <w:t>pieces of media</w:t>
-      </w:r>
-      <w:r>
-        <w:t>,</w:t>
-      </w:r>
-      <w:r>
-        <w:t xml:space="preserve"> I’ve spent like a whole day coming up with that.</w:t>
-      </w:r>
-    </w:p>
-    <w:p>
-      <w:r>
-        <w:t>So</w:t>
-      </w:r>
-      <w:r>
-        <w:t xml:space="preserve"> anyway</w:t>
-      </w:r>
-      <w:r>
-        <w:t>, now I need to shoot him a message.</w:t>
-      </w:r>
-    </w:p>
-    <w:p>
-      <w:r>
-        <w:t>(User is prompted to press on send message button)</w:t>
-      </w:r>
-    </w:p>
-    <w:p>
-      <w:r>
-        <w:t>Ok, so, It ‘ll go like that, uhhh “</w:t>
-      </w:r>
-      <w:r>
-        <w:t>D</w:t>
-      </w:r>
-      <w:r>
-        <w:t>ear sillygoose228, it came to my attention that- no who the fuck reports posts like that? “Dear sillygoose228, there is a post I want you to look at- nah it sounds so stupid, he’ll definitely catch me. No, I need to go simple, like “Dear sillygoose228, look at this post”- Nooo why “dear”? We haven’t even met. No, I need to be plain and direct</w:t>
-      </w:r>
-      <w:r>
-        <w:t xml:space="preserve"> like</w:t>
-      </w:r>
-      <w:r>
-        <w:t xml:space="preserve"> “Look at this post”. </w:t>
-      </w:r>
-      <w:r>
-        <w:t xml:space="preserve">No, no, even simpler, just send him the link to the post. Yeah, that will do, </w:t>
-      </w:r>
-      <w:r>
-        <w:t xml:space="preserve">it </w:t>
-      </w:r>
-      <w:r>
-        <w:t>definitely won’t arouse suspicion</w:t>
-      </w:r>
-      <w:r>
-        <w:t>!</w:t>
-      </w:r>
     </w:p>
     <w:p>
       <w:r>
@@ -5685,8 +7443,13 @@
       </w:r>
     </w:p>
     <w:p>
-      <w:r>
-        <w:t xml:space="preserve">Main_hero: </w:t>
+      <w:proofErr w:type="spellStart"/>
+      <w:r>
+        <w:t>Main_hero</w:t>
+      </w:r>
+      <w:proofErr w:type="spellEnd"/>
+      <w:r>
+        <w:t xml:space="preserve">: </w:t>
       </w:r>
       <w:r>
         <w:rPr>
@@ -5697,515 +7460,845 @@
     </w:p>
     <w:p>
       <w:r>
+        <w:t>Sillygoose</w:t>
+      </w:r>
+      <w:proofErr w:type="gramStart"/>
+      <w:r>
+        <w:t>228:</w:t>
+      </w:r>
+      <w:r>
+        <w:t>?</w:t>
+      </w:r>
+      <w:proofErr w:type="gramEnd"/>
+    </w:p>
+    <w:p>
+      <w:r>
+        <w:t xml:space="preserve">Shit, he </w:t>
+      </w:r>
+      <w:r>
+        <w:t>knows</w:t>
+      </w:r>
+      <w:r>
+        <w:t>, I’m done for</w:t>
+      </w:r>
+    </w:p>
+    <w:p>
+      <w:proofErr w:type="spellStart"/>
+      <w:r>
+        <w:t>Main_hero</w:t>
+      </w:r>
+      <w:proofErr w:type="spellEnd"/>
+      <w:r>
+        <w:t xml:space="preserve">: it’s the post from </w:t>
+      </w:r>
+      <w:proofErr w:type="spellStart"/>
+      <w:r>
+        <w:t>ur</w:t>
+      </w:r>
+      <w:proofErr w:type="spellEnd"/>
+      <w:r>
+        <w:t xml:space="preserve"> sub</w:t>
+      </w:r>
+    </w:p>
+    <w:p>
+      <w:proofErr w:type="spellStart"/>
+      <w:r>
+        <w:t>Main_hero</w:t>
+      </w:r>
+      <w:proofErr w:type="spellEnd"/>
+      <w:r>
+        <w:t>: I’m reporting it</w:t>
+      </w:r>
+    </w:p>
+    <w:p>
+      <w:proofErr w:type="spellStart"/>
+      <w:r>
+        <w:t>Main_hero</w:t>
+      </w:r>
+      <w:proofErr w:type="spellEnd"/>
+      <w:r>
+        <w:t xml:space="preserve">: like a </w:t>
+      </w:r>
+      <w:r>
+        <w:t>good</w:t>
+      </w:r>
+      <w:r>
+        <w:t xml:space="preserve"> </w:t>
+      </w:r>
+      <w:proofErr w:type="spellStart"/>
+      <w:r>
+        <w:t>forumer</w:t>
+      </w:r>
+      <w:proofErr w:type="spellEnd"/>
+    </w:p>
+    <w:p>
+      <w:r>
+        <w:t>Yeah, I think I saved it. He won’t know what’s coming</w:t>
+      </w:r>
+    </w:p>
+    <w:p>
+      <w:r>
+        <w:t xml:space="preserve">Sillygoose228: </w:t>
+      </w:r>
+      <w:proofErr w:type="spellStart"/>
+      <w:r>
+        <w:t>uhhh</w:t>
+      </w:r>
+      <w:proofErr w:type="spellEnd"/>
+      <w:r>
+        <w:t xml:space="preserve"> ok, </w:t>
+      </w:r>
+      <w:proofErr w:type="spellStart"/>
+      <w:r>
+        <w:t>lemme</w:t>
+      </w:r>
+      <w:proofErr w:type="spellEnd"/>
+      <w:r>
+        <w:t xml:space="preserve"> look at it</w:t>
+      </w:r>
+    </w:p>
+    <w:p>
+      <w:r>
+        <w:t>So now we wait</w:t>
+      </w:r>
+    </w:p>
+    <w:p>
+      <w:r>
+        <w:t>…………………………………………………………………….</w:t>
+      </w:r>
+    </w:p>
+    <w:p>
+      <w:r>
+        <w:t xml:space="preserve">I think it takes longer than it </w:t>
+      </w:r>
+      <w:r>
+        <w:t>should,</w:t>
+      </w:r>
+      <w:r>
+        <w:t xml:space="preserve"> </w:t>
+      </w:r>
+      <w:proofErr w:type="gramStart"/>
+      <w:r>
+        <w:t>no</w:t>
+      </w:r>
+      <w:proofErr w:type="gramEnd"/>
+      <w:r>
+        <w:t xml:space="preserve">? </w:t>
+      </w:r>
+    </w:p>
+    <w:p>
+      <w:r>
+        <w:t>Shit, he is probably reporting me already</w:t>
+      </w:r>
+    </w:p>
+    <w:p>
+      <w:r>
+        <w:t>What do I do? Should I check in on the progress?</w:t>
+      </w:r>
+    </w:p>
+    <w:p>
+      <w:r>
+        <w:t xml:space="preserve">Or just let him do his thing? Or </w:t>
+      </w:r>
+      <w:r>
+        <w:t>maybe</w:t>
+      </w:r>
+      <w:r>
+        <w:t xml:space="preserve"> block him and </w:t>
+      </w:r>
+      <w:r>
+        <w:t>delete all evidence</w:t>
+      </w:r>
+      <w:r>
+        <w:t>? He is probably calling police on me already, shit</w:t>
+      </w:r>
+    </w:p>
+    <w:p>
+      <w:r>
+        <w:lastRenderedPageBreak/>
+        <w:t xml:space="preserve">(User is prompted to block sillygoose228, but as he reaches for the button, creds pop in the terminal and </w:t>
+      </w:r>
+      <w:proofErr w:type="spellStart"/>
+      <w:r>
+        <w:t>sillygoose</w:t>
+      </w:r>
+      <w:proofErr w:type="spellEnd"/>
+      <w:r>
+        <w:t xml:space="preserve"> starts typing)</w:t>
+      </w:r>
+    </w:p>
+    <w:p>
+      <w:r>
+        <w:t xml:space="preserve">Oh, oh shit, I got him! Here </w:t>
+      </w:r>
+      <w:proofErr w:type="gramStart"/>
+      <w:r>
+        <w:t>his</w:t>
+      </w:r>
+      <w:proofErr w:type="gramEnd"/>
+      <w:r>
+        <w:t xml:space="preserve"> password!</w:t>
+      </w:r>
+      <w:r>
+        <w:t xml:space="preserve"> His password is iwant</w:t>
+      </w:r>
+      <w:r>
+        <w:t>ai</w:t>
+      </w:r>
+      <w:r>
+        <w:t>girlfriend</w:t>
+      </w:r>
+      <w:r>
+        <w:t>topegme</w:t>
+      </w:r>
+      <w:r>
+        <w:t xml:space="preserve">822? </w:t>
+      </w:r>
+      <w:r>
+        <w:t>O</w:t>
+      </w:r>
+      <w:r>
+        <w:t xml:space="preserve">k, bro, whatever floats </w:t>
+      </w:r>
+      <w:proofErr w:type="spellStart"/>
+      <w:r>
+        <w:t>ur</w:t>
+      </w:r>
+      <w:proofErr w:type="spellEnd"/>
+      <w:r>
+        <w:t xml:space="preserve"> </w:t>
+      </w:r>
+      <w:proofErr w:type="gramStart"/>
+      <w:r>
+        <w:t>boat</w:t>
+      </w:r>
+      <w:proofErr w:type="gramEnd"/>
+      <w:r>
+        <w:t xml:space="preserve"> </w:t>
+      </w:r>
+      <w:r>
+        <w:t>I guess</w:t>
+      </w:r>
+      <w:r>
+        <w:t>.</w:t>
+      </w:r>
+    </w:p>
+    <w:p>
+      <w:r>
+        <w:t>Sillygoose228: yeah, I deleted</w:t>
+      </w:r>
+      <w:r>
+        <w:t xml:space="preserve"> </w:t>
+      </w:r>
+      <w:r>
+        <w:t xml:space="preserve">the post, but something weird is going on, I can’t even find the fartsniffer69 on The Forum to ban him from </w:t>
+      </w:r>
+      <w:r>
+        <w:t>the sub</w:t>
+      </w:r>
+    </w:p>
+    <w:p>
+      <w:r>
+        <w:t>FUCK. SHIT. FUCK.</w:t>
+      </w:r>
+    </w:p>
+    <w:p>
+      <w:r>
+        <w:t>I FUCKED UP</w:t>
+      </w:r>
+      <w:r>
+        <w:t>.</w:t>
+      </w:r>
+    </w:p>
+    <w:p>
+      <w:r>
+        <w:t>I FORGOT TO CHANGE AN AUTHOR OF THE POST</w:t>
+      </w:r>
+      <w:r>
+        <w:t xml:space="preserve"> FROM PLACEHOLDER</w:t>
+      </w:r>
+      <w:r>
+        <w:t>.</w:t>
+      </w:r>
+    </w:p>
+    <w:p>
+      <w:r>
+        <w:t xml:space="preserve">Even </w:t>
+      </w:r>
+      <w:proofErr w:type="spellStart"/>
+      <w:proofErr w:type="gramStart"/>
+      <w:r>
+        <w:t>tho</w:t>
+      </w:r>
+      <w:proofErr w:type="spellEnd"/>
+      <w:proofErr w:type="gramEnd"/>
+      <w:r>
+        <w:t xml:space="preserve"> I got his creds already, he might realize what’s going on and change his password. I need to convince him it’s ok.</w:t>
+      </w:r>
+    </w:p>
+    <w:p>
+      <w:proofErr w:type="spellStart"/>
+      <w:r>
+        <w:t>Main_hero</w:t>
+      </w:r>
+      <w:proofErr w:type="spellEnd"/>
+      <w:r>
+        <w:t xml:space="preserve">: </w:t>
+      </w:r>
+      <w:proofErr w:type="spellStart"/>
+      <w:r>
+        <w:t>uhhh</w:t>
+      </w:r>
+      <w:proofErr w:type="spellEnd"/>
+      <w:r>
+        <w:t xml:space="preserve"> idk, this user shows as deleted to me already. Maybe The Forum admins already</w:t>
+      </w:r>
+      <w:r>
+        <w:t xml:space="preserve"> banned this guy, but website doesn’t reflect it yet.</w:t>
+      </w:r>
+    </w:p>
+    <w:p>
+      <w:proofErr w:type="spellStart"/>
+      <w:r>
+        <w:t>Main_hero</w:t>
+      </w:r>
+      <w:proofErr w:type="spellEnd"/>
+      <w:r>
+        <w:t xml:space="preserve">: </w:t>
+      </w:r>
+      <w:proofErr w:type="spellStart"/>
+      <w:r>
+        <w:t>yk</w:t>
+      </w:r>
+      <w:proofErr w:type="spellEnd"/>
+      <w:r>
+        <w:t xml:space="preserve"> the forum is </w:t>
+      </w:r>
+      <w:proofErr w:type="gramStart"/>
+      <w:r>
+        <w:t>really buggy</w:t>
+      </w:r>
+      <w:proofErr w:type="gramEnd"/>
+      <w:r>
+        <w:t xml:space="preserve"> sometimes.</w:t>
+      </w:r>
+    </w:p>
+    <w:p>
+      <w:r>
         <w:t>Sillygoose228:</w:t>
       </w:r>
       <w:r>
+        <w:t xml:space="preserve"> </w:t>
+      </w:r>
+      <w:r>
+        <w:t>yeah, right</w:t>
+      </w:r>
+    </w:p>
+    <w:p>
+      <w:r>
+        <w:t>Sillygoose228: strangely enough, website was lagging even more, when I was deleting that post</w:t>
+      </w:r>
+    </w:p>
+    <w:p>
+      <w:r>
+        <w:t xml:space="preserve">Fucking </w:t>
+      </w:r>
+      <w:proofErr w:type="spellStart"/>
+      <w:r>
+        <w:t>clanker</w:t>
+      </w:r>
+      <w:proofErr w:type="spellEnd"/>
+      <w:r>
+        <w:t xml:space="preserve"> gave me shit code. I specifically asked it to make code as optimized as possible </w:t>
+      </w:r>
+      <w:r>
+        <w:t>and make no mistakes</w:t>
+      </w:r>
+      <w:r>
+        <w:t>.</w:t>
+      </w:r>
+      <w:r>
+        <w:t xml:space="preserve"> Can’t trust shit these days.</w:t>
+      </w:r>
+    </w:p>
+    <w:p>
+      <w:r>
+        <w:t>(Sillygoose228 is still typing)</w:t>
+      </w:r>
+    </w:p>
+    <w:p>
+      <w:r>
+        <w:t xml:space="preserve">What is he typing for so long? Fuck, I </w:t>
+      </w:r>
+      <w:r>
+        <w:t xml:space="preserve">might be burned here. What if he is </w:t>
+      </w:r>
+      <w:proofErr w:type="spellStart"/>
+      <w:r>
+        <w:t>gonna</w:t>
+      </w:r>
+      <w:proofErr w:type="spellEnd"/>
+      <w:r>
+        <w:t xml:space="preserve"> ask me about how did I </w:t>
+      </w:r>
+      <w:proofErr w:type="gramStart"/>
+      <w:r>
+        <w:t>find</w:t>
+      </w:r>
+      <w:proofErr w:type="gramEnd"/>
+      <w:r>
+        <w:t xml:space="preserve"> this post? Or why am I reporting it even </w:t>
+      </w:r>
+      <w:proofErr w:type="spellStart"/>
+      <w:r>
+        <w:t>tho</w:t>
+      </w:r>
+      <w:proofErr w:type="spellEnd"/>
+      <w:r>
+        <w:t xml:space="preserve"> </w:t>
+      </w:r>
+      <w:proofErr w:type="spellStart"/>
+      <w:r>
+        <w:t>im</w:t>
+      </w:r>
+      <w:proofErr w:type="spellEnd"/>
+      <w:r>
+        <w:t xml:space="preserve"> not even a follower? Shit, I </w:t>
+      </w:r>
+      <w:r>
+        <w:t xml:space="preserve">even </w:t>
+      </w:r>
+      <w:r>
+        <w:t xml:space="preserve">forgot to follow fucking </w:t>
+      </w:r>
+      <w:r>
+        <w:t>zero</w:t>
+      </w:r>
+      <w:r>
+        <w:t xml:space="preserve"> sub</w:t>
+      </w:r>
+      <w:r>
+        <w:t>! Yeah, I might be done for here.</w:t>
+      </w:r>
+    </w:p>
+    <w:p>
+      <w:r>
+        <w:t>Silligoose228: yeah, it</w:t>
+      </w:r>
+      <w:r>
+        <w:t>’s</w:t>
+      </w:r>
+      <w:r>
+        <w:t xml:space="preserve"> probably </w:t>
+      </w:r>
+      <w:r>
+        <w:t>nothing</w:t>
+      </w:r>
+    </w:p>
+    <w:p>
+      <w:r>
+        <w:t>…</w:t>
+      </w:r>
+      <w:proofErr w:type="spellStart"/>
+      <w:r>
+        <w:t>jesus</w:t>
+      </w:r>
+      <w:proofErr w:type="spellEnd"/>
+      <w:r>
+        <w:t xml:space="preserve"> bro </w:t>
+      </w:r>
+      <w:r>
+        <w:t>I was losing my shit here</w:t>
+      </w:r>
+      <w:r>
+        <w:t xml:space="preserve"> and he was just</w:t>
+      </w:r>
+      <w:r>
+        <w:t xml:space="preserve"> taking his time to write </w:t>
+      </w:r>
+      <w:r>
+        <w:t>THIS</w:t>
+      </w:r>
+      <w:r>
         <w:t>?</w:t>
       </w:r>
     </w:p>
     <w:p>
-      <w:r>
-        <w:t xml:space="preserve">Shit, he </w:t>
-      </w:r>
-      <w:r>
-        <w:t>knows</w:t>
-      </w:r>
-      <w:r>
-        <w:t>, I’m done for</w:t>
-      </w:r>
-    </w:p>
-    <w:p>
-      <w:r>
-        <w:t>Main_hero: it’s the post from ur sub</w:t>
-      </w:r>
-    </w:p>
-    <w:p>
-      <w:r>
-        <w:t>Main_hero: I’m reporting it</w:t>
-      </w:r>
-    </w:p>
-    <w:p>
-      <w:r>
-        <w:t xml:space="preserve">Main_hero: like a </w:t>
-      </w:r>
-      <w:r>
-        <w:t>good</w:t>
-      </w:r>
+      <w:proofErr w:type="spellStart"/>
+      <w:r>
+        <w:t>Main_hero</w:t>
+      </w:r>
+      <w:proofErr w:type="spellEnd"/>
+      <w:r>
+        <w:t xml:space="preserve">: </w:t>
+      </w:r>
+      <w:r>
+        <w:t>for sure</w:t>
+      </w:r>
+    </w:p>
+    <w:p>
+      <w:r>
+        <w:t>Now the fun part. I need to log out and log in as him and take over the sub.</w:t>
+      </w:r>
+    </w:p>
+    <w:p>
+      <w:r>
+        <w:t>(User is prompted to log out and log in as sillygoose228)</w:t>
+      </w:r>
+    </w:p>
+    <w:p>
+      <w:r>
+        <w:t>Now I need to remove all the modes and transfer the ownership to my account.</w:t>
+      </w:r>
+    </w:p>
+    <w:p>
+      <w:r>
+        <w:lastRenderedPageBreak/>
+        <w:t>(User is prompted to remove all the mods and transfer the ownership)</w:t>
+      </w:r>
+    </w:p>
+    <w:p>
+      <w:r>
+        <w:t xml:space="preserve">And I’m done lol. That’s it, I fucking did it! Now I </w:t>
+      </w:r>
+      <w:proofErr w:type="spellStart"/>
+      <w:r>
+        <w:t>gotta</w:t>
+      </w:r>
+      <w:proofErr w:type="spellEnd"/>
+      <w:r>
+        <w:t xml:space="preserve"> go back and tell </w:t>
+      </w:r>
+      <w:proofErr w:type="spellStart"/>
+      <w:r>
+        <w:t>cyberdivers</w:t>
+      </w:r>
+      <w:proofErr w:type="spellEnd"/>
+      <w:r>
+        <w:t xml:space="preserve"> I got the keys.</w:t>
+      </w:r>
+    </w:p>
+    <w:p>
+      <w:r>
+        <w:t>(</w:t>
+      </w:r>
+      <w:proofErr w:type="gramStart"/>
+      <w:r>
+        <w:t>User is</w:t>
+      </w:r>
+      <w:proofErr w:type="gramEnd"/>
+      <w:r>
+        <w:t xml:space="preserve"> prompted to log out and log in as </w:t>
+      </w:r>
+      <w:proofErr w:type="spellStart"/>
+      <w:r>
+        <w:t>main_hero</w:t>
+      </w:r>
+      <w:proofErr w:type="spellEnd"/>
+      <w:r>
+        <w:t xml:space="preserve"> and go to </w:t>
+      </w:r>
+      <w:proofErr w:type="gramStart"/>
+      <w:r>
+        <w:t xml:space="preserve">the </w:t>
+      </w:r>
+      <w:proofErr w:type="spellStart"/>
+      <w:r>
+        <w:t>cyberdivers</w:t>
+      </w:r>
+      <w:proofErr w:type="spellEnd"/>
+      <w:proofErr w:type="gramEnd"/>
       <w:r>
         <w:t xml:space="preserve"> </w:t>
       </w:r>
       <w:r>
-        <w:t>forumer</w:t>
-      </w:r>
-    </w:p>
-    <w:p>
-      <w:r>
-        <w:t>Yeah, I think I saved it. He won’t know what’s coming</w:t>
-      </w:r>
-    </w:p>
-    <w:p>
-      <w:r>
-        <w:t>Sillygoose228: uhhh ok, lemme look at it</w:t>
-      </w:r>
-    </w:p>
-    <w:p>
-      <w:r>
-        <w:t>So now we wait</w:t>
-      </w:r>
-    </w:p>
-    <w:p>
-      <w:r>
-        <w:t>…………………………………………………………………….</w:t>
-      </w:r>
-    </w:p>
-    <w:p>
-      <w:r>
-        <w:t xml:space="preserve">I think it takes longer than it </w:t>
-      </w:r>
-      <w:r>
-        <w:t>should,</w:t>
-      </w:r>
-      <w:r>
-        <w:t xml:space="preserve"> no? </w:t>
-      </w:r>
-    </w:p>
-    <w:p>
-      <w:r>
-        <w:t>Shit, he is probably reporting me already</w:t>
-      </w:r>
-    </w:p>
-    <w:p>
-      <w:r>
-        <w:t>What do I do? Should I check in on the progress?</w:t>
-      </w:r>
-    </w:p>
-    <w:p>
-      <w:r>
-        <w:t xml:space="preserve">Or just let him do his thing? Or </w:t>
-      </w:r>
-      <w:r>
-        <w:t>maybe</w:t>
-      </w:r>
-      <w:r>
-        <w:t xml:space="preserve"> block him and </w:t>
-      </w:r>
-      <w:r>
-        <w:t>delete all evidence</w:t>
-      </w:r>
-      <w:r>
-        <w:t>? He is probably calling police on me already, shit</w:t>
-      </w:r>
-    </w:p>
-    <w:p>
-      <w:r>
-        <w:t>(User is prompted to block sillygoose228, but as he reaches for the button, creds pop in the terminal and sillygoose starts typing)</w:t>
+        <w:t>chat)</w:t>
+      </w:r>
+    </w:p>
+    <w:p>
+      <w:r>
+        <w:t>(Previous messages)</w:t>
+      </w:r>
+    </w:p>
+    <w:p>
+      <w:r>
+        <w:t xml:space="preserve">User 4: bro </w:t>
+      </w:r>
+      <w:proofErr w:type="spellStart"/>
+      <w:r>
+        <w:t>ts</w:t>
+      </w:r>
+      <w:proofErr w:type="spellEnd"/>
+      <w:r>
+        <w:t xml:space="preserve"> is just too funny</w:t>
+      </w:r>
+    </w:p>
+    <w:p>
+      <w:r>
+        <w:t>User 5: can we ban this mom’s hacker bro</w:t>
+      </w:r>
+    </w:p>
+    <w:p>
+      <w:r>
+        <w:t>User 7: just stop giving attention to this clown ass</w:t>
+      </w:r>
+    </w:p>
+    <w:p>
+      <w:r>
+        <w:t xml:space="preserve">User 7: he is </w:t>
+      </w:r>
+      <w:proofErr w:type="gramStart"/>
+      <w:r>
+        <w:t>actually retarded</w:t>
+      </w:r>
+      <w:proofErr w:type="gramEnd"/>
+      <w:r>
+        <w:t xml:space="preserve"> idk </w:t>
+      </w:r>
+    </w:p>
+    <w:p>
+      <w:proofErr w:type="spellStart"/>
+      <w:r>
+        <w:t>Main_hero</w:t>
+      </w:r>
+      <w:proofErr w:type="spellEnd"/>
+      <w:r>
+        <w:t xml:space="preserve">: I hacked the </w:t>
+      </w:r>
+      <w:r>
+        <w:t>zero</w:t>
+      </w:r>
+      <w:r>
+        <w:t xml:space="preserve"> sub</w:t>
+      </w:r>
+    </w:p>
+    <w:p>
+      <w:proofErr w:type="spellStart"/>
+      <w:r>
+        <w:t>Main_hero</w:t>
+      </w:r>
+      <w:proofErr w:type="spellEnd"/>
+      <w:r>
+        <w:t>: check the admins</w:t>
+      </w:r>
+    </w:p>
+    <w:p>
+      <w:pPr>
+        <w:pStyle w:val="Heading3"/>
+      </w:pPr>
+      <w:bookmarkStart w:id="20" w:name="_Toc216793256"/>
+      <w:r>
+        <w:t>Aftermath</w:t>
+      </w:r>
+      <w:bookmarkEnd w:id="20"/>
+    </w:p>
+    <w:p>
+      <w:r>
+        <w:t>User 1: what the fuck</w:t>
+      </w:r>
+      <w:r>
+        <w:t>, it’s real</w:t>
+      </w:r>
+    </w:p>
+    <w:p>
+      <w:r>
+        <w:t>User 2: no fucking way</w:t>
+      </w:r>
+    </w:p>
+    <w:p>
+      <w:r>
+        <w:t xml:space="preserve">User 3: </w:t>
+      </w:r>
+      <w:proofErr w:type="gramStart"/>
+      <w:r>
+        <w:t>no</w:t>
+      </w:r>
+      <w:proofErr w:type="gramEnd"/>
+      <w:r>
+        <w:t xml:space="preserve"> way</w:t>
+      </w:r>
+    </w:p>
+    <w:p>
+      <w:r>
+        <w:t>User 4: you</w:t>
+      </w:r>
+      <w:r>
+        <w:t>’re</w:t>
+      </w:r>
+      <w:r>
+        <w:t xml:space="preserve"> crazy son of a </w:t>
+      </w:r>
+      <w:proofErr w:type="gramStart"/>
+      <w:r>
+        <w:t>bitch,</w:t>
+      </w:r>
+      <w:proofErr w:type="gramEnd"/>
+      <w:r>
+        <w:t xml:space="preserve"> you </w:t>
+      </w:r>
+      <w:proofErr w:type="gramStart"/>
+      <w:r>
+        <w:t>actually did</w:t>
+      </w:r>
+      <w:proofErr w:type="gramEnd"/>
+      <w:r>
+        <w:t xml:space="preserve"> it</w:t>
+      </w:r>
+    </w:p>
+    <w:p>
+      <w:r>
+        <w:t>User 5: what the fuck? How</w:t>
+      </w:r>
+    </w:p>
+    <w:p>
+      <w:r>
+        <w:t>User 6: fucking legend</w:t>
+      </w:r>
+    </w:p>
+    <w:p>
+      <w:r>
+        <w:t>User 7: lmao what</w:t>
+      </w:r>
+    </w:p>
+    <w:p>
+      <w:r>
+        <w:t xml:space="preserve">User 8: of all people it’s </w:t>
+      </w:r>
+      <w:proofErr w:type="spellStart"/>
+      <w:r>
+        <w:t>main_hero</w:t>
+      </w:r>
+      <w:proofErr w:type="spellEnd"/>
+      <w:r>
+        <w:t xml:space="preserve"> who did that </w:t>
+      </w:r>
+      <w:proofErr w:type="spellStart"/>
+      <w:r>
+        <w:t>lmaooo</w:t>
+      </w:r>
+      <w:proofErr w:type="spellEnd"/>
+    </w:p>
+    <w:p>
+      <w:proofErr w:type="spellStart"/>
+      <w:r>
+        <w:t>Main_hero</w:t>
+      </w:r>
+      <w:proofErr w:type="spellEnd"/>
+      <w:r>
+        <w:t>: fuck yeah, it was me</w:t>
+      </w:r>
+    </w:p>
+    <w:p>
+      <w:proofErr w:type="spellStart"/>
+      <w:r>
+        <w:t>Main_</w:t>
+      </w:r>
+      <w:proofErr w:type="gramStart"/>
+      <w:r>
+        <w:t>hero</w:t>
+      </w:r>
+      <w:proofErr w:type="spellEnd"/>
+      <w:r>
+        <w:t>:</w:t>
+      </w:r>
+      <w:proofErr w:type="gramEnd"/>
+      <w:r>
+        <w:t xml:space="preserve"> let’s spam whatever we want on this sub, we can do it now</w:t>
+      </w:r>
+    </w:p>
+    <w:p>
+      <w:r>
+        <w:t>Fuck yeah, let’s burn this place to the ground.</w:t>
+      </w:r>
+    </w:p>
+    <w:p>
+      <w:r>
+        <w:t>User 5: fuck yeah, let’s do it</w:t>
+      </w:r>
+    </w:p>
+    <w:p>
+      <w:r>
+        <w:t xml:space="preserve">User 6: </w:t>
+      </w:r>
+      <w:proofErr w:type="spellStart"/>
+      <w:r>
+        <w:t>omw</w:t>
+      </w:r>
+      <w:proofErr w:type="spellEnd"/>
+    </w:p>
+    <w:p>
+      <w:r>
+        <w:t>User 9: how the fuck did u do that</w:t>
       </w:r>
     </w:p>
     <w:p>
       <w:r>
         <w:lastRenderedPageBreak/>
-        <w:t>Oh, oh shit, I got him! Here his password!</w:t>
-      </w:r>
-      <w:r>
-        <w:t xml:space="preserve"> His password is iwant</w:t>
-      </w:r>
-      <w:r>
-        <w:t>ai</w:t>
-      </w:r>
-      <w:r>
-        <w:t>girlfriend</w:t>
-      </w:r>
-      <w:r>
-        <w:t>topegme</w:t>
-      </w:r>
-      <w:r>
-        <w:t xml:space="preserve">822? </w:t>
-      </w:r>
-      <w:r>
-        <w:t>O</w:t>
-      </w:r>
-      <w:r>
-        <w:t xml:space="preserve">k, bro, whatever floats ur boat </w:t>
-      </w:r>
-      <w:r>
-        <w:t>I guess</w:t>
-      </w:r>
-      <w:r>
-        <w:t>.</w:t>
-      </w:r>
-    </w:p>
-    <w:p>
-      <w:r>
-        <w:t>Sillygoose228: yeah, I deleted</w:t>
+        <w:t xml:space="preserve">User 7: </w:t>
+      </w:r>
+      <w:proofErr w:type="spellStart"/>
+      <w:r>
+        <w:t>alr</w:t>
+      </w:r>
+      <w:proofErr w:type="spellEnd"/>
+      <w:r>
+        <w:t xml:space="preserve"> why not</w:t>
+      </w:r>
+    </w:p>
+    <w:p>
+      <w:r>
+        <w:t xml:space="preserve">User 9: </w:t>
+      </w:r>
+      <w:proofErr w:type="gramStart"/>
+      <w:r>
+        <w:t>hell</w:t>
+      </w:r>
+      <w:proofErr w:type="gramEnd"/>
+      <w:r>
+        <w:t xml:space="preserve"> yeah lmao</w:t>
+      </w:r>
+    </w:p>
+    <w:p>
+      <w:r>
+        <w:t>Let me check the zero sub now</w:t>
+      </w:r>
+    </w:p>
+    <w:p>
+      <w:r>
+        <w:t>(</w:t>
+      </w:r>
+      <w:proofErr w:type="gramStart"/>
+      <w:r>
+        <w:t>User is</w:t>
+      </w:r>
+      <w:proofErr w:type="gramEnd"/>
+      <w:r>
+        <w:t xml:space="preserve"> prompted to search for </w:t>
+      </w:r>
+      <w:r>
+        <w:t>zero</w:t>
       </w:r>
       <w:r>
         <w:t xml:space="preserve"> </w:t>
       </w:r>
-      <w:r>
-        <w:t xml:space="preserve">the post, but something weird is going on, I can’t even find the fartsniffer69 on The Forum to ban him from </w:t>
-      </w:r>
-      <w:r>
-        <w:t>the sub</w:t>
-      </w:r>
-    </w:p>
-    <w:p>
-      <w:r>
-        <w:t>FUCK. SHIT. FUCK.</w:t>
-      </w:r>
-    </w:p>
-    <w:p>
-      <w:r>
-        <w:t>I FUCKED UP</w:t>
-      </w:r>
-      <w:r>
-        <w:t>.</w:t>
-      </w:r>
-    </w:p>
-    <w:p>
-      <w:r>
-        <w:t>I FORGOT TO CHANGE AN AUTHOR OF THE POST</w:t>
-      </w:r>
-      <w:r>
-        <w:t xml:space="preserve"> FROM PLACEHOLDER</w:t>
-      </w:r>
-      <w:r>
-        <w:t>.</w:t>
-      </w:r>
-    </w:p>
-    <w:p>
-      <w:r>
-        <w:t>Even tho I got his creds already, he might realize what’s going on and change his password. I need to convince him it’s ok.</w:t>
-      </w:r>
-    </w:p>
-    <w:p>
-      <w:r>
-        <w:t>Main_hero: uhhh idk, this user shows as deleted to me already. Maybe The Forum admins already</w:t>
-      </w:r>
-      <w:r>
-        <w:t xml:space="preserve"> banned this guy, but website doesn’t reflect it yet.</w:t>
-      </w:r>
-    </w:p>
-    <w:p>
-      <w:r>
-        <w:t>Main_hero: yk the forum is really buggy sometimes.</w:t>
-      </w:r>
-    </w:p>
-    <w:p>
-      <w:r>
-        <w:t>Sillygoose228:</w:t>
-      </w:r>
-      <w:r>
-        <w:t xml:space="preserve"> </w:t>
-      </w:r>
-      <w:r>
-        <w:t>yeah, right</w:t>
-      </w:r>
-    </w:p>
-    <w:p>
-      <w:r>
-        <w:t>Sillygoose228: strangely enough, website was lagging even more, when I was deleting that post</w:t>
-      </w:r>
-    </w:p>
-    <w:p>
-      <w:r>
-        <w:t xml:space="preserve">Fucking </w:t>
-      </w:r>
-      <w:r>
-        <w:t>clanker</w:t>
-      </w:r>
-      <w:r>
-        <w:t xml:space="preserve"> gave me shit code. I specifically asked it to make code as optimized as possible </w:t>
-      </w:r>
-      <w:r>
-        <w:t>and make no mistakes</w:t>
-      </w:r>
-      <w:r>
-        <w:t>.</w:t>
-      </w:r>
-      <w:r>
-        <w:t xml:space="preserve"> Can’t trust shit these days.</w:t>
-      </w:r>
-    </w:p>
-    <w:p>
-      <w:r>
-        <w:t>(Sillygoose228 is still typing)</w:t>
-      </w:r>
-    </w:p>
-    <w:p>
-      <w:r>
-        <w:t xml:space="preserve">What is he typing for so long? Fuck, I </w:t>
-      </w:r>
-      <w:r>
-        <w:t xml:space="preserve">might be burned here. What if he is gonna ask me about how did I find this post? Or why am I reporting it even tho im not even a follower? Shit, I </w:t>
-      </w:r>
-      <w:r>
-        <w:t xml:space="preserve">even </w:t>
-      </w:r>
-      <w:r>
-        <w:t xml:space="preserve">forgot to follow fucking </w:t>
-      </w:r>
-      <w:r>
-        <w:t>zero</w:t>
-      </w:r>
-      <w:r>
-        <w:t xml:space="preserve"> sub</w:t>
-      </w:r>
-      <w:r>
-        <w:t>! Yeah, I might be done for here.</w:t>
-      </w:r>
-    </w:p>
-    <w:p>
-      <w:r>
-        <w:t>Silligoose228: yeah, it</w:t>
-      </w:r>
-      <w:r>
-        <w:t>’s</w:t>
-      </w:r>
-      <w:r>
-        <w:t xml:space="preserve"> probably </w:t>
-      </w:r>
-      <w:r>
-        <w:t>nothing</w:t>
-      </w:r>
-    </w:p>
-    <w:p>
-      <w:r>
-        <w:t>…</w:t>
-      </w:r>
-      <w:r>
-        <w:t xml:space="preserve">jesus bro </w:t>
-      </w:r>
-      <w:r>
-        <w:t>I was losing my shit here</w:t>
-      </w:r>
-      <w:r>
-        <w:t xml:space="preserve"> and he was just</w:t>
-      </w:r>
-      <w:r>
-        <w:t xml:space="preserve"> taking his time to write </w:t>
-      </w:r>
-      <w:r>
-        <w:t>THIS</w:t>
-      </w:r>
-      <w:r>
-        <w:t>?</w:t>
-      </w:r>
-    </w:p>
-    <w:p>
-      <w:r>
-        <w:t xml:space="preserve">Main_hero: </w:t>
-      </w:r>
-      <w:r>
-        <w:t>for sure</w:t>
-      </w:r>
-    </w:p>
-    <w:p>
-      <w:r>
-        <w:t>Now the fun part. I need to log out and log in as him and take over the sub.</w:t>
-      </w:r>
-    </w:p>
-    <w:p>
-      <w:r>
-        <w:t>(User is prompted to log out and log in as sillygoose228)</w:t>
-      </w:r>
-    </w:p>
-    <w:p>
-      <w:r>
-        <w:t>Now I need to remove all the modes and transfer the ownership to my account.</w:t>
-      </w:r>
-    </w:p>
-    <w:p>
-      <w:r>
-        <w:t>(User is prompted to remove all the mods and transfer the ownership)</w:t>
-      </w:r>
-    </w:p>
-    <w:p>
-      <w:r>
-        <w:lastRenderedPageBreak/>
-        <w:t xml:space="preserve">And I’m done lol. That’s it, I fucking did it! Now I gotta go back and tell </w:t>
-      </w:r>
-      <w:r>
-        <w:t>cyberdivers</w:t>
-      </w:r>
-      <w:r>
-        <w:t xml:space="preserve"> I got the keys.</w:t>
-      </w:r>
-    </w:p>
-    <w:p>
-      <w:r>
-        <w:t xml:space="preserve">(User is prompted to log out and log in as main_hero and go to the </w:t>
-      </w:r>
-      <w:r>
-        <w:t xml:space="preserve">cyberdivers </w:t>
-      </w:r>
-      <w:r>
-        <w:t>chat)</w:t>
-      </w:r>
-    </w:p>
-    <w:p>
-      <w:r>
-        <w:t>(Previous messages)</w:t>
-      </w:r>
-    </w:p>
-    <w:p>
-      <w:r>
-        <w:t>User 4: bro ts is just too funny</w:t>
-      </w:r>
-    </w:p>
-    <w:p>
-      <w:r>
-        <w:t>User 5: can we ban this mom’s hacker bro</w:t>
-      </w:r>
-    </w:p>
-    <w:p>
-      <w:r>
-        <w:t>User 7: just stop giving attention to this clown ass</w:t>
-      </w:r>
-    </w:p>
-    <w:p>
-      <w:r>
-        <w:t xml:space="preserve">User 7: he is actually retarded idk </w:t>
-      </w:r>
-    </w:p>
-    <w:p>
-      <w:r>
-        <w:t xml:space="preserve">Main_hero: I hacked the </w:t>
-      </w:r>
-      <w:r>
-        <w:t>zero</w:t>
-      </w:r>
-      <w:r>
-        <w:t xml:space="preserve"> sub</w:t>
-      </w:r>
-    </w:p>
-    <w:p>
-      <w:r>
-        <w:t>Main_hero: check the admins</w:t>
-      </w:r>
-    </w:p>
-    <w:p>
-      <w:pPr>
-        <w:pStyle w:val="Heading3"/>
-      </w:pPr>
-      <w:bookmarkStart w:id="20" w:name="_Toc216793256"/>
-      <w:r>
-        <w:t>Aftermath</w:t>
-      </w:r>
-      <w:bookmarkEnd w:id="20"/>
-    </w:p>
-    <w:p>
-      <w:r>
-        <w:t>User 1: what the fuck</w:t>
-      </w:r>
-      <w:r>
-        <w:t>, it’s real</w:t>
-      </w:r>
-    </w:p>
-    <w:p>
-      <w:r>
-        <w:t>User 2: no fucking way</w:t>
-      </w:r>
-    </w:p>
-    <w:p>
-      <w:r>
-        <w:t>User 3: no way</w:t>
-      </w:r>
-    </w:p>
-    <w:p>
-      <w:r>
-        <w:t>User 4: you</w:t>
-      </w:r>
-      <w:r>
-        <w:t>’re</w:t>
-      </w:r>
-      <w:r>
-        <w:t xml:space="preserve"> crazy son of a bitch, you actually did it</w:t>
-      </w:r>
-    </w:p>
-    <w:p>
-      <w:r>
-        <w:t>User 5: what the fuck? How</w:t>
-      </w:r>
-    </w:p>
-    <w:p>
-      <w:r>
-        <w:t>User 6: fucking legend</w:t>
-      </w:r>
-    </w:p>
-    <w:p>
-      <w:r>
-        <w:t>User 7: lmao what</w:t>
-      </w:r>
-    </w:p>
-    <w:p>
-      <w:r>
-        <w:t>User 8: of all people it’s main_hero who did that lmaooo</w:t>
-      </w:r>
-    </w:p>
-    <w:p>
-      <w:r>
-        <w:t>Main_hero: fuck yeah, it was me</w:t>
-      </w:r>
-    </w:p>
-    <w:p>
-      <w:r>
-        <w:t>Main_hero: let’s spam whatever we want on this sub, we can do it now</w:t>
-      </w:r>
-    </w:p>
-    <w:p>
-      <w:r>
-        <w:t>Fuck yeah, let’s burn this place to the ground.</w:t>
-      </w:r>
-    </w:p>
-    <w:p>
-      <w:r>
-        <w:t>User 5: fuck yeah, let’s do it</w:t>
-      </w:r>
-    </w:p>
-    <w:p>
-      <w:r>
-        <w:t>User 6: omw</w:t>
-      </w:r>
-    </w:p>
-    <w:p>
-      <w:r>
-        <w:t>User 9: how the fuck did u do that</w:t>
-      </w:r>
-    </w:p>
-    <w:p>
-      <w:r>
-        <w:t>User 7: alr why not</w:t>
-      </w:r>
-    </w:p>
-    <w:p>
-      <w:r>
-        <w:lastRenderedPageBreak/>
-        <w:t>User 9: hell yeah lmao</w:t>
-      </w:r>
-    </w:p>
-    <w:p>
-      <w:r>
-        <w:t>Let me check the zero sub now</w:t>
-      </w:r>
-    </w:p>
-    <w:p>
-      <w:r>
-        <w:t xml:space="preserve">(User is prompted to search for </w:t>
-      </w:r>
-      <w:r>
-        <w:t>zero</w:t>
-      </w:r>
-      <w:r>
-        <w:t xml:space="preserve"> sub and go there)</w:t>
+      <w:proofErr w:type="gramStart"/>
+      <w:r>
+        <w:t>sub</w:t>
+      </w:r>
+      <w:proofErr w:type="gramEnd"/>
+      <w:r>
+        <w:t xml:space="preserve"> and go there)</w:t>
       </w:r>
     </w:p>
     <w:p>
       <w:r>
         <w:t xml:space="preserve">Yeah, look at this. These are fruits of my </w:t>
       </w:r>
+      <w:proofErr w:type="gramStart"/>
       <w:r>
         <w:t>labor,</w:t>
       </w:r>
+      <w:proofErr w:type="gramEnd"/>
       <w:r>
         <w:t xml:space="preserve"> I made it possible</w:t>
       </w:r>
@@ -6219,15 +8312,28 @@
         <w:t>goated</w:t>
       </w:r>
       <w:r>
-        <w:t xml:space="preserve"> ain’t I? And now people see it too.</w:t>
+        <w:t xml:space="preserve"> </w:t>
+      </w:r>
+      <w:proofErr w:type="spellStart"/>
+      <w:r>
+        <w:t>ain’t</w:t>
+      </w:r>
+      <w:proofErr w:type="spellEnd"/>
+      <w:r>
+        <w:t xml:space="preserve"> I? And now people see it too.</w:t>
       </w:r>
     </w:p>
     <w:p>
       <w:r>
         <w:t xml:space="preserve">(User is prompted to go back to </w:t>
       </w:r>
-      <w:r>
-        <w:t xml:space="preserve">cyberdivers </w:t>
+      <w:proofErr w:type="spellStart"/>
+      <w:r>
+        <w:t>cyberdivers</w:t>
+      </w:r>
+      <w:proofErr w:type="spellEnd"/>
+      <w:r>
+        <w:t xml:space="preserve"> </w:t>
       </w:r>
       <w:r>
         <w:t>chat)</w:t>
@@ -6235,11 +8341,21 @@
     </w:p>
     <w:p>
       <w:r>
-        <w:t xml:space="preserve">User 5: nah ts is instant </w:t>
-      </w:r>
+        <w:t xml:space="preserve">User 5: nah </w:t>
+      </w:r>
+      <w:proofErr w:type="spellStart"/>
+      <w:r>
+        <w:t>ts</w:t>
+      </w:r>
+      <w:proofErr w:type="spellEnd"/>
+      <w:r>
+        <w:t xml:space="preserve"> is instant </w:t>
+      </w:r>
+      <w:proofErr w:type="spellStart"/>
       <w:r>
         <w:t>cyberdivers</w:t>
       </w:r>
+      <w:proofErr w:type="spellEnd"/>
       <w:r>
         <w:t xml:space="preserve"> classic</w:t>
       </w:r>
@@ -6266,28 +8382,75 @@
     </w:p>
     <w:p>
       <w:r>
-        <w:t>User 15: yea stealing was lowk fun, but this is just wrong atp</w:t>
-      </w:r>
-    </w:p>
-    <w:p>
-      <w:r>
-        <w:t>(Screen turns redish)</w:t>
-      </w:r>
-    </w:p>
-    <w:p>
-      <w:r>
-        <w:t xml:space="preserve">Main_hero: wrong? Who r u, fucking moral police? </w:t>
-      </w:r>
-      <w:r>
-        <w:t xml:space="preserve">This sub was full of dumb af, soft ass NPCs, </w:t>
+        <w:t xml:space="preserve">User 15: yea stealing was </w:t>
+      </w:r>
+      <w:proofErr w:type="spellStart"/>
+      <w:r>
+        <w:t>lowk</w:t>
+      </w:r>
+      <w:proofErr w:type="spellEnd"/>
+      <w:r>
+        <w:t xml:space="preserve"> fun, but this is just wrong </w:t>
+      </w:r>
+      <w:proofErr w:type="spellStart"/>
+      <w:r>
+        <w:t>atp</w:t>
+      </w:r>
+      <w:proofErr w:type="spellEnd"/>
+    </w:p>
+    <w:p>
+      <w:r>
+        <w:t xml:space="preserve">(Screen turns </w:t>
+      </w:r>
+      <w:proofErr w:type="spellStart"/>
+      <w:r>
+        <w:t>redish</w:t>
+      </w:r>
+      <w:proofErr w:type="spellEnd"/>
+      <w:r>
+        <w:t>)</w:t>
+      </w:r>
+    </w:p>
+    <w:p>
+      <w:proofErr w:type="spellStart"/>
+      <w:r>
+        <w:t>Main_hero</w:t>
+      </w:r>
+      <w:proofErr w:type="spellEnd"/>
+      <w:r>
+        <w:t xml:space="preserve">: wrong? Who r u, fucking moral police? </w:t>
+      </w:r>
+      <w:r>
+        <w:t xml:space="preserve">This sub was full of dumb </w:t>
+      </w:r>
+      <w:proofErr w:type="spellStart"/>
+      <w:r>
+        <w:t>af</w:t>
+      </w:r>
+      <w:proofErr w:type="spellEnd"/>
+      <w:r>
+        <w:t xml:space="preserve">, soft ass NPCs, </w:t>
       </w:r>
       <w:r>
         <w:t>they had it coming for them</w:t>
       </w:r>
     </w:p>
     <w:p>
-      <w:r>
-        <w:t>Main_hero: I ain’t returning shit to no one</w:t>
+      <w:proofErr w:type="spellStart"/>
+      <w:r>
+        <w:t>Main_hero</w:t>
+      </w:r>
+      <w:proofErr w:type="spellEnd"/>
+      <w:r>
+        <w:t xml:space="preserve">: I </w:t>
+      </w:r>
+      <w:proofErr w:type="spellStart"/>
+      <w:r>
+        <w:t>ain’t</w:t>
+      </w:r>
+      <w:proofErr w:type="spellEnd"/>
+      <w:r>
+        <w:t xml:space="preserve"> returning shit to no one</w:t>
       </w:r>
       <w:r>
         <w:t>, fuck off u cunts</w:t>
@@ -6300,7 +8463,15 @@
     </w:p>
     <w:p>
       <w:r>
-        <w:t>User 12: bruh u r a fucking moron,</w:t>
+        <w:t xml:space="preserve">User 12: </w:t>
+      </w:r>
+      <w:proofErr w:type="spellStart"/>
+      <w:r>
+        <w:t>bruh</w:t>
+      </w:r>
+      <w:proofErr w:type="spellEnd"/>
+      <w:r>
+        <w:t xml:space="preserve"> u r a fucking moron,</w:t>
       </w:r>
       <w:r>
         <w:t xml:space="preserve"> </w:t>
@@ -6322,9 +8493,11 @@
       <w:r>
         <w:t xml:space="preserve">User 5: fuck off, </w:t>
       </w:r>
+      <w:proofErr w:type="spellStart"/>
       <w:r>
         <w:t>main_hero</w:t>
       </w:r>
+      <w:proofErr w:type="spellEnd"/>
       <w:r>
         <w:t xml:space="preserve"> is right, we can do whatever we can with the sub, </w:t>
       </w:r>
@@ -6338,8 +8511,13 @@
       </w:r>
     </w:p>
     <w:p>
-      <w:r>
-        <w:t xml:space="preserve">Main_hero: </w:t>
+      <w:proofErr w:type="spellStart"/>
+      <w:r>
+        <w:t>Main_hero</w:t>
+      </w:r>
+      <w:proofErr w:type="spellEnd"/>
+      <w:r>
+        <w:t xml:space="preserve">: </w:t>
       </w:r>
       <w:r>
         <w:t>I did it for us</w:t>
@@ -6353,29 +8531,57 @@
       <w:r>
         <w:t xml:space="preserve"> that took all the attention from </w:t>
       </w:r>
+      <w:proofErr w:type="spellStart"/>
       <w:r>
         <w:t>cyberdivers</w:t>
       </w:r>
+      <w:proofErr w:type="spellEnd"/>
       <w:r>
         <w:t>, so fuck them</w:t>
       </w:r>
     </w:p>
     <w:p>
-      <w:r>
-        <w:t xml:space="preserve">Main_hero: </w:t>
-      </w:r>
-      <w:r>
-        <w:t>I thought you guys hated them too</w:t>
-      </w:r>
-    </w:p>
-    <w:p>
-      <w:r>
-        <w:t>User 13: who is we? There is no we</w:t>
+      <w:proofErr w:type="spellStart"/>
+      <w:r>
+        <w:t>Main_hero</w:t>
+      </w:r>
+      <w:proofErr w:type="spellEnd"/>
+      <w:r>
+        <w:t xml:space="preserve">: I thought </w:t>
+      </w:r>
+      <w:r>
+        <w:t>we all hated them</w:t>
       </w:r>
     </w:p>
     <w:p>
       <w:r>
         <w:lastRenderedPageBreak/>
+        <w:t>What the fuck? I did everything to be THE guy, and they still shit on me? That’s not fair, they should be loving me now. You know what-</w:t>
+      </w:r>
+    </w:p>
+    <w:p>
+      <w:r>
+        <w:t xml:space="preserve">User 13: </w:t>
+      </w:r>
+      <w:proofErr w:type="gramStart"/>
+      <w:r>
+        <w:t>who</w:t>
+      </w:r>
+      <w:proofErr w:type="gramEnd"/>
+      <w:r>
+        <w:t xml:space="preserve"> </w:t>
+      </w:r>
+      <w:proofErr w:type="gramStart"/>
+      <w:r>
+        <w:t>is</w:t>
+      </w:r>
+      <w:proofErr w:type="gramEnd"/>
+      <w:r>
+        <w:t xml:space="preserve"> we? There is no we</w:t>
+      </w:r>
+    </w:p>
+    <w:p>
+      <w:r>
         <w:t xml:space="preserve">User </w:t>
       </w:r>
       <w:r>
@@ -6406,12 +8612,22 @@
         <w:t>h</w:t>
       </w:r>
       <w:r>
-        <w:t>ow fucking delusional r u bruh</w:t>
-      </w:r>
-    </w:p>
-    <w:p>
-      <w:r>
-        <w:t>Main_hero: fuck u</w:t>
+        <w:t xml:space="preserve">ow fucking delusional r u </w:t>
+      </w:r>
+      <w:proofErr w:type="spellStart"/>
+      <w:r>
+        <w:t>bruh</w:t>
+      </w:r>
+      <w:proofErr w:type="spellEnd"/>
+    </w:p>
+    <w:p>
+      <w:proofErr w:type="spellStart"/>
+      <w:r>
+        <w:t>Main_hero</w:t>
+      </w:r>
+      <w:proofErr w:type="spellEnd"/>
+      <w:r>
+        <w:t>: fuck u</w:t>
       </w:r>
     </w:p>
     <w:p>
@@ -6467,8 +8683,13 @@
       </w:r>
     </w:p>
     <w:p>
-      <w:r>
-        <w:t>Main_hero: fuck u</w:t>
+      <w:proofErr w:type="spellStart"/>
+      <w:r>
+        <w:t>Main_hero</w:t>
+      </w:r>
+      <w:proofErr w:type="spellEnd"/>
+      <w:r>
+        <w:t>: fuck u</w:t>
       </w:r>
     </w:p>
     <w:p>
@@ -6514,9 +8735,11 @@
       <w:r>
         <w:t xml:space="preserve"> </w:t>
       </w:r>
+      <w:proofErr w:type="spellStart"/>
       <w:r>
         <w:t>cyberdivers</w:t>
       </w:r>
+      <w:proofErr w:type="spellEnd"/>
       <w:r>
         <w:t xml:space="preserve">, I’ve hacked sillygoose228 and </w:t>
       </w:r>
@@ -6607,11 +8830,21 @@
     </w:p>
     <w:p>
       <w:r>
-        <w:t xml:space="preserve">I’ve spent hours and hours trying to convince everyone around me and myself, that I am skillful, smart and just the best person on earth and not just some useless </w:t>
-      </w:r>
+        <w:t xml:space="preserve">I’ve spent </w:t>
+      </w:r>
+      <w:proofErr w:type="gramStart"/>
+      <w:r>
+        <w:t>hours and hours</w:t>
+      </w:r>
+      <w:proofErr w:type="gramEnd"/>
+      <w:r>
+        <w:t xml:space="preserve"> trying to convince everyone around me and myself, that I am skillful, smart and just the best person on earth and not just some useless </w:t>
+      </w:r>
+      <w:proofErr w:type="spellStart"/>
       <w:r>
         <w:t>forumer</w:t>
       </w:r>
+      <w:proofErr w:type="spellEnd"/>
       <w:r>
         <w:t>, although I probably am, just to make people want to hang out with me.</w:t>
       </w:r>
@@ -6631,7 +8864,16 @@
     </w:p>
     <w:p>
       <w:r>
-        <w:t xml:space="preserve">User 1: yo </w:t>
+        <w:t xml:space="preserve">User 1: </w:t>
+      </w:r>
+      <w:proofErr w:type="spellStart"/>
+      <w:proofErr w:type="gramStart"/>
+      <w:r>
+        <w:t>yo</w:t>
+      </w:r>
+      <w:proofErr w:type="spellEnd"/>
+      <w:r>
+        <w:t xml:space="preserve"> </w:t>
       </w:r>
       <w:r>
         <w:rPr>
@@ -6639,18 +8881,42 @@
         </w:rPr>
         <w:t>@</w:t>
       </w:r>
-      <w:r>
-        <w:t xml:space="preserve">main_hero, u do know that u can get urself banned for </w:t>
+      <w:proofErr w:type="spellStart"/>
+      <w:proofErr w:type="gramEnd"/>
+      <w:r>
+        <w:t>main_</w:t>
+      </w:r>
+      <w:proofErr w:type="gramStart"/>
+      <w:r>
+        <w:t>hero</w:t>
+      </w:r>
+      <w:proofErr w:type="spellEnd"/>
+      <w:proofErr w:type="gramEnd"/>
+      <w:r>
+        <w:t xml:space="preserve">, u do know that u can get </w:t>
+      </w:r>
+      <w:proofErr w:type="spellStart"/>
+      <w:r>
+        <w:t>urself</w:t>
+      </w:r>
+      <w:proofErr w:type="spellEnd"/>
+      <w:r>
+        <w:t xml:space="preserve"> banned for </w:t>
       </w:r>
       <w:r>
         <w:t>stealing</w:t>
       </w:r>
       <w:r>
-        <w:t xml:space="preserve"> other user</w:t>
+        <w:t xml:space="preserve"> other </w:t>
+      </w:r>
+      <w:proofErr w:type="gramStart"/>
+      <w:r>
+        <w:t>user</w:t>
       </w:r>
       <w:r>
         <w:t>s</w:t>
       </w:r>
+      <w:proofErr w:type="gramEnd"/>
       <w:r>
         <w:t xml:space="preserve"> </w:t>
       </w:r>
@@ -6665,18 +8931,47 @@
       </w:r>
     </w:p>
     <w:p>
-      <w:r>
-        <w:t>Main_hero: yeah of course I kno-</w:t>
-      </w:r>
-    </w:p>
-    <w:p>
-      <w:r>
-        <w:t>(Screen shows that main_hero’s account has been banned)</w:t>
-      </w:r>
-    </w:p>
-    <w:p>
+      <w:proofErr w:type="spellStart"/>
       <w:r>
         <w:lastRenderedPageBreak/>
+        <w:t>Main_hero</w:t>
+      </w:r>
+      <w:proofErr w:type="spellEnd"/>
+      <w:r>
+        <w:t xml:space="preserve">: </w:t>
+      </w:r>
+      <w:proofErr w:type="gramStart"/>
+      <w:r>
+        <w:t>yeah</w:t>
+      </w:r>
+      <w:proofErr w:type="gramEnd"/>
+      <w:r>
+        <w:t xml:space="preserve"> of course I </w:t>
+      </w:r>
+      <w:proofErr w:type="spellStart"/>
+      <w:r>
+        <w:t>kno</w:t>
+      </w:r>
+      <w:proofErr w:type="spellEnd"/>
+      <w:r>
+        <w:t>-</w:t>
+      </w:r>
+    </w:p>
+    <w:p>
+      <w:r>
+        <w:t xml:space="preserve">(Screen shows that </w:t>
+      </w:r>
+      <w:proofErr w:type="spellStart"/>
+      <w:r>
+        <w:t>main_hero’s</w:t>
+      </w:r>
+      <w:proofErr w:type="spellEnd"/>
+      <w:r>
+        <w:t xml:space="preserve"> account has been banned)</w:t>
+      </w:r>
+    </w:p>
+    <w:p>
+      <w:r>
         <w:t>oh wow</w:t>
       </w:r>
     </w:p>

--- a/docs/Script.docx
+++ b/docs/Script.docx
@@ -3023,7 +3023,19 @@
         <w:rPr>
           <w:lang w:val="en-AU"/>
         </w:rPr>
-        <w:t xml:space="preserve"> aka fix their app</w:t>
+        <w:t xml:space="preserve"> aka fix </w:t>
+      </w:r>
+      <w:r>
+        <w:rPr>
+          <w:lang w:val="en-AU"/>
+        </w:rPr>
+        <w:t>the</w:t>
+      </w:r>
+      <w:r>
+        <w:rPr>
+          <w:lang w:val="en-AU"/>
+        </w:rPr>
+        <w:t xml:space="preserve"> app</w:t>
       </w:r>
       <w:r>
         <w:rPr>
@@ -3411,8 +3423,374 @@
         </w:numPr>
       </w:pPr>
       <w:r>
-        <w:t>Helldivers 2 sub</w:t>
-      </w:r>
+        <w:t>Helldivers 2 su</w:t>
+      </w:r>
+      <w:r>
+        <w:t>b</w:t>
+      </w:r>
+    </w:p>
+    <w:p>
+      <w:pPr>
+        <w:pStyle w:val="ListParagraph"/>
+        <w:numPr>
+          <w:ilvl w:val="1"/>
+          <w:numId w:val="1"/>
+        </w:numPr>
+      </w:pPr>
+      <w:r>
+        <w:t>User to name map</w:t>
+      </w:r>
+    </w:p>
+    <w:p>
+      <w:pPr>
+        <w:pStyle w:val="ListParagraph"/>
+        <w:numPr>
+          <w:ilvl w:val="2"/>
+          <w:numId w:val="1"/>
+        </w:numPr>
+      </w:pPr>
+      <w:r>
+        <w:t>User 1:</w:t>
+      </w:r>
+      <w:r>
+        <w:rPr>
+          <w:rFonts w:ascii="Consolas" w:eastAsia="Times New Roman" w:hAnsi="Consolas" w:cs="Times New Roman"/>
+          <w:color w:val="CE9178"/>
+          <w:kern w:val="0"/>
+          <w:sz w:val="21"/>
+          <w:szCs w:val="21"/>
+          <w14:ligatures w14:val="none"/>
+        </w:rPr>
+        <w:t xml:space="preserve"> </w:t>
+      </w:r>
+      <w:proofErr w:type="spellStart"/>
+      <w:r>
+        <w:t>pinchIt</w:t>
+      </w:r>
+      <w:proofErr w:type="spellEnd"/>
+    </w:p>
+    <w:p>
+      <w:pPr>
+        <w:pStyle w:val="ListParagraph"/>
+        <w:numPr>
+          <w:ilvl w:val="2"/>
+          <w:numId w:val="1"/>
+        </w:numPr>
+      </w:pPr>
+      <w:r>
+        <w:t>User 2:</w:t>
+      </w:r>
+      <w:r>
+        <w:rPr>
+          <w:rFonts w:ascii="Consolas" w:eastAsia="Times New Roman" w:hAnsi="Consolas" w:cs="Times New Roman"/>
+          <w:color w:val="CE9178"/>
+          <w:kern w:val="0"/>
+          <w:sz w:val="21"/>
+          <w:szCs w:val="21"/>
+          <w14:ligatures w14:val="none"/>
+        </w:rPr>
+        <w:t xml:space="preserve"> </w:t>
+      </w:r>
+      <w:proofErr w:type="spellStart"/>
+      <w:r>
+        <w:t>MironYanch</w:t>
+      </w:r>
+      <w:proofErr w:type="spellEnd"/>
+    </w:p>
+    <w:p>
+      <w:pPr>
+        <w:pStyle w:val="ListParagraph"/>
+        <w:numPr>
+          <w:ilvl w:val="2"/>
+          <w:numId w:val="1"/>
+        </w:numPr>
+      </w:pPr>
+      <w:r>
+        <w:t xml:space="preserve">User 3: </w:t>
+      </w:r>
+      <w:proofErr w:type="spellStart"/>
+      <w:r>
+        <w:t>caffeine_up_the_ass</w:t>
+      </w:r>
+      <w:proofErr w:type="spellEnd"/>
+    </w:p>
+    <w:p>
+      <w:pPr>
+        <w:pStyle w:val="ListParagraph"/>
+        <w:numPr>
+          <w:ilvl w:val="2"/>
+          <w:numId w:val="1"/>
+        </w:numPr>
+      </w:pPr>
+      <w:r>
+        <w:t xml:space="preserve">User 4: </w:t>
+      </w:r>
+      <w:proofErr w:type="spellStart"/>
+      <w:r>
+        <w:t>musky_diver</w:t>
+      </w:r>
+      <w:proofErr w:type="spellEnd"/>
+    </w:p>
+    <w:p>
+      <w:pPr>
+        <w:pStyle w:val="ListParagraph"/>
+        <w:numPr>
+          <w:ilvl w:val="2"/>
+          <w:numId w:val="1"/>
+        </w:numPr>
+      </w:pPr>
+      <w:r>
+        <w:t xml:space="preserve">User 5: </w:t>
+      </w:r>
+      <w:proofErr w:type="spellStart"/>
+      <w:r>
+        <w:t>do_not_the_dog</w:t>
+      </w:r>
+      <w:proofErr w:type="spellEnd"/>
+    </w:p>
+    <w:p>
+      <w:pPr>
+        <w:pStyle w:val="ListParagraph"/>
+        <w:numPr>
+          <w:ilvl w:val="2"/>
+          <w:numId w:val="1"/>
+        </w:numPr>
+      </w:pPr>
+      <w:r>
+        <w:t xml:space="preserve">User 6: </w:t>
+      </w:r>
+      <w:proofErr w:type="spellStart"/>
+      <w:r>
+        <w:t>ink_and_iron</w:t>
+      </w:r>
+      <w:proofErr w:type="spellEnd"/>
+    </w:p>
+    <w:p>
+      <w:pPr>
+        <w:pStyle w:val="ListParagraph"/>
+        <w:numPr>
+          <w:ilvl w:val="2"/>
+          <w:numId w:val="1"/>
+        </w:numPr>
+      </w:pPr>
+      <w:r>
+        <w:t>User 7:</w:t>
+      </w:r>
+      <w:r>
+        <w:rPr>
+          <w:rFonts w:ascii="Consolas" w:eastAsia="Times New Roman" w:hAnsi="Consolas" w:cs="Times New Roman"/>
+          <w:color w:val="CE9178"/>
+          <w:kern w:val="0"/>
+          <w:sz w:val="21"/>
+          <w:szCs w:val="21"/>
+          <w14:ligatures w14:val="none"/>
+        </w:rPr>
+        <w:t xml:space="preserve"> </w:t>
+      </w:r>
+      <w:r>
+        <w:t>Sinius</w:t>
+      </w:r>
+    </w:p>
+    <w:p>
+      <w:pPr>
+        <w:pStyle w:val="ListParagraph"/>
+        <w:numPr>
+          <w:ilvl w:val="2"/>
+          <w:numId w:val="1"/>
+        </w:numPr>
+      </w:pPr>
+      <w:r>
+        <w:t>User 8:</w:t>
+      </w:r>
+      <w:r>
+        <w:t xml:space="preserve"> </w:t>
+      </w:r>
+      <w:proofErr w:type="spellStart"/>
+      <w:r>
+        <w:t>SmoothOperator</w:t>
+      </w:r>
+      <w:proofErr w:type="spellEnd"/>
+    </w:p>
+    <w:p>
+      <w:pPr>
+        <w:pStyle w:val="ListParagraph"/>
+        <w:numPr>
+          <w:ilvl w:val="2"/>
+          <w:numId w:val="1"/>
+        </w:numPr>
+      </w:pPr>
+      <w:r>
+        <w:t>User 9:</w:t>
+      </w:r>
+      <w:r>
+        <w:rPr>
+          <w:rFonts w:ascii="Consolas" w:eastAsia="Times New Roman" w:hAnsi="Consolas" w:cs="Times New Roman"/>
+          <w:color w:val="CE9178"/>
+          <w:kern w:val="0"/>
+          <w:sz w:val="21"/>
+          <w:szCs w:val="21"/>
+          <w14:ligatures w14:val="none"/>
+        </w:rPr>
+        <w:t xml:space="preserve"> </w:t>
+      </w:r>
+      <w:proofErr w:type="spellStart"/>
+      <w:r>
+        <w:t>DarkSolace</w:t>
+      </w:r>
+      <w:proofErr w:type="spellEnd"/>
+    </w:p>
+    <w:p>
+      <w:pPr>
+        <w:pStyle w:val="ListParagraph"/>
+        <w:numPr>
+          <w:ilvl w:val="2"/>
+          <w:numId w:val="1"/>
+        </w:numPr>
+      </w:pPr>
+      <w:r>
+        <w:t>User 10:</w:t>
+      </w:r>
+      <w:r>
+        <w:rPr>
+          <w:rFonts w:ascii="Consolas" w:eastAsia="Times New Roman" w:hAnsi="Consolas" w:cs="Times New Roman"/>
+          <w:color w:val="CE9178"/>
+          <w:kern w:val="0"/>
+          <w:sz w:val="21"/>
+          <w:szCs w:val="21"/>
+          <w14:ligatures w14:val="none"/>
+        </w:rPr>
+        <w:t xml:space="preserve"> </w:t>
+      </w:r>
+      <w:proofErr w:type="spellStart"/>
+      <w:r>
+        <w:t>clanker_oil_stain</w:t>
+      </w:r>
+      <w:proofErr w:type="spellEnd"/>
+    </w:p>
+    <w:p>
+      <w:pPr>
+        <w:pStyle w:val="ListParagraph"/>
+        <w:numPr>
+          <w:ilvl w:val="2"/>
+          <w:numId w:val="1"/>
+        </w:numPr>
+      </w:pPr>
+      <w:r>
+        <w:t>User 11:</w:t>
+      </w:r>
+      <w:r>
+        <w:rPr>
+          <w:rFonts w:ascii="Consolas" w:eastAsia="Times New Roman" w:hAnsi="Consolas" w:cs="Times New Roman"/>
+          <w:color w:val="CE9178"/>
+          <w:kern w:val="0"/>
+          <w:sz w:val="21"/>
+          <w:szCs w:val="21"/>
+          <w14:ligatures w14:val="none"/>
+        </w:rPr>
+        <w:t xml:space="preserve"> </w:t>
+      </w:r>
+      <w:r>
+        <w:t>buzzzzz09</w:t>
+      </w:r>
+    </w:p>
+    <w:p>
+      <w:pPr>
+        <w:pStyle w:val="ListParagraph"/>
+        <w:numPr>
+          <w:ilvl w:val="2"/>
+          <w:numId w:val="1"/>
+        </w:numPr>
+      </w:pPr>
+      <w:r>
+        <w:t>User 12:</w:t>
+      </w:r>
+      <w:r>
+        <w:rPr>
+          <w:rFonts w:ascii="Consolas" w:eastAsia="Times New Roman" w:hAnsi="Consolas" w:cs="Times New Roman"/>
+          <w:color w:val="CE9178"/>
+          <w:kern w:val="0"/>
+          <w:sz w:val="21"/>
+          <w:szCs w:val="21"/>
+          <w14:ligatures w14:val="none"/>
+        </w:rPr>
+        <w:t xml:space="preserve"> </w:t>
+      </w:r>
+      <w:proofErr w:type="spellStart"/>
+      <w:r>
+        <w:t>Three_Squids_In_A_Suit</w:t>
+      </w:r>
+      <w:proofErr w:type="spellEnd"/>
+    </w:p>
+    <w:p>
+      <w:pPr>
+        <w:pStyle w:val="ListParagraph"/>
+        <w:numPr>
+          <w:ilvl w:val="2"/>
+          <w:numId w:val="1"/>
+        </w:numPr>
+      </w:pPr>
+      <w:r>
+        <w:t>User 13:</w:t>
+      </w:r>
+      <w:r>
+        <w:rPr>
+          <w:rFonts w:ascii="Consolas" w:eastAsia="Times New Roman" w:hAnsi="Consolas" w:cs="Times New Roman"/>
+          <w:color w:val="CE9178"/>
+          <w:kern w:val="0"/>
+          <w:sz w:val="21"/>
+          <w:szCs w:val="21"/>
+          <w14:ligatures w14:val="none"/>
+        </w:rPr>
+        <w:t xml:space="preserve"> </w:t>
+      </w:r>
+      <w:r>
+        <w:t>Roman_Roy218</w:t>
+      </w:r>
+    </w:p>
+    <w:p>
+      <w:pPr>
+        <w:pStyle w:val="ListParagraph"/>
+        <w:numPr>
+          <w:ilvl w:val="2"/>
+          <w:numId w:val="1"/>
+        </w:numPr>
+      </w:pPr>
+      <w:r>
+        <w:t>User 14:</w:t>
+      </w:r>
+      <w:r>
+        <w:rPr>
+          <w:rFonts w:ascii="Consolas" w:eastAsia="Times New Roman" w:hAnsi="Consolas" w:cs="Times New Roman"/>
+          <w:color w:val="CE9178"/>
+          <w:kern w:val="0"/>
+          <w:sz w:val="21"/>
+          <w:szCs w:val="21"/>
+          <w14:ligatures w14:val="none"/>
+        </w:rPr>
+        <w:t xml:space="preserve"> </w:t>
+      </w:r>
+      <w:proofErr w:type="spellStart"/>
+      <w:r>
+        <w:t>buggedFeature</w:t>
+      </w:r>
+      <w:proofErr w:type="spellEnd"/>
+    </w:p>
+    <w:p>
+      <w:pPr>
+        <w:pStyle w:val="ListParagraph"/>
+        <w:numPr>
+          <w:ilvl w:val="2"/>
+          <w:numId w:val="1"/>
+        </w:numPr>
+      </w:pPr>
+      <w:r>
+        <w:t xml:space="preserve">User 15: </w:t>
+      </w:r>
+      <w:proofErr w:type="spellStart"/>
+      <w:r>
+        <w:t>brundmartindle</w:t>
+      </w:r>
+      <w:proofErr w:type="spellEnd"/>
     </w:p>
     <w:p>
       <w:pPr>
@@ -3481,6 +3859,7 @@
         </w:numPr>
       </w:pPr>
       <w:r>
+        <w:lastRenderedPageBreak/>
         <w:t>Traits</w:t>
       </w:r>
     </w:p>
@@ -3652,7 +4031,6 @@
       </w:r>
       <w:proofErr w:type="spellStart"/>
       <w:r>
-        <w:lastRenderedPageBreak/>
         <w:t>cuz</w:t>
       </w:r>
       <w:proofErr w:type="spellEnd"/>
@@ -3853,6 +4231,7 @@
         </w:numPr>
       </w:pPr>
       <w:r>
+        <w:lastRenderedPageBreak/>
         <w:t>Gullible</w:t>
       </w:r>
     </w:p>
@@ -3943,407 +4322,409 @@
       </w:pPr>
       <w:bookmarkStart w:id="11" w:name="_Toc216793247"/>
       <w:r>
+        <w:t>Events outline</w:t>
+      </w:r>
+      <w:bookmarkEnd w:id="11"/>
+    </w:p>
+    <w:p>
+      <w:pPr>
+        <w:pStyle w:val="Heading3"/>
+      </w:pPr>
+      <w:bookmarkStart w:id="12" w:name="_Toc216793248"/>
+      <w:r>
+        <w:t>Intro</w:t>
+      </w:r>
+      <w:bookmarkEnd w:id="12"/>
+    </w:p>
+    <w:p>
+      <w:proofErr w:type="spellStart"/>
+      <w:r>
+        <w:t>Main_hero</w:t>
+      </w:r>
+      <w:proofErr w:type="spellEnd"/>
+      <w:r>
+        <w:t xml:space="preserve"> </w:t>
+      </w:r>
+      <w:r>
+        <w:t xml:space="preserve">starts talking about himself. He first states that he wants to write a book and decided he needs to write all his thoughts, so he could use them later. He is doing that because he is not interested in making some shit, he wants to create a masterpiece out of this memoir. He then proceeds to talk about his skills in </w:t>
+      </w:r>
+      <w:proofErr w:type="spellStart"/>
+      <w:r>
+        <w:t>cyberdivers</w:t>
+      </w:r>
+      <w:proofErr w:type="spellEnd"/>
+      <w:r>
+        <w:t xml:space="preserve">, how he is good </w:t>
+      </w:r>
+      <w:proofErr w:type="gramStart"/>
+      <w:r>
+        <w:t>in</w:t>
+      </w:r>
+      <w:proofErr w:type="gramEnd"/>
+      <w:r>
+        <w:t xml:space="preserve"> it and how many hours he’s got. He shows his stats on the profile, but it has long streak of </w:t>
+      </w:r>
+      <w:r>
+        <w:t xml:space="preserve">failed </w:t>
+      </w:r>
+      <w:proofErr w:type="spellStart"/>
+      <w:proofErr w:type="gramStart"/>
+      <w:r>
+        <w:t>extrractions</w:t>
+      </w:r>
+      <w:proofErr w:type="spellEnd"/>
+      <w:proofErr w:type="gramEnd"/>
+      <w:r>
+        <w:t xml:space="preserve"> and bad stats</w:t>
+      </w:r>
+      <w:r>
+        <w:t xml:space="preserve"> and </w:t>
+      </w:r>
+      <w:proofErr w:type="spellStart"/>
+      <w:r>
+        <w:t>main_hero</w:t>
+      </w:r>
+      <w:proofErr w:type="spellEnd"/>
+      <w:r>
+        <w:t xml:space="preserve"> justifies himself by saying that matchmaking is fucked, </w:t>
+      </w:r>
+      <w:r>
+        <w:t>balance is cooked and everything is bugged</w:t>
+      </w:r>
+      <w:r>
+        <w:t xml:space="preserve">. He then says that he is well respected in the </w:t>
+      </w:r>
+      <w:proofErr w:type="spellStart"/>
+      <w:r>
+        <w:t>cyberdivers</w:t>
+      </w:r>
+      <w:proofErr w:type="spellEnd"/>
+      <w:r>
+        <w:t xml:space="preserve"> community and goes to subforum</w:t>
+      </w:r>
+      <w:r>
+        <w:t xml:space="preserve"> </w:t>
+      </w:r>
+      <w:r>
+        <w:t>chat</w:t>
+      </w:r>
+      <w:r>
+        <w:t xml:space="preserve"> and even played with them and showed himself pretty good</w:t>
+      </w:r>
+      <w:r>
+        <w:t xml:space="preserve">.  He says </w:t>
+      </w:r>
+      <w:proofErr w:type="spellStart"/>
+      <w:r>
+        <w:t>smth</w:t>
+      </w:r>
+      <w:proofErr w:type="spellEnd"/>
+      <w:r>
+        <w:t xml:space="preserve"> like “</w:t>
+      </w:r>
+      <w:proofErr w:type="spellStart"/>
+      <w:r>
+        <w:t>yo</w:t>
+      </w:r>
+      <w:proofErr w:type="spellEnd"/>
+      <w:r>
+        <w:t>” and instantly gets flamed</w:t>
+      </w:r>
+      <w:r>
+        <w:t xml:space="preserve"> and mocked for his recent game with the community and his overall </w:t>
+      </w:r>
+      <w:proofErr w:type="spellStart"/>
+      <w:r>
+        <w:t>perfomance</w:t>
+      </w:r>
+      <w:proofErr w:type="spellEnd"/>
+      <w:r>
+        <w:t xml:space="preserve">. </w:t>
+      </w:r>
+      <w:proofErr w:type="spellStart"/>
+      <w:r>
+        <w:t>Main_hero</w:t>
+      </w:r>
+      <w:proofErr w:type="spellEnd"/>
+      <w:r>
+        <w:t xml:space="preserve"> says that’s how they show affection to one another and it’s </w:t>
+      </w:r>
+      <w:proofErr w:type="gramStart"/>
+      <w:r>
+        <w:t>pretty normal</w:t>
+      </w:r>
+      <w:proofErr w:type="gramEnd"/>
+      <w:r>
+        <w:t>.</w:t>
+      </w:r>
+    </w:p>
+    <w:p>
+      <w:pPr>
+        <w:pStyle w:val="Heading3"/>
+      </w:pPr>
+      <w:bookmarkStart w:id="13" w:name="_Toc216793249"/>
+      <w:r>
+        <w:t>Chance to prove yourself</w:t>
+      </w:r>
+      <w:bookmarkEnd w:id="13"/>
+    </w:p>
+    <w:p>
+      <w:r>
+        <w:t xml:space="preserve">Someone in the chat says that </w:t>
+      </w:r>
+      <w:r>
+        <w:t>zero</w:t>
+      </w:r>
+      <w:r>
+        <w:t xml:space="preserve"> just got their </w:t>
+      </w:r>
+      <w:proofErr w:type="spellStart"/>
+      <w:r>
+        <w:t>dlc</w:t>
+      </w:r>
+      <w:proofErr w:type="spellEnd"/>
+      <w:r>
+        <w:t xml:space="preserve"> delayed. Everyone </w:t>
+      </w:r>
+      <w:proofErr w:type="gramStart"/>
+      <w:r>
+        <w:t>celebrate</w:t>
+      </w:r>
+      <w:proofErr w:type="gramEnd"/>
+      <w:r>
+        <w:t xml:space="preserve"> that, including </w:t>
+      </w:r>
+      <w:proofErr w:type="spellStart"/>
+      <w:r>
+        <w:t>main_hero</w:t>
+      </w:r>
+      <w:proofErr w:type="spellEnd"/>
+      <w:r>
+        <w:t xml:space="preserve">. He explains that because it’s because </w:t>
+      </w:r>
+      <w:r>
+        <w:t>Spearhead Studios</w:t>
+      </w:r>
+      <w:r>
+        <w:t xml:space="preserve">, developer of </w:t>
+      </w:r>
+      <w:proofErr w:type="spellStart"/>
+      <w:r>
+        <w:t>cyberdivers</w:t>
+      </w:r>
+      <w:proofErr w:type="spellEnd"/>
+      <w:r>
+        <w:t xml:space="preserve"> and </w:t>
+      </w:r>
+      <w:r>
+        <w:t>zero</w:t>
+      </w:r>
+      <w:r>
+        <w:t xml:space="preserve">, instead of working on new content for </w:t>
+      </w:r>
+      <w:proofErr w:type="spellStart"/>
+      <w:r>
+        <w:t>cyberdivers</w:t>
+      </w:r>
+      <w:proofErr w:type="spellEnd"/>
+      <w:r>
+        <w:t xml:space="preserve"> </w:t>
+      </w:r>
+      <w:r>
+        <w:t xml:space="preserve">decided to do a new single player, so now, </w:t>
+      </w:r>
+      <w:proofErr w:type="spellStart"/>
+      <w:r>
+        <w:t>cyberdivers</w:t>
+      </w:r>
+      <w:proofErr w:type="spellEnd"/>
+      <w:r>
+        <w:t xml:space="preserve"> </w:t>
+      </w:r>
+      <w:r>
+        <w:t xml:space="preserve">sub </w:t>
+      </w:r>
+      <w:r>
+        <w:t>have a beef against zero sub</w:t>
+      </w:r>
+      <w:r>
+        <w:t xml:space="preserve">. </w:t>
+      </w:r>
+      <w:proofErr w:type="spellStart"/>
+      <w:r>
+        <w:t>Main_hero</w:t>
+      </w:r>
+      <w:proofErr w:type="spellEnd"/>
+      <w:r>
+        <w:t xml:space="preserve"> wonders, how did they take news of delayed </w:t>
+      </w:r>
+      <w:proofErr w:type="spellStart"/>
+      <w:r>
+        <w:t>dlc</w:t>
+      </w:r>
+      <w:proofErr w:type="spellEnd"/>
+      <w:r>
+        <w:t xml:space="preserve"> in </w:t>
+      </w:r>
+      <w:r>
+        <w:t>zero</w:t>
+      </w:r>
+      <w:r>
+        <w:t xml:space="preserve"> sub and goes there. To his disappointment, </w:t>
+      </w:r>
+      <w:r>
+        <w:t>zero</w:t>
+      </w:r>
+      <w:r>
+        <w:t xml:space="preserve"> fans are chill about it, saying that </w:t>
+      </w:r>
+      <w:proofErr w:type="spellStart"/>
+      <w:r>
+        <w:t>devs</w:t>
+      </w:r>
+      <w:proofErr w:type="spellEnd"/>
+      <w:r>
+        <w:t xml:space="preserve"> should take all the time they need to finish the </w:t>
+      </w:r>
+      <w:proofErr w:type="spellStart"/>
+      <w:r>
+        <w:t>dlc</w:t>
+      </w:r>
+      <w:proofErr w:type="spellEnd"/>
+      <w:r>
+        <w:t xml:space="preserve">. In addition to that, </w:t>
+      </w:r>
+      <w:proofErr w:type="spellStart"/>
+      <w:r>
+        <w:t>main_hero</w:t>
+      </w:r>
+      <w:proofErr w:type="spellEnd"/>
+      <w:r>
+        <w:t xml:space="preserve"> sees all the helpful posts for newcomers, peaceful discussions and funny memes. That sets him off, </w:t>
+      </w:r>
+      <w:proofErr w:type="spellStart"/>
+      <w:r>
+        <w:t>main_hero</w:t>
+      </w:r>
+      <w:proofErr w:type="spellEnd"/>
+      <w:r>
+        <w:t xml:space="preserve"> becomes angry, and tries to come up with a reason why it’s all wrong and shouldn’t be like this. He says something like noobs should be mocked for their stupidity so they start </w:t>
+      </w:r>
+      <w:proofErr w:type="gramStart"/>
+      <w:r>
+        <w:t>think</w:t>
+      </w:r>
+      <w:proofErr w:type="gramEnd"/>
+      <w:r>
+        <w:t xml:space="preserve"> for themselves, discussions shouldn’t be that peaceful, because if everyone </w:t>
+      </w:r>
+      <w:proofErr w:type="gramStart"/>
+      <w:r>
+        <w:t>agree</w:t>
+      </w:r>
+      <w:proofErr w:type="gramEnd"/>
+      <w:r>
+        <w:t xml:space="preserve"> with </w:t>
+      </w:r>
+      <w:r>
         <w:lastRenderedPageBreak/>
-        <w:t>Events outline</w:t>
-      </w:r>
-      <w:bookmarkEnd w:id="11"/>
+        <w:t xml:space="preserve">everyone no truth can be found </w:t>
+      </w:r>
+      <w:proofErr w:type="gramStart"/>
+      <w:r>
+        <w:t>and etc.</w:t>
+      </w:r>
+      <w:proofErr w:type="gramEnd"/>
+      <w:r>
+        <w:t xml:space="preserve"> He then says that even </w:t>
+      </w:r>
+      <w:proofErr w:type="spellStart"/>
+      <w:r>
+        <w:t>tho</w:t>
+      </w:r>
+      <w:proofErr w:type="spellEnd"/>
+      <w:r>
+        <w:t xml:space="preserve"> </w:t>
+      </w:r>
+      <w:proofErr w:type="spellStart"/>
+      <w:r>
+        <w:t>cyberdivers</w:t>
+      </w:r>
+      <w:proofErr w:type="spellEnd"/>
+      <w:r>
+        <w:t xml:space="preserve"> community can be rude sometimes they are honest and do not pretend.</w:t>
+      </w:r>
+      <w:r>
+        <w:t xml:space="preserve"> It’s so much better than this </w:t>
+      </w:r>
+      <w:r>
+        <w:t xml:space="preserve">phoniness. He then remembers his days when his mom forced him to go do some programming courses, </w:t>
+      </w:r>
+      <w:proofErr w:type="spellStart"/>
+      <w:r>
+        <w:t>cuz</w:t>
+      </w:r>
+      <w:proofErr w:type="spellEnd"/>
+      <w:r>
+        <w:t xml:space="preserve"> he was spending too much time in </w:t>
+      </w:r>
+      <w:proofErr w:type="spellStart"/>
+      <w:r>
+        <w:t>cyberdivers</w:t>
+      </w:r>
+      <w:proofErr w:type="spellEnd"/>
+      <w:r>
+        <w:t xml:space="preserve"> </w:t>
+      </w:r>
+      <w:r>
+        <w:t xml:space="preserve">(she didn’t how good he was </w:t>
+      </w:r>
+      <w:proofErr w:type="gramStart"/>
+      <w:r>
+        <w:t>in</w:t>
+      </w:r>
+      <w:proofErr w:type="gramEnd"/>
+      <w:r>
+        <w:t xml:space="preserve"> it, maybe if she supported him, he would be </w:t>
+      </w:r>
+      <w:r>
+        <w:t>a successful twitch streamer</w:t>
+      </w:r>
+      <w:r>
+        <w:t xml:space="preserve"> by now). He remembers something about making websites</w:t>
+      </w:r>
+      <w:r>
+        <w:t xml:space="preserve"> and decides to do a phishing website and steal the creds of the admin of this subreddit, sillygoose228. He comes back to the </w:t>
+      </w:r>
+      <w:proofErr w:type="spellStart"/>
+      <w:r>
+        <w:t>cyberdivers</w:t>
+      </w:r>
+      <w:proofErr w:type="spellEnd"/>
+      <w:r>
+        <w:t xml:space="preserve"> </w:t>
+      </w:r>
+      <w:r>
+        <w:t>chat and</w:t>
+      </w:r>
+      <w:r>
+        <w:t xml:space="preserve"> tells them about his intentions. Naturally, he gets mocked even harder, but now </w:t>
+      </w:r>
+      <w:proofErr w:type="spellStart"/>
+      <w:r>
+        <w:t>main_hero</w:t>
+      </w:r>
+      <w:proofErr w:type="spellEnd"/>
+      <w:r>
+        <w:t xml:space="preserve"> wants to prove them all wrong.</w:t>
+      </w:r>
     </w:p>
     <w:p>
       <w:pPr>
         <w:pStyle w:val="Heading3"/>
       </w:pPr>
-      <w:bookmarkStart w:id="12" w:name="_Toc216793248"/>
-      <w:r>
-        <w:t>Intro</w:t>
-      </w:r>
-      <w:bookmarkEnd w:id="12"/>
-    </w:p>
-    <w:p>
-      <w:proofErr w:type="spellStart"/>
-      <w:r>
-        <w:t>Main_hero</w:t>
-      </w:r>
-      <w:proofErr w:type="spellEnd"/>
-      <w:r>
-        <w:t xml:space="preserve"> </w:t>
-      </w:r>
-      <w:r>
-        <w:t xml:space="preserve">starts talking about himself. He first states that he wants to write a book and decided he needs to write all his thoughts, so he could use them later. He is doing that because he is not interested in making some shit, he wants to create a masterpiece out of this memoir. He then proceeds to talk about his skills in </w:t>
-      </w:r>
-      <w:proofErr w:type="spellStart"/>
-      <w:r>
-        <w:t>cyberdivers</w:t>
-      </w:r>
-      <w:proofErr w:type="spellEnd"/>
-      <w:r>
-        <w:t xml:space="preserve">, how he is good </w:t>
-      </w:r>
-      <w:proofErr w:type="gramStart"/>
-      <w:r>
-        <w:t>in</w:t>
-      </w:r>
-      <w:proofErr w:type="gramEnd"/>
-      <w:r>
-        <w:t xml:space="preserve"> it and how many hours he’s got. He shows his stats on the profile, but it has long streak of </w:t>
-      </w:r>
-      <w:r>
-        <w:t xml:space="preserve">failed </w:t>
-      </w:r>
-      <w:proofErr w:type="spellStart"/>
-      <w:proofErr w:type="gramStart"/>
-      <w:r>
-        <w:t>extrractions</w:t>
-      </w:r>
-      <w:proofErr w:type="spellEnd"/>
-      <w:proofErr w:type="gramEnd"/>
-      <w:r>
-        <w:t xml:space="preserve"> and bad stats</w:t>
-      </w:r>
-      <w:r>
-        <w:t xml:space="preserve"> and </w:t>
-      </w:r>
-      <w:proofErr w:type="spellStart"/>
-      <w:r>
-        <w:t>main_hero</w:t>
-      </w:r>
-      <w:proofErr w:type="spellEnd"/>
-      <w:r>
-        <w:t xml:space="preserve"> justifies himself by saying that matchmaking is fucked, </w:t>
-      </w:r>
-      <w:r>
-        <w:t>balance is cooked and everything is bugged</w:t>
-      </w:r>
-      <w:r>
-        <w:t xml:space="preserve">. He then says that he is well respected in the </w:t>
-      </w:r>
-      <w:proofErr w:type="spellStart"/>
-      <w:r>
-        <w:t>cyberdivers</w:t>
-      </w:r>
-      <w:proofErr w:type="spellEnd"/>
-      <w:r>
-        <w:t xml:space="preserve"> community and goes to subforum</w:t>
-      </w:r>
-      <w:r>
-        <w:t xml:space="preserve"> </w:t>
-      </w:r>
-      <w:r>
-        <w:t>chat</w:t>
-      </w:r>
-      <w:r>
-        <w:t xml:space="preserve"> and even played with them and showed himself pretty good</w:t>
-      </w:r>
-      <w:r>
-        <w:t xml:space="preserve">.  He says </w:t>
-      </w:r>
-      <w:proofErr w:type="spellStart"/>
-      <w:r>
-        <w:t>smth</w:t>
-      </w:r>
-      <w:proofErr w:type="spellEnd"/>
-      <w:r>
-        <w:t xml:space="preserve"> like “</w:t>
-      </w:r>
-      <w:proofErr w:type="spellStart"/>
-      <w:r>
-        <w:t>yo</w:t>
-      </w:r>
-      <w:proofErr w:type="spellEnd"/>
-      <w:r>
-        <w:t>” and instantly gets flamed</w:t>
-      </w:r>
-      <w:r>
-        <w:t xml:space="preserve"> and mocked for his recent game with the community and his overall </w:t>
-      </w:r>
-      <w:proofErr w:type="spellStart"/>
-      <w:r>
-        <w:t>perfomance</w:t>
-      </w:r>
-      <w:proofErr w:type="spellEnd"/>
-      <w:r>
-        <w:t xml:space="preserve">. </w:t>
-      </w:r>
-      <w:proofErr w:type="spellStart"/>
-      <w:r>
-        <w:t>Main_hero</w:t>
-      </w:r>
-      <w:proofErr w:type="spellEnd"/>
-      <w:r>
-        <w:t xml:space="preserve"> says that’s how they show affection to one another and it’s </w:t>
-      </w:r>
-      <w:proofErr w:type="gramStart"/>
-      <w:r>
-        <w:t>pretty normal</w:t>
-      </w:r>
-      <w:proofErr w:type="gramEnd"/>
-      <w:r>
-        <w:t>.</w:t>
-      </w:r>
-    </w:p>
-    <w:p>
-      <w:pPr>
-        <w:pStyle w:val="Heading3"/>
-      </w:pPr>
-      <w:bookmarkStart w:id="13" w:name="_Toc216793249"/>
-      <w:r>
-        <w:t>Chance to prove yourself</w:t>
-      </w:r>
-      <w:bookmarkEnd w:id="13"/>
-    </w:p>
-    <w:p>
-      <w:r>
-        <w:t xml:space="preserve">Someone in the chat says that </w:t>
-      </w:r>
-      <w:r>
-        <w:t>zero</w:t>
-      </w:r>
-      <w:r>
-        <w:t xml:space="preserve"> just got their </w:t>
-      </w:r>
-      <w:proofErr w:type="spellStart"/>
-      <w:r>
-        <w:t>dlc</w:t>
-      </w:r>
-      <w:proofErr w:type="spellEnd"/>
-      <w:r>
-        <w:t xml:space="preserve"> delayed. Everyone </w:t>
-      </w:r>
-      <w:proofErr w:type="gramStart"/>
-      <w:r>
-        <w:t>celebrate</w:t>
-      </w:r>
-      <w:proofErr w:type="gramEnd"/>
-      <w:r>
-        <w:t xml:space="preserve"> that, including </w:t>
-      </w:r>
-      <w:proofErr w:type="spellStart"/>
-      <w:r>
-        <w:t>main_hero</w:t>
-      </w:r>
-      <w:proofErr w:type="spellEnd"/>
-      <w:r>
-        <w:t xml:space="preserve">. He explains that because it’s because </w:t>
-      </w:r>
-      <w:r>
-        <w:t>Spearhead Studios</w:t>
-      </w:r>
-      <w:r>
-        <w:t xml:space="preserve">, developer of </w:t>
-      </w:r>
-      <w:proofErr w:type="spellStart"/>
-      <w:r>
-        <w:t>cyberdivers</w:t>
-      </w:r>
-      <w:proofErr w:type="spellEnd"/>
-      <w:r>
-        <w:t xml:space="preserve"> and </w:t>
-      </w:r>
-      <w:r>
-        <w:t>zero</w:t>
-      </w:r>
-      <w:r>
-        <w:t xml:space="preserve">, instead of working on new content for </w:t>
-      </w:r>
-      <w:proofErr w:type="spellStart"/>
-      <w:r>
-        <w:t>cyberdivers</w:t>
-      </w:r>
-      <w:proofErr w:type="spellEnd"/>
-      <w:r>
-        <w:t xml:space="preserve"> </w:t>
-      </w:r>
-      <w:r>
-        <w:t xml:space="preserve">decided to do a new single player, so now, </w:t>
-      </w:r>
-      <w:proofErr w:type="spellStart"/>
-      <w:r>
-        <w:t>cyberdivers</w:t>
-      </w:r>
-      <w:proofErr w:type="spellEnd"/>
-      <w:r>
-        <w:t xml:space="preserve"> </w:t>
-      </w:r>
-      <w:r>
-        <w:t xml:space="preserve">sub </w:t>
-      </w:r>
-      <w:r>
-        <w:t>have a beef against zero sub</w:t>
-      </w:r>
-      <w:r>
-        <w:t xml:space="preserve">. </w:t>
-      </w:r>
-      <w:proofErr w:type="spellStart"/>
-      <w:r>
-        <w:t>Main_hero</w:t>
-      </w:r>
-      <w:proofErr w:type="spellEnd"/>
-      <w:r>
-        <w:t xml:space="preserve"> wonders, how did they take news of delayed </w:t>
-      </w:r>
-      <w:proofErr w:type="spellStart"/>
-      <w:r>
-        <w:t>dlc</w:t>
-      </w:r>
-      <w:proofErr w:type="spellEnd"/>
-      <w:r>
-        <w:t xml:space="preserve"> in </w:t>
-      </w:r>
-      <w:r>
-        <w:t>zero</w:t>
-      </w:r>
-      <w:r>
-        <w:t xml:space="preserve"> sub and goes there. To his disappointment, </w:t>
-      </w:r>
-      <w:r>
-        <w:t>zero</w:t>
-      </w:r>
-      <w:r>
-        <w:t xml:space="preserve"> fans are chill about it, saying that </w:t>
-      </w:r>
-      <w:proofErr w:type="spellStart"/>
-      <w:r>
-        <w:t>devs</w:t>
-      </w:r>
-      <w:proofErr w:type="spellEnd"/>
-      <w:r>
-        <w:t xml:space="preserve"> should take all the time they need to finish the </w:t>
-      </w:r>
-      <w:proofErr w:type="spellStart"/>
-      <w:r>
-        <w:t>dlc</w:t>
-      </w:r>
-      <w:proofErr w:type="spellEnd"/>
-      <w:r>
-        <w:t xml:space="preserve">. In addition to that, </w:t>
-      </w:r>
-      <w:proofErr w:type="spellStart"/>
-      <w:r>
-        <w:t>main_hero</w:t>
-      </w:r>
-      <w:proofErr w:type="spellEnd"/>
-      <w:r>
-        <w:t xml:space="preserve"> sees all the helpful posts for newcomers, peaceful discussions and funny memes. That sets him off, </w:t>
-      </w:r>
-      <w:proofErr w:type="spellStart"/>
-      <w:r>
-        <w:t>main_hero</w:t>
-      </w:r>
-      <w:proofErr w:type="spellEnd"/>
-      <w:r>
-        <w:t xml:space="preserve"> becomes angry, and tries to come up with a reason why it’s all wrong and shouldn’t be like this. He says something like noobs should be mocked for their stupidity so they start </w:t>
-      </w:r>
-      <w:proofErr w:type="gramStart"/>
-      <w:r>
-        <w:t>think</w:t>
-      </w:r>
-      <w:proofErr w:type="gramEnd"/>
-      <w:r>
-        <w:t xml:space="preserve"> for themselves, discussions shouldn’t be that peaceful, because if everyone </w:t>
-      </w:r>
-      <w:proofErr w:type="gramStart"/>
-      <w:r>
-        <w:t>agree</w:t>
-      </w:r>
-      <w:proofErr w:type="gramEnd"/>
-      <w:r>
-        <w:t xml:space="preserve"> with everyone no truth can be found </w:t>
-      </w:r>
-      <w:proofErr w:type="gramStart"/>
-      <w:r>
-        <w:t>and etc.</w:t>
-      </w:r>
-      <w:proofErr w:type="gramEnd"/>
-      <w:r>
-        <w:t xml:space="preserve"> He then says that even </w:t>
-      </w:r>
-      <w:proofErr w:type="spellStart"/>
-      <w:r>
-        <w:t>tho</w:t>
-      </w:r>
-      <w:proofErr w:type="spellEnd"/>
-      <w:r>
-        <w:t xml:space="preserve"> </w:t>
-      </w:r>
-      <w:proofErr w:type="spellStart"/>
-      <w:r>
-        <w:t>cyberdivers</w:t>
-      </w:r>
-      <w:proofErr w:type="spellEnd"/>
-      <w:r>
-        <w:t xml:space="preserve"> community can be rude sometimes they are honest and do not pretend.</w:t>
-      </w:r>
-      <w:r>
-        <w:t xml:space="preserve"> It’s so much better than this </w:t>
-      </w:r>
-      <w:r>
-        <w:t xml:space="preserve">phoniness. He then remembers his days when his mom forced him to go do some programming courses, </w:t>
-      </w:r>
-      <w:proofErr w:type="spellStart"/>
-      <w:r>
-        <w:t>cuz</w:t>
-      </w:r>
-      <w:proofErr w:type="spellEnd"/>
-      <w:r>
-        <w:t xml:space="preserve"> he was spending too much time in </w:t>
-      </w:r>
-      <w:proofErr w:type="spellStart"/>
-      <w:r>
-        <w:t>cyberdivers</w:t>
-      </w:r>
-      <w:proofErr w:type="spellEnd"/>
-      <w:r>
-        <w:t xml:space="preserve"> </w:t>
-      </w:r>
-      <w:r>
-        <w:t xml:space="preserve">(she didn’t how good he was </w:t>
-      </w:r>
-      <w:proofErr w:type="gramStart"/>
-      <w:r>
-        <w:t>in</w:t>
-      </w:r>
-      <w:proofErr w:type="gramEnd"/>
-      <w:r>
-        <w:t xml:space="preserve"> it, maybe if she supported him, he would be </w:t>
-      </w:r>
-      <w:r>
-        <w:t>a successful twitch streamer</w:t>
-      </w:r>
-      <w:r>
-        <w:t xml:space="preserve"> by now). He remembers something about making websites</w:t>
-      </w:r>
-      <w:r>
-        <w:t xml:space="preserve"> and decides to do a phishing website and steal the creds of the admin of this subreddit, sillygoose228. He comes back to the </w:t>
-      </w:r>
-      <w:proofErr w:type="spellStart"/>
-      <w:r>
-        <w:t>cyberdivers</w:t>
-      </w:r>
-      <w:proofErr w:type="spellEnd"/>
-      <w:r>
-        <w:t xml:space="preserve"> </w:t>
-      </w:r>
-      <w:r>
-        <w:t>chat and</w:t>
-      </w:r>
-      <w:r>
-        <w:t xml:space="preserve"> tells them about his intentions. Naturally, he gets mocked even harder, but now </w:t>
-      </w:r>
-      <w:proofErr w:type="spellStart"/>
-      <w:r>
-        <w:t>main_hero</w:t>
-      </w:r>
-      <w:proofErr w:type="spellEnd"/>
-      <w:r>
-        <w:t xml:space="preserve"> wants to prove them all wrong.</w:t>
-      </w:r>
-    </w:p>
-    <w:p>
-      <w:pPr>
-        <w:pStyle w:val="Heading3"/>
-      </w:pPr>
       <w:bookmarkStart w:id="14" w:name="_Toc216793250"/>
       <w:r>
-        <w:lastRenderedPageBreak/>
         <w:t>Plan and execution</w:t>
       </w:r>
       <w:bookmarkEnd w:id="14"/>
@@ -4636,6 +5017,7 @@
       </w:r>
       <w:proofErr w:type="gramStart"/>
       <w:r>
+        <w:lastRenderedPageBreak/>
         <w:t>than</w:t>
       </w:r>
       <w:proofErr w:type="gramEnd"/>
@@ -4737,11 +5119,7 @@
         <w:t>not be alone</w:t>
       </w:r>
       <w:r>
-        <w:t xml:space="preserve">. He asks us if this life is fucking bullshit. He snaps out of it when someone pinged him and asked, does he know </w:t>
-      </w:r>
-      <w:r>
-        <w:lastRenderedPageBreak/>
-        <w:t xml:space="preserve">that The Forum could ban him for that. </w:t>
+        <w:t xml:space="preserve">. He asks us if this life is fucking bullshit. He snaps out of it when someone pinged him and asked, does he know that The Forum could ban him for that. </w:t>
       </w:r>
       <w:proofErr w:type="spellStart"/>
       <w:r>
@@ -4872,7 +5250,7 @@
         <w:t xml:space="preserve"> </w:t>
       </w:r>
       <w:r>
-        <w:t xml:space="preserve">of   </w:t>
+        <w:t xml:space="preserve">of </w:t>
       </w:r>
       <w:r>
         <w:t>experience</w:t>
@@ -4951,7 +5329,7 @@
         <w:t xml:space="preserve">failed </w:t>
       </w:r>
       <w:r>
-        <w:t>sprints</w:t>
+        <w:t>contracts</w:t>
       </w:r>
       <w:r>
         <w:t xml:space="preserve"> with 1 win)</w:t>
@@ -5061,6 +5439,7 @@
     </w:p>
     <w:p>
       <w:r>
+        <w:lastRenderedPageBreak/>
         <w:t xml:space="preserve">I </w:t>
       </w:r>
       <w:proofErr w:type="spellStart"/>
@@ -5198,109 +5577,562 @@
         <w:t xml:space="preserve">e lost anyway, but without me it wouldn’t have been such a close </w:t>
       </w:r>
       <w:r>
+        <w:t>fight</w:t>
+      </w:r>
+      <w:r>
+        <w:t xml:space="preserve">. But oh well, what can u do with shit teammates, right? Hold on, </w:t>
+      </w:r>
+      <w:proofErr w:type="spellStart"/>
+      <w:r>
+        <w:t>lemme</w:t>
+      </w:r>
+      <w:proofErr w:type="spellEnd"/>
+      <w:r>
+        <w:t xml:space="preserve"> </w:t>
+      </w:r>
+      <w:r>
+        <w:t>hit them up</w:t>
+      </w:r>
+      <w:r>
+        <w:t xml:space="preserve"> in the chat, my </w:t>
+      </w:r>
+      <w:r>
+        <w:t>mates</w:t>
+      </w:r>
+      <w:r>
+        <w:t xml:space="preserve"> will </w:t>
+      </w:r>
+      <w:r>
+        <w:t>love</w:t>
+      </w:r>
+      <w:r>
+        <w:t xml:space="preserve"> to see me.</w:t>
+      </w:r>
+    </w:p>
+    <w:p>
+      <w:r>
+        <w:t xml:space="preserve">(User is prompted to go to the chat page and </w:t>
+      </w:r>
+      <w:r>
+        <w:t>type in it</w:t>
+      </w:r>
+      <w:r>
+        <w:t>)</w:t>
+      </w:r>
+    </w:p>
+    <w:p>
+      <w:r>
+        <w:t>(Previous messages)</w:t>
+      </w:r>
+    </w:p>
+    <w:p>
+      <w:r>
+        <w:t>User 1: bro th</w:t>
+      </w:r>
+      <w:r>
+        <w:t>e</w:t>
+      </w:r>
+      <w:r>
+        <w:t>s</w:t>
+      </w:r>
+      <w:r>
+        <w:t>e</w:t>
+      </w:r>
+      <w:r>
+        <w:t xml:space="preserve"> </w:t>
+      </w:r>
+      <w:proofErr w:type="spellStart"/>
+      <w:r>
+        <w:t>clankers</w:t>
+      </w:r>
+      <w:proofErr w:type="spellEnd"/>
+      <w:r>
+        <w:t xml:space="preserve"> spawn rate is insane, how </w:t>
+      </w:r>
+      <w:proofErr w:type="spellStart"/>
+      <w:r>
+        <w:t>tf</w:t>
+      </w:r>
+      <w:proofErr w:type="spellEnd"/>
+      <w:r>
+        <w:t xml:space="preserve"> r u supposed to fight them on d10</w:t>
+      </w:r>
+    </w:p>
+    <w:p>
+      <w:r>
+        <w:t xml:space="preserve">User 2: skill issue </w:t>
+      </w:r>
+      <w:proofErr w:type="spellStart"/>
+      <w:r>
+        <w:t>bruh</w:t>
+      </w:r>
+      <w:proofErr w:type="spellEnd"/>
+    </w:p>
+    <w:p>
+      <w:r>
+        <w:t>User 1: blow me</w:t>
+      </w:r>
+    </w:p>
+    <w:p>
+      <w:r>
+        <w:t xml:space="preserve">User 3: </w:t>
+      </w:r>
+      <w:r>
+        <w:t xml:space="preserve">just bring </w:t>
+      </w:r>
+      <w:proofErr w:type="spellStart"/>
+      <w:r>
+        <w:t>ak</w:t>
+      </w:r>
+      <w:proofErr w:type="spellEnd"/>
+      <w:r>
+        <w:t xml:space="preserve"> 4.7.0 with reactive boost, it’s not that hard</w:t>
+      </w:r>
+    </w:p>
+    <w:p>
+      <w:r>
+        <w:t>User 1: damn bro, u so smart, why didn’t I think of that</w:t>
+      </w:r>
+    </w:p>
+    <w:p>
+      <w:r>
+        <w:t xml:space="preserve">User 1: I need level 75 to unlock </w:t>
+      </w:r>
+      <w:proofErr w:type="spellStart"/>
+      <w:r>
+        <w:t>ak</w:t>
+      </w:r>
+      <w:proofErr w:type="spellEnd"/>
+      <w:r>
+        <w:t xml:space="preserve"> 4.7.0, </w:t>
+      </w:r>
+      <w:proofErr w:type="spellStart"/>
+      <w:r>
+        <w:t>im</w:t>
+      </w:r>
+      <w:proofErr w:type="spellEnd"/>
+      <w:r>
+        <w:t xml:space="preserve"> like 42</w:t>
+      </w:r>
+    </w:p>
+    <w:p>
+      <w:r>
+        <w:t>User 3: don’t play ai faction then, or lower the diff if u can’t take the heat</w:t>
+      </w:r>
+    </w:p>
+    <w:p>
+      <w:r>
+        <w:t>User 1: spearhead needs to nerf this fucking spawn rate</w:t>
+      </w:r>
+      <w:r>
+        <w:t>, fucking ruining this game</w:t>
+      </w:r>
+    </w:p>
+    <w:p>
+      <w:r>
+        <w:t>User 4: nah u kidding ai d10 is way too easy, if anything, they need to make it harder</w:t>
+      </w:r>
+    </w:p>
+    <w:p>
+      <w:r>
+        <w:t xml:space="preserve">User 4: go train on d1 </w:t>
+      </w:r>
+      <w:proofErr w:type="spellStart"/>
+      <w:r>
+        <w:t>bruh</w:t>
+      </w:r>
+      <w:proofErr w:type="spellEnd"/>
+      <w:r>
+        <w:t>, left mouse button to shoot btw</w:t>
+      </w:r>
+    </w:p>
+    <w:p>
+      <w:r>
+        <w:t xml:space="preserve">User 1: go touch some grass </w:t>
+      </w:r>
+      <w:proofErr w:type="spellStart"/>
+      <w:r>
+        <w:t>bruh</w:t>
+      </w:r>
+      <w:proofErr w:type="spellEnd"/>
+      <w:r>
+        <w:t xml:space="preserve">, </w:t>
+      </w:r>
+      <w:proofErr w:type="spellStart"/>
+      <w:r>
+        <w:t>ur</w:t>
+      </w:r>
+      <w:proofErr w:type="spellEnd"/>
+      <w:r>
+        <w:t xml:space="preserve"> father won’t come back home if u put another 100 hours in the game</w:t>
+      </w:r>
+    </w:p>
+    <w:p>
+      <w:proofErr w:type="spellStart"/>
+      <w:r>
+        <w:t>Main_hero</w:t>
+      </w:r>
+      <w:proofErr w:type="spellEnd"/>
+      <w:r>
+        <w:t xml:space="preserve">: </w:t>
+      </w:r>
+      <w:r>
+        <w:t>what’s up</w:t>
+      </w:r>
+    </w:p>
+    <w:p>
+      <w:r>
+        <w:t>User 1: bro it’s this mf again</w:t>
+      </w:r>
+    </w:p>
+    <w:p>
+      <w:r>
+        <w:t xml:space="preserve">User 2: u dumb fuck, we lost a </w:t>
+      </w:r>
+      <w:r>
+        <w:t>sprint</w:t>
+      </w:r>
+      <w:r>
+        <w:t xml:space="preserve"> </w:t>
+      </w:r>
+      <w:proofErr w:type="spellStart"/>
+      <w:r>
+        <w:t>cuz</w:t>
+      </w:r>
+      <w:proofErr w:type="spellEnd"/>
+      <w:r>
+        <w:t xml:space="preserve"> of u</w:t>
+      </w:r>
+    </w:p>
+    <w:p>
+      <w:r>
         <w:lastRenderedPageBreak/>
-        <w:t>fight</w:t>
-      </w:r>
-      <w:r>
-        <w:t xml:space="preserve">. But oh well, what can u do with shit teammates, right? Hold on, </w:t>
-      </w:r>
-      <w:proofErr w:type="spellStart"/>
-      <w:r>
-        <w:t>lemme</w:t>
-      </w:r>
-      <w:proofErr w:type="spellEnd"/>
+        <w:t>User 3: did u finally learn how to play?</w:t>
+      </w:r>
+    </w:p>
+    <w:p>
+      <w:r>
+        <w:t>(Screen is getting red)</w:t>
+      </w:r>
+    </w:p>
+    <w:p>
+      <w:r>
+        <w:t xml:space="preserve">User 4: go fuck </w:t>
+      </w:r>
+      <w:proofErr w:type="spellStart"/>
+      <w:r>
+        <w:t>urself</w:t>
+      </w:r>
+      <w:proofErr w:type="spellEnd"/>
+      <w:r>
+        <w:t xml:space="preserve">, </w:t>
+      </w:r>
+      <w:r>
+        <w:t>u killed me like 10 times</w:t>
+      </w:r>
+      <w:r>
+        <w:t>, cunt</w:t>
+      </w:r>
+    </w:p>
+    <w:p>
+      <w:r>
+        <w:t xml:space="preserve">User 5: </w:t>
+      </w:r>
+      <w:r>
+        <w:t xml:space="preserve">mf is acting like nothing happened, </w:t>
+      </w:r>
+      <w:r>
+        <w:t xml:space="preserve">go fuck </w:t>
+      </w:r>
+      <w:proofErr w:type="spellStart"/>
+      <w:r>
+        <w:t>urself</w:t>
+      </w:r>
+      <w:proofErr w:type="spellEnd"/>
+    </w:p>
+    <w:p>
+      <w:r>
+        <w:t xml:space="preserve">User 6: bro that last </w:t>
+      </w:r>
+      <w:r>
+        <w:t>contract</w:t>
+      </w:r>
+      <w:r>
+        <w:t xml:space="preserve"> was painful to watch, </w:t>
+      </w:r>
+      <w:r>
+        <w:t>u brought like the worst guns for bugs</w:t>
+      </w:r>
+      <w:r>
+        <w:t>, shit wasn’t even close</w:t>
+      </w:r>
+      <w:r>
+        <w:t xml:space="preserve"> lmao</w:t>
+      </w:r>
+    </w:p>
+    <w:p>
+      <w:r>
+        <w:t xml:space="preserve">User 7: bro </w:t>
+      </w:r>
+      <w:r>
+        <w:t>was speedrunning the sprint failure</w:t>
+      </w:r>
+    </w:p>
+    <w:p>
+      <w:r>
+        <w:t xml:space="preserve">User 8: this noob ass was bragging about his skill so much and couldn’t even </w:t>
+      </w:r>
+      <w:r>
+        <w:t xml:space="preserve">clear a squid repository, </w:t>
+      </w:r>
+      <w:proofErr w:type="spellStart"/>
+      <w:r>
+        <w:t>bruuuh</w:t>
+      </w:r>
+      <w:proofErr w:type="spellEnd"/>
+    </w:p>
+    <w:p>
+      <w:r>
+        <w:t xml:space="preserve">User 9: secondhand embarrassment from watching u play was insane, I’d </w:t>
+      </w:r>
+      <w:proofErr w:type="gramStart"/>
+      <w:r>
+        <w:t>actually kms</w:t>
+      </w:r>
+      <w:proofErr w:type="gramEnd"/>
+      <w:r>
+        <w:t xml:space="preserve"> if I were you</w:t>
+      </w:r>
+    </w:p>
+    <w:p>
+      <w:r>
+        <w:t>User 10: that’s crazy lmao</w:t>
+      </w:r>
+    </w:p>
+    <w:p>
+      <w:r>
+        <w:t xml:space="preserve">They love me. I know it looks like they are </w:t>
+      </w:r>
+      <w:r>
+        <w:t>grilling the fuck out of</w:t>
+      </w:r>
+      <w:r>
+        <w:t xml:space="preserve"> me and calling me bad at the game or something</w:t>
+      </w:r>
+      <w:r>
+        <w:t xml:space="preserve">, but it’s </w:t>
+      </w:r>
+      <w:proofErr w:type="gramStart"/>
+      <w:r>
+        <w:t xml:space="preserve">actually </w:t>
+      </w:r>
+      <w:r>
+        <w:t>fine</w:t>
+      </w:r>
+      <w:proofErr w:type="gramEnd"/>
+      <w:r>
+        <w:t>, you just don’t get it</w:t>
+      </w:r>
+      <w:r>
+        <w:t xml:space="preserve">. It’s how we show </w:t>
+      </w:r>
+      <w:r>
+        <w:t>love</w:t>
+      </w:r>
+      <w:r>
+        <w:t xml:space="preserve"> and respect for each other, just friendly roasting. They know I’m good</w:t>
+      </w:r>
+      <w:r>
+        <w:t xml:space="preserve"> at the game</w:t>
+      </w:r>
+      <w:r>
+        <w:t>, they are just fucking with me.</w:t>
+      </w:r>
+    </w:p>
+    <w:p>
+      <w:r>
+        <w:t xml:space="preserve">User 9: </w:t>
+      </w:r>
+      <w:proofErr w:type="spellStart"/>
+      <w:r>
+        <w:t>ain’t</w:t>
+      </w:r>
+      <w:proofErr w:type="spellEnd"/>
+      <w:r>
+        <w:t xml:space="preserve"> no one f</w:t>
+      </w:r>
+      <w:r>
+        <w:t xml:space="preserve">ucking </w:t>
+      </w:r>
+      <w:r>
+        <w:t>w</w:t>
+      </w:r>
+      <w:r>
+        <w:t>ith</w:t>
+      </w:r>
+      <w:r>
+        <w:t xml:space="preserve"> this dude, </w:t>
+      </w:r>
+      <w:r>
+        <w:t>kick</w:t>
+      </w:r>
+      <w:r>
+        <w:t xml:space="preserve"> his ass out of here</w:t>
+      </w:r>
+    </w:p>
+    <w:p>
+      <w:r>
+        <w:t>It’s all jokes, trust me.</w:t>
+      </w:r>
+    </w:p>
+    <w:p>
+      <w:pPr>
+        <w:pStyle w:val="Heading3"/>
+      </w:pPr>
+      <w:bookmarkStart w:id="18" w:name="_Toc216793254"/>
+      <w:r>
+        <w:t>Chance to prove yourself</w:t>
+      </w:r>
+      <w:bookmarkEnd w:id="18"/>
+    </w:p>
+    <w:p>
+      <w:r>
+        <w:t>(Screen goes back to normal)</w:t>
+      </w:r>
+    </w:p>
+    <w:p>
+      <w:r>
+        <w:t xml:space="preserve">User 10: </w:t>
+      </w:r>
+      <w:proofErr w:type="spellStart"/>
+      <w:r>
+        <w:t>yo</w:t>
+      </w:r>
+      <w:proofErr w:type="spellEnd"/>
+      <w:r>
+        <w:t xml:space="preserve">, y’all seen the news about delayed </w:t>
+      </w:r>
+      <w:r>
+        <w:t>zero</w:t>
+      </w:r>
       <w:r>
         <w:t xml:space="preserve"> </w:t>
       </w:r>
-      <w:r>
-        <w:t>hit them up</w:t>
-      </w:r>
-      <w:r>
-        <w:t xml:space="preserve"> in the chat, my </w:t>
-      </w:r>
-      <w:r>
-        <w:t>mates</w:t>
-      </w:r>
-      <w:r>
-        <w:t xml:space="preserve"> will </w:t>
-      </w:r>
-      <w:r>
-        <w:t>love</w:t>
-      </w:r>
-      <w:r>
-        <w:t xml:space="preserve"> to see me.</w:t>
-      </w:r>
-    </w:p>
-    <w:p>
-      <w:r>
-        <w:t xml:space="preserve">(User is prompted to go to the chat page and </w:t>
-      </w:r>
-      <w:r>
-        <w:t>type in it</w:t>
-      </w:r>
-      <w:r>
-        <w:t>)</w:t>
-      </w:r>
-    </w:p>
-    <w:p>
-      <w:r>
-        <w:t>(Previous messages)</w:t>
-      </w:r>
-    </w:p>
-    <w:p>
-      <w:r>
-        <w:t>User 1: bro th</w:t>
-      </w:r>
-      <w:r>
-        <w:t>e</w:t>
-      </w:r>
-      <w:r>
-        <w:t>s</w:t>
-      </w:r>
-      <w:r>
-        <w:t>e</w:t>
+      <w:proofErr w:type="spellStart"/>
+      <w:r>
+        <w:t>dlc</w:t>
+      </w:r>
+      <w:proofErr w:type="spellEnd"/>
+      <w:r>
+        <w:t>?</w:t>
+      </w:r>
+    </w:p>
+    <w:p>
+      <w:r>
+        <w:t xml:space="preserve">User 2: yeah, </w:t>
+      </w:r>
+      <w:r>
+        <w:t>Spearhead</w:t>
+      </w:r>
+      <w:r>
+        <w:t xml:space="preserve"> can’t make the new content even for </w:t>
+      </w:r>
+      <w:r>
+        <w:t>zero</w:t>
+      </w:r>
+      <w:r>
+        <w:t xml:space="preserve"> lol</w:t>
+      </w:r>
+    </w:p>
+    <w:p>
+      <w:r>
+        <w:t xml:space="preserve">User 3: Zero the game? More like zero </w:t>
+      </w:r>
+      <w:proofErr w:type="spellStart"/>
+      <w:r>
+        <w:t>dlc</w:t>
+      </w:r>
+      <w:proofErr w:type="spellEnd"/>
+    </w:p>
+    <w:p>
+      <w:r>
+        <w:t>User 4: I will pay u not to joke ever again</w:t>
+      </w:r>
+    </w:p>
+    <w:p>
+      <w:r>
+        <w:t xml:space="preserve">User 5: holy cornball </w:t>
+      </w:r>
+    </w:p>
+    <w:p>
+      <w:r>
+        <w:t xml:space="preserve">User 6: fuck yeah, at least that means that finally </w:t>
+      </w:r>
+      <w:r>
+        <w:t>spearhead</w:t>
+      </w:r>
+      <w:r>
+        <w:t xml:space="preserve"> heard us and making </w:t>
+      </w:r>
+      <w:proofErr w:type="spellStart"/>
+      <w:r>
+        <w:t>smth</w:t>
+      </w:r>
+      <w:proofErr w:type="spellEnd"/>
+      <w:r>
+        <w:t xml:space="preserve"> new for </w:t>
+      </w:r>
+      <w:proofErr w:type="spellStart"/>
+      <w:r>
+        <w:t>cyberdivers</w:t>
+      </w:r>
+      <w:proofErr w:type="spellEnd"/>
+    </w:p>
+    <w:p>
+      <w:r>
+        <w:t xml:space="preserve">User 7: this absolutely does not mean that </w:t>
+      </w:r>
+      <w:proofErr w:type="spellStart"/>
+      <w:r>
+        <w:t>bruh</w:t>
+      </w:r>
+      <w:proofErr w:type="spellEnd"/>
+      <w:r>
+        <w:t>, they just can’t do shit</w:t>
+      </w:r>
+    </w:p>
+    <w:p>
+      <w:r>
+        <w:lastRenderedPageBreak/>
+        <w:t xml:space="preserve">User 12: </w:t>
+      </w:r>
+      <w:r>
+        <w:t>zero</w:t>
       </w:r>
       <w:r>
         <w:t xml:space="preserve"> </w:t>
       </w:r>
-      <w:proofErr w:type="spellStart"/>
-      <w:r>
-        <w:t>clankers</w:t>
-      </w:r>
-      <w:proofErr w:type="spellEnd"/>
-      <w:r>
-        <w:t xml:space="preserve"> spawn rate is insane, how </w:t>
-      </w:r>
-      <w:proofErr w:type="spellStart"/>
-      <w:r>
-        <w:t>tf</w:t>
-      </w:r>
-      <w:proofErr w:type="spellEnd"/>
-      <w:r>
-        <w:t xml:space="preserve"> r u supposed to fight them on d10</w:t>
-      </w:r>
-    </w:p>
-    <w:p>
-      <w:r>
-        <w:t xml:space="preserve">User 2: skill issue </w:t>
-      </w:r>
-      <w:proofErr w:type="spellStart"/>
-      <w:r>
-        <w:t>bruh</w:t>
-      </w:r>
-      <w:proofErr w:type="spellEnd"/>
-    </w:p>
-    <w:p>
-      <w:r>
-        <w:t>User 1: blow me</w:t>
-      </w:r>
-    </w:p>
-    <w:p>
-      <w:r>
-        <w:t xml:space="preserve">User 3: </w:t>
-      </w:r>
-      <w:r>
-        <w:t xml:space="preserve">just bring </w:t>
+      <w:r>
+        <w:t xml:space="preserve">fans </w:t>
+      </w:r>
+      <w:r>
+        <w:t xml:space="preserve">are in shambles </w:t>
+      </w:r>
+      <w:proofErr w:type="spellStart"/>
+      <w:r>
+        <w:t>rn</w:t>
+      </w:r>
+      <w:proofErr w:type="spellEnd"/>
+    </w:p>
+    <w:p>
+      <w:r>
+        <w:t>User 8: maybe we will finally get a</w:t>
+      </w:r>
+      <w:r>
+        <w:t>n</w:t>
+      </w:r>
+      <w:r>
+        <w:t xml:space="preserve"> </w:t>
       </w:r>
       <w:proofErr w:type="spellStart"/>
       <w:r>
@@ -5308,17 +6140,12 @@
       </w:r>
       <w:proofErr w:type="spellEnd"/>
       <w:r>
-        <w:t xml:space="preserve"> 4.7.0 with reactive boost, it’s not that hard</w:t>
-      </w:r>
-    </w:p>
-    <w:p>
-      <w:r>
-        <w:t>User 1: damn bro, u so smart, why didn’t I think of that</w:t>
-      </w:r>
-    </w:p>
-    <w:p>
-      <w:r>
-        <w:t xml:space="preserve">User 1: I need level 75 to unlock </w:t>
+        <w:t xml:space="preserve"> 4.7.0 buff</w:t>
+      </w:r>
+    </w:p>
+    <w:p>
+      <w:r>
+        <w:t xml:space="preserve">User 11: </w:t>
       </w:r>
       <w:proofErr w:type="spellStart"/>
       <w:r>
@@ -5326,503 +6153,55 @@
       </w:r>
       <w:proofErr w:type="spellEnd"/>
       <w:r>
-        <w:t xml:space="preserve"> 4.7.0, </w:t>
-      </w:r>
-      <w:proofErr w:type="spellStart"/>
-      <w:r>
-        <w:t>im</w:t>
-      </w:r>
-      <w:proofErr w:type="spellEnd"/>
-      <w:r>
-        <w:t xml:space="preserve"> like 42</w:t>
-      </w:r>
-    </w:p>
-    <w:p>
-      <w:r>
-        <w:t>User 3: don’t play ai faction then, or lower the diff if u can’t take the heat</w:t>
-      </w:r>
-    </w:p>
-    <w:p>
-      <w:r>
-        <w:t>User 1: spearhead needs to nerf this fucking spawn rate</w:t>
-      </w:r>
-      <w:r>
-        <w:t>, fucking ruining this game</w:t>
-      </w:r>
-    </w:p>
-    <w:p>
-      <w:r>
-        <w:t>User 4: nah u kidding ai d10 is way too easy, if anything, they need to make it harder</w:t>
-      </w:r>
-    </w:p>
-    <w:p>
-      <w:r>
-        <w:t xml:space="preserve">User 4: go train on d1 </w:t>
-      </w:r>
-      <w:proofErr w:type="spellStart"/>
-      <w:r>
-        <w:t>bruh</w:t>
-      </w:r>
-      <w:proofErr w:type="spellEnd"/>
-      <w:r>
-        <w:t>, left mouse button to shoot btw</w:t>
-      </w:r>
-    </w:p>
-    <w:p>
-      <w:r>
-        <w:t xml:space="preserve">User 1: go touch some grass </w:t>
-      </w:r>
-      <w:proofErr w:type="spellStart"/>
-      <w:r>
-        <w:t>bruh</w:t>
-      </w:r>
-      <w:proofErr w:type="spellEnd"/>
+        <w:t xml:space="preserve"> 4.7.0 is already op</w:t>
+      </w:r>
+      <w:r>
+        <w:t xml:space="preserve">, u </w:t>
+      </w:r>
+      <w:r>
+        <w:t>just don’t know how to play with it</w:t>
+      </w:r>
+      <w:r>
+        <w:t xml:space="preserve">, I can easily </w:t>
+      </w:r>
+      <w:r>
+        <w:t xml:space="preserve">clear </w:t>
+      </w:r>
+      <w:proofErr w:type="gramStart"/>
+      <w:r>
+        <w:t>bugs source</w:t>
+      </w:r>
+      <w:proofErr w:type="gramEnd"/>
+      <w:r>
+        <w:t xml:space="preserve"> solo with it, maybe with vibe strike stratagem.</w:t>
+      </w:r>
+    </w:p>
+    <w:p>
+      <w:r>
+        <w:t xml:space="preserve">User 9: </w:t>
+      </w:r>
+      <w:r>
+        <w:t xml:space="preserve">vibe strike </w:t>
+      </w:r>
+      <w:proofErr w:type="gramStart"/>
+      <w:r>
+        <w:t>set’s</w:t>
+      </w:r>
+      <w:proofErr w:type="gramEnd"/>
+      <w:r>
+        <w:t xml:space="preserve"> </w:t>
+      </w:r>
+      <w:proofErr w:type="spellStart"/>
+      <w:r>
+        <w:t>ur</w:t>
+      </w:r>
+      <w:proofErr w:type="spellEnd"/>
+      <w:r>
+        <w:t xml:space="preserve"> teammates on fire, it’s the worst stratagem in the game</w:t>
+      </w:r>
       <w:r>
         <w:t xml:space="preserve">, </w:t>
       </w:r>
-      <w:proofErr w:type="spellStart"/>
-      <w:r>
-        <w:t>ur</w:t>
-      </w:r>
-      <w:proofErr w:type="spellEnd"/>
-      <w:r>
-        <w:t xml:space="preserve"> father won’t come back home if u put another 100 hours in the game</w:t>
-      </w:r>
-    </w:p>
-    <w:p>
-      <w:proofErr w:type="spellStart"/>
-      <w:r>
-        <w:t>Main_hero</w:t>
-      </w:r>
-      <w:proofErr w:type="spellEnd"/>
-      <w:r>
-        <w:t xml:space="preserve">: </w:t>
-      </w:r>
-      <w:r>
-        <w:t>what’s up</w:t>
-      </w:r>
-    </w:p>
-    <w:p>
-      <w:r>
-        <w:t>User 1: bro it’s this mf again</w:t>
-      </w:r>
-    </w:p>
-    <w:p>
-      <w:r>
-        <w:t xml:space="preserve">User 2: u dumb fuck, we lost a </w:t>
-      </w:r>
-      <w:r>
-        <w:t>sprint</w:t>
-      </w:r>
-      <w:r>
-        <w:t xml:space="preserve"> </w:t>
-      </w:r>
-      <w:proofErr w:type="spellStart"/>
-      <w:r>
-        <w:t>cuz</w:t>
-      </w:r>
-      <w:proofErr w:type="spellEnd"/>
-      <w:r>
-        <w:t xml:space="preserve"> of u</w:t>
-      </w:r>
-    </w:p>
-    <w:p>
-      <w:r>
-        <w:t>User 3: did u finally learn how to play?</w:t>
-      </w:r>
-    </w:p>
-    <w:p>
-      <w:r>
-        <w:t>(Screen is getting red)</w:t>
-      </w:r>
-    </w:p>
-    <w:p>
-      <w:r>
-        <w:t xml:space="preserve">User 4: go fuck </w:t>
-      </w:r>
-      <w:proofErr w:type="spellStart"/>
-      <w:r>
-        <w:t>urself</w:t>
-      </w:r>
-      <w:proofErr w:type="spellEnd"/>
-      <w:r>
-        <w:t xml:space="preserve">, </w:t>
-      </w:r>
-      <w:r>
-        <w:t>u killed me like 10 times</w:t>
-      </w:r>
-      <w:r>
-        <w:t>, cunt</w:t>
-      </w:r>
-    </w:p>
-    <w:p>
-      <w:r>
-        <w:t xml:space="preserve">User 5: </w:t>
-      </w:r>
-      <w:r>
-        <w:t xml:space="preserve">mf is acting like nothing happened, </w:t>
-      </w:r>
-      <w:r>
-        <w:t xml:space="preserve">go fuck </w:t>
-      </w:r>
-      <w:proofErr w:type="spellStart"/>
-      <w:r>
-        <w:t>urself</w:t>
-      </w:r>
-      <w:proofErr w:type="spellEnd"/>
-    </w:p>
-    <w:p>
-      <w:r>
-        <w:t xml:space="preserve">User 6: bro that last </w:t>
-      </w:r>
-      <w:r>
-        <w:t>sprint</w:t>
-      </w:r>
-      <w:r>
-        <w:t xml:space="preserve"> was painful to watch, </w:t>
-      </w:r>
-      <w:r>
-        <w:t>u brought like the worst guns for bugs</w:t>
-      </w:r>
-      <w:r>
-        <w:t>, shit wasn’t even close</w:t>
-      </w:r>
-      <w:r>
-        <w:t xml:space="preserve"> lmao</w:t>
-      </w:r>
-    </w:p>
-    <w:p>
-      <w:r>
-        <w:t xml:space="preserve">User 7: bro </w:t>
-      </w:r>
-      <w:r>
-        <w:t>was speedrunning the sprint failure</w:t>
-      </w:r>
-    </w:p>
-    <w:p>
-      <w:r>
-        <w:lastRenderedPageBreak/>
-        <w:t xml:space="preserve">User 8: this noob ass was bragging about his skill so much and couldn’t even </w:t>
-      </w:r>
-      <w:r>
-        <w:t xml:space="preserve">clear a squid repository, </w:t>
-      </w:r>
-      <w:proofErr w:type="spellStart"/>
-      <w:r>
-        <w:t>bruuuh</w:t>
-      </w:r>
-      <w:proofErr w:type="spellEnd"/>
-    </w:p>
-    <w:p>
-      <w:r>
-        <w:t xml:space="preserve">User 9: secondhand embarrassment from watching u play was insane, I’d </w:t>
-      </w:r>
-      <w:proofErr w:type="gramStart"/>
-      <w:r>
-        <w:t>actually kms</w:t>
-      </w:r>
-      <w:proofErr w:type="gramEnd"/>
-      <w:r>
-        <w:t xml:space="preserve"> if I were you</w:t>
-      </w:r>
-    </w:p>
-    <w:p>
-      <w:r>
-        <w:t>User 10: that’s crazy lmao</w:t>
-      </w:r>
-    </w:p>
-    <w:p>
-      <w:r>
-        <w:t xml:space="preserve">They love me. I know it looks like they are </w:t>
-      </w:r>
-      <w:r>
-        <w:t>grilling the fuck out of</w:t>
-      </w:r>
-      <w:r>
-        <w:t xml:space="preserve"> me and calling me bad at the game or something</w:t>
-      </w:r>
-      <w:r>
-        <w:t xml:space="preserve">, but it’s </w:t>
-      </w:r>
-      <w:proofErr w:type="gramStart"/>
-      <w:r>
-        <w:t xml:space="preserve">actually </w:t>
-      </w:r>
-      <w:r>
-        <w:t>fine</w:t>
-      </w:r>
-      <w:proofErr w:type="gramEnd"/>
-      <w:r>
-        <w:t>, you just don’t get it</w:t>
-      </w:r>
-      <w:r>
-        <w:t xml:space="preserve">. It’s how we show </w:t>
-      </w:r>
-      <w:r>
-        <w:t>love</w:t>
-      </w:r>
-      <w:r>
-        <w:t xml:space="preserve"> and respect for each other, just friendly roasting. They know I’m good</w:t>
-      </w:r>
-      <w:r>
-        <w:t xml:space="preserve"> at the game</w:t>
-      </w:r>
-      <w:r>
-        <w:t>, they are just fucking with me.</w:t>
-      </w:r>
-    </w:p>
-    <w:p>
-      <w:r>
-        <w:t xml:space="preserve">User 9: </w:t>
-      </w:r>
-      <w:proofErr w:type="spellStart"/>
-      <w:r>
-        <w:t>ain’t</w:t>
-      </w:r>
-      <w:proofErr w:type="spellEnd"/>
-      <w:r>
-        <w:t xml:space="preserve"> no one f</w:t>
-      </w:r>
-      <w:r>
-        <w:t xml:space="preserve">ucking </w:t>
-      </w:r>
-      <w:r>
-        <w:t>w</w:t>
-      </w:r>
-      <w:r>
-        <w:t>ith</w:t>
-      </w:r>
-      <w:r>
-        <w:t xml:space="preserve"> this dude, </w:t>
-      </w:r>
-      <w:r>
-        <w:t>kick</w:t>
-      </w:r>
-      <w:r>
-        <w:t xml:space="preserve"> his ass out of here</w:t>
-      </w:r>
-    </w:p>
-    <w:p>
-      <w:r>
-        <w:t>It’s all jokes, trust me.</w:t>
-      </w:r>
-    </w:p>
-    <w:p>
-      <w:pPr>
-        <w:pStyle w:val="Heading3"/>
-      </w:pPr>
-      <w:bookmarkStart w:id="18" w:name="_Toc216793254"/>
-      <w:r>
-        <w:t>Chance to prove yourself</w:t>
-      </w:r>
-      <w:bookmarkEnd w:id="18"/>
-    </w:p>
-    <w:p>
-      <w:r>
-        <w:t>(Screen goes back to normal)</w:t>
-      </w:r>
-    </w:p>
-    <w:p>
-      <w:r>
-        <w:t xml:space="preserve">User 10: </w:t>
-      </w:r>
-      <w:proofErr w:type="spellStart"/>
-      <w:r>
-        <w:t>yo</w:t>
-      </w:r>
-      <w:proofErr w:type="spellEnd"/>
-      <w:r>
-        <w:t xml:space="preserve">, y’all seen the news about delayed </w:t>
-      </w:r>
-      <w:r>
-        <w:t>zero</w:t>
-      </w:r>
-      <w:r>
-        <w:t xml:space="preserve"> </w:t>
-      </w:r>
-      <w:proofErr w:type="spellStart"/>
-      <w:r>
-        <w:t>dlc</w:t>
-      </w:r>
-      <w:proofErr w:type="spellEnd"/>
-      <w:r>
-        <w:t>?</w:t>
-      </w:r>
-    </w:p>
-    <w:p>
-      <w:r>
-        <w:t xml:space="preserve">User 2: yeah, </w:t>
-      </w:r>
-      <w:r>
-        <w:t>Spearhead</w:t>
-      </w:r>
-      <w:r>
-        <w:t xml:space="preserve"> can’t make the new content even for </w:t>
-      </w:r>
-      <w:r>
-        <w:t>zero</w:t>
-      </w:r>
-      <w:r>
-        <w:t xml:space="preserve"> lol</w:t>
-      </w:r>
-    </w:p>
-    <w:p>
-      <w:r>
-        <w:t xml:space="preserve">User 3: Zero the game? More like zero </w:t>
-      </w:r>
-      <w:proofErr w:type="spellStart"/>
-      <w:r>
-        <w:t>dlc</w:t>
-      </w:r>
-      <w:proofErr w:type="spellEnd"/>
-    </w:p>
-    <w:p>
-      <w:r>
-        <w:t>User 4: I will pay u not to joke ever again</w:t>
-      </w:r>
-    </w:p>
-    <w:p>
-      <w:r>
-        <w:t xml:space="preserve">User 5: holy cornball </w:t>
-      </w:r>
-    </w:p>
-    <w:p>
-      <w:r>
-        <w:t xml:space="preserve">User 6: fuck yeah, at least that means that finally </w:t>
-      </w:r>
-      <w:r>
-        <w:t>spearhead</w:t>
-      </w:r>
-      <w:r>
-        <w:t xml:space="preserve"> heard us and making </w:t>
-      </w:r>
-      <w:proofErr w:type="spellStart"/>
-      <w:r>
-        <w:t>smth</w:t>
-      </w:r>
-      <w:proofErr w:type="spellEnd"/>
-      <w:r>
-        <w:t xml:space="preserve"> new for </w:t>
-      </w:r>
-      <w:proofErr w:type="spellStart"/>
-      <w:r>
-        <w:t>cyberdivers</w:t>
-      </w:r>
-      <w:proofErr w:type="spellEnd"/>
-    </w:p>
-    <w:p>
-      <w:r>
-        <w:t xml:space="preserve">User 7: this absolutely does not mean that </w:t>
-      </w:r>
-      <w:proofErr w:type="spellStart"/>
-      <w:r>
-        <w:t>bruh</w:t>
-      </w:r>
-      <w:proofErr w:type="spellEnd"/>
-      <w:r>
-        <w:t>, they just can’t do shit</w:t>
-      </w:r>
-    </w:p>
-    <w:p>
-      <w:r>
-        <w:t xml:space="preserve">User 12: </w:t>
-      </w:r>
-      <w:r>
-        <w:t>zero</w:t>
-      </w:r>
-      <w:r>
-        <w:t xml:space="preserve"> </w:t>
-      </w:r>
-      <w:r>
-        <w:t xml:space="preserve">fans </w:t>
-      </w:r>
-      <w:r>
-        <w:t xml:space="preserve">are in shambles </w:t>
-      </w:r>
-      <w:proofErr w:type="spellStart"/>
-      <w:r>
-        <w:t>rn</w:t>
-      </w:r>
-      <w:proofErr w:type="spellEnd"/>
-    </w:p>
-    <w:p>
-      <w:r>
-        <w:t>User 8: maybe we will finally get a</w:t>
-      </w:r>
-      <w:r>
-        <w:t>n</w:t>
-      </w:r>
-      <w:r>
-        <w:t xml:space="preserve"> </w:t>
-      </w:r>
-      <w:proofErr w:type="spellStart"/>
-      <w:r>
-        <w:t>ak</w:t>
-      </w:r>
-      <w:proofErr w:type="spellEnd"/>
-      <w:r>
-        <w:t xml:space="preserve"> 4.7.0 buff</w:t>
-      </w:r>
-    </w:p>
-    <w:p>
-      <w:r>
-        <w:t xml:space="preserve">User 11: </w:t>
-      </w:r>
-      <w:proofErr w:type="spellStart"/>
-      <w:r>
-        <w:t>ak</w:t>
-      </w:r>
-      <w:proofErr w:type="spellEnd"/>
-      <w:r>
-        <w:t xml:space="preserve"> 4.7.0 is already op</w:t>
-      </w:r>
-      <w:r>
-        <w:t xml:space="preserve">, u </w:t>
-      </w:r>
-      <w:r>
-        <w:t>just don’t know how to play with it</w:t>
-      </w:r>
-      <w:r>
-        <w:t xml:space="preserve">, I can easily </w:t>
-      </w:r>
-      <w:r>
-        <w:t xml:space="preserve">clear </w:t>
-      </w:r>
-      <w:proofErr w:type="gramStart"/>
-      <w:r>
-        <w:t>bugs source</w:t>
-      </w:r>
-      <w:proofErr w:type="gramEnd"/>
-      <w:r>
-        <w:t xml:space="preserve"> solo with it, maybe with vibe strike stratagem.</w:t>
-      </w:r>
-    </w:p>
-    <w:p>
-      <w:r>
-        <w:t xml:space="preserve">User 9: </w:t>
-      </w:r>
-      <w:r>
-        <w:t xml:space="preserve">vibe strike </w:t>
-      </w:r>
-      <w:proofErr w:type="gramStart"/>
-      <w:r>
-        <w:t>set’s</w:t>
-      </w:r>
-      <w:proofErr w:type="gramEnd"/>
-      <w:r>
-        <w:t xml:space="preserve"> </w:t>
-      </w:r>
-      <w:proofErr w:type="spellStart"/>
-      <w:r>
-        <w:t>ur</w:t>
-      </w:r>
-      <w:proofErr w:type="spellEnd"/>
-      <w:r>
-        <w:t xml:space="preserve"> teammates on fire, it’s the worst stratagem in the game</w:t>
-      </w:r>
-      <w:r>
-        <w:t xml:space="preserve">, </w:t>
-      </w:r>
       <w:r>
         <w:t>unless u r retarded ofc</w:t>
       </w:r>
@@ -5861,11 +6240,7 @@
         <w:t>, they decided to make some random ass</w:t>
       </w:r>
       <w:r>
-        <w:t xml:space="preserve"> spin-</w:t>
-      </w:r>
-      <w:r>
-        <w:lastRenderedPageBreak/>
-        <w:t>off</w:t>
+        <w:t xml:space="preserve"> spin-off</w:t>
       </w:r>
       <w:r>
         <w:t xml:space="preserve"> in the same universe</w:t>
@@ -6201,6 +6576,7 @@
     </w:p>
     <w:p>
       <w:r>
+        <w:lastRenderedPageBreak/>
         <w:t xml:space="preserve">Oh boy, look how nice everyone here is </w:t>
       </w:r>
       <w:proofErr w:type="spellStart"/>
@@ -6315,962 +6691,958 @@
         <w:t xml:space="preserve"> cunt,</w:t>
       </w:r>
       <w:r>
+        <w:t xml:space="preserve"> asshole, moron, retard, fuckwit, dumbass, braindead, stupid, dickhead</w:t>
+      </w:r>
+      <w:r>
+        <w:t xml:space="preserve">, brain-numbing, room temperature </w:t>
+      </w:r>
+      <w:proofErr w:type="spellStart"/>
+      <w:r>
+        <w:t>iq</w:t>
+      </w:r>
+      <w:proofErr w:type="spellEnd"/>
+      <w:r>
+        <w:t xml:space="preserve"> imbecile,</w:t>
+      </w:r>
+      <w:r>
         <w:t xml:space="preserve"> </w:t>
       </w:r>
       <w:r>
+        <w:t xml:space="preserve">motherfucker, </w:t>
+      </w:r>
+      <w:proofErr w:type="spellStart"/>
+      <w:r>
+        <w:t>fatherfucker</w:t>
+      </w:r>
+      <w:proofErr w:type="spellEnd"/>
+      <w:r>
+        <w:t xml:space="preserve">, </w:t>
+      </w:r>
+      <w:r>
+        <w:t xml:space="preserve">product of the </w:t>
+      </w:r>
+      <w:r>
+        <w:t>incest</w:t>
+      </w:r>
+      <w:r>
+        <w:t>, incel, degenerate, window licker, cognitively challenged</w:t>
+      </w:r>
+      <w:r>
+        <w:t>, dimwit</w:t>
+      </w:r>
+    </w:p>
+    <w:p>
+      <w:r>
+        <w:t>(Screen goes blurry and then goes back to red)</w:t>
+      </w:r>
+    </w:p>
+    <w:p>
+      <w:r>
+        <w:t xml:space="preserve">fuckface, </w:t>
+      </w:r>
+      <w:proofErr w:type="spellStart"/>
+      <w:r>
+        <w:t>shitfuck</w:t>
+      </w:r>
+      <w:proofErr w:type="spellEnd"/>
+      <w:r>
+        <w:t xml:space="preserve">, </w:t>
+      </w:r>
+      <w:proofErr w:type="spellStart"/>
+      <w:r>
+        <w:t>fuckfuck</w:t>
+      </w:r>
+      <w:proofErr w:type="spellEnd"/>
+      <w:r>
+        <w:t xml:space="preserve"> but</w:t>
+      </w:r>
+      <w:r>
+        <w:t xml:space="preserve"> at least we are honest</w:t>
+      </w:r>
+      <w:r>
+        <w:t>. Brutal, but honest</w:t>
+      </w:r>
+      <w:r>
+        <w:t>. Yes, we won’t mince our words and roast your ass to the crust, but you will learn from it and be better. And these guys thinking they are helping anyone with this fake ass niceness.</w:t>
+      </w:r>
+    </w:p>
+    <w:p>
+      <w:r>
+        <w:t>They are just delusional, aren’t they</w:t>
+      </w:r>
+      <w:r>
+        <w:t>?</w:t>
+      </w:r>
+    </w:p>
+    <w:p>
+      <w:r>
+        <w:t>(Screen goes normal)</w:t>
+      </w:r>
+    </w:p>
+    <w:p>
+      <w:r>
+        <w:t xml:space="preserve">(Ui elements start to </w:t>
+      </w:r>
+      <w:proofErr w:type="gramStart"/>
+      <w:r>
+        <w:t>fall down</w:t>
+      </w:r>
+      <w:proofErr w:type="gramEnd"/>
+      <w:r>
+        <w:t>)</w:t>
+      </w:r>
+    </w:p>
+    <w:p>
+      <w:r>
+        <w:t>Nah, this sub should go down.</w:t>
+      </w:r>
+      <w:r>
+        <w:t xml:space="preserve"> And I think I just thought of something genius.</w:t>
+      </w:r>
+      <w:r>
+        <w:t xml:space="preserve"> I </w:t>
+      </w:r>
+      <w:r>
+        <w:t>remember</w:t>
+      </w:r>
+      <w:r>
+        <w:t xml:space="preserve"> back when I was a kid, my mom sent me to do some programming courses</w:t>
+      </w:r>
+      <w:r>
+        <w:t xml:space="preserve"> </w:t>
+      </w:r>
+      <w:r>
+        <w:t xml:space="preserve">and I learned </w:t>
+      </w:r>
+      <w:proofErr w:type="spellStart"/>
+      <w:r>
+        <w:t>smth</w:t>
+      </w:r>
+      <w:proofErr w:type="spellEnd"/>
+      <w:r>
+        <w:t xml:space="preserve"> about </w:t>
+      </w:r>
+      <w:proofErr w:type="spellStart"/>
+      <w:r>
+        <w:t>webdev</w:t>
+      </w:r>
+      <w:proofErr w:type="spellEnd"/>
+      <w:r>
+        <w:t xml:space="preserve"> and some cybersecurity stuff</w:t>
+      </w:r>
+      <w:r>
+        <w:t>, like phishing</w:t>
+      </w:r>
+      <w:r>
+        <w:t>.</w:t>
+      </w:r>
+      <w:r>
+        <w:t xml:space="preserve"> Shit, it was ages ago. Met some cool guys there, but we didn’t really click. They </w:t>
+      </w:r>
+      <w:r>
+        <w:t>thought</w:t>
+      </w:r>
+      <w:r>
+        <w:t xml:space="preserve"> I was </w:t>
+      </w:r>
+      <w:proofErr w:type="spellStart"/>
+      <w:r>
+        <w:t>kinda</w:t>
+      </w:r>
+      <w:proofErr w:type="spellEnd"/>
+      <w:r>
+        <w:t xml:space="preserve"> weird. Well, whatever, who gives a shit right? </w:t>
+      </w:r>
+    </w:p>
+    <w:p>
+      <w:r>
+        <w:t>Anyway,</w:t>
+      </w:r>
+      <w:r>
+        <w:t xml:space="preserve"> </w:t>
+      </w:r>
+      <w:r>
+        <w:t>what if</w:t>
+      </w:r>
+      <w:r>
+        <w:t xml:space="preserve"> I could </w:t>
+      </w:r>
+      <w:r>
+        <w:t>create</w:t>
+      </w:r>
+      <w:r>
+        <w:t xml:space="preserve"> a fake website to steal </w:t>
+      </w:r>
+      <w:r>
+        <w:t>zero</w:t>
+      </w:r>
+      <w:r>
+        <w:t xml:space="preserve"> sub admin’s </w:t>
+      </w:r>
+      <w:r>
+        <w:t>account</w:t>
+      </w:r>
+      <w:r>
+        <w:t xml:space="preserve"> and take over the sub</w:t>
+      </w:r>
+      <w:r>
+        <w:t xml:space="preserve">? I could show </w:t>
+      </w:r>
+      <w:r>
+        <w:t>them</w:t>
+      </w:r>
+      <w:r>
+        <w:t xml:space="preserve"> what </w:t>
+      </w:r>
+      <w:r>
+        <w:t>real</w:t>
+      </w:r>
+      <w:r>
+        <w:t xml:space="preserve"> life is.</w:t>
+      </w:r>
+      <w:r>
+        <w:t xml:space="preserve"> </w:t>
+      </w:r>
+      <w:r>
+        <w:t xml:space="preserve">I should </w:t>
+      </w:r>
+      <w:r>
+        <w:t xml:space="preserve">let my </w:t>
+      </w:r>
+      <w:r>
+        <w:t>friends</w:t>
+      </w:r>
+      <w:r>
+        <w:t xml:space="preserve"> </w:t>
+      </w:r>
+      <w:r>
+        <w:t xml:space="preserve">in </w:t>
+      </w:r>
+      <w:proofErr w:type="spellStart"/>
+      <w:r>
+        <w:t>cyberdivers</w:t>
+      </w:r>
+      <w:proofErr w:type="spellEnd"/>
+      <w:r>
+        <w:t xml:space="preserve"> chat</w:t>
+      </w:r>
+      <w:r>
+        <w:t xml:space="preserve"> know</w:t>
+      </w:r>
+      <w:r>
+        <w:t>, I’m sure they will be as excited as I am r</w:t>
+      </w:r>
+      <w:r>
+        <w:t xml:space="preserve">ight </w:t>
+      </w:r>
+      <w:r>
+        <w:t>n</w:t>
+      </w:r>
+      <w:r>
+        <w:t>ow</w:t>
+      </w:r>
+      <w:r>
+        <w:t xml:space="preserve"> </w:t>
+      </w:r>
+      <w:r>
+        <w:t>to get back at these dumbasses</w:t>
+      </w:r>
+      <w:r>
+        <w:t>.</w:t>
+      </w:r>
+    </w:p>
+    <w:p>
+      <w:r>
+        <w:t>(User is prompted to go to the sc2 chat)</w:t>
+      </w:r>
+    </w:p>
+    <w:p>
+      <w:proofErr w:type="spellStart"/>
+      <w:r>
+        <w:t>Main_hero</w:t>
+      </w:r>
+      <w:proofErr w:type="spellEnd"/>
+      <w:r>
+        <w:t xml:space="preserve">: I’m </w:t>
+      </w:r>
+      <w:proofErr w:type="spellStart"/>
+      <w:r>
+        <w:t>gonna</w:t>
+      </w:r>
+      <w:proofErr w:type="spellEnd"/>
+      <w:r>
+        <w:t xml:space="preserve"> hack </w:t>
+      </w:r>
+      <w:r>
+        <w:t>zero</w:t>
+      </w:r>
+      <w:r>
+        <w:t xml:space="preserve"> sub</w:t>
+      </w:r>
+    </w:p>
+    <w:p>
+      <w:r>
+        <w:t>User 3: lmao what</w:t>
+      </w:r>
+    </w:p>
+    <w:p>
+      <w:r>
+        <w:t>User 4: AHAHAHAH</w:t>
+      </w:r>
+    </w:p>
+    <w:p>
+      <w:r>
+        <w:t>User 4: AHAHAHAHAHAHA</w:t>
+      </w:r>
+    </w:p>
+    <w:p>
+      <w:r>
         <w:lastRenderedPageBreak/>
-        <w:t>asshole, moron, retard, fuckwit, dumbass, braindead, stupid, dickhead</w:t>
-      </w:r>
-      <w:r>
-        <w:t xml:space="preserve">, brain-numbing, room temperature </w:t>
-      </w:r>
-      <w:proofErr w:type="spellStart"/>
-      <w:r>
-        <w:t>iq</w:t>
-      </w:r>
-      <w:proofErr w:type="spellEnd"/>
-      <w:r>
-        <w:t xml:space="preserve"> imbecile,</w:t>
-      </w:r>
+        <w:t xml:space="preserve">User 4: </w:t>
+      </w:r>
+      <w:proofErr w:type="spellStart"/>
+      <w:r>
+        <w:t>ahahahah</w:t>
+      </w:r>
+      <w:proofErr w:type="spellEnd"/>
+    </w:p>
+    <w:p>
+      <w:r>
+        <w:t>User 5: calm down, Mr. Robot</w:t>
+      </w:r>
+    </w:p>
+    <w:p>
+      <w:r>
+        <w:t>(Screen goes slightly red)</w:t>
+      </w:r>
+    </w:p>
+    <w:p>
+      <w:r>
+        <w:t xml:space="preserve">User 6: u can’t even use a keyboard son </w:t>
+      </w:r>
+      <w:proofErr w:type="spellStart"/>
+      <w:r>
+        <w:t>fym</w:t>
+      </w:r>
+      <w:proofErr w:type="spellEnd"/>
+      <w:r>
+        <w:t xml:space="preserve"> hack</w:t>
+      </w:r>
+    </w:p>
+    <w:p>
+      <w:r>
+        <w:t>User 7: r u 13?</w:t>
+      </w:r>
+    </w:p>
+    <w:p>
+      <w:r>
+        <w:t>User 8: are we deadass lmao</w:t>
+      </w:r>
+    </w:p>
+    <w:p>
+      <w:r>
+        <w:t>User 9: AHAHAH</w:t>
+      </w:r>
+    </w:p>
+    <w:p>
+      <w:proofErr w:type="spellStart"/>
+      <w:r>
+        <w:t>Main_hero</w:t>
+      </w:r>
+      <w:proofErr w:type="spellEnd"/>
+      <w:r>
+        <w:t xml:space="preserve">: nah y’all will see, I </w:t>
+      </w:r>
+      <w:proofErr w:type="gramStart"/>
+      <w:r>
+        <w:t>actually can</w:t>
+      </w:r>
+      <w:proofErr w:type="gramEnd"/>
+      <w:r>
+        <w:t xml:space="preserve"> do it</w:t>
+      </w:r>
+    </w:p>
+    <w:p>
+      <w:r>
+        <w:t xml:space="preserve">User 4: </w:t>
+      </w:r>
+      <w:proofErr w:type="spellStart"/>
+      <w:r>
+        <w:t>bro</w:t>
+      </w:r>
+      <w:r>
+        <w:t>chacho</w:t>
+      </w:r>
+      <w:proofErr w:type="spellEnd"/>
+      <w:r>
+        <w:t xml:space="preserve"> stfu</w:t>
+      </w:r>
+    </w:p>
+    <w:p>
+      <w:r>
+        <w:t xml:space="preserve">User 6: </w:t>
+      </w:r>
+      <w:proofErr w:type="spellStart"/>
+      <w:r>
+        <w:t>im</w:t>
+      </w:r>
+      <w:proofErr w:type="spellEnd"/>
+      <w:r>
+        <w:t xml:space="preserve"> crying wtf are u talking about </w:t>
+      </w:r>
+      <w:proofErr w:type="spellStart"/>
+      <w:r>
+        <w:t>lmaooo</w:t>
+      </w:r>
+      <w:proofErr w:type="spellEnd"/>
+    </w:p>
+    <w:p>
+      <w:r>
+        <w:t xml:space="preserve">User 5: u r like in the top 10 worst </w:t>
+      </w:r>
+      <w:proofErr w:type="spellStart"/>
+      <w:r>
+        <w:t>cyberdivers</w:t>
+      </w:r>
+      <w:proofErr w:type="spellEnd"/>
+      <w:r>
+        <w:t xml:space="preserve"> oat and u r saying u can hack anything? Bruh wtf</w:t>
+      </w:r>
+    </w:p>
+    <w:p>
+      <w:r>
+        <w:t xml:space="preserve">User 13: instant </w:t>
+      </w:r>
+      <w:proofErr w:type="spellStart"/>
+      <w:r>
+        <w:t>cyberdivers</w:t>
+      </w:r>
+      <w:proofErr w:type="spellEnd"/>
+      <w:r>
+        <w:t xml:space="preserve"> classic</w:t>
+      </w:r>
+    </w:p>
+    <w:p>
+      <w:r>
+        <w:t>User</w:t>
+      </w:r>
+      <w:r>
+        <w:t xml:space="preserve"> 11: son</w:t>
+      </w:r>
+    </w:p>
+    <w:p>
+      <w:r>
+        <w:t xml:space="preserve">User 10: bro is a poser lmao, </w:t>
+      </w:r>
+      <w:proofErr w:type="spellStart"/>
+      <w:r>
+        <w:t>proly</w:t>
+      </w:r>
+      <w:proofErr w:type="spellEnd"/>
+      <w:r>
+        <w:t xml:space="preserve"> don’t even know what is </w:t>
+      </w:r>
+      <w:proofErr w:type="spellStart"/>
+      <w:r>
+        <w:t>sqli</w:t>
+      </w:r>
+      <w:proofErr w:type="spellEnd"/>
+      <w:r>
+        <w:t xml:space="preserve"> is lol</w:t>
+      </w:r>
+    </w:p>
+    <w:p>
+      <w:r>
+        <w:t xml:space="preserve">No </w:t>
+      </w:r>
+      <w:proofErr w:type="spellStart"/>
+      <w:r>
+        <w:t>no</w:t>
+      </w:r>
+      <w:proofErr w:type="spellEnd"/>
+      <w:r>
+        <w:t xml:space="preserve">, I know what it is, it’s a language…for hacking databases…or something. </w:t>
+      </w:r>
+      <w:r>
+        <w:t>It doesn’t</w:t>
+      </w:r>
+      <w:r>
+        <w:t xml:space="preserve"> matter, they’ll see, I absolutely can do it.</w:t>
+      </w:r>
+    </w:p>
+    <w:p>
+      <w:pPr>
+        <w:pStyle w:val="Heading3"/>
+      </w:pPr>
+      <w:bookmarkStart w:id="19" w:name="_Toc216793255"/>
+      <w:r>
+        <w:t>Plan and execution</w:t>
+      </w:r>
+      <w:bookmarkEnd w:id="19"/>
+    </w:p>
+    <w:p>
+      <w:r>
+        <w:t>(Screen goes black)</w:t>
+      </w:r>
+    </w:p>
+    <w:p>
+      <w:r>
+        <w:t xml:space="preserve">Alright, I need a plan. How am I </w:t>
+      </w:r>
+      <w:proofErr w:type="spellStart"/>
+      <w:r>
+        <w:t>gonna</w:t>
+      </w:r>
+      <w:proofErr w:type="spellEnd"/>
+      <w:r>
+        <w:t xml:space="preserve"> do that? Brief search on phishing shows that </w:t>
+      </w:r>
+      <w:r>
+        <w:t>hackers send fake login screens and people fall for them. Why don’t I do the same</w:t>
+      </w:r>
+      <w:r>
+        <w:t xml:space="preserve">? </w:t>
+      </w:r>
+      <w:r>
+        <w:t xml:space="preserve">Admin will click on the link and…well yeah, he’ll probably suspect something. Well, </w:t>
+      </w:r>
+      <w:proofErr w:type="spellStart"/>
+      <w:r>
+        <w:t>ummm</w:t>
+      </w:r>
+      <w:proofErr w:type="spellEnd"/>
+      <w:r>
+        <w:t>…</w:t>
+      </w:r>
+      <w:proofErr w:type="spellStart"/>
+      <w:r>
+        <w:t>maybee</w:t>
+      </w:r>
+      <w:proofErr w:type="spellEnd"/>
       <w:r>
         <w:t xml:space="preserve"> </w:t>
       </w:r>
       <w:r>
-        <w:t xml:space="preserve">motherfucker, </w:t>
-      </w:r>
-      <w:proofErr w:type="spellStart"/>
-      <w:r>
-        <w:t>fatherfucker</w:t>
-      </w:r>
-      <w:proofErr w:type="spellEnd"/>
-      <w:r>
-        <w:t xml:space="preserve">, </w:t>
-      </w:r>
-      <w:r>
-        <w:t xml:space="preserve">product of the </w:t>
-      </w:r>
-      <w:r>
-        <w:t>incest</w:t>
-      </w:r>
-      <w:r>
-        <w:t>, incel, degenerate, window licker, cognitively challenged</w:t>
-      </w:r>
-      <w:r>
-        <w:t>, dimwit</w:t>
-      </w:r>
-    </w:p>
-    <w:p>
-      <w:r>
-        <w:t>(Screen goes blurry and then goes back to red)</w:t>
-      </w:r>
-    </w:p>
-    <w:p>
-      <w:r>
-        <w:t xml:space="preserve">fuckface, </w:t>
-      </w:r>
-      <w:proofErr w:type="spellStart"/>
-      <w:r>
-        <w:t>shitfuck</w:t>
-      </w:r>
-      <w:proofErr w:type="spellEnd"/>
-      <w:r>
-        <w:t xml:space="preserve">, </w:t>
-      </w:r>
-      <w:proofErr w:type="spellStart"/>
-      <w:r>
-        <w:t>fuckfuck</w:t>
-      </w:r>
-      <w:proofErr w:type="spellEnd"/>
-      <w:r>
-        <w:t xml:space="preserve"> but</w:t>
-      </w:r>
-      <w:r>
-        <w:t xml:space="preserve"> at least we are honest</w:t>
-      </w:r>
-      <w:r>
-        <w:t>. Brutal, but honest</w:t>
-      </w:r>
-      <w:r>
-        <w:t>. Yes, we won’t mince our words and roast your ass to the crust, but you will learn from it and be better. And these guys thinking they are helping anyone with this fake ass niceness.</w:t>
-      </w:r>
-    </w:p>
-    <w:p>
-      <w:r>
-        <w:t>They are just delusional, aren’t they</w:t>
-      </w:r>
-      <w:r>
-        <w:t>?</w:t>
-      </w:r>
-    </w:p>
-    <w:p>
-      <w:r>
-        <w:t>(Screen goes normal)</w:t>
-      </w:r>
-    </w:p>
-    <w:p>
-      <w:r>
-        <w:t xml:space="preserve">(Ui elements start to </w:t>
-      </w:r>
+        <w:t>…</w:t>
+      </w:r>
+      <w:proofErr w:type="spellStart"/>
       <w:proofErr w:type="gramStart"/>
       <w:r>
-        <w:t>fall down</w:t>
+        <w:t>uhhh</w:t>
+      </w:r>
+      <w:proofErr w:type="spellEnd"/>
+      <w:r>
+        <w:t>..</w:t>
       </w:r>
       <w:proofErr w:type="gramEnd"/>
       <w:r>
+        <w:t xml:space="preserve"> </w:t>
+      </w:r>
+      <w:r>
+        <w:t>I need to bait</w:t>
+      </w:r>
+      <w:r>
+        <w:t xml:space="preserve"> him</w:t>
+      </w:r>
+      <w:r>
+        <w:t>!</w:t>
+      </w:r>
+      <w:r>
+        <w:t xml:space="preserve"> </w:t>
+      </w:r>
+      <w:r>
+        <w:t>Like, I’ll tell him that he won $300 in the giveaway and all he needs to do to collect it is to click on that link.</w:t>
+      </w:r>
+    </w:p>
+    <w:p>
+      <w:r>
+        <w:t xml:space="preserve">Yeah, that is fucking retarded, this is never </w:t>
+      </w:r>
+      <w:proofErr w:type="spellStart"/>
+      <w:r>
+        <w:t>gonna</w:t>
+      </w:r>
+      <w:proofErr w:type="spellEnd"/>
+      <w:r>
+        <w:t xml:space="preserve"> work, this is like the stupidest thing ever I could suggest.</w:t>
+      </w:r>
+    </w:p>
+    <w:p>
+      <w:r>
+        <w:t>Or what if…</w:t>
+      </w:r>
+    </w:p>
+    <w:p>
+      <w:r>
+        <w:t xml:space="preserve">(Chat window appears with message from </w:t>
+      </w:r>
+      <w:proofErr w:type="spellStart"/>
+      <w:r>
+        <w:t>main_hero</w:t>
+      </w:r>
+      <w:proofErr w:type="spellEnd"/>
+      <w:r>
+        <w:t xml:space="preserve"> about the post)</w:t>
+      </w:r>
+    </w:p>
+    <w:p>
+      <w:r>
+        <w:lastRenderedPageBreak/>
+        <w:t>I</w:t>
+      </w:r>
+      <w:r>
+        <w:t>’ll</w:t>
+      </w:r>
+      <w:r>
+        <w:t xml:space="preserve"> report to him some post which needs to be deleted, but it won’t be an actual post, it will be a fake post</w:t>
+      </w:r>
+      <w:r>
+        <w:t>!</w:t>
+      </w:r>
+      <w:r>
+        <w:t xml:space="preserve"> Admin will click on that to check it out</w:t>
+      </w:r>
+    </w:p>
+    <w:p>
+      <w:r>
+        <w:t>(User is prompted to click on the link)</w:t>
+      </w:r>
+    </w:p>
+    <w:p>
+      <w:r>
+        <w:t xml:space="preserve">(Fake </w:t>
+      </w:r>
+      <w:proofErr w:type="gramStart"/>
+      <w:r>
+        <w:t>post appear</w:t>
+      </w:r>
+      <w:r>
+        <w:t>s</w:t>
+      </w:r>
+      <w:proofErr w:type="gramEnd"/>
+      <w:r>
         <w:t>)</w:t>
       </w:r>
     </w:p>
     <w:p>
       <w:r>
-        <w:t>Nah, this sub should go down.</w:t>
-      </w:r>
-      <w:r>
-        <w:t xml:space="preserve"> And I think I just thought of something genius.</w:t>
-      </w:r>
-      <w:r>
-        <w:t xml:space="preserve"> I </w:t>
-      </w:r>
-      <w:r>
-        <w:t>remember</w:t>
-      </w:r>
-      <w:r>
-        <w:t xml:space="preserve"> back when I was a kid, my mom sent me to do some programming courses</w:t>
-      </w:r>
+        <w:t>Admin clicks on the delete button</w:t>
+      </w:r>
+    </w:p>
+    <w:p>
+      <w:r>
+        <w:t>(User is prompted to delete the post)</w:t>
+      </w:r>
+    </w:p>
+    <w:p>
+      <w:r>
+        <w:t xml:space="preserve">and suddenly it takes him to fake login screen with message like </w:t>
+      </w:r>
+      <w:proofErr w:type="spellStart"/>
+      <w:r>
+        <w:t>ur</w:t>
+      </w:r>
+      <w:proofErr w:type="spellEnd"/>
       <w:r>
         <w:t xml:space="preserve"> </w:t>
       </w:r>
       <w:r>
-        <w:t xml:space="preserve">and I learned </w:t>
-      </w:r>
-      <w:proofErr w:type="spellStart"/>
-      <w:r>
-        <w:t>smth</w:t>
-      </w:r>
-      <w:proofErr w:type="spellEnd"/>
-      <w:r>
-        <w:t xml:space="preserve"> about </w:t>
-      </w:r>
-      <w:proofErr w:type="spellStart"/>
-      <w:r>
-        <w:t>webdev</w:t>
-      </w:r>
-      <w:proofErr w:type="spellEnd"/>
-      <w:r>
-        <w:t xml:space="preserve"> and some cybersecurity stuff</w:t>
-      </w:r>
-      <w:r>
-        <w:t>, like phishing</w:t>
+        <w:t>session</w:t>
+      </w:r>
+      <w:r>
+        <w:t xml:space="preserve"> is expired, sign in again</w:t>
+      </w:r>
+    </w:p>
+    <w:p>
+      <w:r>
+        <w:t>(Login screen appears, with the message “</w:t>
+      </w:r>
+      <w:proofErr w:type="spellStart"/>
+      <w:r>
+        <w:t>ur</w:t>
+      </w:r>
+      <w:proofErr w:type="spellEnd"/>
+      <w:r>
+        <w:t xml:space="preserve"> </w:t>
+      </w:r>
+      <w:r>
+        <w:t>session</w:t>
+      </w:r>
+      <w:r>
+        <w:t xml:space="preserve"> is expired, please sign in again”)</w:t>
+      </w:r>
+    </w:p>
+    <w:p>
+      <w:r>
+        <w:t xml:space="preserve">Admin will login again, to finally delete this post and boom, his creds are mine. Admin will see that the post was </w:t>
+      </w:r>
+      <w:r>
+        <w:t>deleted,</w:t>
+      </w:r>
+      <w:r>
+        <w:t xml:space="preserve"> and he won’t even know that his creds </w:t>
+      </w:r>
+      <w:r>
+        <w:t>were stolen</w:t>
+      </w:r>
+      <w:r>
+        <w:t>!</w:t>
+      </w:r>
+    </w:p>
+    <w:p>
+      <w:r>
+        <w:t xml:space="preserve">(User is prompted to login and </w:t>
+      </w:r>
+      <w:proofErr w:type="gramStart"/>
+      <w:r>
+        <w:t>forwarded</w:t>
+      </w:r>
+      <w:proofErr w:type="gramEnd"/>
+      <w:r>
+        <w:t xml:space="preserve"> to page where the post is deleted)</w:t>
+      </w:r>
+    </w:p>
+    <w:p>
+      <w:r>
+        <w:t>(Screen goes black)</w:t>
+      </w:r>
+    </w:p>
+    <w:p>
+      <w:r>
+        <w:t>I’m a</w:t>
+      </w:r>
+      <w:r>
+        <w:t xml:space="preserve"> </w:t>
+      </w:r>
+      <w:r>
+        <w:t>genius</w:t>
+      </w:r>
+      <w:r>
+        <w:t>!</w:t>
+      </w:r>
+    </w:p>
+    <w:p>
+      <w:r>
+        <w:t>Now I just need to figure out</w:t>
+      </w:r>
+      <w:r>
+        <w:t xml:space="preserve"> how to code all that.</w:t>
+      </w:r>
+    </w:p>
+    <w:p>
+      <w:r>
+        <w:t xml:space="preserve">Alright, first I </w:t>
+      </w:r>
+      <w:proofErr w:type="spellStart"/>
+      <w:r>
+        <w:t>gotta</w:t>
+      </w:r>
+      <w:proofErr w:type="spellEnd"/>
+      <w:r>
+        <w:t xml:space="preserve"> open vim. Fuck IDEs they are for pussies.</w:t>
+      </w:r>
+    </w:p>
+    <w:p>
+      <w:r>
+        <w:t>(Terminal opens with vim)</w:t>
+      </w:r>
+    </w:p>
+    <w:p>
+      <w:r>
+        <w:t xml:space="preserve">So </w:t>
+      </w:r>
+      <w:proofErr w:type="spellStart"/>
+      <w:r>
+        <w:t>uhhhhh</w:t>
+      </w:r>
+      <w:proofErr w:type="spellEnd"/>
+      <w:r>
+        <w:t>, how do I create a page? I think u need to write html tag and then umm…fuck. Hold on, I think I still have my notes from those courses. (wait) Fuck, I forgot I didn’t keep any. One time I was learning something useful and I wasn’t keeping notes. I was</w:t>
+      </w:r>
+      <w:r>
+        <w:t xml:space="preserve"> just</w:t>
+      </w:r>
+      <w:r>
+        <w:t xml:space="preserve"> too smart for it</w:t>
+      </w:r>
+      <w:r>
+        <w:t>, you know</w:t>
+      </w:r>
+      <w:r>
+        <w:t>, couldn’t be bothered to write all this useless stuff. Anyway, I think</w:t>
+      </w:r>
+      <w:r>
+        <w:t xml:space="preserve"> I’ll just ask AI. No, not for vibe coding, I’ll just ask it for… you know … general directions. Some boilerplate</w:t>
+      </w:r>
+      <w:r>
+        <w:t xml:space="preserve"> code</w:t>
+      </w:r>
+      <w:r>
+        <w:t xml:space="preserve"> to start with, you know.</w:t>
+      </w:r>
+    </w:p>
+    <w:p>
+      <w:r>
+        <w:t>(Huge chunk of code with some ai comments appear in vim)</w:t>
+      </w:r>
+    </w:p>
+    <w:p>
+      <w:proofErr w:type="spellStart"/>
+      <w:r>
+        <w:t>Aight</w:t>
+      </w:r>
+      <w:proofErr w:type="spellEnd"/>
+      <w:r>
+        <w:t>…this goes here…</w:t>
+      </w:r>
+    </w:p>
+    <w:p>
+      <w:r>
+        <w:t>(</w:t>
+      </w:r>
+      <w:proofErr w:type="spellStart"/>
+      <w:r>
+        <w:t>Main_hero</w:t>
+      </w:r>
+      <w:proofErr w:type="spellEnd"/>
+      <w:r>
+        <w:t xml:space="preserve"> deletes all comments)</w:t>
+      </w:r>
+    </w:p>
+    <w:p>
+      <w:r>
+        <w:t xml:space="preserve">And first page </w:t>
+      </w:r>
+      <w:proofErr w:type="gramStart"/>
+      <w:r>
+        <w:t>done</w:t>
+      </w:r>
+      <w:proofErr w:type="gramEnd"/>
+      <w:r>
+        <w:t>!</w:t>
+      </w:r>
+    </w:p>
+    <w:p>
+      <w:r>
+        <w:t>(</w:t>
+      </w:r>
+      <w:proofErr w:type="spellStart"/>
+      <w:r>
+        <w:t>Main_hero</w:t>
+      </w:r>
+      <w:proofErr w:type="spellEnd"/>
+      <w:r>
+        <w:t xml:space="preserve"> tries to exit vim)</w:t>
+      </w:r>
+    </w:p>
+    <w:p>
+      <w:r>
+        <w:lastRenderedPageBreak/>
+        <w:t xml:space="preserve">Ok, how do </w:t>
+      </w:r>
+      <w:proofErr w:type="gramStart"/>
+      <w:r>
+        <w:t>I?...fuck..</w:t>
+      </w:r>
+      <w:proofErr w:type="spellStart"/>
+      <w:proofErr w:type="gramEnd"/>
+      <w:r>
+        <w:t>uhhh</w:t>
+      </w:r>
+      <w:proofErr w:type="spellEnd"/>
+      <w:r>
+        <w:t>…I forgot again</w:t>
+      </w:r>
+      <w:r>
+        <w:t>…fucking dumbass</w:t>
+      </w:r>
+      <w:r>
+        <w:t>…</w:t>
+      </w:r>
+      <w:proofErr w:type="spellStart"/>
+      <w:r>
+        <w:t>uhhhh</w:t>
+      </w:r>
+      <w:proofErr w:type="spellEnd"/>
+      <w:r>
+        <w:t>…here it is</w:t>
       </w:r>
       <w:r>
         <w:t>.</w:t>
       </w:r>
-      <w:r>
-        <w:t xml:space="preserve"> Shit, it was ages ago. Met some cool guys there, but we didn’t really click. They </w:t>
-      </w:r>
-      <w:r>
-        <w:t>thought</w:t>
-      </w:r>
-      <w:r>
-        <w:t xml:space="preserve"> I was </w:t>
-      </w:r>
-      <w:proofErr w:type="spellStart"/>
-      <w:r>
-        <w:t>kinda</w:t>
-      </w:r>
-      <w:proofErr w:type="spellEnd"/>
-      <w:r>
-        <w:t xml:space="preserve"> weird. Well, whatever, who gives a shit right? </w:t>
-      </w:r>
-    </w:p>
-    <w:p>
-      <w:r>
-        <w:t>Anyway,</w:t>
-      </w:r>
+    </w:p>
+    <w:p>
+      <w:r>
+        <w:t xml:space="preserve">Not too hard </w:t>
+      </w:r>
+      <w:r>
+        <w:t>huh</w:t>
+      </w:r>
+      <w:r>
+        <w:t xml:space="preserve">? Now </w:t>
+      </w:r>
+      <w:r>
+        <w:t xml:space="preserve">for </w:t>
+      </w:r>
+      <w:r>
+        <w:t>the rest of them…</w:t>
+      </w:r>
+    </w:p>
+    <w:p>
+      <w:r>
+        <w:t>(Screen goes blurry, with copy</w:t>
+      </w:r>
+      <w:r>
+        <w:t xml:space="preserve"> and </w:t>
+      </w:r>
+      <w:r>
+        <w:t xml:space="preserve">paste </w:t>
+      </w:r>
+      <w:r>
+        <w:t>timelapse</w:t>
+      </w:r>
+      <w:r>
+        <w:t xml:space="preserve"> going on in the background)</w:t>
+      </w:r>
+    </w:p>
+    <w:p>
+      <w:r>
+        <w:t>(</w:t>
+      </w:r>
+      <w:proofErr w:type="spellStart"/>
+      <w:r>
+        <w:t>Some time</w:t>
+      </w:r>
+      <w:proofErr w:type="spellEnd"/>
+      <w:r>
+        <w:t xml:space="preserve"> later)</w:t>
+      </w:r>
+    </w:p>
+    <w:p>
+      <w:r>
+        <w:t>(Screen shows running website in terminal)</w:t>
+      </w:r>
+    </w:p>
+    <w:p>
+      <w:proofErr w:type="spellStart"/>
+      <w:r>
+        <w:t>Aaaand</w:t>
+      </w:r>
+      <w:proofErr w:type="spellEnd"/>
       <w:r>
         <w:t xml:space="preserve"> </w:t>
       </w:r>
-      <w:r>
-        <w:t>what if</w:t>
-      </w:r>
-      <w:r>
-        <w:t xml:space="preserve"> I could </w:t>
-      </w:r>
-      <w:r>
-        <w:t>create</w:t>
-      </w:r>
-      <w:r>
-        <w:t xml:space="preserve"> a fake website to steal </w:t>
-      </w:r>
-      <w:r>
-        <w:t>zero</w:t>
-      </w:r>
-      <w:r>
-        <w:t xml:space="preserve"> sub admin’s </w:t>
-      </w:r>
-      <w:r>
-        <w:t>account</w:t>
-      </w:r>
-      <w:r>
-        <w:t xml:space="preserve"> and take over the sub</w:t>
-      </w:r>
-      <w:r>
-        <w:t xml:space="preserve">? I could show </w:t>
-      </w:r>
-      <w:r>
-        <w:t>them</w:t>
-      </w:r>
-      <w:r>
-        <w:t xml:space="preserve"> what </w:t>
-      </w:r>
-      <w:r>
-        <w:t>real</w:t>
-      </w:r>
-      <w:r>
-        <w:t xml:space="preserve"> life is.</w:t>
-      </w:r>
-      <w:r>
-        <w:t xml:space="preserve"> </w:t>
-      </w:r>
-      <w:r>
-        <w:t xml:space="preserve">I should </w:t>
-      </w:r>
-      <w:r>
-        <w:t xml:space="preserve">let my </w:t>
-      </w:r>
-      <w:r>
-        <w:t>friends</w:t>
-      </w:r>
-      <w:r>
-        <w:t xml:space="preserve"> </w:t>
-      </w:r>
-      <w:r>
-        <w:t xml:space="preserve">in </w:t>
-      </w:r>
-      <w:proofErr w:type="spellStart"/>
-      <w:r>
-        <w:t>cyberdivers</w:t>
-      </w:r>
-      <w:proofErr w:type="spellEnd"/>
-      <w:r>
-        <w:t xml:space="preserve"> chat</w:t>
-      </w:r>
-      <w:r>
-        <w:t xml:space="preserve"> know</w:t>
-      </w:r>
-      <w:r>
-        <w:t>, I’m sure they will be as excited as I am r</w:t>
-      </w:r>
-      <w:r>
-        <w:t xml:space="preserve">ight </w:t>
-      </w:r>
-      <w:r>
-        <w:t>n</w:t>
-      </w:r>
-      <w:r>
-        <w:t>ow</w:t>
-      </w:r>
-      <w:r>
-        <w:t xml:space="preserve"> </w:t>
-      </w:r>
-      <w:r>
-        <w:t>to get back at these dumbasses</w:t>
-      </w:r>
-      <w:r>
-        <w:t>.</w:t>
-      </w:r>
-    </w:p>
-    <w:p>
-      <w:r>
-        <w:t>(User is prompted to go to the sc2 chat)</w:t>
-      </w:r>
-    </w:p>
-    <w:p>
-      <w:proofErr w:type="spellStart"/>
-      <w:r>
-        <w:t>Main_hero</w:t>
-      </w:r>
-      <w:proofErr w:type="spellEnd"/>
-      <w:r>
-        <w:t xml:space="preserve">: I’m </w:t>
-      </w:r>
-      <w:proofErr w:type="spellStart"/>
-      <w:r>
-        <w:t>gonna</w:t>
-      </w:r>
-      <w:proofErr w:type="spellEnd"/>
-      <w:r>
-        <w:t xml:space="preserve"> hack </w:t>
-      </w:r>
-      <w:r>
-        <w:t>zero</w:t>
-      </w:r>
-      <w:r>
-        <w:t xml:space="preserve"> sub</w:t>
-      </w:r>
-    </w:p>
-    <w:p>
-      <w:r>
-        <w:t>User 3: lmao what</w:t>
-      </w:r>
-    </w:p>
-    <w:p>
-      <w:r>
-        <w:t>User 4: AHAHAHAH</w:t>
-      </w:r>
-    </w:p>
-    <w:p>
-      <w:r>
-        <w:t>User 4: AHAHAHAHAHAHA</w:t>
-      </w:r>
-    </w:p>
-    <w:p>
-      <w:r>
-        <w:t xml:space="preserve">User 4: </w:t>
-      </w:r>
-      <w:proofErr w:type="spellStart"/>
-      <w:r>
-        <w:t>ahahahah</w:t>
-      </w:r>
-      <w:proofErr w:type="spellEnd"/>
-    </w:p>
-    <w:p>
-      <w:r>
-        <w:t>User 5: calm down, Mr. Robot</w:t>
-      </w:r>
-    </w:p>
-    <w:p>
-      <w:r>
-        <w:t>(Screen goes slightly red)</w:t>
-      </w:r>
-    </w:p>
-    <w:p>
-      <w:r>
-        <w:t xml:space="preserve">User 6: u can’t even use a keyboard son </w:t>
-      </w:r>
-      <w:proofErr w:type="spellStart"/>
-      <w:r>
-        <w:t>fym</w:t>
-      </w:r>
-      <w:proofErr w:type="spellEnd"/>
-      <w:r>
-        <w:t xml:space="preserve"> hack</w:t>
-      </w:r>
-    </w:p>
-    <w:p>
-      <w:r>
-        <w:t>User 7: r u 13?</w:t>
-      </w:r>
-    </w:p>
-    <w:p>
-      <w:r>
-        <w:t>User 8: are we deadass lmao</w:t>
-      </w:r>
-    </w:p>
-    <w:p>
-      <w:r>
-        <w:lastRenderedPageBreak/>
-        <w:t>User 9: AHAHAH</w:t>
-      </w:r>
-    </w:p>
-    <w:p>
-      <w:proofErr w:type="spellStart"/>
-      <w:r>
-        <w:t>Main_hero</w:t>
-      </w:r>
-      <w:proofErr w:type="spellEnd"/>
-      <w:r>
-        <w:t xml:space="preserve">: nah y’all will see, I </w:t>
-      </w:r>
-      <w:proofErr w:type="gramStart"/>
-      <w:r>
-        <w:t>actually can</w:t>
-      </w:r>
-      <w:proofErr w:type="gramEnd"/>
-      <w:r>
-        <w:t xml:space="preserve"> do it</w:t>
-      </w:r>
-    </w:p>
-    <w:p>
-      <w:r>
-        <w:t xml:space="preserve">User 4: </w:t>
-      </w:r>
-      <w:proofErr w:type="spellStart"/>
-      <w:r>
-        <w:t>bro</w:t>
-      </w:r>
-      <w:r>
-        <w:t>chacho</w:t>
-      </w:r>
-      <w:proofErr w:type="spellEnd"/>
-      <w:r>
-        <w:t xml:space="preserve"> stfu</w:t>
-      </w:r>
-    </w:p>
-    <w:p>
-      <w:r>
-        <w:t xml:space="preserve">User 6: </w:t>
-      </w:r>
       <w:proofErr w:type="spellStart"/>
       <w:r>
         <w:t>im</w:t>
       </w:r>
       <w:proofErr w:type="spellEnd"/>
       <w:r>
-        <w:t xml:space="preserve"> crying wtf are u talking about </w:t>
-      </w:r>
-      <w:proofErr w:type="spellStart"/>
-      <w:r>
-        <w:t>lmaooo</w:t>
-      </w:r>
-      <w:proofErr w:type="spellEnd"/>
-    </w:p>
-    <w:p>
-      <w:r>
-        <w:t xml:space="preserve">User 5: u r like in the top 10 worst </w:t>
-      </w:r>
-      <w:proofErr w:type="spellStart"/>
-      <w:r>
-        <w:t>cyberdivers</w:t>
-      </w:r>
-      <w:proofErr w:type="spellEnd"/>
-      <w:r>
-        <w:t xml:space="preserve"> oat and u r saying u can hack anything? Bruh wtf</w:t>
-      </w:r>
-    </w:p>
-    <w:p>
-      <w:r>
-        <w:t xml:space="preserve">User 13: instant </w:t>
-      </w:r>
-      <w:proofErr w:type="spellStart"/>
-      <w:r>
-        <w:t>cyberdivers</w:t>
-      </w:r>
-      <w:proofErr w:type="spellEnd"/>
-      <w:r>
-        <w:t xml:space="preserve"> classic</w:t>
-      </w:r>
-    </w:p>
-    <w:p>
-      <w:r>
-        <w:t>User</w:t>
-      </w:r>
-      <w:r>
-        <w:t xml:space="preserve"> 11: son</w:t>
-      </w:r>
-    </w:p>
-    <w:p>
-      <w:r>
-        <w:t xml:space="preserve">User 10: bro is a poser lmao, </w:t>
-      </w:r>
-      <w:proofErr w:type="spellStart"/>
-      <w:r>
-        <w:t>proly</w:t>
-      </w:r>
-      <w:proofErr w:type="spellEnd"/>
-      <w:r>
-        <w:t xml:space="preserve"> don’t even know what is </w:t>
-      </w:r>
-      <w:proofErr w:type="spellStart"/>
-      <w:r>
-        <w:t>sqli</w:t>
-      </w:r>
-      <w:proofErr w:type="spellEnd"/>
-      <w:r>
-        <w:t xml:space="preserve"> is lol</w:t>
-      </w:r>
-    </w:p>
-    <w:p>
-      <w:r>
-        <w:t xml:space="preserve">No </w:t>
-      </w:r>
-      <w:proofErr w:type="spellStart"/>
-      <w:r>
-        <w:t>no</w:t>
-      </w:r>
-      <w:proofErr w:type="spellEnd"/>
-      <w:r>
-        <w:t xml:space="preserve">, I know what it is, it’s a language…for hacking databases…or something. </w:t>
-      </w:r>
-      <w:r>
-        <w:t>It doesn’t</w:t>
-      </w:r>
-      <w:r>
-        <w:t xml:space="preserve"> matter, they’ll see, I absolutely can do it.</w:t>
-      </w:r>
-    </w:p>
-    <w:p>
-      <w:pPr>
-        <w:pStyle w:val="Heading3"/>
-      </w:pPr>
-      <w:bookmarkStart w:id="19" w:name="_Toc216793255"/>
-      <w:r>
-        <w:t>Plan and execution</w:t>
-      </w:r>
-      <w:bookmarkEnd w:id="19"/>
-    </w:p>
-    <w:p>
-      <w:r>
-        <w:t>(Screen goes black)</w:t>
-      </w:r>
-    </w:p>
-    <w:p>
-      <w:r>
-        <w:t xml:space="preserve">Alright, I need a plan. How am I </w:t>
-      </w:r>
-      <w:proofErr w:type="spellStart"/>
-      <w:r>
-        <w:t>gonna</w:t>
-      </w:r>
-      <w:proofErr w:type="spellEnd"/>
-      <w:r>
-        <w:t xml:space="preserve"> do that? Brief search on phishing shows that </w:t>
-      </w:r>
-      <w:r>
-        <w:t>hackers send fake login screens and people fall for them. Why don’t I do the same</w:t>
-      </w:r>
-      <w:r>
-        <w:t xml:space="preserve">? </w:t>
-      </w:r>
-      <w:r>
-        <w:t xml:space="preserve">Admin will click on the link and…well yeah, he’ll probably suspect something. Well, </w:t>
-      </w:r>
-      <w:proofErr w:type="spellStart"/>
-      <w:r>
-        <w:t>ummm</w:t>
-      </w:r>
-      <w:proofErr w:type="spellEnd"/>
-      <w:r>
-        <w:t>…</w:t>
-      </w:r>
-      <w:proofErr w:type="spellStart"/>
-      <w:r>
-        <w:t>maybee</w:t>
-      </w:r>
-      <w:proofErr w:type="spellEnd"/>
-      <w:r>
-        <w:t xml:space="preserve"> </w:t>
-      </w:r>
-      <w:r>
-        <w:t>…</w:t>
-      </w:r>
-      <w:proofErr w:type="spellStart"/>
-      <w:proofErr w:type="gramStart"/>
-      <w:r>
-        <w:t>uhhh</w:t>
-      </w:r>
-      <w:proofErr w:type="spellEnd"/>
-      <w:r>
-        <w:t>..</w:t>
-      </w:r>
-      <w:proofErr w:type="gramEnd"/>
-      <w:r>
-        <w:t xml:space="preserve"> </w:t>
-      </w:r>
-      <w:r>
-        <w:t>I need to bait</w:t>
-      </w:r>
-      <w:r>
-        <w:t xml:space="preserve"> him</w:t>
-      </w:r>
-      <w:r>
-        <w:t>!</w:t>
-      </w:r>
-      <w:r>
-        <w:t xml:space="preserve"> </w:t>
-      </w:r>
-      <w:r>
-        <w:t>Like, I’ll tell him that he won $300 in the giveaway and all he needs to do to collect it is to click on that link.</w:t>
-      </w:r>
-    </w:p>
-    <w:p>
-      <w:r>
-        <w:t xml:space="preserve">Yeah, that is fucking retarded, this is never </w:t>
-      </w:r>
-      <w:proofErr w:type="spellStart"/>
-      <w:r>
-        <w:t>gonna</w:t>
-      </w:r>
-      <w:proofErr w:type="spellEnd"/>
-      <w:r>
-        <w:t xml:space="preserve"> work, this is like the stupidest thing ever I could suggest.</w:t>
-      </w:r>
-    </w:p>
-    <w:p>
-      <w:r>
-        <w:t>Or what if…</w:t>
-      </w:r>
-    </w:p>
-    <w:p>
-      <w:r>
-        <w:t xml:space="preserve">(Chat window appears with message from </w:t>
-      </w:r>
-      <w:proofErr w:type="spellStart"/>
-      <w:r>
-        <w:t>main_hero</w:t>
-      </w:r>
-      <w:proofErr w:type="spellEnd"/>
-      <w:r>
-        <w:t xml:space="preserve"> about the post)</w:t>
-      </w:r>
-    </w:p>
-    <w:p>
-      <w:r>
-        <w:t>I</w:t>
-      </w:r>
-      <w:r>
-        <w:t>’ll</w:t>
-      </w:r>
-      <w:r>
-        <w:t xml:space="preserve"> report to him some post which needs to be deleted, but it won’t be an actual post, it will be a fake post</w:t>
-      </w:r>
-      <w:r>
-        <w:t>!</w:t>
-      </w:r>
-      <w:r>
-        <w:t xml:space="preserve"> Admin will click on that to check it out</w:t>
-      </w:r>
-    </w:p>
-    <w:p>
-      <w:r>
-        <w:t>(User is prompted to click on the link)</w:t>
-      </w:r>
-    </w:p>
-    <w:p>
-      <w:r>
-        <w:t xml:space="preserve">(Fake </w:t>
-      </w:r>
-      <w:proofErr w:type="gramStart"/>
-      <w:r>
-        <w:t>post appear</w:t>
-      </w:r>
-      <w:r>
-        <w:t>s</w:t>
-      </w:r>
-      <w:proofErr w:type="gramEnd"/>
-      <w:r>
-        <w:t>)</w:t>
-      </w:r>
-    </w:p>
-    <w:p>
-      <w:r>
-        <w:t>Admin clicks on the delete button</w:t>
-      </w:r>
-    </w:p>
-    <w:p>
-      <w:r>
-        <w:t>(User is prompted to delete the post)</w:t>
-      </w:r>
-    </w:p>
-    <w:p>
-      <w:r>
-        <w:lastRenderedPageBreak/>
-        <w:t xml:space="preserve">and suddenly it takes him to fake login screen with message like </w:t>
-      </w:r>
-      <w:proofErr w:type="spellStart"/>
-      <w:r>
-        <w:t>ur</w:t>
-      </w:r>
-      <w:proofErr w:type="spellEnd"/>
-      <w:r>
-        <w:t xml:space="preserve"> </w:t>
-      </w:r>
-      <w:r>
-        <w:t>session</w:t>
-      </w:r>
-      <w:r>
-        <w:t xml:space="preserve"> is expired, sign in again</w:t>
-      </w:r>
-    </w:p>
-    <w:p>
-      <w:r>
-        <w:t>(Login screen appears, with the message “</w:t>
-      </w:r>
-      <w:proofErr w:type="spellStart"/>
-      <w:r>
-        <w:t>ur</w:t>
-      </w:r>
-      <w:proofErr w:type="spellEnd"/>
-      <w:r>
-        <w:t xml:space="preserve"> </w:t>
-      </w:r>
-      <w:r>
-        <w:t>session</w:t>
-      </w:r>
-      <w:r>
-        <w:t xml:space="preserve"> is expired, please sign in again”)</w:t>
-      </w:r>
-    </w:p>
-    <w:p>
-      <w:r>
-        <w:t xml:space="preserve">Admin will login again, to finally delete this post and boom, his creds are mine. Admin will see that the post was </w:t>
-      </w:r>
-      <w:r>
-        <w:t>deleted,</w:t>
-      </w:r>
-      <w:r>
-        <w:t xml:space="preserve"> and he won’t even know that his creds </w:t>
-      </w:r>
-      <w:r>
-        <w:t>were stolen</w:t>
-      </w:r>
-      <w:r>
-        <w:t>!</w:t>
-      </w:r>
-    </w:p>
-    <w:p>
-      <w:r>
-        <w:t xml:space="preserve">(User is prompted to login and </w:t>
-      </w:r>
-      <w:proofErr w:type="gramStart"/>
-      <w:r>
-        <w:t>forwarded</w:t>
-      </w:r>
-      <w:proofErr w:type="gramEnd"/>
-      <w:r>
-        <w:t xml:space="preserve"> to page where the post is deleted)</w:t>
-      </w:r>
-    </w:p>
-    <w:p>
-      <w:r>
-        <w:t>(Screen goes black)</w:t>
-      </w:r>
-    </w:p>
-    <w:p>
-      <w:r>
-        <w:t>I’m a</w:t>
-      </w:r>
-      <w:r>
-        <w:t xml:space="preserve"> </w:t>
-      </w:r>
-      <w:r>
-        <w:t>genius</w:t>
-      </w:r>
-      <w:r>
-        <w:t>!</w:t>
-      </w:r>
-    </w:p>
-    <w:p>
-      <w:r>
-        <w:t>Now I just need to figure out</w:t>
-      </w:r>
-      <w:r>
-        <w:t xml:space="preserve"> how to code all that.</w:t>
-      </w:r>
-    </w:p>
-    <w:p>
-      <w:r>
-        <w:t xml:space="preserve">Alright, first I </w:t>
-      </w:r>
-      <w:proofErr w:type="spellStart"/>
-      <w:r>
-        <w:t>gotta</w:t>
-      </w:r>
-      <w:proofErr w:type="spellEnd"/>
-      <w:r>
-        <w:t xml:space="preserve"> open vim. Fuck IDEs they are for pussies.</w:t>
-      </w:r>
-    </w:p>
-    <w:p>
-      <w:r>
-        <w:t>(Terminal opens with vim)</w:t>
-      </w:r>
-    </w:p>
-    <w:p>
-      <w:r>
-        <w:t xml:space="preserve">So </w:t>
-      </w:r>
-      <w:proofErr w:type="spellStart"/>
-      <w:r>
-        <w:t>uhhhhh</w:t>
-      </w:r>
-      <w:proofErr w:type="spellEnd"/>
-      <w:r>
-        <w:t>, how do I create a page? I think u need to write html tag and then umm…fuck. Hold on, I think I still have my notes from those courses. (wait) Fuck, I forgot I didn’t keep any. One time I was learning something useful and I wasn’t keeping notes. I was</w:t>
-      </w:r>
-      <w:r>
-        <w:t xml:space="preserve"> just</w:t>
-      </w:r>
-      <w:r>
-        <w:t xml:space="preserve"> too smart for it</w:t>
-      </w:r>
-      <w:r>
-        <w:t>, you know</w:t>
-      </w:r>
-      <w:r>
-        <w:t>, couldn’t be bothered to write all this useless stuff. Anyway, I think</w:t>
-      </w:r>
-      <w:r>
-        <w:t xml:space="preserve"> I’ll just ask AI. No, not for vibe coding, I’ll just ask it for… you know … general directions. Some boilerplate</w:t>
-      </w:r>
-      <w:r>
-        <w:t xml:space="preserve"> code</w:t>
-      </w:r>
-      <w:r>
-        <w:t xml:space="preserve"> to start with, you know.</w:t>
-      </w:r>
-    </w:p>
-    <w:p>
-      <w:r>
-        <w:t>(Huge chunk of code with some ai comments appear in vim)</w:t>
-      </w:r>
-    </w:p>
-    <w:p>
-      <w:proofErr w:type="spellStart"/>
-      <w:r>
-        <w:t>Aight</w:t>
-      </w:r>
-      <w:proofErr w:type="spellEnd"/>
-      <w:r>
-        <w:t>…this goes here…</w:t>
-      </w:r>
-    </w:p>
-    <w:p>
-      <w:r>
-        <w:t>(</w:t>
-      </w:r>
-      <w:proofErr w:type="spellStart"/>
-      <w:r>
-        <w:t>Main_hero</w:t>
-      </w:r>
-      <w:proofErr w:type="spellEnd"/>
-      <w:r>
-        <w:t xml:space="preserve"> deletes all comments)</w:t>
-      </w:r>
-    </w:p>
-    <w:p>
-      <w:r>
-        <w:t xml:space="preserve">And first page </w:t>
-      </w:r>
-      <w:proofErr w:type="gramStart"/>
-      <w:r>
-        <w:t>done</w:t>
-      </w:r>
-      <w:proofErr w:type="gramEnd"/>
-      <w:r>
-        <w:t>!</w:t>
-      </w:r>
-    </w:p>
-    <w:p>
-      <w:r>
-        <w:t>(</w:t>
-      </w:r>
-      <w:proofErr w:type="spellStart"/>
-      <w:r>
-        <w:t>Main_hero</w:t>
-      </w:r>
-      <w:proofErr w:type="spellEnd"/>
-      <w:r>
-        <w:t xml:space="preserve"> tries to exit vim)</w:t>
-      </w:r>
-    </w:p>
-    <w:p>
-      <w:r>
-        <w:t xml:space="preserve">Ok, how do </w:t>
-      </w:r>
-      <w:proofErr w:type="gramStart"/>
-      <w:r>
-        <w:t>I?...fuck..</w:t>
-      </w:r>
-      <w:proofErr w:type="spellStart"/>
-      <w:proofErr w:type="gramEnd"/>
-      <w:r>
-        <w:t>uhhh</w:t>
-      </w:r>
-      <w:proofErr w:type="spellEnd"/>
-      <w:r>
-        <w:t>…I forgot again</w:t>
-      </w:r>
-      <w:r>
-        <w:t>…fucking dumbass</w:t>
-      </w:r>
-      <w:r>
-        <w:t>…</w:t>
-      </w:r>
-      <w:proofErr w:type="spellStart"/>
-      <w:r>
-        <w:t>uhhhh</w:t>
-      </w:r>
-      <w:proofErr w:type="spellEnd"/>
-      <w:r>
-        <w:t>…here it is</w:t>
-      </w:r>
-      <w:r>
-        <w:t>.</w:t>
-      </w:r>
-    </w:p>
-    <w:p>
-      <w:r>
-        <w:t xml:space="preserve">Not too hard </w:t>
-      </w:r>
-      <w:r>
-        <w:t>huh</w:t>
-      </w:r>
-      <w:r>
-        <w:t xml:space="preserve">? Now </w:t>
-      </w:r>
-      <w:r>
-        <w:t xml:space="preserve">for </w:t>
-      </w:r>
-      <w:r>
-        <w:t>the rest of them…</w:t>
-      </w:r>
-    </w:p>
-    <w:p>
-      <w:r>
-        <w:t>(Screen goes blurry, with copy</w:t>
-      </w:r>
-      <w:r>
-        <w:t xml:space="preserve"> and </w:t>
-      </w:r>
-      <w:r>
-        <w:t xml:space="preserve">paste </w:t>
-      </w:r>
-      <w:r>
-        <w:t>timelapse</w:t>
-      </w:r>
-      <w:r>
-        <w:t xml:space="preserve"> going on in the background)</w:t>
-      </w:r>
-    </w:p>
-    <w:p>
-      <w:r>
-        <w:t>(</w:t>
-      </w:r>
-      <w:proofErr w:type="spellStart"/>
-      <w:r>
-        <w:t>Some time</w:t>
-      </w:r>
-      <w:proofErr w:type="spellEnd"/>
-      <w:r>
-        <w:t xml:space="preserve"> later)</w:t>
-      </w:r>
-    </w:p>
-    <w:p>
-      <w:r>
-        <w:t>(Screen shows running website in terminal)</w:t>
-      </w:r>
-    </w:p>
-    <w:p>
-      <w:proofErr w:type="spellStart"/>
-      <w:r>
-        <w:t>Aaaand</w:t>
-      </w:r>
-      <w:proofErr w:type="spellEnd"/>
-      <w:r>
-        <w:t xml:space="preserve"> </w:t>
-      </w:r>
-      <w:proofErr w:type="spellStart"/>
-      <w:r>
-        <w:t>im</w:t>
-      </w:r>
-      <w:proofErr w:type="spellEnd"/>
-      <w:r>
         <w:t xml:space="preserve"> done! Now I just need to trick sillygoose228</w:t>
       </w:r>
     </w:p>
     <w:p>
       <w:r>
-        <w:lastRenderedPageBreak/>
         <w:t xml:space="preserve">(Screen goes to </w:t>
       </w:r>
       <w:proofErr w:type="spellStart"/>
@@ -7559,6 +7931,7 @@
     </w:p>
     <w:p>
       <w:r>
+        <w:lastRenderedPageBreak/>
         <w:t>So now we wait</w:t>
       </w:r>
     </w:p>
@@ -7615,125 +7988,444 @@
     </w:p>
     <w:p>
       <w:r>
+        <w:t xml:space="preserve">(User is prompted to block sillygoose228, but as he reaches for the button, creds pop in the terminal and </w:t>
+      </w:r>
+      <w:proofErr w:type="spellStart"/>
+      <w:r>
+        <w:t>sillygoose</w:t>
+      </w:r>
+      <w:proofErr w:type="spellEnd"/>
+      <w:r>
+        <w:t xml:space="preserve"> starts typing)</w:t>
+      </w:r>
+    </w:p>
+    <w:p>
+      <w:r>
+        <w:t xml:space="preserve">Oh, oh shit, I got him! Here </w:t>
+      </w:r>
+      <w:proofErr w:type="gramStart"/>
+      <w:r>
+        <w:t>his</w:t>
+      </w:r>
+      <w:proofErr w:type="gramEnd"/>
+      <w:r>
+        <w:t xml:space="preserve"> password!</w:t>
+      </w:r>
+      <w:r>
+        <w:t xml:space="preserve"> His password is iwant</w:t>
+      </w:r>
+      <w:r>
+        <w:t>ai</w:t>
+      </w:r>
+      <w:r>
+        <w:t>girlfriend</w:t>
+      </w:r>
+      <w:r>
+        <w:t>topegme</w:t>
+      </w:r>
+      <w:r>
+        <w:t xml:space="preserve">822? </w:t>
+      </w:r>
+      <w:r>
+        <w:t>O</w:t>
+      </w:r>
+      <w:r>
+        <w:t xml:space="preserve">k, bro, whatever floats </w:t>
+      </w:r>
+      <w:proofErr w:type="spellStart"/>
+      <w:r>
+        <w:t>ur</w:t>
+      </w:r>
+      <w:proofErr w:type="spellEnd"/>
+      <w:r>
+        <w:t xml:space="preserve"> </w:t>
+      </w:r>
+      <w:proofErr w:type="gramStart"/>
+      <w:r>
+        <w:t>boat</w:t>
+      </w:r>
+      <w:proofErr w:type="gramEnd"/>
+      <w:r>
+        <w:t xml:space="preserve"> </w:t>
+      </w:r>
+      <w:r>
+        <w:t>I guess</w:t>
+      </w:r>
+      <w:r>
+        <w:t>.</w:t>
+      </w:r>
+    </w:p>
+    <w:p>
+      <w:r>
+        <w:t>Sillygoose228: yeah, I deleted</w:t>
+      </w:r>
+      <w:r>
+        <w:t xml:space="preserve"> </w:t>
+      </w:r>
+      <w:r>
+        <w:t xml:space="preserve">the post, but something weird is going on, I can’t even find the fartsniffer69 on The Forum to ban him from </w:t>
+      </w:r>
+      <w:r>
+        <w:t>the sub</w:t>
+      </w:r>
+    </w:p>
+    <w:p>
+      <w:r>
+        <w:t>FUCK. SHIT. FUCK.</w:t>
+      </w:r>
+    </w:p>
+    <w:p>
+      <w:r>
+        <w:t>I FUCKED UP</w:t>
+      </w:r>
+      <w:r>
+        <w:t>.</w:t>
+      </w:r>
+    </w:p>
+    <w:p>
+      <w:r>
+        <w:t>I FORGOT TO CHANGE AN AUTHOR OF THE POST</w:t>
+      </w:r>
+      <w:r>
+        <w:t xml:space="preserve"> FROM PLACEHOLDER</w:t>
+      </w:r>
+      <w:r>
+        <w:t>.</w:t>
+      </w:r>
+    </w:p>
+    <w:p>
+      <w:r>
+        <w:t xml:space="preserve">Even </w:t>
+      </w:r>
+      <w:proofErr w:type="spellStart"/>
+      <w:proofErr w:type="gramStart"/>
+      <w:r>
+        <w:t>tho</w:t>
+      </w:r>
+      <w:proofErr w:type="spellEnd"/>
+      <w:proofErr w:type="gramEnd"/>
+      <w:r>
+        <w:t xml:space="preserve"> I got his creds already, he might realize what’s going on and change his password. I need to convince him it’s ok.</w:t>
+      </w:r>
+    </w:p>
+    <w:p>
+      <w:proofErr w:type="spellStart"/>
+      <w:r>
+        <w:t>Main_hero</w:t>
+      </w:r>
+      <w:proofErr w:type="spellEnd"/>
+      <w:r>
+        <w:t xml:space="preserve">: </w:t>
+      </w:r>
+      <w:proofErr w:type="spellStart"/>
+      <w:r>
+        <w:t>uhhh</w:t>
+      </w:r>
+      <w:proofErr w:type="spellEnd"/>
+      <w:r>
+        <w:t xml:space="preserve"> idk, this user shows as deleted to me already. Maybe The Forum admins already</w:t>
+      </w:r>
+      <w:r>
+        <w:t xml:space="preserve"> banned this guy, but website doesn’t reflect it yet.</w:t>
+      </w:r>
+    </w:p>
+    <w:p>
+      <w:proofErr w:type="spellStart"/>
+      <w:r>
+        <w:t>Main_hero</w:t>
+      </w:r>
+      <w:proofErr w:type="spellEnd"/>
+      <w:r>
+        <w:t xml:space="preserve">: </w:t>
+      </w:r>
+      <w:proofErr w:type="spellStart"/>
+      <w:r>
+        <w:t>yk</w:t>
+      </w:r>
+      <w:proofErr w:type="spellEnd"/>
+      <w:r>
+        <w:t xml:space="preserve"> the forum is </w:t>
+      </w:r>
+      <w:proofErr w:type="gramStart"/>
+      <w:r>
+        <w:t>really buggy</w:t>
+      </w:r>
+      <w:proofErr w:type="gramEnd"/>
+      <w:r>
+        <w:t xml:space="preserve"> sometimes.</w:t>
+      </w:r>
+    </w:p>
+    <w:p>
+      <w:r>
+        <w:t>Sillygoose228:</w:t>
+      </w:r>
+      <w:r>
+        <w:t xml:space="preserve"> </w:t>
+      </w:r>
+      <w:r>
+        <w:t>yeah, right</w:t>
+      </w:r>
+    </w:p>
+    <w:p>
+      <w:r>
+        <w:t>Sillygoose228: strangely enough, website was lagging even more, when I was deleting that post</w:t>
+      </w:r>
+    </w:p>
+    <w:p>
+      <w:r>
+        <w:t xml:space="preserve">Fucking </w:t>
+      </w:r>
+      <w:proofErr w:type="spellStart"/>
+      <w:r>
+        <w:t>clanker</w:t>
+      </w:r>
+      <w:proofErr w:type="spellEnd"/>
+      <w:r>
+        <w:t xml:space="preserve"> gave me shit code. I specifically asked it to make code as optimized as possible </w:t>
+      </w:r>
+      <w:r>
+        <w:t>and make no mistakes</w:t>
+      </w:r>
+      <w:r>
+        <w:t>.</w:t>
+      </w:r>
+      <w:r>
+        <w:t xml:space="preserve"> Can’t trust shit these days.</w:t>
+      </w:r>
+    </w:p>
+    <w:p>
+      <w:r>
+        <w:t>(Sillygoose228 is still typing)</w:t>
+      </w:r>
+    </w:p>
+    <w:p>
+      <w:r>
         <w:lastRenderedPageBreak/>
-        <w:t xml:space="preserve">(User is prompted to block sillygoose228, but as he reaches for the button, creds pop in the terminal and </w:t>
-      </w:r>
-      <w:proofErr w:type="spellStart"/>
-      <w:r>
-        <w:t>sillygoose</w:t>
-      </w:r>
-      <w:proofErr w:type="spellEnd"/>
-      <w:r>
-        <w:t xml:space="preserve"> starts typing)</w:t>
-      </w:r>
-    </w:p>
-    <w:p>
-      <w:r>
-        <w:t xml:space="preserve">Oh, oh shit, I got him! Here </w:t>
+        <w:t xml:space="preserve">What is he typing for so long? Fuck, I </w:t>
+      </w:r>
+      <w:r>
+        <w:t xml:space="preserve">might be burned here. What if he is </w:t>
+      </w:r>
+      <w:proofErr w:type="spellStart"/>
+      <w:r>
+        <w:t>gonna</w:t>
+      </w:r>
+      <w:proofErr w:type="spellEnd"/>
+      <w:r>
+        <w:t xml:space="preserve"> ask me about how did I </w:t>
       </w:r>
       <w:proofErr w:type="gramStart"/>
       <w:r>
-        <w:t>his</w:t>
+        <w:t>find</w:t>
       </w:r>
       <w:proofErr w:type="gramEnd"/>
       <w:r>
-        <w:t xml:space="preserve"> password!</w:t>
-      </w:r>
-      <w:r>
-        <w:t xml:space="preserve"> His password is iwant</w:t>
-      </w:r>
-      <w:r>
-        <w:t>ai</w:t>
-      </w:r>
-      <w:r>
-        <w:t>girlfriend</w:t>
-      </w:r>
-      <w:r>
-        <w:t>topegme</w:t>
-      </w:r>
-      <w:r>
-        <w:t xml:space="preserve">822? </w:t>
-      </w:r>
-      <w:r>
-        <w:t>O</w:t>
-      </w:r>
-      <w:r>
-        <w:t xml:space="preserve">k, bro, whatever floats </w:t>
-      </w:r>
-      <w:proofErr w:type="spellStart"/>
-      <w:r>
-        <w:t>ur</w:t>
+        <w:t xml:space="preserve"> this post? Or why am I reporting it even </w:t>
+      </w:r>
+      <w:proofErr w:type="spellStart"/>
+      <w:r>
+        <w:t>tho</w:t>
       </w:r>
       <w:proofErr w:type="spellEnd"/>
       <w:r>
         <w:t xml:space="preserve"> </w:t>
       </w:r>
+      <w:proofErr w:type="spellStart"/>
+      <w:r>
+        <w:t>im</w:t>
+      </w:r>
+      <w:proofErr w:type="spellEnd"/>
+      <w:r>
+        <w:t xml:space="preserve"> not even a follower? Shit, I </w:t>
+      </w:r>
+      <w:r>
+        <w:t xml:space="preserve">even </w:t>
+      </w:r>
+      <w:r>
+        <w:t xml:space="preserve">forgot to follow fucking </w:t>
+      </w:r>
+      <w:r>
+        <w:t>zero</w:t>
+      </w:r>
+      <w:r>
+        <w:t xml:space="preserve"> sub</w:t>
+      </w:r>
+      <w:r>
+        <w:t>! Yeah, I might be done for here.</w:t>
+      </w:r>
+    </w:p>
+    <w:p>
+      <w:r>
+        <w:t>Silligoose228: yeah, it</w:t>
+      </w:r>
+      <w:r>
+        <w:t>’s</w:t>
+      </w:r>
+      <w:r>
+        <w:t xml:space="preserve"> probably </w:t>
+      </w:r>
+      <w:r>
+        <w:t>nothing</w:t>
+      </w:r>
+    </w:p>
+    <w:p>
+      <w:r>
+        <w:t>…</w:t>
+      </w:r>
+      <w:proofErr w:type="spellStart"/>
+      <w:r>
+        <w:t>jesus</w:t>
+      </w:r>
+      <w:proofErr w:type="spellEnd"/>
+      <w:r>
+        <w:t xml:space="preserve"> bro </w:t>
+      </w:r>
+      <w:r>
+        <w:t>I was losing my shit here</w:t>
+      </w:r>
+      <w:r>
+        <w:t xml:space="preserve"> and he was just</w:t>
+      </w:r>
+      <w:r>
+        <w:t xml:space="preserve"> taking his time to write </w:t>
+      </w:r>
+      <w:r>
+        <w:t>THIS</w:t>
+      </w:r>
+      <w:r>
+        <w:t>?</w:t>
+      </w:r>
+    </w:p>
+    <w:p>
+      <w:proofErr w:type="spellStart"/>
+      <w:r>
+        <w:t>Main_hero</w:t>
+      </w:r>
+      <w:proofErr w:type="spellEnd"/>
+      <w:r>
+        <w:t xml:space="preserve">: </w:t>
+      </w:r>
+      <w:r>
+        <w:t>for sure</w:t>
+      </w:r>
+    </w:p>
+    <w:p>
+      <w:r>
+        <w:t>Now the fun part. I need to log out and log in as him and take over the sub.</w:t>
+      </w:r>
+    </w:p>
+    <w:p>
+      <w:r>
+        <w:t>(User is prompted to log out and log in as sillygoose228)</w:t>
+      </w:r>
+    </w:p>
+    <w:p>
+      <w:r>
+        <w:t>Now I need to remove all the modes and transfer the ownership to my account.</w:t>
+      </w:r>
+    </w:p>
+    <w:p>
+      <w:r>
+        <w:t>(User is prompted to remove all the mods and transfer the ownership)</w:t>
+      </w:r>
+    </w:p>
+    <w:p>
+      <w:r>
+        <w:t xml:space="preserve">And I’m done lol. That’s it, I fucking did it! Now I </w:t>
+      </w:r>
+      <w:proofErr w:type="spellStart"/>
+      <w:r>
+        <w:t>gotta</w:t>
+      </w:r>
+      <w:proofErr w:type="spellEnd"/>
+      <w:r>
+        <w:t xml:space="preserve"> go back and tell </w:t>
+      </w:r>
+      <w:proofErr w:type="spellStart"/>
+      <w:r>
+        <w:t>cyberdivers</w:t>
+      </w:r>
+      <w:proofErr w:type="spellEnd"/>
+      <w:r>
+        <w:t xml:space="preserve"> I got the keys.</w:t>
+      </w:r>
+    </w:p>
+    <w:p>
+      <w:r>
+        <w:t>(</w:t>
+      </w:r>
       <w:proofErr w:type="gramStart"/>
       <w:r>
-        <w:t>boat</w:t>
+        <w:t>User is</w:t>
       </w:r>
       <w:proofErr w:type="gramEnd"/>
       <w:r>
+        <w:t xml:space="preserve"> prompted to log out and log in as </w:t>
+      </w:r>
+      <w:proofErr w:type="spellStart"/>
+      <w:r>
+        <w:t>main_hero</w:t>
+      </w:r>
+      <w:proofErr w:type="spellEnd"/>
+      <w:r>
+        <w:t xml:space="preserve"> and go to </w:t>
+      </w:r>
+      <w:proofErr w:type="gramStart"/>
+      <w:r>
+        <w:t xml:space="preserve">the </w:t>
+      </w:r>
+      <w:proofErr w:type="spellStart"/>
+      <w:r>
+        <w:t>cyberdivers</w:t>
+      </w:r>
+      <w:proofErr w:type="spellEnd"/>
+      <w:proofErr w:type="gramEnd"/>
+      <w:r>
         <w:t xml:space="preserve"> </w:t>
       </w:r>
       <w:r>
-        <w:t>I guess</w:t>
-      </w:r>
-      <w:r>
-        <w:t>.</w:t>
-      </w:r>
-    </w:p>
-    <w:p>
-      <w:r>
-        <w:t>Sillygoose228: yeah, I deleted</w:t>
-      </w:r>
-      <w:r>
-        <w:t xml:space="preserve"> </w:t>
-      </w:r>
-      <w:r>
-        <w:t xml:space="preserve">the post, but something weird is going on, I can’t even find the fartsniffer69 on The Forum to ban him from </w:t>
-      </w:r>
-      <w:r>
-        <w:t>the sub</w:t>
-      </w:r>
-    </w:p>
-    <w:p>
-      <w:r>
-        <w:t>FUCK. SHIT. FUCK.</w:t>
-      </w:r>
-    </w:p>
-    <w:p>
-      <w:r>
-        <w:t>I FUCKED UP</w:t>
-      </w:r>
-      <w:r>
-        <w:t>.</w:t>
-      </w:r>
-    </w:p>
-    <w:p>
-      <w:r>
-        <w:t>I FORGOT TO CHANGE AN AUTHOR OF THE POST</w:t>
-      </w:r>
-      <w:r>
-        <w:t xml:space="preserve"> FROM PLACEHOLDER</w:t>
-      </w:r>
-      <w:r>
-        <w:t>.</w:t>
-      </w:r>
-    </w:p>
-    <w:p>
-      <w:r>
-        <w:t xml:space="preserve">Even </w:t>
-      </w:r>
-      <w:proofErr w:type="spellStart"/>
+        <w:t>chat)</w:t>
+      </w:r>
+    </w:p>
+    <w:p>
+      <w:r>
+        <w:t>(Previous messages)</w:t>
+      </w:r>
+    </w:p>
+    <w:p>
+      <w:r>
+        <w:t xml:space="preserve">User 4: bro </w:t>
+      </w:r>
+      <w:proofErr w:type="spellStart"/>
+      <w:r>
+        <w:t>ts</w:t>
+      </w:r>
+      <w:proofErr w:type="spellEnd"/>
+      <w:r>
+        <w:t xml:space="preserve"> is just too funny</w:t>
+      </w:r>
+    </w:p>
+    <w:p>
+      <w:r>
+        <w:t>User 5: can we ban this mom’s hacker bro</w:t>
+      </w:r>
+    </w:p>
+    <w:p>
+      <w:r>
+        <w:t>User 7: just stop giving attention to this clown ass</w:t>
+      </w:r>
+    </w:p>
+    <w:p>
+      <w:r>
+        <w:t xml:space="preserve">User 7: he is </w:t>
+      </w:r>
       <w:proofErr w:type="gramStart"/>
       <w:r>
-        <w:t>tho</w:t>
-      </w:r>
-      <w:proofErr w:type="spellEnd"/>
+        <w:t>actually retarded</w:t>
+      </w:r>
       <w:proofErr w:type="gramEnd"/>
       <w:r>
-        <w:t xml:space="preserve"> I got his creds already, he might realize what’s going on and change his password. I need to convince him it’s ok.</w:t>
+        <w:t xml:space="preserve"> idk </w:t>
       </w:r>
     </w:p>
     <w:p>
@@ -7743,18 +8435,13 @@
       </w:r>
       <w:proofErr w:type="spellEnd"/>
       <w:r>
-        <w:t xml:space="preserve">: </w:t>
-      </w:r>
-      <w:proofErr w:type="spellStart"/>
-      <w:r>
-        <w:t>uhhh</w:t>
-      </w:r>
-      <w:proofErr w:type="spellEnd"/>
-      <w:r>
-        <w:t xml:space="preserve"> idk, this user shows as deleted to me already. Maybe The Forum admins already</w:t>
-      </w:r>
-      <w:r>
-        <w:t xml:space="preserve"> banned this guy, but website doesn’t reflect it yet.</w:t>
+        <w:t xml:space="preserve">: I hacked the </w:t>
+      </w:r>
+      <w:r>
+        <w:t>zero</w:t>
+      </w:r>
+      <w:r>
+        <w:t xml:space="preserve"> sub</w:t>
       </w:r>
     </w:p>
     <w:p>
@@ -7764,164 +8451,105 @@
       </w:r>
       <w:proofErr w:type="spellEnd"/>
       <w:r>
-        <w:t xml:space="preserve">: </w:t>
-      </w:r>
-      <w:proofErr w:type="spellStart"/>
-      <w:r>
-        <w:t>yk</w:t>
-      </w:r>
-      <w:proofErr w:type="spellEnd"/>
-      <w:r>
-        <w:t xml:space="preserve"> the forum is </w:t>
+        <w:t>: check the admins</w:t>
+      </w:r>
+    </w:p>
+    <w:p>
+      <w:pPr>
+        <w:pStyle w:val="Heading3"/>
+      </w:pPr>
+      <w:bookmarkStart w:id="20" w:name="_Toc216793256"/>
+      <w:r>
+        <w:t>Aftermath</w:t>
+      </w:r>
+      <w:bookmarkEnd w:id="20"/>
+    </w:p>
+    <w:p>
+      <w:r>
+        <w:t>User 1: what the fuck</w:t>
+      </w:r>
+      <w:r>
+        <w:t>, it’s real</w:t>
+      </w:r>
+    </w:p>
+    <w:p>
+      <w:r>
+        <w:t>User 2: no fucking way</w:t>
+      </w:r>
+    </w:p>
+    <w:p>
+      <w:r>
+        <w:t xml:space="preserve">User 3: </w:t>
       </w:r>
       <w:proofErr w:type="gramStart"/>
       <w:r>
-        <w:t>really buggy</w:t>
+        <w:t>no</w:t>
       </w:r>
       <w:proofErr w:type="gramEnd"/>
       <w:r>
-        <w:t xml:space="preserve"> sometimes.</w:t>
-      </w:r>
-    </w:p>
-    <w:p>
-      <w:r>
-        <w:t>Sillygoose228:</w:t>
-      </w:r>
-      <w:r>
-        <w:t xml:space="preserve"> </w:t>
-      </w:r>
-      <w:r>
-        <w:t>yeah, right</w:t>
-      </w:r>
-    </w:p>
-    <w:p>
-      <w:r>
-        <w:t>Sillygoose228: strangely enough, website was lagging even more, when I was deleting that post</w:t>
-      </w:r>
-    </w:p>
-    <w:p>
-      <w:r>
-        <w:t xml:space="preserve">Fucking </w:t>
-      </w:r>
-      <w:proofErr w:type="spellStart"/>
-      <w:r>
-        <w:t>clanker</w:t>
-      </w:r>
-      <w:proofErr w:type="spellEnd"/>
-      <w:r>
-        <w:t xml:space="preserve"> gave me shit code. I specifically asked it to make code as optimized as possible </w:t>
-      </w:r>
-      <w:r>
-        <w:t>and make no mistakes</w:t>
-      </w:r>
-      <w:r>
-        <w:t>.</w:t>
-      </w:r>
-      <w:r>
-        <w:t xml:space="preserve"> Can’t trust shit these days.</w:t>
-      </w:r>
-    </w:p>
-    <w:p>
-      <w:r>
-        <w:t>(Sillygoose228 is still typing)</w:t>
-      </w:r>
-    </w:p>
-    <w:p>
-      <w:r>
-        <w:t xml:space="preserve">What is he typing for so long? Fuck, I </w:t>
-      </w:r>
-      <w:r>
-        <w:t xml:space="preserve">might be burned here. What if he is </w:t>
-      </w:r>
-      <w:proofErr w:type="spellStart"/>
-      <w:r>
-        <w:t>gonna</w:t>
-      </w:r>
-      <w:proofErr w:type="spellEnd"/>
-      <w:r>
-        <w:t xml:space="preserve"> ask me about how did I </w:t>
+        <w:t xml:space="preserve"> way</w:t>
+      </w:r>
+    </w:p>
+    <w:p>
+      <w:r>
+        <w:t>User 4: you</w:t>
+      </w:r>
+      <w:r>
+        <w:t>’re</w:t>
+      </w:r>
+      <w:r>
+        <w:t xml:space="preserve"> crazy son of a </w:t>
       </w:r>
       <w:proofErr w:type="gramStart"/>
       <w:r>
-        <w:t>find</w:t>
+        <w:t>bitch,</w:t>
       </w:r>
       <w:proofErr w:type="gramEnd"/>
       <w:r>
-        <w:t xml:space="preserve"> this post? Or why am I reporting it even </w:t>
-      </w:r>
-      <w:proofErr w:type="spellStart"/>
-      <w:r>
-        <w:t>tho</w:t>
-      </w:r>
-      <w:proofErr w:type="spellEnd"/>
-      <w:r>
-        <w:t xml:space="preserve"> </w:t>
-      </w:r>
-      <w:proofErr w:type="spellStart"/>
-      <w:r>
-        <w:t>im</w:t>
-      </w:r>
-      <w:proofErr w:type="spellEnd"/>
-      <w:r>
-        <w:t xml:space="preserve"> not even a follower? Shit, I </w:t>
-      </w:r>
-      <w:r>
-        <w:t xml:space="preserve">even </w:t>
-      </w:r>
-      <w:r>
-        <w:t xml:space="preserve">forgot to follow fucking </w:t>
-      </w:r>
-      <w:r>
-        <w:t>zero</w:t>
-      </w:r>
-      <w:r>
-        <w:t xml:space="preserve"> sub</w:t>
-      </w:r>
-      <w:r>
-        <w:t>! Yeah, I might be done for here.</w:t>
-      </w:r>
-    </w:p>
-    <w:p>
-      <w:r>
-        <w:t>Silligoose228: yeah, it</w:t>
-      </w:r>
-      <w:r>
-        <w:t>’s</w:t>
-      </w:r>
-      <w:r>
-        <w:t xml:space="preserve"> probably </w:t>
-      </w:r>
-      <w:r>
-        <w:t>nothing</w:t>
-      </w:r>
-    </w:p>
-    <w:p>
-      <w:r>
-        <w:t>…</w:t>
-      </w:r>
-      <w:proofErr w:type="spellStart"/>
-      <w:r>
-        <w:t>jesus</w:t>
-      </w:r>
-      <w:proofErr w:type="spellEnd"/>
-      <w:r>
-        <w:t xml:space="preserve"> bro </w:t>
-      </w:r>
-      <w:r>
-        <w:t>I was losing my shit here</w:t>
-      </w:r>
-      <w:r>
-        <w:t xml:space="preserve"> and he was just</w:t>
-      </w:r>
-      <w:r>
-        <w:t xml:space="preserve"> taking his time to write </w:t>
-      </w:r>
-      <w:r>
-        <w:t>THIS</w:t>
-      </w:r>
-      <w:r>
-        <w:t>?</w:t>
-      </w:r>
+        <w:t xml:space="preserve"> you </w:t>
+      </w:r>
+      <w:proofErr w:type="gramStart"/>
+      <w:r>
+        <w:t>actually did</w:t>
+      </w:r>
+      <w:proofErr w:type="gramEnd"/>
+      <w:r>
+        <w:t xml:space="preserve"> it</w:t>
+      </w:r>
+    </w:p>
+    <w:p>
+      <w:r>
+        <w:t>User 5: what the fuck? How</w:t>
+      </w:r>
+    </w:p>
+    <w:p>
+      <w:r>
+        <w:t>User 6: fucking legend</w:t>
+      </w:r>
+    </w:p>
+    <w:p>
+      <w:r>
+        <w:lastRenderedPageBreak/>
+        <w:t>User 7: lmao what</w:t>
+      </w:r>
+    </w:p>
+    <w:p>
+      <w:r>
+        <w:t xml:space="preserve">User 8: of all people it’s </w:t>
+      </w:r>
+      <w:proofErr w:type="spellStart"/>
+      <w:r>
+        <w:t>main_hero</w:t>
+      </w:r>
+      <w:proofErr w:type="spellEnd"/>
+      <w:r>
+        <w:t xml:space="preserve"> who did that </w:t>
+      </w:r>
+      <w:proofErr w:type="spellStart"/>
+      <w:r>
+        <w:t>lmaooo</w:t>
+      </w:r>
+      <w:proofErr w:type="spellEnd"/>
     </w:p>
     <w:p>
       <w:proofErr w:type="spellStart"/>
@@ -7930,279 +8558,24 @@
       </w:r>
       <w:proofErr w:type="spellEnd"/>
       <w:r>
-        <w:t xml:space="preserve">: </w:t>
-      </w:r>
-      <w:r>
-        <w:t>for sure</w:t>
-      </w:r>
-    </w:p>
-    <w:p>
-      <w:r>
-        <w:t>Now the fun part. I need to log out and log in as him and take over the sub.</w:t>
-      </w:r>
-    </w:p>
-    <w:p>
-      <w:r>
-        <w:t>(User is prompted to log out and log in as sillygoose228)</w:t>
-      </w:r>
-    </w:p>
-    <w:p>
-      <w:r>
-        <w:t>Now I need to remove all the modes and transfer the ownership to my account.</w:t>
-      </w:r>
-    </w:p>
-    <w:p>
-      <w:r>
-        <w:lastRenderedPageBreak/>
-        <w:t>(User is prompted to remove all the mods and transfer the ownership)</w:t>
-      </w:r>
-    </w:p>
-    <w:p>
-      <w:r>
-        <w:t xml:space="preserve">And I’m done lol. That’s it, I fucking did it! Now I </w:t>
-      </w:r>
-      <w:proofErr w:type="spellStart"/>
-      <w:r>
-        <w:t>gotta</w:t>
-      </w:r>
-      <w:proofErr w:type="spellEnd"/>
-      <w:r>
-        <w:t xml:space="preserve"> go back and tell </w:t>
-      </w:r>
-      <w:proofErr w:type="spellStart"/>
-      <w:r>
-        <w:t>cyberdivers</w:t>
-      </w:r>
-      <w:proofErr w:type="spellEnd"/>
-      <w:r>
-        <w:t xml:space="preserve"> I got the keys.</w:t>
-      </w:r>
-    </w:p>
-    <w:p>
-      <w:r>
-        <w:t>(</w:t>
+        <w:t>: fuck yeah, it was me</w:t>
+      </w:r>
+    </w:p>
+    <w:p>
+      <w:proofErr w:type="spellStart"/>
+      <w:r>
+        <w:t>Main_</w:t>
       </w:r>
       <w:proofErr w:type="gramStart"/>
       <w:r>
-        <w:t>User is</w:t>
+        <w:t>hero</w:t>
+      </w:r>
+      <w:proofErr w:type="spellEnd"/>
+      <w:r>
+        <w:t>:</w:t>
       </w:r>
       <w:proofErr w:type="gramEnd"/>
       <w:r>
-        <w:t xml:space="preserve"> prompted to log out and log in as </w:t>
-      </w:r>
-      <w:proofErr w:type="spellStart"/>
-      <w:r>
-        <w:t>main_hero</w:t>
-      </w:r>
-      <w:proofErr w:type="spellEnd"/>
-      <w:r>
-        <w:t xml:space="preserve"> and go to </w:t>
-      </w:r>
-      <w:proofErr w:type="gramStart"/>
-      <w:r>
-        <w:t xml:space="preserve">the </w:t>
-      </w:r>
-      <w:proofErr w:type="spellStart"/>
-      <w:r>
-        <w:t>cyberdivers</w:t>
-      </w:r>
-      <w:proofErr w:type="spellEnd"/>
-      <w:proofErr w:type="gramEnd"/>
-      <w:r>
-        <w:t xml:space="preserve"> </w:t>
-      </w:r>
-      <w:r>
-        <w:t>chat)</w:t>
-      </w:r>
-    </w:p>
-    <w:p>
-      <w:r>
-        <w:t>(Previous messages)</w:t>
-      </w:r>
-    </w:p>
-    <w:p>
-      <w:r>
-        <w:t xml:space="preserve">User 4: bro </w:t>
-      </w:r>
-      <w:proofErr w:type="spellStart"/>
-      <w:r>
-        <w:t>ts</w:t>
-      </w:r>
-      <w:proofErr w:type="spellEnd"/>
-      <w:r>
-        <w:t xml:space="preserve"> is just too funny</w:t>
-      </w:r>
-    </w:p>
-    <w:p>
-      <w:r>
-        <w:t>User 5: can we ban this mom’s hacker bro</w:t>
-      </w:r>
-    </w:p>
-    <w:p>
-      <w:r>
-        <w:t>User 7: just stop giving attention to this clown ass</w:t>
-      </w:r>
-    </w:p>
-    <w:p>
-      <w:r>
-        <w:t xml:space="preserve">User 7: he is </w:t>
-      </w:r>
-      <w:proofErr w:type="gramStart"/>
-      <w:r>
-        <w:t>actually retarded</w:t>
-      </w:r>
-      <w:proofErr w:type="gramEnd"/>
-      <w:r>
-        <w:t xml:space="preserve"> idk </w:t>
-      </w:r>
-    </w:p>
-    <w:p>
-      <w:proofErr w:type="spellStart"/>
-      <w:r>
-        <w:t>Main_hero</w:t>
-      </w:r>
-      <w:proofErr w:type="spellEnd"/>
-      <w:r>
-        <w:t xml:space="preserve">: I hacked the </w:t>
-      </w:r>
-      <w:r>
-        <w:t>zero</w:t>
-      </w:r>
-      <w:r>
-        <w:t xml:space="preserve"> sub</w:t>
-      </w:r>
-    </w:p>
-    <w:p>
-      <w:proofErr w:type="spellStart"/>
-      <w:r>
-        <w:t>Main_hero</w:t>
-      </w:r>
-      <w:proofErr w:type="spellEnd"/>
-      <w:r>
-        <w:t>: check the admins</w:t>
-      </w:r>
-    </w:p>
-    <w:p>
-      <w:pPr>
-        <w:pStyle w:val="Heading3"/>
-      </w:pPr>
-      <w:bookmarkStart w:id="20" w:name="_Toc216793256"/>
-      <w:r>
-        <w:t>Aftermath</w:t>
-      </w:r>
-      <w:bookmarkEnd w:id="20"/>
-    </w:p>
-    <w:p>
-      <w:r>
-        <w:t>User 1: what the fuck</w:t>
-      </w:r>
-      <w:r>
-        <w:t>, it’s real</w:t>
-      </w:r>
-    </w:p>
-    <w:p>
-      <w:r>
-        <w:t>User 2: no fucking way</w:t>
-      </w:r>
-    </w:p>
-    <w:p>
-      <w:r>
-        <w:t xml:space="preserve">User 3: </w:t>
-      </w:r>
-      <w:proofErr w:type="gramStart"/>
-      <w:r>
-        <w:t>no</w:t>
-      </w:r>
-      <w:proofErr w:type="gramEnd"/>
-      <w:r>
-        <w:t xml:space="preserve"> way</w:t>
-      </w:r>
-    </w:p>
-    <w:p>
-      <w:r>
-        <w:t>User 4: you</w:t>
-      </w:r>
-      <w:r>
-        <w:t>’re</w:t>
-      </w:r>
-      <w:r>
-        <w:t xml:space="preserve"> crazy son of a </w:t>
-      </w:r>
-      <w:proofErr w:type="gramStart"/>
-      <w:r>
-        <w:t>bitch,</w:t>
-      </w:r>
-      <w:proofErr w:type="gramEnd"/>
-      <w:r>
-        <w:t xml:space="preserve"> you </w:t>
-      </w:r>
-      <w:proofErr w:type="gramStart"/>
-      <w:r>
-        <w:t>actually did</w:t>
-      </w:r>
-      <w:proofErr w:type="gramEnd"/>
-      <w:r>
-        <w:t xml:space="preserve"> it</w:t>
-      </w:r>
-    </w:p>
-    <w:p>
-      <w:r>
-        <w:t>User 5: what the fuck? How</w:t>
-      </w:r>
-    </w:p>
-    <w:p>
-      <w:r>
-        <w:t>User 6: fucking legend</w:t>
-      </w:r>
-    </w:p>
-    <w:p>
-      <w:r>
-        <w:t>User 7: lmao what</w:t>
-      </w:r>
-    </w:p>
-    <w:p>
-      <w:r>
-        <w:t xml:space="preserve">User 8: of all people it’s </w:t>
-      </w:r>
-      <w:proofErr w:type="spellStart"/>
-      <w:r>
-        <w:t>main_hero</w:t>
-      </w:r>
-      <w:proofErr w:type="spellEnd"/>
-      <w:r>
-        <w:t xml:space="preserve"> who did that </w:t>
-      </w:r>
-      <w:proofErr w:type="spellStart"/>
-      <w:r>
-        <w:t>lmaooo</w:t>
-      </w:r>
-      <w:proofErr w:type="spellEnd"/>
-    </w:p>
-    <w:p>
-      <w:proofErr w:type="spellStart"/>
-      <w:r>
-        <w:t>Main_hero</w:t>
-      </w:r>
-      <w:proofErr w:type="spellEnd"/>
-      <w:r>
-        <w:t>: fuck yeah, it was me</w:t>
-      </w:r>
-    </w:p>
-    <w:p>
-      <w:proofErr w:type="spellStart"/>
-      <w:r>
-        <w:t>Main_</w:t>
-      </w:r>
-      <w:proofErr w:type="gramStart"/>
-      <w:r>
-        <w:t>hero</w:t>
-      </w:r>
-      <w:proofErr w:type="spellEnd"/>
-      <w:r>
-        <w:t>:</w:t>
-      </w:r>
-      <w:proofErr w:type="gramEnd"/>
-      <w:r>
         <w:t xml:space="preserve"> let’s spam whatever we want on this sub, we can do it now</w:t>
       </w:r>
     </w:p>
@@ -8233,7 +8606,6 @@
     </w:p>
     <w:p>
       <w:r>
-        <w:lastRenderedPageBreak/>
         <w:t xml:space="preserve">User 7: </w:t>
       </w:r>
       <w:proofErr w:type="spellStart"/>
@@ -8458,6 +8830,7 @@
     </w:p>
     <w:p>
       <w:r>
+        <w:lastRenderedPageBreak/>
         <w:t>User 13: dude wtf</w:t>
       </w:r>
     </w:p>
@@ -8555,281 +8928,281 @@
     </w:p>
     <w:p>
       <w:r>
+        <w:t>What the fuck? I did everything to be THE guy, and they still shit on me? That’s not fair, they should be loving me now. You know what-</w:t>
+      </w:r>
+    </w:p>
+    <w:p>
+      <w:r>
+        <w:t xml:space="preserve">User 13: </w:t>
+      </w:r>
+      <w:proofErr w:type="gramStart"/>
+      <w:r>
+        <w:t>who</w:t>
+      </w:r>
+      <w:proofErr w:type="gramEnd"/>
+      <w:r>
+        <w:t xml:space="preserve"> </w:t>
+      </w:r>
+      <w:proofErr w:type="gramStart"/>
+      <w:r>
+        <w:t>is</w:t>
+      </w:r>
+      <w:proofErr w:type="gramEnd"/>
+      <w:r>
+        <w:t xml:space="preserve"> we? There is no we</w:t>
+      </w:r>
+    </w:p>
+    <w:p>
+      <w:r>
+        <w:t xml:space="preserve">User </w:t>
+      </w:r>
+      <w:r>
+        <w:t>1</w:t>
+      </w:r>
+      <w:r>
+        <w:t>2</w:t>
+      </w:r>
+      <w:r>
+        <w:t xml:space="preserve">: </w:t>
+      </w:r>
+      <w:r>
+        <w:t xml:space="preserve">what? How is this even </w:t>
+      </w:r>
+      <w:r>
+        <w:t>related</w:t>
+      </w:r>
+      <w:r>
+        <w:t>?</w:t>
+      </w:r>
+      <w:r>
+        <w:t xml:space="preserve"> No one ever hated them for anything,</w:t>
+      </w:r>
+      <w:r>
+        <w:t xml:space="preserve"> </w:t>
+      </w:r>
+      <w:r>
+        <w:t>h</w:t>
+      </w:r>
+      <w:r>
+        <w:t xml:space="preserve">ow fucking delusional r u </w:t>
+      </w:r>
+      <w:proofErr w:type="spellStart"/>
+      <w:r>
+        <w:t>bruh</w:t>
+      </w:r>
+      <w:proofErr w:type="spellEnd"/>
+    </w:p>
+    <w:p>
+      <w:proofErr w:type="spellStart"/>
+      <w:r>
+        <w:t>Main_hero</w:t>
+      </w:r>
+      <w:proofErr w:type="spellEnd"/>
+      <w:r>
+        <w:t>: fuck u</w:t>
+      </w:r>
+    </w:p>
+    <w:p>
+      <w:r>
+        <w:t>User</w:t>
+      </w:r>
+      <w:r>
+        <w:t xml:space="preserve"> </w:t>
+      </w:r>
+      <w:r>
+        <w:t>1</w:t>
+      </w:r>
+      <w:r>
+        <w:t>3: fuck u, u delusional fuckwit</w:t>
+      </w:r>
+    </w:p>
+    <w:p>
+      <w:r>
+        <w:t>User 5: no fuck u, u fucking twat</w:t>
+      </w:r>
+    </w:p>
+    <w:p>
+      <w:r>
+        <w:t xml:space="preserve">User </w:t>
+      </w:r>
+      <w:r>
+        <w:t>1</w:t>
+      </w:r>
+      <w:r>
+        <w:t xml:space="preserve">3: </w:t>
+      </w:r>
+      <w:r>
+        <w:t xml:space="preserve">u called me </w:t>
+      </w:r>
+      <w:r>
+        <w:t>twat? I never felt less insulted</w:t>
+      </w:r>
+    </w:p>
+    <w:p>
+      <w:r>
+        <w:t>User 5: fuck u</w:t>
+      </w:r>
+    </w:p>
+    <w:p>
+      <w:r>
+        <w:t xml:space="preserve">User </w:t>
+      </w:r>
+      <w:r>
+        <w:t>1</w:t>
+      </w:r>
+      <w:r>
+        <w:t>3: fuck u</w:t>
+      </w:r>
+    </w:p>
+    <w:p>
+      <w:proofErr w:type="spellStart"/>
+      <w:r>
+        <w:t>Main_hero</w:t>
+      </w:r>
+      <w:proofErr w:type="spellEnd"/>
+      <w:r>
+        <w:t>: fuck u</w:t>
+      </w:r>
+    </w:p>
+    <w:p>
+      <w:r>
+        <w:t>User 12: fuck u</w:t>
+      </w:r>
+    </w:p>
+    <w:p>
+      <w:r>
+        <w:t>User 13:</w:t>
+      </w:r>
+      <w:r>
+        <w:t xml:space="preserve"> </w:t>
+      </w:r>
+      <w:r>
+        <w:t>fuck u</w:t>
+      </w:r>
+    </w:p>
+    <w:p>
+      <w:r>
+        <w:t>(Screen slowly goes red and blurry, and then suddenly white)</w:t>
+      </w:r>
+    </w:p>
+    <w:p>
+      <w:r>
+        <w:t>Man, this shit is fucking stupid.</w:t>
+      </w:r>
+      <w:r>
+        <w:t xml:space="preserve"> The fuck am I even doing?</w:t>
+      </w:r>
+      <w:r>
+        <w:t xml:space="preserve"> I’ve s</w:t>
+      </w:r>
+      <w:r>
+        <w:t>unk</w:t>
+      </w:r>
+      <w:r>
+        <w:t xml:space="preserve"> 1000h </w:t>
+      </w:r>
+      <w:r>
+        <w:t>sweating in</w:t>
+      </w:r>
+      <w:r>
+        <w:t xml:space="preserve"> </w:t>
+      </w:r>
+      <w:proofErr w:type="spellStart"/>
+      <w:r>
+        <w:t>cyberdivers</w:t>
+      </w:r>
+      <w:proofErr w:type="spellEnd"/>
+      <w:r>
+        <w:t xml:space="preserve">, I’ve hacked sillygoose228 and </w:t>
+      </w:r>
+      <w:r>
+        <w:t>zero</w:t>
+      </w:r>
+      <w:r>
+        <w:t xml:space="preserve"> sub even though they did nothing </w:t>
+      </w:r>
+      <w:r>
+        <w:t>but show love for one another</w:t>
+      </w:r>
+      <w:r>
+        <w:t xml:space="preserve"> and </w:t>
+      </w:r>
+      <w:r>
+        <w:t>why</w:t>
+      </w:r>
+      <w:r>
+        <w:t xml:space="preserve">? </w:t>
+      </w:r>
+      <w:r>
+        <w:t>Because I wanted</w:t>
+      </w:r>
+      <w:r>
+        <w:t xml:space="preserve"> fucking validation from my friends. M</w:t>
+      </w:r>
+      <w:r>
+        <w:t xml:space="preserve">y only </w:t>
+      </w:r>
+      <w:r>
+        <w:t>“</w:t>
+      </w:r>
+      <w:r>
+        <w:t>friends</w:t>
+      </w:r>
+      <w:r>
+        <w:t>” who</w:t>
+      </w:r>
+      <w:r>
+        <w:t xml:space="preserve"> don’t even respect me</w:t>
+      </w:r>
+      <w:r>
+        <w:t>, who confuse brutality with honesty</w:t>
+      </w:r>
+      <w:r>
+        <w:t xml:space="preserve"> and </w:t>
+      </w:r>
+      <w:r>
+        <w:t>who are</w:t>
+      </w:r>
+      <w:r>
+        <w:t xml:space="preserve"> </w:t>
+      </w:r>
+      <w:r>
+        <w:t xml:space="preserve">every </w:t>
+      </w:r>
+      <w:r>
+        <w:t>bit as stupid as I am</w:t>
+      </w:r>
+      <w:r>
+        <w:t>.</w:t>
+      </w:r>
+      <w:r>
+        <w:t xml:space="preserve"> </w:t>
+      </w:r>
+      <w:r>
+        <w:t>And the only reason I’m trying to hang onto them is</w:t>
+      </w:r>
+      <w:r>
+        <w:t xml:space="preserve"> that</w:t>
+      </w:r>
+      <w:r>
+        <w:t xml:space="preserve"> I </w:t>
+      </w:r>
+      <w:r>
+        <w:t xml:space="preserve">don’t </w:t>
+      </w:r>
+      <w:r>
+        <w:t xml:space="preserve">have </w:t>
+      </w:r>
+      <w:r>
+        <w:t>any</w:t>
+      </w:r>
+      <w:r>
+        <w:t>one else.</w:t>
+      </w:r>
+    </w:p>
+    <w:p>
+      <w:r>
         <w:lastRenderedPageBreak/>
-        <w:t>What the fuck? I did everything to be THE guy, and they still shit on me? That’s not fair, they should be loving me now. You know what-</w:t>
-      </w:r>
-    </w:p>
-    <w:p>
-      <w:r>
-        <w:t xml:space="preserve">User 13: </w:t>
-      </w:r>
-      <w:proofErr w:type="gramStart"/>
-      <w:r>
-        <w:t>who</w:t>
-      </w:r>
-      <w:proofErr w:type="gramEnd"/>
-      <w:r>
-        <w:t xml:space="preserve"> </w:t>
-      </w:r>
-      <w:proofErr w:type="gramStart"/>
-      <w:r>
-        <w:t>is</w:t>
-      </w:r>
-      <w:proofErr w:type="gramEnd"/>
-      <w:r>
-        <w:t xml:space="preserve"> we? There is no we</w:t>
-      </w:r>
-    </w:p>
-    <w:p>
-      <w:r>
-        <w:t xml:space="preserve">User </w:t>
-      </w:r>
-      <w:r>
-        <w:t>1</w:t>
-      </w:r>
-      <w:r>
-        <w:t>2</w:t>
-      </w:r>
-      <w:r>
-        <w:t xml:space="preserve">: </w:t>
-      </w:r>
-      <w:r>
-        <w:t xml:space="preserve">what? How is this even </w:t>
-      </w:r>
-      <w:r>
-        <w:t>related</w:t>
-      </w:r>
-      <w:r>
-        <w:t>?</w:t>
-      </w:r>
-      <w:r>
-        <w:t xml:space="preserve"> No one ever hated them for anything,</w:t>
-      </w:r>
-      <w:r>
-        <w:t xml:space="preserve"> </w:t>
-      </w:r>
-      <w:r>
-        <w:t>h</w:t>
-      </w:r>
-      <w:r>
-        <w:t xml:space="preserve">ow fucking delusional r u </w:t>
-      </w:r>
-      <w:proofErr w:type="spellStart"/>
-      <w:r>
-        <w:t>bruh</w:t>
-      </w:r>
-      <w:proofErr w:type="spellEnd"/>
-    </w:p>
-    <w:p>
-      <w:proofErr w:type="spellStart"/>
-      <w:r>
-        <w:t>Main_hero</w:t>
-      </w:r>
-      <w:proofErr w:type="spellEnd"/>
-      <w:r>
-        <w:t>: fuck u</w:t>
-      </w:r>
-    </w:p>
-    <w:p>
-      <w:r>
-        <w:t>User</w:t>
-      </w:r>
-      <w:r>
-        <w:t xml:space="preserve"> </w:t>
-      </w:r>
-      <w:r>
-        <w:t>1</w:t>
-      </w:r>
-      <w:r>
-        <w:t>3: fuck u, u delusional fuckwit</w:t>
-      </w:r>
-    </w:p>
-    <w:p>
-      <w:r>
-        <w:t>User 5: no fuck u, u fucking twat</w:t>
-      </w:r>
-    </w:p>
-    <w:p>
-      <w:r>
-        <w:t xml:space="preserve">User </w:t>
-      </w:r>
-      <w:r>
-        <w:t>1</w:t>
-      </w:r>
-      <w:r>
-        <w:t xml:space="preserve">3: </w:t>
-      </w:r>
-      <w:r>
-        <w:t xml:space="preserve">u called me </w:t>
-      </w:r>
-      <w:r>
-        <w:t>twat? I never felt less insulted</w:t>
-      </w:r>
-    </w:p>
-    <w:p>
-      <w:r>
-        <w:t>User 5: fuck u</w:t>
-      </w:r>
-    </w:p>
-    <w:p>
-      <w:r>
-        <w:t xml:space="preserve">User </w:t>
-      </w:r>
-      <w:r>
-        <w:t>1</w:t>
-      </w:r>
-      <w:r>
-        <w:t>3: fuck u</w:t>
-      </w:r>
-    </w:p>
-    <w:p>
-      <w:proofErr w:type="spellStart"/>
-      <w:r>
-        <w:t>Main_hero</w:t>
-      </w:r>
-      <w:proofErr w:type="spellEnd"/>
-      <w:r>
-        <w:t>: fuck u</w:t>
-      </w:r>
-    </w:p>
-    <w:p>
-      <w:r>
-        <w:t>User 12: fuck u</w:t>
-      </w:r>
-    </w:p>
-    <w:p>
-      <w:r>
-        <w:t>User 13:</w:t>
-      </w:r>
-      <w:r>
-        <w:t xml:space="preserve"> </w:t>
-      </w:r>
-      <w:r>
-        <w:t>fuck u</w:t>
-      </w:r>
-    </w:p>
-    <w:p>
-      <w:r>
-        <w:t>(Screen slowly goes red and blurry, and then suddenly white)</w:t>
-      </w:r>
-    </w:p>
-    <w:p>
-      <w:r>
-        <w:t>Man, this shit is fucking stupid.</w:t>
-      </w:r>
-      <w:r>
-        <w:t xml:space="preserve"> The fuck am I even doing?</w:t>
-      </w:r>
-      <w:r>
-        <w:t xml:space="preserve"> I’ve s</w:t>
-      </w:r>
-      <w:r>
-        <w:t>unk</w:t>
-      </w:r>
-      <w:r>
-        <w:t xml:space="preserve"> 1000h </w:t>
-      </w:r>
-      <w:r>
-        <w:t>sweating in</w:t>
-      </w:r>
-      <w:r>
-        <w:t xml:space="preserve"> </w:t>
-      </w:r>
-      <w:proofErr w:type="spellStart"/>
-      <w:r>
-        <w:t>cyberdivers</w:t>
-      </w:r>
-      <w:proofErr w:type="spellEnd"/>
-      <w:r>
-        <w:t xml:space="preserve">, I’ve hacked sillygoose228 and </w:t>
-      </w:r>
-      <w:r>
-        <w:t>zero</w:t>
-      </w:r>
-      <w:r>
-        <w:t xml:space="preserve"> sub even though they did nothing </w:t>
-      </w:r>
-      <w:r>
-        <w:t>but show love for one another</w:t>
-      </w:r>
-      <w:r>
-        <w:t xml:space="preserve"> and </w:t>
-      </w:r>
-      <w:r>
-        <w:t>why</w:t>
-      </w:r>
-      <w:r>
-        <w:t xml:space="preserve">? </w:t>
-      </w:r>
-      <w:r>
-        <w:t>Because I wanted</w:t>
-      </w:r>
-      <w:r>
-        <w:t xml:space="preserve"> fucking validation from my friends. M</w:t>
-      </w:r>
-      <w:r>
-        <w:t xml:space="preserve">y only </w:t>
-      </w:r>
-      <w:r>
-        <w:t>“</w:t>
-      </w:r>
-      <w:r>
-        <w:t>friends</w:t>
-      </w:r>
-      <w:r>
-        <w:t>” who</w:t>
-      </w:r>
-      <w:r>
-        <w:t xml:space="preserve"> don’t even respect me</w:t>
-      </w:r>
-      <w:r>
-        <w:t>, who confuse brutality with honesty</w:t>
-      </w:r>
-      <w:r>
-        <w:t xml:space="preserve"> and </w:t>
-      </w:r>
-      <w:r>
-        <w:t>who are</w:t>
-      </w:r>
-      <w:r>
-        <w:t xml:space="preserve"> </w:t>
-      </w:r>
-      <w:r>
-        <w:t xml:space="preserve">every </w:t>
-      </w:r>
-      <w:r>
-        <w:t>bit as stupid as I am</w:t>
-      </w:r>
-      <w:r>
-        <w:t>.</w:t>
-      </w:r>
-      <w:r>
-        <w:t xml:space="preserve"> </w:t>
-      </w:r>
-      <w:r>
-        <w:t>And the only reason I’m trying to hang onto them is</w:t>
-      </w:r>
-      <w:r>
-        <w:t xml:space="preserve"> that</w:t>
-      </w:r>
-      <w:r>
-        <w:t xml:space="preserve"> I </w:t>
-      </w:r>
-      <w:r>
-        <w:t xml:space="preserve">don’t </w:t>
-      </w:r>
-      <w:r>
-        <w:t xml:space="preserve">have </w:t>
-      </w:r>
-      <w:r>
-        <w:t>any</w:t>
-      </w:r>
-      <w:r>
-        <w:t>one else.</w:t>
-      </w:r>
-    </w:p>
-    <w:p>
-      <w:r>
         <w:t xml:space="preserve">I’ve spent </w:t>
       </w:r>
       <w:proofErr w:type="gramStart"/>
@@ -8933,7 +9306,6 @@
     <w:p>
       <w:proofErr w:type="spellStart"/>
       <w:r>
-        <w:lastRenderedPageBreak/>
         <w:t>Main_hero</w:t>
       </w:r>
       <w:proofErr w:type="spellEnd"/>
@@ -11030,6 +11402,119 @@
     </w:lvl>
   </w:abstractNum>
   <w:abstractNum w:abstractNumId="18" w15:restartNumberingAfterBreak="0">
+    <w:nsid w:val="4F0E14BB"/>
+    <w:multiLevelType w:val="hybridMultilevel"/>
+    <w:tmpl w:val="0600996C"/>
+    <w:lvl w:ilvl="0" w:tplc="04090003">
+      <w:start w:val="1"/>
+      <w:numFmt w:val="bullet"/>
+      <w:lvlText w:val="o"/>
+      <w:lvlJc w:val="left"/>
+      <w:pPr>
+        <w:ind w:left="360" w:hanging="360"/>
+      </w:pPr>
+      <w:rPr>
+        <w:rFonts w:ascii="Courier New" w:hAnsi="Courier New" w:cs="Courier New" w:hint="default"/>
+      </w:rPr>
+    </w:lvl>
+    <w:lvl w:ilvl="1" w:tplc="04090003" w:tentative="1">
+      <w:start w:val="1"/>
+      <w:numFmt w:val="bullet"/>
+      <w:lvlText w:val="o"/>
+      <w:lvlJc w:val="left"/>
+      <w:pPr>
+        <w:ind w:left="1080" w:hanging="360"/>
+      </w:pPr>
+      <w:rPr>
+        <w:rFonts w:ascii="Courier New" w:hAnsi="Courier New" w:cs="Courier New" w:hint="default"/>
+      </w:rPr>
+    </w:lvl>
+    <w:lvl w:ilvl="2" w:tplc="04090005" w:tentative="1">
+      <w:start w:val="1"/>
+      <w:numFmt w:val="bullet"/>
+      <w:lvlText w:val=""/>
+      <w:lvlJc w:val="left"/>
+      <w:pPr>
+        <w:ind w:left="1800" w:hanging="360"/>
+      </w:pPr>
+      <w:rPr>
+        <w:rFonts w:ascii="Wingdings" w:hAnsi="Wingdings" w:hint="default"/>
+      </w:rPr>
+    </w:lvl>
+    <w:lvl w:ilvl="3" w:tplc="04090001" w:tentative="1">
+      <w:start w:val="1"/>
+      <w:numFmt w:val="bullet"/>
+      <w:lvlText w:val=""/>
+      <w:lvlJc w:val="left"/>
+      <w:pPr>
+        <w:ind w:left="2520" w:hanging="360"/>
+      </w:pPr>
+      <w:rPr>
+        <w:rFonts w:ascii="Symbol" w:hAnsi="Symbol" w:hint="default"/>
+      </w:rPr>
+    </w:lvl>
+    <w:lvl w:ilvl="4" w:tplc="04090003" w:tentative="1">
+      <w:start w:val="1"/>
+      <w:numFmt w:val="bullet"/>
+      <w:lvlText w:val="o"/>
+      <w:lvlJc w:val="left"/>
+      <w:pPr>
+        <w:ind w:left="3240" w:hanging="360"/>
+      </w:pPr>
+      <w:rPr>
+        <w:rFonts w:ascii="Courier New" w:hAnsi="Courier New" w:cs="Courier New" w:hint="default"/>
+      </w:rPr>
+    </w:lvl>
+    <w:lvl w:ilvl="5" w:tplc="04090005" w:tentative="1">
+      <w:start w:val="1"/>
+      <w:numFmt w:val="bullet"/>
+      <w:lvlText w:val=""/>
+      <w:lvlJc w:val="left"/>
+      <w:pPr>
+        <w:ind w:left="3960" w:hanging="360"/>
+      </w:pPr>
+      <w:rPr>
+        <w:rFonts w:ascii="Wingdings" w:hAnsi="Wingdings" w:hint="default"/>
+      </w:rPr>
+    </w:lvl>
+    <w:lvl w:ilvl="6" w:tplc="04090001" w:tentative="1">
+      <w:start w:val="1"/>
+      <w:numFmt w:val="bullet"/>
+      <w:lvlText w:val=""/>
+      <w:lvlJc w:val="left"/>
+      <w:pPr>
+        <w:ind w:left="4680" w:hanging="360"/>
+      </w:pPr>
+      <w:rPr>
+        <w:rFonts w:ascii="Symbol" w:hAnsi="Symbol" w:hint="default"/>
+      </w:rPr>
+    </w:lvl>
+    <w:lvl w:ilvl="7" w:tplc="04090003" w:tentative="1">
+      <w:start w:val="1"/>
+      <w:numFmt w:val="bullet"/>
+      <w:lvlText w:val="o"/>
+      <w:lvlJc w:val="left"/>
+      <w:pPr>
+        <w:ind w:left="5400" w:hanging="360"/>
+      </w:pPr>
+      <w:rPr>
+        <w:rFonts w:ascii="Courier New" w:hAnsi="Courier New" w:cs="Courier New" w:hint="default"/>
+      </w:rPr>
+    </w:lvl>
+    <w:lvl w:ilvl="8" w:tplc="04090005" w:tentative="1">
+      <w:start w:val="1"/>
+      <w:numFmt w:val="bullet"/>
+      <w:lvlText w:val=""/>
+      <w:lvlJc w:val="left"/>
+      <w:pPr>
+        <w:ind w:left="6120" w:hanging="360"/>
+      </w:pPr>
+      <w:rPr>
+        <w:rFonts w:ascii="Wingdings" w:hAnsi="Wingdings" w:hint="default"/>
+      </w:rPr>
+    </w:lvl>
+  </w:abstractNum>
+  <w:abstractNum w:abstractNumId="19" w15:restartNumberingAfterBreak="0">
     <w:nsid w:val="594911A2"/>
     <w:multiLevelType w:val="multilevel"/>
     <w:tmpl w:val="2346BC46"/>
@@ -11142,7 +11627,7 @@
       </w:rPr>
     </w:lvl>
   </w:abstractNum>
-  <w:abstractNum w:abstractNumId="19" w15:restartNumberingAfterBreak="0">
+  <w:abstractNum w:abstractNumId="20" w15:restartNumberingAfterBreak="0">
     <w:nsid w:val="60BF4DE1"/>
     <w:multiLevelType w:val="hybridMultilevel"/>
     <w:tmpl w:val="F58A7472"/>
@@ -11255,7 +11740,7 @@
       </w:rPr>
     </w:lvl>
   </w:abstractNum>
-  <w:abstractNum w:abstractNumId="20" w15:restartNumberingAfterBreak="0">
+  <w:abstractNum w:abstractNumId="21" w15:restartNumberingAfterBreak="0">
     <w:nsid w:val="60C119CC"/>
     <w:multiLevelType w:val="hybridMultilevel"/>
     <w:tmpl w:val="BCDCBC5A"/>
@@ -11368,7 +11853,7 @@
       </w:rPr>
     </w:lvl>
   </w:abstractNum>
-  <w:abstractNum w:abstractNumId="21" w15:restartNumberingAfterBreak="0">
+  <w:abstractNum w:abstractNumId="22" w15:restartNumberingAfterBreak="0">
     <w:nsid w:val="658A370B"/>
     <w:multiLevelType w:val="hybridMultilevel"/>
     <w:tmpl w:val="BAF83D1A"/>
@@ -11481,7 +11966,7 @@
       </w:rPr>
     </w:lvl>
   </w:abstractNum>
-  <w:abstractNum w:abstractNumId="22" w15:restartNumberingAfterBreak="0">
+  <w:abstractNum w:abstractNumId="23" w15:restartNumberingAfterBreak="0">
     <w:nsid w:val="66006C33"/>
     <w:multiLevelType w:val="multilevel"/>
     <w:tmpl w:val="2346BC46"/>
@@ -11594,7 +12079,7 @@
       </w:rPr>
     </w:lvl>
   </w:abstractNum>
-  <w:abstractNum w:abstractNumId="23" w15:restartNumberingAfterBreak="0">
+  <w:abstractNum w:abstractNumId="24" w15:restartNumberingAfterBreak="0">
     <w:nsid w:val="669E7F26"/>
     <w:multiLevelType w:val="multilevel"/>
     <w:tmpl w:val="2346BC46"/>
@@ -11707,7 +12192,7 @@
       </w:rPr>
     </w:lvl>
   </w:abstractNum>
-  <w:abstractNum w:abstractNumId="24" w15:restartNumberingAfterBreak="0">
+  <w:abstractNum w:abstractNumId="25" w15:restartNumberingAfterBreak="0">
     <w:nsid w:val="6A267605"/>
     <w:multiLevelType w:val="multilevel"/>
     <w:tmpl w:val="2346BC46"/>
@@ -11820,7 +12305,7 @@
       </w:rPr>
     </w:lvl>
   </w:abstractNum>
-  <w:abstractNum w:abstractNumId="25" w15:restartNumberingAfterBreak="0">
+  <w:abstractNum w:abstractNumId="26" w15:restartNumberingAfterBreak="0">
     <w:nsid w:val="6C1E7A1C"/>
     <w:multiLevelType w:val="multilevel"/>
     <w:tmpl w:val="2346BC46"/>
@@ -11933,7 +12418,7 @@
       </w:rPr>
     </w:lvl>
   </w:abstractNum>
-  <w:abstractNum w:abstractNumId="26" w15:restartNumberingAfterBreak="0">
+  <w:abstractNum w:abstractNumId="27" w15:restartNumberingAfterBreak="0">
     <w:nsid w:val="6F0143C1"/>
     <w:multiLevelType w:val="multilevel"/>
     <w:tmpl w:val="2346BC46"/>
@@ -12046,7 +12531,7 @@
       </w:rPr>
     </w:lvl>
   </w:abstractNum>
-  <w:abstractNum w:abstractNumId="27" w15:restartNumberingAfterBreak="0">
+  <w:abstractNum w:abstractNumId="28" w15:restartNumberingAfterBreak="0">
     <w:nsid w:val="79061E7D"/>
     <w:multiLevelType w:val="multilevel"/>
     <w:tmpl w:val="2346BC46"/>
@@ -12159,7 +12644,7 @@
       </w:rPr>
     </w:lvl>
   </w:abstractNum>
-  <w:abstractNum w:abstractNumId="28" w15:restartNumberingAfterBreak="0">
+  <w:abstractNum w:abstractNumId="29" w15:restartNumberingAfterBreak="0">
     <w:nsid w:val="7C022E7C"/>
     <w:multiLevelType w:val="hybridMultilevel"/>
     <w:tmpl w:val="277AF25A"/>
@@ -12272,7 +12757,7 @@
       </w:rPr>
     </w:lvl>
   </w:abstractNum>
-  <w:abstractNum w:abstractNumId="29" w15:restartNumberingAfterBreak="0">
+  <w:abstractNum w:abstractNumId="30" w15:restartNumberingAfterBreak="0">
     <w:nsid w:val="7C30063F"/>
     <w:multiLevelType w:val="multilevel"/>
     <w:tmpl w:val="2346BC46"/>
@@ -12385,7 +12870,7 @@
       </w:rPr>
     </w:lvl>
   </w:abstractNum>
-  <w:abstractNum w:abstractNumId="30" w15:restartNumberingAfterBreak="0">
+  <w:abstractNum w:abstractNumId="31" w15:restartNumberingAfterBreak="0">
     <w:nsid w:val="7E3C12C9"/>
     <w:multiLevelType w:val="multilevel"/>
     <w:tmpl w:val="2346BC46"/>
@@ -12498,7 +12983,7 @@
       </w:rPr>
     </w:lvl>
   </w:abstractNum>
-  <w:abstractNum w:abstractNumId="31" w15:restartNumberingAfterBreak="0">
+  <w:abstractNum w:abstractNumId="32" w15:restartNumberingAfterBreak="0">
     <w:nsid w:val="7E955C71"/>
     <w:multiLevelType w:val="multilevel"/>
     <w:tmpl w:val="2346BC46"/>
@@ -12611,7 +13096,7 @@
       </w:rPr>
     </w:lvl>
   </w:abstractNum>
-  <w:abstractNum w:abstractNumId="32" w15:restartNumberingAfterBreak="0">
+  <w:abstractNum w:abstractNumId="33" w15:restartNumberingAfterBreak="0">
     <w:nsid w:val="7FE25574"/>
     <w:multiLevelType w:val="multilevel"/>
     <w:tmpl w:val="2346BC46"/>
@@ -12731,7 +13216,7 @@
     <w:abstractNumId w:val="1"/>
   </w:num>
   <w:num w:numId="3" w16cid:durableId="2106222001">
-    <w:abstractNumId w:val="31"/>
+    <w:abstractNumId w:val="32"/>
   </w:num>
   <w:num w:numId="4" w16cid:durableId="418060100">
     <w:abstractNumId w:val="8"/>
@@ -12740,7 +13225,7 @@
     <w:abstractNumId w:val="5"/>
   </w:num>
   <w:num w:numId="6" w16cid:durableId="1195923480">
-    <w:abstractNumId w:val="19"/>
+    <w:abstractNumId w:val="20"/>
   </w:num>
   <w:num w:numId="7" w16cid:durableId="442577813">
     <w:abstractNumId w:val="2"/>
@@ -12749,22 +13234,22 @@
     <w:abstractNumId w:val="7"/>
   </w:num>
   <w:num w:numId="9" w16cid:durableId="330063327">
-    <w:abstractNumId w:val="30"/>
+    <w:abstractNumId w:val="31"/>
   </w:num>
   <w:num w:numId="10" w16cid:durableId="1093474166">
     <w:abstractNumId w:val="4"/>
   </w:num>
   <w:num w:numId="11" w16cid:durableId="417674876">
-    <w:abstractNumId w:val="26"/>
+    <w:abstractNumId w:val="27"/>
   </w:num>
   <w:num w:numId="12" w16cid:durableId="625238197">
     <w:abstractNumId w:val="16"/>
   </w:num>
   <w:num w:numId="13" w16cid:durableId="1896887898">
-    <w:abstractNumId w:val="22"/>
+    <w:abstractNumId w:val="23"/>
   </w:num>
   <w:num w:numId="14" w16cid:durableId="1611661597">
-    <w:abstractNumId w:val="18"/>
+    <w:abstractNumId w:val="19"/>
   </w:num>
   <w:num w:numId="15" w16cid:durableId="682516182">
     <w:abstractNumId w:val="0"/>
@@ -12773,10 +13258,10 @@
     <w:abstractNumId w:val="15"/>
   </w:num>
   <w:num w:numId="17" w16cid:durableId="1621834214">
-    <w:abstractNumId w:val="29"/>
+    <w:abstractNumId w:val="30"/>
   </w:num>
   <w:num w:numId="18" w16cid:durableId="1338193028">
-    <w:abstractNumId w:val="25"/>
+    <w:abstractNumId w:val="26"/>
   </w:num>
   <w:num w:numId="19" w16cid:durableId="434327108">
     <w:abstractNumId w:val="17"/>
@@ -12785,13 +13270,13 @@
     <w:abstractNumId w:val="11"/>
   </w:num>
   <w:num w:numId="21" w16cid:durableId="322588989">
-    <w:abstractNumId w:val="23"/>
+    <w:abstractNumId w:val="24"/>
   </w:num>
   <w:num w:numId="22" w16cid:durableId="1564827506">
-    <w:abstractNumId w:val="24"/>
+    <w:abstractNumId w:val="25"/>
   </w:num>
   <w:num w:numId="23" w16cid:durableId="1040469790">
-    <w:abstractNumId w:val="32"/>
+    <w:abstractNumId w:val="33"/>
   </w:num>
   <w:num w:numId="24" w16cid:durableId="2132017900">
     <w:abstractNumId w:val="12"/>
@@ -12806,13 +13291,13 @@
     <w:abstractNumId w:val="9"/>
   </w:num>
   <w:num w:numId="28" w16cid:durableId="354621537">
-    <w:abstractNumId w:val="27"/>
+    <w:abstractNumId w:val="28"/>
   </w:num>
   <w:num w:numId="29" w16cid:durableId="2026443158">
-    <w:abstractNumId w:val="20"/>
+    <w:abstractNumId w:val="21"/>
   </w:num>
   <w:num w:numId="30" w16cid:durableId="2003964314">
-    <w:abstractNumId w:val="28"/>
+    <w:abstractNumId w:val="29"/>
   </w:num>
   <w:num w:numId="31" w16cid:durableId="1163206946">
     <w:abstractNumId w:val="14"/>
@@ -12821,7 +13306,10 @@
     <w:abstractNumId w:val="3"/>
   </w:num>
   <w:num w:numId="33" w16cid:durableId="1156802879">
-    <w:abstractNumId w:val="21"/>
+    <w:abstractNumId w:val="22"/>
+  </w:num>
+  <w:num w:numId="34" w16cid:durableId="1466705040">
+    <w:abstractNumId w:val="18"/>
   </w:num>
 </w:numbering>
 </file>
@@ -13425,7 +13913,6 @@
   <w:style w:type="character" w:default="1" w:styleId="DefaultParagraphFont">
     <w:name w:val="Default Paragraph Font"/>
     <w:uiPriority w:val="1"/>
-    <w:semiHidden/>
     <w:unhideWhenUsed/>
   </w:style>
   <w:style w:type="table" w:default="1" w:styleId="TableNormal">

--- a/docs/Script.docx
+++ b/docs/Script.docx
@@ -77,7 +77,7 @@
           <w:r>
             <w:fldChar w:fldCharType="separate"/>
           </w:r>
-          <w:hyperlink w:anchor="_Toc216793237" w:history="1">
+          <w:hyperlink w:anchor="_Toc231307565" w:history="1">
             <w:r>
               <w:rPr>
                 <w:rStyle w:val="Hyperlink"/>
@@ -104,7 +104,7 @@
                 <w:noProof/>
                 <w:webHidden/>
               </w:rPr>
-              <w:instrText xml:space="preserve"> PAGEREF _Toc216793237 \h </w:instrText>
+              <w:instrText xml:space="preserve"> PAGEREF _Toc231307565 \h </w:instrText>
             </w:r>
             <w:r>
               <w:rPr>
@@ -143,7 +143,7 @@
               <w:noProof/>
             </w:rPr>
           </w:pPr>
-          <w:hyperlink w:anchor="_Toc216793238" w:history="1">
+          <w:hyperlink w:anchor="_Toc231307566" w:history="1">
             <w:r>
               <w:rPr>
                 <w:rStyle w:val="Hyperlink"/>
@@ -170,7 +170,7 @@
                 <w:noProof/>
                 <w:webHidden/>
               </w:rPr>
-              <w:instrText xml:space="preserve"> PAGEREF _Toc216793238 \h </w:instrText>
+              <w:instrText xml:space="preserve"> PAGEREF _Toc231307566 \h </w:instrText>
             </w:r>
             <w:r>
               <w:rPr>
@@ -190,7 +190,7 @@
                 <w:noProof/>
                 <w:webHidden/>
               </w:rPr>
-              <w:t>1</w:t>
+              <w:t>2</w:t>
             </w:r>
             <w:r>
               <w:rPr>
@@ -209,7 +209,7 @@
               <w:noProof/>
             </w:rPr>
           </w:pPr>
-          <w:hyperlink w:anchor="_Toc216793239" w:history="1">
+          <w:hyperlink w:anchor="_Toc231307567" w:history="1">
             <w:r>
               <w:rPr>
                 <w:rStyle w:val="Hyperlink"/>
@@ -236,7 +236,7 @@
                 <w:noProof/>
                 <w:webHidden/>
               </w:rPr>
-              <w:instrText xml:space="preserve"> PAGEREF _Toc216793239 \h </w:instrText>
+              <w:instrText xml:space="preserve"> PAGEREF _Toc231307567 \h </w:instrText>
             </w:r>
             <w:r>
               <w:rPr>
@@ -275,7 +275,7 @@
               <w:noProof/>
             </w:rPr>
           </w:pPr>
-          <w:hyperlink w:anchor="_Toc216793240" w:history="1">
+          <w:hyperlink w:anchor="_Toc231307568" w:history="1">
             <w:r>
               <w:rPr>
                 <w:rStyle w:val="Hyperlink"/>
@@ -302,7 +302,7 @@
                 <w:noProof/>
                 <w:webHidden/>
               </w:rPr>
-              <w:instrText xml:space="preserve"> PAGEREF _Toc216793240 \h </w:instrText>
+              <w:instrText xml:space="preserve"> PAGEREF _Toc231307568 \h </w:instrText>
             </w:r>
             <w:r>
               <w:rPr>
@@ -344,7 +344,7 @@
               <w:noProof/>
             </w:rPr>
           </w:pPr>
-          <w:hyperlink w:anchor="_Toc216793241" w:history="1">
+          <w:hyperlink w:anchor="_Toc231307569" w:history="1">
             <w:r>
               <w:rPr>
                 <w:rStyle w:val="Hyperlink"/>
@@ -371,7 +371,7 @@
                 <w:noProof/>
                 <w:webHidden/>
               </w:rPr>
-              <w:instrText xml:space="preserve"> PAGEREF _Toc216793241 \h </w:instrText>
+              <w:instrText xml:space="preserve"> PAGEREF _Toc231307569 \h </w:instrText>
             </w:r>
             <w:r>
               <w:rPr>
@@ -413,7 +413,7 @@
               <w:noProof/>
             </w:rPr>
           </w:pPr>
-          <w:hyperlink w:anchor="_Toc216793242" w:history="1">
+          <w:hyperlink w:anchor="_Toc231307570" w:history="1">
             <w:r>
               <w:rPr>
                 <w:rStyle w:val="Hyperlink"/>
@@ -440,7 +440,7 @@
                 <w:noProof/>
                 <w:webHidden/>
               </w:rPr>
-              <w:instrText xml:space="preserve"> PAGEREF _Toc216793242 \h </w:instrText>
+              <w:instrText xml:space="preserve"> PAGEREF _Toc231307570 \h </w:instrText>
             </w:r>
             <w:r>
               <w:rPr>
@@ -460,7 +460,7 @@
                 <w:noProof/>
                 <w:webHidden/>
               </w:rPr>
-              <w:t>4</w:t>
+              <w:t>5</w:t>
             </w:r>
             <w:r>
               <w:rPr>
@@ -482,13 +482,13 @@
               <w:noProof/>
             </w:rPr>
           </w:pPr>
-          <w:hyperlink w:anchor="_Toc216793243" w:history="1">
+          <w:hyperlink w:anchor="_Toc231307571" w:history="1">
             <w:r>
               <w:rPr>
                 <w:rStyle w:val="Hyperlink"/>
                 <w:noProof/>
               </w:rPr>
-              <w:t>StrikeCountries2 subforum</w:t>
+              <w:t>Cyberdivers subforum</w:t>
             </w:r>
             <w:r>
               <w:rPr>
@@ -509,7 +509,7 @@
                 <w:noProof/>
                 <w:webHidden/>
               </w:rPr>
-              <w:instrText xml:space="preserve"> PAGEREF _Toc216793243 \h </w:instrText>
+              <w:instrText xml:space="preserve"> PAGEREF _Toc231307571 \h </w:instrText>
             </w:r>
             <w:r>
               <w:rPr>
@@ -551,7 +551,7 @@
               <w:noProof/>
             </w:rPr>
           </w:pPr>
-          <w:hyperlink w:anchor="_Toc216793244" w:history="1">
+          <w:hyperlink w:anchor="_Toc231307572" w:history="1">
             <w:r>
               <w:rPr>
                 <w:rStyle w:val="Hyperlink"/>
@@ -578,7 +578,7 @@
                 <w:noProof/>
                 <w:webHidden/>
               </w:rPr>
-              <w:instrText xml:space="preserve"> PAGEREF _Toc216793244 \h </w:instrText>
+              <w:instrText xml:space="preserve"> PAGEREF _Toc231307572 \h </w:instrText>
             </w:r>
             <w:r>
               <w:rPr>
@@ -598,7 +598,7 @@
                 <w:noProof/>
                 <w:webHidden/>
               </w:rPr>
-              <w:t>5</w:t>
+              <w:t>6</w:t>
             </w:r>
             <w:r>
               <w:rPr>
@@ -620,13 +620,13 @@
               <w:noProof/>
             </w:rPr>
           </w:pPr>
-          <w:hyperlink w:anchor="_Toc216793245" w:history="1">
+          <w:hyperlink w:anchor="_Toc231307573" w:history="1">
             <w:r>
               <w:rPr>
                 <w:rStyle w:val="Hyperlink"/>
                 <w:noProof/>
               </w:rPr>
-              <w:t>Wholelife3</w:t>
+              <w:t>Zero subforum</w:t>
             </w:r>
             <w:r>
               <w:rPr>
@@ -647,7 +647,7 @@
                 <w:noProof/>
                 <w:webHidden/>
               </w:rPr>
-              <w:instrText xml:space="preserve"> PAGEREF _Toc216793245 \h </w:instrText>
+              <w:instrText xml:space="preserve"> PAGEREF _Toc231307573 \h </w:instrText>
             </w:r>
             <w:r>
               <w:rPr>
@@ -667,7 +667,7 @@
                 <w:noProof/>
                 <w:webHidden/>
               </w:rPr>
-              <w:t>6</w:t>
+              <w:t>7</w:t>
             </w:r>
             <w:r>
               <w:rPr>
@@ -689,7 +689,7 @@
               <w:noProof/>
             </w:rPr>
           </w:pPr>
-          <w:hyperlink w:anchor="_Toc216793246" w:history="1">
+          <w:hyperlink w:anchor="_Toc231307574" w:history="1">
             <w:r>
               <w:rPr>
                 <w:rStyle w:val="Hyperlink"/>
@@ -716,7 +716,7 @@
                 <w:noProof/>
                 <w:webHidden/>
               </w:rPr>
-              <w:instrText xml:space="preserve"> PAGEREF _Toc216793246 \h </w:instrText>
+              <w:instrText xml:space="preserve"> PAGEREF _Toc231307574 \h </w:instrText>
             </w:r>
             <w:r>
               <w:rPr>
@@ -736,7 +736,7 @@
                 <w:noProof/>
                 <w:webHidden/>
               </w:rPr>
-              <w:t>6</w:t>
+              <w:t>7</w:t>
             </w:r>
             <w:r>
               <w:rPr>
@@ -755,7 +755,7 @@
               <w:noProof/>
             </w:rPr>
           </w:pPr>
-          <w:hyperlink w:anchor="_Toc216793247" w:history="1">
+          <w:hyperlink w:anchor="_Toc231307575" w:history="1">
             <w:r>
               <w:rPr>
                 <w:rStyle w:val="Hyperlink"/>
@@ -782,7 +782,7 @@
                 <w:noProof/>
                 <w:webHidden/>
               </w:rPr>
-              <w:instrText xml:space="preserve"> PAGEREF _Toc216793247 \h </w:instrText>
+              <w:instrText xml:space="preserve"> PAGEREF _Toc231307575 \h </w:instrText>
             </w:r>
             <w:r>
               <w:rPr>
@@ -802,7 +802,7 @@
                 <w:noProof/>
                 <w:webHidden/>
               </w:rPr>
-              <w:t>7</w:t>
+              <w:t>8</w:t>
             </w:r>
             <w:r>
               <w:rPr>
@@ -824,7 +824,7 @@
               <w:noProof/>
             </w:rPr>
           </w:pPr>
-          <w:hyperlink w:anchor="_Toc216793248" w:history="1">
+          <w:hyperlink w:anchor="_Toc231307576" w:history="1">
             <w:r>
               <w:rPr>
                 <w:rStyle w:val="Hyperlink"/>
@@ -851,7 +851,7 @@
                 <w:noProof/>
                 <w:webHidden/>
               </w:rPr>
-              <w:instrText xml:space="preserve"> PAGEREF _Toc216793248 \h </w:instrText>
+              <w:instrText xml:space="preserve"> PAGEREF _Toc231307576 \h </w:instrText>
             </w:r>
             <w:r>
               <w:rPr>
@@ -871,7 +871,7 @@
                 <w:noProof/>
                 <w:webHidden/>
               </w:rPr>
-              <w:t>7</w:t>
+              <w:t>8</w:t>
             </w:r>
             <w:r>
               <w:rPr>
@@ -893,7 +893,7 @@
               <w:noProof/>
             </w:rPr>
           </w:pPr>
-          <w:hyperlink w:anchor="_Toc216793249" w:history="1">
+          <w:hyperlink w:anchor="_Toc231307577" w:history="1">
             <w:r>
               <w:rPr>
                 <w:rStyle w:val="Hyperlink"/>
@@ -920,7 +920,7 @@
                 <w:noProof/>
                 <w:webHidden/>
               </w:rPr>
-              <w:instrText xml:space="preserve"> PAGEREF _Toc216793249 \h </w:instrText>
+              <w:instrText xml:space="preserve"> PAGEREF _Toc231307577 \h </w:instrText>
             </w:r>
             <w:r>
               <w:rPr>
@@ -940,7 +940,7 @@
                 <w:noProof/>
                 <w:webHidden/>
               </w:rPr>
-              <w:t>7</w:t>
+              <w:t>8</w:t>
             </w:r>
             <w:r>
               <w:rPr>
@@ -962,7 +962,7 @@
               <w:noProof/>
             </w:rPr>
           </w:pPr>
-          <w:hyperlink w:anchor="_Toc216793250" w:history="1">
+          <w:hyperlink w:anchor="_Toc231307578" w:history="1">
             <w:r>
               <w:rPr>
                 <w:rStyle w:val="Hyperlink"/>
@@ -989,7 +989,7 @@
                 <w:noProof/>
                 <w:webHidden/>
               </w:rPr>
-              <w:instrText xml:space="preserve"> PAGEREF _Toc216793250 \h </w:instrText>
+              <w:instrText xml:space="preserve"> PAGEREF _Toc231307578 \h </w:instrText>
             </w:r>
             <w:r>
               <w:rPr>
@@ -1009,7 +1009,7 @@
                 <w:noProof/>
                 <w:webHidden/>
               </w:rPr>
-              <w:t>8</w:t>
+              <w:t>9</w:t>
             </w:r>
             <w:r>
               <w:rPr>
@@ -1031,7 +1031,7 @@
               <w:noProof/>
             </w:rPr>
           </w:pPr>
-          <w:hyperlink w:anchor="_Toc216793251" w:history="1">
+          <w:hyperlink w:anchor="_Toc231307579" w:history="1">
             <w:r>
               <w:rPr>
                 <w:rStyle w:val="Hyperlink"/>
@@ -1058,7 +1058,7 @@
                 <w:noProof/>
                 <w:webHidden/>
               </w:rPr>
-              <w:instrText xml:space="preserve"> PAGEREF _Toc216793251 \h </w:instrText>
+              <w:instrText xml:space="preserve"> PAGEREF _Toc231307579 \h </w:instrText>
             </w:r>
             <w:r>
               <w:rPr>
@@ -1078,7 +1078,7 @@
                 <w:noProof/>
                 <w:webHidden/>
               </w:rPr>
-              <w:t>8</w:t>
+              <w:t>9</w:t>
             </w:r>
             <w:r>
               <w:rPr>
@@ -1097,7 +1097,7 @@
               <w:noProof/>
             </w:rPr>
           </w:pPr>
-          <w:hyperlink w:anchor="_Toc216793252" w:history="1">
+          <w:hyperlink w:anchor="_Toc231307580" w:history="1">
             <w:r>
               <w:rPr>
                 <w:rStyle w:val="Hyperlink"/>
@@ -1124,7 +1124,7 @@
                 <w:noProof/>
                 <w:webHidden/>
               </w:rPr>
-              <w:instrText xml:space="preserve"> PAGEREF _Toc216793252 \h </w:instrText>
+              <w:instrText xml:space="preserve"> PAGEREF _Toc231307580 \h </w:instrText>
             </w:r>
             <w:r>
               <w:rPr>
@@ -1144,7 +1144,7 @@
                 <w:noProof/>
                 <w:webHidden/>
               </w:rPr>
-              <w:t>9</w:t>
+              <w:t>10</w:t>
             </w:r>
             <w:r>
               <w:rPr>
@@ -1166,7 +1166,7 @@
               <w:noProof/>
             </w:rPr>
           </w:pPr>
-          <w:hyperlink w:anchor="_Toc216793253" w:history="1">
+          <w:hyperlink w:anchor="_Toc231307581" w:history="1">
             <w:r>
               <w:rPr>
                 <w:rStyle w:val="Hyperlink"/>
@@ -1193,7 +1193,7 @@
                 <w:noProof/>
                 <w:webHidden/>
               </w:rPr>
-              <w:instrText xml:space="preserve"> PAGEREF _Toc216793253 \h </w:instrText>
+              <w:instrText xml:space="preserve"> PAGEREF _Toc231307581 \h </w:instrText>
             </w:r>
             <w:r>
               <w:rPr>
@@ -1213,7 +1213,7 @@
                 <w:noProof/>
                 <w:webHidden/>
               </w:rPr>
-              <w:t>9</w:t>
+              <w:t>10</w:t>
             </w:r>
             <w:r>
               <w:rPr>
@@ -1235,7 +1235,7 @@
               <w:noProof/>
             </w:rPr>
           </w:pPr>
-          <w:hyperlink w:anchor="_Toc216793254" w:history="1">
+          <w:hyperlink w:anchor="_Toc231307582" w:history="1">
             <w:r>
               <w:rPr>
                 <w:rStyle w:val="Hyperlink"/>
@@ -1262,7 +1262,7 @@
                 <w:noProof/>
                 <w:webHidden/>
               </w:rPr>
-              <w:instrText xml:space="preserve"> PAGEREF _Toc216793254 \h </w:instrText>
+              <w:instrText xml:space="preserve"> PAGEREF _Toc231307582 \h </w:instrText>
             </w:r>
             <w:r>
               <w:rPr>
@@ -1282,7 +1282,7 @@
                 <w:noProof/>
                 <w:webHidden/>
               </w:rPr>
-              <w:t>9</w:t>
+              <w:t>12</w:t>
             </w:r>
             <w:r>
               <w:rPr>
@@ -1304,7 +1304,7 @@
               <w:noProof/>
             </w:rPr>
           </w:pPr>
-          <w:hyperlink w:anchor="_Toc216793255" w:history="1">
+          <w:hyperlink w:anchor="_Toc231307583" w:history="1">
             <w:r>
               <w:rPr>
                 <w:rStyle w:val="Hyperlink"/>
@@ -1331,7 +1331,7 @@
                 <w:noProof/>
                 <w:webHidden/>
               </w:rPr>
-              <w:instrText xml:space="preserve"> PAGEREF _Toc216793255 \h </w:instrText>
+              <w:instrText xml:space="preserve"> PAGEREF _Toc231307583 \h </w:instrText>
             </w:r>
             <w:r>
               <w:rPr>
@@ -1351,7 +1351,7 @@
                 <w:noProof/>
                 <w:webHidden/>
               </w:rPr>
-              <w:t>9</w:t>
+              <w:t>15</w:t>
             </w:r>
             <w:r>
               <w:rPr>
@@ -1373,7 +1373,7 @@
               <w:noProof/>
             </w:rPr>
           </w:pPr>
-          <w:hyperlink w:anchor="_Toc216793256" w:history="1">
+          <w:hyperlink w:anchor="_Toc231307584" w:history="1">
             <w:r>
               <w:rPr>
                 <w:rStyle w:val="Hyperlink"/>
@@ -1400,7 +1400,7 @@
                 <w:noProof/>
                 <w:webHidden/>
               </w:rPr>
-              <w:instrText xml:space="preserve"> PAGEREF _Toc216793256 \h </w:instrText>
+              <w:instrText xml:space="preserve"> PAGEREF _Toc231307584 \h </w:instrText>
             </w:r>
             <w:r>
               <w:rPr>
@@ -1420,7 +1420,7 @@
                 <w:noProof/>
                 <w:webHidden/>
               </w:rPr>
-              <w:t>9</w:t>
+              <w:t>19</w:t>
             </w:r>
             <w:r>
               <w:rPr>
@@ -1447,7 +1447,7 @@
       <w:pPr>
         <w:pStyle w:val="Heading2"/>
       </w:pPr>
-      <w:bookmarkStart w:id="0" w:name="_Toc216793237"/>
+      <w:bookmarkStart w:id="0" w:name="_Toc231307565"/>
       <w:r>
         <w:t xml:space="preserve">Problems </w:t>
       </w:r>
@@ -1558,7 +1558,7 @@
       <w:pPr>
         <w:pStyle w:val="Heading2"/>
       </w:pPr>
-      <w:bookmarkStart w:id="1" w:name="_Toc216793238"/>
+      <w:bookmarkStart w:id="1" w:name="_Toc231307566"/>
       <w:r>
         <w:t>Themes</w:t>
       </w:r>
@@ -1658,7 +1658,7 @@
       <w:pPr>
         <w:pStyle w:val="Heading2"/>
       </w:pPr>
-      <w:bookmarkStart w:id="2" w:name="_Toc216793239"/>
+      <w:bookmarkStart w:id="2" w:name="_Toc231307567"/>
       <w:r>
         <w:t>Inspirations for story</w:t>
       </w:r>
@@ -1717,7 +1717,7 @@
         <w:pStyle w:val="Heading2"/>
       </w:pPr>
       <w:bookmarkStart w:id="3" w:name="_Characters"/>
-      <w:bookmarkStart w:id="4" w:name="_Toc216793240"/>
+      <w:bookmarkStart w:id="4" w:name="_Toc231307568"/>
       <w:bookmarkEnd w:id="3"/>
       <w:r>
         <w:t>Characters</w:t>
@@ -1732,7 +1732,7 @@
         <w:pStyle w:val="Heading3"/>
         <w:ind w:left="720"/>
       </w:pPr>
-      <w:bookmarkStart w:id="5" w:name="_Toc216793241"/>
+      <w:bookmarkStart w:id="5" w:name="_Toc231307569"/>
       <w:proofErr w:type="spellStart"/>
       <w:r>
         <w:t>Main_hero</w:t>
@@ -2764,7 +2764,7 @@
         <w:pStyle w:val="Heading3"/>
         <w:ind w:left="720"/>
       </w:pPr>
-      <w:bookmarkStart w:id="7" w:name="_Toc216793242"/>
+      <w:bookmarkStart w:id="7" w:name="_Toc231307570"/>
       <w:r>
         <w:lastRenderedPageBreak/>
         <w:t xml:space="preserve">The Forum as </w:t>
@@ -2905,7 +2905,7 @@
         <w:pStyle w:val="Heading3"/>
         <w:ind w:left="720"/>
       </w:pPr>
-      <w:bookmarkStart w:id="8" w:name="_Toc216793243"/>
+      <w:bookmarkStart w:id="8" w:name="_Toc231307571"/>
       <w:proofErr w:type="spellStart"/>
       <w:r>
         <w:t>Cyberdivers</w:t>
@@ -3797,7 +3797,7 @@
         <w:pStyle w:val="Heading3"/>
         <w:ind w:left="720"/>
       </w:pPr>
-      <w:bookmarkStart w:id="9" w:name="_Toc216793244"/>
+      <w:bookmarkStart w:id="9" w:name="_Toc231307572"/>
       <w:r>
         <w:t>Player as imaginary friend</w:t>
       </w:r>
@@ -3961,12 +3961,14 @@
         <w:pStyle w:val="Heading3"/>
         <w:ind w:left="720"/>
       </w:pPr>
+      <w:bookmarkStart w:id="10" w:name="_Toc231307573"/>
       <w:r>
         <w:t>Zero</w:t>
       </w:r>
       <w:r>
         <w:t xml:space="preserve"> subforum</w:t>
       </w:r>
+      <w:bookmarkEnd w:id="10"/>
     </w:p>
     <w:p>
       <w:pPr>
@@ -4147,11 +4149,11 @@
       <w:pPr>
         <w:pStyle w:val="Heading3"/>
       </w:pPr>
-      <w:bookmarkStart w:id="10" w:name="_Toc216793246"/>
+      <w:bookmarkStart w:id="11" w:name="_Toc231307574"/>
       <w:r>
         <w:t>Sillygoose228</w:t>
       </w:r>
-      <w:bookmarkEnd w:id="10"/>
+      <w:bookmarkEnd w:id="11"/>
     </w:p>
     <w:p>
       <w:pPr>
@@ -4177,7 +4179,10 @@
         <w:t xml:space="preserve">Admin of </w:t>
       </w:r>
       <w:r>
-        <w:t>Cycle subforum</w:t>
+        <w:t>Zero</w:t>
+      </w:r>
+      <w:r>
+        <w:t xml:space="preserve"> subforum</w:t>
       </w:r>
       <w:r>
         <w:t>, a bit silly and goofy person</w:t>
@@ -4320,21 +4325,21 @@
       <w:pPr>
         <w:pStyle w:val="Heading2"/>
       </w:pPr>
-      <w:bookmarkStart w:id="11" w:name="_Toc216793247"/>
+      <w:bookmarkStart w:id="12" w:name="_Toc231307575"/>
       <w:r>
         <w:t>Events outline</w:t>
       </w:r>
-      <w:bookmarkEnd w:id="11"/>
+      <w:bookmarkEnd w:id="12"/>
     </w:p>
     <w:p>
       <w:pPr>
         <w:pStyle w:val="Heading3"/>
       </w:pPr>
-      <w:bookmarkStart w:id="12" w:name="_Toc216793248"/>
+      <w:bookmarkStart w:id="13" w:name="_Toc231307576"/>
       <w:r>
         <w:t>Intro</w:t>
       </w:r>
-      <w:bookmarkEnd w:id="12"/>
+      <w:bookmarkEnd w:id="13"/>
     </w:p>
     <w:p>
       <w:proofErr w:type="spellStart"/>
@@ -4462,11 +4467,11 @@
       <w:pPr>
         <w:pStyle w:val="Heading3"/>
       </w:pPr>
-      <w:bookmarkStart w:id="13" w:name="_Toc216793249"/>
+      <w:bookmarkStart w:id="14" w:name="_Toc231307577"/>
       <w:r>
         <w:t>Chance to prove yourself</w:t>
       </w:r>
-      <w:bookmarkEnd w:id="13"/>
+      <w:bookmarkEnd w:id="14"/>
     </w:p>
     <w:p>
       <w:r>
@@ -4723,11 +4728,11 @@
       <w:pPr>
         <w:pStyle w:val="Heading3"/>
       </w:pPr>
-      <w:bookmarkStart w:id="14" w:name="_Toc216793250"/>
+      <w:bookmarkStart w:id="15" w:name="_Toc231307578"/>
       <w:r>
         <w:t>Plan and execution</w:t>
       </w:r>
-      <w:bookmarkEnd w:id="14"/>
+      <w:bookmarkEnd w:id="15"/>
     </w:p>
     <w:p>
       <w:r>
@@ -4921,11 +4926,11 @@
       <w:pPr>
         <w:pStyle w:val="Heading3"/>
       </w:pPr>
-      <w:bookmarkStart w:id="15" w:name="_Toc216793251"/>
+      <w:bookmarkStart w:id="16" w:name="_Toc231307579"/>
       <w:r>
         <w:t>Aftermath</w:t>
       </w:r>
-      <w:bookmarkEnd w:id="15"/>
+      <w:bookmarkEnd w:id="16"/>
     </w:p>
     <w:p>
       <w:r>
@@ -5145,24 +5150,24 @@
       <w:pPr>
         <w:pStyle w:val="Heading2"/>
       </w:pPr>
-      <w:bookmarkStart w:id="16" w:name="_Toc216793252"/>
+      <w:bookmarkStart w:id="17" w:name="_Toc231307580"/>
       <w:r>
         <w:t>Story</w:t>
       </w:r>
       <w:r>
         <w:t xml:space="preserve"> (as detailed as possible)</w:t>
       </w:r>
-      <w:bookmarkEnd w:id="16"/>
+      <w:bookmarkEnd w:id="17"/>
     </w:p>
     <w:p>
       <w:pPr>
         <w:pStyle w:val="Heading3"/>
       </w:pPr>
-      <w:bookmarkStart w:id="17" w:name="_Toc216793253"/>
+      <w:bookmarkStart w:id="18" w:name="_Toc231307581"/>
       <w:r>
         <w:t>Intro</w:t>
       </w:r>
-      <w:bookmarkEnd w:id="17"/>
+      <w:bookmarkEnd w:id="18"/>
     </w:p>
     <w:p>
       <w:r>
@@ -5989,11 +5994,11 @@
       <w:pPr>
         <w:pStyle w:val="Heading3"/>
       </w:pPr>
-      <w:bookmarkStart w:id="18" w:name="_Toc216793254"/>
+      <w:bookmarkStart w:id="19" w:name="_Toc231307582"/>
       <w:r>
         <w:t>Chance to prove yourself</w:t>
       </w:r>
-      <w:bookmarkEnd w:id="18"/>
+      <w:bookmarkEnd w:id="19"/>
     </w:p>
     <w:p>
       <w:r>
@@ -6340,13 +6345,11 @@
       <w:r>
         <w:t xml:space="preserve">Can’t wait </w:t>
       </w:r>
-      <w:proofErr w:type="gramStart"/>
-      <w:r>
-        <w:t>see</w:t>
-      </w:r>
-      <w:proofErr w:type="gramEnd"/>
-      <w:r>
-        <w:t xml:space="preserve"> it.</w:t>
+      <w:r>
+        <w:t xml:space="preserve">to </w:t>
+      </w:r>
+      <w:r>
+        <w:t>see it.</w:t>
       </w:r>
     </w:p>
     <w:p>
@@ -7174,11 +7177,11 @@
       <w:pPr>
         <w:pStyle w:val="Heading3"/>
       </w:pPr>
-      <w:bookmarkStart w:id="19" w:name="_Toc216793255"/>
+      <w:bookmarkStart w:id="20" w:name="_Toc231307583"/>
       <w:r>
         <w:t>Plan and execution</w:t>
       </w:r>
-      <w:bookmarkEnd w:id="19"/>
+      <w:bookmarkEnd w:id="20"/>
     </w:p>
     <w:p>
       <w:r>
@@ -8458,11 +8461,11 @@
       <w:pPr>
         <w:pStyle w:val="Heading3"/>
       </w:pPr>
-      <w:bookmarkStart w:id="20" w:name="_Toc216793256"/>
+      <w:bookmarkStart w:id="21" w:name="_Toc231307584"/>
       <w:r>
         <w:t>Aftermath</w:t>
       </w:r>
-      <w:bookmarkEnd w:id="20"/>
+      <w:bookmarkEnd w:id="21"/>
     </w:p>
     <w:p>
       <w:r>
@@ -13913,6 +13916,7 @@
   <w:style w:type="character" w:default="1" w:styleId="DefaultParagraphFont">
     <w:name w:val="Default Paragraph Font"/>
     <w:uiPriority w:val="1"/>
+    <w:semiHidden/>
     <w:unhideWhenUsed/>
   </w:style>
   <w:style w:type="table" w:default="1" w:styleId="TableNormal">

--- a/docs/Script.docx
+++ b/docs/Script.docx
@@ -4029,7 +4029,13 @@
       </w:r>
       <w:proofErr w:type="spellEnd"/>
       <w:r>
-        <w:t xml:space="preserve"> and roughly is about a hacker, who used to breach different for profit, </w:t>
+        <w:t xml:space="preserve"> and roughly is about a hacker, who used to breach different</w:t>
+      </w:r>
+      <w:r>
+        <w:t xml:space="preserve"> companies</w:t>
+      </w:r>
+      <w:r>
+        <w:t xml:space="preserve"> for profit, </w:t>
       </w:r>
       <w:proofErr w:type="spellStart"/>
       <w:r>
@@ -4037,7 +4043,21 @@
       </w:r>
       <w:proofErr w:type="spellEnd"/>
       <w:r>
-        <w:t xml:space="preserve"> he thought he was smarter than everyone and angry, but he met an ai girlfriend which changed him for the best, but in the end they separated, </w:t>
+        <w:t xml:space="preserve"> he thought he was smarter than everyone and angry, but he met an ai girlfriend which changed him for the be</w:t>
+      </w:r>
+      <w:r>
+        <w:t>tter</w:t>
+      </w:r>
+      <w:r>
+        <w:t xml:space="preserve">, but in the </w:t>
+      </w:r>
+      <w:proofErr w:type="gramStart"/>
+      <w:r>
+        <w:t>end</w:t>
+      </w:r>
+      <w:proofErr w:type="gramEnd"/>
+      <w:r>
+        <w:t xml:space="preserve"> they separated, </w:t>
       </w:r>
       <w:proofErr w:type="spellStart"/>
       <w:r>
@@ -5209,7 +5229,6 @@
       <w:r>
         <w:t xml:space="preserve">(Screen blinks white and notepad </w:t>
       </w:r>
-      <w:proofErr w:type="gramStart"/>
       <w:r>
         <w:t>disappear</w:t>
       </w:r>
@@ -5219,7 +5238,6 @@
         </w:rPr>
         <w:t>s</w:t>
       </w:r>
-      <w:proofErr w:type="gramEnd"/>
       <w:r>
         <w:t>, but text stays</w:t>
       </w:r>
@@ -5515,142 +5533,132 @@
         <w:t>,</w:t>
       </w:r>
       <w:r>
-        <w:t xml:space="preserve"> we have nicknames for all three, </w:t>
-      </w:r>
-      <w:proofErr w:type="spellStart"/>
+        <w:t xml:space="preserve"> we have nicknames for all three, clankers, bugs and squids. We call hackers squids, </w:t>
+      </w:r>
+      <w:proofErr w:type="spellStart"/>
+      <w:r>
+        <w:t>cuz</w:t>
+      </w:r>
+      <w:proofErr w:type="spellEnd"/>
+      <w:r>
+        <w:t xml:space="preserve"> in </w:t>
+      </w:r>
+      <w:proofErr w:type="gramStart"/>
+      <w:r>
+        <w:t>game</w:t>
+      </w:r>
+      <w:proofErr w:type="gramEnd"/>
+      <w:r>
+        <w:t xml:space="preserve"> they look like s</w:t>
+      </w:r>
+      <w:r>
+        <w:t>quids, and their tentacles can penetrate everything. And when I say everything, I mean everything.</w:t>
+      </w:r>
+      <w:r>
+        <w:t xml:space="preserve"> Like walls. I </w:t>
+      </w:r>
+      <w:proofErr w:type="gramStart"/>
+      <w:r>
+        <w:t>mean</w:t>
+      </w:r>
+      <w:r>
+        <w:t>t</w:t>
+      </w:r>
+      <w:proofErr w:type="gramEnd"/>
+      <w:r>
+        <w:t xml:space="preserve"> walls.</w:t>
+      </w:r>
+    </w:p>
+    <w:p>
+      <w:r>
+        <w:t>My friends from here</w:t>
+      </w:r>
+      <w:r>
+        <w:t xml:space="preserve"> once challenged me to play a game with them, and I absolutely destroyed them. Even though we were in the same team.</w:t>
+      </w:r>
+      <w:r>
+        <w:t xml:space="preserve"> I mean, my contribution to the game was essential</w:t>
+      </w:r>
+      <w:r>
+        <w:t>.</w:t>
+      </w:r>
+      <w:r>
+        <w:t xml:space="preserve"> </w:t>
+      </w:r>
+      <w:r>
+        <w:t>W</w:t>
+      </w:r>
+      <w:r>
+        <w:t xml:space="preserve">e lost anyway, but without me it wouldn’t have been such a close </w:t>
+      </w:r>
+      <w:r>
+        <w:t>fight</w:t>
+      </w:r>
+      <w:r>
+        <w:t xml:space="preserve">. But oh well, what can u do with shit teammates, right? Hold on, </w:t>
+      </w:r>
+      <w:proofErr w:type="spellStart"/>
+      <w:r>
+        <w:t>lemme</w:t>
+      </w:r>
+      <w:proofErr w:type="spellEnd"/>
+      <w:r>
+        <w:t xml:space="preserve"> </w:t>
+      </w:r>
+      <w:r>
+        <w:t>hit them up</w:t>
+      </w:r>
+      <w:r>
+        <w:t xml:space="preserve"> in the chat, my </w:t>
+      </w:r>
+      <w:r>
+        <w:t>mates</w:t>
+      </w:r>
+      <w:r>
+        <w:t xml:space="preserve"> will </w:t>
+      </w:r>
+      <w:r>
+        <w:t>love</w:t>
+      </w:r>
+      <w:r>
+        <w:t xml:space="preserve"> to see me.</w:t>
+      </w:r>
+    </w:p>
+    <w:p>
+      <w:r>
+        <w:t xml:space="preserve">(User is prompted to go to the chat page and </w:t>
+      </w:r>
+      <w:r>
+        <w:t>type in it</w:t>
+      </w:r>
+      <w:r>
+        <w:t>)</w:t>
+      </w:r>
+    </w:p>
+    <w:p>
+      <w:r>
+        <w:t>(Previous messages)</w:t>
+      </w:r>
+    </w:p>
+    <w:p>
+      <w:r>
+        <w:t>User 1: bro th</w:t>
+      </w:r>
+      <w:r>
+        <w:t>e</w:t>
+      </w:r>
+      <w:r>
+        <w:t>s</w:t>
+      </w:r>
+      <w:r>
+        <w:t>e</w:t>
+      </w:r>
+      <w:r>
+        <w:t xml:space="preserve"> </w:t>
+      </w:r>
       <w:r>
         <w:t>clankers</w:t>
       </w:r>
-      <w:proofErr w:type="spellEnd"/>
-      <w:r>
-        <w:t xml:space="preserve">, bugs and squids. We call hackers squids, </w:t>
-      </w:r>
-      <w:proofErr w:type="spellStart"/>
-      <w:r>
-        <w:t>cuz</w:t>
-      </w:r>
-      <w:proofErr w:type="spellEnd"/>
-      <w:r>
-        <w:t xml:space="preserve"> in </w:t>
-      </w:r>
-      <w:proofErr w:type="gramStart"/>
-      <w:r>
-        <w:t>game</w:t>
-      </w:r>
-      <w:proofErr w:type="gramEnd"/>
-      <w:r>
-        <w:t xml:space="preserve"> they look like s</w:t>
-      </w:r>
-      <w:r>
-        <w:t>quids, and their tentacles can penetrate everything. And when I say everything, I mean everything.</w:t>
-      </w:r>
-      <w:r>
-        <w:t xml:space="preserve"> Like walls. I </w:t>
-      </w:r>
-      <w:proofErr w:type="gramStart"/>
-      <w:r>
-        <w:t>mean</w:t>
-      </w:r>
-      <w:r>
-        <w:t>t</w:t>
-      </w:r>
-      <w:proofErr w:type="gramEnd"/>
-      <w:r>
-        <w:t xml:space="preserve"> walls.</w:t>
-      </w:r>
-    </w:p>
-    <w:p>
-      <w:r>
-        <w:t>My friends from here</w:t>
-      </w:r>
-      <w:r>
-        <w:t xml:space="preserve"> once challenged me to play a game with them, and I absolutely destroyed them. Even though we were in the same team.</w:t>
-      </w:r>
-      <w:r>
-        <w:t xml:space="preserve"> I mean, my contribution to the game was essential</w:t>
-      </w:r>
-      <w:r>
-        <w:t>.</w:t>
-      </w:r>
-      <w:r>
-        <w:t xml:space="preserve"> </w:t>
-      </w:r>
-      <w:r>
-        <w:t>W</w:t>
-      </w:r>
-      <w:r>
-        <w:t xml:space="preserve">e lost anyway, but without me it wouldn’t have been such a close </w:t>
-      </w:r>
-      <w:r>
-        <w:t>fight</w:t>
-      </w:r>
-      <w:r>
-        <w:t xml:space="preserve">. But oh well, what can u do with shit teammates, right? Hold on, </w:t>
-      </w:r>
-      <w:proofErr w:type="spellStart"/>
-      <w:r>
-        <w:t>lemme</w:t>
-      </w:r>
-      <w:proofErr w:type="spellEnd"/>
-      <w:r>
-        <w:t xml:space="preserve"> </w:t>
-      </w:r>
-      <w:r>
-        <w:t>hit them up</w:t>
-      </w:r>
-      <w:r>
-        <w:t xml:space="preserve"> in the chat, my </w:t>
-      </w:r>
-      <w:r>
-        <w:t>mates</w:t>
-      </w:r>
-      <w:r>
-        <w:t xml:space="preserve"> will </w:t>
-      </w:r>
-      <w:r>
-        <w:t>love</w:t>
-      </w:r>
-      <w:r>
-        <w:t xml:space="preserve"> to see me.</w:t>
-      </w:r>
-    </w:p>
-    <w:p>
-      <w:r>
-        <w:t xml:space="preserve">(User is prompted to go to the chat page and </w:t>
-      </w:r>
-      <w:r>
-        <w:t>type in it</w:t>
-      </w:r>
-      <w:r>
-        <w:t>)</w:t>
-      </w:r>
-    </w:p>
-    <w:p>
-      <w:r>
-        <w:t>(Previous messages)</w:t>
-      </w:r>
-    </w:p>
-    <w:p>
-      <w:r>
-        <w:t>User 1: bro th</w:t>
-      </w:r>
-      <w:r>
-        <w:t>e</w:t>
-      </w:r>
-      <w:r>
-        <w:t>s</w:t>
-      </w:r>
-      <w:r>
-        <w:t>e</w:t>
-      </w:r>
-      <w:r>
-        <w:t xml:space="preserve"> </w:t>
-      </w:r>
-      <w:proofErr w:type="spellStart"/>
-      <w:r>
-        <w:t>clankers</w:t>
-      </w:r>
-      <w:proofErr w:type="spellEnd"/>
       <w:r>
         <w:t xml:space="preserve"> spawn rate is insane, how </w:t>
       </w:r>
@@ -6697,7 +6705,7 @@
         <w:t xml:space="preserve"> asshole, moron, retard, fuckwit, dumbass, braindead, stupid, dickhead</w:t>
       </w:r>
       <w:r>
-        <w:t xml:space="preserve">, brain-numbing, room temperature </w:t>
+        <w:t xml:space="preserve">, room temperature </w:t>
       </w:r>
       <w:proofErr w:type="spellStart"/>
       <w:r>
@@ -8178,11 +8186,9 @@
       <w:r>
         <w:t xml:space="preserve">Fucking </w:t>
       </w:r>
-      <w:proofErr w:type="spellStart"/>
       <w:r>
         <w:t>clanker</w:t>
       </w:r>
-      <w:proofErr w:type="spellEnd"/>
       <w:r>
         <w:t xml:space="preserve"> gave me shit code. I specifically asked it to make code as optimized as possible </w:t>
       </w:r>

--- a/docs/Script.docx
+++ b/docs/Script.docx
@@ -1,6 +1,6 @@
 
 <file path=word/document.xml><?xml version="1.0" encoding="utf-8"?>
-<w:document xmlns:wpc="http://schemas.microsoft.com/office/word/2010/wordprocessingCanvas" xmlns:cx="http://schemas.microsoft.com/office/drawing/2014/chartex" xmlns:cx1="http://schemas.microsoft.com/office/drawing/2015/9/8/chartex" xmlns:cx2="http://schemas.microsoft.com/office/drawing/2015/10/21/chartex" xmlns:cx3="http://schemas.microsoft.com/office/drawing/2016/5/9/chartex" xmlns:cx4="http://schemas.microsoft.com/office/drawing/2016/5/10/chartex" xmlns:cx5="http://schemas.microsoft.com/office/drawing/2016/5/11/chartex" xmlns:cx6="http://schemas.microsoft.com/office/drawing/2016/5/12/chartex" xmlns:cx7="http://schemas.microsoft.com/office/drawing/2016/5/13/chartex" xmlns:cx8="http://schemas.microsoft.com/office/drawing/2016/5/14/chartex" xmlns:mc="http://schemas.openxmlformats.org/markup-compatibility/2006" xmlns:aink="http://schemas.microsoft.com/office/drawing/2016/ink" xmlns:am3d="http://schemas.microsoft.com/office/drawing/2017/model3d" xmlns:o="urn:schemas-microsoft-com:office:office" xmlns:oel="http://schemas.microsoft.com/office/2019/extlst" xmlns:r="http://schemas.openxmlformats.org/officeDocument/2006/relationships" xmlns:m="http://schemas.openxmlformats.org/officeDocument/2006/math" xmlns:v="urn:schemas-microsoft-com:vml" xmlns:wp14="http://schemas.microsoft.com/office/word/2010/wordprocessingDrawing" xmlns:wp="http://schemas.openxmlformats.org/drawingml/2006/wordprocessingDrawing" xmlns:w10="urn:schemas-microsoft-com:office:word" xmlns:w="http://schemas.openxmlformats.org/wordprocessingml/2006/main" xmlns:w14="http://schemas.microsoft.com/office/word/2010/wordml" xmlns:w15="http://schemas.microsoft.com/office/word/2012/wordml" xmlns:w16cex="http://schemas.microsoft.com/office/word/2018/wordml/cex" xmlns:w16cid="http://schemas.microsoft.com/office/word/2016/wordml/cid" xmlns:w16="http://schemas.microsoft.com/office/word/2018/wordml" xmlns:w16du="http://schemas.microsoft.com/office/word/2023/wordml/word16du" xmlns:w16sdtdh="http://schemas.microsoft.com/office/word/2020/wordml/sdtdatahash" xmlns:w16sdtfl="http://schemas.microsoft.com/office/word/2024/wordml/sdtformatlock" xmlns:w16se="http://schemas.microsoft.com/office/word/2015/wordml/symex" xmlns:wpg="http://schemas.microsoft.com/office/word/2010/wordprocessingGroup" xmlns:wpi="http://schemas.microsoft.com/office/word/2010/wordprocessingInk" xmlns:wne="http://schemas.microsoft.com/office/word/2006/wordml" xmlns:wps="http://schemas.microsoft.com/office/word/2010/wordprocessingShape" mc:Ignorable="w14 w15 w16se w16cid w16 w16cex w16sdtdh w16sdtfl w16du wp14">
+<w:document xmlns:wpc="http://schemas.microsoft.com/office/word/2010/wordprocessingCanvas" xmlns:cx="http://schemas.microsoft.com/office/drawing/2014/chartex" xmlns:cx1="http://schemas.microsoft.com/office/drawing/2015/9/8/chartex" xmlns:cx2="http://schemas.microsoft.com/office/drawing/2015/10/21/chartex" xmlns:cx3="http://schemas.microsoft.com/office/drawing/2016/5/9/chartex" xmlns:cx4="http://schemas.microsoft.com/office/drawing/2016/5/10/chartex" xmlns:cx5="http://schemas.microsoft.com/office/drawing/2016/5/11/chartex" xmlns:cx6="http://schemas.microsoft.com/office/drawing/2016/5/12/chartex" xmlns:cx7="http://schemas.microsoft.com/office/drawing/2016/5/13/chartex" xmlns:cx8="http://schemas.microsoft.com/office/drawing/2016/5/14/chartex" xmlns:mc="http://schemas.openxmlformats.org/markup-compatibility/2006" xmlns:aink="http://schemas.microsoft.com/office/drawing/2016/ink" xmlns:am3d="http://schemas.microsoft.com/office/drawing/2017/model3d" xmlns:o="urn:schemas-microsoft-com:office:office" xmlns:oel="http://schemas.microsoft.com/office/2019/extlst" xmlns:r="http://schemas.openxmlformats.org/officeDocument/2006/relationships" xmlns:m="http://schemas.openxmlformats.org/officeDocument/2006/math" xmlns:v="urn:schemas-microsoft-com:vml" xmlns:wp14="http://schemas.microsoft.com/office/word/2010/wordprocessingDrawing" xmlns:wp="http://schemas.openxmlformats.org/drawingml/2006/wordprocessingDrawing" xmlns:w10="urn:schemas-microsoft-com:office:word" xmlns:w="http://schemas.openxmlformats.org/wordprocessingml/2006/main" xmlns:w14="http://schemas.microsoft.com/office/word/2010/wordml" xmlns:w15="http://schemas.microsoft.com/office/word/2012/wordml" xmlns:w16cei="http://schemas.microsoft.com/office/word/2026/wordml/cei" xmlns:w16cex="http://schemas.microsoft.com/office/word/2018/wordml/cex" xmlns:w16cid="http://schemas.microsoft.com/office/word/2016/wordml/cid" xmlns:w16="http://schemas.microsoft.com/office/word/2018/wordml" xmlns:w16du="http://schemas.microsoft.com/office/word/2023/wordml/word16du" xmlns:w16sdtdh="http://schemas.microsoft.com/office/word/2020/wordml/sdtdatahash" xmlns:w16sdtfl="http://schemas.microsoft.com/office/word/2024/wordml/sdtformatlock" xmlns:w16se="http://schemas.microsoft.com/office/word/2015/wordml/symex" xmlns:wpg="http://schemas.microsoft.com/office/word/2010/wordprocessingGroup" xmlns:wpi="http://schemas.microsoft.com/office/word/2010/wordprocessingInk" xmlns:wne="http://schemas.microsoft.com/office/word/2006/wordml" xmlns:wps="http://schemas.microsoft.com/office/word/2010/wordprocessingShape" mc:Ignorable="w14 w15 w16se w16cid w16 w16cex w16sdtdh w16sdtfl w16du wp14">
   <w:body>
     <w:p>
       <w:pPr>
@@ -1468,15 +1468,7 @@
         </w:numPr>
       </w:pPr>
       <w:r>
-        <w:t xml:space="preserve">Intro still </w:t>
-      </w:r>
-      <w:proofErr w:type="spellStart"/>
-      <w:r>
-        <w:t>lowk</w:t>
-      </w:r>
-      <w:proofErr w:type="spellEnd"/>
-      <w:r>
-        <w:t xml:space="preserve"> blows</w:t>
+        <w:t>Intro still lowk blows</w:t>
       </w:r>
     </w:p>
     <w:p>
@@ -1488,23 +1480,7 @@
         </w:numPr>
       </w:pPr>
       <w:r>
-        <w:t xml:space="preserve">Argument between chat and </w:t>
-      </w:r>
-      <w:proofErr w:type="spellStart"/>
-      <w:r>
-        <w:t>main_hero</w:t>
-      </w:r>
-      <w:proofErr w:type="spellEnd"/>
-      <w:r>
-        <w:t xml:space="preserve"> in the end should </w:t>
-      </w:r>
-      <w:proofErr w:type="gramStart"/>
-      <w:r>
-        <w:t>a bit</w:t>
-      </w:r>
-      <w:proofErr w:type="gramEnd"/>
-      <w:r>
-        <w:t xml:space="preserve"> more believable and more in line with character</w:t>
+        <w:t>Rework finale to the idea that main_hero was searching power to the expense of safety</w:t>
       </w:r>
     </w:p>
     <w:p>
@@ -1521,45 +1497,11 @@
     </w:p>
     <w:p>
       <w:pPr>
-        <w:pStyle w:val="ListParagraph"/>
-        <w:numPr>
-          <w:ilvl w:val="0"/>
-          <w:numId w:val="33"/>
-        </w:numPr>
-      </w:pPr>
+        <w:pStyle w:val="Heading2"/>
+      </w:pPr>
+      <w:bookmarkStart w:id="1" w:name="_Toc231307566"/>
       <w:r>
         <w:lastRenderedPageBreak/>
-        <w:t xml:space="preserve">Make </w:t>
-      </w:r>
-      <w:proofErr w:type="spellStart"/>
-      <w:r>
-        <w:t>main_hero’s</w:t>
-      </w:r>
-      <w:proofErr w:type="spellEnd"/>
-      <w:r>
-        <w:t xml:space="preserve"> search for perfectionism flight trait, like he is </w:t>
-      </w:r>
-      <w:r>
-        <w:t xml:space="preserve">obsessing over it, not only bragging. More inner </w:t>
-      </w:r>
-      <w:r>
-        <w:t xml:space="preserve">criticism </w:t>
-      </w:r>
-      <w:proofErr w:type="gramStart"/>
-      <w:r>
-        <w:t>covered</w:t>
-      </w:r>
-      <w:proofErr w:type="gramEnd"/>
-      <w:r>
-        <w:t xml:space="preserve"> by narcissism.</w:t>
-      </w:r>
-    </w:p>
-    <w:p>
-      <w:pPr>
-        <w:pStyle w:val="Heading2"/>
-      </w:pPr>
-      <w:bookmarkStart w:id="1" w:name="_Toc231307566"/>
-      <w:r>
         <w:t>Themes</w:t>
       </w:r>
       <w:bookmarkEnd w:id="1"/>
@@ -1733,12 +1675,10 @@
         <w:ind w:left="720"/>
       </w:pPr>
       <w:bookmarkStart w:id="5" w:name="_Toc231307569"/>
-      <w:proofErr w:type="spellStart"/>
       <w:r>
         <w:t>Main_hero</w:t>
       </w:r>
       <w:bookmarkEnd w:id="5"/>
-      <w:proofErr w:type="spellEnd"/>
     </w:p>
     <w:p>
       <w:pPr>
@@ -1767,15 +1707,7 @@
         <w:t xml:space="preserve"> of a story, a</w:t>
       </w:r>
       <w:r>
-        <w:t xml:space="preserve"> guy who doesn’t have </w:t>
-      </w:r>
-      <w:proofErr w:type="gramStart"/>
-      <w:r>
-        <w:t>a real</w:t>
-      </w:r>
-      <w:proofErr w:type="gramEnd"/>
-      <w:r>
-        <w:t xml:space="preserve"> life and spends all his time on The Forum</w:t>
+        <w:t xml:space="preserve"> guy who doesn’t have a real life and spends all his time on The Forum</w:t>
       </w:r>
     </w:p>
     <w:p>
@@ -1825,21 +1757,11 @@
       <w:r>
         <w:t xml:space="preserve">subforum where he is a </w:t>
       </w:r>
-      <w:proofErr w:type="gramStart"/>
       <w:r>
         <w:t>laughing stock</w:t>
       </w:r>
-      <w:proofErr w:type="gramEnd"/>
-      <w:r>
-        <w:t xml:space="preserve">. But he still counts them all as friends </w:t>
-      </w:r>
-      <w:proofErr w:type="spellStart"/>
-      <w:r>
-        <w:t>cuz</w:t>
-      </w:r>
-      <w:proofErr w:type="spellEnd"/>
-      <w:r>
-        <w:t xml:space="preserve"> he doesn’t have anyone else</w:t>
+      <w:r>
+        <w:t>. But he still counts them all as friends cuz he doesn’t have anyone else</w:t>
       </w:r>
     </w:p>
     <w:p>
@@ -1890,18 +1812,11 @@
         <w:t xml:space="preserve">Delusions of his achievements and skills, thinks his ability </w:t>
       </w:r>
       <w:r>
-        <w:t xml:space="preserve">in </w:t>
-      </w:r>
-      <w:proofErr w:type="gramStart"/>
-      <w:r>
-        <w:t xml:space="preserve">the </w:t>
-      </w:r>
-      <w:proofErr w:type="spellStart"/>
+        <w:t xml:space="preserve">in the </w:t>
+      </w:r>
       <w:r>
         <w:t>cyberdivers</w:t>
       </w:r>
-      <w:proofErr w:type="spellEnd"/>
-      <w:proofErr w:type="gramEnd"/>
       <w:r>
         <w:t xml:space="preserve"> </w:t>
       </w:r>
@@ -1962,11 +1877,9 @@
       <w:r>
         <w:t xml:space="preserve">00hours in </w:t>
       </w:r>
-      <w:proofErr w:type="spellStart"/>
       <w:r>
         <w:t>cyberdivers</w:t>
       </w:r>
-      <w:proofErr w:type="spellEnd"/>
       <w:r>
         <w:t>, but still is bad at the game</w:t>
       </w:r>
@@ -1980,7 +1893,6 @@
         </w:numPr>
       </w:pPr>
       <w:r>
-        <w:lastRenderedPageBreak/>
         <w:t>A bit dense</w:t>
       </w:r>
       <w:r>
@@ -2008,6 +1920,7 @@
         </w:numPr>
       </w:pPr>
       <w:r>
+        <w:lastRenderedPageBreak/>
         <w:t>Insecure</w:t>
       </w:r>
     </w:p>
@@ -2055,13 +1968,8 @@
           <w:numId w:val="1"/>
         </w:numPr>
       </w:pPr>
-      <w:proofErr w:type="gramStart"/>
-      <w:r>
-        <w:t>Knows</w:t>
-      </w:r>
-      <w:proofErr w:type="gramEnd"/>
-      <w:r>
-        <w:t xml:space="preserve"> internet culture</w:t>
+      <w:r>
+        <w:t>Knows internet culture</w:t>
       </w:r>
       <w:r>
         <w:t xml:space="preserve"> </w:t>
@@ -2075,13 +1983,8 @@
           <w:numId w:val="1"/>
         </w:numPr>
       </w:pPr>
-      <w:proofErr w:type="gramStart"/>
-      <w:r>
-        <w:t>Spends</w:t>
-      </w:r>
-      <w:proofErr w:type="gramEnd"/>
-      <w:r>
-        <w:t xml:space="preserve"> a lot of time online</w:t>
+      <w:r>
+        <w:t>Spends a lot of time online</w:t>
       </w:r>
     </w:p>
     <w:p>
@@ -2093,23 +1996,7 @@
         </w:numPr>
       </w:pPr>
       <w:r>
-        <w:t xml:space="preserve">He should be absurdly delusional </w:t>
-      </w:r>
-      <w:proofErr w:type="gramStart"/>
-      <w:r>
-        <w:t>of</w:t>
-      </w:r>
-      <w:proofErr w:type="gramEnd"/>
-      <w:r>
-        <w:t xml:space="preserve"> </w:t>
-      </w:r>
-      <w:proofErr w:type="gramStart"/>
-      <w:r>
-        <w:t>every his</w:t>
-      </w:r>
-      <w:proofErr w:type="gramEnd"/>
-      <w:r>
-        <w:t xml:space="preserve"> action, like a comedic relief character is a main hero</w:t>
+        <w:t>He should be absurdly delusional of every his action, like a comedic relief character is a main hero</w:t>
       </w:r>
     </w:p>
     <w:p>
@@ -2121,15 +2008,10 @@
         </w:numPr>
       </w:pPr>
       <w:r>
-        <w:t xml:space="preserve">He trapped in the </w:t>
-      </w:r>
-      <w:proofErr w:type="spellStart"/>
-      <w:r>
-        <w:t>cyberdivers</w:t>
-      </w:r>
-      <w:proofErr w:type="spellEnd"/>
-      <w:r>
-        <w:t xml:space="preserve"> community, because he hates being bullied, but at the same time, he is afraid to lose his only “friends”.</w:t>
+        <w:t>He trapped in the cyberdivers community, because he hates being bullied, but at the same time, he is afraid to lose his only “friends”.</w:t>
+      </w:r>
+      <w:r>
+        <w:t xml:space="preserve"> He believes that being able to endure that is strong</w:t>
       </w:r>
     </w:p>
     <w:p>
@@ -2153,7 +2035,7 @@
         </w:numPr>
       </w:pPr>
       <w:r>
-        <w:t>Arc</w:t>
+        <w:t>Inspirations</w:t>
       </w:r>
     </w:p>
     <w:p>
@@ -2165,13 +2047,7 @@
         </w:numPr>
       </w:pPr>
       <w:r>
-        <w:t xml:space="preserve">He starts </w:t>
-      </w:r>
-      <w:r>
-        <w:t>off</w:t>
-      </w:r>
-      <w:r>
-        <w:t xml:space="preserve"> as chronically online guy who thinks too much of himself</w:t>
+        <w:t>Elliot (Mr. Robot)</w:t>
       </w:r>
     </w:p>
     <w:p>
@@ -2183,7 +2059,7 @@
         </w:numPr>
       </w:pPr>
       <w:r>
-        <w:t>He shows his life and sc2 chat that he thinks are full of his friends</w:t>
+        <w:t>House (House M.D.)</w:t>
       </w:r>
     </w:p>
     <w:p>
@@ -2195,7 +2071,7 @@
         </w:numPr>
       </w:pPr>
       <w:r>
-        <w:t>He is getting brutally mocked for his recent game in sc2, which sets him off</w:t>
+        <w:t>Gene Cousinou (Barry)</w:t>
       </w:r>
     </w:p>
     <w:p>
@@ -2207,13 +2083,21 @@
         </w:numPr>
       </w:pPr>
       <w:r>
-        <w:t xml:space="preserve">He then sees the discussion about wl3 and goes to their sub to see how </w:t>
-      </w:r>
-      <w:r>
-        <w:t>they are</w:t>
-      </w:r>
-      <w:r>
-        <w:t xml:space="preserve"> doing</w:t>
+        <w:t>Jamie Miller (Adolescence)</w:t>
+      </w:r>
+    </w:p>
+    <w:p>
+      <w:pPr>
+        <w:pStyle w:val="Heading4"/>
+        <w:numPr>
+          <w:ilvl w:val="1"/>
+          <w:numId w:val="1"/>
+        </w:numPr>
+      </w:pPr>
+      <w:bookmarkStart w:id="6" w:name="_Plan"/>
+      <w:bookmarkEnd w:id="6"/>
+      <w:r>
+        <w:t>Plan</w:t>
       </w:r>
     </w:p>
     <w:p>
@@ -2225,32 +2109,13 @@
         </w:numPr>
       </w:pPr>
       <w:r>
-        <w:t>H</w:t>
-      </w:r>
-      <w:r>
-        <w:t xml:space="preserve">e sees healthy relationships of people in </w:t>
-      </w:r>
-      <w:r>
-        <w:t xml:space="preserve">wholelife3 </w:t>
-      </w:r>
-      <w:r>
-        <w:t xml:space="preserve">and goes angry, calls them fake </w:t>
-      </w:r>
-      <w:proofErr w:type="spellStart"/>
-      <w:r>
-        <w:t>cuz</w:t>
-      </w:r>
-      <w:proofErr w:type="spellEnd"/>
-      <w:r>
-        <w:t xml:space="preserve"> he thinks friendships are only like </w:t>
-      </w:r>
-      <w:proofErr w:type="spellStart"/>
-      <w:r>
-        <w:t>smth</w:t>
-      </w:r>
-      <w:proofErr w:type="spellEnd"/>
-      <w:r>
-        <w:t xml:space="preserve"> he has in sc2 sub, but deep inside he just wishes he had the same</w:t>
+        <w:t xml:space="preserve">First main_hero develops an exact copy of the The Forum login page, post page and server side. During phishing attack, main_hero will ask an admin of the </w:t>
+      </w:r>
+      <w:r>
+        <w:t>cycle</w:t>
+      </w:r>
+      <w:r>
+        <w:t xml:space="preserve"> to check out the post, saying it’s should be taken down for inappropriate content. </w:t>
       </w:r>
     </w:p>
     <w:p>
@@ -2262,7 +2127,10 @@
         </w:numPr>
       </w:pPr>
       <w:r>
-        <w:t>He goes back to chat and brags that he can hack wl3 subforum and naturally, getting mocked even harder</w:t>
+        <w:t>Admin will see the fake post, will try to delete it, but delete action will redirect him to the fake login page. Admin will login, and proceed to remove non-existent post on the fake page. His creds will be send to the server</w:t>
+      </w:r>
+      <w:r>
+        <w:t>.</w:t>
       </w:r>
     </w:p>
     <w:p>
@@ -2274,29 +2142,37 @@
         </w:numPr>
       </w:pPr>
       <w:r>
-        <w:t xml:space="preserve">He then wants to prove them wrong and proceeds to work on the </w:t>
-      </w:r>
-      <w:r>
-        <w:t xml:space="preserve">fake </w:t>
-      </w:r>
-      <w:r>
-        <w:t xml:space="preserve">website, </w:t>
-      </w:r>
-      <w:proofErr w:type="spellStart"/>
-      <w:r>
-        <w:t>tryna</w:t>
-      </w:r>
-      <w:proofErr w:type="spellEnd"/>
-      <w:r>
-        <w:t xml:space="preserve"> remember how </w:t>
-      </w:r>
-      <w:proofErr w:type="gramStart"/>
-      <w:r>
-        <w:t>did he do</w:t>
-      </w:r>
-      <w:proofErr w:type="gramEnd"/>
-      <w:r>
-        <w:t xml:space="preserve"> it back in a day</w:t>
+        <w:t>After main_hero obtains the creds</w:t>
+      </w:r>
+      <w:r>
+        <w:t>, he waits till the night and</w:t>
+      </w:r>
+      <w:r>
+        <w:t xml:space="preserve"> he logins into the admin’s account. After that, he will have limited time</w:t>
+      </w:r>
+      <w:r>
+        <w:t xml:space="preserve"> to act, because The Forum sends u a notification when someone </w:t>
+      </w:r>
+      <w:r>
+        <w:t>login</w:t>
+      </w:r>
+      <w:r>
+        <w:t xml:space="preserve"> into ur account. Main_hero</w:t>
+      </w:r>
+      <w:r>
+        <w:t xml:space="preserve"> first</w:t>
+      </w:r>
+      <w:r>
+        <w:t xml:space="preserve"> has to </w:t>
+      </w:r>
+      <w:r>
+        <w:t xml:space="preserve">demote all the mods on this subforum. Then he will transfer the ownership of this subforum to the burner account. After that, he’ll let </w:t>
+      </w:r>
+      <w:r>
+        <w:t>cyberdivers know</w:t>
+      </w:r>
+      <w:r>
+        <w:t xml:space="preserve"> that he owns the sub now and they can flood it with whatever they want</w:t>
       </w:r>
     </w:p>
     <w:p>
@@ -2308,16 +2184,61 @@
         </w:numPr>
       </w:pPr>
       <w:r>
-        <w:t>He completes the website and pulls o</w:t>
-      </w:r>
-      <w:r>
-        <w:t>f</w:t>
-      </w:r>
-      <w:r>
-        <w:t>f the plan, then goes back to sc2 chat and says that he hacked the admin of wl3</w:t>
-      </w:r>
-      <w:r>
-        <w:t xml:space="preserve"> and sends the proof</w:t>
+        <w:t>Cyberdivers</w:t>
+      </w:r>
+      <w:r>
+        <w:t xml:space="preserve"> </w:t>
+      </w:r>
+      <w:r>
+        <w:t xml:space="preserve">subforum followers will raid the </w:t>
+      </w:r>
+      <w:r>
+        <w:t>Zero</w:t>
+      </w:r>
+      <w:r>
+        <w:t xml:space="preserve"> and</w:t>
+      </w:r>
+      <w:r>
+        <w:t xml:space="preserve"> post hundreds of hate posts and comments</w:t>
+      </w:r>
+      <w:r>
+        <w:t xml:space="preserve">, mostly about </w:t>
+      </w:r>
+      <w:r>
+        <w:t>Spearhead</w:t>
+      </w:r>
+      <w:r>
+        <w:t xml:space="preserve"> preferring their game over theirs.</w:t>
+      </w:r>
+    </w:p>
+    <w:p>
+      <w:pPr>
+        <w:pStyle w:val="Heading3"/>
+        <w:ind w:left="720"/>
+      </w:pPr>
+      <w:bookmarkStart w:id="7" w:name="_Toc231307570"/>
+      <w:r>
+        <w:lastRenderedPageBreak/>
+        <w:t xml:space="preserve">The Forum as </w:t>
+      </w:r>
+      <w:r>
+        <w:t xml:space="preserve">a </w:t>
+      </w:r>
+      <w:r>
+        <w:t>place</w:t>
+      </w:r>
+      <w:bookmarkEnd w:id="7"/>
+    </w:p>
+    <w:p>
+      <w:pPr>
+        <w:pStyle w:val="Heading4"/>
+        <w:numPr>
+          <w:ilvl w:val="1"/>
+          <w:numId w:val="1"/>
+        </w:numPr>
+      </w:pPr>
+      <w:r>
+        <w:t>Description</w:t>
       </w:r>
     </w:p>
     <w:p>
@@ -2329,15 +2250,22 @@
         </w:numPr>
       </w:pPr>
       <w:r>
-        <w:t xml:space="preserve">He goes to the wl3 sub and sees that it </w:t>
-      </w:r>
-      <w:proofErr w:type="gramStart"/>
-      <w:r>
-        <w:t>actually gets</w:t>
-      </w:r>
-      <w:proofErr w:type="gramEnd"/>
-      <w:r>
-        <w:t xml:space="preserve"> raided and feels proud. Finally, he is appreciated.</w:t>
+        <w:t>Forum-like</w:t>
+      </w:r>
+      <w:r>
+        <w:t xml:space="preserve"> platform for people to talk to each other and share content. Harmless at first, but the deeper you go, the more you will find.</w:t>
+      </w:r>
+    </w:p>
+    <w:p>
+      <w:pPr>
+        <w:pStyle w:val="Heading4"/>
+        <w:numPr>
+          <w:ilvl w:val="1"/>
+          <w:numId w:val="1"/>
+        </w:numPr>
+      </w:pPr>
+      <w:r>
+        <w:t>Traits</w:t>
       </w:r>
     </w:p>
     <w:p>
@@ -2349,19 +2277,7 @@
         </w:numPr>
       </w:pPr>
       <w:r>
-        <w:t xml:space="preserve">He </w:t>
-      </w:r>
-      <w:r>
-        <w:t>was then</w:t>
-      </w:r>
-      <w:r>
-        <w:t xml:space="preserve"> surprised that he wasn’t unanimously praised by </w:t>
-      </w:r>
-      <w:r>
-        <w:t>sc2</w:t>
-      </w:r>
-      <w:r>
-        <w:t xml:space="preserve"> as he hacked their mortal enemy as he thought, not realizing that their hatred is not that serious</w:t>
+        <w:t>Friendly at first, ugly inside</w:t>
       </w:r>
     </w:p>
     <w:p>
@@ -2373,7 +2289,19 @@
         </w:numPr>
       </w:pPr>
       <w:r>
-        <w:t>He really focuses only on negatives from chat, spiraling in the insecurities</w:t>
+        <w:t>Communities are echo chambers basically, people live in their own bubbles</w:t>
+      </w:r>
+    </w:p>
+    <w:p>
+      <w:pPr>
+        <w:pStyle w:val="Heading4"/>
+        <w:numPr>
+          <w:ilvl w:val="1"/>
+          <w:numId w:val="1"/>
+        </w:numPr>
+      </w:pPr>
+      <w:r>
+        <w:t>Arc</w:t>
       </w:r>
     </w:p>
     <w:p>
@@ -2385,19 +2313,19 @@
         </w:numPr>
       </w:pPr>
       <w:r>
-        <w:lastRenderedPageBreak/>
-        <w:t>R</w:t>
-      </w:r>
-      <w:r>
-        <w:t xml:space="preserve">ealization hits him. He admits he is doing bullshit for validation like wasting 1k hours in sc2 or hacking subforums. He is also admitting that he tries to convince people around him that he is the best of them while knowing that he is </w:t>
-      </w:r>
-      <w:proofErr w:type="gramStart"/>
-      <w:r>
-        <w:t>absolutely not</w:t>
-      </w:r>
-      <w:proofErr w:type="gramEnd"/>
-      <w:r>
-        <w:t>. All he wants is some friends to spend time with and he wants to convince people that he is not some useless punk.</w:t>
+        <w:t>None, It’s just a platform</w:t>
+      </w:r>
+    </w:p>
+    <w:p>
+      <w:pPr>
+        <w:pStyle w:val="Heading4"/>
+        <w:numPr>
+          <w:ilvl w:val="1"/>
+          <w:numId w:val="1"/>
+        </w:numPr>
+      </w:pPr>
+      <w:r>
+        <w:t>Inspirations</w:t>
       </w:r>
     </w:p>
     <w:p>
@@ -2409,43 +2337,7 @@
         </w:numPr>
       </w:pPr>
       <w:r>
-        <w:t xml:space="preserve">As he snaps out of </w:t>
-      </w:r>
-      <w:r>
-        <w:t>it,</w:t>
-      </w:r>
-      <w:r>
-        <w:t xml:space="preserve"> he sees </w:t>
-      </w:r>
-      <w:r>
-        <w:t xml:space="preserve">one user </w:t>
-      </w:r>
-      <w:r>
-        <w:t>texting</w:t>
-      </w:r>
-      <w:r>
-        <w:t xml:space="preserve"> him</w:t>
-      </w:r>
-      <w:r>
-        <w:t xml:space="preserve"> in the chat </w:t>
-      </w:r>
-      <w:r>
-        <w:t>asking if he knows that hacking and raiding subforums</w:t>
-      </w:r>
-      <w:r>
-        <w:t xml:space="preserve"> is not allowed by the rules of </w:t>
-      </w:r>
-      <w:r>
-        <w:t>T</w:t>
-      </w:r>
-      <w:r>
-        <w:t xml:space="preserve">he </w:t>
-      </w:r>
-      <w:r>
-        <w:t>Forum</w:t>
-      </w:r>
-      <w:r>
-        <w:t xml:space="preserve"> </w:t>
+        <w:t>Reddit</w:t>
       </w:r>
     </w:p>
     <w:p>
@@ -2457,306 +2349,7 @@
         </w:numPr>
       </w:pPr>
       <w:r>
-        <w:t>He replies yeah of course, but before he sent that he gets banned.</w:t>
-      </w:r>
-    </w:p>
-    <w:p>
-      <w:pPr>
-        <w:pStyle w:val="ListParagraph"/>
-        <w:numPr>
-          <w:ilvl w:val="2"/>
-          <w:numId w:val="1"/>
-        </w:numPr>
-      </w:pPr>
-      <w:r>
-        <w:t>“Oh wow”</w:t>
-      </w:r>
-    </w:p>
-    <w:p>
-      <w:pPr>
-        <w:pStyle w:val="Heading4"/>
-        <w:numPr>
-          <w:ilvl w:val="1"/>
-          <w:numId w:val="1"/>
-        </w:numPr>
-      </w:pPr>
-      <w:r>
-        <w:t>Inspirations</w:t>
-      </w:r>
-    </w:p>
-    <w:p>
-      <w:pPr>
-        <w:pStyle w:val="ListParagraph"/>
-        <w:numPr>
-          <w:ilvl w:val="2"/>
-          <w:numId w:val="1"/>
-        </w:numPr>
-      </w:pPr>
-      <w:r>
-        <w:t>Elliot (Mr. Robot)</w:t>
-      </w:r>
-    </w:p>
-    <w:p>
-      <w:pPr>
-        <w:pStyle w:val="ListParagraph"/>
-        <w:numPr>
-          <w:ilvl w:val="2"/>
-          <w:numId w:val="1"/>
-        </w:numPr>
-      </w:pPr>
-      <w:r>
-        <w:t>House (House M.D.)</w:t>
-      </w:r>
-    </w:p>
-    <w:p>
-      <w:pPr>
-        <w:pStyle w:val="ListParagraph"/>
-        <w:numPr>
-          <w:ilvl w:val="2"/>
-          <w:numId w:val="1"/>
-        </w:numPr>
-      </w:pPr>
-      <w:r>
-        <w:t xml:space="preserve">Gene </w:t>
-      </w:r>
-      <w:proofErr w:type="spellStart"/>
-      <w:r>
-        <w:t>Cousinou</w:t>
-      </w:r>
-      <w:proofErr w:type="spellEnd"/>
-      <w:r>
-        <w:t xml:space="preserve"> (Barry)</w:t>
-      </w:r>
-    </w:p>
-    <w:p>
-      <w:pPr>
-        <w:pStyle w:val="ListParagraph"/>
-        <w:numPr>
-          <w:ilvl w:val="2"/>
-          <w:numId w:val="1"/>
-        </w:numPr>
-      </w:pPr>
-      <w:r>
-        <w:t>Jamie Miller (Adolescence)</w:t>
-      </w:r>
-    </w:p>
-    <w:p>
-      <w:pPr>
-        <w:pStyle w:val="Heading4"/>
-        <w:numPr>
-          <w:ilvl w:val="1"/>
-          <w:numId w:val="1"/>
-        </w:numPr>
-      </w:pPr>
-      <w:bookmarkStart w:id="6" w:name="_Plan"/>
-      <w:bookmarkEnd w:id="6"/>
-      <w:r>
-        <w:t>Plan</w:t>
-      </w:r>
-    </w:p>
-    <w:p>
-      <w:pPr>
-        <w:pStyle w:val="ListParagraph"/>
-        <w:numPr>
-          <w:ilvl w:val="2"/>
-          <w:numId w:val="1"/>
-        </w:numPr>
-      </w:pPr>
-      <w:r>
-        <w:t xml:space="preserve">First </w:t>
-      </w:r>
-      <w:proofErr w:type="spellStart"/>
-      <w:r>
-        <w:t>main_hero</w:t>
-      </w:r>
-      <w:proofErr w:type="spellEnd"/>
-      <w:r>
-        <w:t xml:space="preserve"> develops an exact copy of the </w:t>
-      </w:r>
-      <w:proofErr w:type="spellStart"/>
-      <w:r>
-        <w:t>The</w:t>
-      </w:r>
-      <w:proofErr w:type="spellEnd"/>
-      <w:r>
-        <w:t xml:space="preserve"> Forum login page, post page and server side. During phishing attack, </w:t>
-      </w:r>
-      <w:proofErr w:type="spellStart"/>
-      <w:r>
-        <w:t>main_hero</w:t>
-      </w:r>
-      <w:proofErr w:type="spellEnd"/>
-      <w:r>
-        <w:t xml:space="preserve"> will ask an admin of the </w:t>
-      </w:r>
-      <w:r>
-        <w:t>cycle</w:t>
-      </w:r>
-      <w:r>
-        <w:t xml:space="preserve"> to check out the post, saying </w:t>
-      </w:r>
-      <w:proofErr w:type="gramStart"/>
-      <w:r>
-        <w:t>it’s should be</w:t>
-      </w:r>
-      <w:proofErr w:type="gramEnd"/>
-      <w:r>
-        <w:t xml:space="preserve"> taken down for inappropriate content. </w:t>
-      </w:r>
-    </w:p>
-    <w:p>
-      <w:pPr>
-        <w:pStyle w:val="ListParagraph"/>
-        <w:numPr>
-          <w:ilvl w:val="2"/>
-          <w:numId w:val="1"/>
-        </w:numPr>
-      </w:pPr>
-      <w:r>
-        <w:t xml:space="preserve">Admin will see the fake post, will try to delete it, but </w:t>
-      </w:r>
-      <w:proofErr w:type="gramStart"/>
-      <w:r>
-        <w:t>delete</w:t>
-      </w:r>
-      <w:proofErr w:type="gramEnd"/>
-      <w:r>
-        <w:t xml:space="preserve"> action will redirect him to the fake login page. Admin will </w:t>
-      </w:r>
-      <w:proofErr w:type="gramStart"/>
-      <w:r>
-        <w:t>login, and</w:t>
-      </w:r>
-      <w:proofErr w:type="gramEnd"/>
-      <w:r>
-        <w:t xml:space="preserve"> proceed to remove non-existent </w:t>
-      </w:r>
-      <w:proofErr w:type="gramStart"/>
-      <w:r>
-        <w:t>post</w:t>
-      </w:r>
-      <w:proofErr w:type="gramEnd"/>
-      <w:r>
-        <w:t xml:space="preserve"> on the fake page. His creds will be </w:t>
-      </w:r>
-      <w:proofErr w:type="gramStart"/>
-      <w:r>
-        <w:t>send</w:t>
-      </w:r>
-      <w:proofErr w:type="gramEnd"/>
-      <w:r>
-        <w:t xml:space="preserve"> to the server</w:t>
-      </w:r>
-      <w:r>
-        <w:t>.</w:t>
-      </w:r>
-    </w:p>
-    <w:p>
-      <w:pPr>
-        <w:pStyle w:val="ListParagraph"/>
-        <w:numPr>
-          <w:ilvl w:val="2"/>
-          <w:numId w:val="1"/>
-        </w:numPr>
-      </w:pPr>
-      <w:r>
-        <w:t xml:space="preserve">After </w:t>
-      </w:r>
-      <w:proofErr w:type="spellStart"/>
-      <w:r>
-        <w:t>main_hero</w:t>
-      </w:r>
-      <w:proofErr w:type="spellEnd"/>
-      <w:r>
-        <w:t xml:space="preserve"> obtains the creds</w:t>
-      </w:r>
-      <w:r>
-        <w:t>, he waits till the night and</w:t>
-      </w:r>
-      <w:r>
-        <w:t xml:space="preserve"> he logins into the admin’s account. After that, he will have limited time</w:t>
-      </w:r>
-      <w:r>
-        <w:t xml:space="preserve"> to act, because The Forum sends u a notification when someone </w:t>
-      </w:r>
-      <w:r>
-        <w:t>login</w:t>
-      </w:r>
-      <w:r>
-        <w:t xml:space="preserve"> into </w:t>
-      </w:r>
-      <w:proofErr w:type="spellStart"/>
-      <w:r>
-        <w:t>ur</w:t>
-      </w:r>
-      <w:proofErr w:type="spellEnd"/>
-      <w:r>
-        <w:t xml:space="preserve"> account. </w:t>
-      </w:r>
-      <w:proofErr w:type="spellStart"/>
-      <w:r>
-        <w:t>Main_hero</w:t>
-      </w:r>
-      <w:proofErr w:type="spellEnd"/>
-      <w:r>
-        <w:t xml:space="preserve"> first</w:t>
-      </w:r>
-      <w:r>
-        <w:t xml:space="preserve"> </w:t>
-      </w:r>
-      <w:proofErr w:type="gramStart"/>
-      <w:r>
-        <w:t>has to</w:t>
-      </w:r>
-      <w:proofErr w:type="gramEnd"/>
-      <w:r>
-        <w:t xml:space="preserve"> </w:t>
-      </w:r>
-      <w:r>
-        <w:t xml:space="preserve">demote all the mods on this subforum. Then he will transfer the ownership of this subforum to the burner account. After that, he’ll let </w:t>
-      </w:r>
-      <w:proofErr w:type="spellStart"/>
-      <w:r>
-        <w:t>cyberdivers</w:t>
-      </w:r>
-      <w:proofErr w:type="spellEnd"/>
-      <w:r>
-        <w:t xml:space="preserve"> know</w:t>
-      </w:r>
-      <w:r>
-        <w:t xml:space="preserve"> that he owns the sub now and they can flood it with whatever they want</w:t>
-      </w:r>
-    </w:p>
-    <w:p>
-      <w:pPr>
-        <w:pStyle w:val="ListParagraph"/>
-        <w:numPr>
-          <w:ilvl w:val="2"/>
-          <w:numId w:val="1"/>
-        </w:numPr>
-      </w:pPr>
-      <w:proofErr w:type="spellStart"/>
-      <w:r>
-        <w:t>Cyberdivers</w:t>
-      </w:r>
-      <w:proofErr w:type="spellEnd"/>
-      <w:r>
-        <w:t xml:space="preserve"> </w:t>
-      </w:r>
-      <w:r>
-        <w:t xml:space="preserve">subforum followers will raid the </w:t>
-      </w:r>
-      <w:r>
-        <w:t>Zero</w:t>
-      </w:r>
-      <w:r>
-        <w:t xml:space="preserve"> and</w:t>
-      </w:r>
-      <w:r>
-        <w:t xml:space="preserve"> post hundreds of hate posts and comments</w:t>
-      </w:r>
-      <w:r>
-        <w:t>, mostly about Spigot preferring their game over theirs.</w:t>
+        <w:t>4chan</w:t>
       </w:r>
     </w:p>
     <w:p>
@@ -2764,153 +2357,10 @@
         <w:pStyle w:val="Heading3"/>
         <w:ind w:left="720"/>
       </w:pPr>
-      <w:bookmarkStart w:id="7" w:name="_Toc231307570"/>
-      <w:r>
-        <w:lastRenderedPageBreak/>
-        <w:t xml:space="preserve">The Forum as </w:t>
-      </w:r>
-      <w:r>
-        <w:t xml:space="preserve">a </w:t>
-      </w:r>
-      <w:r>
-        <w:t>place</w:t>
-      </w:r>
-      <w:bookmarkEnd w:id="7"/>
-    </w:p>
-    <w:p>
-      <w:pPr>
-        <w:pStyle w:val="Heading4"/>
-        <w:numPr>
-          <w:ilvl w:val="1"/>
-          <w:numId w:val="1"/>
-        </w:numPr>
-      </w:pPr>
-      <w:r>
-        <w:t>Description</w:t>
-      </w:r>
-    </w:p>
-    <w:p>
-      <w:pPr>
-        <w:pStyle w:val="ListParagraph"/>
-        <w:numPr>
-          <w:ilvl w:val="2"/>
-          <w:numId w:val="1"/>
-        </w:numPr>
-      </w:pPr>
-      <w:r>
-        <w:t>Forum-like</w:t>
-      </w:r>
-      <w:r>
-        <w:t xml:space="preserve"> platform for people to talk to each other and share content. Harmless at first, but the deeper you go, the more you will find.</w:t>
-      </w:r>
-    </w:p>
-    <w:p>
-      <w:pPr>
-        <w:pStyle w:val="Heading4"/>
-        <w:numPr>
-          <w:ilvl w:val="1"/>
-          <w:numId w:val="1"/>
-        </w:numPr>
-      </w:pPr>
-      <w:r>
-        <w:t>Traits</w:t>
-      </w:r>
-    </w:p>
-    <w:p>
-      <w:pPr>
-        <w:pStyle w:val="ListParagraph"/>
-        <w:numPr>
-          <w:ilvl w:val="2"/>
-          <w:numId w:val="1"/>
-        </w:numPr>
-      </w:pPr>
-      <w:r>
-        <w:t>Friendly at first, ugly inside</w:t>
-      </w:r>
-    </w:p>
-    <w:p>
-      <w:pPr>
-        <w:pStyle w:val="ListParagraph"/>
-        <w:numPr>
-          <w:ilvl w:val="2"/>
-          <w:numId w:val="1"/>
-        </w:numPr>
-      </w:pPr>
-      <w:r>
-        <w:t>Communities are echo chambers basically, people live in their own bubbles</w:t>
-      </w:r>
-    </w:p>
-    <w:p>
-      <w:pPr>
-        <w:pStyle w:val="Heading4"/>
-        <w:numPr>
-          <w:ilvl w:val="1"/>
-          <w:numId w:val="1"/>
-        </w:numPr>
-      </w:pPr>
-      <w:r>
-        <w:t>Arc</w:t>
-      </w:r>
-    </w:p>
-    <w:p>
-      <w:pPr>
-        <w:pStyle w:val="ListParagraph"/>
-        <w:numPr>
-          <w:ilvl w:val="2"/>
-          <w:numId w:val="1"/>
-        </w:numPr>
-      </w:pPr>
-      <w:r>
-        <w:t>None, It’s just a platform</w:t>
-      </w:r>
-    </w:p>
-    <w:p>
-      <w:pPr>
-        <w:pStyle w:val="Heading4"/>
-        <w:numPr>
-          <w:ilvl w:val="1"/>
-          <w:numId w:val="1"/>
-        </w:numPr>
-      </w:pPr>
-      <w:r>
-        <w:t>Inspirations</w:t>
-      </w:r>
-    </w:p>
-    <w:p>
-      <w:pPr>
-        <w:pStyle w:val="ListParagraph"/>
-        <w:numPr>
-          <w:ilvl w:val="2"/>
-          <w:numId w:val="1"/>
-        </w:numPr>
-      </w:pPr>
-      <w:r>
-        <w:t>Reddit</w:t>
-      </w:r>
-    </w:p>
-    <w:p>
-      <w:pPr>
-        <w:pStyle w:val="ListParagraph"/>
-        <w:numPr>
-          <w:ilvl w:val="2"/>
-          <w:numId w:val="1"/>
-        </w:numPr>
-      </w:pPr>
-      <w:r>
-        <w:t>4chan</w:t>
-      </w:r>
-    </w:p>
-    <w:p>
-      <w:pPr>
-        <w:pStyle w:val="Heading3"/>
-        <w:ind w:left="720"/>
-      </w:pPr>
       <w:bookmarkStart w:id="8" w:name="_Toc231307571"/>
-      <w:proofErr w:type="spellStart"/>
       <w:r>
         <w:t>Cyberdivers</w:t>
       </w:r>
-      <w:proofErr w:type="spellEnd"/>
       <w:r>
         <w:t xml:space="preserve"> </w:t>
       </w:r>
@@ -2984,11 +2434,9 @@
         </w:rPr>
         <w:t xml:space="preserve"> for the game </w:t>
       </w:r>
-      <w:proofErr w:type="spellStart"/>
       <w:r>
         <w:t>Cyberdivers</w:t>
       </w:r>
-      <w:proofErr w:type="spellEnd"/>
       <w:r>
         <w:t xml:space="preserve"> made by Spearhead</w:t>
       </w:r>
@@ -3053,21 +2501,7 @@
         <w:rPr>
           <w:lang w:val="en-AU"/>
         </w:rPr>
-        <w:t xml:space="preserve">hackers. AI faction consists of big, powerful, but dumb and small in </w:t>
-      </w:r>
-      <w:proofErr w:type="gramStart"/>
-      <w:r>
-        <w:rPr>
-          <w:lang w:val="en-AU"/>
-        </w:rPr>
-        <w:t>numbers</w:t>
-      </w:r>
-      <w:proofErr w:type="gramEnd"/>
-      <w:r>
-        <w:rPr>
-          <w:lang w:val="en-AU"/>
-        </w:rPr>
-        <w:t xml:space="preserve"> enemies. Bugs are small, big in numbers and popping up everywhere. Hackers are represented as sneaky squids, where tentacles could go through the walls, medium sized enemies and smartest of them all.</w:t>
+        <w:t>hackers. AI faction consists of big, powerful, but dumb and small in numbers enemies. Bugs are small, big in numbers and popping up everywhere. Hackers are represented as sneaky squids, where tentacles could go through the walls, medium sized enemies and smartest of them all.</w:t>
       </w:r>
       <w:r>
         <w:rPr>
@@ -3199,15 +2633,7 @@
         </w:numPr>
       </w:pPr>
       <w:r>
-        <w:t xml:space="preserve">People have love and hate </w:t>
-      </w:r>
-      <w:proofErr w:type="gramStart"/>
-      <w:r>
-        <w:t>relationship</w:t>
-      </w:r>
-      <w:proofErr w:type="gramEnd"/>
-      <w:r>
-        <w:t xml:space="preserve"> with the game, many play just because sunk cost fallacy.</w:t>
+        <w:t>People have love and hate relationship with the game, many play just because sunk cost fallacy.</w:t>
       </w:r>
     </w:p>
     <w:p>
@@ -3235,15 +2661,7 @@
       </w:pPr>
       <w:r>
         <w:lastRenderedPageBreak/>
-        <w:t xml:space="preserve">The only community </w:t>
-      </w:r>
-      <w:proofErr w:type="spellStart"/>
-      <w:r>
-        <w:t>main_hero</w:t>
-      </w:r>
-      <w:proofErr w:type="spellEnd"/>
-      <w:r>
-        <w:t xml:space="preserve"> has</w:t>
+        <w:t>The only community main_hero has</w:t>
       </w:r>
     </w:p>
     <w:p>
@@ -3254,29 +2672,8 @@
           <w:numId w:val="1"/>
         </w:numPr>
       </w:pPr>
-      <w:proofErr w:type="spellStart"/>
-      <w:r>
-        <w:t>Main_hero</w:t>
-      </w:r>
-      <w:proofErr w:type="spellEnd"/>
-      <w:r>
-        <w:t xml:space="preserve"> played together with some </w:t>
-      </w:r>
-      <w:proofErr w:type="gramStart"/>
-      <w:r>
-        <w:t>people</w:t>
-      </w:r>
-      <w:proofErr w:type="gramEnd"/>
-      <w:r>
-        <w:t xml:space="preserve"> and they saw how bad he is, so now he is a </w:t>
-      </w:r>
-      <w:proofErr w:type="gramStart"/>
-      <w:r>
-        <w:t>laughing stock</w:t>
-      </w:r>
-      <w:proofErr w:type="gramEnd"/>
-      <w:r>
-        <w:t xml:space="preserve"> in the chat</w:t>
+      <w:r>
+        <w:t>Main_hero played together with some people and they saw how bad he is, so now he is a laughing stock in the chat</w:t>
       </w:r>
     </w:p>
     <w:p>
@@ -3287,21 +2684,8 @@
           <w:numId w:val="1"/>
         </w:numPr>
       </w:pPr>
-      <w:proofErr w:type="spellStart"/>
-      <w:r>
-        <w:t>Main_hero</w:t>
-      </w:r>
-      <w:proofErr w:type="spellEnd"/>
-      <w:r>
-        <w:t xml:space="preserve"> is quite active </w:t>
-      </w:r>
-      <w:proofErr w:type="gramStart"/>
-      <w:r>
-        <w:t>in the chat</w:t>
-      </w:r>
-      <w:proofErr w:type="gramEnd"/>
-      <w:r>
-        <w:t xml:space="preserve"> and always tries to prove how good he is</w:t>
+      <w:r>
+        <w:t>Main_hero is quite active in the chat and always tries to prove how good he is</w:t>
       </w:r>
     </w:p>
     <w:p>
@@ -3321,11 +2705,9 @@
       <w:r>
         <w:t xml:space="preserve"> subforum, because it was released by the same publisher and instead of updates for </w:t>
       </w:r>
-      <w:proofErr w:type="spellStart"/>
       <w:r>
         <w:t>cyberdivers</w:t>
       </w:r>
-      <w:proofErr w:type="spellEnd"/>
       <w:r>
         <w:t xml:space="preserve"> they got </w:t>
       </w:r>
@@ -3354,21 +2736,11 @@
         </w:numPr>
       </w:pPr>
       <w:r>
-        <w:t xml:space="preserve">They bully </w:t>
-      </w:r>
-      <w:proofErr w:type="spellStart"/>
-      <w:r>
-        <w:t>main_hero</w:t>
-      </w:r>
-      <w:proofErr w:type="spellEnd"/>
-      <w:r>
-        <w:t xml:space="preserve"> for playing bad in </w:t>
-      </w:r>
-      <w:proofErr w:type="spellStart"/>
+        <w:t xml:space="preserve">They bully main_hero for playing bad in </w:t>
+      </w:r>
       <w:r>
         <w:t>cyberdivers</w:t>
       </w:r>
-      <w:proofErr w:type="spellEnd"/>
       <w:r>
         <w:t xml:space="preserve"> yet bragging how good he is</w:t>
       </w:r>
@@ -3382,24 +2754,19 @@
         </w:numPr>
       </w:pPr>
       <w:r>
-        <w:t xml:space="preserve">After </w:t>
-      </w:r>
-      <w:proofErr w:type="spellStart"/>
-      <w:r>
-        <w:t>main_hero</w:t>
-      </w:r>
-      <w:proofErr w:type="spellEnd"/>
-      <w:r>
-        <w:t xml:space="preserve"> comes to them</w:t>
+        <w:t>After main_hero comes to them</w:t>
       </w:r>
       <w:r>
         <w:t xml:space="preserve"> </w:t>
       </w:r>
       <w:r>
-        <w:t xml:space="preserve">with keys of wh3 sub, part of the chat is going straight to spamming, part is </w:t>
-      </w:r>
-      <w:r>
-        <w:t>saying that this is batshit insane and they shouldn’t be doing that</w:t>
+        <w:t xml:space="preserve">with keys of wh3 sub, </w:t>
+      </w:r>
+      <w:r>
+        <w:t>whole at first praises main_hero, but some people downplay it, saying it’s nothing special</w:t>
+      </w:r>
+      <w:r>
+        <w:t>, trying to bring main_hero down to his level, reassert themselves at his expense.</w:t>
       </w:r>
     </w:p>
     <w:p>
@@ -3463,11 +2830,9 @@
         </w:rPr>
         <w:t xml:space="preserve"> </w:t>
       </w:r>
-      <w:proofErr w:type="spellStart"/>
       <w:r>
         <w:t>pinchIt</w:t>
       </w:r>
-      <w:proofErr w:type="spellEnd"/>
     </w:p>
     <w:p>
       <w:pPr>
@@ -3491,11 +2856,9 @@
         </w:rPr>
         <w:t xml:space="preserve"> </w:t>
       </w:r>
-      <w:proofErr w:type="spellStart"/>
       <w:r>
         <w:t>MironYanch</w:t>
       </w:r>
-      <w:proofErr w:type="spellEnd"/>
     </w:p>
     <w:p>
       <w:pPr>
@@ -3508,11 +2871,9 @@
       <w:r>
         <w:t xml:space="preserve">User 3: </w:t>
       </w:r>
-      <w:proofErr w:type="spellStart"/>
       <w:r>
         <w:t>caffeine_up_the_ass</w:t>
       </w:r>
-      <w:proofErr w:type="spellEnd"/>
     </w:p>
     <w:p>
       <w:pPr>
@@ -3525,11 +2886,9 @@
       <w:r>
         <w:t xml:space="preserve">User 4: </w:t>
       </w:r>
-      <w:proofErr w:type="spellStart"/>
       <w:r>
         <w:t>musky_diver</w:t>
       </w:r>
-      <w:proofErr w:type="spellEnd"/>
     </w:p>
     <w:p>
       <w:pPr>
@@ -3542,11 +2901,9 @@
       <w:r>
         <w:t xml:space="preserve">User 5: </w:t>
       </w:r>
-      <w:proofErr w:type="spellStart"/>
       <w:r>
         <w:t>do_not_the_dog</w:t>
       </w:r>
-      <w:proofErr w:type="spellEnd"/>
     </w:p>
     <w:p>
       <w:pPr>
@@ -3559,11 +2916,9 @@
       <w:r>
         <w:t xml:space="preserve">User 6: </w:t>
       </w:r>
-      <w:proofErr w:type="spellStart"/>
       <w:r>
         <w:t>ink_and_iron</w:t>
       </w:r>
-      <w:proofErr w:type="spellEnd"/>
     </w:p>
     <w:p>
       <w:pPr>
@@ -3603,13 +2958,8 @@
         <w:t>User 8:</w:t>
       </w:r>
       <w:r>
-        <w:t xml:space="preserve"> </w:t>
-      </w:r>
-      <w:proofErr w:type="spellStart"/>
-      <w:r>
-        <w:t>SmoothOperator</w:t>
-      </w:r>
-      <w:proofErr w:type="spellEnd"/>
+        <w:t xml:space="preserve"> SmoothOperator</w:t>
+      </w:r>
     </w:p>
     <w:p>
       <w:pPr>
@@ -3633,11 +2983,9 @@
         </w:rPr>
         <w:t xml:space="preserve"> </w:t>
       </w:r>
-      <w:proofErr w:type="spellStart"/>
       <w:r>
         <w:t>DarkSolace</w:t>
       </w:r>
-      <w:proofErr w:type="spellEnd"/>
     </w:p>
     <w:p>
       <w:pPr>
@@ -3661,11 +3009,9 @@
         </w:rPr>
         <w:t xml:space="preserve"> </w:t>
       </w:r>
-      <w:proofErr w:type="spellStart"/>
       <w:r>
         <w:t>clanker_oil_stain</w:t>
       </w:r>
-      <w:proofErr w:type="spellEnd"/>
     </w:p>
     <w:p>
       <w:pPr>
@@ -3715,11 +3061,9 @@
         </w:rPr>
         <w:t xml:space="preserve"> </w:t>
       </w:r>
-      <w:proofErr w:type="spellStart"/>
       <w:r>
         <w:t>Three_Squids_In_A_Suit</w:t>
       </w:r>
-      <w:proofErr w:type="spellEnd"/>
     </w:p>
     <w:p>
       <w:pPr>
@@ -3769,11 +3113,9 @@
         </w:rPr>
         <w:t xml:space="preserve"> </w:t>
       </w:r>
-      <w:proofErr w:type="spellStart"/>
       <w:r>
         <w:t>buggedFeature</w:t>
       </w:r>
-      <w:proofErr w:type="spellEnd"/>
     </w:p>
     <w:p>
       <w:pPr>
@@ -3786,11 +3128,9 @@
       <w:r>
         <w:t xml:space="preserve">User 15: </w:t>
       </w:r>
-      <w:proofErr w:type="spellStart"/>
       <w:r>
         <w:t>brundmartindle</w:t>
       </w:r>
-      <w:proofErr w:type="spellEnd"/>
     </w:p>
     <w:p>
       <w:pPr>
@@ -3799,6 +3139,7 @@
       </w:pPr>
       <w:bookmarkStart w:id="9" w:name="_Toc231307572"/>
       <w:r>
+        <w:lastRenderedPageBreak/>
         <w:t>Player as imaginary friend</w:t>
       </w:r>
       <w:bookmarkEnd w:id="9"/>
@@ -3832,11 +3173,9 @@
       <w:r>
         <w:t xml:space="preserve"> imaginary friend of </w:t>
       </w:r>
-      <w:proofErr w:type="spellStart"/>
       <w:r>
         <w:t>main_hero</w:t>
       </w:r>
-      <w:proofErr w:type="spellEnd"/>
       <w:r>
         <w:t>, with whom he talks in internal monologues that he writes in the notepad (fake one). Breaks 4</w:t>
       </w:r>
@@ -3859,7 +3198,6 @@
         </w:numPr>
       </w:pPr>
       <w:r>
-        <w:lastRenderedPageBreak/>
         <w:t>Traits</w:t>
       </w:r>
     </w:p>
@@ -4021,51 +3359,19 @@
         <w:t>.</w:t>
       </w:r>
       <w:r>
-        <w:t xml:space="preserve"> Story is set in the same universe as </w:t>
-      </w:r>
-      <w:proofErr w:type="spellStart"/>
-      <w:r>
-        <w:t>Cyberdivers</w:t>
-      </w:r>
-      <w:proofErr w:type="spellEnd"/>
-      <w:r>
-        <w:t xml:space="preserve"> and roughly is about a hacker, who used to breach different</w:t>
+        <w:t xml:space="preserve"> Story is set in the same universe as Cyberdivers and roughly is about a hacker, who used to breach different</w:t>
       </w:r>
       <w:r>
         <w:t xml:space="preserve"> companies</w:t>
       </w:r>
       <w:r>
-        <w:t xml:space="preserve"> for profit, </w:t>
-      </w:r>
-      <w:proofErr w:type="spellStart"/>
-      <w:r>
-        <w:t>cuz</w:t>
-      </w:r>
-      <w:proofErr w:type="spellEnd"/>
-      <w:r>
-        <w:t xml:space="preserve"> he thought he was smarter than everyone and angry, but he met an ai girlfriend which changed him for the be</w:t>
+        <w:t xml:space="preserve"> for profit, cuz he thought he was smarter than everyone and angry, but he met an ai girlfriend which changed him for the be</w:t>
       </w:r>
       <w:r>
         <w:t>tter</w:t>
       </w:r>
       <w:r>
-        <w:t xml:space="preserve">, but in the </w:t>
-      </w:r>
-      <w:proofErr w:type="gramStart"/>
-      <w:r>
-        <w:t>end</w:t>
-      </w:r>
-      <w:proofErr w:type="gramEnd"/>
-      <w:r>
-        <w:t xml:space="preserve"> they separated, </w:t>
-      </w:r>
-      <w:proofErr w:type="spellStart"/>
-      <w:r>
-        <w:t>cuz</w:t>
-      </w:r>
-      <w:proofErr w:type="spellEnd"/>
-      <w:r>
-        <w:t xml:space="preserve"> ai girlfriend is not real (holy peak).</w:t>
+        <w:t>, but in the end they separated, cuz ai girlfriend is not real (holy peak).</w:t>
       </w:r>
       <w:r>
         <w:t xml:space="preserve"> Because </w:t>
@@ -4098,15 +3404,7 @@
         </w:numPr>
       </w:pPr>
       <w:r>
-        <w:t xml:space="preserve">Posts are memes about </w:t>
-      </w:r>
-      <w:proofErr w:type="gramStart"/>
-      <w:r>
-        <w:t>game</w:t>
-      </w:r>
-      <w:proofErr w:type="gramEnd"/>
-      <w:r>
-        <w:t>, some tips about completing the game and story discussions.</w:t>
+        <w:t>Posts are memes about game, some tips about completing the game and story discussions.</w:t>
       </w:r>
     </w:p>
     <w:p>
@@ -4154,15 +3452,7 @@
         </w:numPr>
       </w:pPr>
       <w:r>
-        <w:t xml:space="preserve">Game is inspired by halo and </w:t>
-      </w:r>
-      <w:proofErr w:type="gramStart"/>
-      <w:r>
-        <w:t>god</w:t>
-      </w:r>
-      <w:proofErr w:type="gramEnd"/>
-      <w:r>
-        <w:t xml:space="preserve"> of war 2018</w:t>
+        <w:t>Game is inspired by halo and god of war 2018</w:t>
       </w:r>
     </w:p>
     <w:p>
@@ -4171,6 +3461,7 @@
       </w:pPr>
       <w:bookmarkStart w:id="11" w:name="_Toc231307574"/>
       <w:r>
+        <w:lastRenderedPageBreak/>
         <w:t>Sillygoose228</w:t>
       </w:r>
       <w:bookmarkEnd w:id="11"/>
@@ -4256,7 +3547,6 @@
         </w:numPr>
       </w:pPr>
       <w:r>
-        <w:lastRenderedPageBreak/>
         <w:t>Gullible</w:t>
       </w:r>
     </w:p>
@@ -4269,13 +3559,8 @@
         </w:numPr>
       </w:pPr>
       <w:r>
-        <w:t xml:space="preserve">Not tech </w:t>
-      </w:r>
-      <w:proofErr w:type="spellStart"/>
-      <w:r>
-        <w:t>savy</w:t>
-      </w:r>
-      <w:proofErr w:type="spellEnd"/>
+        <w:t>Not tech savy</w:t>
+      </w:r>
     </w:p>
     <w:p>
       <w:pPr>
@@ -4362,320 +3647,133 @@
       <w:bookmarkEnd w:id="13"/>
     </w:p>
     <w:p>
-      <w:proofErr w:type="spellStart"/>
-      <w:r>
-        <w:t>Main_hero</w:t>
-      </w:r>
-      <w:proofErr w:type="spellEnd"/>
+      <w:r>
+        <w:t xml:space="preserve">Main_hero </w:t>
+      </w:r>
+      <w:r>
+        <w:t xml:space="preserve">starts talking about himself. He first states that he wants to write a book and decided he needs to write all his thoughts, so he could use them later. He is doing that because he is not interested in making some shit, he wants to create a masterpiece out of this memoir. He then proceeds to talk about his skills in </w:t>
+      </w:r>
+      <w:r>
+        <w:t>cyberdivers</w:t>
+      </w:r>
+      <w:r>
+        <w:t xml:space="preserve">, how he is good in it and how many hours he’s got. He shows his stats on the profile, but it has long streak of </w:t>
+      </w:r>
+      <w:r>
+        <w:t>failed extrractions and bad stats</w:t>
+      </w:r>
+      <w:r>
+        <w:t xml:space="preserve"> and main_hero justifies himself by saying that matchmaking is fucked, </w:t>
+      </w:r>
+      <w:r>
+        <w:t>balance is cooked and everything is bugged</w:t>
+      </w:r>
+      <w:r>
+        <w:t xml:space="preserve">. He then says that he is well respected in the </w:t>
+      </w:r>
+      <w:r>
+        <w:t>cyberdivers</w:t>
+      </w:r>
+      <w:r>
+        <w:t xml:space="preserve"> community and goes to subforum</w:t>
+      </w:r>
       <w:r>
         <w:t xml:space="preserve"> </w:t>
       </w:r>
       <w:r>
-        <w:t xml:space="preserve">starts talking about himself. He first states that he wants to write a book and decided he needs to write all his thoughts, so he could use them later. He is doing that because he is not interested in making some shit, he wants to create a masterpiece out of this memoir. He then proceeds to talk about his skills in </w:t>
-      </w:r>
-      <w:proofErr w:type="spellStart"/>
+        <w:t>chat</w:t>
+      </w:r>
+      <w:r>
+        <w:t xml:space="preserve"> and even played with them and showed himself pretty good</w:t>
+      </w:r>
+      <w:r>
+        <w:t>.  He says smth like “yo” and instantly gets flamed</w:t>
+      </w:r>
+      <w:r>
+        <w:t xml:space="preserve"> and mocked for his recent game with the community and his overall perfomance</w:t>
+      </w:r>
+      <w:r>
+        <w:t>. Main_hero says that’s how they show affection to one another and it’s pretty normal.</w:t>
+      </w:r>
+    </w:p>
+    <w:p>
+      <w:pPr>
+        <w:pStyle w:val="Heading3"/>
+      </w:pPr>
+      <w:bookmarkStart w:id="14" w:name="_Toc231307577"/>
+      <w:r>
+        <w:t>Chance to prove yourself</w:t>
+      </w:r>
+      <w:bookmarkEnd w:id="14"/>
+    </w:p>
+    <w:p>
+      <w:r>
+        <w:t xml:space="preserve">Someone in the chat says that </w:t>
+      </w:r>
+      <w:r>
+        <w:t>zero</w:t>
+      </w:r>
+      <w:r>
+        <w:t xml:space="preserve"> just got their dlc delayed. Everyone celebrate that, including main_hero. He explains that because it’s because </w:t>
+      </w:r>
+      <w:r>
+        <w:t>Spearhead Studios</w:t>
+      </w:r>
+      <w:r>
+        <w:t xml:space="preserve">, developer of </w:t>
+      </w:r>
       <w:r>
         <w:t>cyberdivers</w:t>
       </w:r>
-      <w:proofErr w:type="spellEnd"/>
-      <w:r>
-        <w:t xml:space="preserve">, how he is good </w:t>
-      </w:r>
-      <w:proofErr w:type="gramStart"/>
-      <w:r>
-        <w:t>in</w:t>
-      </w:r>
-      <w:proofErr w:type="gramEnd"/>
-      <w:r>
-        <w:t xml:space="preserve"> it and how many hours he’s got. He shows his stats on the profile, but it has long streak of </w:t>
-      </w:r>
-      <w:r>
-        <w:t xml:space="preserve">failed </w:t>
-      </w:r>
-      <w:proofErr w:type="spellStart"/>
-      <w:proofErr w:type="gramStart"/>
-      <w:r>
-        <w:t>extrractions</w:t>
-      </w:r>
-      <w:proofErr w:type="spellEnd"/>
-      <w:proofErr w:type="gramEnd"/>
-      <w:r>
-        <w:t xml:space="preserve"> and bad stats</w:t>
-      </w:r>
       <w:r>
         <w:t xml:space="preserve"> and </w:t>
       </w:r>
-      <w:proofErr w:type="spellStart"/>
-      <w:r>
-        <w:t>main_hero</w:t>
-      </w:r>
-      <w:proofErr w:type="spellEnd"/>
-      <w:r>
-        <w:t xml:space="preserve"> justifies himself by saying that matchmaking is fucked, </w:t>
-      </w:r>
-      <w:r>
-        <w:t>balance is cooked and everything is bugged</w:t>
-      </w:r>
-      <w:r>
-        <w:t xml:space="preserve">. He then says that he is well respected in the </w:t>
-      </w:r>
-      <w:proofErr w:type="spellStart"/>
+      <w:r>
+        <w:t>zero</w:t>
+      </w:r>
+      <w:r>
+        <w:t xml:space="preserve">, instead of working on new content for </w:t>
+      </w:r>
+      <w:r>
+        <w:t xml:space="preserve">cyberdivers </w:t>
+      </w:r>
+      <w:r>
+        <w:t xml:space="preserve">decided to do a </w:t>
+      </w:r>
+      <w:r>
+        <w:lastRenderedPageBreak/>
+        <w:t xml:space="preserve">new single player, so now, </w:t>
+      </w:r>
+      <w:r>
+        <w:t xml:space="preserve">cyberdivers </w:t>
+      </w:r>
+      <w:r>
+        <w:t xml:space="preserve">sub </w:t>
+      </w:r>
+      <w:r>
+        <w:t>have a beef against zero sub</w:t>
+      </w:r>
+      <w:r>
+        <w:t xml:space="preserve">. </w:t>
+      </w:r>
+      <w:r>
+        <w:t xml:space="preserve">Main_hero wonders, how did they take news of delayed dlc in </w:t>
+      </w:r>
+      <w:r>
+        <w:t>zero</w:t>
+      </w:r>
+      <w:r>
+        <w:t xml:space="preserve"> sub and goes there. To his disappointment, </w:t>
+      </w:r>
+      <w:r>
+        <w:t>zero</w:t>
+      </w:r>
+      <w:r>
+        <w:t xml:space="preserve"> fans are chill about it, saying that devs should take all the time they need to finish the dlc. In addition to that, main_hero sees all the helpful posts for newcomers, peaceful discussions and funny memes. That sets him off, main_hero becomes angry, and tries to come up with a reason why it’s all wrong and shouldn’t be like this. He says something like noobs should be mocked for their stupidity so they start think for themselves, discussions shouldn’t be that peaceful, because if everyone agree with everyone no truth can be found and etc. He then says that even tho </w:t>
+      </w:r>
       <w:r>
         <w:t>cyberdivers</w:t>
       </w:r>
-      <w:proofErr w:type="spellEnd"/>
-      <w:r>
-        <w:t xml:space="preserve"> community and goes to subforum</w:t>
-      </w:r>
-      <w:r>
-        <w:t xml:space="preserve"> </w:t>
-      </w:r>
-      <w:r>
-        <w:t>chat</w:t>
-      </w:r>
-      <w:r>
-        <w:t xml:space="preserve"> and even played with them and showed himself pretty good</w:t>
-      </w:r>
-      <w:r>
-        <w:t xml:space="preserve">.  He says </w:t>
-      </w:r>
-      <w:proofErr w:type="spellStart"/>
-      <w:r>
-        <w:t>smth</w:t>
-      </w:r>
-      <w:proofErr w:type="spellEnd"/>
-      <w:r>
-        <w:t xml:space="preserve"> like “</w:t>
-      </w:r>
-      <w:proofErr w:type="spellStart"/>
-      <w:r>
-        <w:t>yo</w:t>
-      </w:r>
-      <w:proofErr w:type="spellEnd"/>
-      <w:r>
-        <w:t>” and instantly gets flamed</w:t>
-      </w:r>
-      <w:r>
-        <w:t xml:space="preserve"> and mocked for his recent game with the community and his overall </w:t>
-      </w:r>
-      <w:proofErr w:type="spellStart"/>
-      <w:r>
-        <w:t>perfomance</w:t>
-      </w:r>
-      <w:proofErr w:type="spellEnd"/>
-      <w:r>
-        <w:t xml:space="preserve">. </w:t>
-      </w:r>
-      <w:proofErr w:type="spellStart"/>
-      <w:r>
-        <w:t>Main_hero</w:t>
-      </w:r>
-      <w:proofErr w:type="spellEnd"/>
-      <w:r>
-        <w:t xml:space="preserve"> says that’s how they show affection to one another and it’s </w:t>
-      </w:r>
-      <w:proofErr w:type="gramStart"/>
-      <w:r>
-        <w:t>pretty normal</w:t>
-      </w:r>
-      <w:proofErr w:type="gramEnd"/>
-      <w:r>
-        <w:t>.</w:t>
-      </w:r>
-    </w:p>
-    <w:p>
-      <w:pPr>
-        <w:pStyle w:val="Heading3"/>
-      </w:pPr>
-      <w:bookmarkStart w:id="14" w:name="_Toc231307577"/>
-      <w:r>
-        <w:t>Chance to prove yourself</w:t>
-      </w:r>
-      <w:bookmarkEnd w:id="14"/>
-    </w:p>
-    <w:p>
-      <w:r>
-        <w:t xml:space="preserve">Someone in the chat says that </w:t>
-      </w:r>
-      <w:r>
-        <w:t>zero</w:t>
-      </w:r>
-      <w:r>
-        <w:t xml:space="preserve"> just got their </w:t>
-      </w:r>
-      <w:proofErr w:type="spellStart"/>
-      <w:r>
-        <w:t>dlc</w:t>
-      </w:r>
-      <w:proofErr w:type="spellEnd"/>
-      <w:r>
-        <w:t xml:space="preserve"> delayed. Everyone </w:t>
-      </w:r>
-      <w:proofErr w:type="gramStart"/>
-      <w:r>
-        <w:t>celebrate</w:t>
-      </w:r>
-      <w:proofErr w:type="gramEnd"/>
-      <w:r>
-        <w:t xml:space="preserve"> that, including </w:t>
-      </w:r>
-      <w:proofErr w:type="spellStart"/>
-      <w:r>
-        <w:t>main_hero</w:t>
-      </w:r>
-      <w:proofErr w:type="spellEnd"/>
-      <w:r>
-        <w:t xml:space="preserve">. He explains that because it’s because </w:t>
-      </w:r>
-      <w:r>
-        <w:t>Spearhead Studios</w:t>
-      </w:r>
-      <w:r>
-        <w:t xml:space="preserve">, developer of </w:t>
-      </w:r>
-      <w:proofErr w:type="spellStart"/>
-      <w:r>
-        <w:t>cyberdivers</w:t>
-      </w:r>
-      <w:proofErr w:type="spellEnd"/>
-      <w:r>
-        <w:t xml:space="preserve"> and </w:t>
-      </w:r>
-      <w:r>
-        <w:t>zero</w:t>
-      </w:r>
-      <w:r>
-        <w:t xml:space="preserve">, instead of working on new content for </w:t>
-      </w:r>
-      <w:proofErr w:type="spellStart"/>
-      <w:r>
-        <w:t>cyberdivers</w:t>
-      </w:r>
-      <w:proofErr w:type="spellEnd"/>
-      <w:r>
-        <w:t xml:space="preserve"> </w:t>
-      </w:r>
-      <w:r>
-        <w:t xml:space="preserve">decided to do a new single player, so now, </w:t>
-      </w:r>
-      <w:proofErr w:type="spellStart"/>
-      <w:r>
-        <w:t>cyberdivers</w:t>
-      </w:r>
-      <w:proofErr w:type="spellEnd"/>
-      <w:r>
-        <w:t xml:space="preserve"> </w:t>
-      </w:r>
-      <w:r>
-        <w:t xml:space="preserve">sub </w:t>
-      </w:r>
-      <w:r>
-        <w:t>have a beef against zero sub</w:t>
-      </w:r>
-      <w:r>
-        <w:t xml:space="preserve">. </w:t>
-      </w:r>
-      <w:proofErr w:type="spellStart"/>
-      <w:r>
-        <w:t>Main_hero</w:t>
-      </w:r>
-      <w:proofErr w:type="spellEnd"/>
-      <w:r>
-        <w:t xml:space="preserve"> wonders, how did they take news of delayed </w:t>
-      </w:r>
-      <w:proofErr w:type="spellStart"/>
-      <w:r>
-        <w:t>dlc</w:t>
-      </w:r>
-      <w:proofErr w:type="spellEnd"/>
-      <w:r>
-        <w:t xml:space="preserve"> in </w:t>
-      </w:r>
-      <w:r>
-        <w:t>zero</w:t>
-      </w:r>
-      <w:r>
-        <w:t xml:space="preserve"> sub and goes there. To his disappointment, </w:t>
-      </w:r>
-      <w:r>
-        <w:t>zero</w:t>
-      </w:r>
-      <w:r>
-        <w:t xml:space="preserve"> fans are chill about it, saying that </w:t>
-      </w:r>
-      <w:proofErr w:type="spellStart"/>
-      <w:r>
-        <w:t>devs</w:t>
-      </w:r>
-      <w:proofErr w:type="spellEnd"/>
-      <w:r>
-        <w:t xml:space="preserve"> should take all the time they need to finish the </w:t>
-      </w:r>
-      <w:proofErr w:type="spellStart"/>
-      <w:r>
-        <w:t>dlc</w:t>
-      </w:r>
-      <w:proofErr w:type="spellEnd"/>
-      <w:r>
-        <w:t xml:space="preserve">. In addition to that, </w:t>
-      </w:r>
-      <w:proofErr w:type="spellStart"/>
-      <w:r>
-        <w:t>main_hero</w:t>
-      </w:r>
-      <w:proofErr w:type="spellEnd"/>
-      <w:r>
-        <w:t xml:space="preserve"> sees all the helpful posts for newcomers, peaceful discussions and funny memes. That sets him off, </w:t>
-      </w:r>
-      <w:proofErr w:type="spellStart"/>
-      <w:r>
-        <w:t>main_hero</w:t>
-      </w:r>
-      <w:proofErr w:type="spellEnd"/>
-      <w:r>
-        <w:t xml:space="preserve"> becomes angry, and tries to come up with a reason why it’s all wrong and shouldn’t be like this. He says something like noobs should be mocked for their stupidity so they start </w:t>
-      </w:r>
-      <w:proofErr w:type="gramStart"/>
-      <w:r>
-        <w:t>think</w:t>
-      </w:r>
-      <w:proofErr w:type="gramEnd"/>
-      <w:r>
-        <w:t xml:space="preserve"> for themselves, discussions shouldn’t be that peaceful, because if everyone </w:t>
-      </w:r>
-      <w:proofErr w:type="gramStart"/>
-      <w:r>
-        <w:t>agree</w:t>
-      </w:r>
-      <w:proofErr w:type="gramEnd"/>
-      <w:r>
-        <w:t xml:space="preserve"> with </w:t>
-      </w:r>
-      <w:r>
-        <w:lastRenderedPageBreak/>
-        <w:t xml:space="preserve">everyone no truth can be found </w:t>
-      </w:r>
-      <w:proofErr w:type="gramStart"/>
-      <w:r>
-        <w:t>and etc.</w:t>
-      </w:r>
-      <w:proofErr w:type="gramEnd"/>
-      <w:r>
-        <w:t xml:space="preserve"> He then says that even </w:t>
-      </w:r>
-      <w:proofErr w:type="spellStart"/>
-      <w:r>
-        <w:t>tho</w:t>
-      </w:r>
-      <w:proofErr w:type="spellEnd"/>
-      <w:r>
-        <w:t xml:space="preserve"> </w:t>
-      </w:r>
-      <w:proofErr w:type="spellStart"/>
-      <w:r>
-        <w:t>cyberdivers</w:t>
-      </w:r>
-      <w:proofErr w:type="spellEnd"/>
       <w:r>
         <w:t xml:space="preserve"> community can be rude sometimes they are honest and do not pretend.</w:t>
       </w:r>
@@ -4683,34 +3781,13 @@
         <w:t xml:space="preserve"> It’s so much better than this </w:t>
       </w:r>
       <w:r>
-        <w:t xml:space="preserve">phoniness. He then remembers his days when his mom forced him to go do some programming courses, </w:t>
-      </w:r>
-      <w:proofErr w:type="spellStart"/>
-      <w:r>
-        <w:t>cuz</w:t>
-      </w:r>
-      <w:proofErr w:type="spellEnd"/>
-      <w:r>
-        <w:t xml:space="preserve"> he was spending too much time in </w:t>
-      </w:r>
-      <w:proofErr w:type="spellStart"/>
-      <w:r>
-        <w:t>cyberdivers</w:t>
-      </w:r>
-      <w:proofErr w:type="spellEnd"/>
-      <w:r>
-        <w:t xml:space="preserve"> </w:t>
-      </w:r>
-      <w:r>
-        <w:t xml:space="preserve">(she didn’t how good he was </w:t>
-      </w:r>
-      <w:proofErr w:type="gramStart"/>
-      <w:r>
-        <w:t>in</w:t>
-      </w:r>
-      <w:proofErr w:type="gramEnd"/>
-      <w:r>
-        <w:t xml:space="preserve"> it, maybe if she supported him, he would be </w:t>
+        <w:t xml:space="preserve">phoniness. He then remembers his days when his mom forced him to go do some programming courses, cuz he was spending too much time in </w:t>
+      </w:r>
+      <w:r>
+        <w:t xml:space="preserve">cyberdivers </w:t>
+      </w:r>
+      <w:r>
+        <w:t xml:space="preserve">(she didn’t how good he was in it, maybe if she supported him, he would be </w:t>
       </w:r>
       <w:r>
         <w:t>a successful twitch streamer</w:t>
@@ -4721,27 +3798,14 @@
       <w:r>
         <w:t xml:space="preserve"> and decides to do a phishing website and steal the creds of the admin of this subreddit, sillygoose228. He comes back to the </w:t>
       </w:r>
-      <w:proofErr w:type="spellStart"/>
-      <w:r>
-        <w:t>cyberdivers</w:t>
-      </w:r>
-      <w:proofErr w:type="spellEnd"/>
-      <w:r>
-        <w:t xml:space="preserve"> </w:t>
+      <w:r>
+        <w:t xml:space="preserve">cyberdivers </w:t>
       </w:r>
       <w:r>
         <w:t>chat and</w:t>
       </w:r>
       <w:r>
-        <w:t xml:space="preserve"> tells them about his intentions. Naturally, he gets mocked even harder, but now </w:t>
-      </w:r>
-      <w:proofErr w:type="spellStart"/>
-      <w:r>
-        <w:t>main_hero</w:t>
-      </w:r>
-      <w:proofErr w:type="spellEnd"/>
-      <w:r>
-        <w:t xml:space="preserve"> wants to prove them all wrong.</w:t>
+        <w:t xml:space="preserve"> tells them about his intentions. Naturally, he gets mocked even harder, but now main_hero wants to prove them all wrong.</w:t>
       </w:r>
     </w:p>
     <w:p>
@@ -4767,422 +3831,162 @@
         </w:r>
       </w:hyperlink>
       <w:r>
+        <w:t>. First he tries to come up with simpler plans tho</w:t>
+      </w:r>
+      <w:r>
+        <w:t xml:space="preserve">. Then main_hero opens up vim in the terminal as every cool coder uses vim. After getting stuck in and eventually getting out, he </w:t>
+      </w:r>
+      <w:r>
+        <w:t xml:space="preserve">then realizes he remembers fuck all about coding. He then decides to </w:t>
+      </w:r>
+      <w:r>
+        <w:t xml:space="preserve">ask ai for help, promising it’s only for consulting. Then we see him copy and pasting huge chunks of code. </w:t>
+      </w:r>
+      <w:r>
+        <w:t xml:space="preserve">After he is done, he sends the message to sillygoose228. He replies that he will look into it. Main_hero waits for a few minutes with terminal open, coping that everything is fine and it takes longer than it should probably because admin types slowly or forgot where </w:t>
+      </w:r>
+      <w:r>
+        <w:t>the delete button is</w:t>
+      </w:r>
+      <w:r>
+        <w:t>. But then creds are popping up in the terminal. Main_hero is briefly happy, but then admin says that, even tho he deleted a post, he can’t ban a man who made it, because he is not in his sub. Main_hero realizes that he forgot to change the author</w:t>
+      </w:r>
+      <w:r>
+        <w:t xml:space="preserve"> of the post, freaks out and tells admin that it must be The Forum being laggy mess again, cuz for him it shows that user was deleted. Sillygoose228 replies suspicious</w:t>
+      </w:r>
+      <w:r>
+        <w:t>ly</w:t>
+      </w:r>
+      <w:r>
+        <w:t xml:space="preserve"> </w:t>
+      </w:r>
+      <w:r>
+        <w:t>that website was even more laggy then usual when he was deleting that post (main_hero blames ai for that)</w:t>
+      </w:r>
+      <w:r>
+        <w:t xml:space="preserve">, and after long typing dumps a story when he tried to reply to someone and his reply was sent multiple times, cuz the forum was bugging out. Main_hero realizes he is off the hook and proceeds to login as sillygoose228 and demotes all the mods and transfer ownership of the sub to his account. He goes back and tells </w:t>
+      </w:r>
+      <w:r>
+        <w:t>cyberdivers</w:t>
+      </w:r>
+      <w:r>
+        <w:t xml:space="preserve"> chat that he hacked the </w:t>
+      </w:r>
+      <w:r>
+        <w:t>zero</w:t>
+      </w:r>
+      <w:r>
+        <w:t xml:space="preserve"> sub and now he is the owner and they should do whatever they want with it.</w:t>
+      </w:r>
+    </w:p>
+    <w:p>
+      <w:pPr>
+        <w:pStyle w:val="Heading3"/>
+      </w:pPr>
+      <w:bookmarkStart w:id="16" w:name="_Toc231307579"/>
+      <w:r>
+        <w:lastRenderedPageBreak/>
+        <w:t>Aftermath</w:t>
+      </w:r>
+      <w:bookmarkEnd w:id="16"/>
+    </w:p>
+    <w:p>
+      <w:r>
+        <w:t>Chat is surprised. It calls main_hero a legend</w:t>
+      </w:r>
+      <w:r>
+        <w:t>, praises him for actually pulling this off</w:t>
+      </w:r>
+      <w:r>
+        <w:t xml:space="preserve">. Main_hero suggests they go and post dickpics, spam whatever they want. He goes to </w:t>
+      </w:r>
+      <w:r>
+        <w:t>zero</w:t>
+      </w:r>
+      <w:r>
+        <w:t xml:space="preserve"> sub and sees people starting to spam all kinds of posts in the sub. Main_hero finally feels appreciated and proud of his work. He goes back to </w:t>
+      </w:r>
+      <w:r>
+        <w:t>cyberdivers</w:t>
+      </w:r>
+      <w:r>
+        <w:t xml:space="preserve"> chat to read more about his accomplishment, but then he sees messages of some people, </w:t>
+      </w:r>
+      <w:r>
+        <w:t xml:space="preserve">who start to downplay what he did. They are calling him out on vibecoding some slop and calling it his accomplishment. Some people are asking to move on already. Some people are saying that main_hero will always remain a clown in this chat, no matter what he does. </w:t>
+      </w:r>
+      <w:r>
+        <w:t>Main_hero is provoked by this, says that he singlehandedly hacked a subforum and they all didn’t do anything. Then argument evolves into insult throwing.</w:t>
+      </w:r>
+      <w:r>
+        <w:t xml:space="preserve"> </w:t>
+      </w:r>
+      <w:r>
+        <w:t xml:space="preserve">In the middle of this argument, main_hero </w:t>
+      </w:r>
+      <w:r>
+        <w:t>is getting</w:t>
+      </w:r>
+      <w:r>
+        <w:t xml:space="preserve"> struck with realization. He says he wastes his life on some stupid shit like trying hard in </w:t>
+      </w:r>
+      <w:r>
+        <w:t>cyberdivers</w:t>
+      </w:r>
+      <w:r>
+        <w:t xml:space="preserve"> for 1000 hours or hacking subforums and all for what, for fucking </w:t>
+      </w:r>
+      <w:r>
+        <w:t>respect</w:t>
+      </w:r>
+      <w:r>
         <w:t xml:space="preserve">. </w:t>
       </w:r>
-      <w:proofErr w:type="gramStart"/>
-      <w:r>
-        <w:t>First</w:t>
-      </w:r>
-      <w:proofErr w:type="gramEnd"/>
-      <w:r>
-        <w:t xml:space="preserve"> he tries to come up with simpler plans </w:t>
-      </w:r>
-      <w:proofErr w:type="spellStart"/>
-      <w:r>
-        <w:t>tho</w:t>
-      </w:r>
-      <w:proofErr w:type="spellEnd"/>
-      <w:r>
-        <w:t xml:space="preserve">. Then </w:t>
-      </w:r>
-      <w:proofErr w:type="spellStart"/>
-      <w:r>
-        <w:t>main_hero</w:t>
-      </w:r>
-      <w:proofErr w:type="spellEnd"/>
-      <w:r>
-        <w:t xml:space="preserve"> </w:t>
-      </w:r>
-      <w:proofErr w:type="gramStart"/>
-      <w:r>
-        <w:t>opens up</w:t>
-      </w:r>
-      <w:proofErr w:type="gramEnd"/>
-      <w:r>
-        <w:t xml:space="preserve"> vim in the terminal as every cool coder uses vim. After getting stuck in and eventually getting out, he </w:t>
-      </w:r>
-      <w:r>
-        <w:t xml:space="preserve">then realizes he remembers fuck all about coding. He then </w:t>
-      </w:r>
-      <w:proofErr w:type="gramStart"/>
-      <w:r>
-        <w:t>tries</w:t>
-      </w:r>
-      <w:proofErr w:type="gramEnd"/>
-      <w:r>
-        <w:t xml:space="preserve"> to find his old notes, but he didn’t keep any. He then decides to </w:t>
-      </w:r>
-      <w:r>
-        <w:t xml:space="preserve">ask ai for help, promising it’s only for consulting. Then we see him copy and pasting huge chunks of code. </w:t>
-      </w:r>
-      <w:r>
-        <w:t xml:space="preserve">After he is done, he sends the message to sillygoose228. He replies that he will </w:t>
-      </w:r>
-      <w:proofErr w:type="gramStart"/>
-      <w:r>
-        <w:t>look into</w:t>
-      </w:r>
-      <w:proofErr w:type="gramEnd"/>
-      <w:r>
-        <w:t xml:space="preserve"> it. </w:t>
-      </w:r>
-      <w:proofErr w:type="spellStart"/>
-      <w:r>
-        <w:t>Main_hero</w:t>
-      </w:r>
-      <w:proofErr w:type="spellEnd"/>
-      <w:r>
-        <w:t xml:space="preserve"> waits for a few minutes with terminal open, coping that everything is fine and it takes longer than it should probably because admin types slowly or forgot where </w:t>
-      </w:r>
-      <w:r>
-        <w:t>the delete button is</w:t>
-      </w:r>
-      <w:r>
-        <w:t xml:space="preserve">. But then creds are popping up in the terminal. </w:t>
-      </w:r>
-      <w:proofErr w:type="spellStart"/>
-      <w:r>
-        <w:t>Main_hero</w:t>
-      </w:r>
-      <w:proofErr w:type="spellEnd"/>
-      <w:r>
-        <w:t xml:space="preserve"> is briefly happy, but then admin says that, even </w:t>
-      </w:r>
-      <w:proofErr w:type="spellStart"/>
-      <w:r>
-        <w:t>tho</w:t>
-      </w:r>
-      <w:proofErr w:type="spellEnd"/>
-      <w:r>
-        <w:t xml:space="preserve"> he deleted a post, he can’t ban a man who made it, because he is not in his sub. </w:t>
-      </w:r>
-      <w:proofErr w:type="spellStart"/>
-      <w:r>
-        <w:t>Main_hero</w:t>
-      </w:r>
-      <w:proofErr w:type="spellEnd"/>
-      <w:r>
-        <w:t xml:space="preserve"> realizes that he forgot to change the author</w:t>
-      </w:r>
-      <w:r>
-        <w:t xml:space="preserve"> of the post, freaks out and tells admin that it must be The Forum being laggy mess again, </w:t>
-      </w:r>
-      <w:proofErr w:type="spellStart"/>
-      <w:r>
-        <w:t>cuz</w:t>
-      </w:r>
-      <w:proofErr w:type="spellEnd"/>
-      <w:r>
-        <w:t xml:space="preserve"> for him it shows that user was deleted. Sillygoose228 replies suspicious</w:t>
-      </w:r>
-      <w:r>
-        <w:t>ly</w:t>
-      </w:r>
-      <w:r>
-        <w:t xml:space="preserve"> </w:t>
-      </w:r>
-      <w:r>
-        <w:t xml:space="preserve">that website was even more laggy </w:t>
-      </w:r>
-      <w:proofErr w:type="gramStart"/>
-      <w:r>
-        <w:t>then</w:t>
-      </w:r>
-      <w:proofErr w:type="gramEnd"/>
-      <w:r>
-        <w:t xml:space="preserve"> usual when he was deleting that post (</w:t>
-      </w:r>
-      <w:proofErr w:type="spellStart"/>
-      <w:r>
-        <w:t>main_hero</w:t>
-      </w:r>
-      <w:proofErr w:type="spellEnd"/>
-      <w:r>
-        <w:t xml:space="preserve"> blames ai for that)</w:t>
-      </w:r>
-      <w:r>
-        <w:t xml:space="preserve">, and after long typing dumps a story when he tried to reply to someone and his reply was sent multiple times, </w:t>
-      </w:r>
-      <w:proofErr w:type="spellStart"/>
-      <w:r>
-        <w:t>cuz</w:t>
-      </w:r>
-      <w:proofErr w:type="spellEnd"/>
-      <w:r>
-        <w:t xml:space="preserve"> the forum was bugging out. </w:t>
-      </w:r>
-      <w:proofErr w:type="spellStart"/>
-      <w:r>
-        <w:t>Main_hero</w:t>
-      </w:r>
-      <w:proofErr w:type="spellEnd"/>
-      <w:r>
-        <w:t xml:space="preserve"> realizes he is off the hook and proceeds to login as sillygoose228 and demotes all the mods and transfer ownership of the sub to his account. He goes back and tells </w:t>
-      </w:r>
-      <w:proofErr w:type="spellStart"/>
-      <w:r>
-        <w:t>cyberdivers</w:t>
-      </w:r>
-      <w:proofErr w:type="spellEnd"/>
-      <w:r>
-        <w:t xml:space="preserve"> chat that he hacked the </w:t>
-      </w:r>
-      <w:r>
-        <w:t>zero</w:t>
-      </w:r>
-      <w:r>
-        <w:t xml:space="preserve"> sub and now he is the </w:t>
-      </w:r>
-      <w:proofErr w:type="gramStart"/>
-      <w:r>
-        <w:t>owner</w:t>
-      </w:r>
-      <w:proofErr w:type="gramEnd"/>
-      <w:r>
-        <w:t xml:space="preserve"> and they should do whatever they want with it.</w:t>
-      </w:r>
+      <w:r>
+        <w:t>Respect</w:t>
+      </w:r>
+      <w:r>
+        <w:t xml:space="preserve"> from idiots just like him. </w:t>
+      </w:r>
+      <w:r>
+        <w:t xml:space="preserve">And he can’t leave this idiots, because they are the only friends he has. </w:t>
+      </w:r>
+      <w:r>
+        <w:t>He is trying to convince himself and everyone around him that he is skillful, smart and overall</w:t>
+      </w:r>
+      <w:r>
+        <w:t xml:space="preserve"> the</w:t>
+      </w:r>
+      <w:r>
+        <w:t xml:space="preserve"> best person out there and not some useless moron, although he probably is, just to </w:t>
+      </w:r>
+      <w:r>
+        <w:t>not be alone</w:t>
+      </w:r>
+      <w:r>
+        <w:t xml:space="preserve">. He asks us if this life is fucking bullshit. He snaps out of it when someone pinged him and asked, does he know that The Forum could ban him for that. Main_hero replies, </w:t>
+      </w:r>
+      <w:r>
+        <w:t>yeah of course, but before he could sent that, he gets banned. Story ends with “oh wow”.</w:t>
+      </w:r>
+    </w:p>
+    <w:p>
+      <w:pPr>
+        <w:pStyle w:val="Heading2"/>
+      </w:pPr>
+      <w:bookmarkStart w:id="17" w:name="_Toc231307580"/>
+      <w:r>
+        <w:t>Story</w:t>
+      </w:r>
+      <w:r>
+        <w:t xml:space="preserve"> (as detailed as possible)</w:t>
+      </w:r>
+      <w:bookmarkEnd w:id="17"/>
     </w:p>
     <w:p>
       <w:pPr>
         <w:pStyle w:val="Heading3"/>
       </w:pPr>
-      <w:bookmarkStart w:id="16" w:name="_Toc231307579"/>
-      <w:r>
-        <w:t>Aftermath</w:t>
-      </w:r>
-      <w:bookmarkEnd w:id="16"/>
-    </w:p>
-    <w:p>
-      <w:r>
-        <w:t xml:space="preserve">Chat is </w:t>
-      </w:r>
-      <w:proofErr w:type="gramStart"/>
-      <w:r>
-        <w:t>surprised</w:t>
-      </w:r>
-      <w:proofErr w:type="gramEnd"/>
-      <w:r>
-        <w:t xml:space="preserve">. It calls </w:t>
-      </w:r>
-      <w:proofErr w:type="spellStart"/>
-      <w:r>
-        <w:t>main_hero</w:t>
-      </w:r>
-      <w:proofErr w:type="spellEnd"/>
-      <w:r>
-        <w:t xml:space="preserve"> a legend</w:t>
-      </w:r>
-      <w:r>
-        <w:t xml:space="preserve">, praises him for </w:t>
-      </w:r>
-      <w:proofErr w:type="gramStart"/>
-      <w:r>
-        <w:t>actually pulling</w:t>
-      </w:r>
-      <w:proofErr w:type="gramEnd"/>
-      <w:r>
-        <w:t xml:space="preserve"> this off</w:t>
-      </w:r>
-      <w:r>
-        <w:t xml:space="preserve">. </w:t>
-      </w:r>
-      <w:proofErr w:type="spellStart"/>
-      <w:r>
-        <w:t>Main_hero</w:t>
-      </w:r>
-      <w:proofErr w:type="spellEnd"/>
-      <w:r>
-        <w:t xml:space="preserve"> suggests they go and post </w:t>
-      </w:r>
-      <w:proofErr w:type="spellStart"/>
-      <w:r>
-        <w:t>dickpics</w:t>
-      </w:r>
-      <w:proofErr w:type="spellEnd"/>
-      <w:r>
-        <w:t xml:space="preserve">, spam whatever they want. He goes to </w:t>
-      </w:r>
-      <w:r>
-        <w:t>zero</w:t>
-      </w:r>
-      <w:r>
-        <w:t xml:space="preserve"> sub and sees people starting to spam all kinds of posts in the sub. </w:t>
-      </w:r>
-      <w:proofErr w:type="spellStart"/>
-      <w:r>
-        <w:t>Main_hero</w:t>
-      </w:r>
-      <w:proofErr w:type="spellEnd"/>
-      <w:r>
-        <w:t xml:space="preserve"> finally feels appreciated and proud of his work. He goes back to </w:t>
-      </w:r>
-      <w:proofErr w:type="spellStart"/>
-      <w:r>
-        <w:t>cyberdivers</w:t>
-      </w:r>
-      <w:proofErr w:type="spellEnd"/>
-      <w:r>
-        <w:t xml:space="preserve"> chat to read more about his accomplishment, but then he sees messages </w:t>
-      </w:r>
-      <w:proofErr w:type="gramStart"/>
-      <w:r>
-        <w:t>of</w:t>
-      </w:r>
-      <w:proofErr w:type="gramEnd"/>
-      <w:r>
-        <w:t xml:space="preserve"> some people, saying that they shouldn’t be doing that and they should return the sub to the rightful owner. </w:t>
-      </w:r>
-      <w:proofErr w:type="spellStart"/>
-      <w:r>
-        <w:t>Main_hero</w:t>
-      </w:r>
-      <w:proofErr w:type="spellEnd"/>
-      <w:r>
-        <w:t xml:space="preserve"> </w:t>
-      </w:r>
-      <w:proofErr w:type="gramStart"/>
-      <w:r>
-        <w:lastRenderedPageBreak/>
-        <w:t>than</w:t>
-      </w:r>
-      <w:proofErr w:type="gramEnd"/>
-      <w:r>
-        <w:t xml:space="preserve"> snaps, starts replying that he is the rightful owner, </w:t>
-      </w:r>
-      <w:proofErr w:type="spellStart"/>
-      <w:r>
-        <w:t>cuz</w:t>
-      </w:r>
-      <w:proofErr w:type="spellEnd"/>
-      <w:r>
-        <w:t xml:space="preserve"> he earned it by his </w:t>
-      </w:r>
-      <w:r>
-        <w:t>wit,</w:t>
-      </w:r>
-      <w:r>
-        <w:t xml:space="preserve"> and he should not return it to anyone</w:t>
-      </w:r>
-      <w:r>
-        <w:t xml:space="preserve">. After </w:t>
-      </w:r>
-      <w:proofErr w:type="gramStart"/>
-      <w:r>
-        <w:t>all</w:t>
-      </w:r>
-      <w:proofErr w:type="gramEnd"/>
-      <w:r>
-        <w:t xml:space="preserve"> </w:t>
-      </w:r>
-      <w:r>
-        <w:t>zero</w:t>
-      </w:r>
-      <w:r>
-        <w:t xml:space="preserve"> sub are their enemies. Some people are supporting </w:t>
-      </w:r>
-      <w:proofErr w:type="spellStart"/>
-      <w:r>
-        <w:t>main_</w:t>
-      </w:r>
-      <w:proofErr w:type="gramStart"/>
-      <w:r>
-        <w:t>hero</w:t>
-      </w:r>
-      <w:proofErr w:type="spellEnd"/>
-      <w:proofErr w:type="gramEnd"/>
-      <w:r>
-        <w:t xml:space="preserve"> and it starts a huge argument, with insults thrown around. In the middle of this argument, </w:t>
-      </w:r>
-      <w:proofErr w:type="spellStart"/>
-      <w:r>
-        <w:t>main_hero</w:t>
-      </w:r>
-      <w:proofErr w:type="spellEnd"/>
-      <w:r>
-        <w:t xml:space="preserve"> </w:t>
-      </w:r>
-      <w:r>
-        <w:t>is getting</w:t>
-      </w:r>
-      <w:r>
-        <w:t xml:space="preserve"> struck with realization. He says he wastes his life on some stupid shit like trying hard in </w:t>
-      </w:r>
-      <w:proofErr w:type="spellStart"/>
-      <w:r>
-        <w:t>cyberdivers</w:t>
-      </w:r>
-      <w:proofErr w:type="spellEnd"/>
-      <w:r>
-        <w:t xml:space="preserve"> for 1000 hours or hacking subforums and all for what, for fucking validation. Validation from idiots just like him. </w:t>
-      </w:r>
-      <w:r>
-        <w:t xml:space="preserve">And he can’t leave </w:t>
-      </w:r>
-      <w:proofErr w:type="gramStart"/>
-      <w:r>
-        <w:t>this idiots</w:t>
-      </w:r>
-      <w:proofErr w:type="gramEnd"/>
-      <w:r>
-        <w:t xml:space="preserve">, because they are the only friends he has. </w:t>
-      </w:r>
-      <w:r>
-        <w:t xml:space="preserve">He is trying to convince himself and everyone around him that he is skillful, smart and </w:t>
-      </w:r>
-      <w:proofErr w:type="gramStart"/>
-      <w:r>
-        <w:t>overall</w:t>
-      </w:r>
-      <w:proofErr w:type="gramEnd"/>
-      <w:r>
-        <w:t xml:space="preserve"> the</w:t>
-      </w:r>
-      <w:r>
-        <w:t xml:space="preserve"> best person out there and not some useless moron, although he probably is, just to </w:t>
-      </w:r>
-      <w:r>
-        <w:t>not be alone</w:t>
-      </w:r>
-      <w:r>
-        <w:t xml:space="preserve">. He asks us if this life is fucking bullshit. He snaps out of it when someone pinged him and asked, does he know that The Forum could ban him for that. </w:t>
-      </w:r>
-      <w:proofErr w:type="spellStart"/>
-      <w:r>
-        <w:t>Main_hero</w:t>
-      </w:r>
-      <w:proofErr w:type="spellEnd"/>
-      <w:r>
-        <w:t xml:space="preserve"> replies, </w:t>
-      </w:r>
-      <w:r>
-        <w:t xml:space="preserve">yeah of course, but before he could </w:t>
-      </w:r>
-      <w:proofErr w:type="gramStart"/>
-      <w:r>
-        <w:t>sent</w:t>
-      </w:r>
-      <w:proofErr w:type="gramEnd"/>
-      <w:r>
-        <w:t xml:space="preserve"> that, he gets banned. Story ends with “oh wow”.</w:t>
-      </w:r>
-    </w:p>
-    <w:p>
-      <w:pPr>
-        <w:pStyle w:val="Heading2"/>
-      </w:pPr>
-      <w:bookmarkStart w:id="17" w:name="_Toc231307580"/>
-      <w:r>
-        <w:t>Story</w:t>
-      </w:r>
-      <w:r>
-        <w:t xml:space="preserve"> (as detailed as possible)</w:t>
-      </w:r>
-      <w:bookmarkEnd w:id="17"/>
-    </w:p>
-    <w:p>
-      <w:pPr>
-        <w:pStyle w:val="Heading3"/>
-      </w:pPr>
       <w:bookmarkStart w:id="18" w:name="_Toc231307581"/>
       <w:r>
         <w:t>Intro</w:t>
@@ -5196,15 +4000,7 @@
     </w:p>
     <w:p>
       <w:r>
-        <w:t xml:space="preserve">Hi. I am </w:t>
-      </w:r>
-      <w:proofErr w:type="spellStart"/>
-      <w:r>
-        <w:t>main_hero</w:t>
-      </w:r>
-      <w:proofErr w:type="spellEnd"/>
-      <w:r>
-        <w:t xml:space="preserve">. </w:t>
+        <w:t xml:space="preserve">Hi. I am main_hero. </w:t>
       </w:r>
       <w:r>
         <w:t xml:space="preserve">I’m starting this file </w:t>
@@ -5250,1077 +4046,760 @@
         <w:t>So,</w:t>
       </w:r>
       <w:r>
+        <w:t xml:space="preserve"> uhhh where do I start?</w:t>
+      </w:r>
+      <w:r>
+        <w:t xml:space="preserve"> I </w:t>
+      </w:r>
+      <w:r>
+        <w:t xml:space="preserve">am a gamer with </w:t>
+      </w:r>
+      <w:r>
+        <w:t>10+ years</w:t>
+      </w:r>
+      <w:r>
         <w:t xml:space="preserve"> </w:t>
       </w:r>
-      <w:proofErr w:type="spellStart"/>
-      <w:r>
-        <w:t>uhhh</w:t>
-      </w:r>
-      <w:proofErr w:type="spellEnd"/>
-      <w:r>
-        <w:t xml:space="preserve"> where do I start?</w:t>
-      </w:r>
-      <w:r>
-        <w:t xml:space="preserve"> I </w:t>
-      </w:r>
-      <w:r>
-        <w:t xml:space="preserve">am a gamer with </w:t>
-      </w:r>
-      <w:r>
-        <w:t>10+ years</w:t>
+      <w:r>
+        <w:t xml:space="preserve">of </w:t>
+      </w:r>
+      <w:r>
+        <w:t>experience</w:t>
+      </w:r>
+      <w:r>
+        <w:t xml:space="preserve">, </w:t>
+      </w:r>
+      <w:r>
+        <w:t>especially</w:t>
       </w:r>
       <w:r>
         <w:t xml:space="preserve"> </w:t>
       </w:r>
       <w:r>
-        <w:t xml:space="preserve">of </w:t>
-      </w:r>
-      <w:r>
-        <w:t>experience</w:t>
+        <w:t xml:space="preserve">in </w:t>
+      </w:r>
+      <w:r>
+        <w:t>Cyberdivers</w:t>
+      </w:r>
+      <w:r>
+        <w:t>.</w:t>
+      </w:r>
+      <w:r>
+        <w:t xml:space="preserve"> I have more than 1000 hours</w:t>
+      </w:r>
+      <w:r>
+        <w:t xml:space="preserve"> in it</w:t>
+      </w:r>
+      <w:r>
+        <w:t xml:space="preserve"> and, boy, lemme tell you, I am very good </w:t>
+      </w:r>
+      <w:r>
+        <w:t>in this</w:t>
+      </w:r>
+      <w:r>
+        <w:t xml:space="preserve"> game, I can show you.</w:t>
+      </w:r>
+    </w:p>
+    <w:p>
+      <w:r>
+        <w:t>(Profile page appears</w:t>
+      </w:r>
+      <w:r>
+        <w:t xml:space="preserve">. User is prompted to go to the account </w:t>
+      </w:r>
+      <w:r>
+        <w:t xml:space="preserve">links </w:t>
+      </w:r>
+      <w:r>
+        <w:t xml:space="preserve">where he got a </w:t>
+      </w:r>
+      <w:r>
+        <w:t>cyberdivers</w:t>
+      </w:r>
+      <w:r>
+        <w:t xml:space="preserve"> link. As user hovers over the link, he sees a streak of </w:t>
+      </w:r>
+      <w:r>
+        <w:t xml:space="preserve">failed </w:t>
+      </w:r>
+      <w:r>
+        <w:t>contracts</w:t>
+      </w:r>
+      <w:r>
+        <w:t xml:space="preserve"> with 1 win)</w:t>
+      </w:r>
+    </w:p>
+    <w:p>
+      <w:r>
+        <w:lastRenderedPageBreak/>
+        <w:t>…</w:t>
+      </w:r>
+      <w:r>
+        <w:t>you know</w:t>
+      </w:r>
+      <w:r>
+        <w:t xml:space="preserve"> what</w:t>
+      </w:r>
+      <w:r>
+        <w:t xml:space="preserve">, matchmaking in this game is unfair bullshit, I always play with weak </w:t>
+      </w:r>
+      <w:r>
+        <w:t xml:space="preserve">ass </w:t>
+      </w:r>
+      <w:r>
+        <w:t>teammates. Also,</w:t>
+      </w:r>
+      <w:r>
+        <w:t xml:space="preserve"> enemies</w:t>
+      </w:r>
+      <w:r>
+        <w:t xml:space="preserve"> </w:t>
+      </w:r>
+      <w:r>
+        <w:t>balance in this game is broken</w:t>
+      </w:r>
+      <w:r>
+        <w:t>. Also, I didn’t unlock latest weapons</w:t>
+      </w:r>
+      <w:r>
+        <w:t>.</w:t>
+      </w:r>
+      <w:r>
+        <w:t xml:space="preserve"> Also, game is</w:t>
+      </w:r>
+      <w:r>
+        <w:t xml:space="preserve"> a</w:t>
+      </w:r>
+      <w:r>
+        <w:t xml:space="preserve"> </w:t>
+      </w:r>
+      <w:r>
+        <w:t>bug-ridden mess</w:t>
+      </w:r>
+      <w:r>
+        <w:t xml:space="preserve">. </w:t>
+      </w:r>
+      <w:r>
+        <w:t xml:space="preserve">But </w:t>
+      </w:r>
+      <w:r>
+        <w:t>usually,</w:t>
+      </w:r>
+      <w:r>
+        <w:t xml:space="preserve"> I play a lot better than this</w:t>
+      </w:r>
+      <w:r>
+        <w:t>, it’s just a bad luck is what it is</w:t>
+      </w:r>
+      <w:r>
+        <w:t>, trust.</w:t>
+      </w:r>
+    </w:p>
+    <w:p>
+      <w:r>
+        <w:t xml:space="preserve">Anyway, I’m well respected in </w:t>
+      </w:r>
+      <w:r>
+        <w:t>cyberdivers</w:t>
+      </w:r>
+      <w:r>
+        <w:t xml:space="preserve"> community, people know my name.</w:t>
+      </w:r>
+      <w:r>
+        <w:t xml:space="preserve"> Lemme show them to you.</w:t>
+      </w:r>
+    </w:p>
+    <w:p>
+      <w:r>
+        <w:t>(User is prompted to search for the sc2 subforum)</w:t>
+      </w:r>
+    </w:p>
+    <w:p>
+      <w:r>
+        <w:t xml:space="preserve">I kinda forgot to explain, what kind of game this is. </w:t>
+      </w:r>
+      <w:r>
+        <w:t xml:space="preserve">So </w:t>
+      </w:r>
+      <w:r>
+        <w:t xml:space="preserve">it’s </w:t>
+      </w:r>
+      <w:r>
+        <w:t>a horde shooter, where</w:t>
+      </w:r>
+      <w:r>
+        <w:t xml:space="preserve"> there are different</w:t>
+      </w:r>
+      <w:r>
+        <w:t xml:space="preserve"> app</w:t>
+      </w:r>
+      <w:r>
+        <w:t>s that needed to be protected</w:t>
+      </w:r>
+      <w:r>
+        <w:t xml:space="preserve"> </w:t>
+      </w:r>
+      <w:r>
+        <w:t>from different threats, so companies hire cyberdivers as freelancers to deal with them</w:t>
+      </w:r>
+      <w:r>
+        <w:t>, but it’s represented as them actually fighting one of three factions: AI bots, Bugs or Hackers. Naturally</w:t>
+      </w:r>
+      <w:r>
+        <w:t>,</w:t>
+      </w:r>
+      <w:r>
+        <w:t xml:space="preserve"> we have nicknames for all three, clankers, bugs and squids. We call hackers squids, cuz in game they look like s</w:t>
+      </w:r>
+      <w:r>
+        <w:t>quids, and their tentacles can penetrate everything. And when I say everything, I mean everything.</w:t>
+      </w:r>
+      <w:r>
+        <w:t xml:space="preserve"> Like walls. I mean</w:t>
+      </w:r>
+      <w:r>
+        <w:t>t</w:t>
+      </w:r>
+      <w:r>
+        <w:t xml:space="preserve"> walls.</w:t>
+      </w:r>
+    </w:p>
+    <w:p>
+      <w:r>
+        <w:t>My friends from here</w:t>
+      </w:r>
+      <w:r>
+        <w:t xml:space="preserve"> once challenged me to play a game with them, and I absolutely destroyed them. Even though we were in the same team.</w:t>
+      </w:r>
+      <w:r>
+        <w:t xml:space="preserve"> I mean, my contribution to the game was essential</w:t>
+      </w:r>
+      <w:r>
+        <w:t>.</w:t>
+      </w:r>
+      <w:r>
+        <w:t xml:space="preserve"> </w:t>
+      </w:r>
+      <w:r>
+        <w:t>W</w:t>
+      </w:r>
+      <w:r>
+        <w:t xml:space="preserve">e lost anyway, but without me it wouldn’t have been such a close </w:t>
+      </w:r>
+      <w:r>
+        <w:t>fight</w:t>
+      </w:r>
+      <w:r>
+        <w:t xml:space="preserve">. But oh well, what can u do with shit teammates, right? Hold on, lemme </w:t>
+      </w:r>
+      <w:r>
+        <w:t>hit them up</w:t>
+      </w:r>
+      <w:r>
+        <w:t xml:space="preserve"> in the chat, my </w:t>
+      </w:r>
+      <w:r>
+        <w:t>mates</w:t>
+      </w:r>
+      <w:r>
+        <w:t xml:space="preserve"> will </w:t>
+      </w:r>
+      <w:r>
+        <w:t>love</w:t>
+      </w:r>
+      <w:r>
+        <w:t xml:space="preserve"> to see me.</w:t>
+      </w:r>
+    </w:p>
+    <w:p>
+      <w:r>
+        <w:t xml:space="preserve">(User is prompted to go to the chat page and </w:t>
+      </w:r>
+      <w:r>
+        <w:t>type in it</w:t>
+      </w:r>
+      <w:r>
+        <w:t>)</w:t>
+      </w:r>
+    </w:p>
+    <w:p>
+      <w:r>
+        <w:t>(Previous messages)</w:t>
+      </w:r>
+    </w:p>
+    <w:p>
+      <w:r>
+        <w:t>User 1: bro th</w:t>
+      </w:r>
+      <w:r>
+        <w:t>e</w:t>
+      </w:r>
+      <w:r>
+        <w:t>s</w:t>
+      </w:r>
+      <w:r>
+        <w:t>e</w:t>
+      </w:r>
+      <w:r>
+        <w:t xml:space="preserve"> </w:t>
+      </w:r>
+      <w:r>
+        <w:t>clankers</w:t>
+      </w:r>
+      <w:r>
+        <w:t xml:space="preserve"> spawn rate is insane, how tf r u supposed to fight them on d10</w:t>
+      </w:r>
+    </w:p>
+    <w:p>
+      <w:r>
+        <w:t>User 2: skill issue bruh</w:t>
+      </w:r>
+    </w:p>
+    <w:p>
+      <w:r>
+        <w:t>User 1: blow me</w:t>
+      </w:r>
+    </w:p>
+    <w:p>
+      <w:r>
+        <w:t xml:space="preserve">User 3: </w:t>
+      </w:r>
+      <w:r>
+        <w:t>just bring ak 4.7.0 with reactive boost, it’s not that hard</w:t>
+      </w:r>
+    </w:p>
+    <w:p>
+      <w:r>
+        <w:t>User 1: damn bro, u so smart, why didn’t I think of that</w:t>
+      </w:r>
+    </w:p>
+    <w:p>
+      <w:r>
+        <w:t>User 1: I need level 75 to unlock ak 4.7.0, im like 42</w:t>
+      </w:r>
+    </w:p>
+    <w:p>
+      <w:r>
+        <w:t>User 3: don’t play ai faction then, or lower the diff if u can’t take the heat</w:t>
+      </w:r>
+    </w:p>
+    <w:p>
+      <w:r>
+        <w:t>User 1: spearhead needs to nerf this fucking spawn rate</w:t>
+      </w:r>
+      <w:r>
+        <w:t>, fucking ruining this game</w:t>
+      </w:r>
+    </w:p>
+    <w:p>
+      <w:r>
+        <w:t>User 4: nah u kidding ai d10 is way too easy, if anything, they need to make it harder</w:t>
+      </w:r>
+    </w:p>
+    <w:p>
+      <w:r>
+        <w:lastRenderedPageBreak/>
+        <w:t>User 4: go train on d1 bruh, left mouse button to shoot btw</w:t>
+      </w:r>
+    </w:p>
+    <w:p>
+      <w:r>
+        <w:t>User 1: go touch some grass bruh, ur father won’t come back home if u put another 100 hours in the game</w:t>
+      </w:r>
+    </w:p>
+    <w:p>
+      <w:r>
+        <w:t xml:space="preserve">Main_hero: </w:t>
+      </w:r>
+      <w:r>
+        <w:t>what’s up</w:t>
+      </w:r>
+    </w:p>
+    <w:p>
+      <w:r>
+        <w:t>User 1: bro it’s this mf again</w:t>
+      </w:r>
+    </w:p>
+    <w:p>
+      <w:r>
+        <w:t xml:space="preserve">User 2: u dumb fuck, we lost a </w:t>
+      </w:r>
+      <w:r>
+        <w:t>sprint</w:t>
+      </w:r>
+      <w:r>
+        <w:t xml:space="preserve"> cuz of u</w:t>
+      </w:r>
+    </w:p>
+    <w:p>
+      <w:r>
+        <w:t>User 3: did u finally learn how to play?</w:t>
+      </w:r>
+    </w:p>
+    <w:p>
+      <w:r>
+        <w:t>(Screen is getting red)</w:t>
+      </w:r>
+    </w:p>
+    <w:p>
+      <w:r>
+        <w:t>User 4: go fuck urself</w:t>
       </w:r>
       <w:r>
         <w:t xml:space="preserve">, </w:t>
       </w:r>
       <w:r>
-        <w:t>especially</w:t>
+        <w:t>u killed me like 10 times</w:t>
+      </w:r>
+      <w:r>
+        <w:t>, cunt</w:t>
+      </w:r>
+    </w:p>
+    <w:p>
+      <w:r>
+        <w:t xml:space="preserve">User 5: </w:t>
+      </w:r>
+      <w:r>
+        <w:t xml:space="preserve">mf is acting like nothing happened, </w:t>
+      </w:r>
+      <w:r>
+        <w:t>go fuck urself</w:t>
+      </w:r>
+    </w:p>
+    <w:p>
+      <w:r>
+        <w:t xml:space="preserve">User 6: bro that last </w:t>
+      </w:r>
+      <w:r>
+        <w:t>contract</w:t>
+      </w:r>
+      <w:r>
+        <w:t xml:space="preserve"> was painful to watch, </w:t>
+      </w:r>
+      <w:r>
+        <w:t>u brought like the worst guns for bugs</w:t>
+      </w:r>
+      <w:r>
+        <w:t>, shit wasn’t even close</w:t>
+      </w:r>
+      <w:r>
+        <w:t xml:space="preserve"> lmao</w:t>
+      </w:r>
+    </w:p>
+    <w:p>
+      <w:r>
+        <w:t xml:space="preserve">User 7: bro </w:t>
+      </w:r>
+      <w:r>
+        <w:t>was speedrunning the sprint failure</w:t>
+      </w:r>
+    </w:p>
+    <w:p>
+      <w:r>
+        <w:t xml:space="preserve">User 8: this noob ass was bragging about his skill so much and couldn’t even </w:t>
+      </w:r>
+      <w:r>
+        <w:t>clear a squid repository, bruuuh</w:t>
+      </w:r>
+    </w:p>
+    <w:p>
+      <w:r>
+        <w:t>User 9: secondhand embarrassment from watching u play was insane, I’d actually kms if I were you</w:t>
+      </w:r>
+    </w:p>
+    <w:p>
+      <w:r>
+        <w:t>User 10: that’s crazy lmao</w:t>
+      </w:r>
+    </w:p>
+    <w:p>
+      <w:r>
+        <w:t xml:space="preserve">They love me. I know it looks like they are </w:t>
+      </w:r>
+      <w:r>
+        <w:t>grilling the fuck out of</w:t>
+      </w:r>
+      <w:r>
+        <w:t xml:space="preserve"> me and calling me bad at the game or something</w:t>
+      </w:r>
+      <w:r>
+        <w:t xml:space="preserve">, but it’s actually </w:t>
+      </w:r>
+      <w:r>
+        <w:t>fine</w:t>
+      </w:r>
+      <w:r>
+        <w:t>, you just don’t get it</w:t>
+      </w:r>
+      <w:r>
+        <w:t xml:space="preserve">. It’s how we show </w:t>
+      </w:r>
+      <w:r>
+        <w:t>love</w:t>
+      </w:r>
+      <w:r>
+        <w:t xml:space="preserve"> and respect for each other, just friendly roasting. They know I’m good</w:t>
+      </w:r>
+      <w:r>
+        <w:t xml:space="preserve"> at the game</w:t>
+      </w:r>
+      <w:r>
+        <w:t>, they are just fucking with me.</w:t>
+      </w:r>
+    </w:p>
+    <w:p>
+      <w:r>
+        <w:t>User 9: ain’t no one f</w:t>
+      </w:r>
+      <w:r>
+        <w:t xml:space="preserve">ucking </w:t>
+      </w:r>
+      <w:r>
+        <w:t>w</w:t>
+      </w:r>
+      <w:r>
+        <w:t>ith</w:t>
+      </w:r>
+      <w:r>
+        <w:t xml:space="preserve"> this dude, </w:t>
+      </w:r>
+      <w:r>
+        <w:t>kick</w:t>
+      </w:r>
+      <w:r>
+        <w:t xml:space="preserve"> his ass out of here</w:t>
+      </w:r>
+    </w:p>
+    <w:p>
+      <w:r>
+        <w:t>It’s all jokes, trust me.</w:t>
+      </w:r>
+    </w:p>
+    <w:p>
+      <w:pPr>
+        <w:pStyle w:val="Heading3"/>
+      </w:pPr>
+      <w:bookmarkStart w:id="19" w:name="_Toc231307582"/>
+      <w:r>
+        <w:t>Chance to prove yourself</w:t>
+      </w:r>
+      <w:bookmarkEnd w:id="19"/>
+    </w:p>
+    <w:p>
+      <w:r>
+        <w:t>(Screen goes back to normal)</w:t>
+      </w:r>
+    </w:p>
+    <w:p>
+      <w:r>
+        <w:t xml:space="preserve">User 10: yo, y’all seen the news about delayed </w:t>
+      </w:r>
+      <w:r>
+        <w:t>zero</w:t>
+      </w:r>
+      <w:r>
+        <w:t xml:space="preserve"> dlc?</w:t>
+      </w:r>
+    </w:p>
+    <w:p>
+      <w:r>
+        <w:t xml:space="preserve">User 2: yeah, </w:t>
+      </w:r>
+      <w:r>
+        <w:t>Spearhead</w:t>
+      </w:r>
+      <w:r>
+        <w:t xml:space="preserve"> can’t make the new content even for </w:t>
+      </w:r>
+      <w:r>
+        <w:t>zero</w:t>
+      </w:r>
+      <w:r>
+        <w:t xml:space="preserve"> lol</w:t>
+      </w:r>
+    </w:p>
+    <w:p>
+      <w:r>
+        <w:lastRenderedPageBreak/>
+        <w:t>User 3: Zero the game? More like zero dlc</w:t>
+      </w:r>
+    </w:p>
+    <w:p>
+      <w:r>
+        <w:t>User 4: I will pay u not to joke ever again</w:t>
+      </w:r>
+    </w:p>
+    <w:p>
+      <w:r>
+        <w:t xml:space="preserve">User 5: holy cornball </w:t>
+      </w:r>
+    </w:p>
+    <w:p>
+      <w:r>
+        <w:t xml:space="preserve">User 6: fuck yeah, at least that means that finally </w:t>
+      </w:r>
+      <w:r>
+        <w:t>spearhead</w:t>
+      </w:r>
+      <w:r>
+        <w:t xml:space="preserve"> heard us and making smth new for </w:t>
+      </w:r>
+      <w:r>
+        <w:t>cyberdivers</w:t>
+      </w:r>
+    </w:p>
+    <w:p>
+      <w:r>
+        <w:t>User 7: this absolutely does not mean that bruh, they just can’t do shit</w:t>
+      </w:r>
+    </w:p>
+    <w:p>
+      <w:r>
+        <w:t xml:space="preserve">User 12: </w:t>
+      </w:r>
+      <w:r>
+        <w:t>zero</w:t>
       </w:r>
       <w:r>
         <w:t xml:space="preserve"> </w:t>
       </w:r>
       <w:r>
-        <w:t xml:space="preserve">in </w:t>
-      </w:r>
-      <w:proofErr w:type="spellStart"/>
-      <w:r>
-        <w:t>Cyberdivers</w:t>
-      </w:r>
-      <w:proofErr w:type="spellEnd"/>
-      <w:r>
-        <w:t>.</w:t>
-      </w:r>
-      <w:r>
-        <w:t xml:space="preserve"> I have more than 1000 hours</w:t>
-      </w:r>
-      <w:r>
-        <w:t xml:space="preserve"> in it</w:t>
-      </w:r>
-      <w:r>
-        <w:t xml:space="preserve"> and, boy, </w:t>
-      </w:r>
-      <w:proofErr w:type="spellStart"/>
-      <w:r>
-        <w:t>lemme</w:t>
-      </w:r>
-      <w:proofErr w:type="spellEnd"/>
-      <w:r>
-        <w:t xml:space="preserve"> tell you, I am very good </w:t>
-      </w:r>
-      <w:proofErr w:type="gramStart"/>
-      <w:r>
-        <w:t>in</w:t>
-      </w:r>
-      <w:proofErr w:type="gramEnd"/>
-      <w:r>
-        <w:t xml:space="preserve"> this</w:t>
-      </w:r>
-      <w:r>
-        <w:t xml:space="preserve"> game, I can show you.</w:t>
-      </w:r>
-    </w:p>
-    <w:p>
-      <w:r>
-        <w:t>(Profile page appears</w:t>
-      </w:r>
-      <w:r>
-        <w:t xml:space="preserve">. User is prompted to go to the account </w:t>
-      </w:r>
-      <w:r>
-        <w:t xml:space="preserve">links </w:t>
-      </w:r>
-      <w:r>
-        <w:t xml:space="preserve">where he got a </w:t>
-      </w:r>
-      <w:proofErr w:type="spellStart"/>
+        <w:t xml:space="preserve">fans </w:t>
+      </w:r>
+      <w:r>
+        <w:t>are in shambles rn</w:t>
+      </w:r>
+    </w:p>
+    <w:p>
+      <w:r>
+        <w:t>User 8: maybe we will finally get a</w:t>
+      </w:r>
+      <w:r>
+        <w:t>n</w:t>
+      </w:r>
+      <w:r>
+        <w:t xml:space="preserve"> </w:t>
+      </w:r>
+      <w:r>
+        <w:t>ak 4.7.0 buff</w:t>
+      </w:r>
+    </w:p>
+    <w:p>
+      <w:r>
+        <w:t xml:space="preserve">User 11: </w:t>
+      </w:r>
+      <w:r>
+        <w:t>ak 4.7.0 is already op</w:t>
+      </w:r>
+      <w:r>
+        <w:t xml:space="preserve">, u </w:t>
+      </w:r>
+      <w:r>
+        <w:t>just don’t know how to play with it</w:t>
+      </w:r>
+      <w:r>
+        <w:t xml:space="preserve">, I can easily </w:t>
+      </w:r>
+      <w:r>
+        <w:t>clear bugs source solo with it, maybe with vibe strike stratagem.</w:t>
+      </w:r>
+    </w:p>
+    <w:p>
+      <w:r>
+        <w:t xml:space="preserve">User 9: </w:t>
+      </w:r>
+      <w:r>
+        <w:t>vibe strike set’s ur teammates on fire, it’s the worst stratagem in the game</w:t>
+      </w:r>
+      <w:r>
+        <w:t xml:space="preserve">, </w:t>
+      </w:r>
+      <w:r>
+        <w:t>unless u r retarded ofc</w:t>
+      </w:r>
+    </w:p>
+    <w:p>
+      <w:r>
+        <w:t xml:space="preserve">Ah yes, </w:t>
+      </w:r>
+      <w:r>
+        <w:t>Zero</w:t>
+      </w:r>
+      <w:r>
+        <w:t>. Made by the same developer, Sp</w:t>
+      </w:r>
+      <w:r>
+        <w:t>earhead Studios</w:t>
+      </w:r>
+      <w:r>
+        <w:t xml:space="preserve">, as </w:t>
+      </w:r>
+      <w:r>
+        <w:t>our game</w:t>
+      </w:r>
+      <w:r>
+        <w:t>. Instead of making content and patches</w:t>
+      </w:r>
+      <w:r>
+        <w:t xml:space="preserve"> for Cyberdivers</w:t>
+      </w:r>
+      <w:r>
+        <w:t>, they decided to make some random ass</w:t>
+      </w:r>
+      <w:r>
+        <w:t xml:space="preserve"> spin-off</w:t>
+      </w:r>
+      <w:r>
+        <w:t xml:space="preserve"> in the same universe</w:t>
+      </w:r>
+      <w:r>
+        <w:t>,</w:t>
+      </w:r>
+      <w:r>
+        <w:t xml:space="preserve"> and the game wasn’t even that good.</w:t>
+      </w:r>
+      <w:r>
+        <w:t xml:space="preserve"> And now they are working on the dlc</w:t>
+      </w:r>
+      <w:r>
+        <w:t xml:space="preserve"> for it</w:t>
+      </w:r>
+      <w:r>
+        <w:t xml:space="preserve">, while </w:t>
+      </w:r>
       <w:r>
         <w:t>cyberdivers</w:t>
       </w:r>
-      <w:proofErr w:type="spellEnd"/>
-      <w:r>
-        <w:t xml:space="preserve"> link. As user hovers over the link, he sees a streak of </w:t>
-      </w:r>
-      <w:r>
-        <w:t xml:space="preserve">failed </w:t>
-      </w:r>
-      <w:r>
-        <w:t>contracts</w:t>
-      </w:r>
-      <w:r>
-        <w:t xml:space="preserve"> with 1 win)</w:t>
-      </w:r>
-    </w:p>
-    <w:p>
-      <w:r>
-        <w:t>…</w:t>
-      </w:r>
-      <w:r>
-        <w:t>you know</w:t>
-      </w:r>
-      <w:r>
-        <w:t xml:space="preserve"> what</w:t>
-      </w:r>
-      <w:r>
-        <w:t xml:space="preserve">, matchmaking in this game is unfair bullshit, I always play with weak </w:t>
-      </w:r>
-      <w:r>
-        <w:t xml:space="preserve">ass </w:t>
-      </w:r>
-      <w:r>
-        <w:t>teammates. Also,</w:t>
-      </w:r>
-      <w:r>
-        <w:t xml:space="preserve"> enemies</w:t>
-      </w:r>
       <w:r>
         <w:t xml:space="preserve"> </w:t>
       </w:r>
       <w:r>
-        <w:t>balance in this game is broken</w:t>
-      </w:r>
-      <w:r>
-        <w:t>. Also, I didn’t unlock latest weapons</w:t>
-      </w:r>
-      <w:r>
-        <w:t>.</w:t>
-      </w:r>
-      <w:r>
-        <w:t xml:space="preserve"> Also, game is</w:t>
-      </w:r>
-      <w:r>
-        <w:t xml:space="preserve"> a</w:t>
+        <w:t>is</w:t>
+      </w:r>
+      <w:r>
+        <w:t xml:space="preserve"> dying without new updates, fucking idiots.</w:t>
+      </w:r>
+    </w:p>
+    <w:p>
+      <w:r>
+        <w:t>User 11: maybe don’t be a moron and don’t stand right next to it next time, might help idk</w:t>
+      </w:r>
+    </w:p>
+    <w:p>
+      <w:r>
+        <w:t xml:space="preserve">User 11: </w:t>
+      </w:r>
+      <w:r>
+        <w:t>point is</w:t>
+      </w:r>
+      <w:r>
+        <w:t>,</w:t>
       </w:r>
       <w:r>
         <w:t xml:space="preserve"> </w:t>
       </w:r>
       <w:r>
-        <w:t>bug-ridden mess</w:t>
-      </w:r>
-      <w:r>
-        <w:t xml:space="preserve">. </w:t>
-      </w:r>
-      <w:r>
-        <w:t xml:space="preserve">But </w:t>
-      </w:r>
-      <w:r>
-        <w:t>usually,</w:t>
-      </w:r>
-      <w:r>
-        <w:t xml:space="preserve"> I play a lot better than this</w:t>
-      </w:r>
-      <w:r>
-        <w:t xml:space="preserve">, it’s just </w:t>
-      </w:r>
-      <w:proofErr w:type="gramStart"/>
-      <w:r>
-        <w:t>a bad</w:t>
-      </w:r>
-      <w:proofErr w:type="gramEnd"/>
-      <w:r>
-        <w:t xml:space="preserve"> luck is what it is</w:t>
-      </w:r>
-      <w:r>
-        <w:t>, trust.</w:t>
-      </w:r>
-    </w:p>
-    <w:p>
-      <w:r>
-        <w:t xml:space="preserve">Anyway, I’m well respected in </w:t>
-      </w:r>
-      <w:proofErr w:type="spellStart"/>
-      <w:r>
-        <w:t>cyberdivers</w:t>
-      </w:r>
-      <w:proofErr w:type="spellEnd"/>
-      <w:r>
-        <w:t xml:space="preserve"> community, people know my name.</w:t>
-      </w:r>
-      <w:r>
-        <w:t xml:space="preserve"> Lemme show them to you.</w:t>
-      </w:r>
-    </w:p>
-    <w:p>
-      <w:r>
-        <w:t>(</w:t>
-      </w:r>
-      <w:proofErr w:type="gramStart"/>
-      <w:r>
-        <w:t>User is</w:t>
-      </w:r>
-      <w:proofErr w:type="gramEnd"/>
-      <w:r>
-        <w:t xml:space="preserve"> prompted to search for the sc2 subforum)</w:t>
-      </w:r>
-    </w:p>
-    <w:p>
-      <w:r>
-        <w:lastRenderedPageBreak/>
-        <w:t xml:space="preserve">I </w:t>
-      </w:r>
-      <w:proofErr w:type="spellStart"/>
-      <w:r>
-        <w:t>kinda</w:t>
-      </w:r>
-      <w:proofErr w:type="spellEnd"/>
-      <w:r>
-        <w:t xml:space="preserve"> forgot to </w:t>
-      </w:r>
-      <w:proofErr w:type="gramStart"/>
-      <w:r>
-        <w:t>explain,</w:t>
-      </w:r>
-      <w:proofErr w:type="gramEnd"/>
-      <w:r>
-        <w:t xml:space="preserve"> what kind of game this is. </w:t>
-      </w:r>
-      <w:proofErr w:type="gramStart"/>
-      <w:r>
-        <w:t>So</w:t>
-      </w:r>
-      <w:proofErr w:type="gramEnd"/>
-      <w:r>
-        <w:t xml:space="preserve"> </w:t>
-      </w:r>
-      <w:r>
-        <w:t xml:space="preserve">it’s </w:t>
-      </w:r>
-      <w:r>
-        <w:t>a horde shooter, where</w:t>
-      </w:r>
-      <w:r>
-        <w:t xml:space="preserve"> there are different</w:t>
-      </w:r>
-      <w:r>
-        <w:t xml:space="preserve"> app</w:t>
-      </w:r>
-      <w:r>
-        <w:t>s that needed to be protected</w:t>
-      </w:r>
-      <w:r>
-        <w:t xml:space="preserve"> </w:t>
-      </w:r>
-      <w:r>
-        <w:t xml:space="preserve">from different threats, so companies hire </w:t>
-      </w:r>
-      <w:proofErr w:type="spellStart"/>
-      <w:r>
-        <w:t>cyberdivers</w:t>
-      </w:r>
-      <w:proofErr w:type="spellEnd"/>
-      <w:r>
-        <w:t xml:space="preserve"> as freelancers to deal with them</w:t>
-      </w:r>
-      <w:r>
-        <w:t xml:space="preserve">, but it’s represented as them </w:t>
-      </w:r>
-      <w:proofErr w:type="gramStart"/>
-      <w:r>
-        <w:t>actually fighting</w:t>
-      </w:r>
-      <w:proofErr w:type="gramEnd"/>
-      <w:r>
-        <w:t xml:space="preserve"> one of three factions: AI bots, Bugs or Hackers. Naturally</w:t>
-      </w:r>
-      <w:r>
-        <w:t>,</w:t>
-      </w:r>
-      <w:r>
-        <w:t xml:space="preserve"> we have nicknames for all three, clankers, bugs and squids. We call hackers squids, </w:t>
-      </w:r>
-      <w:proofErr w:type="spellStart"/>
-      <w:r>
-        <w:t>cuz</w:t>
-      </w:r>
-      <w:proofErr w:type="spellEnd"/>
-      <w:r>
-        <w:t xml:space="preserve"> in </w:t>
-      </w:r>
-      <w:proofErr w:type="gramStart"/>
-      <w:r>
-        <w:t>game</w:t>
-      </w:r>
-      <w:proofErr w:type="gramEnd"/>
-      <w:r>
-        <w:t xml:space="preserve"> they look like s</w:t>
-      </w:r>
-      <w:r>
-        <w:t>quids, and their tentacles can penetrate everything. And when I say everything, I mean everything.</w:t>
-      </w:r>
-      <w:r>
-        <w:t xml:space="preserve"> Like walls. I </w:t>
-      </w:r>
-      <w:proofErr w:type="gramStart"/>
-      <w:r>
-        <w:t>mean</w:t>
-      </w:r>
-      <w:r>
-        <w:t>t</w:t>
-      </w:r>
-      <w:proofErr w:type="gramEnd"/>
-      <w:r>
-        <w:t xml:space="preserve"> walls.</w:t>
-      </w:r>
-    </w:p>
-    <w:p>
-      <w:r>
-        <w:t>My friends from here</w:t>
-      </w:r>
-      <w:r>
-        <w:t xml:space="preserve"> once challenged me to play a game with them, and I absolutely destroyed them. Even though we were in the same team.</w:t>
-      </w:r>
-      <w:r>
-        <w:t xml:space="preserve"> I mean, my contribution to the game was essential</w:t>
-      </w:r>
-      <w:r>
-        <w:t>.</w:t>
-      </w:r>
-      <w:r>
-        <w:t xml:space="preserve"> </w:t>
-      </w:r>
-      <w:r>
-        <w:t>W</w:t>
-      </w:r>
-      <w:r>
-        <w:t xml:space="preserve">e lost anyway, but without me it wouldn’t have been such a close </w:t>
-      </w:r>
-      <w:r>
-        <w:t>fight</w:t>
-      </w:r>
-      <w:r>
-        <w:t xml:space="preserve">. But oh well, what can u do with shit teammates, right? Hold on, </w:t>
-      </w:r>
-      <w:proofErr w:type="spellStart"/>
-      <w:r>
-        <w:t>lemme</w:t>
-      </w:r>
-      <w:proofErr w:type="spellEnd"/>
-      <w:r>
-        <w:t xml:space="preserve"> </w:t>
-      </w:r>
-      <w:r>
-        <w:t>hit them up</w:t>
-      </w:r>
-      <w:r>
-        <w:t xml:space="preserve"> in the chat, my </w:t>
-      </w:r>
-      <w:r>
-        <w:t>mates</w:t>
-      </w:r>
-      <w:r>
-        <w:t xml:space="preserve"> will </w:t>
-      </w:r>
-      <w:r>
-        <w:t>love</w:t>
-      </w:r>
-      <w:r>
-        <w:t xml:space="preserve"> to see me.</w:t>
-      </w:r>
-    </w:p>
-    <w:p>
-      <w:r>
-        <w:t xml:space="preserve">(User is prompted to go to the chat page and </w:t>
-      </w:r>
-      <w:r>
-        <w:t>type in it</w:t>
-      </w:r>
-      <w:r>
-        <w:t>)</w:t>
-      </w:r>
-    </w:p>
-    <w:p>
-      <w:r>
-        <w:t>(Previous messages)</w:t>
-      </w:r>
-    </w:p>
-    <w:p>
-      <w:r>
-        <w:t>User 1: bro th</w:t>
-      </w:r>
-      <w:r>
-        <w:t>e</w:t>
-      </w:r>
-      <w:r>
-        <w:t>s</w:t>
-      </w:r>
-      <w:r>
-        <w:t>e</w:t>
-      </w:r>
-      <w:r>
-        <w:t xml:space="preserve"> </w:t>
-      </w:r>
-      <w:r>
-        <w:t>clankers</w:t>
-      </w:r>
-      <w:r>
-        <w:t xml:space="preserve"> spawn rate is insane, how </w:t>
-      </w:r>
-      <w:proofErr w:type="spellStart"/>
-      <w:r>
-        <w:t>tf</w:t>
-      </w:r>
-      <w:proofErr w:type="spellEnd"/>
-      <w:r>
-        <w:t xml:space="preserve"> r u supposed to fight them on d10</w:t>
-      </w:r>
-    </w:p>
-    <w:p>
-      <w:r>
-        <w:t xml:space="preserve">User 2: skill issue </w:t>
-      </w:r>
-      <w:proofErr w:type="spellStart"/>
-      <w:r>
-        <w:t>bruh</w:t>
-      </w:r>
-      <w:proofErr w:type="spellEnd"/>
-    </w:p>
-    <w:p>
-      <w:r>
-        <w:t>User 1: blow me</w:t>
-      </w:r>
-    </w:p>
-    <w:p>
-      <w:r>
-        <w:t xml:space="preserve">User 3: </w:t>
-      </w:r>
-      <w:r>
-        <w:t xml:space="preserve">just bring </w:t>
-      </w:r>
-      <w:proofErr w:type="spellStart"/>
-      <w:r>
-        <w:t>ak</w:t>
-      </w:r>
-      <w:proofErr w:type="spellEnd"/>
-      <w:r>
-        <w:t xml:space="preserve"> 4.7.0 with reactive boost, it’s not that hard</w:t>
-      </w:r>
-    </w:p>
-    <w:p>
-      <w:r>
-        <w:t>User 1: damn bro, u so smart, why didn’t I think of that</w:t>
-      </w:r>
-    </w:p>
-    <w:p>
-      <w:r>
-        <w:t xml:space="preserve">User 1: I need level 75 to unlock </w:t>
-      </w:r>
-      <w:proofErr w:type="spellStart"/>
-      <w:r>
-        <w:t>ak</w:t>
-      </w:r>
-      <w:proofErr w:type="spellEnd"/>
-      <w:r>
-        <w:t xml:space="preserve"> 4.7.0, </w:t>
-      </w:r>
-      <w:proofErr w:type="spellStart"/>
-      <w:r>
-        <w:t>im</w:t>
-      </w:r>
-      <w:proofErr w:type="spellEnd"/>
-      <w:r>
-        <w:t xml:space="preserve"> like 42</w:t>
-      </w:r>
-    </w:p>
-    <w:p>
-      <w:r>
-        <w:t>User 3: don’t play ai faction then, or lower the diff if u can’t take the heat</w:t>
-      </w:r>
-    </w:p>
-    <w:p>
-      <w:r>
-        <w:t>User 1: spearhead needs to nerf this fucking spawn rate</w:t>
-      </w:r>
-      <w:r>
-        <w:t>, fucking ruining this game</w:t>
-      </w:r>
-    </w:p>
-    <w:p>
-      <w:r>
-        <w:t>User 4: nah u kidding ai d10 is way too easy, if anything, they need to make it harder</w:t>
-      </w:r>
-    </w:p>
-    <w:p>
-      <w:r>
-        <w:t xml:space="preserve">User 4: go train on d1 </w:t>
-      </w:r>
-      <w:proofErr w:type="spellStart"/>
-      <w:r>
-        <w:t>bruh</w:t>
-      </w:r>
-      <w:proofErr w:type="spellEnd"/>
-      <w:r>
-        <w:t>, left mouse button to shoot btw</w:t>
-      </w:r>
-    </w:p>
-    <w:p>
-      <w:r>
-        <w:t xml:space="preserve">User 1: go touch some grass </w:t>
-      </w:r>
-      <w:proofErr w:type="spellStart"/>
-      <w:r>
-        <w:t>bruh</w:t>
-      </w:r>
-      <w:proofErr w:type="spellEnd"/>
-      <w:r>
-        <w:t xml:space="preserve">, </w:t>
-      </w:r>
-      <w:proofErr w:type="spellStart"/>
-      <w:r>
-        <w:t>ur</w:t>
-      </w:r>
-      <w:proofErr w:type="spellEnd"/>
-      <w:r>
-        <w:t xml:space="preserve"> father won’t come back home if u put another 100 hours in the game</w:t>
-      </w:r>
-    </w:p>
-    <w:p>
-      <w:proofErr w:type="spellStart"/>
-      <w:r>
-        <w:t>Main_hero</w:t>
-      </w:r>
-      <w:proofErr w:type="spellEnd"/>
-      <w:r>
-        <w:t xml:space="preserve">: </w:t>
-      </w:r>
-      <w:r>
-        <w:t>what’s up</w:t>
-      </w:r>
-    </w:p>
-    <w:p>
-      <w:r>
-        <w:t>User 1: bro it’s this mf again</w:t>
-      </w:r>
-    </w:p>
-    <w:p>
-      <w:r>
-        <w:t xml:space="preserve">User 2: u dumb fuck, we lost a </w:t>
-      </w:r>
-      <w:r>
-        <w:t>sprint</w:t>
-      </w:r>
-      <w:r>
-        <w:t xml:space="preserve"> </w:t>
-      </w:r>
-      <w:proofErr w:type="spellStart"/>
-      <w:r>
-        <w:t>cuz</w:t>
-      </w:r>
-      <w:proofErr w:type="spellEnd"/>
-      <w:r>
-        <w:t xml:space="preserve"> of u</w:t>
-      </w:r>
-    </w:p>
-    <w:p>
-      <w:r>
-        <w:lastRenderedPageBreak/>
-        <w:t>User 3: did u finally learn how to play?</w:t>
-      </w:r>
-    </w:p>
-    <w:p>
-      <w:r>
-        <w:t>(Screen is getting red)</w:t>
-      </w:r>
-    </w:p>
-    <w:p>
-      <w:r>
-        <w:t xml:space="preserve">User 4: go fuck </w:t>
-      </w:r>
-      <w:proofErr w:type="spellStart"/>
-      <w:r>
-        <w:t>urself</w:t>
-      </w:r>
-      <w:proofErr w:type="spellEnd"/>
-      <w:r>
-        <w:t xml:space="preserve">, </w:t>
-      </w:r>
-      <w:r>
-        <w:t>u killed me like 10 times</w:t>
-      </w:r>
-      <w:r>
-        <w:t>, cunt</w:t>
-      </w:r>
-    </w:p>
-    <w:p>
-      <w:r>
-        <w:t xml:space="preserve">User 5: </w:t>
-      </w:r>
-      <w:r>
-        <w:t xml:space="preserve">mf is acting like nothing happened, </w:t>
-      </w:r>
-      <w:r>
-        <w:t xml:space="preserve">go fuck </w:t>
-      </w:r>
-      <w:proofErr w:type="spellStart"/>
-      <w:r>
-        <w:t>urself</w:t>
-      </w:r>
-      <w:proofErr w:type="spellEnd"/>
-    </w:p>
-    <w:p>
-      <w:r>
-        <w:t xml:space="preserve">User 6: bro that last </w:t>
-      </w:r>
-      <w:r>
-        <w:t>contract</w:t>
-      </w:r>
-      <w:r>
-        <w:t xml:space="preserve"> was painful to watch, </w:t>
-      </w:r>
-      <w:r>
-        <w:t>u brought like the worst guns for bugs</w:t>
-      </w:r>
-      <w:r>
-        <w:t>, shit wasn’t even close</w:t>
-      </w:r>
-      <w:r>
-        <w:t xml:space="preserve"> lmao</w:t>
-      </w:r>
-    </w:p>
-    <w:p>
-      <w:r>
-        <w:t xml:space="preserve">User 7: bro </w:t>
-      </w:r>
-      <w:r>
-        <w:t>was speedrunning the sprint failure</w:t>
-      </w:r>
-    </w:p>
-    <w:p>
-      <w:r>
-        <w:t xml:space="preserve">User 8: this noob ass was bragging about his skill so much and couldn’t even </w:t>
-      </w:r>
-      <w:r>
-        <w:t xml:space="preserve">clear a squid repository, </w:t>
-      </w:r>
-      <w:proofErr w:type="spellStart"/>
-      <w:r>
-        <w:t>bruuuh</w:t>
-      </w:r>
-      <w:proofErr w:type="spellEnd"/>
-    </w:p>
-    <w:p>
-      <w:r>
-        <w:t xml:space="preserve">User 9: secondhand embarrassment from watching u play was insane, I’d </w:t>
-      </w:r>
-      <w:proofErr w:type="gramStart"/>
-      <w:r>
-        <w:t>actually kms</w:t>
-      </w:r>
-      <w:proofErr w:type="gramEnd"/>
-      <w:r>
-        <w:t xml:space="preserve"> if I were you</w:t>
-      </w:r>
-    </w:p>
-    <w:p>
-      <w:r>
-        <w:t>User 10: that’s crazy lmao</w:t>
-      </w:r>
-    </w:p>
-    <w:p>
-      <w:r>
-        <w:t xml:space="preserve">They love me. I know it looks like they are </w:t>
-      </w:r>
-      <w:r>
-        <w:t>grilling the fuck out of</w:t>
-      </w:r>
-      <w:r>
-        <w:t xml:space="preserve"> me and calling me bad at the game or something</w:t>
-      </w:r>
-      <w:r>
-        <w:t xml:space="preserve">, but it’s </w:t>
-      </w:r>
-      <w:proofErr w:type="gramStart"/>
-      <w:r>
-        <w:t xml:space="preserve">actually </w:t>
-      </w:r>
-      <w:r>
-        <w:t>fine</w:t>
-      </w:r>
-      <w:proofErr w:type="gramEnd"/>
-      <w:r>
-        <w:t>, you just don’t get it</w:t>
-      </w:r>
-      <w:r>
-        <w:t xml:space="preserve">. It’s how we show </w:t>
-      </w:r>
-      <w:r>
-        <w:t>love</w:t>
-      </w:r>
-      <w:r>
-        <w:t xml:space="preserve"> and respect for each other, just friendly roasting. They know I’m good</w:t>
-      </w:r>
-      <w:r>
-        <w:t xml:space="preserve"> at the game</w:t>
-      </w:r>
-      <w:r>
-        <w:t>, they are just fucking with me.</w:t>
-      </w:r>
-    </w:p>
-    <w:p>
-      <w:r>
-        <w:t xml:space="preserve">User 9: </w:t>
-      </w:r>
-      <w:proofErr w:type="spellStart"/>
-      <w:r>
-        <w:t>ain’t</w:t>
-      </w:r>
-      <w:proofErr w:type="spellEnd"/>
-      <w:r>
-        <w:t xml:space="preserve"> no one f</w:t>
-      </w:r>
-      <w:r>
-        <w:t xml:space="preserve">ucking </w:t>
-      </w:r>
-      <w:r>
-        <w:t>w</w:t>
-      </w:r>
-      <w:r>
-        <w:t>ith</w:t>
-      </w:r>
-      <w:r>
-        <w:t xml:space="preserve"> this dude, </w:t>
-      </w:r>
-      <w:r>
-        <w:t>kick</w:t>
-      </w:r>
-      <w:r>
-        <w:t xml:space="preserve"> his ass out of here</w:t>
-      </w:r>
-    </w:p>
-    <w:p>
-      <w:r>
-        <w:t>It’s all jokes, trust me.</w:t>
-      </w:r>
-    </w:p>
-    <w:p>
-      <w:pPr>
-        <w:pStyle w:val="Heading3"/>
-      </w:pPr>
-      <w:bookmarkStart w:id="19" w:name="_Toc231307582"/>
-      <w:r>
-        <w:t>Chance to prove yourself</w:t>
-      </w:r>
-      <w:bookmarkEnd w:id="19"/>
-    </w:p>
-    <w:p>
-      <w:r>
-        <w:t>(Screen goes back to normal)</w:t>
-      </w:r>
-    </w:p>
-    <w:p>
-      <w:r>
-        <w:t xml:space="preserve">User 10: </w:t>
-      </w:r>
-      <w:proofErr w:type="spellStart"/>
-      <w:r>
-        <w:t>yo</w:t>
-      </w:r>
-      <w:proofErr w:type="spellEnd"/>
-      <w:r>
-        <w:t xml:space="preserve">, y’all seen the news about delayed </w:t>
-      </w:r>
-      <w:r>
-        <w:t>zero</w:t>
-      </w:r>
-      <w:r>
-        <w:t xml:space="preserve"> </w:t>
-      </w:r>
-      <w:proofErr w:type="spellStart"/>
-      <w:r>
-        <w:t>dlc</w:t>
-      </w:r>
-      <w:proofErr w:type="spellEnd"/>
-      <w:r>
-        <w:t>?</w:t>
-      </w:r>
-    </w:p>
-    <w:p>
-      <w:r>
-        <w:t xml:space="preserve">User 2: yeah, </w:t>
-      </w:r>
-      <w:r>
-        <w:t>Spearhead</w:t>
-      </w:r>
-      <w:r>
-        <w:t xml:space="preserve"> can’t make the new content even for </w:t>
-      </w:r>
-      <w:r>
-        <w:t>zero</w:t>
-      </w:r>
-      <w:r>
-        <w:t xml:space="preserve"> lol</w:t>
-      </w:r>
-    </w:p>
-    <w:p>
-      <w:r>
-        <w:t xml:space="preserve">User 3: Zero the game? More like zero </w:t>
-      </w:r>
-      <w:proofErr w:type="spellStart"/>
-      <w:r>
-        <w:t>dlc</w:t>
-      </w:r>
-      <w:proofErr w:type="spellEnd"/>
-    </w:p>
-    <w:p>
-      <w:r>
-        <w:t>User 4: I will pay u not to joke ever again</w:t>
-      </w:r>
-    </w:p>
-    <w:p>
-      <w:r>
-        <w:t xml:space="preserve">User 5: holy cornball </w:t>
-      </w:r>
-    </w:p>
-    <w:p>
-      <w:r>
-        <w:t xml:space="preserve">User 6: fuck yeah, at least that means that finally </w:t>
-      </w:r>
-      <w:r>
-        <w:t>spearhead</w:t>
-      </w:r>
-      <w:r>
-        <w:t xml:space="preserve"> heard us and making </w:t>
-      </w:r>
-      <w:proofErr w:type="spellStart"/>
-      <w:r>
-        <w:t>smth</w:t>
-      </w:r>
-      <w:proofErr w:type="spellEnd"/>
-      <w:r>
-        <w:t xml:space="preserve"> new for </w:t>
-      </w:r>
-      <w:proofErr w:type="spellStart"/>
-      <w:r>
-        <w:t>cyberdivers</w:t>
-      </w:r>
-      <w:proofErr w:type="spellEnd"/>
-    </w:p>
-    <w:p>
-      <w:r>
-        <w:t xml:space="preserve">User 7: this absolutely does not mean that </w:t>
-      </w:r>
-      <w:proofErr w:type="spellStart"/>
-      <w:r>
-        <w:t>bruh</w:t>
-      </w:r>
-      <w:proofErr w:type="spellEnd"/>
-      <w:r>
-        <w:t>, they just can’t do shit</w:t>
-      </w:r>
-    </w:p>
-    <w:p>
-      <w:r>
-        <w:lastRenderedPageBreak/>
-        <w:t xml:space="preserve">User 12: </w:t>
-      </w:r>
-      <w:r>
-        <w:t>zero</w:t>
-      </w:r>
-      <w:r>
-        <w:t xml:space="preserve"> </w:t>
-      </w:r>
-      <w:r>
-        <w:t xml:space="preserve">fans </w:t>
-      </w:r>
-      <w:r>
-        <w:t xml:space="preserve">are in shambles </w:t>
-      </w:r>
-      <w:proofErr w:type="spellStart"/>
-      <w:r>
-        <w:t>rn</w:t>
-      </w:r>
-      <w:proofErr w:type="spellEnd"/>
-    </w:p>
-    <w:p>
-      <w:r>
-        <w:t>User 8: maybe we will finally get a</w:t>
-      </w:r>
-      <w:r>
-        <w:t>n</w:t>
-      </w:r>
-      <w:r>
-        <w:t xml:space="preserve"> </w:t>
-      </w:r>
-      <w:proofErr w:type="spellStart"/>
-      <w:r>
-        <w:t>ak</w:t>
-      </w:r>
-      <w:proofErr w:type="spellEnd"/>
-      <w:r>
-        <w:t xml:space="preserve"> 4.7.0 buff</w:t>
-      </w:r>
-    </w:p>
-    <w:p>
-      <w:r>
-        <w:t xml:space="preserve">User 11: </w:t>
-      </w:r>
-      <w:proofErr w:type="spellStart"/>
-      <w:r>
-        <w:t>ak</w:t>
-      </w:r>
-      <w:proofErr w:type="spellEnd"/>
-      <w:r>
-        <w:t xml:space="preserve"> 4.7.0 is already op</w:t>
-      </w:r>
-      <w:r>
-        <w:t xml:space="preserve">, u </w:t>
-      </w:r>
-      <w:r>
-        <w:t>just don’t know how to play with it</w:t>
-      </w:r>
-      <w:r>
-        <w:t xml:space="preserve">, I can easily </w:t>
-      </w:r>
-      <w:r>
-        <w:t xml:space="preserve">clear </w:t>
-      </w:r>
-      <w:proofErr w:type="gramStart"/>
-      <w:r>
-        <w:t>bugs source</w:t>
-      </w:r>
-      <w:proofErr w:type="gramEnd"/>
-      <w:r>
-        <w:t xml:space="preserve"> solo with it, maybe with vibe strike stratagem.</w:t>
-      </w:r>
-    </w:p>
-    <w:p>
-      <w:r>
-        <w:t xml:space="preserve">User 9: </w:t>
-      </w:r>
-      <w:r>
-        <w:t xml:space="preserve">vibe strike </w:t>
-      </w:r>
-      <w:proofErr w:type="gramStart"/>
-      <w:r>
-        <w:t>set’s</w:t>
-      </w:r>
-      <w:proofErr w:type="gramEnd"/>
-      <w:r>
-        <w:t xml:space="preserve"> </w:t>
-      </w:r>
-      <w:proofErr w:type="spellStart"/>
-      <w:r>
-        <w:t>ur</w:t>
-      </w:r>
-      <w:proofErr w:type="spellEnd"/>
-      <w:r>
-        <w:t xml:space="preserve"> teammates on fire, it’s the worst stratagem in the game</w:t>
-      </w:r>
-      <w:r>
-        <w:t xml:space="preserve">, </w:t>
-      </w:r>
-      <w:r>
-        <w:t>unless u r retarded ofc</w:t>
-      </w:r>
-    </w:p>
-    <w:p>
-      <w:r>
-        <w:t xml:space="preserve">Ah yes, </w:t>
-      </w:r>
-      <w:r>
-        <w:t>Zero</w:t>
-      </w:r>
-      <w:r>
-        <w:t>. Made by the same developer, Sp</w:t>
-      </w:r>
-      <w:r>
-        <w:t>earhead Studios</w:t>
-      </w:r>
-      <w:r>
-        <w:t xml:space="preserve">, as </w:t>
-      </w:r>
-      <w:r>
-        <w:t>our game</w:t>
-      </w:r>
-      <w:r>
-        <w:t>. Instead of making content and patches</w:t>
-      </w:r>
-      <w:r>
-        <w:t xml:space="preserve"> for </w:t>
-      </w:r>
-      <w:proofErr w:type="spellStart"/>
-      <w:r>
-        <w:t>Cyberdivers</w:t>
-      </w:r>
-      <w:proofErr w:type="spellEnd"/>
-      <w:r>
-        <w:t>, they decided to make some random ass</w:t>
-      </w:r>
-      <w:r>
-        <w:t xml:space="preserve"> spin-off</w:t>
-      </w:r>
-      <w:r>
-        <w:t xml:space="preserve"> in the same universe</w:t>
-      </w:r>
-      <w:r>
-        <w:t>,</w:t>
-      </w:r>
-      <w:r>
-        <w:t xml:space="preserve"> and the game wasn’t even that good.</w:t>
-      </w:r>
-      <w:r>
-        <w:t xml:space="preserve"> And now they are working on the </w:t>
-      </w:r>
-      <w:proofErr w:type="spellStart"/>
-      <w:r>
-        <w:t>dlc</w:t>
-      </w:r>
-      <w:proofErr w:type="spellEnd"/>
-      <w:r>
-        <w:t xml:space="preserve"> for it</w:t>
-      </w:r>
-      <w:r>
-        <w:t xml:space="preserve">, while </w:t>
-      </w:r>
-      <w:proofErr w:type="spellStart"/>
-      <w:r>
-        <w:t>cyberdivers</w:t>
-      </w:r>
-      <w:proofErr w:type="spellEnd"/>
-      <w:r>
-        <w:t xml:space="preserve"> </w:t>
-      </w:r>
-      <w:r>
-        <w:t>is</w:t>
-      </w:r>
-      <w:r>
-        <w:t xml:space="preserve"> dying without new updates, fucking idiots.</w:t>
-      </w:r>
-    </w:p>
-    <w:p>
-      <w:r>
-        <w:t>User 11: maybe don’t be a moron and don’t stand right next to it next time, might help idk</w:t>
-      </w:r>
-    </w:p>
-    <w:p>
-      <w:r>
-        <w:t xml:space="preserve">User 11: </w:t>
-      </w:r>
-      <w:r>
-        <w:t>point is</w:t>
-      </w:r>
-      <w:r>
-        <w:t>,</w:t>
-      </w:r>
-      <w:r>
-        <w:t xml:space="preserve"> </w:t>
-      </w:r>
-      <w:r>
-        <w:t xml:space="preserve">if u can’t use </w:t>
-      </w:r>
-      <w:proofErr w:type="spellStart"/>
-      <w:r>
-        <w:t>ak</w:t>
-      </w:r>
-      <w:proofErr w:type="spellEnd"/>
-      <w:r>
-        <w:t xml:space="preserve"> 4.7.0 properly</w:t>
+        <w:t>if u can’t use ak 4.7.0 properly</w:t>
       </w:r>
       <w:r>
         <w:rPr>
@@ -6334,15 +4813,7 @@
     </w:p>
     <w:p>
       <w:r>
-        <w:t xml:space="preserve">You know what, I </w:t>
-      </w:r>
-      <w:proofErr w:type="spellStart"/>
-      <w:r>
-        <w:t>wanna</w:t>
-      </w:r>
-      <w:proofErr w:type="spellEnd"/>
-      <w:r>
-        <w:t xml:space="preserve"> check how do they do in their sub. I bet you they are moaning and bitching over there</w:t>
+        <w:t>You know what, I wanna check how do they do in their sub. I bet you they are moaning and bitching over there</w:t>
       </w:r>
       <w:r>
         <w:t>, because of the delay</w:t>
@@ -6362,1463 +4833,961 @@
     </w:p>
     <w:p>
       <w:r>
-        <w:t>(</w:t>
-      </w:r>
-      <w:proofErr w:type="gramStart"/>
-      <w:r>
-        <w:t>User is</w:t>
-      </w:r>
-      <w:proofErr w:type="gramEnd"/>
-      <w:r>
-        <w:t xml:space="preserve"> prompted to search for </w:t>
-      </w:r>
-      <w:r>
-        <w:t xml:space="preserve">wl3 </w:t>
-      </w:r>
-      <w:proofErr w:type="gramStart"/>
-      <w:r>
-        <w:t>sub</w:t>
-      </w:r>
-      <w:proofErr w:type="gramEnd"/>
-      <w:r>
-        <w:t xml:space="preserve"> and find the post with the news)</w:t>
-      </w:r>
-    </w:p>
-    <w:p>
-      <w:r>
-        <w:t xml:space="preserve">(User is going to </w:t>
-      </w:r>
-      <w:proofErr w:type="gramStart"/>
-      <w:r>
-        <w:t>comments</w:t>
-      </w:r>
-      <w:proofErr w:type="gramEnd"/>
+        <w:t xml:space="preserve">(User is prompted to search for </w:t>
+      </w:r>
+      <w:r>
+        <w:t>wl3 sub and find the post with the news)</w:t>
+      </w:r>
+    </w:p>
+    <w:p>
+      <w:r>
+        <w:t>(User is going to comments)</w:t>
+      </w:r>
+    </w:p>
+    <w:p>
+      <w:r>
+        <w:t>Bruh what? “Let devs take as much time as they want”, bro wtf, they are so…so…so</w:t>
+      </w:r>
+      <w:r>
+        <w:t xml:space="preserve"> fucking</w:t>
+      </w:r>
+      <w:r>
+        <w:t xml:space="preserve"> </w:t>
+      </w:r>
+      <w:r>
+        <w:t>lame</w:t>
+      </w:r>
+    </w:p>
+    <w:p>
+      <w:r>
+        <w:t>(User is prompted to go back on the main page of wl3)</w:t>
+      </w:r>
+    </w:p>
+    <w:p>
+      <w:r>
+        <w:t xml:space="preserve">Look at these posts bruh. </w:t>
+      </w:r>
+    </w:p>
+    <w:p>
+      <w:r>
+        <w:t xml:space="preserve">So spineless, like “our dlc got delayed? </w:t>
+      </w:r>
+      <w:r>
+        <w:t xml:space="preserve">It’s ok, </w:t>
+      </w:r>
+      <w:r>
+        <w:t>let them take their time</w:t>
+      </w:r>
+      <w:r>
+        <w:t>” tf is this. You absolutely should demand new content from the devs, they are working for you</w:t>
+      </w:r>
+      <w:r>
+        <w:t>,</w:t>
+      </w:r>
+      <w:r>
+        <w:t xml:space="preserve"> not</w:t>
+      </w:r>
+      <w:r>
+        <w:t xml:space="preserve"> the</w:t>
+      </w:r>
+      <w:r>
+        <w:t xml:space="preserve"> other way around</w:t>
+      </w:r>
+      <w:r>
+        <w:t xml:space="preserve">, you </w:t>
+      </w:r>
+      <w:r>
+        <w:t>fucking paid</w:t>
+      </w:r>
+      <w:r>
+        <w:t xml:space="preserve"> them for the product</w:t>
+      </w:r>
+      <w:r>
+        <w:t xml:space="preserve">, where is </w:t>
+      </w:r>
+      <w:r>
+        <w:t>your</w:t>
+      </w:r>
+      <w:r>
+        <w:t xml:space="preserve"> rage</w:t>
+      </w:r>
+      <w:r>
+        <w:t>?</w:t>
+      </w:r>
+    </w:p>
+    <w:p>
+      <w:r>
+        <w:lastRenderedPageBreak/>
+        <w:t>(User is prompted to go to the post with noob question)</w:t>
+      </w:r>
+    </w:p>
+    <w:p>
+      <w:r>
+        <w:t>(Screen is getting red)</w:t>
+      </w:r>
+    </w:p>
+    <w:p>
+      <w:r>
+        <w:t xml:space="preserve">And these </w:t>
+      </w:r>
+      <w:r>
+        <w:t xml:space="preserve">stupid ass questions like this one “uhhhhh how do u get in that room” like don’t u see the </w:t>
+      </w:r>
+      <w:r>
+        <w:t xml:space="preserve">vent in there? Have you tried looking or do you just run to this subforum for help at any minor inconvenience? This is why noobs should be mocked for their stupidity, they’ll learn how to think </w:t>
+      </w:r>
+      <w:r>
+        <w:t>by themselves</w:t>
+      </w:r>
+      <w:r>
+        <w:t>.</w:t>
+      </w:r>
+      <w:r>
+        <w:t xml:space="preserve"> </w:t>
+      </w:r>
+      <w:r>
+        <w:t>But</w:t>
+      </w:r>
+      <w:r>
+        <w:t xml:space="preserve"> they all</w:t>
+      </w:r>
+      <w:r>
+        <w:t xml:space="preserve"> are</w:t>
+      </w:r>
+      <w:r>
+        <w:t xml:space="preserve"> allowing </w:t>
+      </w:r>
+      <w:r>
+        <w:t>them to remain stupid</w:t>
+      </w:r>
+      <w:r>
+        <w:t>.</w:t>
+      </w:r>
+    </w:p>
+    <w:p>
+      <w:r>
+        <w:t>(User is prompted to go back and to go on the next post with story discussion)</w:t>
+      </w:r>
+    </w:p>
+    <w:p>
+      <w:r>
+        <w:t xml:space="preserve">Oh boy, look how nice everyone here is bruh. Look how everyone being respectful to each other, like isn’t it fucking pathetic? There is either right opinion </w:t>
+      </w:r>
+      <w:r>
+        <w:t xml:space="preserve">or wrong opinion, nothing in between. If y’all being so polite and </w:t>
+      </w:r>
+      <w:r>
+        <w:t>agree</w:t>
+      </w:r>
+      <w:r>
+        <w:t xml:space="preserve"> with each other instead of </w:t>
+      </w:r>
+      <w:r>
+        <w:t>arguing</w:t>
+      </w:r>
+      <w:r>
+        <w:t xml:space="preserve">, how tf are you gonna </w:t>
+      </w:r>
+      <w:r>
+        <w:t>figure out what’s wrong and what’s right</w:t>
+      </w:r>
+      <w:r>
+        <w:t>?</w:t>
+      </w:r>
+    </w:p>
+    <w:p>
+      <w:r>
+        <w:t>(User is prompted to go back to the main page)</w:t>
+      </w:r>
+    </w:p>
+    <w:p>
+      <w:r>
+        <w:t>(Screen is full</w:t>
+      </w:r>
+      <w:r>
+        <w:t>y</w:t>
+      </w:r>
+      <w:r>
+        <w:t xml:space="preserve"> red now)</w:t>
+      </w:r>
+    </w:p>
+    <w:p>
+      <w:r>
+        <w:t xml:space="preserve">Nah, this sub is phony as fuck. Everyone </w:t>
+      </w:r>
+      <w:r>
+        <w:t>is</w:t>
+      </w:r>
+      <w:r>
+        <w:t xml:space="preserve"> being so nice </w:t>
+      </w:r>
+      <w:r>
+        <w:t>like</w:t>
+      </w:r>
+      <w:r>
+        <w:t xml:space="preserve"> we</w:t>
+      </w:r>
+      <w:r>
+        <w:t xml:space="preserve"> are gonna</w:t>
+      </w:r>
+      <w:r>
+        <w:t xml:space="preserve"> believe it</w:t>
+      </w:r>
+      <w:r>
+        <w:t xml:space="preserve">. Maybe </w:t>
+      </w:r>
+      <w:r>
+        <w:t>cyberdivers</w:t>
+      </w:r>
+      <w:r>
+        <w:t xml:space="preserve"> are rude, maybe we are toxic</w:t>
+      </w:r>
+      <w:r>
+        <w:t>, maybe we can call u names, like</w:t>
+      </w:r>
+      <w:r>
+        <w:t xml:space="preserve"> noob,</w:t>
+      </w:r>
+      <w:r>
+        <w:t xml:space="preserve"> cunt,</w:t>
+      </w:r>
+      <w:r>
+        <w:t xml:space="preserve"> asshole, moron, retard, fuckwit, dumbass, braindead, stupid, dickhead</w:t>
+      </w:r>
+      <w:r>
+        <w:t>, room temperature iq</w:t>
+      </w:r>
+      <w:r>
+        <w:t xml:space="preserve"> imbecile,</w:t>
+      </w:r>
+      <w:r>
+        <w:t xml:space="preserve"> </w:t>
+      </w:r>
+      <w:r>
+        <w:t xml:space="preserve">motherfucker, fatherfucker, </w:t>
+      </w:r>
+      <w:r>
+        <w:t xml:space="preserve">product of the </w:t>
+      </w:r>
+      <w:r>
+        <w:t>incest</w:t>
+      </w:r>
+      <w:r>
+        <w:t>, incel, degenerate, window licker, cognitively challenged</w:t>
+      </w:r>
+      <w:r>
+        <w:t>, dimwit</w:t>
+      </w:r>
+    </w:p>
+    <w:p>
+      <w:r>
+        <w:t>(Screen goes blurry and then goes back to red)</w:t>
+      </w:r>
+    </w:p>
+    <w:p>
+      <w:r>
+        <w:t>fuckface, shitfuck</w:t>
+      </w:r>
+      <w:r>
+        <w:t xml:space="preserve">, </w:t>
+      </w:r>
+      <w:r>
+        <w:t>fuckfuck but</w:t>
+      </w:r>
+      <w:r>
+        <w:t xml:space="preserve"> at least we are honest</w:t>
+      </w:r>
+      <w:r>
+        <w:t>. Brutal, but honest</w:t>
+      </w:r>
+      <w:r>
+        <w:t>. Yes, we won’t mince our words and roast your ass to the crust, but you will learn from it and be better. And these guys thinking they are helping anyone with this fake ass niceness.</w:t>
+      </w:r>
+    </w:p>
+    <w:p>
+      <w:r>
+        <w:t>They are just delusional, aren’t they</w:t>
+      </w:r>
+      <w:r>
+        <w:t>?</w:t>
+      </w:r>
+    </w:p>
+    <w:p>
+      <w:r>
+        <w:t>(Screen goes normal)</w:t>
+      </w:r>
+    </w:p>
+    <w:p>
+      <w:r>
+        <w:t>(Ui elements start to fall down)</w:t>
+      </w:r>
+    </w:p>
+    <w:p>
+      <w:r>
+        <w:t>Nah, this sub should go down.</w:t>
+      </w:r>
+      <w:r>
+        <w:t xml:space="preserve"> And I think I just thought of something genius.</w:t>
+      </w:r>
+      <w:r>
+        <w:t xml:space="preserve"> I </w:t>
+      </w:r>
+      <w:r>
+        <w:t>remember</w:t>
+      </w:r>
+      <w:r>
+        <w:t xml:space="preserve"> back when I was a kid, my mom sent me to do some programming courses</w:t>
+      </w:r>
+      <w:r>
+        <w:t xml:space="preserve"> </w:t>
+      </w:r>
+      <w:r>
+        <w:t>and I learned smth about webdev and some cybersecurity stuff</w:t>
+      </w:r>
+      <w:r>
+        <w:t>, like phishing</w:t>
+      </w:r>
+      <w:r>
+        <w:t>.</w:t>
+      </w:r>
+      <w:r>
+        <w:t xml:space="preserve"> Shit, it was ages ago. Met some cool guys there, but we didn’t really click. They </w:t>
+      </w:r>
+      <w:r>
+        <w:t>thought</w:t>
+      </w:r>
+      <w:r>
+        <w:t xml:space="preserve"> I was kinda weird. Well, whatever, who gives a shit right? </w:t>
+      </w:r>
+    </w:p>
+    <w:p>
+      <w:r>
+        <w:lastRenderedPageBreak/>
+        <w:t>Anyway,</w:t>
+      </w:r>
+      <w:r>
+        <w:t xml:space="preserve"> </w:t>
+      </w:r>
+      <w:r>
+        <w:t>what if</w:t>
+      </w:r>
+      <w:r>
+        <w:t xml:space="preserve"> I could </w:t>
+      </w:r>
+      <w:r>
+        <w:t>create</w:t>
+      </w:r>
+      <w:r>
+        <w:t xml:space="preserve"> a fake website to steal </w:t>
+      </w:r>
+      <w:r>
+        <w:t>zero</w:t>
+      </w:r>
+      <w:r>
+        <w:t xml:space="preserve"> sub admin’s </w:t>
+      </w:r>
+      <w:r>
+        <w:t>account</w:t>
+      </w:r>
+      <w:r>
+        <w:t xml:space="preserve"> and take over the sub</w:t>
+      </w:r>
+      <w:r>
+        <w:t xml:space="preserve">? I could show </w:t>
+      </w:r>
+      <w:r>
+        <w:t>them</w:t>
+      </w:r>
+      <w:r>
+        <w:t xml:space="preserve"> what </w:t>
+      </w:r>
+      <w:r>
+        <w:t>real</w:t>
+      </w:r>
+      <w:r>
+        <w:t xml:space="preserve"> life is.</w:t>
+      </w:r>
+      <w:r>
+        <w:t xml:space="preserve"> </w:t>
+      </w:r>
+      <w:r>
+        <w:t xml:space="preserve">I should </w:t>
+      </w:r>
+      <w:r>
+        <w:t xml:space="preserve">let my </w:t>
+      </w:r>
+      <w:r>
+        <w:t>friends</w:t>
+      </w:r>
+      <w:r>
+        <w:t xml:space="preserve"> </w:t>
+      </w:r>
+      <w:r>
+        <w:t xml:space="preserve">in </w:t>
+      </w:r>
+      <w:r>
+        <w:t>cyberdivers</w:t>
+      </w:r>
+      <w:r>
+        <w:t xml:space="preserve"> chat</w:t>
+      </w:r>
+      <w:r>
+        <w:t xml:space="preserve"> know</w:t>
+      </w:r>
+      <w:r>
+        <w:t>, I’m sure they will be as excited as I am r</w:t>
+      </w:r>
+      <w:r>
+        <w:t xml:space="preserve">ight </w:t>
+      </w:r>
+      <w:r>
+        <w:t>n</w:t>
+      </w:r>
+      <w:r>
+        <w:t>ow</w:t>
+      </w:r>
+      <w:r>
+        <w:t xml:space="preserve"> </w:t>
+      </w:r>
+      <w:r>
+        <w:t>to get back at these dumbasses</w:t>
+      </w:r>
+      <w:r>
+        <w:t>.</w:t>
+      </w:r>
+    </w:p>
+    <w:p>
+      <w:r>
+        <w:t>(User is prompted to go to the sc2 chat)</w:t>
+      </w:r>
+    </w:p>
+    <w:p>
+      <w:r>
+        <w:t xml:space="preserve">Main_hero: I’m gonna hack </w:t>
+      </w:r>
+      <w:r>
+        <w:t>zero</w:t>
+      </w:r>
+      <w:r>
+        <w:t xml:space="preserve"> sub</w:t>
+      </w:r>
+    </w:p>
+    <w:p>
+      <w:r>
+        <w:t>User 3: lmao what</w:t>
+      </w:r>
+    </w:p>
+    <w:p>
+      <w:r>
+        <w:t>User 4: AHAHAHAH</w:t>
+      </w:r>
+    </w:p>
+    <w:p>
+      <w:r>
+        <w:t>User 4: AHAHAHAHAHAHA</w:t>
+      </w:r>
+    </w:p>
+    <w:p>
+      <w:r>
+        <w:t>User 4: ahahahah</w:t>
+      </w:r>
+    </w:p>
+    <w:p>
+      <w:r>
+        <w:t>User 5: calm down, Mr. Robot</w:t>
+      </w:r>
+    </w:p>
+    <w:p>
+      <w:r>
+        <w:t>(Screen goes slightly red)</w:t>
+      </w:r>
+    </w:p>
+    <w:p>
+      <w:r>
+        <w:t>User 6: u can’t even use a keyboard son fym hack</w:t>
+      </w:r>
+    </w:p>
+    <w:p>
+      <w:r>
+        <w:t>User 7: r u 13?</w:t>
+      </w:r>
+    </w:p>
+    <w:p>
+      <w:r>
+        <w:t>User 8: are we deadass lmao</w:t>
+      </w:r>
+    </w:p>
+    <w:p>
+      <w:r>
+        <w:t>User 9: AHAHAH</w:t>
+      </w:r>
+    </w:p>
+    <w:p>
+      <w:r>
+        <w:t>Main_hero: nah y’all will see, I actually can do it</w:t>
+      </w:r>
+    </w:p>
+    <w:p>
+      <w:r>
+        <w:t>User 4: bro</w:t>
+      </w:r>
+      <w:r>
+        <w:t>chacho stfu</w:t>
+      </w:r>
+    </w:p>
+    <w:p>
+      <w:r>
+        <w:t>User 6: im crying wtf are u talking about lmaooo</w:t>
+      </w:r>
+    </w:p>
+    <w:p>
+      <w:r>
+        <w:t xml:space="preserve">User 5: u r like in the top 10 worst </w:t>
+      </w:r>
+      <w:r>
+        <w:t>cyberdivers</w:t>
+      </w:r>
+      <w:r>
+        <w:t xml:space="preserve"> oat and u r saying u can hack anything? Bruh wtf</w:t>
+      </w:r>
+    </w:p>
+    <w:p>
+      <w:r>
+        <w:t>User 13: instant cyberdivers classic</w:t>
+      </w:r>
+    </w:p>
+    <w:p>
+      <w:r>
+        <w:t>User</w:t>
+      </w:r>
+      <w:r>
+        <w:t xml:space="preserve"> 11: son</w:t>
+      </w:r>
+    </w:p>
+    <w:p>
+      <w:r>
+        <w:t>User 10: bro is a poser lmao, proly don’t even know what is sqli is lol</w:t>
+      </w:r>
+    </w:p>
+    <w:p>
+      <w:r>
+        <w:t xml:space="preserve">No no, I know what it is, it’s a language…for hacking databases…or something. </w:t>
+      </w:r>
+      <w:r>
+        <w:t>It doesn’t</w:t>
+      </w:r>
+      <w:r>
+        <w:t xml:space="preserve"> matter, they’ll see, I absolutely can do it.</w:t>
+      </w:r>
+    </w:p>
+    <w:p>
+      <w:pPr>
+        <w:pStyle w:val="Heading3"/>
+      </w:pPr>
+      <w:bookmarkStart w:id="20" w:name="_Toc231307583"/>
+      <w:r>
+        <w:t>Plan and execution</w:t>
+      </w:r>
+      <w:bookmarkEnd w:id="20"/>
+    </w:p>
+    <w:p>
+      <w:r>
+        <w:t>(Screen goes black)</w:t>
+      </w:r>
+    </w:p>
+    <w:p>
+      <w:r>
+        <w:lastRenderedPageBreak/>
+        <w:t xml:space="preserve">Alright, I need a plan. How am I gonna do that? Brief search on phishing shows that </w:t>
+      </w:r>
+      <w:r>
+        <w:t>hackers send fake login screens and people fall for them. Why don’t I do the same</w:t>
+      </w:r>
+      <w:r>
+        <w:t xml:space="preserve">? </w:t>
+      </w:r>
+      <w:r>
+        <w:t>Admin will click on the link and…well yeah, he’ll probably suspect something. Well, ummm…maybee</w:t>
+      </w:r>
+      <w:r>
+        <w:t xml:space="preserve"> </w:t>
+      </w:r>
+      <w:r>
+        <w:t>…uhhh..</w:t>
+      </w:r>
+      <w:r>
+        <w:t xml:space="preserve"> </w:t>
+      </w:r>
+      <w:r>
+        <w:t>I need to bait</w:t>
+      </w:r>
+      <w:r>
+        <w:t xml:space="preserve"> him</w:t>
+      </w:r>
+      <w:r>
+        <w:t>!</w:t>
+      </w:r>
+      <w:r>
+        <w:t xml:space="preserve"> </w:t>
+      </w:r>
+      <w:r>
+        <w:t>Like, I’ll tell him that he won $300 in the giveaway and all he needs to do to collect it is to click on that link.</w:t>
+      </w:r>
+    </w:p>
+    <w:p>
+      <w:r>
+        <w:t>Yeah, that is fucking retarded, this is never gonna work, this is like the stupidest thing ever I could suggest.</w:t>
+      </w:r>
+    </w:p>
+    <w:p>
+      <w:r>
+        <w:t>Or what if…</w:t>
+      </w:r>
+    </w:p>
+    <w:p>
+      <w:r>
+        <w:t>(Chat window appears with message from main_hero about the post)</w:t>
+      </w:r>
+    </w:p>
+    <w:p>
+      <w:r>
+        <w:t>I</w:t>
+      </w:r>
+      <w:r>
+        <w:t>’ll</w:t>
+      </w:r>
+      <w:r>
+        <w:t xml:space="preserve"> report to him some post which needs to be deleted, but it won’t be an actual post, it will be a fake post</w:t>
+      </w:r>
+      <w:r>
+        <w:t>!</w:t>
+      </w:r>
+      <w:r>
+        <w:t xml:space="preserve"> Admin will click on that to check it out</w:t>
+      </w:r>
+    </w:p>
+    <w:p>
+      <w:r>
+        <w:t>(User is prompted to click on the link)</w:t>
+      </w:r>
+    </w:p>
+    <w:p>
+      <w:r>
+        <w:t>(Fake post appear</w:t>
+      </w:r>
+      <w:r>
+        <w:t>s</w:t>
+      </w:r>
       <w:r>
         <w:t>)</w:t>
       </w:r>
     </w:p>
     <w:p>
       <w:r>
-        <w:t xml:space="preserve">Bruh what? “Let </w:t>
-      </w:r>
-      <w:proofErr w:type="spellStart"/>
-      <w:r>
-        <w:t>devs</w:t>
-      </w:r>
-      <w:proofErr w:type="spellEnd"/>
-      <w:r>
-        <w:t xml:space="preserve"> take as much time as they want”, bro wtf, they are so…so…so</w:t>
-      </w:r>
-      <w:r>
-        <w:t xml:space="preserve"> fucking</w:t>
+        <w:t>Admin clicks on the delete button</w:t>
+      </w:r>
+    </w:p>
+    <w:p>
+      <w:r>
+        <w:t>(User is prompted to delete the post)</w:t>
+      </w:r>
+    </w:p>
+    <w:p>
+      <w:r>
+        <w:t xml:space="preserve">and suddenly it takes him to fake login screen with message like ur </w:t>
+      </w:r>
+      <w:r>
+        <w:t>session</w:t>
+      </w:r>
+      <w:r>
+        <w:t xml:space="preserve"> is expired, sign in again</w:t>
+      </w:r>
+    </w:p>
+    <w:p>
+      <w:r>
+        <w:t xml:space="preserve">(Login screen appears, with the message “ur </w:t>
+      </w:r>
+      <w:r>
+        <w:t>session</w:t>
+      </w:r>
+      <w:r>
+        <w:t xml:space="preserve"> is expired, please sign in again”)</w:t>
+      </w:r>
+    </w:p>
+    <w:p>
+      <w:r>
+        <w:t xml:space="preserve">Admin will login again, to finally delete this post and boom, his creds are mine. Admin will see that the post was </w:t>
+      </w:r>
+      <w:r>
+        <w:t>deleted,</w:t>
+      </w:r>
+      <w:r>
+        <w:t xml:space="preserve"> and he won’t even know that his creds </w:t>
+      </w:r>
+      <w:r>
+        <w:t>were stolen</w:t>
+      </w:r>
+      <w:r>
+        <w:t>!</w:t>
+      </w:r>
+    </w:p>
+    <w:p>
+      <w:r>
+        <w:t>(User is prompted to login and forwarded to page where the post is deleted)</w:t>
+      </w:r>
+    </w:p>
+    <w:p>
+      <w:r>
+        <w:t>(Screen goes black)</w:t>
+      </w:r>
+    </w:p>
+    <w:p>
+      <w:r>
+        <w:t>I’m a</w:t>
       </w:r>
       <w:r>
         <w:t xml:space="preserve"> </w:t>
       </w:r>
       <w:r>
-        <w:t>lame</w:t>
-      </w:r>
-    </w:p>
-    <w:p>
-      <w:r>
-        <w:t>(User is prompted to go back on the main page of wl3)</w:t>
-      </w:r>
-    </w:p>
-    <w:p>
-      <w:r>
-        <w:t xml:space="preserve">Look at these posts </w:t>
-      </w:r>
-      <w:proofErr w:type="spellStart"/>
-      <w:r>
-        <w:t>bruh</w:t>
-      </w:r>
-      <w:proofErr w:type="spellEnd"/>
-      <w:r>
-        <w:t xml:space="preserve">. </w:t>
-      </w:r>
-    </w:p>
-    <w:p>
-      <w:r>
-        <w:t xml:space="preserve">So spineless, like “our </w:t>
-      </w:r>
-      <w:proofErr w:type="spellStart"/>
-      <w:r>
-        <w:t>dlc</w:t>
-      </w:r>
-      <w:proofErr w:type="spellEnd"/>
-      <w:r>
-        <w:t xml:space="preserve"> got delayed? </w:t>
-      </w:r>
-      <w:r>
-        <w:t xml:space="preserve">It’s ok, </w:t>
-      </w:r>
-      <w:r>
-        <w:t>let them take their time</w:t>
-      </w:r>
-      <w:r>
-        <w:t xml:space="preserve">” </w:t>
-      </w:r>
-      <w:proofErr w:type="spellStart"/>
-      <w:r>
-        <w:t>tf</w:t>
-      </w:r>
-      <w:proofErr w:type="spellEnd"/>
-      <w:r>
-        <w:t xml:space="preserve"> is this. You absolutely should demand new content from the </w:t>
-      </w:r>
-      <w:proofErr w:type="spellStart"/>
-      <w:r>
-        <w:t>devs</w:t>
-      </w:r>
-      <w:proofErr w:type="spellEnd"/>
-      <w:r>
-        <w:t>, they are working for you</w:t>
+        <w:t>genius</w:t>
+      </w:r>
+      <w:r>
+        <w:t>!</w:t>
+      </w:r>
+    </w:p>
+    <w:p>
+      <w:r>
+        <w:t>Now I just need to figure out</w:t>
+      </w:r>
+      <w:r>
+        <w:t xml:space="preserve"> how to code all that.</w:t>
+      </w:r>
+    </w:p>
+    <w:p>
+      <w:r>
+        <w:t>Alright, first I gotta open vim. Fuck IDEs they are for pussies.</w:t>
+      </w:r>
+    </w:p>
+    <w:p>
+      <w:r>
+        <w:t>(Terminal opens with vim)</w:t>
+      </w:r>
+    </w:p>
+    <w:p>
+      <w:r>
+        <w:t xml:space="preserve">So uhhhhh, how do I create a page? I </w:t>
+      </w:r>
+      <w:r>
+        <w:t>think I still remember something.</w:t>
+      </w:r>
+    </w:p>
+    <w:p>
+      <w:r>
+        <w:t>(User is prompted to type the code</w:t>
+      </w:r>
+      <w:r>
+        <w:t xml:space="preserve"> up to the some point. Code is from Post.tsx, but with mistakes</w:t>
+      </w:r>
+      <w:r>
+        <w:t>)</w:t>
+      </w:r>
+    </w:p>
+    <w:p>
+      <w:r>
+        <w:lastRenderedPageBreak/>
+        <w:t xml:space="preserve">Ok, I actually forgot everything. I don’t think this even works. </w:t>
+      </w:r>
+    </w:p>
+    <w:p>
+      <w:r>
+        <w:t>Anyway, I think</w:t>
+      </w:r>
+      <w:r>
+        <w:t xml:space="preserve"> I’ll just ask AI. No, not for vibe coding, I’ll just ask it for… you know … general directions. Some boilerplate</w:t>
+      </w:r>
+      <w:r>
+        <w:t xml:space="preserve"> code</w:t>
+      </w:r>
+      <w:r>
+        <w:t xml:space="preserve"> to start with, you know.</w:t>
+      </w:r>
+    </w:p>
+    <w:p>
+      <w:r>
+        <w:t>(Huge chunk of code with some ai comments appear in vim)</w:t>
+      </w:r>
+    </w:p>
+    <w:p>
+      <w:r>
+        <w:t>Aight</w:t>
+      </w:r>
+      <w:r>
+        <w:t>…this goes here…</w:t>
+      </w:r>
+    </w:p>
+    <w:p>
+      <w:r>
+        <w:t>And first page done!</w:t>
+      </w:r>
+    </w:p>
+    <w:p>
+      <w:r>
+        <w:t>(Main_hero tries to exit vim)</w:t>
+      </w:r>
+    </w:p>
+    <w:p>
+      <w:r>
+        <w:t>Ok, how do I?...fuck..uhhh…I forgot again</w:t>
+      </w:r>
+      <w:r>
+        <w:t>…fucking dumbass</w:t>
+      </w:r>
+      <w:r>
+        <w:t>…uhhhh…here it is</w:t>
+      </w:r>
+      <w:r>
+        <w:t>.</w:t>
+      </w:r>
+    </w:p>
+    <w:p>
+      <w:r>
+        <w:t xml:space="preserve">Not too hard </w:t>
+      </w:r>
+      <w:r>
+        <w:t>huh</w:t>
+      </w:r>
+      <w:r>
+        <w:t xml:space="preserve">? Now </w:t>
+      </w:r>
+      <w:r>
+        <w:t xml:space="preserve">for </w:t>
+      </w:r>
+      <w:r>
+        <w:t>the rest of them…</w:t>
+      </w:r>
+    </w:p>
+    <w:p>
+      <w:r>
+        <w:t>(Screen goes blurry, with copy</w:t>
+      </w:r>
+      <w:r>
+        <w:t xml:space="preserve"> and </w:t>
+      </w:r>
+      <w:r>
+        <w:t xml:space="preserve">paste </w:t>
+      </w:r>
+      <w:r>
+        <w:t>timelapse</w:t>
+      </w:r>
+      <w:r>
+        <w:t xml:space="preserve"> going on in the background)</w:t>
+      </w:r>
+    </w:p>
+    <w:p>
+      <w:r>
+        <w:t>(Some time later)</w:t>
+      </w:r>
+    </w:p>
+    <w:p>
+      <w:r>
+        <w:t>(Screen shows running website in terminal)</w:t>
+      </w:r>
+    </w:p>
+    <w:p>
+      <w:r>
+        <w:t>Aaaand im done! Now I just need to trick sillygoose228</w:t>
+      </w:r>
+    </w:p>
+    <w:p>
+      <w:r>
+        <w:t>(Screen goes to main_hero’s profile page. User is prompted to search for sillygoose228 nickname)</w:t>
+      </w:r>
+    </w:p>
+    <w:p>
+      <w:r>
+        <w:t xml:space="preserve">God, even </w:t>
+      </w:r>
+      <w:r>
+        <w:t>h</w:t>
+      </w:r>
+      <w:r>
+        <w:t xml:space="preserve">is name is stupid. Not like mine tho. Main_hero. </w:t>
+      </w:r>
+      <w:r>
+        <w:t>You might not see this yet, but my nickname has at least</w:t>
+      </w:r>
+      <w:r>
+        <w:t xml:space="preserve"> 2 hidden meanings and</w:t>
+      </w:r>
+      <w:r>
+        <w:t xml:space="preserve"> </w:t>
+      </w:r>
+      <w:r>
+        <w:t>3</w:t>
+      </w:r>
+      <w:r>
+        <w:t xml:space="preserve"> references to</w:t>
+      </w:r>
+      <w:r>
+        <w:t xml:space="preserve"> 3</w:t>
+      </w:r>
+      <w:r>
+        <w:t xml:space="preserve"> different </w:t>
+      </w:r>
+      <w:r>
+        <w:t>pieces of media</w:t>
       </w:r>
       <w:r>
         <w:t>,</w:t>
       </w:r>
       <w:r>
-        <w:t xml:space="preserve"> not</w:t>
-      </w:r>
-      <w:r>
-        <w:t xml:space="preserve"> the</w:t>
-      </w:r>
-      <w:r>
-        <w:t xml:space="preserve"> other way around</w:t>
-      </w:r>
-      <w:r>
-        <w:t xml:space="preserve">, you </w:t>
-      </w:r>
-      <w:r>
-        <w:t>fucking paid</w:t>
-      </w:r>
-      <w:r>
-        <w:t xml:space="preserve"> them for the product</w:t>
-      </w:r>
-      <w:r>
-        <w:t xml:space="preserve">, where is </w:t>
-      </w:r>
-      <w:r>
-        <w:t>your</w:t>
-      </w:r>
-      <w:r>
-        <w:t xml:space="preserve"> rage</w:t>
-      </w:r>
-      <w:r>
-        <w:t>?</w:t>
-      </w:r>
-    </w:p>
-    <w:p>
-      <w:r>
-        <w:t xml:space="preserve">(User is prompted to go to the post with noob </w:t>
-      </w:r>
-      <w:proofErr w:type="gramStart"/>
-      <w:r>
-        <w:t>question</w:t>
-      </w:r>
-      <w:proofErr w:type="gramEnd"/>
-      <w:r>
-        <w:t>)</w:t>
-      </w:r>
-    </w:p>
-    <w:p>
-      <w:r>
-        <w:t>(Screen is getting red)</w:t>
-      </w:r>
-    </w:p>
-    <w:p>
-      <w:r>
-        <w:t xml:space="preserve">And these </w:t>
-      </w:r>
-      <w:r>
-        <w:t>stupid ass questions like this one “</w:t>
-      </w:r>
-      <w:proofErr w:type="spellStart"/>
-      <w:r>
-        <w:t>uhhhhh</w:t>
-      </w:r>
-      <w:proofErr w:type="spellEnd"/>
-      <w:r>
-        <w:t xml:space="preserve"> how do u get in that room” like don’t u see the </w:t>
-      </w:r>
-      <w:r>
-        <w:t xml:space="preserve">vent in there? Have you tried looking or do you just run to this subforum for help at any minor inconvenience? This is why noobs should be mocked for their </w:t>
-      </w:r>
-      <w:proofErr w:type="gramStart"/>
-      <w:r>
-        <w:t>stupidity,</w:t>
-      </w:r>
-      <w:proofErr w:type="gramEnd"/>
-      <w:r>
-        <w:t xml:space="preserve"> they’ll learn how to think </w:t>
-      </w:r>
-      <w:r>
-        <w:t>by themselves</w:t>
-      </w:r>
-      <w:r>
-        <w:t>.</w:t>
-      </w:r>
-      <w:r>
-        <w:t xml:space="preserve"> </w:t>
-      </w:r>
-      <w:r>
-        <w:t>But</w:t>
-      </w:r>
-      <w:r>
-        <w:t xml:space="preserve"> they all</w:t>
-      </w:r>
-      <w:r>
-        <w:t xml:space="preserve"> are</w:t>
-      </w:r>
-      <w:r>
-        <w:t xml:space="preserve"> allowing </w:t>
-      </w:r>
-      <w:r>
-        <w:t>them to remain stupid</w:t>
-      </w:r>
-      <w:r>
-        <w:t>.</w:t>
-      </w:r>
-    </w:p>
-    <w:p>
-      <w:r>
-        <w:t>(User is prompted to go back and to go on the next post with story discussion)</w:t>
-      </w:r>
-    </w:p>
-    <w:p>
-      <w:r>
-        <w:lastRenderedPageBreak/>
-        <w:t xml:space="preserve">Oh boy, look how nice everyone here is </w:t>
-      </w:r>
-      <w:proofErr w:type="spellStart"/>
-      <w:r>
-        <w:t>bruh</w:t>
-      </w:r>
-      <w:proofErr w:type="spellEnd"/>
-      <w:r>
-        <w:t xml:space="preserve">. Look how everyone being respectful to each other, like isn’t it fucking pathetic? There is either right opinion </w:t>
-      </w:r>
-      <w:r>
-        <w:t xml:space="preserve">or wrong opinion, nothing in between. If y’all being so polite and </w:t>
-      </w:r>
-      <w:r>
-        <w:t>agree</w:t>
-      </w:r>
-      <w:r>
-        <w:t xml:space="preserve"> with each other instead of </w:t>
-      </w:r>
-      <w:r>
-        <w:t>arguing</w:t>
-      </w:r>
-      <w:r>
-        <w:t xml:space="preserve">, how </w:t>
-      </w:r>
-      <w:proofErr w:type="spellStart"/>
-      <w:r>
-        <w:t>tf</w:t>
-      </w:r>
-      <w:proofErr w:type="spellEnd"/>
-      <w:r>
-        <w:t xml:space="preserve"> are you </w:t>
-      </w:r>
-      <w:proofErr w:type="spellStart"/>
-      <w:r>
-        <w:t>gonna</w:t>
-      </w:r>
-      <w:proofErr w:type="spellEnd"/>
-      <w:r>
-        <w:t xml:space="preserve"> </w:t>
-      </w:r>
-      <w:r>
-        <w:t>figure out what’s wrong and what’s right</w:t>
-      </w:r>
-      <w:r>
-        <w:t>?</w:t>
-      </w:r>
-    </w:p>
-    <w:p>
-      <w:r>
-        <w:t>(User is prompted to go back to the main page)</w:t>
-      </w:r>
-    </w:p>
-    <w:p>
-      <w:r>
-        <w:t>(Screen is full</w:t>
-      </w:r>
-      <w:r>
-        <w:t>y</w:t>
-      </w:r>
-      <w:r>
-        <w:t xml:space="preserve"> red now)</w:t>
-      </w:r>
-    </w:p>
-    <w:p>
-      <w:r>
-        <w:t xml:space="preserve">Nah, this sub is phony as fuck. Everyone </w:t>
-      </w:r>
-      <w:r>
-        <w:t>is</w:t>
-      </w:r>
-      <w:r>
-        <w:t xml:space="preserve"> being so nice </w:t>
-      </w:r>
-      <w:proofErr w:type="gramStart"/>
-      <w:r>
-        <w:t>like</w:t>
-      </w:r>
-      <w:proofErr w:type="gramEnd"/>
-      <w:r>
-        <w:t xml:space="preserve"> we</w:t>
-      </w:r>
-      <w:r>
-        <w:t xml:space="preserve"> are </w:t>
-      </w:r>
-      <w:proofErr w:type="spellStart"/>
-      <w:r>
-        <w:t>gonna</w:t>
-      </w:r>
-      <w:proofErr w:type="spellEnd"/>
-      <w:r>
-        <w:t xml:space="preserve"> believe it</w:t>
-      </w:r>
-      <w:r>
-        <w:t xml:space="preserve">. Maybe </w:t>
-      </w:r>
-      <w:proofErr w:type="spellStart"/>
-      <w:r>
-        <w:t>cyberdivers</w:t>
-      </w:r>
-      <w:proofErr w:type="spellEnd"/>
-      <w:r>
-        <w:t xml:space="preserve"> are rude, maybe we are toxic</w:t>
-      </w:r>
-      <w:r>
-        <w:t>, maybe we can call u names, like</w:t>
-      </w:r>
-      <w:r>
-        <w:t xml:space="preserve"> noob,</w:t>
-      </w:r>
-      <w:r>
-        <w:t xml:space="preserve"> cunt,</w:t>
-      </w:r>
-      <w:r>
-        <w:t xml:space="preserve"> asshole, moron, retard, fuckwit, dumbass, braindead, stupid, dickhead</w:t>
-      </w:r>
-      <w:r>
-        <w:t xml:space="preserve">, room temperature </w:t>
-      </w:r>
-      <w:proofErr w:type="spellStart"/>
-      <w:r>
-        <w:t>iq</w:t>
-      </w:r>
-      <w:proofErr w:type="spellEnd"/>
-      <w:r>
-        <w:t xml:space="preserve"> imbecile,</w:t>
-      </w:r>
-      <w:r>
-        <w:t xml:space="preserve"> </w:t>
-      </w:r>
-      <w:r>
-        <w:t xml:space="preserve">motherfucker, </w:t>
-      </w:r>
-      <w:proofErr w:type="spellStart"/>
-      <w:r>
-        <w:t>fatherfucker</w:t>
-      </w:r>
-      <w:proofErr w:type="spellEnd"/>
-      <w:r>
-        <w:t xml:space="preserve">, </w:t>
-      </w:r>
-      <w:r>
-        <w:t xml:space="preserve">product of the </w:t>
-      </w:r>
-      <w:r>
-        <w:t>incest</w:t>
-      </w:r>
-      <w:r>
-        <w:t>, incel, degenerate, window licker, cognitively challenged</w:t>
-      </w:r>
-      <w:r>
-        <w:t>, dimwit</w:t>
-      </w:r>
-    </w:p>
-    <w:p>
-      <w:r>
-        <w:t>(Screen goes blurry and then goes back to red)</w:t>
-      </w:r>
-    </w:p>
-    <w:p>
-      <w:r>
-        <w:t xml:space="preserve">fuckface, </w:t>
-      </w:r>
-      <w:proofErr w:type="spellStart"/>
-      <w:r>
-        <w:t>shitfuck</w:t>
-      </w:r>
-      <w:proofErr w:type="spellEnd"/>
-      <w:r>
-        <w:t xml:space="preserve">, </w:t>
-      </w:r>
-      <w:proofErr w:type="spellStart"/>
-      <w:r>
-        <w:t>fuckfuck</w:t>
-      </w:r>
-      <w:proofErr w:type="spellEnd"/>
-      <w:r>
-        <w:t xml:space="preserve"> but</w:t>
-      </w:r>
-      <w:r>
-        <w:t xml:space="preserve"> at least we are honest</w:t>
-      </w:r>
-      <w:r>
-        <w:t>. Brutal, but honest</w:t>
-      </w:r>
-      <w:r>
-        <w:t>. Yes, we won’t mince our words and roast your ass to the crust, but you will learn from it and be better. And these guys thinking they are helping anyone with this fake ass niceness.</w:t>
-      </w:r>
-    </w:p>
-    <w:p>
-      <w:r>
-        <w:t>They are just delusional, aren’t they</w:t>
-      </w:r>
-      <w:r>
-        <w:t>?</w:t>
-      </w:r>
-    </w:p>
-    <w:p>
-      <w:r>
-        <w:t>(Screen goes normal)</w:t>
-      </w:r>
-    </w:p>
-    <w:p>
-      <w:r>
-        <w:t xml:space="preserve">(Ui elements start to </w:t>
-      </w:r>
-      <w:proofErr w:type="gramStart"/>
-      <w:r>
-        <w:t>fall down</w:t>
-      </w:r>
-      <w:proofErr w:type="gramEnd"/>
-      <w:r>
-        <w:t>)</w:t>
-      </w:r>
-    </w:p>
-    <w:p>
-      <w:r>
-        <w:t>Nah, this sub should go down.</w:t>
-      </w:r>
-      <w:r>
-        <w:t xml:space="preserve"> And I think I just thought of something genius.</w:t>
-      </w:r>
-      <w:r>
-        <w:t xml:space="preserve"> I </w:t>
-      </w:r>
-      <w:r>
-        <w:t>remember</w:t>
-      </w:r>
-      <w:r>
-        <w:t xml:space="preserve"> back when I was a kid, my mom sent me to do some programming courses</w:t>
-      </w:r>
-      <w:r>
-        <w:t xml:space="preserve"> </w:t>
-      </w:r>
-      <w:r>
-        <w:t xml:space="preserve">and I learned </w:t>
-      </w:r>
-      <w:proofErr w:type="spellStart"/>
-      <w:r>
-        <w:t>smth</w:t>
-      </w:r>
-      <w:proofErr w:type="spellEnd"/>
-      <w:r>
-        <w:t xml:space="preserve"> about </w:t>
-      </w:r>
-      <w:proofErr w:type="spellStart"/>
-      <w:r>
-        <w:t>webdev</w:t>
-      </w:r>
-      <w:proofErr w:type="spellEnd"/>
-      <w:r>
-        <w:t xml:space="preserve"> and some cybersecurity stuff</w:t>
-      </w:r>
-      <w:r>
-        <w:t>, like phishing</w:t>
-      </w:r>
-      <w:r>
-        <w:t>.</w:t>
-      </w:r>
-      <w:r>
-        <w:t xml:space="preserve"> Shit, it was ages ago. Met some cool guys there, but we didn’t really click. They </w:t>
-      </w:r>
-      <w:r>
-        <w:t>thought</w:t>
-      </w:r>
-      <w:r>
-        <w:t xml:space="preserve"> I was </w:t>
-      </w:r>
-      <w:proofErr w:type="spellStart"/>
-      <w:r>
-        <w:t>kinda</w:t>
-      </w:r>
-      <w:proofErr w:type="spellEnd"/>
-      <w:r>
-        <w:t xml:space="preserve"> weird. Well, whatever, who gives a shit right? </w:t>
-      </w:r>
-    </w:p>
-    <w:p>
-      <w:r>
-        <w:t>Anyway,</w:t>
-      </w:r>
-      <w:r>
-        <w:t xml:space="preserve"> </w:t>
-      </w:r>
-      <w:r>
-        <w:t>what if</w:t>
-      </w:r>
-      <w:r>
-        <w:t xml:space="preserve"> I could </w:t>
-      </w:r>
-      <w:r>
-        <w:t>create</w:t>
-      </w:r>
-      <w:r>
-        <w:t xml:space="preserve"> a fake website to steal </w:t>
-      </w:r>
-      <w:r>
-        <w:t>zero</w:t>
-      </w:r>
-      <w:r>
-        <w:t xml:space="preserve"> sub admin’s </w:t>
-      </w:r>
-      <w:r>
-        <w:t>account</w:t>
-      </w:r>
-      <w:r>
-        <w:t xml:space="preserve"> and take over the sub</w:t>
-      </w:r>
-      <w:r>
-        <w:t xml:space="preserve">? I could show </w:t>
-      </w:r>
-      <w:r>
-        <w:t>them</w:t>
-      </w:r>
-      <w:r>
-        <w:t xml:space="preserve"> what </w:t>
-      </w:r>
-      <w:r>
-        <w:t>real</w:t>
-      </w:r>
-      <w:r>
-        <w:t xml:space="preserve"> life is.</w:t>
-      </w:r>
-      <w:r>
-        <w:t xml:space="preserve"> </w:t>
-      </w:r>
-      <w:r>
-        <w:t xml:space="preserve">I should </w:t>
-      </w:r>
-      <w:r>
-        <w:t xml:space="preserve">let my </w:t>
-      </w:r>
-      <w:r>
-        <w:t>friends</w:t>
-      </w:r>
-      <w:r>
-        <w:t xml:space="preserve"> </w:t>
-      </w:r>
-      <w:r>
-        <w:t xml:space="preserve">in </w:t>
-      </w:r>
-      <w:proofErr w:type="spellStart"/>
-      <w:r>
-        <w:t>cyberdivers</w:t>
-      </w:r>
-      <w:proofErr w:type="spellEnd"/>
-      <w:r>
-        <w:t xml:space="preserve"> chat</w:t>
-      </w:r>
-      <w:r>
-        <w:t xml:space="preserve"> know</w:t>
-      </w:r>
-      <w:r>
-        <w:t>, I’m sure they will be as excited as I am r</w:t>
-      </w:r>
-      <w:r>
-        <w:t xml:space="preserve">ight </w:t>
-      </w:r>
-      <w:r>
-        <w:t>n</w:t>
-      </w:r>
-      <w:r>
-        <w:t>ow</w:t>
-      </w:r>
-      <w:r>
-        <w:t xml:space="preserve"> </w:t>
-      </w:r>
-      <w:r>
-        <w:t>to get back at these dumbasses</w:t>
-      </w:r>
-      <w:r>
-        <w:t>.</w:t>
-      </w:r>
-    </w:p>
-    <w:p>
-      <w:r>
-        <w:t>(User is prompted to go to the sc2 chat)</w:t>
-      </w:r>
-    </w:p>
-    <w:p>
-      <w:proofErr w:type="spellStart"/>
-      <w:r>
-        <w:t>Main_hero</w:t>
-      </w:r>
-      <w:proofErr w:type="spellEnd"/>
-      <w:r>
-        <w:t xml:space="preserve">: I’m </w:t>
-      </w:r>
-      <w:proofErr w:type="spellStart"/>
-      <w:r>
-        <w:t>gonna</w:t>
-      </w:r>
-      <w:proofErr w:type="spellEnd"/>
-      <w:r>
-        <w:t xml:space="preserve"> hack </w:t>
-      </w:r>
-      <w:r>
-        <w:t>zero</w:t>
-      </w:r>
-      <w:r>
-        <w:t xml:space="preserve"> sub</w:t>
-      </w:r>
-    </w:p>
-    <w:p>
-      <w:r>
-        <w:t>User 3: lmao what</w:t>
-      </w:r>
-    </w:p>
-    <w:p>
-      <w:r>
-        <w:t>User 4: AHAHAHAH</w:t>
-      </w:r>
-    </w:p>
-    <w:p>
-      <w:r>
-        <w:t>User 4: AHAHAHAHAHAHA</w:t>
-      </w:r>
-    </w:p>
-    <w:p>
-      <w:r>
-        <w:lastRenderedPageBreak/>
-        <w:t xml:space="preserve">User 4: </w:t>
-      </w:r>
-      <w:proofErr w:type="spellStart"/>
-      <w:r>
-        <w:t>ahahahah</w:t>
-      </w:r>
-      <w:proofErr w:type="spellEnd"/>
-    </w:p>
-    <w:p>
-      <w:r>
-        <w:t>User 5: calm down, Mr. Robot</w:t>
-      </w:r>
-    </w:p>
-    <w:p>
-      <w:r>
-        <w:t>(Screen goes slightly red)</w:t>
-      </w:r>
-    </w:p>
-    <w:p>
-      <w:r>
-        <w:t xml:space="preserve">User 6: u can’t even use a keyboard son </w:t>
-      </w:r>
-      <w:proofErr w:type="spellStart"/>
-      <w:r>
-        <w:t>fym</w:t>
-      </w:r>
-      <w:proofErr w:type="spellEnd"/>
-      <w:r>
-        <w:t xml:space="preserve"> hack</w:t>
-      </w:r>
-    </w:p>
-    <w:p>
-      <w:r>
-        <w:t>User 7: r u 13?</w:t>
-      </w:r>
-    </w:p>
-    <w:p>
-      <w:r>
-        <w:t>User 8: are we deadass lmao</w:t>
-      </w:r>
-    </w:p>
-    <w:p>
-      <w:r>
-        <w:t>User 9: AHAHAH</w:t>
-      </w:r>
-    </w:p>
-    <w:p>
-      <w:proofErr w:type="spellStart"/>
-      <w:r>
-        <w:t>Main_hero</w:t>
-      </w:r>
-      <w:proofErr w:type="spellEnd"/>
-      <w:r>
-        <w:t xml:space="preserve">: nah y’all will see, I </w:t>
-      </w:r>
-      <w:proofErr w:type="gramStart"/>
-      <w:r>
-        <w:t>actually can</w:t>
-      </w:r>
-      <w:proofErr w:type="gramEnd"/>
-      <w:r>
-        <w:t xml:space="preserve"> do it</w:t>
-      </w:r>
-    </w:p>
-    <w:p>
-      <w:r>
-        <w:t xml:space="preserve">User 4: </w:t>
-      </w:r>
-      <w:proofErr w:type="spellStart"/>
-      <w:r>
-        <w:t>bro</w:t>
-      </w:r>
-      <w:r>
-        <w:t>chacho</w:t>
-      </w:r>
-      <w:proofErr w:type="spellEnd"/>
-      <w:r>
-        <w:t xml:space="preserve"> stfu</w:t>
-      </w:r>
-    </w:p>
-    <w:p>
-      <w:r>
-        <w:t xml:space="preserve">User 6: </w:t>
-      </w:r>
-      <w:proofErr w:type="spellStart"/>
-      <w:r>
-        <w:t>im</w:t>
-      </w:r>
-      <w:proofErr w:type="spellEnd"/>
-      <w:r>
-        <w:t xml:space="preserve"> crying wtf are u talking about </w:t>
-      </w:r>
-      <w:proofErr w:type="spellStart"/>
-      <w:r>
-        <w:t>lmaooo</w:t>
-      </w:r>
-      <w:proofErr w:type="spellEnd"/>
-    </w:p>
-    <w:p>
-      <w:r>
-        <w:t xml:space="preserve">User 5: u r like in the top 10 worst </w:t>
-      </w:r>
-      <w:proofErr w:type="spellStart"/>
-      <w:r>
-        <w:t>cyberdivers</w:t>
-      </w:r>
-      <w:proofErr w:type="spellEnd"/>
-      <w:r>
-        <w:t xml:space="preserve"> oat and u r saying u can hack anything? Bruh wtf</w:t>
-      </w:r>
-    </w:p>
-    <w:p>
-      <w:r>
-        <w:t xml:space="preserve">User 13: instant </w:t>
-      </w:r>
-      <w:proofErr w:type="spellStart"/>
-      <w:r>
-        <w:t>cyberdivers</w:t>
-      </w:r>
-      <w:proofErr w:type="spellEnd"/>
-      <w:r>
-        <w:t xml:space="preserve"> classic</w:t>
-      </w:r>
-    </w:p>
-    <w:p>
-      <w:r>
-        <w:t>User</w:t>
-      </w:r>
-      <w:r>
-        <w:t xml:space="preserve"> 11: son</w:t>
-      </w:r>
-    </w:p>
-    <w:p>
-      <w:r>
-        <w:t xml:space="preserve">User 10: bro is a poser lmao, </w:t>
-      </w:r>
-      <w:proofErr w:type="spellStart"/>
-      <w:r>
-        <w:t>proly</w:t>
-      </w:r>
-      <w:proofErr w:type="spellEnd"/>
-      <w:r>
-        <w:t xml:space="preserve"> don’t even know what is </w:t>
-      </w:r>
-      <w:proofErr w:type="spellStart"/>
-      <w:r>
-        <w:t>sqli</w:t>
-      </w:r>
-      <w:proofErr w:type="spellEnd"/>
-      <w:r>
-        <w:t xml:space="preserve"> is lol</w:t>
-      </w:r>
-    </w:p>
-    <w:p>
-      <w:r>
-        <w:t xml:space="preserve">No </w:t>
-      </w:r>
-      <w:proofErr w:type="spellStart"/>
-      <w:r>
-        <w:t>no</w:t>
-      </w:r>
-      <w:proofErr w:type="spellEnd"/>
-      <w:r>
-        <w:t xml:space="preserve">, I know what it is, it’s a language…for hacking databases…or something. </w:t>
-      </w:r>
-      <w:r>
-        <w:t>It doesn’t</w:t>
-      </w:r>
-      <w:r>
-        <w:t xml:space="preserve"> matter, they’ll see, I absolutely can do it.</w:t>
-      </w:r>
-    </w:p>
-    <w:p>
-      <w:pPr>
-        <w:pStyle w:val="Heading3"/>
-      </w:pPr>
-      <w:bookmarkStart w:id="20" w:name="_Toc231307583"/>
-      <w:r>
-        <w:t>Plan and execution</w:t>
-      </w:r>
-      <w:bookmarkEnd w:id="20"/>
-    </w:p>
-    <w:p>
-      <w:r>
-        <w:t>(Screen goes black)</w:t>
-      </w:r>
-    </w:p>
-    <w:p>
-      <w:r>
-        <w:t xml:space="preserve">Alright, I need a plan. How am I </w:t>
-      </w:r>
-      <w:proofErr w:type="spellStart"/>
-      <w:r>
-        <w:t>gonna</w:t>
-      </w:r>
-      <w:proofErr w:type="spellEnd"/>
-      <w:r>
-        <w:t xml:space="preserve"> do that? Brief search on phishing shows that </w:t>
-      </w:r>
-      <w:r>
-        <w:t>hackers send fake login screens and people fall for them. Why don’t I do the same</w:t>
-      </w:r>
-      <w:r>
-        <w:t xml:space="preserve">? </w:t>
-      </w:r>
-      <w:r>
-        <w:t xml:space="preserve">Admin will click on the link and…well yeah, he’ll probably suspect something. Well, </w:t>
-      </w:r>
-      <w:proofErr w:type="spellStart"/>
-      <w:r>
-        <w:t>ummm</w:t>
-      </w:r>
-      <w:proofErr w:type="spellEnd"/>
-      <w:r>
-        <w:t>…</w:t>
-      </w:r>
-      <w:proofErr w:type="spellStart"/>
-      <w:r>
-        <w:t>maybee</w:t>
-      </w:r>
-      <w:proofErr w:type="spellEnd"/>
-      <w:r>
-        <w:t xml:space="preserve"> </w:t>
-      </w:r>
-      <w:r>
-        <w:t>…</w:t>
-      </w:r>
-      <w:proofErr w:type="spellStart"/>
-      <w:proofErr w:type="gramStart"/>
-      <w:r>
-        <w:t>uhhh</w:t>
-      </w:r>
-      <w:proofErr w:type="spellEnd"/>
-      <w:r>
-        <w:t>..</w:t>
-      </w:r>
-      <w:proofErr w:type="gramEnd"/>
-      <w:r>
-        <w:t xml:space="preserve"> </w:t>
-      </w:r>
-      <w:r>
-        <w:t>I need to bait</w:t>
-      </w:r>
-      <w:r>
-        <w:t xml:space="preserve"> him</w:t>
+        <w:t xml:space="preserve"> I’ve spent like a whole day coming up with that.</w:t>
+      </w:r>
+    </w:p>
+    <w:p>
+      <w:r>
+        <w:t>So</w:t>
+      </w:r>
+      <w:r>
+        <w:t xml:space="preserve"> anyway</w:t>
+      </w:r>
+      <w:r>
+        <w:t>, now I need to shoot him a message.</w:t>
+      </w:r>
+    </w:p>
+    <w:p>
+      <w:r>
+        <w:t>(User is prompted to press on send message button)</w:t>
+      </w:r>
+    </w:p>
+    <w:p>
+      <w:r>
+        <w:t>Ok, so, It ‘ll go like that, uhhh “</w:t>
+      </w:r>
+      <w:r>
+        <w:t>D</w:t>
+      </w:r>
+      <w:r>
+        <w:t>ear sillygoose228, it came to my attention that- no who the fuck reports posts like that? “Dear sillygoose228, there is a post I want you to look at- nah it sounds so stupid, he’ll definitely catch me. No, I need to go simple, like “Dear sillygoose228, look at this post”- Nooo why “dear”? We haven’t even met. No, I need to be plain and direct</w:t>
+      </w:r>
+      <w:r>
+        <w:t xml:space="preserve"> like</w:t>
+      </w:r>
+      <w:r>
+        <w:t xml:space="preserve"> “Look at this post”. </w:t>
+      </w:r>
+      <w:r>
+        <w:t xml:space="preserve">No, no, even simpler, just send him the link to the post. Yeah, that will do, </w:t>
+      </w:r>
+      <w:r>
+        <w:t xml:space="preserve">it </w:t>
+      </w:r>
+      <w:r>
+        <w:t>definitely won’t arouse suspicion</w:t>
       </w:r>
       <w:r>
         <w:t>!</w:t>
       </w:r>
-      <w:r>
-        <w:t xml:space="preserve"> </w:t>
-      </w:r>
-      <w:r>
-        <w:t>Like, I’ll tell him that he won $300 in the giveaway and all he needs to do to collect it is to click on that link.</w:t>
-      </w:r>
-    </w:p>
-    <w:p>
-      <w:r>
-        <w:t xml:space="preserve">Yeah, that is fucking retarded, this is never </w:t>
-      </w:r>
-      <w:proofErr w:type="spellStart"/>
-      <w:r>
-        <w:t>gonna</w:t>
-      </w:r>
-      <w:proofErr w:type="spellEnd"/>
-      <w:r>
-        <w:t xml:space="preserve"> work, this is like the stupidest thing ever I could suggest.</w:t>
-      </w:r>
-    </w:p>
-    <w:p>
-      <w:r>
-        <w:t>Or what if…</w:t>
-      </w:r>
-    </w:p>
-    <w:p>
-      <w:r>
-        <w:t xml:space="preserve">(Chat window appears with message from </w:t>
-      </w:r>
-      <w:proofErr w:type="spellStart"/>
-      <w:r>
-        <w:t>main_hero</w:t>
-      </w:r>
-      <w:proofErr w:type="spellEnd"/>
-      <w:r>
-        <w:t xml:space="preserve"> about the post)</w:t>
-      </w:r>
-    </w:p>
-    <w:p>
-      <w:r>
-        <w:lastRenderedPageBreak/>
-        <w:t>I</w:t>
-      </w:r>
-      <w:r>
-        <w:t>’ll</w:t>
-      </w:r>
-      <w:r>
-        <w:t xml:space="preserve"> report to him some post which needs to be deleted, but it won’t be an actual post, it will be a fake post</w:t>
-      </w:r>
-      <w:r>
-        <w:t>!</w:t>
-      </w:r>
-      <w:r>
-        <w:t xml:space="preserve"> Admin will click on that to check it out</w:t>
-      </w:r>
-    </w:p>
-    <w:p>
-      <w:r>
-        <w:t>(User is prompted to click on the link)</w:t>
-      </w:r>
-    </w:p>
-    <w:p>
-      <w:r>
-        <w:t xml:space="preserve">(Fake </w:t>
-      </w:r>
-      <w:proofErr w:type="gramStart"/>
-      <w:r>
-        <w:t>post appear</w:t>
-      </w:r>
-      <w:r>
-        <w:t>s</w:t>
-      </w:r>
-      <w:proofErr w:type="gramEnd"/>
-      <w:r>
-        <w:t>)</w:t>
-      </w:r>
-    </w:p>
-    <w:p>
-      <w:r>
-        <w:t>Admin clicks on the delete button</w:t>
-      </w:r>
-    </w:p>
-    <w:p>
-      <w:r>
-        <w:t>(User is prompted to delete the post)</w:t>
-      </w:r>
-    </w:p>
-    <w:p>
-      <w:r>
-        <w:t xml:space="preserve">and suddenly it takes him to fake login screen with message like </w:t>
-      </w:r>
-      <w:proofErr w:type="spellStart"/>
-      <w:r>
-        <w:t>ur</w:t>
-      </w:r>
-      <w:proofErr w:type="spellEnd"/>
-      <w:r>
-        <w:t xml:space="preserve"> </w:t>
-      </w:r>
-      <w:r>
-        <w:t>session</w:t>
-      </w:r>
-      <w:r>
-        <w:t xml:space="preserve"> is expired, sign in again</w:t>
-      </w:r>
-    </w:p>
-    <w:p>
-      <w:r>
-        <w:t>(Login screen appears, with the message “</w:t>
-      </w:r>
-      <w:proofErr w:type="spellStart"/>
-      <w:r>
-        <w:t>ur</w:t>
-      </w:r>
-      <w:proofErr w:type="spellEnd"/>
-      <w:r>
-        <w:t xml:space="preserve"> </w:t>
-      </w:r>
-      <w:r>
-        <w:t>session</w:t>
-      </w:r>
-      <w:r>
-        <w:t xml:space="preserve"> is expired, please sign in again”)</w:t>
-      </w:r>
-    </w:p>
-    <w:p>
-      <w:r>
-        <w:t xml:space="preserve">Admin will login again, to finally delete this post and boom, his creds are mine. Admin will see that the post was </w:t>
-      </w:r>
-      <w:r>
-        <w:t>deleted,</w:t>
-      </w:r>
-      <w:r>
-        <w:t xml:space="preserve"> and he won’t even know that his creds </w:t>
-      </w:r>
-      <w:r>
-        <w:t>were stolen</w:t>
-      </w:r>
-      <w:r>
-        <w:t>!</w:t>
-      </w:r>
-    </w:p>
-    <w:p>
-      <w:r>
-        <w:t xml:space="preserve">(User is prompted to login and </w:t>
-      </w:r>
-      <w:proofErr w:type="gramStart"/>
-      <w:r>
-        <w:t>forwarded</w:t>
-      </w:r>
-      <w:proofErr w:type="gramEnd"/>
-      <w:r>
-        <w:t xml:space="preserve"> to page where the post is deleted)</w:t>
-      </w:r>
-    </w:p>
-    <w:p>
-      <w:r>
-        <w:t>(Screen goes black)</w:t>
-      </w:r>
-    </w:p>
-    <w:p>
-      <w:r>
-        <w:t>I’m a</w:t>
-      </w:r>
-      <w:r>
-        <w:t xml:space="preserve"> </w:t>
-      </w:r>
-      <w:r>
-        <w:t>genius</w:t>
-      </w:r>
-      <w:r>
-        <w:t>!</w:t>
-      </w:r>
-    </w:p>
-    <w:p>
-      <w:r>
-        <w:t>Now I just need to figure out</w:t>
-      </w:r>
-      <w:r>
-        <w:t xml:space="preserve"> how to code all that.</w:t>
-      </w:r>
-    </w:p>
-    <w:p>
-      <w:r>
-        <w:t xml:space="preserve">Alright, first I </w:t>
-      </w:r>
-      <w:proofErr w:type="spellStart"/>
-      <w:r>
-        <w:t>gotta</w:t>
-      </w:r>
-      <w:proofErr w:type="spellEnd"/>
-      <w:r>
-        <w:t xml:space="preserve"> open vim. Fuck IDEs they are for pussies.</w:t>
-      </w:r>
-    </w:p>
-    <w:p>
-      <w:r>
-        <w:t>(Terminal opens with vim)</w:t>
-      </w:r>
-    </w:p>
-    <w:p>
-      <w:r>
-        <w:t xml:space="preserve">So </w:t>
-      </w:r>
-      <w:proofErr w:type="spellStart"/>
-      <w:r>
-        <w:t>uhhhhh</w:t>
-      </w:r>
-      <w:proofErr w:type="spellEnd"/>
-      <w:r>
-        <w:t>, how do I create a page? I think u need to write html tag and then umm…fuck. Hold on, I think I still have my notes from those courses. (wait) Fuck, I forgot I didn’t keep any. One time I was learning something useful and I wasn’t keeping notes. I was</w:t>
-      </w:r>
-      <w:r>
-        <w:t xml:space="preserve"> just</w:t>
-      </w:r>
-      <w:r>
-        <w:t xml:space="preserve"> too smart for it</w:t>
-      </w:r>
-      <w:r>
-        <w:t>, you know</w:t>
-      </w:r>
-      <w:r>
-        <w:t>, couldn’t be bothered to write all this useless stuff. Anyway, I think</w:t>
-      </w:r>
-      <w:r>
-        <w:t xml:space="preserve"> I’ll just ask AI. No, not for vibe coding, I’ll just ask it for… you know … general directions. Some boilerplate</w:t>
-      </w:r>
-      <w:r>
-        <w:t xml:space="preserve"> code</w:t>
-      </w:r>
-      <w:r>
-        <w:t xml:space="preserve"> to start with, you know.</w:t>
-      </w:r>
-    </w:p>
-    <w:p>
-      <w:r>
-        <w:t>(Huge chunk of code with some ai comments appear in vim)</w:t>
-      </w:r>
-    </w:p>
-    <w:p>
-      <w:proofErr w:type="spellStart"/>
-      <w:r>
-        <w:t>Aight</w:t>
-      </w:r>
-      <w:proofErr w:type="spellEnd"/>
-      <w:r>
-        <w:t>…this goes here…</w:t>
-      </w:r>
-    </w:p>
-    <w:p>
-      <w:r>
-        <w:t>(</w:t>
-      </w:r>
-      <w:proofErr w:type="spellStart"/>
-      <w:r>
-        <w:t>Main_hero</w:t>
-      </w:r>
-      <w:proofErr w:type="spellEnd"/>
-      <w:r>
-        <w:t xml:space="preserve"> deletes all comments)</w:t>
-      </w:r>
-    </w:p>
-    <w:p>
-      <w:r>
-        <w:t xml:space="preserve">And first page </w:t>
-      </w:r>
-      <w:proofErr w:type="gramStart"/>
-      <w:r>
-        <w:t>done</w:t>
-      </w:r>
-      <w:proofErr w:type="gramEnd"/>
-      <w:r>
-        <w:t>!</w:t>
-      </w:r>
-    </w:p>
-    <w:p>
-      <w:r>
-        <w:t>(</w:t>
-      </w:r>
-      <w:proofErr w:type="spellStart"/>
-      <w:r>
-        <w:t>Main_hero</w:t>
-      </w:r>
-      <w:proofErr w:type="spellEnd"/>
-      <w:r>
-        <w:t xml:space="preserve"> tries to exit vim)</w:t>
-      </w:r>
-    </w:p>
-    <w:p>
-      <w:r>
-        <w:lastRenderedPageBreak/>
-        <w:t xml:space="preserve">Ok, how do </w:t>
-      </w:r>
-      <w:proofErr w:type="gramStart"/>
-      <w:r>
-        <w:t>I?...fuck..</w:t>
-      </w:r>
-      <w:proofErr w:type="spellStart"/>
-      <w:proofErr w:type="gramEnd"/>
-      <w:r>
-        <w:t>uhhh</w:t>
-      </w:r>
-      <w:proofErr w:type="spellEnd"/>
-      <w:r>
-        <w:t>…I forgot again</w:t>
-      </w:r>
-      <w:r>
-        <w:t>…fucking dumbass</w:t>
-      </w:r>
-      <w:r>
-        <w:t>…</w:t>
-      </w:r>
-      <w:proofErr w:type="spellStart"/>
-      <w:r>
-        <w:t>uhhhh</w:t>
-      </w:r>
-      <w:proofErr w:type="spellEnd"/>
-      <w:r>
-        <w:t>…here it is</w:t>
-      </w:r>
-      <w:r>
-        <w:t>.</w:t>
-      </w:r>
-    </w:p>
-    <w:p>
-      <w:r>
-        <w:t xml:space="preserve">Not too hard </w:t>
-      </w:r>
-      <w:r>
-        <w:t>huh</w:t>
-      </w:r>
-      <w:r>
-        <w:t xml:space="preserve">? Now </w:t>
-      </w:r>
-      <w:r>
-        <w:t xml:space="preserve">for </w:t>
-      </w:r>
-      <w:r>
-        <w:t>the rest of them…</w:t>
-      </w:r>
-    </w:p>
-    <w:p>
-      <w:r>
-        <w:t>(Screen goes blurry, with copy</w:t>
-      </w:r>
-      <w:r>
-        <w:t xml:space="preserve"> and </w:t>
-      </w:r>
-      <w:r>
-        <w:t xml:space="preserve">paste </w:t>
-      </w:r>
-      <w:r>
-        <w:t>timelapse</w:t>
-      </w:r>
-      <w:r>
-        <w:t xml:space="preserve"> going on in the background)</w:t>
-      </w:r>
-    </w:p>
-    <w:p>
-      <w:r>
-        <w:t>(</w:t>
-      </w:r>
-      <w:proofErr w:type="spellStart"/>
-      <w:r>
-        <w:t>Some time</w:t>
-      </w:r>
-      <w:proofErr w:type="spellEnd"/>
-      <w:r>
-        <w:t xml:space="preserve"> later)</w:t>
-      </w:r>
-    </w:p>
-    <w:p>
-      <w:r>
-        <w:t>(Screen shows running website in terminal)</w:t>
-      </w:r>
-    </w:p>
-    <w:p>
-      <w:proofErr w:type="spellStart"/>
-      <w:r>
-        <w:t>Aaaand</w:t>
-      </w:r>
-      <w:proofErr w:type="spellEnd"/>
-      <w:r>
-        <w:t xml:space="preserve"> </w:t>
-      </w:r>
-      <w:proofErr w:type="spellStart"/>
-      <w:r>
-        <w:t>im</w:t>
-      </w:r>
-      <w:proofErr w:type="spellEnd"/>
-      <w:r>
-        <w:t xml:space="preserve"> done! Now I just need to trick sillygoose228</w:t>
-      </w:r>
-    </w:p>
-    <w:p>
-      <w:r>
-        <w:t xml:space="preserve">(Screen goes to </w:t>
-      </w:r>
-      <w:proofErr w:type="spellStart"/>
-      <w:r>
-        <w:t>main_hero’s</w:t>
-      </w:r>
-      <w:proofErr w:type="spellEnd"/>
-      <w:r>
-        <w:t xml:space="preserve"> profile page. </w:t>
-      </w:r>
-      <w:proofErr w:type="gramStart"/>
-      <w:r>
-        <w:t>User is</w:t>
-      </w:r>
-      <w:proofErr w:type="gramEnd"/>
-      <w:r>
-        <w:t xml:space="preserve"> prompted to search for sillygoose228 nickname)</w:t>
-      </w:r>
-    </w:p>
-    <w:p>
-      <w:r>
-        <w:t xml:space="preserve">God, even </w:t>
-      </w:r>
-      <w:r>
-        <w:t>h</w:t>
-      </w:r>
-      <w:r>
-        <w:t xml:space="preserve">is name is stupid. Not like mine </w:t>
-      </w:r>
-      <w:proofErr w:type="spellStart"/>
-      <w:r>
-        <w:t>tho</w:t>
-      </w:r>
-      <w:proofErr w:type="spellEnd"/>
-      <w:r>
-        <w:t xml:space="preserve">. </w:t>
-      </w:r>
-      <w:proofErr w:type="spellStart"/>
-      <w:r>
-        <w:t>Main_hero</w:t>
-      </w:r>
-      <w:proofErr w:type="spellEnd"/>
-      <w:r>
-        <w:t xml:space="preserve">. </w:t>
-      </w:r>
-      <w:r>
-        <w:t>You might not see this yet, but my nickname has at least</w:t>
-      </w:r>
-      <w:r>
-        <w:t xml:space="preserve"> 2 hidden meanings and</w:t>
-      </w:r>
-      <w:r>
-        <w:t xml:space="preserve"> </w:t>
-      </w:r>
-      <w:r>
-        <w:t>3</w:t>
-      </w:r>
-      <w:r>
-        <w:t xml:space="preserve"> references to</w:t>
-      </w:r>
-      <w:r>
-        <w:t xml:space="preserve"> 3</w:t>
-      </w:r>
-      <w:r>
-        <w:t xml:space="preserve"> different </w:t>
-      </w:r>
-      <w:r>
-        <w:t>pieces of media</w:t>
-      </w:r>
-      <w:r>
-        <w:t>,</w:t>
-      </w:r>
-      <w:r>
-        <w:t xml:space="preserve"> I’ve spent like a whole day coming up with that.</w:t>
-      </w:r>
-    </w:p>
-    <w:p>
-      <w:r>
-        <w:t>So</w:t>
-      </w:r>
-      <w:r>
-        <w:t xml:space="preserve"> anyway</w:t>
-      </w:r>
-      <w:r>
-        <w:t>, now I need to shoot him a message.</w:t>
-      </w:r>
-    </w:p>
-    <w:p>
-      <w:r>
-        <w:t>(User is prompted to press on send message button)</w:t>
-      </w:r>
-    </w:p>
-    <w:p>
-      <w:r>
-        <w:t xml:space="preserve">Ok, so, </w:t>
-      </w:r>
-      <w:proofErr w:type="gramStart"/>
-      <w:r>
-        <w:t>It</w:t>
-      </w:r>
-      <w:proofErr w:type="gramEnd"/>
-      <w:r>
-        <w:t xml:space="preserve"> ‘ll go like that, </w:t>
-      </w:r>
-      <w:proofErr w:type="spellStart"/>
-      <w:r>
-        <w:t>uhhh</w:t>
-      </w:r>
-      <w:proofErr w:type="spellEnd"/>
-      <w:r>
-        <w:t xml:space="preserve"> “</w:t>
-      </w:r>
-      <w:r>
-        <w:t>D</w:t>
-      </w:r>
-      <w:r>
-        <w:t xml:space="preserve">ear sillygoose228, it came to my attention that- </w:t>
-      </w:r>
-      <w:proofErr w:type="spellStart"/>
-      <w:r>
-        <w:t>no</w:t>
-      </w:r>
-      <w:proofErr w:type="spellEnd"/>
-      <w:r>
-        <w:t xml:space="preserve"> who the fuck reports posts like that? “Dear sillygoose228, there is a post I want you to look at- nah it sounds so stupid, he’ll </w:t>
-      </w:r>
-      <w:proofErr w:type="gramStart"/>
-      <w:r>
-        <w:t>definitely catch</w:t>
-      </w:r>
-      <w:proofErr w:type="gramEnd"/>
-      <w:r>
-        <w:t xml:space="preserve"> me. No, I need to go simple, like “Dear sillygoose228, look at this post”- </w:t>
-      </w:r>
-      <w:proofErr w:type="spellStart"/>
-      <w:r>
-        <w:t>Nooo</w:t>
-      </w:r>
-      <w:proofErr w:type="spellEnd"/>
-      <w:r>
-        <w:t xml:space="preserve"> why “dear”? We haven’t even met. No, I need to be plain and direct</w:t>
-      </w:r>
-      <w:r>
-        <w:t xml:space="preserve"> like</w:t>
-      </w:r>
-      <w:r>
-        <w:t xml:space="preserve"> “Look at this post”. </w:t>
-      </w:r>
-      <w:r>
-        <w:t xml:space="preserve">No, no, even simpler, just send him the link to the post. Yeah, that will do, </w:t>
-      </w:r>
-      <w:r>
-        <w:t xml:space="preserve">it </w:t>
-      </w:r>
-      <w:proofErr w:type="gramStart"/>
-      <w:r>
-        <w:t>definitely won’t</w:t>
-      </w:r>
-      <w:proofErr w:type="gramEnd"/>
-      <w:r>
-        <w:t xml:space="preserve"> arouse suspicion</w:t>
-      </w:r>
-      <w:r>
-        <w:t>!</w:t>
-      </w:r>
     </w:p>
     <w:p>
       <w:r>
@@ -7826,36 +5795,27 @@
       </w:r>
     </w:p>
     <w:p>
-      <w:proofErr w:type="spellStart"/>
-      <w:r>
-        <w:t>Main_hero</w:t>
-      </w:r>
-      <w:proofErr w:type="spellEnd"/>
-      <w:r>
-        <w:t xml:space="preserve">: </w:t>
+      <w:r>
+        <w:t xml:space="preserve">Main_hero: </w:t>
       </w:r>
       <w:r>
         <w:rPr>
           <w:u w:val="single"/>
         </w:rPr>
-        <w:t>post</w:t>
-      </w:r>
-    </w:p>
-    <w:p>
-      <w:r>
-        <w:t>Sillygoose</w:t>
-      </w:r>
-      <w:proofErr w:type="gramStart"/>
-      <w:r>
-        <w:t>228:</w:t>
+        <w:t>https://the-frum.netlify.app/p412</w:t>
+      </w:r>
+    </w:p>
+    <w:p>
+      <w:r>
+        <w:t>Sillygoose228:</w:t>
       </w:r>
       <w:r>
         <w:t>?</w:t>
       </w:r>
-      <w:proofErr w:type="gramEnd"/>
-    </w:p>
-    <w:p>
-      <w:r>
+    </w:p>
+    <w:p>
+      <w:r>
+        <w:lastRenderedPageBreak/>
         <w:t xml:space="preserve">Shit, he </w:t>
       </w:r>
       <w:r>
@@ -7866,392 +5826,388 @@
       </w:r>
     </w:p>
     <w:p>
-      <w:proofErr w:type="spellStart"/>
-      <w:r>
-        <w:t>Main_hero</w:t>
-      </w:r>
-      <w:proofErr w:type="spellEnd"/>
-      <w:r>
-        <w:t xml:space="preserve">: it’s the post from </w:t>
-      </w:r>
-      <w:proofErr w:type="spellStart"/>
-      <w:r>
-        <w:t>ur</w:t>
-      </w:r>
-      <w:proofErr w:type="spellEnd"/>
+      <w:r>
+        <w:t>(User is prompted to type)</w:t>
+      </w:r>
+    </w:p>
+    <w:p>
+      <w:r>
+        <w:t>Main_hero: it’s the post from ur sub</w:t>
+      </w:r>
+    </w:p>
+    <w:p>
+      <w:r>
+        <w:t>Main_hero: I’m reporting it</w:t>
+      </w:r>
+    </w:p>
+    <w:p>
+      <w:r>
+        <w:t xml:space="preserve">Main_hero: like a </w:t>
+      </w:r>
+      <w:r>
+        <w:t>good</w:t>
+      </w:r>
+      <w:r>
+        <w:t xml:space="preserve"> </w:t>
+      </w:r>
+      <w:r>
+        <w:t>forumer</w:t>
+      </w:r>
+    </w:p>
+    <w:p>
+      <w:r>
+        <w:t>Yeah, I think I saved it. He won’t know what’s coming</w:t>
+      </w:r>
+      <w:r>
+        <w:t>.</w:t>
+      </w:r>
+    </w:p>
+    <w:p>
+      <w:r>
+        <w:t>Sillygoose228: uhhh ok, lemme look at it</w:t>
+      </w:r>
+    </w:p>
+    <w:p>
+      <w:r>
+        <w:t>So now we wait</w:t>
+      </w:r>
+    </w:p>
+    <w:p>
+      <w:r>
+        <w:t>…………………………………………………………………….</w:t>
+      </w:r>
+    </w:p>
+    <w:p>
+      <w:r>
+        <w:t>(Every sentence is in it’s own typing box)</w:t>
+      </w:r>
+    </w:p>
+    <w:p>
+      <w:r>
+        <w:t xml:space="preserve">I think it takes longer than it </w:t>
+      </w:r>
+      <w:r>
+        <w:t>should,</w:t>
+      </w:r>
+      <w:r>
+        <w:t xml:space="preserve"> no? </w:t>
+      </w:r>
+    </w:p>
+    <w:p>
+      <w:r>
+        <w:t>Shit, he is probably reporting me already</w:t>
+      </w:r>
+    </w:p>
+    <w:p>
+      <w:r>
+        <w:t>What do I do? Should I check in on the progress?</w:t>
+      </w:r>
+    </w:p>
+    <w:p>
+      <w:r>
+        <w:t xml:space="preserve">Or just let him do his thing? Or </w:t>
+      </w:r>
+      <w:r>
+        <w:t>maybe</w:t>
+      </w:r>
+      <w:r>
+        <w:t xml:space="preserve"> block him and </w:t>
+      </w:r>
+      <w:r>
+        <w:t>delete all evidence</w:t>
+      </w:r>
+      <w:r>
+        <w:t>? He is probably calling police on me already, shit</w:t>
+      </w:r>
+    </w:p>
+    <w:p>
+      <w:r>
+        <w:t>I’m fucked, I’m definitely fucked. I need to bail.</w:t>
+      </w:r>
+    </w:p>
+    <w:p>
+      <w:r>
+        <w:t>Fuck, fuck, fuck, fuck.</w:t>
+      </w:r>
+    </w:p>
+    <w:p>
+      <w:r>
+        <w:t>(User is prompted to block sillygoose228, but as he reaches for the button, creds pop in the terminal and sillygoose starts typing)</w:t>
+      </w:r>
+    </w:p>
+    <w:p>
+      <w:r>
+        <w:t>Oh, oh shit, I got him! Here his password!</w:t>
+      </w:r>
+      <w:r>
+        <w:t xml:space="preserve"> His password is iwant</w:t>
+      </w:r>
+      <w:r>
+        <w:t>ai</w:t>
+      </w:r>
+      <w:r>
+        <w:t>girlfriend</w:t>
+      </w:r>
+      <w:r>
+        <w:t>topegme</w:t>
+      </w:r>
+      <w:r>
+        <w:t xml:space="preserve">822? </w:t>
+      </w:r>
+      <w:r>
+        <w:t>I guess bro</w:t>
+      </w:r>
+      <w:r>
+        <w:t>.</w:t>
+      </w:r>
+    </w:p>
+    <w:p>
+      <w:r>
+        <w:t>Sillygoose228: yeah, I deleted</w:t>
+      </w:r>
+      <w:r>
+        <w:t xml:space="preserve"> </w:t>
+      </w:r>
+      <w:r>
+        <w:t xml:space="preserve">the post, but something weird is going on, I can’t even find the fartsniffer69 on The Forum to ban him from </w:t>
+      </w:r>
+      <w:r>
+        <w:t>the sub</w:t>
+      </w:r>
+    </w:p>
+    <w:p>
+      <w:r>
+        <w:t>FUCK. SHIT. FUCK.</w:t>
+      </w:r>
+    </w:p>
+    <w:p>
+      <w:r>
+        <w:t>I FUCKED UP</w:t>
+      </w:r>
+      <w:r>
+        <w:t>.</w:t>
+      </w:r>
+    </w:p>
+    <w:p>
+      <w:r>
+        <w:t>I FORGOT TO CHANGE AN AUTHOR OF THE POST</w:t>
+      </w:r>
+      <w:r>
+        <w:t xml:space="preserve"> FROM PLACEHOLDER</w:t>
+      </w:r>
+      <w:r>
+        <w:t>.</w:t>
+      </w:r>
+    </w:p>
+    <w:p>
+      <w:r>
+        <w:lastRenderedPageBreak/>
+        <w:t>Even tho I got his creds already, he might realize what’s going on and change his password. I need to convince him it’s ok.</w:t>
+      </w:r>
+    </w:p>
+    <w:p>
+      <w:r>
+        <w:t>(User is prompted to type)</w:t>
+      </w:r>
+    </w:p>
+    <w:p>
+      <w:r>
+        <w:t>Main_hero: uhhh idk, this user shows as deleted to me already. Maybe The Forum admins already</w:t>
+      </w:r>
+      <w:r>
+        <w:t xml:space="preserve"> banned this guy, but website doesn’t reflect it yet.</w:t>
+      </w:r>
+    </w:p>
+    <w:p>
+      <w:r>
+        <w:t>Main_hero: yk the forum is really buggy sometimes.</w:t>
+      </w:r>
+    </w:p>
+    <w:p>
+      <w:r>
+        <w:t>Sillygoose228:</w:t>
+      </w:r>
+      <w:r>
+        <w:t xml:space="preserve"> </w:t>
+      </w:r>
+      <w:r>
+        <w:t>yeah, right</w:t>
+      </w:r>
+    </w:p>
+    <w:p>
+      <w:r>
+        <w:t>Sillygoose228: strangely enough, website was lagging even more, when I was deleting that post</w:t>
+      </w:r>
+    </w:p>
+    <w:p>
+      <w:r>
+        <w:t xml:space="preserve">Fucking </w:t>
+      </w:r>
+      <w:r>
+        <w:t>clanker</w:t>
+      </w:r>
+      <w:r>
+        <w:t xml:space="preserve"> gave me shit code. I specifically asked it to make code as optimized as possible </w:t>
+      </w:r>
+      <w:r>
+        <w:t>and make no mistakes</w:t>
+      </w:r>
+      <w:r>
+        <w:t>.</w:t>
+      </w:r>
+      <w:r>
+        <w:t xml:space="preserve"> Can’t trust shit these days.</w:t>
+      </w:r>
+    </w:p>
+    <w:p>
+      <w:r>
+        <w:t>(Sillygoose228 is still typing)</w:t>
+      </w:r>
+    </w:p>
+    <w:p>
+      <w:r>
+        <w:t>(Every sentence is in it’s own typing box)</w:t>
+      </w:r>
+    </w:p>
+    <w:p>
+      <w:r>
+        <w:t xml:space="preserve">What is he typing for so long? Fuck, I </w:t>
+      </w:r>
+      <w:r>
+        <w:t xml:space="preserve">might be burned here. What if he is gonna ask me about how did I find this post? Or why am I reporting it even tho im not even a follower? Shit, I </w:t>
+      </w:r>
+      <w:r>
+        <w:t xml:space="preserve">even </w:t>
+      </w:r>
+      <w:r>
+        <w:t xml:space="preserve">forgot to follow fucking </w:t>
+      </w:r>
+      <w:r>
+        <w:t>zero</w:t>
+      </w:r>
       <w:r>
         <w:t xml:space="preserve"> sub</w:t>
       </w:r>
-    </w:p>
-    <w:p>
-      <w:proofErr w:type="spellStart"/>
-      <w:r>
-        <w:t>Main_hero</w:t>
-      </w:r>
-      <w:proofErr w:type="spellEnd"/>
-      <w:r>
-        <w:t>: I’m reporting it</w:t>
-      </w:r>
-    </w:p>
-    <w:p>
-      <w:proofErr w:type="spellStart"/>
-      <w:r>
-        <w:t>Main_hero</w:t>
-      </w:r>
-      <w:proofErr w:type="spellEnd"/>
-      <w:r>
-        <w:t xml:space="preserve">: like a </w:t>
-      </w:r>
-      <w:r>
-        <w:t>good</w:t>
-      </w:r>
-      <w:r>
-        <w:t xml:space="preserve"> </w:t>
-      </w:r>
-      <w:proofErr w:type="spellStart"/>
-      <w:r>
-        <w:t>forumer</w:t>
-      </w:r>
-      <w:proofErr w:type="spellEnd"/>
-    </w:p>
-    <w:p>
-      <w:r>
-        <w:t>Yeah, I think I saved it. He won’t know what’s coming</w:t>
-      </w:r>
-    </w:p>
-    <w:p>
-      <w:r>
-        <w:t xml:space="preserve">Sillygoose228: </w:t>
-      </w:r>
-      <w:proofErr w:type="spellStart"/>
-      <w:r>
-        <w:t>uhhh</w:t>
-      </w:r>
-      <w:proofErr w:type="spellEnd"/>
-      <w:r>
-        <w:t xml:space="preserve"> ok, </w:t>
-      </w:r>
-      <w:proofErr w:type="spellStart"/>
-      <w:r>
-        <w:t>lemme</w:t>
-      </w:r>
-      <w:proofErr w:type="spellEnd"/>
-      <w:r>
-        <w:t xml:space="preserve"> look at it</w:t>
+      <w:r>
+        <w:t>! Yeah, I might be done for here.</w:t>
+      </w:r>
+    </w:p>
+    <w:p>
+      <w:r>
+        <w:t>Silligoose228: yeah, it</w:t>
+      </w:r>
+      <w:r>
+        <w:t>’s</w:t>
+      </w:r>
+      <w:r>
+        <w:t xml:space="preserve"> probably </w:t>
+      </w:r>
+      <w:r>
+        <w:t>nothing</w:t>
+      </w:r>
+    </w:p>
+    <w:p>
+      <w:r>
+        <w:t>…</w:t>
+      </w:r>
+      <w:r>
+        <w:t xml:space="preserve">jesus bro </w:t>
+      </w:r>
+      <w:r>
+        <w:t>I was losing my shit here</w:t>
+      </w:r>
+      <w:r>
+        <w:t xml:space="preserve"> and he was just</w:t>
+      </w:r>
+      <w:r>
+        <w:t xml:space="preserve"> taking his time to write </w:t>
+      </w:r>
+      <w:r>
+        <w:t>THIS</w:t>
+      </w:r>
+      <w:r>
+        <w:t>?</w:t>
+      </w:r>
+    </w:p>
+    <w:p>
+      <w:r>
+        <w:t xml:space="preserve">Main_hero: </w:t>
+      </w:r>
+      <w:r>
+        <w:t>for sure</w:t>
+      </w:r>
+    </w:p>
+    <w:p>
+      <w:r>
+        <w:t>Now the fun part. I need to log out and log in as him and take over the sub.</w:t>
+      </w:r>
+    </w:p>
+    <w:p>
+      <w:r>
+        <w:t>(User is prompted to log out and log in as sillygoose228)</w:t>
+      </w:r>
+    </w:p>
+    <w:p>
+      <w:r>
+        <w:t>Now I need to remove all the modes and transfer the ownership to my account.</w:t>
+      </w:r>
+    </w:p>
+    <w:p>
+      <w:r>
+        <w:t>(User is prompted to remove all the mods and transfer the ownership)</w:t>
+      </w:r>
+    </w:p>
+    <w:p>
+      <w:r>
+        <w:t xml:space="preserve">And I’m done lol. That’s it, I fucking did it! Now I gotta go back and tell </w:t>
+      </w:r>
+      <w:r>
+        <w:t>cyberdivers</w:t>
+      </w:r>
+      <w:r>
+        <w:t xml:space="preserve"> I got the keys.</w:t>
+      </w:r>
+    </w:p>
+    <w:p>
+      <w:r>
+        <w:t xml:space="preserve">(User is prompted to log out and log in as main_hero and go to the </w:t>
+      </w:r>
+      <w:r>
+        <w:t xml:space="preserve">cyberdivers </w:t>
+      </w:r>
+      <w:r>
+        <w:t>chat)</w:t>
+      </w:r>
+    </w:p>
+    <w:p>
+      <w:r>
+        <w:t>(Previous messages)</w:t>
+      </w:r>
+    </w:p>
+    <w:p>
+      <w:r>
+        <w:t>User 4: bro ts is just too funny</w:t>
       </w:r>
     </w:p>
     <w:p>
       <w:r>
         <w:lastRenderedPageBreak/>
-        <w:t>So now we wait</w:t>
-      </w:r>
-    </w:p>
-    <w:p>
-      <w:r>
-        <w:t>…………………………………………………………………….</w:t>
-      </w:r>
-    </w:p>
-    <w:p>
-      <w:r>
-        <w:t xml:space="preserve">I think it takes longer than it </w:t>
-      </w:r>
-      <w:r>
-        <w:t>should,</w:t>
-      </w:r>
-      <w:r>
-        <w:t xml:space="preserve"> </w:t>
-      </w:r>
-      <w:proofErr w:type="gramStart"/>
-      <w:r>
-        <w:t>no</w:t>
-      </w:r>
-      <w:proofErr w:type="gramEnd"/>
-      <w:r>
-        <w:t xml:space="preserve">? </w:t>
-      </w:r>
-    </w:p>
-    <w:p>
-      <w:r>
-        <w:t>Shit, he is probably reporting me already</w:t>
-      </w:r>
-    </w:p>
-    <w:p>
-      <w:r>
-        <w:t>What do I do? Should I check in on the progress?</w:t>
-      </w:r>
-    </w:p>
-    <w:p>
-      <w:r>
-        <w:t xml:space="preserve">Or just let him do his thing? Or </w:t>
-      </w:r>
-      <w:r>
-        <w:t>maybe</w:t>
-      </w:r>
-      <w:r>
-        <w:t xml:space="preserve"> block him and </w:t>
-      </w:r>
-      <w:r>
-        <w:t>delete all evidence</w:t>
-      </w:r>
-      <w:r>
-        <w:t>? He is probably calling police on me already, shit</w:t>
-      </w:r>
-    </w:p>
-    <w:p>
-      <w:r>
-        <w:t xml:space="preserve">(User is prompted to block sillygoose228, but as he reaches for the button, creds pop in the terminal and </w:t>
-      </w:r>
-      <w:proofErr w:type="spellStart"/>
-      <w:r>
-        <w:t>sillygoose</w:t>
-      </w:r>
-      <w:proofErr w:type="spellEnd"/>
-      <w:r>
-        <w:t xml:space="preserve"> starts typing)</w:t>
-      </w:r>
-    </w:p>
-    <w:p>
-      <w:r>
-        <w:t xml:space="preserve">Oh, oh shit, I got him! Here </w:t>
-      </w:r>
-      <w:proofErr w:type="gramStart"/>
-      <w:r>
-        <w:t>his</w:t>
-      </w:r>
-      <w:proofErr w:type="gramEnd"/>
-      <w:r>
-        <w:t xml:space="preserve"> password!</w:t>
-      </w:r>
-      <w:r>
-        <w:t xml:space="preserve"> His password is iwant</w:t>
-      </w:r>
-      <w:r>
-        <w:t>ai</w:t>
-      </w:r>
-      <w:r>
-        <w:t>girlfriend</w:t>
-      </w:r>
-      <w:r>
-        <w:t>topegme</w:t>
-      </w:r>
-      <w:r>
-        <w:t xml:space="preserve">822? </w:t>
-      </w:r>
-      <w:r>
-        <w:t>O</w:t>
-      </w:r>
-      <w:r>
-        <w:t xml:space="preserve">k, bro, whatever floats </w:t>
-      </w:r>
-      <w:proofErr w:type="spellStart"/>
-      <w:r>
-        <w:t>ur</w:t>
-      </w:r>
-      <w:proofErr w:type="spellEnd"/>
-      <w:r>
-        <w:t xml:space="preserve"> </w:t>
-      </w:r>
-      <w:proofErr w:type="gramStart"/>
-      <w:r>
-        <w:t>boat</w:t>
-      </w:r>
-      <w:proofErr w:type="gramEnd"/>
-      <w:r>
-        <w:t xml:space="preserve"> </w:t>
-      </w:r>
-      <w:r>
-        <w:t>I guess</w:t>
-      </w:r>
-      <w:r>
-        <w:t>.</w:t>
-      </w:r>
-    </w:p>
-    <w:p>
-      <w:r>
-        <w:t>Sillygoose228: yeah, I deleted</w:t>
-      </w:r>
-      <w:r>
-        <w:t xml:space="preserve"> </w:t>
-      </w:r>
-      <w:r>
-        <w:t xml:space="preserve">the post, but something weird is going on, I can’t even find the fartsniffer69 on The Forum to ban him from </w:t>
-      </w:r>
-      <w:r>
-        <w:t>the sub</w:t>
-      </w:r>
-    </w:p>
-    <w:p>
-      <w:r>
-        <w:t>FUCK. SHIT. FUCK.</w:t>
-      </w:r>
-    </w:p>
-    <w:p>
-      <w:r>
-        <w:t>I FUCKED UP</w:t>
-      </w:r>
-      <w:r>
-        <w:t>.</w:t>
-      </w:r>
-    </w:p>
-    <w:p>
-      <w:r>
-        <w:t>I FORGOT TO CHANGE AN AUTHOR OF THE POST</w:t>
-      </w:r>
-      <w:r>
-        <w:t xml:space="preserve"> FROM PLACEHOLDER</w:t>
-      </w:r>
-      <w:r>
-        <w:t>.</w:t>
-      </w:r>
-    </w:p>
-    <w:p>
-      <w:r>
-        <w:t xml:space="preserve">Even </w:t>
-      </w:r>
-      <w:proofErr w:type="spellStart"/>
-      <w:proofErr w:type="gramStart"/>
-      <w:r>
-        <w:t>tho</w:t>
-      </w:r>
-      <w:proofErr w:type="spellEnd"/>
-      <w:proofErr w:type="gramEnd"/>
-      <w:r>
-        <w:t xml:space="preserve"> I got his creds already, he might realize what’s going on and change his password. I need to convince him it’s ok.</w:t>
-      </w:r>
-    </w:p>
-    <w:p>
-      <w:proofErr w:type="spellStart"/>
-      <w:r>
-        <w:t>Main_hero</w:t>
-      </w:r>
-      <w:proofErr w:type="spellEnd"/>
-      <w:r>
-        <w:t xml:space="preserve">: </w:t>
-      </w:r>
-      <w:proofErr w:type="spellStart"/>
-      <w:r>
-        <w:t>uhhh</w:t>
-      </w:r>
-      <w:proofErr w:type="spellEnd"/>
-      <w:r>
-        <w:t xml:space="preserve"> idk, this user shows as deleted to me already. Maybe The Forum admins already</w:t>
-      </w:r>
-      <w:r>
-        <w:t xml:space="preserve"> banned this guy, but website doesn’t reflect it yet.</w:t>
-      </w:r>
-    </w:p>
-    <w:p>
-      <w:proofErr w:type="spellStart"/>
-      <w:r>
-        <w:t>Main_hero</w:t>
-      </w:r>
-      <w:proofErr w:type="spellEnd"/>
-      <w:r>
-        <w:t xml:space="preserve">: </w:t>
-      </w:r>
-      <w:proofErr w:type="spellStart"/>
-      <w:r>
-        <w:t>yk</w:t>
-      </w:r>
-      <w:proofErr w:type="spellEnd"/>
-      <w:r>
-        <w:t xml:space="preserve"> the forum is </w:t>
-      </w:r>
-      <w:proofErr w:type="gramStart"/>
-      <w:r>
-        <w:t>really buggy</w:t>
-      </w:r>
-      <w:proofErr w:type="gramEnd"/>
-      <w:r>
-        <w:t xml:space="preserve"> sometimes.</w:t>
-      </w:r>
-    </w:p>
-    <w:p>
-      <w:r>
-        <w:t>Sillygoose228:</w:t>
-      </w:r>
-      <w:r>
-        <w:t xml:space="preserve"> </w:t>
-      </w:r>
-      <w:r>
-        <w:t>yeah, right</w:t>
-      </w:r>
-    </w:p>
-    <w:p>
-      <w:r>
-        <w:t>Sillygoose228: strangely enough, website was lagging even more, when I was deleting that post</w:t>
-      </w:r>
-    </w:p>
-    <w:p>
-      <w:r>
-        <w:t xml:space="preserve">Fucking </w:t>
-      </w:r>
-      <w:r>
-        <w:t>clanker</w:t>
-      </w:r>
-      <w:r>
-        <w:t xml:space="preserve"> gave me shit code. I specifically asked it to make code as optimized as possible </w:t>
-      </w:r>
-      <w:r>
-        <w:t>and make no mistakes</w:t>
-      </w:r>
-      <w:r>
-        <w:t>.</w:t>
-      </w:r>
-      <w:r>
-        <w:t xml:space="preserve"> Can’t trust shit these days.</w:t>
-      </w:r>
-    </w:p>
-    <w:p>
-      <w:r>
-        <w:t>(Sillygoose228 is still typing)</w:t>
-      </w:r>
-    </w:p>
-    <w:p>
-      <w:r>
-        <w:lastRenderedPageBreak/>
-        <w:t xml:space="preserve">What is he typing for so long? Fuck, I </w:t>
-      </w:r>
-      <w:r>
-        <w:t xml:space="preserve">might be burned here. What if he is </w:t>
-      </w:r>
-      <w:proofErr w:type="spellStart"/>
-      <w:r>
-        <w:t>gonna</w:t>
-      </w:r>
-      <w:proofErr w:type="spellEnd"/>
-      <w:r>
-        <w:t xml:space="preserve"> ask me about how did I </w:t>
-      </w:r>
-      <w:proofErr w:type="gramStart"/>
-      <w:r>
-        <w:t>find</w:t>
-      </w:r>
-      <w:proofErr w:type="gramEnd"/>
-      <w:r>
-        <w:t xml:space="preserve"> this post? Or why am I reporting it even </w:t>
-      </w:r>
-      <w:proofErr w:type="spellStart"/>
-      <w:r>
-        <w:t>tho</w:t>
-      </w:r>
-      <w:proofErr w:type="spellEnd"/>
-      <w:r>
-        <w:t xml:space="preserve"> </w:t>
-      </w:r>
-      <w:proofErr w:type="spellStart"/>
-      <w:r>
-        <w:t>im</w:t>
-      </w:r>
-      <w:proofErr w:type="spellEnd"/>
-      <w:r>
-        <w:t xml:space="preserve"> not even a follower? Shit, I </w:t>
-      </w:r>
-      <w:r>
-        <w:t xml:space="preserve">even </w:t>
-      </w:r>
-      <w:r>
-        <w:t xml:space="preserve">forgot to follow fucking </w:t>
+        <w:t>User 5: can we ban this mom’s hacker bro</w:t>
+      </w:r>
+    </w:p>
+    <w:p>
+      <w:r>
+        <w:t>User 7: just stop giving attention to this clown ass</w:t>
+      </w:r>
+    </w:p>
+    <w:p>
+      <w:r>
+        <w:t xml:space="preserve">User 7: he is actually retarded idk </w:t>
+      </w:r>
+    </w:p>
+    <w:p>
+      <w:r>
+        <w:t xml:space="preserve">Main_hero: I hacked the </w:t>
       </w:r>
       <w:r>
         <w:t>zero</w:t>
@@ -8259,429 +6215,142 @@
       <w:r>
         <w:t xml:space="preserve"> sub</w:t>
       </w:r>
-      <w:r>
-        <w:t>! Yeah, I might be done for here.</w:t>
-      </w:r>
-    </w:p>
-    <w:p>
-      <w:r>
-        <w:t>Silligoose228: yeah, it</w:t>
-      </w:r>
-      <w:r>
-        <w:t>’s</w:t>
-      </w:r>
-      <w:r>
-        <w:t xml:space="preserve"> probably </w:t>
-      </w:r>
-      <w:r>
-        <w:t>nothing</w:t>
-      </w:r>
-    </w:p>
-    <w:p>
-      <w:r>
-        <w:t>…</w:t>
-      </w:r>
-      <w:proofErr w:type="spellStart"/>
-      <w:r>
-        <w:t>jesus</w:t>
-      </w:r>
-      <w:proofErr w:type="spellEnd"/>
-      <w:r>
-        <w:t xml:space="preserve"> bro </w:t>
-      </w:r>
-      <w:r>
-        <w:t>I was losing my shit here</w:t>
-      </w:r>
-      <w:r>
-        <w:t xml:space="preserve"> and he was just</w:t>
-      </w:r>
-      <w:r>
-        <w:t xml:space="preserve"> taking his time to write </w:t>
-      </w:r>
-      <w:r>
-        <w:t>THIS</w:t>
-      </w:r>
-      <w:r>
-        <w:t>?</w:t>
-      </w:r>
-    </w:p>
-    <w:p>
-      <w:proofErr w:type="spellStart"/>
-      <w:r>
-        <w:t>Main_hero</w:t>
-      </w:r>
-      <w:proofErr w:type="spellEnd"/>
-      <w:r>
-        <w:t xml:space="preserve">: </w:t>
-      </w:r>
-      <w:r>
-        <w:t>for sure</w:t>
-      </w:r>
-    </w:p>
-    <w:p>
-      <w:r>
-        <w:t>Now the fun part. I need to log out and log in as him and take over the sub.</w:t>
-      </w:r>
-    </w:p>
-    <w:p>
-      <w:r>
-        <w:t>(User is prompted to log out and log in as sillygoose228)</w:t>
-      </w:r>
-    </w:p>
-    <w:p>
-      <w:r>
-        <w:t>Now I need to remove all the modes and transfer the ownership to my account.</w:t>
-      </w:r>
-    </w:p>
-    <w:p>
-      <w:r>
-        <w:t>(User is prompted to remove all the mods and transfer the ownership)</w:t>
-      </w:r>
-    </w:p>
-    <w:p>
-      <w:r>
-        <w:t xml:space="preserve">And I’m done lol. That’s it, I fucking did it! Now I </w:t>
-      </w:r>
-      <w:proofErr w:type="spellStart"/>
-      <w:r>
-        <w:t>gotta</w:t>
-      </w:r>
-      <w:proofErr w:type="spellEnd"/>
-      <w:r>
-        <w:t xml:space="preserve"> go back and tell </w:t>
-      </w:r>
-      <w:proofErr w:type="spellStart"/>
-      <w:r>
-        <w:t>cyberdivers</w:t>
-      </w:r>
-      <w:proofErr w:type="spellEnd"/>
-      <w:r>
-        <w:t xml:space="preserve"> I got the keys.</w:t>
-      </w:r>
-    </w:p>
-    <w:p>
-      <w:r>
-        <w:t>(</w:t>
-      </w:r>
-      <w:proofErr w:type="gramStart"/>
-      <w:r>
-        <w:t>User is</w:t>
-      </w:r>
-      <w:proofErr w:type="gramEnd"/>
-      <w:r>
-        <w:t xml:space="preserve"> prompted to log out and log in as </w:t>
-      </w:r>
-      <w:proofErr w:type="spellStart"/>
-      <w:r>
-        <w:t>main_hero</w:t>
-      </w:r>
-      <w:proofErr w:type="spellEnd"/>
-      <w:r>
-        <w:t xml:space="preserve"> and go to </w:t>
-      </w:r>
-      <w:proofErr w:type="gramStart"/>
-      <w:r>
-        <w:t xml:space="preserve">the </w:t>
-      </w:r>
-      <w:proofErr w:type="spellStart"/>
-      <w:r>
-        <w:t>cyberdivers</w:t>
-      </w:r>
-      <w:proofErr w:type="spellEnd"/>
-      <w:proofErr w:type="gramEnd"/>
-      <w:r>
-        <w:t xml:space="preserve"> </w:t>
-      </w:r>
-      <w:r>
-        <w:t>chat)</w:t>
-      </w:r>
-    </w:p>
-    <w:p>
-      <w:r>
-        <w:t>(Previous messages)</w:t>
-      </w:r>
-    </w:p>
-    <w:p>
-      <w:r>
-        <w:t xml:space="preserve">User 4: bro </w:t>
-      </w:r>
-      <w:proofErr w:type="spellStart"/>
-      <w:r>
-        <w:t>ts</w:t>
-      </w:r>
-      <w:proofErr w:type="spellEnd"/>
-      <w:r>
-        <w:t xml:space="preserve"> is just too funny</w:t>
-      </w:r>
-    </w:p>
-    <w:p>
-      <w:r>
-        <w:t>User 5: can we ban this mom’s hacker bro</w:t>
-      </w:r>
-    </w:p>
-    <w:p>
-      <w:r>
-        <w:t>User 7: just stop giving attention to this clown ass</w:t>
-      </w:r>
-    </w:p>
-    <w:p>
-      <w:r>
-        <w:t xml:space="preserve">User 7: he is </w:t>
-      </w:r>
-      <w:proofErr w:type="gramStart"/>
-      <w:r>
-        <w:t>actually retarded</w:t>
-      </w:r>
-      <w:proofErr w:type="gramEnd"/>
-      <w:r>
-        <w:t xml:space="preserve"> idk </w:t>
-      </w:r>
-    </w:p>
-    <w:p>
-      <w:proofErr w:type="spellStart"/>
-      <w:r>
-        <w:t>Main_hero</w:t>
-      </w:r>
-      <w:proofErr w:type="spellEnd"/>
-      <w:r>
-        <w:t xml:space="preserve">: I hacked the </w:t>
+    </w:p>
+    <w:p>
+      <w:r>
+        <w:t>Main_hero: check the admins</w:t>
+      </w:r>
+    </w:p>
+    <w:p>
+      <w:pPr>
+        <w:pStyle w:val="Heading3"/>
+      </w:pPr>
+      <w:bookmarkStart w:id="21" w:name="_Toc231307584"/>
+      <w:r>
+        <w:t>Aftermath</w:t>
+      </w:r>
+      <w:bookmarkEnd w:id="21"/>
+    </w:p>
+    <w:p>
+      <w:r>
+        <w:t>User 1: what the fuck</w:t>
+      </w:r>
+      <w:r>
+        <w:t>, it’s real</w:t>
+      </w:r>
+    </w:p>
+    <w:p>
+      <w:r>
+        <w:t>User 2: no fucking way</w:t>
+      </w:r>
+    </w:p>
+    <w:p>
+      <w:r>
+        <w:t>User 3: no way</w:t>
+      </w:r>
+    </w:p>
+    <w:p>
+      <w:r>
+        <w:t>User 4: you</w:t>
+      </w:r>
+      <w:r>
+        <w:t>’re</w:t>
+      </w:r>
+      <w:r>
+        <w:t xml:space="preserve"> crazy son of a bitch, you actually did it</w:t>
+      </w:r>
+    </w:p>
+    <w:p>
+      <w:r>
+        <w:t>User 5: what the fuck? How</w:t>
+      </w:r>
+    </w:p>
+    <w:p>
+      <w:r>
+        <w:t>User 6: fucking legend</w:t>
+      </w:r>
+    </w:p>
+    <w:p>
+      <w:r>
+        <w:t>User 7: lmao what</w:t>
+      </w:r>
+    </w:p>
+    <w:p>
+      <w:r>
+        <w:t>User 8: of all people it’s main_hero who did that lmaooo</w:t>
+      </w:r>
+    </w:p>
+    <w:p>
+      <w:r>
+        <w:t>Main_hero: fuck yeah, it was me</w:t>
+      </w:r>
+      <w:r>
+        <w:t>, just simple phishing and social engineering</w:t>
+      </w:r>
+    </w:p>
+    <w:p>
+      <w:r>
+        <w:t>Main_hero: let’s spam whatever we want on this sub, we can do it</w:t>
+      </w:r>
+      <w:r>
+        <w:t>, cuz I have the keys now</w:t>
+      </w:r>
+    </w:p>
+    <w:p>
+      <w:r>
+        <w:t xml:space="preserve">Fuck yeah, let’s burn this </w:t>
+      </w:r>
+      <w:r>
+        <w:t>subforum</w:t>
+      </w:r>
+      <w:r>
+        <w:t xml:space="preserve"> to the ground.</w:t>
+      </w:r>
+    </w:p>
+    <w:p>
+      <w:r>
+        <w:t>User 5: fuck yeah, let’s do it</w:t>
+      </w:r>
+    </w:p>
+    <w:p>
+      <w:r>
+        <w:t>User 6: omw</w:t>
+      </w:r>
+    </w:p>
+    <w:p>
+      <w:r>
+        <w:t>User 9: how the fuck did u do that</w:t>
+      </w:r>
+    </w:p>
+    <w:p>
+      <w:r>
+        <w:t>User 7: alr why not</w:t>
+      </w:r>
+    </w:p>
+    <w:p>
+      <w:r>
+        <w:t>User 9: hell yeah lmao</w:t>
+      </w:r>
+    </w:p>
+    <w:p>
+      <w:r>
+        <w:t>Let me check the zero sub now</w:t>
+      </w:r>
+    </w:p>
+    <w:p>
+      <w:r>
+        <w:t xml:space="preserve">(User is prompted to search for </w:t>
       </w:r>
       <w:r>
         <w:t>zero</w:t>
       </w:r>
       <w:r>
-        <w:t xml:space="preserve"> sub</w:t>
-      </w:r>
-    </w:p>
-    <w:p>
-      <w:proofErr w:type="spellStart"/>
-      <w:r>
-        <w:t>Main_hero</w:t>
-      </w:r>
-      <w:proofErr w:type="spellEnd"/>
-      <w:r>
-        <w:t>: check the admins</w:t>
-      </w:r>
-    </w:p>
-    <w:p>
-      <w:pPr>
-        <w:pStyle w:val="Heading3"/>
-      </w:pPr>
-      <w:bookmarkStart w:id="21" w:name="_Toc231307584"/>
-      <w:r>
-        <w:t>Aftermath</w:t>
-      </w:r>
-      <w:bookmarkEnd w:id="21"/>
-    </w:p>
-    <w:p>
-      <w:r>
-        <w:t>User 1: what the fuck</w:t>
-      </w:r>
-      <w:r>
-        <w:t>, it’s real</w:t>
-      </w:r>
-    </w:p>
-    <w:p>
-      <w:r>
-        <w:t>User 2: no fucking way</w:t>
-      </w:r>
-    </w:p>
-    <w:p>
-      <w:r>
-        <w:t xml:space="preserve">User 3: </w:t>
-      </w:r>
-      <w:proofErr w:type="gramStart"/>
-      <w:r>
-        <w:t>no</w:t>
-      </w:r>
-      <w:proofErr w:type="gramEnd"/>
-      <w:r>
-        <w:t xml:space="preserve"> way</w:t>
-      </w:r>
-    </w:p>
-    <w:p>
-      <w:r>
-        <w:t>User 4: you</w:t>
-      </w:r>
-      <w:r>
-        <w:t>’re</w:t>
-      </w:r>
-      <w:r>
-        <w:t xml:space="preserve"> crazy son of a </w:t>
-      </w:r>
-      <w:proofErr w:type="gramStart"/>
-      <w:r>
-        <w:t>bitch,</w:t>
-      </w:r>
-      <w:proofErr w:type="gramEnd"/>
-      <w:r>
-        <w:t xml:space="preserve"> you </w:t>
-      </w:r>
-      <w:proofErr w:type="gramStart"/>
-      <w:r>
-        <w:t>actually did</w:t>
-      </w:r>
-      <w:proofErr w:type="gramEnd"/>
-      <w:r>
-        <w:t xml:space="preserve"> it</w:t>
-      </w:r>
-    </w:p>
-    <w:p>
-      <w:r>
-        <w:t>User 5: what the fuck? How</w:t>
-      </w:r>
-    </w:p>
-    <w:p>
-      <w:r>
-        <w:t>User 6: fucking legend</w:t>
-      </w:r>
-    </w:p>
-    <w:p>
-      <w:r>
-        <w:lastRenderedPageBreak/>
-        <w:t>User 7: lmao what</w:t>
-      </w:r>
-    </w:p>
-    <w:p>
-      <w:r>
-        <w:t xml:space="preserve">User 8: of all people it’s </w:t>
-      </w:r>
-      <w:proofErr w:type="spellStart"/>
-      <w:r>
-        <w:t>main_hero</w:t>
-      </w:r>
-      <w:proofErr w:type="spellEnd"/>
-      <w:r>
-        <w:t xml:space="preserve"> who did that </w:t>
-      </w:r>
-      <w:proofErr w:type="spellStart"/>
-      <w:r>
-        <w:t>lmaooo</w:t>
-      </w:r>
-      <w:proofErr w:type="spellEnd"/>
-    </w:p>
-    <w:p>
-      <w:proofErr w:type="spellStart"/>
-      <w:r>
-        <w:t>Main_hero</w:t>
-      </w:r>
-      <w:proofErr w:type="spellEnd"/>
-      <w:r>
-        <w:t>: fuck yeah, it was me</w:t>
-      </w:r>
-    </w:p>
-    <w:p>
-      <w:proofErr w:type="spellStart"/>
-      <w:r>
-        <w:t>Main_</w:t>
-      </w:r>
-      <w:proofErr w:type="gramStart"/>
-      <w:r>
-        <w:t>hero</w:t>
-      </w:r>
-      <w:proofErr w:type="spellEnd"/>
-      <w:r>
-        <w:t>:</w:t>
-      </w:r>
-      <w:proofErr w:type="gramEnd"/>
-      <w:r>
-        <w:t xml:space="preserve"> let’s spam whatever we want on this sub, we can do it now</w:t>
-      </w:r>
-    </w:p>
-    <w:p>
-      <w:r>
-        <w:t>Fuck yeah, let’s burn this place to the ground.</w:t>
-      </w:r>
-    </w:p>
-    <w:p>
-      <w:r>
-        <w:t>User 5: fuck yeah, let’s do it</w:t>
-      </w:r>
-    </w:p>
-    <w:p>
-      <w:r>
-        <w:t xml:space="preserve">User 6: </w:t>
-      </w:r>
-      <w:proofErr w:type="spellStart"/>
-      <w:r>
-        <w:t>omw</w:t>
-      </w:r>
-      <w:proofErr w:type="spellEnd"/>
-    </w:p>
-    <w:p>
-      <w:r>
-        <w:t>User 9: how the fuck did u do that</w:t>
-      </w:r>
-    </w:p>
-    <w:p>
-      <w:r>
-        <w:t xml:space="preserve">User 7: </w:t>
-      </w:r>
-      <w:proofErr w:type="spellStart"/>
-      <w:r>
-        <w:t>alr</w:t>
-      </w:r>
-      <w:proofErr w:type="spellEnd"/>
-      <w:r>
-        <w:t xml:space="preserve"> why not</w:t>
-      </w:r>
-    </w:p>
-    <w:p>
-      <w:r>
-        <w:t xml:space="preserve">User 9: </w:t>
-      </w:r>
-      <w:proofErr w:type="gramStart"/>
-      <w:r>
-        <w:t>hell</w:t>
-      </w:r>
-      <w:proofErr w:type="gramEnd"/>
-      <w:r>
-        <w:t xml:space="preserve"> yeah lmao</w:t>
-      </w:r>
-    </w:p>
-    <w:p>
-      <w:r>
-        <w:t>Let me check the zero sub now</w:t>
-      </w:r>
-    </w:p>
-    <w:p>
-      <w:r>
-        <w:t>(</w:t>
-      </w:r>
-      <w:proofErr w:type="gramStart"/>
-      <w:r>
-        <w:t>User is</w:t>
-      </w:r>
-      <w:proofErr w:type="gramEnd"/>
-      <w:r>
-        <w:t xml:space="preserve"> prompted to search for </w:t>
-      </w:r>
-      <w:r>
-        <w:t>zero</w:t>
-      </w:r>
-      <w:r>
-        <w:t xml:space="preserve"> </w:t>
-      </w:r>
-      <w:proofErr w:type="gramStart"/>
-      <w:r>
-        <w:t>sub</w:t>
-      </w:r>
-      <w:proofErr w:type="gramEnd"/>
-      <w:r>
-        <w:t xml:space="preserve"> and go there)</w:t>
-      </w:r>
-    </w:p>
-    <w:p>
-      <w:r>
-        <w:t xml:space="preserve">Yeah, look at this. These are fruits of my </w:t>
-      </w:r>
-      <w:proofErr w:type="gramStart"/>
-      <w:r>
-        <w:t>labor,</w:t>
-      </w:r>
-      <w:proofErr w:type="gramEnd"/>
-      <w:r>
-        <w:t xml:space="preserve"> I made it possible</w:t>
+        <w:t xml:space="preserve"> sub and go there)</w:t>
+      </w:r>
+    </w:p>
+    <w:p>
+      <w:r>
+        <w:t>Yeah, look at this. I made it possible</w:t>
       </w:r>
       <w:r>
         <w:t xml:space="preserve">! I am so fucking </w:t>
@@ -8693,545 +6362,510 @@
         <w:t>goated</w:t>
       </w:r>
       <w:r>
+        <w:t xml:space="preserve"> ain’t I? And now people see it too.</w:t>
+      </w:r>
+    </w:p>
+    <w:p>
+      <w:r>
+        <w:lastRenderedPageBreak/>
+        <w:t xml:space="preserve">(User is prompted to go back to </w:t>
+      </w:r>
+      <w:r>
+        <w:t xml:space="preserve">cyberdivers </w:t>
+      </w:r>
+      <w:r>
+        <w:t>chat)</w:t>
+      </w:r>
+    </w:p>
+    <w:p>
+      <w:r>
+        <w:t xml:space="preserve">User 5: nah ts is instant </w:t>
+      </w:r>
+      <w:r>
+        <w:t>cyberdivers</w:t>
+      </w:r>
+      <w:r>
+        <w:t xml:space="preserve"> classic</w:t>
+      </w:r>
+    </w:p>
+    <w:p>
+      <w:r>
+        <w:t xml:space="preserve">Main_hero: Ikr? </w:t>
+      </w:r>
+    </w:p>
+    <w:p>
+      <w:r>
+        <w:t>Main_hero: Im fucking legendary for t</w:t>
+      </w:r>
+      <w:r>
+        <w:t>s</w:t>
+      </w:r>
+      <w:r>
+        <w:t>, idc what y’all say</w:t>
+      </w:r>
+    </w:p>
+    <w:p>
+      <w:r>
+        <w:t>User 2: lowk yeah</w:t>
+      </w:r>
+    </w:p>
+    <w:p>
+      <w:r>
+        <w:t>User 3: inducted in cyberdivers hall of fame</w:t>
+      </w:r>
+    </w:p>
+    <w:p>
+      <w:r>
+        <w:t>User 4: can we make him a mod please mods?</w:t>
+      </w:r>
+    </w:p>
+    <w:p>
+      <w:r>
+        <w:t>User 13: bruh, all he did is just vibe coded some slop and somehow tricked sillygoose228 into clicking on his bullshit</w:t>
+      </w:r>
+    </w:p>
+    <w:p>
+      <w:r>
+        <w:t xml:space="preserve">User 13: and now he yaps around how it </w:t>
+      </w:r>
+      <w:r>
+        <w:t>is</w:t>
+      </w:r>
+      <w:r>
+        <w:t xml:space="preserve"> his big accomplishment</w:t>
+      </w:r>
+    </w:p>
+    <w:p>
+      <w:r>
+        <w:t xml:space="preserve">User 13: </w:t>
+      </w:r>
+      <w:r>
+        <w:t>fym mod</w:t>
+      </w:r>
+      <w:r>
+        <w:t>, get a grip, and a life optionally</w:t>
+      </w:r>
+    </w:p>
+    <w:p>
+      <w:r>
+        <w:t xml:space="preserve">User 12: yeah, can we get a move on from this? </w:t>
+      </w:r>
+    </w:p>
+    <w:p>
+      <w:r>
+        <w:t>User 2: dude he stole entire subreddit</w:t>
+      </w:r>
+    </w:p>
+    <w:p>
+      <w:r>
+        <w:t>User 12: so what? I need to suck his dick for it?</w:t>
+      </w:r>
+    </w:p>
+    <w:p>
+      <w:r>
+        <w:t>User 12: hacking was cringe back when I was 12</w:t>
+      </w:r>
+    </w:p>
+    <w:p>
+      <w:r>
+        <w:t>User 2: big deal, u r like 13 now</w:t>
+      </w:r>
+    </w:p>
+    <w:p>
+      <w:r>
+        <w:t>User 12: eat shit</w:t>
+      </w:r>
+    </w:p>
+    <w:p>
+      <w:r>
+        <w:t>User 8: yeah, it was fun, but it’s lowk cringe now</w:t>
+      </w:r>
+    </w:p>
+    <w:p>
+      <w:r>
+        <w:t>What the fuck?</w:t>
+      </w:r>
+    </w:p>
+    <w:p>
+      <w:r>
+        <w:t>Main_hero: go fuck yourselves. I singlehandedly hacked a subforum and what did you do?</w:t>
+      </w:r>
+    </w:p>
+    <w:p>
+      <w:r>
+        <w:t>Main_hero: absolutely fucking nothing</w:t>
+      </w:r>
+    </w:p>
+    <w:p>
+      <w:r>
+        <w:t>Main_hero: you just envy me because I actually managed to pull this off</w:t>
+      </w:r>
+    </w:p>
+    <w:p>
+      <w:r>
+        <w:t xml:space="preserve">User 11: oh wow, u hacked a subforum, so we can </w:t>
+      </w:r>
+      <w:r>
+        <w:t>spam some bs on it</w:t>
+      </w:r>
+    </w:p>
+    <w:p>
+      <w:r>
+        <w:t>User 11: big hooray</w:t>
+      </w:r>
+    </w:p>
+    <w:p>
+      <w:r>
+        <w:t>User 11: are we supposed to be impressed by this?</w:t>
+      </w:r>
+    </w:p>
+    <w:p>
+      <w:r>
+        <w:t>Main_hero: well yeah</w:t>
+      </w:r>
+    </w:p>
+    <w:p>
+      <w:r>
+        <w:lastRenderedPageBreak/>
+        <w:t xml:space="preserve">User 10: @main_hero truth is, </w:t>
+      </w:r>
+      <w:r>
+        <w:t>you are</w:t>
+      </w:r>
+      <w:r>
+        <w:t xml:space="preserve"> just an upjumped loser who couldn’t play cyberdivers to save his life, and then suddenly u hacked a subforum and everyone are supposed to kiss the ground underneath you</w:t>
+      </w:r>
+    </w:p>
+    <w:p>
+      <w:r>
+        <w:t xml:space="preserve">User 10: well guess what, it’s not happening </w:t>
+      </w:r>
+    </w:p>
+    <w:p>
+      <w:r>
+        <w:t>User 10: no matter what you do, you always will be a clown, a fucking joke</w:t>
+      </w:r>
+    </w:p>
+    <w:p>
+      <w:r>
+        <w:t>User 1: gadayum bro</w:t>
+      </w:r>
+    </w:p>
+    <w:p>
+      <w:r>
+        <w:t>User 2: that was brutal</w:t>
+      </w:r>
+    </w:p>
+    <w:p>
+      <w:r>
+        <w:t>User 3: holy shit</w:t>
+      </w:r>
+      <w:r>
+        <w:t>, bro got roasted</w:t>
+      </w:r>
+      <w:r>
+        <w:t xml:space="preserve"> so hard</w:t>
+      </w:r>
+    </w:p>
+    <w:p>
+      <w:r>
+        <w:t>Man, fuck him and all these cunts.</w:t>
+      </w:r>
+    </w:p>
+    <w:p>
+      <w:r>
+        <w:t xml:space="preserve">Main_hero: </w:t>
+      </w:r>
+      <w:r>
+        <w:t xml:space="preserve">@User10 </w:t>
+      </w:r>
+      <w:r>
+        <w:t>fuck u</w:t>
+      </w:r>
+    </w:p>
+    <w:p>
+      <w:r>
+        <w:t>User</w:t>
+      </w:r>
+      <w:r>
         <w:t xml:space="preserve"> </w:t>
       </w:r>
-      <w:proofErr w:type="spellStart"/>
-      <w:r>
-        <w:t>ain’t</w:t>
-      </w:r>
-      <w:proofErr w:type="spellEnd"/>
-      <w:r>
-        <w:t xml:space="preserve"> I? And now people see it too.</w:t>
-      </w:r>
-    </w:p>
-    <w:p>
-      <w:r>
-        <w:t xml:space="preserve">(User is prompted to go back to </w:t>
-      </w:r>
-      <w:proofErr w:type="spellStart"/>
+      <w:r>
+        <w:t>1</w:t>
+      </w:r>
+      <w:r>
+        <w:t>0</w:t>
+      </w:r>
+      <w:r>
+        <w:t>: fuck u, u delusional fuckwit</w:t>
+      </w:r>
+    </w:p>
+    <w:p>
+      <w:r>
+        <w:t>User 5: no fuck u, u fucking twat</w:t>
+      </w:r>
+    </w:p>
+    <w:p>
+      <w:r>
+        <w:t xml:space="preserve">User </w:t>
+      </w:r>
+      <w:r>
+        <w:t>1</w:t>
+      </w:r>
+      <w:r>
+        <w:t>0</w:t>
+      </w:r>
+      <w:r>
+        <w:t xml:space="preserve">: </w:t>
+      </w:r>
+      <w:r>
+        <w:t xml:space="preserve">u called me </w:t>
+      </w:r>
+      <w:r>
+        <w:t>twat? I never felt less insulted</w:t>
+      </w:r>
+    </w:p>
+    <w:p>
+      <w:r>
+        <w:t>User 5: fuck u</w:t>
+      </w:r>
+    </w:p>
+    <w:p>
+      <w:r>
+        <w:t xml:space="preserve">User </w:t>
+      </w:r>
+      <w:r>
+        <w:t>1</w:t>
+      </w:r>
+      <w:r>
+        <w:t>3: fuck u</w:t>
+      </w:r>
+    </w:p>
+    <w:p>
+      <w:r>
+        <w:t>Main_hero: fuck u</w:t>
+      </w:r>
+    </w:p>
+    <w:p>
+      <w:r>
+        <w:t>User 12: fuck u</w:t>
+      </w:r>
+    </w:p>
+    <w:p>
+      <w:r>
+        <w:t>User 13:</w:t>
+      </w:r>
+      <w:r>
+        <w:t xml:space="preserve"> </w:t>
+      </w:r>
+      <w:r>
+        <w:t>fuck u</w:t>
+      </w:r>
+    </w:p>
+    <w:p>
+      <w:r>
+        <w:t>User 10: fuck u</w:t>
+      </w:r>
+    </w:p>
+    <w:p>
+      <w:r>
+        <w:t>User 2: fuck u</w:t>
+      </w:r>
+    </w:p>
+    <w:p>
+      <w:r>
+        <w:t>User 3: fuck u</w:t>
+      </w:r>
+    </w:p>
+    <w:p>
+      <w:r>
+        <w:t>User 4: fuck u</w:t>
+      </w:r>
+    </w:p>
+    <w:p>
+      <w:r>
+        <w:t>(Screen slowly goes red and blurry, and then suddenly white)</w:t>
+      </w:r>
+    </w:p>
+    <w:p>
+      <w:r>
+        <w:t>Man, this shit is fucking stupid.</w:t>
+      </w:r>
+      <w:r>
+        <w:t xml:space="preserve"> The fuck am I even doing?</w:t>
+      </w:r>
+      <w:r>
+        <w:t xml:space="preserve"> I’ve s</w:t>
+      </w:r>
+      <w:r>
+        <w:t>unk</w:t>
+      </w:r>
+      <w:r>
+        <w:t xml:space="preserve"> 1000h </w:t>
+      </w:r>
+      <w:r>
+        <w:t>sweating in</w:t>
+      </w:r>
+      <w:r>
+        <w:t xml:space="preserve"> </w:t>
+      </w:r>
       <w:r>
         <w:t>cyberdivers</w:t>
       </w:r>
-      <w:proofErr w:type="spellEnd"/>
+      <w:r>
+        <w:t xml:space="preserve">, I’ve hacked sillygoose228 and </w:t>
+      </w:r>
+      <w:r>
+        <w:t>zero</w:t>
+      </w:r>
+      <w:r>
+        <w:t xml:space="preserve"> sub even though they did nothing </w:t>
+      </w:r>
+      <w:r>
+        <w:t>but show love for one another</w:t>
+      </w:r>
+      <w:r>
+        <w:t xml:space="preserve"> and </w:t>
+      </w:r>
+      <w:r>
+        <w:t>why</w:t>
+      </w:r>
+      <w:r>
+        <w:t xml:space="preserve">? </w:t>
+      </w:r>
+      <w:r>
+        <w:t>Because I wanted</w:t>
+      </w:r>
+      <w:r>
+        <w:t xml:space="preserve"> fucking validation from my friends. M</w:t>
+      </w:r>
+      <w:r>
+        <w:t xml:space="preserve">y only </w:t>
+      </w:r>
+      <w:r>
+        <w:t>“</w:t>
+      </w:r>
+      <w:r>
+        <w:t>friends</w:t>
+      </w:r>
+      <w:r>
+        <w:t>” who</w:t>
+      </w:r>
+      <w:r>
+        <w:t xml:space="preserve"> don’t even respect me</w:t>
+      </w:r>
+      <w:r>
+        <w:t>, who confuse brutality with honesty</w:t>
+      </w:r>
+      <w:r>
+        <w:t xml:space="preserve"> and </w:t>
+      </w:r>
+      <w:r>
+        <w:t>who are</w:t>
+      </w:r>
       <w:r>
         <w:t xml:space="preserve"> </w:t>
       </w:r>
       <w:r>
-        <w:t>chat)</w:t>
-      </w:r>
-    </w:p>
-    <w:p>
-      <w:r>
-        <w:t xml:space="preserve">User 5: nah </w:t>
-      </w:r>
-      <w:proofErr w:type="spellStart"/>
-      <w:r>
-        <w:t>ts</w:t>
-      </w:r>
-      <w:proofErr w:type="spellEnd"/>
-      <w:r>
-        <w:t xml:space="preserve"> is instant </w:t>
-      </w:r>
-      <w:proofErr w:type="spellStart"/>
-      <w:r>
-        <w:t>cyberdivers</w:t>
-      </w:r>
-      <w:proofErr w:type="spellEnd"/>
-      <w:r>
-        <w:t xml:space="preserve"> classic</w:t>
-      </w:r>
-    </w:p>
-    <w:p>
-      <w:r>
-        <w:t>User 12: not to be this guy, but I think we went over the line with this a little bit? We don’t have any beef with wl3 sub, why are we even raiding them. It’s not fair, we should return the sub</w:t>
-      </w:r>
-    </w:p>
-    <w:p>
-      <w:r>
-        <w:t>What the fuck?</w:t>
-      </w:r>
-    </w:p>
-    <w:p>
-      <w:r>
-        <w:t>User 13: yea 100%</w:t>
-      </w:r>
-    </w:p>
-    <w:p>
-      <w:r>
-        <w:t>User 14: this</w:t>
-      </w:r>
-    </w:p>
-    <w:p>
-      <w:r>
-        <w:t xml:space="preserve">User 15: yea stealing was </w:t>
-      </w:r>
-      <w:proofErr w:type="spellStart"/>
-      <w:r>
-        <w:t>lowk</w:t>
-      </w:r>
-      <w:proofErr w:type="spellEnd"/>
-      <w:r>
-        <w:t xml:space="preserve"> fun, but this is just wrong </w:t>
-      </w:r>
-      <w:proofErr w:type="spellStart"/>
-      <w:r>
-        <w:t>atp</w:t>
-      </w:r>
-      <w:proofErr w:type="spellEnd"/>
-    </w:p>
-    <w:p>
-      <w:r>
-        <w:t xml:space="preserve">(Screen turns </w:t>
-      </w:r>
-      <w:proofErr w:type="spellStart"/>
-      <w:r>
-        <w:t>redish</w:t>
-      </w:r>
-      <w:proofErr w:type="spellEnd"/>
-      <w:r>
-        <w:t>)</w:t>
-      </w:r>
-    </w:p>
-    <w:p>
-      <w:proofErr w:type="spellStart"/>
-      <w:r>
-        <w:t>Main_hero</w:t>
-      </w:r>
-      <w:proofErr w:type="spellEnd"/>
-      <w:r>
-        <w:t xml:space="preserve">: wrong? Who r u, fucking moral police? </w:t>
-      </w:r>
-      <w:r>
-        <w:t xml:space="preserve">This sub was full of dumb </w:t>
-      </w:r>
-      <w:proofErr w:type="spellStart"/>
-      <w:r>
-        <w:t>af</w:t>
-      </w:r>
-      <w:proofErr w:type="spellEnd"/>
-      <w:r>
-        <w:t xml:space="preserve">, soft ass NPCs, </w:t>
-      </w:r>
-      <w:r>
-        <w:t>they had it coming for them</w:t>
-      </w:r>
-    </w:p>
-    <w:p>
-      <w:proofErr w:type="spellStart"/>
-      <w:r>
-        <w:t>Main_hero</w:t>
-      </w:r>
-      <w:proofErr w:type="spellEnd"/>
-      <w:r>
-        <w:t xml:space="preserve">: I </w:t>
-      </w:r>
-      <w:proofErr w:type="spellStart"/>
-      <w:r>
-        <w:t>ain’t</w:t>
-      </w:r>
-      <w:proofErr w:type="spellEnd"/>
-      <w:r>
-        <w:t xml:space="preserve"> returning shit to no one</w:t>
-      </w:r>
-      <w:r>
-        <w:t>, fuck off u cunts</w:t>
-      </w:r>
-    </w:p>
-    <w:p>
-      <w:r>
         <w:lastRenderedPageBreak/>
-        <w:t>User 13: dude wtf</w:t>
-      </w:r>
-    </w:p>
-    <w:p>
-      <w:r>
-        <w:t xml:space="preserve">User 12: </w:t>
-      </w:r>
-      <w:proofErr w:type="spellStart"/>
-      <w:r>
-        <w:t>bruh</w:t>
-      </w:r>
-      <w:proofErr w:type="spellEnd"/>
-      <w:r>
-        <w:t xml:space="preserve"> u r a fucking moron,</w:t>
+        <w:t xml:space="preserve">every </w:t>
+      </w:r>
+      <w:r>
+        <w:t>bit as stupid as I am</w:t>
+      </w:r>
+      <w:r>
+        <w:t>.</w:t>
       </w:r>
       <w:r>
         <w:t xml:space="preserve"> </w:t>
       </w:r>
       <w:r>
-        <w:t xml:space="preserve">this sub did nothing wrong for us, why would u even </w:t>
-      </w:r>
-      <w:r>
-        <w:t>do</w:t>
-      </w:r>
-      <w:r>
-        <w:t xml:space="preserve"> </w:t>
-      </w:r>
-      <w:r>
-        <w:t>them like that</w:t>
-      </w:r>
-    </w:p>
-    <w:p>
-      <w:r>
-        <w:t xml:space="preserve">User 5: fuck off, </w:t>
-      </w:r>
-      <w:proofErr w:type="spellStart"/>
-      <w:r>
-        <w:t>main_hero</w:t>
-      </w:r>
-      <w:proofErr w:type="spellEnd"/>
-      <w:r>
-        <w:t xml:space="preserve"> is right, we can do whatever we can with the sub, </w:t>
-      </w:r>
-      <w:r>
-        <w:t>it’s ours now</w:t>
-      </w:r>
-    </w:p>
-    <w:p>
-      <w:r>
-        <w:t>User 6: hell yeah</w:t>
-      </w:r>
-    </w:p>
-    <w:p>
-      <w:proofErr w:type="spellStart"/>
-      <w:r>
-        <w:t>Main_hero</w:t>
-      </w:r>
-      <w:proofErr w:type="spellEnd"/>
-      <w:r>
-        <w:t xml:space="preserve">: </w:t>
-      </w:r>
-      <w:r>
-        <w:t>I did it for us</w:t>
-      </w:r>
-      <w:r>
-        <w:t xml:space="preserve">, they support </w:t>
-      </w:r>
-      <w:r>
-        <w:t>zero</w:t>
-      </w:r>
-      <w:r>
-        <w:t xml:space="preserve"> that took all the attention from </w:t>
-      </w:r>
-      <w:proofErr w:type="spellStart"/>
-      <w:r>
-        <w:t>cyberdivers</w:t>
-      </w:r>
-      <w:proofErr w:type="spellEnd"/>
-      <w:r>
-        <w:t>, so fuck them</w:t>
-      </w:r>
-    </w:p>
-    <w:p>
-      <w:proofErr w:type="spellStart"/>
-      <w:r>
-        <w:t>Main_hero</w:t>
-      </w:r>
-      <w:proofErr w:type="spellEnd"/>
-      <w:r>
-        <w:t xml:space="preserve">: I thought </w:t>
-      </w:r>
-      <w:r>
-        <w:t>we all hated them</w:t>
-      </w:r>
-    </w:p>
-    <w:p>
-      <w:r>
-        <w:t>What the fuck? I did everything to be THE guy, and they still shit on me? That’s not fair, they should be loving me now. You know what-</w:t>
-      </w:r>
-    </w:p>
-    <w:p>
-      <w:r>
-        <w:t xml:space="preserve">User 13: </w:t>
-      </w:r>
-      <w:proofErr w:type="gramStart"/>
-      <w:r>
-        <w:t>who</w:t>
-      </w:r>
-      <w:proofErr w:type="gramEnd"/>
-      <w:r>
-        <w:t xml:space="preserve"> </w:t>
-      </w:r>
-      <w:proofErr w:type="gramStart"/>
-      <w:r>
-        <w:t>is</w:t>
-      </w:r>
-      <w:proofErr w:type="gramEnd"/>
-      <w:r>
-        <w:t xml:space="preserve"> we? There is no we</w:t>
-      </w:r>
-    </w:p>
-    <w:p>
-      <w:r>
-        <w:t xml:space="preserve">User </w:t>
-      </w:r>
-      <w:r>
-        <w:t>1</w:t>
-      </w:r>
-      <w:r>
-        <w:t>2</w:t>
-      </w:r>
-      <w:r>
-        <w:t xml:space="preserve">: </w:t>
-      </w:r>
-      <w:r>
-        <w:t xml:space="preserve">what? How is this even </w:t>
-      </w:r>
-      <w:r>
-        <w:t>related</w:t>
-      </w:r>
-      <w:r>
-        <w:t>?</w:t>
-      </w:r>
-      <w:r>
-        <w:t xml:space="preserve"> No one ever hated them for anything,</w:t>
-      </w:r>
-      <w:r>
-        <w:t xml:space="preserve"> </w:t>
-      </w:r>
-      <w:r>
-        <w:t>h</w:t>
-      </w:r>
-      <w:r>
-        <w:t xml:space="preserve">ow fucking delusional r u </w:t>
-      </w:r>
-      <w:proofErr w:type="spellStart"/>
-      <w:r>
-        <w:t>bruh</w:t>
-      </w:r>
-      <w:proofErr w:type="spellEnd"/>
-    </w:p>
-    <w:p>
-      <w:proofErr w:type="spellStart"/>
-      <w:r>
-        <w:t>Main_hero</w:t>
-      </w:r>
-      <w:proofErr w:type="spellEnd"/>
-      <w:r>
-        <w:t>: fuck u</w:t>
-      </w:r>
-    </w:p>
-    <w:p>
-      <w:r>
-        <w:t>User</w:t>
-      </w:r>
-      <w:r>
-        <w:t xml:space="preserve"> </w:t>
-      </w:r>
-      <w:r>
-        <w:t>1</w:t>
-      </w:r>
-      <w:r>
-        <w:t>3: fuck u, u delusional fuckwit</w:t>
-      </w:r>
-    </w:p>
-    <w:p>
-      <w:r>
-        <w:t>User 5: no fuck u, u fucking twat</w:t>
-      </w:r>
-    </w:p>
-    <w:p>
-      <w:r>
-        <w:t xml:space="preserve">User </w:t>
-      </w:r>
-      <w:r>
-        <w:t>1</w:t>
-      </w:r>
-      <w:r>
-        <w:t xml:space="preserve">3: </w:t>
-      </w:r>
-      <w:r>
-        <w:t xml:space="preserve">u called me </w:t>
-      </w:r>
-      <w:r>
-        <w:t>twat? I never felt less insulted</w:t>
-      </w:r>
-    </w:p>
-    <w:p>
-      <w:r>
-        <w:t>User 5: fuck u</w:t>
-      </w:r>
-    </w:p>
-    <w:p>
-      <w:r>
-        <w:t xml:space="preserve">User </w:t>
-      </w:r>
-      <w:r>
-        <w:t>1</w:t>
-      </w:r>
-      <w:r>
-        <w:t>3: fuck u</w:t>
-      </w:r>
-    </w:p>
-    <w:p>
-      <w:proofErr w:type="spellStart"/>
-      <w:r>
-        <w:t>Main_hero</w:t>
-      </w:r>
-      <w:proofErr w:type="spellEnd"/>
-      <w:r>
-        <w:t>: fuck u</w:t>
-      </w:r>
-    </w:p>
-    <w:p>
-      <w:r>
-        <w:t>User 12: fuck u</w:t>
-      </w:r>
-    </w:p>
-    <w:p>
-      <w:r>
-        <w:t>User 13:</w:t>
-      </w:r>
-      <w:r>
-        <w:t xml:space="preserve"> </w:t>
-      </w:r>
-      <w:r>
-        <w:t>fuck u</w:t>
-      </w:r>
-    </w:p>
-    <w:p>
-      <w:r>
-        <w:t>(Screen slowly goes red and blurry, and then suddenly white)</w:t>
-      </w:r>
-    </w:p>
-    <w:p>
-      <w:r>
-        <w:t>Man, this shit is fucking stupid.</w:t>
-      </w:r>
-      <w:r>
-        <w:t xml:space="preserve"> The fuck am I even doing?</w:t>
-      </w:r>
-      <w:r>
-        <w:t xml:space="preserve"> I’ve s</w:t>
-      </w:r>
-      <w:r>
-        <w:t>unk</w:t>
-      </w:r>
-      <w:r>
-        <w:t xml:space="preserve"> 1000h </w:t>
-      </w:r>
-      <w:r>
-        <w:t>sweating in</w:t>
-      </w:r>
-      <w:r>
-        <w:t xml:space="preserve"> </w:t>
-      </w:r>
-      <w:proofErr w:type="spellStart"/>
-      <w:r>
-        <w:t>cyberdivers</w:t>
-      </w:r>
-      <w:proofErr w:type="spellEnd"/>
-      <w:r>
-        <w:t xml:space="preserve">, I’ve hacked sillygoose228 and </w:t>
-      </w:r>
-      <w:r>
-        <w:t>zero</w:t>
-      </w:r>
-      <w:r>
-        <w:t xml:space="preserve"> sub even though they did nothing </w:t>
-      </w:r>
-      <w:r>
-        <w:t>but show love for one another</w:t>
-      </w:r>
-      <w:r>
-        <w:t xml:space="preserve"> and </w:t>
-      </w:r>
-      <w:r>
-        <w:t>why</w:t>
-      </w:r>
-      <w:r>
-        <w:t xml:space="preserve">? </w:t>
-      </w:r>
-      <w:r>
-        <w:t>Because I wanted</w:t>
-      </w:r>
-      <w:r>
-        <w:t xml:space="preserve"> fucking validation from my friends. M</w:t>
-      </w:r>
-      <w:r>
-        <w:t xml:space="preserve">y only </w:t>
-      </w:r>
-      <w:r>
-        <w:t>“</w:t>
-      </w:r>
-      <w:r>
-        <w:t>friends</w:t>
-      </w:r>
-      <w:r>
-        <w:t>” who</w:t>
-      </w:r>
-      <w:r>
-        <w:t xml:space="preserve"> don’t even respect me</w:t>
-      </w:r>
-      <w:r>
-        <w:t>, who confuse brutality with honesty</w:t>
-      </w:r>
-      <w:r>
-        <w:t xml:space="preserve"> and </w:t>
-      </w:r>
-      <w:r>
-        <w:t>who are</w:t>
-      </w:r>
-      <w:r>
-        <w:t xml:space="preserve"> </w:t>
-      </w:r>
-      <w:r>
-        <w:t xml:space="preserve">every </w:t>
-      </w:r>
-      <w:r>
-        <w:t>bit as stupid as I am</w:t>
+        <w:t>And the only reason I’m trying to hang onto them is</w:t>
+      </w:r>
+      <w:r>
+        <w:t xml:space="preserve"> that</w:t>
+      </w:r>
+      <w:r>
+        <w:t xml:space="preserve"> I </w:t>
+      </w:r>
+      <w:r>
+        <w:t xml:space="preserve">don’t </w:t>
+      </w:r>
+      <w:r>
+        <w:t xml:space="preserve">have </w:t>
+      </w:r>
+      <w:r>
+        <w:t>any</w:t>
+      </w:r>
+      <w:r>
+        <w:t>one else.</w:t>
+      </w:r>
+    </w:p>
+    <w:p>
+      <w:r>
+        <w:t xml:space="preserve">I’ve spent hours and hours trying to convince everyone around me and myself, that I am skillful, smart and just the best person on earth and not just some useless </w:t>
+      </w:r>
+      <w:r>
+        <w:t>forumer</w:t>
+      </w:r>
+      <w:r>
+        <w:t xml:space="preserve">, although I probably am, </w:t>
+      </w:r>
+      <w:r>
+        <w:t xml:space="preserve">just to get that power. Power that makes me say what I </w:t>
+      </w:r>
+      <w:r>
+        <w:t>want to</w:t>
+      </w:r>
+      <w:r>
+        <w:t xml:space="preserve"> say, whenever I want, however I want</w:t>
+      </w:r>
+      <w:r>
+        <w:t xml:space="preserve"> and be untouchable</w:t>
       </w:r>
       <w:r>
         <w:t>.</w:t>
       </w:r>
       <w:r>
-        <w:t xml:space="preserve"> </w:t>
-      </w:r>
-      <w:r>
-        <w:t>And the only reason I’m trying to hang onto them is</w:t>
-      </w:r>
-      <w:r>
-        <w:t xml:space="preserve"> that</w:t>
-      </w:r>
-      <w:r>
-        <w:t xml:space="preserve"> I </w:t>
-      </w:r>
-      <w:r>
-        <w:t xml:space="preserve">don’t </w:t>
-      </w:r>
-      <w:r>
-        <w:t xml:space="preserve">have </w:t>
-      </w:r>
-      <w:r>
-        <w:t>any</w:t>
-      </w:r>
-      <w:r>
-        <w:t>one else.</w:t>
-      </w:r>
-    </w:p>
-    <w:p>
-      <w:r>
-        <w:lastRenderedPageBreak/>
-        <w:t xml:space="preserve">I’ve spent </w:t>
-      </w:r>
-      <w:proofErr w:type="gramStart"/>
-      <w:r>
-        <w:t>hours and hours</w:t>
-      </w:r>
-      <w:proofErr w:type="gramEnd"/>
-      <w:r>
-        <w:t xml:space="preserve"> trying to convince everyone around me and myself, that I am skillful, smart and just the best person on earth and not just some useless </w:t>
-      </w:r>
-      <w:proofErr w:type="spellStart"/>
-      <w:r>
-        <w:t>forumer</w:t>
-      </w:r>
-      <w:proofErr w:type="spellEnd"/>
-      <w:r>
-        <w:t>, although I probably am, just to make people want to hang out with me.</w:t>
-      </w:r>
-      <w:r>
-        <w:t xml:space="preserve"> And when I saw real healthy relationships, all I wanted to do was burn them to the ground, based on the presumption that they are just weak. But let’s be real, I was just envy of them.</w:t>
+        <w:t xml:space="preserve"> But how much safety am I willing to trade for it? Because it</w:t>
+      </w:r>
+      <w:r>
+        <w:t xml:space="preserve">’s </w:t>
+      </w:r>
+      <w:r>
+        <w:t>never</w:t>
+      </w:r>
+      <w:r>
+        <w:t xml:space="preserve"> gonna</w:t>
+      </w:r>
+      <w:r>
+        <w:t xml:space="preserve"> stop, </w:t>
+      </w:r>
+      <w:r>
+        <w:t>I will try to poke people where it hurts and they will do the same to me, because everybody wants power.</w:t>
+      </w:r>
+    </w:p>
+    <w:p>
+      <w:r>
+        <w:t>And when I saw</w:t>
+      </w:r>
+      <w:r>
+        <w:t xml:space="preserve"> an alternative,</w:t>
+      </w:r>
+      <w:r>
+        <w:t xml:space="preserve"> real healthy relationships</w:t>
+      </w:r>
+      <w:r>
+        <w:t>, where respect and boundaries exist</w:t>
+      </w:r>
+      <w:r>
+        <w:t xml:space="preserve">, all I wanted to do was burn them to the ground, based on the presumption that they are just weak. But let’s be real, I was </w:t>
+      </w:r>
+      <w:r>
+        <w:t>the one who is weak</w:t>
+      </w:r>
+      <w:r>
+        <w:t>.</w:t>
       </w:r>
     </w:p>
     <w:p>
@@ -9246,16 +6880,7 @@
     </w:p>
     <w:p>
       <w:r>
-        <w:t xml:space="preserve">User 1: </w:t>
-      </w:r>
-      <w:proofErr w:type="spellStart"/>
-      <w:proofErr w:type="gramStart"/>
-      <w:r>
-        <w:t>yo</w:t>
-      </w:r>
-      <w:proofErr w:type="spellEnd"/>
-      <w:r>
-        <w:t xml:space="preserve"> </w:t>
+        <w:t xml:space="preserve">User 1: yo </w:t>
       </w:r>
       <w:r>
         <w:rPr>
@@ -9263,42 +6888,18 @@
         </w:rPr>
         <w:t>@</w:t>
       </w:r>
-      <w:proofErr w:type="spellStart"/>
-      <w:proofErr w:type="gramEnd"/>
-      <w:r>
-        <w:t>main_</w:t>
-      </w:r>
-      <w:proofErr w:type="gramStart"/>
-      <w:r>
-        <w:t>hero</w:t>
-      </w:r>
-      <w:proofErr w:type="spellEnd"/>
-      <w:proofErr w:type="gramEnd"/>
-      <w:r>
-        <w:t xml:space="preserve">, u do know that u can get </w:t>
-      </w:r>
-      <w:proofErr w:type="spellStart"/>
-      <w:r>
-        <w:t>urself</w:t>
-      </w:r>
-      <w:proofErr w:type="spellEnd"/>
-      <w:r>
-        <w:t xml:space="preserve"> banned for </w:t>
+      <w:r>
+        <w:t xml:space="preserve">main_hero, u do know that u can get urself banned for </w:t>
       </w:r>
       <w:r>
         <w:t>stealing</w:t>
       </w:r>
       <w:r>
-        <w:t xml:space="preserve"> other </w:t>
-      </w:r>
-      <w:proofErr w:type="gramStart"/>
-      <w:r>
-        <w:t>user</w:t>
+        <w:t xml:space="preserve"> other user</w:t>
       </w:r>
       <w:r>
         <w:t>s</w:t>
       </w:r>
-      <w:proofErr w:type="gramEnd"/>
       <w:r>
         <w:t xml:space="preserve"> </w:t>
       </w:r>
@@ -9313,42 +6914,16 @@
       </w:r>
     </w:p>
     <w:p>
-      <w:proofErr w:type="spellStart"/>
-      <w:r>
-        <w:t>Main_hero</w:t>
-      </w:r>
-      <w:proofErr w:type="spellEnd"/>
-      <w:r>
-        <w:t xml:space="preserve">: </w:t>
-      </w:r>
-      <w:proofErr w:type="gramStart"/>
-      <w:r>
-        <w:t>yeah</w:t>
-      </w:r>
-      <w:proofErr w:type="gramEnd"/>
-      <w:r>
-        <w:t xml:space="preserve"> of course I </w:t>
-      </w:r>
-      <w:proofErr w:type="spellStart"/>
-      <w:r>
-        <w:t>kno</w:t>
-      </w:r>
-      <w:proofErr w:type="spellEnd"/>
-      <w:r>
-        <w:t>-</w:t>
-      </w:r>
-    </w:p>
-    <w:p>
-      <w:r>
-        <w:t xml:space="preserve">(Screen shows that </w:t>
-      </w:r>
-      <w:proofErr w:type="spellStart"/>
-      <w:r>
-        <w:t>main_hero’s</w:t>
-      </w:r>
-      <w:proofErr w:type="spellEnd"/>
-      <w:r>
-        <w:t xml:space="preserve"> account has been banned)</w:t>
+      <w:r>
+        <w:t>Main_hero: yeah of course I kno</w:t>
+      </w:r>
+      <w:r>
+        <w:t>w</w:t>
+      </w:r>
+    </w:p>
+    <w:p>
+      <w:r>
+        <w:t>(Screen shows that main_hero’s account has been banned)</w:t>
       </w:r>
     </w:p>
     <w:p>
@@ -9375,7 +6950,7 @@
 </file>
 
 <file path=word/numbering.xml><?xml version="1.0" encoding="utf-8"?>
-<w:numbering xmlns:wpc="http://schemas.microsoft.com/office/word/2010/wordprocessingCanvas" xmlns:cx="http://schemas.microsoft.com/office/drawing/2014/chartex" xmlns:cx1="http://schemas.microsoft.com/office/drawing/2015/9/8/chartex" xmlns:cx2="http://schemas.microsoft.com/office/drawing/2015/10/21/chartex" xmlns:cx3="http://schemas.microsoft.com/office/drawing/2016/5/9/chartex" xmlns:cx4="http://schemas.microsoft.com/office/drawing/2016/5/10/chartex" xmlns:cx5="http://schemas.microsoft.com/office/drawing/2016/5/11/chartex" xmlns:cx6="http://schemas.microsoft.com/office/drawing/2016/5/12/chartex" xmlns:cx7="http://schemas.microsoft.com/office/drawing/2016/5/13/chartex" xmlns:cx8="http://schemas.microsoft.com/office/drawing/2016/5/14/chartex" xmlns:mc="http://schemas.openxmlformats.org/markup-compatibility/2006" xmlns:aink="http://schemas.microsoft.com/office/drawing/2016/ink" xmlns:am3d="http://schemas.microsoft.com/office/drawing/2017/model3d" xmlns:o="urn:schemas-microsoft-com:office:office" xmlns:oel="http://schemas.microsoft.com/office/2019/extlst" xmlns:r="http://schemas.openxmlformats.org/officeDocument/2006/relationships" xmlns:m="http://schemas.openxmlformats.org/officeDocument/2006/math" xmlns:v="urn:schemas-microsoft-com:vml" xmlns:wp14="http://schemas.microsoft.com/office/word/2010/wordprocessingDrawing" xmlns:wp="http://schemas.openxmlformats.org/drawingml/2006/wordprocessingDrawing" xmlns:w10="urn:schemas-microsoft-com:office:word" xmlns:w="http://schemas.openxmlformats.org/wordprocessingml/2006/main" xmlns:w14="http://schemas.microsoft.com/office/word/2010/wordml" xmlns:w15="http://schemas.microsoft.com/office/word/2012/wordml" xmlns:w16cex="http://schemas.microsoft.com/office/word/2018/wordml/cex" xmlns:w16cid="http://schemas.microsoft.com/office/word/2016/wordml/cid" xmlns:w16="http://schemas.microsoft.com/office/word/2018/wordml" xmlns:w16du="http://schemas.microsoft.com/office/word/2023/wordml/word16du" xmlns:w16sdtdh="http://schemas.microsoft.com/office/word/2020/wordml/sdtdatahash" xmlns:w16sdtfl="http://schemas.microsoft.com/office/word/2024/wordml/sdtformatlock" xmlns:w16se="http://schemas.microsoft.com/office/word/2015/wordml/symex" xmlns:wpg="http://schemas.microsoft.com/office/word/2010/wordprocessingGroup" xmlns:wpi="http://schemas.microsoft.com/office/word/2010/wordprocessingInk" xmlns:wne="http://schemas.microsoft.com/office/word/2006/wordml" xmlns:wps="http://schemas.microsoft.com/office/word/2010/wordprocessingShape" mc:Ignorable="w14 w15 w16se w16cid w16 w16cex w16sdtdh w16sdtfl w16du wp14">
+<w:numbering xmlns:wpc="http://schemas.microsoft.com/office/word/2010/wordprocessingCanvas" xmlns:cx="http://schemas.microsoft.com/office/drawing/2014/chartex" xmlns:cx1="http://schemas.microsoft.com/office/drawing/2015/9/8/chartex" xmlns:cx2="http://schemas.microsoft.com/office/drawing/2015/10/21/chartex" xmlns:cx3="http://schemas.microsoft.com/office/drawing/2016/5/9/chartex" xmlns:cx4="http://schemas.microsoft.com/office/drawing/2016/5/10/chartex" xmlns:cx5="http://schemas.microsoft.com/office/drawing/2016/5/11/chartex" xmlns:cx6="http://schemas.microsoft.com/office/drawing/2016/5/12/chartex" xmlns:cx7="http://schemas.microsoft.com/office/drawing/2016/5/13/chartex" xmlns:cx8="http://schemas.microsoft.com/office/drawing/2016/5/14/chartex" xmlns:mc="http://schemas.openxmlformats.org/markup-compatibility/2006" xmlns:aink="http://schemas.microsoft.com/office/drawing/2016/ink" xmlns:am3d="http://schemas.microsoft.com/office/drawing/2017/model3d" xmlns:o="urn:schemas-microsoft-com:office:office" xmlns:oel="http://schemas.microsoft.com/office/2019/extlst" xmlns:r="http://schemas.openxmlformats.org/officeDocument/2006/relationships" xmlns:m="http://schemas.openxmlformats.org/officeDocument/2006/math" xmlns:v="urn:schemas-microsoft-com:vml" xmlns:wp14="http://schemas.microsoft.com/office/word/2010/wordprocessingDrawing" xmlns:wp="http://schemas.openxmlformats.org/drawingml/2006/wordprocessingDrawing" xmlns:w10="urn:schemas-microsoft-com:office:word" xmlns:w="http://schemas.openxmlformats.org/wordprocessingml/2006/main" xmlns:w14="http://schemas.microsoft.com/office/word/2010/wordml" xmlns:w15="http://schemas.microsoft.com/office/word/2012/wordml" xmlns:w16cei="http://schemas.microsoft.com/office/word/2026/wordml/cei" xmlns:w16cex="http://schemas.microsoft.com/office/word/2018/wordml/cex" xmlns:w16cid="http://schemas.microsoft.com/office/word/2016/wordml/cid" xmlns:w16="http://schemas.microsoft.com/office/word/2018/wordml" xmlns:w16du="http://schemas.microsoft.com/office/word/2023/wordml/word16du" xmlns:w16sdtdh="http://schemas.microsoft.com/office/word/2020/wordml/sdtdatahash" xmlns:w16sdtfl="http://schemas.microsoft.com/office/word/2024/wordml/sdtformatlock" xmlns:w16se="http://schemas.microsoft.com/office/word/2015/wordml/symex" xmlns:wpg="http://schemas.microsoft.com/office/word/2010/wordprocessingGroup" xmlns:wpi="http://schemas.microsoft.com/office/word/2010/wordprocessingInk" xmlns:wne="http://schemas.microsoft.com/office/word/2006/wordml" xmlns:wps="http://schemas.microsoft.com/office/word/2010/wordprocessingShape" mc:Ignorable="w14 w15 w16se w16cid w16 w16cex w16sdtdh w16sdtfl w16du wp14">
   <w:abstractNum w:abstractNumId="0" w15:restartNumberingAfterBreak="0">
     <w:nsid w:val="15A05A1F"/>
     <w:multiLevelType w:val="multilevel"/>

--- a/docs/Script.docx
+++ b/docs/Script.docx
@@ -1480,18 +1480,6 @@
         </w:numPr>
       </w:pPr>
       <w:r>
-        <w:t>Rework finale to the idea that main_hero was searching power to the expense of safety</w:t>
-      </w:r>
-    </w:p>
-    <w:p>
-      <w:pPr>
-        <w:pStyle w:val="ListParagraph"/>
-        <w:numPr>
-          <w:ilvl w:val="0"/>
-          <w:numId w:val="33"/>
-        </w:numPr>
-      </w:pPr>
-      <w:r>
         <w:t>More visual stuff pls</w:t>
       </w:r>
     </w:p>
@@ -1501,7 +1489,6 @@
       </w:pPr>
       <w:bookmarkStart w:id="1" w:name="_Toc231307566"/>
       <w:r>
-        <w:lastRenderedPageBreak/>
         <w:t>Themes</w:t>
       </w:r>
       <w:bookmarkEnd w:id="1"/>
@@ -1527,6 +1514,7 @@
         </w:numPr>
       </w:pPr>
       <w:r>
+        <w:lastRenderedPageBreak/>
         <w:t>Social network</w:t>
       </w:r>
       <w:r>
@@ -1920,7 +1908,6 @@
         </w:numPr>
       </w:pPr>
       <w:r>
-        <w:lastRenderedPageBreak/>
         <w:t>Insecure</w:t>
       </w:r>
     </w:p>
@@ -1957,6 +1944,7 @@
         </w:numPr>
       </w:pPr>
       <w:r>
+        <w:lastRenderedPageBreak/>
         <w:t>Gamer</w:t>
       </w:r>
     </w:p>
